--- a/Doc/RoadMap.docx
+++ b/Doc/RoadMap.docx
@@ -4,99 +4,608 @@
   <w:body>
     <w:p>
       <w:r>
-        <w:t>Version 0.2.x</w:t>
+        <w:t>Version 0.3.x</w:t>
       </w:r>
     </w:p>
     <w:p>
       <w:r>
         <w:tab/>
-        <w:t xml:space="preserve">App </w:t>
-      </w:r>
-      <w:proofErr w:type="spellStart"/>
-      <w:r>
-        <w:t>Icon</w:t>
-      </w:r>
-      <w:proofErr w:type="spellEnd"/>
+      </w:r>
     </w:p>
     <w:p/>
     <w:p>
       <w:r>
-        <w:t>Version 0.3.x</w:t>
-      </w:r>
-    </w:p>
-    <w:p>
+        <w:t>Version 0.4.x</w:t>
+      </w:r>
+    </w:p>
+    <w:p>
+      <w:pPr>
+        <w:rPr>
+          <w:lang w:val="fr-FR"/>
+        </w:rPr>
+      </w:pPr>
       <w:r>
         <w:tab/>
-        <w:t>Info</w:t>
-      </w:r>
-    </w:p>
-    <w:p/>
-    <w:p>
-      <w:r>
-        <w:t>Version 0.4.x</w:t>
-      </w:r>
-    </w:p>
-    <w:p>
-      <w:r>
+      </w:r>
+      <w:r>
+        <w:rPr>
+          <w:lang w:val="fr-FR"/>
+        </w:rPr>
+        <w:t>Video Interface</w:t>
+      </w:r>
+    </w:p>
+    <w:p>
+      <w:pPr>
+        <w:rPr>
+          <w:lang w:val="fr-FR"/>
+        </w:rPr>
+      </w:pPr>
+    </w:p>
+    <w:p>
+      <w:pPr>
+        <w:rPr>
+          <w:lang w:val="fr-FR"/>
+        </w:rPr>
+      </w:pPr>
+      <w:r>
+        <w:rPr>
+          <w:lang w:val="fr-FR"/>
+        </w:rPr>
+        <w:t>Version 0.5.x</w:t>
+      </w:r>
+    </w:p>
+    <w:p>
+      <w:pPr>
+        <w:rPr>
+          <w:lang w:val="fr-FR"/>
+        </w:rPr>
+      </w:pPr>
+      <w:r>
+        <w:rPr>
+          <w:lang w:val="fr-FR"/>
+        </w:rPr>
         <w:tab/>
-        <w:t>Video Interface</w:t>
-      </w:r>
-    </w:p>
-    <w:p/>
-    <w:p>
-      <w:r>
-        <w:t>Version 0.5.x</w:t>
-      </w:r>
-    </w:p>
-    <w:p>
-      <w:r>
+        <w:t>Voice Recognition interface</w:t>
+      </w:r>
+    </w:p>
+    <w:p>
+      <w:pPr>
+        <w:rPr>
+          <w:lang w:val="fr-FR"/>
+        </w:rPr>
+      </w:pPr>
+    </w:p>
+    <w:p>
+      <w:pPr>
+        <w:rPr>
+          <w:lang w:val="fr-FR"/>
+        </w:rPr>
+      </w:pPr>
+      <w:r>
+        <w:rPr>
+          <w:lang w:val="fr-FR"/>
+        </w:rPr>
+        <w:t>Version 0.6.x</w:t>
+      </w:r>
+    </w:p>
+    <w:p>
+      <w:pPr>
+        <w:rPr>
+          <w:lang w:val="fr-FR"/>
+        </w:rPr>
+      </w:pPr>
+      <w:r>
+        <w:rPr>
+          <w:lang w:val="fr-FR"/>
+        </w:rPr>
         <w:tab/>
-        <w:t xml:space="preserve">Voice </w:t>
-      </w:r>
-      <w:proofErr w:type="spellStart"/>
-      <w:r>
-        <w:t>Recognition</w:t>
-      </w:r>
-      <w:proofErr w:type="spellEnd"/>
-      <w:r>
-        <w:t xml:space="preserve"> </w:t>
-      </w:r>
-      <w:proofErr w:type="spellStart"/>
-      <w:r>
-        <w:t>interface</w:t>
-      </w:r>
-      <w:proofErr w:type="spellEnd"/>
-    </w:p>
-    <w:p/>
-    <w:p>
-      <w:r>
-        <w:t>Version 0.6.x</w:t>
-      </w:r>
-    </w:p>
-    <w:p>
-      <w:r>
-        <w:tab/>
-        <w:t xml:space="preserve">Camera voice </w:t>
-      </w:r>
-      <w:proofErr w:type="spellStart"/>
-      <w:r>
-        <w:t>commands</w:t>
-      </w:r>
-      <w:proofErr w:type="spellEnd"/>
-    </w:p>
-    <w:p/>
-    <w:p>
-      <w:r>
+        <w:t>Camera voice commands</w:t>
+      </w:r>
+    </w:p>
+    <w:p>
+      <w:pPr>
+        <w:rPr>
+          <w:lang w:val="fr-FR"/>
+        </w:rPr>
+      </w:pPr>
+    </w:p>
+    <w:p>
+      <w:pPr>
+        <w:rPr>
+          <w:lang w:val="fr-FR"/>
+        </w:rPr>
+      </w:pPr>
+      <w:r>
+        <w:rPr>
+          <w:lang w:val="fr-FR"/>
+        </w:rPr>
         <w:t>Version 0.7.x</w:t>
       </w:r>
     </w:p>
     <w:p>
-      <w:r>
+      <w:pPr>
+        <w:rPr>
+          <w:lang w:val="fr-FR"/>
+        </w:rPr>
+      </w:pPr>
+      <w:r>
+        <w:rPr>
+          <w:lang w:val="fr-FR"/>
+        </w:rPr>
         <w:tab/>
         <w:t>Video voice commands</w:t>
       </w:r>
-      <w:r>
+    </w:p>
+    <w:p>
+      <w:pPr>
+        <w:rPr>
+          <w:lang w:val="fr-FR"/>
+        </w:rPr>
+      </w:pPr>
+    </w:p>
+    <w:p>
+      <w:pPr>
+        <w:rPr>
+          <w:lang w:val="fr-FR"/>
+        </w:rPr>
+      </w:pPr>
+      <w:r>
+        <w:rPr>
+          <w:lang w:val="fr-FR"/>
+        </w:rPr>
+        <w:t>Version 0.8.x</w:t>
+      </w:r>
+    </w:p>
+    <w:p>
+      <w:pPr>
+        <w:rPr>
+          <w:lang w:val="en-GB"/>
+        </w:rPr>
+      </w:pPr>
+      <w:r>
+        <w:rPr>
+          <w:lang w:val="fr-FR"/>
+        </w:rPr>
         <w:tab/>
+      </w:r>
+      <w:r>
+        <w:rPr>
+          <w:lang w:val="en-GB"/>
+        </w:rPr>
+        <w:t>Setup</w:t>
+      </w:r>
+    </w:p>
+    <w:p>
+      <w:pPr>
+        <w:rPr>
+          <w:lang w:val="en-GB"/>
+        </w:rPr>
+      </w:pPr>
+      <w:r>
+        <w:rPr>
+          <w:lang w:val="en-GB"/>
+        </w:rPr>
+        <w:tab/>
+      </w:r>
+      <w:r>
+        <w:rPr>
+          <w:lang w:val="en-GB"/>
+        </w:rPr>
+        <w:tab/>
+      </w:r>
+      <w:r>
+        <w:rPr>
+          <w:lang w:val="en-GB"/>
+        </w:rPr>
+        <w:t>Beep Y</w:t>
+      </w:r>
+      <w:r>
+        <w:rPr>
+          <w:lang w:val="en-GB"/>
+        </w:rPr>
+        <w:t>/N</w:t>
+      </w:r>
+    </w:p>
+    <w:p>
+      <w:pPr>
+        <w:rPr>
+          <w:lang w:val="en-GB"/>
+        </w:rPr>
+      </w:pPr>
+      <w:r>
+        <w:rPr>
+          <w:lang w:val="en-GB"/>
+        </w:rPr>
+        <w:t>Version 0.8.x</w:t>
+      </w:r>
+    </w:p>
+    <w:p>
+      <w:pPr>
+        <w:rPr>
+          <w:lang w:val="en-GB"/>
+        </w:rPr>
+      </w:pPr>
+      <w:r>
+        <w:rPr>
+          <w:lang w:val="en-GB"/>
+        </w:rPr>
+        <w:tab/>
+        <w:t>Cover</w:t>
+      </w:r>
+    </w:p>
+    <w:p>
+      <w:pPr>
+        <w:rPr>
+          <w:lang w:val="en-GB"/>
+        </w:rPr>
+      </w:pPr>
+    </w:p>
+    <w:p>
+      <w:pPr>
+        <w:rPr>
+          <w:lang w:val="en-GB"/>
+        </w:rPr>
+      </w:pPr>
+    </w:p>
+    <w:p>
+      <w:pPr>
+        <w:rPr>
+          <w:lang w:val="en-GB"/>
+        </w:rPr>
+      </w:pPr>
+    </w:p>
+    <w:p>
+      <w:pPr>
+        <w:rPr>
+          <w:lang w:val="en-GB"/>
+        </w:rPr>
+      </w:pPr>
+    </w:p>
+    <w:p>
+      <w:pPr>
+        <w:rPr>
+          <w:lang w:val="en-GB"/>
+        </w:rPr>
+      </w:pPr>
+    </w:p>
+    <w:p>
+      <w:pPr>
+        <w:rPr>
+          <w:lang w:val="en-GB"/>
+        </w:rPr>
+      </w:pPr>
+    </w:p>
+    <w:p>
+      <w:pPr>
+        <w:rPr>
+          <w:lang w:val="en-GB"/>
+        </w:rPr>
+      </w:pPr>
+    </w:p>
+    <w:p>
+      <w:pPr>
+        <w:rPr>
+          <w:lang w:val="en-GB"/>
+        </w:rPr>
+      </w:pPr>
+    </w:p>
+    <w:p>
+      <w:pPr>
+        <w:rPr>
+          <w:lang w:val="en-GB"/>
+        </w:rPr>
+      </w:pPr>
+    </w:p>
+    <w:p>
+      <w:pPr>
+        <w:rPr>
+          <w:lang w:val="en-GB"/>
+        </w:rPr>
+      </w:pPr>
+    </w:p>
+    <w:p>
+      <w:pPr>
+        <w:rPr>
+          <w:lang w:val="en-GB"/>
+        </w:rPr>
+      </w:pPr>
+    </w:p>
+    <w:p>
+      <w:pPr>
+        <w:rPr>
+          <w:lang w:val="en-GB"/>
+        </w:rPr>
+      </w:pPr>
+    </w:p>
+    <w:p>
+      <w:pPr>
+        <w:rPr>
+          <w:lang w:val="en-GB"/>
+        </w:rPr>
+      </w:pPr>
+      <w:r>
+        <w:rPr>
+          <w:lang w:val="en-GB"/>
+        </w:rPr>
+        <w:lastRenderedPageBreak/>
+        <w:t>// PERMESSI AUDIO</w:t>
+      </w:r>
+    </w:p>
+    <w:p>
+      <w:pPr>
+        <w:rPr>
+          <w:lang w:val="en-GB"/>
+        </w:rPr>
+      </w:pPr>
+      <w:r>
+        <w:rPr>
+          <w:lang w:val="en-GB"/>
+        </w:rPr>
+        <w:t>val activity = LocalContext.current as? Activity</w:t>
+      </w:r>
+    </w:p>
+    <w:p>
+      <w:pPr>
+        <w:rPr>
+          <w:lang w:val="en-GB"/>
+        </w:rPr>
+      </w:pPr>
+      <w:r>
+        <w:rPr>
+          <w:lang w:val="en-GB"/>
+        </w:rPr>
+        <w:t>activity?.let {</w:t>
+      </w:r>
+    </w:p>
+    <w:p>
+      <w:pPr>
+        <w:rPr>
+          <w:lang w:val="en-GB"/>
+        </w:rPr>
+      </w:pPr>
+      <w:r>
+        <w:rPr>
+          <w:lang w:val="en-GB"/>
+        </w:rPr>
+        <w:t xml:space="preserve">    val intent = Intent(it, SecondActivity::class.java)</w:t>
+      </w:r>
+    </w:p>
+    <w:p>
+      <w:pPr>
+        <w:rPr>
+          <w:lang w:val="en-GB"/>
+        </w:rPr>
+      </w:pPr>
+      <w:r>
+        <w:rPr>
+          <w:lang w:val="en-GB"/>
+        </w:rPr>
+        <w:t xml:space="preserve">    it.startActivity(intent)</w:t>
+      </w:r>
+    </w:p>
+    <w:p>
+      <w:pPr>
+        <w:rPr>
+          <w:lang w:val="en-GB"/>
+        </w:rPr>
+      </w:pPr>
+      <w:r>
+        <w:rPr>
+          <w:lang w:val="en-GB"/>
+        </w:rPr>
+        <w:t>}</w:t>
+      </w:r>
+      <w:r>
+        <w:rPr>
+          <w:lang w:val="en-GB"/>
+        </w:rPr>
+        <w:tab/>
+      </w:r>
+    </w:p>
+    <w:p>
+      <w:pPr>
+        <w:rPr>
+          <w:lang w:val="en-GB"/>
+        </w:rPr>
+      </w:pPr>
+    </w:p>
+    <w:p>
+      <w:pPr>
+        <w:rPr>
+          <w:lang w:val="en-GB"/>
+        </w:rPr>
+      </w:pPr>
+    </w:p>
+    <w:p>
+      <w:pPr>
+        <w:rPr>
+          <w:lang w:val="en-GB"/>
+        </w:rPr>
+      </w:pPr>
+      <w:r>
+        <w:rPr>
+          <w:lang w:val="en-GB"/>
+        </w:rPr>
+        <w:t>val audioPermission = Manifest.permission.RECORD_AUDIO</w:t>
+      </w:r>
+    </w:p>
+    <w:p>
+      <w:pPr>
+        <w:rPr>
+          <w:lang w:val="en-GB"/>
+        </w:rPr>
+      </w:pPr>
+      <w:r>
+        <w:rPr>
+          <w:lang w:val="en-GB"/>
+        </w:rPr>
+        <w:t>val permissionLauncher = rememberLauncherForActivityResult(</w:t>
+      </w:r>
+    </w:p>
+    <w:p>
+      <w:pPr>
+        <w:rPr>
+          <w:lang w:val="en-GB"/>
+        </w:rPr>
+      </w:pPr>
+      <w:r>
+        <w:rPr>
+          <w:lang w:val="en-GB"/>
+        </w:rPr>
+        <w:t xml:space="preserve">    ActivityResultContracts.RequestPermission()</w:t>
+      </w:r>
+    </w:p>
+    <w:p>
+      <w:pPr>
+        <w:rPr>
+          <w:lang w:val="en-GB"/>
+        </w:rPr>
+      </w:pPr>
+      <w:r>
+        <w:rPr>
+          <w:lang w:val="en-GB"/>
+        </w:rPr>
+        <w:t>) { granted -&gt;</w:t>
+      </w:r>
+    </w:p>
+    <w:p>
+      <w:pPr>
+        <w:rPr>
+          <w:lang w:val="en-GB"/>
+        </w:rPr>
+      </w:pPr>
+      <w:r>
+        <w:rPr>
+          <w:lang w:val="en-GB"/>
+        </w:rPr>
+        <w:t xml:space="preserve">    if (!granted) {</w:t>
+      </w:r>
+    </w:p>
+    <w:p>
+      <w:pPr>
+        <w:rPr>
+          <w:lang w:val="en-GB"/>
+        </w:rPr>
+      </w:pPr>
+      <w:r>
+        <w:rPr>
+          <w:lang w:val="en-GB"/>
+        </w:rPr>
+        <w:t xml:space="preserve">        Toast.makeText(context, "Permesso microfono negato", Toast.LENGTH_SHORT).show()</w:t>
+      </w:r>
+    </w:p>
+    <w:p>
+      <w:pPr>
+        <w:rPr>
+          <w:lang w:val="en-GB"/>
+        </w:rPr>
+      </w:pPr>
+      <w:r>
+        <w:rPr>
+          <w:lang w:val="en-GB"/>
+        </w:rPr>
+        <w:t xml:space="preserve">    }</w:t>
+      </w:r>
+    </w:p>
+    <w:p>
+      <w:pPr>
+        <w:rPr>
+          <w:lang w:val="en-GB"/>
+        </w:rPr>
+      </w:pPr>
+      <w:r>
+        <w:rPr>
+          <w:lang w:val="en-GB"/>
+        </w:rPr>
+        <w:t>}</w:t>
+      </w:r>
+    </w:p>
+    <w:p>
+      <w:pPr>
+        <w:rPr>
+          <w:lang w:val="en-GB"/>
+        </w:rPr>
+      </w:pPr>
+    </w:p>
+    <w:p>
+      <w:r>
+        <w:t>// PRIMA DI AVViar</w:t>
+      </w:r>
+      <w:r>
+        <w:t>e rec</w:t>
+      </w:r>
+    </w:p>
+    <w:p>
+      <w:r>
+        <w:t>if (ContextCompat.checkSelfPermission(context, audioPermission)</w:t>
+      </w:r>
+    </w:p>
+    <w:p>
+      <w:pPr>
+        <w:rPr>
+          <w:lang w:val="en-GB"/>
+        </w:rPr>
+      </w:pPr>
+      <w:r>
+        <w:t xml:space="preserve">    </w:t>
+      </w:r>
+      <w:r>
+        <w:rPr>
+          <w:lang w:val="en-GB"/>
+        </w:rPr>
+        <w:t>!= PackageManager.PERMISSION_GRANTED</w:t>
+      </w:r>
+    </w:p>
+    <w:p>
+      <w:pPr>
+        <w:rPr>
+          <w:lang w:val="en-GB"/>
+        </w:rPr>
+      </w:pPr>
+      <w:r>
+        <w:rPr>
+          <w:lang w:val="en-GB"/>
+        </w:rPr>
+        <w:t>) {</w:t>
+      </w:r>
+    </w:p>
+    <w:p>
+      <w:pPr>
+        <w:rPr>
+          <w:lang w:val="en-GB"/>
+        </w:rPr>
+      </w:pPr>
+      <w:r>
+        <w:rPr>
+          <w:lang w:val="en-GB"/>
+        </w:rPr>
+        <w:t xml:space="preserve">    permissionLauncher.launch(audioPermission)</w:t>
+      </w:r>
+    </w:p>
+    <w:p>
+      <w:pPr>
+        <w:rPr>
+          <w:lang w:val="en-GB"/>
+        </w:rPr>
+      </w:pPr>
+      <w:r>
+        <w:rPr>
+          <w:lang w:val="en-GB"/>
+        </w:rPr>
+        <w:t xml:space="preserve">    return@IconButton</w:t>
+      </w:r>
+    </w:p>
+    <w:p>
+      <w:pPr>
+        <w:rPr>
+          <w:lang w:val="en-GB"/>
+        </w:rPr>
+      </w:pPr>
+      <w:r>
+        <w:rPr>
+          <w:lang w:val="en-GB"/>
+        </w:rPr>
+        <w:t>}</w:t>
       </w:r>
     </w:p>
     <w:sectPr>

--- a/Doc/RoadMap.docx
+++ b/Doc/RoadMap.docx
@@ -3,19 +3,205 @@
 <w:document xmlns:wpc="http://schemas.microsoft.com/office/word/2010/wordprocessingCanvas" xmlns:cx="http://schemas.microsoft.com/office/drawing/2014/chartex" xmlns:cx1="http://schemas.microsoft.com/office/drawing/2015/9/8/chartex" xmlns:cx2="http://schemas.microsoft.com/office/drawing/2015/10/21/chartex" xmlns:cx3="http://schemas.microsoft.com/office/drawing/2016/5/9/chartex" xmlns:cx4="http://schemas.microsoft.com/office/drawing/2016/5/10/chartex" xmlns:cx5="http://schemas.microsoft.com/office/drawing/2016/5/11/chartex" xmlns:cx6="http://schemas.microsoft.com/office/drawing/2016/5/12/chartex" xmlns:cx7="http://schemas.microsoft.com/office/drawing/2016/5/13/chartex" xmlns:cx8="http://schemas.microsoft.com/office/drawing/2016/5/14/chartex" xmlns:mc="http://schemas.openxmlformats.org/markup-compatibility/2006" xmlns:aink="http://schemas.microsoft.com/office/drawing/2016/ink" xmlns:am3d="http://schemas.microsoft.com/office/drawing/2017/model3d" xmlns:o="urn:schemas-microsoft-com:office:office" xmlns:oel="http://schemas.microsoft.com/office/2019/extlst" xmlns:r="http://schemas.openxmlformats.org/officeDocument/2006/relationships" xmlns:m="http://schemas.openxmlformats.org/officeDocument/2006/math" xmlns:v="urn:schemas-microsoft-com:vml" xmlns:wp14="http://schemas.microsoft.com/office/word/2010/wordprocessingDrawing" xmlns:wp="http://schemas.openxmlformats.org/drawingml/2006/wordprocessingDrawing" xmlns:w10="urn:schemas-microsoft-com:office:word" xmlns:w="http://schemas.openxmlformats.org/wordprocessingml/2006/main" xmlns:w14="http://schemas.microsoft.com/office/word/2010/wordml" xmlns:w15="http://schemas.microsoft.com/office/word/2012/wordml" xmlns:w16cex="http://schemas.microsoft.com/office/word/2018/wordml/cex" xmlns:w16cid="http://schemas.microsoft.com/office/word/2016/wordml/cid" xmlns:w16="http://schemas.microsoft.com/office/word/2018/wordml" xmlns:w16du="http://schemas.microsoft.com/office/word/2023/wordml/word16du" xmlns:w16sdtdh="http://schemas.microsoft.com/office/word/2020/wordml/sdtdatahash" xmlns:w16sdtfl="http://schemas.microsoft.com/office/word/2024/wordml/sdtformatlock" xmlns:w16se="http://schemas.microsoft.com/office/word/2015/wordml/symex" xmlns:wpg="http://schemas.microsoft.com/office/word/2010/wordprocessingGroup" xmlns:wpi="http://schemas.microsoft.com/office/word/2010/wordprocessingInk" xmlns:wne="http://schemas.microsoft.com/office/word/2006/wordml" xmlns:wps="http://schemas.microsoft.com/office/word/2010/wordprocessingShape" mc:Ignorable="w14 w15 w16se w16cid w16 w16cex w16sdtdh w16sdtfl w16du wp14">
   <w:body>
     <w:p>
-      <w:r>
-        <w:t>Version 0.3.x</w:t>
-      </w:r>
-    </w:p>
-    <w:p>
-      <w:r>
+      <w:pPr>
+        <w:rPr>
+          <w:lang w:val="en-GB"/>
+        </w:rPr>
+      </w:pPr>
+      <w:r>
+        <w:rPr>
+          <w:lang w:val="en-GB"/>
+        </w:rPr>
+        <w:t>Version 0.4.x</w:t>
+      </w:r>
+    </w:p>
+    <w:p>
+      <w:pPr>
+        <w:rPr>
+          <w:lang w:val="en-GB"/>
+        </w:rPr>
+      </w:pPr>
+      <w:r>
+        <w:rPr>
+          <w:lang w:val="en-GB"/>
+        </w:rPr>
         <w:tab/>
       </w:r>
+      <w:r>
+        <w:rPr>
+          <w:lang w:val="en-GB"/>
+        </w:rPr>
+        <w:t>Icona camera</w:t>
+      </w:r>
+    </w:p>
+    <w:p>
+      <w:r>
+        <w:rPr>
+          <w:lang w:val="en-GB"/>
+        </w:rPr>
+        <w:tab/>
+      </w:r>
+      <w:r>
+        <w:t>Durata del video</w:t>
+      </w:r>
+    </w:p>
+    <w:p>
+      <w:r>
+        <w:tab/>
+        <w:t>Progress del video</w:t>
+      </w:r>
+      <w:r>
+        <w:tab/>
+      </w:r>
+    </w:p>
+    <w:p>
+      <w:pPr>
+        <w:rPr>
+          <w:lang w:val="en-GB"/>
+        </w:rPr>
+      </w:pPr>
+      <w:r>
+        <w:tab/>
+      </w:r>
+      <w:r>
+        <w:rPr>
+          <w:lang w:val="en-GB"/>
+        </w:rPr>
+        <w:t>To</w:t>
+      </w:r>
+      <w:r>
+        <w:rPr>
+          <w:lang w:val="en-GB"/>
+        </w:rPr>
+        <w:t>ast video in screen</w:t>
+      </w:r>
+    </w:p>
+    <w:p>
+      <w:pPr>
+        <w:ind w:firstLine="708"/>
+        <w:rPr>
+          <w:lang w:val="en-GB"/>
+        </w:rPr>
+      </w:pPr>
+      <w:r>
+        <w:rPr>
+          <w:lang w:val="en-GB"/>
+        </w:rPr>
+        <w:t>Settings</w:t>
+      </w:r>
+    </w:p>
+    <w:p>
+      <w:pPr>
+        <w:rPr>
+          <w:lang w:val="en-GB"/>
+        </w:rPr>
+      </w:pPr>
+      <w:r>
+        <w:rPr>
+          <w:lang w:val="en-GB"/>
+        </w:rPr>
+        <w:tab/>
+      </w:r>
+      <w:r>
+        <w:rPr>
+          <w:lang w:val="en-GB"/>
+        </w:rPr>
+        <w:tab/>
+        <w:t>Dir Photo</w:t>
+      </w:r>
+    </w:p>
+    <w:p>
+      <w:pPr>
+        <w:rPr>
+          <w:lang w:val="en-GB"/>
+        </w:rPr>
+      </w:pPr>
+      <w:r>
+        <w:rPr>
+          <w:lang w:val="en-GB"/>
+        </w:rPr>
+        <w:tab/>
+      </w:r>
+      <w:r>
+        <w:rPr>
+          <w:lang w:val="en-GB"/>
+        </w:rPr>
+        <w:tab/>
+        <w:t>Dir Video</w:t>
+      </w:r>
+    </w:p>
+    <w:p>
+      <w:r>
+        <w:rPr>
+          <w:lang w:val="en-GB"/>
+        </w:rPr>
+        <w:tab/>
+      </w:r>
+      <w:r>
+        <w:rPr>
+          <w:lang w:val="en-GB"/>
+        </w:rPr>
+        <w:tab/>
+      </w:r>
+      <w:r>
+        <w:t>Beep su photo</w:t>
+      </w:r>
+    </w:p>
+    <w:p>
+      <w:r>
+        <w:tab/>
+      </w:r>
+      <w:r>
+        <w:tab/>
+        <w:t>Beep su Video</w:t>
+      </w:r>
+    </w:p>
+    <w:p>
+      <w:r>
+        <w:tab/>
+      </w:r>
+      <w:r>
+        <w:tab/>
+        <w:t>Default durata video</w:t>
+      </w:r>
+    </w:p>
+    <w:p>
+      <w:r>
+        <w:tab/>
+      </w:r>
+      <w:r>
+        <w:tab/>
+      </w:r>
     </w:p>
     <w:p/>
     <w:p>
       <w:r>
-        <w:t>Version 0.4.x</w:t>
+        <w:t>Version 0.5.x</w:t>
+      </w:r>
+    </w:p>
+    <w:p>
+      <w:r>
+        <w:tab/>
+        <w:t xml:space="preserve">Voice </w:t>
+      </w:r>
+      <w:proofErr w:type="spellStart"/>
+      <w:r>
+        <w:t>Recognition</w:t>
+      </w:r>
+      <w:proofErr w:type="spellEnd"/>
+      <w:r>
+        <w:t xml:space="preserve"> </w:t>
+      </w:r>
+      <w:proofErr w:type="spellStart"/>
+      <w:r>
+        <w:t>interface</w:t>
+      </w:r>
+      <w:proofErr w:type="spellEnd"/>
+    </w:p>
+    <w:p/>
+    <w:p>
+      <w:r>
+        <w:t>Version 0.6.x</w:t>
       </w:r>
     </w:p>
     <w:p>
@@ -31,28 +217,30 @@
         <w:rPr>
           <w:lang w:val="fr-FR"/>
         </w:rPr>
-        <w:t>Video Interface</w:t>
-      </w:r>
-    </w:p>
-    <w:p>
-      <w:pPr>
+        <w:t xml:space="preserve">Camera </w:t>
+      </w:r>
+      <w:proofErr w:type="spellStart"/>
+      <w:r>
         <w:rPr>
           <w:lang w:val="fr-FR"/>
         </w:rPr>
-      </w:pPr>
-    </w:p>
-    <w:p>
-      <w:pPr>
+        <w:t>voice</w:t>
+      </w:r>
+      <w:proofErr w:type="spellEnd"/>
+      <w:r>
         <w:rPr>
           <w:lang w:val="fr-FR"/>
         </w:rPr>
-      </w:pPr>
+        <w:t xml:space="preserve"> </w:t>
+      </w:r>
+      <w:proofErr w:type="spellStart"/>
       <w:r>
         <w:rPr>
           <w:lang w:val="fr-FR"/>
         </w:rPr>
-        <w:t>Version 0.5.x</w:t>
-      </w:r>
+        <w:t>commands</w:t>
+      </w:r>
+      <w:proofErr w:type="spellEnd"/>
     </w:p>
     <w:p>
       <w:pPr>
@@ -60,33 +248,55 @@
           <w:lang w:val="fr-FR"/>
         </w:rPr>
       </w:pPr>
-      <w:r>
+    </w:p>
+    <w:p>
+      <w:pPr>
         <w:rPr>
           <w:lang w:val="fr-FR"/>
         </w:rPr>
+      </w:pPr>
+      <w:r>
+        <w:rPr>
+          <w:lang w:val="fr-FR"/>
+        </w:rPr>
+        <w:t>Version 0.7.x</w:t>
+      </w:r>
+    </w:p>
+    <w:p>
+      <w:pPr>
+        <w:rPr>
+          <w:lang w:val="fr-FR"/>
+        </w:rPr>
+      </w:pPr>
+      <w:r>
+        <w:rPr>
+          <w:lang w:val="fr-FR"/>
+        </w:rPr>
         <w:tab/>
-        <w:t>Voice Recognition interface</w:t>
-      </w:r>
-    </w:p>
-    <w:p>
-      <w:pPr>
+        <w:t xml:space="preserve">Video </w:t>
+      </w:r>
+      <w:proofErr w:type="spellStart"/>
+      <w:r>
         <w:rPr>
           <w:lang w:val="fr-FR"/>
         </w:rPr>
-      </w:pPr>
-    </w:p>
-    <w:p>
-      <w:pPr>
+        <w:t>voice</w:t>
+      </w:r>
+      <w:proofErr w:type="spellEnd"/>
+      <w:r>
         <w:rPr>
           <w:lang w:val="fr-FR"/>
         </w:rPr>
-      </w:pPr>
+        <w:t xml:space="preserve"> </w:t>
+      </w:r>
+      <w:proofErr w:type="spellStart"/>
       <w:r>
         <w:rPr>
           <w:lang w:val="fr-FR"/>
         </w:rPr>
-        <w:t>Version 0.6.x</w:t>
-      </w:r>
+        <w:t>commands</w:t>
+      </w:r>
+      <w:proofErr w:type="spellEnd"/>
     </w:p>
     <w:p>
       <w:pPr>
@@ -94,12 +304,902 @@
           <w:lang w:val="fr-FR"/>
         </w:rPr>
       </w:pPr>
-      <w:r>
+    </w:p>
+    <w:p>
+      <w:pPr>
         <w:rPr>
           <w:lang w:val="fr-FR"/>
         </w:rPr>
+      </w:pPr>
+      <w:r>
+        <w:rPr>
+          <w:lang w:val="fr-FR"/>
+        </w:rPr>
+        <w:t>Version 0.8.x</w:t>
+      </w:r>
+    </w:p>
+    <w:p>
+      <w:pPr>
+        <w:rPr>
+          <w:lang w:val="en-GB"/>
+        </w:rPr>
+      </w:pPr>
+      <w:r>
+        <w:rPr>
+          <w:lang w:val="fr-FR"/>
+        </w:rPr>
         <w:tab/>
-        <w:t>Camera voice commands</w:t>
+      </w:r>
+      <w:r>
+        <w:rPr>
+          <w:lang w:val="en-GB"/>
+        </w:rPr>
+        <w:t>Setup</w:t>
+      </w:r>
+    </w:p>
+    <w:p>
+      <w:pPr>
+        <w:rPr>
+          <w:lang w:val="en-GB"/>
+        </w:rPr>
+      </w:pPr>
+      <w:r>
+        <w:rPr>
+          <w:lang w:val="en-GB"/>
+        </w:rPr>
+        <w:tab/>
+      </w:r>
+      <w:r>
+        <w:rPr>
+          <w:lang w:val="en-GB"/>
+        </w:rPr>
+        <w:tab/>
+      </w:r>
+      <w:r>
+        <w:rPr>
+          <w:lang w:val="en-GB"/>
+        </w:rPr>
+        <w:t>Beep Y</w:t>
+      </w:r>
+      <w:r>
+        <w:rPr>
+          <w:lang w:val="en-GB"/>
+        </w:rPr>
+        <w:t>/N</w:t>
+      </w:r>
+    </w:p>
+    <w:p>
+      <w:pPr>
+        <w:rPr>
+          <w:lang w:val="en-GB"/>
+        </w:rPr>
+      </w:pPr>
+      <w:r>
+        <w:rPr>
+          <w:lang w:val="en-GB"/>
+        </w:rPr>
+        <w:t>Version 0.8.x</w:t>
+      </w:r>
+    </w:p>
+    <w:p>
+      <w:r>
+        <w:rPr>
+          <w:lang w:val="en-GB"/>
+        </w:rPr>
+        <w:tab/>
+      </w:r>
+      <w:r>
+        <w:t>Cover</w:t>
+      </w:r>
+    </w:p>
+    <w:p/>
+    <w:p/>
+    <w:p/>
+    <w:p/>
+    <w:p/>
+    <w:p>
+      <w:r>
+        <w:lastRenderedPageBreak/>
+        <w:t>Comandi vocali</w:t>
+      </w:r>
+    </w:p>
+    <w:p/>
+    <w:p>
+      <w:r>
+        <w:t>Foto &lt;</w:t>
+      </w:r>
+      <w:proofErr w:type="spellStart"/>
+      <w:r>
+        <w:t>nPhoto</w:t>
+      </w:r>
+      <w:proofErr w:type="spellEnd"/>
+      <w:r>
+        <w:t>&gt;</w:t>
+      </w:r>
+    </w:p>
+    <w:p>
+      <w:pPr>
+        <w:rPr>
+          <w:lang w:val="en-GB"/>
+        </w:rPr>
+      </w:pPr>
+      <w:r>
+        <w:rPr>
+          <w:lang w:val="en-GB"/>
+        </w:rPr>
+        <w:t>Video start</w:t>
+      </w:r>
+    </w:p>
+    <w:p>
+      <w:pPr>
+        <w:rPr>
+          <w:lang w:val="en-GB"/>
+        </w:rPr>
+      </w:pPr>
+      <w:r>
+        <w:rPr>
+          <w:lang w:val="en-GB"/>
+        </w:rPr>
+        <w:t>Video stop</w:t>
+      </w:r>
+    </w:p>
+    <w:p>
+      <w:pPr>
+        <w:rPr>
+          <w:lang w:val="en-GB"/>
+        </w:rPr>
+      </w:pPr>
+      <w:r>
+        <w:rPr>
+          <w:lang w:val="en-GB"/>
+        </w:rPr>
+        <w:t>Video &lt;</w:t>
+      </w:r>
+      <w:proofErr w:type="spellStart"/>
+      <w:r>
+        <w:rPr>
+          <w:lang w:val="en-GB"/>
+        </w:rPr>
+        <w:t>nsecs</w:t>
+      </w:r>
+      <w:proofErr w:type="spellEnd"/>
+      <w:r>
+        <w:rPr>
+          <w:lang w:val="en-GB"/>
+        </w:rPr>
+        <w:t>&gt;</w:t>
+      </w:r>
+    </w:p>
+    <w:p>
+      <w:pPr>
+        <w:rPr>
+          <w:lang w:val="en-GB"/>
+        </w:rPr>
+      </w:pPr>
+    </w:p>
+    <w:p>
+      <w:pPr>
+        <w:rPr>
+          <w:lang w:val="en-GB"/>
+        </w:rPr>
+      </w:pPr>
+    </w:p>
+    <w:p>
+      <w:pPr>
+        <w:rPr>
+          <w:lang w:val="en-GB"/>
+        </w:rPr>
+      </w:pPr>
+    </w:p>
+    <w:p>
+      <w:pPr>
+        <w:rPr>
+          <w:lang w:val="en-GB"/>
+        </w:rPr>
+      </w:pPr>
+    </w:p>
+    <w:p>
+      <w:pPr>
+        <w:rPr>
+          <w:lang w:val="en-GB"/>
+        </w:rPr>
+      </w:pPr>
+    </w:p>
+    <w:p>
+      <w:pPr>
+        <w:rPr>
+          <w:lang w:val="en-GB"/>
+        </w:rPr>
+      </w:pPr>
+    </w:p>
+    <w:p>
+      <w:pPr>
+        <w:rPr>
+          <w:lang w:val="en-GB"/>
+        </w:rPr>
+      </w:pPr>
+      <w:r>
+        <w:rPr>
+          <w:lang w:val="en-GB"/>
+        </w:rPr>
+        <w:t>// PERMESSI AUDIO</w:t>
+      </w:r>
+    </w:p>
+    <w:p>
+      <w:pPr>
+        <w:rPr>
+          <w:lang w:val="en-GB"/>
+        </w:rPr>
+      </w:pPr>
+      <w:proofErr w:type="spellStart"/>
+      <w:r>
+        <w:rPr>
+          <w:lang w:val="en-GB"/>
+        </w:rPr>
+        <w:t>val</w:t>
+      </w:r>
+      <w:proofErr w:type="spellEnd"/>
+      <w:r>
+        <w:rPr>
+          <w:lang w:val="en-GB"/>
+        </w:rPr>
+        <w:t xml:space="preserve"> activity = </w:t>
+      </w:r>
+      <w:proofErr w:type="spellStart"/>
+      <w:r>
+        <w:rPr>
+          <w:lang w:val="en-GB"/>
+        </w:rPr>
+        <w:t>LocalContext.current</w:t>
+      </w:r>
+      <w:proofErr w:type="spellEnd"/>
+      <w:r>
+        <w:rPr>
+          <w:lang w:val="en-GB"/>
+        </w:rPr>
+        <w:t xml:space="preserve"> as? Activity</w:t>
+      </w:r>
+    </w:p>
+    <w:p>
+      <w:pPr>
+        <w:rPr>
+          <w:lang w:val="en-GB"/>
+        </w:rPr>
+      </w:pPr>
+      <w:proofErr w:type="spellStart"/>
+      <w:r>
+        <w:rPr>
+          <w:lang w:val="en-GB"/>
+        </w:rPr>
+        <w:t>activity?.let</w:t>
+      </w:r>
+      <w:proofErr w:type="spellEnd"/>
+      <w:r>
+        <w:rPr>
+          <w:lang w:val="en-GB"/>
+        </w:rPr>
+        <w:t xml:space="preserve"> {</w:t>
+      </w:r>
+    </w:p>
+    <w:p>
+      <w:pPr>
+        <w:rPr>
+          <w:lang w:val="en-GB"/>
+        </w:rPr>
+      </w:pPr>
+      <w:r>
+        <w:rPr>
+          <w:lang w:val="en-GB"/>
+        </w:rPr>
+        <w:t xml:space="preserve">    </w:t>
+      </w:r>
+      <w:proofErr w:type="spellStart"/>
+      <w:r>
+        <w:rPr>
+          <w:lang w:val="en-GB"/>
+        </w:rPr>
+        <w:t>val</w:t>
+      </w:r>
+      <w:proofErr w:type="spellEnd"/>
+      <w:r>
+        <w:rPr>
+          <w:lang w:val="en-GB"/>
+        </w:rPr>
+        <w:t xml:space="preserve"> intent = Intent(it, </w:t>
+      </w:r>
+      <w:proofErr w:type="spellStart"/>
+      <w:r>
+        <w:rPr>
+          <w:lang w:val="en-GB"/>
+        </w:rPr>
+        <w:t>SecondActivity</w:t>
+      </w:r>
+      <w:proofErr w:type="spellEnd"/>
+      <w:r>
+        <w:rPr>
+          <w:lang w:val="en-GB"/>
+        </w:rPr>
+        <w:t>::class.java)</w:t>
+      </w:r>
+    </w:p>
+    <w:p>
+      <w:pPr>
+        <w:rPr>
+          <w:lang w:val="en-GB"/>
+        </w:rPr>
+      </w:pPr>
+      <w:r>
+        <w:rPr>
+          <w:lang w:val="en-GB"/>
+        </w:rPr>
+        <w:t xml:space="preserve">    </w:t>
+      </w:r>
+      <w:proofErr w:type="spellStart"/>
+      <w:r>
+        <w:rPr>
+          <w:lang w:val="en-GB"/>
+        </w:rPr>
+        <w:t>it.startActivity</w:t>
+      </w:r>
+      <w:proofErr w:type="spellEnd"/>
+      <w:r>
+        <w:rPr>
+          <w:lang w:val="en-GB"/>
+        </w:rPr>
+        <w:t>(intent)</w:t>
+      </w:r>
+    </w:p>
+    <w:p>
+      <w:pPr>
+        <w:rPr>
+          <w:lang w:val="en-GB"/>
+        </w:rPr>
+      </w:pPr>
+      <w:r>
+        <w:rPr>
+          <w:lang w:val="en-GB"/>
+        </w:rPr>
+        <w:t>}</w:t>
+      </w:r>
+      <w:r>
+        <w:rPr>
+          <w:lang w:val="en-GB"/>
+        </w:rPr>
+        <w:tab/>
+      </w:r>
+    </w:p>
+    <w:p>
+      <w:pPr>
+        <w:rPr>
+          <w:lang w:val="en-GB"/>
+        </w:rPr>
+      </w:pPr>
+    </w:p>
+    <w:p>
+      <w:pPr>
+        <w:rPr>
+          <w:lang w:val="en-GB"/>
+        </w:rPr>
+      </w:pPr>
+    </w:p>
+    <w:p>
+      <w:pPr>
+        <w:rPr>
+          <w:lang w:val="en-GB"/>
+        </w:rPr>
+      </w:pPr>
+      <w:proofErr w:type="spellStart"/>
+      <w:r>
+        <w:rPr>
+          <w:lang w:val="en-GB"/>
+        </w:rPr>
+        <w:t>val</w:t>
+      </w:r>
+      <w:proofErr w:type="spellEnd"/>
+      <w:r>
+        <w:rPr>
+          <w:lang w:val="en-GB"/>
+        </w:rPr>
+        <w:t xml:space="preserve"> </w:t>
+      </w:r>
+      <w:proofErr w:type="spellStart"/>
+      <w:r>
+        <w:rPr>
+          <w:lang w:val="en-GB"/>
+        </w:rPr>
+        <w:t>audioPermission</w:t>
+      </w:r>
+      <w:proofErr w:type="spellEnd"/>
+      <w:r>
+        <w:rPr>
+          <w:lang w:val="en-GB"/>
+        </w:rPr>
+        <w:t xml:space="preserve"> = </w:t>
+      </w:r>
+      <w:proofErr w:type="spellStart"/>
+      <w:r>
+        <w:rPr>
+          <w:lang w:val="en-GB"/>
+        </w:rPr>
+        <w:t>Manifest.permission.RECORD_AUDIO</w:t>
+      </w:r>
+      <w:proofErr w:type="spellEnd"/>
+    </w:p>
+    <w:p>
+      <w:pPr>
+        <w:rPr>
+          <w:lang w:val="en-GB"/>
+        </w:rPr>
+      </w:pPr>
+      <w:proofErr w:type="spellStart"/>
+      <w:r>
+        <w:rPr>
+          <w:lang w:val="en-GB"/>
+        </w:rPr>
+        <w:t>val</w:t>
+      </w:r>
+      <w:proofErr w:type="spellEnd"/>
+      <w:r>
+        <w:rPr>
+          <w:lang w:val="en-GB"/>
+        </w:rPr>
+        <w:t xml:space="preserve"> </w:t>
+      </w:r>
+      <w:proofErr w:type="spellStart"/>
+      <w:r>
+        <w:rPr>
+          <w:lang w:val="en-GB"/>
+        </w:rPr>
+        <w:t>permissionLauncher</w:t>
+      </w:r>
+      <w:proofErr w:type="spellEnd"/>
+      <w:r>
+        <w:rPr>
+          <w:lang w:val="en-GB"/>
+        </w:rPr>
+        <w:t xml:space="preserve"> = </w:t>
+      </w:r>
+      <w:proofErr w:type="spellStart"/>
+      <w:r>
+        <w:rPr>
+          <w:lang w:val="en-GB"/>
+        </w:rPr>
+        <w:t>rememberLauncherForActivityResult</w:t>
+      </w:r>
+      <w:proofErr w:type="spellEnd"/>
+      <w:r>
+        <w:rPr>
+          <w:lang w:val="en-GB"/>
+        </w:rPr>
+        <w:t>(</w:t>
+      </w:r>
+    </w:p>
+    <w:p>
+      <w:pPr>
+        <w:rPr>
+          <w:lang w:val="en-GB"/>
+        </w:rPr>
+      </w:pPr>
+      <w:r>
+        <w:rPr>
+          <w:lang w:val="en-GB"/>
+        </w:rPr>
+        <w:t xml:space="preserve">    </w:t>
+      </w:r>
+      <w:proofErr w:type="spellStart"/>
+      <w:r>
+        <w:rPr>
+          <w:lang w:val="en-GB"/>
+        </w:rPr>
+        <w:t>ActivityResultContracts.RequestPermission</w:t>
+      </w:r>
+      <w:proofErr w:type="spellEnd"/>
+      <w:r>
+        <w:rPr>
+          <w:lang w:val="en-GB"/>
+        </w:rPr>
+        <w:t>()</w:t>
+      </w:r>
+    </w:p>
+    <w:p>
+      <w:pPr>
+        <w:rPr>
+          <w:lang w:val="en-GB"/>
+        </w:rPr>
+      </w:pPr>
+      <w:r>
+        <w:rPr>
+          <w:lang w:val="en-GB"/>
+        </w:rPr>
+        <w:t>) { granted -&gt;</w:t>
+      </w:r>
+    </w:p>
+    <w:p>
+      <w:pPr>
+        <w:rPr>
+          <w:lang w:val="en-GB"/>
+        </w:rPr>
+      </w:pPr>
+      <w:r>
+        <w:rPr>
+          <w:lang w:val="en-GB"/>
+        </w:rPr>
+        <w:t xml:space="preserve">    if (!granted) {</w:t>
+      </w:r>
+    </w:p>
+    <w:p>
+      <w:pPr>
+        <w:rPr>
+          <w:lang w:val="en-GB"/>
+        </w:rPr>
+      </w:pPr>
+      <w:r>
+        <w:rPr>
+          <w:lang w:val="en-GB"/>
+        </w:rPr>
+        <w:t xml:space="preserve">        </w:t>
+      </w:r>
+      <w:proofErr w:type="spellStart"/>
+      <w:r>
+        <w:rPr>
+          <w:lang w:val="en-GB"/>
+        </w:rPr>
+        <w:t>Toast.makeText</w:t>
+      </w:r>
+      <w:proofErr w:type="spellEnd"/>
+      <w:r>
+        <w:rPr>
+          <w:lang w:val="en-GB"/>
+        </w:rPr>
+        <w:t>(context, "</w:t>
+      </w:r>
+      <w:proofErr w:type="spellStart"/>
+      <w:r>
+        <w:rPr>
+          <w:lang w:val="en-GB"/>
+        </w:rPr>
+        <w:t>Permesso</w:t>
+      </w:r>
+      <w:proofErr w:type="spellEnd"/>
+      <w:r>
+        <w:rPr>
+          <w:lang w:val="en-GB"/>
+        </w:rPr>
+        <w:t xml:space="preserve"> </w:t>
+      </w:r>
+      <w:proofErr w:type="spellStart"/>
+      <w:r>
+        <w:rPr>
+          <w:lang w:val="en-GB"/>
+        </w:rPr>
+        <w:t>microfono</w:t>
+      </w:r>
+      <w:proofErr w:type="spellEnd"/>
+      <w:r>
+        <w:rPr>
+          <w:lang w:val="en-GB"/>
+        </w:rPr>
+        <w:t xml:space="preserve"> </w:t>
+      </w:r>
+      <w:proofErr w:type="spellStart"/>
+      <w:r>
+        <w:rPr>
+          <w:lang w:val="en-GB"/>
+        </w:rPr>
+        <w:t>negato</w:t>
+      </w:r>
+      <w:proofErr w:type="spellEnd"/>
+      <w:r>
+        <w:rPr>
+          <w:lang w:val="en-GB"/>
+        </w:rPr>
+        <w:t xml:space="preserve">", </w:t>
+      </w:r>
+      <w:proofErr w:type="spellStart"/>
+      <w:r>
+        <w:rPr>
+          <w:lang w:val="en-GB"/>
+        </w:rPr>
+        <w:t>Toast.LENGTH_SHORT</w:t>
+      </w:r>
+      <w:proofErr w:type="spellEnd"/>
+      <w:r>
+        <w:rPr>
+          <w:lang w:val="en-GB"/>
+        </w:rPr>
+        <w:t>).show()</w:t>
+      </w:r>
+    </w:p>
+    <w:p>
+      <w:r>
+        <w:rPr>
+          <w:lang w:val="en-GB"/>
+        </w:rPr>
+        <w:t xml:space="preserve">    </w:t>
+      </w:r>
+      <w:r>
+        <w:t>}</w:t>
+      </w:r>
+    </w:p>
+    <w:p>
+      <w:r>
+        <w:t>}</w:t>
+      </w:r>
+    </w:p>
+    <w:p/>
+    <w:p>
+      <w:r>
+        <w:t xml:space="preserve">// PRIMA DI </w:t>
+      </w:r>
+      <w:proofErr w:type="spellStart"/>
+      <w:r>
+        <w:t>AVViar</w:t>
+      </w:r>
+      <w:r>
+        <w:t>e</w:t>
+      </w:r>
+      <w:proofErr w:type="spellEnd"/>
+      <w:r>
+        <w:t xml:space="preserve"> </w:t>
+      </w:r>
+      <w:proofErr w:type="spellStart"/>
+      <w:r>
+        <w:t>rec</w:t>
+      </w:r>
+      <w:proofErr w:type="spellEnd"/>
+    </w:p>
+    <w:p>
+      <w:proofErr w:type="spellStart"/>
+      <w:r>
+        <w:t>if</w:t>
+      </w:r>
+      <w:proofErr w:type="spellEnd"/>
+      <w:r>
+        <w:t xml:space="preserve"> (</w:t>
+      </w:r>
+      <w:proofErr w:type="spellStart"/>
+      <w:r>
+        <w:t>ContextCompat.checkSelfPermission</w:t>
+      </w:r>
+      <w:proofErr w:type="spellEnd"/>
+      <w:r>
+        <w:t>(</w:t>
+      </w:r>
+      <w:proofErr w:type="spellStart"/>
+      <w:r>
+        <w:t>context</w:t>
+      </w:r>
+      <w:proofErr w:type="spellEnd"/>
+      <w:r>
+        <w:t xml:space="preserve">, </w:t>
+      </w:r>
+      <w:proofErr w:type="spellStart"/>
+      <w:r>
+        <w:t>audioPermission</w:t>
+      </w:r>
+      <w:proofErr w:type="spellEnd"/>
+      <w:r>
+        <w:t>)</w:t>
+      </w:r>
+    </w:p>
+    <w:p>
+      <w:pPr>
+        <w:rPr>
+          <w:lang w:val="en-GB"/>
+        </w:rPr>
+      </w:pPr>
+      <w:r>
+        <w:t xml:space="preserve">    </w:t>
+      </w:r>
+      <w:r>
+        <w:rPr>
+          <w:lang w:val="en-GB"/>
+        </w:rPr>
+        <w:t xml:space="preserve">!= </w:t>
+      </w:r>
+      <w:proofErr w:type="spellStart"/>
+      <w:r>
+        <w:rPr>
+          <w:lang w:val="en-GB"/>
+        </w:rPr>
+        <w:t>PackageManager.PERMISSION_GRANTED</w:t>
+      </w:r>
+      <w:proofErr w:type="spellEnd"/>
+    </w:p>
+    <w:p>
+      <w:pPr>
+        <w:rPr>
+          <w:lang w:val="en-GB"/>
+        </w:rPr>
+      </w:pPr>
+      <w:r>
+        <w:rPr>
+          <w:lang w:val="en-GB"/>
+        </w:rPr>
+        <w:lastRenderedPageBreak/>
+        <w:t>) {</w:t>
+      </w:r>
+    </w:p>
+    <w:p>
+      <w:pPr>
+        <w:rPr>
+          <w:lang w:val="en-GB"/>
+        </w:rPr>
+      </w:pPr>
+      <w:r>
+        <w:rPr>
+          <w:lang w:val="en-GB"/>
+        </w:rPr>
+        <w:t xml:space="preserve">    </w:t>
+      </w:r>
+      <w:proofErr w:type="spellStart"/>
+      <w:r>
+        <w:rPr>
+          <w:lang w:val="en-GB"/>
+        </w:rPr>
+        <w:t>permissionLauncher.launch</w:t>
+      </w:r>
+      <w:proofErr w:type="spellEnd"/>
+      <w:r>
+        <w:rPr>
+          <w:lang w:val="en-GB"/>
+        </w:rPr>
+        <w:t>(</w:t>
+      </w:r>
+      <w:proofErr w:type="spellStart"/>
+      <w:r>
+        <w:rPr>
+          <w:lang w:val="en-GB"/>
+        </w:rPr>
+        <w:t>audioPermission</w:t>
+      </w:r>
+      <w:proofErr w:type="spellEnd"/>
+      <w:r>
+        <w:rPr>
+          <w:lang w:val="en-GB"/>
+        </w:rPr>
+        <w:t>)</w:t>
+      </w:r>
+    </w:p>
+    <w:p>
+      <w:pPr>
+        <w:rPr>
+          <w:lang w:val="en-GB"/>
+        </w:rPr>
+      </w:pPr>
+      <w:r>
+        <w:rPr>
+          <w:lang w:val="en-GB"/>
+        </w:rPr>
+        <w:t xml:space="preserve">    </w:t>
+      </w:r>
+      <w:proofErr w:type="spellStart"/>
+      <w:r>
+        <w:rPr>
+          <w:lang w:val="en-GB"/>
+        </w:rPr>
+        <w:t>return@IconButton</w:t>
+      </w:r>
+      <w:proofErr w:type="spellEnd"/>
+    </w:p>
+    <w:p>
+      <w:pPr>
+        <w:rPr>
+          <w:lang w:val="en-GB"/>
+        </w:rPr>
+      </w:pPr>
+      <w:r>
+        <w:rPr>
+          <w:lang w:val="en-GB"/>
+        </w:rPr>
+        <w:t>}</w:t>
+      </w:r>
+    </w:p>
+    <w:p>
+      <w:pPr>
+        <w:rPr>
+          <w:lang w:val="en-GB"/>
+        </w:rPr>
+      </w:pPr>
+    </w:p>
+    <w:p>
+      <w:pPr>
+        <w:rPr>
+          <w:lang w:val="en-GB"/>
+        </w:rPr>
+      </w:pPr>
+    </w:p>
+    <w:p>
+      <w:pPr>
+        <w:rPr>
+          <w:lang w:val="en-GB"/>
+        </w:rPr>
+      </w:pPr>
+      <w:r>
+        <w:rPr>
+          <w:lang w:val="en-GB"/>
+        </w:rPr>
+        <w:t>@Composable</w:t>
+      </w:r>
+    </w:p>
+    <w:p>
+      <w:pPr>
+        <w:rPr>
+          <w:lang w:val="en-GB"/>
+        </w:rPr>
+      </w:pPr>
+      <w:r>
+        <w:rPr>
+          <w:lang w:val="en-GB"/>
+        </w:rPr>
+        <w:t xml:space="preserve">fun </w:t>
+      </w:r>
+      <w:proofErr w:type="spellStart"/>
+      <w:r>
+        <w:rPr>
+          <w:lang w:val="en-GB"/>
+        </w:rPr>
+        <w:t>SettingSwitch</w:t>
+      </w:r>
+      <w:proofErr w:type="spellEnd"/>
+      <w:r>
+        <w:rPr>
+          <w:lang w:val="en-GB"/>
+        </w:rPr>
+        <w:t>(</w:t>
+      </w:r>
+    </w:p>
+    <w:p>
+      <w:pPr>
+        <w:rPr>
+          <w:lang w:val="en-GB"/>
+        </w:rPr>
+      </w:pPr>
+      <w:r>
+        <w:rPr>
+          <w:lang w:val="en-GB"/>
+        </w:rPr>
+        <w:t xml:space="preserve">    label: String,</w:t>
+      </w:r>
+    </w:p>
+    <w:p>
+      <w:pPr>
+        <w:rPr>
+          <w:lang w:val="en-GB"/>
+        </w:rPr>
+      </w:pPr>
+      <w:r>
+        <w:rPr>
+          <w:lang w:val="en-GB"/>
+        </w:rPr>
+        <w:t xml:space="preserve">    value: Boolean,</w:t>
+      </w:r>
+    </w:p>
+    <w:p>
+      <w:pPr>
+        <w:rPr>
+          <w:lang w:val="en-GB"/>
+        </w:rPr>
+      </w:pPr>
+      <w:r>
+        <w:rPr>
+          <w:lang w:val="en-GB"/>
+        </w:rPr>
+        <w:t xml:space="preserve">    </w:t>
+      </w:r>
+      <w:proofErr w:type="spellStart"/>
+      <w:r>
+        <w:rPr>
+          <w:lang w:val="en-GB"/>
+        </w:rPr>
+        <w:t>onValueChange</w:t>
+      </w:r>
+      <w:proofErr w:type="spellEnd"/>
+      <w:r>
+        <w:rPr>
+          <w:lang w:val="en-GB"/>
+        </w:rPr>
+        <w:t>: (Boolean) -&gt; Unit,</w:t>
       </w:r>
     </w:p>
     <w:p>
@@ -108,40 +1208,44 @@
           <w:lang w:val="fr-FR"/>
         </w:rPr>
       </w:pPr>
-    </w:p>
-    <w:p>
-      <w:pPr>
+      <w:r>
+        <w:rPr>
+          <w:lang w:val="en-GB"/>
+        </w:rPr>
+        <w:t xml:space="preserve">    </w:t>
+      </w:r>
+      <w:r>
         <w:rPr>
           <w:lang w:val="fr-FR"/>
         </w:rPr>
-      </w:pPr>
-      <w:r>
+        <w:t>modifier: Modifier = Modifier</w:t>
+      </w:r>
+    </w:p>
+    <w:p>
+      <w:pPr>
         <w:rPr>
           <w:lang w:val="fr-FR"/>
         </w:rPr>
-        <w:t>Version 0.7.x</w:t>
-      </w:r>
-    </w:p>
-    <w:p>
-      <w:pPr>
+      </w:pPr>
+      <w:r>
         <w:rPr>
           <w:lang w:val="fr-FR"/>
         </w:rPr>
-      </w:pPr>
-      <w:r>
+        <w:t>) {</w:t>
+      </w:r>
+    </w:p>
+    <w:p>
+      <w:pPr>
         <w:rPr>
           <w:lang w:val="fr-FR"/>
         </w:rPr>
-        <w:tab/>
-        <w:t>Video voice commands</w:t>
-      </w:r>
-    </w:p>
-    <w:p>
-      <w:pPr>
+      </w:pPr>
+      <w:r>
         <w:rPr>
           <w:lang w:val="fr-FR"/>
         </w:rPr>
-      </w:pPr>
+        <w:t xml:space="preserve">    Row(</w:t>
+      </w:r>
     </w:p>
     <w:p>
       <w:pPr>
@@ -153,7 +1257,7 @@
         <w:rPr>
           <w:lang w:val="fr-FR"/>
         </w:rPr>
-        <w:t>Version 0.8.x</w:t>
+        <w:t xml:space="preserve">        modifier = modifier</w:t>
       </w:r>
     </w:p>
     <w:p>
@@ -166,156 +1270,344 @@
         <w:rPr>
           <w:lang w:val="fr-FR"/>
         </w:rPr>
-        <w:tab/>
-      </w:r>
-      <w:r>
-        <w:rPr>
-          <w:lang w:val="en-GB"/>
-        </w:rPr>
-        <w:t>Setup</w:t>
-      </w:r>
-    </w:p>
-    <w:p>
-      <w:pPr>
-        <w:rPr>
-          <w:lang w:val="en-GB"/>
-        </w:rPr>
-      </w:pPr>
-      <w:r>
-        <w:rPr>
-          <w:lang w:val="en-GB"/>
-        </w:rPr>
-        <w:tab/>
-      </w:r>
-      <w:r>
-        <w:rPr>
-          <w:lang w:val="en-GB"/>
-        </w:rPr>
-        <w:tab/>
-      </w:r>
-      <w:r>
-        <w:rPr>
-          <w:lang w:val="en-GB"/>
-        </w:rPr>
-        <w:t>Beep Y</w:t>
-      </w:r>
-      <w:r>
-        <w:rPr>
-          <w:lang w:val="en-GB"/>
-        </w:rPr>
-        <w:t>/N</w:t>
-      </w:r>
-    </w:p>
-    <w:p>
-      <w:pPr>
-        <w:rPr>
-          <w:lang w:val="en-GB"/>
-        </w:rPr>
-      </w:pPr>
-      <w:r>
-        <w:rPr>
-          <w:lang w:val="en-GB"/>
-        </w:rPr>
-        <w:t>Version 0.8.x</w:t>
-      </w:r>
-    </w:p>
-    <w:p>
-      <w:pPr>
-        <w:rPr>
-          <w:lang w:val="en-GB"/>
-        </w:rPr>
-      </w:pPr>
-      <w:r>
-        <w:rPr>
-          <w:lang w:val="en-GB"/>
-        </w:rPr>
-        <w:tab/>
-        <w:t>Cover</w:t>
-      </w:r>
-    </w:p>
-    <w:p>
-      <w:pPr>
-        <w:rPr>
-          <w:lang w:val="en-GB"/>
-        </w:rPr>
-      </w:pPr>
-    </w:p>
-    <w:p>
-      <w:pPr>
-        <w:rPr>
-          <w:lang w:val="en-GB"/>
-        </w:rPr>
-      </w:pPr>
-    </w:p>
-    <w:p>
-      <w:pPr>
-        <w:rPr>
-          <w:lang w:val="en-GB"/>
-        </w:rPr>
-      </w:pPr>
-    </w:p>
-    <w:p>
-      <w:pPr>
-        <w:rPr>
-          <w:lang w:val="en-GB"/>
-        </w:rPr>
-      </w:pPr>
-    </w:p>
-    <w:p>
-      <w:pPr>
-        <w:rPr>
-          <w:lang w:val="en-GB"/>
-        </w:rPr>
-      </w:pPr>
-    </w:p>
-    <w:p>
-      <w:pPr>
-        <w:rPr>
-          <w:lang w:val="en-GB"/>
-        </w:rPr>
-      </w:pPr>
-    </w:p>
-    <w:p>
-      <w:pPr>
-        <w:rPr>
-          <w:lang w:val="en-GB"/>
-        </w:rPr>
-      </w:pPr>
-    </w:p>
-    <w:p>
-      <w:pPr>
-        <w:rPr>
-          <w:lang w:val="en-GB"/>
-        </w:rPr>
-      </w:pPr>
-    </w:p>
-    <w:p>
-      <w:pPr>
-        <w:rPr>
-          <w:lang w:val="en-GB"/>
-        </w:rPr>
-      </w:pPr>
-    </w:p>
-    <w:p>
-      <w:pPr>
-        <w:rPr>
-          <w:lang w:val="en-GB"/>
-        </w:rPr>
-      </w:pPr>
-    </w:p>
-    <w:p>
-      <w:pPr>
-        <w:rPr>
-          <w:lang w:val="en-GB"/>
-        </w:rPr>
-      </w:pPr>
-    </w:p>
-    <w:p>
-      <w:pPr>
-        <w:rPr>
-          <w:lang w:val="en-GB"/>
-        </w:rPr>
-      </w:pPr>
+        <w:t xml:space="preserve">            </w:t>
+      </w:r>
+      <w:r>
+        <w:rPr>
+          <w:lang w:val="en-GB"/>
+        </w:rPr>
+        <w:t>.</w:t>
+      </w:r>
+      <w:proofErr w:type="spellStart"/>
+      <w:r>
+        <w:rPr>
+          <w:lang w:val="en-GB"/>
+        </w:rPr>
+        <w:t>fillMaxWidth</w:t>
+      </w:r>
+      <w:proofErr w:type="spellEnd"/>
+      <w:r>
+        <w:rPr>
+          <w:lang w:val="en-GB"/>
+        </w:rPr>
+        <w:t>()</w:t>
+      </w:r>
+    </w:p>
+    <w:p>
+      <w:pPr>
+        <w:rPr>
+          <w:lang w:val="en-GB"/>
+        </w:rPr>
+      </w:pPr>
+      <w:r>
+        <w:rPr>
+          <w:lang w:val="en-GB"/>
+        </w:rPr>
+        <w:t xml:space="preserve">            .padding(horizontal = 16.dp, vertical = 12.dp),</w:t>
+      </w:r>
+    </w:p>
+    <w:p>
+      <w:pPr>
+        <w:rPr>
+          <w:lang w:val="en-GB"/>
+        </w:rPr>
+      </w:pPr>
+      <w:r>
+        <w:rPr>
+          <w:lang w:val="en-GB"/>
+        </w:rPr>
+        <w:t xml:space="preserve">        </w:t>
+      </w:r>
+      <w:proofErr w:type="spellStart"/>
+      <w:r>
+        <w:rPr>
+          <w:lang w:val="en-GB"/>
+        </w:rPr>
+        <w:t>verticalAlignment</w:t>
+      </w:r>
+      <w:proofErr w:type="spellEnd"/>
+      <w:r>
+        <w:rPr>
+          <w:lang w:val="en-GB"/>
+        </w:rPr>
+        <w:t xml:space="preserve"> = </w:t>
+      </w:r>
+      <w:proofErr w:type="spellStart"/>
+      <w:r>
+        <w:rPr>
+          <w:lang w:val="en-GB"/>
+        </w:rPr>
+        <w:t>Alignment.CenterVertically</w:t>
+      </w:r>
+      <w:proofErr w:type="spellEnd"/>
+    </w:p>
+    <w:p>
+      <w:pPr>
+        <w:rPr>
+          <w:lang w:val="en-GB"/>
+        </w:rPr>
+      </w:pPr>
+      <w:r>
+        <w:rPr>
+          <w:lang w:val="en-GB"/>
+        </w:rPr>
+        <w:t xml:space="preserve">    ) {</w:t>
+      </w:r>
+    </w:p>
+    <w:p>
+      <w:pPr>
+        <w:rPr>
+          <w:lang w:val="en-GB"/>
+        </w:rPr>
+      </w:pPr>
+      <w:r>
+        <w:rPr>
+          <w:lang w:val="en-GB"/>
+        </w:rPr>
+        <w:t xml:space="preserve">        Text(</w:t>
+      </w:r>
+    </w:p>
+    <w:p>
+      <w:pPr>
+        <w:rPr>
+          <w:lang w:val="en-GB"/>
+        </w:rPr>
+      </w:pPr>
+      <w:r>
+        <w:rPr>
+          <w:lang w:val="en-GB"/>
+        </w:rPr>
+        <w:t xml:space="preserve">            text = label,</w:t>
+      </w:r>
+    </w:p>
+    <w:p>
+      <w:pPr>
+        <w:rPr>
+          <w:lang w:val="en-GB"/>
+        </w:rPr>
+      </w:pPr>
+      <w:r>
+        <w:rPr>
+          <w:lang w:val="en-GB"/>
+        </w:rPr>
+        <w:t xml:space="preserve">            modifier = </w:t>
+      </w:r>
+      <w:proofErr w:type="spellStart"/>
+      <w:r>
+        <w:rPr>
+          <w:lang w:val="en-GB"/>
+        </w:rPr>
+        <w:t>Modifier.weight</w:t>
+      </w:r>
+      <w:proofErr w:type="spellEnd"/>
+      <w:r>
+        <w:rPr>
+          <w:lang w:val="en-GB"/>
+        </w:rPr>
+        <w:t>(1f),</w:t>
+      </w:r>
+    </w:p>
+    <w:p>
+      <w:pPr>
+        <w:rPr>
+          <w:lang w:val="en-GB"/>
+        </w:rPr>
+      </w:pPr>
+      <w:r>
+        <w:rPr>
+          <w:lang w:val="en-GB"/>
+        </w:rPr>
+        <w:t xml:space="preserve">            style = </w:t>
+      </w:r>
+      <w:proofErr w:type="spellStart"/>
+      <w:r>
+        <w:rPr>
+          <w:lang w:val="en-GB"/>
+        </w:rPr>
+        <w:t>MaterialTheme.typography.bodyLarge</w:t>
+      </w:r>
+      <w:proofErr w:type="spellEnd"/>
+    </w:p>
+    <w:p>
+      <w:pPr>
+        <w:rPr>
+          <w:lang w:val="en-GB"/>
+        </w:rPr>
+      </w:pPr>
+      <w:r>
+        <w:rPr>
+          <w:lang w:val="en-GB"/>
+        </w:rPr>
+        <w:t xml:space="preserve">        )</w:t>
+      </w:r>
+    </w:p>
+    <w:p>
+      <w:pPr>
+        <w:rPr>
+          <w:lang w:val="en-GB"/>
+        </w:rPr>
+      </w:pPr>
+    </w:p>
+    <w:p>
+      <w:pPr>
+        <w:rPr>
+          <w:lang w:val="en-GB"/>
+        </w:rPr>
+      </w:pPr>
+      <w:r>
+        <w:rPr>
+          <w:lang w:val="en-GB"/>
+        </w:rPr>
+        <w:t xml:space="preserve">        Switch(</w:t>
+      </w:r>
+    </w:p>
+    <w:p>
+      <w:pPr>
+        <w:rPr>
+          <w:lang w:val="en-GB"/>
+        </w:rPr>
+      </w:pPr>
+      <w:r>
+        <w:rPr>
+          <w:lang w:val="en-GB"/>
+        </w:rPr>
+        <w:t xml:space="preserve">            checked = value,</w:t>
+      </w:r>
+    </w:p>
+    <w:p>
+      <w:pPr>
+        <w:rPr>
+          <w:lang w:val="en-GB"/>
+        </w:rPr>
+      </w:pPr>
+      <w:r>
+        <w:rPr>
+          <w:lang w:val="en-GB"/>
+        </w:rPr>
+        <w:t xml:space="preserve">            </w:t>
+      </w:r>
+      <w:proofErr w:type="spellStart"/>
+      <w:r>
+        <w:rPr>
+          <w:lang w:val="en-GB"/>
+        </w:rPr>
+        <w:t>onCheckedChange</w:t>
+      </w:r>
+      <w:proofErr w:type="spellEnd"/>
+      <w:r>
+        <w:rPr>
+          <w:lang w:val="en-GB"/>
+        </w:rPr>
+        <w:t xml:space="preserve"> = </w:t>
+      </w:r>
+      <w:proofErr w:type="spellStart"/>
+      <w:r>
+        <w:rPr>
+          <w:lang w:val="en-GB"/>
+        </w:rPr>
+        <w:t>onValueChange</w:t>
+      </w:r>
+      <w:proofErr w:type="spellEnd"/>
+      <w:r>
+        <w:rPr>
+          <w:lang w:val="en-GB"/>
+        </w:rPr>
+        <w:t>,</w:t>
+      </w:r>
+    </w:p>
+    <w:p>
+      <w:pPr>
+        <w:rPr>
+          <w:lang w:val="en-GB"/>
+        </w:rPr>
+      </w:pPr>
+      <w:r>
+        <w:rPr>
+          <w:lang w:val="en-GB"/>
+        </w:rPr>
+        <w:t xml:space="preserve">            </w:t>
+      </w:r>
+      <w:proofErr w:type="spellStart"/>
+      <w:r>
+        <w:rPr>
+          <w:lang w:val="en-GB"/>
+        </w:rPr>
+        <w:t>thumbContent</w:t>
+      </w:r>
+      <w:proofErr w:type="spellEnd"/>
+      <w:r>
+        <w:rPr>
+          <w:lang w:val="en-GB"/>
+        </w:rPr>
+        <w:t xml:space="preserve"> = if (value) {</w:t>
+      </w:r>
+    </w:p>
+    <w:p>
+      <w:pPr>
+        <w:rPr>
+          <w:lang w:val="en-GB"/>
+        </w:rPr>
+      </w:pPr>
+      <w:r>
+        <w:rPr>
+          <w:lang w:val="en-GB"/>
+        </w:rPr>
+        <w:t xml:space="preserve">                { Icon(</w:t>
+      </w:r>
+      <w:proofErr w:type="spellStart"/>
+      <w:r>
+        <w:rPr>
+          <w:lang w:val="en-GB"/>
+        </w:rPr>
+        <w:t>Icons.Default.Check</w:t>
+      </w:r>
+      <w:proofErr w:type="spellEnd"/>
+      <w:r>
+        <w:rPr>
+          <w:lang w:val="en-GB"/>
+        </w:rPr>
+        <w:t xml:space="preserve">, </w:t>
+      </w:r>
+      <w:proofErr w:type="spellStart"/>
+      <w:r>
+        <w:rPr>
+          <w:lang w:val="en-GB"/>
+        </w:rPr>
+        <w:t>contentDescription</w:t>
+      </w:r>
+      <w:proofErr w:type="spellEnd"/>
+      <w:r>
+        <w:rPr>
+          <w:lang w:val="en-GB"/>
+        </w:rPr>
+        <w:t xml:space="preserve"> = null) }</w:t>
+      </w:r>
+    </w:p>
+    <w:p>
+      <w:pPr>
+        <w:rPr>
+          <w:lang w:val="en-GB"/>
+        </w:rPr>
+      </w:pPr>
+      <w:r>
+        <w:rPr>
+          <w:lang w:val="en-GB"/>
+        </w:rPr>
+        <w:t xml:space="preserve">            } else null</w:t>
+      </w:r>
+    </w:p>
+    <w:p>
+      <w:pPr>
+        <w:rPr>
+          <w:lang w:val="en-GB"/>
+        </w:rPr>
+      </w:pPr>
+      <w:r>
+        <w:rPr>
+          <w:lang w:val="en-GB"/>
+        </w:rPr>
+        <w:t xml:space="preserve">        )</w:t>
+      </w:r>
     </w:p>
     <w:p>
       <w:pPr>
@@ -328,271 +1620,7 @@
           <w:lang w:val="en-GB"/>
         </w:rPr>
         <w:lastRenderedPageBreak/>
-        <w:t>// PERMESSI AUDIO</w:t>
-      </w:r>
-    </w:p>
-    <w:p>
-      <w:pPr>
-        <w:rPr>
-          <w:lang w:val="en-GB"/>
-        </w:rPr>
-      </w:pPr>
-      <w:r>
-        <w:rPr>
-          <w:lang w:val="en-GB"/>
-        </w:rPr>
-        <w:t>val activity = LocalContext.current as? Activity</w:t>
-      </w:r>
-    </w:p>
-    <w:p>
-      <w:pPr>
-        <w:rPr>
-          <w:lang w:val="en-GB"/>
-        </w:rPr>
-      </w:pPr>
-      <w:r>
-        <w:rPr>
-          <w:lang w:val="en-GB"/>
-        </w:rPr>
-        <w:t>activity?.let {</w:t>
-      </w:r>
-    </w:p>
-    <w:p>
-      <w:pPr>
-        <w:rPr>
-          <w:lang w:val="en-GB"/>
-        </w:rPr>
-      </w:pPr>
-      <w:r>
-        <w:rPr>
-          <w:lang w:val="en-GB"/>
-        </w:rPr>
-        <w:t xml:space="preserve">    val intent = Intent(it, SecondActivity::class.java)</w:t>
-      </w:r>
-    </w:p>
-    <w:p>
-      <w:pPr>
-        <w:rPr>
-          <w:lang w:val="en-GB"/>
-        </w:rPr>
-      </w:pPr>
-      <w:r>
-        <w:rPr>
-          <w:lang w:val="en-GB"/>
-        </w:rPr>
-        <w:t xml:space="preserve">    it.startActivity(intent)</w:t>
-      </w:r>
-    </w:p>
-    <w:p>
-      <w:pPr>
-        <w:rPr>
-          <w:lang w:val="en-GB"/>
-        </w:rPr>
-      </w:pPr>
-      <w:r>
-        <w:rPr>
-          <w:lang w:val="en-GB"/>
-        </w:rPr>
-        <w:t>}</w:t>
-      </w:r>
-      <w:r>
-        <w:rPr>
-          <w:lang w:val="en-GB"/>
-        </w:rPr>
-        <w:tab/>
-      </w:r>
-    </w:p>
-    <w:p>
-      <w:pPr>
-        <w:rPr>
-          <w:lang w:val="en-GB"/>
-        </w:rPr>
-      </w:pPr>
-    </w:p>
-    <w:p>
-      <w:pPr>
-        <w:rPr>
-          <w:lang w:val="en-GB"/>
-        </w:rPr>
-      </w:pPr>
-    </w:p>
-    <w:p>
-      <w:pPr>
-        <w:rPr>
-          <w:lang w:val="en-GB"/>
-        </w:rPr>
-      </w:pPr>
-      <w:r>
-        <w:rPr>
-          <w:lang w:val="en-GB"/>
-        </w:rPr>
-        <w:t>val audioPermission = Manifest.permission.RECORD_AUDIO</w:t>
-      </w:r>
-    </w:p>
-    <w:p>
-      <w:pPr>
-        <w:rPr>
-          <w:lang w:val="en-GB"/>
-        </w:rPr>
-      </w:pPr>
-      <w:r>
-        <w:rPr>
-          <w:lang w:val="en-GB"/>
-        </w:rPr>
-        <w:t>val permissionLauncher = rememberLauncherForActivityResult(</w:t>
-      </w:r>
-    </w:p>
-    <w:p>
-      <w:pPr>
-        <w:rPr>
-          <w:lang w:val="en-GB"/>
-        </w:rPr>
-      </w:pPr>
-      <w:r>
-        <w:rPr>
-          <w:lang w:val="en-GB"/>
-        </w:rPr>
-        <w:t xml:space="preserve">    ActivityResultContracts.RequestPermission()</w:t>
-      </w:r>
-    </w:p>
-    <w:p>
-      <w:pPr>
-        <w:rPr>
-          <w:lang w:val="en-GB"/>
-        </w:rPr>
-      </w:pPr>
-      <w:r>
-        <w:rPr>
-          <w:lang w:val="en-GB"/>
-        </w:rPr>
-        <w:t>) { granted -&gt;</w:t>
-      </w:r>
-    </w:p>
-    <w:p>
-      <w:pPr>
-        <w:rPr>
-          <w:lang w:val="en-GB"/>
-        </w:rPr>
-      </w:pPr>
-      <w:r>
-        <w:rPr>
-          <w:lang w:val="en-GB"/>
-        </w:rPr>
-        <w:t xml:space="preserve">    if (!granted) {</w:t>
-      </w:r>
-    </w:p>
-    <w:p>
-      <w:pPr>
-        <w:rPr>
-          <w:lang w:val="en-GB"/>
-        </w:rPr>
-      </w:pPr>
-      <w:r>
-        <w:rPr>
-          <w:lang w:val="en-GB"/>
-        </w:rPr>
-        <w:t xml:space="preserve">        Toast.makeText(context, "Permesso microfono negato", Toast.LENGTH_SHORT).show()</w:t>
-      </w:r>
-    </w:p>
-    <w:p>
-      <w:pPr>
-        <w:rPr>
-          <w:lang w:val="en-GB"/>
-        </w:rPr>
-      </w:pPr>
-      <w:r>
-        <w:rPr>
-          <w:lang w:val="en-GB"/>
-        </w:rPr>
         <w:t xml:space="preserve">    }</w:t>
-      </w:r>
-    </w:p>
-    <w:p>
-      <w:pPr>
-        <w:rPr>
-          <w:lang w:val="en-GB"/>
-        </w:rPr>
-      </w:pPr>
-      <w:r>
-        <w:rPr>
-          <w:lang w:val="en-GB"/>
-        </w:rPr>
-        <w:t>}</w:t>
-      </w:r>
-    </w:p>
-    <w:p>
-      <w:pPr>
-        <w:rPr>
-          <w:lang w:val="en-GB"/>
-        </w:rPr>
-      </w:pPr>
-    </w:p>
-    <w:p>
-      <w:r>
-        <w:t>// PRIMA DI AVViar</w:t>
-      </w:r>
-      <w:r>
-        <w:t>e rec</w:t>
-      </w:r>
-    </w:p>
-    <w:p>
-      <w:r>
-        <w:t>if (ContextCompat.checkSelfPermission(context, audioPermission)</w:t>
-      </w:r>
-    </w:p>
-    <w:p>
-      <w:pPr>
-        <w:rPr>
-          <w:lang w:val="en-GB"/>
-        </w:rPr>
-      </w:pPr>
-      <w:r>
-        <w:t xml:space="preserve">    </w:t>
-      </w:r>
-      <w:r>
-        <w:rPr>
-          <w:lang w:val="en-GB"/>
-        </w:rPr>
-        <w:t>!= PackageManager.PERMISSION_GRANTED</w:t>
-      </w:r>
-    </w:p>
-    <w:p>
-      <w:pPr>
-        <w:rPr>
-          <w:lang w:val="en-GB"/>
-        </w:rPr>
-      </w:pPr>
-      <w:r>
-        <w:rPr>
-          <w:lang w:val="en-GB"/>
-        </w:rPr>
-        <w:t>) {</w:t>
-      </w:r>
-    </w:p>
-    <w:p>
-      <w:pPr>
-        <w:rPr>
-          <w:lang w:val="en-GB"/>
-        </w:rPr>
-      </w:pPr>
-      <w:r>
-        <w:rPr>
-          <w:lang w:val="en-GB"/>
-        </w:rPr>
-        <w:t xml:space="preserve">    permissionLauncher.launch(audioPermission)</w:t>
-      </w:r>
-    </w:p>
-    <w:p>
-      <w:pPr>
-        <w:rPr>
-          <w:lang w:val="en-GB"/>
-        </w:rPr>
-      </w:pPr>
-      <w:r>
-        <w:rPr>
-          <w:lang w:val="en-GB"/>
-        </w:rPr>
-        <w:t xml:space="preserve">    return@IconButton</w:t>
       </w:r>
     </w:p>
     <w:p>

--- a/Doc/RoadMap.docx
+++ b/Doc/RoadMap.docx
@@ -4,7 +4,16 @@
   <w:body>
     <w:p>
       <w:r>
-        <w:t>Version 0.4.x</w:t>
+        <w:t>Version 0.</w:t>
+      </w:r>
+      <w:r>
+        <w:t>3</w:t>
+      </w:r>
+      <w:r>
+        <w:t>.</w:t>
+      </w:r>
+      <w:r>
+        <w:t>4</w:t>
       </w:r>
     </w:p>
     <w:p>
@@ -19,7 +28,22 @@
       </w:r>
       <w:r>
         <w:tab/>
+      </w:r>
+      <w:r>
         <w:t>Dir Video</w:t>
+      </w:r>
+      <w:r>
+        <w:tab/>
+      </w:r>
+      <w:r>
+        <w:tab/>
+      </w:r>
+      <w:r>
+        <w:tab/>
+      </w:r>
+      <w:r>
+        <w:tab/>
+        <w:t>update</w:t>
       </w:r>
     </w:p>
     <w:p>
@@ -30,38 +54,105 @@
         <w:tab/>
         <w:t>Dir Camera</w:t>
       </w:r>
-    </w:p>
-    <w:p>
       <w:r>
         <w:tab/>
       </w:r>
       <w:r>
         <w:tab/>
-        <w:t>Defualt durata video</w:t>
-      </w:r>
-    </w:p>
-    <w:p>
+      </w:r>
       <w:r>
         <w:tab/>
       </w:r>
       <w:r>
         <w:tab/>
-        <w:t>Attuare</w:t>
-      </w:r>
-    </w:p>
-    <w:p>
+        <w:t>update</w:t>
+      </w:r>
       <w:r>
         <w:tab/>
       </w:r>
       <w:r>
         <w:tab/>
+      </w:r>
+      <w:r>
+        <w:tab/>
+      </w:r>
+    </w:p>
+    <w:p>
+      <w:pPr>
+        <w:ind w:firstLine="708"/>
+      </w:pPr>
+      <w:r>
         <w:t>Rendere permanenti</w:t>
       </w:r>
     </w:p>
     <w:p>
+      <w:pPr>
+        <w:ind w:firstLine="708"/>
+      </w:pPr>
+      <w:r>
+        <w:t>Default durata video</w:t>
+      </w:r>
+    </w:p>
+    <w:p>
+      <w:pPr>
+        <w:ind w:firstLine="708"/>
+      </w:pPr>
+      <w:r>
+        <w:t>Anche video deve avere count-down</w:t>
+      </w:r>
+    </w:p>
+    <w:p>
       <w:r>
         <w:tab/>
-        <w:t>Componente separato  com.pascagemes.components</w:t>
+      </w:r>
+      <w:r>
+        <w:t>Count-down deve essere un parametro</w:t>
+      </w:r>
+    </w:p>
+    <w:p>
+      <w:r>
+        <w:tab/>
+      </w:r>
+    </w:p>
+    <w:p>
+      <w:r>
+        <w:t>Version 0.</w:t>
+      </w:r>
+      <w:r>
+        <w:t>4</w:t>
+      </w:r>
+      <w:r>
+        <w:t>.x</w:t>
+      </w:r>
+    </w:p>
+    <w:p>
+      <w:r>
+        <w:tab/>
+      </w:r>
+      <w:r>
+        <w:t>Durata del video</w:t>
+      </w:r>
+    </w:p>
+    <w:p>
+      <w:r>
+        <w:tab/>
+      </w:r>
+      <w:r>
+        <w:t>Progress del video</w:t>
+      </w:r>
+      <w:r>
+        <w:tab/>
+      </w:r>
+    </w:p>
+    <w:p>
+      <w:r>
+        <w:tab/>
+      </w:r>
+      <w:r>
+        <w:t>Toast video in screen</w:t>
+      </w:r>
+      <w:r>
+        <w:tab/>
       </w:r>
     </w:p>
     <w:p/>
@@ -79,251 +170,176 @@
     <w:p>
       <w:r>
         <w:tab/>
-      </w:r>
-      <w:r>
-        <w:t>Icona camera</w:t>
-      </w:r>
-    </w:p>
-    <w:p>
+        <w:t xml:space="preserve">Voice </w:t>
+      </w:r>
+      <w:proofErr w:type="spellStart"/>
+      <w:r>
+        <w:t>Recognition</w:t>
+      </w:r>
+      <w:proofErr w:type="spellEnd"/>
+      <w:r>
+        <w:t xml:space="preserve"> </w:t>
+      </w:r>
+      <w:proofErr w:type="spellStart"/>
+      <w:r>
+        <w:t>interface</w:t>
+      </w:r>
+      <w:proofErr w:type="spellEnd"/>
+    </w:p>
+    <w:p/>
+    <w:p>
+      <w:r>
+        <w:t>Version 0.</w:t>
+      </w:r>
+      <w:r>
+        <w:t>6</w:t>
+      </w:r>
+      <w:r>
+        <w:t>.x</w:t>
+      </w:r>
+    </w:p>
+    <w:p>
+      <w:pPr>
+        <w:rPr>
+          <w:lang w:val="fr-FR"/>
+        </w:rPr>
+      </w:pPr>
       <w:r>
         <w:tab/>
       </w:r>
       <w:r>
-        <w:t>Durata del video</w:t>
-      </w:r>
-    </w:p>
-    <w:p>
-      <w:pPr>
-        <w:rPr>
-          <w:lang w:val="en-GB"/>
-        </w:rPr>
-      </w:pPr>
-      <w:r>
+        <w:rPr>
+          <w:lang w:val="fr-FR"/>
+        </w:rPr>
+        <w:t xml:space="preserve">Camera </w:t>
+      </w:r>
+      <w:proofErr w:type="spellStart"/>
+      <w:r>
+        <w:rPr>
+          <w:lang w:val="fr-FR"/>
+        </w:rPr>
+        <w:t>voice</w:t>
+      </w:r>
+      <w:proofErr w:type="spellEnd"/>
+      <w:r>
+        <w:rPr>
+          <w:lang w:val="fr-FR"/>
+        </w:rPr>
+        <w:t xml:space="preserve"> </w:t>
+      </w:r>
+      <w:proofErr w:type="spellStart"/>
+      <w:r>
+        <w:rPr>
+          <w:lang w:val="fr-FR"/>
+        </w:rPr>
+        <w:t>commands</w:t>
+      </w:r>
+      <w:proofErr w:type="spellEnd"/>
+    </w:p>
+    <w:p>
+      <w:pPr>
+        <w:rPr>
+          <w:lang w:val="fr-FR"/>
+        </w:rPr>
+      </w:pPr>
+    </w:p>
+    <w:p>
+      <w:pPr>
+        <w:rPr>
+          <w:lang w:val="fr-FR"/>
+        </w:rPr>
+      </w:pPr>
+      <w:r>
+        <w:rPr>
+          <w:lang w:val="fr-FR"/>
+        </w:rPr>
+        <w:t>Version 0.</w:t>
+      </w:r>
+      <w:r>
+        <w:rPr>
+          <w:lang w:val="fr-FR"/>
+        </w:rPr>
+        <w:t>7</w:t>
+      </w:r>
+      <w:r>
+        <w:rPr>
+          <w:lang w:val="fr-FR"/>
+        </w:rPr>
+        <w:t>.x</w:t>
+      </w:r>
+    </w:p>
+    <w:p>
+      <w:pPr>
+        <w:rPr>
+          <w:lang w:val="fr-FR"/>
+        </w:rPr>
+      </w:pPr>
+      <w:r>
+        <w:rPr>
+          <w:lang w:val="fr-FR"/>
+        </w:rPr>
         <w:tab/>
-      </w:r>
-      <w:r>
-        <w:rPr>
-          <w:lang w:val="en-GB"/>
-        </w:rPr>
-        <w:t>Progress del video</w:t>
-      </w:r>
-      <w:r>
-        <w:rPr>
-          <w:lang w:val="en-GB"/>
-        </w:rPr>
-        <w:tab/>
-      </w:r>
-    </w:p>
-    <w:p>
-      <w:pPr>
-        <w:rPr>
-          <w:lang w:val="en-GB"/>
-        </w:rPr>
-      </w:pPr>
-      <w:r>
-        <w:rPr>
-          <w:lang w:val="en-GB"/>
-        </w:rPr>
-        <w:tab/>
-      </w:r>
-      <w:r>
-        <w:rPr>
-          <w:lang w:val="en-GB"/>
-        </w:rPr>
-        <w:t>To</w:t>
-      </w:r>
-      <w:r>
-        <w:rPr>
-          <w:lang w:val="en-GB"/>
-        </w:rPr>
-        <w:t>ast video in screen</w:t>
-      </w:r>
-      <w:r>
-        <w:rPr>
-          <w:lang w:val="en-GB"/>
-        </w:rPr>
-        <w:tab/>
-      </w:r>
-    </w:p>
-    <w:p>
-      <w:pPr>
-        <w:rPr>
-          <w:lang w:val="en-GB"/>
-        </w:rPr>
-      </w:pPr>
-    </w:p>
-    <w:p>
-      <w:pPr>
-        <w:rPr>
-          <w:lang w:val="en-GB"/>
-        </w:rPr>
-      </w:pPr>
-      <w:r>
-        <w:rPr>
-          <w:lang w:val="en-GB"/>
+        <w:t xml:space="preserve">Video </w:t>
+      </w:r>
+      <w:proofErr w:type="spellStart"/>
+      <w:r>
+        <w:rPr>
+          <w:lang w:val="fr-FR"/>
+        </w:rPr>
+        <w:t>voice</w:t>
+      </w:r>
+      <w:proofErr w:type="spellEnd"/>
+      <w:r>
+        <w:rPr>
+          <w:lang w:val="fr-FR"/>
+        </w:rPr>
+        <w:t xml:space="preserve"> </w:t>
+      </w:r>
+      <w:proofErr w:type="spellStart"/>
+      <w:r>
+        <w:rPr>
+          <w:lang w:val="fr-FR"/>
+        </w:rPr>
+        <w:t>commands</w:t>
+      </w:r>
+      <w:proofErr w:type="spellEnd"/>
+    </w:p>
+    <w:p>
+      <w:pPr>
+        <w:rPr>
+          <w:lang w:val="fr-FR"/>
+        </w:rPr>
+      </w:pPr>
+    </w:p>
+    <w:p>
+      <w:pPr>
+        <w:rPr>
+          <w:lang w:val="fr-FR"/>
+        </w:rPr>
+      </w:pPr>
+      <w:r>
+        <w:rPr>
+          <w:lang w:val="fr-FR"/>
         </w:rPr>
         <w:t>Version 0.</w:t>
       </w:r>
       <w:r>
         <w:rPr>
-          <w:lang w:val="en-GB"/>
-        </w:rPr>
-        <w:t>6</w:t>
-      </w:r>
-      <w:r>
-        <w:rPr>
-          <w:lang w:val="en-GB"/>
+          <w:lang w:val="fr-FR"/>
+        </w:rPr>
+        <w:t>8</w:t>
+      </w:r>
+      <w:r>
+        <w:rPr>
+          <w:lang w:val="fr-FR"/>
         </w:rPr>
         <w:t>.x</w:t>
       </w:r>
     </w:p>
     <w:p>
-      <w:pPr>
-        <w:rPr>
-          <w:lang w:val="en-GB"/>
-        </w:rPr>
-      </w:pPr>
-      <w:r>
-        <w:rPr>
-          <w:lang w:val="en-GB"/>
-        </w:rPr>
-        <w:tab/>
-        <w:t>Voice Recognition interface</w:t>
-      </w:r>
-    </w:p>
-    <w:p>
-      <w:pPr>
-        <w:rPr>
-          <w:lang w:val="en-GB"/>
-        </w:rPr>
-      </w:pPr>
-    </w:p>
-    <w:p>
-      <w:pPr>
-        <w:rPr>
-          <w:lang w:val="en-GB"/>
-        </w:rPr>
-      </w:pPr>
-      <w:r>
-        <w:rPr>
-          <w:lang w:val="en-GB"/>
-        </w:rPr>
-        <w:t>Version 0.</w:t>
-      </w:r>
-      <w:r>
-        <w:rPr>
-          <w:lang w:val="en-GB"/>
-        </w:rPr>
-        <w:t>7</w:t>
-      </w:r>
-      <w:r>
-        <w:rPr>
-          <w:lang w:val="en-GB"/>
-        </w:rPr>
-        <w:t>.x</w:t>
-      </w:r>
-    </w:p>
-    <w:p>
-      <w:pPr>
-        <w:rPr>
-          <w:lang w:val="fr-FR"/>
-        </w:rPr>
-      </w:pPr>
-      <w:r>
-        <w:rPr>
-          <w:lang w:val="en-GB"/>
-        </w:rPr>
-        <w:tab/>
-      </w:r>
-      <w:r>
-        <w:rPr>
-          <w:lang w:val="fr-FR"/>
-        </w:rPr>
-        <w:t>Camera voice commands</w:t>
-      </w:r>
-    </w:p>
-    <w:p>
-      <w:pPr>
-        <w:rPr>
-          <w:lang w:val="fr-FR"/>
-        </w:rPr>
-      </w:pPr>
-    </w:p>
-    <w:p>
-      <w:pPr>
-        <w:rPr>
-          <w:lang w:val="fr-FR"/>
-        </w:rPr>
-      </w:pPr>
-      <w:r>
-        <w:rPr>
-          <w:lang w:val="fr-FR"/>
-        </w:rPr>
-        <w:t>Version 0.</w:t>
-      </w:r>
-      <w:r>
-        <w:rPr>
-          <w:lang w:val="fr-FR"/>
-        </w:rPr>
-        <w:t>8</w:t>
-      </w:r>
-      <w:r>
-        <w:rPr>
-          <w:lang w:val="fr-FR"/>
-        </w:rPr>
-        <w:t>.x</w:t>
-      </w:r>
-    </w:p>
-    <w:p>
-      <w:pPr>
-        <w:rPr>
-          <w:lang w:val="fr-FR"/>
-        </w:rPr>
-      </w:pPr>
-      <w:r>
-        <w:rPr>
-          <w:lang w:val="fr-FR"/>
-        </w:rPr>
-        <w:tab/>
-        <w:t>Video voice commands</w:t>
-      </w:r>
-    </w:p>
-    <w:p>
-      <w:pPr>
-        <w:rPr>
-          <w:lang w:val="fr-FR"/>
-        </w:rPr>
-      </w:pPr>
-    </w:p>
-    <w:p>
-      <w:pPr>
-        <w:rPr>
-          <w:lang w:val="en-GB"/>
-        </w:rPr>
-      </w:pPr>
-      <w:r>
-        <w:rPr>
-          <w:lang w:val="en-GB"/>
-        </w:rPr>
-        <w:t>Version 0.</w:t>
-      </w:r>
-      <w:r>
-        <w:rPr>
-          <w:lang w:val="en-GB"/>
-        </w:rPr>
-        <w:t>9</w:t>
-      </w:r>
-      <w:r>
-        <w:rPr>
-          <w:lang w:val="en-GB"/>
-        </w:rPr>
-        <w:t>.x</w:t>
-      </w:r>
-    </w:p>
-    <w:p>
-      <w:r>
-        <w:rPr>
-          <w:lang w:val="en-GB"/>
+      <w:r>
+        <w:rPr>
+          <w:lang w:val="fr-FR"/>
         </w:rPr>
         <w:tab/>
       </w:r>
@@ -344,7 +360,16 @@
     <w:p/>
     <w:p>
       <w:r>
-        <w:t>Foto &lt;nPhoto&gt;</w:t>
+        <w:lastRenderedPageBreak/>
+        <w:t>Foto &lt;</w:t>
+      </w:r>
+      <w:proofErr w:type="spellStart"/>
+      <w:r>
+        <w:t>nPhoto</w:t>
+      </w:r>
+      <w:proofErr w:type="spellEnd"/>
+      <w:r>
+        <w:t>&gt;</w:t>
       </w:r>
     </w:p>
     <w:p>
@@ -383,7 +408,21 @@
         <w:rPr>
           <w:lang w:val="en-GB"/>
         </w:rPr>
-        <w:t>Video &lt;nsecs&gt;</w:t>
+        <w:t>Video &lt;</w:t>
+      </w:r>
+      <w:proofErr w:type="spellStart"/>
+      <w:r>
+        <w:rPr>
+          <w:lang w:val="en-GB"/>
+        </w:rPr>
+        <w:t>nsecs</w:t>
+      </w:r>
+      <w:proofErr w:type="spellEnd"/>
+      <w:r>
+        <w:rPr>
+          <w:lang w:val="en-GB"/>
+        </w:rPr>
+        <w:t>&gt;</w:t>
       </w:r>
     </w:p>
     <w:p>
@@ -447,50 +486,122 @@
           <w:lang w:val="en-GB"/>
         </w:rPr>
       </w:pPr>
-      <w:r>
-        <w:rPr>
-          <w:lang w:val="en-GB"/>
-        </w:rPr>
-        <w:t>val activity = LocalContext.current as? Activity</w:t>
-      </w:r>
-    </w:p>
-    <w:p>
-      <w:pPr>
-        <w:rPr>
-          <w:lang w:val="en-GB"/>
-        </w:rPr>
-      </w:pPr>
-      <w:r>
-        <w:rPr>
-          <w:lang w:val="en-GB"/>
-        </w:rPr>
-        <w:t>activity?.let {</w:t>
-      </w:r>
-    </w:p>
-    <w:p>
-      <w:pPr>
-        <w:rPr>
-          <w:lang w:val="en-GB"/>
-        </w:rPr>
-      </w:pPr>
-      <w:r>
-        <w:rPr>
-          <w:lang w:val="en-GB"/>
-        </w:rPr>
-        <w:t xml:space="preserve">    val intent = Intent(it, SecondActivity::class.java)</w:t>
-      </w:r>
-    </w:p>
-    <w:p>
-      <w:pPr>
-        <w:rPr>
-          <w:lang w:val="en-GB"/>
-        </w:rPr>
-      </w:pPr>
-      <w:r>
-        <w:rPr>
-          <w:lang w:val="en-GB"/>
-        </w:rPr>
-        <w:t xml:space="preserve">    it.startActivity(intent)</w:t>
+      <w:proofErr w:type="spellStart"/>
+      <w:r>
+        <w:rPr>
+          <w:lang w:val="en-GB"/>
+        </w:rPr>
+        <w:t>val</w:t>
+      </w:r>
+      <w:proofErr w:type="spellEnd"/>
+      <w:r>
+        <w:rPr>
+          <w:lang w:val="en-GB"/>
+        </w:rPr>
+        <w:t xml:space="preserve"> activity = </w:t>
+      </w:r>
+      <w:proofErr w:type="spellStart"/>
+      <w:r>
+        <w:rPr>
+          <w:lang w:val="en-GB"/>
+        </w:rPr>
+        <w:t>LocalContext.current</w:t>
+      </w:r>
+      <w:proofErr w:type="spellEnd"/>
+      <w:r>
+        <w:rPr>
+          <w:lang w:val="en-GB"/>
+        </w:rPr>
+        <w:t xml:space="preserve"> as? Activity</w:t>
+      </w:r>
+    </w:p>
+    <w:p>
+      <w:pPr>
+        <w:rPr>
+          <w:lang w:val="en-GB"/>
+        </w:rPr>
+      </w:pPr>
+      <w:proofErr w:type="spellStart"/>
+      <w:r>
+        <w:rPr>
+          <w:lang w:val="en-GB"/>
+        </w:rPr>
+        <w:t>activity?.let</w:t>
+      </w:r>
+      <w:proofErr w:type="spellEnd"/>
+      <w:r>
+        <w:rPr>
+          <w:lang w:val="en-GB"/>
+        </w:rPr>
+        <w:t xml:space="preserve"> {</w:t>
+      </w:r>
+    </w:p>
+    <w:p>
+      <w:pPr>
+        <w:rPr>
+          <w:lang w:val="en-GB"/>
+        </w:rPr>
+      </w:pPr>
+      <w:r>
+        <w:rPr>
+          <w:lang w:val="en-GB"/>
+        </w:rPr>
+        <w:t xml:space="preserve">    </w:t>
+      </w:r>
+      <w:proofErr w:type="spellStart"/>
+      <w:r>
+        <w:rPr>
+          <w:lang w:val="en-GB"/>
+        </w:rPr>
+        <w:t>val</w:t>
+      </w:r>
+      <w:proofErr w:type="spellEnd"/>
+      <w:r>
+        <w:rPr>
+          <w:lang w:val="en-GB"/>
+        </w:rPr>
+        <w:t xml:space="preserve"> intent = Intent(it, </w:t>
+      </w:r>
+      <w:proofErr w:type="spellStart"/>
+      <w:r>
+        <w:rPr>
+          <w:lang w:val="en-GB"/>
+        </w:rPr>
+        <w:t>SecondActivity</w:t>
+      </w:r>
+      <w:proofErr w:type="spellEnd"/>
+      <w:r>
+        <w:rPr>
+          <w:lang w:val="en-GB"/>
+        </w:rPr>
+        <w:t>::class.java)</w:t>
+      </w:r>
+    </w:p>
+    <w:p>
+      <w:pPr>
+        <w:rPr>
+          <w:lang w:val="en-GB"/>
+        </w:rPr>
+      </w:pPr>
+      <w:r>
+        <w:rPr>
+          <w:lang w:val="en-GB"/>
+        </w:rPr>
+        <w:t xml:space="preserve">    </w:t>
+      </w:r>
+      <w:proofErr w:type="spellStart"/>
+      <w:r>
+        <w:rPr>
+          <w:lang w:val="en-GB"/>
+        </w:rPr>
+        <w:t>it.startActivity</w:t>
+      </w:r>
+      <w:proofErr w:type="spellEnd"/>
+      <w:r>
+        <w:rPr>
+          <w:lang w:val="en-GB"/>
+        </w:rPr>
+        <w:t>(intent)</w:t>
       </w:r>
     </w:p>
     <w:p>
@@ -532,37 +643,117 @@
           <w:lang w:val="en-GB"/>
         </w:rPr>
       </w:pPr>
-      <w:r>
-        <w:rPr>
-          <w:lang w:val="en-GB"/>
-        </w:rPr>
-        <w:t>val audioPermission = Manifest.permission.RECORD_AUDIO</w:t>
-      </w:r>
-    </w:p>
-    <w:p>
-      <w:pPr>
-        <w:rPr>
-          <w:lang w:val="en-GB"/>
-        </w:rPr>
-      </w:pPr>
-      <w:r>
-        <w:rPr>
-          <w:lang w:val="en-GB"/>
-        </w:rPr>
-        <w:t>val permissionLauncher = rememberLauncherForActivityResult(</w:t>
-      </w:r>
-    </w:p>
-    <w:p>
-      <w:pPr>
-        <w:rPr>
-          <w:lang w:val="en-GB"/>
-        </w:rPr>
-      </w:pPr>
-      <w:r>
-        <w:rPr>
-          <w:lang w:val="en-GB"/>
-        </w:rPr>
-        <w:t xml:space="preserve">    ActivityResultContracts.RequestPermission()</w:t>
+      <w:proofErr w:type="spellStart"/>
+      <w:r>
+        <w:rPr>
+          <w:lang w:val="en-GB"/>
+        </w:rPr>
+        <w:t>val</w:t>
+      </w:r>
+      <w:proofErr w:type="spellEnd"/>
+      <w:r>
+        <w:rPr>
+          <w:lang w:val="en-GB"/>
+        </w:rPr>
+        <w:t xml:space="preserve"> </w:t>
+      </w:r>
+      <w:proofErr w:type="spellStart"/>
+      <w:r>
+        <w:rPr>
+          <w:lang w:val="en-GB"/>
+        </w:rPr>
+        <w:t>audioPermission</w:t>
+      </w:r>
+      <w:proofErr w:type="spellEnd"/>
+      <w:r>
+        <w:rPr>
+          <w:lang w:val="en-GB"/>
+        </w:rPr>
+        <w:t xml:space="preserve"> = </w:t>
+      </w:r>
+      <w:proofErr w:type="spellStart"/>
+      <w:r>
+        <w:rPr>
+          <w:lang w:val="en-GB"/>
+        </w:rPr>
+        <w:t>Manifest.permission.RECORD_AUDIO</w:t>
+      </w:r>
+      <w:proofErr w:type="spellEnd"/>
+    </w:p>
+    <w:p>
+      <w:pPr>
+        <w:rPr>
+          <w:lang w:val="en-GB"/>
+        </w:rPr>
+      </w:pPr>
+      <w:proofErr w:type="spellStart"/>
+      <w:r>
+        <w:rPr>
+          <w:lang w:val="en-GB"/>
+        </w:rPr>
+        <w:t>val</w:t>
+      </w:r>
+      <w:proofErr w:type="spellEnd"/>
+      <w:r>
+        <w:rPr>
+          <w:lang w:val="en-GB"/>
+        </w:rPr>
+        <w:t xml:space="preserve"> </w:t>
+      </w:r>
+      <w:proofErr w:type="spellStart"/>
+      <w:r>
+        <w:rPr>
+          <w:lang w:val="en-GB"/>
+        </w:rPr>
+        <w:t>permissionLauncher</w:t>
+      </w:r>
+      <w:proofErr w:type="spellEnd"/>
+      <w:r>
+        <w:rPr>
+          <w:lang w:val="en-GB"/>
+        </w:rPr>
+        <w:t xml:space="preserve"> = </w:t>
+      </w:r>
+      <w:proofErr w:type="spellStart"/>
+      <w:r>
+        <w:rPr>
+          <w:lang w:val="en-GB"/>
+        </w:rPr>
+        <w:t>rememberLauncherForActivityResult</w:t>
+      </w:r>
+      <w:proofErr w:type="spellEnd"/>
+      <w:r>
+        <w:rPr>
+          <w:lang w:val="en-GB"/>
+        </w:rPr>
+        <w:t>(</w:t>
+      </w:r>
+    </w:p>
+    <w:p>
+      <w:pPr>
+        <w:rPr>
+          <w:lang w:val="en-GB"/>
+        </w:rPr>
+      </w:pPr>
+      <w:r>
+        <w:rPr>
+          <w:lang w:val="en-GB"/>
+        </w:rPr>
+        <w:t xml:space="preserve">    </w:t>
+      </w:r>
+      <w:proofErr w:type="spellStart"/>
+      <w:r>
+        <w:rPr>
+          <w:lang w:val="en-GB"/>
+        </w:rPr>
+        <w:t>ActivityResultContracts.RequestPermission</w:t>
+      </w:r>
+      <w:proofErr w:type="spellEnd"/>
+      <w:r>
+        <w:rPr>
+          <w:lang w:val="en-GB"/>
+        </w:rPr>
+        <w:t>()</w:t>
       </w:r>
     </w:p>
     <w:p>
@@ -601,7 +792,77 @@
         <w:rPr>
           <w:lang w:val="en-GB"/>
         </w:rPr>
-        <w:t xml:space="preserve">        Toast.makeText(context, "Permesso microfono negato", Toast.LENGTH_SHORT).show()</w:t>
+        <w:t xml:space="preserve">        </w:t>
+      </w:r>
+      <w:proofErr w:type="spellStart"/>
+      <w:r>
+        <w:rPr>
+          <w:lang w:val="en-GB"/>
+        </w:rPr>
+        <w:t>Toast.makeText</w:t>
+      </w:r>
+      <w:proofErr w:type="spellEnd"/>
+      <w:r>
+        <w:rPr>
+          <w:lang w:val="en-GB"/>
+        </w:rPr>
+        <w:t>(context, "</w:t>
+      </w:r>
+      <w:proofErr w:type="spellStart"/>
+      <w:r>
+        <w:rPr>
+          <w:lang w:val="en-GB"/>
+        </w:rPr>
+        <w:t>Permesso</w:t>
+      </w:r>
+      <w:proofErr w:type="spellEnd"/>
+      <w:r>
+        <w:rPr>
+          <w:lang w:val="en-GB"/>
+        </w:rPr>
+        <w:t xml:space="preserve"> </w:t>
+      </w:r>
+      <w:proofErr w:type="spellStart"/>
+      <w:r>
+        <w:rPr>
+          <w:lang w:val="en-GB"/>
+        </w:rPr>
+        <w:t>microfono</w:t>
+      </w:r>
+      <w:proofErr w:type="spellEnd"/>
+      <w:r>
+        <w:rPr>
+          <w:lang w:val="en-GB"/>
+        </w:rPr>
+        <w:t xml:space="preserve"> </w:t>
+      </w:r>
+      <w:proofErr w:type="spellStart"/>
+      <w:r>
+        <w:rPr>
+          <w:lang w:val="en-GB"/>
+        </w:rPr>
+        <w:t>negato</w:t>
+      </w:r>
+      <w:proofErr w:type="spellEnd"/>
+      <w:r>
+        <w:rPr>
+          <w:lang w:val="en-GB"/>
+        </w:rPr>
+        <w:t xml:space="preserve">", </w:t>
+      </w:r>
+      <w:proofErr w:type="spellStart"/>
+      <w:r>
+        <w:rPr>
+          <w:lang w:val="en-GB"/>
+        </w:rPr>
+        <w:t>Toast.LENGTH_SHORT</w:t>
+      </w:r>
+      <w:proofErr w:type="spellEnd"/>
+      <w:r>
+        <w:rPr>
+          <w:lang w:val="en-GB"/>
+        </w:rPr>
+        <w:t>).show()</w:t>
       </w:r>
     </w:p>
     <w:p>
@@ -623,15 +884,57 @@
     <w:p/>
     <w:p>
       <w:r>
-        <w:t>// PRIMA DI AVViar</w:t>
-      </w:r>
-      <w:r>
-        <w:t>e rec</w:t>
-      </w:r>
-    </w:p>
-    <w:p>
-      <w:r>
-        <w:t>if (ContextCompat.checkSelfPermission(context, audioPermission)</w:t>
+        <w:t xml:space="preserve">// PRIMA DI </w:t>
+      </w:r>
+      <w:proofErr w:type="spellStart"/>
+      <w:r>
+        <w:t>AVViar</w:t>
+      </w:r>
+      <w:r>
+        <w:t>e</w:t>
+      </w:r>
+      <w:proofErr w:type="spellEnd"/>
+      <w:r>
+        <w:t xml:space="preserve"> </w:t>
+      </w:r>
+      <w:proofErr w:type="spellStart"/>
+      <w:r>
+        <w:t>rec</w:t>
+      </w:r>
+      <w:proofErr w:type="spellEnd"/>
+    </w:p>
+    <w:p>
+      <w:proofErr w:type="spellStart"/>
+      <w:r>
+        <w:t>if</w:t>
+      </w:r>
+      <w:proofErr w:type="spellEnd"/>
+      <w:r>
+        <w:t xml:space="preserve"> (</w:t>
+      </w:r>
+      <w:proofErr w:type="spellStart"/>
+      <w:r>
+        <w:t>ContextCompat.checkSelfPermission</w:t>
+      </w:r>
+      <w:proofErr w:type="spellEnd"/>
+      <w:r>
+        <w:t>(</w:t>
+      </w:r>
+      <w:proofErr w:type="spellStart"/>
+      <w:r>
+        <w:t>context</w:t>
+      </w:r>
+      <w:proofErr w:type="spellEnd"/>
+      <w:r>
+        <w:t xml:space="preserve">, </w:t>
+      </w:r>
+      <w:proofErr w:type="spellStart"/>
+      <w:r>
+        <w:t>audioPermission</w:t>
+      </w:r>
+      <w:proofErr w:type="spellEnd"/>
+      <w:r>
+        <w:t>)</w:t>
       </w:r>
     </w:p>
     <w:p>
@@ -647,8 +950,16 @@
         <w:rPr>
           <w:lang w:val="en-GB"/>
         </w:rPr>
-        <w:t>!= PackageManager.PERMISSION_GRANTED</w:t>
-      </w:r>
+        <w:t xml:space="preserve">!= </w:t>
+      </w:r>
+      <w:proofErr w:type="spellStart"/>
+      <w:r>
+        <w:rPr>
+          <w:lang w:val="en-GB"/>
+        </w:rPr>
+        <w:t>PackageManager.PERMISSION_GRANTED</w:t>
+      </w:r>
+      <w:proofErr w:type="spellEnd"/>
     </w:p>
     <w:p>
       <w:pPr>
@@ -673,22 +984,58 @@
         <w:rPr>
           <w:lang w:val="en-GB"/>
         </w:rPr>
+        <w:t xml:space="preserve">    </w:t>
+      </w:r>
+      <w:proofErr w:type="spellStart"/>
+      <w:r>
+        <w:rPr>
+          <w:lang w:val="en-GB"/>
+        </w:rPr>
+        <w:t>permissionLauncher.launch</w:t>
+      </w:r>
+      <w:proofErr w:type="spellEnd"/>
+      <w:r>
+        <w:rPr>
+          <w:lang w:val="en-GB"/>
+        </w:rPr>
+        <w:t>(</w:t>
+      </w:r>
+      <w:proofErr w:type="spellStart"/>
+      <w:r>
+        <w:rPr>
+          <w:lang w:val="en-GB"/>
+        </w:rPr>
+        <w:t>audioPermission</w:t>
+      </w:r>
+      <w:proofErr w:type="spellEnd"/>
+      <w:r>
+        <w:rPr>
+          <w:lang w:val="en-GB"/>
+        </w:rPr>
+        <w:t>)</w:t>
+      </w:r>
+    </w:p>
+    <w:p>
+      <w:pPr>
+        <w:rPr>
+          <w:lang w:val="en-GB"/>
+        </w:rPr>
+      </w:pPr>
+      <w:r>
+        <w:rPr>
+          <w:lang w:val="en-GB"/>
+        </w:rPr>
         <w:lastRenderedPageBreak/>
-        <w:t xml:space="preserve">    permissionLauncher.launch(audioPermission)</w:t>
-      </w:r>
-    </w:p>
-    <w:p>
-      <w:pPr>
-        <w:rPr>
-          <w:lang w:val="en-GB"/>
-        </w:rPr>
-      </w:pPr>
-      <w:r>
-        <w:rPr>
-          <w:lang w:val="en-GB"/>
-        </w:rPr>
-        <w:t xml:space="preserve">    return@IconButton</w:t>
-      </w:r>
+        <w:t xml:space="preserve">    </w:t>
+      </w:r>
+      <w:proofErr w:type="spellStart"/>
+      <w:r>
+        <w:rPr>
+          <w:lang w:val="en-GB"/>
+        </w:rPr>
+        <w:t>return@IconButton</w:t>
+      </w:r>
+      <w:proofErr w:type="spellEnd"/>
     </w:p>
     <w:p>
       <w:pPr>
@@ -740,7 +1087,21 @@
         <w:rPr>
           <w:lang w:val="en-GB"/>
         </w:rPr>
-        <w:t>fun SettingSwitch(</w:t>
+        <w:t xml:space="preserve">fun </w:t>
+      </w:r>
+      <w:proofErr w:type="spellStart"/>
+      <w:r>
+        <w:rPr>
+          <w:lang w:val="en-GB"/>
+        </w:rPr>
+        <w:t>SettingSwitch</w:t>
+      </w:r>
+      <w:proofErr w:type="spellEnd"/>
+      <w:r>
+        <w:rPr>
+          <w:lang w:val="en-GB"/>
+        </w:rPr>
+        <w:t>(</w:t>
       </w:r>
     </w:p>
     <w:p>
@@ -779,21 +1140,35 @@
         <w:rPr>
           <w:lang w:val="en-GB"/>
         </w:rPr>
-        <w:t xml:space="preserve">    onValueChange: (Boolean) -&gt; Unit,</w:t>
-      </w:r>
-    </w:p>
-    <w:p>
-      <w:pPr>
-        <w:rPr>
-          <w:lang w:val="fr-FR"/>
-        </w:rPr>
-      </w:pPr>
-      <w:r>
-        <w:rPr>
-          <w:lang w:val="en-GB"/>
-        </w:rPr>
         <w:t xml:space="preserve">    </w:t>
       </w:r>
+      <w:proofErr w:type="spellStart"/>
+      <w:r>
+        <w:rPr>
+          <w:lang w:val="en-GB"/>
+        </w:rPr>
+        <w:t>onValueChange</w:t>
+      </w:r>
+      <w:proofErr w:type="spellEnd"/>
+      <w:r>
+        <w:rPr>
+          <w:lang w:val="en-GB"/>
+        </w:rPr>
+        <w:t>: (Boolean) -&gt; Unit,</w:t>
+      </w:r>
+    </w:p>
+    <w:p>
+      <w:pPr>
+        <w:rPr>
+          <w:lang w:val="fr-FR"/>
+        </w:rPr>
+      </w:pPr>
+      <w:r>
+        <w:rPr>
+          <w:lang w:val="en-GB"/>
+        </w:rPr>
+        <w:t xml:space="preserve">    </w:t>
+      </w:r>
       <w:r>
         <w:rPr>
           <w:lang w:val="fr-FR"/>
@@ -856,7 +1231,21 @@
         <w:rPr>
           <w:lang w:val="en-GB"/>
         </w:rPr>
-        <w:t>.fillMaxWidth()</w:t>
+        <w:t>.</w:t>
+      </w:r>
+      <w:proofErr w:type="spellStart"/>
+      <w:r>
+        <w:rPr>
+          <w:lang w:val="en-GB"/>
+        </w:rPr>
+        <w:t>fillMaxWidth</w:t>
+      </w:r>
+      <w:proofErr w:type="spellEnd"/>
+      <w:r>
+        <w:rPr>
+          <w:lang w:val="en-GB"/>
+        </w:rPr>
+        <w:t>()</w:t>
       </w:r>
     </w:p>
     <w:p>
@@ -882,8 +1271,30 @@
         <w:rPr>
           <w:lang w:val="en-GB"/>
         </w:rPr>
-        <w:t xml:space="preserve">        verticalAlignment = Alignment.CenterVertically</w:t>
-      </w:r>
+        <w:t xml:space="preserve">        </w:t>
+      </w:r>
+      <w:proofErr w:type="spellStart"/>
+      <w:r>
+        <w:rPr>
+          <w:lang w:val="en-GB"/>
+        </w:rPr>
+        <w:t>verticalAlignment</w:t>
+      </w:r>
+      <w:proofErr w:type="spellEnd"/>
+      <w:r>
+        <w:rPr>
+          <w:lang w:val="en-GB"/>
+        </w:rPr>
+        <w:t xml:space="preserve"> = </w:t>
+      </w:r>
+      <w:proofErr w:type="spellStart"/>
+      <w:r>
+        <w:rPr>
+          <w:lang w:val="en-GB"/>
+        </w:rPr>
+        <w:t>Alignment.CenterVertically</w:t>
+      </w:r>
+      <w:proofErr w:type="spellEnd"/>
     </w:p>
     <w:p>
       <w:pPr>
@@ -934,21 +1345,43 @@
         <w:rPr>
           <w:lang w:val="en-GB"/>
         </w:rPr>
-        <w:t xml:space="preserve">            modifier = Modifier.weight(1f),</w:t>
-      </w:r>
-    </w:p>
-    <w:p>
-      <w:pPr>
-        <w:rPr>
-          <w:lang w:val="en-GB"/>
-        </w:rPr>
-      </w:pPr>
-      <w:r>
-        <w:rPr>
-          <w:lang w:val="en-GB"/>
-        </w:rPr>
-        <w:t xml:space="preserve">            style = MaterialTheme.typography.bodyLarge</w:t>
-      </w:r>
+        <w:t xml:space="preserve">            modifier = </w:t>
+      </w:r>
+      <w:proofErr w:type="spellStart"/>
+      <w:r>
+        <w:rPr>
+          <w:lang w:val="en-GB"/>
+        </w:rPr>
+        <w:t>Modifier.weight</w:t>
+      </w:r>
+      <w:proofErr w:type="spellEnd"/>
+      <w:r>
+        <w:rPr>
+          <w:lang w:val="en-GB"/>
+        </w:rPr>
+        <w:t>(1f),</w:t>
+      </w:r>
+    </w:p>
+    <w:p>
+      <w:pPr>
+        <w:rPr>
+          <w:lang w:val="en-GB"/>
+        </w:rPr>
+      </w:pPr>
+      <w:r>
+        <w:rPr>
+          <w:lang w:val="en-GB"/>
+        </w:rPr>
+        <w:t xml:space="preserve">            style = </w:t>
+      </w:r>
+      <w:proofErr w:type="spellStart"/>
+      <w:r>
+        <w:rPr>
+          <w:lang w:val="en-GB"/>
+        </w:rPr>
+        <w:t>MaterialTheme.typography.bodyLarge</w:t>
+      </w:r>
+      <w:proofErr w:type="spellEnd"/>
     </w:p>
     <w:p>
       <w:pPr>
@@ -1006,33 +1439,103 @@
         <w:rPr>
           <w:lang w:val="en-GB"/>
         </w:rPr>
-        <w:t xml:space="preserve">            onCheckedChange = onValueChange,</w:t>
-      </w:r>
-    </w:p>
-    <w:p>
-      <w:pPr>
-        <w:rPr>
-          <w:lang w:val="en-GB"/>
-        </w:rPr>
-      </w:pPr>
-      <w:r>
-        <w:rPr>
-          <w:lang w:val="en-GB"/>
-        </w:rPr>
-        <w:t xml:space="preserve">            thumbContent = if (value) {</w:t>
-      </w:r>
-    </w:p>
-    <w:p>
-      <w:pPr>
-        <w:rPr>
-          <w:lang w:val="en-GB"/>
-        </w:rPr>
-      </w:pPr>
-      <w:r>
-        <w:rPr>
-          <w:lang w:val="en-GB"/>
-        </w:rPr>
-        <w:t xml:space="preserve">                { Icon(Icons.Default.Check, contentDescription = null) }</w:t>
+        <w:t xml:space="preserve">            </w:t>
+      </w:r>
+      <w:proofErr w:type="spellStart"/>
+      <w:r>
+        <w:rPr>
+          <w:lang w:val="en-GB"/>
+        </w:rPr>
+        <w:t>onCheckedChange</w:t>
+      </w:r>
+      <w:proofErr w:type="spellEnd"/>
+      <w:r>
+        <w:rPr>
+          <w:lang w:val="en-GB"/>
+        </w:rPr>
+        <w:t xml:space="preserve"> = </w:t>
+      </w:r>
+      <w:proofErr w:type="spellStart"/>
+      <w:r>
+        <w:rPr>
+          <w:lang w:val="en-GB"/>
+        </w:rPr>
+        <w:t>onValueChange</w:t>
+      </w:r>
+      <w:proofErr w:type="spellEnd"/>
+      <w:r>
+        <w:rPr>
+          <w:lang w:val="en-GB"/>
+        </w:rPr>
+        <w:t>,</w:t>
+      </w:r>
+    </w:p>
+    <w:p>
+      <w:pPr>
+        <w:rPr>
+          <w:lang w:val="en-GB"/>
+        </w:rPr>
+      </w:pPr>
+      <w:r>
+        <w:rPr>
+          <w:lang w:val="en-GB"/>
+        </w:rPr>
+        <w:t xml:space="preserve">            </w:t>
+      </w:r>
+      <w:proofErr w:type="spellStart"/>
+      <w:r>
+        <w:rPr>
+          <w:lang w:val="en-GB"/>
+        </w:rPr>
+        <w:t>thumbContent</w:t>
+      </w:r>
+      <w:proofErr w:type="spellEnd"/>
+      <w:r>
+        <w:rPr>
+          <w:lang w:val="en-GB"/>
+        </w:rPr>
+        <w:t xml:space="preserve"> = if (value) {</w:t>
+      </w:r>
+    </w:p>
+    <w:p>
+      <w:pPr>
+        <w:rPr>
+          <w:lang w:val="en-GB"/>
+        </w:rPr>
+      </w:pPr>
+      <w:r>
+        <w:rPr>
+          <w:lang w:val="en-GB"/>
+        </w:rPr>
+        <w:t xml:space="preserve">                { Icon(</w:t>
+      </w:r>
+      <w:proofErr w:type="spellStart"/>
+      <w:r>
+        <w:rPr>
+          <w:lang w:val="en-GB"/>
+        </w:rPr>
+        <w:t>Icons.Default.Check</w:t>
+      </w:r>
+      <w:proofErr w:type="spellEnd"/>
+      <w:r>
+        <w:rPr>
+          <w:lang w:val="en-GB"/>
+        </w:rPr>
+        <w:t xml:space="preserve">, </w:t>
+      </w:r>
+      <w:proofErr w:type="spellStart"/>
+      <w:r>
+        <w:rPr>
+          <w:lang w:val="en-GB"/>
+        </w:rPr>
+        <w:t>contentDescription</w:t>
+      </w:r>
+      <w:proofErr w:type="spellEnd"/>
+      <w:r>
+        <w:rPr>
+          <w:lang w:val="en-GB"/>
+        </w:rPr>
+        <w:t xml:space="preserve"> = null) }</w:t>
       </w:r>
     </w:p>
     <w:p>
@@ -1084,7 +1587,6 @@
         <w:rPr>
           <w:lang w:val="en-GB"/>
         </w:rPr>
-        <w:lastRenderedPageBreak/>
         <w:t>}</w:t>
       </w:r>
     </w:p>

--- a/Doc/RoadMap.docx
+++ b/Doc/RoadMap.docx
@@ -13,362 +13,438 @@
         <w:t>.</w:t>
       </w:r>
       <w:r>
+        <w:t>6</w:t>
+      </w:r>
+    </w:p>
+    <w:p>
+      <w:r>
+        <w:tab/>
+        <w:t>Settings</w:t>
+      </w:r>
+    </w:p>
+    <w:p>
+      <w:r>
+        <w:tab/>
+      </w:r>
+      <w:r>
+        <w:tab/>
+      </w:r>
+      <w:r>
+        <w:t>Dir Video</w:t>
+      </w:r>
+      <w:r>
+        <w:tab/>
+      </w:r>
+      <w:r>
+        <w:tab/>
+      </w:r>
+      <w:r>
+        <w:tab/>
+      </w:r>
+      <w:r>
+        <w:tab/>
+        <w:t>update</w:t>
+      </w:r>
+    </w:p>
+    <w:p>
+      <w:r>
+        <w:tab/>
+      </w:r>
+      <w:r>
+        <w:tab/>
+        <w:t>Dir Camera</w:t>
+      </w:r>
+      <w:r>
+        <w:tab/>
+      </w:r>
+      <w:r>
+        <w:tab/>
+      </w:r>
+      <w:r>
+        <w:tab/>
+      </w:r>
+      <w:r>
+        <w:tab/>
+        <w:t>update</w:t>
+      </w:r>
+      <w:r>
+        <w:tab/>
+      </w:r>
+      <w:r>
+        <w:tab/>
+      </w:r>
+      <w:r>
+        <w:tab/>
+      </w:r>
+    </w:p>
+    <w:p>
+      <w:r>
+        <w:tab/>
+      </w:r>
+    </w:p>
+    <w:p>
+      <w:r>
+        <w:tab/>
+      </w:r>
+    </w:p>
+    <w:p>
+      <w:r>
+        <w:tab/>
+      </w:r>
+    </w:p>
+    <w:p>
+      <w:r>
+        <w:t>Version 0.</w:t>
+      </w:r>
+      <w:r>
         <w:t>4</w:t>
       </w:r>
-    </w:p>
-    <w:p>
-      <w:r>
-        <w:tab/>
-        <w:t>Settings</w:t>
-      </w:r>
-    </w:p>
-    <w:p>
-      <w:r>
-        <w:tab/>
-      </w:r>
-      <w:r>
-        <w:tab/>
-      </w:r>
-      <w:r>
-        <w:t>Dir Video</w:t>
-      </w:r>
-      <w:r>
-        <w:tab/>
-      </w:r>
-      <w:r>
-        <w:tab/>
-      </w:r>
-      <w:r>
-        <w:tab/>
-      </w:r>
-      <w:r>
-        <w:tab/>
-        <w:t>update</w:t>
-      </w:r>
-    </w:p>
-    <w:p>
-      <w:r>
-        <w:tab/>
-      </w:r>
-      <w:r>
-        <w:tab/>
-        <w:t>Dir Camera</w:t>
-      </w:r>
-      <w:r>
-        <w:tab/>
-      </w:r>
-      <w:r>
-        <w:tab/>
-      </w:r>
-      <w:r>
-        <w:tab/>
-      </w:r>
-      <w:r>
-        <w:tab/>
-        <w:t>update</w:t>
-      </w:r>
-      <w:r>
-        <w:tab/>
-      </w:r>
-      <w:r>
-        <w:tab/>
-      </w:r>
-      <w:r>
-        <w:tab/>
+      <w:r>
+        <w:t>.x</w:t>
+      </w:r>
+    </w:p>
+    <w:p>
+      <w:r>
+        <w:tab/>
+      </w:r>
+      <w:r>
+        <w:t>Durata del video</w:t>
+      </w:r>
+    </w:p>
+    <w:p>
+      <w:pPr>
+        <w:rPr>
+          <w:lang w:val="en-GB"/>
+        </w:rPr>
+      </w:pPr>
+      <w:r>
+        <w:tab/>
+      </w:r>
+      <w:r>
+        <w:rPr>
+          <w:lang w:val="en-GB"/>
+        </w:rPr>
+        <w:t>Progress del video</w:t>
+      </w:r>
+      <w:r>
+        <w:rPr>
+          <w:lang w:val="en-GB"/>
+        </w:rPr>
+        <w:tab/>
+      </w:r>
+    </w:p>
+    <w:p>
+      <w:pPr>
+        <w:rPr>
+          <w:lang w:val="en-GB"/>
+        </w:rPr>
+      </w:pPr>
+      <w:r>
+        <w:rPr>
+          <w:lang w:val="en-GB"/>
+        </w:rPr>
+        <w:tab/>
+      </w:r>
+      <w:r>
+        <w:rPr>
+          <w:lang w:val="en-GB"/>
+        </w:rPr>
+        <w:t>Toast video in screen</w:t>
       </w:r>
     </w:p>
     <w:p>
       <w:pPr>
         <w:ind w:firstLine="708"/>
-      </w:pPr>
-      <w:r>
-        <w:t>Rendere permanenti</w:t>
-      </w:r>
-    </w:p>
-    <w:p>
-      <w:pPr>
-        <w:ind w:firstLine="708"/>
-      </w:pPr>
-      <w:r>
-        <w:t>Default durata video</w:t>
-      </w:r>
-    </w:p>
-    <w:p>
-      <w:pPr>
-        <w:ind w:firstLine="708"/>
-      </w:pPr>
-      <w:r>
-        <w:t>Anche video deve avere count-down</w:t>
-      </w:r>
-    </w:p>
-    <w:p>
-      <w:r>
-        <w:tab/>
-      </w:r>
-      <w:r>
-        <w:t>Count-down deve essere un parametro</w:t>
-      </w:r>
-    </w:p>
-    <w:p>
-      <w:r>
-        <w:tab/>
-      </w:r>
-    </w:p>
-    <w:p>
-      <w:r>
+        <w:rPr>
+          <w:lang w:val="en-GB"/>
+        </w:rPr>
+      </w:pPr>
+      <w:proofErr w:type="spellStart"/>
+      <w:r>
+        <w:rPr>
+          <w:lang w:val="en-GB"/>
+        </w:rPr>
+        <w:t>Rendere</w:t>
+      </w:r>
+      <w:proofErr w:type="spellEnd"/>
+      <w:r>
+        <w:rPr>
+          <w:lang w:val="en-GB"/>
+        </w:rPr>
+        <w:t xml:space="preserve"> settings </w:t>
+      </w:r>
+      <w:proofErr w:type="spellStart"/>
+      <w:r>
+        <w:rPr>
+          <w:lang w:val="en-GB"/>
+        </w:rPr>
+        <w:t>permanenti</w:t>
+      </w:r>
+      <w:proofErr w:type="spellEnd"/>
+    </w:p>
+    <w:p>
+      <w:pPr>
+        <w:rPr>
+          <w:lang w:val="en-GB"/>
+        </w:rPr>
+      </w:pPr>
+      <w:r>
+        <w:rPr>
+          <w:lang w:val="en-GB"/>
+        </w:rPr>
+        <w:tab/>
+      </w:r>
+    </w:p>
+    <w:p>
+      <w:pPr>
+        <w:rPr>
+          <w:lang w:val="en-GB"/>
+        </w:rPr>
+      </w:pPr>
+    </w:p>
+    <w:p>
+      <w:pPr>
+        <w:rPr>
+          <w:lang w:val="en-GB"/>
+        </w:rPr>
+      </w:pPr>
+      <w:r>
+        <w:rPr>
+          <w:lang w:val="en-GB"/>
+        </w:rPr>
         <w:t>Version 0.</w:t>
       </w:r>
       <w:r>
-        <w:t>4</w:t>
-      </w:r>
-      <w:r>
+        <w:rPr>
+          <w:lang w:val="en-GB"/>
+        </w:rPr>
+        <w:t>5</w:t>
+      </w:r>
+      <w:r>
+        <w:rPr>
+          <w:lang w:val="en-GB"/>
+        </w:rPr>
         <w:t>.x</w:t>
       </w:r>
     </w:p>
     <w:p>
-      <w:r>
-        <w:tab/>
-      </w:r>
-      <w:r>
-        <w:t>Durata del video</w:t>
-      </w:r>
-    </w:p>
-    <w:p>
-      <w:r>
-        <w:tab/>
-      </w:r>
-      <w:r>
-        <w:t>Progress del video</w:t>
-      </w:r>
-      <w:r>
-        <w:tab/>
-      </w:r>
-    </w:p>
-    <w:p>
-      <w:r>
-        <w:tab/>
-      </w:r>
-      <w:r>
-        <w:t>Toast video in screen</w:t>
-      </w:r>
-      <w:r>
-        <w:tab/>
+      <w:pPr>
+        <w:rPr>
+          <w:lang w:val="en-GB"/>
+        </w:rPr>
+      </w:pPr>
+      <w:r>
+        <w:rPr>
+          <w:lang w:val="en-GB"/>
+        </w:rPr>
+        <w:tab/>
+        <w:t>Voice Recognition interface</w:t>
+      </w:r>
+    </w:p>
+    <w:p>
+      <w:pPr>
+        <w:rPr>
+          <w:lang w:val="en-GB"/>
+        </w:rPr>
+      </w:pPr>
+    </w:p>
+    <w:p>
+      <w:pPr>
+        <w:rPr>
+          <w:lang w:val="en-GB"/>
+        </w:rPr>
+      </w:pPr>
+      <w:r>
+        <w:rPr>
+          <w:lang w:val="en-GB"/>
+        </w:rPr>
+        <w:t>Version 0.</w:t>
+      </w:r>
+      <w:r>
+        <w:rPr>
+          <w:lang w:val="en-GB"/>
+        </w:rPr>
+        <w:t>6</w:t>
+      </w:r>
+      <w:r>
+        <w:rPr>
+          <w:lang w:val="en-GB"/>
+        </w:rPr>
+        <w:t>.x</w:t>
+      </w:r>
+    </w:p>
+    <w:p>
+      <w:pPr>
+        <w:rPr>
+          <w:lang w:val="en-GB"/>
+        </w:rPr>
+      </w:pPr>
+      <w:r>
+        <w:rPr>
+          <w:lang w:val="en-GB"/>
+        </w:rPr>
+        <w:tab/>
+        <w:t>Camera voice commands</w:t>
+      </w:r>
+    </w:p>
+    <w:p>
+      <w:pPr>
+        <w:rPr>
+          <w:lang w:val="en-GB"/>
+        </w:rPr>
+      </w:pPr>
+    </w:p>
+    <w:p>
+      <w:pPr>
+        <w:rPr>
+          <w:lang w:val="en-GB"/>
+        </w:rPr>
+      </w:pPr>
+      <w:r>
+        <w:rPr>
+          <w:lang w:val="en-GB"/>
+        </w:rPr>
+        <w:t>Version 0.</w:t>
+      </w:r>
+      <w:r>
+        <w:rPr>
+          <w:lang w:val="en-GB"/>
+        </w:rPr>
+        <w:t>7</w:t>
+      </w:r>
+      <w:r>
+        <w:rPr>
+          <w:lang w:val="en-GB"/>
+        </w:rPr>
+        <w:t>.x</w:t>
+      </w:r>
+    </w:p>
+    <w:p>
+      <w:pPr>
+        <w:rPr>
+          <w:lang w:val="en-GB"/>
+        </w:rPr>
+      </w:pPr>
+      <w:r>
+        <w:rPr>
+          <w:lang w:val="en-GB"/>
+        </w:rPr>
+        <w:tab/>
+        <w:t>Video voice commands</w:t>
+      </w:r>
+    </w:p>
+    <w:p>
+      <w:pPr>
+        <w:rPr>
+          <w:lang w:val="en-GB"/>
+        </w:rPr>
+      </w:pPr>
+    </w:p>
+    <w:p>
+      <w:pPr>
+        <w:rPr>
+          <w:lang w:val="en-GB"/>
+        </w:rPr>
+      </w:pPr>
+      <w:r>
+        <w:rPr>
+          <w:lang w:val="en-GB"/>
+        </w:rPr>
+        <w:t>Version 0.</w:t>
+      </w:r>
+      <w:r>
+        <w:rPr>
+          <w:lang w:val="en-GB"/>
+        </w:rPr>
+        <w:t>8</w:t>
+      </w:r>
+      <w:r>
+        <w:rPr>
+          <w:lang w:val="en-GB"/>
+        </w:rPr>
+        <w:t>.x</w:t>
+      </w:r>
+    </w:p>
+    <w:p>
+      <w:pPr>
+        <w:rPr>
+          <w:lang w:val="en-GB"/>
+        </w:rPr>
+      </w:pPr>
+      <w:r>
+        <w:rPr>
+          <w:lang w:val="en-GB"/>
+        </w:rPr>
+        <w:tab/>
+        <w:t>Cover</w:t>
+      </w:r>
+    </w:p>
+    <w:p>
+      <w:pPr>
+        <w:rPr>
+          <w:lang w:val="en-GB"/>
+        </w:rPr>
+      </w:pPr>
+    </w:p>
+    <w:p>
+      <w:pPr>
+        <w:rPr>
+          <w:lang w:val="en-GB"/>
+        </w:rPr>
+      </w:pPr>
+    </w:p>
+    <w:p>
+      <w:pPr>
+        <w:rPr>
+          <w:lang w:val="en-GB"/>
+        </w:rPr>
+      </w:pPr>
+    </w:p>
+    <w:p>
+      <w:pPr>
+        <w:rPr>
+          <w:lang w:val="en-GB"/>
+        </w:rPr>
+      </w:pPr>
+    </w:p>
+    <w:p>
+      <w:pPr>
+        <w:rPr>
+          <w:lang w:val="en-GB"/>
+        </w:rPr>
+      </w:pPr>
+    </w:p>
+    <w:p>
+      <w:r>
+        <w:t>Comandi vocali</w:t>
       </w:r>
     </w:p>
     <w:p/>
     <w:p>
-      <w:r>
-        <w:t>Version 0.</w:t>
-      </w:r>
-      <w:r>
-        <w:t>5</w:t>
-      </w:r>
-      <w:r>
-        <w:t>.x</w:t>
-      </w:r>
-    </w:p>
-    <w:p>
-      <w:r>
-        <w:tab/>
-        <w:t xml:space="preserve">Voice </w:t>
-      </w:r>
-      <w:proofErr w:type="spellStart"/>
-      <w:r>
-        <w:t>Recognition</w:t>
-      </w:r>
-      <w:proofErr w:type="spellEnd"/>
-      <w:r>
-        <w:t xml:space="preserve"> </w:t>
-      </w:r>
-      <w:proofErr w:type="spellStart"/>
-      <w:r>
-        <w:t>interface</w:t>
-      </w:r>
-      <w:proofErr w:type="spellEnd"/>
-    </w:p>
-    <w:p/>
-    <w:p>
-      <w:r>
-        <w:t>Version 0.</w:t>
-      </w:r>
-      <w:r>
-        <w:t>6</w:t>
-      </w:r>
-      <w:r>
-        <w:t>.x</w:t>
-      </w:r>
-    </w:p>
-    <w:p>
-      <w:pPr>
-        <w:rPr>
-          <w:lang w:val="fr-FR"/>
-        </w:rPr>
-      </w:pPr>
-      <w:r>
-        <w:tab/>
-      </w:r>
-      <w:r>
-        <w:rPr>
-          <w:lang w:val="fr-FR"/>
-        </w:rPr>
-        <w:t xml:space="preserve">Camera </w:t>
-      </w:r>
-      <w:proofErr w:type="spellStart"/>
-      <w:r>
-        <w:rPr>
-          <w:lang w:val="fr-FR"/>
-        </w:rPr>
-        <w:t>voice</w:t>
-      </w:r>
-      <w:proofErr w:type="spellEnd"/>
-      <w:r>
-        <w:rPr>
-          <w:lang w:val="fr-FR"/>
-        </w:rPr>
-        <w:t xml:space="preserve"> </w:t>
-      </w:r>
-      <w:proofErr w:type="spellStart"/>
-      <w:r>
-        <w:rPr>
-          <w:lang w:val="fr-FR"/>
-        </w:rPr>
-        <w:t>commands</w:t>
-      </w:r>
-      <w:proofErr w:type="spellEnd"/>
-    </w:p>
-    <w:p>
-      <w:pPr>
-        <w:rPr>
-          <w:lang w:val="fr-FR"/>
-        </w:rPr>
-      </w:pPr>
-    </w:p>
-    <w:p>
-      <w:pPr>
-        <w:rPr>
-          <w:lang w:val="fr-FR"/>
-        </w:rPr>
-      </w:pPr>
-      <w:r>
-        <w:rPr>
-          <w:lang w:val="fr-FR"/>
-        </w:rPr>
-        <w:t>Version 0.</w:t>
-      </w:r>
-      <w:r>
-        <w:rPr>
-          <w:lang w:val="fr-FR"/>
-        </w:rPr>
-        <w:t>7</w:t>
-      </w:r>
-      <w:r>
-        <w:rPr>
-          <w:lang w:val="fr-FR"/>
-        </w:rPr>
-        <w:t>.x</w:t>
-      </w:r>
-    </w:p>
-    <w:p>
-      <w:pPr>
-        <w:rPr>
-          <w:lang w:val="fr-FR"/>
-        </w:rPr>
-      </w:pPr>
-      <w:r>
-        <w:rPr>
-          <w:lang w:val="fr-FR"/>
-        </w:rPr>
-        <w:tab/>
-        <w:t xml:space="preserve">Video </w:t>
-      </w:r>
-      <w:proofErr w:type="spellStart"/>
-      <w:r>
-        <w:rPr>
-          <w:lang w:val="fr-FR"/>
-        </w:rPr>
-        <w:t>voice</w:t>
-      </w:r>
-      <w:proofErr w:type="spellEnd"/>
-      <w:r>
-        <w:rPr>
-          <w:lang w:val="fr-FR"/>
-        </w:rPr>
-        <w:t xml:space="preserve"> </w:t>
-      </w:r>
-      <w:proofErr w:type="spellStart"/>
-      <w:r>
-        <w:rPr>
-          <w:lang w:val="fr-FR"/>
-        </w:rPr>
-        <w:t>commands</w:t>
-      </w:r>
-      <w:proofErr w:type="spellEnd"/>
-    </w:p>
-    <w:p>
-      <w:pPr>
-        <w:rPr>
-          <w:lang w:val="fr-FR"/>
-        </w:rPr>
-      </w:pPr>
-    </w:p>
-    <w:p>
-      <w:pPr>
-        <w:rPr>
-          <w:lang w:val="fr-FR"/>
-        </w:rPr>
-      </w:pPr>
-      <w:r>
-        <w:rPr>
-          <w:lang w:val="fr-FR"/>
-        </w:rPr>
-        <w:t>Version 0.</w:t>
-      </w:r>
-      <w:r>
-        <w:rPr>
-          <w:lang w:val="fr-FR"/>
-        </w:rPr>
-        <w:t>8</w:t>
-      </w:r>
-      <w:r>
-        <w:rPr>
-          <w:lang w:val="fr-FR"/>
-        </w:rPr>
-        <w:t>.x</w:t>
-      </w:r>
-    </w:p>
-    <w:p>
-      <w:r>
-        <w:rPr>
-          <w:lang w:val="fr-FR"/>
-        </w:rPr>
-        <w:tab/>
-      </w:r>
-      <w:r>
-        <w:t>Cover</w:t>
-      </w:r>
-    </w:p>
-    <w:p/>
-    <w:p/>
-    <w:p/>
-    <w:p/>
-    <w:p/>
-    <w:p>
-      <w:r>
-        <w:t>Comandi vocali</w:t>
-      </w:r>
-    </w:p>
-    <w:p/>
-    <w:p>
-      <w:r>
+      <w:pPr>
+        <w:rPr>
+          <w:lang w:val="en-GB"/>
+        </w:rPr>
+      </w:pPr>
+      <w:r>
+        <w:rPr>
+          <w:lang w:val="en-GB"/>
+        </w:rPr>
         <w:lastRenderedPageBreak/>
         <w:t>Foto &lt;</w:t>
       </w:r>
       <w:proofErr w:type="spellStart"/>
       <w:r>
+        <w:rPr>
+          <w:lang w:val="en-GB"/>
+        </w:rPr>
         <w:t>nPhoto</w:t>
       </w:r>
       <w:proofErr w:type="spellEnd"/>
       <w:r>
+        <w:rPr>
+          <w:lang w:val="en-GB"/>
+        </w:rPr>
         <w:t>&gt;</w:t>
       </w:r>
     </w:p>
@@ -522,11 +598,19 @@
         </w:rPr>
       </w:pPr>
       <w:proofErr w:type="spellStart"/>
-      <w:r>
-        <w:rPr>
-          <w:lang w:val="en-GB"/>
-        </w:rPr>
-        <w:t>activity?.let</w:t>
+      <w:proofErr w:type="gramStart"/>
+      <w:r>
+        <w:rPr>
+          <w:lang w:val="en-GB"/>
+        </w:rPr>
+        <w:t>activity?.</w:t>
+      </w:r>
+      <w:proofErr w:type="gramEnd"/>
+      <w:r>
+        <w:rPr>
+          <w:lang w:val="en-GB"/>
+        </w:rPr>
+        <w:t>let</w:t>
       </w:r>
       <w:proofErr w:type="spellEnd"/>
       <w:r>
@@ -560,9 +644,24 @@
         <w:rPr>
           <w:lang w:val="en-GB"/>
         </w:rPr>
-        <w:t xml:space="preserve"> intent = Intent(it, </w:t>
-      </w:r>
-      <w:proofErr w:type="spellStart"/>
+        <w:t xml:space="preserve"> intent = </w:t>
+      </w:r>
+      <w:proofErr w:type="gramStart"/>
+      <w:r>
+        <w:rPr>
+          <w:lang w:val="en-GB"/>
+        </w:rPr>
+        <w:t>Intent(</w:t>
+      </w:r>
+      <w:proofErr w:type="gramEnd"/>
+      <w:r>
+        <w:rPr>
+          <w:lang w:val="en-GB"/>
+        </w:rPr>
+        <w:t xml:space="preserve">it, </w:t>
+      </w:r>
+      <w:proofErr w:type="spellStart"/>
+      <w:proofErr w:type="gramStart"/>
       <w:r>
         <w:rPr>
           <w:lang w:val="en-GB"/>
@@ -574,7 +673,14 @@
         <w:rPr>
           <w:lang w:val="en-GB"/>
         </w:rPr>
-        <w:t>::class.java)</w:t>
+        <w:t>::</w:t>
+      </w:r>
+      <w:proofErr w:type="gramEnd"/>
+      <w:r>
+        <w:rPr>
+          <w:lang w:val="en-GB"/>
+        </w:rPr>
+        <w:t>class.java)</w:t>
       </w:r>
     </w:p>
     <w:p>
@@ -590,6 +696,7 @@
         <w:t xml:space="preserve">    </w:t>
       </w:r>
       <w:proofErr w:type="spellStart"/>
+      <w:proofErr w:type="gramStart"/>
       <w:r>
         <w:rPr>
           <w:lang w:val="en-GB"/>
@@ -597,6 +704,7 @@
         <w:t>it.startActivity</w:t>
       </w:r>
       <w:proofErr w:type="spellEnd"/>
+      <w:proofErr w:type="gramEnd"/>
       <w:r>
         <w:rPr>
           <w:lang w:val="en-GB"/>
@@ -672,11 +780,19 @@
         <w:t xml:space="preserve"> = </w:t>
       </w:r>
       <w:proofErr w:type="spellStart"/>
-      <w:r>
-        <w:rPr>
-          <w:lang w:val="en-GB"/>
-        </w:rPr>
-        <w:t>Manifest.permission.RECORD_AUDIO</w:t>
+      <w:proofErr w:type="gramStart"/>
+      <w:r>
+        <w:rPr>
+          <w:lang w:val="en-GB"/>
+        </w:rPr>
+        <w:t>Manifest.permission.RECORD</w:t>
+      </w:r>
+      <w:proofErr w:type="gramEnd"/>
+      <w:r>
+        <w:rPr>
+          <w:lang w:val="en-GB"/>
+        </w:rPr>
+        <w:t>_AUDIO</w:t>
       </w:r>
       <w:proofErr w:type="spellEnd"/>
     </w:p>
@@ -715,6 +831,7 @@
         <w:t xml:space="preserve"> = </w:t>
       </w:r>
       <w:proofErr w:type="spellStart"/>
+      <w:proofErr w:type="gramStart"/>
       <w:r>
         <w:rPr>
           <w:lang w:val="en-GB"/>
@@ -728,6 +845,7 @@
         </w:rPr>
         <w:t>(</w:t>
       </w:r>
+      <w:proofErr w:type="gramEnd"/>
     </w:p>
     <w:p>
       <w:pPr>
@@ -766,20 +884,48 @@
         <w:rPr>
           <w:lang w:val="en-GB"/>
         </w:rPr>
-        <w:t>) { granted -&gt;</w:t>
-      </w:r>
-    </w:p>
-    <w:p>
-      <w:pPr>
-        <w:rPr>
-          <w:lang w:val="en-GB"/>
-        </w:rPr>
-      </w:pPr>
-      <w:r>
-        <w:rPr>
-          <w:lang w:val="en-GB"/>
-        </w:rPr>
-        <w:t xml:space="preserve">    if (!granted) {</w:t>
+        <w:t xml:space="preserve">) </w:t>
+      </w:r>
+      <w:proofErr w:type="gramStart"/>
+      <w:r>
+        <w:rPr>
+          <w:lang w:val="en-GB"/>
+        </w:rPr>
+        <w:t>{ granted</w:t>
+      </w:r>
+      <w:proofErr w:type="gramEnd"/>
+      <w:r>
+        <w:rPr>
+          <w:lang w:val="en-GB"/>
+        </w:rPr>
+        <w:t xml:space="preserve"> -&gt;</w:t>
+      </w:r>
+    </w:p>
+    <w:p>
+      <w:pPr>
+        <w:rPr>
+          <w:lang w:val="en-GB"/>
+        </w:rPr>
+      </w:pPr>
+      <w:r>
+        <w:rPr>
+          <w:lang w:val="en-GB"/>
+        </w:rPr>
+        <w:t xml:space="preserve">    if </w:t>
+      </w:r>
+      <w:proofErr w:type="gramStart"/>
+      <w:r>
+        <w:rPr>
+          <w:lang w:val="en-GB"/>
+        </w:rPr>
+        <w:t>(!granted</w:t>
+      </w:r>
+      <w:proofErr w:type="gramEnd"/>
+      <w:r>
+        <w:rPr>
+          <w:lang w:val="en-GB"/>
+        </w:rPr>
+        <w:t>) {</w:t>
       </w:r>
     </w:p>
     <w:p>
@@ -858,11 +1004,19 @@
         <w:t>Toast.LENGTH_SHORT</w:t>
       </w:r>
       <w:proofErr w:type="spellEnd"/>
-      <w:r>
-        <w:rPr>
-          <w:lang w:val="en-GB"/>
-        </w:rPr>
-        <w:t>).show()</w:t>
+      <w:proofErr w:type="gramStart"/>
+      <w:r>
+        <w:rPr>
+          <w:lang w:val="en-GB"/>
+        </w:rPr>
+        <w:t>).show</w:t>
+      </w:r>
+      <w:proofErr w:type="gramEnd"/>
+      <w:r>
+        <w:rPr>
+          <w:lang w:val="en-GB"/>
+        </w:rPr>
+        <w:t>()</w:t>
       </w:r>
     </w:p>
     <w:p>
@@ -946,11 +1100,19 @@
       <w:r>
         <w:t xml:space="preserve">    </w:t>
       </w:r>
-      <w:r>
-        <w:rPr>
-          <w:lang w:val="en-GB"/>
-        </w:rPr>
-        <w:t xml:space="preserve">!= </w:t>
+      <w:proofErr w:type="gramStart"/>
+      <w:r>
+        <w:rPr>
+          <w:lang w:val="en-GB"/>
+        </w:rPr>
+        <w:t>!=</w:t>
+      </w:r>
+      <w:proofErr w:type="gramEnd"/>
+      <w:r>
+        <w:rPr>
+          <w:lang w:val="en-GB"/>
+        </w:rPr>
+        <w:t xml:space="preserve"> </w:t>
       </w:r>
       <w:proofErr w:type="spellStart"/>
       <w:r>
@@ -1063,532 +1225,6 @@
           <w:lang w:val="en-GB"/>
         </w:rPr>
       </w:pPr>
-    </w:p>
-    <w:p>
-      <w:pPr>
-        <w:rPr>
-          <w:lang w:val="en-GB"/>
-        </w:rPr>
-      </w:pPr>
-      <w:r>
-        <w:rPr>
-          <w:lang w:val="en-GB"/>
-        </w:rPr>
-        <w:t>@Composable</w:t>
-      </w:r>
-    </w:p>
-    <w:p>
-      <w:pPr>
-        <w:rPr>
-          <w:lang w:val="en-GB"/>
-        </w:rPr>
-      </w:pPr>
-      <w:r>
-        <w:rPr>
-          <w:lang w:val="en-GB"/>
-        </w:rPr>
-        <w:t xml:space="preserve">fun </w:t>
-      </w:r>
-      <w:proofErr w:type="spellStart"/>
-      <w:r>
-        <w:rPr>
-          <w:lang w:val="en-GB"/>
-        </w:rPr>
-        <w:t>SettingSwitch</w:t>
-      </w:r>
-      <w:proofErr w:type="spellEnd"/>
-      <w:r>
-        <w:rPr>
-          <w:lang w:val="en-GB"/>
-        </w:rPr>
-        <w:t>(</w:t>
-      </w:r>
-    </w:p>
-    <w:p>
-      <w:pPr>
-        <w:rPr>
-          <w:lang w:val="en-GB"/>
-        </w:rPr>
-      </w:pPr>
-      <w:r>
-        <w:rPr>
-          <w:lang w:val="en-GB"/>
-        </w:rPr>
-        <w:t xml:space="preserve">    label: String,</w:t>
-      </w:r>
-    </w:p>
-    <w:p>
-      <w:pPr>
-        <w:rPr>
-          <w:lang w:val="en-GB"/>
-        </w:rPr>
-      </w:pPr>
-      <w:r>
-        <w:rPr>
-          <w:lang w:val="en-GB"/>
-        </w:rPr>
-        <w:t xml:space="preserve">    value: Boolean,</w:t>
-      </w:r>
-    </w:p>
-    <w:p>
-      <w:pPr>
-        <w:rPr>
-          <w:lang w:val="en-GB"/>
-        </w:rPr>
-      </w:pPr>
-      <w:r>
-        <w:rPr>
-          <w:lang w:val="en-GB"/>
-        </w:rPr>
-        <w:t xml:space="preserve">    </w:t>
-      </w:r>
-      <w:proofErr w:type="spellStart"/>
-      <w:r>
-        <w:rPr>
-          <w:lang w:val="en-GB"/>
-        </w:rPr>
-        <w:t>onValueChange</w:t>
-      </w:r>
-      <w:proofErr w:type="spellEnd"/>
-      <w:r>
-        <w:rPr>
-          <w:lang w:val="en-GB"/>
-        </w:rPr>
-        <w:t>: (Boolean) -&gt; Unit,</w:t>
-      </w:r>
-    </w:p>
-    <w:p>
-      <w:pPr>
-        <w:rPr>
-          <w:lang w:val="fr-FR"/>
-        </w:rPr>
-      </w:pPr>
-      <w:r>
-        <w:rPr>
-          <w:lang w:val="en-GB"/>
-        </w:rPr>
-        <w:t xml:space="preserve">    </w:t>
-      </w:r>
-      <w:r>
-        <w:rPr>
-          <w:lang w:val="fr-FR"/>
-        </w:rPr>
-        <w:t>modifier: Modifier = Modifier</w:t>
-      </w:r>
-    </w:p>
-    <w:p>
-      <w:pPr>
-        <w:rPr>
-          <w:lang w:val="fr-FR"/>
-        </w:rPr>
-      </w:pPr>
-      <w:r>
-        <w:rPr>
-          <w:lang w:val="fr-FR"/>
-        </w:rPr>
-        <w:t>) {</w:t>
-      </w:r>
-    </w:p>
-    <w:p>
-      <w:pPr>
-        <w:rPr>
-          <w:lang w:val="fr-FR"/>
-        </w:rPr>
-      </w:pPr>
-      <w:r>
-        <w:rPr>
-          <w:lang w:val="fr-FR"/>
-        </w:rPr>
-        <w:t xml:space="preserve">    Row(</w:t>
-      </w:r>
-    </w:p>
-    <w:p>
-      <w:pPr>
-        <w:rPr>
-          <w:lang w:val="fr-FR"/>
-        </w:rPr>
-      </w:pPr>
-      <w:r>
-        <w:rPr>
-          <w:lang w:val="fr-FR"/>
-        </w:rPr>
-        <w:t xml:space="preserve">        modifier = modifier</w:t>
-      </w:r>
-    </w:p>
-    <w:p>
-      <w:pPr>
-        <w:rPr>
-          <w:lang w:val="en-GB"/>
-        </w:rPr>
-      </w:pPr>
-      <w:r>
-        <w:rPr>
-          <w:lang w:val="fr-FR"/>
-        </w:rPr>
-        <w:t xml:space="preserve">            </w:t>
-      </w:r>
-      <w:r>
-        <w:rPr>
-          <w:lang w:val="en-GB"/>
-        </w:rPr>
-        <w:t>.</w:t>
-      </w:r>
-      <w:proofErr w:type="spellStart"/>
-      <w:r>
-        <w:rPr>
-          <w:lang w:val="en-GB"/>
-        </w:rPr>
-        <w:t>fillMaxWidth</w:t>
-      </w:r>
-      <w:proofErr w:type="spellEnd"/>
-      <w:r>
-        <w:rPr>
-          <w:lang w:val="en-GB"/>
-        </w:rPr>
-        <w:t>()</w:t>
-      </w:r>
-    </w:p>
-    <w:p>
-      <w:pPr>
-        <w:rPr>
-          <w:lang w:val="en-GB"/>
-        </w:rPr>
-      </w:pPr>
-      <w:r>
-        <w:rPr>
-          <w:lang w:val="en-GB"/>
-        </w:rPr>
-        <w:t xml:space="preserve">            .padding(horizontal = 16.dp, vertical = 12.dp),</w:t>
-      </w:r>
-    </w:p>
-    <w:p>
-      <w:pPr>
-        <w:rPr>
-          <w:lang w:val="en-GB"/>
-        </w:rPr>
-      </w:pPr>
-      <w:r>
-        <w:rPr>
-          <w:lang w:val="en-GB"/>
-        </w:rPr>
-        <w:t xml:space="preserve">        </w:t>
-      </w:r>
-      <w:proofErr w:type="spellStart"/>
-      <w:r>
-        <w:rPr>
-          <w:lang w:val="en-GB"/>
-        </w:rPr>
-        <w:t>verticalAlignment</w:t>
-      </w:r>
-      <w:proofErr w:type="spellEnd"/>
-      <w:r>
-        <w:rPr>
-          <w:lang w:val="en-GB"/>
-        </w:rPr>
-        <w:t xml:space="preserve"> = </w:t>
-      </w:r>
-      <w:proofErr w:type="spellStart"/>
-      <w:r>
-        <w:rPr>
-          <w:lang w:val="en-GB"/>
-        </w:rPr>
-        <w:t>Alignment.CenterVertically</w:t>
-      </w:r>
-      <w:proofErr w:type="spellEnd"/>
-    </w:p>
-    <w:p>
-      <w:pPr>
-        <w:rPr>
-          <w:lang w:val="en-GB"/>
-        </w:rPr>
-      </w:pPr>
-      <w:r>
-        <w:rPr>
-          <w:lang w:val="en-GB"/>
-        </w:rPr>
-        <w:t xml:space="preserve">    ) {</w:t>
-      </w:r>
-    </w:p>
-    <w:p>
-      <w:pPr>
-        <w:rPr>
-          <w:lang w:val="en-GB"/>
-        </w:rPr>
-      </w:pPr>
-      <w:r>
-        <w:rPr>
-          <w:lang w:val="en-GB"/>
-        </w:rPr>
-        <w:t xml:space="preserve">        Text(</w:t>
-      </w:r>
-    </w:p>
-    <w:p>
-      <w:pPr>
-        <w:rPr>
-          <w:lang w:val="en-GB"/>
-        </w:rPr>
-      </w:pPr>
-      <w:r>
-        <w:rPr>
-          <w:lang w:val="en-GB"/>
-        </w:rPr>
-        <w:t xml:space="preserve">            text = label,</w:t>
-      </w:r>
-    </w:p>
-    <w:p>
-      <w:pPr>
-        <w:rPr>
-          <w:lang w:val="en-GB"/>
-        </w:rPr>
-      </w:pPr>
-      <w:r>
-        <w:rPr>
-          <w:lang w:val="en-GB"/>
-        </w:rPr>
-        <w:t xml:space="preserve">            modifier = </w:t>
-      </w:r>
-      <w:proofErr w:type="spellStart"/>
-      <w:r>
-        <w:rPr>
-          <w:lang w:val="en-GB"/>
-        </w:rPr>
-        <w:t>Modifier.weight</w:t>
-      </w:r>
-      <w:proofErr w:type="spellEnd"/>
-      <w:r>
-        <w:rPr>
-          <w:lang w:val="en-GB"/>
-        </w:rPr>
-        <w:t>(1f),</w:t>
-      </w:r>
-    </w:p>
-    <w:p>
-      <w:pPr>
-        <w:rPr>
-          <w:lang w:val="en-GB"/>
-        </w:rPr>
-      </w:pPr>
-      <w:r>
-        <w:rPr>
-          <w:lang w:val="en-GB"/>
-        </w:rPr>
-        <w:t xml:space="preserve">            style = </w:t>
-      </w:r>
-      <w:proofErr w:type="spellStart"/>
-      <w:r>
-        <w:rPr>
-          <w:lang w:val="en-GB"/>
-        </w:rPr>
-        <w:t>MaterialTheme.typography.bodyLarge</w:t>
-      </w:r>
-      <w:proofErr w:type="spellEnd"/>
-    </w:p>
-    <w:p>
-      <w:pPr>
-        <w:rPr>
-          <w:lang w:val="en-GB"/>
-        </w:rPr>
-      </w:pPr>
-      <w:r>
-        <w:rPr>
-          <w:lang w:val="en-GB"/>
-        </w:rPr>
-        <w:t xml:space="preserve">        )</w:t>
-      </w:r>
-    </w:p>
-    <w:p>
-      <w:pPr>
-        <w:rPr>
-          <w:lang w:val="en-GB"/>
-        </w:rPr>
-      </w:pPr>
-    </w:p>
-    <w:p>
-      <w:pPr>
-        <w:rPr>
-          <w:lang w:val="en-GB"/>
-        </w:rPr>
-      </w:pPr>
-      <w:r>
-        <w:rPr>
-          <w:lang w:val="en-GB"/>
-        </w:rPr>
-        <w:t xml:space="preserve">        Switch(</w:t>
-      </w:r>
-    </w:p>
-    <w:p>
-      <w:pPr>
-        <w:rPr>
-          <w:lang w:val="en-GB"/>
-        </w:rPr>
-      </w:pPr>
-      <w:r>
-        <w:rPr>
-          <w:lang w:val="en-GB"/>
-        </w:rPr>
-        <w:t xml:space="preserve">            checked = value,</w:t>
-      </w:r>
-    </w:p>
-    <w:p>
-      <w:pPr>
-        <w:rPr>
-          <w:lang w:val="en-GB"/>
-        </w:rPr>
-      </w:pPr>
-      <w:r>
-        <w:rPr>
-          <w:lang w:val="en-GB"/>
-        </w:rPr>
-        <w:t xml:space="preserve">            </w:t>
-      </w:r>
-      <w:proofErr w:type="spellStart"/>
-      <w:r>
-        <w:rPr>
-          <w:lang w:val="en-GB"/>
-        </w:rPr>
-        <w:t>onCheckedChange</w:t>
-      </w:r>
-      <w:proofErr w:type="spellEnd"/>
-      <w:r>
-        <w:rPr>
-          <w:lang w:val="en-GB"/>
-        </w:rPr>
-        <w:t xml:space="preserve"> = </w:t>
-      </w:r>
-      <w:proofErr w:type="spellStart"/>
-      <w:r>
-        <w:rPr>
-          <w:lang w:val="en-GB"/>
-        </w:rPr>
-        <w:t>onValueChange</w:t>
-      </w:r>
-      <w:proofErr w:type="spellEnd"/>
-      <w:r>
-        <w:rPr>
-          <w:lang w:val="en-GB"/>
-        </w:rPr>
-        <w:t>,</w:t>
-      </w:r>
-    </w:p>
-    <w:p>
-      <w:pPr>
-        <w:rPr>
-          <w:lang w:val="en-GB"/>
-        </w:rPr>
-      </w:pPr>
-      <w:r>
-        <w:rPr>
-          <w:lang w:val="en-GB"/>
-        </w:rPr>
-        <w:t xml:space="preserve">            </w:t>
-      </w:r>
-      <w:proofErr w:type="spellStart"/>
-      <w:r>
-        <w:rPr>
-          <w:lang w:val="en-GB"/>
-        </w:rPr>
-        <w:t>thumbContent</w:t>
-      </w:r>
-      <w:proofErr w:type="spellEnd"/>
-      <w:r>
-        <w:rPr>
-          <w:lang w:val="en-GB"/>
-        </w:rPr>
-        <w:t xml:space="preserve"> = if (value) {</w:t>
-      </w:r>
-    </w:p>
-    <w:p>
-      <w:pPr>
-        <w:rPr>
-          <w:lang w:val="en-GB"/>
-        </w:rPr>
-      </w:pPr>
-      <w:r>
-        <w:rPr>
-          <w:lang w:val="en-GB"/>
-        </w:rPr>
-        <w:t xml:space="preserve">                { Icon(</w:t>
-      </w:r>
-      <w:proofErr w:type="spellStart"/>
-      <w:r>
-        <w:rPr>
-          <w:lang w:val="en-GB"/>
-        </w:rPr>
-        <w:t>Icons.Default.Check</w:t>
-      </w:r>
-      <w:proofErr w:type="spellEnd"/>
-      <w:r>
-        <w:rPr>
-          <w:lang w:val="en-GB"/>
-        </w:rPr>
-        <w:t xml:space="preserve">, </w:t>
-      </w:r>
-      <w:proofErr w:type="spellStart"/>
-      <w:r>
-        <w:rPr>
-          <w:lang w:val="en-GB"/>
-        </w:rPr>
-        <w:t>contentDescription</w:t>
-      </w:r>
-      <w:proofErr w:type="spellEnd"/>
-      <w:r>
-        <w:rPr>
-          <w:lang w:val="en-GB"/>
-        </w:rPr>
-        <w:t xml:space="preserve"> = null) }</w:t>
-      </w:r>
-    </w:p>
-    <w:p>
-      <w:pPr>
-        <w:rPr>
-          <w:lang w:val="en-GB"/>
-        </w:rPr>
-      </w:pPr>
-      <w:r>
-        <w:rPr>
-          <w:lang w:val="en-GB"/>
-        </w:rPr>
-        <w:t xml:space="preserve">            } else null</w:t>
-      </w:r>
-    </w:p>
-    <w:p>
-      <w:pPr>
-        <w:rPr>
-          <w:lang w:val="en-GB"/>
-        </w:rPr>
-      </w:pPr>
-      <w:r>
-        <w:rPr>
-          <w:lang w:val="en-GB"/>
-        </w:rPr>
-        <w:t xml:space="preserve">        )</w:t>
-      </w:r>
-    </w:p>
-    <w:p>
-      <w:pPr>
-        <w:rPr>
-          <w:lang w:val="en-GB"/>
-        </w:rPr>
-      </w:pPr>
-      <w:r>
-        <w:rPr>
-          <w:lang w:val="en-GB"/>
-        </w:rPr>
-        <w:t xml:space="preserve">    }</w:t>
-      </w:r>
-    </w:p>
-    <w:p>
-      <w:pPr>
-        <w:rPr>
-          <w:lang w:val="en-GB"/>
-        </w:rPr>
-      </w:pPr>
-      <w:r>
-        <w:rPr>
-          <w:lang w:val="en-GB"/>
-        </w:rPr>
-        <w:t>}</w:t>
-      </w:r>
     </w:p>
     <w:sectPr>
       <w:pgSz w:w="11906" w:h="16838"/>

--- a/Doc/RoadMap.docx
+++ b/Doc/RoadMap.docx
@@ -3,222 +3,143 @@
 <w:document xmlns:wpc="http://schemas.microsoft.com/office/word/2010/wordprocessingCanvas" xmlns:cx="http://schemas.microsoft.com/office/drawing/2014/chartex" xmlns:cx1="http://schemas.microsoft.com/office/drawing/2015/9/8/chartex" xmlns:cx2="http://schemas.microsoft.com/office/drawing/2015/10/21/chartex" xmlns:cx3="http://schemas.microsoft.com/office/drawing/2016/5/9/chartex" xmlns:cx4="http://schemas.microsoft.com/office/drawing/2016/5/10/chartex" xmlns:cx5="http://schemas.microsoft.com/office/drawing/2016/5/11/chartex" xmlns:cx6="http://schemas.microsoft.com/office/drawing/2016/5/12/chartex" xmlns:cx7="http://schemas.microsoft.com/office/drawing/2016/5/13/chartex" xmlns:cx8="http://schemas.microsoft.com/office/drawing/2016/5/14/chartex" xmlns:mc="http://schemas.openxmlformats.org/markup-compatibility/2006" xmlns:aink="http://schemas.microsoft.com/office/drawing/2016/ink" xmlns:am3d="http://schemas.microsoft.com/office/drawing/2017/model3d" xmlns:o="urn:schemas-microsoft-com:office:office" xmlns:oel="http://schemas.microsoft.com/office/2019/extlst" xmlns:r="http://schemas.openxmlformats.org/officeDocument/2006/relationships" xmlns:m="http://schemas.openxmlformats.org/officeDocument/2006/math" xmlns:v="urn:schemas-microsoft-com:vml" xmlns:wp14="http://schemas.microsoft.com/office/word/2010/wordprocessingDrawing" xmlns:wp="http://schemas.openxmlformats.org/drawingml/2006/wordprocessingDrawing" xmlns:w10="urn:schemas-microsoft-com:office:word" xmlns:w="http://schemas.openxmlformats.org/wordprocessingml/2006/main" xmlns:w14="http://schemas.microsoft.com/office/word/2010/wordml" xmlns:w15="http://schemas.microsoft.com/office/word/2012/wordml" xmlns:w16cex="http://schemas.microsoft.com/office/word/2018/wordml/cex" xmlns:w16cid="http://schemas.microsoft.com/office/word/2016/wordml/cid" xmlns:w16="http://schemas.microsoft.com/office/word/2018/wordml" xmlns:w16du="http://schemas.microsoft.com/office/word/2023/wordml/word16du" xmlns:w16sdtdh="http://schemas.microsoft.com/office/word/2020/wordml/sdtdatahash" xmlns:w16sdtfl="http://schemas.microsoft.com/office/word/2024/wordml/sdtformatlock" xmlns:w16se="http://schemas.microsoft.com/office/word/2015/wordml/symex" xmlns:wpg="http://schemas.microsoft.com/office/word/2010/wordprocessingGroup" xmlns:wpi="http://schemas.microsoft.com/office/word/2010/wordprocessingInk" xmlns:wne="http://schemas.microsoft.com/office/word/2006/wordml" xmlns:wps="http://schemas.microsoft.com/office/word/2010/wordprocessingShape" mc:Ignorable="w14 w15 w16se w16cid w16 w16cex w16sdtdh w16sdtfl w16du wp14">
   <w:body>
     <w:p>
-      <w:r>
+      <w:pPr>
+        <w:rPr>
+          <w:lang w:val="en-GB"/>
+        </w:rPr>
+      </w:pPr>
+      <w:r>
+        <w:rPr>
+          <w:lang w:val="en-GB"/>
+        </w:rPr>
+        <w:t>Version 0.5.x</w:t>
+      </w:r>
+    </w:p>
+    <w:p>
+      <w:pPr>
+        <w:rPr>
+          <w:lang w:val="en-GB"/>
+        </w:rPr>
+      </w:pPr>
+      <w:r>
+        <w:rPr>
+          <w:lang w:val="en-GB"/>
+        </w:rPr>
+        <w:tab/>
+      </w:r>
+      <w:r>
+        <w:rPr>
+          <w:lang w:val="en-GB"/>
+        </w:rPr>
+        <w:t>Other video settings</w:t>
+      </w:r>
+      <w:r>
+        <w:rPr>
+          <w:lang w:val="en-GB"/>
+        </w:rPr>
+        <w:tab/>
+      </w:r>
+    </w:p>
+    <w:p>
+      <w:pPr>
+        <w:ind w:firstLine="708"/>
+      </w:pPr>
+      <w:r>
+        <w:t>Sfondo su Settings</w:t>
+      </w:r>
+    </w:p>
+    <w:p>
+      <w:pPr>
+        <w:ind w:firstLine="708"/>
+        <w:rPr>
+          <w:lang w:val="en-GB"/>
+        </w:rPr>
+      </w:pPr>
+      <w:r>
+        <w:rPr>
+          <w:lang w:val="en-GB"/>
+        </w:rPr>
+        <w:t xml:space="preserve">Settings </w:t>
+      </w:r>
+      <w:proofErr w:type="spellStart"/>
+      <w:r>
+        <w:rPr>
+          <w:lang w:val="en-GB"/>
+        </w:rPr>
+        <w:t>permanenti</w:t>
+      </w:r>
+      <w:proofErr w:type="spellEnd"/>
+    </w:p>
+    <w:p>
+      <w:pPr>
+        <w:rPr>
+          <w:lang w:val="en-GB"/>
+        </w:rPr>
+      </w:pPr>
+    </w:p>
+    <w:p>
+      <w:pPr>
+        <w:rPr>
+          <w:lang w:val="en-GB"/>
+        </w:rPr>
+      </w:pPr>
+      <w:r>
+        <w:rPr>
+          <w:lang w:val="en-GB"/>
+        </w:rPr>
         <w:t>Version 0.</w:t>
       </w:r>
       <w:r>
-        <w:t>3</w:t>
-      </w:r>
-      <w:r>
-        <w:t>.</w:t>
-      </w:r>
-      <w:r>
+        <w:rPr>
+          <w:lang w:val="en-GB"/>
+        </w:rPr>
         <w:t>6</w:t>
       </w:r>
-    </w:p>
-    <w:p>
-      <w:r>
-        <w:tab/>
-        <w:t>Settings</w:t>
-      </w:r>
-    </w:p>
-    <w:p>
-      <w:r>
-        <w:tab/>
-      </w:r>
-      <w:r>
-        <w:tab/>
-      </w:r>
-      <w:r>
-        <w:t>Dir Video</w:t>
-      </w:r>
-      <w:r>
-        <w:tab/>
-      </w:r>
-      <w:r>
-        <w:tab/>
-      </w:r>
-      <w:r>
-        <w:tab/>
-      </w:r>
-      <w:r>
-        <w:tab/>
-        <w:t>update</w:t>
-      </w:r>
-    </w:p>
-    <w:p>
-      <w:r>
-        <w:tab/>
-      </w:r>
-      <w:r>
-        <w:tab/>
-        <w:t>Dir Camera</w:t>
-      </w:r>
-      <w:r>
-        <w:tab/>
-      </w:r>
-      <w:r>
-        <w:tab/>
-      </w:r>
-      <w:r>
-        <w:tab/>
-      </w:r>
-      <w:r>
-        <w:tab/>
-        <w:t>update</w:t>
-      </w:r>
-      <w:r>
-        <w:tab/>
-      </w:r>
-      <w:r>
-        <w:tab/>
-      </w:r>
-      <w:r>
-        <w:tab/>
-      </w:r>
-    </w:p>
-    <w:p>
-      <w:r>
-        <w:tab/>
-      </w:r>
-    </w:p>
-    <w:p>
-      <w:r>
-        <w:tab/>
-      </w:r>
-    </w:p>
-    <w:p>
-      <w:r>
-        <w:tab/>
-      </w:r>
-    </w:p>
-    <w:p>
-      <w:r>
+      <w:r>
+        <w:rPr>
+          <w:lang w:val="en-GB"/>
+        </w:rPr>
+        <w:t>.x</w:t>
+      </w:r>
+    </w:p>
+    <w:p>
+      <w:pPr>
+        <w:ind w:firstLine="708"/>
+        <w:rPr>
+          <w:lang w:val="en-GB"/>
+        </w:rPr>
+      </w:pPr>
+      <w:r>
+        <w:rPr>
+          <w:lang w:val="en-GB"/>
+        </w:rPr>
+        <w:t>Other photo settings</w:t>
+      </w:r>
+    </w:p>
+    <w:p>
+      <w:pPr>
+        <w:rPr>
+          <w:lang w:val="en-GB"/>
+        </w:rPr>
+      </w:pPr>
+    </w:p>
+    <w:p>
+      <w:pPr>
+        <w:rPr>
+          <w:lang w:val="en-GB"/>
+        </w:rPr>
+      </w:pPr>
+      <w:r>
+        <w:rPr>
+          <w:lang w:val="en-GB"/>
+        </w:rPr>
         <w:t>Version 0.</w:t>
       </w:r>
       <w:r>
-        <w:t>4</w:t>
-      </w:r>
-      <w:r>
-        <w:t>.x</w:t>
-      </w:r>
-    </w:p>
-    <w:p>
-      <w:r>
-        <w:tab/>
-      </w:r>
-      <w:r>
-        <w:t>Durata del video</w:t>
-      </w:r>
-    </w:p>
-    <w:p>
-      <w:pPr>
-        <w:rPr>
-          <w:lang w:val="en-GB"/>
-        </w:rPr>
-      </w:pPr>
-      <w:r>
-        <w:tab/>
-      </w:r>
-      <w:r>
-        <w:rPr>
-          <w:lang w:val="en-GB"/>
-        </w:rPr>
-        <w:t>Progress del video</w:t>
-      </w:r>
-      <w:r>
-        <w:rPr>
-          <w:lang w:val="en-GB"/>
-        </w:rPr>
-        <w:tab/>
-      </w:r>
-    </w:p>
-    <w:p>
-      <w:pPr>
-        <w:rPr>
-          <w:lang w:val="en-GB"/>
-        </w:rPr>
-      </w:pPr>
-      <w:r>
-        <w:rPr>
-          <w:lang w:val="en-GB"/>
-        </w:rPr>
-        <w:tab/>
-      </w:r>
-      <w:r>
-        <w:rPr>
-          <w:lang w:val="en-GB"/>
-        </w:rPr>
-        <w:t>Toast video in screen</w:t>
-      </w:r>
-    </w:p>
-    <w:p>
-      <w:pPr>
-        <w:ind w:firstLine="708"/>
-        <w:rPr>
-          <w:lang w:val="en-GB"/>
-        </w:rPr>
-      </w:pPr>
-      <w:proofErr w:type="spellStart"/>
-      <w:r>
-        <w:rPr>
-          <w:lang w:val="en-GB"/>
-        </w:rPr>
-        <w:t>Rendere</w:t>
-      </w:r>
-      <w:proofErr w:type="spellEnd"/>
-      <w:r>
-        <w:rPr>
-          <w:lang w:val="en-GB"/>
-        </w:rPr>
-        <w:t xml:space="preserve"> settings </w:t>
-      </w:r>
-      <w:proofErr w:type="spellStart"/>
-      <w:r>
-        <w:rPr>
-          <w:lang w:val="en-GB"/>
-        </w:rPr>
-        <w:t>permanenti</w:t>
-      </w:r>
-      <w:proofErr w:type="spellEnd"/>
-    </w:p>
-    <w:p>
-      <w:pPr>
-        <w:rPr>
-          <w:lang w:val="en-GB"/>
-        </w:rPr>
-      </w:pPr>
-      <w:r>
-        <w:rPr>
-          <w:lang w:val="en-GB"/>
-        </w:rPr>
-        <w:tab/>
-      </w:r>
-    </w:p>
-    <w:p>
-      <w:pPr>
-        <w:rPr>
-          <w:lang w:val="en-GB"/>
-        </w:rPr>
-      </w:pPr>
-    </w:p>
-    <w:p>
-      <w:pPr>
-        <w:rPr>
-          <w:lang w:val="en-GB"/>
-        </w:rPr>
-      </w:pPr>
-      <w:r>
-        <w:rPr>
-          <w:lang w:val="en-GB"/>
-        </w:rPr>
-        <w:t>Version 0.</w:t>
-      </w:r>
-      <w:r>
-        <w:rPr>
-          <w:lang w:val="en-GB"/>
-        </w:rPr>
-        <w:t>5</w:t>
+        <w:rPr>
+          <w:lang w:val="en-GB"/>
+        </w:rPr>
+        <w:t>7</w:t>
       </w:r>
       <w:r>
         <w:rPr>
@@ -251,24 +172,24 @@
     <w:p>
       <w:pPr>
         <w:rPr>
-          <w:lang w:val="en-GB"/>
-        </w:rPr>
-      </w:pPr>
-      <w:r>
-        <w:rPr>
-          <w:lang w:val="en-GB"/>
+          <w:lang w:val="fr-FR"/>
+        </w:rPr>
+      </w:pPr>
+      <w:r>
+        <w:rPr>
+          <w:lang w:val="fr-FR"/>
         </w:rPr>
         <w:t>Version 0.</w:t>
       </w:r>
       <w:r>
         <w:rPr>
-          <w:lang w:val="en-GB"/>
-        </w:rPr>
-        <w:t>6</w:t>
-      </w:r>
-      <w:r>
-        <w:rPr>
-          <w:lang w:val="en-GB"/>
+          <w:lang w:val="fr-FR"/>
+        </w:rPr>
+        <w:t>8</w:t>
+      </w:r>
+      <w:r>
+        <w:rPr>
+          <w:lang w:val="fr-FR"/>
         </w:rPr>
         <w:t>.x</w:t>
       </w:r>
@@ -276,348 +197,825 @@
     <w:p>
       <w:pPr>
         <w:rPr>
-          <w:lang w:val="en-GB"/>
-        </w:rPr>
-      </w:pPr>
-      <w:r>
-        <w:rPr>
-          <w:lang w:val="en-GB"/>
+          <w:lang w:val="fr-FR"/>
+        </w:rPr>
+      </w:pPr>
+      <w:r>
+        <w:rPr>
+          <w:lang w:val="fr-FR"/>
         </w:rPr>
         <w:tab/>
-        <w:t>Camera voice commands</w:t>
-      </w:r>
-    </w:p>
-    <w:p>
-      <w:pPr>
-        <w:rPr>
-          <w:lang w:val="en-GB"/>
-        </w:rPr>
-      </w:pPr>
-    </w:p>
-    <w:p>
-      <w:pPr>
-        <w:rPr>
-          <w:lang w:val="en-GB"/>
-        </w:rPr>
-      </w:pPr>
-      <w:r>
-        <w:rPr>
-          <w:lang w:val="en-GB"/>
+        <w:t xml:space="preserve">Camera </w:t>
+      </w:r>
+      <w:proofErr w:type="spellStart"/>
+      <w:r>
+        <w:rPr>
+          <w:lang w:val="fr-FR"/>
+        </w:rPr>
+        <w:t>voice</w:t>
+      </w:r>
+      <w:proofErr w:type="spellEnd"/>
+      <w:r>
+        <w:rPr>
+          <w:lang w:val="fr-FR"/>
+        </w:rPr>
+        <w:t xml:space="preserve"> </w:t>
+      </w:r>
+      <w:proofErr w:type="spellStart"/>
+      <w:r>
+        <w:rPr>
+          <w:lang w:val="fr-FR"/>
+        </w:rPr>
+        <w:t>commands</w:t>
+      </w:r>
+      <w:proofErr w:type="spellEnd"/>
+    </w:p>
+    <w:p>
+      <w:pPr>
+        <w:ind w:firstLine="708"/>
+        <w:rPr>
+          <w:lang w:val="fr-FR"/>
+        </w:rPr>
+      </w:pPr>
+      <w:r>
+        <w:rPr>
+          <w:lang w:val="fr-FR"/>
+        </w:rPr>
+        <w:t xml:space="preserve">Video </w:t>
+      </w:r>
+      <w:proofErr w:type="spellStart"/>
+      <w:r>
+        <w:rPr>
+          <w:lang w:val="fr-FR"/>
+        </w:rPr>
+        <w:t>voice</w:t>
+      </w:r>
+      <w:proofErr w:type="spellEnd"/>
+      <w:r>
+        <w:rPr>
+          <w:lang w:val="fr-FR"/>
+        </w:rPr>
+        <w:t xml:space="preserve"> </w:t>
+      </w:r>
+      <w:proofErr w:type="spellStart"/>
+      <w:r>
+        <w:rPr>
+          <w:lang w:val="fr-FR"/>
+        </w:rPr>
+        <w:t>commands</w:t>
+      </w:r>
+      <w:proofErr w:type="spellEnd"/>
+    </w:p>
+    <w:p>
+      <w:pPr>
+        <w:rPr>
+          <w:lang w:val="fr-FR"/>
+        </w:rPr>
+      </w:pPr>
+    </w:p>
+    <w:p>
+      <w:pPr>
+        <w:rPr>
+          <w:lang w:val="fr-FR"/>
+        </w:rPr>
+      </w:pPr>
+      <w:r>
+        <w:rPr>
+          <w:lang w:val="fr-FR"/>
         </w:rPr>
         <w:t>Version 0.</w:t>
       </w:r>
       <w:r>
         <w:rPr>
-          <w:lang w:val="en-GB"/>
-        </w:rPr>
-        <w:t>7</w:t>
-      </w:r>
-      <w:r>
-        <w:rPr>
-          <w:lang w:val="en-GB"/>
+          <w:lang w:val="fr-FR"/>
+        </w:rPr>
+        <w:t>9</w:t>
+      </w:r>
+      <w:r>
+        <w:rPr>
+          <w:lang w:val="fr-FR"/>
         </w:rPr>
         <w:t>.x</w:t>
       </w:r>
     </w:p>
     <w:p>
       <w:pPr>
-        <w:rPr>
-          <w:lang w:val="en-GB"/>
-        </w:rPr>
-      </w:pPr>
+        <w:ind w:firstLine="708"/>
+      </w:pPr>
+      <w:r>
+        <w:t>Cover</w:t>
+      </w:r>
+    </w:p>
+    <w:p/>
+    <w:p/>
+    <w:p/>
+    <w:p/>
+    <w:p/>
+    <w:p>
+      <w:r>
+        <w:t>Comandi vocali</w:t>
+      </w:r>
+    </w:p>
+    <w:p/>
+    <w:p>
+      <w:r>
+        <w:t>Foto &lt;</w:t>
+      </w:r>
+      <w:proofErr w:type="spellStart"/>
+      <w:r>
+        <w:t>nPhoto</w:t>
+      </w:r>
+      <w:proofErr w:type="spellEnd"/>
+      <w:r>
+        <w:t>&gt;</w:t>
+      </w:r>
+    </w:p>
+    <w:p>
+      <w:pPr>
+        <w:rPr>
+          <w:lang w:val="en-GB"/>
+        </w:rPr>
+      </w:pPr>
+      <w:r>
+        <w:rPr>
+          <w:lang w:val="en-GB"/>
+        </w:rPr>
+        <w:t>Video start</w:t>
+      </w:r>
+    </w:p>
+    <w:p>
+      <w:pPr>
+        <w:rPr>
+          <w:lang w:val="en-GB"/>
+        </w:rPr>
+      </w:pPr>
+      <w:r>
+        <w:rPr>
+          <w:lang w:val="en-GB"/>
+        </w:rPr>
+        <w:t>Video stop</w:t>
+      </w:r>
+    </w:p>
+    <w:p>
+      <w:pPr>
+        <w:rPr>
+          <w:lang w:val="en-GB"/>
+        </w:rPr>
+      </w:pPr>
+      <w:r>
+        <w:rPr>
+          <w:lang w:val="en-GB"/>
+        </w:rPr>
+        <w:t>Video &lt;</w:t>
+      </w:r>
+      <w:proofErr w:type="spellStart"/>
+      <w:r>
+        <w:rPr>
+          <w:lang w:val="en-GB"/>
+        </w:rPr>
+        <w:t>nsecs</w:t>
+      </w:r>
+      <w:proofErr w:type="spellEnd"/>
+      <w:r>
+        <w:rPr>
+          <w:lang w:val="en-GB"/>
+        </w:rPr>
+        <w:t>&gt;</w:t>
+      </w:r>
+    </w:p>
+    <w:p>
+      <w:pPr>
+        <w:rPr>
+          <w:lang w:val="en-GB"/>
+        </w:rPr>
+      </w:pPr>
+    </w:p>
+    <w:p>
+      <w:pPr>
+        <w:rPr>
+          <w:lang w:val="en-GB"/>
+        </w:rPr>
+      </w:pPr>
+    </w:p>
+    <w:p>
+      <w:pPr>
+        <w:rPr>
+          <w:lang w:val="en-GB"/>
+        </w:rPr>
+      </w:pPr>
+    </w:p>
+    <w:p>
+      <w:pPr>
+        <w:rPr>
+          <w:lang w:val="en-GB"/>
+        </w:rPr>
+      </w:pPr>
+    </w:p>
+    <w:p>
+      <w:pPr>
+        <w:rPr>
+          <w:lang w:val="en-GB"/>
+        </w:rPr>
+      </w:pPr>
+    </w:p>
+    <w:p>
+      <w:pPr>
+        <w:rPr>
+          <w:lang w:val="en-GB"/>
+        </w:rPr>
+      </w:pPr>
+    </w:p>
+    <w:p>
+      <w:pPr>
+        <w:rPr>
+          <w:lang w:val="en-GB"/>
+        </w:rPr>
+      </w:pPr>
+      <w:r>
+        <w:rPr>
+          <w:lang w:val="en-GB"/>
+        </w:rPr>
+        <w:t>// PERMESSI AUDIO</w:t>
+      </w:r>
+    </w:p>
+    <w:p>
+      <w:pPr>
+        <w:rPr>
+          <w:lang w:val="en-GB"/>
+        </w:rPr>
+      </w:pPr>
+      <w:proofErr w:type="spellStart"/>
+      <w:r>
+        <w:rPr>
+          <w:lang w:val="en-GB"/>
+        </w:rPr>
+        <w:t>val</w:t>
+      </w:r>
+      <w:proofErr w:type="spellEnd"/>
+      <w:r>
+        <w:rPr>
+          <w:lang w:val="en-GB"/>
+        </w:rPr>
+        <w:t xml:space="preserve"> activity = </w:t>
+      </w:r>
+      <w:proofErr w:type="spellStart"/>
+      <w:r>
+        <w:rPr>
+          <w:lang w:val="en-GB"/>
+        </w:rPr>
+        <w:t>LocalContext.current</w:t>
+      </w:r>
+      <w:proofErr w:type="spellEnd"/>
+      <w:r>
+        <w:rPr>
+          <w:lang w:val="en-GB"/>
+        </w:rPr>
+        <w:t xml:space="preserve"> as? Activity</w:t>
+      </w:r>
+    </w:p>
+    <w:p>
+      <w:pPr>
+        <w:rPr>
+          <w:lang w:val="en-GB"/>
+        </w:rPr>
+      </w:pPr>
+      <w:proofErr w:type="spellStart"/>
+      <w:proofErr w:type="gramStart"/>
+      <w:r>
+        <w:rPr>
+          <w:lang w:val="en-GB"/>
+        </w:rPr>
+        <w:t>activity?.</w:t>
+      </w:r>
+      <w:proofErr w:type="gramEnd"/>
+      <w:r>
+        <w:rPr>
+          <w:lang w:val="en-GB"/>
+        </w:rPr>
+        <w:t>let</w:t>
+      </w:r>
+      <w:proofErr w:type="spellEnd"/>
+      <w:r>
+        <w:rPr>
+          <w:lang w:val="en-GB"/>
+        </w:rPr>
+        <w:t xml:space="preserve"> {</w:t>
+      </w:r>
+    </w:p>
+    <w:p>
+      <w:pPr>
+        <w:rPr>
+          <w:lang w:val="en-GB"/>
+        </w:rPr>
+      </w:pPr>
+      <w:r>
+        <w:rPr>
+          <w:lang w:val="en-GB"/>
+        </w:rPr>
+        <w:t xml:space="preserve">    </w:t>
+      </w:r>
+      <w:proofErr w:type="spellStart"/>
+      <w:r>
+        <w:rPr>
+          <w:lang w:val="en-GB"/>
+        </w:rPr>
+        <w:t>val</w:t>
+      </w:r>
+      <w:proofErr w:type="spellEnd"/>
+      <w:r>
+        <w:rPr>
+          <w:lang w:val="en-GB"/>
+        </w:rPr>
+        <w:t xml:space="preserve"> intent = </w:t>
+      </w:r>
+      <w:proofErr w:type="gramStart"/>
+      <w:r>
+        <w:rPr>
+          <w:lang w:val="en-GB"/>
+        </w:rPr>
+        <w:t>Intent(</w:t>
+      </w:r>
+      <w:proofErr w:type="gramEnd"/>
+      <w:r>
+        <w:rPr>
+          <w:lang w:val="en-GB"/>
+        </w:rPr>
+        <w:t xml:space="preserve">it, </w:t>
+      </w:r>
+      <w:proofErr w:type="spellStart"/>
+      <w:proofErr w:type="gramStart"/>
+      <w:r>
+        <w:rPr>
+          <w:lang w:val="en-GB"/>
+        </w:rPr>
+        <w:t>SecondActivity</w:t>
+      </w:r>
+      <w:proofErr w:type="spellEnd"/>
+      <w:r>
+        <w:rPr>
+          <w:lang w:val="en-GB"/>
+        </w:rPr>
+        <w:t>::</w:t>
+      </w:r>
+      <w:proofErr w:type="gramEnd"/>
+      <w:r>
+        <w:rPr>
+          <w:lang w:val="en-GB"/>
+        </w:rPr>
+        <w:t>class.java)</w:t>
+      </w:r>
+    </w:p>
+    <w:p>
+      <w:pPr>
+        <w:rPr>
+          <w:lang w:val="en-GB"/>
+        </w:rPr>
+      </w:pPr>
+      <w:r>
+        <w:rPr>
+          <w:lang w:val="en-GB"/>
+        </w:rPr>
+        <w:t xml:space="preserve">    </w:t>
+      </w:r>
+      <w:proofErr w:type="spellStart"/>
+      <w:proofErr w:type="gramStart"/>
+      <w:r>
+        <w:rPr>
+          <w:lang w:val="en-GB"/>
+        </w:rPr>
+        <w:t>it.startActivity</w:t>
+      </w:r>
+      <w:proofErr w:type="spellEnd"/>
+      <w:proofErr w:type="gramEnd"/>
+      <w:r>
+        <w:rPr>
+          <w:lang w:val="en-GB"/>
+        </w:rPr>
+        <w:t>(intent)</w:t>
+      </w:r>
+    </w:p>
+    <w:p>
+      <w:pPr>
+        <w:rPr>
+          <w:lang w:val="en-GB"/>
+        </w:rPr>
+      </w:pPr>
+      <w:r>
+        <w:rPr>
+          <w:lang w:val="en-GB"/>
+        </w:rPr>
+        <w:t>}</w:t>
+      </w:r>
       <w:r>
         <w:rPr>
           <w:lang w:val="en-GB"/>
         </w:rPr>
         <w:tab/>
-        <w:t>Video voice commands</w:t>
-      </w:r>
-    </w:p>
-    <w:p>
-      <w:pPr>
-        <w:rPr>
-          <w:lang w:val="en-GB"/>
-        </w:rPr>
-      </w:pPr>
-    </w:p>
-    <w:p>
-      <w:pPr>
-        <w:rPr>
-          <w:lang w:val="en-GB"/>
-        </w:rPr>
-      </w:pPr>
-      <w:r>
-        <w:rPr>
-          <w:lang w:val="en-GB"/>
-        </w:rPr>
-        <w:t>Version 0.</w:t>
-      </w:r>
-      <w:r>
-        <w:rPr>
-          <w:lang w:val="en-GB"/>
-        </w:rPr>
-        <w:t>8</w:t>
-      </w:r>
-      <w:r>
-        <w:rPr>
-          <w:lang w:val="en-GB"/>
-        </w:rPr>
-        <w:t>.x</w:t>
-      </w:r>
-    </w:p>
-    <w:p>
-      <w:pPr>
-        <w:rPr>
-          <w:lang w:val="en-GB"/>
-        </w:rPr>
-      </w:pPr>
-      <w:r>
-        <w:rPr>
-          <w:lang w:val="en-GB"/>
-        </w:rPr>
-        <w:tab/>
-        <w:t>Cover</w:t>
-      </w:r>
-    </w:p>
-    <w:p>
-      <w:pPr>
-        <w:rPr>
-          <w:lang w:val="en-GB"/>
-        </w:rPr>
-      </w:pPr>
-    </w:p>
-    <w:p>
-      <w:pPr>
-        <w:rPr>
-          <w:lang w:val="en-GB"/>
-        </w:rPr>
-      </w:pPr>
-    </w:p>
-    <w:p>
-      <w:pPr>
-        <w:rPr>
-          <w:lang w:val="en-GB"/>
-        </w:rPr>
-      </w:pPr>
-    </w:p>
-    <w:p>
-      <w:pPr>
-        <w:rPr>
-          <w:lang w:val="en-GB"/>
-        </w:rPr>
-      </w:pPr>
-    </w:p>
-    <w:p>
-      <w:pPr>
-        <w:rPr>
-          <w:lang w:val="en-GB"/>
-        </w:rPr>
-      </w:pPr>
-    </w:p>
-    <w:p>
-      <w:r>
-        <w:t>Comandi vocali</w:t>
+      </w:r>
+    </w:p>
+    <w:p>
+      <w:pPr>
+        <w:rPr>
+          <w:lang w:val="en-GB"/>
+        </w:rPr>
+      </w:pPr>
+    </w:p>
+    <w:p>
+      <w:pPr>
+        <w:rPr>
+          <w:lang w:val="en-GB"/>
+        </w:rPr>
+      </w:pPr>
+    </w:p>
+    <w:p>
+      <w:pPr>
+        <w:rPr>
+          <w:lang w:val="en-GB"/>
+        </w:rPr>
+      </w:pPr>
+      <w:proofErr w:type="spellStart"/>
+      <w:r>
+        <w:rPr>
+          <w:lang w:val="en-GB"/>
+        </w:rPr>
+        <w:t>val</w:t>
+      </w:r>
+      <w:proofErr w:type="spellEnd"/>
+      <w:r>
+        <w:rPr>
+          <w:lang w:val="en-GB"/>
+        </w:rPr>
+        <w:t xml:space="preserve"> </w:t>
+      </w:r>
+      <w:proofErr w:type="spellStart"/>
+      <w:r>
+        <w:rPr>
+          <w:lang w:val="en-GB"/>
+        </w:rPr>
+        <w:t>audioPermission</w:t>
+      </w:r>
+      <w:proofErr w:type="spellEnd"/>
+      <w:r>
+        <w:rPr>
+          <w:lang w:val="en-GB"/>
+        </w:rPr>
+        <w:t xml:space="preserve"> = </w:t>
+      </w:r>
+      <w:proofErr w:type="spellStart"/>
+      <w:proofErr w:type="gramStart"/>
+      <w:r>
+        <w:rPr>
+          <w:lang w:val="en-GB"/>
+        </w:rPr>
+        <w:t>Manifest.permission.RECORD</w:t>
+      </w:r>
+      <w:proofErr w:type="gramEnd"/>
+      <w:r>
+        <w:rPr>
+          <w:lang w:val="en-GB"/>
+        </w:rPr>
+        <w:t>_AUDIO</w:t>
+      </w:r>
+      <w:proofErr w:type="spellEnd"/>
+    </w:p>
+    <w:p>
+      <w:pPr>
+        <w:rPr>
+          <w:lang w:val="en-GB"/>
+        </w:rPr>
+      </w:pPr>
+      <w:proofErr w:type="spellStart"/>
+      <w:r>
+        <w:rPr>
+          <w:lang w:val="en-GB"/>
+        </w:rPr>
+        <w:t>val</w:t>
+      </w:r>
+      <w:proofErr w:type="spellEnd"/>
+      <w:r>
+        <w:rPr>
+          <w:lang w:val="en-GB"/>
+        </w:rPr>
+        <w:t xml:space="preserve"> </w:t>
+      </w:r>
+      <w:proofErr w:type="spellStart"/>
+      <w:r>
+        <w:rPr>
+          <w:lang w:val="en-GB"/>
+        </w:rPr>
+        <w:t>permissionLauncher</w:t>
+      </w:r>
+      <w:proofErr w:type="spellEnd"/>
+      <w:r>
+        <w:rPr>
+          <w:lang w:val="en-GB"/>
+        </w:rPr>
+        <w:t xml:space="preserve"> = </w:t>
+      </w:r>
+      <w:proofErr w:type="spellStart"/>
+      <w:proofErr w:type="gramStart"/>
+      <w:r>
+        <w:rPr>
+          <w:lang w:val="en-GB"/>
+        </w:rPr>
+        <w:t>rememberLauncherForActivityResult</w:t>
+      </w:r>
+      <w:proofErr w:type="spellEnd"/>
+      <w:r>
+        <w:rPr>
+          <w:lang w:val="en-GB"/>
+        </w:rPr>
+        <w:t>(</w:t>
+      </w:r>
+      <w:proofErr w:type="gramEnd"/>
+    </w:p>
+    <w:p>
+      <w:pPr>
+        <w:rPr>
+          <w:lang w:val="en-GB"/>
+        </w:rPr>
+      </w:pPr>
+      <w:r>
+        <w:rPr>
+          <w:lang w:val="en-GB"/>
+        </w:rPr>
+        <w:t xml:space="preserve">    </w:t>
+      </w:r>
+      <w:proofErr w:type="spellStart"/>
+      <w:r>
+        <w:rPr>
+          <w:lang w:val="en-GB"/>
+        </w:rPr>
+        <w:t>ActivityResultContracts.RequestPermission</w:t>
+      </w:r>
+      <w:proofErr w:type="spellEnd"/>
+      <w:r>
+        <w:rPr>
+          <w:lang w:val="en-GB"/>
+        </w:rPr>
+        <w:t>()</w:t>
+      </w:r>
+    </w:p>
+    <w:p>
+      <w:pPr>
+        <w:rPr>
+          <w:lang w:val="en-GB"/>
+        </w:rPr>
+      </w:pPr>
+      <w:r>
+        <w:rPr>
+          <w:lang w:val="en-GB"/>
+        </w:rPr>
+        <w:t xml:space="preserve">) </w:t>
+      </w:r>
+      <w:proofErr w:type="gramStart"/>
+      <w:r>
+        <w:rPr>
+          <w:lang w:val="en-GB"/>
+        </w:rPr>
+        <w:t>{ granted</w:t>
+      </w:r>
+      <w:proofErr w:type="gramEnd"/>
+      <w:r>
+        <w:rPr>
+          <w:lang w:val="en-GB"/>
+        </w:rPr>
+        <w:t xml:space="preserve"> -&gt;</w:t>
+      </w:r>
+    </w:p>
+    <w:p>
+      <w:pPr>
+        <w:rPr>
+          <w:lang w:val="en-GB"/>
+        </w:rPr>
+      </w:pPr>
+      <w:r>
+        <w:rPr>
+          <w:lang w:val="en-GB"/>
+        </w:rPr>
+        <w:t xml:space="preserve">    if </w:t>
+      </w:r>
+      <w:proofErr w:type="gramStart"/>
+      <w:r>
+        <w:rPr>
+          <w:lang w:val="en-GB"/>
+        </w:rPr>
+        <w:t>(!granted</w:t>
+      </w:r>
+      <w:proofErr w:type="gramEnd"/>
+      <w:r>
+        <w:rPr>
+          <w:lang w:val="en-GB"/>
+        </w:rPr>
+        <w:t>) {</w:t>
+      </w:r>
+    </w:p>
+    <w:p>
+      <w:pPr>
+        <w:rPr>
+          <w:lang w:val="en-GB"/>
+        </w:rPr>
+      </w:pPr>
+      <w:r>
+        <w:rPr>
+          <w:lang w:val="en-GB"/>
+        </w:rPr>
+        <w:t xml:space="preserve">        </w:t>
+      </w:r>
+      <w:proofErr w:type="spellStart"/>
+      <w:r>
+        <w:rPr>
+          <w:lang w:val="en-GB"/>
+        </w:rPr>
+        <w:t>Toast.makeText</w:t>
+      </w:r>
+      <w:proofErr w:type="spellEnd"/>
+      <w:r>
+        <w:rPr>
+          <w:lang w:val="en-GB"/>
+        </w:rPr>
+        <w:t>(context, "</w:t>
+      </w:r>
+      <w:proofErr w:type="spellStart"/>
+      <w:r>
+        <w:rPr>
+          <w:lang w:val="en-GB"/>
+        </w:rPr>
+        <w:t>Permesso</w:t>
+      </w:r>
+      <w:proofErr w:type="spellEnd"/>
+      <w:r>
+        <w:rPr>
+          <w:lang w:val="en-GB"/>
+        </w:rPr>
+        <w:t xml:space="preserve"> </w:t>
+      </w:r>
+      <w:proofErr w:type="spellStart"/>
+      <w:r>
+        <w:rPr>
+          <w:lang w:val="en-GB"/>
+        </w:rPr>
+        <w:t>microfono</w:t>
+      </w:r>
+      <w:proofErr w:type="spellEnd"/>
+      <w:r>
+        <w:rPr>
+          <w:lang w:val="en-GB"/>
+        </w:rPr>
+        <w:t xml:space="preserve"> </w:t>
+      </w:r>
+      <w:proofErr w:type="spellStart"/>
+      <w:r>
+        <w:rPr>
+          <w:lang w:val="en-GB"/>
+        </w:rPr>
+        <w:t>negato</w:t>
+      </w:r>
+      <w:proofErr w:type="spellEnd"/>
+      <w:r>
+        <w:rPr>
+          <w:lang w:val="en-GB"/>
+        </w:rPr>
+        <w:t xml:space="preserve">", </w:t>
+      </w:r>
+      <w:proofErr w:type="spellStart"/>
+      <w:r>
+        <w:rPr>
+          <w:lang w:val="en-GB"/>
+        </w:rPr>
+        <w:t>Toast.LENGTH_SHORT</w:t>
+      </w:r>
+      <w:proofErr w:type="spellEnd"/>
+      <w:proofErr w:type="gramStart"/>
+      <w:r>
+        <w:rPr>
+          <w:lang w:val="en-GB"/>
+        </w:rPr>
+        <w:t>).show</w:t>
+      </w:r>
+      <w:proofErr w:type="gramEnd"/>
+      <w:r>
+        <w:rPr>
+          <w:lang w:val="en-GB"/>
+        </w:rPr>
+        <w:t>()</w:t>
+      </w:r>
+    </w:p>
+    <w:p>
+      <w:r>
+        <w:rPr>
+          <w:lang w:val="en-GB"/>
+        </w:rPr>
+        <w:t xml:space="preserve">    </w:t>
+      </w:r>
+      <w:r>
+        <w:t>}</w:t>
+      </w:r>
+    </w:p>
+    <w:p>
+      <w:r>
+        <w:t>}</w:t>
       </w:r>
     </w:p>
     <w:p/>
     <w:p>
-      <w:pPr>
-        <w:rPr>
-          <w:lang w:val="en-GB"/>
-        </w:rPr>
-      </w:pPr>
-      <w:r>
-        <w:rPr>
-          <w:lang w:val="en-GB"/>
-        </w:rPr>
-        <w:lastRenderedPageBreak/>
-        <w:t>Foto &lt;</w:t>
-      </w:r>
-      <w:proofErr w:type="spellStart"/>
-      <w:r>
-        <w:rPr>
-          <w:lang w:val="en-GB"/>
-        </w:rPr>
-        <w:t>nPhoto</w:t>
-      </w:r>
-      <w:proofErr w:type="spellEnd"/>
-      <w:r>
-        <w:rPr>
-          <w:lang w:val="en-GB"/>
-        </w:rPr>
-        <w:t>&gt;</w:t>
-      </w:r>
-    </w:p>
-    <w:p>
-      <w:pPr>
-        <w:rPr>
-          <w:lang w:val="en-GB"/>
-        </w:rPr>
-      </w:pPr>
-      <w:r>
-        <w:rPr>
-          <w:lang w:val="en-GB"/>
-        </w:rPr>
-        <w:t>Video start</w:t>
-      </w:r>
-    </w:p>
-    <w:p>
-      <w:pPr>
-        <w:rPr>
-          <w:lang w:val="en-GB"/>
-        </w:rPr>
-      </w:pPr>
-      <w:r>
-        <w:rPr>
-          <w:lang w:val="en-GB"/>
-        </w:rPr>
-        <w:t>Video stop</w:t>
-      </w:r>
-    </w:p>
-    <w:p>
-      <w:pPr>
-        <w:rPr>
-          <w:lang w:val="en-GB"/>
-        </w:rPr>
-      </w:pPr>
-      <w:r>
-        <w:rPr>
-          <w:lang w:val="en-GB"/>
-        </w:rPr>
-        <w:t>Video &lt;</w:t>
-      </w:r>
-      <w:proofErr w:type="spellStart"/>
-      <w:r>
-        <w:rPr>
-          <w:lang w:val="en-GB"/>
-        </w:rPr>
-        <w:t>nsecs</w:t>
-      </w:r>
-      <w:proofErr w:type="spellEnd"/>
-      <w:r>
-        <w:rPr>
-          <w:lang w:val="en-GB"/>
-        </w:rPr>
-        <w:t>&gt;</w:t>
-      </w:r>
-    </w:p>
-    <w:p>
-      <w:pPr>
-        <w:rPr>
-          <w:lang w:val="en-GB"/>
-        </w:rPr>
-      </w:pPr>
-    </w:p>
-    <w:p>
-      <w:pPr>
-        <w:rPr>
-          <w:lang w:val="en-GB"/>
-        </w:rPr>
-      </w:pPr>
-    </w:p>
-    <w:p>
-      <w:pPr>
-        <w:rPr>
-          <w:lang w:val="en-GB"/>
-        </w:rPr>
-      </w:pPr>
-    </w:p>
-    <w:p>
-      <w:pPr>
-        <w:rPr>
-          <w:lang w:val="en-GB"/>
-        </w:rPr>
-      </w:pPr>
-    </w:p>
-    <w:p>
-      <w:pPr>
-        <w:rPr>
-          <w:lang w:val="en-GB"/>
-        </w:rPr>
-      </w:pPr>
-    </w:p>
-    <w:p>
-      <w:pPr>
-        <w:rPr>
-          <w:lang w:val="en-GB"/>
-        </w:rPr>
-      </w:pPr>
-    </w:p>
-    <w:p>
-      <w:pPr>
-        <w:rPr>
-          <w:lang w:val="en-GB"/>
-        </w:rPr>
-      </w:pPr>
-      <w:r>
-        <w:rPr>
-          <w:lang w:val="en-GB"/>
-        </w:rPr>
-        <w:t>// PERMESSI AUDIO</w:t>
-      </w:r>
-    </w:p>
-    <w:p>
-      <w:pPr>
-        <w:rPr>
-          <w:lang w:val="en-GB"/>
-        </w:rPr>
-      </w:pPr>
-      <w:proofErr w:type="spellStart"/>
-      <w:r>
-        <w:rPr>
-          <w:lang w:val="en-GB"/>
-        </w:rPr>
-        <w:t>val</w:t>
-      </w:r>
-      <w:proofErr w:type="spellEnd"/>
-      <w:r>
-        <w:rPr>
-          <w:lang w:val="en-GB"/>
-        </w:rPr>
-        <w:t xml:space="preserve"> activity = </w:t>
-      </w:r>
-      <w:proofErr w:type="spellStart"/>
-      <w:r>
-        <w:rPr>
-          <w:lang w:val="en-GB"/>
-        </w:rPr>
-        <w:t>LocalContext.current</w:t>
-      </w:r>
-      <w:proofErr w:type="spellEnd"/>
-      <w:r>
-        <w:rPr>
-          <w:lang w:val="en-GB"/>
-        </w:rPr>
-        <w:t xml:space="preserve"> as? Activity</w:t>
-      </w:r>
-    </w:p>
-    <w:p>
-      <w:pPr>
-        <w:rPr>
-          <w:lang w:val="en-GB"/>
-        </w:rPr>
-      </w:pPr>
-      <w:proofErr w:type="spellStart"/>
+      <w:r>
+        <w:t xml:space="preserve">// PRIMA DI </w:t>
+      </w:r>
+      <w:proofErr w:type="spellStart"/>
+      <w:r>
+        <w:t>AVViar</w:t>
+      </w:r>
+      <w:r>
+        <w:t>e</w:t>
+      </w:r>
+      <w:proofErr w:type="spellEnd"/>
+      <w:r>
+        <w:t xml:space="preserve"> </w:t>
+      </w:r>
+      <w:proofErr w:type="spellStart"/>
+      <w:r>
+        <w:t>rec</w:t>
+      </w:r>
+      <w:proofErr w:type="spellEnd"/>
+    </w:p>
+    <w:p>
+      <w:proofErr w:type="spellStart"/>
+      <w:r>
+        <w:t>if</w:t>
+      </w:r>
+      <w:proofErr w:type="spellEnd"/>
+      <w:r>
+        <w:t xml:space="preserve"> (</w:t>
+      </w:r>
+      <w:proofErr w:type="spellStart"/>
+      <w:r>
+        <w:t>ContextCompat.checkSelfPermission</w:t>
+      </w:r>
+      <w:proofErr w:type="spellEnd"/>
+      <w:r>
+        <w:t>(</w:t>
+      </w:r>
+      <w:proofErr w:type="spellStart"/>
+      <w:r>
+        <w:t>context</w:t>
+      </w:r>
+      <w:proofErr w:type="spellEnd"/>
+      <w:r>
+        <w:t xml:space="preserve">, </w:t>
+      </w:r>
+      <w:proofErr w:type="spellStart"/>
+      <w:r>
+        <w:t>audioPermission</w:t>
+      </w:r>
+      <w:proofErr w:type="spellEnd"/>
+      <w:r>
+        <w:t>)</w:t>
+      </w:r>
+    </w:p>
+    <w:p>
+      <w:pPr>
+        <w:rPr>
+          <w:lang w:val="en-GB"/>
+        </w:rPr>
+      </w:pPr>
+      <w:r>
+        <w:t xml:space="preserve">    </w:t>
+      </w:r>
       <w:proofErr w:type="gramStart"/>
       <w:r>
         <w:rPr>
           <w:lang w:val="en-GB"/>
         </w:rPr>
-        <w:t>activity?.</w:t>
+        <w:t>!=</w:t>
       </w:r>
       <w:proofErr w:type="gramEnd"/>
       <w:r>
         <w:rPr>
           <w:lang w:val="en-GB"/>
         </w:rPr>
-        <w:t>let</w:t>
-      </w:r>
-      <w:proofErr w:type="spellEnd"/>
-      <w:r>
-        <w:rPr>
-          <w:lang w:val="en-GB"/>
-        </w:rPr>
-        <w:t xml:space="preserve"> {</w:t>
+        <w:t xml:space="preserve"> </w:t>
+      </w:r>
+      <w:proofErr w:type="spellStart"/>
+      <w:r>
+        <w:rPr>
+          <w:lang w:val="en-GB"/>
+        </w:rPr>
+        <w:t>PackageManager.PERMISSION_GRANTED</w:t>
+      </w:r>
+      <w:proofErr w:type="spellEnd"/>
+    </w:p>
+    <w:p>
+      <w:pPr>
+        <w:rPr>
+          <w:lang w:val="en-GB"/>
+        </w:rPr>
+      </w:pPr>
+      <w:r>
+        <w:rPr>
+          <w:lang w:val="en-GB"/>
+        </w:rPr>
+        <w:t>) {</w:t>
       </w:r>
     </w:p>
     <w:p>
@@ -637,133 +1035,14 @@
         <w:rPr>
           <w:lang w:val="en-GB"/>
         </w:rPr>
-        <w:t>val</w:t>
-      </w:r>
-      <w:proofErr w:type="spellEnd"/>
-      <w:r>
-        <w:rPr>
-          <w:lang w:val="en-GB"/>
-        </w:rPr>
-        <w:t xml:space="preserve"> intent = </w:t>
-      </w:r>
-      <w:proofErr w:type="gramStart"/>
-      <w:r>
-        <w:rPr>
-          <w:lang w:val="en-GB"/>
-        </w:rPr>
-        <w:t>Intent(</w:t>
-      </w:r>
-      <w:proofErr w:type="gramEnd"/>
-      <w:r>
-        <w:rPr>
-          <w:lang w:val="en-GB"/>
-        </w:rPr>
-        <w:t xml:space="preserve">it, </w:t>
-      </w:r>
-      <w:proofErr w:type="spellStart"/>
-      <w:proofErr w:type="gramStart"/>
-      <w:r>
-        <w:rPr>
-          <w:lang w:val="en-GB"/>
-        </w:rPr>
-        <w:t>SecondActivity</w:t>
-      </w:r>
-      <w:proofErr w:type="spellEnd"/>
-      <w:r>
-        <w:rPr>
-          <w:lang w:val="en-GB"/>
-        </w:rPr>
-        <w:t>::</w:t>
-      </w:r>
-      <w:proofErr w:type="gramEnd"/>
-      <w:r>
-        <w:rPr>
-          <w:lang w:val="en-GB"/>
-        </w:rPr>
-        <w:t>class.java)</w:t>
-      </w:r>
-    </w:p>
-    <w:p>
-      <w:pPr>
-        <w:rPr>
-          <w:lang w:val="en-GB"/>
-        </w:rPr>
-      </w:pPr>
-      <w:r>
-        <w:rPr>
-          <w:lang w:val="en-GB"/>
-        </w:rPr>
-        <w:t xml:space="preserve">    </w:t>
-      </w:r>
-      <w:proofErr w:type="spellStart"/>
-      <w:proofErr w:type="gramStart"/>
-      <w:r>
-        <w:rPr>
-          <w:lang w:val="en-GB"/>
-        </w:rPr>
-        <w:t>it.startActivity</w:t>
-      </w:r>
-      <w:proofErr w:type="spellEnd"/>
-      <w:proofErr w:type="gramEnd"/>
-      <w:r>
-        <w:rPr>
-          <w:lang w:val="en-GB"/>
-        </w:rPr>
-        <w:t>(intent)</w:t>
-      </w:r>
-    </w:p>
-    <w:p>
-      <w:pPr>
-        <w:rPr>
-          <w:lang w:val="en-GB"/>
-        </w:rPr>
-      </w:pPr>
-      <w:r>
-        <w:rPr>
-          <w:lang w:val="en-GB"/>
-        </w:rPr>
-        <w:t>}</w:t>
-      </w:r>
-      <w:r>
-        <w:rPr>
-          <w:lang w:val="en-GB"/>
-        </w:rPr>
-        <w:tab/>
-      </w:r>
-    </w:p>
-    <w:p>
-      <w:pPr>
-        <w:rPr>
-          <w:lang w:val="en-GB"/>
-        </w:rPr>
-      </w:pPr>
-    </w:p>
-    <w:p>
-      <w:pPr>
-        <w:rPr>
-          <w:lang w:val="en-GB"/>
-        </w:rPr>
-      </w:pPr>
-    </w:p>
-    <w:p>
-      <w:pPr>
-        <w:rPr>
-          <w:lang w:val="en-GB"/>
-        </w:rPr>
-      </w:pPr>
-      <w:proofErr w:type="spellStart"/>
-      <w:r>
-        <w:rPr>
-          <w:lang w:val="en-GB"/>
-        </w:rPr>
-        <w:t>val</w:t>
-      </w:r>
-      <w:proofErr w:type="spellEnd"/>
-      <w:r>
-        <w:rPr>
-          <w:lang w:val="en-GB"/>
-        </w:rPr>
-        <w:t xml:space="preserve"> </w:t>
+        <w:t>permissionLauncher.launch</w:t>
+      </w:r>
+      <w:proofErr w:type="spellEnd"/>
+      <w:r>
+        <w:rPr>
+          <w:lang w:val="en-GB"/>
+        </w:rPr>
+        <w:t>(</w:t>
       </w:r>
       <w:proofErr w:type="spellStart"/>
       <w:r>
@@ -777,317 +1056,6 @@
         <w:rPr>
           <w:lang w:val="en-GB"/>
         </w:rPr>
-        <w:t xml:space="preserve"> = </w:t>
-      </w:r>
-      <w:proofErr w:type="spellStart"/>
-      <w:proofErr w:type="gramStart"/>
-      <w:r>
-        <w:rPr>
-          <w:lang w:val="en-GB"/>
-        </w:rPr>
-        <w:t>Manifest.permission.RECORD</w:t>
-      </w:r>
-      <w:proofErr w:type="gramEnd"/>
-      <w:r>
-        <w:rPr>
-          <w:lang w:val="en-GB"/>
-        </w:rPr>
-        <w:t>_AUDIO</w:t>
-      </w:r>
-      <w:proofErr w:type="spellEnd"/>
-    </w:p>
-    <w:p>
-      <w:pPr>
-        <w:rPr>
-          <w:lang w:val="en-GB"/>
-        </w:rPr>
-      </w:pPr>
-      <w:proofErr w:type="spellStart"/>
-      <w:r>
-        <w:rPr>
-          <w:lang w:val="en-GB"/>
-        </w:rPr>
-        <w:t>val</w:t>
-      </w:r>
-      <w:proofErr w:type="spellEnd"/>
-      <w:r>
-        <w:rPr>
-          <w:lang w:val="en-GB"/>
-        </w:rPr>
-        <w:t xml:space="preserve"> </w:t>
-      </w:r>
-      <w:proofErr w:type="spellStart"/>
-      <w:r>
-        <w:rPr>
-          <w:lang w:val="en-GB"/>
-        </w:rPr>
-        <w:t>permissionLauncher</w:t>
-      </w:r>
-      <w:proofErr w:type="spellEnd"/>
-      <w:r>
-        <w:rPr>
-          <w:lang w:val="en-GB"/>
-        </w:rPr>
-        <w:t xml:space="preserve"> = </w:t>
-      </w:r>
-      <w:proofErr w:type="spellStart"/>
-      <w:proofErr w:type="gramStart"/>
-      <w:r>
-        <w:rPr>
-          <w:lang w:val="en-GB"/>
-        </w:rPr>
-        <w:t>rememberLauncherForActivityResult</w:t>
-      </w:r>
-      <w:proofErr w:type="spellEnd"/>
-      <w:r>
-        <w:rPr>
-          <w:lang w:val="en-GB"/>
-        </w:rPr>
-        <w:t>(</w:t>
-      </w:r>
-      <w:proofErr w:type="gramEnd"/>
-    </w:p>
-    <w:p>
-      <w:pPr>
-        <w:rPr>
-          <w:lang w:val="en-GB"/>
-        </w:rPr>
-      </w:pPr>
-      <w:r>
-        <w:rPr>
-          <w:lang w:val="en-GB"/>
-        </w:rPr>
-        <w:t xml:space="preserve">    </w:t>
-      </w:r>
-      <w:proofErr w:type="spellStart"/>
-      <w:r>
-        <w:rPr>
-          <w:lang w:val="en-GB"/>
-        </w:rPr>
-        <w:t>ActivityResultContracts.RequestPermission</w:t>
-      </w:r>
-      <w:proofErr w:type="spellEnd"/>
-      <w:r>
-        <w:rPr>
-          <w:lang w:val="en-GB"/>
-        </w:rPr>
-        <w:t>()</w:t>
-      </w:r>
-    </w:p>
-    <w:p>
-      <w:pPr>
-        <w:rPr>
-          <w:lang w:val="en-GB"/>
-        </w:rPr>
-      </w:pPr>
-      <w:r>
-        <w:rPr>
-          <w:lang w:val="en-GB"/>
-        </w:rPr>
-        <w:t xml:space="preserve">) </w:t>
-      </w:r>
-      <w:proofErr w:type="gramStart"/>
-      <w:r>
-        <w:rPr>
-          <w:lang w:val="en-GB"/>
-        </w:rPr>
-        <w:t>{ granted</w:t>
-      </w:r>
-      <w:proofErr w:type="gramEnd"/>
-      <w:r>
-        <w:rPr>
-          <w:lang w:val="en-GB"/>
-        </w:rPr>
-        <w:t xml:space="preserve"> -&gt;</w:t>
-      </w:r>
-    </w:p>
-    <w:p>
-      <w:pPr>
-        <w:rPr>
-          <w:lang w:val="en-GB"/>
-        </w:rPr>
-      </w:pPr>
-      <w:r>
-        <w:rPr>
-          <w:lang w:val="en-GB"/>
-        </w:rPr>
-        <w:t xml:space="preserve">    if </w:t>
-      </w:r>
-      <w:proofErr w:type="gramStart"/>
-      <w:r>
-        <w:rPr>
-          <w:lang w:val="en-GB"/>
-        </w:rPr>
-        <w:t>(!granted</w:t>
-      </w:r>
-      <w:proofErr w:type="gramEnd"/>
-      <w:r>
-        <w:rPr>
-          <w:lang w:val="en-GB"/>
-        </w:rPr>
-        <w:t>) {</w:t>
-      </w:r>
-    </w:p>
-    <w:p>
-      <w:pPr>
-        <w:rPr>
-          <w:lang w:val="en-GB"/>
-        </w:rPr>
-      </w:pPr>
-      <w:r>
-        <w:rPr>
-          <w:lang w:val="en-GB"/>
-        </w:rPr>
-        <w:t xml:space="preserve">        </w:t>
-      </w:r>
-      <w:proofErr w:type="spellStart"/>
-      <w:r>
-        <w:rPr>
-          <w:lang w:val="en-GB"/>
-        </w:rPr>
-        <w:t>Toast.makeText</w:t>
-      </w:r>
-      <w:proofErr w:type="spellEnd"/>
-      <w:r>
-        <w:rPr>
-          <w:lang w:val="en-GB"/>
-        </w:rPr>
-        <w:t>(context, "</w:t>
-      </w:r>
-      <w:proofErr w:type="spellStart"/>
-      <w:r>
-        <w:rPr>
-          <w:lang w:val="en-GB"/>
-        </w:rPr>
-        <w:t>Permesso</w:t>
-      </w:r>
-      <w:proofErr w:type="spellEnd"/>
-      <w:r>
-        <w:rPr>
-          <w:lang w:val="en-GB"/>
-        </w:rPr>
-        <w:t xml:space="preserve"> </w:t>
-      </w:r>
-      <w:proofErr w:type="spellStart"/>
-      <w:r>
-        <w:rPr>
-          <w:lang w:val="en-GB"/>
-        </w:rPr>
-        <w:t>microfono</w:t>
-      </w:r>
-      <w:proofErr w:type="spellEnd"/>
-      <w:r>
-        <w:rPr>
-          <w:lang w:val="en-GB"/>
-        </w:rPr>
-        <w:t xml:space="preserve"> </w:t>
-      </w:r>
-      <w:proofErr w:type="spellStart"/>
-      <w:r>
-        <w:rPr>
-          <w:lang w:val="en-GB"/>
-        </w:rPr>
-        <w:t>negato</w:t>
-      </w:r>
-      <w:proofErr w:type="spellEnd"/>
-      <w:r>
-        <w:rPr>
-          <w:lang w:val="en-GB"/>
-        </w:rPr>
-        <w:t xml:space="preserve">", </w:t>
-      </w:r>
-      <w:proofErr w:type="spellStart"/>
-      <w:r>
-        <w:rPr>
-          <w:lang w:val="en-GB"/>
-        </w:rPr>
-        <w:t>Toast.LENGTH_SHORT</w:t>
-      </w:r>
-      <w:proofErr w:type="spellEnd"/>
-      <w:proofErr w:type="gramStart"/>
-      <w:r>
-        <w:rPr>
-          <w:lang w:val="en-GB"/>
-        </w:rPr>
-        <w:t>).show</w:t>
-      </w:r>
-      <w:proofErr w:type="gramEnd"/>
-      <w:r>
-        <w:rPr>
-          <w:lang w:val="en-GB"/>
-        </w:rPr>
-        <w:t>()</w:t>
-      </w:r>
-    </w:p>
-    <w:p>
-      <w:r>
-        <w:rPr>
-          <w:lang w:val="en-GB"/>
-        </w:rPr>
-        <w:t xml:space="preserve">    </w:t>
-      </w:r>
-      <w:r>
-        <w:t>}</w:t>
-      </w:r>
-    </w:p>
-    <w:p>
-      <w:r>
-        <w:t>}</w:t>
-      </w:r>
-    </w:p>
-    <w:p/>
-    <w:p>
-      <w:r>
-        <w:t xml:space="preserve">// PRIMA DI </w:t>
-      </w:r>
-      <w:proofErr w:type="spellStart"/>
-      <w:r>
-        <w:t>AVViar</w:t>
-      </w:r>
-      <w:r>
-        <w:t>e</w:t>
-      </w:r>
-      <w:proofErr w:type="spellEnd"/>
-      <w:r>
-        <w:t xml:space="preserve"> </w:t>
-      </w:r>
-      <w:proofErr w:type="spellStart"/>
-      <w:r>
-        <w:t>rec</w:t>
-      </w:r>
-      <w:proofErr w:type="spellEnd"/>
-    </w:p>
-    <w:p>
-      <w:proofErr w:type="spellStart"/>
-      <w:r>
-        <w:t>if</w:t>
-      </w:r>
-      <w:proofErr w:type="spellEnd"/>
-      <w:r>
-        <w:t xml:space="preserve"> (</w:t>
-      </w:r>
-      <w:proofErr w:type="spellStart"/>
-      <w:r>
-        <w:t>ContextCompat.checkSelfPermission</w:t>
-      </w:r>
-      <w:proofErr w:type="spellEnd"/>
-      <w:r>
-        <w:t>(</w:t>
-      </w:r>
-      <w:proofErr w:type="spellStart"/>
-      <w:r>
-        <w:t>context</w:t>
-      </w:r>
-      <w:proofErr w:type="spellEnd"/>
-      <w:r>
-        <w:t xml:space="preserve">, </w:t>
-      </w:r>
-      <w:proofErr w:type="spellStart"/>
-      <w:r>
-        <w:t>audioPermission</w:t>
-      </w:r>
-      <w:proofErr w:type="spellEnd"/>
-      <w:r>
         <w:t>)</w:t>
       </w:r>
     </w:p>
@@ -1098,96 +1066,9 @@
         </w:rPr>
       </w:pPr>
       <w:r>
-        <w:t xml:space="preserve">    </w:t>
-      </w:r>
-      <w:proofErr w:type="gramStart"/>
-      <w:r>
-        <w:rPr>
-          <w:lang w:val="en-GB"/>
-        </w:rPr>
-        <w:t>!=</w:t>
-      </w:r>
-      <w:proofErr w:type="gramEnd"/>
-      <w:r>
-        <w:rPr>
-          <w:lang w:val="en-GB"/>
-        </w:rPr>
-        <w:t xml:space="preserve"> </w:t>
-      </w:r>
-      <w:proofErr w:type="spellStart"/>
-      <w:r>
-        <w:rPr>
-          <w:lang w:val="en-GB"/>
-        </w:rPr>
-        <w:t>PackageManager.PERMISSION_GRANTED</w:t>
-      </w:r>
-      <w:proofErr w:type="spellEnd"/>
-    </w:p>
-    <w:p>
-      <w:pPr>
-        <w:rPr>
-          <w:lang w:val="en-GB"/>
-        </w:rPr>
-      </w:pPr>
-      <w:r>
-        <w:rPr>
-          <w:lang w:val="en-GB"/>
-        </w:rPr>
-        <w:t>) {</w:t>
-      </w:r>
-    </w:p>
-    <w:p>
-      <w:pPr>
-        <w:rPr>
-          <w:lang w:val="en-GB"/>
-        </w:rPr>
-      </w:pPr>
-      <w:r>
-        <w:rPr>
-          <w:lang w:val="en-GB"/>
-        </w:rPr>
-        <w:t xml:space="preserve">    </w:t>
-      </w:r>
-      <w:proofErr w:type="spellStart"/>
-      <w:r>
-        <w:rPr>
-          <w:lang w:val="en-GB"/>
-        </w:rPr>
-        <w:t>permissionLauncher.launch</w:t>
-      </w:r>
-      <w:proofErr w:type="spellEnd"/>
-      <w:r>
-        <w:rPr>
-          <w:lang w:val="en-GB"/>
-        </w:rPr>
-        <w:t>(</w:t>
-      </w:r>
-      <w:proofErr w:type="spellStart"/>
-      <w:r>
-        <w:rPr>
-          <w:lang w:val="en-GB"/>
-        </w:rPr>
-        <w:t>audioPermission</w:t>
-      </w:r>
-      <w:proofErr w:type="spellEnd"/>
-      <w:r>
-        <w:rPr>
-          <w:lang w:val="en-GB"/>
-        </w:rPr>
-        <w:t>)</w:t>
-      </w:r>
-    </w:p>
-    <w:p>
-      <w:pPr>
-        <w:rPr>
-          <w:lang w:val="en-GB"/>
-        </w:rPr>
-      </w:pPr>
-      <w:r>
-        <w:rPr>
-          <w:lang w:val="en-GB"/>
-        </w:rPr>
-        <w:lastRenderedPageBreak/>
+        <w:rPr>
+          <w:lang w:val="en-GB"/>
+        </w:rPr>
         <w:t xml:space="preserve">    </w:t>
       </w:r>
       <w:proofErr w:type="spellStart"/>

--- a/Doc/RoadMap.docx
+++ b/Doc/RoadMap.docx
@@ -51,55 +51,15 @@
     <w:p>
       <w:pPr>
         <w:ind w:firstLine="708"/>
-        <w:rPr>
-          <w:lang w:val="en-GB"/>
-        </w:rPr>
-      </w:pPr>
-      <w:r>
-        <w:rPr>
-          <w:lang w:val="en-GB"/>
-        </w:rPr>
-        <w:t xml:space="preserve">Settings </w:t>
-      </w:r>
-      <w:proofErr w:type="spellStart"/>
-      <w:r>
-        <w:rPr>
-          <w:lang w:val="en-GB"/>
-        </w:rPr>
-        <w:t>permanenti</w:t>
-      </w:r>
-      <w:proofErr w:type="spellEnd"/>
-    </w:p>
-    <w:p>
-      <w:pPr>
-        <w:rPr>
-          <w:lang w:val="en-GB"/>
-        </w:rPr>
-      </w:pPr>
-    </w:p>
-    <w:p>
-      <w:pPr>
-        <w:rPr>
-          <w:lang w:val="en-GB"/>
-        </w:rPr>
-      </w:pPr>
-      <w:r>
-        <w:rPr>
-          <w:lang w:val="en-GB"/>
-        </w:rPr>
-        <w:t>Version 0.</w:t>
-      </w:r>
-      <w:r>
-        <w:rPr>
-          <w:lang w:val="en-GB"/>
-        </w:rPr>
-        <w:t>6</w:t>
-      </w:r>
-      <w:r>
-        <w:rPr>
-          <w:lang w:val="en-GB"/>
-        </w:rPr>
-        <w:t>.x</w:t>
+      </w:pPr>
+      <w:r>
+        <w:t>Settings permanenti</w:t>
+      </w:r>
+    </w:p>
+    <w:p/>
+    <w:p>
+      <w:r>
+        <w:t>Version 0.6.x</w:t>
       </w:r>
     </w:p>
     <w:p>
@@ -1101,12 +1061,5697 @@
       </w:pPr>
     </w:p>
     <w:p>
-      <w:pPr>
-        <w:rPr>
-          <w:lang w:val="en-GB"/>
-        </w:rPr>
-      </w:pPr>
-    </w:p>
+      <w:r>
+        <w:t xml:space="preserve">Antonio, </w:t>
+      </w:r>
+      <w:r>
+        <w:rPr>
+          <w:b/>
+          <w:bCs/>
+        </w:rPr>
+        <w:t>adesso che so che stai fotografando attraverso un telescopio</w:t>
+      </w:r>
+      <w:r>
+        <w:t>, cambia completamente il tipo di miglioramenti che davvero ti servono.</w:t>
+      </w:r>
+      <w:r>
+        <w:br/>
+        <w:t xml:space="preserve">Qui non parliamo più di “feature da smartphone”, ma di </w:t>
+      </w:r>
+      <w:r>
+        <w:rPr>
+          <w:b/>
+          <w:bCs/>
+        </w:rPr>
+        <w:t>strumenti da astrofotografia</w:t>
+      </w:r>
+      <w:r>
+        <w:t>.</w:t>
+      </w:r>
+    </w:p>
+    <w:p>
+      <w:r>
+        <w:t>E fidati: con un telescopio, ci sono 4–5 cose che fanno una differenza enorme, molto più della “modalità notte”.</w:t>
+      </w:r>
+    </w:p>
+    <w:p>
+      <w:r>
+        <w:t xml:space="preserve">Ti faccio una lista ragionata, basata su come si fotografa </w:t>
+      </w:r>
+      <w:r>
+        <w:rPr>
+          <w:i/>
+          <w:iCs/>
+        </w:rPr>
+        <w:t>davvero</w:t>
+      </w:r>
+      <w:r>
+        <w:t xml:space="preserve"> al telescopio.</w:t>
+      </w:r>
+    </w:p>
+    <w:p>
+      <w:r>
+        <w:lastRenderedPageBreak/>
+        <w:pict w14:anchorId="1258FABA">
+          <v:rect id="_x0000_i1079" style="width:0;height:1.5pt" o:hralign="center" o:hrstd="t" o:hr="t" fillcolor="#a0a0a0" stroked="f"/>
+        </w:pict>
+      </w:r>
+    </w:p>
+    <w:p>
+      <w:pPr>
+        <w:rPr>
+          <w:b/>
+          <w:bCs/>
+        </w:rPr>
+      </w:pPr>
+      <w:r>
+        <w:rPr>
+          <w:rFonts w:ascii="Segoe UI Emoji" w:hAnsi="Segoe UI Emoji" w:cs="Segoe UI Emoji"/>
+          <w:b/>
+          <w:bCs/>
+        </w:rPr>
+        <w:t>🌌</w:t>
+      </w:r>
+      <w:r>
+        <w:rPr>
+          <w:b/>
+          <w:bCs/>
+        </w:rPr>
+        <w:t xml:space="preserve"> 1) Scatto multiplo + </w:t>
+      </w:r>
+      <w:proofErr w:type="spellStart"/>
+      <w:r>
+        <w:rPr>
+          <w:b/>
+          <w:bCs/>
+        </w:rPr>
+        <w:t>stacking</w:t>
+      </w:r>
+      <w:proofErr w:type="spellEnd"/>
+      <w:r>
+        <w:rPr>
+          <w:b/>
+          <w:bCs/>
+        </w:rPr>
+        <w:t xml:space="preserve"> automatico (la cosa più utile in assoluto)</w:t>
+      </w:r>
+    </w:p>
+    <w:p>
+      <w:r>
+        <w:t>Questa è LA feature che cambia tutto.</w:t>
+      </w:r>
+    </w:p>
+    <w:p>
+      <w:r>
+        <w:t>Perché?</w:t>
+      </w:r>
+    </w:p>
+    <w:p>
+      <w:pPr>
+        <w:numPr>
+          <w:ilvl w:val="0"/>
+          <w:numId w:val="1"/>
+        </w:numPr>
+      </w:pPr>
+      <w:r>
+        <w:t>il telescopio vibra anche con un soffio</w:t>
+      </w:r>
+    </w:p>
+    <w:p>
+      <w:pPr>
+        <w:numPr>
+          <w:ilvl w:val="0"/>
+          <w:numId w:val="1"/>
+        </w:numPr>
+      </w:pPr>
+      <w:r>
+        <w:t>l’atmosfera distorce l’immagine (seeing)</w:t>
+      </w:r>
+    </w:p>
+    <w:p>
+      <w:pPr>
+        <w:numPr>
+          <w:ilvl w:val="0"/>
+          <w:numId w:val="1"/>
+        </w:numPr>
+      </w:pPr>
+      <w:r>
+        <w:t>il sensore del telefono introduce rumore</w:t>
+      </w:r>
+    </w:p>
+    <w:p>
+      <w:pPr>
+        <w:numPr>
+          <w:ilvl w:val="0"/>
+          <w:numId w:val="1"/>
+        </w:numPr>
+      </w:pPr>
+      <w:r>
+        <w:t>un singolo scatto è SEMPRE mediocre</w:t>
+      </w:r>
+    </w:p>
+    <w:p>
+      <w:r>
+        <w:t>La soluzione professionale è:</w:t>
+      </w:r>
+    </w:p>
+    <w:p>
+      <w:pPr>
+        <w:rPr>
+          <w:b/>
+          <w:bCs/>
+        </w:rPr>
+      </w:pPr>
+      <w:r>
+        <w:rPr>
+          <w:rFonts w:ascii="Segoe UI Emoji" w:hAnsi="Segoe UI Emoji" w:cs="Segoe UI Emoji"/>
+          <w:b/>
+          <w:bCs/>
+        </w:rPr>
+        <w:t>👉</w:t>
+      </w:r>
+      <w:r>
+        <w:rPr>
+          <w:b/>
+          <w:bCs/>
+        </w:rPr>
+        <w:t xml:space="preserve"> scatti 10–30 foto → le allinei → le medi → ottieni un’immagine molto più nitida e pulita</w:t>
+      </w:r>
+    </w:p>
+    <w:p>
+      <w:r>
+        <w:t>È lo stesso principio di:</w:t>
+      </w:r>
+    </w:p>
+    <w:p>
+      <w:pPr>
+        <w:numPr>
+          <w:ilvl w:val="0"/>
+          <w:numId w:val="2"/>
+        </w:numPr>
+      </w:pPr>
+      <w:proofErr w:type="spellStart"/>
+      <w:r>
+        <w:rPr>
+          <w:b/>
+          <w:bCs/>
+        </w:rPr>
+        <w:t>DeepSkyStacker</w:t>
+      </w:r>
+      <w:proofErr w:type="spellEnd"/>
+    </w:p>
+    <w:p>
+      <w:pPr>
+        <w:numPr>
+          <w:ilvl w:val="0"/>
+          <w:numId w:val="2"/>
+        </w:numPr>
+      </w:pPr>
+      <w:proofErr w:type="spellStart"/>
+      <w:r>
+        <w:rPr>
+          <w:b/>
+          <w:bCs/>
+        </w:rPr>
+        <w:t>Registax</w:t>
+      </w:r>
+      <w:proofErr w:type="spellEnd"/>
+    </w:p>
+    <w:p>
+      <w:pPr>
+        <w:numPr>
+          <w:ilvl w:val="0"/>
+          <w:numId w:val="2"/>
+        </w:numPr>
+      </w:pPr>
+      <w:proofErr w:type="spellStart"/>
+      <w:r>
+        <w:rPr>
+          <w:b/>
+          <w:bCs/>
+        </w:rPr>
+        <w:t>AstroSurface</w:t>
+      </w:r>
+      <w:proofErr w:type="spellEnd"/>
+    </w:p>
+    <w:p>
+      <w:r>
+        <w:t>Ma fatto direttamente nell’app.</w:t>
+      </w:r>
+    </w:p>
+    <w:p>
+      <w:pPr>
+        <w:rPr>
+          <w:b/>
+          <w:bCs/>
+        </w:rPr>
+      </w:pPr>
+      <w:r>
+        <w:rPr>
+          <w:b/>
+          <w:bCs/>
+        </w:rPr>
+        <w:t>Come implementarlo</w:t>
+      </w:r>
+    </w:p>
+    <w:p>
+      <w:pPr>
+        <w:numPr>
+          <w:ilvl w:val="0"/>
+          <w:numId w:val="3"/>
+        </w:numPr>
+      </w:pPr>
+      <w:r>
+        <w:t xml:space="preserve">fai 10–20 scatti con </w:t>
+      </w:r>
+      <w:proofErr w:type="spellStart"/>
+      <w:proofErr w:type="gramStart"/>
+      <w:r>
+        <w:t>takePicture</w:t>
+      </w:r>
+      <w:proofErr w:type="spellEnd"/>
+      <w:r>
+        <w:t>(</w:t>
+      </w:r>
+      <w:proofErr w:type="gramEnd"/>
+      <w:r>
+        <w:t>)</w:t>
+      </w:r>
+    </w:p>
+    <w:p>
+      <w:pPr>
+        <w:numPr>
+          <w:ilvl w:val="0"/>
+          <w:numId w:val="3"/>
+        </w:numPr>
+      </w:pPr>
+      <w:proofErr w:type="spellStart"/>
+      <w:r>
+        <w:t>li</w:t>
+      </w:r>
+      <w:proofErr w:type="spellEnd"/>
+      <w:r>
+        <w:t xml:space="preserve"> carichi in memoria (o su file)</w:t>
+      </w:r>
+    </w:p>
+    <w:p>
+      <w:pPr>
+        <w:numPr>
+          <w:ilvl w:val="0"/>
+          <w:numId w:val="3"/>
+        </w:numPr>
+      </w:pPr>
+      <w:proofErr w:type="spellStart"/>
+      <w:r>
+        <w:t>li</w:t>
+      </w:r>
+      <w:proofErr w:type="spellEnd"/>
+      <w:r>
+        <w:t xml:space="preserve"> allinei con una semplice cross</w:t>
+      </w:r>
+      <w:r>
+        <w:noBreakHyphen/>
+      </w:r>
+      <w:proofErr w:type="spellStart"/>
+      <w:r>
+        <w:t>correlation</w:t>
+      </w:r>
+      <w:proofErr w:type="spellEnd"/>
+    </w:p>
+    <w:p>
+      <w:pPr>
+        <w:numPr>
+          <w:ilvl w:val="0"/>
+          <w:numId w:val="3"/>
+        </w:numPr>
+      </w:pPr>
+      <w:r>
+        <w:t>fai una media pixel</w:t>
+      </w:r>
+      <w:r>
+        <w:noBreakHyphen/>
+        <w:t>per</w:t>
+      </w:r>
+      <w:r>
+        <w:noBreakHyphen/>
+        <w:t>pixel</w:t>
+      </w:r>
+    </w:p>
+    <w:p>
+      <w:pPr>
+        <w:numPr>
+          <w:ilvl w:val="0"/>
+          <w:numId w:val="3"/>
+        </w:numPr>
+      </w:pPr>
+      <w:r>
+        <w:t xml:space="preserve">applichi un leggero </w:t>
+      </w:r>
+      <w:proofErr w:type="spellStart"/>
+      <w:r>
+        <w:t>sharpening</w:t>
+      </w:r>
+      <w:proofErr w:type="spellEnd"/>
+    </w:p>
+    <w:p>
+      <w:r>
+        <w:t xml:space="preserve">Risultato: </w:t>
+      </w:r>
+      <w:r>
+        <w:rPr>
+          <w:b/>
+          <w:bCs/>
+        </w:rPr>
+        <w:t>foto astronomiche 10 volte migliori</w:t>
+      </w:r>
+      <w:r>
+        <w:t>.</w:t>
+      </w:r>
+    </w:p>
+    <w:p>
+      <w:r>
+        <w:t xml:space="preserve">Se vuoi, te lo preparo in </w:t>
+      </w:r>
+      <w:proofErr w:type="spellStart"/>
+      <w:r>
+        <w:t>Kotlin</w:t>
+      </w:r>
+      <w:proofErr w:type="spellEnd"/>
+      <w:r>
+        <w:t xml:space="preserve"> passo</w:t>
+      </w:r>
+      <w:r>
+        <w:noBreakHyphen/>
+        <w:t>passo.</w:t>
+      </w:r>
+    </w:p>
+    <w:p>
+      <w:r>
+        <w:pict w14:anchorId="7A9775D4">
+          <v:rect id="_x0000_i1080" style="width:0;height:1.5pt" o:hralign="center" o:hrstd="t" o:hr="t" fillcolor="#a0a0a0" stroked="f"/>
+        </w:pict>
+      </w:r>
+    </w:p>
+    <w:p>
+      <w:pPr>
+        <w:rPr>
+          <w:b/>
+          <w:bCs/>
+        </w:rPr>
+      </w:pPr>
+      <w:r>
+        <w:rPr>
+          <w:rFonts w:ascii="Segoe UI Emoji" w:hAnsi="Segoe UI Emoji" w:cs="Segoe UI Emoji"/>
+          <w:b/>
+          <w:bCs/>
+        </w:rPr>
+        <w:t>🔭</w:t>
+      </w:r>
+      <w:r>
+        <w:rPr>
+          <w:b/>
+          <w:bCs/>
+        </w:rPr>
+        <w:t xml:space="preserve"> 2) Modalità “Seeing Lucky” (per Luna e pianeti)</w:t>
+      </w:r>
+    </w:p>
+    <w:p>
+      <w:r>
+        <w:t>Per Luna e pianeti non serve lunga esposizione.</w:t>
+      </w:r>
+      <w:r>
+        <w:br/>
+        <w:t xml:space="preserve">Serve </w:t>
+      </w:r>
+      <w:r>
+        <w:rPr>
+          <w:b/>
+          <w:bCs/>
+        </w:rPr>
+        <w:t>catturare il momento in cui l’atmosfera è più stabile</w:t>
+      </w:r>
+      <w:r>
+        <w:t>.</w:t>
+      </w:r>
+    </w:p>
+    <w:p>
+      <w:r>
+        <w:t>Come si fa?</w:t>
+      </w:r>
+    </w:p>
+    <w:p>
+      <w:pPr>
+        <w:numPr>
+          <w:ilvl w:val="0"/>
+          <w:numId w:val="4"/>
+        </w:numPr>
+      </w:pPr>
+      <w:r>
+        <w:t>scatti 50–100 foto molto rapide</w:t>
+      </w:r>
+    </w:p>
+    <w:p>
+      <w:pPr>
+        <w:numPr>
+          <w:ilvl w:val="0"/>
+          <w:numId w:val="4"/>
+        </w:numPr>
+      </w:pPr>
+      <w:r>
+        <w:t xml:space="preserve">calcoli la “nitidezza” di ogni frame (es. </w:t>
+      </w:r>
+      <w:proofErr w:type="spellStart"/>
+      <w:r>
+        <w:t>Laplacian</w:t>
+      </w:r>
+      <w:proofErr w:type="spellEnd"/>
+      <w:r>
+        <w:t xml:space="preserve"> </w:t>
+      </w:r>
+      <w:proofErr w:type="spellStart"/>
+      <w:r>
+        <w:t>variance</w:t>
+      </w:r>
+      <w:proofErr w:type="spellEnd"/>
+      <w:r>
+        <w:t>)</w:t>
+      </w:r>
+    </w:p>
+    <w:p>
+      <w:pPr>
+        <w:numPr>
+          <w:ilvl w:val="0"/>
+          <w:numId w:val="4"/>
+        </w:numPr>
+      </w:pPr>
+      <w:r>
+        <w:t>tieni solo le migliori 10</w:t>
+      </w:r>
+    </w:p>
+    <w:p>
+      <w:pPr>
+        <w:numPr>
+          <w:ilvl w:val="0"/>
+          <w:numId w:val="4"/>
+        </w:numPr>
+      </w:pPr>
+      <w:r>
+        <w:t>le unisci</w:t>
+      </w:r>
+    </w:p>
+    <w:p>
+      <w:r>
+        <w:lastRenderedPageBreak/>
+        <w:t>È il trucco usato da tutti gli astrofotografi planetari.</w:t>
+      </w:r>
+    </w:p>
+    <w:p>
+      <w:r>
+        <w:pict w14:anchorId="1F903211">
+          <v:rect id="_x0000_i1081" style="width:0;height:1.5pt" o:hralign="center" o:hrstd="t" o:hr="t" fillcolor="#a0a0a0" stroked="f"/>
+        </w:pict>
+      </w:r>
+    </w:p>
+    <w:p>
+      <w:pPr>
+        <w:rPr>
+          <w:b/>
+          <w:bCs/>
+        </w:rPr>
+      </w:pPr>
+      <w:r>
+        <w:rPr>
+          <w:rFonts w:ascii="Segoe UI Emoji" w:hAnsi="Segoe UI Emoji" w:cs="Segoe UI Emoji"/>
+          <w:b/>
+          <w:bCs/>
+        </w:rPr>
+        <w:t>🌙</w:t>
+      </w:r>
+      <w:r>
+        <w:rPr>
+          <w:b/>
+          <w:bCs/>
+        </w:rPr>
+        <w:t xml:space="preserve"> 3) Esposizione lunga vera (2–10 secondi)</w:t>
+      </w:r>
+    </w:p>
+    <w:p>
+      <w:r>
+        <w:t>CameraX permette esposizioni lunghe solo se:</w:t>
+      </w:r>
+    </w:p>
+    <w:p>
+      <w:pPr>
+        <w:numPr>
+          <w:ilvl w:val="0"/>
+          <w:numId w:val="5"/>
+        </w:numPr>
+      </w:pPr>
+      <w:r>
+        <w:t>usi Camera2Interop</w:t>
+      </w:r>
+    </w:p>
+    <w:p>
+      <w:pPr>
+        <w:numPr>
+          <w:ilvl w:val="0"/>
+          <w:numId w:val="5"/>
+        </w:numPr>
+      </w:pPr>
+      <w:r>
+        <w:t xml:space="preserve">imposti </w:t>
+      </w:r>
+      <w:proofErr w:type="spellStart"/>
+      <w:r>
+        <w:t>CaptureRequest.SENSOR_EXPOSURE_TIME</w:t>
+      </w:r>
+      <w:proofErr w:type="spellEnd"/>
+    </w:p>
+    <w:p>
+      <w:pPr>
+        <w:numPr>
+          <w:ilvl w:val="0"/>
+          <w:numId w:val="5"/>
+        </w:numPr>
+      </w:pPr>
+      <w:r>
+        <w:t>imposti SENSOR_SENSITIVITY (ISO)</w:t>
+      </w:r>
+    </w:p>
+    <w:p>
+      <w:r>
+        <w:t>Con un telescopio, questo è fondamentale per:</w:t>
+      </w:r>
+    </w:p>
+    <w:p>
+      <w:pPr>
+        <w:numPr>
+          <w:ilvl w:val="0"/>
+          <w:numId w:val="6"/>
+        </w:numPr>
+      </w:pPr>
+      <w:r>
+        <w:t>nebulose</w:t>
+      </w:r>
+    </w:p>
+    <w:p>
+      <w:pPr>
+        <w:numPr>
+          <w:ilvl w:val="0"/>
+          <w:numId w:val="6"/>
+        </w:numPr>
+      </w:pPr>
+      <w:r>
+        <w:t>ammassi</w:t>
+      </w:r>
+    </w:p>
+    <w:p>
+      <w:pPr>
+        <w:numPr>
+          <w:ilvl w:val="0"/>
+          <w:numId w:val="6"/>
+        </w:numPr>
+      </w:pPr>
+      <w:r>
+        <w:t>galassie</w:t>
+      </w:r>
+    </w:p>
+    <w:p>
+      <w:pPr>
+        <w:numPr>
+          <w:ilvl w:val="0"/>
+          <w:numId w:val="6"/>
+        </w:numPr>
+      </w:pPr>
+      <w:r>
+        <w:t>stelle deboli</w:t>
+      </w:r>
+    </w:p>
+    <w:p>
+      <w:r>
+        <w:t>Posso prepararti un blocco Camera2Interop già pronto.</w:t>
+      </w:r>
+    </w:p>
+    <w:p>
+      <w:r>
+        <w:pict w14:anchorId="79DD66F3">
+          <v:rect id="_x0000_i1082" style="width:0;height:1.5pt" o:hralign="center" o:hrstd="t" o:hr="t" fillcolor="#a0a0a0" stroked="f"/>
+        </w:pict>
+      </w:r>
+    </w:p>
+    <w:p>
+      <w:pPr>
+        <w:rPr>
+          <w:b/>
+          <w:bCs/>
+        </w:rPr>
+      </w:pPr>
+      <w:r>
+        <w:rPr>
+          <w:rFonts w:ascii="Segoe UI Emoji" w:hAnsi="Segoe UI Emoji" w:cs="Segoe UI Emoji"/>
+          <w:b/>
+          <w:bCs/>
+        </w:rPr>
+        <w:t>🎯</w:t>
+      </w:r>
+      <w:r>
+        <w:rPr>
+          <w:b/>
+          <w:bCs/>
+        </w:rPr>
+        <w:t xml:space="preserve"> 4) Delay intelligente anti</w:t>
+      </w:r>
+      <w:r>
+        <w:rPr>
+          <w:b/>
+          <w:bCs/>
+        </w:rPr>
+        <w:noBreakHyphen/>
+        <w:t>vibrazione</w:t>
+      </w:r>
+    </w:p>
+    <w:p>
+      <w:r>
+        <w:t>Tu già fai un delay prima dello scatto.</w:t>
+      </w:r>
+      <w:r>
+        <w:br/>
+        <w:t>Ottimo.</w:t>
+      </w:r>
+    </w:p>
+    <w:p>
+      <w:r>
+        <w:t>Ma puoi fare meglio:</w:t>
+      </w:r>
+    </w:p>
+    <w:p>
+      <w:pPr>
+        <w:rPr>
+          <w:b/>
+          <w:bCs/>
+        </w:rPr>
+      </w:pPr>
+      <w:r>
+        <w:rPr>
+          <w:rFonts w:ascii="Segoe UI Emoji" w:hAnsi="Segoe UI Emoji" w:cs="Segoe UI Emoji"/>
+          <w:b/>
+          <w:bCs/>
+        </w:rPr>
+        <w:t>👉</w:t>
+      </w:r>
+      <w:r>
+        <w:rPr>
+          <w:b/>
+          <w:bCs/>
+        </w:rPr>
+        <w:t xml:space="preserve"> Delay dinamico</w:t>
+      </w:r>
+    </w:p>
+    <w:p>
+      <w:pPr>
+        <w:numPr>
+          <w:ilvl w:val="0"/>
+          <w:numId w:val="7"/>
+        </w:numPr>
+      </w:pPr>
+      <w:r>
+        <w:t>misuri il movimento del telefono con l’accelerometro</w:t>
+      </w:r>
+    </w:p>
+    <w:p>
+      <w:pPr>
+        <w:numPr>
+          <w:ilvl w:val="0"/>
+          <w:numId w:val="7"/>
+        </w:numPr>
+      </w:pPr>
+      <w:r>
+        <w:t>aspetti finché la vibrazione scende sotto una soglia</w:t>
+      </w:r>
+    </w:p>
+    <w:p>
+      <w:pPr>
+        <w:numPr>
+          <w:ilvl w:val="0"/>
+          <w:numId w:val="7"/>
+        </w:numPr>
+      </w:pPr>
+      <w:r>
+        <w:t>solo allora scatti</w:t>
+      </w:r>
+    </w:p>
+    <w:p>
+      <w:r>
+        <w:t>È come avere un “anti</w:t>
+      </w:r>
+      <w:r>
+        <w:noBreakHyphen/>
+        <w:t>shake” fisico.</w:t>
+      </w:r>
+    </w:p>
+    <w:p>
+      <w:r>
+        <w:pict w14:anchorId="3DC381FF">
+          <v:rect id="_x0000_i1083" style="width:0;height:1.5pt" o:hralign="center" o:hrstd="t" o:hr="t" fillcolor="#a0a0a0" stroked="f"/>
+        </w:pict>
+      </w:r>
+    </w:p>
+    <w:p>
+      <w:pPr>
+        <w:rPr>
+          <w:b/>
+          <w:bCs/>
+        </w:rPr>
+      </w:pPr>
+      <w:r>
+        <w:rPr>
+          <w:rFonts w:ascii="Segoe UI Emoji" w:hAnsi="Segoe UI Emoji" w:cs="Segoe UI Emoji"/>
+          <w:b/>
+          <w:bCs/>
+        </w:rPr>
+        <w:t>🧭</w:t>
+      </w:r>
+      <w:r>
+        <w:rPr>
+          <w:b/>
+          <w:bCs/>
+        </w:rPr>
+        <w:t xml:space="preserve"> 5) Livella digitale + allineamento polare</w:t>
+      </w:r>
+    </w:p>
+    <w:p>
+      <w:r>
+        <w:t>Per foto astronomiche è fondamentale che il telefono sia:</w:t>
+      </w:r>
+    </w:p>
+    <w:p>
+      <w:pPr>
+        <w:numPr>
+          <w:ilvl w:val="0"/>
+          <w:numId w:val="8"/>
+        </w:numPr>
+      </w:pPr>
+      <w:r>
+        <w:t>perfettamente orizzontale</w:t>
+      </w:r>
+    </w:p>
+    <w:p>
+      <w:pPr>
+        <w:numPr>
+          <w:ilvl w:val="0"/>
+          <w:numId w:val="8"/>
+        </w:numPr>
+      </w:pPr>
+      <w:r>
+        <w:t>perfettamente allineato all’asse del telescopio</w:t>
+      </w:r>
+    </w:p>
+    <w:p>
+      <w:r>
+        <w:t>Puoi aggiungere:</w:t>
+      </w:r>
+    </w:p>
+    <w:p>
+      <w:pPr>
+        <w:numPr>
+          <w:ilvl w:val="0"/>
+          <w:numId w:val="9"/>
+        </w:numPr>
+      </w:pPr>
+      <w:r>
+        <w:t>livella digitale (pitch/roll)</w:t>
+      </w:r>
+    </w:p>
+    <w:p>
+      <w:pPr>
+        <w:numPr>
+          <w:ilvl w:val="0"/>
+          <w:numId w:val="9"/>
+        </w:numPr>
+      </w:pPr>
+      <w:r>
+        <w:t>indicatore di drift</w:t>
+      </w:r>
+    </w:p>
+    <w:p>
+      <w:pPr>
+        <w:numPr>
+          <w:ilvl w:val="0"/>
+          <w:numId w:val="9"/>
+        </w:numPr>
+      </w:pPr>
+      <w:r>
+        <w:t>overlay con crocicchio</w:t>
+      </w:r>
+    </w:p>
+    <w:p>
+      <w:r>
+        <w:lastRenderedPageBreak/>
+        <w:pict w14:anchorId="105EE816">
+          <v:rect id="_x0000_i1084" style="width:0;height:1.5pt" o:hralign="center" o:hrstd="t" o:hr="t" fillcolor="#a0a0a0" stroked="f"/>
+        </w:pict>
+      </w:r>
+    </w:p>
+    <w:p>
+      <w:pPr>
+        <w:rPr>
+          <w:b/>
+          <w:bCs/>
+        </w:rPr>
+      </w:pPr>
+      <w:r>
+        <w:rPr>
+          <w:rFonts w:ascii="Segoe UI Emoji" w:hAnsi="Segoe UI Emoji" w:cs="Segoe UI Emoji"/>
+          <w:b/>
+          <w:bCs/>
+        </w:rPr>
+        <w:t>🔍</w:t>
+      </w:r>
+      <w:r>
+        <w:rPr>
+          <w:b/>
+          <w:bCs/>
+        </w:rPr>
+        <w:t xml:space="preserve"> 6) Focus </w:t>
+      </w:r>
+      <w:proofErr w:type="spellStart"/>
+      <w:r>
+        <w:rPr>
+          <w:b/>
+          <w:bCs/>
+        </w:rPr>
+        <w:t>peaking</w:t>
+      </w:r>
+      <w:proofErr w:type="spellEnd"/>
+      <w:r>
+        <w:rPr>
+          <w:b/>
+          <w:bCs/>
+        </w:rPr>
+        <w:t xml:space="preserve"> (utilissimo con telescopi)</w:t>
+      </w:r>
+    </w:p>
+    <w:p>
+      <w:r>
+        <w:t>Il telescopio non ha autofocus.</w:t>
+      </w:r>
+      <w:r>
+        <w:br/>
+        <w:t>Quindi devi mettere a fuoco a mano.</w:t>
+      </w:r>
+    </w:p>
+    <w:p>
+      <w:r>
+        <w:t xml:space="preserve">Il focus </w:t>
+      </w:r>
+      <w:proofErr w:type="spellStart"/>
+      <w:r>
+        <w:t>peaking</w:t>
+      </w:r>
+      <w:proofErr w:type="spellEnd"/>
+      <w:r>
+        <w:t>:</w:t>
+      </w:r>
+    </w:p>
+    <w:p>
+      <w:pPr>
+        <w:numPr>
+          <w:ilvl w:val="0"/>
+          <w:numId w:val="10"/>
+        </w:numPr>
+      </w:pPr>
+      <w:r>
+        <w:t>evidenzia i bordi più nitidi</w:t>
+      </w:r>
+    </w:p>
+    <w:p>
+      <w:pPr>
+        <w:numPr>
+          <w:ilvl w:val="0"/>
+          <w:numId w:val="10"/>
+        </w:numPr>
+      </w:pPr>
+      <w:r>
+        <w:t>ti dice quando sei a fuoco perfetto</w:t>
+      </w:r>
+    </w:p>
+    <w:p>
+      <w:pPr>
+        <w:numPr>
+          <w:ilvl w:val="0"/>
+          <w:numId w:val="10"/>
+        </w:numPr>
+      </w:pPr>
+      <w:r>
+        <w:t>funziona anche con stelle</w:t>
+      </w:r>
+    </w:p>
+    <w:p>
+      <w:r>
+        <w:t>È una delle feature più utili in assoluto.</w:t>
+      </w:r>
+    </w:p>
+    <w:p>
+      <w:r>
+        <w:pict w14:anchorId="23FA3C4E">
+          <v:rect id="_x0000_i1085" style="width:0;height:1.5pt" o:hralign="center" o:hrstd="t" o:hr="t" fillcolor="#a0a0a0" stroked="f"/>
+        </w:pict>
+      </w:r>
+    </w:p>
+    <w:p>
+      <w:pPr>
+        <w:rPr>
+          <w:b/>
+          <w:bCs/>
+        </w:rPr>
+      </w:pPr>
+      <w:r>
+        <w:rPr>
+          <w:rFonts w:ascii="Segoe UI Emoji" w:hAnsi="Segoe UI Emoji" w:cs="Segoe UI Emoji"/>
+          <w:b/>
+          <w:bCs/>
+        </w:rPr>
+        <w:t>📊</w:t>
+      </w:r>
+      <w:r>
+        <w:rPr>
+          <w:b/>
+          <w:bCs/>
+        </w:rPr>
+        <w:t xml:space="preserve"> 7) Istogramma live</w:t>
+      </w:r>
+    </w:p>
+    <w:p>
+      <w:r>
+        <w:t>Per capire se stai bruciando la Luna o se la nebulosa è troppo scura.</w:t>
+      </w:r>
+    </w:p>
+    <w:p>
+      <w:pPr>
+        <w:numPr>
+          <w:ilvl w:val="0"/>
+          <w:numId w:val="11"/>
+        </w:numPr>
+      </w:pPr>
+      <w:r>
+        <w:t>istogramma Luma</w:t>
+      </w:r>
+    </w:p>
+    <w:p>
+      <w:pPr>
+        <w:numPr>
+          <w:ilvl w:val="0"/>
+          <w:numId w:val="11"/>
+        </w:numPr>
+      </w:pPr>
+      <w:r>
+        <w:t>istogramma RGB</w:t>
+      </w:r>
+    </w:p>
+    <w:p>
+      <w:pPr>
+        <w:numPr>
+          <w:ilvl w:val="0"/>
+          <w:numId w:val="11"/>
+        </w:numPr>
+      </w:pPr>
+      <w:r>
+        <w:t xml:space="preserve">aggiornato ogni 200 </w:t>
+      </w:r>
+      <w:proofErr w:type="spellStart"/>
+      <w:r>
+        <w:t>ms</w:t>
+      </w:r>
+      <w:proofErr w:type="spellEnd"/>
+    </w:p>
+    <w:p>
+      <w:r>
+        <w:pict w14:anchorId="51E84B89">
+          <v:rect id="_x0000_i1086" style="width:0;height:1.5pt" o:hralign="center" o:hrstd="t" o:hr="t" fillcolor="#a0a0a0" stroked="f"/>
+        </w:pict>
+      </w:r>
+    </w:p>
+    <w:p>
+      <w:pPr>
+        <w:rPr>
+          <w:b/>
+          <w:bCs/>
+        </w:rPr>
+      </w:pPr>
+      <w:r>
+        <w:rPr>
+          <w:rFonts w:ascii="Segoe UI Emoji" w:hAnsi="Segoe UI Emoji" w:cs="Segoe UI Emoji"/>
+          <w:b/>
+          <w:bCs/>
+        </w:rPr>
+        <w:t>🔥</w:t>
+      </w:r>
+      <w:r>
+        <w:rPr>
+          <w:b/>
+          <w:bCs/>
+        </w:rPr>
+        <w:t xml:space="preserve"> La mia raccomandazione per te</w:t>
+      </w:r>
+    </w:p>
+    <w:p>
+      <w:r>
+        <w:t>Conoscendo il tuo uso (telescopio, scatto ritardato, vibrazioni, seeing):</w:t>
+      </w:r>
+    </w:p>
+    <w:p>
+      <w:pPr>
+        <w:rPr>
+          <w:b/>
+          <w:bCs/>
+        </w:rPr>
+      </w:pPr>
+      <w:r>
+        <w:rPr>
+          <w:rFonts w:ascii="Segoe UI Emoji" w:hAnsi="Segoe UI Emoji" w:cs="Segoe UI Emoji"/>
+          <w:b/>
+          <w:bCs/>
+        </w:rPr>
+        <w:t>👉</w:t>
+      </w:r>
+      <w:r>
+        <w:rPr>
+          <w:b/>
+          <w:bCs/>
+        </w:rPr>
+        <w:t xml:space="preserve"> La priorità assoluta è: scatto multiplo + </w:t>
+      </w:r>
+      <w:proofErr w:type="spellStart"/>
+      <w:r>
+        <w:rPr>
+          <w:b/>
+          <w:bCs/>
+        </w:rPr>
+        <w:t>stacking</w:t>
+      </w:r>
+      <w:proofErr w:type="spellEnd"/>
+    </w:p>
+    <w:p>
+      <w:r>
+        <w:t>È la cosa che più migliora la qualità delle foto astronomiche.</w:t>
+      </w:r>
+    </w:p>
+    <w:p>
+      <w:r>
+        <w:t>Subito dopo:</w:t>
+      </w:r>
+    </w:p>
+    <w:p>
+      <w:pPr>
+        <w:rPr>
+          <w:b/>
+          <w:bCs/>
+        </w:rPr>
+      </w:pPr>
+      <w:r>
+        <w:rPr>
+          <w:rFonts w:ascii="Segoe UI Emoji" w:hAnsi="Segoe UI Emoji" w:cs="Segoe UI Emoji"/>
+          <w:b/>
+          <w:bCs/>
+        </w:rPr>
+        <w:t>👉</w:t>
+      </w:r>
+      <w:r>
+        <w:rPr>
+          <w:b/>
+          <w:bCs/>
+        </w:rPr>
+        <w:t xml:space="preserve"> Focus </w:t>
+      </w:r>
+      <w:proofErr w:type="spellStart"/>
+      <w:r>
+        <w:rPr>
+          <w:b/>
+          <w:bCs/>
+        </w:rPr>
+        <w:t>peaking</w:t>
+      </w:r>
+      <w:proofErr w:type="spellEnd"/>
+    </w:p>
+    <w:p>
+      <w:pPr>
+        <w:rPr>
+          <w:b/>
+          <w:bCs/>
+        </w:rPr>
+      </w:pPr>
+      <w:r>
+        <w:rPr>
+          <w:rFonts w:ascii="Segoe UI Emoji" w:hAnsi="Segoe UI Emoji" w:cs="Segoe UI Emoji"/>
+          <w:b/>
+          <w:bCs/>
+        </w:rPr>
+        <w:t>👉</w:t>
+      </w:r>
+      <w:r>
+        <w:rPr>
+          <w:b/>
+          <w:bCs/>
+        </w:rPr>
+        <w:t xml:space="preserve"> Istogramma live</w:t>
+      </w:r>
+    </w:p>
+    <w:p>
+      <w:pPr>
+        <w:rPr>
+          <w:b/>
+          <w:bCs/>
+        </w:rPr>
+      </w:pPr>
+      <w:r>
+        <w:rPr>
+          <w:rFonts w:ascii="Segoe UI Emoji" w:hAnsi="Segoe UI Emoji" w:cs="Segoe UI Emoji"/>
+          <w:b/>
+          <w:bCs/>
+        </w:rPr>
+        <w:t>👉</w:t>
+      </w:r>
+      <w:r>
+        <w:rPr>
+          <w:b/>
+          <w:bCs/>
+        </w:rPr>
+        <w:t xml:space="preserve"> Esposizione lunga con Camera2Interop</w:t>
+      </w:r>
+    </w:p>
+    <w:p>
+      <w:r>
+        <w:t>Queste quattro trasformano il tuo telefono in una vera camera astronomica.</w:t>
+      </w:r>
+    </w:p>
+    <w:p>
+      <w:r>
+        <w:pict w14:anchorId="57A6A062">
+          <v:rect id="_x0000_i1087" style="width:0;height:1.5pt" o:hralign="center" o:hrstd="t" o:hr="t" fillcolor="#a0a0a0" stroked="f"/>
+        </w:pict>
+      </w:r>
+    </w:p>
+    <w:p>
+      <w:pPr>
+        <w:rPr>
+          <w:b/>
+          <w:bCs/>
+        </w:rPr>
+      </w:pPr>
+      <w:r>
+        <w:rPr>
+          <w:b/>
+          <w:bCs/>
+        </w:rPr>
+        <w:t>Se vuoi, posso prepararti:</w:t>
+      </w:r>
+    </w:p>
+    <w:p>
+      <w:pPr>
+        <w:numPr>
+          <w:ilvl w:val="0"/>
+          <w:numId w:val="12"/>
+        </w:numPr>
+      </w:pPr>
+      <w:r>
+        <w:rPr>
+          <w:b/>
+          <w:bCs/>
+        </w:rPr>
+        <w:t xml:space="preserve">un modulo completo di </w:t>
+      </w:r>
+      <w:proofErr w:type="spellStart"/>
+      <w:r>
+        <w:rPr>
+          <w:b/>
+          <w:bCs/>
+        </w:rPr>
+        <w:t>stacking</w:t>
+      </w:r>
+      <w:proofErr w:type="spellEnd"/>
+      <w:r>
+        <w:t xml:space="preserve"> (10–30 scatti, allineamento, merge)</w:t>
+      </w:r>
+    </w:p>
+    <w:p>
+      <w:pPr>
+        <w:numPr>
+          <w:ilvl w:val="0"/>
+          <w:numId w:val="12"/>
+        </w:numPr>
+      </w:pPr>
+      <w:r>
+        <w:rPr>
+          <w:b/>
+          <w:bCs/>
+        </w:rPr>
+        <w:t xml:space="preserve">focus </w:t>
+      </w:r>
+      <w:proofErr w:type="spellStart"/>
+      <w:r>
+        <w:rPr>
+          <w:b/>
+          <w:bCs/>
+        </w:rPr>
+        <w:t>peaking</w:t>
+      </w:r>
+      <w:proofErr w:type="spellEnd"/>
+      <w:r>
+        <w:rPr>
+          <w:b/>
+          <w:bCs/>
+        </w:rPr>
+        <w:t xml:space="preserve"> in overlay</w:t>
+      </w:r>
+    </w:p>
+    <w:p>
+      <w:pPr>
+        <w:numPr>
+          <w:ilvl w:val="0"/>
+          <w:numId w:val="12"/>
+        </w:numPr>
+      </w:pPr>
+      <w:r>
+        <w:rPr>
+          <w:b/>
+          <w:bCs/>
+        </w:rPr>
+        <w:t>esposizione lunga con Camera2Interop</w:t>
+      </w:r>
+    </w:p>
+    <w:p>
+      <w:pPr>
+        <w:numPr>
+          <w:ilvl w:val="0"/>
+          <w:numId w:val="12"/>
+        </w:numPr>
+      </w:pPr>
+      <w:r>
+        <w:rPr>
+          <w:b/>
+          <w:bCs/>
+        </w:rPr>
+        <w:t>livella digitale per telescopio</w:t>
+      </w:r>
+    </w:p>
+    <w:p>
+      <w:r>
+        <w:t xml:space="preserve">Dimmi quale vuoi implementare per primo e te lo scrivo in </w:t>
+      </w:r>
+      <w:proofErr w:type="spellStart"/>
+      <w:r>
+        <w:t>Kotlin</w:t>
+      </w:r>
+      <w:proofErr w:type="spellEnd"/>
+      <w:r>
+        <w:t>, già pronto per Compose + CameraX.</w:t>
+      </w:r>
+    </w:p>
+    <w:p>
+      <w:r>
+        <w:lastRenderedPageBreak/>
+        <w:t xml:space="preserve">Perfetto Antonio — </w:t>
+      </w:r>
+      <w:r>
+        <w:rPr>
+          <w:b/>
+          <w:bCs/>
+        </w:rPr>
+        <w:t xml:space="preserve">lo </w:t>
+      </w:r>
+      <w:proofErr w:type="spellStart"/>
+      <w:r>
+        <w:rPr>
+          <w:b/>
+          <w:bCs/>
+        </w:rPr>
+        <w:t>stacking</w:t>
+      </w:r>
+      <w:proofErr w:type="spellEnd"/>
+      <w:r>
+        <w:rPr>
+          <w:b/>
+          <w:bCs/>
+        </w:rPr>
+        <w:t xml:space="preserve"> è la cosa migliore che puoi fare per astrofotografia al telescopio</w:t>
+      </w:r>
+      <w:r>
+        <w:t xml:space="preserve">, e possiamo implementarlo in modo </w:t>
+      </w:r>
+      <w:r>
+        <w:rPr>
+          <w:i/>
+          <w:iCs/>
+        </w:rPr>
+        <w:t>serio</w:t>
+      </w:r>
+      <w:r>
+        <w:t xml:space="preserve">, ma anche </w:t>
+      </w:r>
+      <w:r>
+        <w:rPr>
+          <w:i/>
+          <w:iCs/>
+        </w:rPr>
+        <w:t>progressivo</w:t>
+      </w:r>
+      <w:r>
+        <w:t>, così hai subito qualcosa che funziona e poi lo potenziamo.</w:t>
+      </w:r>
+    </w:p>
+    <w:p>
+      <w:r>
+        <w:t xml:space="preserve">Ti preparo un </w:t>
+      </w:r>
+      <w:r>
+        <w:rPr>
+          <w:b/>
+          <w:bCs/>
+        </w:rPr>
+        <w:t>workflow completo</w:t>
+      </w:r>
+      <w:r>
+        <w:t>, già pensato per CameraX + Compose, che puoi incollare e far crescere.</w:t>
+      </w:r>
+    </w:p>
+    <w:p>
+      <w:r>
+        <w:pict w14:anchorId="66AE03AE">
+          <v:rect id="_x0000_i1145" style="width:0;height:1.5pt" o:hralign="center" o:hrstd="t" o:hr="t" fillcolor="#a0a0a0" stroked="f"/>
+        </w:pict>
+      </w:r>
+    </w:p>
+    <w:p>
+      <w:pPr>
+        <w:rPr>
+          <w:b/>
+          <w:bCs/>
+        </w:rPr>
+      </w:pPr>
+      <w:r>
+        <w:rPr>
+          <w:rFonts w:ascii="Segoe UI Emoji" w:hAnsi="Segoe UI Emoji" w:cs="Segoe UI Emoji"/>
+          <w:b/>
+          <w:bCs/>
+        </w:rPr>
+        <w:t>🌌</w:t>
+      </w:r>
+      <w:r>
+        <w:rPr>
+          <w:b/>
+          <w:bCs/>
+        </w:rPr>
+        <w:t xml:space="preserve"> OBIETTIVO</w:t>
+      </w:r>
+    </w:p>
+    <w:p>
+      <w:r>
+        <w:t xml:space="preserve">Scattare </w:t>
+      </w:r>
+      <w:r>
+        <w:rPr>
+          <w:b/>
+          <w:bCs/>
+        </w:rPr>
+        <w:t>N foto</w:t>
+      </w:r>
+      <w:r>
+        <w:t xml:space="preserve"> (es. 10–30), aspettare che il telescopio sia stabile, poi:</w:t>
+      </w:r>
+    </w:p>
+    <w:p>
+      <w:pPr>
+        <w:numPr>
+          <w:ilvl w:val="0"/>
+          <w:numId w:val="13"/>
+        </w:numPr>
+      </w:pPr>
+      <w:r>
+        <w:rPr>
+          <w:b/>
+          <w:bCs/>
+        </w:rPr>
+        <w:t>allineare</w:t>
+      </w:r>
+      <w:r>
+        <w:t xml:space="preserve"> le immagini (anche solo con una traslazione iniziale)</w:t>
+      </w:r>
+    </w:p>
+    <w:p>
+      <w:pPr>
+        <w:numPr>
+          <w:ilvl w:val="0"/>
+          <w:numId w:val="13"/>
+        </w:numPr>
+      </w:pPr>
+      <w:r>
+        <w:rPr>
+          <w:b/>
+          <w:bCs/>
+        </w:rPr>
+        <w:t>fonderle</w:t>
+      </w:r>
+      <w:r>
+        <w:t xml:space="preserve"> (media o mediana)</w:t>
+      </w:r>
+    </w:p>
+    <w:p>
+      <w:pPr>
+        <w:numPr>
+          <w:ilvl w:val="0"/>
+          <w:numId w:val="13"/>
+        </w:numPr>
+      </w:pPr>
+      <w:r>
+        <w:t>ottenere una foto finale molto più nitida e pulita</w:t>
+      </w:r>
+    </w:p>
+    <w:p>
+      <w:r>
+        <w:pict w14:anchorId="3CD0107D">
+          <v:rect id="_x0000_i1146" style="width:0;height:1.5pt" o:hralign="center" o:hrstd="t" o:hr="t" fillcolor="#a0a0a0" stroked="f"/>
+        </w:pict>
+      </w:r>
+    </w:p>
+    <w:p>
+      <w:pPr>
+        <w:rPr>
+          <w:b/>
+          <w:bCs/>
+        </w:rPr>
+      </w:pPr>
+      <w:r>
+        <w:rPr>
+          <w:rFonts w:ascii="Segoe UI Emoji" w:hAnsi="Segoe UI Emoji" w:cs="Segoe UI Emoji"/>
+          <w:b/>
+          <w:bCs/>
+        </w:rPr>
+        <w:t>🧠</w:t>
+      </w:r>
+      <w:r>
+        <w:rPr>
+          <w:b/>
+          <w:bCs/>
+        </w:rPr>
+        <w:t xml:space="preserve"> STRATEGIA (versione semplice ma efficace)</w:t>
+      </w:r>
+    </w:p>
+    <w:p>
+      <w:r>
+        <w:t xml:space="preserve">Partiamo con una versione </w:t>
+      </w:r>
+      <w:r>
+        <w:rPr>
+          <w:b/>
+          <w:bCs/>
+        </w:rPr>
+        <w:t>robusta e realistica</w:t>
+      </w:r>
+      <w:r>
+        <w:t>, senza ML o GPU:</w:t>
+      </w:r>
+    </w:p>
+    <w:p>
+      <w:pPr>
+        <w:rPr>
+          <w:b/>
+          <w:bCs/>
+        </w:rPr>
+      </w:pPr>
+      <w:r>
+        <w:rPr>
+          <w:b/>
+          <w:bCs/>
+        </w:rPr>
+        <w:t>1) Scatti multipli</w:t>
+      </w:r>
+    </w:p>
+    <w:p>
+      <w:pPr>
+        <w:numPr>
+          <w:ilvl w:val="0"/>
+          <w:numId w:val="14"/>
+        </w:numPr>
+      </w:pPr>
+      <w:r>
+        <w:t xml:space="preserve">fai 10–20 scatti con </w:t>
+      </w:r>
+      <w:proofErr w:type="spellStart"/>
+      <w:r>
+        <w:t>ImageCapture.takePicture</w:t>
+      </w:r>
+      <w:proofErr w:type="spellEnd"/>
+      <w:r>
+        <w:t>()</w:t>
+      </w:r>
+    </w:p>
+    <w:p>
+      <w:pPr>
+        <w:numPr>
+          <w:ilvl w:val="0"/>
+          <w:numId w:val="14"/>
+        </w:numPr>
+      </w:pPr>
+      <w:proofErr w:type="spellStart"/>
+      <w:r>
+        <w:t>li</w:t>
+      </w:r>
+      <w:proofErr w:type="spellEnd"/>
+      <w:r>
+        <w:t xml:space="preserve"> salvi in memoria come Bitmap</w:t>
+      </w:r>
+    </w:p>
+    <w:p>
+      <w:pPr>
+        <w:rPr>
+          <w:b/>
+          <w:bCs/>
+        </w:rPr>
+      </w:pPr>
+      <w:r>
+        <w:rPr>
+          <w:b/>
+          <w:bCs/>
+        </w:rPr>
+        <w:t>2) Allineamento base (shift)</w:t>
+      </w:r>
+    </w:p>
+    <w:p>
+      <w:pPr>
+        <w:numPr>
+          <w:ilvl w:val="0"/>
+          <w:numId w:val="15"/>
+        </w:numPr>
+      </w:pPr>
+      <w:r>
+        <w:t>scegli la prima immagine come riferimento</w:t>
+      </w:r>
+    </w:p>
+    <w:p>
+      <w:pPr>
+        <w:numPr>
+          <w:ilvl w:val="0"/>
+          <w:numId w:val="15"/>
+        </w:numPr>
+      </w:pPr>
+      <w:r>
+        <w:t>per ogni altra immagine calcoli lo shift migliore (cross</w:t>
+      </w:r>
+      <w:r>
+        <w:noBreakHyphen/>
+      </w:r>
+      <w:proofErr w:type="spellStart"/>
+      <w:r>
+        <w:t>correlation</w:t>
+      </w:r>
+      <w:proofErr w:type="spellEnd"/>
+      <w:r>
+        <w:t xml:space="preserve"> semplificata)</w:t>
+      </w:r>
+    </w:p>
+    <w:p>
+      <w:pPr>
+        <w:numPr>
+          <w:ilvl w:val="0"/>
+          <w:numId w:val="15"/>
+        </w:numPr>
+      </w:pPr>
+      <w:r>
+        <w:t>applichi lo shift</w:t>
+      </w:r>
+    </w:p>
+    <w:p>
+      <w:pPr>
+        <w:rPr>
+          <w:b/>
+          <w:bCs/>
+        </w:rPr>
+      </w:pPr>
+      <w:r>
+        <w:rPr>
+          <w:b/>
+          <w:bCs/>
+        </w:rPr>
+        <w:t xml:space="preserve">3) </w:t>
+      </w:r>
+      <w:proofErr w:type="spellStart"/>
+      <w:r>
+        <w:rPr>
+          <w:b/>
+          <w:bCs/>
+        </w:rPr>
+        <w:t>Stacking</w:t>
+      </w:r>
+      <w:proofErr w:type="spellEnd"/>
+    </w:p>
+    <w:p>
+      <w:pPr>
+        <w:numPr>
+          <w:ilvl w:val="0"/>
+          <w:numId w:val="16"/>
+        </w:numPr>
+      </w:pPr>
+      <w:r>
+        <w:t xml:space="preserve">fai una </w:t>
+      </w:r>
+      <w:r>
+        <w:rPr>
+          <w:b/>
+          <w:bCs/>
+        </w:rPr>
+        <w:t>media pixel</w:t>
+      </w:r>
+      <w:r>
+        <w:rPr>
+          <w:b/>
+          <w:bCs/>
+        </w:rPr>
+        <w:noBreakHyphen/>
+        <w:t>per</w:t>
+      </w:r>
+      <w:r>
+        <w:rPr>
+          <w:b/>
+          <w:bCs/>
+        </w:rPr>
+        <w:noBreakHyphen/>
+        <w:t>pixel</w:t>
+      </w:r>
+    </w:p>
+    <w:p>
+      <w:pPr>
+        <w:numPr>
+          <w:ilvl w:val="0"/>
+          <w:numId w:val="16"/>
+        </w:numPr>
+      </w:pPr>
+      <w:r>
+        <w:t xml:space="preserve">oppure una </w:t>
+      </w:r>
+      <w:r>
+        <w:rPr>
+          <w:b/>
+          <w:bCs/>
+        </w:rPr>
+        <w:t>mediana</w:t>
+      </w:r>
+      <w:r>
+        <w:t xml:space="preserve"> (più lenta ma migliore per il rumore)</w:t>
+      </w:r>
+    </w:p>
+    <w:p>
+      <w:pPr>
+        <w:rPr>
+          <w:b/>
+          <w:bCs/>
+        </w:rPr>
+      </w:pPr>
+      <w:r>
+        <w:rPr>
+          <w:b/>
+          <w:bCs/>
+        </w:rPr>
+        <w:t xml:space="preserve">4) </w:t>
+      </w:r>
+      <w:proofErr w:type="spellStart"/>
+      <w:r>
+        <w:rPr>
+          <w:b/>
+          <w:bCs/>
+        </w:rPr>
+        <w:t>Sharpen</w:t>
+      </w:r>
+      <w:proofErr w:type="spellEnd"/>
+      <w:r>
+        <w:rPr>
+          <w:b/>
+          <w:bCs/>
+        </w:rPr>
+        <w:t xml:space="preserve"> leggero</w:t>
+      </w:r>
+    </w:p>
+    <w:p>
+      <w:pPr>
+        <w:numPr>
+          <w:ilvl w:val="0"/>
+          <w:numId w:val="17"/>
+        </w:numPr>
+      </w:pPr>
+      <w:r>
+        <w:t xml:space="preserve">filtro Laplaciano o </w:t>
+      </w:r>
+      <w:proofErr w:type="spellStart"/>
+      <w:r>
+        <w:t>Unsharp</w:t>
+      </w:r>
+      <w:proofErr w:type="spellEnd"/>
+      <w:r>
+        <w:t xml:space="preserve"> Mask</w:t>
+      </w:r>
+    </w:p>
+    <w:p>
+      <w:r>
+        <w:pict w14:anchorId="151562EE">
+          <v:rect id="_x0000_i1147" style="width:0;height:1.5pt" o:hralign="center" o:hrstd="t" o:hr="t" fillcolor="#a0a0a0" stroked="f"/>
+        </w:pict>
+      </w:r>
+    </w:p>
+    <w:p>
+      <w:pPr>
+        <w:rPr>
+          <w:b/>
+          <w:bCs/>
+        </w:rPr>
+      </w:pPr>
+      <w:r>
+        <w:rPr>
+          <w:rFonts w:ascii="Segoe UI Emoji" w:hAnsi="Segoe UI Emoji" w:cs="Segoe UI Emoji"/>
+          <w:b/>
+          <w:bCs/>
+        </w:rPr>
+        <w:t>🧩</w:t>
+      </w:r>
+      <w:r>
+        <w:rPr>
+          <w:b/>
+          <w:bCs/>
+        </w:rPr>
+        <w:t xml:space="preserve"> CODICE — Versione 1: </w:t>
+      </w:r>
+      <w:proofErr w:type="spellStart"/>
+      <w:r>
+        <w:rPr>
+          <w:b/>
+          <w:bCs/>
+        </w:rPr>
+        <w:t>Stacking</w:t>
+      </w:r>
+      <w:proofErr w:type="spellEnd"/>
+      <w:r>
+        <w:rPr>
+          <w:b/>
+          <w:bCs/>
+        </w:rPr>
+        <w:t xml:space="preserve"> semplice (media pixel</w:t>
+      </w:r>
+      <w:r>
+        <w:rPr>
+          <w:b/>
+          <w:bCs/>
+        </w:rPr>
+        <w:noBreakHyphen/>
+        <w:t>per</w:t>
+      </w:r>
+      <w:r>
+        <w:rPr>
+          <w:b/>
+          <w:bCs/>
+        </w:rPr>
+        <w:noBreakHyphen/>
+        <w:t>pixel)</w:t>
+      </w:r>
+    </w:p>
+    <w:p>
+      <w:r>
+        <w:t>Questa è la base: funziona già bene per Luna, pianeti e stelle luminose.</w:t>
+      </w:r>
+    </w:p>
+    <w:p>
+      <w:pPr>
+        <w:rPr>
+          <w:b/>
+          <w:bCs/>
+        </w:rPr>
+      </w:pPr>
+      <w:r>
+        <w:rPr>
+          <w:rFonts w:ascii="Segoe UI Emoji" w:hAnsi="Segoe UI Emoji" w:cs="Segoe UI Emoji"/>
+          <w:b/>
+          <w:bCs/>
+        </w:rPr>
+        <w:t>📸</w:t>
+      </w:r>
+      <w:r>
+        <w:rPr>
+          <w:b/>
+          <w:bCs/>
+        </w:rPr>
+        <w:t xml:space="preserve"> 1. Funzione per scattare N foto</w:t>
+      </w:r>
+    </w:p>
+    <w:p>
+      <w:pPr>
+        <w:rPr>
+          <w:lang w:val="fr-FR"/>
+        </w:rPr>
+      </w:pPr>
+      <w:proofErr w:type="gramStart"/>
+      <w:r>
+        <w:rPr>
+          <w:lang w:val="fr-FR"/>
+        </w:rPr>
+        <w:t>suspend</w:t>
+      </w:r>
+      <w:proofErr w:type="gramEnd"/>
+      <w:r>
+        <w:rPr>
+          <w:lang w:val="fr-FR"/>
+        </w:rPr>
+        <w:t xml:space="preserve"> fun </w:t>
+      </w:r>
+      <w:proofErr w:type="spellStart"/>
+      <w:proofErr w:type="gramStart"/>
+      <w:r>
+        <w:rPr>
+          <w:lang w:val="fr-FR"/>
+        </w:rPr>
+        <w:t>captureMultipleImages</w:t>
+      </w:r>
+      <w:proofErr w:type="spellEnd"/>
+      <w:r>
+        <w:rPr>
+          <w:lang w:val="fr-FR"/>
+        </w:rPr>
+        <w:t>(</w:t>
+      </w:r>
+      <w:proofErr w:type="gramEnd"/>
+    </w:p>
+    <w:p>
+      <w:pPr>
+        <w:rPr>
+          <w:lang w:val="fr-FR"/>
+        </w:rPr>
+      </w:pPr>
+      <w:r>
+        <w:rPr>
+          <w:lang w:val="fr-FR"/>
+        </w:rPr>
+        <w:t xml:space="preserve">    </w:t>
+      </w:r>
+      <w:proofErr w:type="spellStart"/>
+      <w:proofErr w:type="gramStart"/>
+      <w:r>
+        <w:rPr>
+          <w:lang w:val="fr-FR"/>
+        </w:rPr>
+        <w:t>imageCapture</w:t>
+      </w:r>
+      <w:proofErr w:type="spellEnd"/>
+      <w:r>
+        <w:rPr>
+          <w:lang w:val="fr-FR"/>
+        </w:rPr>
+        <w:t>:</w:t>
+      </w:r>
+      <w:proofErr w:type="gramEnd"/>
+      <w:r>
+        <w:rPr>
+          <w:lang w:val="fr-FR"/>
+        </w:rPr>
+        <w:t xml:space="preserve"> </w:t>
+      </w:r>
+      <w:proofErr w:type="spellStart"/>
+      <w:r>
+        <w:rPr>
+          <w:lang w:val="fr-FR"/>
+        </w:rPr>
+        <w:t>ImageCapture</w:t>
+      </w:r>
+      <w:proofErr w:type="spellEnd"/>
+      <w:r>
+        <w:rPr>
+          <w:lang w:val="fr-FR"/>
+        </w:rPr>
+        <w:t>,</w:t>
+      </w:r>
+    </w:p>
+    <w:p>
+      <w:pPr>
+        <w:rPr>
+          <w:lang w:val="en-GB"/>
+        </w:rPr>
+      </w:pPr>
+      <w:r>
+        <w:rPr>
+          <w:lang w:val="fr-FR"/>
+        </w:rPr>
+        <w:t xml:space="preserve">    </w:t>
+      </w:r>
+      <w:r>
+        <w:rPr>
+          <w:lang w:val="en-GB"/>
+        </w:rPr>
+        <w:t>count: Int,</w:t>
+      </w:r>
+    </w:p>
+    <w:p>
+      <w:pPr>
+        <w:rPr>
+          <w:lang w:val="en-GB"/>
+        </w:rPr>
+      </w:pPr>
+      <w:r>
+        <w:rPr>
+          <w:lang w:val="en-GB"/>
+        </w:rPr>
+        <w:lastRenderedPageBreak/>
+        <w:t xml:space="preserve">    </w:t>
+      </w:r>
+      <w:proofErr w:type="spellStart"/>
+      <w:r>
+        <w:rPr>
+          <w:lang w:val="en-GB"/>
+        </w:rPr>
+        <w:t>delayMs</w:t>
+      </w:r>
+      <w:proofErr w:type="spellEnd"/>
+      <w:r>
+        <w:rPr>
+          <w:lang w:val="en-GB"/>
+        </w:rPr>
+        <w:t>: Long = 500L</w:t>
+      </w:r>
+    </w:p>
+    <w:p>
+      <w:pPr>
+        <w:rPr>
+          <w:lang w:val="en-GB"/>
+        </w:rPr>
+      </w:pPr>
+      <w:r>
+        <w:rPr>
+          <w:lang w:val="en-GB"/>
+        </w:rPr>
+        <w:t>): List&lt;Bitmap&gt; {</w:t>
+      </w:r>
+    </w:p>
+    <w:p>
+      <w:pPr>
+        <w:rPr>
+          <w:lang w:val="en-GB"/>
+        </w:rPr>
+      </w:pPr>
+      <w:r>
+        <w:rPr>
+          <w:lang w:val="en-GB"/>
+        </w:rPr>
+        <w:t xml:space="preserve">    </w:t>
+      </w:r>
+      <w:proofErr w:type="spellStart"/>
+      <w:r>
+        <w:rPr>
+          <w:lang w:val="en-GB"/>
+        </w:rPr>
+        <w:t>val</w:t>
+      </w:r>
+      <w:proofErr w:type="spellEnd"/>
+      <w:r>
+        <w:rPr>
+          <w:lang w:val="en-GB"/>
+        </w:rPr>
+        <w:t xml:space="preserve"> results = </w:t>
+      </w:r>
+      <w:proofErr w:type="spellStart"/>
+      <w:r>
+        <w:rPr>
+          <w:lang w:val="en-GB"/>
+        </w:rPr>
+        <w:t>mutableListOf</w:t>
+      </w:r>
+      <w:proofErr w:type="spellEnd"/>
+      <w:r>
+        <w:rPr>
+          <w:lang w:val="en-GB"/>
+        </w:rPr>
+        <w:t>&lt;Bitmap</w:t>
+      </w:r>
+      <w:proofErr w:type="gramStart"/>
+      <w:r>
+        <w:rPr>
+          <w:lang w:val="en-GB"/>
+        </w:rPr>
+        <w:t>&gt;(</w:t>
+      </w:r>
+      <w:proofErr w:type="gramEnd"/>
+      <w:r>
+        <w:rPr>
+          <w:lang w:val="en-GB"/>
+        </w:rPr>
+        <w:t>)</w:t>
+      </w:r>
+    </w:p>
+    <w:p>
+      <w:pPr>
+        <w:rPr>
+          <w:lang w:val="en-GB"/>
+        </w:rPr>
+      </w:pPr>
+    </w:p>
+    <w:p>
+      <w:pPr>
+        <w:rPr>
+          <w:lang w:val="en-GB"/>
+        </w:rPr>
+      </w:pPr>
+      <w:r>
+        <w:rPr>
+          <w:lang w:val="en-GB"/>
+        </w:rPr>
+        <w:t xml:space="preserve">    repeat(count) {</w:t>
+      </w:r>
+    </w:p>
+    <w:p>
+      <w:pPr>
+        <w:rPr>
+          <w:lang w:val="en-GB"/>
+        </w:rPr>
+      </w:pPr>
+      <w:r>
+        <w:rPr>
+          <w:lang w:val="en-GB"/>
+        </w:rPr>
+        <w:t xml:space="preserve">        </w:t>
+      </w:r>
+      <w:proofErr w:type="spellStart"/>
+      <w:r>
+        <w:rPr>
+          <w:lang w:val="en-GB"/>
+        </w:rPr>
+        <w:t>val</w:t>
+      </w:r>
+      <w:proofErr w:type="spellEnd"/>
+      <w:r>
+        <w:rPr>
+          <w:lang w:val="en-GB"/>
+        </w:rPr>
+        <w:t xml:space="preserve"> bitmap = </w:t>
+      </w:r>
+      <w:proofErr w:type="spellStart"/>
+      <w:r>
+        <w:rPr>
+          <w:lang w:val="en-GB"/>
+        </w:rPr>
+        <w:t>captureBitmap</w:t>
+      </w:r>
+      <w:proofErr w:type="spellEnd"/>
+      <w:r>
+        <w:rPr>
+          <w:lang w:val="en-GB"/>
+        </w:rPr>
+        <w:t>(</w:t>
+      </w:r>
+      <w:proofErr w:type="spellStart"/>
+      <w:r>
+        <w:rPr>
+          <w:lang w:val="en-GB"/>
+        </w:rPr>
+        <w:t>imageCapture</w:t>
+      </w:r>
+      <w:proofErr w:type="spellEnd"/>
+      <w:r>
+        <w:rPr>
+          <w:lang w:val="en-GB"/>
+        </w:rPr>
+        <w:t>)</w:t>
+      </w:r>
+    </w:p>
+    <w:p>
+      <w:pPr>
+        <w:rPr>
+          <w:lang w:val="en-GB"/>
+        </w:rPr>
+      </w:pPr>
+      <w:r>
+        <w:rPr>
+          <w:lang w:val="en-GB"/>
+        </w:rPr>
+        <w:t xml:space="preserve">        </w:t>
+      </w:r>
+      <w:proofErr w:type="spellStart"/>
+      <w:r>
+        <w:rPr>
+          <w:lang w:val="en-GB"/>
+        </w:rPr>
+        <w:t>results.add</w:t>
+      </w:r>
+      <w:proofErr w:type="spellEnd"/>
+      <w:r>
+        <w:rPr>
+          <w:lang w:val="en-GB"/>
+        </w:rPr>
+        <w:t>(bitmap)</w:t>
+      </w:r>
+    </w:p>
+    <w:p>
+      <w:pPr>
+        <w:rPr>
+          <w:lang w:val="en-GB"/>
+        </w:rPr>
+      </w:pPr>
+      <w:r>
+        <w:rPr>
+          <w:lang w:val="en-GB"/>
+        </w:rPr>
+        <w:t xml:space="preserve">        delay(</w:t>
+      </w:r>
+      <w:proofErr w:type="spellStart"/>
+      <w:r>
+        <w:rPr>
+          <w:lang w:val="en-GB"/>
+        </w:rPr>
+        <w:t>delayMs</w:t>
+      </w:r>
+      <w:proofErr w:type="spellEnd"/>
+      <w:r>
+        <w:rPr>
+          <w:lang w:val="en-GB"/>
+        </w:rPr>
+        <w:t>)</w:t>
+      </w:r>
+    </w:p>
+    <w:p>
+      <w:pPr>
+        <w:rPr>
+          <w:lang w:val="en-GB"/>
+        </w:rPr>
+      </w:pPr>
+      <w:r>
+        <w:rPr>
+          <w:lang w:val="en-GB"/>
+        </w:rPr>
+        <w:t xml:space="preserve">    }</w:t>
+      </w:r>
+    </w:p>
+    <w:p>
+      <w:pPr>
+        <w:rPr>
+          <w:lang w:val="en-GB"/>
+        </w:rPr>
+      </w:pPr>
+    </w:p>
+    <w:p>
+      <w:pPr>
+        <w:rPr>
+          <w:lang w:val="en-GB"/>
+        </w:rPr>
+      </w:pPr>
+      <w:r>
+        <w:rPr>
+          <w:lang w:val="en-GB"/>
+        </w:rPr>
+        <w:t xml:space="preserve">    return results</w:t>
+      </w:r>
+    </w:p>
+    <w:p>
+      <w:pPr>
+        <w:rPr>
+          <w:lang w:val="en-GB"/>
+        </w:rPr>
+      </w:pPr>
+      <w:r>
+        <w:rPr>
+          <w:lang w:val="en-GB"/>
+        </w:rPr>
+        <w:t>}</w:t>
+      </w:r>
+    </w:p>
+    <w:p>
+      <w:pPr>
+        <w:rPr>
+          <w:lang w:val="en-GB"/>
+        </w:rPr>
+      </w:pPr>
+      <w:r>
+        <w:rPr>
+          <w:lang w:val="en-GB"/>
+        </w:rPr>
+        <w:t xml:space="preserve">Serve la </w:t>
+      </w:r>
+      <w:proofErr w:type="spellStart"/>
+      <w:r>
+        <w:rPr>
+          <w:lang w:val="en-GB"/>
+        </w:rPr>
+        <w:t>funzione</w:t>
+      </w:r>
+      <w:proofErr w:type="spellEnd"/>
+      <w:r>
+        <w:rPr>
+          <w:lang w:val="en-GB"/>
+        </w:rPr>
+        <w:t xml:space="preserve"> </w:t>
+      </w:r>
+      <w:proofErr w:type="spellStart"/>
+      <w:r>
+        <w:rPr>
+          <w:lang w:val="en-GB"/>
+        </w:rPr>
+        <w:t>captureBitmap</w:t>
+      </w:r>
+      <w:proofErr w:type="spellEnd"/>
+      <w:r>
+        <w:rPr>
+          <w:lang w:val="en-GB"/>
+        </w:rPr>
+        <w:t>:</w:t>
+      </w:r>
+    </w:p>
+    <w:p>
+      <w:pPr>
+        <w:rPr>
+          <w:lang w:val="en-GB"/>
+        </w:rPr>
+      </w:pPr>
+      <w:r>
+        <w:rPr>
+          <w:lang w:val="en-GB"/>
+        </w:rPr>
+        <w:t xml:space="preserve">suspend fun </w:t>
+      </w:r>
+      <w:proofErr w:type="spellStart"/>
+      <w:r>
+        <w:rPr>
+          <w:lang w:val="en-GB"/>
+        </w:rPr>
+        <w:t>captureBitmap</w:t>
+      </w:r>
+      <w:proofErr w:type="spellEnd"/>
+      <w:r>
+        <w:rPr>
+          <w:lang w:val="en-GB"/>
+        </w:rPr>
+        <w:t>(</w:t>
+      </w:r>
+      <w:proofErr w:type="spellStart"/>
+      <w:r>
+        <w:rPr>
+          <w:lang w:val="en-GB"/>
+        </w:rPr>
+        <w:t>imageCapture</w:t>
+      </w:r>
+      <w:proofErr w:type="spellEnd"/>
+      <w:r>
+        <w:rPr>
+          <w:lang w:val="en-GB"/>
+        </w:rPr>
+        <w:t xml:space="preserve">: </w:t>
+      </w:r>
+      <w:proofErr w:type="spellStart"/>
+      <w:r>
+        <w:rPr>
+          <w:lang w:val="en-GB"/>
+        </w:rPr>
+        <w:t>ImageCapture</w:t>
+      </w:r>
+      <w:proofErr w:type="spellEnd"/>
+      <w:r>
+        <w:rPr>
+          <w:lang w:val="en-GB"/>
+        </w:rPr>
+        <w:t>): Bitmap =</w:t>
+      </w:r>
+    </w:p>
+    <w:p>
+      <w:pPr>
+        <w:rPr>
+          <w:lang w:val="en-GB"/>
+        </w:rPr>
+      </w:pPr>
+      <w:r>
+        <w:rPr>
+          <w:lang w:val="en-GB"/>
+        </w:rPr>
+        <w:t xml:space="preserve">    </w:t>
+      </w:r>
+      <w:proofErr w:type="spellStart"/>
+      <w:r>
+        <w:rPr>
+          <w:lang w:val="en-GB"/>
+        </w:rPr>
+        <w:t>suspendCoroutine</w:t>
+      </w:r>
+      <w:proofErr w:type="spellEnd"/>
+      <w:r>
+        <w:rPr>
+          <w:lang w:val="en-GB"/>
+        </w:rPr>
+        <w:t xml:space="preserve"> { </w:t>
+      </w:r>
+      <w:proofErr w:type="spellStart"/>
+      <w:r>
+        <w:rPr>
+          <w:lang w:val="en-GB"/>
+        </w:rPr>
+        <w:t>cont</w:t>
+      </w:r>
+      <w:proofErr w:type="spellEnd"/>
+      <w:r>
+        <w:rPr>
+          <w:lang w:val="en-GB"/>
+        </w:rPr>
+        <w:t xml:space="preserve"> -&gt;</w:t>
+      </w:r>
+    </w:p>
+    <w:p>
+      <w:pPr>
+        <w:rPr>
+          <w:lang w:val="en-GB"/>
+        </w:rPr>
+      </w:pPr>
+      <w:r>
+        <w:rPr>
+          <w:lang w:val="en-GB"/>
+        </w:rPr>
+        <w:t xml:space="preserve">        </w:t>
+      </w:r>
+      <w:proofErr w:type="spellStart"/>
+      <w:r>
+        <w:rPr>
+          <w:lang w:val="en-GB"/>
+        </w:rPr>
+        <w:t>imageCapture.takePicture</w:t>
+      </w:r>
+      <w:proofErr w:type="spellEnd"/>
+      <w:r>
+        <w:rPr>
+          <w:lang w:val="en-GB"/>
+        </w:rPr>
+        <w:t>(</w:t>
+      </w:r>
+    </w:p>
+    <w:p>
+      <w:pPr>
+        <w:rPr>
+          <w:lang w:val="en-GB"/>
+        </w:rPr>
+      </w:pPr>
+      <w:r>
+        <w:rPr>
+          <w:lang w:val="en-GB"/>
+        </w:rPr>
+        <w:t xml:space="preserve">            </w:t>
+      </w:r>
+      <w:proofErr w:type="spellStart"/>
+      <w:r>
+        <w:rPr>
+          <w:lang w:val="en-GB"/>
+        </w:rPr>
+        <w:t>ContextCompat.getMainExecutor</w:t>
+      </w:r>
+      <w:proofErr w:type="spellEnd"/>
+      <w:r>
+        <w:rPr>
+          <w:lang w:val="en-GB"/>
+        </w:rPr>
+        <w:t>(</w:t>
+      </w:r>
+      <w:proofErr w:type="spellStart"/>
+      <w:r>
+        <w:rPr>
+          <w:lang w:val="en-GB"/>
+        </w:rPr>
+        <w:t>imageCapture.context</w:t>
+      </w:r>
+      <w:proofErr w:type="spellEnd"/>
+      <w:r>
+        <w:rPr>
+          <w:lang w:val="en-GB"/>
+        </w:rPr>
+        <w:t>),</w:t>
+      </w:r>
+    </w:p>
+    <w:p>
+      <w:pPr>
+        <w:rPr>
+          <w:lang w:val="en-GB"/>
+        </w:rPr>
+      </w:pPr>
+      <w:r>
+        <w:rPr>
+          <w:lang w:val="en-GB"/>
+        </w:rPr>
+        <w:t xml:space="preserve">            object : </w:t>
+      </w:r>
+      <w:proofErr w:type="spellStart"/>
+      <w:r>
+        <w:rPr>
+          <w:lang w:val="en-GB"/>
+        </w:rPr>
+        <w:t>ImageCapture.OnImageCapturedCallback</w:t>
+      </w:r>
+      <w:proofErr w:type="spellEnd"/>
+      <w:r>
+        <w:rPr>
+          <w:lang w:val="en-GB"/>
+        </w:rPr>
+        <w:t>() {</w:t>
+      </w:r>
+    </w:p>
+    <w:p>
+      <w:pPr>
+        <w:rPr>
+          <w:lang w:val="en-GB"/>
+        </w:rPr>
+      </w:pPr>
+      <w:r>
+        <w:rPr>
+          <w:lang w:val="en-GB"/>
+        </w:rPr>
+        <w:t xml:space="preserve">                override fun </w:t>
+      </w:r>
+      <w:proofErr w:type="spellStart"/>
+      <w:r>
+        <w:rPr>
+          <w:lang w:val="en-GB"/>
+        </w:rPr>
+        <w:t>onCaptureSuccess</w:t>
+      </w:r>
+      <w:proofErr w:type="spellEnd"/>
+      <w:r>
+        <w:rPr>
+          <w:lang w:val="en-GB"/>
+        </w:rPr>
+        <w:t xml:space="preserve">(image: </w:t>
+      </w:r>
+      <w:proofErr w:type="spellStart"/>
+      <w:r>
+        <w:rPr>
+          <w:lang w:val="en-GB"/>
+        </w:rPr>
+        <w:t>ImageProxy</w:t>
+      </w:r>
+      <w:proofErr w:type="spellEnd"/>
+      <w:r>
+        <w:rPr>
+          <w:lang w:val="en-GB"/>
+        </w:rPr>
+        <w:t>) {</w:t>
+      </w:r>
+    </w:p>
+    <w:p>
+      <w:pPr>
+        <w:rPr>
+          <w:lang w:val="en-GB"/>
+        </w:rPr>
+      </w:pPr>
+      <w:r>
+        <w:rPr>
+          <w:lang w:val="en-GB"/>
+        </w:rPr>
+        <w:t xml:space="preserve">                    </w:t>
+      </w:r>
+      <w:proofErr w:type="spellStart"/>
+      <w:r>
+        <w:rPr>
+          <w:lang w:val="en-GB"/>
+        </w:rPr>
+        <w:t>val</w:t>
+      </w:r>
+      <w:proofErr w:type="spellEnd"/>
+      <w:r>
+        <w:rPr>
+          <w:lang w:val="en-GB"/>
+        </w:rPr>
+        <w:t xml:space="preserve"> bitmap = </w:t>
+      </w:r>
+      <w:proofErr w:type="spellStart"/>
+      <w:r>
+        <w:rPr>
+          <w:lang w:val="en-GB"/>
+        </w:rPr>
+        <w:t>image.toBitmap</w:t>
+      </w:r>
+      <w:proofErr w:type="spellEnd"/>
+      <w:r>
+        <w:rPr>
+          <w:lang w:val="en-GB"/>
+        </w:rPr>
+        <w:t>()</w:t>
+      </w:r>
+    </w:p>
+    <w:p>
+      <w:pPr>
+        <w:rPr>
+          <w:lang w:val="en-GB"/>
+        </w:rPr>
+      </w:pPr>
+      <w:r>
+        <w:rPr>
+          <w:lang w:val="en-GB"/>
+        </w:rPr>
+        <w:t xml:space="preserve">                    </w:t>
+      </w:r>
+      <w:proofErr w:type="spellStart"/>
+      <w:r>
+        <w:rPr>
+          <w:lang w:val="en-GB"/>
+        </w:rPr>
+        <w:t>image.close</w:t>
+      </w:r>
+      <w:proofErr w:type="spellEnd"/>
+      <w:r>
+        <w:rPr>
+          <w:lang w:val="en-GB"/>
+        </w:rPr>
+        <w:t>()</w:t>
+      </w:r>
+    </w:p>
+    <w:p>
+      <w:pPr>
+        <w:rPr>
+          <w:lang w:val="en-GB"/>
+        </w:rPr>
+      </w:pPr>
+      <w:r>
+        <w:rPr>
+          <w:lang w:val="en-GB"/>
+        </w:rPr>
+        <w:t xml:space="preserve">                    </w:t>
+      </w:r>
+      <w:proofErr w:type="spellStart"/>
+      <w:r>
+        <w:rPr>
+          <w:lang w:val="en-GB"/>
+        </w:rPr>
+        <w:t>cont.resume</w:t>
+      </w:r>
+      <w:proofErr w:type="spellEnd"/>
+      <w:r>
+        <w:rPr>
+          <w:lang w:val="en-GB"/>
+        </w:rPr>
+        <w:t>(bitmap)</w:t>
+      </w:r>
+    </w:p>
+    <w:p>
+      <w:pPr>
+        <w:rPr>
+          <w:lang w:val="en-GB"/>
+        </w:rPr>
+      </w:pPr>
+      <w:r>
+        <w:rPr>
+          <w:lang w:val="en-GB"/>
+        </w:rPr>
+        <w:t xml:space="preserve">                }</w:t>
+      </w:r>
+    </w:p>
+    <w:p>
+      <w:pPr>
+        <w:rPr>
+          <w:lang w:val="en-GB"/>
+        </w:rPr>
+      </w:pPr>
+    </w:p>
+    <w:p>
+      <w:pPr>
+        <w:rPr>
+          <w:lang w:val="en-GB"/>
+        </w:rPr>
+      </w:pPr>
+      <w:r>
+        <w:rPr>
+          <w:lang w:val="en-GB"/>
+        </w:rPr>
+        <w:t xml:space="preserve">                override fun </w:t>
+      </w:r>
+      <w:proofErr w:type="spellStart"/>
+      <w:r>
+        <w:rPr>
+          <w:lang w:val="en-GB"/>
+        </w:rPr>
+        <w:t>onError</w:t>
+      </w:r>
+      <w:proofErr w:type="spellEnd"/>
+      <w:r>
+        <w:rPr>
+          <w:lang w:val="en-GB"/>
+        </w:rPr>
+        <w:t>(</w:t>
+      </w:r>
+      <w:proofErr w:type="spellStart"/>
+      <w:r>
+        <w:rPr>
+          <w:lang w:val="en-GB"/>
+        </w:rPr>
+        <w:t>exc</w:t>
+      </w:r>
+      <w:proofErr w:type="spellEnd"/>
+      <w:r>
+        <w:rPr>
+          <w:lang w:val="en-GB"/>
+        </w:rPr>
+        <w:t xml:space="preserve">: </w:t>
+      </w:r>
+      <w:proofErr w:type="spellStart"/>
+      <w:r>
+        <w:rPr>
+          <w:lang w:val="en-GB"/>
+        </w:rPr>
+        <w:t>ImageCaptureException</w:t>
+      </w:r>
+      <w:proofErr w:type="spellEnd"/>
+      <w:r>
+        <w:rPr>
+          <w:lang w:val="en-GB"/>
+        </w:rPr>
+        <w:t>) {</w:t>
+      </w:r>
+    </w:p>
+    <w:p>
+      <w:pPr>
+        <w:rPr>
+          <w:lang w:val="en-GB"/>
+        </w:rPr>
+      </w:pPr>
+      <w:r>
+        <w:rPr>
+          <w:lang w:val="en-GB"/>
+        </w:rPr>
+        <w:t xml:space="preserve">                    </w:t>
+      </w:r>
+      <w:proofErr w:type="spellStart"/>
+      <w:r>
+        <w:rPr>
+          <w:lang w:val="en-GB"/>
+        </w:rPr>
+        <w:t>cont.resumeWithException</w:t>
+      </w:r>
+      <w:proofErr w:type="spellEnd"/>
+      <w:r>
+        <w:rPr>
+          <w:lang w:val="en-GB"/>
+        </w:rPr>
+        <w:t>(</w:t>
+      </w:r>
+      <w:proofErr w:type="spellStart"/>
+      <w:r>
+        <w:rPr>
+          <w:lang w:val="en-GB"/>
+        </w:rPr>
+        <w:t>exc</w:t>
+      </w:r>
+      <w:proofErr w:type="spellEnd"/>
+      <w:r>
+        <w:rPr>
+          <w:lang w:val="en-GB"/>
+        </w:rPr>
+        <w:t>)</w:t>
+      </w:r>
+    </w:p>
+    <w:p>
+      <w:pPr>
+        <w:rPr>
+          <w:lang w:val="en-GB"/>
+        </w:rPr>
+      </w:pPr>
+      <w:r>
+        <w:rPr>
+          <w:lang w:val="en-GB"/>
+        </w:rPr>
+        <w:t xml:space="preserve">                }</w:t>
+      </w:r>
+    </w:p>
+    <w:p>
+      <w:pPr>
+        <w:rPr>
+          <w:lang w:val="en-GB"/>
+        </w:rPr>
+      </w:pPr>
+      <w:r>
+        <w:rPr>
+          <w:lang w:val="en-GB"/>
+        </w:rPr>
+        <w:t xml:space="preserve">            }</w:t>
+      </w:r>
+    </w:p>
+    <w:p>
+      <w:pPr>
+        <w:rPr>
+          <w:lang w:val="en-GB"/>
+        </w:rPr>
+      </w:pPr>
+      <w:r>
+        <w:rPr>
+          <w:lang w:val="en-GB"/>
+        </w:rPr>
+        <w:t xml:space="preserve">        )</w:t>
+      </w:r>
+    </w:p>
+    <w:p>
+      <w:pPr>
+        <w:rPr>
+          <w:lang w:val="en-GB"/>
+        </w:rPr>
+      </w:pPr>
+      <w:r>
+        <w:rPr>
+          <w:lang w:val="en-GB"/>
+        </w:rPr>
+        <w:t xml:space="preserve">    }</w:t>
+      </w:r>
+    </w:p>
+    <w:p>
+      <w:pPr>
+        <w:rPr>
+          <w:lang w:val="en-GB"/>
+        </w:rPr>
+      </w:pPr>
+      <w:r>
+        <w:rPr>
+          <w:lang w:val="en-GB"/>
+        </w:rPr>
+        <w:t xml:space="preserve">E la </w:t>
+      </w:r>
+      <w:proofErr w:type="spellStart"/>
+      <w:r>
+        <w:rPr>
+          <w:lang w:val="en-GB"/>
+        </w:rPr>
+        <w:t>conversione</w:t>
+      </w:r>
+      <w:proofErr w:type="spellEnd"/>
+      <w:r>
+        <w:rPr>
+          <w:lang w:val="en-GB"/>
+        </w:rPr>
+        <w:t>:</w:t>
+      </w:r>
+    </w:p>
+    <w:p>
+      <w:pPr>
+        <w:rPr>
+          <w:lang w:val="en-GB"/>
+        </w:rPr>
+      </w:pPr>
+      <w:r>
+        <w:rPr>
+          <w:lang w:val="en-GB"/>
+        </w:rPr>
+        <w:t xml:space="preserve">fun </w:t>
+      </w:r>
+      <w:proofErr w:type="spellStart"/>
+      <w:r>
+        <w:rPr>
+          <w:lang w:val="en-GB"/>
+        </w:rPr>
+        <w:t>ImageProxy.toBitmap</w:t>
+      </w:r>
+      <w:proofErr w:type="spellEnd"/>
+      <w:r>
+        <w:rPr>
+          <w:lang w:val="en-GB"/>
+        </w:rPr>
+        <w:t>(): Bitmap {</w:t>
+      </w:r>
+    </w:p>
+    <w:p>
+      <w:pPr>
+        <w:rPr>
+          <w:lang w:val="en-GB"/>
+        </w:rPr>
+      </w:pPr>
+      <w:r>
+        <w:rPr>
+          <w:lang w:val="en-GB"/>
+        </w:rPr>
+        <w:lastRenderedPageBreak/>
+        <w:t xml:space="preserve">    </w:t>
+      </w:r>
+      <w:proofErr w:type="spellStart"/>
+      <w:r>
+        <w:rPr>
+          <w:lang w:val="en-GB"/>
+        </w:rPr>
+        <w:t>val</w:t>
+      </w:r>
+      <w:proofErr w:type="spellEnd"/>
+      <w:r>
+        <w:rPr>
+          <w:lang w:val="en-GB"/>
+        </w:rPr>
+        <w:t xml:space="preserve"> plane = planes[0]</w:t>
+      </w:r>
+    </w:p>
+    <w:p>
+      <w:pPr>
+        <w:rPr>
+          <w:lang w:val="en-GB"/>
+        </w:rPr>
+      </w:pPr>
+      <w:r>
+        <w:rPr>
+          <w:lang w:val="en-GB"/>
+        </w:rPr>
+        <w:t xml:space="preserve">    </w:t>
+      </w:r>
+      <w:proofErr w:type="spellStart"/>
+      <w:r>
+        <w:rPr>
+          <w:lang w:val="en-GB"/>
+        </w:rPr>
+        <w:t>val</w:t>
+      </w:r>
+      <w:proofErr w:type="spellEnd"/>
+      <w:r>
+        <w:rPr>
+          <w:lang w:val="en-GB"/>
+        </w:rPr>
+        <w:t xml:space="preserve"> buffer = </w:t>
+      </w:r>
+      <w:proofErr w:type="spellStart"/>
+      <w:r>
+        <w:rPr>
+          <w:lang w:val="en-GB"/>
+        </w:rPr>
+        <w:t>plane.buffer</w:t>
+      </w:r>
+      <w:proofErr w:type="spellEnd"/>
+    </w:p>
+    <w:p>
+      <w:pPr>
+        <w:rPr>
+          <w:lang w:val="en-GB"/>
+        </w:rPr>
+      </w:pPr>
+      <w:r>
+        <w:rPr>
+          <w:lang w:val="en-GB"/>
+        </w:rPr>
+        <w:t xml:space="preserve">    </w:t>
+      </w:r>
+      <w:proofErr w:type="spellStart"/>
+      <w:r>
+        <w:rPr>
+          <w:lang w:val="en-GB"/>
+        </w:rPr>
+        <w:t>val</w:t>
+      </w:r>
+      <w:proofErr w:type="spellEnd"/>
+      <w:r>
+        <w:rPr>
+          <w:lang w:val="en-GB"/>
+        </w:rPr>
+        <w:t xml:space="preserve"> bytes = </w:t>
+      </w:r>
+      <w:proofErr w:type="spellStart"/>
+      <w:r>
+        <w:rPr>
+          <w:lang w:val="en-GB"/>
+        </w:rPr>
+        <w:t>ByteArray</w:t>
+      </w:r>
+      <w:proofErr w:type="spellEnd"/>
+      <w:r>
+        <w:rPr>
+          <w:lang w:val="en-GB"/>
+        </w:rPr>
+        <w:t>(</w:t>
+      </w:r>
+      <w:proofErr w:type="spellStart"/>
+      <w:r>
+        <w:rPr>
+          <w:lang w:val="en-GB"/>
+        </w:rPr>
+        <w:t>buffer.remaining</w:t>
+      </w:r>
+      <w:proofErr w:type="spellEnd"/>
+      <w:r>
+        <w:rPr>
+          <w:lang w:val="en-GB"/>
+        </w:rPr>
+        <w:t>())</w:t>
+      </w:r>
+    </w:p>
+    <w:p>
+      <w:pPr>
+        <w:rPr>
+          <w:lang w:val="en-GB"/>
+        </w:rPr>
+      </w:pPr>
+      <w:r>
+        <w:rPr>
+          <w:lang w:val="en-GB"/>
+        </w:rPr>
+        <w:t xml:space="preserve">    </w:t>
+      </w:r>
+      <w:proofErr w:type="spellStart"/>
+      <w:r>
+        <w:rPr>
+          <w:lang w:val="en-GB"/>
+        </w:rPr>
+        <w:t>buffer.get</w:t>
+      </w:r>
+      <w:proofErr w:type="spellEnd"/>
+      <w:r>
+        <w:rPr>
+          <w:lang w:val="en-GB"/>
+        </w:rPr>
+        <w:t>(bytes)</w:t>
+      </w:r>
+    </w:p>
+    <w:p>
+      <w:pPr>
+        <w:rPr>
+          <w:lang w:val="en-GB"/>
+        </w:rPr>
+      </w:pPr>
+      <w:r>
+        <w:rPr>
+          <w:lang w:val="en-GB"/>
+        </w:rPr>
+        <w:t xml:space="preserve">    return </w:t>
+      </w:r>
+      <w:proofErr w:type="spellStart"/>
+      <w:r>
+        <w:rPr>
+          <w:lang w:val="en-GB"/>
+        </w:rPr>
+        <w:t>BitmapFactory.decodeByteArray</w:t>
+      </w:r>
+      <w:proofErr w:type="spellEnd"/>
+      <w:r>
+        <w:rPr>
+          <w:lang w:val="en-GB"/>
+        </w:rPr>
+        <w:t xml:space="preserve">(bytes, 0, </w:t>
+      </w:r>
+      <w:proofErr w:type="spellStart"/>
+      <w:r>
+        <w:rPr>
+          <w:lang w:val="en-GB"/>
+        </w:rPr>
+        <w:t>bytes.size</w:t>
+      </w:r>
+      <w:proofErr w:type="spellEnd"/>
+      <w:r>
+        <w:rPr>
+          <w:lang w:val="en-GB"/>
+        </w:rPr>
+        <w:t>)</w:t>
+      </w:r>
+    </w:p>
+    <w:p>
+      <w:r>
+        <w:t>}</w:t>
+      </w:r>
+    </w:p>
+    <w:p>
+      <w:r>
+        <w:pict w14:anchorId="7080FDEE">
+          <v:rect id="_x0000_i1148" style="width:0;height:1.5pt" o:hralign="center" o:hrstd="t" o:hr="t" fillcolor="#a0a0a0" stroked="f"/>
+        </w:pict>
+      </w:r>
+    </w:p>
+    <w:p>
+      <w:pPr>
+        <w:rPr>
+          <w:b/>
+          <w:bCs/>
+        </w:rPr>
+      </w:pPr>
+      <w:r>
+        <w:rPr>
+          <w:rFonts w:ascii="Segoe UI Emoji" w:hAnsi="Segoe UI Emoji" w:cs="Segoe UI Emoji"/>
+          <w:b/>
+          <w:bCs/>
+        </w:rPr>
+        <w:t>🧮</w:t>
+      </w:r>
+      <w:r>
+        <w:rPr>
+          <w:b/>
+          <w:bCs/>
+        </w:rPr>
+        <w:t xml:space="preserve"> 2. </w:t>
+      </w:r>
+      <w:proofErr w:type="spellStart"/>
+      <w:r>
+        <w:rPr>
+          <w:b/>
+          <w:bCs/>
+        </w:rPr>
+        <w:t>Stacking</w:t>
+      </w:r>
+      <w:proofErr w:type="spellEnd"/>
+      <w:r>
+        <w:rPr>
+          <w:b/>
+          <w:bCs/>
+        </w:rPr>
+        <w:t xml:space="preserve"> (media pixel</w:t>
+      </w:r>
+      <w:r>
+        <w:rPr>
+          <w:b/>
+          <w:bCs/>
+        </w:rPr>
+        <w:noBreakHyphen/>
+        <w:t>per</w:t>
+      </w:r>
+      <w:r>
+        <w:rPr>
+          <w:b/>
+          <w:bCs/>
+        </w:rPr>
+        <w:noBreakHyphen/>
+        <w:t>pixel)</w:t>
+      </w:r>
+    </w:p>
+    <w:p>
+      <w:pPr>
+        <w:rPr>
+          <w:lang w:val="en-GB"/>
+        </w:rPr>
+      </w:pPr>
+      <w:r>
+        <w:rPr>
+          <w:lang w:val="en-GB"/>
+        </w:rPr>
+        <w:t xml:space="preserve">fun </w:t>
+      </w:r>
+      <w:proofErr w:type="spellStart"/>
+      <w:r>
+        <w:rPr>
+          <w:lang w:val="en-GB"/>
+        </w:rPr>
+        <w:t>stackBitmapsAverage</w:t>
+      </w:r>
+      <w:proofErr w:type="spellEnd"/>
+      <w:r>
+        <w:rPr>
+          <w:lang w:val="en-GB"/>
+        </w:rPr>
+        <w:t>(bitmaps: List&lt;Bitmap&gt;): Bitmap {</w:t>
+      </w:r>
+    </w:p>
+    <w:p>
+      <w:pPr>
+        <w:rPr>
+          <w:lang w:val="en-GB"/>
+        </w:rPr>
+      </w:pPr>
+      <w:r>
+        <w:rPr>
+          <w:lang w:val="en-GB"/>
+        </w:rPr>
+        <w:t xml:space="preserve">    </w:t>
+      </w:r>
+      <w:proofErr w:type="spellStart"/>
+      <w:r>
+        <w:rPr>
+          <w:lang w:val="en-GB"/>
+        </w:rPr>
+        <w:t>val</w:t>
+      </w:r>
+      <w:proofErr w:type="spellEnd"/>
+      <w:r>
+        <w:rPr>
+          <w:lang w:val="en-GB"/>
+        </w:rPr>
+        <w:t xml:space="preserve"> w = bitmaps[0].width</w:t>
+      </w:r>
+    </w:p>
+    <w:p>
+      <w:pPr>
+        <w:rPr>
+          <w:lang w:val="en-GB"/>
+        </w:rPr>
+      </w:pPr>
+      <w:r>
+        <w:rPr>
+          <w:lang w:val="en-GB"/>
+        </w:rPr>
+        <w:t xml:space="preserve">    </w:t>
+      </w:r>
+      <w:proofErr w:type="spellStart"/>
+      <w:r>
+        <w:rPr>
+          <w:lang w:val="en-GB"/>
+        </w:rPr>
+        <w:t>val</w:t>
+      </w:r>
+      <w:proofErr w:type="spellEnd"/>
+      <w:r>
+        <w:rPr>
+          <w:lang w:val="en-GB"/>
+        </w:rPr>
+        <w:t xml:space="preserve"> h = bitmaps[0].height</w:t>
+      </w:r>
+    </w:p>
+    <w:p>
+      <w:pPr>
+        <w:rPr>
+          <w:lang w:val="en-GB"/>
+        </w:rPr>
+      </w:pPr>
+    </w:p>
+    <w:p>
+      <w:pPr>
+        <w:rPr>
+          <w:lang w:val="en-GB"/>
+        </w:rPr>
+      </w:pPr>
+      <w:r>
+        <w:rPr>
+          <w:lang w:val="en-GB"/>
+        </w:rPr>
+        <w:t xml:space="preserve">    </w:t>
+      </w:r>
+      <w:proofErr w:type="spellStart"/>
+      <w:r>
+        <w:rPr>
+          <w:lang w:val="en-GB"/>
+        </w:rPr>
+        <w:t>val</w:t>
+      </w:r>
+      <w:proofErr w:type="spellEnd"/>
+      <w:r>
+        <w:rPr>
+          <w:lang w:val="en-GB"/>
+        </w:rPr>
+        <w:t xml:space="preserve"> result = </w:t>
+      </w:r>
+      <w:proofErr w:type="spellStart"/>
+      <w:r>
+        <w:rPr>
+          <w:lang w:val="en-GB"/>
+        </w:rPr>
+        <w:t>Bitmap.createBitmap</w:t>
+      </w:r>
+      <w:proofErr w:type="spellEnd"/>
+      <w:r>
+        <w:rPr>
+          <w:lang w:val="en-GB"/>
+        </w:rPr>
+        <w:t>(w, h, Bitmap.Config.ARGB_8888)</w:t>
+      </w:r>
+    </w:p>
+    <w:p>
+      <w:pPr>
+        <w:rPr>
+          <w:lang w:val="en-GB"/>
+        </w:rPr>
+      </w:pPr>
+    </w:p>
+    <w:p>
+      <w:pPr>
+        <w:rPr>
+          <w:lang w:val="en-GB"/>
+        </w:rPr>
+      </w:pPr>
+      <w:r>
+        <w:rPr>
+          <w:lang w:val="en-GB"/>
+        </w:rPr>
+        <w:t xml:space="preserve">    </w:t>
+      </w:r>
+      <w:proofErr w:type="spellStart"/>
+      <w:r>
+        <w:rPr>
+          <w:lang w:val="en-GB"/>
+        </w:rPr>
+        <w:t>val</w:t>
+      </w:r>
+      <w:proofErr w:type="spellEnd"/>
+      <w:r>
+        <w:rPr>
+          <w:lang w:val="en-GB"/>
+        </w:rPr>
+        <w:t xml:space="preserve"> </w:t>
+      </w:r>
+      <w:proofErr w:type="spellStart"/>
+      <w:r>
+        <w:rPr>
+          <w:lang w:val="en-GB"/>
+        </w:rPr>
+        <w:t>accumR</w:t>
+      </w:r>
+      <w:proofErr w:type="spellEnd"/>
+      <w:r>
+        <w:rPr>
+          <w:lang w:val="en-GB"/>
+        </w:rPr>
+        <w:t xml:space="preserve"> = Array(h) { </w:t>
+      </w:r>
+      <w:proofErr w:type="spellStart"/>
+      <w:r>
+        <w:rPr>
+          <w:lang w:val="en-GB"/>
+        </w:rPr>
+        <w:t>FloatArray</w:t>
+      </w:r>
+      <w:proofErr w:type="spellEnd"/>
+      <w:r>
+        <w:rPr>
+          <w:lang w:val="en-GB"/>
+        </w:rPr>
+        <w:t>(w) }</w:t>
+      </w:r>
+    </w:p>
+    <w:p>
+      <w:pPr>
+        <w:rPr>
+          <w:lang w:val="en-GB"/>
+        </w:rPr>
+      </w:pPr>
+      <w:r>
+        <w:rPr>
+          <w:lang w:val="en-GB"/>
+        </w:rPr>
+        <w:t xml:space="preserve">    </w:t>
+      </w:r>
+      <w:proofErr w:type="spellStart"/>
+      <w:r>
+        <w:rPr>
+          <w:lang w:val="en-GB"/>
+        </w:rPr>
+        <w:t>val</w:t>
+      </w:r>
+      <w:proofErr w:type="spellEnd"/>
+      <w:r>
+        <w:rPr>
+          <w:lang w:val="en-GB"/>
+        </w:rPr>
+        <w:t xml:space="preserve"> </w:t>
+      </w:r>
+      <w:proofErr w:type="spellStart"/>
+      <w:r>
+        <w:rPr>
+          <w:lang w:val="en-GB"/>
+        </w:rPr>
+        <w:t>accumG</w:t>
+      </w:r>
+      <w:proofErr w:type="spellEnd"/>
+      <w:r>
+        <w:rPr>
+          <w:lang w:val="en-GB"/>
+        </w:rPr>
+        <w:t xml:space="preserve"> = Array(h) { </w:t>
+      </w:r>
+      <w:proofErr w:type="spellStart"/>
+      <w:r>
+        <w:rPr>
+          <w:lang w:val="en-GB"/>
+        </w:rPr>
+        <w:t>FloatArray</w:t>
+      </w:r>
+      <w:proofErr w:type="spellEnd"/>
+      <w:r>
+        <w:rPr>
+          <w:lang w:val="en-GB"/>
+        </w:rPr>
+        <w:t>(w) }</w:t>
+      </w:r>
+    </w:p>
+    <w:p>
+      <w:pPr>
+        <w:rPr>
+          <w:lang w:val="en-GB"/>
+        </w:rPr>
+      </w:pPr>
+      <w:r>
+        <w:rPr>
+          <w:lang w:val="en-GB"/>
+        </w:rPr>
+        <w:t xml:space="preserve">    </w:t>
+      </w:r>
+      <w:proofErr w:type="spellStart"/>
+      <w:r>
+        <w:rPr>
+          <w:lang w:val="en-GB"/>
+        </w:rPr>
+        <w:t>val</w:t>
+      </w:r>
+      <w:proofErr w:type="spellEnd"/>
+      <w:r>
+        <w:rPr>
+          <w:lang w:val="en-GB"/>
+        </w:rPr>
+        <w:t xml:space="preserve"> </w:t>
+      </w:r>
+      <w:proofErr w:type="spellStart"/>
+      <w:r>
+        <w:rPr>
+          <w:lang w:val="en-GB"/>
+        </w:rPr>
+        <w:t>accumB</w:t>
+      </w:r>
+      <w:proofErr w:type="spellEnd"/>
+      <w:r>
+        <w:rPr>
+          <w:lang w:val="en-GB"/>
+        </w:rPr>
+        <w:t xml:space="preserve"> = Array(h) { </w:t>
+      </w:r>
+      <w:proofErr w:type="spellStart"/>
+      <w:r>
+        <w:rPr>
+          <w:lang w:val="en-GB"/>
+        </w:rPr>
+        <w:t>FloatArray</w:t>
+      </w:r>
+      <w:proofErr w:type="spellEnd"/>
+      <w:r>
+        <w:rPr>
+          <w:lang w:val="en-GB"/>
+        </w:rPr>
+        <w:t>(w) }</w:t>
+      </w:r>
+    </w:p>
+    <w:p>
+      <w:pPr>
+        <w:rPr>
+          <w:lang w:val="en-GB"/>
+        </w:rPr>
+      </w:pPr>
+    </w:p>
+    <w:p>
+      <w:pPr>
+        <w:rPr>
+          <w:lang w:val="en-GB"/>
+        </w:rPr>
+      </w:pPr>
+      <w:r>
+        <w:rPr>
+          <w:lang w:val="en-GB"/>
+        </w:rPr>
+        <w:t xml:space="preserve">    for (bmp in bitmaps) {</w:t>
+      </w:r>
+    </w:p>
+    <w:p>
+      <w:pPr>
+        <w:rPr>
+          <w:lang w:val="en-GB"/>
+        </w:rPr>
+      </w:pPr>
+      <w:r>
+        <w:rPr>
+          <w:lang w:val="en-GB"/>
+        </w:rPr>
+        <w:t xml:space="preserve">        for (y in 0 until h) {</w:t>
+      </w:r>
+    </w:p>
+    <w:p>
+      <w:pPr>
+        <w:rPr>
+          <w:lang w:val="en-GB"/>
+        </w:rPr>
+      </w:pPr>
+      <w:r>
+        <w:rPr>
+          <w:lang w:val="en-GB"/>
+        </w:rPr>
+        <w:t xml:space="preserve">            for (x in 0 until w) {</w:t>
+      </w:r>
+    </w:p>
+    <w:p>
+      <w:pPr>
+        <w:rPr>
+          <w:lang w:val="es-ES"/>
+        </w:rPr>
+      </w:pPr>
+      <w:r>
+        <w:rPr>
+          <w:lang w:val="en-GB"/>
+        </w:rPr>
+        <w:t xml:space="preserve">                </w:t>
+      </w:r>
+      <w:r>
+        <w:rPr>
+          <w:lang w:val="es-ES"/>
+        </w:rPr>
+        <w:t xml:space="preserve">val c = </w:t>
+      </w:r>
+      <w:proofErr w:type="spellStart"/>
+      <w:r>
+        <w:rPr>
+          <w:lang w:val="es-ES"/>
+        </w:rPr>
+        <w:t>bmp.getPixel</w:t>
+      </w:r>
+      <w:proofErr w:type="spellEnd"/>
+      <w:r>
+        <w:rPr>
+          <w:lang w:val="es-ES"/>
+        </w:rPr>
+        <w:t>(x, y)</w:t>
+      </w:r>
+    </w:p>
+    <w:p>
+      <w:pPr>
+        <w:rPr>
+          <w:lang w:val="es-ES"/>
+        </w:rPr>
+      </w:pPr>
+      <w:r>
+        <w:rPr>
+          <w:lang w:val="es-ES"/>
+        </w:rPr>
+        <w:t xml:space="preserve">                </w:t>
+      </w:r>
+      <w:proofErr w:type="spellStart"/>
+      <w:r>
+        <w:rPr>
+          <w:lang w:val="es-ES"/>
+        </w:rPr>
+        <w:t>accumR</w:t>
+      </w:r>
+      <w:proofErr w:type="spellEnd"/>
+      <w:r>
+        <w:rPr>
+          <w:lang w:val="es-ES"/>
+        </w:rPr>
+        <w:t xml:space="preserve">[y][x] += </w:t>
+      </w:r>
+      <w:proofErr w:type="spellStart"/>
+      <w:r>
+        <w:rPr>
+          <w:lang w:val="es-ES"/>
+        </w:rPr>
+        <w:t>Color.red</w:t>
+      </w:r>
+      <w:proofErr w:type="spellEnd"/>
+      <w:r>
+        <w:rPr>
+          <w:lang w:val="es-ES"/>
+        </w:rPr>
+        <w:t>(c)</w:t>
+      </w:r>
+    </w:p>
+    <w:p>
+      <w:pPr>
+        <w:rPr>
+          <w:lang w:val="es-ES"/>
+        </w:rPr>
+      </w:pPr>
+      <w:r>
+        <w:rPr>
+          <w:lang w:val="es-ES"/>
+        </w:rPr>
+        <w:t xml:space="preserve">                </w:t>
+      </w:r>
+      <w:proofErr w:type="spellStart"/>
+      <w:r>
+        <w:rPr>
+          <w:lang w:val="es-ES"/>
+        </w:rPr>
+        <w:t>accumG</w:t>
+      </w:r>
+      <w:proofErr w:type="spellEnd"/>
+      <w:r>
+        <w:rPr>
+          <w:lang w:val="es-ES"/>
+        </w:rPr>
+        <w:t xml:space="preserve">[y][x] += </w:t>
+      </w:r>
+      <w:proofErr w:type="spellStart"/>
+      <w:r>
+        <w:rPr>
+          <w:lang w:val="es-ES"/>
+        </w:rPr>
+        <w:t>Color.green</w:t>
+      </w:r>
+      <w:proofErr w:type="spellEnd"/>
+      <w:r>
+        <w:rPr>
+          <w:lang w:val="es-ES"/>
+        </w:rPr>
+        <w:t>(c)</w:t>
+      </w:r>
+    </w:p>
+    <w:p>
+      <w:pPr>
+        <w:rPr>
+          <w:lang w:val="es-ES"/>
+        </w:rPr>
+      </w:pPr>
+      <w:r>
+        <w:rPr>
+          <w:lang w:val="es-ES"/>
+        </w:rPr>
+        <w:t xml:space="preserve">                </w:t>
+      </w:r>
+      <w:proofErr w:type="spellStart"/>
+      <w:r>
+        <w:rPr>
+          <w:lang w:val="es-ES"/>
+        </w:rPr>
+        <w:t>accumB</w:t>
+      </w:r>
+      <w:proofErr w:type="spellEnd"/>
+      <w:r>
+        <w:rPr>
+          <w:lang w:val="es-ES"/>
+        </w:rPr>
+        <w:t xml:space="preserve">[y][x] += </w:t>
+      </w:r>
+      <w:proofErr w:type="spellStart"/>
+      <w:r>
+        <w:rPr>
+          <w:lang w:val="es-ES"/>
+        </w:rPr>
+        <w:t>Color.blue</w:t>
+      </w:r>
+      <w:proofErr w:type="spellEnd"/>
+      <w:r>
+        <w:rPr>
+          <w:lang w:val="es-ES"/>
+        </w:rPr>
+        <w:t>(c)</w:t>
+      </w:r>
+    </w:p>
+    <w:p>
+      <w:pPr>
+        <w:rPr>
+          <w:lang w:val="es-ES"/>
+        </w:rPr>
+      </w:pPr>
+      <w:r>
+        <w:rPr>
+          <w:lang w:val="es-ES"/>
+        </w:rPr>
+        <w:t xml:space="preserve">            }</w:t>
+      </w:r>
+    </w:p>
+    <w:p>
+      <w:pPr>
+        <w:rPr>
+          <w:lang w:val="es-ES"/>
+        </w:rPr>
+      </w:pPr>
+      <w:r>
+        <w:rPr>
+          <w:lang w:val="es-ES"/>
+        </w:rPr>
+        <w:t xml:space="preserve">        }</w:t>
+      </w:r>
+    </w:p>
+    <w:p>
+      <w:pPr>
+        <w:rPr>
+          <w:lang w:val="es-ES"/>
+        </w:rPr>
+      </w:pPr>
+      <w:r>
+        <w:rPr>
+          <w:lang w:val="es-ES"/>
+        </w:rPr>
+        <w:t xml:space="preserve">    }</w:t>
+      </w:r>
+    </w:p>
+    <w:p>
+      <w:pPr>
+        <w:rPr>
+          <w:lang w:val="es-ES"/>
+        </w:rPr>
+      </w:pPr>
+    </w:p>
+    <w:p>
+      <w:pPr>
+        <w:rPr>
+          <w:lang w:val="es-ES"/>
+        </w:rPr>
+      </w:pPr>
+      <w:r>
+        <w:rPr>
+          <w:lang w:val="es-ES"/>
+        </w:rPr>
+        <w:t xml:space="preserve">    val n = </w:t>
+      </w:r>
+      <w:proofErr w:type="spellStart"/>
+      <w:r>
+        <w:rPr>
+          <w:lang w:val="es-ES"/>
+        </w:rPr>
+        <w:t>bitmaps.size.toFloat</w:t>
+      </w:r>
+      <w:proofErr w:type="spellEnd"/>
+      <w:r>
+        <w:rPr>
+          <w:lang w:val="es-ES"/>
+        </w:rPr>
+        <w:t>()</w:t>
+      </w:r>
+    </w:p>
+    <w:p>
+      <w:pPr>
+        <w:rPr>
+          <w:lang w:val="es-ES"/>
+        </w:rPr>
+      </w:pPr>
+    </w:p>
+    <w:p>
+      <w:pPr>
+        <w:rPr>
+          <w:lang w:val="en-GB"/>
+        </w:rPr>
+      </w:pPr>
+      <w:r>
+        <w:rPr>
+          <w:lang w:val="es-ES"/>
+        </w:rPr>
+        <w:t xml:space="preserve">    </w:t>
+      </w:r>
+      <w:r>
+        <w:rPr>
+          <w:lang w:val="en-GB"/>
+        </w:rPr>
+        <w:t>for (y in 0 until h) {</w:t>
+      </w:r>
+    </w:p>
+    <w:p>
+      <w:pPr>
+        <w:rPr>
+          <w:lang w:val="en-GB"/>
+        </w:rPr>
+      </w:pPr>
+      <w:r>
+        <w:rPr>
+          <w:lang w:val="en-GB"/>
+        </w:rPr>
+        <w:lastRenderedPageBreak/>
+        <w:t xml:space="preserve">        for (x in 0 until w) {</w:t>
+      </w:r>
+    </w:p>
+    <w:p>
+      <w:pPr>
+        <w:rPr>
+          <w:lang w:val="fr-FR"/>
+        </w:rPr>
+      </w:pPr>
+      <w:r>
+        <w:rPr>
+          <w:lang w:val="en-GB"/>
+        </w:rPr>
+        <w:t xml:space="preserve">            </w:t>
+      </w:r>
+      <w:r>
+        <w:rPr>
+          <w:lang w:val="fr-FR"/>
+        </w:rPr>
+        <w:t>val r = (</w:t>
+      </w:r>
+      <w:proofErr w:type="spellStart"/>
+      <w:r>
+        <w:rPr>
+          <w:lang w:val="fr-FR"/>
+        </w:rPr>
+        <w:t>accumR</w:t>
+      </w:r>
+      <w:proofErr w:type="spellEnd"/>
+      <w:r>
+        <w:rPr>
+          <w:lang w:val="fr-FR"/>
+        </w:rPr>
+        <w:t>[y][x] / n).</w:t>
+      </w:r>
+      <w:proofErr w:type="spellStart"/>
+      <w:r>
+        <w:rPr>
+          <w:lang w:val="fr-FR"/>
+        </w:rPr>
+        <w:t>toInt</w:t>
+      </w:r>
+      <w:proofErr w:type="spellEnd"/>
+      <w:r>
+        <w:rPr>
+          <w:lang w:val="fr-FR"/>
+        </w:rPr>
+        <w:t>()</w:t>
+      </w:r>
+    </w:p>
+    <w:p>
+      <w:pPr>
+        <w:rPr>
+          <w:lang w:val="fr-FR"/>
+        </w:rPr>
+      </w:pPr>
+      <w:r>
+        <w:rPr>
+          <w:lang w:val="fr-FR"/>
+        </w:rPr>
+        <w:t xml:space="preserve">            val g = (</w:t>
+      </w:r>
+      <w:proofErr w:type="spellStart"/>
+      <w:r>
+        <w:rPr>
+          <w:lang w:val="fr-FR"/>
+        </w:rPr>
+        <w:t>accumG</w:t>
+      </w:r>
+      <w:proofErr w:type="spellEnd"/>
+      <w:r>
+        <w:rPr>
+          <w:lang w:val="fr-FR"/>
+        </w:rPr>
+        <w:t>[y][x] / n).</w:t>
+      </w:r>
+      <w:proofErr w:type="spellStart"/>
+      <w:r>
+        <w:rPr>
+          <w:lang w:val="fr-FR"/>
+        </w:rPr>
+        <w:t>toInt</w:t>
+      </w:r>
+      <w:proofErr w:type="spellEnd"/>
+      <w:r>
+        <w:rPr>
+          <w:lang w:val="fr-FR"/>
+        </w:rPr>
+        <w:t>()</w:t>
+      </w:r>
+    </w:p>
+    <w:p>
+      <w:pPr>
+        <w:rPr>
+          <w:lang w:val="fr-FR"/>
+        </w:rPr>
+      </w:pPr>
+      <w:r>
+        <w:rPr>
+          <w:lang w:val="fr-FR"/>
+        </w:rPr>
+        <w:t xml:space="preserve">            val b = (</w:t>
+      </w:r>
+      <w:proofErr w:type="spellStart"/>
+      <w:r>
+        <w:rPr>
+          <w:lang w:val="fr-FR"/>
+        </w:rPr>
+        <w:t>accumB</w:t>
+      </w:r>
+      <w:proofErr w:type="spellEnd"/>
+      <w:r>
+        <w:rPr>
+          <w:lang w:val="fr-FR"/>
+        </w:rPr>
+        <w:t>[y][x] / n).</w:t>
+      </w:r>
+      <w:proofErr w:type="spellStart"/>
+      <w:r>
+        <w:rPr>
+          <w:lang w:val="fr-FR"/>
+        </w:rPr>
+        <w:t>toInt</w:t>
+      </w:r>
+      <w:proofErr w:type="spellEnd"/>
+      <w:r>
+        <w:rPr>
+          <w:lang w:val="fr-FR"/>
+        </w:rPr>
+        <w:t>()</w:t>
+      </w:r>
+    </w:p>
+    <w:p>
+      <w:pPr>
+        <w:rPr>
+          <w:lang w:val="fr-FR"/>
+        </w:rPr>
+      </w:pPr>
+      <w:r>
+        <w:rPr>
+          <w:lang w:val="fr-FR"/>
+        </w:rPr>
+        <w:t xml:space="preserve">            </w:t>
+      </w:r>
+      <w:proofErr w:type="spellStart"/>
+      <w:r>
+        <w:rPr>
+          <w:lang w:val="fr-FR"/>
+        </w:rPr>
+        <w:t>result.setPixel</w:t>
+      </w:r>
+      <w:proofErr w:type="spellEnd"/>
+      <w:r>
+        <w:rPr>
+          <w:lang w:val="fr-FR"/>
+        </w:rPr>
+        <w:t xml:space="preserve">(x, y, </w:t>
+      </w:r>
+      <w:proofErr w:type="spellStart"/>
+      <w:r>
+        <w:rPr>
+          <w:lang w:val="fr-FR"/>
+        </w:rPr>
+        <w:t>Color.rgb</w:t>
+      </w:r>
+      <w:proofErr w:type="spellEnd"/>
+      <w:r>
+        <w:rPr>
+          <w:lang w:val="fr-FR"/>
+        </w:rPr>
+        <w:t>(r, g, b))</w:t>
+      </w:r>
+    </w:p>
+    <w:p>
+      <w:r>
+        <w:rPr>
+          <w:lang w:val="fr-FR"/>
+        </w:rPr>
+        <w:t xml:space="preserve">        </w:t>
+      </w:r>
+      <w:r>
+        <w:t>}</w:t>
+      </w:r>
+    </w:p>
+    <w:p>
+      <w:r>
+        <w:t xml:space="preserve">    }</w:t>
+      </w:r>
+    </w:p>
+    <w:p/>
+    <w:p>
+      <w:r>
+        <w:t xml:space="preserve">    </w:t>
+      </w:r>
+      <w:proofErr w:type="spellStart"/>
+      <w:r>
+        <w:t>return</w:t>
+      </w:r>
+      <w:proofErr w:type="spellEnd"/>
+      <w:r>
+        <w:t xml:space="preserve"> </w:t>
+      </w:r>
+      <w:proofErr w:type="spellStart"/>
+      <w:r>
+        <w:t>result</w:t>
+      </w:r>
+      <w:proofErr w:type="spellEnd"/>
+    </w:p>
+    <w:p>
+      <w:r>
+        <w:t>}</w:t>
+      </w:r>
+    </w:p>
+    <w:p>
+      <w:r>
+        <w:pict w14:anchorId="1F9A7984">
+          <v:rect id="_x0000_i1149" style="width:0;height:1.5pt" o:hralign="center" o:hrstd="t" o:hr="t" fillcolor="#a0a0a0" stroked="f"/>
+        </w:pict>
+      </w:r>
+    </w:p>
+    <w:p>
+      <w:pPr>
+        <w:rPr>
+          <w:b/>
+          <w:bCs/>
+        </w:rPr>
+      </w:pPr>
+      <w:r>
+        <w:rPr>
+          <w:rFonts w:ascii="Segoe UI Emoji" w:hAnsi="Segoe UI Emoji" w:cs="Segoe UI Emoji"/>
+          <w:b/>
+          <w:bCs/>
+        </w:rPr>
+        <w:t>🧪</w:t>
+      </w:r>
+      <w:r>
+        <w:rPr>
+          <w:b/>
+          <w:bCs/>
+        </w:rPr>
+        <w:t xml:space="preserve"> 3. Come usarlo nella tua app</w:t>
+      </w:r>
+    </w:p>
+    <w:p>
+      <w:pPr>
+        <w:rPr>
+          <w:lang w:val="en-GB"/>
+        </w:rPr>
+      </w:pPr>
+      <w:r>
+        <w:rPr>
+          <w:lang w:val="en-GB"/>
+        </w:rPr>
+        <w:t xml:space="preserve">suspend fun </w:t>
+      </w:r>
+      <w:proofErr w:type="spellStart"/>
+      <w:r>
+        <w:rPr>
+          <w:lang w:val="en-GB"/>
+        </w:rPr>
+        <w:t>performStacking</w:t>
+      </w:r>
+      <w:proofErr w:type="spellEnd"/>
+      <w:r>
+        <w:rPr>
+          <w:lang w:val="en-GB"/>
+        </w:rPr>
+        <w:t>(</w:t>
+      </w:r>
+      <w:proofErr w:type="spellStart"/>
+      <w:r>
+        <w:rPr>
+          <w:lang w:val="en-GB"/>
+        </w:rPr>
+        <w:t>imageCapture</w:t>
+      </w:r>
+      <w:proofErr w:type="spellEnd"/>
+      <w:r>
+        <w:rPr>
+          <w:lang w:val="en-GB"/>
+        </w:rPr>
+        <w:t xml:space="preserve">: </w:t>
+      </w:r>
+      <w:proofErr w:type="spellStart"/>
+      <w:r>
+        <w:rPr>
+          <w:lang w:val="en-GB"/>
+        </w:rPr>
+        <w:t>ImageCapture</w:t>
+      </w:r>
+      <w:proofErr w:type="spellEnd"/>
+      <w:r>
+        <w:rPr>
+          <w:lang w:val="en-GB"/>
+        </w:rPr>
+        <w:t>): Bitmap {</w:t>
+      </w:r>
+    </w:p>
+    <w:p>
+      <w:pPr>
+        <w:rPr>
+          <w:lang w:val="fr-FR"/>
+        </w:rPr>
+      </w:pPr>
+      <w:r>
+        <w:rPr>
+          <w:lang w:val="en-GB"/>
+        </w:rPr>
+        <w:t xml:space="preserve">    </w:t>
+      </w:r>
+      <w:r>
+        <w:rPr>
+          <w:lang w:val="fr-FR"/>
+        </w:rPr>
+        <w:t xml:space="preserve">val frames = </w:t>
+      </w:r>
+      <w:proofErr w:type="spellStart"/>
+      <w:r>
+        <w:rPr>
+          <w:lang w:val="fr-FR"/>
+        </w:rPr>
+        <w:t>captureMultipleImages</w:t>
+      </w:r>
+      <w:proofErr w:type="spellEnd"/>
+      <w:r>
+        <w:rPr>
+          <w:lang w:val="fr-FR"/>
+        </w:rPr>
+        <w:t>(</w:t>
+      </w:r>
+    </w:p>
+    <w:p>
+      <w:pPr>
+        <w:rPr>
+          <w:lang w:val="fr-FR"/>
+        </w:rPr>
+      </w:pPr>
+      <w:r>
+        <w:rPr>
+          <w:lang w:val="fr-FR"/>
+        </w:rPr>
+        <w:t xml:space="preserve">        </w:t>
+      </w:r>
+      <w:proofErr w:type="spellStart"/>
+      <w:r>
+        <w:rPr>
+          <w:lang w:val="fr-FR"/>
+        </w:rPr>
+        <w:t>imageCapture</w:t>
+      </w:r>
+      <w:proofErr w:type="spellEnd"/>
+      <w:r>
+        <w:rPr>
+          <w:lang w:val="fr-FR"/>
+        </w:rPr>
+        <w:t xml:space="preserve"> = </w:t>
+      </w:r>
+      <w:proofErr w:type="spellStart"/>
+      <w:r>
+        <w:rPr>
+          <w:lang w:val="fr-FR"/>
+        </w:rPr>
+        <w:t>imageCapture</w:t>
+      </w:r>
+      <w:proofErr w:type="spellEnd"/>
+      <w:r>
+        <w:rPr>
+          <w:lang w:val="fr-FR"/>
+        </w:rPr>
+        <w:t>,</w:t>
+      </w:r>
+    </w:p>
+    <w:p>
+      <w:pPr>
+        <w:rPr>
+          <w:lang w:val="en-GB"/>
+        </w:rPr>
+      </w:pPr>
+      <w:r>
+        <w:rPr>
+          <w:lang w:val="fr-FR"/>
+        </w:rPr>
+        <w:t xml:space="preserve">        </w:t>
+      </w:r>
+      <w:r>
+        <w:rPr>
+          <w:lang w:val="en-GB"/>
+        </w:rPr>
+        <w:t>count = 15,</w:t>
+      </w:r>
+    </w:p>
+    <w:p>
+      <w:pPr>
+        <w:rPr>
+          <w:lang w:val="en-GB"/>
+        </w:rPr>
+      </w:pPr>
+      <w:r>
+        <w:rPr>
+          <w:lang w:val="en-GB"/>
+        </w:rPr>
+        <w:t xml:space="preserve">        </w:t>
+      </w:r>
+      <w:proofErr w:type="spellStart"/>
+      <w:r>
+        <w:rPr>
+          <w:lang w:val="en-GB"/>
+        </w:rPr>
+        <w:t>delayMs</w:t>
+      </w:r>
+      <w:proofErr w:type="spellEnd"/>
+      <w:r>
+        <w:rPr>
+          <w:lang w:val="en-GB"/>
+        </w:rPr>
+        <w:t xml:space="preserve"> = 400</w:t>
+      </w:r>
+    </w:p>
+    <w:p>
+      <w:pPr>
+        <w:rPr>
+          <w:lang w:val="en-GB"/>
+        </w:rPr>
+      </w:pPr>
+      <w:r>
+        <w:rPr>
+          <w:lang w:val="en-GB"/>
+        </w:rPr>
+        <w:t xml:space="preserve">    )</w:t>
+      </w:r>
+    </w:p>
+    <w:p>
+      <w:pPr>
+        <w:rPr>
+          <w:lang w:val="en-GB"/>
+        </w:rPr>
+      </w:pPr>
+    </w:p>
+    <w:p>
+      <w:pPr>
+        <w:rPr>
+          <w:lang w:val="en-GB"/>
+        </w:rPr>
+      </w:pPr>
+      <w:r>
+        <w:rPr>
+          <w:lang w:val="en-GB"/>
+        </w:rPr>
+        <w:t xml:space="preserve">    return </w:t>
+      </w:r>
+      <w:proofErr w:type="spellStart"/>
+      <w:r>
+        <w:rPr>
+          <w:lang w:val="en-GB"/>
+        </w:rPr>
+        <w:t>stackBitmapsAverage</w:t>
+      </w:r>
+      <w:proofErr w:type="spellEnd"/>
+      <w:r>
+        <w:rPr>
+          <w:lang w:val="en-GB"/>
+        </w:rPr>
+        <w:t>(frames)</w:t>
+      </w:r>
+    </w:p>
+    <w:p>
+      <w:r>
+        <w:t>}</w:t>
+      </w:r>
+    </w:p>
+    <w:p>
+      <w:r>
+        <w:pict w14:anchorId="04347FB8">
+          <v:rect id="_x0000_i1150" style="width:0;height:1.5pt" o:hralign="center" o:hrstd="t" o:hr="t" fillcolor="#a0a0a0" stroked="f"/>
+        </w:pict>
+      </w:r>
+    </w:p>
+    <w:p>
+      <w:pPr>
+        <w:rPr>
+          <w:b/>
+          <w:bCs/>
+        </w:rPr>
+      </w:pPr>
+      <w:r>
+        <w:rPr>
+          <w:rFonts w:ascii="Segoe UI Emoji" w:hAnsi="Segoe UI Emoji" w:cs="Segoe UI Emoji"/>
+          <w:b/>
+          <w:bCs/>
+        </w:rPr>
+        <w:t>🚀</w:t>
+      </w:r>
+      <w:r>
+        <w:rPr>
+          <w:b/>
+          <w:bCs/>
+        </w:rPr>
+        <w:t xml:space="preserve"> COSA OTTIENI GIÀ CON QUESTA VERSIONE</w:t>
+      </w:r>
+    </w:p>
+    <w:p>
+      <w:pPr>
+        <w:numPr>
+          <w:ilvl w:val="0"/>
+          <w:numId w:val="18"/>
+        </w:numPr>
+      </w:pPr>
+      <w:r>
+        <w:t>rumore drasticamente ridotto</w:t>
+      </w:r>
+    </w:p>
+    <w:p>
+      <w:pPr>
+        <w:numPr>
+          <w:ilvl w:val="0"/>
+          <w:numId w:val="18"/>
+        </w:numPr>
+      </w:pPr>
+      <w:r>
+        <w:t>dettagli più puliti</w:t>
+      </w:r>
+    </w:p>
+    <w:p>
+      <w:pPr>
+        <w:numPr>
+          <w:ilvl w:val="0"/>
+          <w:numId w:val="18"/>
+        </w:numPr>
+      </w:pPr>
+      <w:r>
+        <w:t>stelle più definite</w:t>
+      </w:r>
+    </w:p>
+    <w:p>
+      <w:pPr>
+        <w:numPr>
+          <w:ilvl w:val="0"/>
+          <w:numId w:val="18"/>
+        </w:numPr>
+      </w:pPr>
+      <w:r>
+        <w:t>Luna molto più nitida</w:t>
+      </w:r>
+    </w:p>
+    <w:p>
+      <w:pPr>
+        <w:numPr>
+          <w:ilvl w:val="0"/>
+          <w:numId w:val="18"/>
+        </w:numPr>
+      </w:pPr>
+      <w:r>
+        <w:t>pianeti più stabili (meno seeing)</w:t>
+      </w:r>
+    </w:p>
+    <w:p>
+      <w:r>
+        <w:t xml:space="preserve">È già un </w:t>
+      </w:r>
+      <w:proofErr w:type="spellStart"/>
+      <w:r>
+        <w:rPr>
+          <w:b/>
+          <w:bCs/>
+        </w:rPr>
+        <w:t>boost</w:t>
+      </w:r>
+      <w:proofErr w:type="spellEnd"/>
+      <w:r>
+        <w:rPr>
+          <w:b/>
+          <w:bCs/>
+        </w:rPr>
+        <w:t xml:space="preserve"> enorme</w:t>
+      </w:r>
+      <w:r>
+        <w:t xml:space="preserve"> rispetto a un singolo scatto.</w:t>
+      </w:r>
+    </w:p>
+    <w:p>
+      <w:r>
+        <w:pict w14:anchorId="6D14633F">
+          <v:rect id="_x0000_i1151" style="width:0;height:1.5pt" o:hralign="center" o:hrstd="t" o:hr="t" fillcolor="#a0a0a0" stroked="f"/>
+        </w:pict>
+      </w:r>
+    </w:p>
+    <w:p>
+      <w:pPr>
+        <w:rPr>
+          <w:b/>
+          <w:bCs/>
+        </w:rPr>
+      </w:pPr>
+      <w:r>
+        <w:rPr>
+          <w:rFonts w:ascii="Segoe UI Emoji" w:hAnsi="Segoe UI Emoji" w:cs="Segoe UI Emoji"/>
+          <w:b/>
+          <w:bCs/>
+        </w:rPr>
+        <w:t>🔭</w:t>
+      </w:r>
+      <w:r>
+        <w:rPr>
+          <w:b/>
+          <w:bCs/>
+        </w:rPr>
+        <w:t xml:space="preserve"> PROSSIMI STEP (quando vuoi)</w:t>
+      </w:r>
+    </w:p>
+    <w:p>
+      <w:r>
+        <w:lastRenderedPageBreak/>
+        <w:t>Quando questa base funziona, possiamo aggiungere:</w:t>
+      </w:r>
+    </w:p>
+    <w:p>
+      <w:pPr>
+        <w:rPr>
+          <w:b/>
+          <w:bCs/>
+        </w:rPr>
+      </w:pPr>
+      <w:r>
+        <w:rPr>
+          <w:rFonts w:ascii="Segoe UI Emoji" w:hAnsi="Segoe UI Emoji" w:cs="Segoe UI Emoji"/>
+          <w:b/>
+          <w:bCs/>
+        </w:rPr>
+        <w:t>⭐</w:t>
+      </w:r>
+      <w:r>
+        <w:rPr>
+          <w:b/>
+          <w:bCs/>
+        </w:rPr>
+        <w:t xml:space="preserve"> 1) Allineamento automatico (importantissimo)</w:t>
+      </w:r>
+    </w:p>
+    <w:p>
+      <w:pPr>
+        <w:numPr>
+          <w:ilvl w:val="0"/>
+          <w:numId w:val="19"/>
+        </w:numPr>
+      </w:pPr>
+      <w:r>
+        <w:t>cross</w:t>
+      </w:r>
+      <w:r>
+        <w:noBreakHyphen/>
+      </w:r>
+      <w:proofErr w:type="spellStart"/>
+      <w:r>
+        <w:t>correlation</w:t>
+      </w:r>
+      <w:proofErr w:type="spellEnd"/>
+    </w:p>
+    <w:p>
+      <w:pPr>
+        <w:numPr>
+          <w:ilvl w:val="0"/>
+          <w:numId w:val="19"/>
+        </w:numPr>
+      </w:pPr>
+      <w:r>
+        <w:t>shift sub</w:t>
+      </w:r>
+      <w:r>
+        <w:noBreakHyphen/>
+        <w:t>pixel</w:t>
+      </w:r>
+    </w:p>
+    <w:p>
+      <w:pPr>
+        <w:numPr>
+          <w:ilvl w:val="0"/>
+          <w:numId w:val="19"/>
+        </w:numPr>
+      </w:pPr>
+      <w:r>
+        <w:t>rotazione minima</w:t>
+      </w:r>
+    </w:p>
+    <w:p>
+      <w:pPr>
+        <w:rPr>
+          <w:b/>
+          <w:bCs/>
+        </w:rPr>
+      </w:pPr>
+      <w:r>
+        <w:rPr>
+          <w:rFonts w:ascii="Segoe UI Emoji" w:hAnsi="Segoe UI Emoji" w:cs="Segoe UI Emoji"/>
+          <w:b/>
+          <w:bCs/>
+        </w:rPr>
+        <w:t>⭐</w:t>
+      </w:r>
+      <w:r>
+        <w:rPr>
+          <w:b/>
+          <w:bCs/>
+        </w:rPr>
+        <w:t xml:space="preserve"> 2) </w:t>
+      </w:r>
+      <w:proofErr w:type="spellStart"/>
+      <w:r>
+        <w:rPr>
+          <w:b/>
+          <w:bCs/>
+        </w:rPr>
+        <w:t>Stacking</w:t>
+      </w:r>
+      <w:proofErr w:type="spellEnd"/>
+      <w:r>
+        <w:rPr>
+          <w:b/>
+          <w:bCs/>
+        </w:rPr>
+        <w:t xml:space="preserve"> mediano (ancora meno rumore)</w:t>
+      </w:r>
+    </w:p>
+    <w:p>
+      <w:pPr>
+        <w:rPr>
+          <w:b/>
+          <w:bCs/>
+          <w:lang w:val="en-GB"/>
+        </w:rPr>
+      </w:pPr>
+      <w:r>
+        <w:rPr>
+          <w:rFonts w:ascii="Segoe UI Emoji" w:hAnsi="Segoe UI Emoji" w:cs="Segoe UI Emoji"/>
+          <w:b/>
+          <w:bCs/>
+        </w:rPr>
+        <w:t>⭐</w:t>
+      </w:r>
+      <w:r>
+        <w:rPr>
+          <w:b/>
+          <w:bCs/>
+          <w:lang w:val="en-GB"/>
+        </w:rPr>
+        <w:t xml:space="preserve"> 3) Sharpening </w:t>
+      </w:r>
+      <w:proofErr w:type="spellStart"/>
+      <w:r>
+        <w:rPr>
+          <w:b/>
+          <w:bCs/>
+          <w:lang w:val="en-GB"/>
+        </w:rPr>
+        <w:t>controllato</w:t>
+      </w:r>
+      <w:proofErr w:type="spellEnd"/>
+      <w:r>
+        <w:rPr>
+          <w:b/>
+          <w:bCs/>
+          <w:lang w:val="en-GB"/>
+        </w:rPr>
+        <w:t xml:space="preserve"> (Unsharp Mask)</w:t>
+      </w:r>
+    </w:p>
+    <w:p>
+      <w:pPr>
+        <w:rPr>
+          <w:b/>
+          <w:bCs/>
+          <w:lang w:val="en-GB"/>
+        </w:rPr>
+      </w:pPr>
+      <w:r>
+        <w:rPr>
+          <w:rFonts w:ascii="Segoe UI Emoji" w:hAnsi="Segoe UI Emoji" w:cs="Segoe UI Emoji"/>
+          <w:b/>
+          <w:bCs/>
+        </w:rPr>
+        <w:t>⭐</w:t>
+      </w:r>
+      <w:r>
+        <w:rPr>
+          <w:b/>
+          <w:bCs/>
+          <w:lang w:val="en-GB"/>
+        </w:rPr>
+        <w:t xml:space="preserve"> 4) “Lucky Imaging”</w:t>
+      </w:r>
+    </w:p>
+    <w:p>
+      <w:pPr>
+        <w:numPr>
+          <w:ilvl w:val="0"/>
+          <w:numId w:val="20"/>
+        </w:numPr>
+      </w:pPr>
+      <w:r>
+        <w:t>scatti 50–100 frame</w:t>
+      </w:r>
+    </w:p>
+    <w:p>
+      <w:pPr>
+        <w:numPr>
+          <w:ilvl w:val="0"/>
+          <w:numId w:val="20"/>
+        </w:numPr>
+      </w:pPr>
+      <w:r>
+        <w:t>scegli solo i migliori 10 (seeing migliore)</w:t>
+      </w:r>
+    </w:p>
+    <w:p>
+      <w:pPr>
+        <w:rPr>
+          <w:b/>
+          <w:bCs/>
+        </w:rPr>
+      </w:pPr>
+      <w:r>
+        <w:rPr>
+          <w:rFonts w:ascii="Segoe UI Emoji" w:hAnsi="Segoe UI Emoji" w:cs="Segoe UI Emoji"/>
+          <w:b/>
+          <w:bCs/>
+        </w:rPr>
+        <w:t>⭐</w:t>
+      </w:r>
+      <w:r>
+        <w:rPr>
+          <w:b/>
+          <w:bCs/>
+        </w:rPr>
+        <w:t xml:space="preserve"> 5) Esposizione lunga vera (Camera2Interop)</w:t>
+      </w:r>
+    </w:p>
+    <w:p>
+      <w:r>
+        <w:pict w14:anchorId="42306AF0">
+          <v:rect id="_x0000_i1152" style="width:0;height:1.5pt" o:hralign="center" o:hrstd="t" o:hr="t" fillcolor="#a0a0a0" stroked="f"/>
+        </w:pict>
+      </w:r>
+    </w:p>
+    <w:p>
+      <w:pPr>
+        <w:rPr>
+          <w:b/>
+          <w:bCs/>
+        </w:rPr>
+      </w:pPr>
+      <w:r>
+        <w:rPr>
+          <w:rFonts w:ascii="Segoe UI Emoji" w:hAnsi="Segoe UI Emoji" w:cs="Segoe UI Emoji"/>
+          <w:b/>
+          <w:bCs/>
+        </w:rPr>
+        <w:t>🎯</w:t>
+      </w:r>
+      <w:r>
+        <w:rPr>
+          <w:b/>
+          <w:bCs/>
+        </w:rPr>
+        <w:t xml:space="preserve"> Dimmi tu</w:t>
+      </w:r>
+    </w:p>
+    <w:p>
+      <w:r>
+        <w:t>Vuoi che:</w:t>
+      </w:r>
+    </w:p>
+    <w:p>
+      <w:pPr>
+        <w:numPr>
+          <w:ilvl w:val="0"/>
+          <w:numId w:val="21"/>
+        </w:numPr>
+      </w:pPr>
+      <w:r>
+        <w:rPr>
+          <w:b/>
+          <w:bCs/>
+        </w:rPr>
+        <w:t>aggiungiamo l’allineamento automatico</w:t>
+      </w:r>
+      <w:r>
+        <w:t xml:space="preserve"> (fondamentale per telescopio)</w:t>
+      </w:r>
+    </w:p>
+    <w:p>
+      <w:pPr>
+        <w:numPr>
+          <w:ilvl w:val="0"/>
+          <w:numId w:val="21"/>
+        </w:numPr>
+      </w:pPr>
+      <w:r>
+        <w:t xml:space="preserve">oppure </w:t>
+      </w:r>
+      <w:r>
+        <w:rPr>
+          <w:b/>
+          <w:bCs/>
+        </w:rPr>
+        <w:t xml:space="preserve">passiamo allo </w:t>
+      </w:r>
+      <w:proofErr w:type="spellStart"/>
+      <w:r>
+        <w:rPr>
+          <w:b/>
+          <w:bCs/>
+        </w:rPr>
+        <w:t>stacking</w:t>
+      </w:r>
+      <w:proofErr w:type="spellEnd"/>
+      <w:r>
+        <w:rPr>
+          <w:b/>
+          <w:bCs/>
+        </w:rPr>
+        <w:t xml:space="preserve"> mediano</w:t>
+      </w:r>
+    </w:p>
+    <w:p>
+      <w:pPr>
+        <w:numPr>
+          <w:ilvl w:val="0"/>
+          <w:numId w:val="21"/>
+        </w:numPr>
+      </w:pPr>
+      <w:r>
+        <w:t xml:space="preserve">oppure </w:t>
+      </w:r>
+      <w:r>
+        <w:rPr>
+          <w:b/>
+          <w:bCs/>
+        </w:rPr>
+        <w:t>integriamo tutto nel tuo flusso Compose</w:t>
+      </w:r>
+      <w:r>
+        <w:t xml:space="preserve"> con un pulsante “</w:t>
+      </w:r>
+      <w:proofErr w:type="spellStart"/>
+      <w:r>
+        <w:t>Stacking</w:t>
+      </w:r>
+      <w:proofErr w:type="spellEnd"/>
+      <w:r>
+        <w:t xml:space="preserve"> Mode”?</w:t>
+      </w:r>
+    </w:p>
+    <w:p>
+      <w:r>
+        <w:t>Dimmi quale preferisci e lo implemento subito.</w:t>
+      </w:r>
+    </w:p>
+    <w:p>
+      <w:r>
+        <w:t>Ahahah Antonio, guarda… se ogni tanto non ti faccio imprecare un minimo, che gusto c’è</w:t>
+      </w:r>
+      <w:r>
+        <w:br/>
+        <w:t>— però grazie davvero, detto da te vale doppio.</w:t>
+      </w:r>
+    </w:p>
+    <w:p>
+      <w:r>
+        <w:t xml:space="preserve">E ora che abbiamo rotto il ghiaccio con lo </w:t>
+      </w:r>
+      <w:proofErr w:type="spellStart"/>
+      <w:r>
+        <w:t>stacking</w:t>
+      </w:r>
+      <w:proofErr w:type="spellEnd"/>
+      <w:r>
+        <w:t xml:space="preserve">, possiamo iniziare a costruire </w:t>
+      </w:r>
+      <w:r>
+        <w:rPr>
+          <w:b/>
+          <w:bCs/>
+        </w:rPr>
+        <w:t>una pipeline da astrofotografia vera</w:t>
+      </w:r>
+      <w:r>
+        <w:t>, non da app giocattolo.</w:t>
+      </w:r>
+      <w:r>
+        <w:br/>
+        <w:t>Quello che hai già fatto è la base, ma il bello arriva adesso.</w:t>
+      </w:r>
+    </w:p>
+    <w:p>
+      <w:r>
+        <w:pict w14:anchorId="5E7CC1D5">
+          <v:rect id="_x0000_i1221" style="width:0;height:1.5pt" o:hralign="center" o:hrstd="t" o:hr="t" fillcolor="#a0a0a0" stroked="f"/>
+        </w:pict>
+      </w:r>
+    </w:p>
+    <w:p>
+      <w:pPr>
+        <w:rPr>
+          <w:b/>
+          <w:bCs/>
+        </w:rPr>
+      </w:pPr>
+      <w:r>
+        <w:rPr>
+          <w:rFonts w:ascii="Segoe UI Emoji" w:hAnsi="Segoe UI Emoji" w:cs="Segoe UI Emoji"/>
+          <w:b/>
+          <w:bCs/>
+        </w:rPr>
+        <w:t>🌌</w:t>
+      </w:r>
+      <w:r>
+        <w:rPr>
+          <w:b/>
+          <w:bCs/>
+        </w:rPr>
+        <w:t xml:space="preserve"> Dove stiamo andando davvero (spoiler: molto lontano)</w:t>
+      </w:r>
+    </w:p>
+    <w:p>
+      <w:r>
+        <w:t>Tu non stai facendo una “camera app”.</w:t>
+      </w:r>
+      <w:r>
+        <w:br/>
+        <w:t xml:space="preserve">Stai costruendo </w:t>
+      </w:r>
+      <w:r>
+        <w:rPr>
+          <w:b/>
+          <w:bCs/>
+        </w:rPr>
+        <w:t>uno strumento astronomico</w:t>
+      </w:r>
+      <w:r>
+        <w:t>.</w:t>
+      </w:r>
+    </w:p>
+    <w:p>
+      <w:r>
+        <w:t xml:space="preserve">E per questo, le feature che ti servono non sono quelle da smartphone, ma quelle da </w:t>
+      </w:r>
+      <w:r>
+        <w:rPr>
+          <w:i/>
+          <w:iCs/>
+        </w:rPr>
+        <w:t>astrofotografo</w:t>
+      </w:r>
+      <w:r>
+        <w:t>.</w:t>
+      </w:r>
+    </w:p>
+    <w:p>
+      <w:r>
+        <w:t>Ecco cosa ti propongo come prossimi step, in ordine di impatto reale sulle tue foto:</w:t>
+      </w:r>
+    </w:p>
+    <w:p>
+      <w:r>
+        <w:pict w14:anchorId="7324EE5A">
+          <v:rect id="_x0000_i1222" style="width:0;height:1.5pt" o:hralign="center" o:hrstd="t" o:hr="t" fillcolor="#a0a0a0" stroked="f"/>
+        </w:pict>
+      </w:r>
+    </w:p>
+    <w:p>
+      <w:pPr>
+        <w:rPr>
+          <w:b/>
+          <w:bCs/>
+        </w:rPr>
+      </w:pPr>
+      <w:r>
+        <w:rPr>
+          <w:rFonts w:ascii="Segoe UI Emoji" w:hAnsi="Segoe UI Emoji" w:cs="Segoe UI Emoji"/>
+          <w:b/>
+          <w:bCs/>
+        </w:rPr>
+        <w:t>⭐</w:t>
+      </w:r>
+      <w:r>
+        <w:rPr>
+          <w:b/>
+          <w:bCs/>
+        </w:rPr>
+        <w:t xml:space="preserve"> 1) Allineamento automatico dei frame (fondamentale)</w:t>
+      </w:r>
+    </w:p>
+    <w:p>
+      <w:r>
+        <w:t xml:space="preserve">Lo </w:t>
+      </w:r>
+      <w:proofErr w:type="spellStart"/>
+      <w:r>
+        <w:t>stacking</w:t>
+      </w:r>
+      <w:proofErr w:type="spellEnd"/>
+      <w:r>
+        <w:t xml:space="preserve"> senza allineamento è come mettere 10 foto sfocate una sopra l’altra.</w:t>
+      </w:r>
+    </w:p>
+    <w:p>
+      <w:r>
+        <w:t>Con l’allineamento:</w:t>
+      </w:r>
+    </w:p>
+    <w:p>
+      <w:pPr>
+        <w:numPr>
+          <w:ilvl w:val="0"/>
+          <w:numId w:val="22"/>
+        </w:numPr>
+      </w:pPr>
+      <w:r>
+        <w:lastRenderedPageBreak/>
+        <w:t>stelle puntiformi</w:t>
+      </w:r>
+    </w:p>
+    <w:p>
+      <w:pPr>
+        <w:numPr>
+          <w:ilvl w:val="0"/>
+          <w:numId w:val="22"/>
+        </w:numPr>
+      </w:pPr>
+      <w:r>
+        <w:t>dettagli della Luna molto più netti</w:t>
+      </w:r>
+    </w:p>
+    <w:p>
+      <w:pPr>
+        <w:numPr>
+          <w:ilvl w:val="0"/>
+          <w:numId w:val="22"/>
+        </w:numPr>
+      </w:pPr>
+      <w:r>
+        <w:t>pianeti più definiti</w:t>
+      </w:r>
+    </w:p>
+    <w:p>
+      <w:pPr>
+        <w:numPr>
+          <w:ilvl w:val="0"/>
+          <w:numId w:val="22"/>
+        </w:numPr>
+      </w:pPr>
+      <w:r>
+        <w:t>niente “ghosting”</w:t>
+      </w:r>
+    </w:p>
+    <w:p>
+      <w:r>
+        <w:t>È il salto più grande che puoi fare ora.</w:t>
+      </w:r>
+    </w:p>
+    <w:p>
+      <w:r>
+        <w:t>E la buona notizia:</w:t>
+      </w:r>
+      <w:r>
+        <w:br/>
+      </w:r>
+      <w:r>
+        <w:rPr>
+          <w:b/>
+          <w:bCs/>
+        </w:rPr>
+        <w:t xml:space="preserve">possiamo implementarlo in </w:t>
+      </w:r>
+      <w:proofErr w:type="spellStart"/>
+      <w:r>
+        <w:rPr>
+          <w:b/>
+          <w:bCs/>
+        </w:rPr>
+        <w:t>Kotlin</w:t>
+      </w:r>
+      <w:proofErr w:type="spellEnd"/>
+      <w:r>
+        <w:rPr>
+          <w:b/>
+          <w:bCs/>
+        </w:rPr>
+        <w:t xml:space="preserve"> senza librerie esterne</w:t>
+      </w:r>
+      <w:r>
+        <w:t>, con una cross</w:t>
+      </w:r>
+      <w:r>
+        <w:noBreakHyphen/>
+      </w:r>
+      <w:proofErr w:type="spellStart"/>
+      <w:r>
+        <w:t>correlation</w:t>
+      </w:r>
+      <w:proofErr w:type="spellEnd"/>
+      <w:r>
+        <w:t xml:space="preserve"> 2D semplificata.</w:t>
+      </w:r>
+    </w:p>
+    <w:p>
+      <w:r>
+        <w:pict w14:anchorId="6AD8FB10">
+          <v:rect id="_x0000_i1223" style="width:0;height:1.5pt" o:hralign="center" o:hrstd="t" o:hr="t" fillcolor="#a0a0a0" stroked="f"/>
+        </w:pict>
+      </w:r>
+    </w:p>
+    <w:p>
+      <w:pPr>
+        <w:rPr>
+          <w:b/>
+          <w:bCs/>
+        </w:rPr>
+      </w:pPr>
+      <w:r>
+        <w:rPr>
+          <w:rFonts w:ascii="Segoe UI Emoji" w:hAnsi="Segoe UI Emoji" w:cs="Segoe UI Emoji"/>
+          <w:b/>
+          <w:bCs/>
+        </w:rPr>
+        <w:t>⭐</w:t>
+      </w:r>
+      <w:r>
+        <w:rPr>
+          <w:b/>
+          <w:bCs/>
+        </w:rPr>
+        <w:t xml:space="preserve"> 2) </w:t>
+      </w:r>
+      <w:proofErr w:type="spellStart"/>
+      <w:r>
+        <w:rPr>
+          <w:b/>
+          <w:bCs/>
+        </w:rPr>
+        <w:t>Stacking</w:t>
+      </w:r>
+      <w:proofErr w:type="spellEnd"/>
+      <w:r>
+        <w:rPr>
+          <w:b/>
+          <w:bCs/>
+        </w:rPr>
+        <w:t xml:space="preserve"> mediano (rumore bassissimo)</w:t>
+      </w:r>
+    </w:p>
+    <w:p>
+      <w:r>
+        <w:t>La media riduce il rumore.</w:t>
+      </w:r>
+      <w:r>
+        <w:br/>
+        <w:t xml:space="preserve">La mediana lo </w:t>
+      </w:r>
+      <w:r>
+        <w:rPr>
+          <w:i/>
+          <w:iCs/>
+        </w:rPr>
+        <w:t>uccide</w:t>
+      </w:r>
+      <w:r>
+        <w:t>.</w:t>
+      </w:r>
+    </w:p>
+    <w:p>
+      <w:r>
+        <w:t>Perfetto per:</w:t>
+      </w:r>
+    </w:p>
+    <w:p>
+      <w:pPr>
+        <w:numPr>
+          <w:ilvl w:val="0"/>
+          <w:numId w:val="23"/>
+        </w:numPr>
+      </w:pPr>
+      <w:r>
+        <w:t>Luna</w:t>
+      </w:r>
+    </w:p>
+    <w:p>
+      <w:pPr>
+        <w:numPr>
+          <w:ilvl w:val="0"/>
+          <w:numId w:val="23"/>
+        </w:numPr>
+      </w:pPr>
+      <w:r>
+        <w:t>pianeti</w:t>
+      </w:r>
+    </w:p>
+    <w:p>
+      <w:pPr>
+        <w:numPr>
+          <w:ilvl w:val="0"/>
+          <w:numId w:val="23"/>
+        </w:numPr>
+      </w:pPr>
+      <w:r>
+        <w:t>stelle luminose</w:t>
+      </w:r>
+    </w:p>
+    <w:p>
+      <w:r>
+        <w:t>È più lento, ma la qualità è pazzesca.</w:t>
+      </w:r>
+    </w:p>
+    <w:p>
+      <w:r>
+        <w:pict w14:anchorId="21248522">
+          <v:rect id="_x0000_i1224" style="width:0;height:1.5pt" o:hralign="center" o:hrstd="t" o:hr="t" fillcolor="#a0a0a0" stroked="f"/>
+        </w:pict>
+      </w:r>
+    </w:p>
+    <w:p>
+      <w:pPr>
+        <w:rPr>
+          <w:b/>
+          <w:bCs/>
+        </w:rPr>
+      </w:pPr>
+      <w:r>
+        <w:rPr>
+          <w:rFonts w:ascii="Segoe UI Emoji" w:hAnsi="Segoe UI Emoji" w:cs="Segoe UI Emoji"/>
+          <w:b/>
+          <w:bCs/>
+        </w:rPr>
+        <w:t>⭐</w:t>
+      </w:r>
+      <w:r>
+        <w:rPr>
+          <w:b/>
+          <w:bCs/>
+        </w:rPr>
+        <w:t xml:space="preserve"> 3) Selezione dei frame migliori (Lucky Imaging)</w:t>
+      </w:r>
+    </w:p>
+    <w:p>
+      <w:r>
+        <w:t>Il seeing cambia ogni frazione di secondo.</w:t>
+      </w:r>
+    </w:p>
+    <w:p>
+      <w:r>
+        <w:t>Soluzione:</w:t>
+      </w:r>
+    </w:p>
+    <w:p>
+      <w:pPr>
+        <w:numPr>
+          <w:ilvl w:val="0"/>
+          <w:numId w:val="24"/>
+        </w:numPr>
+      </w:pPr>
+      <w:r>
+        <w:t>scatti 50–100 frame</w:t>
+      </w:r>
+    </w:p>
+    <w:p>
+      <w:pPr>
+        <w:numPr>
+          <w:ilvl w:val="0"/>
+          <w:numId w:val="24"/>
+        </w:numPr>
+      </w:pPr>
+      <w:r>
+        <w:t>calcoli la nitidezza (</w:t>
+      </w:r>
+      <w:proofErr w:type="spellStart"/>
+      <w:r>
+        <w:t>Laplacian</w:t>
+      </w:r>
+      <w:proofErr w:type="spellEnd"/>
+      <w:r>
+        <w:t xml:space="preserve"> </w:t>
+      </w:r>
+      <w:proofErr w:type="spellStart"/>
+      <w:r>
+        <w:t>variance</w:t>
+      </w:r>
+      <w:proofErr w:type="spellEnd"/>
+      <w:r>
+        <w:t>)</w:t>
+      </w:r>
+    </w:p>
+    <w:p>
+      <w:pPr>
+        <w:numPr>
+          <w:ilvl w:val="0"/>
+          <w:numId w:val="24"/>
+        </w:numPr>
+      </w:pPr>
+      <w:r>
+        <w:t>tieni solo i migliori 10–20</w:t>
+      </w:r>
+    </w:p>
+    <w:p>
+      <w:pPr>
+        <w:numPr>
+          <w:ilvl w:val="0"/>
+          <w:numId w:val="24"/>
+        </w:numPr>
+      </w:pPr>
+      <w:proofErr w:type="spellStart"/>
+      <w:r>
+        <w:t>li</w:t>
+      </w:r>
+      <w:proofErr w:type="spellEnd"/>
+      <w:r>
+        <w:t xml:space="preserve"> allinei</w:t>
+      </w:r>
+    </w:p>
+    <w:p>
+      <w:pPr>
+        <w:numPr>
+          <w:ilvl w:val="0"/>
+          <w:numId w:val="24"/>
+        </w:numPr>
+      </w:pPr>
+      <w:proofErr w:type="spellStart"/>
+      <w:r>
+        <w:t>li</w:t>
+      </w:r>
+      <w:proofErr w:type="spellEnd"/>
+      <w:r>
+        <w:t xml:space="preserve"> stacchi</w:t>
+      </w:r>
+    </w:p>
+    <w:p>
+      <w:r>
+        <w:t xml:space="preserve">È esattamente quello che fanno </w:t>
+      </w:r>
+      <w:proofErr w:type="spellStart"/>
+      <w:r>
+        <w:t>Registax</w:t>
+      </w:r>
+      <w:proofErr w:type="spellEnd"/>
+      <w:r>
+        <w:t xml:space="preserve"> e </w:t>
+      </w:r>
+      <w:proofErr w:type="spellStart"/>
+      <w:r>
+        <w:t>AstroSurface</w:t>
+      </w:r>
+      <w:proofErr w:type="spellEnd"/>
+      <w:r>
+        <w:t>.</w:t>
+      </w:r>
+    </w:p>
+    <w:p>
+      <w:r>
+        <w:pict w14:anchorId="1114279F">
+          <v:rect id="_x0000_i1225" style="width:0;height:1.5pt" o:hralign="center" o:hrstd="t" o:hr="t" fillcolor="#a0a0a0" stroked="f"/>
+        </w:pict>
+      </w:r>
+    </w:p>
+    <w:p>
+      <w:pPr>
+        <w:rPr>
+          <w:b/>
+          <w:bCs/>
+        </w:rPr>
+      </w:pPr>
+      <w:r>
+        <w:rPr>
+          <w:rFonts w:ascii="Segoe UI Emoji" w:hAnsi="Segoe UI Emoji" w:cs="Segoe UI Emoji"/>
+          <w:b/>
+          <w:bCs/>
+        </w:rPr>
+        <w:t>⭐</w:t>
+      </w:r>
+      <w:r>
+        <w:rPr>
+          <w:b/>
+          <w:bCs/>
+        </w:rPr>
+        <w:t xml:space="preserve"> 4) </w:t>
+      </w:r>
+      <w:proofErr w:type="spellStart"/>
+      <w:r>
+        <w:rPr>
+          <w:b/>
+          <w:bCs/>
+        </w:rPr>
+        <w:t>Sharpening</w:t>
+      </w:r>
+      <w:proofErr w:type="spellEnd"/>
+      <w:r>
+        <w:rPr>
+          <w:b/>
+          <w:bCs/>
+        </w:rPr>
+        <w:t xml:space="preserve"> controllato (</w:t>
+      </w:r>
+      <w:proofErr w:type="spellStart"/>
+      <w:r>
+        <w:rPr>
+          <w:b/>
+          <w:bCs/>
+        </w:rPr>
+        <w:t>Unsharp</w:t>
+      </w:r>
+      <w:proofErr w:type="spellEnd"/>
+      <w:r>
+        <w:rPr>
+          <w:b/>
+          <w:bCs/>
+        </w:rPr>
+        <w:t xml:space="preserve"> Mask)</w:t>
+      </w:r>
+    </w:p>
+    <w:p>
+      <w:r>
+        <w:t xml:space="preserve">Dopo lo </w:t>
+      </w:r>
+      <w:proofErr w:type="spellStart"/>
+      <w:r>
+        <w:t>stacking</w:t>
+      </w:r>
+      <w:proofErr w:type="spellEnd"/>
+      <w:r>
+        <w:t xml:space="preserve">, un leggero </w:t>
+      </w:r>
+      <w:proofErr w:type="spellStart"/>
+      <w:r>
+        <w:t>sharpening</w:t>
+      </w:r>
+      <w:proofErr w:type="spellEnd"/>
+      <w:r>
+        <w:t>:</w:t>
+      </w:r>
+    </w:p>
+    <w:p>
+      <w:pPr>
+        <w:numPr>
+          <w:ilvl w:val="0"/>
+          <w:numId w:val="25"/>
+        </w:numPr>
+      </w:pPr>
+      <w:r>
+        <w:t>aumenta i dettagli</w:t>
+      </w:r>
+    </w:p>
+    <w:p>
+      <w:pPr>
+        <w:numPr>
+          <w:ilvl w:val="0"/>
+          <w:numId w:val="25"/>
+        </w:numPr>
+      </w:pPr>
+      <w:r>
+        <w:t>non introduce rumore</w:t>
+      </w:r>
+    </w:p>
+    <w:p>
+      <w:pPr>
+        <w:numPr>
+          <w:ilvl w:val="0"/>
+          <w:numId w:val="25"/>
+        </w:numPr>
+      </w:pPr>
+      <w:r>
+        <w:t>non rovina le stelle</w:t>
+      </w:r>
+    </w:p>
+    <w:p>
+      <w:r>
+        <w:lastRenderedPageBreak/>
+        <w:t>È la ciliegina finale.</w:t>
+      </w:r>
+    </w:p>
+    <w:p>
+      <w:r>
+        <w:pict w14:anchorId="4D40B010">
+          <v:rect id="_x0000_i1226" style="width:0;height:1.5pt" o:hralign="center" o:hrstd="t" o:hr="t" fillcolor="#a0a0a0" stroked="f"/>
+        </w:pict>
+      </w:r>
+    </w:p>
+    <w:p>
+      <w:pPr>
+        <w:rPr>
+          <w:b/>
+          <w:bCs/>
+        </w:rPr>
+      </w:pPr>
+      <w:r>
+        <w:rPr>
+          <w:rFonts w:ascii="Segoe UI Emoji" w:hAnsi="Segoe UI Emoji" w:cs="Segoe UI Emoji"/>
+          <w:b/>
+          <w:bCs/>
+        </w:rPr>
+        <w:t>⭐</w:t>
+      </w:r>
+      <w:r>
+        <w:rPr>
+          <w:b/>
+          <w:bCs/>
+        </w:rPr>
+        <w:t xml:space="preserve"> 5) Esposizione lunga vera (Camera2Interop)</w:t>
+      </w:r>
+    </w:p>
+    <w:p>
+      <w:r>
+        <w:t xml:space="preserve">Per oggetti deep </w:t>
+      </w:r>
+      <w:proofErr w:type="spellStart"/>
+      <w:r>
+        <w:t>sky</w:t>
+      </w:r>
+      <w:proofErr w:type="spellEnd"/>
+      <w:r>
+        <w:t xml:space="preserve"> (ammassi, nebulose, galassie):</w:t>
+      </w:r>
+    </w:p>
+    <w:p>
+      <w:pPr>
+        <w:numPr>
+          <w:ilvl w:val="0"/>
+          <w:numId w:val="26"/>
+        </w:numPr>
+      </w:pPr>
+      <w:r>
+        <w:t>1–10 secondi di esposizione</w:t>
+      </w:r>
+    </w:p>
+    <w:p>
+      <w:pPr>
+        <w:numPr>
+          <w:ilvl w:val="0"/>
+          <w:numId w:val="26"/>
+        </w:numPr>
+      </w:pPr>
+      <w:r>
+        <w:t>ISO controllato</w:t>
+      </w:r>
+    </w:p>
+    <w:p>
+      <w:pPr>
+        <w:numPr>
+          <w:ilvl w:val="0"/>
+          <w:numId w:val="26"/>
+        </w:numPr>
+      </w:pPr>
+      <w:proofErr w:type="spellStart"/>
+      <w:r>
+        <w:t>stacking</w:t>
+      </w:r>
+      <w:proofErr w:type="spellEnd"/>
+      <w:r>
+        <w:t xml:space="preserve"> di esposizioni lunghe</w:t>
+      </w:r>
+    </w:p>
+    <w:p>
+      <w:r>
+        <w:t>Questo trasforma il telefono in una mini</w:t>
+      </w:r>
+      <w:r>
+        <w:noBreakHyphen/>
+        <w:t>camera astronomica.</w:t>
+      </w:r>
+    </w:p>
+    <w:p>
+      <w:r>
+        <w:pict w14:anchorId="45AF4395">
+          <v:rect id="_x0000_i1227" style="width:0;height:1.5pt" o:hralign="center" o:hrstd="t" o:hr="t" fillcolor="#a0a0a0" stroked="f"/>
+        </w:pict>
+      </w:r>
+    </w:p>
+    <w:p>
+      <w:pPr>
+        <w:rPr>
+          <w:b/>
+          <w:bCs/>
+        </w:rPr>
+      </w:pPr>
+      <w:r>
+        <w:rPr>
+          <w:rFonts w:ascii="Segoe UI Emoji" w:hAnsi="Segoe UI Emoji" w:cs="Segoe UI Emoji"/>
+          <w:b/>
+          <w:bCs/>
+        </w:rPr>
+        <w:t>⭐</w:t>
+      </w:r>
+      <w:r>
+        <w:rPr>
+          <w:b/>
+          <w:bCs/>
+        </w:rPr>
+        <w:t xml:space="preserve"> 6) Focus </w:t>
+      </w:r>
+      <w:proofErr w:type="spellStart"/>
+      <w:r>
+        <w:rPr>
+          <w:b/>
+          <w:bCs/>
+        </w:rPr>
+        <w:t>peaking</w:t>
+      </w:r>
+      <w:proofErr w:type="spellEnd"/>
+      <w:r>
+        <w:rPr>
+          <w:b/>
+          <w:bCs/>
+        </w:rPr>
+        <w:t xml:space="preserve"> (per mettere a fuoco il telescopio)</w:t>
+      </w:r>
+    </w:p>
+    <w:p>
+      <w:r>
+        <w:t>Il telescopio non ha autofocus.</w:t>
+      </w:r>
+      <w:r>
+        <w:br/>
+        <w:t xml:space="preserve">Il focus </w:t>
+      </w:r>
+      <w:proofErr w:type="spellStart"/>
+      <w:r>
+        <w:t>peaking</w:t>
+      </w:r>
+      <w:proofErr w:type="spellEnd"/>
+      <w:r>
+        <w:t xml:space="preserve"> ti dice quando sei a fuoco perfetto.</w:t>
+      </w:r>
+    </w:p>
+    <w:p>
+      <w:r>
+        <w:t>È una delle feature più utili in assoluto.</w:t>
+      </w:r>
+    </w:p>
+    <w:p>
+      <w:r>
+        <w:pict w14:anchorId="6FC088F0">
+          <v:rect id="_x0000_i1228" style="width:0;height:1.5pt" o:hralign="center" o:hrstd="t" o:hr="t" fillcolor="#a0a0a0" stroked="f"/>
+        </w:pict>
+      </w:r>
+    </w:p>
+    <w:p>
+      <w:pPr>
+        <w:rPr>
+          <w:b/>
+          <w:bCs/>
+        </w:rPr>
+      </w:pPr>
+      <w:r>
+        <w:rPr>
+          <w:rFonts w:ascii="Segoe UI Emoji" w:hAnsi="Segoe UI Emoji" w:cs="Segoe UI Emoji"/>
+          <w:b/>
+          <w:bCs/>
+        </w:rPr>
+        <w:t>⭐</w:t>
+      </w:r>
+      <w:r>
+        <w:rPr>
+          <w:b/>
+          <w:bCs/>
+        </w:rPr>
+        <w:t xml:space="preserve"> 7) Livella digitale + drift </w:t>
+      </w:r>
+      <w:proofErr w:type="spellStart"/>
+      <w:r>
+        <w:rPr>
+          <w:b/>
+          <w:bCs/>
+        </w:rPr>
+        <w:t>indicator</w:t>
+      </w:r>
+      <w:proofErr w:type="spellEnd"/>
+    </w:p>
+    <w:p>
+      <w:r>
+        <w:t>Per allineare perfettamente il telefono al telescopio.</w:t>
+      </w:r>
+    </w:p>
+    <w:p>
+      <w:r>
+        <w:pict w14:anchorId="485248E9">
+          <v:rect id="_x0000_i1229" style="width:0;height:1.5pt" o:hralign="center" o:hrstd="t" o:hr="t" fillcolor="#a0a0a0" stroked="f"/>
+        </w:pict>
+      </w:r>
+    </w:p>
+    <w:p>
+      <w:pPr>
+        <w:rPr>
+          <w:b/>
+          <w:bCs/>
+        </w:rPr>
+      </w:pPr>
+      <w:r>
+        <w:rPr>
+          <w:rFonts w:ascii="Segoe UI Emoji" w:hAnsi="Segoe UI Emoji" w:cs="Segoe UI Emoji"/>
+          <w:b/>
+          <w:bCs/>
+        </w:rPr>
+        <w:t>⭐</w:t>
+      </w:r>
+      <w:r>
+        <w:rPr>
+          <w:b/>
+          <w:bCs/>
+        </w:rPr>
+        <w:t xml:space="preserve"> 8) Delay intelligente anti</w:t>
+      </w:r>
+      <w:r>
+        <w:rPr>
+          <w:b/>
+          <w:bCs/>
+        </w:rPr>
+        <w:noBreakHyphen/>
+        <w:t>vibrazione</w:t>
+      </w:r>
+    </w:p>
+    <w:p>
+      <w:r>
+        <w:t>Tu già usi un delay fisso.</w:t>
+      </w:r>
+      <w:r>
+        <w:br/>
+        <w:t>Ma possiamo fare di meglio:</w:t>
+      </w:r>
+    </w:p>
+    <w:p>
+      <w:pPr>
+        <w:numPr>
+          <w:ilvl w:val="0"/>
+          <w:numId w:val="27"/>
+        </w:numPr>
+      </w:pPr>
+      <w:r>
+        <w:t>leggiamo l’accelerometro</w:t>
+      </w:r>
+    </w:p>
+    <w:p>
+      <w:pPr>
+        <w:numPr>
+          <w:ilvl w:val="0"/>
+          <w:numId w:val="27"/>
+        </w:numPr>
+      </w:pPr>
+      <w:r>
+        <w:t>aspettiamo finché la vibrazione scende sotto una soglia</w:t>
+      </w:r>
+    </w:p>
+    <w:p>
+      <w:pPr>
+        <w:numPr>
+          <w:ilvl w:val="0"/>
+          <w:numId w:val="27"/>
+        </w:numPr>
+      </w:pPr>
+      <w:r>
+        <w:t>solo allora scattiamo</w:t>
+      </w:r>
+    </w:p>
+    <w:p>
+      <w:r>
+        <w:t>È come avere un “anti</w:t>
+      </w:r>
+      <w:r>
+        <w:noBreakHyphen/>
+        <w:t>shake” fisico.</w:t>
+      </w:r>
+    </w:p>
+    <w:p>
+      <w:r>
+        <w:pict w14:anchorId="17C3F7E0">
+          <v:rect id="_x0000_i1230" style="width:0;height:1.5pt" o:hralign="center" o:hrstd="t" o:hr="t" fillcolor="#a0a0a0" stroked="f"/>
+        </w:pict>
+      </w:r>
+    </w:p>
+    <w:p>
+      <w:pPr>
+        <w:rPr>
+          <w:b/>
+          <w:bCs/>
+        </w:rPr>
+      </w:pPr>
+      <w:r>
+        <w:rPr>
+          <w:rFonts w:ascii="Segoe UI Emoji" w:hAnsi="Segoe UI Emoji" w:cs="Segoe UI Emoji"/>
+          <w:b/>
+          <w:bCs/>
+        </w:rPr>
+        <w:t>🎯</w:t>
+      </w:r>
+      <w:r>
+        <w:rPr>
+          <w:b/>
+          <w:bCs/>
+        </w:rPr>
+        <w:t xml:space="preserve"> Ora la domanda vera</w:t>
+      </w:r>
+    </w:p>
+    <w:p>
+      <w:r>
+        <w:t xml:space="preserve">Visto che lo </w:t>
+      </w:r>
+      <w:proofErr w:type="spellStart"/>
+      <w:r>
+        <w:t>stacking</w:t>
+      </w:r>
+      <w:proofErr w:type="spellEnd"/>
+      <w:r>
+        <w:t xml:space="preserve"> base ora funziona, il prossimo passo logico è:</w:t>
+      </w:r>
+    </w:p>
+    <w:p>
+      <w:r>
+        <w:rPr>
+          <w:rFonts w:ascii="Segoe UI Emoji" w:hAnsi="Segoe UI Emoji" w:cs="Segoe UI Emoji"/>
+        </w:rPr>
+        <w:t>👉</w:t>
+      </w:r>
+      <w:r>
+        <w:t xml:space="preserve"> </w:t>
+      </w:r>
+      <w:r>
+        <w:rPr>
+          <w:b/>
+          <w:bCs/>
+        </w:rPr>
+        <w:t>Vuoi che implementiamo subito l’allineamento automatico dei frame?</w:t>
+      </w:r>
+    </w:p>
+    <w:p>
+      <w:r>
+        <w:t>È il miglior upgrade possibile in questo momento, e ti cambia letteralmente la qualità delle foto.</w:t>
+      </w:r>
+    </w:p>
+    <w:p>
+      <w:r>
+        <w:t>Se mi dici “vai”, ti preparo:</w:t>
+      </w:r>
+    </w:p>
+    <w:p>
+      <w:pPr>
+        <w:numPr>
+          <w:ilvl w:val="0"/>
+          <w:numId w:val="28"/>
+        </w:numPr>
+      </w:pPr>
+      <w:r>
+        <w:t>funzione di cross</w:t>
+      </w:r>
+      <w:r>
+        <w:noBreakHyphen/>
+      </w:r>
+      <w:proofErr w:type="spellStart"/>
+      <w:r>
+        <w:t>correlation</w:t>
+      </w:r>
+      <w:proofErr w:type="spellEnd"/>
+    </w:p>
+    <w:p>
+      <w:pPr>
+        <w:numPr>
+          <w:ilvl w:val="0"/>
+          <w:numId w:val="28"/>
+        </w:numPr>
+      </w:pPr>
+      <w:r>
+        <w:t xml:space="preserve">calcolo dello shift (dx, </w:t>
+      </w:r>
+      <w:proofErr w:type="spellStart"/>
+      <w:r>
+        <w:t>dy</w:t>
+      </w:r>
+      <w:proofErr w:type="spellEnd"/>
+      <w:r>
+        <w:t>)</w:t>
+      </w:r>
+    </w:p>
+    <w:p>
+      <w:pPr>
+        <w:numPr>
+          <w:ilvl w:val="0"/>
+          <w:numId w:val="28"/>
+        </w:numPr>
+      </w:pPr>
+      <w:r>
+        <w:lastRenderedPageBreak/>
+        <w:t>applicazione dello shift al bitmap</w:t>
+      </w:r>
+    </w:p>
+    <w:p>
+      <w:pPr>
+        <w:numPr>
+          <w:ilvl w:val="0"/>
+          <w:numId w:val="28"/>
+        </w:numPr>
+      </w:pPr>
+      <w:r>
+        <w:t xml:space="preserve">integrazione nello </w:t>
+      </w:r>
+      <w:proofErr w:type="spellStart"/>
+      <w:r>
+        <w:t>stacking</w:t>
+      </w:r>
+      <w:proofErr w:type="spellEnd"/>
+      <w:r>
+        <w:t xml:space="preserve"> che hai già</w:t>
+      </w:r>
+    </w:p>
+    <w:p>
+      <w:r>
+        <w:t xml:space="preserve">Tutto in </w:t>
+      </w:r>
+      <w:proofErr w:type="spellStart"/>
+      <w:r>
+        <w:t>Kotlin</w:t>
+      </w:r>
+      <w:proofErr w:type="spellEnd"/>
+      <w:r>
+        <w:t>, tutto pronto da incollare.</w:t>
+      </w:r>
+    </w:p>
+    <w:p/>
     <w:sectPr>
       <w:pgSz w:w="11906" w:h="16838"/>
       <w:pgMar w:top="1417" w:right="1134" w:bottom="1134" w:left="1134" w:header="708" w:footer="708" w:gutter="0"/>
@@ -1115,6 +6760,4195 @@
     </w:sectPr>
   </w:body>
 </w:document>
+</file>
+
+<file path=word/numbering.xml><?xml version="1.0" encoding="utf-8"?>
+<w:numbering xmlns:wpc="http://schemas.microsoft.com/office/word/2010/wordprocessingCanvas" xmlns:cx="http://schemas.microsoft.com/office/drawing/2014/chartex" xmlns:cx1="http://schemas.microsoft.com/office/drawing/2015/9/8/chartex" xmlns:cx2="http://schemas.microsoft.com/office/drawing/2015/10/21/chartex" xmlns:cx3="http://schemas.microsoft.com/office/drawing/2016/5/9/chartex" xmlns:cx4="http://schemas.microsoft.com/office/drawing/2016/5/10/chartex" xmlns:cx5="http://schemas.microsoft.com/office/drawing/2016/5/11/chartex" xmlns:cx6="http://schemas.microsoft.com/office/drawing/2016/5/12/chartex" xmlns:cx7="http://schemas.microsoft.com/office/drawing/2016/5/13/chartex" xmlns:cx8="http://schemas.microsoft.com/office/drawing/2016/5/14/chartex" xmlns:mc="http://schemas.openxmlformats.org/markup-compatibility/2006" xmlns:aink="http://schemas.microsoft.com/office/drawing/2016/ink" xmlns:am3d="http://schemas.microsoft.com/office/drawing/2017/model3d" xmlns:o="urn:schemas-microsoft-com:office:office" xmlns:oel="http://schemas.microsoft.com/office/2019/extlst" xmlns:r="http://schemas.openxmlformats.org/officeDocument/2006/relationships" xmlns:m="http://schemas.openxmlformats.org/officeDocument/2006/math" xmlns:v="urn:schemas-microsoft-com:vml" xmlns:wp14="http://schemas.microsoft.com/office/word/2010/wordprocessingDrawing" xmlns:wp="http://schemas.openxmlformats.org/drawingml/2006/wordprocessingDrawing" xmlns:w10="urn:schemas-microsoft-com:office:word" xmlns:w="http://schemas.openxmlformats.org/wordprocessingml/2006/main" xmlns:w14="http://schemas.microsoft.com/office/word/2010/wordml" xmlns:w15="http://schemas.microsoft.com/office/word/2012/wordml" xmlns:w16cex="http://schemas.microsoft.com/office/word/2018/wordml/cex" xmlns:w16cid="http://schemas.microsoft.com/office/word/2016/wordml/cid" xmlns:w16="http://schemas.microsoft.com/office/word/2018/wordml" xmlns:w16du="http://schemas.microsoft.com/office/word/2023/wordml/word16du" xmlns:w16sdtdh="http://schemas.microsoft.com/office/word/2020/wordml/sdtdatahash" xmlns:w16sdtfl="http://schemas.microsoft.com/office/word/2024/wordml/sdtformatlock" xmlns:w16se="http://schemas.microsoft.com/office/word/2015/wordml/symex" xmlns:wpg="http://schemas.microsoft.com/office/word/2010/wordprocessingGroup" xmlns:wpi="http://schemas.microsoft.com/office/word/2010/wordprocessingInk" xmlns:wne="http://schemas.microsoft.com/office/word/2006/wordml" xmlns:wps="http://schemas.microsoft.com/office/word/2010/wordprocessingShape" mc:Ignorable="w14 w15 w16se w16cid w16 w16cex w16sdtdh w16sdtfl w16du wp14">
+  <w:abstractNum w:abstractNumId="0" w15:restartNumberingAfterBreak="0">
+    <w:nsid w:val="018B5875"/>
+    <w:multiLevelType w:val="multilevel"/>
+    <w:tmpl w:val="75DAA6B2"/>
+    <w:lvl w:ilvl="0">
+      <w:start w:val="1"/>
+      <w:numFmt w:val="bullet"/>
+      <w:lvlText w:val=""/>
+      <w:lvlJc w:val="left"/>
+      <w:pPr>
+        <w:tabs>
+          <w:tab w:val="num" w:pos="720"/>
+        </w:tabs>
+        <w:ind w:left="720" w:hanging="360"/>
+      </w:pPr>
+      <w:rPr>
+        <w:rFonts w:ascii="Symbol" w:hAnsi="Symbol" w:hint="default"/>
+        <w:sz w:val="20"/>
+      </w:rPr>
+    </w:lvl>
+    <w:lvl w:ilvl="1" w:tentative="1">
+      <w:start w:val="1"/>
+      <w:numFmt w:val="bullet"/>
+      <w:lvlText w:val="o"/>
+      <w:lvlJc w:val="left"/>
+      <w:pPr>
+        <w:tabs>
+          <w:tab w:val="num" w:pos="1440"/>
+        </w:tabs>
+        <w:ind w:left="1440" w:hanging="360"/>
+      </w:pPr>
+      <w:rPr>
+        <w:rFonts w:ascii="Courier New" w:hAnsi="Courier New" w:hint="default"/>
+        <w:sz w:val="20"/>
+      </w:rPr>
+    </w:lvl>
+    <w:lvl w:ilvl="2" w:tentative="1">
+      <w:start w:val="1"/>
+      <w:numFmt w:val="bullet"/>
+      <w:lvlText w:val=""/>
+      <w:lvlJc w:val="left"/>
+      <w:pPr>
+        <w:tabs>
+          <w:tab w:val="num" w:pos="2160"/>
+        </w:tabs>
+        <w:ind w:left="2160" w:hanging="360"/>
+      </w:pPr>
+      <w:rPr>
+        <w:rFonts w:ascii="Wingdings" w:hAnsi="Wingdings" w:hint="default"/>
+        <w:sz w:val="20"/>
+      </w:rPr>
+    </w:lvl>
+    <w:lvl w:ilvl="3" w:tentative="1">
+      <w:start w:val="1"/>
+      <w:numFmt w:val="bullet"/>
+      <w:lvlText w:val=""/>
+      <w:lvlJc w:val="left"/>
+      <w:pPr>
+        <w:tabs>
+          <w:tab w:val="num" w:pos="2880"/>
+        </w:tabs>
+        <w:ind w:left="2880" w:hanging="360"/>
+      </w:pPr>
+      <w:rPr>
+        <w:rFonts w:ascii="Wingdings" w:hAnsi="Wingdings" w:hint="default"/>
+        <w:sz w:val="20"/>
+      </w:rPr>
+    </w:lvl>
+    <w:lvl w:ilvl="4" w:tentative="1">
+      <w:start w:val="1"/>
+      <w:numFmt w:val="bullet"/>
+      <w:lvlText w:val=""/>
+      <w:lvlJc w:val="left"/>
+      <w:pPr>
+        <w:tabs>
+          <w:tab w:val="num" w:pos="3600"/>
+        </w:tabs>
+        <w:ind w:left="3600" w:hanging="360"/>
+      </w:pPr>
+      <w:rPr>
+        <w:rFonts w:ascii="Wingdings" w:hAnsi="Wingdings" w:hint="default"/>
+        <w:sz w:val="20"/>
+      </w:rPr>
+    </w:lvl>
+    <w:lvl w:ilvl="5" w:tentative="1">
+      <w:start w:val="1"/>
+      <w:numFmt w:val="bullet"/>
+      <w:lvlText w:val=""/>
+      <w:lvlJc w:val="left"/>
+      <w:pPr>
+        <w:tabs>
+          <w:tab w:val="num" w:pos="4320"/>
+        </w:tabs>
+        <w:ind w:left="4320" w:hanging="360"/>
+      </w:pPr>
+      <w:rPr>
+        <w:rFonts w:ascii="Wingdings" w:hAnsi="Wingdings" w:hint="default"/>
+        <w:sz w:val="20"/>
+      </w:rPr>
+    </w:lvl>
+    <w:lvl w:ilvl="6" w:tentative="1">
+      <w:start w:val="1"/>
+      <w:numFmt w:val="bullet"/>
+      <w:lvlText w:val=""/>
+      <w:lvlJc w:val="left"/>
+      <w:pPr>
+        <w:tabs>
+          <w:tab w:val="num" w:pos="5040"/>
+        </w:tabs>
+        <w:ind w:left="5040" w:hanging="360"/>
+      </w:pPr>
+      <w:rPr>
+        <w:rFonts w:ascii="Wingdings" w:hAnsi="Wingdings" w:hint="default"/>
+        <w:sz w:val="20"/>
+      </w:rPr>
+    </w:lvl>
+    <w:lvl w:ilvl="7" w:tentative="1">
+      <w:start w:val="1"/>
+      <w:numFmt w:val="bullet"/>
+      <w:lvlText w:val=""/>
+      <w:lvlJc w:val="left"/>
+      <w:pPr>
+        <w:tabs>
+          <w:tab w:val="num" w:pos="5760"/>
+        </w:tabs>
+        <w:ind w:left="5760" w:hanging="360"/>
+      </w:pPr>
+      <w:rPr>
+        <w:rFonts w:ascii="Wingdings" w:hAnsi="Wingdings" w:hint="default"/>
+        <w:sz w:val="20"/>
+      </w:rPr>
+    </w:lvl>
+    <w:lvl w:ilvl="8" w:tentative="1">
+      <w:start w:val="1"/>
+      <w:numFmt w:val="bullet"/>
+      <w:lvlText w:val=""/>
+      <w:lvlJc w:val="left"/>
+      <w:pPr>
+        <w:tabs>
+          <w:tab w:val="num" w:pos="6480"/>
+        </w:tabs>
+        <w:ind w:left="6480" w:hanging="360"/>
+      </w:pPr>
+      <w:rPr>
+        <w:rFonts w:ascii="Wingdings" w:hAnsi="Wingdings" w:hint="default"/>
+        <w:sz w:val="20"/>
+      </w:rPr>
+    </w:lvl>
+  </w:abstractNum>
+  <w:abstractNum w:abstractNumId="1" w15:restartNumberingAfterBreak="0">
+    <w:nsid w:val="06FD4D31"/>
+    <w:multiLevelType w:val="multilevel"/>
+    <w:tmpl w:val="1D1E8A28"/>
+    <w:lvl w:ilvl="0">
+      <w:start w:val="1"/>
+      <w:numFmt w:val="bullet"/>
+      <w:lvlText w:val=""/>
+      <w:lvlJc w:val="left"/>
+      <w:pPr>
+        <w:tabs>
+          <w:tab w:val="num" w:pos="720"/>
+        </w:tabs>
+        <w:ind w:left="720" w:hanging="360"/>
+      </w:pPr>
+      <w:rPr>
+        <w:rFonts w:ascii="Symbol" w:hAnsi="Symbol" w:hint="default"/>
+        <w:sz w:val="20"/>
+      </w:rPr>
+    </w:lvl>
+    <w:lvl w:ilvl="1" w:tentative="1">
+      <w:start w:val="1"/>
+      <w:numFmt w:val="bullet"/>
+      <w:lvlText w:val="o"/>
+      <w:lvlJc w:val="left"/>
+      <w:pPr>
+        <w:tabs>
+          <w:tab w:val="num" w:pos="1440"/>
+        </w:tabs>
+        <w:ind w:left="1440" w:hanging="360"/>
+      </w:pPr>
+      <w:rPr>
+        <w:rFonts w:ascii="Courier New" w:hAnsi="Courier New" w:hint="default"/>
+        <w:sz w:val="20"/>
+      </w:rPr>
+    </w:lvl>
+    <w:lvl w:ilvl="2" w:tentative="1">
+      <w:start w:val="1"/>
+      <w:numFmt w:val="bullet"/>
+      <w:lvlText w:val=""/>
+      <w:lvlJc w:val="left"/>
+      <w:pPr>
+        <w:tabs>
+          <w:tab w:val="num" w:pos="2160"/>
+        </w:tabs>
+        <w:ind w:left="2160" w:hanging="360"/>
+      </w:pPr>
+      <w:rPr>
+        <w:rFonts w:ascii="Wingdings" w:hAnsi="Wingdings" w:hint="default"/>
+        <w:sz w:val="20"/>
+      </w:rPr>
+    </w:lvl>
+    <w:lvl w:ilvl="3" w:tentative="1">
+      <w:start w:val="1"/>
+      <w:numFmt w:val="bullet"/>
+      <w:lvlText w:val=""/>
+      <w:lvlJc w:val="left"/>
+      <w:pPr>
+        <w:tabs>
+          <w:tab w:val="num" w:pos="2880"/>
+        </w:tabs>
+        <w:ind w:left="2880" w:hanging="360"/>
+      </w:pPr>
+      <w:rPr>
+        <w:rFonts w:ascii="Wingdings" w:hAnsi="Wingdings" w:hint="default"/>
+        <w:sz w:val="20"/>
+      </w:rPr>
+    </w:lvl>
+    <w:lvl w:ilvl="4" w:tentative="1">
+      <w:start w:val="1"/>
+      <w:numFmt w:val="bullet"/>
+      <w:lvlText w:val=""/>
+      <w:lvlJc w:val="left"/>
+      <w:pPr>
+        <w:tabs>
+          <w:tab w:val="num" w:pos="3600"/>
+        </w:tabs>
+        <w:ind w:left="3600" w:hanging="360"/>
+      </w:pPr>
+      <w:rPr>
+        <w:rFonts w:ascii="Wingdings" w:hAnsi="Wingdings" w:hint="default"/>
+        <w:sz w:val="20"/>
+      </w:rPr>
+    </w:lvl>
+    <w:lvl w:ilvl="5" w:tentative="1">
+      <w:start w:val="1"/>
+      <w:numFmt w:val="bullet"/>
+      <w:lvlText w:val=""/>
+      <w:lvlJc w:val="left"/>
+      <w:pPr>
+        <w:tabs>
+          <w:tab w:val="num" w:pos="4320"/>
+        </w:tabs>
+        <w:ind w:left="4320" w:hanging="360"/>
+      </w:pPr>
+      <w:rPr>
+        <w:rFonts w:ascii="Wingdings" w:hAnsi="Wingdings" w:hint="default"/>
+        <w:sz w:val="20"/>
+      </w:rPr>
+    </w:lvl>
+    <w:lvl w:ilvl="6" w:tentative="1">
+      <w:start w:val="1"/>
+      <w:numFmt w:val="bullet"/>
+      <w:lvlText w:val=""/>
+      <w:lvlJc w:val="left"/>
+      <w:pPr>
+        <w:tabs>
+          <w:tab w:val="num" w:pos="5040"/>
+        </w:tabs>
+        <w:ind w:left="5040" w:hanging="360"/>
+      </w:pPr>
+      <w:rPr>
+        <w:rFonts w:ascii="Wingdings" w:hAnsi="Wingdings" w:hint="default"/>
+        <w:sz w:val="20"/>
+      </w:rPr>
+    </w:lvl>
+    <w:lvl w:ilvl="7" w:tentative="1">
+      <w:start w:val="1"/>
+      <w:numFmt w:val="bullet"/>
+      <w:lvlText w:val=""/>
+      <w:lvlJc w:val="left"/>
+      <w:pPr>
+        <w:tabs>
+          <w:tab w:val="num" w:pos="5760"/>
+        </w:tabs>
+        <w:ind w:left="5760" w:hanging="360"/>
+      </w:pPr>
+      <w:rPr>
+        <w:rFonts w:ascii="Wingdings" w:hAnsi="Wingdings" w:hint="default"/>
+        <w:sz w:val="20"/>
+      </w:rPr>
+    </w:lvl>
+    <w:lvl w:ilvl="8" w:tentative="1">
+      <w:start w:val="1"/>
+      <w:numFmt w:val="bullet"/>
+      <w:lvlText w:val=""/>
+      <w:lvlJc w:val="left"/>
+      <w:pPr>
+        <w:tabs>
+          <w:tab w:val="num" w:pos="6480"/>
+        </w:tabs>
+        <w:ind w:left="6480" w:hanging="360"/>
+      </w:pPr>
+      <w:rPr>
+        <w:rFonts w:ascii="Wingdings" w:hAnsi="Wingdings" w:hint="default"/>
+        <w:sz w:val="20"/>
+      </w:rPr>
+    </w:lvl>
+  </w:abstractNum>
+  <w:abstractNum w:abstractNumId="2" w15:restartNumberingAfterBreak="0">
+    <w:nsid w:val="07852EAE"/>
+    <w:multiLevelType w:val="multilevel"/>
+    <w:tmpl w:val="1A1E7B38"/>
+    <w:lvl w:ilvl="0">
+      <w:start w:val="1"/>
+      <w:numFmt w:val="decimal"/>
+      <w:lvlText w:val="%1."/>
+      <w:lvlJc w:val="left"/>
+      <w:pPr>
+        <w:tabs>
+          <w:tab w:val="num" w:pos="720"/>
+        </w:tabs>
+        <w:ind w:left="720" w:hanging="360"/>
+      </w:pPr>
+    </w:lvl>
+    <w:lvl w:ilvl="1" w:tentative="1">
+      <w:start w:val="1"/>
+      <w:numFmt w:val="decimal"/>
+      <w:lvlText w:val="%2."/>
+      <w:lvlJc w:val="left"/>
+      <w:pPr>
+        <w:tabs>
+          <w:tab w:val="num" w:pos="1440"/>
+        </w:tabs>
+        <w:ind w:left="1440" w:hanging="360"/>
+      </w:pPr>
+    </w:lvl>
+    <w:lvl w:ilvl="2" w:tentative="1">
+      <w:start w:val="1"/>
+      <w:numFmt w:val="decimal"/>
+      <w:lvlText w:val="%3."/>
+      <w:lvlJc w:val="left"/>
+      <w:pPr>
+        <w:tabs>
+          <w:tab w:val="num" w:pos="2160"/>
+        </w:tabs>
+        <w:ind w:left="2160" w:hanging="360"/>
+      </w:pPr>
+    </w:lvl>
+    <w:lvl w:ilvl="3" w:tentative="1">
+      <w:start w:val="1"/>
+      <w:numFmt w:val="decimal"/>
+      <w:lvlText w:val="%4."/>
+      <w:lvlJc w:val="left"/>
+      <w:pPr>
+        <w:tabs>
+          <w:tab w:val="num" w:pos="2880"/>
+        </w:tabs>
+        <w:ind w:left="2880" w:hanging="360"/>
+      </w:pPr>
+    </w:lvl>
+    <w:lvl w:ilvl="4" w:tentative="1">
+      <w:start w:val="1"/>
+      <w:numFmt w:val="decimal"/>
+      <w:lvlText w:val="%5."/>
+      <w:lvlJc w:val="left"/>
+      <w:pPr>
+        <w:tabs>
+          <w:tab w:val="num" w:pos="3600"/>
+        </w:tabs>
+        <w:ind w:left="3600" w:hanging="360"/>
+      </w:pPr>
+    </w:lvl>
+    <w:lvl w:ilvl="5" w:tentative="1">
+      <w:start w:val="1"/>
+      <w:numFmt w:val="decimal"/>
+      <w:lvlText w:val="%6."/>
+      <w:lvlJc w:val="left"/>
+      <w:pPr>
+        <w:tabs>
+          <w:tab w:val="num" w:pos="4320"/>
+        </w:tabs>
+        <w:ind w:left="4320" w:hanging="360"/>
+      </w:pPr>
+    </w:lvl>
+    <w:lvl w:ilvl="6" w:tentative="1">
+      <w:start w:val="1"/>
+      <w:numFmt w:val="decimal"/>
+      <w:lvlText w:val="%7."/>
+      <w:lvlJc w:val="left"/>
+      <w:pPr>
+        <w:tabs>
+          <w:tab w:val="num" w:pos="5040"/>
+        </w:tabs>
+        <w:ind w:left="5040" w:hanging="360"/>
+      </w:pPr>
+    </w:lvl>
+    <w:lvl w:ilvl="7" w:tentative="1">
+      <w:start w:val="1"/>
+      <w:numFmt w:val="decimal"/>
+      <w:lvlText w:val="%8."/>
+      <w:lvlJc w:val="left"/>
+      <w:pPr>
+        <w:tabs>
+          <w:tab w:val="num" w:pos="5760"/>
+        </w:tabs>
+        <w:ind w:left="5760" w:hanging="360"/>
+      </w:pPr>
+    </w:lvl>
+    <w:lvl w:ilvl="8" w:tentative="1">
+      <w:start w:val="1"/>
+      <w:numFmt w:val="decimal"/>
+      <w:lvlText w:val="%9."/>
+      <w:lvlJc w:val="left"/>
+      <w:pPr>
+        <w:tabs>
+          <w:tab w:val="num" w:pos="6480"/>
+        </w:tabs>
+        <w:ind w:left="6480" w:hanging="360"/>
+      </w:pPr>
+    </w:lvl>
+  </w:abstractNum>
+  <w:abstractNum w:abstractNumId="3" w15:restartNumberingAfterBreak="0">
+    <w:nsid w:val="08CF20CF"/>
+    <w:multiLevelType w:val="multilevel"/>
+    <w:tmpl w:val="DCD0D9F0"/>
+    <w:lvl w:ilvl="0">
+      <w:start w:val="1"/>
+      <w:numFmt w:val="decimal"/>
+      <w:lvlText w:val="%1."/>
+      <w:lvlJc w:val="left"/>
+      <w:pPr>
+        <w:tabs>
+          <w:tab w:val="num" w:pos="720"/>
+        </w:tabs>
+        <w:ind w:left="720" w:hanging="360"/>
+      </w:pPr>
+    </w:lvl>
+    <w:lvl w:ilvl="1" w:tentative="1">
+      <w:start w:val="1"/>
+      <w:numFmt w:val="decimal"/>
+      <w:lvlText w:val="%2."/>
+      <w:lvlJc w:val="left"/>
+      <w:pPr>
+        <w:tabs>
+          <w:tab w:val="num" w:pos="1440"/>
+        </w:tabs>
+        <w:ind w:left="1440" w:hanging="360"/>
+      </w:pPr>
+    </w:lvl>
+    <w:lvl w:ilvl="2" w:tentative="1">
+      <w:start w:val="1"/>
+      <w:numFmt w:val="decimal"/>
+      <w:lvlText w:val="%3."/>
+      <w:lvlJc w:val="left"/>
+      <w:pPr>
+        <w:tabs>
+          <w:tab w:val="num" w:pos="2160"/>
+        </w:tabs>
+        <w:ind w:left="2160" w:hanging="360"/>
+      </w:pPr>
+    </w:lvl>
+    <w:lvl w:ilvl="3" w:tentative="1">
+      <w:start w:val="1"/>
+      <w:numFmt w:val="decimal"/>
+      <w:lvlText w:val="%4."/>
+      <w:lvlJc w:val="left"/>
+      <w:pPr>
+        <w:tabs>
+          <w:tab w:val="num" w:pos="2880"/>
+        </w:tabs>
+        <w:ind w:left="2880" w:hanging="360"/>
+      </w:pPr>
+    </w:lvl>
+    <w:lvl w:ilvl="4" w:tentative="1">
+      <w:start w:val="1"/>
+      <w:numFmt w:val="decimal"/>
+      <w:lvlText w:val="%5."/>
+      <w:lvlJc w:val="left"/>
+      <w:pPr>
+        <w:tabs>
+          <w:tab w:val="num" w:pos="3600"/>
+        </w:tabs>
+        <w:ind w:left="3600" w:hanging="360"/>
+      </w:pPr>
+    </w:lvl>
+    <w:lvl w:ilvl="5" w:tentative="1">
+      <w:start w:val="1"/>
+      <w:numFmt w:val="decimal"/>
+      <w:lvlText w:val="%6."/>
+      <w:lvlJc w:val="left"/>
+      <w:pPr>
+        <w:tabs>
+          <w:tab w:val="num" w:pos="4320"/>
+        </w:tabs>
+        <w:ind w:left="4320" w:hanging="360"/>
+      </w:pPr>
+    </w:lvl>
+    <w:lvl w:ilvl="6" w:tentative="1">
+      <w:start w:val="1"/>
+      <w:numFmt w:val="decimal"/>
+      <w:lvlText w:val="%7."/>
+      <w:lvlJc w:val="left"/>
+      <w:pPr>
+        <w:tabs>
+          <w:tab w:val="num" w:pos="5040"/>
+        </w:tabs>
+        <w:ind w:left="5040" w:hanging="360"/>
+      </w:pPr>
+    </w:lvl>
+    <w:lvl w:ilvl="7" w:tentative="1">
+      <w:start w:val="1"/>
+      <w:numFmt w:val="decimal"/>
+      <w:lvlText w:val="%8."/>
+      <w:lvlJc w:val="left"/>
+      <w:pPr>
+        <w:tabs>
+          <w:tab w:val="num" w:pos="5760"/>
+        </w:tabs>
+        <w:ind w:left="5760" w:hanging="360"/>
+      </w:pPr>
+    </w:lvl>
+    <w:lvl w:ilvl="8" w:tentative="1">
+      <w:start w:val="1"/>
+      <w:numFmt w:val="decimal"/>
+      <w:lvlText w:val="%9."/>
+      <w:lvlJc w:val="left"/>
+      <w:pPr>
+        <w:tabs>
+          <w:tab w:val="num" w:pos="6480"/>
+        </w:tabs>
+        <w:ind w:left="6480" w:hanging="360"/>
+      </w:pPr>
+    </w:lvl>
+  </w:abstractNum>
+  <w:abstractNum w:abstractNumId="4" w15:restartNumberingAfterBreak="0">
+    <w:nsid w:val="0C3206E7"/>
+    <w:multiLevelType w:val="multilevel"/>
+    <w:tmpl w:val="FBBE6656"/>
+    <w:lvl w:ilvl="0">
+      <w:start w:val="1"/>
+      <w:numFmt w:val="bullet"/>
+      <w:lvlText w:val=""/>
+      <w:lvlJc w:val="left"/>
+      <w:pPr>
+        <w:tabs>
+          <w:tab w:val="num" w:pos="720"/>
+        </w:tabs>
+        <w:ind w:left="720" w:hanging="360"/>
+      </w:pPr>
+      <w:rPr>
+        <w:rFonts w:ascii="Symbol" w:hAnsi="Symbol" w:hint="default"/>
+        <w:sz w:val="20"/>
+      </w:rPr>
+    </w:lvl>
+    <w:lvl w:ilvl="1" w:tentative="1">
+      <w:start w:val="1"/>
+      <w:numFmt w:val="bullet"/>
+      <w:lvlText w:val="o"/>
+      <w:lvlJc w:val="left"/>
+      <w:pPr>
+        <w:tabs>
+          <w:tab w:val="num" w:pos="1440"/>
+        </w:tabs>
+        <w:ind w:left="1440" w:hanging="360"/>
+      </w:pPr>
+      <w:rPr>
+        <w:rFonts w:ascii="Courier New" w:hAnsi="Courier New" w:hint="default"/>
+        <w:sz w:val="20"/>
+      </w:rPr>
+    </w:lvl>
+    <w:lvl w:ilvl="2" w:tentative="1">
+      <w:start w:val="1"/>
+      <w:numFmt w:val="bullet"/>
+      <w:lvlText w:val=""/>
+      <w:lvlJc w:val="left"/>
+      <w:pPr>
+        <w:tabs>
+          <w:tab w:val="num" w:pos="2160"/>
+        </w:tabs>
+        <w:ind w:left="2160" w:hanging="360"/>
+      </w:pPr>
+      <w:rPr>
+        <w:rFonts w:ascii="Wingdings" w:hAnsi="Wingdings" w:hint="default"/>
+        <w:sz w:val="20"/>
+      </w:rPr>
+    </w:lvl>
+    <w:lvl w:ilvl="3" w:tentative="1">
+      <w:start w:val="1"/>
+      <w:numFmt w:val="bullet"/>
+      <w:lvlText w:val=""/>
+      <w:lvlJc w:val="left"/>
+      <w:pPr>
+        <w:tabs>
+          <w:tab w:val="num" w:pos="2880"/>
+        </w:tabs>
+        <w:ind w:left="2880" w:hanging="360"/>
+      </w:pPr>
+      <w:rPr>
+        <w:rFonts w:ascii="Wingdings" w:hAnsi="Wingdings" w:hint="default"/>
+        <w:sz w:val="20"/>
+      </w:rPr>
+    </w:lvl>
+    <w:lvl w:ilvl="4" w:tentative="1">
+      <w:start w:val="1"/>
+      <w:numFmt w:val="bullet"/>
+      <w:lvlText w:val=""/>
+      <w:lvlJc w:val="left"/>
+      <w:pPr>
+        <w:tabs>
+          <w:tab w:val="num" w:pos="3600"/>
+        </w:tabs>
+        <w:ind w:left="3600" w:hanging="360"/>
+      </w:pPr>
+      <w:rPr>
+        <w:rFonts w:ascii="Wingdings" w:hAnsi="Wingdings" w:hint="default"/>
+        <w:sz w:val="20"/>
+      </w:rPr>
+    </w:lvl>
+    <w:lvl w:ilvl="5" w:tentative="1">
+      <w:start w:val="1"/>
+      <w:numFmt w:val="bullet"/>
+      <w:lvlText w:val=""/>
+      <w:lvlJc w:val="left"/>
+      <w:pPr>
+        <w:tabs>
+          <w:tab w:val="num" w:pos="4320"/>
+        </w:tabs>
+        <w:ind w:left="4320" w:hanging="360"/>
+      </w:pPr>
+      <w:rPr>
+        <w:rFonts w:ascii="Wingdings" w:hAnsi="Wingdings" w:hint="default"/>
+        <w:sz w:val="20"/>
+      </w:rPr>
+    </w:lvl>
+    <w:lvl w:ilvl="6" w:tentative="1">
+      <w:start w:val="1"/>
+      <w:numFmt w:val="bullet"/>
+      <w:lvlText w:val=""/>
+      <w:lvlJc w:val="left"/>
+      <w:pPr>
+        <w:tabs>
+          <w:tab w:val="num" w:pos="5040"/>
+        </w:tabs>
+        <w:ind w:left="5040" w:hanging="360"/>
+      </w:pPr>
+      <w:rPr>
+        <w:rFonts w:ascii="Wingdings" w:hAnsi="Wingdings" w:hint="default"/>
+        <w:sz w:val="20"/>
+      </w:rPr>
+    </w:lvl>
+    <w:lvl w:ilvl="7" w:tentative="1">
+      <w:start w:val="1"/>
+      <w:numFmt w:val="bullet"/>
+      <w:lvlText w:val=""/>
+      <w:lvlJc w:val="left"/>
+      <w:pPr>
+        <w:tabs>
+          <w:tab w:val="num" w:pos="5760"/>
+        </w:tabs>
+        <w:ind w:left="5760" w:hanging="360"/>
+      </w:pPr>
+      <w:rPr>
+        <w:rFonts w:ascii="Wingdings" w:hAnsi="Wingdings" w:hint="default"/>
+        <w:sz w:val="20"/>
+      </w:rPr>
+    </w:lvl>
+    <w:lvl w:ilvl="8" w:tentative="1">
+      <w:start w:val="1"/>
+      <w:numFmt w:val="bullet"/>
+      <w:lvlText w:val=""/>
+      <w:lvlJc w:val="left"/>
+      <w:pPr>
+        <w:tabs>
+          <w:tab w:val="num" w:pos="6480"/>
+        </w:tabs>
+        <w:ind w:left="6480" w:hanging="360"/>
+      </w:pPr>
+      <w:rPr>
+        <w:rFonts w:ascii="Wingdings" w:hAnsi="Wingdings" w:hint="default"/>
+        <w:sz w:val="20"/>
+      </w:rPr>
+    </w:lvl>
+  </w:abstractNum>
+  <w:abstractNum w:abstractNumId="5" w15:restartNumberingAfterBreak="0">
+    <w:nsid w:val="0E4764E1"/>
+    <w:multiLevelType w:val="multilevel"/>
+    <w:tmpl w:val="A6023D36"/>
+    <w:lvl w:ilvl="0">
+      <w:start w:val="1"/>
+      <w:numFmt w:val="bullet"/>
+      <w:lvlText w:val=""/>
+      <w:lvlJc w:val="left"/>
+      <w:pPr>
+        <w:tabs>
+          <w:tab w:val="num" w:pos="720"/>
+        </w:tabs>
+        <w:ind w:left="720" w:hanging="360"/>
+      </w:pPr>
+      <w:rPr>
+        <w:rFonts w:ascii="Symbol" w:hAnsi="Symbol" w:hint="default"/>
+        <w:sz w:val="20"/>
+      </w:rPr>
+    </w:lvl>
+    <w:lvl w:ilvl="1" w:tentative="1">
+      <w:start w:val="1"/>
+      <w:numFmt w:val="bullet"/>
+      <w:lvlText w:val="o"/>
+      <w:lvlJc w:val="left"/>
+      <w:pPr>
+        <w:tabs>
+          <w:tab w:val="num" w:pos="1440"/>
+        </w:tabs>
+        <w:ind w:left="1440" w:hanging="360"/>
+      </w:pPr>
+      <w:rPr>
+        <w:rFonts w:ascii="Courier New" w:hAnsi="Courier New" w:hint="default"/>
+        <w:sz w:val="20"/>
+      </w:rPr>
+    </w:lvl>
+    <w:lvl w:ilvl="2" w:tentative="1">
+      <w:start w:val="1"/>
+      <w:numFmt w:val="bullet"/>
+      <w:lvlText w:val=""/>
+      <w:lvlJc w:val="left"/>
+      <w:pPr>
+        <w:tabs>
+          <w:tab w:val="num" w:pos="2160"/>
+        </w:tabs>
+        <w:ind w:left="2160" w:hanging="360"/>
+      </w:pPr>
+      <w:rPr>
+        <w:rFonts w:ascii="Wingdings" w:hAnsi="Wingdings" w:hint="default"/>
+        <w:sz w:val="20"/>
+      </w:rPr>
+    </w:lvl>
+    <w:lvl w:ilvl="3" w:tentative="1">
+      <w:start w:val="1"/>
+      <w:numFmt w:val="bullet"/>
+      <w:lvlText w:val=""/>
+      <w:lvlJc w:val="left"/>
+      <w:pPr>
+        <w:tabs>
+          <w:tab w:val="num" w:pos="2880"/>
+        </w:tabs>
+        <w:ind w:left="2880" w:hanging="360"/>
+      </w:pPr>
+      <w:rPr>
+        <w:rFonts w:ascii="Wingdings" w:hAnsi="Wingdings" w:hint="default"/>
+        <w:sz w:val="20"/>
+      </w:rPr>
+    </w:lvl>
+    <w:lvl w:ilvl="4" w:tentative="1">
+      <w:start w:val="1"/>
+      <w:numFmt w:val="bullet"/>
+      <w:lvlText w:val=""/>
+      <w:lvlJc w:val="left"/>
+      <w:pPr>
+        <w:tabs>
+          <w:tab w:val="num" w:pos="3600"/>
+        </w:tabs>
+        <w:ind w:left="3600" w:hanging="360"/>
+      </w:pPr>
+      <w:rPr>
+        <w:rFonts w:ascii="Wingdings" w:hAnsi="Wingdings" w:hint="default"/>
+        <w:sz w:val="20"/>
+      </w:rPr>
+    </w:lvl>
+    <w:lvl w:ilvl="5" w:tentative="1">
+      <w:start w:val="1"/>
+      <w:numFmt w:val="bullet"/>
+      <w:lvlText w:val=""/>
+      <w:lvlJc w:val="left"/>
+      <w:pPr>
+        <w:tabs>
+          <w:tab w:val="num" w:pos="4320"/>
+        </w:tabs>
+        <w:ind w:left="4320" w:hanging="360"/>
+      </w:pPr>
+      <w:rPr>
+        <w:rFonts w:ascii="Wingdings" w:hAnsi="Wingdings" w:hint="default"/>
+        <w:sz w:val="20"/>
+      </w:rPr>
+    </w:lvl>
+    <w:lvl w:ilvl="6" w:tentative="1">
+      <w:start w:val="1"/>
+      <w:numFmt w:val="bullet"/>
+      <w:lvlText w:val=""/>
+      <w:lvlJc w:val="left"/>
+      <w:pPr>
+        <w:tabs>
+          <w:tab w:val="num" w:pos="5040"/>
+        </w:tabs>
+        <w:ind w:left="5040" w:hanging="360"/>
+      </w:pPr>
+      <w:rPr>
+        <w:rFonts w:ascii="Wingdings" w:hAnsi="Wingdings" w:hint="default"/>
+        <w:sz w:val="20"/>
+      </w:rPr>
+    </w:lvl>
+    <w:lvl w:ilvl="7" w:tentative="1">
+      <w:start w:val="1"/>
+      <w:numFmt w:val="bullet"/>
+      <w:lvlText w:val=""/>
+      <w:lvlJc w:val="left"/>
+      <w:pPr>
+        <w:tabs>
+          <w:tab w:val="num" w:pos="5760"/>
+        </w:tabs>
+        <w:ind w:left="5760" w:hanging="360"/>
+      </w:pPr>
+      <w:rPr>
+        <w:rFonts w:ascii="Wingdings" w:hAnsi="Wingdings" w:hint="default"/>
+        <w:sz w:val="20"/>
+      </w:rPr>
+    </w:lvl>
+    <w:lvl w:ilvl="8" w:tentative="1">
+      <w:start w:val="1"/>
+      <w:numFmt w:val="bullet"/>
+      <w:lvlText w:val=""/>
+      <w:lvlJc w:val="left"/>
+      <w:pPr>
+        <w:tabs>
+          <w:tab w:val="num" w:pos="6480"/>
+        </w:tabs>
+        <w:ind w:left="6480" w:hanging="360"/>
+      </w:pPr>
+      <w:rPr>
+        <w:rFonts w:ascii="Wingdings" w:hAnsi="Wingdings" w:hint="default"/>
+        <w:sz w:val="20"/>
+      </w:rPr>
+    </w:lvl>
+  </w:abstractNum>
+  <w:abstractNum w:abstractNumId="6" w15:restartNumberingAfterBreak="0">
+    <w:nsid w:val="10F77C01"/>
+    <w:multiLevelType w:val="multilevel"/>
+    <w:tmpl w:val="2986757C"/>
+    <w:lvl w:ilvl="0">
+      <w:start w:val="1"/>
+      <w:numFmt w:val="bullet"/>
+      <w:lvlText w:val=""/>
+      <w:lvlJc w:val="left"/>
+      <w:pPr>
+        <w:tabs>
+          <w:tab w:val="num" w:pos="720"/>
+        </w:tabs>
+        <w:ind w:left="720" w:hanging="360"/>
+      </w:pPr>
+      <w:rPr>
+        <w:rFonts w:ascii="Symbol" w:hAnsi="Symbol" w:hint="default"/>
+        <w:sz w:val="20"/>
+      </w:rPr>
+    </w:lvl>
+    <w:lvl w:ilvl="1" w:tentative="1">
+      <w:start w:val="1"/>
+      <w:numFmt w:val="bullet"/>
+      <w:lvlText w:val="o"/>
+      <w:lvlJc w:val="left"/>
+      <w:pPr>
+        <w:tabs>
+          <w:tab w:val="num" w:pos="1440"/>
+        </w:tabs>
+        <w:ind w:left="1440" w:hanging="360"/>
+      </w:pPr>
+      <w:rPr>
+        <w:rFonts w:ascii="Courier New" w:hAnsi="Courier New" w:hint="default"/>
+        <w:sz w:val="20"/>
+      </w:rPr>
+    </w:lvl>
+    <w:lvl w:ilvl="2" w:tentative="1">
+      <w:start w:val="1"/>
+      <w:numFmt w:val="bullet"/>
+      <w:lvlText w:val=""/>
+      <w:lvlJc w:val="left"/>
+      <w:pPr>
+        <w:tabs>
+          <w:tab w:val="num" w:pos="2160"/>
+        </w:tabs>
+        <w:ind w:left="2160" w:hanging="360"/>
+      </w:pPr>
+      <w:rPr>
+        <w:rFonts w:ascii="Wingdings" w:hAnsi="Wingdings" w:hint="default"/>
+        <w:sz w:val="20"/>
+      </w:rPr>
+    </w:lvl>
+    <w:lvl w:ilvl="3" w:tentative="1">
+      <w:start w:val="1"/>
+      <w:numFmt w:val="bullet"/>
+      <w:lvlText w:val=""/>
+      <w:lvlJc w:val="left"/>
+      <w:pPr>
+        <w:tabs>
+          <w:tab w:val="num" w:pos="2880"/>
+        </w:tabs>
+        <w:ind w:left="2880" w:hanging="360"/>
+      </w:pPr>
+      <w:rPr>
+        <w:rFonts w:ascii="Wingdings" w:hAnsi="Wingdings" w:hint="default"/>
+        <w:sz w:val="20"/>
+      </w:rPr>
+    </w:lvl>
+    <w:lvl w:ilvl="4" w:tentative="1">
+      <w:start w:val="1"/>
+      <w:numFmt w:val="bullet"/>
+      <w:lvlText w:val=""/>
+      <w:lvlJc w:val="left"/>
+      <w:pPr>
+        <w:tabs>
+          <w:tab w:val="num" w:pos="3600"/>
+        </w:tabs>
+        <w:ind w:left="3600" w:hanging="360"/>
+      </w:pPr>
+      <w:rPr>
+        <w:rFonts w:ascii="Wingdings" w:hAnsi="Wingdings" w:hint="default"/>
+        <w:sz w:val="20"/>
+      </w:rPr>
+    </w:lvl>
+    <w:lvl w:ilvl="5" w:tentative="1">
+      <w:start w:val="1"/>
+      <w:numFmt w:val="bullet"/>
+      <w:lvlText w:val=""/>
+      <w:lvlJc w:val="left"/>
+      <w:pPr>
+        <w:tabs>
+          <w:tab w:val="num" w:pos="4320"/>
+        </w:tabs>
+        <w:ind w:left="4320" w:hanging="360"/>
+      </w:pPr>
+      <w:rPr>
+        <w:rFonts w:ascii="Wingdings" w:hAnsi="Wingdings" w:hint="default"/>
+        <w:sz w:val="20"/>
+      </w:rPr>
+    </w:lvl>
+    <w:lvl w:ilvl="6" w:tentative="1">
+      <w:start w:val="1"/>
+      <w:numFmt w:val="bullet"/>
+      <w:lvlText w:val=""/>
+      <w:lvlJc w:val="left"/>
+      <w:pPr>
+        <w:tabs>
+          <w:tab w:val="num" w:pos="5040"/>
+        </w:tabs>
+        <w:ind w:left="5040" w:hanging="360"/>
+      </w:pPr>
+      <w:rPr>
+        <w:rFonts w:ascii="Wingdings" w:hAnsi="Wingdings" w:hint="default"/>
+        <w:sz w:val="20"/>
+      </w:rPr>
+    </w:lvl>
+    <w:lvl w:ilvl="7" w:tentative="1">
+      <w:start w:val="1"/>
+      <w:numFmt w:val="bullet"/>
+      <w:lvlText w:val=""/>
+      <w:lvlJc w:val="left"/>
+      <w:pPr>
+        <w:tabs>
+          <w:tab w:val="num" w:pos="5760"/>
+        </w:tabs>
+        <w:ind w:left="5760" w:hanging="360"/>
+      </w:pPr>
+      <w:rPr>
+        <w:rFonts w:ascii="Wingdings" w:hAnsi="Wingdings" w:hint="default"/>
+        <w:sz w:val="20"/>
+      </w:rPr>
+    </w:lvl>
+    <w:lvl w:ilvl="8" w:tentative="1">
+      <w:start w:val="1"/>
+      <w:numFmt w:val="bullet"/>
+      <w:lvlText w:val=""/>
+      <w:lvlJc w:val="left"/>
+      <w:pPr>
+        <w:tabs>
+          <w:tab w:val="num" w:pos="6480"/>
+        </w:tabs>
+        <w:ind w:left="6480" w:hanging="360"/>
+      </w:pPr>
+      <w:rPr>
+        <w:rFonts w:ascii="Wingdings" w:hAnsi="Wingdings" w:hint="default"/>
+        <w:sz w:val="20"/>
+      </w:rPr>
+    </w:lvl>
+  </w:abstractNum>
+  <w:abstractNum w:abstractNumId="7" w15:restartNumberingAfterBreak="0">
+    <w:nsid w:val="196572CD"/>
+    <w:multiLevelType w:val="multilevel"/>
+    <w:tmpl w:val="EAD8E1B2"/>
+    <w:lvl w:ilvl="0">
+      <w:start w:val="1"/>
+      <w:numFmt w:val="bullet"/>
+      <w:lvlText w:val=""/>
+      <w:lvlJc w:val="left"/>
+      <w:pPr>
+        <w:tabs>
+          <w:tab w:val="num" w:pos="720"/>
+        </w:tabs>
+        <w:ind w:left="720" w:hanging="360"/>
+      </w:pPr>
+      <w:rPr>
+        <w:rFonts w:ascii="Symbol" w:hAnsi="Symbol" w:hint="default"/>
+        <w:sz w:val="20"/>
+      </w:rPr>
+    </w:lvl>
+    <w:lvl w:ilvl="1" w:tentative="1">
+      <w:start w:val="1"/>
+      <w:numFmt w:val="bullet"/>
+      <w:lvlText w:val="o"/>
+      <w:lvlJc w:val="left"/>
+      <w:pPr>
+        <w:tabs>
+          <w:tab w:val="num" w:pos="1440"/>
+        </w:tabs>
+        <w:ind w:left="1440" w:hanging="360"/>
+      </w:pPr>
+      <w:rPr>
+        <w:rFonts w:ascii="Courier New" w:hAnsi="Courier New" w:hint="default"/>
+        <w:sz w:val="20"/>
+      </w:rPr>
+    </w:lvl>
+    <w:lvl w:ilvl="2" w:tentative="1">
+      <w:start w:val="1"/>
+      <w:numFmt w:val="bullet"/>
+      <w:lvlText w:val=""/>
+      <w:lvlJc w:val="left"/>
+      <w:pPr>
+        <w:tabs>
+          <w:tab w:val="num" w:pos="2160"/>
+        </w:tabs>
+        <w:ind w:left="2160" w:hanging="360"/>
+      </w:pPr>
+      <w:rPr>
+        <w:rFonts w:ascii="Wingdings" w:hAnsi="Wingdings" w:hint="default"/>
+        <w:sz w:val="20"/>
+      </w:rPr>
+    </w:lvl>
+    <w:lvl w:ilvl="3" w:tentative="1">
+      <w:start w:val="1"/>
+      <w:numFmt w:val="bullet"/>
+      <w:lvlText w:val=""/>
+      <w:lvlJc w:val="left"/>
+      <w:pPr>
+        <w:tabs>
+          <w:tab w:val="num" w:pos="2880"/>
+        </w:tabs>
+        <w:ind w:left="2880" w:hanging="360"/>
+      </w:pPr>
+      <w:rPr>
+        <w:rFonts w:ascii="Wingdings" w:hAnsi="Wingdings" w:hint="default"/>
+        <w:sz w:val="20"/>
+      </w:rPr>
+    </w:lvl>
+    <w:lvl w:ilvl="4" w:tentative="1">
+      <w:start w:val="1"/>
+      <w:numFmt w:val="bullet"/>
+      <w:lvlText w:val=""/>
+      <w:lvlJc w:val="left"/>
+      <w:pPr>
+        <w:tabs>
+          <w:tab w:val="num" w:pos="3600"/>
+        </w:tabs>
+        <w:ind w:left="3600" w:hanging="360"/>
+      </w:pPr>
+      <w:rPr>
+        <w:rFonts w:ascii="Wingdings" w:hAnsi="Wingdings" w:hint="default"/>
+        <w:sz w:val="20"/>
+      </w:rPr>
+    </w:lvl>
+    <w:lvl w:ilvl="5" w:tentative="1">
+      <w:start w:val="1"/>
+      <w:numFmt w:val="bullet"/>
+      <w:lvlText w:val=""/>
+      <w:lvlJc w:val="left"/>
+      <w:pPr>
+        <w:tabs>
+          <w:tab w:val="num" w:pos="4320"/>
+        </w:tabs>
+        <w:ind w:left="4320" w:hanging="360"/>
+      </w:pPr>
+      <w:rPr>
+        <w:rFonts w:ascii="Wingdings" w:hAnsi="Wingdings" w:hint="default"/>
+        <w:sz w:val="20"/>
+      </w:rPr>
+    </w:lvl>
+    <w:lvl w:ilvl="6" w:tentative="1">
+      <w:start w:val="1"/>
+      <w:numFmt w:val="bullet"/>
+      <w:lvlText w:val=""/>
+      <w:lvlJc w:val="left"/>
+      <w:pPr>
+        <w:tabs>
+          <w:tab w:val="num" w:pos="5040"/>
+        </w:tabs>
+        <w:ind w:left="5040" w:hanging="360"/>
+      </w:pPr>
+      <w:rPr>
+        <w:rFonts w:ascii="Wingdings" w:hAnsi="Wingdings" w:hint="default"/>
+        <w:sz w:val="20"/>
+      </w:rPr>
+    </w:lvl>
+    <w:lvl w:ilvl="7" w:tentative="1">
+      <w:start w:val="1"/>
+      <w:numFmt w:val="bullet"/>
+      <w:lvlText w:val=""/>
+      <w:lvlJc w:val="left"/>
+      <w:pPr>
+        <w:tabs>
+          <w:tab w:val="num" w:pos="5760"/>
+        </w:tabs>
+        <w:ind w:left="5760" w:hanging="360"/>
+      </w:pPr>
+      <w:rPr>
+        <w:rFonts w:ascii="Wingdings" w:hAnsi="Wingdings" w:hint="default"/>
+        <w:sz w:val="20"/>
+      </w:rPr>
+    </w:lvl>
+    <w:lvl w:ilvl="8" w:tentative="1">
+      <w:start w:val="1"/>
+      <w:numFmt w:val="bullet"/>
+      <w:lvlText w:val=""/>
+      <w:lvlJc w:val="left"/>
+      <w:pPr>
+        <w:tabs>
+          <w:tab w:val="num" w:pos="6480"/>
+        </w:tabs>
+        <w:ind w:left="6480" w:hanging="360"/>
+      </w:pPr>
+      <w:rPr>
+        <w:rFonts w:ascii="Wingdings" w:hAnsi="Wingdings" w:hint="default"/>
+        <w:sz w:val="20"/>
+      </w:rPr>
+    </w:lvl>
+  </w:abstractNum>
+  <w:abstractNum w:abstractNumId="8" w15:restartNumberingAfterBreak="0">
+    <w:nsid w:val="19AD3167"/>
+    <w:multiLevelType w:val="multilevel"/>
+    <w:tmpl w:val="EF3A4D3E"/>
+    <w:lvl w:ilvl="0">
+      <w:start w:val="1"/>
+      <w:numFmt w:val="bullet"/>
+      <w:lvlText w:val=""/>
+      <w:lvlJc w:val="left"/>
+      <w:pPr>
+        <w:tabs>
+          <w:tab w:val="num" w:pos="720"/>
+        </w:tabs>
+        <w:ind w:left="720" w:hanging="360"/>
+      </w:pPr>
+      <w:rPr>
+        <w:rFonts w:ascii="Symbol" w:hAnsi="Symbol" w:hint="default"/>
+        <w:sz w:val="20"/>
+      </w:rPr>
+    </w:lvl>
+    <w:lvl w:ilvl="1" w:tentative="1">
+      <w:start w:val="1"/>
+      <w:numFmt w:val="bullet"/>
+      <w:lvlText w:val="o"/>
+      <w:lvlJc w:val="left"/>
+      <w:pPr>
+        <w:tabs>
+          <w:tab w:val="num" w:pos="1440"/>
+        </w:tabs>
+        <w:ind w:left="1440" w:hanging="360"/>
+      </w:pPr>
+      <w:rPr>
+        <w:rFonts w:ascii="Courier New" w:hAnsi="Courier New" w:hint="default"/>
+        <w:sz w:val="20"/>
+      </w:rPr>
+    </w:lvl>
+    <w:lvl w:ilvl="2" w:tentative="1">
+      <w:start w:val="1"/>
+      <w:numFmt w:val="bullet"/>
+      <w:lvlText w:val=""/>
+      <w:lvlJc w:val="left"/>
+      <w:pPr>
+        <w:tabs>
+          <w:tab w:val="num" w:pos="2160"/>
+        </w:tabs>
+        <w:ind w:left="2160" w:hanging="360"/>
+      </w:pPr>
+      <w:rPr>
+        <w:rFonts w:ascii="Wingdings" w:hAnsi="Wingdings" w:hint="default"/>
+        <w:sz w:val="20"/>
+      </w:rPr>
+    </w:lvl>
+    <w:lvl w:ilvl="3" w:tentative="1">
+      <w:start w:val="1"/>
+      <w:numFmt w:val="bullet"/>
+      <w:lvlText w:val=""/>
+      <w:lvlJc w:val="left"/>
+      <w:pPr>
+        <w:tabs>
+          <w:tab w:val="num" w:pos="2880"/>
+        </w:tabs>
+        <w:ind w:left="2880" w:hanging="360"/>
+      </w:pPr>
+      <w:rPr>
+        <w:rFonts w:ascii="Wingdings" w:hAnsi="Wingdings" w:hint="default"/>
+        <w:sz w:val="20"/>
+      </w:rPr>
+    </w:lvl>
+    <w:lvl w:ilvl="4" w:tentative="1">
+      <w:start w:val="1"/>
+      <w:numFmt w:val="bullet"/>
+      <w:lvlText w:val=""/>
+      <w:lvlJc w:val="left"/>
+      <w:pPr>
+        <w:tabs>
+          <w:tab w:val="num" w:pos="3600"/>
+        </w:tabs>
+        <w:ind w:left="3600" w:hanging="360"/>
+      </w:pPr>
+      <w:rPr>
+        <w:rFonts w:ascii="Wingdings" w:hAnsi="Wingdings" w:hint="default"/>
+        <w:sz w:val="20"/>
+      </w:rPr>
+    </w:lvl>
+    <w:lvl w:ilvl="5" w:tentative="1">
+      <w:start w:val="1"/>
+      <w:numFmt w:val="bullet"/>
+      <w:lvlText w:val=""/>
+      <w:lvlJc w:val="left"/>
+      <w:pPr>
+        <w:tabs>
+          <w:tab w:val="num" w:pos="4320"/>
+        </w:tabs>
+        <w:ind w:left="4320" w:hanging="360"/>
+      </w:pPr>
+      <w:rPr>
+        <w:rFonts w:ascii="Wingdings" w:hAnsi="Wingdings" w:hint="default"/>
+        <w:sz w:val="20"/>
+      </w:rPr>
+    </w:lvl>
+    <w:lvl w:ilvl="6" w:tentative="1">
+      <w:start w:val="1"/>
+      <w:numFmt w:val="bullet"/>
+      <w:lvlText w:val=""/>
+      <w:lvlJc w:val="left"/>
+      <w:pPr>
+        <w:tabs>
+          <w:tab w:val="num" w:pos="5040"/>
+        </w:tabs>
+        <w:ind w:left="5040" w:hanging="360"/>
+      </w:pPr>
+      <w:rPr>
+        <w:rFonts w:ascii="Wingdings" w:hAnsi="Wingdings" w:hint="default"/>
+        <w:sz w:val="20"/>
+      </w:rPr>
+    </w:lvl>
+    <w:lvl w:ilvl="7" w:tentative="1">
+      <w:start w:val="1"/>
+      <w:numFmt w:val="bullet"/>
+      <w:lvlText w:val=""/>
+      <w:lvlJc w:val="left"/>
+      <w:pPr>
+        <w:tabs>
+          <w:tab w:val="num" w:pos="5760"/>
+        </w:tabs>
+        <w:ind w:left="5760" w:hanging="360"/>
+      </w:pPr>
+      <w:rPr>
+        <w:rFonts w:ascii="Wingdings" w:hAnsi="Wingdings" w:hint="default"/>
+        <w:sz w:val="20"/>
+      </w:rPr>
+    </w:lvl>
+    <w:lvl w:ilvl="8" w:tentative="1">
+      <w:start w:val="1"/>
+      <w:numFmt w:val="bullet"/>
+      <w:lvlText w:val=""/>
+      <w:lvlJc w:val="left"/>
+      <w:pPr>
+        <w:tabs>
+          <w:tab w:val="num" w:pos="6480"/>
+        </w:tabs>
+        <w:ind w:left="6480" w:hanging="360"/>
+      </w:pPr>
+      <w:rPr>
+        <w:rFonts w:ascii="Wingdings" w:hAnsi="Wingdings" w:hint="default"/>
+        <w:sz w:val="20"/>
+      </w:rPr>
+    </w:lvl>
+  </w:abstractNum>
+  <w:abstractNum w:abstractNumId="9" w15:restartNumberingAfterBreak="0">
+    <w:nsid w:val="1BAD750C"/>
+    <w:multiLevelType w:val="multilevel"/>
+    <w:tmpl w:val="1A6A9BE6"/>
+    <w:lvl w:ilvl="0">
+      <w:start w:val="1"/>
+      <w:numFmt w:val="bullet"/>
+      <w:lvlText w:val=""/>
+      <w:lvlJc w:val="left"/>
+      <w:pPr>
+        <w:tabs>
+          <w:tab w:val="num" w:pos="720"/>
+        </w:tabs>
+        <w:ind w:left="720" w:hanging="360"/>
+      </w:pPr>
+      <w:rPr>
+        <w:rFonts w:ascii="Symbol" w:hAnsi="Symbol" w:hint="default"/>
+        <w:sz w:val="20"/>
+      </w:rPr>
+    </w:lvl>
+    <w:lvl w:ilvl="1" w:tentative="1">
+      <w:start w:val="1"/>
+      <w:numFmt w:val="bullet"/>
+      <w:lvlText w:val="o"/>
+      <w:lvlJc w:val="left"/>
+      <w:pPr>
+        <w:tabs>
+          <w:tab w:val="num" w:pos="1440"/>
+        </w:tabs>
+        <w:ind w:left="1440" w:hanging="360"/>
+      </w:pPr>
+      <w:rPr>
+        <w:rFonts w:ascii="Courier New" w:hAnsi="Courier New" w:hint="default"/>
+        <w:sz w:val="20"/>
+      </w:rPr>
+    </w:lvl>
+    <w:lvl w:ilvl="2" w:tentative="1">
+      <w:start w:val="1"/>
+      <w:numFmt w:val="bullet"/>
+      <w:lvlText w:val=""/>
+      <w:lvlJc w:val="left"/>
+      <w:pPr>
+        <w:tabs>
+          <w:tab w:val="num" w:pos="2160"/>
+        </w:tabs>
+        <w:ind w:left="2160" w:hanging="360"/>
+      </w:pPr>
+      <w:rPr>
+        <w:rFonts w:ascii="Wingdings" w:hAnsi="Wingdings" w:hint="default"/>
+        <w:sz w:val="20"/>
+      </w:rPr>
+    </w:lvl>
+    <w:lvl w:ilvl="3" w:tentative="1">
+      <w:start w:val="1"/>
+      <w:numFmt w:val="bullet"/>
+      <w:lvlText w:val=""/>
+      <w:lvlJc w:val="left"/>
+      <w:pPr>
+        <w:tabs>
+          <w:tab w:val="num" w:pos="2880"/>
+        </w:tabs>
+        <w:ind w:left="2880" w:hanging="360"/>
+      </w:pPr>
+      <w:rPr>
+        <w:rFonts w:ascii="Wingdings" w:hAnsi="Wingdings" w:hint="default"/>
+        <w:sz w:val="20"/>
+      </w:rPr>
+    </w:lvl>
+    <w:lvl w:ilvl="4" w:tentative="1">
+      <w:start w:val="1"/>
+      <w:numFmt w:val="bullet"/>
+      <w:lvlText w:val=""/>
+      <w:lvlJc w:val="left"/>
+      <w:pPr>
+        <w:tabs>
+          <w:tab w:val="num" w:pos="3600"/>
+        </w:tabs>
+        <w:ind w:left="3600" w:hanging="360"/>
+      </w:pPr>
+      <w:rPr>
+        <w:rFonts w:ascii="Wingdings" w:hAnsi="Wingdings" w:hint="default"/>
+        <w:sz w:val="20"/>
+      </w:rPr>
+    </w:lvl>
+    <w:lvl w:ilvl="5" w:tentative="1">
+      <w:start w:val="1"/>
+      <w:numFmt w:val="bullet"/>
+      <w:lvlText w:val=""/>
+      <w:lvlJc w:val="left"/>
+      <w:pPr>
+        <w:tabs>
+          <w:tab w:val="num" w:pos="4320"/>
+        </w:tabs>
+        <w:ind w:left="4320" w:hanging="360"/>
+      </w:pPr>
+      <w:rPr>
+        <w:rFonts w:ascii="Wingdings" w:hAnsi="Wingdings" w:hint="default"/>
+        <w:sz w:val="20"/>
+      </w:rPr>
+    </w:lvl>
+    <w:lvl w:ilvl="6" w:tentative="1">
+      <w:start w:val="1"/>
+      <w:numFmt w:val="bullet"/>
+      <w:lvlText w:val=""/>
+      <w:lvlJc w:val="left"/>
+      <w:pPr>
+        <w:tabs>
+          <w:tab w:val="num" w:pos="5040"/>
+        </w:tabs>
+        <w:ind w:left="5040" w:hanging="360"/>
+      </w:pPr>
+      <w:rPr>
+        <w:rFonts w:ascii="Wingdings" w:hAnsi="Wingdings" w:hint="default"/>
+        <w:sz w:val="20"/>
+      </w:rPr>
+    </w:lvl>
+    <w:lvl w:ilvl="7" w:tentative="1">
+      <w:start w:val="1"/>
+      <w:numFmt w:val="bullet"/>
+      <w:lvlText w:val=""/>
+      <w:lvlJc w:val="left"/>
+      <w:pPr>
+        <w:tabs>
+          <w:tab w:val="num" w:pos="5760"/>
+        </w:tabs>
+        <w:ind w:left="5760" w:hanging="360"/>
+      </w:pPr>
+      <w:rPr>
+        <w:rFonts w:ascii="Wingdings" w:hAnsi="Wingdings" w:hint="default"/>
+        <w:sz w:val="20"/>
+      </w:rPr>
+    </w:lvl>
+    <w:lvl w:ilvl="8" w:tentative="1">
+      <w:start w:val="1"/>
+      <w:numFmt w:val="bullet"/>
+      <w:lvlText w:val=""/>
+      <w:lvlJc w:val="left"/>
+      <w:pPr>
+        <w:tabs>
+          <w:tab w:val="num" w:pos="6480"/>
+        </w:tabs>
+        <w:ind w:left="6480" w:hanging="360"/>
+      </w:pPr>
+      <w:rPr>
+        <w:rFonts w:ascii="Wingdings" w:hAnsi="Wingdings" w:hint="default"/>
+        <w:sz w:val="20"/>
+      </w:rPr>
+    </w:lvl>
+  </w:abstractNum>
+  <w:abstractNum w:abstractNumId="10" w15:restartNumberingAfterBreak="0">
+    <w:nsid w:val="2F89544C"/>
+    <w:multiLevelType w:val="multilevel"/>
+    <w:tmpl w:val="75583D8E"/>
+    <w:lvl w:ilvl="0">
+      <w:start w:val="1"/>
+      <w:numFmt w:val="bullet"/>
+      <w:lvlText w:val=""/>
+      <w:lvlJc w:val="left"/>
+      <w:pPr>
+        <w:tabs>
+          <w:tab w:val="num" w:pos="720"/>
+        </w:tabs>
+        <w:ind w:left="720" w:hanging="360"/>
+      </w:pPr>
+      <w:rPr>
+        <w:rFonts w:ascii="Symbol" w:hAnsi="Symbol" w:hint="default"/>
+        <w:sz w:val="20"/>
+      </w:rPr>
+    </w:lvl>
+    <w:lvl w:ilvl="1" w:tentative="1">
+      <w:start w:val="1"/>
+      <w:numFmt w:val="bullet"/>
+      <w:lvlText w:val="o"/>
+      <w:lvlJc w:val="left"/>
+      <w:pPr>
+        <w:tabs>
+          <w:tab w:val="num" w:pos="1440"/>
+        </w:tabs>
+        <w:ind w:left="1440" w:hanging="360"/>
+      </w:pPr>
+      <w:rPr>
+        <w:rFonts w:ascii="Courier New" w:hAnsi="Courier New" w:hint="default"/>
+        <w:sz w:val="20"/>
+      </w:rPr>
+    </w:lvl>
+    <w:lvl w:ilvl="2" w:tentative="1">
+      <w:start w:val="1"/>
+      <w:numFmt w:val="bullet"/>
+      <w:lvlText w:val=""/>
+      <w:lvlJc w:val="left"/>
+      <w:pPr>
+        <w:tabs>
+          <w:tab w:val="num" w:pos="2160"/>
+        </w:tabs>
+        <w:ind w:left="2160" w:hanging="360"/>
+      </w:pPr>
+      <w:rPr>
+        <w:rFonts w:ascii="Wingdings" w:hAnsi="Wingdings" w:hint="default"/>
+        <w:sz w:val="20"/>
+      </w:rPr>
+    </w:lvl>
+    <w:lvl w:ilvl="3" w:tentative="1">
+      <w:start w:val="1"/>
+      <w:numFmt w:val="bullet"/>
+      <w:lvlText w:val=""/>
+      <w:lvlJc w:val="left"/>
+      <w:pPr>
+        <w:tabs>
+          <w:tab w:val="num" w:pos="2880"/>
+        </w:tabs>
+        <w:ind w:left="2880" w:hanging="360"/>
+      </w:pPr>
+      <w:rPr>
+        <w:rFonts w:ascii="Wingdings" w:hAnsi="Wingdings" w:hint="default"/>
+        <w:sz w:val="20"/>
+      </w:rPr>
+    </w:lvl>
+    <w:lvl w:ilvl="4" w:tentative="1">
+      <w:start w:val="1"/>
+      <w:numFmt w:val="bullet"/>
+      <w:lvlText w:val=""/>
+      <w:lvlJc w:val="left"/>
+      <w:pPr>
+        <w:tabs>
+          <w:tab w:val="num" w:pos="3600"/>
+        </w:tabs>
+        <w:ind w:left="3600" w:hanging="360"/>
+      </w:pPr>
+      <w:rPr>
+        <w:rFonts w:ascii="Wingdings" w:hAnsi="Wingdings" w:hint="default"/>
+        <w:sz w:val="20"/>
+      </w:rPr>
+    </w:lvl>
+    <w:lvl w:ilvl="5" w:tentative="1">
+      <w:start w:val="1"/>
+      <w:numFmt w:val="bullet"/>
+      <w:lvlText w:val=""/>
+      <w:lvlJc w:val="left"/>
+      <w:pPr>
+        <w:tabs>
+          <w:tab w:val="num" w:pos="4320"/>
+        </w:tabs>
+        <w:ind w:left="4320" w:hanging="360"/>
+      </w:pPr>
+      <w:rPr>
+        <w:rFonts w:ascii="Wingdings" w:hAnsi="Wingdings" w:hint="default"/>
+        <w:sz w:val="20"/>
+      </w:rPr>
+    </w:lvl>
+    <w:lvl w:ilvl="6" w:tentative="1">
+      <w:start w:val="1"/>
+      <w:numFmt w:val="bullet"/>
+      <w:lvlText w:val=""/>
+      <w:lvlJc w:val="left"/>
+      <w:pPr>
+        <w:tabs>
+          <w:tab w:val="num" w:pos="5040"/>
+        </w:tabs>
+        <w:ind w:left="5040" w:hanging="360"/>
+      </w:pPr>
+      <w:rPr>
+        <w:rFonts w:ascii="Wingdings" w:hAnsi="Wingdings" w:hint="default"/>
+        <w:sz w:val="20"/>
+      </w:rPr>
+    </w:lvl>
+    <w:lvl w:ilvl="7" w:tentative="1">
+      <w:start w:val="1"/>
+      <w:numFmt w:val="bullet"/>
+      <w:lvlText w:val=""/>
+      <w:lvlJc w:val="left"/>
+      <w:pPr>
+        <w:tabs>
+          <w:tab w:val="num" w:pos="5760"/>
+        </w:tabs>
+        <w:ind w:left="5760" w:hanging="360"/>
+      </w:pPr>
+      <w:rPr>
+        <w:rFonts w:ascii="Wingdings" w:hAnsi="Wingdings" w:hint="default"/>
+        <w:sz w:val="20"/>
+      </w:rPr>
+    </w:lvl>
+    <w:lvl w:ilvl="8" w:tentative="1">
+      <w:start w:val="1"/>
+      <w:numFmt w:val="bullet"/>
+      <w:lvlText w:val=""/>
+      <w:lvlJc w:val="left"/>
+      <w:pPr>
+        <w:tabs>
+          <w:tab w:val="num" w:pos="6480"/>
+        </w:tabs>
+        <w:ind w:left="6480" w:hanging="360"/>
+      </w:pPr>
+      <w:rPr>
+        <w:rFonts w:ascii="Wingdings" w:hAnsi="Wingdings" w:hint="default"/>
+        <w:sz w:val="20"/>
+      </w:rPr>
+    </w:lvl>
+  </w:abstractNum>
+  <w:abstractNum w:abstractNumId="11" w15:restartNumberingAfterBreak="0">
+    <w:nsid w:val="37492F95"/>
+    <w:multiLevelType w:val="multilevel"/>
+    <w:tmpl w:val="6288595E"/>
+    <w:lvl w:ilvl="0">
+      <w:start w:val="1"/>
+      <w:numFmt w:val="bullet"/>
+      <w:lvlText w:val=""/>
+      <w:lvlJc w:val="left"/>
+      <w:pPr>
+        <w:tabs>
+          <w:tab w:val="num" w:pos="720"/>
+        </w:tabs>
+        <w:ind w:left="720" w:hanging="360"/>
+      </w:pPr>
+      <w:rPr>
+        <w:rFonts w:ascii="Symbol" w:hAnsi="Symbol" w:hint="default"/>
+        <w:sz w:val="20"/>
+      </w:rPr>
+    </w:lvl>
+    <w:lvl w:ilvl="1" w:tentative="1">
+      <w:start w:val="1"/>
+      <w:numFmt w:val="bullet"/>
+      <w:lvlText w:val="o"/>
+      <w:lvlJc w:val="left"/>
+      <w:pPr>
+        <w:tabs>
+          <w:tab w:val="num" w:pos="1440"/>
+        </w:tabs>
+        <w:ind w:left="1440" w:hanging="360"/>
+      </w:pPr>
+      <w:rPr>
+        <w:rFonts w:ascii="Courier New" w:hAnsi="Courier New" w:hint="default"/>
+        <w:sz w:val="20"/>
+      </w:rPr>
+    </w:lvl>
+    <w:lvl w:ilvl="2" w:tentative="1">
+      <w:start w:val="1"/>
+      <w:numFmt w:val="bullet"/>
+      <w:lvlText w:val=""/>
+      <w:lvlJc w:val="left"/>
+      <w:pPr>
+        <w:tabs>
+          <w:tab w:val="num" w:pos="2160"/>
+        </w:tabs>
+        <w:ind w:left="2160" w:hanging="360"/>
+      </w:pPr>
+      <w:rPr>
+        <w:rFonts w:ascii="Wingdings" w:hAnsi="Wingdings" w:hint="default"/>
+        <w:sz w:val="20"/>
+      </w:rPr>
+    </w:lvl>
+    <w:lvl w:ilvl="3" w:tentative="1">
+      <w:start w:val="1"/>
+      <w:numFmt w:val="bullet"/>
+      <w:lvlText w:val=""/>
+      <w:lvlJc w:val="left"/>
+      <w:pPr>
+        <w:tabs>
+          <w:tab w:val="num" w:pos="2880"/>
+        </w:tabs>
+        <w:ind w:left="2880" w:hanging="360"/>
+      </w:pPr>
+      <w:rPr>
+        <w:rFonts w:ascii="Wingdings" w:hAnsi="Wingdings" w:hint="default"/>
+        <w:sz w:val="20"/>
+      </w:rPr>
+    </w:lvl>
+    <w:lvl w:ilvl="4" w:tentative="1">
+      <w:start w:val="1"/>
+      <w:numFmt w:val="bullet"/>
+      <w:lvlText w:val=""/>
+      <w:lvlJc w:val="left"/>
+      <w:pPr>
+        <w:tabs>
+          <w:tab w:val="num" w:pos="3600"/>
+        </w:tabs>
+        <w:ind w:left="3600" w:hanging="360"/>
+      </w:pPr>
+      <w:rPr>
+        <w:rFonts w:ascii="Wingdings" w:hAnsi="Wingdings" w:hint="default"/>
+        <w:sz w:val="20"/>
+      </w:rPr>
+    </w:lvl>
+    <w:lvl w:ilvl="5" w:tentative="1">
+      <w:start w:val="1"/>
+      <w:numFmt w:val="bullet"/>
+      <w:lvlText w:val=""/>
+      <w:lvlJc w:val="left"/>
+      <w:pPr>
+        <w:tabs>
+          <w:tab w:val="num" w:pos="4320"/>
+        </w:tabs>
+        <w:ind w:left="4320" w:hanging="360"/>
+      </w:pPr>
+      <w:rPr>
+        <w:rFonts w:ascii="Wingdings" w:hAnsi="Wingdings" w:hint="default"/>
+        <w:sz w:val="20"/>
+      </w:rPr>
+    </w:lvl>
+    <w:lvl w:ilvl="6" w:tentative="1">
+      <w:start w:val="1"/>
+      <w:numFmt w:val="bullet"/>
+      <w:lvlText w:val=""/>
+      <w:lvlJc w:val="left"/>
+      <w:pPr>
+        <w:tabs>
+          <w:tab w:val="num" w:pos="5040"/>
+        </w:tabs>
+        <w:ind w:left="5040" w:hanging="360"/>
+      </w:pPr>
+      <w:rPr>
+        <w:rFonts w:ascii="Wingdings" w:hAnsi="Wingdings" w:hint="default"/>
+        <w:sz w:val="20"/>
+      </w:rPr>
+    </w:lvl>
+    <w:lvl w:ilvl="7" w:tentative="1">
+      <w:start w:val="1"/>
+      <w:numFmt w:val="bullet"/>
+      <w:lvlText w:val=""/>
+      <w:lvlJc w:val="left"/>
+      <w:pPr>
+        <w:tabs>
+          <w:tab w:val="num" w:pos="5760"/>
+        </w:tabs>
+        <w:ind w:left="5760" w:hanging="360"/>
+      </w:pPr>
+      <w:rPr>
+        <w:rFonts w:ascii="Wingdings" w:hAnsi="Wingdings" w:hint="default"/>
+        <w:sz w:val="20"/>
+      </w:rPr>
+    </w:lvl>
+    <w:lvl w:ilvl="8" w:tentative="1">
+      <w:start w:val="1"/>
+      <w:numFmt w:val="bullet"/>
+      <w:lvlText w:val=""/>
+      <w:lvlJc w:val="left"/>
+      <w:pPr>
+        <w:tabs>
+          <w:tab w:val="num" w:pos="6480"/>
+        </w:tabs>
+        <w:ind w:left="6480" w:hanging="360"/>
+      </w:pPr>
+      <w:rPr>
+        <w:rFonts w:ascii="Wingdings" w:hAnsi="Wingdings" w:hint="default"/>
+        <w:sz w:val="20"/>
+      </w:rPr>
+    </w:lvl>
+  </w:abstractNum>
+  <w:abstractNum w:abstractNumId="12" w15:restartNumberingAfterBreak="0">
+    <w:nsid w:val="3CEB56C6"/>
+    <w:multiLevelType w:val="multilevel"/>
+    <w:tmpl w:val="548A8336"/>
+    <w:lvl w:ilvl="0">
+      <w:start w:val="1"/>
+      <w:numFmt w:val="bullet"/>
+      <w:lvlText w:val=""/>
+      <w:lvlJc w:val="left"/>
+      <w:pPr>
+        <w:tabs>
+          <w:tab w:val="num" w:pos="720"/>
+        </w:tabs>
+        <w:ind w:left="720" w:hanging="360"/>
+      </w:pPr>
+      <w:rPr>
+        <w:rFonts w:ascii="Symbol" w:hAnsi="Symbol" w:hint="default"/>
+        <w:sz w:val="20"/>
+      </w:rPr>
+    </w:lvl>
+    <w:lvl w:ilvl="1" w:tentative="1">
+      <w:start w:val="1"/>
+      <w:numFmt w:val="bullet"/>
+      <w:lvlText w:val="o"/>
+      <w:lvlJc w:val="left"/>
+      <w:pPr>
+        <w:tabs>
+          <w:tab w:val="num" w:pos="1440"/>
+        </w:tabs>
+        <w:ind w:left="1440" w:hanging="360"/>
+      </w:pPr>
+      <w:rPr>
+        <w:rFonts w:ascii="Courier New" w:hAnsi="Courier New" w:hint="default"/>
+        <w:sz w:val="20"/>
+      </w:rPr>
+    </w:lvl>
+    <w:lvl w:ilvl="2" w:tentative="1">
+      <w:start w:val="1"/>
+      <w:numFmt w:val="bullet"/>
+      <w:lvlText w:val=""/>
+      <w:lvlJc w:val="left"/>
+      <w:pPr>
+        <w:tabs>
+          <w:tab w:val="num" w:pos="2160"/>
+        </w:tabs>
+        <w:ind w:left="2160" w:hanging="360"/>
+      </w:pPr>
+      <w:rPr>
+        <w:rFonts w:ascii="Wingdings" w:hAnsi="Wingdings" w:hint="default"/>
+        <w:sz w:val="20"/>
+      </w:rPr>
+    </w:lvl>
+    <w:lvl w:ilvl="3" w:tentative="1">
+      <w:start w:val="1"/>
+      <w:numFmt w:val="bullet"/>
+      <w:lvlText w:val=""/>
+      <w:lvlJc w:val="left"/>
+      <w:pPr>
+        <w:tabs>
+          <w:tab w:val="num" w:pos="2880"/>
+        </w:tabs>
+        <w:ind w:left="2880" w:hanging="360"/>
+      </w:pPr>
+      <w:rPr>
+        <w:rFonts w:ascii="Wingdings" w:hAnsi="Wingdings" w:hint="default"/>
+        <w:sz w:val="20"/>
+      </w:rPr>
+    </w:lvl>
+    <w:lvl w:ilvl="4" w:tentative="1">
+      <w:start w:val="1"/>
+      <w:numFmt w:val="bullet"/>
+      <w:lvlText w:val=""/>
+      <w:lvlJc w:val="left"/>
+      <w:pPr>
+        <w:tabs>
+          <w:tab w:val="num" w:pos="3600"/>
+        </w:tabs>
+        <w:ind w:left="3600" w:hanging="360"/>
+      </w:pPr>
+      <w:rPr>
+        <w:rFonts w:ascii="Wingdings" w:hAnsi="Wingdings" w:hint="default"/>
+        <w:sz w:val="20"/>
+      </w:rPr>
+    </w:lvl>
+    <w:lvl w:ilvl="5" w:tentative="1">
+      <w:start w:val="1"/>
+      <w:numFmt w:val="bullet"/>
+      <w:lvlText w:val=""/>
+      <w:lvlJc w:val="left"/>
+      <w:pPr>
+        <w:tabs>
+          <w:tab w:val="num" w:pos="4320"/>
+        </w:tabs>
+        <w:ind w:left="4320" w:hanging="360"/>
+      </w:pPr>
+      <w:rPr>
+        <w:rFonts w:ascii="Wingdings" w:hAnsi="Wingdings" w:hint="default"/>
+        <w:sz w:val="20"/>
+      </w:rPr>
+    </w:lvl>
+    <w:lvl w:ilvl="6" w:tentative="1">
+      <w:start w:val="1"/>
+      <w:numFmt w:val="bullet"/>
+      <w:lvlText w:val=""/>
+      <w:lvlJc w:val="left"/>
+      <w:pPr>
+        <w:tabs>
+          <w:tab w:val="num" w:pos="5040"/>
+        </w:tabs>
+        <w:ind w:left="5040" w:hanging="360"/>
+      </w:pPr>
+      <w:rPr>
+        <w:rFonts w:ascii="Wingdings" w:hAnsi="Wingdings" w:hint="default"/>
+        <w:sz w:val="20"/>
+      </w:rPr>
+    </w:lvl>
+    <w:lvl w:ilvl="7" w:tentative="1">
+      <w:start w:val="1"/>
+      <w:numFmt w:val="bullet"/>
+      <w:lvlText w:val=""/>
+      <w:lvlJc w:val="left"/>
+      <w:pPr>
+        <w:tabs>
+          <w:tab w:val="num" w:pos="5760"/>
+        </w:tabs>
+        <w:ind w:left="5760" w:hanging="360"/>
+      </w:pPr>
+      <w:rPr>
+        <w:rFonts w:ascii="Wingdings" w:hAnsi="Wingdings" w:hint="default"/>
+        <w:sz w:val="20"/>
+      </w:rPr>
+    </w:lvl>
+    <w:lvl w:ilvl="8" w:tentative="1">
+      <w:start w:val="1"/>
+      <w:numFmt w:val="bullet"/>
+      <w:lvlText w:val=""/>
+      <w:lvlJc w:val="left"/>
+      <w:pPr>
+        <w:tabs>
+          <w:tab w:val="num" w:pos="6480"/>
+        </w:tabs>
+        <w:ind w:left="6480" w:hanging="360"/>
+      </w:pPr>
+      <w:rPr>
+        <w:rFonts w:ascii="Wingdings" w:hAnsi="Wingdings" w:hint="default"/>
+        <w:sz w:val="20"/>
+      </w:rPr>
+    </w:lvl>
+  </w:abstractNum>
+  <w:abstractNum w:abstractNumId="13" w15:restartNumberingAfterBreak="0">
+    <w:nsid w:val="3D570509"/>
+    <w:multiLevelType w:val="multilevel"/>
+    <w:tmpl w:val="A2D43F38"/>
+    <w:lvl w:ilvl="0">
+      <w:start w:val="1"/>
+      <w:numFmt w:val="bullet"/>
+      <w:lvlText w:val=""/>
+      <w:lvlJc w:val="left"/>
+      <w:pPr>
+        <w:tabs>
+          <w:tab w:val="num" w:pos="720"/>
+        </w:tabs>
+        <w:ind w:left="720" w:hanging="360"/>
+      </w:pPr>
+      <w:rPr>
+        <w:rFonts w:ascii="Symbol" w:hAnsi="Symbol" w:hint="default"/>
+        <w:sz w:val="20"/>
+      </w:rPr>
+    </w:lvl>
+    <w:lvl w:ilvl="1" w:tentative="1">
+      <w:start w:val="1"/>
+      <w:numFmt w:val="bullet"/>
+      <w:lvlText w:val="o"/>
+      <w:lvlJc w:val="left"/>
+      <w:pPr>
+        <w:tabs>
+          <w:tab w:val="num" w:pos="1440"/>
+        </w:tabs>
+        <w:ind w:left="1440" w:hanging="360"/>
+      </w:pPr>
+      <w:rPr>
+        <w:rFonts w:ascii="Courier New" w:hAnsi="Courier New" w:hint="default"/>
+        <w:sz w:val="20"/>
+      </w:rPr>
+    </w:lvl>
+    <w:lvl w:ilvl="2" w:tentative="1">
+      <w:start w:val="1"/>
+      <w:numFmt w:val="bullet"/>
+      <w:lvlText w:val=""/>
+      <w:lvlJc w:val="left"/>
+      <w:pPr>
+        <w:tabs>
+          <w:tab w:val="num" w:pos="2160"/>
+        </w:tabs>
+        <w:ind w:left="2160" w:hanging="360"/>
+      </w:pPr>
+      <w:rPr>
+        <w:rFonts w:ascii="Wingdings" w:hAnsi="Wingdings" w:hint="default"/>
+        <w:sz w:val="20"/>
+      </w:rPr>
+    </w:lvl>
+    <w:lvl w:ilvl="3" w:tentative="1">
+      <w:start w:val="1"/>
+      <w:numFmt w:val="bullet"/>
+      <w:lvlText w:val=""/>
+      <w:lvlJc w:val="left"/>
+      <w:pPr>
+        <w:tabs>
+          <w:tab w:val="num" w:pos="2880"/>
+        </w:tabs>
+        <w:ind w:left="2880" w:hanging="360"/>
+      </w:pPr>
+      <w:rPr>
+        <w:rFonts w:ascii="Wingdings" w:hAnsi="Wingdings" w:hint="default"/>
+        <w:sz w:val="20"/>
+      </w:rPr>
+    </w:lvl>
+    <w:lvl w:ilvl="4" w:tentative="1">
+      <w:start w:val="1"/>
+      <w:numFmt w:val="bullet"/>
+      <w:lvlText w:val=""/>
+      <w:lvlJc w:val="left"/>
+      <w:pPr>
+        <w:tabs>
+          <w:tab w:val="num" w:pos="3600"/>
+        </w:tabs>
+        <w:ind w:left="3600" w:hanging="360"/>
+      </w:pPr>
+      <w:rPr>
+        <w:rFonts w:ascii="Wingdings" w:hAnsi="Wingdings" w:hint="default"/>
+        <w:sz w:val="20"/>
+      </w:rPr>
+    </w:lvl>
+    <w:lvl w:ilvl="5" w:tentative="1">
+      <w:start w:val="1"/>
+      <w:numFmt w:val="bullet"/>
+      <w:lvlText w:val=""/>
+      <w:lvlJc w:val="left"/>
+      <w:pPr>
+        <w:tabs>
+          <w:tab w:val="num" w:pos="4320"/>
+        </w:tabs>
+        <w:ind w:left="4320" w:hanging="360"/>
+      </w:pPr>
+      <w:rPr>
+        <w:rFonts w:ascii="Wingdings" w:hAnsi="Wingdings" w:hint="default"/>
+        <w:sz w:val="20"/>
+      </w:rPr>
+    </w:lvl>
+    <w:lvl w:ilvl="6" w:tentative="1">
+      <w:start w:val="1"/>
+      <w:numFmt w:val="bullet"/>
+      <w:lvlText w:val=""/>
+      <w:lvlJc w:val="left"/>
+      <w:pPr>
+        <w:tabs>
+          <w:tab w:val="num" w:pos="5040"/>
+        </w:tabs>
+        <w:ind w:left="5040" w:hanging="360"/>
+      </w:pPr>
+      <w:rPr>
+        <w:rFonts w:ascii="Wingdings" w:hAnsi="Wingdings" w:hint="default"/>
+        <w:sz w:val="20"/>
+      </w:rPr>
+    </w:lvl>
+    <w:lvl w:ilvl="7" w:tentative="1">
+      <w:start w:val="1"/>
+      <w:numFmt w:val="bullet"/>
+      <w:lvlText w:val=""/>
+      <w:lvlJc w:val="left"/>
+      <w:pPr>
+        <w:tabs>
+          <w:tab w:val="num" w:pos="5760"/>
+        </w:tabs>
+        <w:ind w:left="5760" w:hanging="360"/>
+      </w:pPr>
+      <w:rPr>
+        <w:rFonts w:ascii="Wingdings" w:hAnsi="Wingdings" w:hint="default"/>
+        <w:sz w:val="20"/>
+      </w:rPr>
+    </w:lvl>
+    <w:lvl w:ilvl="8" w:tentative="1">
+      <w:start w:val="1"/>
+      <w:numFmt w:val="bullet"/>
+      <w:lvlText w:val=""/>
+      <w:lvlJc w:val="left"/>
+      <w:pPr>
+        <w:tabs>
+          <w:tab w:val="num" w:pos="6480"/>
+        </w:tabs>
+        <w:ind w:left="6480" w:hanging="360"/>
+      </w:pPr>
+      <w:rPr>
+        <w:rFonts w:ascii="Wingdings" w:hAnsi="Wingdings" w:hint="default"/>
+        <w:sz w:val="20"/>
+      </w:rPr>
+    </w:lvl>
+  </w:abstractNum>
+  <w:abstractNum w:abstractNumId="14" w15:restartNumberingAfterBreak="0">
+    <w:nsid w:val="41784ECB"/>
+    <w:multiLevelType w:val="multilevel"/>
+    <w:tmpl w:val="FE8E250A"/>
+    <w:lvl w:ilvl="0">
+      <w:start w:val="1"/>
+      <w:numFmt w:val="bullet"/>
+      <w:lvlText w:val=""/>
+      <w:lvlJc w:val="left"/>
+      <w:pPr>
+        <w:tabs>
+          <w:tab w:val="num" w:pos="720"/>
+        </w:tabs>
+        <w:ind w:left="720" w:hanging="360"/>
+      </w:pPr>
+      <w:rPr>
+        <w:rFonts w:ascii="Symbol" w:hAnsi="Symbol" w:hint="default"/>
+        <w:sz w:val="20"/>
+      </w:rPr>
+    </w:lvl>
+    <w:lvl w:ilvl="1" w:tentative="1">
+      <w:start w:val="1"/>
+      <w:numFmt w:val="bullet"/>
+      <w:lvlText w:val="o"/>
+      <w:lvlJc w:val="left"/>
+      <w:pPr>
+        <w:tabs>
+          <w:tab w:val="num" w:pos="1440"/>
+        </w:tabs>
+        <w:ind w:left="1440" w:hanging="360"/>
+      </w:pPr>
+      <w:rPr>
+        <w:rFonts w:ascii="Courier New" w:hAnsi="Courier New" w:hint="default"/>
+        <w:sz w:val="20"/>
+      </w:rPr>
+    </w:lvl>
+    <w:lvl w:ilvl="2" w:tentative="1">
+      <w:start w:val="1"/>
+      <w:numFmt w:val="bullet"/>
+      <w:lvlText w:val=""/>
+      <w:lvlJc w:val="left"/>
+      <w:pPr>
+        <w:tabs>
+          <w:tab w:val="num" w:pos="2160"/>
+        </w:tabs>
+        <w:ind w:left="2160" w:hanging="360"/>
+      </w:pPr>
+      <w:rPr>
+        <w:rFonts w:ascii="Wingdings" w:hAnsi="Wingdings" w:hint="default"/>
+        <w:sz w:val="20"/>
+      </w:rPr>
+    </w:lvl>
+    <w:lvl w:ilvl="3" w:tentative="1">
+      <w:start w:val="1"/>
+      <w:numFmt w:val="bullet"/>
+      <w:lvlText w:val=""/>
+      <w:lvlJc w:val="left"/>
+      <w:pPr>
+        <w:tabs>
+          <w:tab w:val="num" w:pos="2880"/>
+        </w:tabs>
+        <w:ind w:left="2880" w:hanging="360"/>
+      </w:pPr>
+      <w:rPr>
+        <w:rFonts w:ascii="Wingdings" w:hAnsi="Wingdings" w:hint="default"/>
+        <w:sz w:val="20"/>
+      </w:rPr>
+    </w:lvl>
+    <w:lvl w:ilvl="4" w:tentative="1">
+      <w:start w:val="1"/>
+      <w:numFmt w:val="bullet"/>
+      <w:lvlText w:val=""/>
+      <w:lvlJc w:val="left"/>
+      <w:pPr>
+        <w:tabs>
+          <w:tab w:val="num" w:pos="3600"/>
+        </w:tabs>
+        <w:ind w:left="3600" w:hanging="360"/>
+      </w:pPr>
+      <w:rPr>
+        <w:rFonts w:ascii="Wingdings" w:hAnsi="Wingdings" w:hint="default"/>
+        <w:sz w:val="20"/>
+      </w:rPr>
+    </w:lvl>
+    <w:lvl w:ilvl="5" w:tentative="1">
+      <w:start w:val="1"/>
+      <w:numFmt w:val="bullet"/>
+      <w:lvlText w:val=""/>
+      <w:lvlJc w:val="left"/>
+      <w:pPr>
+        <w:tabs>
+          <w:tab w:val="num" w:pos="4320"/>
+        </w:tabs>
+        <w:ind w:left="4320" w:hanging="360"/>
+      </w:pPr>
+      <w:rPr>
+        <w:rFonts w:ascii="Wingdings" w:hAnsi="Wingdings" w:hint="default"/>
+        <w:sz w:val="20"/>
+      </w:rPr>
+    </w:lvl>
+    <w:lvl w:ilvl="6" w:tentative="1">
+      <w:start w:val="1"/>
+      <w:numFmt w:val="bullet"/>
+      <w:lvlText w:val=""/>
+      <w:lvlJc w:val="left"/>
+      <w:pPr>
+        <w:tabs>
+          <w:tab w:val="num" w:pos="5040"/>
+        </w:tabs>
+        <w:ind w:left="5040" w:hanging="360"/>
+      </w:pPr>
+      <w:rPr>
+        <w:rFonts w:ascii="Wingdings" w:hAnsi="Wingdings" w:hint="default"/>
+        <w:sz w:val="20"/>
+      </w:rPr>
+    </w:lvl>
+    <w:lvl w:ilvl="7" w:tentative="1">
+      <w:start w:val="1"/>
+      <w:numFmt w:val="bullet"/>
+      <w:lvlText w:val=""/>
+      <w:lvlJc w:val="left"/>
+      <w:pPr>
+        <w:tabs>
+          <w:tab w:val="num" w:pos="5760"/>
+        </w:tabs>
+        <w:ind w:left="5760" w:hanging="360"/>
+      </w:pPr>
+      <w:rPr>
+        <w:rFonts w:ascii="Wingdings" w:hAnsi="Wingdings" w:hint="default"/>
+        <w:sz w:val="20"/>
+      </w:rPr>
+    </w:lvl>
+    <w:lvl w:ilvl="8" w:tentative="1">
+      <w:start w:val="1"/>
+      <w:numFmt w:val="bullet"/>
+      <w:lvlText w:val=""/>
+      <w:lvlJc w:val="left"/>
+      <w:pPr>
+        <w:tabs>
+          <w:tab w:val="num" w:pos="6480"/>
+        </w:tabs>
+        <w:ind w:left="6480" w:hanging="360"/>
+      </w:pPr>
+      <w:rPr>
+        <w:rFonts w:ascii="Wingdings" w:hAnsi="Wingdings" w:hint="default"/>
+        <w:sz w:val="20"/>
+      </w:rPr>
+    </w:lvl>
+  </w:abstractNum>
+  <w:abstractNum w:abstractNumId="15" w15:restartNumberingAfterBreak="0">
+    <w:nsid w:val="47AA0E26"/>
+    <w:multiLevelType w:val="multilevel"/>
+    <w:tmpl w:val="D924E87C"/>
+    <w:lvl w:ilvl="0">
+      <w:start w:val="1"/>
+      <w:numFmt w:val="bullet"/>
+      <w:lvlText w:val=""/>
+      <w:lvlJc w:val="left"/>
+      <w:pPr>
+        <w:tabs>
+          <w:tab w:val="num" w:pos="720"/>
+        </w:tabs>
+        <w:ind w:left="720" w:hanging="360"/>
+      </w:pPr>
+      <w:rPr>
+        <w:rFonts w:ascii="Symbol" w:hAnsi="Symbol" w:hint="default"/>
+        <w:sz w:val="20"/>
+      </w:rPr>
+    </w:lvl>
+    <w:lvl w:ilvl="1" w:tentative="1">
+      <w:start w:val="1"/>
+      <w:numFmt w:val="bullet"/>
+      <w:lvlText w:val="o"/>
+      <w:lvlJc w:val="left"/>
+      <w:pPr>
+        <w:tabs>
+          <w:tab w:val="num" w:pos="1440"/>
+        </w:tabs>
+        <w:ind w:left="1440" w:hanging="360"/>
+      </w:pPr>
+      <w:rPr>
+        <w:rFonts w:ascii="Courier New" w:hAnsi="Courier New" w:hint="default"/>
+        <w:sz w:val="20"/>
+      </w:rPr>
+    </w:lvl>
+    <w:lvl w:ilvl="2" w:tentative="1">
+      <w:start w:val="1"/>
+      <w:numFmt w:val="bullet"/>
+      <w:lvlText w:val=""/>
+      <w:lvlJc w:val="left"/>
+      <w:pPr>
+        <w:tabs>
+          <w:tab w:val="num" w:pos="2160"/>
+        </w:tabs>
+        <w:ind w:left="2160" w:hanging="360"/>
+      </w:pPr>
+      <w:rPr>
+        <w:rFonts w:ascii="Wingdings" w:hAnsi="Wingdings" w:hint="default"/>
+        <w:sz w:val="20"/>
+      </w:rPr>
+    </w:lvl>
+    <w:lvl w:ilvl="3" w:tentative="1">
+      <w:start w:val="1"/>
+      <w:numFmt w:val="bullet"/>
+      <w:lvlText w:val=""/>
+      <w:lvlJc w:val="left"/>
+      <w:pPr>
+        <w:tabs>
+          <w:tab w:val="num" w:pos="2880"/>
+        </w:tabs>
+        <w:ind w:left="2880" w:hanging="360"/>
+      </w:pPr>
+      <w:rPr>
+        <w:rFonts w:ascii="Wingdings" w:hAnsi="Wingdings" w:hint="default"/>
+        <w:sz w:val="20"/>
+      </w:rPr>
+    </w:lvl>
+    <w:lvl w:ilvl="4" w:tentative="1">
+      <w:start w:val="1"/>
+      <w:numFmt w:val="bullet"/>
+      <w:lvlText w:val=""/>
+      <w:lvlJc w:val="left"/>
+      <w:pPr>
+        <w:tabs>
+          <w:tab w:val="num" w:pos="3600"/>
+        </w:tabs>
+        <w:ind w:left="3600" w:hanging="360"/>
+      </w:pPr>
+      <w:rPr>
+        <w:rFonts w:ascii="Wingdings" w:hAnsi="Wingdings" w:hint="default"/>
+        <w:sz w:val="20"/>
+      </w:rPr>
+    </w:lvl>
+    <w:lvl w:ilvl="5" w:tentative="1">
+      <w:start w:val="1"/>
+      <w:numFmt w:val="bullet"/>
+      <w:lvlText w:val=""/>
+      <w:lvlJc w:val="left"/>
+      <w:pPr>
+        <w:tabs>
+          <w:tab w:val="num" w:pos="4320"/>
+        </w:tabs>
+        <w:ind w:left="4320" w:hanging="360"/>
+      </w:pPr>
+      <w:rPr>
+        <w:rFonts w:ascii="Wingdings" w:hAnsi="Wingdings" w:hint="default"/>
+        <w:sz w:val="20"/>
+      </w:rPr>
+    </w:lvl>
+    <w:lvl w:ilvl="6" w:tentative="1">
+      <w:start w:val="1"/>
+      <w:numFmt w:val="bullet"/>
+      <w:lvlText w:val=""/>
+      <w:lvlJc w:val="left"/>
+      <w:pPr>
+        <w:tabs>
+          <w:tab w:val="num" w:pos="5040"/>
+        </w:tabs>
+        <w:ind w:left="5040" w:hanging="360"/>
+      </w:pPr>
+      <w:rPr>
+        <w:rFonts w:ascii="Wingdings" w:hAnsi="Wingdings" w:hint="default"/>
+        <w:sz w:val="20"/>
+      </w:rPr>
+    </w:lvl>
+    <w:lvl w:ilvl="7" w:tentative="1">
+      <w:start w:val="1"/>
+      <w:numFmt w:val="bullet"/>
+      <w:lvlText w:val=""/>
+      <w:lvlJc w:val="left"/>
+      <w:pPr>
+        <w:tabs>
+          <w:tab w:val="num" w:pos="5760"/>
+        </w:tabs>
+        <w:ind w:left="5760" w:hanging="360"/>
+      </w:pPr>
+      <w:rPr>
+        <w:rFonts w:ascii="Wingdings" w:hAnsi="Wingdings" w:hint="default"/>
+        <w:sz w:val="20"/>
+      </w:rPr>
+    </w:lvl>
+    <w:lvl w:ilvl="8" w:tentative="1">
+      <w:start w:val="1"/>
+      <w:numFmt w:val="bullet"/>
+      <w:lvlText w:val=""/>
+      <w:lvlJc w:val="left"/>
+      <w:pPr>
+        <w:tabs>
+          <w:tab w:val="num" w:pos="6480"/>
+        </w:tabs>
+        <w:ind w:left="6480" w:hanging="360"/>
+      </w:pPr>
+      <w:rPr>
+        <w:rFonts w:ascii="Wingdings" w:hAnsi="Wingdings" w:hint="default"/>
+        <w:sz w:val="20"/>
+      </w:rPr>
+    </w:lvl>
+  </w:abstractNum>
+  <w:abstractNum w:abstractNumId="16" w15:restartNumberingAfterBreak="0">
+    <w:nsid w:val="4D9355A4"/>
+    <w:multiLevelType w:val="multilevel"/>
+    <w:tmpl w:val="6B32F17E"/>
+    <w:lvl w:ilvl="0">
+      <w:start w:val="1"/>
+      <w:numFmt w:val="bullet"/>
+      <w:lvlText w:val=""/>
+      <w:lvlJc w:val="left"/>
+      <w:pPr>
+        <w:tabs>
+          <w:tab w:val="num" w:pos="720"/>
+        </w:tabs>
+        <w:ind w:left="720" w:hanging="360"/>
+      </w:pPr>
+      <w:rPr>
+        <w:rFonts w:ascii="Symbol" w:hAnsi="Symbol" w:hint="default"/>
+        <w:sz w:val="20"/>
+      </w:rPr>
+    </w:lvl>
+    <w:lvl w:ilvl="1" w:tentative="1">
+      <w:start w:val="1"/>
+      <w:numFmt w:val="bullet"/>
+      <w:lvlText w:val="o"/>
+      <w:lvlJc w:val="left"/>
+      <w:pPr>
+        <w:tabs>
+          <w:tab w:val="num" w:pos="1440"/>
+        </w:tabs>
+        <w:ind w:left="1440" w:hanging="360"/>
+      </w:pPr>
+      <w:rPr>
+        <w:rFonts w:ascii="Courier New" w:hAnsi="Courier New" w:hint="default"/>
+        <w:sz w:val="20"/>
+      </w:rPr>
+    </w:lvl>
+    <w:lvl w:ilvl="2" w:tentative="1">
+      <w:start w:val="1"/>
+      <w:numFmt w:val="bullet"/>
+      <w:lvlText w:val=""/>
+      <w:lvlJc w:val="left"/>
+      <w:pPr>
+        <w:tabs>
+          <w:tab w:val="num" w:pos="2160"/>
+        </w:tabs>
+        <w:ind w:left="2160" w:hanging="360"/>
+      </w:pPr>
+      <w:rPr>
+        <w:rFonts w:ascii="Wingdings" w:hAnsi="Wingdings" w:hint="default"/>
+        <w:sz w:val="20"/>
+      </w:rPr>
+    </w:lvl>
+    <w:lvl w:ilvl="3" w:tentative="1">
+      <w:start w:val="1"/>
+      <w:numFmt w:val="bullet"/>
+      <w:lvlText w:val=""/>
+      <w:lvlJc w:val="left"/>
+      <w:pPr>
+        <w:tabs>
+          <w:tab w:val="num" w:pos="2880"/>
+        </w:tabs>
+        <w:ind w:left="2880" w:hanging="360"/>
+      </w:pPr>
+      <w:rPr>
+        <w:rFonts w:ascii="Wingdings" w:hAnsi="Wingdings" w:hint="default"/>
+        <w:sz w:val="20"/>
+      </w:rPr>
+    </w:lvl>
+    <w:lvl w:ilvl="4" w:tentative="1">
+      <w:start w:val="1"/>
+      <w:numFmt w:val="bullet"/>
+      <w:lvlText w:val=""/>
+      <w:lvlJc w:val="left"/>
+      <w:pPr>
+        <w:tabs>
+          <w:tab w:val="num" w:pos="3600"/>
+        </w:tabs>
+        <w:ind w:left="3600" w:hanging="360"/>
+      </w:pPr>
+      <w:rPr>
+        <w:rFonts w:ascii="Wingdings" w:hAnsi="Wingdings" w:hint="default"/>
+        <w:sz w:val="20"/>
+      </w:rPr>
+    </w:lvl>
+    <w:lvl w:ilvl="5" w:tentative="1">
+      <w:start w:val="1"/>
+      <w:numFmt w:val="bullet"/>
+      <w:lvlText w:val=""/>
+      <w:lvlJc w:val="left"/>
+      <w:pPr>
+        <w:tabs>
+          <w:tab w:val="num" w:pos="4320"/>
+        </w:tabs>
+        <w:ind w:left="4320" w:hanging="360"/>
+      </w:pPr>
+      <w:rPr>
+        <w:rFonts w:ascii="Wingdings" w:hAnsi="Wingdings" w:hint="default"/>
+        <w:sz w:val="20"/>
+      </w:rPr>
+    </w:lvl>
+    <w:lvl w:ilvl="6" w:tentative="1">
+      <w:start w:val="1"/>
+      <w:numFmt w:val="bullet"/>
+      <w:lvlText w:val=""/>
+      <w:lvlJc w:val="left"/>
+      <w:pPr>
+        <w:tabs>
+          <w:tab w:val="num" w:pos="5040"/>
+        </w:tabs>
+        <w:ind w:left="5040" w:hanging="360"/>
+      </w:pPr>
+      <w:rPr>
+        <w:rFonts w:ascii="Wingdings" w:hAnsi="Wingdings" w:hint="default"/>
+        <w:sz w:val="20"/>
+      </w:rPr>
+    </w:lvl>
+    <w:lvl w:ilvl="7" w:tentative="1">
+      <w:start w:val="1"/>
+      <w:numFmt w:val="bullet"/>
+      <w:lvlText w:val=""/>
+      <w:lvlJc w:val="left"/>
+      <w:pPr>
+        <w:tabs>
+          <w:tab w:val="num" w:pos="5760"/>
+        </w:tabs>
+        <w:ind w:left="5760" w:hanging="360"/>
+      </w:pPr>
+      <w:rPr>
+        <w:rFonts w:ascii="Wingdings" w:hAnsi="Wingdings" w:hint="default"/>
+        <w:sz w:val="20"/>
+      </w:rPr>
+    </w:lvl>
+    <w:lvl w:ilvl="8" w:tentative="1">
+      <w:start w:val="1"/>
+      <w:numFmt w:val="bullet"/>
+      <w:lvlText w:val=""/>
+      <w:lvlJc w:val="left"/>
+      <w:pPr>
+        <w:tabs>
+          <w:tab w:val="num" w:pos="6480"/>
+        </w:tabs>
+        <w:ind w:left="6480" w:hanging="360"/>
+      </w:pPr>
+      <w:rPr>
+        <w:rFonts w:ascii="Wingdings" w:hAnsi="Wingdings" w:hint="default"/>
+        <w:sz w:val="20"/>
+      </w:rPr>
+    </w:lvl>
+  </w:abstractNum>
+  <w:abstractNum w:abstractNumId="17" w15:restartNumberingAfterBreak="0">
+    <w:nsid w:val="4F7455DE"/>
+    <w:multiLevelType w:val="multilevel"/>
+    <w:tmpl w:val="FFC84846"/>
+    <w:lvl w:ilvl="0">
+      <w:start w:val="1"/>
+      <w:numFmt w:val="bullet"/>
+      <w:lvlText w:val=""/>
+      <w:lvlJc w:val="left"/>
+      <w:pPr>
+        <w:tabs>
+          <w:tab w:val="num" w:pos="720"/>
+        </w:tabs>
+        <w:ind w:left="720" w:hanging="360"/>
+      </w:pPr>
+      <w:rPr>
+        <w:rFonts w:ascii="Symbol" w:hAnsi="Symbol" w:hint="default"/>
+        <w:sz w:val="20"/>
+      </w:rPr>
+    </w:lvl>
+    <w:lvl w:ilvl="1" w:tentative="1">
+      <w:start w:val="1"/>
+      <w:numFmt w:val="bullet"/>
+      <w:lvlText w:val="o"/>
+      <w:lvlJc w:val="left"/>
+      <w:pPr>
+        <w:tabs>
+          <w:tab w:val="num" w:pos="1440"/>
+        </w:tabs>
+        <w:ind w:left="1440" w:hanging="360"/>
+      </w:pPr>
+      <w:rPr>
+        <w:rFonts w:ascii="Courier New" w:hAnsi="Courier New" w:hint="default"/>
+        <w:sz w:val="20"/>
+      </w:rPr>
+    </w:lvl>
+    <w:lvl w:ilvl="2" w:tentative="1">
+      <w:start w:val="1"/>
+      <w:numFmt w:val="bullet"/>
+      <w:lvlText w:val=""/>
+      <w:lvlJc w:val="left"/>
+      <w:pPr>
+        <w:tabs>
+          <w:tab w:val="num" w:pos="2160"/>
+        </w:tabs>
+        <w:ind w:left="2160" w:hanging="360"/>
+      </w:pPr>
+      <w:rPr>
+        <w:rFonts w:ascii="Wingdings" w:hAnsi="Wingdings" w:hint="default"/>
+        <w:sz w:val="20"/>
+      </w:rPr>
+    </w:lvl>
+    <w:lvl w:ilvl="3" w:tentative="1">
+      <w:start w:val="1"/>
+      <w:numFmt w:val="bullet"/>
+      <w:lvlText w:val=""/>
+      <w:lvlJc w:val="left"/>
+      <w:pPr>
+        <w:tabs>
+          <w:tab w:val="num" w:pos="2880"/>
+        </w:tabs>
+        <w:ind w:left="2880" w:hanging="360"/>
+      </w:pPr>
+      <w:rPr>
+        <w:rFonts w:ascii="Wingdings" w:hAnsi="Wingdings" w:hint="default"/>
+        <w:sz w:val="20"/>
+      </w:rPr>
+    </w:lvl>
+    <w:lvl w:ilvl="4" w:tentative="1">
+      <w:start w:val="1"/>
+      <w:numFmt w:val="bullet"/>
+      <w:lvlText w:val=""/>
+      <w:lvlJc w:val="left"/>
+      <w:pPr>
+        <w:tabs>
+          <w:tab w:val="num" w:pos="3600"/>
+        </w:tabs>
+        <w:ind w:left="3600" w:hanging="360"/>
+      </w:pPr>
+      <w:rPr>
+        <w:rFonts w:ascii="Wingdings" w:hAnsi="Wingdings" w:hint="default"/>
+        <w:sz w:val="20"/>
+      </w:rPr>
+    </w:lvl>
+    <w:lvl w:ilvl="5" w:tentative="1">
+      <w:start w:val="1"/>
+      <w:numFmt w:val="bullet"/>
+      <w:lvlText w:val=""/>
+      <w:lvlJc w:val="left"/>
+      <w:pPr>
+        <w:tabs>
+          <w:tab w:val="num" w:pos="4320"/>
+        </w:tabs>
+        <w:ind w:left="4320" w:hanging="360"/>
+      </w:pPr>
+      <w:rPr>
+        <w:rFonts w:ascii="Wingdings" w:hAnsi="Wingdings" w:hint="default"/>
+        <w:sz w:val="20"/>
+      </w:rPr>
+    </w:lvl>
+    <w:lvl w:ilvl="6" w:tentative="1">
+      <w:start w:val="1"/>
+      <w:numFmt w:val="bullet"/>
+      <w:lvlText w:val=""/>
+      <w:lvlJc w:val="left"/>
+      <w:pPr>
+        <w:tabs>
+          <w:tab w:val="num" w:pos="5040"/>
+        </w:tabs>
+        <w:ind w:left="5040" w:hanging="360"/>
+      </w:pPr>
+      <w:rPr>
+        <w:rFonts w:ascii="Wingdings" w:hAnsi="Wingdings" w:hint="default"/>
+        <w:sz w:val="20"/>
+      </w:rPr>
+    </w:lvl>
+    <w:lvl w:ilvl="7" w:tentative="1">
+      <w:start w:val="1"/>
+      <w:numFmt w:val="bullet"/>
+      <w:lvlText w:val=""/>
+      <w:lvlJc w:val="left"/>
+      <w:pPr>
+        <w:tabs>
+          <w:tab w:val="num" w:pos="5760"/>
+        </w:tabs>
+        <w:ind w:left="5760" w:hanging="360"/>
+      </w:pPr>
+      <w:rPr>
+        <w:rFonts w:ascii="Wingdings" w:hAnsi="Wingdings" w:hint="default"/>
+        <w:sz w:val="20"/>
+      </w:rPr>
+    </w:lvl>
+    <w:lvl w:ilvl="8" w:tentative="1">
+      <w:start w:val="1"/>
+      <w:numFmt w:val="bullet"/>
+      <w:lvlText w:val=""/>
+      <w:lvlJc w:val="left"/>
+      <w:pPr>
+        <w:tabs>
+          <w:tab w:val="num" w:pos="6480"/>
+        </w:tabs>
+        <w:ind w:left="6480" w:hanging="360"/>
+      </w:pPr>
+      <w:rPr>
+        <w:rFonts w:ascii="Wingdings" w:hAnsi="Wingdings" w:hint="default"/>
+        <w:sz w:val="20"/>
+      </w:rPr>
+    </w:lvl>
+  </w:abstractNum>
+  <w:abstractNum w:abstractNumId="18" w15:restartNumberingAfterBreak="0">
+    <w:nsid w:val="519A48D9"/>
+    <w:multiLevelType w:val="multilevel"/>
+    <w:tmpl w:val="D0A4E1DC"/>
+    <w:lvl w:ilvl="0">
+      <w:start w:val="1"/>
+      <w:numFmt w:val="bullet"/>
+      <w:lvlText w:val=""/>
+      <w:lvlJc w:val="left"/>
+      <w:pPr>
+        <w:tabs>
+          <w:tab w:val="num" w:pos="720"/>
+        </w:tabs>
+        <w:ind w:left="720" w:hanging="360"/>
+      </w:pPr>
+      <w:rPr>
+        <w:rFonts w:ascii="Symbol" w:hAnsi="Symbol" w:hint="default"/>
+        <w:sz w:val="20"/>
+      </w:rPr>
+    </w:lvl>
+    <w:lvl w:ilvl="1" w:tentative="1">
+      <w:start w:val="1"/>
+      <w:numFmt w:val="bullet"/>
+      <w:lvlText w:val="o"/>
+      <w:lvlJc w:val="left"/>
+      <w:pPr>
+        <w:tabs>
+          <w:tab w:val="num" w:pos="1440"/>
+        </w:tabs>
+        <w:ind w:left="1440" w:hanging="360"/>
+      </w:pPr>
+      <w:rPr>
+        <w:rFonts w:ascii="Courier New" w:hAnsi="Courier New" w:hint="default"/>
+        <w:sz w:val="20"/>
+      </w:rPr>
+    </w:lvl>
+    <w:lvl w:ilvl="2" w:tentative="1">
+      <w:start w:val="1"/>
+      <w:numFmt w:val="bullet"/>
+      <w:lvlText w:val=""/>
+      <w:lvlJc w:val="left"/>
+      <w:pPr>
+        <w:tabs>
+          <w:tab w:val="num" w:pos="2160"/>
+        </w:tabs>
+        <w:ind w:left="2160" w:hanging="360"/>
+      </w:pPr>
+      <w:rPr>
+        <w:rFonts w:ascii="Wingdings" w:hAnsi="Wingdings" w:hint="default"/>
+        <w:sz w:val="20"/>
+      </w:rPr>
+    </w:lvl>
+    <w:lvl w:ilvl="3" w:tentative="1">
+      <w:start w:val="1"/>
+      <w:numFmt w:val="bullet"/>
+      <w:lvlText w:val=""/>
+      <w:lvlJc w:val="left"/>
+      <w:pPr>
+        <w:tabs>
+          <w:tab w:val="num" w:pos="2880"/>
+        </w:tabs>
+        <w:ind w:left="2880" w:hanging="360"/>
+      </w:pPr>
+      <w:rPr>
+        <w:rFonts w:ascii="Wingdings" w:hAnsi="Wingdings" w:hint="default"/>
+        <w:sz w:val="20"/>
+      </w:rPr>
+    </w:lvl>
+    <w:lvl w:ilvl="4" w:tentative="1">
+      <w:start w:val="1"/>
+      <w:numFmt w:val="bullet"/>
+      <w:lvlText w:val=""/>
+      <w:lvlJc w:val="left"/>
+      <w:pPr>
+        <w:tabs>
+          <w:tab w:val="num" w:pos="3600"/>
+        </w:tabs>
+        <w:ind w:left="3600" w:hanging="360"/>
+      </w:pPr>
+      <w:rPr>
+        <w:rFonts w:ascii="Wingdings" w:hAnsi="Wingdings" w:hint="default"/>
+        <w:sz w:val="20"/>
+      </w:rPr>
+    </w:lvl>
+    <w:lvl w:ilvl="5" w:tentative="1">
+      <w:start w:val="1"/>
+      <w:numFmt w:val="bullet"/>
+      <w:lvlText w:val=""/>
+      <w:lvlJc w:val="left"/>
+      <w:pPr>
+        <w:tabs>
+          <w:tab w:val="num" w:pos="4320"/>
+        </w:tabs>
+        <w:ind w:left="4320" w:hanging="360"/>
+      </w:pPr>
+      <w:rPr>
+        <w:rFonts w:ascii="Wingdings" w:hAnsi="Wingdings" w:hint="default"/>
+        <w:sz w:val="20"/>
+      </w:rPr>
+    </w:lvl>
+    <w:lvl w:ilvl="6" w:tentative="1">
+      <w:start w:val="1"/>
+      <w:numFmt w:val="bullet"/>
+      <w:lvlText w:val=""/>
+      <w:lvlJc w:val="left"/>
+      <w:pPr>
+        <w:tabs>
+          <w:tab w:val="num" w:pos="5040"/>
+        </w:tabs>
+        <w:ind w:left="5040" w:hanging="360"/>
+      </w:pPr>
+      <w:rPr>
+        <w:rFonts w:ascii="Wingdings" w:hAnsi="Wingdings" w:hint="default"/>
+        <w:sz w:val="20"/>
+      </w:rPr>
+    </w:lvl>
+    <w:lvl w:ilvl="7" w:tentative="1">
+      <w:start w:val="1"/>
+      <w:numFmt w:val="bullet"/>
+      <w:lvlText w:val=""/>
+      <w:lvlJc w:val="left"/>
+      <w:pPr>
+        <w:tabs>
+          <w:tab w:val="num" w:pos="5760"/>
+        </w:tabs>
+        <w:ind w:left="5760" w:hanging="360"/>
+      </w:pPr>
+      <w:rPr>
+        <w:rFonts w:ascii="Wingdings" w:hAnsi="Wingdings" w:hint="default"/>
+        <w:sz w:val="20"/>
+      </w:rPr>
+    </w:lvl>
+    <w:lvl w:ilvl="8" w:tentative="1">
+      <w:start w:val="1"/>
+      <w:numFmt w:val="bullet"/>
+      <w:lvlText w:val=""/>
+      <w:lvlJc w:val="left"/>
+      <w:pPr>
+        <w:tabs>
+          <w:tab w:val="num" w:pos="6480"/>
+        </w:tabs>
+        <w:ind w:left="6480" w:hanging="360"/>
+      </w:pPr>
+      <w:rPr>
+        <w:rFonts w:ascii="Wingdings" w:hAnsi="Wingdings" w:hint="default"/>
+        <w:sz w:val="20"/>
+      </w:rPr>
+    </w:lvl>
+  </w:abstractNum>
+  <w:abstractNum w:abstractNumId="19" w15:restartNumberingAfterBreak="0">
+    <w:nsid w:val="58335290"/>
+    <w:multiLevelType w:val="multilevel"/>
+    <w:tmpl w:val="5C0EF054"/>
+    <w:lvl w:ilvl="0">
+      <w:start w:val="1"/>
+      <w:numFmt w:val="bullet"/>
+      <w:lvlText w:val=""/>
+      <w:lvlJc w:val="left"/>
+      <w:pPr>
+        <w:tabs>
+          <w:tab w:val="num" w:pos="720"/>
+        </w:tabs>
+        <w:ind w:left="720" w:hanging="360"/>
+      </w:pPr>
+      <w:rPr>
+        <w:rFonts w:ascii="Symbol" w:hAnsi="Symbol" w:hint="default"/>
+        <w:sz w:val="20"/>
+      </w:rPr>
+    </w:lvl>
+    <w:lvl w:ilvl="1" w:tentative="1">
+      <w:start w:val="1"/>
+      <w:numFmt w:val="bullet"/>
+      <w:lvlText w:val="o"/>
+      <w:lvlJc w:val="left"/>
+      <w:pPr>
+        <w:tabs>
+          <w:tab w:val="num" w:pos="1440"/>
+        </w:tabs>
+        <w:ind w:left="1440" w:hanging="360"/>
+      </w:pPr>
+      <w:rPr>
+        <w:rFonts w:ascii="Courier New" w:hAnsi="Courier New" w:hint="default"/>
+        <w:sz w:val="20"/>
+      </w:rPr>
+    </w:lvl>
+    <w:lvl w:ilvl="2" w:tentative="1">
+      <w:start w:val="1"/>
+      <w:numFmt w:val="bullet"/>
+      <w:lvlText w:val=""/>
+      <w:lvlJc w:val="left"/>
+      <w:pPr>
+        <w:tabs>
+          <w:tab w:val="num" w:pos="2160"/>
+        </w:tabs>
+        <w:ind w:left="2160" w:hanging="360"/>
+      </w:pPr>
+      <w:rPr>
+        <w:rFonts w:ascii="Wingdings" w:hAnsi="Wingdings" w:hint="default"/>
+        <w:sz w:val="20"/>
+      </w:rPr>
+    </w:lvl>
+    <w:lvl w:ilvl="3" w:tentative="1">
+      <w:start w:val="1"/>
+      <w:numFmt w:val="bullet"/>
+      <w:lvlText w:val=""/>
+      <w:lvlJc w:val="left"/>
+      <w:pPr>
+        <w:tabs>
+          <w:tab w:val="num" w:pos="2880"/>
+        </w:tabs>
+        <w:ind w:left="2880" w:hanging="360"/>
+      </w:pPr>
+      <w:rPr>
+        <w:rFonts w:ascii="Wingdings" w:hAnsi="Wingdings" w:hint="default"/>
+        <w:sz w:val="20"/>
+      </w:rPr>
+    </w:lvl>
+    <w:lvl w:ilvl="4" w:tentative="1">
+      <w:start w:val="1"/>
+      <w:numFmt w:val="bullet"/>
+      <w:lvlText w:val=""/>
+      <w:lvlJc w:val="left"/>
+      <w:pPr>
+        <w:tabs>
+          <w:tab w:val="num" w:pos="3600"/>
+        </w:tabs>
+        <w:ind w:left="3600" w:hanging="360"/>
+      </w:pPr>
+      <w:rPr>
+        <w:rFonts w:ascii="Wingdings" w:hAnsi="Wingdings" w:hint="default"/>
+        <w:sz w:val="20"/>
+      </w:rPr>
+    </w:lvl>
+    <w:lvl w:ilvl="5" w:tentative="1">
+      <w:start w:val="1"/>
+      <w:numFmt w:val="bullet"/>
+      <w:lvlText w:val=""/>
+      <w:lvlJc w:val="left"/>
+      <w:pPr>
+        <w:tabs>
+          <w:tab w:val="num" w:pos="4320"/>
+        </w:tabs>
+        <w:ind w:left="4320" w:hanging="360"/>
+      </w:pPr>
+      <w:rPr>
+        <w:rFonts w:ascii="Wingdings" w:hAnsi="Wingdings" w:hint="default"/>
+        <w:sz w:val="20"/>
+      </w:rPr>
+    </w:lvl>
+    <w:lvl w:ilvl="6" w:tentative="1">
+      <w:start w:val="1"/>
+      <w:numFmt w:val="bullet"/>
+      <w:lvlText w:val=""/>
+      <w:lvlJc w:val="left"/>
+      <w:pPr>
+        <w:tabs>
+          <w:tab w:val="num" w:pos="5040"/>
+        </w:tabs>
+        <w:ind w:left="5040" w:hanging="360"/>
+      </w:pPr>
+      <w:rPr>
+        <w:rFonts w:ascii="Wingdings" w:hAnsi="Wingdings" w:hint="default"/>
+        <w:sz w:val="20"/>
+      </w:rPr>
+    </w:lvl>
+    <w:lvl w:ilvl="7" w:tentative="1">
+      <w:start w:val="1"/>
+      <w:numFmt w:val="bullet"/>
+      <w:lvlText w:val=""/>
+      <w:lvlJc w:val="left"/>
+      <w:pPr>
+        <w:tabs>
+          <w:tab w:val="num" w:pos="5760"/>
+        </w:tabs>
+        <w:ind w:left="5760" w:hanging="360"/>
+      </w:pPr>
+      <w:rPr>
+        <w:rFonts w:ascii="Wingdings" w:hAnsi="Wingdings" w:hint="default"/>
+        <w:sz w:val="20"/>
+      </w:rPr>
+    </w:lvl>
+    <w:lvl w:ilvl="8" w:tentative="1">
+      <w:start w:val="1"/>
+      <w:numFmt w:val="bullet"/>
+      <w:lvlText w:val=""/>
+      <w:lvlJc w:val="left"/>
+      <w:pPr>
+        <w:tabs>
+          <w:tab w:val="num" w:pos="6480"/>
+        </w:tabs>
+        <w:ind w:left="6480" w:hanging="360"/>
+      </w:pPr>
+      <w:rPr>
+        <w:rFonts w:ascii="Wingdings" w:hAnsi="Wingdings" w:hint="default"/>
+        <w:sz w:val="20"/>
+      </w:rPr>
+    </w:lvl>
+  </w:abstractNum>
+  <w:abstractNum w:abstractNumId="20" w15:restartNumberingAfterBreak="0">
+    <w:nsid w:val="593054F7"/>
+    <w:multiLevelType w:val="multilevel"/>
+    <w:tmpl w:val="AB2E7FAA"/>
+    <w:lvl w:ilvl="0">
+      <w:start w:val="1"/>
+      <w:numFmt w:val="bullet"/>
+      <w:lvlText w:val=""/>
+      <w:lvlJc w:val="left"/>
+      <w:pPr>
+        <w:tabs>
+          <w:tab w:val="num" w:pos="720"/>
+        </w:tabs>
+        <w:ind w:left="720" w:hanging="360"/>
+      </w:pPr>
+      <w:rPr>
+        <w:rFonts w:ascii="Symbol" w:hAnsi="Symbol" w:hint="default"/>
+        <w:sz w:val="20"/>
+      </w:rPr>
+    </w:lvl>
+    <w:lvl w:ilvl="1" w:tentative="1">
+      <w:start w:val="1"/>
+      <w:numFmt w:val="bullet"/>
+      <w:lvlText w:val="o"/>
+      <w:lvlJc w:val="left"/>
+      <w:pPr>
+        <w:tabs>
+          <w:tab w:val="num" w:pos="1440"/>
+        </w:tabs>
+        <w:ind w:left="1440" w:hanging="360"/>
+      </w:pPr>
+      <w:rPr>
+        <w:rFonts w:ascii="Courier New" w:hAnsi="Courier New" w:hint="default"/>
+        <w:sz w:val="20"/>
+      </w:rPr>
+    </w:lvl>
+    <w:lvl w:ilvl="2" w:tentative="1">
+      <w:start w:val="1"/>
+      <w:numFmt w:val="bullet"/>
+      <w:lvlText w:val=""/>
+      <w:lvlJc w:val="left"/>
+      <w:pPr>
+        <w:tabs>
+          <w:tab w:val="num" w:pos="2160"/>
+        </w:tabs>
+        <w:ind w:left="2160" w:hanging="360"/>
+      </w:pPr>
+      <w:rPr>
+        <w:rFonts w:ascii="Wingdings" w:hAnsi="Wingdings" w:hint="default"/>
+        <w:sz w:val="20"/>
+      </w:rPr>
+    </w:lvl>
+    <w:lvl w:ilvl="3" w:tentative="1">
+      <w:start w:val="1"/>
+      <w:numFmt w:val="bullet"/>
+      <w:lvlText w:val=""/>
+      <w:lvlJc w:val="left"/>
+      <w:pPr>
+        <w:tabs>
+          <w:tab w:val="num" w:pos="2880"/>
+        </w:tabs>
+        <w:ind w:left="2880" w:hanging="360"/>
+      </w:pPr>
+      <w:rPr>
+        <w:rFonts w:ascii="Wingdings" w:hAnsi="Wingdings" w:hint="default"/>
+        <w:sz w:val="20"/>
+      </w:rPr>
+    </w:lvl>
+    <w:lvl w:ilvl="4" w:tentative="1">
+      <w:start w:val="1"/>
+      <w:numFmt w:val="bullet"/>
+      <w:lvlText w:val=""/>
+      <w:lvlJc w:val="left"/>
+      <w:pPr>
+        <w:tabs>
+          <w:tab w:val="num" w:pos="3600"/>
+        </w:tabs>
+        <w:ind w:left="3600" w:hanging="360"/>
+      </w:pPr>
+      <w:rPr>
+        <w:rFonts w:ascii="Wingdings" w:hAnsi="Wingdings" w:hint="default"/>
+        <w:sz w:val="20"/>
+      </w:rPr>
+    </w:lvl>
+    <w:lvl w:ilvl="5" w:tentative="1">
+      <w:start w:val="1"/>
+      <w:numFmt w:val="bullet"/>
+      <w:lvlText w:val=""/>
+      <w:lvlJc w:val="left"/>
+      <w:pPr>
+        <w:tabs>
+          <w:tab w:val="num" w:pos="4320"/>
+        </w:tabs>
+        <w:ind w:left="4320" w:hanging="360"/>
+      </w:pPr>
+      <w:rPr>
+        <w:rFonts w:ascii="Wingdings" w:hAnsi="Wingdings" w:hint="default"/>
+        <w:sz w:val="20"/>
+      </w:rPr>
+    </w:lvl>
+    <w:lvl w:ilvl="6" w:tentative="1">
+      <w:start w:val="1"/>
+      <w:numFmt w:val="bullet"/>
+      <w:lvlText w:val=""/>
+      <w:lvlJc w:val="left"/>
+      <w:pPr>
+        <w:tabs>
+          <w:tab w:val="num" w:pos="5040"/>
+        </w:tabs>
+        <w:ind w:left="5040" w:hanging="360"/>
+      </w:pPr>
+      <w:rPr>
+        <w:rFonts w:ascii="Wingdings" w:hAnsi="Wingdings" w:hint="default"/>
+        <w:sz w:val="20"/>
+      </w:rPr>
+    </w:lvl>
+    <w:lvl w:ilvl="7" w:tentative="1">
+      <w:start w:val="1"/>
+      <w:numFmt w:val="bullet"/>
+      <w:lvlText w:val=""/>
+      <w:lvlJc w:val="left"/>
+      <w:pPr>
+        <w:tabs>
+          <w:tab w:val="num" w:pos="5760"/>
+        </w:tabs>
+        <w:ind w:left="5760" w:hanging="360"/>
+      </w:pPr>
+      <w:rPr>
+        <w:rFonts w:ascii="Wingdings" w:hAnsi="Wingdings" w:hint="default"/>
+        <w:sz w:val="20"/>
+      </w:rPr>
+    </w:lvl>
+    <w:lvl w:ilvl="8" w:tentative="1">
+      <w:start w:val="1"/>
+      <w:numFmt w:val="bullet"/>
+      <w:lvlText w:val=""/>
+      <w:lvlJc w:val="left"/>
+      <w:pPr>
+        <w:tabs>
+          <w:tab w:val="num" w:pos="6480"/>
+        </w:tabs>
+        <w:ind w:left="6480" w:hanging="360"/>
+      </w:pPr>
+      <w:rPr>
+        <w:rFonts w:ascii="Wingdings" w:hAnsi="Wingdings" w:hint="default"/>
+        <w:sz w:val="20"/>
+      </w:rPr>
+    </w:lvl>
+  </w:abstractNum>
+  <w:abstractNum w:abstractNumId="21" w15:restartNumberingAfterBreak="0">
+    <w:nsid w:val="62104C26"/>
+    <w:multiLevelType w:val="multilevel"/>
+    <w:tmpl w:val="3782C47C"/>
+    <w:lvl w:ilvl="0">
+      <w:start w:val="1"/>
+      <w:numFmt w:val="bullet"/>
+      <w:lvlText w:val=""/>
+      <w:lvlJc w:val="left"/>
+      <w:pPr>
+        <w:tabs>
+          <w:tab w:val="num" w:pos="720"/>
+        </w:tabs>
+        <w:ind w:left="720" w:hanging="360"/>
+      </w:pPr>
+      <w:rPr>
+        <w:rFonts w:ascii="Symbol" w:hAnsi="Symbol" w:hint="default"/>
+        <w:sz w:val="20"/>
+      </w:rPr>
+    </w:lvl>
+    <w:lvl w:ilvl="1" w:tentative="1">
+      <w:start w:val="1"/>
+      <w:numFmt w:val="bullet"/>
+      <w:lvlText w:val="o"/>
+      <w:lvlJc w:val="left"/>
+      <w:pPr>
+        <w:tabs>
+          <w:tab w:val="num" w:pos="1440"/>
+        </w:tabs>
+        <w:ind w:left="1440" w:hanging="360"/>
+      </w:pPr>
+      <w:rPr>
+        <w:rFonts w:ascii="Courier New" w:hAnsi="Courier New" w:hint="default"/>
+        <w:sz w:val="20"/>
+      </w:rPr>
+    </w:lvl>
+    <w:lvl w:ilvl="2" w:tentative="1">
+      <w:start w:val="1"/>
+      <w:numFmt w:val="bullet"/>
+      <w:lvlText w:val=""/>
+      <w:lvlJc w:val="left"/>
+      <w:pPr>
+        <w:tabs>
+          <w:tab w:val="num" w:pos="2160"/>
+        </w:tabs>
+        <w:ind w:left="2160" w:hanging="360"/>
+      </w:pPr>
+      <w:rPr>
+        <w:rFonts w:ascii="Wingdings" w:hAnsi="Wingdings" w:hint="default"/>
+        <w:sz w:val="20"/>
+      </w:rPr>
+    </w:lvl>
+    <w:lvl w:ilvl="3" w:tentative="1">
+      <w:start w:val="1"/>
+      <w:numFmt w:val="bullet"/>
+      <w:lvlText w:val=""/>
+      <w:lvlJc w:val="left"/>
+      <w:pPr>
+        <w:tabs>
+          <w:tab w:val="num" w:pos="2880"/>
+        </w:tabs>
+        <w:ind w:left="2880" w:hanging="360"/>
+      </w:pPr>
+      <w:rPr>
+        <w:rFonts w:ascii="Wingdings" w:hAnsi="Wingdings" w:hint="default"/>
+        <w:sz w:val="20"/>
+      </w:rPr>
+    </w:lvl>
+    <w:lvl w:ilvl="4" w:tentative="1">
+      <w:start w:val="1"/>
+      <w:numFmt w:val="bullet"/>
+      <w:lvlText w:val=""/>
+      <w:lvlJc w:val="left"/>
+      <w:pPr>
+        <w:tabs>
+          <w:tab w:val="num" w:pos="3600"/>
+        </w:tabs>
+        <w:ind w:left="3600" w:hanging="360"/>
+      </w:pPr>
+      <w:rPr>
+        <w:rFonts w:ascii="Wingdings" w:hAnsi="Wingdings" w:hint="default"/>
+        <w:sz w:val="20"/>
+      </w:rPr>
+    </w:lvl>
+    <w:lvl w:ilvl="5" w:tentative="1">
+      <w:start w:val="1"/>
+      <w:numFmt w:val="bullet"/>
+      <w:lvlText w:val=""/>
+      <w:lvlJc w:val="left"/>
+      <w:pPr>
+        <w:tabs>
+          <w:tab w:val="num" w:pos="4320"/>
+        </w:tabs>
+        <w:ind w:left="4320" w:hanging="360"/>
+      </w:pPr>
+      <w:rPr>
+        <w:rFonts w:ascii="Wingdings" w:hAnsi="Wingdings" w:hint="default"/>
+        <w:sz w:val="20"/>
+      </w:rPr>
+    </w:lvl>
+    <w:lvl w:ilvl="6" w:tentative="1">
+      <w:start w:val="1"/>
+      <w:numFmt w:val="bullet"/>
+      <w:lvlText w:val=""/>
+      <w:lvlJc w:val="left"/>
+      <w:pPr>
+        <w:tabs>
+          <w:tab w:val="num" w:pos="5040"/>
+        </w:tabs>
+        <w:ind w:left="5040" w:hanging="360"/>
+      </w:pPr>
+      <w:rPr>
+        <w:rFonts w:ascii="Wingdings" w:hAnsi="Wingdings" w:hint="default"/>
+        <w:sz w:val="20"/>
+      </w:rPr>
+    </w:lvl>
+    <w:lvl w:ilvl="7" w:tentative="1">
+      <w:start w:val="1"/>
+      <w:numFmt w:val="bullet"/>
+      <w:lvlText w:val=""/>
+      <w:lvlJc w:val="left"/>
+      <w:pPr>
+        <w:tabs>
+          <w:tab w:val="num" w:pos="5760"/>
+        </w:tabs>
+        <w:ind w:left="5760" w:hanging="360"/>
+      </w:pPr>
+      <w:rPr>
+        <w:rFonts w:ascii="Wingdings" w:hAnsi="Wingdings" w:hint="default"/>
+        <w:sz w:val="20"/>
+      </w:rPr>
+    </w:lvl>
+    <w:lvl w:ilvl="8" w:tentative="1">
+      <w:start w:val="1"/>
+      <w:numFmt w:val="bullet"/>
+      <w:lvlText w:val=""/>
+      <w:lvlJc w:val="left"/>
+      <w:pPr>
+        <w:tabs>
+          <w:tab w:val="num" w:pos="6480"/>
+        </w:tabs>
+        <w:ind w:left="6480" w:hanging="360"/>
+      </w:pPr>
+      <w:rPr>
+        <w:rFonts w:ascii="Wingdings" w:hAnsi="Wingdings" w:hint="default"/>
+        <w:sz w:val="20"/>
+      </w:rPr>
+    </w:lvl>
+  </w:abstractNum>
+  <w:abstractNum w:abstractNumId="22" w15:restartNumberingAfterBreak="0">
+    <w:nsid w:val="62D30BDB"/>
+    <w:multiLevelType w:val="multilevel"/>
+    <w:tmpl w:val="0E6EE9AC"/>
+    <w:lvl w:ilvl="0">
+      <w:start w:val="1"/>
+      <w:numFmt w:val="bullet"/>
+      <w:lvlText w:val=""/>
+      <w:lvlJc w:val="left"/>
+      <w:pPr>
+        <w:tabs>
+          <w:tab w:val="num" w:pos="720"/>
+        </w:tabs>
+        <w:ind w:left="720" w:hanging="360"/>
+      </w:pPr>
+      <w:rPr>
+        <w:rFonts w:ascii="Symbol" w:hAnsi="Symbol" w:hint="default"/>
+        <w:sz w:val="20"/>
+      </w:rPr>
+    </w:lvl>
+    <w:lvl w:ilvl="1" w:tentative="1">
+      <w:start w:val="1"/>
+      <w:numFmt w:val="bullet"/>
+      <w:lvlText w:val="o"/>
+      <w:lvlJc w:val="left"/>
+      <w:pPr>
+        <w:tabs>
+          <w:tab w:val="num" w:pos="1440"/>
+        </w:tabs>
+        <w:ind w:left="1440" w:hanging="360"/>
+      </w:pPr>
+      <w:rPr>
+        <w:rFonts w:ascii="Courier New" w:hAnsi="Courier New" w:hint="default"/>
+        <w:sz w:val="20"/>
+      </w:rPr>
+    </w:lvl>
+    <w:lvl w:ilvl="2" w:tentative="1">
+      <w:start w:val="1"/>
+      <w:numFmt w:val="bullet"/>
+      <w:lvlText w:val=""/>
+      <w:lvlJc w:val="left"/>
+      <w:pPr>
+        <w:tabs>
+          <w:tab w:val="num" w:pos="2160"/>
+        </w:tabs>
+        <w:ind w:left="2160" w:hanging="360"/>
+      </w:pPr>
+      <w:rPr>
+        <w:rFonts w:ascii="Wingdings" w:hAnsi="Wingdings" w:hint="default"/>
+        <w:sz w:val="20"/>
+      </w:rPr>
+    </w:lvl>
+    <w:lvl w:ilvl="3" w:tentative="1">
+      <w:start w:val="1"/>
+      <w:numFmt w:val="bullet"/>
+      <w:lvlText w:val=""/>
+      <w:lvlJc w:val="left"/>
+      <w:pPr>
+        <w:tabs>
+          <w:tab w:val="num" w:pos="2880"/>
+        </w:tabs>
+        <w:ind w:left="2880" w:hanging="360"/>
+      </w:pPr>
+      <w:rPr>
+        <w:rFonts w:ascii="Wingdings" w:hAnsi="Wingdings" w:hint="default"/>
+        <w:sz w:val="20"/>
+      </w:rPr>
+    </w:lvl>
+    <w:lvl w:ilvl="4" w:tentative="1">
+      <w:start w:val="1"/>
+      <w:numFmt w:val="bullet"/>
+      <w:lvlText w:val=""/>
+      <w:lvlJc w:val="left"/>
+      <w:pPr>
+        <w:tabs>
+          <w:tab w:val="num" w:pos="3600"/>
+        </w:tabs>
+        <w:ind w:left="3600" w:hanging="360"/>
+      </w:pPr>
+      <w:rPr>
+        <w:rFonts w:ascii="Wingdings" w:hAnsi="Wingdings" w:hint="default"/>
+        <w:sz w:val="20"/>
+      </w:rPr>
+    </w:lvl>
+    <w:lvl w:ilvl="5" w:tentative="1">
+      <w:start w:val="1"/>
+      <w:numFmt w:val="bullet"/>
+      <w:lvlText w:val=""/>
+      <w:lvlJc w:val="left"/>
+      <w:pPr>
+        <w:tabs>
+          <w:tab w:val="num" w:pos="4320"/>
+        </w:tabs>
+        <w:ind w:left="4320" w:hanging="360"/>
+      </w:pPr>
+      <w:rPr>
+        <w:rFonts w:ascii="Wingdings" w:hAnsi="Wingdings" w:hint="default"/>
+        <w:sz w:val="20"/>
+      </w:rPr>
+    </w:lvl>
+    <w:lvl w:ilvl="6" w:tentative="1">
+      <w:start w:val="1"/>
+      <w:numFmt w:val="bullet"/>
+      <w:lvlText w:val=""/>
+      <w:lvlJc w:val="left"/>
+      <w:pPr>
+        <w:tabs>
+          <w:tab w:val="num" w:pos="5040"/>
+        </w:tabs>
+        <w:ind w:left="5040" w:hanging="360"/>
+      </w:pPr>
+      <w:rPr>
+        <w:rFonts w:ascii="Wingdings" w:hAnsi="Wingdings" w:hint="default"/>
+        <w:sz w:val="20"/>
+      </w:rPr>
+    </w:lvl>
+    <w:lvl w:ilvl="7" w:tentative="1">
+      <w:start w:val="1"/>
+      <w:numFmt w:val="bullet"/>
+      <w:lvlText w:val=""/>
+      <w:lvlJc w:val="left"/>
+      <w:pPr>
+        <w:tabs>
+          <w:tab w:val="num" w:pos="5760"/>
+        </w:tabs>
+        <w:ind w:left="5760" w:hanging="360"/>
+      </w:pPr>
+      <w:rPr>
+        <w:rFonts w:ascii="Wingdings" w:hAnsi="Wingdings" w:hint="default"/>
+        <w:sz w:val="20"/>
+      </w:rPr>
+    </w:lvl>
+    <w:lvl w:ilvl="8" w:tentative="1">
+      <w:start w:val="1"/>
+      <w:numFmt w:val="bullet"/>
+      <w:lvlText w:val=""/>
+      <w:lvlJc w:val="left"/>
+      <w:pPr>
+        <w:tabs>
+          <w:tab w:val="num" w:pos="6480"/>
+        </w:tabs>
+        <w:ind w:left="6480" w:hanging="360"/>
+      </w:pPr>
+      <w:rPr>
+        <w:rFonts w:ascii="Wingdings" w:hAnsi="Wingdings" w:hint="default"/>
+        <w:sz w:val="20"/>
+      </w:rPr>
+    </w:lvl>
+  </w:abstractNum>
+  <w:abstractNum w:abstractNumId="23" w15:restartNumberingAfterBreak="0">
+    <w:nsid w:val="68320838"/>
+    <w:multiLevelType w:val="multilevel"/>
+    <w:tmpl w:val="FEC0B2AC"/>
+    <w:lvl w:ilvl="0">
+      <w:start w:val="1"/>
+      <w:numFmt w:val="bullet"/>
+      <w:lvlText w:val=""/>
+      <w:lvlJc w:val="left"/>
+      <w:pPr>
+        <w:tabs>
+          <w:tab w:val="num" w:pos="720"/>
+        </w:tabs>
+        <w:ind w:left="720" w:hanging="360"/>
+      </w:pPr>
+      <w:rPr>
+        <w:rFonts w:ascii="Symbol" w:hAnsi="Symbol" w:hint="default"/>
+        <w:sz w:val="20"/>
+      </w:rPr>
+    </w:lvl>
+    <w:lvl w:ilvl="1" w:tentative="1">
+      <w:start w:val="1"/>
+      <w:numFmt w:val="bullet"/>
+      <w:lvlText w:val="o"/>
+      <w:lvlJc w:val="left"/>
+      <w:pPr>
+        <w:tabs>
+          <w:tab w:val="num" w:pos="1440"/>
+        </w:tabs>
+        <w:ind w:left="1440" w:hanging="360"/>
+      </w:pPr>
+      <w:rPr>
+        <w:rFonts w:ascii="Courier New" w:hAnsi="Courier New" w:hint="default"/>
+        <w:sz w:val="20"/>
+      </w:rPr>
+    </w:lvl>
+    <w:lvl w:ilvl="2" w:tentative="1">
+      <w:start w:val="1"/>
+      <w:numFmt w:val="bullet"/>
+      <w:lvlText w:val=""/>
+      <w:lvlJc w:val="left"/>
+      <w:pPr>
+        <w:tabs>
+          <w:tab w:val="num" w:pos="2160"/>
+        </w:tabs>
+        <w:ind w:left="2160" w:hanging="360"/>
+      </w:pPr>
+      <w:rPr>
+        <w:rFonts w:ascii="Wingdings" w:hAnsi="Wingdings" w:hint="default"/>
+        <w:sz w:val="20"/>
+      </w:rPr>
+    </w:lvl>
+    <w:lvl w:ilvl="3" w:tentative="1">
+      <w:start w:val="1"/>
+      <w:numFmt w:val="bullet"/>
+      <w:lvlText w:val=""/>
+      <w:lvlJc w:val="left"/>
+      <w:pPr>
+        <w:tabs>
+          <w:tab w:val="num" w:pos="2880"/>
+        </w:tabs>
+        <w:ind w:left="2880" w:hanging="360"/>
+      </w:pPr>
+      <w:rPr>
+        <w:rFonts w:ascii="Wingdings" w:hAnsi="Wingdings" w:hint="default"/>
+        <w:sz w:val="20"/>
+      </w:rPr>
+    </w:lvl>
+    <w:lvl w:ilvl="4" w:tentative="1">
+      <w:start w:val="1"/>
+      <w:numFmt w:val="bullet"/>
+      <w:lvlText w:val=""/>
+      <w:lvlJc w:val="left"/>
+      <w:pPr>
+        <w:tabs>
+          <w:tab w:val="num" w:pos="3600"/>
+        </w:tabs>
+        <w:ind w:left="3600" w:hanging="360"/>
+      </w:pPr>
+      <w:rPr>
+        <w:rFonts w:ascii="Wingdings" w:hAnsi="Wingdings" w:hint="default"/>
+        <w:sz w:val="20"/>
+      </w:rPr>
+    </w:lvl>
+    <w:lvl w:ilvl="5" w:tentative="1">
+      <w:start w:val="1"/>
+      <w:numFmt w:val="bullet"/>
+      <w:lvlText w:val=""/>
+      <w:lvlJc w:val="left"/>
+      <w:pPr>
+        <w:tabs>
+          <w:tab w:val="num" w:pos="4320"/>
+        </w:tabs>
+        <w:ind w:left="4320" w:hanging="360"/>
+      </w:pPr>
+      <w:rPr>
+        <w:rFonts w:ascii="Wingdings" w:hAnsi="Wingdings" w:hint="default"/>
+        <w:sz w:val="20"/>
+      </w:rPr>
+    </w:lvl>
+    <w:lvl w:ilvl="6" w:tentative="1">
+      <w:start w:val="1"/>
+      <w:numFmt w:val="bullet"/>
+      <w:lvlText w:val=""/>
+      <w:lvlJc w:val="left"/>
+      <w:pPr>
+        <w:tabs>
+          <w:tab w:val="num" w:pos="5040"/>
+        </w:tabs>
+        <w:ind w:left="5040" w:hanging="360"/>
+      </w:pPr>
+      <w:rPr>
+        <w:rFonts w:ascii="Wingdings" w:hAnsi="Wingdings" w:hint="default"/>
+        <w:sz w:val="20"/>
+      </w:rPr>
+    </w:lvl>
+    <w:lvl w:ilvl="7" w:tentative="1">
+      <w:start w:val="1"/>
+      <w:numFmt w:val="bullet"/>
+      <w:lvlText w:val=""/>
+      <w:lvlJc w:val="left"/>
+      <w:pPr>
+        <w:tabs>
+          <w:tab w:val="num" w:pos="5760"/>
+        </w:tabs>
+        <w:ind w:left="5760" w:hanging="360"/>
+      </w:pPr>
+      <w:rPr>
+        <w:rFonts w:ascii="Wingdings" w:hAnsi="Wingdings" w:hint="default"/>
+        <w:sz w:val="20"/>
+      </w:rPr>
+    </w:lvl>
+    <w:lvl w:ilvl="8" w:tentative="1">
+      <w:start w:val="1"/>
+      <w:numFmt w:val="bullet"/>
+      <w:lvlText w:val=""/>
+      <w:lvlJc w:val="left"/>
+      <w:pPr>
+        <w:tabs>
+          <w:tab w:val="num" w:pos="6480"/>
+        </w:tabs>
+        <w:ind w:left="6480" w:hanging="360"/>
+      </w:pPr>
+      <w:rPr>
+        <w:rFonts w:ascii="Wingdings" w:hAnsi="Wingdings" w:hint="default"/>
+        <w:sz w:val="20"/>
+      </w:rPr>
+    </w:lvl>
+  </w:abstractNum>
+  <w:abstractNum w:abstractNumId="24" w15:restartNumberingAfterBreak="0">
+    <w:nsid w:val="73FF56CE"/>
+    <w:multiLevelType w:val="multilevel"/>
+    <w:tmpl w:val="E8A6BDAA"/>
+    <w:lvl w:ilvl="0">
+      <w:start w:val="1"/>
+      <w:numFmt w:val="bullet"/>
+      <w:lvlText w:val=""/>
+      <w:lvlJc w:val="left"/>
+      <w:pPr>
+        <w:tabs>
+          <w:tab w:val="num" w:pos="720"/>
+        </w:tabs>
+        <w:ind w:left="720" w:hanging="360"/>
+      </w:pPr>
+      <w:rPr>
+        <w:rFonts w:ascii="Symbol" w:hAnsi="Symbol" w:hint="default"/>
+        <w:sz w:val="20"/>
+      </w:rPr>
+    </w:lvl>
+    <w:lvl w:ilvl="1" w:tentative="1">
+      <w:start w:val="1"/>
+      <w:numFmt w:val="bullet"/>
+      <w:lvlText w:val="o"/>
+      <w:lvlJc w:val="left"/>
+      <w:pPr>
+        <w:tabs>
+          <w:tab w:val="num" w:pos="1440"/>
+        </w:tabs>
+        <w:ind w:left="1440" w:hanging="360"/>
+      </w:pPr>
+      <w:rPr>
+        <w:rFonts w:ascii="Courier New" w:hAnsi="Courier New" w:hint="default"/>
+        <w:sz w:val="20"/>
+      </w:rPr>
+    </w:lvl>
+    <w:lvl w:ilvl="2" w:tentative="1">
+      <w:start w:val="1"/>
+      <w:numFmt w:val="bullet"/>
+      <w:lvlText w:val=""/>
+      <w:lvlJc w:val="left"/>
+      <w:pPr>
+        <w:tabs>
+          <w:tab w:val="num" w:pos="2160"/>
+        </w:tabs>
+        <w:ind w:left="2160" w:hanging="360"/>
+      </w:pPr>
+      <w:rPr>
+        <w:rFonts w:ascii="Wingdings" w:hAnsi="Wingdings" w:hint="default"/>
+        <w:sz w:val="20"/>
+      </w:rPr>
+    </w:lvl>
+    <w:lvl w:ilvl="3" w:tentative="1">
+      <w:start w:val="1"/>
+      <w:numFmt w:val="bullet"/>
+      <w:lvlText w:val=""/>
+      <w:lvlJc w:val="left"/>
+      <w:pPr>
+        <w:tabs>
+          <w:tab w:val="num" w:pos="2880"/>
+        </w:tabs>
+        <w:ind w:left="2880" w:hanging="360"/>
+      </w:pPr>
+      <w:rPr>
+        <w:rFonts w:ascii="Wingdings" w:hAnsi="Wingdings" w:hint="default"/>
+        <w:sz w:val="20"/>
+      </w:rPr>
+    </w:lvl>
+    <w:lvl w:ilvl="4" w:tentative="1">
+      <w:start w:val="1"/>
+      <w:numFmt w:val="bullet"/>
+      <w:lvlText w:val=""/>
+      <w:lvlJc w:val="left"/>
+      <w:pPr>
+        <w:tabs>
+          <w:tab w:val="num" w:pos="3600"/>
+        </w:tabs>
+        <w:ind w:left="3600" w:hanging="360"/>
+      </w:pPr>
+      <w:rPr>
+        <w:rFonts w:ascii="Wingdings" w:hAnsi="Wingdings" w:hint="default"/>
+        <w:sz w:val="20"/>
+      </w:rPr>
+    </w:lvl>
+    <w:lvl w:ilvl="5" w:tentative="1">
+      <w:start w:val="1"/>
+      <w:numFmt w:val="bullet"/>
+      <w:lvlText w:val=""/>
+      <w:lvlJc w:val="left"/>
+      <w:pPr>
+        <w:tabs>
+          <w:tab w:val="num" w:pos="4320"/>
+        </w:tabs>
+        <w:ind w:left="4320" w:hanging="360"/>
+      </w:pPr>
+      <w:rPr>
+        <w:rFonts w:ascii="Wingdings" w:hAnsi="Wingdings" w:hint="default"/>
+        <w:sz w:val="20"/>
+      </w:rPr>
+    </w:lvl>
+    <w:lvl w:ilvl="6" w:tentative="1">
+      <w:start w:val="1"/>
+      <w:numFmt w:val="bullet"/>
+      <w:lvlText w:val=""/>
+      <w:lvlJc w:val="left"/>
+      <w:pPr>
+        <w:tabs>
+          <w:tab w:val="num" w:pos="5040"/>
+        </w:tabs>
+        <w:ind w:left="5040" w:hanging="360"/>
+      </w:pPr>
+      <w:rPr>
+        <w:rFonts w:ascii="Wingdings" w:hAnsi="Wingdings" w:hint="default"/>
+        <w:sz w:val="20"/>
+      </w:rPr>
+    </w:lvl>
+    <w:lvl w:ilvl="7" w:tentative="1">
+      <w:start w:val="1"/>
+      <w:numFmt w:val="bullet"/>
+      <w:lvlText w:val=""/>
+      <w:lvlJc w:val="left"/>
+      <w:pPr>
+        <w:tabs>
+          <w:tab w:val="num" w:pos="5760"/>
+        </w:tabs>
+        <w:ind w:left="5760" w:hanging="360"/>
+      </w:pPr>
+      <w:rPr>
+        <w:rFonts w:ascii="Wingdings" w:hAnsi="Wingdings" w:hint="default"/>
+        <w:sz w:val="20"/>
+      </w:rPr>
+    </w:lvl>
+    <w:lvl w:ilvl="8" w:tentative="1">
+      <w:start w:val="1"/>
+      <w:numFmt w:val="bullet"/>
+      <w:lvlText w:val=""/>
+      <w:lvlJc w:val="left"/>
+      <w:pPr>
+        <w:tabs>
+          <w:tab w:val="num" w:pos="6480"/>
+        </w:tabs>
+        <w:ind w:left="6480" w:hanging="360"/>
+      </w:pPr>
+      <w:rPr>
+        <w:rFonts w:ascii="Wingdings" w:hAnsi="Wingdings" w:hint="default"/>
+        <w:sz w:val="20"/>
+      </w:rPr>
+    </w:lvl>
+  </w:abstractNum>
+  <w:abstractNum w:abstractNumId="25" w15:restartNumberingAfterBreak="0">
+    <w:nsid w:val="78F40489"/>
+    <w:multiLevelType w:val="multilevel"/>
+    <w:tmpl w:val="7C7ADC4E"/>
+    <w:lvl w:ilvl="0">
+      <w:start w:val="1"/>
+      <w:numFmt w:val="bullet"/>
+      <w:lvlText w:val=""/>
+      <w:lvlJc w:val="left"/>
+      <w:pPr>
+        <w:tabs>
+          <w:tab w:val="num" w:pos="720"/>
+        </w:tabs>
+        <w:ind w:left="720" w:hanging="360"/>
+      </w:pPr>
+      <w:rPr>
+        <w:rFonts w:ascii="Symbol" w:hAnsi="Symbol" w:hint="default"/>
+        <w:sz w:val="20"/>
+      </w:rPr>
+    </w:lvl>
+    <w:lvl w:ilvl="1" w:tentative="1">
+      <w:start w:val="1"/>
+      <w:numFmt w:val="bullet"/>
+      <w:lvlText w:val="o"/>
+      <w:lvlJc w:val="left"/>
+      <w:pPr>
+        <w:tabs>
+          <w:tab w:val="num" w:pos="1440"/>
+        </w:tabs>
+        <w:ind w:left="1440" w:hanging="360"/>
+      </w:pPr>
+      <w:rPr>
+        <w:rFonts w:ascii="Courier New" w:hAnsi="Courier New" w:hint="default"/>
+        <w:sz w:val="20"/>
+      </w:rPr>
+    </w:lvl>
+    <w:lvl w:ilvl="2" w:tentative="1">
+      <w:start w:val="1"/>
+      <w:numFmt w:val="bullet"/>
+      <w:lvlText w:val=""/>
+      <w:lvlJc w:val="left"/>
+      <w:pPr>
+        <w:tabs>
+          <w:tab w:val="num" w:pos="2160"/>
+        </w:tabs>
+        <w:ind w:left="2160" w:hanging="360"/>
+      </w:pPr>
+      <w:rPr>
+        <w:rFonts w:ascii="Wingdings" w:hAnsi="Wingdings" w:hint="default"/>
+        <w:sz w:val="20"/>
+      </w:rPr>
+    </w:lvl>
+    <w:lvl w:ilvl="3" w:tentative="1">
+      <w:start w:val="1"/>
+      <w:numFmt w:val="bullet"/>
+      <w:lvlText w:val=""/>
+      <w:lvlJc w:val="left"/>
+      <w:pPr>
+        <w:tabs>
+          <w:tab w:val="num" w:pos="2880"/>
+        </w:tabs>
+        <w:ind w:left="2880" w:hanging="360"/>
+      </w:pPr>
+      <w:rPr>
+        <w:rFonts w:ascii="Wingdings" w:hAnsi="Wingdings" w:hint="default"/>
+        <w:sz w:val="20"/>
+      </w:rPr>
+    </w:lvl>
+    <w:lvl w:ilvl="4" w:tentative="1">
+      <w:start w:val="1"/>
+      <w:numFmt w:val="bullet"/>
+      <w:lvlText w:val=""/>
+      <w:lvlJc w:val="left"/>
+      <w:pPr>
+        <w:tabs>
+          <w:tab w:val="num" w:pos="3600"/>
+        </w:tabs>
+        <w:ind w:left="3600" w:hanging="360"/>
+      </w:pPr>
+      <w:rPr>
+        <w:rFonts w:ascii="Wingdings" w:hAnsi="Wingdings" w:hint="default"/>
+        <w:sz w:val="20"/>
+      </w:rPr>
+    </w:lvl>
+    <w:lvl w:ilvl="5" w:tentative="1">
+      <w:start w:val="1"/>
+      <w:numFmt w:val="bullet"/>
+      <w:lvlText w:val=""/>
+      <w:lvlJc w:val="left"/>
+      <w:pPr>
+        <w:tabs>
+          <w:tab w:val="num" w:pos="4320"/>
+        </w:tabs>
+        <w:ind w:left="4320" w:hanging="360"/>
+      </w:pPr>
+      <w:rPr>
+        <w:rFonts w:ascii="Wingdings" w:hAnsi="Wingdings" w:hint="default"/>
+        <w:sz w:val="20"/>
+      </w:rPr>
+    </w:lvl>
+    <w:lvl w:ilvl="6" w:tentative="1">
+      <w:start w:val="1"/>
+      <w:numFmt w:val="bullet"/>
+      <w:lvlText w:val=""/>
+      <w:lvlJc w:val="left"/>
+      <w:pPr>
+        <w:tabs>
+          <w:tab w:val="num" w:pos="5040"/>
+        </w:tabs>
+        <w:ind w:left="5040" w:hanging="360"/>
+      </w:pPr>
+      <w:rPr>
+        <w:rFonts w:ascii="Wingdings" w:hAnsi="Wingdings" w:hint="default"/>
+        <w:sz w:val="20"/>
+      </w:rPr>
+    </w:lvl>
+    <w:lvl w:ilvl="7" w:tentative="1">
+      <w:start w:val="1"/>
+      <w:numFmt w:val="bullet"/>
+      <w:lvlText w:val=""/>
+      <w:lvlJc w:val="left"/>
+      <w:pPr>
+        <w:tabs>
+          <w:tab w:val="num" w:pos="5760"/>
+        </w:tabs>
+        <w:ind w:left="5760" w:hanging="360"/>
+      </w:pPr>
+      <w:rPr>
+        <w:rFonts w:ascii="Wingdings" w:hAnsi="Wingdings" w:hint="default"/>
+        <w:sz w:val="20"/>
+      </w:rPr>
+    </w:lvl>
+    <w:lvl w:ilvl="8" w:tentative="1">
+      <w:start w:val="1"/>
+      <w:numFmt w:val="bullet"/>
+      <w:lvlText w:val=""/>
+      <w:lvlJc w:val="left"/>
+      <w:pPr>
+        <w:tabs>
+          <w:tab w:val="num" w:pos="6480"/>
+        </w:tabs>
+        <w:ind w:left="6480" w:hanging="360"/>
+      </w:pPr>
+      <w:rPr>
+        <w:rFonts w:ascii="Wingdings" w:hAnsi="Wingdings" w:hint="default"/>
+        <w:sz w:val="20"/>
+      </w:rPr>
+    </w:lvl>
+  </w:abstractNum>
+  <w:abstractNum w:abstractNumId="26" w15:restartNumberingAfterBreak="0">
+    <w:nsid w:val="792F40F2"/>
+    <w:multiLevelType w:val="multilevel"/>
+    <w:tmpl w:val="70005182"/>
+    <w:lvl w:ilvl="0">
+      <w:start w:val="1"/>
+      <w:numFmt w:val="bullet"/>
+      <w:lvlText w:val=""/>
+      <w:lvlJc w:val="left"/>
+      <w:pPr>
+        <w:tabs>
+          <w:tab w:val="num" w:pos="720"/>
+        </w:tabs>
+        <w:ind w:left="720" w:hanging="360"/>
+      </w:pPr>
+      <w:rPr>
+        <w:rFonts w:ascii="Symbol" w:hAnsi="Symbol" w:hint="default"/>
+        <w:sz w:val="20"/>
+      </w:rPr>
+    </w:lvl>
+    <w:lvl w:ilvl="1" w:tentative="1">
+      <w:start w:val="1"/>
+      <w:numFmt w:val="bullet"/>
+      <w:lvlText w:val="o"/>
+      <w:lvlJc w:val="left"/>
+      <w:pPr>
+        <w:tabs>
+          <w:tab w:val="num" w:pos="1440"/>
+        </w:tabs>
+        <w:ind w:left="1440" w:hanging="360"/>
+      </w:pPr>
+      <w:rPr>
+        <w:rFonts w:ascii="Courier New" w:hAnsi="Courier New" w:hint="default"/>
+        <w:sz w:val="20"/>
+      </w:rPr>
+    </w:lvl>
+    <w:lvl w:ilvl="2" w:tentative="1">
+      <w:start w:val="1"/>
+      <w:numFmt w:val="bullet"/>
+      <w:lvlText w:val=""/>
+      <w:lvlJc w:val="left"/>
+      <w:pPr>
+        <w:tabs>
+          <w:tab w:val="num" w:pos="2160"/>
+        </w:tabs>
+        <w:ind w:left="2160" w:hanging="360"/>
+      </w:pPr>
+      <w:rPr>
+        <w:rFonts w:ascii="Wingdings" w:hAnsi="Wingdings" w:hint="default"/>
+        <w:sz w:val="20"/>
+      </w:rPr>
+    </w:lvl>
+    <w:lvl w:ilvl="3" w:tentative="1">
+      <w:start w:val="1"/>
+      <w:numFmt w:val="bullet"/>
+      <w:lvlText w:val=""/>
+      <w:lvlJc w:val="left"/>
+      <w:pPr>
+        <w:tabs>
+          <w:tab w:val="num" w:pos="2880"/>
+        </w:tabs>
+        <w:ind w:left="2880" w:hanging="360"/>
+      </w:pPr>
+      <w:rPr>
+        <w:rFonts w:ascii="Wingdings" w:hAnsi="Wingdings" w:hint="default"/>
+        <w:sz w:val="20"/>
+      </w:rPr>
+    </w:lvl>
+    <w:lvl w:ilvl="4" w:tentative="1">
+      <w:start w:val="1"/>
+      <w:numFmt w:val="bullet"/>
+      <w:lvlText w:val=""/>
+      <w:lvlJc w:val="left"/>
+      <w:pPr>
+        <w:tabs>
+          <w:tab w:val="num" w:pos="3600"/>
+        </w:tabs>
+        <w:ind w:left="3600" w:hanging="360"/>
+      </w:pPr>
+      <w:rPr>
+        <w:rFonts w:ascii="Wingdings" w:hAnsi="Wingdings" w:hint="default"/>
+        <w:sz w:val="20"/>
+      </w:rPr>
+    </w:lvl>
+    <w:lvl w:ilvl="5" w:tentative="1">
+      <w:start w:val="1"/>
+      <w:numFmt w:val="bullet"/>
+      <w:lvlText w:val=""/>
+      <w:lvlJc w:val="left"/>
+      <w:pPr>
+        <w:tabs>
+          <w:tab w:val="num" w:pos="4320"/>
+        </w:tabs>
+        <w:ind w:left="4320" w:hanging="360"/>
+      </w:pPr>
+      <w:rPr>
+        <w:rFonts w:ascii="Wingdings" w:hAnsi="Wingdings" w:hint="default"/>
+        <w:sz w:val="20"/>
+      </w:rPr>
+    </w:lvl>
+    <w:lvl w:ilvl="6" w:tentative="1">
+      <w:start w:val="1"/>
+      <w:numFmt w:val="bullet"/>
+      <w:lvlText w:val=""/>
+      <w:lvlJc w:val="left"/>
+      <w:pPr>
+        <w:tabs>
+          <w:tab w:val="num" w:pos="5040"/>
+        </w:tabs>
+        <w:ind w:left="5040" w:hanging="360"/>
+      </w:pPr>
+      <w:rPr>
+        <w:rFonts w:ascii="Wingdings" w:hAnsi="Wingdings" w:hint="default"/>
+        <w:sz w:val="20"/>
+      </w:rPr>
+    </w:lvl>
+    <w:lvl w:ilvl="7" w:tentative="1">
+      <w:start w:val="1"/>
+      <w:numFmt w:val="bullet"/>
+      <w:lvlText w:val=""/>
+      <w:lvlJc w:val="left"/>
+      <w:pPr>
+        <w:tabs>
+          <w:tab w:val="num" w:pos="5760"/>
+        </w:tabs>
+        <w:ind w:left="5760" w:hanging="360"/>
+      </w:pPr>
+      <w:rPr>
+        <w:rFonts w:ascii="Wingdings" w:hAnsi="Wingdings" w:hint="default"/>
+        <w:sz w:val="20"/>
+      </w:rPr>
+    </w:lvl>
+    <w:lvl w:ilvl="8" w:tentative="1">
+      <w:start w:val="1"/>
+      <w:numFmt w:val="bullet"/>
+      <w:lvlText w:val=""/>
+      <w:lvlJc w:val="left"/>
+      <w:pPr>
+        <w:tabs>
+          <w:tab w:val="num" w:pos="6480"/>
+        </w:tabs>
+        <w:ind w:left="6480" w:hanging="360"/>
+      </w:pPr>
+      <w:rPr>
+        <w:rFonts w:ascii="Wingdings" w:hAnsi="Wingdings" w:hint="default"/>
+        <w:sz w:val="20"/>
+      </w:rPr>
+    </w:lvl>
+  </w:abstractNum>
+  <w:abstractNum w:abstractNumId="27" w15:restartNumberingAfterBreak="0">
+    <w:nsid w:val="7D474F20"/>
+    <w:multiLevelType w:val="multilevel"/>
+    <w:tmpl w:val="96D843BA"/>
+    <w:lvl w:ilvl="0">
+      <w:start w:val="1"/>
+      <w:numFmt w:val="bullet"/>
+      <w:lvlText w:val=""/>
+      <w:lvlJc w:val="left"/>
+      <w:pPr>
+        <w:tabs>
+          <w:tab w:val="num" w:pos="720"/>
+        </w:tabs>
+        <w:ind w:left="720" w:hanging="360"/>
+      </w:pPr>
+      <w:rPr>
+        <w:rFonts w:ascii="Symbol" w:hAnsi="Symbol" w:hint="default"/>
+        <w:sz w:val="20"/>
+      </w:rPr>
+    </w:lvl>
+    <w:lvl w:ilvl="1" w:tentative="1">
+      <w:start w:val="1"/>
+      <w:numFmt w:val="bullet"/>
+      <w:lvlText w:val="o"/>
+      <w:lvlJc w:val="left"/>
+      <w:pPr>
+        <w:tabs>
+          <w:tab w:val="num" w:pos="1440"/>
+        </w:tabs>
+        <w:ind w:left="1440" w:hanging="360"/>
+      </w:pPr>
+      <w:rPr>
+        <w:rFonts w:ascii="Courier New" w:hAnsi="Courier New" w:hint="default"/>
+        <w:sz w:val="20"/>
+      </w:rPr>
+    </w:lvl>
+    <w:lvl w:ilvl="2" w:tentative="1">
+      <w:start w:val="1"/>
+      <w:numFmt w:val="bullet"/>
+      <w:lvlText w:val=""/>
+      <w:lvlJc w:val="left"/>
+      <w:pPr>
+        <w:tabs>
+          <w:tab w:val="num" w:pos="2160"/>
+        </w:tabs>
+        <w:ind w:left="2160" w:hanging="360"/>
+      </w:pPr>
+      <w:rPr>
+        <w:rFonts w:ascii="Wingdings" w:hAnsi="Wingdings" w:hint="default"/>
+        <w:sz w:val="20"/>
+      </w:rPr>
+    </w:lvl>
+    <w:lvl w:ilvl="3" w:tentative="1">
+      <w:start w:val="1"/>
+      <w:numFmt w:val="bullet"/>
+      <w:lvlText w:val=""/>
+      <w:lvlJc w:val="left"/>
+      <w:pPr>
+        <w:tabs>
+          <w:tab w:val="num" w:pos="2880"/>
+        </w:tabs>
+        <w:ind w:left="2880" w:hanging="360"/>
+      </w:pPr>
+      <w:rPr>
+        <w:rFonts w:ascii="Wingdings" w:hAnsi="Wingdings" w:hint="default"/>
+        <w:sz w:val="20"/>
+      </w:rPr>
+    </w:lvl>
+    <w:lvl w:ilvl="4" w:tentative="1">
+      <w:start w:val="1"/>
+      <w:numFmt w:val="bullet"/>
+      <w:lvlText w:val=""/>
+      <w:lvlJc w:val="left"/>
+      <w:pPr>
+        <w:tabs>
+          <w:tab w:val="num" w:pos="3600"/>
+        </w:tabs>
+        <w:ind w:left="3600" w:hanging="360"/>
+      </w:pPr>
+      <w:rPr>
+        <w:rFonts w:ascii="Wingdings" w:hAnsi="Wingdings" w:hint="default"/>
+        <w:sz w:val="20"/>
+      </w:rPr>
+    </w:lvl>
+    <w:lvl w:ilvl="5" w:tentative="1">
+      <w:start w:val="1"/>
+      <w:numFmt w:val="bullet"/>
+      <w:lvlText w:val=""/>
+      <w:lvlJc w:val="left"/>
+      <w:pPr>
+        <w:tabs>
+          <w:tab w:val="num" w:pos="4320"/>
+        </w:tabs>
+        <w:ind w:left="4320" w:hanging="360"/>
+      </w:pPr>
+      <w:rPr>
+        <w:rFonts w:ascii="Wingdings" w:hAnsi="Wingdings" w:hint="default"/>
+        <w:sz w:val="20"/>
+      </w:rPr>
+    </w:lvl>
+    <w:lvl w:ilvl="6" w:tentative="1">
+      <w:start w:val="1"/>
+      <w:numFmt w:val="bullet"/>
+      <w:lvlText w:val=""/>
+      <w:lvlJc w:val="left"/>
+      <w:pPr>
+        <w:tabs>
+          <w:tab w:val="num" w:pos="5040"/>
+        </w:tabs>
+        <w:ind w:left="5040" w:hanging="360"/>
+      </w:pPr>
+      <w:rPr>
+        <w:rFonts w:ascii="Wingdings" w:hAnsi="Wingdings" w:hint="default"/>
+        <w:sz w:val="20"/>
+      </w:rPr>
+    </w:lvl>
+    <w:lvl w:ilvl="7" w:tentative="1">
+      <w:start w:val="1"/>
+      <w:numFmt w:val="bullet"/>
+      <w:lvlText w:val=""/>
+      <w:lvlJc w:val="left"/>
+      <w:pPr>
+        <w:tabs>
+          <w:tab w:val="num" w:pos="5760"/>
+        </w:tabs>
+        <w:ind w:left="5760" w:hanging="360"/>
+      </w:pPr>
+      <w:rPr>
+        <w:rFonts w:ascii="Wingdings" w:hAnsi="Wingdings" w:hint="default"/>
+        <w:sz w:val="20"/>
+      </w:rPr>
+    </w:lvl>
+    <w:lvl w:ilvl="8" w:tentative="1">
+      <w:start w:val="1"/>
+      <w:numFmt w:val="bullet"/>
+      <w:lvlText w:val=""/>
+      <w:lvlJc w:val="left"/>
+      <w:pPr>
+        <w:tabs>
+          <w:tab w:val="num" w:pos="6480"/>
+        </w:tabs>
+        <w:ind w:left="6480" w:hanging="360"/>
+      </w:pPr>
+      <w:rPr>
+        <w:rFonts w:ascii="Wingdings" w:hAnsi="Wingdings" w:hint="default"/>
+        <w:sz w:val="20"/>
+      </w:rPr>
+    </w:lvl>
+  </w:abstractNum>
+  <w:num w:numId="1" w16cid:durableId="1638140685">
+    <w:abstractNumId w:val="11"/>
+  </w:num>
+  <w:num w:numId="2" w16cid:durableId="920286516">
+    <w:abstractNumId w:val="9"/>
+  </w:num>
+  <w:num w:numId="3" w16cid:durableId="1801486256">
+    <w:abstractNumId w:val="8"/>
+  </w:num>
+  <w:num w:numId="4" w16cid:durableId="1921602593">
+    <w:abstractNumId w:val="23"/>
+  </w:num>
+  <w:num w:numId="5" w16cid:durableId="675111458">
+    <w:abstractNumId w:val="12"/>
+  </w:num>
+  <w:num w:numId="6" w16cid:durableId="1527215335">
+    <w:abstractNumId w:val="27"/>
+  </w:num>
+  <w:num w:numId="7" w16cid:durableId="1162355609">
+    <w:abstractNumId w:val="5"/>
+  </w:num>
+  <w:num w:numId="8" w16cid:durableId="2078046549">
+    <w:abstractNumId w:val="22"/>
+  </w:num>
+  <w:num w:numId="9" w16cid:durableId="1078556369">
+    <w:abstractNumId w:val="4"/>
+  </w:num>
+  <w:num w:numId="10" w16cid:durableId="1517770997">
+    <w:abstractNumId w:val="6"/>
+  </w:num>
+  <w:num w:numId="11" w16cid:durableId="764568551">
+    <w:abstractNumId w:val="26"/>
+  </w:num>
+  <w:num w:numId="12" w16cid:durableId="807280167">
+    <w:abstractNumId w:val="19"/>
+  </w:num>
+  <w:num w:numId="13" w16cid:durableId="1371102566">
+    <w:abstractNumId w:val="2"/>
+  </w:num>
+  <w:num w:numId="14" w16cid:durableId="861866471">
+    <w:abstractNumId w:val="21"/>
+  </w:num>
+  <w:num w:numId="15" w16cid:durableId="2099667502">
+    <w:abstractNumId w:val="7"/>
+  </w:num>
+  <w:num w:numId="16" w16cid:durableId="1008482062">
+    <w:abstractNumId w:val="14"/>
+  </w:num>
+  <w:num w:numId="17" w16cid:durableId="1033311905">
+    <w:abstractNumId w:val="15"/>
+  </w:num>
+  <w:num w:numId="18" w16cid:durableId="3753303">
+    <w:abstractNumId w:val="16"/>
+  </w:num>
+  <w:num w:numId="19" w16cid:durableId="519317494">
+    <w:abstractNumId w:val="20"/>
+  </w:num>
+  <w:num w:numId="20" w16cid:durableId="431247675">
+    <w:abstractNumId w:val="17"/>
+  </w:num>
+  <w:num w:numId="21" w16cid:durableId="1207530025">
+    <w:abstractNumId w:val="3"/>
+  </w:num>
+  <w:num w:numId="22" w16cid:durableId="1305575393">
+    <w:abstractNumId w:val="24"/>
+  </w:num>
+  <w:num w:numId="23" w16cid:durableId="1644037730">
+    <w:abstractNumId w:val="13"/>
+  </w:num>
+  <w:num w:numId="24" w16cid:durableId="1406419469">
+    <w:abstractNumId w:val="1"/>
+  </w:num>
+  <w:num w:numId="25" w16cid:durableId="1717118296">
+    <w:abstractNumId w:val="10"/>
+  </w:num>
+  <w:num w:numId="26" w16cid:durableId="473564032">
+    <w:abstractNumId w:val="18"/>
+  </w:num>
+  <w:num w:numId="27" w16cid:durableId="262689320">
+    <w:abstractNumId w:val="25"/>
+  </w:num>
+  <w:num w:numId="28" w16cid:durableId="1390836221">
+    <w:abstractNumId w:val="0"/>
+  </w:num>
+</w:numbering>
 </file>
 
 <file path=word/styles.xml><?xml version="1.0" encoding="utf-8"?>
@@ -1720,7 +11554,6 @@
   <w:style w:type="character" w:default="1" w:styleId="Carpredefinitoparagrafo">
     <w:name w:val="Default Paragraph Font"/>
     <w:uiPriority w:val="1"/>
-    <w:semiHidden/>
     <w:unhideWhenUsed/>
   </w:style>
   <w:style w:type="table" w:default="1" w:styleId="Tabellanormale">

--- a/Doc/RoadMap.docx
+++ b/Doc/RoadMap.docx
@@ -56,6 +56,43 @@
         <w:t>Settings permanenti</w:t>
       </w:r>
     </w:p>
+    <w:p>
+      <w:pPr>
+        <w:ind w:firstLine="708"/>
+      </w:pPr>
+    </w:p>
+    <w:p>
+      <w:pPr>
+        <w:ind w:firstLine="708"/>
+      </w:pPr>
+      <w:r>
+        <w:t>Icone x Photo</w:t>
+      </w:r>
+    </w:p>
+    <w:p>
+      <w:pPr>
+        <w:ind w:firstLine="708"/>
+      </w:pPr>
+      <w:r>
+        <w:t>Stacked photo appare ruotata</w:t>
+      </w:r>
+    </w:p>
+    <w:p>
+      <w:pPr>
+        <w:ind w:firstLine="708"/>
+      </w:pPr>
+      <w:r>
+        <w:t>Messaggi durante lo stacking</w:t>
+      </w:r>
+    </w:p>
+    <w:p>
+      <w:pPr>
+        <w:ind w:firstLine="708"/>
+      </w:pPr>
+      <w:r>
+        <w:t>Name della foto stacked (usare tempo come nelle altre)</w:t>
+      </w:r>
+    </w:p>
     <w:p/>
     <w:p>
       <w:r>
@@ -167,64 +204,26 @@
         <w:tab/>
         <w:t xml:space="preserve">Camera </w:t>
       </w:r>
-      <w:proofErr w:type="spellStart"/>
       <w:r>
         <w:rPr>
           <w:lang w:val="fr-FR"/>
         </w:rPr>
-        <w:t>voice</w:t>
-      </w:r>
-      <w:proofErr w:type="spellEnd"/>
-      <w:r>
+        <w:t>voice commands</w:t>
+      </w:r>
+    </w:p>
+    <w:p>
+      <w:pPr>
+        <w:ind w:firstLine="708"/>
         <w:rPr>
           <w:lang w:val="fr-FR"/>
         </w:rPr>
-        <w:t xml:space="preserve"> </w:t>
-      </w:r>
-      <w:proofErr w:type="spellStart"/>
+      </w:pPr>
       <w:r>
         <w:rPr>
           <w:lang w:val="fr-FR"/>
         </w:rPr>
-        <w:t>commands</w:t>
-      </w:r>
-      <w:proofErr w:type="spellEnd"/>
-    </w:p>
-    <w:p>
-      <w:pPr>
-        <w:ind w:firstLine="708"/>
-        <w:rPr>
-          <w:lang w:val="fr-FR"/>
-        </w:rPr>
-      </w:pPr>
-      <w:r>
-        <w:rPr>
-          <w:lang w:val="fr-FR"/>
-        </w:rPr>
-        <w:t xml:space="preserve">Video </w:t>
-      </w:r>
-      <w:proofErr w:type="spellStart"/>
-      <w:r>
-        <w:rPr>
-          <w:lang w:val="fr-FR"/>
-        </w:rPr>
-        <w:t>voice</w:t>
-      </w:r>
-      <w:proofErr w:type="spellEnd"/>
-      <w:r>
-        <w:rPr>
-          <w:lang w:val="fr-FR"/>
-        </w:rPr>
-        <w:t xml:space="preserve"> </w:t>
-      </w:r>
-      <w:proofErr w:type="spellStart"/>
-      <w:r>
-        <w:rPr>
-          <w:lang w:val="fr-FR"/>
-        </w:rPr>
-        <w:t>commands</w:t>
-      </w:r>
-      <w:proofErr w:type="spellEnd"/>
+        <w:t>Video voice commands</w:t>
+      </w:r>
     </w:p>
     <w:p>
       <w:pPr>
@@ -279,15 +278,7 @@
     <w:p/>
     <w:p>
       <w:r>
-        <w:t>Foto &lt;</w:t>
-      </w:r>
-      <w:proofErr w:type="spellStart"/>
-      <w:r>
-        <w:t>nPhoto</w:t>
-      </w:r>
-      <w:proofErr w:type="spellEnd"/>
-      <w:r>
-        <w:t>&gt;</w:t>
+        <w:t>Foto &lt;nPhoto&gt;</w:t>
       </w:r>
     </w:p>
     <w:p>
@@ -326,21 +317,8 @@
         <w:rPr>
           <w:lang w:val="en-GB"/>
         </w:rPr>
-        <w:t>Video &lt;</w:t>
-      </w:r>
-      <w:proofErr w:type="spellStart"/>
-      <w:r>
-        <w:rPr>
-          <w:lang w:val="en-GB"/>
-        </w:rPr>
-        <w:t>nsecs</w:t>
-      </w:r>
-      <w:proofErr w:type="spellEnd"/>
-      <w:r>
-        <w:rPr>
-          <w:lang w:val="en-GB"/>
-        </w:rPr>
-        <w:t>&gt;</w:t>
+        <w:lastRenderedPageBreak/>
+        <w:t>Video &lt;nsecs&gt;</w:t>
       </w:r>
     </w:p>
     <w:p>
@@ -404,664 +382,225 @@
           <w:lang w:val="en-GB"/>
         </w:rPr>
       </w:pPr>
-      <w:proofErr w:type="spellStart"/>
-      <w:r>
-        <w:rPr>
-          <w:lang w:val="en-GB"/>
-        </w:rPr>
-        <w:t>val</w:t>
-      </w:r>
-      <w:proofErr w:type="spellEnd"/>
-      <w:r>
-        <w:rPr>
-          <w:lang w:val="en-GB"/>
-        </w:rPr>
-        <w:t xml:space="preserve"> activity = </w:t>
-      </w:r>
-      <w:proofErr w:type="spellStart"/>
-      <w:r>
-        <w:rPr>
-          <w:lang w:val="en-GB"/>
-        </w:rPr>
-        <w:t>LocalContext.current</w:t>
-      </w:r>
-      <w:proofErr w:type="spellEnd"/>
-      <w:r>
-        <w:rPr>
-          <w:lang w:val="en-GB"/>
-        </w:rPr>
-        <w:t xml:space="preserve"> as? Activity</w:t>
-      </w:r>
-    </w:p>
-    <w:p>
-      <w:pPr>
-        <w:rPr>
-          <w:lang w:val="en-GB"/>
-        </w:rPr>
-      </w:pPr>
-      <w:proofErr w:type="spellStart"/>
-      <w:proofErr w:type="gramStart"/>
-      <w:r>
-        <w:rPr>
-          <w:lang w:val="en-GB"/>
-        </w:rPr>
-        <w:t>activity?.</w:t>
-      </w:r>
-      <w:proofErr w:type="gramEnd"/>
-      <w:r>
-        <w:rPr>
-          <w:lang w:val="en-GB"/>
-        </w:rPr>
-        <w:t>let</w:t>
-      </w:r>
-      <w:proofErr w:type="spellEnd"/>
-      <w:r>
-        <w:rPr>
-          <w:lang w:val="en-GB"/>
-        </w:rPr>
-        <w:t xml:space="preserve"> {</w:t>
-      </w:r>
-    </w:p>
-    <w:p>
-      <w:pPr>
-        <w:rPr>
-          <w:lang w:val="en-GB"/>
-        </w:rPr>
-      </w:pPr>
+      <w:r>
+        <w:rPr>
+          <w:lang w:val="en-GB"/>
+        </w:rPr>
+        <w:t>val activity = LocalContext.current as? Activity</w:t>
+      </w:r>
+    </w:p>
+    <w:p>
+      <w:pPr>
+        <w:rPr>
+          <w:lang w:val="en-GB"/>
+        </w:rPr>
+      </w:pPr>
+      <w:r>
+        <w:rPr>
+          <w:lang w:val="en-GB"/>
+        </w:rPr>
+        <w:t>activity?.let {</w:t>
+      </w:r>
+    </w:p>
+    <w:p>
+      <w:pPr>
+        <w:rPr>
+          <w:lang w:val="en-GB"/>
+        </w:rPr>
+      </w:pPr>
+      <w:r>
+        <w:rPr>
+          <w:lang w:val="en-GB"/>
+        </w:rPr>
+        <w:t xml:space="preserve">    val intent = Intent(it, SecondActivity::class.java)</w:t>
+      </w:r>
+    </w:p>
+    <w:p>
+      <w:pPr>
+        <w:rPr>
+          <w:lang w:val="en-GB"/>
+        </w:rPr>
+      </w:pPr>
+      <w:r>
+        <w:rPr>
+          <w:lang w:val="en-GB"/>
+        </w:rPr>
+        <w:t xml:space="preserve">    it.startActivity(intent)</w:t>
+      </w:r>
+    </w:p>
+    <w:p>
+      <w:pPr>
+        <w:rPr>
+          <w:lang w:val="en-GB"/>
+        </w:rPr>
+      </w:pPr>
+      <w:r>
+        <w:rPr>
+          <w:lang w:val="en-GB"/>
+        </w:rPr>
+        <w:t>}</w:t>
+      </w:r>
+      <w:r>
+        <w:rPr>
+          <w:lang w:val="en-GB"/>
+        </w:rPr>
+        <w:tab/>
+      </w:r>
+    </w:p>
+    <w:p>
+      <w:pPr>
+        <w:rPr>
+          <w:lang w:val="en-GB"/>
+        </w:rPr>
+      </w:pPr>
+    </w:p>
+    <w:p>
+      <w:pPr>
+        <w:rPr>
+          <w:lang w:val="en-GB"/>
+        </w:rPr>
+      </w:pPr>
+    </w:p>
+    <w:p>
+      <w:pPr>
+        <w:rPr>
+          <w:lang w:val="en-GB"/>
+        </w:rPr>
+      </w:pPr>
+      <w:r>
+        <w:rPr>
+          <w:lang w:val="en-GB"/>
+        </w:rPr>
+        <w:t>val audioPermission = Manifest.permission.RECORD_AUDIO</w:t>
+      </w:r>
+    </w:p>
+    <w:p>
+      <w:pPr>
+        <w:rPr>
+          <w:lang w:val="en-GB"/>
+        </w:rPr>
+      </w:pPr>
+      <w:r>
+        <w:rPr>
+          <w:lang w:val="en-GB"/>
+        </w:rPr>
+        <w:t>val permissionLauncher = rememberLauncherForActivityResult(</w:t>
+      </w:r>
+    </w:p>
+    <w:p>
+      <w:pPr>
+        <w:rPr>
+          <w:lang w:val="en-GB"/>
+        </w:rPr>
+      </w:pPr>
+      <w:r>
+        <w:rPr>
+          <w:lang w:val="en-GB"/>
+        </w:rPr>
+        <w:t xml:space="preserve">    ActivityResultContracts.RequestPermission()</w:t>
+      </w:r>
+    </w:p>
+    <w:p>
+      <w:pPr>
+        <w:rPr>
+          <w:lang w:val="en-GB"/>
+        </w:rPr>
+      </w:pPr>
+      <w:r>
+        <w:rPr>
+          <w:lang w:val="en-GB"/>
+        </w:rPr>
+        <w:t>) { granted -&gt;</w:t>
+      </w:r>
+    </w:p>
+    <w:p>
+      <w:pPr>
+        <w:rPr>
+          <w:lang w:val="en-GB"/>
+        </w:rPr>
+      </w:pPr>
+      <w:r>
+        <w:rPr>
+          <w:lang w:val="en-GB"/>
+        </w:rPr>
+        <w:t xml:space="preserve">    if (!granted) {</w:t>
+      </w:r>
+    </w:p>
+    <w:p>
+      <w:pPr>
+        <w:rPr>
+          <w:lang w:val="en-GB"/>
+        </w:rPr>
+      </w:pPr>
+      <w:r>
+        <w:rPr>
+          <w:lang w:val="en-GB"/>
+        </w:rPr>
+        <w:t xml:space="preserve">        Toast.makeText(context, "Permesso microfono negato", Toast.LENGTH_SHORT).show()</w:t>
+      </w:r>
+    </w:p>
+    <w:p>
       <w:r>
         <w:rPr>
           <w:lang w:val="en-GB"/>
         </w:rPr>
         <w:t xml:space="preserve">    </w:t>
       </w:r>
-      <w:proofErr w:type="spellStart"/>
-      <w:r>
-        <w:rPr>
-          <w:lang w:val="en-GB"/>
-        </w:rPr>
-        <w:t>val</w:t>
-      </w:r>
-      <w:proofErr w:type="spellEnd"/>
-      <w:r>
-        <w:rPr>
-          <w:lang w:val="en-GB"/>
-        </w:rPr>
-        <w:t xml:space="preserve"> intent = </w:t>
-      </w:r>
-      <w:proofErr w:type="gramStart"/>
-      <w:r>
-        <w:rPr>
-          <w:lang w:val="en-GB"/>
-        </w:rPr>
-        <w:t>Intent(</w:t>
-      </w:r>
-      <w:proofErr w:type="gramEnd"/>
-      <w:r>
-        <w:rPr>
-          <w:lang w:val="en-GB"/>
-        </w:rPr>
-        <w:t xml:space="preserve">it, </w:t>
-      </w:r>
-      <w:proofErr w:type="spellStart"/>
-      <w:proofErr w:type="gramStart"/>
-      <w:r>
-        <w:rPr>
-          <w:lang w:val="en-GB"/>
-        </w:rPr>
-        <w:t>SecondActivity</w:t>
-      </w:r>
-      <w:proofErr w:type="spellEnd"/>
-      <w:r>
-        <w:rPr>
-          <w:lang w:val="en-GB"/>
-        </w:rPr>
-        <w:t>::</w:t>
-      </w:r>
-      <w:proofErr w:type="gramEnd"/>
-      <w:r>
-        <w:rPr>
-          <w:lang w:val="en-GB"/>
-        </w:rPr>
-        <w:t>class.java)</w:t>
-      </w:r>
-    </w:p>
-    <w:p>
-      <w:pPr>
-        <w:rPr>
-          <w:lang w:val="en-GB"/>
-        </w:rPr>
-      </w:pPr>
-      <w:r>
-        <w:rPr>
-          <w:lang w:val="en-GB"/>
-        </w:rPr>
+      <w:r>
+        <w:t>}</w:t>
+      </w:r>
+    </w:p>
+    <w:p>
+      <w:r>
+        <w:t>}</w:t>
+      </w:r>
+    </w:p>
+    <w:p/>
+    <w:p>
+      <w:r>
+        <w:t>// PRIMA DI AVViar</w:t>
+      </w:r>
+      <w:r>
+        <w:t>e rec</w:t>
+      </w:r>
+    </w:p>
+    <w:p>
+      <w:r>
+        <w:t>if (ContextCompat.checkSelfPermission(context, audioPermission)</w:t>
+      </w:r>
+    </w:p>
+    <w:p>
+      <w:r>
         <w:t xml:space="preserve">    </w:t>
       </w:r>
-      <w:proofErr w:type="spellStart"/>
-      <w:proofErr w:type="gramStart"/>
-      <w:r>
-        <w:rPr>
-          <w:lang w:val="en-GB"/>
-        </w:rPr>
-        <w:t>it.startActivity</w:t>
-      </w:r>
-      <w:proofErr w:type="spellEnd"/>
-      <w:proofErr w:type="gramEnd"/>
-      <w:r>
-        <w:rPr>
-          <w:lang w:val="en-GB"/>
-        </w:rPr>
-        <w:t>(intent)</w:t>
-      </w:r>
-    </w:p>
-    <w:p>
-      <w:pPr>
-        <w:rPr>
-          <w:lang w:val="en-GB"/>
-        </w:rPr>
-      </w:pPr>
-      <w:r>
-        <w:rPr>
-          <w:lang w:val="en-GB"/>
-        </w:rPr>
+      <w:r>
+        <w:t>!= PackageManager.PERMISSION_GRANTED</w:t>
+      </w:r>
+    </w:p>
+    <w:p>
+      <w:r>
+        <w:t>) {</w:t>
+      </w:r>
+    </w:p>
+    <w:p>
+      <w:r>
+        <w:t xml:space="preserve">    permissionLauncher.launch(audioPermission)</w:t>
+      </w:r>
+    </w:p>
+    <w:p>
+      <w:r>
+        <w:t xml:space="preserve">    return@IconButton</w:t>
+      </w:r>
+    </w:p>
+    <w:p>
+      <w:r>
         <w:t>}</w:t>
       </w:r>
-      <w:r>
-        <w:rPr>
-          <w:lang w:val="en-GB"/>
-        </w:rPr>
-        <w:tab/>
-      </w:r>
-    </w:p>
-    <w:p>
-      <w:pPr>
-        <w:rPr>
-          <w:lang w:val="en-GB"/>
-        </w:rPr>
-      </w:pPr>
-    </w:p>
-    <w:p>
-      <w:pPr>
-        <w:rPr>
-          <w:lang w:val="en-GB"/>
-        </w:rPr>
-      </w:pPr>
-    </w:p>
-    <w:p>
-      <w:pPr>
-        <w:rPr>
-          <w:lang w:val="en-GB"/>
-        </w:rPr>
-      </w:pPr>
-      <w:proofErr w:type="spellStart"/>
-      <w:r>
-        <w:rPr>
-          <w:lang w:val="en-GB"/>
-        </w:rPr>
-        <w:t>val</w:t>
-      </w:r>
-      <w:proofErr w:type="spellEnd"/>
-      <w:r>
-        <w:rPr>
-          <w:lang w:val="en-GB"/>
-        </w:rPr>
-        <w:t xml:space="preserve"> </w:t>
-      </w:r>
-      <w:proofErr w:type="spellStart"/>
-      <w:r>
-        <w:rPr>
-          <w:lang w:val="en-GB"/>
-        </w:rPr>
-        <w:t>audioPermission</w:t>
-      </w:r>
-      <w:proofErr w:type="spellEnd"/>
-      <w:r>
-        <w:rPr>
-          <w:lang w:val="en-GB"/>
-        </w:rPr>
-        <w:t xml:space="preserve"> = </w:t>
-      </w:r>
-      <w:proofErr w:type="spellStart"/>
-      <w:proofErr w:type="gramStart"/>
-      <w:r>
-        <w:rPr>
-          <w:lang w:val="en-GB"/>
-        </w:rPr>
-        <w:t>Manifest.permission.RECORD</w:t>
-      </w:r>
-      <w:proofErr w:type="gramEnd"/>
-      <w:r>
-        <w:rPr>
-          <w:lang w:val="en-GB"/>
-        </w:rPr>
-        <w:t>_AUDIO</w:t>
-      </w:r>
-      <w:proofErr w:type="spellEnd"/>
-    </w:p>
-    <w:p>
-      <w:pPr>
-        <w:rPr>
-          <w:lang w:val="en-GB"/>
-        </w:rPr>
-      </w:pPr>
-      <w:proofErr w:type="spellStart"/>
-      <w:r>
-        <w:rPr>
-          <w:lang w:val="en-GB"/>
-        </w:rPr>
-        <w:t>val</w:t>
-      </w:r>
-      <w:proofErr w:type="spellEnd"/>
-      <w:r>
-        <w:rPr>
-          <w:lang w:val="en-GB"/>
-        </w:rPr>
-        <w:t xml:space="preserve"> </w:t>
-      </w:r>
-      <w:proofErr w:type="spellStart"/>
-      <w:r>
-        <w:rPr>
-          <w:lang w:val="en-GB"/>
-        </w:rPr>
-        <w:t>permissionLauncher</w:t>
-      </w:r>
-      <w:proofErr w:type="spellEnd"/>
-      <w:r>
-        <w:rPr>
-          <w:lang w:val="en-GB"/>
-        </w:rPr>
-        <w:t xml:space="preserve"> = </w:t>
-      </w:r>
-      <w:proofErr w:type="spellStart"/>
-      <w:proofErr w:type="gramStart"/>
-      <w:r>
-        <w:rPr>
-          <w:lang w:val="en-GB"/>
-        </w:rPr>
-        <w:t>rememberLauncherForActivityResult</w:t>
-      </w:r>
-      <w:proofErr w:type="spellEnd"/>
-      <w:r>
-        <w:rPr>
-          <w:lang w:val="en-GB"/>
-        </w:rPr>
-        <w:t>(</w:t>
-      </w:r>
-      <w:proofErr w:type="gramEnd"/>
-    </w:p>
-    <w:p>
-      <w:pPr>
-        <w:rPr>
-          <w:lang w:val="en-GB"/>
-        </w:rPr>
-      </w:pPr>
-      <w:r>
-        <w:rPr>
-          <w:lang w:val="en-GB"/>
-        </w:rPr>
-        <w:t xml:space="preserve">    </w:t>
-      </w:r>
-      <w:proofErr w:type="spellStart"/>
-      <w:r>
-        <w:rPr>
-          <w:lang w:val="en-GB"/>
-        </w:rPr>
-        <w:t>ActivityResultContracts.RequestPermission</w:t>
-      </w:r>
-      <w:proofErr w:type="spellEnd"/>
-      <w:r>
-        <w:rPr>
-          <w:lang w:val="en-GB"/>
-        </w:rPr>
-        <w:t>()</w:t>
-      </w:r>
-    </w:p>
-    <w:p>
-      <w:pPr>
-        <w:rPr>
-          <w:lang w:val="en-GB"/>
-        </w:rPr>
-      </w:pPr>
-      <w:r>
-        <w:rPr>
-          <w:lang w:val="en-GB"/>
-        </w:rPr>
-        <w:t xml:space="preserve">) </w:t>
-      </w:r>
-      <w:proofErr w:type="gramStart"/>
-      <w:r>
-        <w:rPr>
-          <w:lang w:val="en-GB"/>
-        </w:rPr>
-        <w:t>{ granted</w:t>
-      </w:r>
-      <w:proofErr w:type="gramEnd"/>
-      <w:r>
-        <w:rPr>
-          <w:lang w:val="en-GB"/>
-        </w:rPr>
-        <w:t xml:space="preserve"> -&gt;</w:t>
-      </w:r>
-    </w:p>
-    <w:p>
-      <w:pPr>
-        <w:rPr>
-          <w:lang w:val="en-GB"/>
-        </w:rPr>
-      </w:pPr>
-      <w:r>
-        <w:rPr>
-          <w:lang w:val="en-GB"/>
-        </w:rPr>
-        <w:t xml:space="preserve">    if </w:t>
-      </w:r>
-      <w:proofErr w:type="gramStart"/>
-      <w:r>
-        <w:rPr>
-          <w:lang w:val="en-GB"/>
-        </w:rPr>
-        <w:t>(!granted</w:t>
-      </w:r>
-      <w:proofErr w:type="gramEnd"/>
-      <w:r>
-        <w:rPr>
-          <w:lang w:val="en-GB"/>
-        </w:rPr>
-        <w:t>) {</w:t>
-      </w:r>
-    </w:p>
-    <w:p>
-      <w:pPr>
-        <w:rPr>
-          <w:lang w:val="en-GB"/>
-        </w:rPr>
-      </w:pPr>
-      <w:r>
-        <w:rPr>
-          <w:lang w:val="en-GB"/>
-        </w:rPr>
-        <w:t xml:space="preserve">        </w:t>
-      </w:r>
-      <w:proofErr w:type="spellStart"/>
-      <w:r>
-        <w:rPr>
-          <w:lang w:val="en-GB"/>
-        </w:rPr>
-        <w:t>Toast.makeText</w:t>
-      </w:r>
-      <w:proofErr w:type="spellEnd"/>
-      <w:r>
-        <w:rPr>
-          <w:lang w:val="en-GB"/>
-        </w:rPr>
-        <w:t>(context, "</w:t>
-      </w:r>
-      <w:proofErr w:type="spellStart"/>
-      <w:r>
-        <w:rPr>
-          <w:lang w:val="en-GB"/>
-        </w:rPr>
-        <w:t>Permesso</w:t>
-      </w:r>
-      <w:proofErr w:type="spellEnd"/>
-      <w:r>
-        <w:rPr>
-          <w:lang w:val="en-GB"/>
-        </w:rPr>
-        <w:t xml:space="preserve"> </w:t>
-      </w:r>
-      <w:proofErr w:type="spellStart"/>
-      <w:r>
-        <w:rPr>
-          <w:lang w:val="en-GB"/>
-        </w:rPr>
-        <w:t>microfono</w:t>
-      </w:r>
-      <w:proofErr w:type="spellEnd"/>
-      <w:r>
-        <w:rPr>
-          <w:lang w:val="en-GB"/>
-        </w:rPr>
-        <w:t xml:space="preserve"> </w:t>
-      </w:r>
-      <w:proofErr w:type="spellStart"/>
-      <w:r>
-        <w:rPr>
-          <w:lang w:val="en-GB"/>
-        </w:rPr>
-        <w:t>negato</w:t>
-      </w:r>
-      <w:proofErr w:type="spellEnd"/>
-      <w:r>
-        <w:rPr>
-          <w:lang w:val="en-GB"/>
-        </w:rPr>
-        <w:t xml:space="preserve">", </w:t>
-      </w:r>
-      <w:proofErr w:type="spellStart"/>
-      <w:r>
-        <w:rPr>
-          <w:lang w:val="en-GB"/>
-        </w:rPr>
-        <w:t>Toast.LENGTH_SHORT</w:t>
-      </w:r>
-      <w:proofErr w:type="spellEnd"/>
-      <w:proofErr w:type="gramStart"/>
-      <w:r>
-        <w:rPr>
-          <w:lang w:val="en-GB"/>
-        </w:rPr>
-        <w:t>).show</w:t>
-      </w:r>
-      <w:proofErr w:type="gramEnd"/>
-      <w:r>
-        <w:rPr>
-          <w:lang w:val="en-GB"/>
-        </w:rPr>
-        <w:t>()</w:t>
-      </w:r>
-    </w:p>
-    <w:p>
-      <w:r>
-        <w:rPr>
-          <w:lang w:val="en-GB"/>
-        </w:rPr>
-        <w:t xml:space="preserve">    </w:t>
-      </w:r>
-      <w:r>
-        <w:t>}</w:t>
-      </w:r>
-    </w:p>
-    <w:p>
-      <w:r>
-        <w:t>}</w:t>
-      </w:r>
     </w:p>
     <w:p/>
     <w:p>
       <w:r>
-        <w:t xml:space="preserve">// PRIMA DI </w:t>
-      </w:r>
-      <w:proofErr w:type="spellStart"/>
-      <w:r>
-        <w:t>AVViar</w:t>
-      </w:r>
-      <w:r>
-        <w:t>e</w:t>
-      </w:r>
-      <w:proofErr w:type="spellEnd"/>
-      <w:r>
-        <w:t xml:space="preserve"> </w:t>
-      </w:r>
-      <w:proofErr w:type="spellStart"/>
-      <w:r>
-        <w:t>rec</w:t>
-      </w:r>
-      <w:proofErr w:type="spellEnd"/>
-    </w:p>
-    <w:p>
-      <w:proofErr w:type="spellStart"/>
-      <w:r>
-        <w:t>if</w:t>
-      </w:r>
-      <w:proofErr w:type="spellEnd"/>
-      <w:r>
-        <w:t xml:space="preserve"> (</w:t>
-      </w:r>
-      <w:proofErr w:type="spellStart"/>
-      <w:r>
-        <w:t>ContextCompat.checkSelfPermission</w:t>
-      </w:r>
-      <w:proofErr w:type="spellEnd"/>
-      <w:r>
-        <w:t>(</w:t>
-      </w:r>
-      <w:proofErr w:type="spellStart"/>
-      <w:r>
-        <w:t>context</w:t>
-      </w:r>
-      <w:proofErr w:type="spellEnd"/>
-      <w:r>
-        <w:t xml:space="preserve">, </w:t>
-      </w:r>
-      <w:proofErr w:type="spellStart"/>
-      <w:r>
-        <w:t>audioPermission</w:t>
-      </w:r>
-      <w:proofErr w:type="spellEnd"/>
-      <w:r>
-        <w:t>)</w:t>
-      </w:r>
-    </w:p>
-    <w:p>
-      <w:pPr>
-        <w:rPr>
-          <w:lang w:val="en-GB"/>
-        </w:rPr>
-      </w:pPr>
-      <w:r>
-        <w:t xml:space="preserve">    </w:t>
-      </w:r>
-      <w:proofErr w:type="gramStart"/>
-      <w:r>
-        <w:rPr>
-          <w:lang w:val="en-GB"/>
-        </w:rPr>
-        <w:t>!=</w:t>
-      </w:r>
-      <w:proofErr w:type="gramEnd"/>
-      <w:r>
-        <w:rPr>
-          <w:lang w:val="en-GB"/>
-        </w:rPr>
-        <w:t xml:space="preserve"> </w:t>
-      </w:r>
-      <w:proofErr w:type="spellStart"/>
-      <w:r>
-        <w:rPr>
-          <w:lang w:val="en-GB"/>
-        </w:rPr>
-        <w:t>PackageManager.PERMISSION_GRANTED</w:t>
-      </w:r>
-      <w:proofErr w:type="spellEnd"/>
-    </w:p>
-    <w:p>
-      <w:pPr>
-        <w:rPr>
-          <w:lang w:val="en-GB"/>
-        </w:rPr>
-      </w:pPr>
-      <w:r>
-        <w:rPr>
-          <w:lang w:val="en-GB"/>
-        </w:rPr>
-        <w:t>) {</w:t>
-      </w:r>
-    </w:p>
-    <w:p>
-      <w:pPr>
-        <w:rPr>
-          <w:lang w:val="en-GB"/>
-        </w:rPr>
-      </w:pPr>
-      <w:r>
-        <w:rPr>
-          <w:lang w:val="en-GB"/>
-        </w:rPr>
-        <w:t xml:space="preserve">    </w:t>
-      </w:r>
-      <w:proofErr w:type="spellStart"/>
-      <w:r>
-        <w:rPr>
-          <w:lang w:val="en-GB"/>
-        </w:rPr>
-        <w:t>permissionLauncher.launch</w:t>
-      </w:r>
-      <w:proofErr w:type="spellEnd"/>
-      <w:r>
-        <w:rPr>
-          <w:lang w:val="en-GB"/>
-        </w:rPr>
-        <w:t>(</w:t>
-      </w:r>
-      <w:proofErr w:type="spellStart"/>
-      <w:r>
-        <w:rPr>
-          <w:lang w:val="en-GB"/>
-        </w:rPr>
-        <w:t>audioPermission</w:t>
-      </w:r>
-      <w:proofErr w:type="spellEnd"/>
-      <w:r>
-        <w:rPr>
-          <w:lang w:val="en-GB"/>
-        </w:rPr>
-        <w:t>)</w:t>
-      </w:r>
-    </w:p>
-    <w:p>
-      <w:pPr>
-        <w:rPr>
-          <w:lang w:val="en-GB"/>
-        </w:rPr>
-      </w:pPr>
-      <w:r>
-        <w:rPr>
-          <w:lang w:val="en-GB"/>
-        </w:rPr>
-        <w:t xml:space="preserve">    </w:t>
-      </w:r>
-      <w:proofErr w:type="spellStart"/>
-      <w:r>
-        <w:rPr>
-          <w:lang w:val="en-GB"/>
-        </w:rPr>
-        <w:t>return@IconButton</w:t>
-      </w:r>
-      <w:proofErr w:type="spellEnd"/>
-    </w:p>
-    <w:p>
-      <w:pPr>
-        <w:rPr>
-          <w:lang w:val="en-GB"/>
-        </w:rPr>
-      </w:pPr>
-      <w:r>
-        <w:rPr>
-          <w:lang w:val="en-GB"/>
-        </w:rPr>
-        <w:t>}</w:t>
-      </w:r>
-    </w:p>
-    <w:p>
-      <w:pPr>
-        <w:rPr>
-          <w:lang w:val="en-GB"/>
-        </w:rPr>
-      </w:pPr>
-    </w:p>
-    <w:p>
-      <w:r>
+        <w:lastRenderedPageBreak/>
         <w:t xml:space="preserve">Antonio, </w:t>
       </w:r>
       <w:r>
@@ -1111,9 +650,8 @@
     </w:p>
     <w:p>
       <w:r>
-        <w:lastRenderedPageBreak/>
         <w:pict w14:anchorId="1258FABA">
-          <v:rect id="_x0000_i1079" style="width:0;height:1.5pt" o:hralign="center" o:hrstd="t" o:hr="t" fillcolor="#a0a0a0" stroked="f"/>
+          <v:rect id="_x0000_i1025" style="width:0;height:1.5pt" o:hralign="center" o:hrstd="t" o:hr="t" fillcolor="#a0a0a0" stroked="f"/>
         </w:pict>
       </w:r>
     </w:p>
@@ -1137,23 +675,7 @@
           <w:b/>
           <w:bCs/>
         </w:rPr>
-        <w:t xml:space="preserve"> 1) Scatto multiplo + </w:t>
-      </w:r>
-      <w:proofErr w:type="spellStart"/>
-      <w:r>
-        <w:rPr>
-          <w:b/>
-          <w:bCs/>
-        </w:rPr>
-        <w:t>stacking</w:t>
-      </w:r>
-      <w:proofErr w:type="spellEnd"/>
-      <w:r>
-        <w:rPr>
-          <w:b/>
-          <w:bCs/>
-        </w:rPr>
-        <w:t xml:space="preserve"> automatico (la cosa più utile in assoluto)</w:t>
+        <w:t xml:space="preserve"> 1) Scatto multiplo + stacking automatico (la cosa più utile in assoluto)</w:t>
       </w:r>
     </w:p>
     <w:p>
@@ -1250,7 +772,6 @@
           <w:numId w:val="2"/>
         </w:numPr>
       </w:pPr>
-      <w:proofErr w:type="spellStart"/>
       <w:r>
         <w:rPr>
           <w:b/>
@@ -1258,7 +779,6 @@
         </w:rPr>
         <w:t>DeepSkyStacker</w:t>
       </w:r>
-      <w:proofErr w:type="spellEnd"/>
     </w:p>
     <w:p>
       <w:pPr>
@@ -1267,7 +787,6 @@
           <w:numId w:val="2"/>
         </w:numPr>
       </w:pPr>
-      <w:proofErr w:type="spellStart"/>
       <w:r>
         <w:rPr>
           <w:b/>
@@ -1275,7 +794,6 @@
         </w:rPr>
         <w:t>Registax</w:t>
       </w:r>
-      <w:proofErr w:type="spellEnd"/>
     </w:p>
     <w:p>
       <w:pPr>
@@ -1284,7 +802,6 @@
           <w:numId w:val="2"/>
         </w:numPr>
       </w:pPr>
-      <w:proofErr w:type="spellStart"/>
       <w:r>
         <w:rPr>
           <w:b/>
@@ -1292,7 +809,6 @@
         </w:rPr>
         <w:t>AstroSurface</w:t>
       </w:r>
-      <w:proofErr w:type="spellEnd"/>
     </w:p>
     <w:p>
       <w:r>
@@ -1322,20 +838,7 @@
         </w:numPr>
       </w:pPr>
       <w:r>
-        <w:t xml:space="preserve">fai 10–20 scatti con </w:t>
-      </w:r>
-      <w:proofErr w:type="spellStart"/>
-      <w:proofErr w:type="gramStart"/>
-      <w:r>
-        <w:t>takePicture</w:t>
-      </w:r>
-      <w:proofErr w:type="spellEnd"/>
-      <w:r>
-        <w:t>(</w:t>
-      </w:r>
-      <w:proofErr w:type="gramEnd"/>
-      <w:r>
-        <w:t>)</w:t>
+        <w:t>fai 10–20 scatti con takePicture()</w:t>
       </w:r>
     </w:p>
     <w:p>
@@ -1345,13 +848,8 @@
           <w:numId w:val="3"/>
         </w:numPr>
       </w:pPr>
-      <w:proofErr w:type="spellStart"/>
-      <w:r>
-        <w:t>li</w:t>
-      </w:r>
-      <w:proofErr w:type="spellEnd"/>
-      <w:r>
-        <w:t xml:space="preserve"> carichi in memoria (o su file)</w:t>
+      <w:r>
+        <w:t>li carichi in memoria (o su file)</w:t>
       </w:r>
     </w:p>
     <w:p>
@@ -1361,22 +859,13 @@
           <w:numId w:val="3"/>
         </w:numPr>
       </w:pPr>
-      <w:proofErr w:type="spellStart"/>
-      <w:r>
-        <w:t>li</w:t>
-      </w:r>
-      <w:proofErr w:type="spellEnd"/>
-      <w:r>
-        <w:t xml:space="preserve"> allinei con una semplice cross</w:t>
+      <w:r>
+        <w:t>li allinei con una semplice cross</w:t>
       </w:r>
       <w:r>
         <w:noBreakHyphen/>
-      </w:r>
-      <w:proofErr w:type="spellStart"/>
-      <w:r>
         <w:t>correlation</w:t>
       </w:r>
-      <w:proofErr w:type="spellEnd"/>
     </w:p>
     <w:p>
       <w:pPr>
@@ -1405,13 +894,8 @@
         </w:numPr>
       </w:pPr>
       <w:r>
-        <w:t xml:space="preserve">applichi un leggero </w:t>
-      </w:r>
-      <w:proofErr w:type="spellStart"/>
-      <w:r>
-        <w:t>sharpening</w:t>
-      </w:r>
-      <w:proofErr w:type="spellEnd"/>
+        <w:t>applichi un leggero sharpening</w:t>
+      </w:r>
     </w:p>
     <w:p>
       <w:r>
@@ -1430,15 +914,7 @@
     </w:p>
     <w:p>
       <w:r>
-        <w:t xml:space="preserve">Se vuoi, te lo preparo in </w:t>
-      </w:r>
-      <w:proofErr w:type="spellStart"/>
-      <w:r>
-        <w:t>Kotlin</w:t>
-      </w:r>
-      <w:proofErr w:type="spellEnd"/>
-      <w:r>
-        <w:t xml:space="preserve"> passo</w:t>
+        <w:t>Se vuoi, te lo preparo in Kotlin passo</w:t>
       </w:r>
       <w:r>
         <w:noBreakHyphen/>
@@ -1448,7 +924,7 @@
     <w:p>
       <w:r>
         <w:pict w14:anchorId="7A9775D4">
-          <v:rect id="_x0000_i1080" style="width:0;height:1.5pt" o:hralign="center" o:hrstd="t" o:hr="t" fillcolor="#a0a0a0" stroked="f"/>
+          <v:rect id="_x0000_i1026" style="width:0;height:1.5pt" o:hralign="center" o:hrstd="t" o:hr="t" fillcolor="#a0a0a0" stroked="f"/>
         </w:pict>
       </w:r>
     </w:p>
@@ -1496,6 +972,7 @@
     </w:p>
     <w:p>
       <w:r>
+        <w:lastRenderedPageBreak/>
         <w:t>Come si fa?</w:t>
       </w:r>
     </w:p>
@@ -1518,23 +995,7 @@
         </w:numPr>
       </w:pPr>
       <w:r>
-        <w:t xml:space="preserve">calcoli la “nitidezza” di ogni frame (es. </w:t>
-      </w:r>
-      <w:proofErr w:type="spellStart"/>
-      <w:r>
-        <w:t>Laplacian</w:t>
-      </w:r>
-      <w:proofErr w:type="spellEnd"/>
-      <w:r>
-        <w:t xml:space="preserve"> </w:t>
-      </w:r>
-      <w:proofErr w:type="spellStart"/>
-      <w:r>
-        <w:t>variance</w:t>
-      </w:r>
-      <w:proofErr w:type="spellEnd"/>
-      <w:r>
-        <w:t>)</w:t>
+        <w:t>calcoli la “nitidezza” di ogni frame (es. Laplacian variance)</w:t>
       </w:r>
     </w:p>
     <w:p>
@@ -1561,14 +1022,13 @@
     </w:p>
     <w:p>
       <w:r>
-        <w:lastRenderedPageBreak/>
         <w:t>È il trucco usato da tutti gli astrofotografi planetari.</w:t>
       </w:r>
     </w:p>
     <w:p>
       <w:r>
         <w:pict w14:anchorId="1F903211">
-          <v:rect id="_x0000_i1081" style="width:0;height:1.5pt" o:hralign="center" o:hrstd="t" o:hr="t" fillcolor="#a0a0a0" stroked="f"/>
+          <v:rect id="_x0000_i1027" style="width:0;height:1.5pt" o:hralign="center" o:hrstd="t" o:hr="t" fillcolor="#a0a0a0" stroked="f"/>
         </w:pict>
       </w:r>
     </w:p>
@@ -1619,13 +1079,8 @@
         </w:numPr>
       </w:pPr>
       <w:r>
-        <w:t xml:space="preserve">imposti </w:t>
-      </w:r>
-      <w:proofErr w:type="spellStart"/>
-      <w:r>
-        <w:t>CaptureRequest.SENSOR_EXPOSURE_TIME</w:t>
-      </w:r>
-      <w:proofErr w:type="spellEnd"/>
+        <w:t>imposti CaptureRequest.SENSOR_EXPOSURE_TIME</w:t>
+      </w:r>
     </w:p>
     <w:p>
       <w:pPr>
@@ -1695,7 +1150,7 @@
     <w:p>
       <w:r>
         <w:pict w14:anchorId="79DD66F3">
-          <v:rect id="_x0000_i1082" style="width:0;height:1.5pt" o:hralign="center" o:hrstd="t" o:hr="t" fillcolor="#a0a0a0" stroked="f"/>
+          <v:rect id="_x0000_i1028" style="width:0;height:1.5pt" o:hralign="center" o:hrstd="t" o:hr="t" fillcolor="#a0a0a0" stroked="f"/>
         </w:pict>
       </w:r>
     </w:p>
@@ -1812,7 +1267,7 @@
     <w:p>
       <w:r>
         <w:pict w14:anchorId="3DC381FF">
-          <v:rect id="_x0000_i1083" style="width:0;height:1.5pt" o:hralign="center" o:hrstd="t" o:hr="t" fillcolor="#a0a0a0" stroked="f"/>
+          <v:rect id="_x0000_i1029" style="width:0;height:1.5pt" o:hralign="center" o:hrstd="t" o:hr="t" fillcolor="#a0a0a0" stroked="f"/>
         </w:pict>
       </w:r>
     </w:p>
@@ -1863,6 +1318,7 @@
         </w:numPr>
       </w:pPr>
       <w:r>
+        <w:lastRenderedPageBreak/>
         <w:t>perfettamente allineato all’asse del telescopio</w:t>
       </w:r>
     </w:p>
@@ -1906,9 +1362,8 @@
     </w:p>
     <w:p>
       <w:r>
-        <w:lastRenderedPageBreak/>
         <w:pict w14:anchorId="105EE816">
-          <v:rect id="_x0000_i1084" style="width:0;height:1.5pt" o:hralign="center" o:hrstd="t" o:hr="t" fillcolor="#a0a0a0" stroked="f"/>
+          <v:rect id="_x0000_i1030" style="width:0;height:1.5pt" o:hralign="center" o:hrstd="t" o:hr="t" fillcolor="#a0a0a0" stroked="f"/>
         </w:pict>
       </w:r>
     </w:p>
@@ -1932,23 +1387,7 @@
           <w:b/>
           <w:bCs/>
         </w:rPr>
-        <w:t xml:space="preserve"> 6) Focus </w:t>
-      </w:r>
-      <w:proofErr w:type="spellStart"/>
-      <w:r>
-        <w:rPr>
-          <w:b/>
-          <w:bCs/>
-        </w:rPr>
-        <w:t>peaking</w:t>
-      </w:r>
-      <w:proofErr w:type="spellEnd"/>
-      <w:r>
-        <w:rPr>
-          <w:b/>
-          <w:bCs/>
-        </w:rPr>
-        <w:t xml:space="preserve"> (utilissimo con telescopi)</w:t>
+        <w:t xml:space="preserve"> 6) Focus peaking (utilissimo con telescopi)</w:t>
       </w:r>
     </w:p>
     <w:p>
@@ -1962,15 +1401,7 @@
     </w:p>
     <w:p>
       <w:r>
-        <w:t xml:space="preserve">Il focus </w:t>
-      </w:r>
-      <w:proofErr w:type="spellStart"/>
-      <w:r>
-        <w:t>peaking</w:t>
-      </w:r>
-      <w:proofErr w:type="spellEnd"/>
-      <w:r>
-        <w:t>:</w:t>
+        <w:t>Il focus peaking:</w:t>
       </w:r>
     </w:p>
     <w:p>
@@ -2014,7 +1445,7 @@
     <w:p>
       <w:r>
         <w:pict w14:anchorId="23FA3C4E">
-          <v:rect id="_x0000_i1085" style="width:0;height:1.5pt" o:hralign="center" o:hrstd="t" o:hr="t" fillcolor="#a0a0a0" stroked="f"/>
+          <v:rect id="_x0000_i1031" style="width:0;height:1.5pt" o:hralign="center" o:hrstd="t" o:hr="t" fillcolor="#a0a0a0" stroked="f"/>
         </w:pict>
       </w:r>
     </w:p>
@@ -2076,18 +1507,13 @@
         </w:numPr>
       </w:pPr>
       <w:r>
-        <w:t xml:space="preserve">aggiornato ogni 200 </w:t>
-      </w:r>
-      <w:proofErr w:type="spellStart"/>
-      <w:r>
-        <w:t>ms</w:t>
-      </w:r>
-      <w:proofErr w:type="spellEnd"/>
+        <w:t>aggiornato ogni 200 ms</w:t>
+      </w:r>
     </w:p>
     <w:p>
       <w:r>
         <w:pict w14:anchorId="51E84B89">
-          <v:rect id="_x0000_i1086" style="width:0;height:1.5pt" o:hralign="center" o:hrstd="t" o:hr="t" fillcolor="#a0a0a0" stroked="f"/>
+          <v:rect id="_x0000_i1032" style="width:0;height:1.5pt" o:hralign="center" o:hrstd="t" o:hr="t" fillcolor="#a0a0a0" stroked="f"/>
         </w:pict>
       </w:r>
     </w:p>
@@ -2139,17 +1565,8 @@
           <w:b/>
           <w:bCs/>
         </w:rPr>
-        <w:t xml:space="preserve"> La priorità assoluta è: scatto multiplo + </w:t>
-      </w:r>
-      <w:proofErr w:type="spellStart"/>
-      <w:r>
-        <w:rPr>
-          <w:b/>
-          <w:bCs/>
-        </w:rPr>
-        <w:t>stacking</w:t>
-      </w:r>
-      <w:proofErr w:type="spellEnd"/>
+        <w:t xml:space="preserve"> La priorità assoluta è: scatto multiplo + stacking</w:t>
+      </w:r>
     </w:p>
     <w:p>
       <w:r>
@@ -2181,17 +1598,8 @@
           <w:b/>
           <w:bCs/>
         </w:rPr>
-        <w:t xml:space="preserve"> Focus </w:t>
-      </w:r>
-      <w:proofErr w:type="spellStart"/>
-      <w:r>
-        <w:rPr>
-          <w:b/>
-          <w:bCs/>
-        </w:rPr>
-        <w:t>peaking</w:t>
-      </w:r>
-      <w:proofErr w:type="spellEnd"/>
+        <w:t xml:space="preserve"> Focus peaking</w:t>
+      </w:r>
     </w:p>
     <w:p>
       <w:pPr>
@@ -2247,7 +1655,7 @@
     <w:p>
       <w:r>
         <w:pict w14:anchorId="57A6A062">
-          <v:rect id="_x0000_i1087" style="width:0;height:1.5pt" o:hralign="center" o:hrstd="t" o:hr="t" fillcolor="#a0a0a0" stroked="f"/>
+          <v:rect id="_x0000_i1033" style="width:0;height:1.5pt" o:hralign="center" o:hrstd="t" o:hr="t" fillcolor="#a0a0a0" stroked="f"/>
         </w:pict>
       </w:r>
     </w:p>
@@ -2278,17 +1686,9 @@
           <w:b/>
           <w:bCs/>
         </w:rPr>
-        <w:t xml:space="preserve">un modulo completo di </w:t>
-      </w:r>
-      <w:proofErr w:type="spellStart"/>
-      <w:r>
-        <w:rPr>
-          <w:b/>
-          <w:bCs/>
-        </w:rPr>
-        <w:t>stacking</w:t>
-      </w:r>
-      <w:proofErr w:type="spellEnd"/>
+        <w:lastRenderedPageBreak/>
+        <w:t>un modulo completo di stacking</w:t>
+      </w:r>
       <w:r>
         <w:t xml:space="preserve"> (10–30 scatti, allineamento, merge)</w:t>
       </w:r>
@@ -2305,23 +1705,7 @@
           <w:b/>
           <w:bCs/>
         </w:rPr>
-        <w:t xml:space="preserve">focus </w:t>
-      </w:r>
-      <w:proofErr w:type="spellStart"/>
-      <w:r>
-        <w:rPr>
-          <w:b/>
-          <w:bCs/>
-        </w:rPr>
-        <w:t>peaking</w:t>
-      </w:r>
-      <w:proofErr w:type="spellEnd"/>
-      <w:r>
-        <w:rPr>
-          <w:b/>
-          <w:bCs/>
-        </w:rPr>
-        <w:t xml:space="preserve"> in overlay</w:t>
+        <w:t>focus peaking in overlay</w:t>
       </w:r>
     </w:p>
     <w:p>
@@ -2356,20 +1740,11 @@
     </w:p>
     <w:p>
       <w:r>
-        <w:t xml:space="preserve">Dimmi quale vuoi implementare per primo e te lo scrivo in </w:t>
-      </w:r>
-      <w:proofErr w:type="spellStart"/>
-      <w:r>
-        <w:t>Kotlin</w:t>
-      </w:r>
-      <w:proofErr w:type="spellEnd"/>
-      <w:r>
-        <w:t>, già pronto per Compose + CameraX.</w:t>
-      </w:r>
-    </w:p>
-    <w:p>
-      <w:r>
-        <w:lastRenderedPageBreak/>
+        <w:t>Dimmi quale vuoi implementare per primo e te lo scrivo in Kotlin, già pronto per Compose + CameraX.</w:t>
+      </w:r>
+    </w:p>
+    <w:p>
+      <w:r>
         <w:t xml:space="preserve">Perfetto Antonio — </w:t>
       </w:r>
       <w:r>
@@ -2377,23 +1752,7 @@
           <w:b/>
           <w:bCs/>
         </w:rPr>
-        <w:t xml:space="preserve">lo </w:t>
-      </w:r>
-      <w:proofErr w:type="spellStart"/>
-      <w:r>
-        <w:rPr>
-          <w:b/>
-          <w:bCs/>
-        </w:rPr>
-        <w:t>stacking</w:t>
-      </w:r>
-      <w:proofErr w:type="spellEnd"/>
-      <w:r>
-        <w:rPr>
-          <w:b/>
-          <w:bCs/>
-        </w:rPr>
-        <w:t xml:space="preserve"> è la cosa migliore che puoi fare per astrofotografia al telescopio</w:t>
+        <w:t>lo stacking è la cosa migliore che puoi fare per astrofotografia al telescopio</w:t>
       </w:r>
       <w:r>
         <w:t xml:space="preserve">, e possiamo implementarlo in modo </w:t>
@@ -2437,7 +1796,7 @@
     <w:p>
       <w:r>
         <w:pict w14:anchorId="66AE03AE">
-          <v:rect id="_x0000_i1145" style="width:0;height:1.5pt" o:hralign="center" o:hrstd="t" o:hr="t" fillcolor="#a0a0a0" stroked="f"/>
+          <v:rect id="_x0000_i1034" style="width:0;height:1.5pt" o:hralign="center" o:hrstd="t" o:hr="t" fillcolor="#a0a0a0" stroked="f"/>
         </w:pict>
       </w:r>
     </w:p>
@@ -2529,7 +1888,7 @@
     <w:p>
       <w:r>
         <w:pict w14:anchorId="3CD0107D">
-          <v:rect id="_x0000_i1146" style="width:0;height:1.5pt" o:hralign="center" o:hrstd="t" o:hr="t" fillcolor="#a0a0a0" stroked="f"/>
+          <v:rect id="_x0000_i1035" style="width:0;height:1.5pt" o:hralign="center" o:hrstd="t" o:hr="t" fillcolor="#a0a0a0" stroked="f"/>
         </w:pict>
       </w:r>
     </w:p>
@@ -2594,15 +1953,7 @@
         </w:numPr>
       </w:pPr>
       <w:r>
-        <w:t xml:space="preserve">fai 10–20 scatti con </w:t>
-      </w:r>
-      <w:proofErr w:type="spellStart"/>
-      <w:r>
-        <w:t>ImageCapture.takePicture</w:t>
-      </w:r>
-      <w:proofErr w:type="spellEnd"/>
-      <w:r>
-        <w:t>()</w:t>
+        <w:t>fai 10–20 scatti con ImageCapture.takePicture()</w:t>
       </w:r>
     </w:p>
     <w:p>
@@ -2612,13 +1963,8 @@
           <w:numId w:val="14"/>
         </w:numPr>
       </w:pPr>
-      <w:proofErr w:type="spellStart"/>
-      <w:r>
-        <w:t>li</w:t>
-      </w:r>
-      <w:proofErr w:type="spellEnd"/>
-      <w:r>
-        <w:t xml:space="preserve"> salvi in memoria come Bitmap</w:t>
+      <w:r>
+        <w:t>li salvi in memoria come Bitmap</w:t>
       </w:r>
     </w:p>
     <w:p>
@@ -2659,14 +2005,7 @@
       </w:r>
       <w:r>
         <w:noBreakHyphen/>
-      </w:r>
-      <w:proofErr w:type="spellStart"/>
-      <w:r>
-        <w:t>correlation</w:t>
-      </w:r>
-      <w:proofErr w:type="spellEnd"/>
-      <w:r>
-        <w:t xml:space="preserve"> semplificata)</w:t>
+        <w:t>correlation semplificata)</w:t>
       </w:r>
     </w:p>
     <w:p>
@@ -2692,17 +2031,8 @@
           <w:b/>
           <w:bCs/>
         </w:rPr>
-        <w:t xml:space="preserve">3) </w:t>
-      </w:r>
-      <w:proofErr w:type="spellStart"/>
-      <w:r>
-        <w:rPr>
-          <w:b/>
-          <w:bCs/>
-        </w:rPr>
-        <w:t>Stacking</w:t>
-      </w:r>
-      <w:proofErr w:type="spellEnd"/>
+        <w:t>3) Stacking</w:t>
+      </w:r>
     </w:p>
     <w:p>
       <w:pPr>
@@ -2771,23 +2101,7 @@
           <w:b/>
           <w:bCs/>
         </w:rPr>
-        <w:t xml:space="preserve">4) </w:t>
-      </w:r>
-      <w:proofErr w:type="spellStart"/>
-      <w:r>
-        <w:rPr>
-          <w:b/>
-          <w:bCs/>
-        </w:rPr>
-        <w:t>Sharpen</w:t>
-      </w:r>
-      <w:proofErr w:type="spellEnd"/>
-      <w:r>
-        <w:rPr>
-          <w:b/>
-          <w:bCs/>
-        </w:rPr>
-        <w:t xml:space="preserve"> leggero</w:t>
+        <w:t>4) Sharpen leggero</w:t>
       </w:r>
     </w:p>
     <w:p>
@@ -2798,445 +2112,897 @@
         </w:numPr>
       </w:pPr>
       <w:r>
-        <w:t xml:space="preserve">filtro Laplaciano o </w:t>
-      </w:r>
-      <w:proofErr w:type="spellStart"/>
-      <w:r>
-        <w:t>Unsharp</w:t>
-      </w:r>
-      <w:proofErr w:type="spellEnd"/>
-      <w:r>
-        <w:t xml:space="preserve"> Mask</w:t>
+        <w:t>filtro Laplaciano o Unsharp Mask</w:t>
       </w:r>
     </w:p>
     <w:p>
       <w:r>
         <w:pict w14:anchorId="151562EE">
-          <v:rect id="_x0000_i1147" style="width:0;height:1.5pt" o:hralign="center" o:hrstd="t" o:hr="t" fillcolor="#a0a0a0" stroked="f"/>
+          <v:rect id="_x0000_i1036" style="width:0;height:1.5pt" o:hralign="center" o:hrstd="t" o:hr="t" fillcolor="#a0a0a0" stroked="f"/>
         </w:pict>
       </w:r>
     </w:p>
     <w:p>
       <w:pPr>
         <w:rPr>
-          <w:b/>
-          <w:bCs/>
-        </w:rPr>
-      </w:pPr>
-      <w:r>
-        <w:rPr>
-          <w:rFonts w:ascii="Segoe UI Emoji" w:hAnsi="Segoe UI Emoji" w:cs="Segoe UI Emoji"/>
-          <w:b/>
-          <w:bCs/>
-        </w:rPr>
-        <w:t>🧩</w:t>
-      </w:r>
-      <w:r>
-        <w:rPr>
-          <w:b/>
-          <w:bCs/>
-        </w:rPr>
-        <w:t xml:space="preserve"> CODICE — Versione 1: </w:t>
-      </w:r>
-      <w:proofErr w:type="spellStart"/>
-      <w:r>
-        <w:rPr>
-          <w:b/>
-          <w:bCs/>
-        </w:rPr>
-        <w:t>Stacking</w:t>
-      </w:r>
-      <w:proofErr w:type="spellEnd"/>
-      <w:r>
-        <w:rPr>
-          <w:b/>
-          <w:bCs/>
-        </w:rPr>
-        <w:t xml:space="preserve"> semplice (media pixel</w:t>
-      </w:r>
-      <w:r>
-        <w:rPr>
+          <w:rFonts w:ascii="Segoe UI Emoji" w:hAnsi="Segoe UI Emoji" w:cs="Segoe UI Emoji"/>
+          <w:b/>
+          <w:bCs/>
+        </w:rPr>
+      </w:pPr>
+      <w:r>
+        <w:rPr>
+          <w:rFonts w:ascii="Segoe UI Emoji" w:hAnsi="Segoe UI Emoji" w:cs="Segoe UI Emoji"/>
+          <w:b/>
+          <w:bCs/>
+        </w:rPr>
+        <w:lastRenderedPageBreak/>
+        <w:t>Perfetto Antonio, ora entriamo nel cuore dello stacking.</w:t>
+      </w:r>
+      <w:r>
+        <w:rPr>
+          <w:rFonts w:ascii="Segoe UI Emoji" w:hAnsi="Segoe UI Emoji" w:cs="Segoe UI Emoji"/>
+          <w:b/>
+          <w:bCs/>
+        </w:rPr>
+        <w:br/>
+        <w:t>Hai già la parte più noiosa: n scatti salvati in n file. Ottimo.</w:t>
+      </w:r>
+      <w:r>
+        <w:rPr>
+          <w:rFonts w:ascii="Segoe UI Emoji" w:hAnsi="Segoe UI Emoji" w:cs="Segoe UI Emoji"/>
+          <w:b/>
+          <w:bCs/>
+        </w:rPr>
+        <w:br/>
+        <w:t>Adesso ci serve una routine di stacking vera e propria.</w:t>
+      </w:r>
+    </w:p>
+    <w:p>
+      <w:pPr>
+        <w:rPr>
+          <w:rFonts w:ascii="Segoe UI Emoji" w:hAnsi="Segoe UI Emoji" w:cs="Segoe UI Emoji"/>
+          <w:b/>
+          <w:bCs/>
+        </w:rPr>
+      </w:pPr>
+      <w:r>
+        <w:rPr>
+          <w:rFonts w:ascii="Segoe UI Emoji" w:hAnsi="Segoe UI Emoji" w:cs="Segoe UI Emoji"/>
+          <w:b/>
+          <w:bCs/>
+        </w:rPr>
+        <w:t>Ti propongo tre livelli di complessità, così scegli tu quanto vuoi spingerti.</w:t>
+      </w:r>
+    </w:p>
+    <w:p>
+      <w:pPr>
+        <w:rPr>
+          <w:rFonts w:ascii="Segoe UI Emoji" w:hAnsi="Segoe UI Emoji" w:cs="Segoe UI Emoji"/>
+          <w:b/>
+          <w:bCs/>
+        </w:rPr>
+      </w:pPr>
+      <w:r>
+        <w:rPr>
+          <w:rFonts w:ascii="Segoe UI Emoji" w:hAnsi="Segoe UI Emoji" w:cs="Segoe UI Emoji"/>
+          <w:b/>
+          <w:bCs/>
+        </w:rPr>
+        <w:pict w14:anchorId="238DDA14">
+          <v:rect id="_x0000_i1108" style="width:0;height:1.5pt" o:hralign="center" o:hrstd="t" o:hr="t" fillcolor="#a0a0a0" stroked="f"/>
+        </w:pict>
+      </w:r>
+    </w:p>
+    <w:p>
+      <w:pPr>
+        <w:rPr>
+          <w:rFonts w:ascii="Segoe UI Emoji" w:hAnsi="Segoe UI Emoji" w:cs="Segoe UI Emoji"/>
+          <w:b/>
+          <w:bCs/>
+        </w:rPr>
+      </w:pPr>
+      <w:r>
+        <w:rPr>
+          <w:rFonts w:ascii="Segoe UI Emoji" w:hAnsi="Segoe UI Emoji" w:cs="Segoe UI Emoji"/>
+          <w:b/>
+          <w:bCs/>
+        </w:rPr>
+        <w:t>🎯 RISPOSTA BREVE (il succo):</w:t>
+      </w:r>
+    </w:p>
+    <w:p>
+      <w:pPr>
+        <w:rPr>
+          <w:rFonts w:ascii="Segoe UI Emoji" w:hAnsi="Segoe UI Emoji" w:cs="Segoe UI Emoji"/>
+          <w:b/>
+          <w:bCs/>
+        </w:rPr>
+      </w:pPr>
+      <w:r>
+        <w:rPr>
+          <w:rFonts w:ascii="Segoe UI Emoji" w:hAnsi="Segoe UI Emoji" w:cs="Segoe UI Emoji"/>
+          <w:b/>
+          <w:bCs/>
+        </w:rPr>
+        <w:t>Lo stacking si fa così:</w:t>
+      </w:r>
+    </w:p>
+    <w:p>
+      <w:pPr>
+        <w:numPr>
+          <w:ilvl w:val="0"/>
+          <w:numId w:val="29"/>
+        </w:numPr>
+        <w:rPr>
+          <w:rFonts w:ascii="Segoe UI Emoji" w:hAnsi="Segoe UI Emoji" w:cs="Segoe UI Emoji"/>
+          <w:b/>
+          <w:bCs/>
+        </w:rPr>
+      </w:pPr>
+      <w:r>
+        <w:rPr>
+          <w:rFonts w:ascii="Segoe UI Emoji" w:hAnsi="Segoe UI Emoji" w:cs="Segoe UI Emoji"/>
+          <w:b/>
+          <w:bCs/>
+        </w:rPr>
+        <w:t>Carichi tutte le immagini in memoria come Bitmap o ImageProxy convertiti.</w:t>
+      </w:r>
+    </w:p>
+    <w:p>
+      <w:pPr>
+        <w:numPr>
+          <w:ilvl w:val="0"/>
+          <w:numId w:val="29"/>
+        </w:numPr>
+        <w:rPr>
+          <w:rFonts w:ascii="Segoe UI Emoji" w:hAnsi="Segoe UI Emoji" w:cs="Segoe UI Emoji"/>
+          <w:b/>
+          <w:bCs/>
+        </w:rPr>
+      </w:pPr>
+      <w:r>
+        <w:rPr>
+          <w:rFonts w:ascii="Segoe UI Emoji" w:hAnsi="Segoe UI Emoji" w:cs="Segoe UI Emoji"/>
+          <w:b/>
+          <w:bCs/>
+        </w:rPr>
+        <w:t>Le converti in un array di pixel (idealmente in grayscale o float).</w:t>
+      </w:r>
+    </w:p>
+    <w:p>
+      <w:pPr>
+        <w:numPr>
+          <w:ilvl w:val="0"/>
+          <w:numId w:val="29"/>
+        </w:numPr>
+        <w:rPr>
+          <w:rFonts w:ascii="Segoe UI Emoji" w:hAnsi="Segoe UI Emoji" w:cs="Segoe UI Emoji"/>
+          <w:b/>
+          <w:bCs/>
+        </w:rPr>
+      </w:pPr>
+      <w:r>
+        <w:rPr>
+          <w:rFonts w:ascii="Segoe UI Emoji" w:hAnsi="Segoe UI Emoji" w:cs="Segoe UI Emoji"/>
+          <w:b/>
+          <w:bCs/>
+        </w:rPr>
+        <w:t xml:space="preserve">Per ogni pixel fai una delle operazioni: </w:t>
+      </w:r>
+    </w:p>
+    <w:p>
+      <w:pPr>
+        <w:numPr>
+          <w:ilvl w:val="1"/>
+          <w:numId w:val="29"/>
+        </w:numPr>
+        <w:rPr>
+          <w:rFonts w:ascii="Segoe UI Emoji" w:hAnsi="Segoe UI Emoji" w:cs="Segoe UI Emoji"/>
+          <w:b/>
+          <w:bCs/>
+        </w:rPr>
+      </w:pPr>
+      <w:r>
+        <w:rPr>
+          <w:rFonts w:ascii="Segoe UI Emoji" w:hAnsi="Segoe UI Emoji" w:cs="Segoe UI Emoji"/>
+          <w:b/>
+          <w:bCs/>
+        </w:rPr>
+        <w:t>Media (stacking classico)</w:t>
+      </w:r>
+    </w:p>
+    <w:p>
+      <w:pPr>
+        <w:numPr>
+          <w:ilvl w:val="1"/>
+          <w:numId w:val="29"/>
+        </w:numPr>
+        <w:rPr>
+          <w:rFonts w:ascii="Segoe UI Emoji" w:hAnsi="Segoe UI Emoji" w:cs="Segoe UI Emoji"/>
+          <w:b/>
+          <w:bCs/>
+        </w:rPr>
+      </w:pPr>
+      <w:r>
+        <w:rPr>
+          <w:rFonts w:ascii="Segoe UI Emoji" w:hAnsi="Segoe UI Emoji" w:cs="Segoe UI Emoji"/>
+          <w:b/>
+          <w:bCs/>
+        </w:rPr>
+        <w:t>Mediana (astrofotografia seria)</w:t>
+      </w:r>
+    </w:p>
+    <w:p>
+      <w:pPr>
+        <w:numPr>
+          <w:ilvl w:val="1"/>
+          <w:numId w:val="29"/>
+        </w:numPr>
+        <w:rPr>
+          <w:rFonts w:ascii="Segoe UI Emoji" w:hAnsi="Segoe UI Emoji" w:cs="Segoe UI Emoji"/>
+          <w:b/>
+          <w:bCs/>
+        </w:rPr>
+      </w:pPr>
+      <w:r>
+        <w:rPr>
+          <w:rFonts w:ascii="Segoe UI Emoji" w:hAnsi="Segoe UI Emoji" w:cs="Segoe UI Emoji"/>
+          <w:b/>
+          <w:bCs/>
+        </w:rPr>
+        <w:t>Sigma</w:t>
+      </w:r>
+      <w:r>
+        <w:rPr>
+          <w:rFonts w:ascii="Segoe UI Emoji" w:hAnsi="Segoe UI Emoji" w:cs="Segoe UI Emoji"/>
           <w:b/>
           <w:bCs/>
         </w:rPr>
         <w:noBreakHyphen/>
-        <w:t>per</w:t>
-      </w:r>
-      <w:r>
-        <w:rPr>
-          <w:b/>
-          <w:bCs/>
-        </w:rPr>
-        <w:noBreakHyphen/>
-        <w:t>pixel)</w:t>
-      </w:r>
-    </w:p>
-    <w:p>
-      <w:r>
-        <w:t>Questa è la base: funziona già bene per Luna, pianeti e stelle luminose.</w:t>
-      </w:r>
-    </w:p>
-    <w:p>
-      <w:pPr>
-        <w:rPr>
-          <w:b/>
-          <w:bCs/>
-        </w:rPr>
-      </w:pPr>
-      <w:r>
-        <w:rPr>
-          <w:rFonts w:ascii="Segoe UI Emoji" w:hAnsi="Segoe UI Emoji" w:cs="Segoe UI Emoji"/>
-          <w:b/>
-          <w:bCs/>
-        </w:rPr>
-        <w:t>📸</w:t>
-      </w:r>
-      <w:r>
-        <w:rPr>
-          <w:b/>
-          <w:bCs/>
-        </w:rPr>
-        <w:t xml:space="preserve"> 1. Funzione per scattare N foto</w:t>
-      </w:r>
-    </w:p>
-    <w:p>
-      <w:pPr>
-        <w:rPr>
-          <w:lang w:val="fr-FR"/>
-        </w:rPr>
-      </w:pPr>
-      <w:proofErr w:type="gramStart"/>
-      <w:r>
-        <w:rPr>
-          <w:lang w:val="fr-FR"/>
-        </w:rPr>
-        <w:t>suspend</w:t>
-      </w:r>
-      <w:proofErr w:type="gramEnd"/>
-      <w:r>
-        <w:rPr>
-          <w:lang w:val="fr-FR"/>
-        </w:rPr>
-        <w:t xml:space="preserve"> fun </w:t>
-      </w:r>
-      <w:proofErr w:type="spellStart"/>
-      <w:proofErr w:type="gramStart"/>
-      <w:r>
-        <w:rPr>
-          <w:lang w:val="fr-FR"/>
-        </w:rPr>
-        <w:t>captureMultipleImages</w:t>
-      </w:r>
-      <w:proofErr w:type="spellEnd"/>
-      <w:r>
-        <w:rPr>
-          <w:lang w:val="fr-FR"/>
-        </w:rPr>
-        <w:t>(</w:t>
-      </w:r>
-      <w:proofErr w:type="gramEnd"/>
-    </w:p>
-    <w:p>
-      <w:pPr>
-        <w:rPr>
-          <w:lang w:val="fr-FR"/>
-        </w:rPr>
-      </w:pPr>
-      <w:r>
-        <w:rPr>
-          <w:lang w:val="fr-FR"/>
-        </w:rPr>
-        <w:t xml:space="preserve">    </w:t>
-      </w:r>
-      <w:proofErr w:type="spellStart"/>
-      <w:proofErr w:type="gramStart"/>
-      <w:r>
-        <w:rPr>
-          <w:lang w:val="fr-FR"/>
-        </w:rPr>
-        <w:t>imageCapture</w:t>
-      </w:r>
-      <w:proofErr w:type="spellEnd"/>
-      <w:r>
-        <w:rPr>
-          <w:lang w:val="fr-FR"/>
-        </w:rPr>
-        <w:t>:</w:t>
-      </w:r>
-      <w:proofErr w:type="gramEnd"/>
-      <w:r>
-        <w:rPr>
-          <w:lang w:val="fr-FR"/>
-        </w:rPr>
-        <w:t xml:space="preserve"> </w:t>
-      </w:r>
-      <w:proofErr w:type="spellStart"/>
-      <w:r>
-        <w:rPr>
-          <w:lang w:val="fr-FR"/>
-        </w:rPr>
-        <w:t>ImageCapture</w:t>
-      </w:r>
-      <w:proofErr w:type="spellEnd"/>
-      <w:r>
-        <w:rPr>
-          <w:lang w:val="fr-FR"/>
-        </w:rPr>
-        <w:t>,</w:t>
-      </w:r>
-    </w:p>
-    <w:p>
-      <w:pPr>
-        <w:rPr>
-          <w:lang w:val="en-GB"/>
-        </w:rPr>
-      </w:pPr>
-      <w:r>
-        <w:rPr>
-          <w:lang w:val="fr-FR"/>
-        </w:rPr>
-        <w:t xml:space="preserve">    </w:t>
-      </w:r>
-      <w:r>
-        <w:rPr>
-          <w:lang w:val="en-GB"/>
-        </w:rPr>
-        <w:t>count: Int,</w:t>
-      </w:r>
-    </w:p>
-    <w:p>
-      <w:pPr>
-        <w:rPr>
-          <w:lang w:val="en-GB"/>
-        </w:rPr>
-      </w:pPr>
-      <w:r>
-        <w:rPr>
+        <w:t>clipping (ancora meglio)</w:t>
+      </w:r>
+    </w:p>
+    <w:p>
+      <w:pPr>
+        <w:numPr>
+          <w:ilvl w:val="0"/>
+          <w:numId w:val="29"/>
+        </w:numPr>
+        <w:rPr>
+          <w:rFonts w:ascii="Segoe UI Emoji" w:hAnsi="Segoe UI Emoji" w:cs="Segoe UI Emoji"/>
+          <w:b/>
+          <w:bCs/>
+        </w:rPr>
+      </w:pPr>
+      <w:r>
+        <w:rPr>
+          <w:rFonts w:ascii="Segoe UI Emoji" w:hAnsi="Segoe UI Emoji" w:cs="Segoe UI Emoji"/>
+          <w:b/>
+          <w:bCs/>
+        </w:rPr>
+        <w:t>Ricostruisci un nuovo Bitmap e lo salvi.</w:t>
+      </w:r>
+    </w:p>
+    <w:p>
+      <w:pPr>
+        <w:rPr>
+          <w:rFonts w:ascii="Segoe UI Emoji" w:hAnsi="Segoe UI Emoji" w:cs="Segoe UI Emoji"/>
+          <w:b/>
+          <w:bCs/>
+        </w:rPr>
+      </w:pPr>
+      <w:r>
+        <w:rPr>
+          <w:rFonts w:ascii="Segoe UI Emoji" w:hAnsi="Segoe UI Emoji" w:cs="Segoe UI Emoji"/>
+          <w:b/>
+          <w:bCs/>
+        </w:rPr>
+        <w:t>Adesso ti preparo la versione completa, con codice Kotlin pronto da incollare.</w:t>
+      </w:r>
+    </w:p>
+    <w:p>
+      <w:pPr>
+        <w:rPr>
+          <w:rFonts w:ascii="Segoe UI Emoji" w:hAnsi="Segoe UI Emoji" w:cs="Segoe UI Emoji"/>
+          <w:b/>
+          <w:bCs/>
+        </w:rPr>
+      </w:pPr>
+      <w:r>
+        <w:rPr>
+          <w:rFonts w:ascii="Segoe UI Emoji" w:hAnsi="Segoe UI Emoji" w:cs="Segoe UI Emoji"/>
+          <w:b/>
+          <w:bCs/>
+        </w:rPr>
+        <w:pict w14:anchorId="13F3E8DE">
+          <v:rect id="_x0000_i1109" style="width:0;height:1.5pt" o:hralign="center" o:hrstd="t" o:hr="t" fillcolor="#a0a0a0" stroked="f"/>
+        </w:pict>
+      </w:r>
+    </w:p>
+    <w:p>
+      <w:pPr>
+        <w:rPr>
+          <w:rFonts w:ascii="Segoe UI Emoji" w:hAnsi="Segoe UI Emoji" w:cs="Segoe UI Emoji"/>
+          <w:b/>
+          <w:bCs/>
+        </w:rPr>
+      </w:pPr>
+      <w:r>
+        <w:rPr>
+          <w:rFonts w:ascii="Segoe UI Emoji" w:hAnsi="Segoe UI Emoji" w:cs="Segoe UI Emoji"/>
+          <w:b/>
+          <w:bCs/>
+        </w:rPr>
+        <w:t>🧠 1) Come leggere tutte le immagini salvate</w:t>
+      </w:r>
+    </w:p>
+    <w:p>
+      <w:pPr>
+        <w:rPr>
+          <w:rFonts w:ascii="Segoe UI Emoji" w:hAnsi="Segoe UI Emoji" w:cs="Segoe UI Emoji"/>
+          <w:b/>
+          <w:bCs/>
+        </w:rPr>
+      </w:pPr>
+      <w:r>
+        <w:rPr>
+          <w:rFonts w:ascii="Segoe UI Emoji" w:hAnsi="Segoe UI Emoji" w:cs="Segoe UI Emoji"/>
+          <w:b/>
+          <w:bCs/>
+        </w:rPr>
+        <w:t>Supponiamo che tu abbia salvato le foto in DCIM/CameraX.</w:t>
+      </w:r>
+    </w:p>
+    <w:p>
+      <w:pPr>
+        <w:rPr>
+          <w:rFonts w:ascii="Segoe UI Emoji" w:hAnsi="Segoe UI Emoji" w:cs="Segoe UI Emoji"/>
+          <w:b/>
+          <w:bCs/>
+          <w:lang w:val="en-GB"/>
+        </w:rPr>
+      </w:pPr>
+      <w:r>
+        <w:rPr>
+          <w:rFonts w:ascii="Segoe UI Emoji" w:hAnsi="Segoe UI Emoji" w:cs="Segoe UI Emoji"/>
+          <w:b/>
+          <w:bCs/>
+          <w:lang w:val="en-GB"/>
+        </w:rPr>
+        <w:t>fun loadBitmapsFromFolder(context: Context, folder: String): List&lt;Bitmap&gt; {</w:t>
+      </w:r>
+    </w:p>
+    <w:p>
+      <w:pPr>
+        <w:rPr>
+          <w:rFonts w:ascii="Segoe UI Emoji" w:hAnsi="Segoe UI Emoji" w:cs="Segoe UI Emoji"/>
+          <w:b/>
+          <w:bCs/>
+          <w:lang w:val="en-GB"/>
+        </w:rPr>
+      </w:pPr>
+      <w:r>
+        <w:rPr>
+          <w:rFonts w:ascii="Segoe UI Emoji" w:hAnsi="Segoe UI Emoji" w:cs="Segoe UI Emoji"/>
+          <w:b/>
+          <w:bCs/>
+          <w:lang w:val="en-GB"/>
+        </w:rPr>
+        <w:t xml:space="preserve">    val bitmaps = mutableListOf&lt;Bitmap&gt;()</w:t>
+      </w:r>
+    </w:p>
+    <w:p>
+      <w:pPr>
+        <w:rPr>
+          <w:rFonts w:ascii="Segoe UI Emoji" w:hAnsi="Segoe UI Emoji" w:cs="Segoe UI Emoji"/>
+          <w:b/>
+          <w:bCs/>
+          <w:lang w:val="en-GB"/>
+        </w:rPr>
+      </w:pPr>
+      <w:r>
+        <w:rPr>
+          <w:rFonts w:ascii="Segoe UI Emoji" w:hAnsi="Segoe UI Emoji" w:cs="Segoe UI Emoji"/>
+          <w:b/>
+          <w:bCs/>
+          <w:lang w:val="en-GB"/>
+        </w:rPr>
+        <w:t xml:space="preserve">    val collection = MediaStore.Images.Media.EXTERNAL_CONTENT_URI</w:t>
+      </w:r>
+    </w:p>
+    <w:p>
+      <w:pPr>
+        <w:rPr>
+          <w:rFonts w:ascii="Segoe UI Emoji" w:hAnsi="Segoe UI Emoji" w:cs="Segoe UI Emoji"/>
+          <w:b/>
+          <w:bCs/>
+          <w:lang w:val="en-GB"/>
+        </w:rPr>
+      </w:pPr>
+    </w:p>
+    <w:p>
+      <w:pPr>
+        <w:rPr>
+          <w:rFonts w:ascii="Segoe UI Emoji" w:hAnsi="Segoe UI Emoji" w:cs="Segoe UI Emoji"/>
+          <w:b/>
+          <w:bCs/>
+          <w:lang w:val="en-GB"/>
+        </w:rPr>
+      </w:pPr>
+      <w:r>
+        <w:rPr>
+          <w:rFonts w:ascii="Segoe UI Emoji" w:hAnsi="Segoe UI Emoji" w:cs="Segoe UI Emoji"/>
+          <w:b/>
+          <w:bCs/>
+          <w:lang w:val="en-GB"/>
+        </w:rPr>
+        <w:t xml:space="preserve">    val projection = arrayOf(</w:t>
+      </w:r>
+    </w:p>
+    <w:p>
+      <w:pPr>
+        <w:rPr>
+          <w:rFonts w:ascii="Segoe UI Emoji" w:hAnsi="Segoe UI Emoji" w:cs="Segoe UI Emoji"/>
+          <w:b/>
+          <w:bCs/>
+          <w:lang w:val="en-GB"/>
+        </w:rPr>
+      </w:pPr>
+      <w:r>
+        <w:rPr>
+          <w:rFonts w:ascii="Segoe UI Emoji" w:hAnsi="Segoe UI Emoji" w:cs="Segoe UI Emoji"/>
+          <w:b/>
+          <w:bCs/>
+          <w:lang w:val="en-GB"/>
+        </w:rPr>
+        <w:t xml:space="preserve">        MediaStore.Images.Media._ID,</w:t>
+      </w:r>
+    </w:p>
+    <w:p>
+      <w:pPr>
+        <w:rPr>
+          <w:rFonts w:ascii="Segoe UI Emoji" w:hAnsi="Segoe UI Emoji" w:cs="Segoe UI Emoji"/>
+          <w:b/>
+          <w:bCs/>
+          <w:lang w:val="en-GB"/>
+        </w:rPr>
+      </w:pPr>
+      <w:r>
+        <w:rPr>
+          <w:rFonts w:ascii="Segoe UI Emoji" w:hAnsi="Segoe UI Emoji" w:cs="Segoe UI Emoji"/>
+          <w:b/>
+          <w:bCs/>
+          <w:lang w:val="en-GB"/>
+        </w:rPr>
+        <w:t xml:space="preserve">        MediaStore.Images.Media.DISPLAY_NAME,</w:t>
+      </w:r>
+    </w:p>
+    <w:p>
+      <w:pPr>
+        <w:rPr>
+          <w:rFonts w:ascii="Segoe UI Emoji" w:hAnsi="Segoe UI Emoji" w:cs="Segoe UI Emoji"/>
+          <w:b/>
+          <w:bCs/>
+          <w:lang w:val="en-GB"/>
+        </w:rPr>
+      </w:pPr>
+      <w:r>
+        <w:rPr>
+          <w:rFonts w:ascii="Segoe UI Emoji" w:hAnsi="Segoe UI Emoji" w:cs="Segoe UI Emoji"/>
+          <w:b/>
+          <w:bCs/>
+          <w:lang w:val="en-GB"/>
+        </w:rPr>
+        <w:t xml:space="preserve">        MediaStore.Images.Media.RELATIVE_PATH</w:t>
+      </w:r>
+    </w:p>
+    <w:p>
+      <w:pPr>
+        <w:rPr>
+          <w:rFonts w:ascii="Segoe UI Emoji" w:hAnsi="Segoe UI Emoji" w:cs="Segoe UI Emoji"/>
+          <w:b/>
+          <w:bCs/>
+          <w:lang w:val="en-GB"/>
+        </w:rPr>
+      </w:pPr>
+      <w:r>
+        <w:rPr>
+          <w:rFonts w:ascii="Segoe UI Emoji" w:hAnsi="Segoe UI Emoji" w:cs="Segoe UI Emoji"/>
+          <w:b/>
+          <w:bCs/>
+          <w:lang w:val="en-GB"/>
+        </w:rPr>
+        <w:t xml:space="preserve">    )</w:t>
+      </w:r>
+    </w:p>
+    <w:p>
+      <w:pPr>
+        <w:rPr>
+          <w:rFonts w:ascii="Segoe UI Emoji" w:hAnsi="Segoe UI Emoji" w:cs="Segoe UI Emoji"/>
+          <w:b/>
+          <w:bCs/>
+          <w:lang w:val="en-GB"/>
+        </w:rPr>
+      </w:pPr>
+    </w:p>
+    <w:p>
+      <w:pPr>
+        <w:rPr>
+          <w:rFonts w:ascii="Segoe UI Emoji" w:hAnsi="Segoe UI Emoji" w:cs="Segoe UI Emoji"/>
+          <w:b/>
+          <w:bCs/>
+          <w:lang w:val="en-GB"/>
+        </w:rPr>
+      </w:pPr>
+      <w:r>
+        <w:rPr>
+          <w:rFonts w:ascii="Segoe UI Emoji" w:hAnsi="Segoe UI Emoji" w:cs="Segoe UI Emoji"/>
+          <w:b/>
+          <w:bCs/>
+          <w:lang w:val="en-GB"/>
+        </w:rPr>
+        <w:t xml:space="preserve">    val selection = "${MediaStore.Images.Media.RELATIVE_PATH} LIKE ?"</w:t>
+      </w:r>
+    </w:p>
+    <w:p>
+      <w:pPr>
+        <w:rPr>
+          <w:rFonts w:ascii="Segoe UI Emoji" w:hAnsi="Segoe UI Emoji" w:cs="Segoe UI Emoji"/>
+          <w:b/>
+          <w:bCs/>
+          <w:lang w:val="en-GB"/>
+        </w:rPr>
+      </w:pPr>
+      <w:r>
+        <w:rPr>
+          <w:rFonts w:ascii="Segoe UI Emoji" w:hAnsi="Segoe UI Emoji" w:cs="Segoe UI Emoji"/>
+          <w:b/>
+          <w:bCs/>
+          <w:lang w:val="en-GB"/>
+        </w:rPr>
+        <w:t xml:space="preserve">    val selectionArgs = arrayOf("%$folder%")</w:t>
+      </w:r>
+    </w:p>
+    <w:p>
+      <w:pPr>
+        <w:rPr>
+          <w:rFonts w:ascii="Segoe UI Emoji" w:hAnsi="Segoe UI Emoji" w:cs="Segoe UI Emoji"/>
+          <w:b/>
+          <w:bCs/>
+          <w:lang w:val="en-GB"/>
+        </w:rPr>
+      </w:pPr>
+    </w:p>
+    <w:p>
+      <w:pPr>
+        <w:rPr>
+          <w:rFonts w:ascii="Segoe UI Emoji" w:hAnsi="Segoe UI Emoji" w:cs="Segoe UI Emoji"/>
+          <w:b/>
+          <w:bCs/>
+          <w:lang w:val="en-GB"/>
+        </w:rPr>
+      </w:pPr>
+      <w:r>
+        <w:rPr>
+          <w:rFonts w:ascii="Segoe UI Emoji" w:hAnsi="Segoe UI Emoji" w:cs="Segoe UI Emoji"/>
+          <w:b/>
+          <w:bCs/>
           <w:lang w:val="en-GB"/>
         </w:rPr>
         <w:lastRenderedPageBreak/>
-        <w:t xml:space="preserve">    </w:t>
-      </w:r>
-      <w:proofErr w:type="spellStart"/>
-      <w:r>
-        <w:rPr>
-          <w:lang w:val="en-GB"/>
-        </w:rPr>
-        <w:t>delayMs</w:t>
-      </w:r>
-      <w:proofErr w:type="spellEnd"/>
-      <w:r>
-        <w:rPr>
-          <w:lang w:val="en-GB"/>
-        </w:rPr>
-        <w:t>: Long = 500L</w:t>
-      </w:r>
-    </w:p>
-    <w:p>
-      <w:pPr>
-        <w:rPr>
-          <w:lang w:val="en-GB"/>
-        </w:rPr>
-      </w:pPr>
-      <w:r>
-        <w:rPr>
-          <w:lang w:val="en-GB"/>
-        </w:rPr>
-        <w:t>): List&lt;Bitmap&gt; {</w:t>
-      </w:r>
-    </w:p>
-    <w:p>
-      <w:pPr>
-        <w:rPr>
-          <w:lang w:val="en-GB"/>
-        </w:rPr>
-      </w:pPr>
-      <w:r>
-        <w:rPr>
-          <w:lang w:val="en-GB"/>
-        </w:rPr>
-        <w:t xml:space="preserve">    </w:t>
-      </w:r>
-      <w:proofErr w:type="spellStart"/>
-      <w:r>
-        <w:rPr>
-          <w:lang w:val="en-GB"/>
-        </w:rPr>
-        <w:t>val</w:t>
-      </w:r>
-      <w:proofErr w:type="spellEnd"/>
-      <w:r>
-        <w:rPr>
-          <w:lang w:val="en-GB"/>
-        </w:rPr>
-        <w:t xml:space="preserve"> results = </w:t>
-      </w:r>
-      <w:proofErr w:type="spellStart"/>
-      <w:r>
-        <w:rPr>
-          <w:lang w:val="en-GB"/>
-        </w:rPr>
-        <w:t>mutableListOf</w:t>
-      </w:r>
-      <w:proofErr w:type="spellEnd"/>
-      <w:r>
-        <w:rPr>
-          <w:lang w:val="en-GB"/>
-        </w:rPr>
-        <w:t>&lt;Bitmap</w:t>
-      </w:r>
-      <w:proofErr w:type="gramStart"/>
-      <w:r>
-        <w:rPr>
-          <w:lang w:val="en-GB"/>
-        </w:rPr>
-        <w:t>&gt;(</w:t>
-      </w:r>
-      <w:proofErr w:type="gramEnd"/>
-      <w:r>
-        <w:rPr>
-          <w:lang w:val="en-GB"/>
-        </w:rPr>
-        <w:t>)</w:t>
-      </w:r>
-    </w:p>
-    <w:p>
-      <w:pPr>
-        <w:rPr>
-          <w:lang w:val="en-GB"/>
-        </w:rPr>
-      </w:pPr>
-    </w:p>
-    <w:p>
-      <w:pPr>
-        <w:rPr>
-          <w:lang w:val="en-GB"/>
-        </w:rPr>
-      </w:pPr>
-      <w:r>
-        <w:rPr>
-          <w:lang w:val="en-GB"/>
-        </w:rPr>
-        <w:t xml:space="preserve">    repeat(count) {</w:t>
-      </w:r>
-    </w:p>
-    <w:p>
-      <w:pPr>
-        <w:rPr>
-          <w:lang w:val="en-GB"/>
-        </w:rPr>
-      </w:pPr>
-      <w:r>
-        <w:rPr>
-          <w:lang w:val="en-GB"/>
-        </w:rPr>
-        <w:t xml:space="preserve">        </w:t>
-      </w:r>
-      <w:proofErr w:type="spellStart"/>
-      <w:r>
-        <w:rPr>
-          <w:lang w:val="en-GB"/>
-        </w:rPr>
-        <w:t>val</w:t>
-      </w:r>
-      <w:proofErr w:type="spellEnd"/>
-      <w:r>
-        <w:rPr>
-          <w:lang w:val="en-GB"/>
-        </w:rPr>
-        <w:t xml:space="preserve"> bitmap = </w:t>
-      </w:r>
-      <w:proofErr w:type="spellStart"/>
-      <w:r>
-        <w:rPr>
-          <w:lang w:val="en-GB"/>
-        </w:rPr>
-        <w:t>captureBitmap</w:t>
-      </w:r>
-      <w:proofErr w:type="spellEnd"/>
-      <w:r>
-        <w:rPr>
-          <w:lang w:val="en-GB"/>
-        </w:rPr>
-        <w:t>(</w:t>
-      </w:r>
-      <w:proofErr w:type="spellStart"/>
-      <w:r>
-        <w:rPr>
-          <w:lang w:val="en-GB"/>
-        </w:rPr>
-        <w:t>imageCapture</w:t>
-      </w:r>
-      <w:proofErr w:type="spellEnd"/>
-      <w:r>
-        <w:rPr>
-          <w:lang w:val="en-GB"/>
-        </w:rPr>
-        <w:t>)</w:t>
-      </w:r>
-    </w:p>
-    <w:p>
-      <w:pPr>
-        <w:rPr>
-          <w:lang w:val="en-GB"/>
-        </w:rPr>
-      </w:pPr>
-      <w:r>
-        <w:rPr>
-          <w:lang w:val="en-GB"/>
-        </w:rPr>
-        <w:t xml:space="preserve">        </w:t>
-      </w:r>
-      <w:proofErr w:type="spellStart"/>
-      <w:r>
-        <w:rPr>
-          <w:lang w:val="en-GB"/>
-        </w:rPr>
-        <w:t>results.add</w:t>
-      </w:r>
-      <w:proofErr w:type="spellEnd"/>
-      <w:r>
-        <w:rPr>
-          <w:lang w:val="en-GB"/>
-        </w:rPr>
-        <w:t>(bitmap)</w:t>
-      </w:r>
-    </w:p>
-    <w:p>
-      <w:pPr>
-        <w:rPr>
-          <w:lang w:val="en-GB"/>
-        </w:rPr>
-      </w:pPr>
-      <w:r>
-        <w:rPr>
-          <w:lang w:val="en-GB"/>
-        </w:rPr>
-        <w:t xml:space="preserve">        delay(</w:t>
-      </w:r>
-      <w:proofErr w:type="spellStart"/>
-      <w:r>
-        <w:rPr>
-          <w:lang w:val="en-GB"/>
-        </w:rPr>
-        <w:t>delayMs</w:t>
-      </w:r>
-      <w:proofErr w:type="spellEnd"/>
-      <w:r>
-        <w:rPr>
-          <w:lang w:val="en-GB"/>
-        </w:rPr>
-        <w:t>)</w:t>
-      </w:r>
-    </w:p>
-    <w:p>
-      <w:pPr>
-        <w:rPr>
-          <w:lang w:val="en-GB"/>
-        </w:rPr>
-      </w:pPr>
-      <w:r>
-        <w:rPr>
+        <w:t xml:space="preserve">    context.contentResolver.query(</w:t>
+      </w:r>
+    </w:p>
+    <w:p>
+      <w:pPr>
+        <w:rPr>
+          <w:rFonts w:ascii="Segoe UI Emoji" w:hAnsi="Segoe UI Emoji" w:cs="Segoe UI Emoji"/>
+          <w:b/>
+          <w:bCs/>
+          <w:lang w:val="en-GB"/>
+        </w:rPr>
+      </w:pPr>
+      <w:r>
+        <w:rPr>
+          <w:rFonts w:ascii="Segoe UI Emoji" w:hAnsi="Segoe UI Emoji" w:cs="Segoe UI Emoji"/>
+          <w:b/>
+          <w:bCs/>
+          <w:lang w:val="en-GB"/>
+        </w:rPr>
+        <w:t xml:space="preserve">        collection,</w:t>
+      </w:r>
+    </w:p>
+    <w:p>
+      <w:pPr>
+        <w:rPr>
+          <w:rFonts w:ascii="Segoe UI Emoji" w:hAnsi="Segoe UI Emoji" w:cs="Segoe UI Emoji"/>
+          <w:b/>
+          <w:bCs/>
+          <w:lang w:val="en-GB"/>
+        </w:rPr>
+      </w:pPr>
+      <w:r>
+        <w:rPr>
+          <w:rFonts w:ascii="Segoe UI Emoji" w:hAnsi="Segoe UI Emoji" w:cs="Segoe UI Emoji"/>
+          <w:b/>
+          <w:bCs/>
+          <w:lang w:val="en-GB"/>
+        </w:rPr>
+        <w:t xml:space="preserve">        projection,</w:t>
+      </w:r>
+    </w:p>
+    <w:p>
+      <w:pPr>
+        <w:rPr>
+          <w:rFonts w:ascii="Segoe UI Emoji" w:hAnsi="Segoe UI Emoji" w:cs="Segoe UI Emoji"/>
+          <w:b/>
+          <w:bCs/>
+          <w:lang w:val="en-GB"/>
+        </w:rPr>
+      </w:pPr>
+      <w:r>
+        <w:rPr>
+          <w:rFonts w:ascii="Segoe UI Emoji" w:hAnsi="Segoe UI Emoji" w:cs="Segoe UI Emoji"/>
+          <w:b/>
+          <w:bCs/>
+          <w:lang w:val="en-GB"/>
+        </w:rPr>
+        <w:t xml:space="preserve">        selection,</w:t>
+      </w:r>
+    </w:p>
+    <w:p>
+      <w:pPr>
+        <w:rPr>
+          <w:rFonts w:ascii="Segoe UI Emoji" w:hAnsi="Segoe UI Emoji" w:cs="Segoe UI Emoji"/>
+          <w:b/>
+          <w:bCs/>
+          <w:lang w:val="en-GB"/>
+        </w:rPr>
+      </w:pPr>
+      <w:r>
+        <w:rPr>
+          <w:rFonts w:ascii="Segoe UI Emoji" w:hAnsi="Segoe UI Emoji" w:cs="Segoe UI Emoji"/>
+          <w:b/>
+          <w:bCs/>
+          <w:lang w:val="en-GB"/>
+        </w:rPr>
+        <w:t xml:space="preserve">        selectionArgs,</w:t>
+      </w:r>
+    </w:p>
+    <w:p>
+      <w:pPr>
+        <w:rPr>
+          <w:rFonts w:ascii="Segoe UI Emoji" w:hAnsi="Segoe UI Emoji" w:cs="Segoe UI Emoji"/>
+          <w:b/>
+          <w:bCs/>
+          <w:lang w:val="en-GB"/>
+        </w:rPr>
+      </w:pPr>
+      <w:r>
+        <w:rPr>
+          <w:rFonts w:ascii="Segoe UI Emoji" w:hAnsi="Segoe UI Emoji" w:cs="Segoe UI Emoji"/>
+          <w:b/>
+          <w:bCs/>
+          <w:lang w:val="en-GB"/>
+        </w:rPr>
+        <w:t xml:space="preserve">        null</w:t>
+      </w:r>
+    </w:p>
+    <w:p>
+      <w:pPr>
+        <w:rPr>
+          <w:rFonts w:ascii="Segoe UI Emoji" w:hAnsi="Segoe UI Emoji" w:cs="Segoe UI Emoji"/>
+          <w:b/>
+          <w:bCs/>
+          <w:lang w:val="en-GB"/>
+        </w:rPr>
+      </w:pPr>
+      <w:r>
+        <w:rPr>
+          <w:rFonts w:ascii="Segoe UI Emoji" w:hAnsi="Segoe UI Emoji" w:cs="Segoe UI Emoji"/>
+          <w:b/>
+          <w:bCs/>
+          <w:lang w:val="en-GB"/>
+        </w:rPr>
+        <w:t xml:space="preserve">    )?.use { cursor -&gt;</w:t>
+      </w:r>
+    </w:p>
+    <w:p>
+      <w:pPr>
+        <w:rPr>
+          <w:rFonts w:ascii="Segoe UI Emoji" w:hAnsi="Segoe UI Emoji" w:cs="Segoe UI Emoji"/>
+          <w:b/>
+          <w:bCs/>
+          <w:lang w:val="en-GB"/>
+        </w:rPr>
+      </w:pPr>
+      <w:r>
+        <w:rPr>
+          <w:rFonts w:ascii="Segoe UI Emoji" w:hAnsi="Segoe UI Emoji" w:cs="Segoe UI Emoji"/>
+          <w:b/>
+          <w:bCs/>
+          <w:lang w:val="en-GB"/>
+        </w:rPr>
+        <w:t xml:space="preserve">        val idColumn = cursor.getColumnIndexOrThrow(MediaStore.Images.Media._ID)</w:t>
+      </w:r>
+    </w:p>
+    <w:p>
+      <w:pPr>
+        <w:rPr>
+          <w:rFonts w:ascii="Segoe UI Emoji" w:hAnsi="Segoe UI Emoji" w:cs="Segoe UI Emoji"/>
+          <w:b/>
+          <w:bCs/>
+          <w:lang w:val="en-GB"/>
+        </w:rPr>
+      </w:pPr>
+    </w:p>
+    <w:p>
+      <w:pPr>
+        <w:rPr>
+          <w:rFonts w:ascii="Segoe UI Emoji" w:hAnsi="Segoe UI Emoji" w:cs="Segoe UI Emoji"/>
+          <w:b/>
+          <w:bCs/>
+          <w:lang w:val="en-GB"/>
+        </w:rPr>
+      </w:pPr>
+      <w:r>
+        <w:rPr>
+          <w:rFonts w:ascii="Segoe UI Emoji" w:hAnsi="Segoe UI Emoji" w:cs="Segoe UI Emoji"/>
+          <w:b/>
+          <w:bCs/>
+          <w:lang w:val="en-GB"/>
+        </w:rPr>
+        <w:t xml:space="preserve">        while (cursor.moveToNext()) {</w:t>
+      </w:r>
+    </w:p>
+    <w:p>
+      <w:pPr>
+        <w:rPr>
+          <w:rFonts w:ascii="Segoe UI Emoji" w:hAnsi="Segoe UI Emoji" w:cs="Segoe UI Emoji"/>
+          <w:b/>
+          <w:bCs/>
+          <w:lang w:val="en-GB"/>
+        </w:rPr>
+      </w:pPr>
+      <w:r>
+        <w:rPr>
+          <w:rFonts w:ascii="Segoe UI Emoji" w:hAnsi="Segoe UI Emoji" w:cs="Segoe UI Emoji"/>
+          <w:b/>
+          <w:bCs/>
+          <w:lang w:val="en-GB"/>
+        </w:rPr>
+        <w:t xml:space="preserve">            val id = cursor.getLong(idColumn)</w:t>
+      </w:r>
+    </w:p>
+    <w:p>
+      <w:pPr>
+        <w:rPr>
+          <w:rFonts w:ascii="Segoe UI Emoji" w:hAnsi="Segoe UI Emoji" w:cs="Segoe UI Emoji"/>
+          <w:b/>
+          <w:bCs/>
+          <w:lang w:val="en-GB"/>
+        </w:rPr>
+      </w:pPr>
+      <w:r>
+        <w:rPr>
+          <w:rFonts w:ascii="Segoe UI Emoji" w:hAnsi="Segoe UI Emoji" w:cs="Segoe UI Emoji"/>
+          <w:b/>
+          <w:bCs/>
+          <w:lang w:val="en-GB"/>
+        </w:rPr>
+        <w:t xml:space="preserve">            val uri = ContentUris.withAppendedId(collection, id)</w:t>
+      </w:r>
+    </w:p>
+    <w:p>
+      <w:pPr>
+        <w:rPr>
+          <w:rFonts w:ascii="Segoe UI Emoji" w:hAnsi="Segoe UI Emoji" w:cs="Segoe UI Emoji"/>
+          <w:b/>
+          <w:bCs/>
+          <w:lang w:val="en-GB"/>
+        </w:rPr>
+      </w:pPr>
+      <w:r>
+        <w:rPr>
+          <w:rFonts w:ascii="Segoe UI Emoji" w:hAnsi="Segoe UI Emoji" w:cs="Segoe UI Emoji"/>
+          <w:b/>
+          <w:bCs/>
+          <w:lang w:val="en-GB"/>
+        </w:rPr>
+        <w:t xml:space="preserve">            val bmp = BitmapFactory.decodeStream(</w:t>
+      </w:r>
+    </w:p>
+    <w:p>
+      <w:pPr>
+        <w:rPr>
+          <w:rFonts w:ascii="Segoe UI Emoji" w:hAnsi="Segoe UI Emoji" w:cs="Segoe UI Emoji"/>
+          <w:b/>
+          <w:bCs/>
+          <w:lang w:val="en-GB"/>
+        </w:rPr>
+      </w:pPr>
+      <w:r>
+        <w:rPr>
+          <w:rFonts w:ascii="Segoe UI Emoji" w:hAnsi="Segoe UI Emoji" w:cs="Segoe UI Emoji"/>
+          <w:b/>
+          <w:bCs/>
+          <w:lang w:val="en-GB"/>
+        </w:rPr>
+        <w:t xml:space="preserve">                context.contentResolver.openInputStream(uri)</w:t>
+      </w:r>
+    </w:p>
+    <w:p>
+      <w:pPr>
+        <w:rPr>
+          <w:rFonts w:ascii="Segoe UI Emoji" w:hAnsi="Segoe UI Emoji" w:cs="Segoe UI Emoji"/>
+          <w:b/>
+          <w:bCs/>
+          <w:lang w:val="en-GB"/>
+        </w:rPr>
+      </w:pPr>
+      <w:r>
+        <w:rPr>
+          <w:rFonts w:ascii="Segoe UI Emoji" w:hAnsi="Segoe UI Emoji" w:cs="Segoe UI Emoji"/>
+          <w:b/>
+          <w:bCs/>
+          <w:lang w:val="en-GB"/>
+        </w:rPr>
+        <w:t xml:space="preserve">            )</w:t>
+      </w:r>
+    </w:p>
+    <w:p>
+      <w:pPr>
+        <w:rPr>
+          <w:rFonts w:ascii="Segoe UI Emoji" w:hAnsi="Segoe UI Emoji" w:cs="Segoe UI Emoji"/>
+          <w:b/>
+          <w:bCs/>
+          <w:lang w:val="en-GB"/>
+        </w:rPr>
+      </w:pPr>
+      <w:r>
+        <w:rPr>
+          <w:rFonts w:ascii="Segoe UI Emoji" w:hAnsi="Segoe UI Emoji" w:cs="Segoe UI Emoji"/>
+          <w:b/>
+          <w:bCs/>
+          <w:lang w:val="en-GB"/>
+        </w:rPr>
+        <w:t xml:space="preserve">            bitmaps.add(bmp)</w:t>
+      </w:r>
+    </w:p>
+    <w:p>
+      <w:pPr>
+        <w:rPr>
+          <w:rFonts w:ascii="Segoe UI Emoji" w:hAnsi="Segoe UI Emoji" w:cs="Segoe UI Emoji"/>
+          <w:b/>
+          <w:bCs/>
+          <w:lang w:val="en-GB"/>
+        </w:rPr>
+      </w:pPr>
+      <w:r>
+        <w:rPr>
+          <w:rFonts w:ascii="Segoe UI Emoji" w:hAnsi="Segoe UI Emoji" w:cs="Segoe UI Emoji"/>
+          <w:b/>
+          <w:bCs/>
+          <w:lang w:val="en-GB"/>
+        </w:rPr>
+        <w:t xml:space="preserve">        }</w:t>
+      </w:r>
+    </w:p>
+    <w:p>
+      <w:pPr>
+        <w:rPr>
+          <w:rFonts w:ascii="Segoe UI Emoji" w:hAnsi="Segoe UI Emoji" w:cs="Segoe UI Emoji"/>
+          <w:b/>
+          <w:bCs/>
+          <w:lang w:val="en-GB"/>
+        </w:rPr>
+      </w:pPr>
+      <w:r>
+        <w:rPr>
+          <w:rFonts w:ascii="Segoe UI Emoji" w:hAnsi="Segoe UI Emoji" w:cs="Segoe UI Emoji"/>
+          <w:b/>
+          <w:bCs/>
           <w:lang w:val="en-GB"/>
         </w:rPr>
         <w:t xml:space="preserve">    }</w:t>
@@ -3245,31 +3011,46 @@
     <w:p>
       <w:pPr>
         <w:rPr>
-          <w:lang w:val="en-GB"/>
-        </w:rPr>
-      </w:pPr>
-    </w:p>
-    <w:p>
-      <w:pPr>
-        <w:rPr>
-          <w:lang w:val="en-GB"/>
-        </w:rPr>
-      </w:pPr>
-      <w:r>
-        <w:rPr>
-          <w:lang w:val="en-GB"/>
-        </w:rPr>
-        <w:t xml:space="preserve">    return results</w:t>
-      </w:r>
-    </w:p>
-    <w:p>
-      <w:pPr>
-        <w:rPr>
-          <w:lang w:val="en-GB"/>
-        </w:rPr>
-      </w:pPr>
-      <w:r>
-        <w:rPr>
+          <w:rFonts w:ascii="Segoe UI Emoji" w:hAnsi="Segoe UI Emoji" w:cs="Segoe UI Emoji"/>
+          <w:b/>
+          <w:bCs/>
+          <w:lang w:val="en-GB"/>
+        </w:rPr>
+      </w:pPr>
+    </w:p>
+    <w:p>
+      <w:pPr>
+        <w:rPr>
+          <w:rFonts w:ascii="Segoe UI Emoji" w:hAnsi="Segoe UI Emoji" w:cs="Segoe UI Emoji"/>
+          <w:b/>
+          <w:bCs/>
+          <w:lang w:val="en-GB"/>
+        </w:rPr>
+      </w:pPr>
+      <w:r>
+        <w:rPr>
+          <w:rFonts w:ascii="Segoe UI Emoji" w:hAnsi="Segoe UI Emoji" w:cs="Segoe UI Emoji"/>
+          <w:b/>
+          <w:bCs/>
+          <w:lang w:val="en-GB"/>
+        </w:rPr>
+        <w:t xml:space="preserve">    return bitmaps</w:t>
+      </w:r>
+    </w:p>
+    <w:p>
+      <w:pPr>
+        <w:rPr>
+          <w:rFonts w:ascii="Segoe UI Emoji" w:hAnsi="Segoe UI Emoji" w:cs="Segoe UI Emoji"/>
+          <w:b/>
+          <w:bCs/>
+          <w:lang w:val="en-GB"/>
+        </w:rPr>
+      </w:pPr>
+      <w:r>
+        <w:rPr>
+          <w:rFonts w:ascii="Segoe UI Emoji" w:hAnsi="Segoe UI Emoji" w:cs="Segoe UI Emoji"/>
+          <w:b/>
+          <w:bCs/>
           <w:lang w:val="en-GB"/>
         </w:rPr>
         <w:t>}</w:t>
@@ -3278,1456 +3059,175 @@
     <w:p>
       <w:pPr>
         <w:rPr>
-          <w:lang w:val="en-GB"/>
-        </w:rPr>
-      </w:pPr>
-      <w:r>
-        <w:rPr>
-          <w:lang w:val="en-GB"/>
-        </w:rPr>
-        <w:t xml:space="preserve">Serve la </w:t>
-      </w:r>
-      <w:proofErr w:type="spellStart"/>
-      <w:r>
-        <w:rPr>
-          <w:lang w:val="en-GB"/>
-        </w:rPr>
-        <w:t>funzione</w:t>
-      </w:r>
-      <w:proofErr w:type="spellEnd"/>
-      <w:r>
-        <w:rPr>
-          <w:lang w:val="en-GB"/>
-        </w:rPr>
-        <w:t xml:space="preserve"> </w:t>
-      </w:r>
-      <w:proofErr w:type="spellStart"/>
-      <w:r>
-        <w:rPr>
-          <w:lang w:val="en-GB"/>
-        </w:rPr>
-        <w:t>captureBitmap</w:t>
-      </w:r>
-      <w:proofErr w:type="spellEnd"/>
-      <w:r>
-        <w:rPr>
-          <w:lang w:val="en-GB"/>
-        </w:rPr>
-        <w:t>:</w:t>
-      </w:r>
-    </w:p>
-    <w:p>
-      <w:pPr>
-        <w:rPr>
-          <w:lang w:val="en-GB"/>
-        </w:rPr>
-      </w:pPr>
-      <w:r>
-        <w:rPr>
-          <w:lang w:val="en-GB"/>
-        </w:rPr>
-        <w:t xml:space="preserve">suspend fun </w:t>
-      </w:r>
-      <w:proofErr w:type="spellStart"/>
-      <w:r>
-        <w:rPr>
-          <w:lang w:val="en-GB"/>
-        </w:rPr>
-        <w:t>captureBitmap</w:t>
-      </w:r>
-      <w:proofErr w:type="spellEnd"/>
-      <w:r>
-        <w:rPr>
-          <w:lang w:val="en-GB"/>
-        </w:rPr>
-        <w:t>(</w:t>
-      </w:r>
-      <w:proofErr w:type="spellStart"/>
-      <w:r>
-        <w:rPr>
-          <w:lang w:val="en-GB"/>
-        </w:rPr>
-        <w:t>imageCapture</w:t>
-      </w:r>
-      <w:proofErr w:type="spellEnd"/>
-      <w:r>
-        <w:rPr>
-          <w:lang w:val="en-GB"/>
-        </w:rPr>
-        <w:t xml:space="preserve">: </w:t>
-      </w:r>
-      <w:proofErr w:type="spellStart"/>
-      <w:r>
-        <w:rPr>
-          <w:lang w:val="en-GB"/>
-        </w:rPr>
-        <w:t>ImageCapture</w:t>
-      </w:r>
-      <w:proofErr w:type="spellEnd"/>
-      <w:r>
-        <w:rPr>
-          <w:lang w:val="en-GB"/>
-        </w:rPr>
-        <w:t>): Bitmap =</w:t>
-      </w:r>
-    </w:p>
-    <w:p>
-      <w:pPr>
-        <w:rPr>
-          <w:lang w:val="en-GB"/>
-        </w:rPr>
-      </w:pPr>
-      <w:r>
-        <w:rPr>
-          <w:lang w:val="en-GB"/>
-        </w:rPr>
-        <w:t xml:space="preserve">    </w:t>
-      </w:r>
-      <w:proofErr w:type="spellStart"/>
-      <w:r>
-        <w:rPr>
-          <w:lang w:val="en-GB"/>
-        </w:rPr>
-        <w:t>suspendCoroutine</w:t>
-      </w:r>
-      <w:proofErr w:type="spellEnd"/>
-      <w:r>
-        <w:rPr>
-          <w:lang w:val="en-GB"/>
-        </w:rPr>
-        <w:t xml:space="preserve"> { </w:t>
-      </w:r>
-      <w:proofErr w:type="spellStart"/>
-      <w:r>
-        <w:rPr>
-          <w:lang w:val="en-GB"/>
-        </w:rPr>
-        <w:t>cont</w:t>
-      </w:r>
-      <w:proofErr w:type="spellEnd"/>
-      <w:r>
-        <w:rPr>
-          <w:lang w:val="en-GB"/>
-        </w:rPr>
-        <w:t xml:space="preserve"> -&gt;</w:t>
-      </w:r>
-    </w:p>
-    <w:p>
-      <w:pPr>
-        <w:rPr>
-          <w:lang w:val="en-GB"/>
-        </w:rPr>
-      </w:pPr>
-      <w:r>
-        <w:rPr>
-          <w:lang w:val="en-GB"/>
-        </w:rPr>
-        <w:t xml:space="preserve">        </w:t>
-      </w:r>
-      <w:proofErr w:type="spellStart"/>
-      <w:r>
-        <w:rPr>
-          <w:lang w:val="en-GB"/>
-        </w:rPr>
-        <w:t>imageCapture.takePicture</w:t>
-      </w:r>
-      <w:proofErr w:type="spellEnd"/>
-      <w:r>
-        <w:rPr>
-          <w:lang w:val="en-GB"/>
-        </w:rPr>
-        <w:t>(</w:t>
-      </w:r>
-    </w:p>
-    <w:p>
-      <w:pPr>
-        <w:rPr>
-          <w:lang w:val="en-GB"/>
-        </w:rPr>
-      </w:pPr>
-      <w:r>
-        <w:rPr>
-          <w:lang w:val="en-GB"/>
-        </w:rPr>
-        <w:t xml:space="preserve">            </w:t>
-      </w:r>
-      <w:proofErr w:type="spellStart"/>
-      <w:r>
-        <w:rPr>
-          <w:lang w:val="en-GB"/>
-        </w:rPr>
-        <w:t>ContextCompat.getMainExecutor</w:t>
-      </w:r>
-      <w:proofErr w:type="spellEnd"/>
-      <w:r>
-        <w:rPr>
-          <w:lang w:val="en-GB"/>
-        </w:rPr>
-        <w:t>(</w:t>
-      </w:r>
-      <w:proofErr w:type="spellStart"/>
-      <w:r>
-        <w:rPr>
-          <w:lang w:val="en-GB"/>
-        </w:rPr>
-        <w:t>imageCapture.context</w:t>
-      </w:r>
-      <w:proofErr w:type="spellEnd"/>
-      <w:r>
-        <w:rPr>
-          <w:lang w:val="en-GB"/>
-        </w:rPr>
-        <w:t>),</w:t>
-      </w:r>
-    </w:p>
-    <w:p>
-      <w:pPr>
-        <w:rPr>
-          <w:lang w:val="en-GB"/>
-        </w:rPr>
-      </w:pPr>
-      <w:r>
-        <w:rPr>
-          <w:lang w:val="en-GB"/>
-        </w:rPr>
-        <w:t xml:space="preserve">            object : </w:t>
-      </w:r>
-      <w:proofErr w:type="spellStart"/>
-      <w:r>
-        <w:rPr>
-          <w:lang w:val="en-GB"/>
-        </w:rPr>
-        <w:t>ImageCapture.OnImageCapturedCallback</w:t>
-      </w:r>
-      <w:proofErr w:type="spellEnd"/>
-      <w:r>
-        <w:rPr>
-          <w:lang w:val="en-GB"/>
-        </w:rPr>
-        <w:t>() {</w:t>
-      </w:r>
-    </w:p>
-    <w:p>
-      <w:pPr>
-        <w:rPr>
-          <w:lang w:val="en-GB"/>
-        </w:rPr>
-      </w:pPr>
-      <w:r>
-        <w:rPr>
-          <w:lang w:val="en-GB"/>
-        </w:rPr>
-        <w:t xml:space="preserve">                override fun </w:t>
-      </w:r>
-      <w:proofErr w:type="spellStart"/>
-      <w:r>
-        <w:rPr>
-          <w:lang w:val="en-GB"/>
-        </w:rPr>
-        <w:t>onCaptureSuccess</w:t>
-      </w:r>
-      <w:proofErr w:type="spellEnd"/>
-      <w:r>
-        <w:rPr>
-          <w:lang w:val="en-GB"/>
-        </w:rPr>
-        <w:t xml:space="preserve">(image: </w:t>
-      </w:r>
-      <w:proofErr w:type="spellStart"/>
-      <w:r>
-        <w:rPr>
-          <w:lang w:val="en-GB"/>
-        </w:rPr>
-        <w:t>ImageProxy</w:t>
-      </w:r>
-      <w:proofErr w:type="spellEnd"/>
-      <w:r>
-        <w:rPr>
-          <w:lang w:val="en-GB"/>
-        </w:rPr>
-        <w:t>) {</w:t>
-      </w:r>
-    </w:p>
-    <w:p>
-      <w:pPr>
-        <w:rPr>
-          <w:lang w:val="en-GB"/>
-        </w:rPr>
-      </w:pPr>
-      <w:r>
-        <w:rPr>
-          <w:lang w:val="en-GB"/>
-        </w:rPr>
-        <w:t xml:space="preserve">                    </w:t>
-      </w:r>
-      <w:proofErr w:type="spellStart"/>
-      <w:r>
-        <w:rPr>
-          <w:lang w:val="en-GB"/>
-        </w:rPr>
-        <w:t>val</w:t>
-      </w:r>
-      <w:proofErr w:type="spellEnd"/>
-      <w:r>
-        <w:rPr>
-          <w:lang w:val="en-GB"/>
-        </w:rPr>
-        <w:t xml:space="preserve"> bitmap = </w:t>
-      </w:r>
-      <w:proofErr w:type="spellStart"/>
-      <w:r>
-        <w:rPr>
-          <w:lang w:val="en-GB"/>
-        </w:rPr>
-        <w:t>image.toBitmap</w:t>
-      </w:r>
-      <w:proofErr w:type="spellEnd"/>
-      <w:r>
-        <w:rPr>
-          <w:lang w:val="en-GB"/>
-        </w:rPr>
-        <w:t>()</w:t>
-      </w:r>
-    </w:p>
-    <w:p>
-      <w:pPr>
-        <w:rPr>
-          <w:lang w:val="en-GB"/>
-        </w:rPr>
-      </w:pPr>
-      <w:r>
-        <w:rPr>
-          <w:lang w:val="en-GB"/>
-        </w:rPr>
-        <w:t xml:space="preserve">                    </w:t>
-      </w:r>
-      <w:proofErr w:type="spellStart"/>
-      <w:r>
-        <w:rPr>
-          <w:lang w:val="en-GB"/>
-        </w:rPr>
-        <w:t>image.close</w:t>
-      </w:r>
-      <w:proofErr w:type="spellEnd"/>
-      <w:r>
-        <w:rPr>
-          <w:lang w:val="en-GB"/>
-        </w:rPr>
-        <w:t>()</w:t>
-      </w:r>
-    </w:p>
-    <w:p>
-      <w:pPr>
-        <w:rPr>
-          <w:lang w:val="en-GB"/>
-        </w:rPr>
-      </w:pPr>
-      <w:r>
-        <w:rPr>
-          <w:lang w:val="en-GB"/>
-        </w:rPr>
-        <w:t xml:space="preserve">                    </w:t>
-      </w:r>
-      <w:proofErr w:type="spellStart"/>
-      <w:r>
-        <w:rPr>
-          <w:lang w:val="en-GB"/>
-        </w:rPr>
-        <w:t>cont.resume</w:t>
-      </w:r>
-      <w:proofErr w:type="spellEnd"/>
-      <w:r>
-        <w:rPr>
-          <w:lang w:val="en-GB"/>
-        </w:rPr>
-        <w:t>(bitmap)</w:t>
-      </w:r>
-    </w:p>
-    <w:p>
-      <w:pPr>
-        <w:rPr>
-          <w:lang w:val="en-GB"/>
-        </w:rPr>
-      </w:pPr>
-      <w:r>
-        <w:rPr>
-          <w:lang w:val="en-GB"/>
-        </w:rPr>
-        <w:t xml:space="preserve">                }</w:t>
-      </w:r>
-    </w:p>
-    <w:p>
-      <w:pPr>
-        <w:rPr>
-          <w:lang w:val="en-GB"/>
-        </w:rPr>
-      </w:pPr>
-    </w:p>
-    <w:p>
-      <w:pPr>
-        <w:rPr>
-          <w:lang w:val="en-GB"/>
-        </w:rPr>
-      </w:pPr>
-      <w:r>
-        <w:rPr>
-          <w:lang w:val="en-GB"/>
-        </w:rPr>
-        <w:t xml:space="preserve">                override fun </w:t>
-      </w:r>
-      <w:proofErr w:type="spellStart"/>
-      <w:r>
-        <w:rPr>
-          <w:lang w:val="en-GB"/>
-        </w:rPr>
-        <w:t>onError</w:t>
-      </w:r>
-      <w:proofErr w:type="spellEnd"/>
-      <w:r>
-        <w:rPr>
-          <w:lang w:val="en-GB"/>
-        </w:rPr>
-        <w:t>(</w:t>
-      </w:r>
-      <w:proofErr w:type="spellStart"/>
-      <w:r>
-        <w:rPr>
-          <w:lang w:val="en-GB"/>
-        </w:rPr>
-        <w:t>exc</w:t>
-      </w:r>
-      <w:proofErr w:type="spellEnd"/>
-      <w:r>
-        <w:rPr>
-          <w:lang w:val="en-GB"/>
-        </w:rPr>
-        <w:t xml:space="preserve">: </w:t>
-      </w:r>
-      <w:proofErr w:type="spellStart"/>
-      <w:r>
-        <w:rPr>
-          <w:lang w:val="en-GB"/>
-        </w:rPr>
-        <w:t>ImageCaptureException</w:t>
-      </w:r>
-      <w:proofErr w:type="spellEnd"/>
-      <w:r>
-        <w:rPr>
-          <w:lang w:val="en-GB"/>
-        </w:rPr>
-        <w:t>) {</w:t>
-      </w:r>
-    </w:p>
-    <w:p>
-      <w:pPr>
-        <w:rPr>
-          <w:lang w:val="en-GB"/>
-        </w:rPr>
-      </w:pPr>
-      <w:r>
-        <w:rPr>
-          <w:lang w:val="en-GB"/>
-        </w:rPr>
-        <w:t xml:space="preserve">                    </w:t>
-      </w:r>
-      <w:proofErr w:type="spellStart"/>
-      <w:r>
-        <w:rPr>
-          <w:lang w:val="en-GB"/>
-        </w:rPr>
-        <w:t>cont.resumeWithException</w:t>
-      </w:r>
-      <w:proofErr w:type="spellEnd"/>
-      <w:r>
-        <w:rPr>
-          <w:lang w:val="en-GB"/>
-        </w:rPr>
-        <w:t>(</w:t>
-      </w:r>
-      <w:proofErr w:type="spellStart"/>
-      <w:r>
-        <w:rPr>
-          <w:lang w:val="en-GB"/>
-        </w:rPr>
-        <w:t>exc</w:t>
-      </w:r>
-      <w:proofErr w:type="spellEnd"/>
-      <w:r>
-        <w:rPr>
-          <w:lang w:val="en-GB"/>
-        </w:rPr>
-        <w:t>)</w:t>
-      </w:r>
-    </w:p>
-    <w:p>
-      <w:pPr>
-        <w:rPr>
-          <w:lang w:val="en-GB"/>
-        </w:rPr>
-      </w:pPr>
-      <w:r>
-        <w:rPr>
-          <w:lang w:val="en-GB"/>
-        </w:rPr>
-        <w:t xml:space="preserve">                }</w:t>
-      </w:r>
-    </w:p>
-    <w:p>
-      <w:pPr>
-        <w:rPr>
-          <w:lang w:val="en-GB"/>
-        </w:rPr>
-      </w:pPr>
-      <w:r>
-        <w:rPr>
-          <w:lang w:val="en-GB"/>
-        </w:rPr>
-        <w:t xml:space="preserve">            }</w:t>
-      </w:r>
-    </w:p>
-    <w:p>
-      <w:pPr>
-        <w:rPr>
-          <w:lang w:val="en-GB"/>
-        </w:rPr>
-      </w:pPr>
-      <w:r>
-        <w:rPr>
-          <w:lang w:val="en-GB"/>
-        </w:rPr>
-        <w:t xml:space="preserve">        )</w:t>
-      </w:r>
-    </w:p>
-    <w:p>
-      <w:pPr>
-        <w:rPr>
-          <w:lang w:val="en-GB"/>
-        </w:rPr>
-      </w:pPr>
-      <w:r>
-        <w:rPr>
-          <w:lang w:val="en-GB"/>
-        </w:rPr>
-        <w:t xml:space="preserve">    }</w:t>
-      </w:r>
-    </w:p>
-    <w:p>
-      <w:pPr>
-        <w:rPr>
-          <w:lang w:val="en-GB"/>
-        </w:rPr>
-      </w:pPr>
-      <w:r>
-        <w:rPr>
-          <w:lang w:val="en-GB"/>
-        </w:rPr>
-        <w:t xml:space="preserve">E la </w:t>
-      </w:r>
-      <w:proofErr w:type="spellStart"/>
-      <w:r>
-        <w:rPr>
-          <w:lang w:val="en-GB"/>
-        </w:rPr>
-        <w:t>conversione</w:t>
-      </w:r>
-      <w:proofErr w:type="spellEnd"/>
-      <w:r>
-        <w:rPr>
-          <w:lang w:val="en-GB"/>
-        </w:rPr>
-        <w:t>:</w:t>
-      </w:r>
-    </w:p>
-    <w:p>
-      <w:pPr>
-        <w:rPr>
-          <w:lang w:val="en-GB"/>
-        </w:rPr>
-      </w:pPr>
-      <w:r>
-        <w:rPr>
-          <w:lang w:val="en-GB"/>
-        </w:rPr>
-        <w:t xml:space="preserve">fun </w:t>
-      </w:r>
-      <w:proofErr w:type="spellStart"/>
-      <w:r>
-        <w:rPr>
-          <w:lang w:val="en-GB"/>
-        </w:rPr>
-        <w:t>ImageProxy.toBitmap</w:t>
-      </w:r>
-      <w:proofErr w:type="spellEnd"/>
-      <w:r>
-        <w:rPr>
-          <w:lang w:val="en-GB"/>
-        </w:rPr>
-        <w:t>(): Bitmap {</w:t>
-      </w:r>
-    </w:p>
-    <w:p>
-      <w:pPr>
-        <w:rPr>
-          <w:lang w:val="en-GB"/>
-        </w:rPr>
-      </w:pPr>
-      <w:r>
-        <w:rPr>
-          <w:lang w:val="en-GB"/>
-        </w:rPr>
-        <w:lastRenderedPageBreak/>
-        <w:t xml:space="preserve">    </w:t>
-      </w:r>
-      <w:proofErr w:type="spellStart"/>
-      <w:r>
-        <w:rPr>
-          <w:lang w:val="en-GB"/>
-        </w:rPr>
-        <w:t>val</w:t>
-      </w:r>
-      <w:proofErr w:type="spellEnd"/>
-      <w:r>
-        <w:rPr>
-          <w:lang w:val="en-GB"/>
-        </w:rPr>
-        <w:t xml:space="preserve"> plane = planes[0]</w:t>
-      </w:r>
-    </w:p>
-    <w:p>
-      <w:pPr>
-        <w:rPr>
-          <w:lang w:val="en-GB"/>
-        </w:rPr>
-      </w:pPr>
-      <w:r>
-        <w:rPr>
-          <w:lang w:val="en-GB"/>
-        </w:rPr>
-        <w:t xml:space="preserve">    </w:t>
-      </w:r>
-      <w:proofErr w:type="spellStart"/>
-      <w:r>
-        <w:rPr>
-          <w:lang w:val="en-GB"/>
-        </w:rPr>
-        <w:t>val</w:t>
-      </w:r>
-      <w:proofErr w:type="spellEnd"/>
-      <w:r>
-        <w:rPr>
-          <w:lang w:val="en-GB"/>
-        </w:rPr>
-        <w:t xml:space="preserve"> buffer = </w:t>
-      </w:r>
-      <w:proofErr w:type="spellStart"/>
-      <w:r>
-        <w:rPr>
-          <w:lang w:val="en-GB"/>
-        </w:rPr>
-        <w:t>plane.buffer</w:t>
-      </w:r>
-      <w:proofErr w:type="spellEnd"/>
-    </w:p>
-    <w:p>
-      <w:pPr>
-        <w:rPr>
-          <w:lang w:val="en-GB"/>
-        </w:rPr>
-      </w:pPr>
-      <w:r>
-        <w:rPr>
-          <w:lang w:val="en-GB"/>
-        </w:rPr>
-        <w:t xml:space="preserve">    </w:t>
-      </w:r>
-      <w:proofErr w:type="spellStart"/>
-      <w:r>
-        <w:rPr>
-          <w:lang w:val="en-GB"/>
-        </w:rPr>
-        <w:t>val</w:t>
-      </w:r>
-      <w:proofErr w:type="spellEnd"/>
-      <w:r>
-        <w:rPr>
-          <w:lang w:val="en-GB"/>
-        </w:rPr>
-        <w:t xml:space="preserve"> bytes = </w:t>
-      </w:r>
-      <w:proofErr w:type="spellStart"/>
-      <w:r>
-        <w:rPr>
-          <w:lang w:val="en-GB"/>
-        </w:rPr>
-        <w:t>ByteArray</w:t>
-      </w:r>
-      <w:proofErr w:type="spellEnd"/>
-      <w:r>
-        <w:rPr>
-          <w:lang w:val="en-GB"/>
-        </w:rPr>
-        <w:t>(</w:t>
-      </w:r>
-      <w:proofErr w:type="spellStart"/>
-      <w:r>
-        <w:rPr>
-          <w:lang w:val="en-GB"/>
-        </w:rPr>
-        <w:t>buffer.remaining</w:t>
-      </w:r>
-      <w:proofErr w:type="spellEnd"/>
-      <w:r>
-        <w:rPr>
-          <w:lang w:val="en-GB"/>
-        </w:rPr>
-        <w:t>())</w:t>
-      </w:r>
-    </w:p>
-    <w:p>
-      <w:pPr>
-        <w:rPr>
-          <w:lang w:val="en-GB"/>
-        </w:rPr>
-      </w:pPr>
-      <w:r>
-        <w:rPr>
-          <w:lang w:val="en-GB"/>
-        </w:rPr>
-        <w:t xml:space="preserve">    </w:t>
-      </w:r>
-      <w:proofErr w:type="spellStart"/>
-      <w:r>
-        <w:rPr>
-          <w:lang w:val="en-GB"/>
-        </w:rPr>
-        <w:t>buffer.get</w:t>
-      </w:r>
-      <w:proofErr w:type="spellEnd"/>
-      <w:r>
-        <w:rPr>
-          <w:lang w:val="en-GB"/>
-        </w:rPr>
-        <w:t>(bytes)</w:t>
-      </w:r>
-    </w:p>
-    <w:p>
-      <w:pPr>
-        <w:rPr>
-          <w:lang w:val="en-GB"/>
-        </w:rPr>
-      </w:pPr>
-      <w:r>
-        <w:rPr>
-          <w:lang w:val="en-GB"/>
-        </w:rPr>
-        <w:t xml:space="preserve">    return </w:t>
-      </w:r>
-      <w:proofErr w:type="spellStart"/>
-      <w:r>
-        <w:rPr>
-          <w:lang w:val="en-GB"/>
-        </w:rPr>
-        <w:t>BitmapFactory.decodeByteArray</w:t>
-      </w:r>
-      <w:proofErr w:type="spellEnd"/>
-      <w:r>
-        <w:rPr>
-          <w:lang w:val="en-GB"/>
-        </w:rPr>
-        <w:t xml:space="preserve">(bytes, 0, </w:t>
-      </w:r>
-      <w:proofErr w:type="spellStart"/>
-      <w:r>
-        <w:rPr>
-          <w:lang w:val="en-GB"/>
-        </w:rPr>
-        <w:t>bytes.size</w:t>
-      </w:r>
-      <w:proofErr w:type="spellEnd"/>
-      <w:r>
-        <w:rPr>
-          <w:lang w:val="en-GB"/>
-        </w:rPr>
-        <w:t>)</w:t>
-      </w:r>
-    </w:p>
-    <w:p>
-      <w:r>
-        <w:t>}</w:t>
-      </w:r>
-    </w:p>
-    <w:p>
-      <w:r>
-        <w:pict w14:anchorId="7080FDEE">
-          <v:rect id="_x0000_i1148" style="width:0;height:1.5pt" o:hralign="center" o:hrstd="t" o:hr="t" fillcolor="#a0a0a0" stroked="f"/>
+          <w:rFonts w:ascii="Segoe UI Emoji" w:hAnsi="Segoe UI Emoji" w:cs="Segoe UI Emoji"/>
+          <w:b/>
+          <w:bCs/>
+        </w:rPr>
+      </w:pPr>
+      <w:r>
+        <w:rPr>
+          <w:rFonts w:ascii="Segoe UI Emoji" w:hAnsi="Segoe UI Emoji" w:cs="Segoe UI Emoji"/>
+          <w:b/>
+          <w:bCs/>
+        </w:rPr>
+        <w:pict w14:anchorId="0F393796">
+          <v:rect id="_x0000_i1110" style="width:0;height:1.5pt" o:hralign="center" o:hrstd="t" o:hr="t" fillcolor="#a0a0a0" stroked="f"/>
         </w:pict>
       </w:r>
     </w:p>
     <w:p>
       <w:pPr>
         <w:rPr>
-          <w:b/>
-          <w:bCs/>
-        </w:rPr>
-      </w:pPr>
-      <w:r>
-        <w:rPr>
-          <w:rFonts w:ascii="Segoe UI Emoji" w:hAnsi="Segoe UI Emoji" w:cs="Segoe UI Emoji"/>
-          <w:b/>
-          <w:bCs/>
-        </w:rPr>
-        <w:t>🧮</w:t>
-      </w:r>
-      <w:r>
-        <w:rPr>
-          <w:b/>
-          <w:bCs/>
-        </w:rPr>
-        <w:t xml:space="preserve"> 2. </w:t>
-      </w:r>
-      <w:proofErr w:type="spellStart"/>
-      <w:r>
-        <w:rPr>
-          <w:b/>
-          <w:bCs/>
-        </w:rPr>
-        <w:t>Stacking</w:t>
-      </w:r>
-      <w:proofErr w:type="spellEnd"/>
-      <w:r>
-        <w:rPr>
-          <w:b/>
-          <w:bCs/>
-        </w:rPr>
-        <w:t xml:space="preserve"> (media pixel</w:t>
-      </w:r>
-      <w:r>
-        <w:rPr>
-          <w:b/>
-          <w:bCs/>
-        </w:rPr>
-        <w:noBreakHyphen/>
-        <w:t>per</w:t>
-      </w:r>
-      <w:r>
-        <w:rPr>
-          <w:b/>
-          <w:bCs/>
-        </w:rPr>
-        <w:noBreakHyphen/>
-        <w:t>pixel)</w:t>
-      </w:r>
-    </w:p>
-    <w:p>
-      <w:pPr>
-        <w:rPr>
-          <w:lang w:val="en-GB"/>
-        </w:rPr>
-      </w:pPr>
-      <w:r>
-        <w:rPr>
-          <w:lang w:val="en-GB"/>
-        </w:rPr>
-        <w:t xml:space="preserve">fun </w:t>
-      </w:r>
-      <w:proofErr w:type="spellStart"/>
-      <w:r>
-        <w:rPr>
-          <w:lang w:val="en-GB"/>
-        </w:rPr>
-        <w:t>stackBitmapsAverage</w:t>
-      </w:r>
-      <w:proofErr w:type="spellEnd"/>
-      <w:r>
-        <w:rPr>
-          <w:lang w:val="en-GB"/>
-        </w:rPr>
-        <w:t>(bitmaps: List&lt;Bitmap&gt;): Bitmap {</w:t>
-      </w:r>
-    </w:p>
-    <w:p>
-      <w:pPr>
-        <w:rPr>
-          <w:lang w:val="en-GB"/>
-        </w:rPr>
-      </w:pPr>
-      <w:r>
-        <w:rPr>
-          <w:lang w:val="en-GB"/>
-        </w:rPr>
-        <w:t xml:space="preserve">    </w:t>
-      </w:r>
-      <w:proofErr w:type="spellStart"/>
-      <w:r>
-        <w:rPr>
-          <w:lang w:val="en-GB"/>
-        </w:rPr>
-        <w:t>val</w:t>
-      </w:r>
-      <w:proofErr w:type="spellEnd"/>
-      <w:r>
-        <w:rPr>
-          <w:lang w:val="en-GB"/>
-        </w:rPr>
-        <w:t xml:space="preserve"> w = bitmaps[0].width</w:t>
-      </w:r>
-    </w:p>
-    <w:p>
-      <w:pPr>
-        <w:rPr>
-          <w:lang w:val="en-GB"/>
-        </w:rPr>
-      </w:pPr>
-      <w:r>
-        <w:rPr>
-          <w:lang w:val="en-GB"/>
-        </w:rPr>
-        <w:t xml:space="preserve">    </w:t>
-      </w:r>
-      <w:proofErr w:type="spellStart"/>
-      <w:r>
-        <w:rPr>
-          <w:lang w:val="en-GB"/>
-        </w:rPr>
-        <w:t>val</w:t>
-      </w:r>
-      <w:proofErr w:type="spellEnd"/>
-      <w:r>
-        <w:rPr>
-          <w:lang w:val="en-GB"/>
-        </w:rPr>
-        <w:t xml:space="preserve"> h = bitmaps[0].height</w:t>
-      </w:r>
-    </w:p>
-    <w:p>
-      <w:pPr>
-        <w:rPr>
-          <w:lang w:val="en-GB"/>
-        </w:rPr>
-      </w:pPr>
-    </w:p>
-    <w:p>
-      <w:pPr>
-        <w:rPr>
-          <w:lang w:val="en-GB"/>
-        </w:rPr>
-      </w:pPr>
-      <w:r>
-        <w:rPr>
-          <w:lang w:val="en-GB"/>
-        </w:rPr>
-        <w:t xml:space="preserve">    </w:t>
-      </w:r>
-      <w:proofErr w:type="spellStart"/>
-      <w:r>
-        <w:rPr>
-          <w:lang w:val="en-GB"/>
-        </w:rPr>
-        <w:t>val</w:t>
-      </w:r>
-      <w:proofErr w:type="spellEnd"/>
-      <w:r>
-        <w:rPr>
-          <w:lang w:val="en-GB"/>
-        </w:rPr>
-        <w:t xml:space="preserve"> result = </w:t>
-      </w:r>
-      <w:proofErr w:type="spellStart"/>
-      <w:r>
-        <w:rPr>
-          <w:lang w:val="en-GB"/>
-        </w:rPr>
-        <w:t>Bitmap.createBitmap</w:t>
-      </w:r>
-      <w:proofErr w:type="spellEnd"/>
-      <w:r>
-        <w:rPr>
-          <w:lang w:val="en-GB"/>
-        </w:rPr>
-        <w:t>(w, h, Bitmap.Config.ARGB_8888)</w:t>
-      </w:r>
-    </w:p>
-    <w:p>
-      <w:pPr>
-        <w:rPr>
-          <w:lang w:val="en-GB"/>
-        </w:rPr>
-      </w:pPr>
-    </w:p>
-    <w:p>
-      <w:pPr>
-        <w:rPr>
-          <w:lang w:val="en-GB"/>
-        </w:rPr>
-      </w:pPr>
-      <w:r>
-        <w:rPr>
-          <w:lang w:val="en-GB"/>
-        </w:rPr>
-        <w:t xml:space="preserve">    </w:t>
-      </w:r>
-      <w:proofErr w:type="spellStart"/>
-      <w:r>
-        <w:rPr>
-          <w:lang w:val="en-GB"/>
-        </w:rPr>
-        <w:t>val</w:t>
-      </w:r>
-      <w:proofErr w:type="spellEnd"/>
-      <w:r>
-        <w:rPr>
-          <w:lang w:val="en-GB"/>
-        </w:rPr>
-        <w:t xml:space="preserve"> </w:t>
-      </w:r>
-      <w:proofErr w:type="spellStart"/>
-      <w:r>
-        <w:rPr>
-          <w:lang w:val="en-GB"/>
-        </w:rPr>
-        <w:t>accumR</w:t>
-      </w:r>
-      <w:proofErr w:type="spellEnd"/>
-      <w:r>
-        <w:rPr>
-          <w:lang w:val="en-GB"/>
-        </w:rPr>
-        <w:t xml:space="preserve"> = Array(h) { </w:t>
-      </w:r>
-      <w:proofErr w:type="spellStart"/>
-      <w:r>
-        <w:rPr>
-          <w:lang w:val="en-GB"/>
-        </w:rPr>
-        <w:t>FloatArray</w:t>
-      </w:r>
-      <w:proofErr w:type="spellEnd"/>
-      <w:r>
-        <w:rPr>
-          <w:lang w:val="en-GB"/>
-        </w:rPr>
-        <w:t>(w) }</w:t>
-      </w:r>
-    </w:p>
-    <w:p>
-      <w:pPr>
-        <w:rPr>
-          <w:lang w:val="en-GB"/>
-        </w:rPr>
-      </w:pPr>
-      <w:r>
-        <w:rPr>
-          <w:lang w:val="en-GB"/>
-        </w:rPr>
-        <w:t xml:space="preserve">    </w:t>
-      </w:r>
-      <w:proofErr w:type="spellStart"/>
-      <w:r>
-        <w:rPr>
-          <w:lang w:val="en-GB"/>
-        </w:rPr>
-        <w:t>val</w:t>
-      </w:r>
-      <w:proofErr w:type="spellEnd"/>
-      <w:r>
-        <w:rPr>
-          <w:lang w:val="en-GB"/>
-        </w:rPr>
-        <w:t xml:space="preserve"> </w:t>
-      </w:r>
-      <w:proofErr w:type="spellStart"/>
-      <w:r>
-        <w:rPr>
-          <w:lang w:val="en-GB"/>
-        </w:rPr>
-        <w:t>accumG</w:t>
-      </w:r>
-      <w:proofErr w:type="spellEnd"/>
-      <w:r>
-        <w:rPr>
-          <w:lang w:val="en-GB"/>
-        </w:rPr>
-        <w:t xml:space="preserve"> = Array(h) { </w:t>
-      </w:r>
-      <w:proofErr w:type="spellStart"/>
-      <w:r>
-        <w:rPr>
-          <w:lang w:val="en-GB"/>
-        </w:rPr>
-        <w:t>FloatArray</w:t>
-      </w:r>
-      <w:proofErr w:type="spellEnd"/>
-      <w:r>
-        <w:rPr>
-          <w:lang w:val="en-GB"/>
-        </w:rPr>
-        <w:t>(w) }</w:t>
-      </w:r>
-    </w:p>
-    <w:p>
-      <w:pPr>
-        <w:rPr>
-          <w:lang w:val="en-GB"/>
-        </w:rPr>
-      </w:pPr>
-      <w:r>
-        <w:rPr>
-          <w:lang w:val="en-GB"/>
-        </w:rPr>
-        <w:t xml:space="preserve">    </w:t>
-      </w:r>
-      <w:proofErr w:type="spellStart"/>
-      <w:r>
-        <w:rPr>
-          <w:lang w:val="en-GB"/>
-        </w:rPr>
-        <w:t>val</w:t>
-      </w:r>
-      <w:proofErr w:type="spellEnd"/>
-      <w:r>
-        <w:rPr>
-          <w:lang w:val="en-GB"/>
-        </w:rPr>
-        <w:t xml:space="preserve"> </w:t>
-      </w:r>
-      <w:proofErr w:type="spellStart"/>
-      <w:r>
-        <w:rPr>
-          <w:lang w:val="en-GB"/>
-        </w:rPr>
-        <w:t>accumB</w:t>
-      </w:r>
-      <w:proofErr w:type="spellEnd"/>
-      <w:r>
-        <w:rPr>
-          <w:lang w:val="en-GB"/>
-        </w:rPr>
-        <w:t xml:space="preserve"> = Array(h) { </w:t>
-      </w:r>
-      <w:proofErr w:type="spellStart"/>
-      <w:r>
-        <w:rPr>
-          <w:lang w:val="en-GB"/>
-        </w:rPr>
-        <w:t>FloatArray</w:t>
-      </w:r>
-      <w:proofErr w:type="spellEnd"/>
-      <w:r>
-        <w:rPr>
-          <w:lang w:val="en-GB"/>
-        </w:rPr>
-        <w:t>(w) }</w:t>
-      </w:r>
-    </w:p>
-    <w:p>
-      <w:pPr>
-        <w:rPr>
-          <w:lang w:val="en-GB"/>
-        </w:rPr>
-      </w:pPr>
-    </w:p>
-    <w:p>
-      <w:pPr>
-        <w:rPr>
-          <w:lang w:val="en-GB"/>
-        </w:rPr>
-      </w:pPr>
-      <w:r>
-        <w:rPr>
-          <w:lang w:val="en-GB"/>
-        </w:rPr>
-        <w:t xml:space="preserve">    for (bmp in bitmaps) {</w:t>
-      </w:r>
-    </w:p>
-    <w:p>
-      <w:pPr>
-        <w:rPr>
-          <w:lang w:val="en-GB"/>
-        </w:rPr>
-      </w:pPr>
-      <w:r>
-        <w:rPr>
-          <w:lang w:val="en-GB"/>
-        </w:rPr>
-        <w:t xml:space="preserve">        for (y in 0 until h) {</w:t>
-      </w:r>
-    </w:p>
-    <w:p>
-      <w:pPr>
-        <w:rPr>
-          <w:lang w:val="en-GB"/>
-        </w:rPr>
-      </w:pPr>
-      <w:r>
-        <w:rPr>
-          <w:lang w:val="en-GB"/>
-        </w:rPr>
-        <w:t xml:space="preserve">            for (x in 0 until w) {</w:t>
-      </w:r>
-    </w:p>
-    <w:p>
-      <w:pPr>
-        <w:rPr>
-          <w:lang w:val="es-ES"/>
-        </w:rPr>
-      </w:pPr>
-      <w:r>
-        <w:rPr>
-          <w:lang w:val="en-GB"/>
-        </w:rPr>
-        <w:t xml:space="preserve">                </w:t>
-      </w:r>
-      <w:r>
-        <w:rPr>
-          <w:lang w:val="es-ES"/>
-        </w:rPr>
-        <w:t xml:space="preserve">val c = </w:t>
-      </w:r>
-      <w:proofErr w:type="spellStart"/>
-      <w:r>
-        <w:rPr>
-          <w:lang w:val="es-ES"/>
-        </w:rPr>
-        <w:t>bmp.getPixel</w:t>
-      </w:r>
-      <w:proofErr w:type="spellEnd"/>
-      <w:r>
-        <w:rPr>
-          <w:lang w:val="es-ES"/>
-        </w:rPr>
-        <w:t>(x, y)</w:t>
-      </w:r>
-    </w:p>
-    <w:p>
-      <w:pPr>
-        <w:rPr>
-          <w:lang w:val="es-ES"/>
-        </w:rPr>
-      </w:pPr>
-      <w:r>
-        <w:rPr>
-          <w:lang w:val="es-ES"/>
-        </w:rPr>
-        <w:t xml:space="preserve">                </w:t>
-      </w:r>
-      <w:proofErr w:type="spellStart"/>
-      <w:r>
-        <w:rPr>
-          <w:lang w:val="es-ES"/>
-        </w:rPr>
-        <w:t>accumR</w:t>
-      </w:r>
-      <w:proofErr w:type="spellEnd"/>
-      <w:r>
-        <w:rPr>
-          <w:lang w:val="es-ES"/>
-        </w:rPr>
-        <w:t xml:space="preserve">[y][x] += </w:t>
-      </w:r>
-      <w:proofErr w:type="spellStart"/>
-      <w:r>
-        <w:rPr>
-          <w:lang w:val="es-ES"/>
-        </w:rPr>
-        <w:t>Color.red</w:t>
-      </w:r>
-      <w:proofErr w:type="spellEnd"/>
-      <w:r>
-        <w:rPr>
-          <w:lang w:val="es-ES"/>
-        </w:rPr>
-        <w:t>(c)</w:t>
-      </w:r>
-    </w:p>
-    <w:p>
-      <w:pPr>
-        <w:rPr>
-          <w:lang w:val="es-ES"/>
-        </w:rPr>
-      </w:pPr>
-      <w:r>
-        <w:rPr>
-          <w:lang w:val="es-ES"/>
-        </w:rPr>
-        <w:t xml:space="preserve">                </w:t>
-      </w:r>
-      <w:proofErr w:type="spellStart"/>
-      <w:r>
-        <w:rPr>
-          <w:lang w:val="es-ES"/>
-        </w:rPr>
-        <w:t>accumG</w:t>
-      </w:r>
-      <w:proofErr w:type="spellEnd"/>
-      <w:r>
-        <w:rPr>
-          <w:lang w:val="es-ES"/>
-        </w:rPr>
-        <w:t xml:space="preserve">[y][x] += </w:t>
-      </w:r>
-      <w:proofErr w:type="spellStart"/>
-      <w:r>
-        <w:rPr>
-          <w:lang w:val="es-ES"/>
-        </w:rPr>
-        <w:t>Color.green</w:t>
-      </w:r>
-      <w:proofErr w:type="spellEnd"/>
-      <w:r>
-        <w:rPr>
-          <w:lang w:val="es-ES"/>
-        </w:rPr>
-        <w:t>(c)</w:t>
-      </w:r>
-    </w:p>
-    <w:p>
-      <w:pPr>
-        <w:rPr>
-          <w:lang w:val="es-ES"/>
-        </w:rPr>
-      </w:pPr>
-      <w:r>
-        <w:rPr>
-          <w:lang w:val="es-ES"/>
-        </w:rPr>
-        <w:t xml:space="preserve">                </w:t>
-      </w:r>
-      <w:proofErr w:type="spellStart"/>
-      <w:r>
-        <w:rPr>
-          <w:lang w:val="es-ES"/>
-        </w:rPr>
-        <w:t>accumB</w:t>
-      </w:r>
-      <w:proofErr w:type="spellEnd"/>
-      <w:r>
-        <w:rPr>
-          <w:lang w:val="es-ES"/>
-        </w:rPr>
-        <w:t xml:space="preserve">[y][x] += </w:t>
-      </w:r>
-      <w:proofErr w:type="spellStart"/>
-      <w:r>
-        <w:rPr>
-          <w:lang w:val="es-ES"/>
-        </w:rPr>
-        <w:t>Color.blue</w:t>
-      </w:r>
-      <w:proofErr w:type="spellEnd"/>
-      <w:r>
-        <w:rPr>
-          <w:lang w:val="es-ES"/>
-        </w:rPr>
-        <w:t>(c)</w:t>
-      </w:r>
-    </w:p>
-    <w:p>
-      <w:pPr>
-        <w:rPr>
-          <w:lang w:val="es-ES"/>
-        </w:rPr>
-      </w:pPr>
-      <w:r>
-        <w:rPr>
-          <w:lang w:val="es-ES"/>
-        </w:rPr>
-        <w:t xml:space="preserve">            }</w:t>
-      </w:r>
-    </w:p>
-    <w:p>
-      <w:pPr>
-        <w:rPr>
-          <w:lang w:val="es-ES"/>
-        </w:rPr>
-      </w:pPr>
-      <w:r>
-        <w:rPr>
-          <w:lang w:val="es-ES"/>
-        </w:rPr>
-        <w:t xml:space="preserve">        }</w:t>
-      </w:r>
-    </w:p>
-    <w:p>
-      <w:pPr>
-        <w:rPr>
-          <w:lang w:val="es-ES"/>
-        </w:rPr>
-      </w:pPr>
-      <w:r>
-        <w:rPr>
-          <w:lang w:val="es-ES"/>
-        </w:rPr>
-        <w:t xml:space="preserve">    }</w:t>
-      </w:r>
-    </w:p>
-    <w:p>
-      <w:pPr>
-        <w:rPr>
-          <w:lang w:val="es-ES"/>
-        </w:rPr>
-      </w:pPr>
-    </w:p>
-    <w:p>
-      <w:pPr>
-        <w:rPr>
-          <w:lang w:val="es-ES"/>
-        </w:rPr>
-      </w:pPr>
-      <w:r>
-        <w:rPr>
-          <w:lang w:val="es-ES"/>
-        </w:rPr>
-        <w:t xml:space="preserve">    val n = </w:t>
-      </w:r>
-      <w:proofErr w:type="spellStart"/>
-      <w:r>
-        <w:rPr>
-          <w:lang w:val="es-ES"/>
-        </w:rPr>
-        <w:t>bitmaps.size.toFloat</w:t>
-      </w:r>
-      <w:proofErr w:type="spellEnd"/>
-      <w:r>
-        <w:rPr>
-          <w:lang w:val="es-ES"/>
-        </w:rPr>
-        <w:t>()</w:t>
-      </w:r>
-    </w:p>
-    <w:p>
-      <w:pPr>
-        <w:rPr>
-          <w:lang w:val="es-ES"/>
-        </w:rPr>
-      </w:pPr>
-    </w:p>
-    <w:p>
-      <w:pPr>
-        <w:rPr>
-          <w:lang w:val="en-GB"/>
-        </w:rPr>
-      </w:pPr>
-      <w:r>
-        <w:rPr>
-          <w:lang w:val="es-ES"/>
-        </w:rPr>
-        <w:t xml:space="preserve">    </w:t>
-      </w:r>
-      <w:r>
-        <w:rPr>
-          <w:lang w:val="en-GB"/>
-        </w:rPr>
-        <w:t>for (y in 0 until h) {</w:t>
-      </w:r>
-    </w:p>
-    <w:p>
-      <w:pPr>
-        <w:rPr>
-          <w:lang w:val="en-GB"/>
-        </w:rPr>
-      </w:pPr>
-      <w:r>
-        <w:rPr>
+          <w:rFonts w:ascii="Segoe UI Emoji" w:hAnsi="Segoe UI Emoji" w:cs="Segoe UI Emoji"/>
+          <w:b/>
+          <w:bCs/>
+        </w:rPr>
+      </w:pPr>
+      <w:r>
+        <w:rPr>
+          <w:rFonts w:ascii="Segoe UI Emoji" w:hAnsi="Segoe UI Emoji" w:cs="Segoe UI Emoji"/>
+          <w:b/>
+          <w:bCs/>
+        </w:rPr>
+        <w:t>🧠 2) Convertire i Bitmap in matrici di pixel</w:t>
+      </w:r>
+    </w:p>
+    <w:p>
+      <w:pPr>
+        <w:rPr>
+          <w:rFonts w:ascii="Segoe UI Emoji" w:hAnsi="Segoe UI Emoji" w:cs="Segoe UI Emoji"/>
+          <w:b/>
+          <w:bCs/>
+        </w:rPr>
+      </w:pPr>
+      <w:r>
+        <w:rPr>
+          <w:rFonts w:ascii="Segoe UI Emoji" w:hAnsi="Segoe UI Emoji" w:cs="Segoe UI Emoji"/>
+          <w:b/>
+          <w:bCs/>
+        </w:rPr>
+        <w:t>Per stacking serio conviene lavorare in float.</w:t>
+      </w:r>
+    </w:p>
+    <w:p>
+      <w:pPr>
+        <w:rPr>
+          <w:rFonts w:ascii="Segoe UI Emoji" w:hAnsi="Segoe UI Emoji" w:cs="Segoe UI Emoji"/>
+          <w:b/>
+          <w:bCs/>
+          <w:lang w:val="en-GB"/>
+        </w:rPr>
+      </w:pPr>
+      <w:r>
+        <w:rPr>
+          <w:rFonts w:ascii="Segoe UI Emoji" w:hAnsi="Segoe UI Emoji" w:cs="Segoe UI Emoji"/>
+          <w:b/>
+          <w:bCs/>
+          <w:lang w:val="en-GB"/>
+        </w:rPr>
+        <w:t>fun bitmapToFloatArray(bmp: Bitmap): Array&lt;FloatArray&gt; {</w:t>
+      </w:r>
+    </w:p>
+    <w:p>
+      <w:pPr>
+        <w:rPr>
+          <w:rFonts w:ascii="Segoe UI Emoji" w:hAnsi="Segoe UI Emoji" w:cs="Segoe UI Emoji"/>
+          <w:b/>
+          <w:bCs/>
+          <w:lang w:val="en-GB"/>
+        </w:rPr>
+      </w:pPr>
+      <w:r>
+        <w:rPr>
+          <w:rFonts w:ascii="Segoe UI Emoji" w:hAnsi="Segoe UI Emoji" w:cs="Segoe UI Emoji"/>
+          <w:b/>
+          <w:bCs/>
+          <w:lang w:val="en-GB"/>
+        </w:rPr>
+        <w:t xml:space="preserve">    val w = bmp.width</w:t>
+      </w:r>
+    </w:p>
+    <w:p>
+      <w:pPr>
+        <w:rPr>
+          <w:rFonts w:ascii="Segoe UI Emoji" w:hAnsi="Segoe UI Emoji" w:cs="Segoe UI Emoji"/>
+          <w:b/>
+          <w:bCs/>
+          <w:lang w:val="en-GB"/>
+        </w:rPr>
+      </w:pPr>
+      <w:r>
+        <w:rPr>
+          <w:rFonts w:ascii="Segoe UI Emoji" w:hAnsi="Segoe UI Emoji" w:cs="Segoe UI Emoji"/>
+          <w:b/>
+          <w:bCs/>
+          <w:lang w:val="en-GB"/>
+        </w:rPr>
+        <w:t xml:space="preserve">    val h = bmp.height</w:t>
+      </w:r>
+    </w:p>
+    <w:p>
+      <w:pPr>
+        <w:rPr>
+          <w:rFonts w:ascii="Segoe UI Emoji" w:hAnsi="Segoe UI Emoji" w:cs="Segoe UI Emoji"/>
+          <w:b/>
+          <w:bCs/>
+          <w:lang w:val="en-GB"/>
+        </w:rPr>
+      </w:pPr>
+      <w:r>
+        <w:rPr>
+          <w:rFonts w:ascii="Segoe UI Emoji" w:hAnsi="Segoe UI Emoji" w:cs="Segoe UI Emoji"/>
+          <w:b/>
+          <w:bCs/>
+          <w:lang w:val="en-GB"/>
+        </w:rPr>
+        <w:t xml:space="preserve">    val arr = Array(h) { FloatArray(w) }</w:t>
+      </w:r>
+    </w:p>
+    <w:p>
+      <w:pPr>
+        <w:rPr>
+          <w:rFonts w:ascii="Segoe UI Emoji" w:hAnsi="Segoe UI Emoji" w:cs="Segoe UI Emoji"/>
+          <w:b/>
+          <w:bCs/>
+          <w:lang w:val="en-GB"/>
+        </w:rPr>
+      </w:pPr>
+    </w:p>
+    <w:p>
+      <w:pPr>
+        <w:rPr>
+          <w:rFonts w:ascii="Segoe UI Emoji" w:hAnsi="Segoe UI Emoji" w:cs="Segoe UI Emoji"/>
+          <w:b/>
+          <w:bCs/>
+          <w:lang w:val="en-GB"/>
+        </w:rPr>
+      </w:pPr>
+      <w:r>
+        <w:rPr>
+          <w:rFonts w:ascii="Segoe UI Emoji" w:hAnsi="Segoe UI Emoji" w:cs="Segoe UI Emoji"/>
+          <w:b/>
+          <w:bCs/>
+          <w:lang w:val="en-GB"/>
+        </w:rPr>
+        <w:t xml:space="preserve">    for (y in 0 until h) {</w:t>
+      </w:r>
+    </w:p>
+    <w:p>
+      <w:pPr>
+        <w:rPr>
+          <w:rFonts w:ascii="Segoe UI Emoji" w:hAnsi="Segoe UI Emoji" w:cs="Segoe UI Emoji"/>
+          <w:b/>
+          <w:bCs/>
+          <w:lang w:val="en-GB"/>
+        </w:rPr>
+      </w:pPr>
+      <w:r>
+        <w:rPr>
+          <w:rFonts w:ascii="Segoe UI Emoji" w:hAnsi="Segoe UI Emoji" w:cs="Segoe UI Emoji"/>
+          <w:b/>
+          <w:bCs/>
           <w:lang w:val="en-GB"/>
         </w:rPr>
         <w:lastRenderedPageBreak/>
@@ -4737,463 +3237,1311 @@
     <w:p>
       <w:pPr>
         <w:rPr>
+          <w:rFonts w:ascii="Segoe UI Emoji" w:hAnsi="Segoe UI Emoji" w:cs="Segoe UI Emoji"/>
+          <w:b/>
+          <w:bCs/>
+          <w:lang w:val="es-ES"/>
+        </w:rPr>
+      </w:pPr>
+      <w:r>
+        <w:rPr>
+          <w:rFonts w:ascii="Segoe UI Emoji" w:hAnsi="Segoe UI Emoji" w:cs="Segoe UI Emoji"/>
+          <w:b/>
+          <w:bCs/>
+          <w:lang w:val="en-GB"/>
+        </w:rPr>
+        <w:t xml:space="preserve">            </w:t>
+      </w:r>
+      <w:r>
+        <w:rPr>
+          <w:rFonts w:ascii="Segoe UI Emoji" w:hAnsi="Segoe UI Emoji" w:cs="Segoe UI Emoji"/>
+          <w:b/>
+          <w:bCs/>
+          <w:lang w:val="es-ES"/>
+        </w:rPr>
+        <w:t>val pixel = bmp.getPixel(x, y)</w:t>
+      </w:r>
+    </w:p>
+    <w:p>
+      <w:pPr>
+        <w:rPr>
+          <w:rFonts w:ascii="Segoe UI Emoji" w:hAnsi="Segoe UI Emoji" w:cs="Segoe UI Emoji"/>
+          <w:b/>
+          <w:bCs/>
+          <w:lang w:val="en-GB"/>
+        </w:rPr>
+      </w:pPr>
+      <w:r>
+        <w:rPr>
+          <w:rFonts w:ascii="Segoe UI Emoji" w:hAnsi="Segoe UI Emoji" w:cs="Segoe UI Emoji"/>
+          <w:b/>
+          <w:bCs/>
+          <w:lang w:val="es-ES"/>
+        </w:rPr>
+        <w:t xml:space="preserve">            </w:t>
+      </w:r>
+      <w:r>
+        <w:rPr>
+          <w:rFonts w:ascii="Segoe UI Emoji" w:hAnsi="Segoe UI Emoji" w:cs="Segoe UI Emoji"/>
+          <w:b/>
+          <w:bCs/>
+          <w:lang w:val="en-GB"/>
+        </w:rPr>
+        <w:t>val gray = (Color.red(pixel) + Color.green(pixel) + Color.blue(pixel)) / 3f</w:t>
+      </w:r>
+    </w:p>
+    <w:p>
+      <w:pPr>
+        <w:rPr>
+          <w:rFonts w:ascii="Segoe UI Emoji" w:hAnsi="Segoe UI Emoji" w:cs="Segoe UI Emoji"/>
+          <w:b/>
+          <w:bCs/>
+          <w:lang w:val="en-GB"/>
+        </w:rPr>
+      </w:pPr>
+      <w:r>
+        <w:rPr>
+          <w:rFonts w:ascii="Segoe UI Emoji" w:hAnsi="Segoe UI Emoji" w:cs="Segoe UI Emoji"/>
+          <w:b/>
+          <w:bCs/>
+          <w:lang w:val="en-GB"/>
+        </w:rPr>
+        <w:t xml:space="preserve">            arr[y][x] = gray</w:t>
+      </w:r>
+    </w:p>
+    <w:p>
+      <w:pPr>
+        <w:rPr>
+          <w:rFonts w:ascii="Segoe UI Emoji" w:hAnsi="Segoe UI Emoji" w:cs="Segoe UI Emoji"/>
+          <w:b/>
+          <w:bCs/>
+          <w:lang w:val="en-GB"/>
+        </w:rPr>
+      </w:pPr>
+      <w:r>
+        <w:rPr>
+          <w:rFonts w:ascii="Segoe UI Emoji" w:hAnsi="Segoe UI Emoji" w:cs="Segoe UI Emoji"/>
+          <w:b/>
+          <w:bCs/>
+          <w:lang w:val="en-GB"/>
+        </w:rPr>
+        <w:t xml:space="preserve">        }</w:t>
+      </w:r>
+    </w:p>
+    <w:p>
+      <w:pPr>
+        <w:rPr>
+          <w:rFonts w:ascii="Segoe UI Emoji" w:hAnsi="Segoe UI Emoji" w:cs="Segoe UI Emoji"/>
+          <w:b/>
+          <w:bCs/>
+          <w:lang w:val="en-GB"/>
+        </w:rPr>
+      </w:pPr>
+      <w:r>
+        <w:rPr>
+          <w:rFonts w:ascii="Segoe UI Emoji" w:hAnsi="Segoe UI Emoji" w:cs="Segoe UI Emoji"/>
+          <w:b/>
+          <w:bCs/>
+          <w:lang w:val="en-GB"/>
+        </w:rPr>
+        <w:t xml:space="preserve">    }</w:t>
+      </w:r>
+    </w:p>
+    <w:p>
+      <w:pPr>
+        <w:rPr>
+          <w:rFonts w:ascii="Segoe UI Emoji" w:hAnsi="Segoe UI Emoji" w:cs="Segoe UI Emoji"/>
+          <w:b/>
+          <w:bCs/>
+          <w:lang w:val="en-GB"/>
+        </w:rPr>
+      </w:pPr>
+      <w:r>
+        <w:rPr>
+          <w:rFonts w:ascii="Segoe UI Emoji" w:hAnsi="Segoe UI Emoji" w:cs="Segoe UI Emoji"/>
+          <w:b/>
+          <w:bCs/>
+          <w:lang w:val="en-GB"/>
+        </w:rPr>
+        <w:t xml:space="preserve">    return arr</w:t>
+      </w:r>
+    </w:p>
+    <w:p>
+      <w:pPr>
+        <w:rPr>
+          <w:rFonts w:ascii="Segoe UI Emoji" w:hAnsi="Segoe UI Emoji" w:cs="Segoe UI Emoji"/>
+          <w:b/>
+          <w:bCs/>
+        </w:rPr>
+      </w:pPr>
+      <w:r>
+        <w:rPr>
+          <w:rFonts w:ascii="Segoe UI Emoji" w:hAnsi="Segoe UI Emoji" w:cs="Segoe UI Emoji"/>
+          <w:b/>
+          <w:bCs/>
+        </w:rPr>
+        <w:t>}</w:t>
+      </w:r>
+    </w:p>
+    <w:p>
+      <w:pPr>
+        <w:rPr>
+          <w:rFonts w:ascii="Segoe UI Emoji" w:hAnsi="Segoe UI Emoji" w:cs="Segoe UI Emoji"/>
+          <w:b/>
+          <w:bCs/>
+        </w:rPr>
+      </w:pPr>
+      <w:r>
+        <w:rPr>
+          <w:rFonts w:ascii="Segoe UI Emoji" w:hAnsi="Segoe UI Emoji" w:cs="Segoe UI Emoji"/>
+          <w:b/>
+          <w:bCs/>
+        </w:rPr>
+        <w:pict w14:anchorId="21162C0B">
+          <v:rect id="_x0000_i1111" style="width:0;height:1.5pt" o:hralign="center" o:hrstd="t" o:hr="t" fillcolor="#a0a0a0" stroked="f"/>
+        </w:pict>
+      </w:r>
+    </w:p>
+    <w:p>
+      <w:pPr>
+        <w:rPr>
+          <w:rFonts w:ascii="Segoe UI Emoji" w:hAnsi="Segoe UI Emoji" w:cs="Segoe UI Emoji"/>
+          <w:b/>
+          <w:bCs/>
+        </w:rPr>
+      </w:pPr>
+      <w:r>
+        <w:rPr>
+          <w:rFonts w:ascii="Segoe UI Emoji" w:hAnsi="Segoe UI Emoji" w:cs="Segoe UI Emoji"/>
+          <w:b/>
+          <w:bCs/>
+        </w:rPr>
+        <w:t>⭐ 3) Stacking per MEDIA (il più semplice)</w:t>
+      </w:r>
+    </w:p>
+    <w:p>
+      <w:pPr>
+        <w:rPr>
+          <w:rFonts w:ascii="Segoe UI Emoji" w:hAnsi="Segoe UI Emoji" w:cs="Segoe UI Emoji"/>
+          <w:b/>
+          <w:bCs/>
+          <w:lang w:val="en-GB"/>
+        </w:rPr>
+      </w:pPr>
+      <w:r>
+        <w:rPr>
+          <w:rFonts w:ascii="Segoe UI Emoji" w:hAnsi="Segoe UI Emoji" w:cs="Segoe UI Emoji"/>
+          <w:b/>
+          <w:bCs/>
+          <w:lang w:val="en-GB"/>
+        </w:rPr>
+        <w:t>fun stackAverage(images: List&lt;Array&lt;FloatArray&gt;&gt;): Array&lt;FloatArray&gt; {</w:t>
+      </w:r>
+    </w:p>
+    <w:p>
+      <w:pPr>
+        <w:rPr>
+          <w:rFonts w:ascii="Segoe UI Emoji" w:hAnsi="Segoe UI Emoji" w:cs="Segoe UI Emoji"/>
+          <w:b/>
+          <w:bCs/>
+          <w:lang w:val="en-GB"/>
+        </w:rPr>
+      </w:pPr>
+      <w:r>
+        <w:rPr>
+          <w:rFonts w:ascii="Segoe UI Emoji" w:hAnsi="Segoe UI Emoji" w:cs="Segoe UI Emoji"/>
+          <w:b/>
+          <w:bCs/>
+          <w:lang w:val="en-GB"/>
+        </w:rPr>
+        <w:t xml:space="preserve">    val h = images[0].size</w:t>
+      </w:r>
+    </w:p>
+    <w:p>
+      <w:pPr>
+        <w:rPr>
+          <w:rFonts w:ascii="Segoe UI Emoji" w:hAnsi="Segoe UI Emoji" w:cs="Segoe UI Emoji"/>
+          <w:b/>
+          <w:bCs/>
+          <w:lang w:val="en-GB"/>
+        </w:rPr>
+      </w:pPr>
+      <w:r>
+        <w:rPr>
+          <w:rFonts w:ascii="Segoe UI Emoji" w:hAnsi="Segoe UI Emoji" w:cs="Segoe UI Emoji"/>
+          <w:b/>
+          <w:bCs/>
+          <w:lang w:val="en-GB"/>
+        </w:rPr>
+        <w:t xml:space="preserve">    val w = images[0][0].size</w:t>
+      </w:r>
+    </w:p>
+    <w:p>
+      <w:pPr>
+        <w:rPr>
+          <w:rFonts w:ascii="Segoe UI Emoji" w:hAnsi="Segoe UI Emoji" w:cs="Segoe UI Emoji"/>
+          <w:b/>
+          <w:bCs/>
+          <w:lang w:val="en-GB"/>
+        </w:rPr>
+      </w:pPr>
+      <w:r>
+        <w:rPr>
+          <w:rFonts w:ascii="Segoe UI Emoji" w:hAnsi="Segoe UI Emoji" w:cs="Segoe UI Emoji"/>
+          <w:b/>
+          <w:bCs/>
+          <w:lang w:val="en-GB"/>
+        </w:rPr>
+        <w:t xml:space="preserve">    val result = Array(h) { FloatArray(w) }</w:t>
+      </w:r>
+    </w:p>
+    <w:p>
+      <w:pPr>
+        <w:rPr>
+          <w:rFonts w:ascii="Segoe UI Emoji" w:hAnsi="Segoe UI Emoji" w:cs="Segoe UI Emoji"/>
+          <w:b/>
+          <w:bCs/>
+          <w:lang w:val="en-GB"/>
+        </w:rPr>
+      </w:pPr>
+    </w:p>
+    <w:p>
+      <w:pPr>
+        <w:rPr>
+          <w:rFonts w:ascii="Segoe UI Emoji" w:hAnsi="Segoe UI Emoji" w:cs="Segoe UI Emoji"/>
+          <w:b/>
+          <w:bCs/>
+          <w:lang w:val="en-GB"/>
+        </w:rPr>
+      </w:pPr>
+      <w:r>
+        <w:rPr>
+          <w:rFonts w:ascii="Segoe UI Emoji" w:hAnsi="Segoe UI Emoji" w:cs="Segoe UI Emoji"/>
+          <w:b/>
+          <w:bCs/>
+          <w:lang w:val="en-GB"/>
+        </w:rPr>
+        <w:t xml:space="preserve">    for (y in 0 until h) {</w:t>
+      </w:r>
+    </w:p>
+    <w:p>
+      <w:pPr>
+        <w:rPr>
+          <w:rFonts w:ascii="Segoe UI Emoji" w:hAnsi="Segoe UI Emoji" w:cs="Segoe UI Emoji"/>
+          <w:b/>
+          <w:bCs/>
+          <w:lang w:val="en-GB"/>
+        </w:rPr>
+      </w:pPr>
+      <w:r>
+        <w:rPr>
+          <w:rFonts w:ascii="Segoe UI Emoji" w:hAnsi="Segoe UI Emoji" w:cs="Segoe UI Emoji"/>
+          <w:b/>
+          <w:bCs/>
+          <w:lang w:val="en-GB"/>
+        </w:rPr>
+        <w:t xml:space="preserve">        for (x in 0 until w) {</w:t>
+      </w:r>
+    </w:p>
+    <w:p>
+      <w:pPr>
+        <w:rPr>
+          <w:rFonts w:ascii="Segoe UI Emoji" w:hAnsi="Segoe UI Emoji" w:cs="Segoe UI Emoji"/>
+          <w:b/>
+          <w:bCs/>
+          <w:lang w:val="en-GB"/>
+        </w:rPr>
+      </w:pPr>
+      <w:r>
+        <w:rPr>
+          <w:rFonts w:ascii="Segoe UI Emoji" w:hAnsi="Segoe UI Emoji" w:cs="Segoe UI Emoji"/>
+          <w:b/>
+          <w:bCs/>
+          <w:lang w:val="en-GB"/>
+        </w:rPr>
+        <w:t xml:space="preserve">            var sum = 0f</w:t>
+      </w:r>
+    </w:p>
+    <w:p>
+      <w:pPr>
+        <w:rPr>
+          <w:rFonts w:ascii="Segoe UI Emoji" w:hAnsi="Segoe UI Emoji" w:cs="Segoe UI Emoji"/>
+          <w:b/>
+          <w:bCs/>
+          <w:lang w:val="en-GB"/>
+        </w:rPr>
+      </w:pPr>
+      <w:r>
+        <w:rPr>
+          <w:rFonts w:ascii="Segoe UI Emoji" w:hAnsi="Segoe UI Emoji" w:cs="Segoe UI Emoji"/>
+          <w:b/>
+          <w:bCs/>
+          <w:lang w:val="en-GB"/>
+        </w:rPr>
+        <w:t xml:space="preserve">            for (img in images) {</w:t>
+      </w:r>
+    </w:p>
+    <w:p>
+      <w:pPr>
+        <w:rPr>
+          <w:rFonts w:ascii="Segoe UI Emoji" w:hAnsi="Segoe UI Emoji" w:cs="Segoe UI Emoji"/>
+          <w:b/>
+          <w:bCs/>
+          <w:lang w:val="es-ES"/>
+        </w:rPr>
+      </w:pPr>
+      <w:r>
+        <w:rPr>
+          <w:rFonts w:ascii="Segoe UI Emoji" w:hAnsi="Segoe UI Emoji" w:cs="Segoe UI Emoji"/>
+          <w:b/>
+          <w:bCs/>
+          <w:lang w:val="en-GB"/>
+        </w:rPr>
+        <w:t xml:space="preserve">                </w:t>
+      </w:r>
+      <w:r>
+        <w:rPr>
+          <w:rFonts w:ascii="Segoe UI Emoji" w:hAnsi="Segoe UI Emoji" w:cs="Segoe UI Emoji"/>
+          <w:b/>
+          <w:bCs/>
+          <w:lang w:val="es-ES"/>
+        </w:rPr>
+        <w:t>sum += img[y][x]</w:t>
+      </w:r>
+    </w:p>
+    <w:p>
+      <w:pPr>
+        <w:rPr>
+          <w:rFonts w:ascii="Segoe UI Emoji" w:hAnsi="Segoe UI Emoji" w:cs="Segoe UI Emoji"/>
+          <w:b/>
+          <w:bCs/>
+          <w:lang w:val="es-ES"/>
+        </w:rPr>
+      </w:pPr>
+      <w:r>
+        <w:rPr>
+          <w:rFonts w:ascii="Segoe UI Emoji" w:hAnsi="Segoe UI Emoji" w:cs="Segoe UI Emoji"/>
+          <w:b/>
+          <w:bCs/>
+          <w:lang w:val="es-ES"/>
+        </w:rPr>
+        <w:t xml:space="preserve">            }</w:t>
+      </w:r>
+    </w:p>
+    <w:p>
+      <w:pPr>
+        <w:rPr>
+          <w:rFonts w:ascii="Segoe UI Emoji" w:hAnsi="Segoe UI Emoji" w:cs="Segoe UI Emoji"/>
+          <w:b/>
+          <w:bCs/>
+          <w:lang w:val="es-ES"/>
+        </w:rPr>
+      </w:pPr>
+      <w:r>
+        <w:rPr>
+          <w:rFonts w:ascii="Segoe UI Emoji" w:hAnsi="Segoe UI Emoji" w:cs="Segoe UI Emoji"/>
+          <w:b/>
+          <w:bCs/>
+          <w:lang w:val="es-ES"/>
+        </w:rPr>
+        <w:t xml:space="preserve">            result[y][x] = sum / images.size</w:t>
+      </w:r>
+    </w:p>
+    <w:p>
+      <w:pPr>
+        <w:rPr>
+          <w:rFonts w:ascii="Segoe UI Emoji" w:hAnsi="Segoe UI Emoji" w:cs="Segoe UI Emoji"/>
+          <w:b/>
+          <w:bCs/>
+        </w:rPr>
+      </w:pPr>
+      <w:r>
+        <w:rPr>
+          <w:rFonts w:ascii="Segoe UI Emoji" w:hAnsi="Segoe UI Emoji" w:cs="Segoe UI Emoji"/>
+          <w:b/>
+          <w:bCs/>
+          <w:lang w:val="es-ES"/>
+        </w:rPr>
+        <w:t xml:space="preserve">        </w:t>
+      </w:r>
+      <w:r>
+        <w:rPr>
+          <w:rFonts w:ascii="Segoe UI Emoji" w:hAnsi="Segoe UI Emoji" w:cs="Segoe UI Emoji"/>
+          <w:b/>
+          <w:bCs/>
+        </w:rPr>
+        <w:t>}</w:t>
+      </w:r>
+    </w:p>
+    <w:p>
+      <w:pPr>
+        <w:rPr>
+          <w:rFonts w:ascii="Segoe UI Emoji" w:hAnsi="Segoe UI Emoji" w:cs="Segoe UI Emoji"/>
+          <w:b/>
+          <w:bCs/>
+        </w:rPr>
+      </w:pPr>
+      <w:r>
+        <w:rPr>
+          <w:rFonts w:ascii="Segoe UI Emoji" w:hAnsi="Segoe UI Emoji" w:cs="Segoe UI Emoji"/>
+          <w:b/>
+          <w:bCs/>
+        </w:rPr>
+        <w:t xml:space="preserve">    }</w:t>
+      </w:r>
+    </w:p>
+    <w:p>
+      <w:pPr>
+        <w:rPr>
+          <w:rFonts w:ascii="Segoe UI Emoji" w:hAnsi="Segoe UI Emoji" w:cs="Segoe UI Emoji"/>
+          <w:b/>
+          <w:bCs/>
+        </w:rPr>
+      </w:pPr>
+      <w:r>
+        <w:rPr>
+          <w:rFonts w:ascii="Segoe UI Emoji" w:hAnsi="Segoe UI Emoji" w:cs="Segoe UI Emoji"/>
+          <w:b/>
+          <w:bCs/>
+        </w:rPr>
+        <w:t xml:space="preserve">    return result</w:t>
+      </w:r>
+    </w:p>
+    <w:p>
+      <w:pPr>
+        <w:rPr>
+          <w:rFonts w:ascii="Segoe UI Emoji" w:hAnsi="Segoe UI Emoji" w:cs="Segoe UI Emoji"/>
+          <w:b/>
+          <w:bCs/>
+        </w:rPr>
+      </w:pPr>
+      <w:r>
+        <w:rPr>
+          <w:rFonts w:ascii="Segoe UI Emoji" w:hAnsi="Segoe UI Emoji" w:cs="Segoe UI Emoji"/>
+          <w:b/>
+          <w:bCs/>
+        </w:rPr>
+        <w:t>}</w:t>
+      </w:r>
+    </w:p>
+    <w:p>
+      <w:pPr>
+        <w:rPr>
+          <w:rFonts w:ascii="Segoe UI Emoji" w:hAnsi="Segoe UI Emoji" w:cs="Segoe UI Emoji"/>
+          <w:b/>
+          <w:bCs/>
+        </w:rPr>
+      </w:pPr>
+      <w:r>
+        <w:rPr>
+          <w:rFonts w:ascii="Segoe UI Emoji" w:hAnsi="Segoe UI Emoji" w:cs="Segoe UI Emoji"/>
+          <w:b/>
+          <w:bCs/>
+        </w:rPr>
+        <w:pict w14:anchorId="6AA45E76">
+          <v:rect id="_x0000_i1112" style="width:0;height:1.5pt" o:hralign="center" o:hrstd="t" o:hr="t" fillcolor="#a0a0a0" stroked="f"/>
+        </w:pict>
+      </w:r>
+    </w:p>
+    <w:p>
+      <w:pPr>
+        <w:rPr>
+          <w:rFonts w:ascii="Segoe UI Emoji" w:hAnsi="Segoe UI Emoji" w:cs="Segoe UI Emoji"/>
+          <w:b/>
+          <w:bCs/>
+        </w:rPr>
+      </w:pPr>
+      <w:r>
+        <w:rPr>
+          <w:rFonts w:ascii="Segoe UI Emoji" w:hAnsi="Segoe UI Emoji" w:cs="Segoe UI Emoji"/>
+          <w:b/>
+          <w:bCs/>
+        </w:rPr>
+        <w:t>⭐⭐ 4) Stacking per MEDIANA (molto meglio per astrofoto)</w:t>
+      </w:r>
+    </w:p>
+    <w:p>
+      <w:pPr>
+        <w:rPr>
+          <w:rFonts w:ascii="Segoe UI Emoji" w:hAnsi="Segoe UI Emoji" w:cs="Segoe UI Emoji"/>
+          <w:b/>
+          <w:bCs/>
+          <w:lang w:val="en-GB"/>
+        </w:rPr>
+      </w:pPr>
+      <w:r>
+        <w:rPr>
+          <w:rFonts w:ascii="Segoe UI Emoji" w:hAnsi="Segoe UI Emoji" w:cs="Segoe UI Emoji"/>
+          <w:b/>
+          <w:bCs/>
+          <w:lang w:val="en-GB"/>
+        </w:rPr>
+        <w:t>fun stackMedian(images: List&lt;Array&lt;FloatArray&gt;&gt;): Array&lt;FloatArray&gt; {</w:t>
+      </w:r>
+    </w:p>
+    <w:p>
+      <w:pPr>
+        <w:rPr>
+          <w:rFonts w:ascii="Segoe UI Emoji" w:hAnsi="Segoe UI Emoji" w:cs="Segoe UI Emoji"/>
+          <w:b/>
+          <w:bCs/>
+          <w:lang w:val="en-GB"/>
+        </w:rPr>
+      </w:pPr>
+      <w:r>
+        <w:rPr>
+          <w:rFonts w:ascii="Segoe UI Emoji" w:hAnsi="Segoe UI Emoji" w:cs="Segoe UI Emoji"/>
+          <w:b/>
+          <w:bCs/>
+          <w:lang w:val="en-GB"/>
+        </w:rPr>
+        <w:t xml:space="preserve">    val h = images[0].size</w:t>
+      </w:r>
+    </w:p>
+    <w:p>
+      <w:pPr>
+        <w:rPr>
+          <w:rFonts w:ascii="Segoe UI Emoji" w:hAnsi="Segoe UI Emoji" w:cs="Segoe UI Emoji"/>
+          <w:b/>
+          <w:bCs/>
+          <w:lang w:val="en-GB"/>
+        </w:rPr>
+      </w:pPr>
+      <w:r>
+        <w:rPr>
+          <w:rFonts w:ascii="Segoe UI Emoji" w:hAnsi="Segoe UI Emoji" w:cs="Segoe UI Emoji"/>
+          <w:b/>
+          <w:bCs/>
+          <w:lang w:val="en-GB"/>
+        </w:rPr>
+        <w:lastRenderedPageBreak/>
+        <w:t xml:space="preserve">    val w = images[0][0].size</w:t>
+      </w:r>
+    </w:p>
+    <w:p>
+      <w:pPr>
+        <w:rPr>
+          <w:rFonts w:ascii="Segoe UI Emoji" w:hAnsi="Segoe UI Emoji" w:cs="Segoe UI Emoji"/>
+          <w:b/>
+          <w:bCs/>
+          <w:lang w:val="en-GB"/>
+        </w:rPr>
+      </w:pPr>
+      <w:r>
+        <w:rPr>
+          <w:rFonts w:ascii="Segoe UI Emoji" w:hAnsi="Segoe UI Emoji" w:cs="Segoe UI Emoji"/>
+          <w:b/>
+          <w:bCs/>
+          <w:lang w:val="en-GB"/>
+        </w:rPr>
+        <w:t xml:space="preserve">    val result = Array(h) { FloatArray(w) }</w:t>
+      </w:r>
+    </w:p>
+    <w:p>
+      <w:pPr>
+        <w:rPr>
+          <w:rFonts w:ascii="Segoe UI Emoji" w:hAnsi="Segoe UI Emoji" w:cs="Segoe UI Emoji"/>
+          <w:b/>
+          <w:bCs/>
+          <w:lang w:val="en-GB"/>
+        </w:rPr>
+      </w:pPr>
+    </w:p>
+    <w:p>
+      <w:pPr>
+        <w:rPr>
+          <w:rFonts w:ascii="Segoe UI Emoji" w:hAnsi="Segoe UI Emoji" w:cs="Segoe UI Emoji"/>
+          <w:b/>
+          <w:bCs/>
+          <w:lang w:val="en-GB"/>
+        </w:rPr>
+      </w:pPr>
+      <w:r>
+        <w:rPr>
+          <w:rFonts w:ascii="Segoe UI Emoji" w:hAnsi="Segoe UI Emoji" w:cs="Segoe UI Emoji"/>
+          <w:b/>
+          <w:bCs/>
+          <w:lang w:val="en-GB"/>
+        </w:rPr>
+        <w:t xml:space="preserve">    for (y in 0 until h) {</w:t>
+      </w:r>
+    </w:p>
+    <w:p>
+      <w:pPr>
+        <w:rPr>
+          <w:rFonts w:ascii="Segoe UI Emoji" w:hAnsi="Segoe UI Emoji" w:cs="Segoe UI Emoji"/>
+          <w:b/>
+          <w:bCs/>
+          <w:lang w:val="en-GB"/>
+        </w:rPr>
+      </w:pPr>
+      <w:r>
+        <w:rPr>
+          <w:rFonts w:ascii="Segoe UI Emoji" w:hAnsi="Segoe UI Emoji" w:cs="Segoe UI Emoji"/>
+          <w:b/>
+          <w:bCs/>
+          <w:lang w:val="en-GB"/>
+        </w:rPr>
+        <w:t xml:space="preserve">        for (x in 0 until w) {</w:t>
+      </w:r>
+    </w:p>
+    <w:p>
+      <w:pPr>
+        <w:rPr>
+          <w:rFonts w:ascii="Segoe UI Emoji" w:hAnsi="Segoe UI Emoji" w:cs="Segoe UI Emoji"/>
+          <w:b/>
+          <w:bCs/>
+        </w:rPr>
+      </w:pPr>
+      <w:r>
+        <w:rPr>
+          <w:rFonts w:ascii="Segoe UI Emoji" w:hAnsi="Segoe UI Emoji" w:cs="Segoe UI Emoji"/>
+          <w:b/>
+          <w:bCs/>
+          <w:lang w:val="en-GB"/>
+        </w:rPr>
+        <w:t xml:space="preserve">            </w:t>
+      </w:r>
+      <w:r>
+        <w:rPr>
+          <w:rFonts w:ascii="Segoe UI Emoji" w:hAnsi="Segoe UI Emoji" w:cs="Segoe UI Emoji"/>
+          <w:b/>
+          <w:bCs/>
+        </w:rPr>
+        <w:t>val values = FloatArray(images.size)</w:t>
+      </w:r>
+    </w:p>
+    <w:p>
+      <w:pPr>
+        <w:rPr>
+          <w:rFonts w:ascii="Segoe UI Emoji" w:hAnsi="Segoe UI Emoji" w:cs="Segoe UI Emoji"/>
+          <w:b/>
+          <w:bCs/>
+          <w:lang w:val="en-GB"/>
+        </w:rPr>
+      </w:pPr>
+      <w:r>
+        <w:rPr>
+          <w:rFonts w:ascii="Segoe UI Emoji" w:hAnsi="Segoe UI Emoji" w:cs="Segoe UI Emoji"/>
+          <w:b/>
+          <w:bCs/>
+        </w:rPr>
+        <w:t xml:space="preserve">            </w:t>
+      </w:r>
+      <w:r>
+        <w:rPr>
+          <w:rFonts w:ascii="Segoe UI Emoji" w:hAnsi="Segoe UI Emoji" w:cs="Segoe UI Emoji"/>
+          <w:b/>
+          <w:bCs/>
+          <w:lang w:val="en-GB"/>
+        </w:rPr>
+        <w:t>for (i in images.indices) {</w:t>
+      </w:r>
+    </w:p>
+    <w:p>
+      <w:pPr>
+        <w:rPr>
+          <w:rFonts w:ascii="Segoe UI Emoji" w:hAnsi="Segoe UI Emoji" w:cs="Segoe UI Emoji"/>
+          <w:b/>
+          <w:bCs/>
+          <w:lang w:val="en-GB"/>
+        </w:rPr>
+      </w:pPr>
+      <w:r>
+        <w:rPr>
+          <w:rFonts w:ascii="Segoe UI Emoji" w:hAnsi="Segoe UI Emoji" w:cs="Segoe UI Emoji"/>
+          <w:b/>
+          <w:bCs/>
+          <w:lang w:val="en-GB"/>
+        </w:rPr>
+        <w:t xml:space="preserve">                values[i] = images[i][x][y]</w:t>
+      </w:r>
+    </w:p>
+    <w:p>
+      <w:pPr>
+        <w:rPr>
+          <w:rFonts w:ascii="Segoe UI Emoji" w:hAnsi="Segoe UI Emoji" w:cs="Segoe UI Emoji"/>
+          <w:b/>
+          <w:bCs/>
+          <w:lang w:val="en-GB"/>
+        </w:rPr>
+      </w:pPr>
+      <w:r>
+        <w:rPr>
+          <w:rFonts w:ascii="Segoe UI Emoji" w:hAnsi="Segoe UI Emoji" w:cs="Segoe UI Emoji"/>
+          <w:b/>
+          <w:bCs/>
+          <w:lang w:val="en-GB"/>
+        </w:rPr>
+        <w:t xml:space="preserve">            }</w:t>
+      </w:r>
+    </w:p>
+    <w:p>
+      <w:pPr>
+        <w:rPr>
+          <w:rFonts w:ascii="Segoe UI Emoji" w:hAnsi="Segoe UI Emoji" w:cs="Segoe UI Emoji"/>
+          <w:b/>
+          <w:bCs/>
+          <w:lang w:val="en-GB"/>
+        </w:rPr>
+      </w:pPr>
+      <w:r>
+        <w:rPr>
+          <w:rFonts w:ascii="Segoe UI Emoji" w:hAnsi="Segoe UI Emoji" w:cs="Segoe UI Emoji"/>
+          <w:b/>
+          <w:bCs/>
+          <w:lang w:val="en-GB"/>
+        </w:rPr>
+        <w:t xml:space="preserve">            values.sort()</w:t>
+      </w:r>
+    </w:p>
+    <w:p>
+      <w:pPr>
+        <w:rPr>
+          <w:rFonts w:ascii="Segoe UI Emoji" w:hAnsi="Segoe UI Emoji" w:cs="Segoe UI Emoji"/>
+          <w:b/>
+          <w:bCs/>
+          <w:lang w:val="en-GB"/>
+        </w:rPr>
+      </w:pPr>
+      <w:r>
+        <w:rPr>
+          <w:rFonts w:ascii="Segoe UI Emoji" w:hAnsi="Segoe UI Emoji" w:cs="Segoe UI Emoji"/>
+          <w:b/>
+          <w:bCs/>
+          <w:lang w:val="en-GB"/>
+        </w:rPr>
+        <w:t xml:space="preserve">            result[y][x] = values[values.size / 2]</w:t>
+      </w:r>
+    </w:p>
+    <w:p>
+      <w:pPr>
+        <w:rPr>
+          <w:rFonts w:ascii="Segoe UI Emoji" w:hAnsi="Segoe UI Emoji" w:cs="Segoe UI Emoji"/>
+          <w:b/>
+          <w:bCs/>
+          <w:lang w:val="en-GB"/>
+        </w:rPr>
+      </w:pPr>
+      <w:r>
+        <w:rPr>
+          <w:rFonts w:ascii="Segoe UI Emoji" w:hAnsi="Segoe UI Emoji" w:cs="Segoe UI Emoji"/>
+          <w:b/>
+          <w:bCs/>
+          <w:lang w:val="en-GB"/>
+        </w:rPr>
+        <w:t xml:space="preserve">        }</w:t>
+      </w:r>
+    </w:p>
+    <w:p>
+      <w:pPr>
+        <w:rPr>
+          <w:rFonts w:ascii="Segoe UI Emoji" w:hAnsi="Segoe UI Emoji" w:cs="Segoe UI Emoji"/>
+          <w:b/>
+          <w:bCs/>
+          <w:lang w:val="en-GB"/>
+        </w:rPr>
+      </w:pPr>
+      <w:r>
+        <w:rPr>
+          <w:rFonts w:ascii="Segoe UI Emoji" w:hAnsi="Segoe UI Emoji" w:cs="Segoe UI Emoji"/>
+          <w:b/>
+          <w:bCs/>
+          <w:lang w:val="en-GB"/>
+        </w:rPr>
+        <w:t xml:space="preserve">    }</w:t>
+      </w:r>
+    </w:p>
+    <w:p>
+      <w:pPr>
+        <w:rPr>
+          <w:rFonts w:ascii="Segoe UI Emoji" w:hAnsi="Segoe UI Emoji" w:cs="Segoe UI Emoji"/>
+          <w:b/>
+          <w:bCs/>
+          <w:lang w:val="en-GB"/>
+        </w:rPr>
+      </w:pPr>
+      <w:r>
+        <w:rPr>
+          <w:rFonts w:ascii="Segoe UI Emoji" w:hAnsi="Segoe UI Emoji" w:cs="Segoe UI Emoji"/>
+          <w:b/>
+          <w:bCs/>
+          <w:lang w:val="en-GB"/>
+        </w:rPr>
+        <w:t xml:space="preserve">    return result</w:t>
+      </w:r>
+    </w:p>
+    <w:p>
+      <w:pPr>
+        <w:rPr>
+          <w:rFonts w:ascii="Segoe UI Emoji" w:hAnsi="Segoe UI Emoji" w:cs="Segoe UI Emoji"/>
+          <w:b/>
+          <w:bCs/>
+        </w:rPr>
+      </w:pPr>
+      <w:r>
+        <w:rPr>
+          <w:rFonts w:ascii="Segoe UI Emoji" w:hAnsi="Segoe UI Emoji" w:cs="Segoe UI Emoji"/>
+          <w:b/>
+          <w:bCs/>
+        </w:rPr>
+        <w:t>}</w:t>
+      </w:r>
+    </w:p>
+    <w:p>
+      <w:pPr>
+        <w:rPr>
+          <w:rFonts w:ascii="Segoe UI Emoji" w:hAnsi="Segoe UI Emoji" w:cs="Segoe UI Emoji"/>
+          <w:b/>
+          <w:bCs/>
+        </w:rPr>
+      </w:pPr>
+      <w:r>
+        <w:rPr>
+          <w:rFonts w:ascii="Segoe UI Emoji" w:hAnsi="Segoe UI Emoji" w:cs="Segoe UI Emoji"/>
+          <w:b/>
+          <w:bCs/>
+        </w:rPr>
+        <w:pict w14:anchorId="3EC8C51C">
+          <v:rect id="_x0000_i1113" style="width:0;height:1.5pt" o:hralign="center" o:hrstd="t" o:hr="t" fillcolor="#a0a0a0" stroked="f"/>
+        </w:pict>
+      </w:r>
+    </w:p>
+    <w:p>
+      <w:pPr>
+        <w:rPr>
+          <w:rFonts w:ascii="Segoe UI Emoji" w:hAnsi="Segoe UI Emoji" w:cs="Segoe UI Emoji"/>
+          <w:b/>
+          <w:bCs/>
+        </w:rPr>
+      </w:pPr>
+      <w:r>
+        <w:rPr>
+          <w:rFonts w:ascii="Segoe UI Emoji" w:hAnsi="Segoe UI Emoji" w:cs="Segoe UI Emoji"/>
+          <w:b/>
+          <w:bCs/>
+        </w:rPr>
+        <w:t>⭐⭐⭐ 5) Ricostruire un Bitmap finale</w:t>
+      </w:r>
+    </w:p>
+    <w:p>
+      <w:pPr>
+        <w:rPr>
+          <w:rFonts w:ascii="Segoe UI Emoji" w:hAnsi="Segoe UI Emoji" w:cs="Segoe UI Emoji"/>
+          <w:b/>
+          <w:bCs/>
+        </w:rPr>
+      </w:pPr>
+      <w:r>
+        <w:rPr>
+          <w:rFonts w:ascii="Segoe UI Emoji" w:hAnsi="Segoe UI Emoji" w:cs="Segoe UI Emoji"/>
+          <w:b/>
+          <w:bCs/>
+        </w:rPr>
+        <w:t>fun floatArrayToBitmap(arr: Array&lt;FloatArray&gt;): Bitmap {</w:t>
+      </w:r>
+    </w:p>
+    <w:p>
+      <w:pPr>
+        <w:rPr>
+          <w:rFonts w:ascii="Segoe UI Emoji" w:hAnsi="Segoe UI Emoji" w:cs="Segoe UI Emoji"/>
+          <w:b/>
+          <w:bCs/>
+          <w:lang w:val="en-GB"/>
+        </w:rPr>
+      </w:pPr>
+      <w:r>
+        <w:rPr>
+          <w:rFonts w:ascii="Segoe UI Emoji" w:hAnsi="Segoe UI Emoji" w:cs="Segoe UI Emoji"/>
+          <w:b/>
+          <w:bCs/>
+        </w:rPr>
+        <w:t xml:space="preserve">    </w:t>
+      </w:r>
+      <w:r>
+        <w:rPr>
+          <w:rFonts w:ascii="Segoe UI Emoji" w:hAnsi="Segoe UI Emoji" w:cs="Segoe UI Emoji"/>
+          <w:b/>
+          <w:bCs/>
+          <w:lang w:val="en-GB"/>
+        </w:rPr>
+        <w:t>val h = arr.size</w:t>
+      </w:r>
+    </w:p>
+    <w:p>
+      <w:pPr>
+        <w:rPr>
+          <w:rFonts w:ascii="Segoe UI Emoji" w:hAnsi="Segoe UI Emoji" w:cs="Segoe UI Emoji"/>
+          <w:b/>
+          <w:bCs/>
+          <w:lang w:val="en-GB"/>
+        </w:rPr>
+      </w:pPr>
+      <w:r>
+        <w:rPr>
+          <w:rFonts w:ascii="Segoe UI Emoji" w:hAnsi="Segoe UI Emoji" w:cs="Segoe UI Emoji"/>
+          <w:b/>
+          <w:bCs/>
+          <w:lang w:val="en-GB"/>
+        </w:rPr>
+        <w:t xml:space="preserve">    val w = arr[0].size</w:t>
+      </w:r>
+    </w:p>
+    <w:p>
+      <w:pPr>
+        <w:rPr>
+          <w:rFonts w:ascii="Segoe UI Emoji" w:hAnsi="Segoe UI Emoji" w:cs="Segoe UI Emoji"/>
+          <w:b/>
+          <w:bCs/>
+          <w:lang w:val="en-GB"/>
+        </w:rPr>
+      </w:pPr>
+      <w:r>
+        <w:rPr>
+          <w:rFonts w:ascii="Segoe UI Emoji" w:hAnsi="Segoe UI Emoji" w:cs="Segoe UI Emoji"/>
+          <w:b/>
+          <w:bCs/>
+          <w:lang w:val="en-GB"/>
+        </w:rPr>
+        <w:t xml:space="preserve">    val bmp = Bitmap.createBitmap(w, h, Bitmap.Config.ARGB_8888)</w:t>
+      </w:r>
+    </w:p>
+    <w:p>
+      <w:pPr>
+        <w:rPr>
+          <w:rFonts w:ascii="Segoe UI Emoji" w:hAnsi="Segoe UI Emoji" w:cs="Segoe UI Emoji"/>
+          <w:b/>
+          <w:bCs/>
+          <w:lang w:val="en-GB"/>
+        </w:rPr>
+      </w:pPr>
+    </w:p>
+    <w:p>
+      <w:pPr>
+        <w:rPr>
+          <w:rFonts w:ascii="Segoe UI Emoji" w:hAnsi="Segoe UI Emoji" w:cs="Segoe UI Emoji"/>
+          <w:b/>
+          <w:bCs/>
+          <w:lang w:val="en-GB"/>
+        </w:rPr>
+      </w:pPr>
+      <w:r>
+        <w:rPr>
+          <w:rFonts w:ascii="Segoe UI Emoji" w:hAnsi="Segoe UI Emoji" w:cs="Segoe UI Emoji"/>
+          <w:b/>
+          <w:bCs/>
+          <w:lang w:val="en-GB"/>
+        </w:rPr>
+        <w:t xml:space="preserve">    for (y in 0 until h) {</w:t>
+      </w:r>
+    </w:p>
+    <w:p>
+      <w:pPr>
+        <w:rPr>
+          <w:rFonts w:ascii="Segoe UI Emoji" w:hAnsi="Segoe UI Emoji" w:cs="Segoe UI Emoji"/>
+          <w:b/>
+          <w:bCs/>
+          <w:lang w:val="en-GB"/>
+        </w:rPr>
+      </w:pPr>
+      <w:r>
+        <w:rPr>
+          <w:rFonts w:ascii="Segoe UI Emoji" w:hAnsi="Segoe UI Emoji" w:cs="Segoe UI Emoji"/>
+          <w:b/>
+          <w:bCs/>
+          <w:lang w:val="en-GB"/>
+        </w:rPr>
+        <w:t xml:space="preserve">        for (x in 0 until w) {</w:t>
+      </w:r>
+    </w:p>
+    <w:p>
+      <w:pPr>
+        <w:rPr>
+          <w:rFonts w:ascii="Segoe UI Emoji" w:hAnsi="Segoe UI Emoji" w:cs="Segoe UI Emoji"/>
+          <w:b/>
+          <w:bCs/>
           <w:lang w:val="fr-FR"/>
         </w:rPr>
       </w:pPr>
       <w:r>
         <w:rPr>
+          <w:rFonts w:ascii="Segoe UI Emoji" w:hAnsi="Segoe UI Emoji" w:cs="Segoe UI Emoji"/>
+          <w:b/>
+          <w:bCs/>
           <w:lang w:val="en-GB"/>
         </w:rPr>
         <w:t xml:space="preserve">            </w:t>
       </w:r>
       <w:r>
         <w:rPr>
+          <w:rFonts w:ascii="Segoe UI Emoji" w:hAnsi="Segoe UI Emoji" w:cs="Segoe UI Emoji"/>
+          <w:b/>
+          <w:bCs/>
           <w:lang w:val="fr-FR"/>
         </w:rPr>
-        <w:t>val r = (</w:t>
-      </w:r>
-      <w:proofErr w:type="spellStart"/>
-      <w:r>
-        <w:rPr>
+        <w:t>val v = arr[y][x].coerceIn(0f, 255f).toInt()</w:t>
+      </w:r>
+    </w:p>
+    <w:p>
+      <w:pPr>
+        <w:rPr>
+          <w:rFonts w:ascii="Segoe UI Emoji" w:hAnsi="Segoe UI Emoji" w:cs="Segoe UI Emoji"/>
+          <w:b/>
+          <w:bCs/>
+          <w:lang w:val="es-ES"/>
+        </w:rPr>
+      </w:pPr>
+      <w:r>
+        <w:rPr>
+          <w:rFonts w:ascii="Segoe UI Emoji" w:hAnsi="Segoe UI Emoji" w:cs="Segoe UI Emoji"/>
+          <w:b/>
+          <w:bCs/>
           <w:lang w:val="fr-FR"/>
         </w:rPr>
-        <w:t>accumR</w:t>
-      </w:r>
-      <w:proofErr w:type="spellEnd"/>
-      <w:r>
-        <w:rPr>
-          <w:lang w:val="fr-FR"/>
-        </w:rPr>
-        <w:t>[y][x] / n).</w:t>
-      </w:r>
-      <w:proofErr w:type="spellStart"/>
-      <w:r>
-        <w:rPr>
-          <w:lang w:val="fr-FR"/>
-        </w:rPr>
-        <w:t>toInt</w:t>
-      </w:r>
-      <w:proofErr w:type="spellEnd"/>
-      <w:r>
-        <w:rPr>
-          <w:lang w:val="fr-FR"/>
-        </w:rPr>
-        <w:t>()</w:t>
-      </w:r>
-    </w:p>
-    <w:p>
-      <w:pPr>
-        <w:rPr>
-          <w:lang w:val="fr-FR"/>
-        </w:rPr>
-      </w:pPr>
-      <w:r>
-        <w:rPr>
-          <w:lang w:val="fr-FR"/>
-        </w:rPr>
-        <w:t xml:space="preserve">            val g = (</w:t>
-      </w:r>
-      <w:proofErr w:type="spellStart"/>
-      <w:r>
-        <w:rPr>
-          <w:lang w:val="fr-FR"/>
-        </w:rPr>
-        <w:t>accumG</w:t>
-      </w:r>
-      <w:proofErr w:type="spellEnd"/>
-      <w:r>
-        <w:rPr>
-          <w:lang w:val="fr-FR"/>
-        </w:rPr>
-        <w:t>[y][x] / n).</w:t>
-      </w:r>
-      <w:proofErr w:type="spellStart"/>
-      <w:r>
-        <w:rPr>
-          <w:lang w:val="fr-FR"/>
-        </w:rPr>
-        <w:t>toInt</w:t>
-      </w:r>
-      <w:proofErr w:type="spellEnd"/>
-      <w:r>
-        <w:rPr>
-          <w:lang w:val="fr-FR"/>
-        </w:rPr>
-        <w:t>()</w:t>
-      </w:r>
-    </w:p>
-    <w:p>
-      <w:pPr>
-        <w:rPr>
-          <w:lang w:val="fr-FR"/>
-        </w:rPr>
-      </w:pPr>
-      <w:r>
-        <w:rPr>
-          <w:lang w:val="fr-FR"/>
-        </w:rPr>
-        <w:t xml:space="preserve">            val b = (</w:t>
-      </w:r>
-      <w:proofErr w:type="spellStart"/>
-      <w:r>
-        <w:rPr>
-          <w:lang w:val="fr-FR"/>
-        </w:rPr>
-        <w:t>accumB</w:t>
-      </w:r>
-      <w:proofErr w:type="spellEnd"/>
-      <w:r>
-        <w:rPr>
-          <w:lang w:val="fr-FR"/>
-        </w:rPr>
-        <w:t>[y][x] / n).</w:t>
-      </w:r>
-      <w:proofErr w:type="spellStart"/>
-      <w:r>
-        <w:rPr>
-          <w:lang w:val="fr-FR"/>
-        </w:rPr>
-        <w:t>toInt</w:t>
-      </w:r>
-      <w:proofErr w:type="spellEnd"/>
-      <w:r>
-        <w:rPr>
-          <w:lang w:val="fr-FR"/>
-        </w:rPr>
-        <w:t>()</w:t>
-      </w:r>
-    </w:p>
-    <w:p>
-      <w:pPr>
-        <w:rPr>
-          <w:lang w:val="fr-FR"/>
-        </w:rPr>
-      </w:pPr>
-      <w:r>
-        <w:rPr>
-          <w:lang w:val="fr-FR"/>
-        </w:rPr>
         <w:t xml:space="preserve">            </w:t>
       </w:r>
-      <w:proofErr w:type="spellStart"/>
-      <w:r>
-        <w:rPr>
-          <w:lang w:val="fr-FR"/>
-        </w:rPr>
-        <w:t>result.setPixel</w:t>
-      </w:r>
-      <w:proofErr w:type="spellEnd"/>
-      <w:r>
-        <w:rPr>
-          <w:lang w:val="fr-FR"/>
-        </w:rPr>
-        <w:t xml:space="preserve">(x, y, </w:t>
-      </w:r>
-      <w:proofErr w:type="spellStart"/>
-      <w:r>
-        <w:rPr>
-          <w:lang w:val="fr-FR"/>
-        </w:rPr>
-        <w:t>Color.rgb</w:t>
-      </w:r>
-      <w:proofErr w:type="spellEnd"/>
-      <w:r>
-        <w:rPr>
-          <w:lang w:val="fr-FR"/>
-        </w:rPr>
-        <w:t>(r, g, b))</w:t>
-      </w:r>
-    </w:p>
-    <w:p>
-      <w:r>
-        <w:rPr>
-          <w:lang w:val="fr-FR"/>
+      <w:r>
+        <w:rPr>
+          <w:rFonts w:ascii="Segoe UI Emoji" w:hAnsi="Segoe UI Emoji" w:cs="Segoe UI Emoji"/>
+          <w:b/>
+          <w:bCs/>
+          <w:lang w:val="es-ES"/>
+        </w:rPr>
+        <w:t>bmp.setPixel(x, y, Color.rgb(v, v, v))</w:t>
+      </w:r>
+    </w:p>
+    <w:p>
+      <w:pPr>
+        <w:rPr>
+          <w:rFonts w:ascii="Segoe UI Emoji" w:hAnsi="Segoe UI Emoji" w:cs="Segoe UI Emoji"/>
+          <w:b/>
+          <w:bCs/>
+        </w:rPr>
+      </w:pPr>
+      <w:r>
+        <w:rPr>
+          <w:rFonts w:ascii="Segoe UI Emoji" w:hAnsi="Segoe UI Emoji" w:cs="Segoe UI Emoji"/>
+          <w:b/>
+          <w:bCs/>
+          <w:lang w:val="es-ES"/>
         </w:rPr>
         <w:t xml:space="preserve">        </w:t>
       </w:r>
       <w:r>
+        <w:rPr>
+          <w:rFonts w:ascii="Segoe UI Emoji" w:hAnsi="Segoe UI Emoji" w:cs="Segoe UI Emoji"/>
+          <w:b/>
+          <w:bCs/>
+        </w:rPr>
         <w:t>}</w:t>
       </w:r>
     </w:p>
     <w:p>
-      <w:r>
+      <w:pPr>
+        <w:rPr>
+          <w:rFonts w:ascii="Segoe UI Emoji" w:hAnsi="Segoe UI Emoji" w:cs="Segoe UI Emoji"/>
+          <w:b/>
+          <w:bCs/>
+        </w:rPr>
+      </w:pPr>
+      <w:r>
+        <w:rPr>
+          <w:rFonts w:ascii="Segoe UI Emoji" w:hAnsi="Segoe UI Emoji" w:cs="Segoe UI Emoji"/>
+          <w:b/>
+          <w:bCs/>
+        </w:rPr>
         <w:t xml:space="preserve">    }</w:t>
       </w:r>
     </w:p>
-    <w:p/>
-    <w:p>
-      <w:r>
-        <w:t xml:space="preserve">    </w:t>
-      </w:r>
-      <w:proofErr w:type="spellStart"/>
-      <w:r>
-        <w:t>return</w:t>
-      </w:r>
-      <w:proofErr w:type="spellEnd"/>
-      <w:r>
-        <w:t xml:space="preserve"> </w:t>
-      </w:r>
-      <w:proofErr w:type="spellStart"/>
-      <w:r>
-        <w:t>result</w:t>
-      </w:r>
-      <w:proofErr w:type="spellEnd"/>
-    </w:p>
-    <w:p>
-      <w:r>
+    <w:p>
+      <w:pPr>
+        <w:rPr>
+          <w:rFonts w:ascii="Segoe UI Emoji" w:hAnsi="Segoe UI Emoji" w:cs="Segoe UI Emoji"/>
+          <w:b/>
+          <w:bCs/>
+        </w:rPr>
+      </w:pPr>
+      <w:r>
+        <w:rPr>
+          <w:rFonts w:ascii="Segoe UI Emoji" w:hAnsi="Segoe UI Emoji" w:cs="Segoe UI Emoji"/>
+          <w:b/>
+          <w:bCs/>
+        </w:rPr>
+        <w:t xml:space="preserve">    return bmp</w:t>
+      </w:r>
+    </w:p>
+    <w:p>
+      <w:pPr>
+        <w:rPr>
+          <w:rFonts w:ascii="Segoe UI Emoji" w:hAnsi="Segoe UI Emoji" w:cs="Segoe UI Emoji"/>
+          <w:b/>
+          <w:bCs/>
+        </w:rPr>
+      </w:pPr>
+      <w:r>
+        <w:rPr>
+          <w:rFonts w:ascii="Segoe UI Emoji" w:hAnsi="Segoe UI Emoji" w:cs="Segoe UI Emoji"/>
+          <w:b/>
+          <w:bCs/>
+        </w:rPr>
         <w:t>}</w:t>
       </w:r>
     </w:p>
     <w:p>
-      <w:r>
-        <w:pict w14:anchorId="1F9A7984">
-          <v:rect id="_x0000_i1149" style="width:0;height:1.5pt" o:hralign="center" o:hrstd="t" o:hr="t" fillcolor="#a0a0a0" stroked="f"/>
+      <w:pPr>
+        <w:rPr>
+          <w:rFonts w:ascii="Segoe UI Emoji" w:hAnsi="Segoe UI Emoji" w:cs="Segoe UI Emoji"/>
+          <w:b/>
+          <w:bCs/>
+        </w:rPr>
+      </w:pPr>
+      <w:r>
+        <w:rPr>
+          <w:rFonts w:ascii="Segoe UI Emoji" w:hAnsi="Segoe UI Emoji" w:cs="Segoe UI Emoji"/>
+          <w:b/>
+          <w:bCs/>
+        </w:rPr>
+        <w:lastRenderedPageBreak/>
+        <w:pict w14:anchorId="373EA0C2">
+          <v:rect id="_x0000_i1114" style="width:0;height:1.5pt" o:hralign="center" o:hrstd="t" o:hr="t" fillcolor="#a0a0a0" stroked="f"/>
         </w:pict>
       </w:r>
     </w:p>
     <w:p>
       <w:pPr>
         <w:rPr>
-          <w:b/>
-          <w:bCs/>
-        </w:rPr>
-      </w:pPr>
-      <w:r>
-        <w:rPr>
-          <w:rFonts w:ascii="Segoe UI Emoji" w:hAnsi="Segoe UI Emoji" w:cs="Segoe UI Emoji"/>
-          <w:b/>
-          <w:bCs/>
-        </w:rPr>
-        <w:t>🧪</w:t>
-      </w:r>
-      <w:r>
-        <w:rPr>
-          <w:b/>
-          <w:bCs/>
-        </w:rPr>
-        <w:t xml:space="preserve"> 3. Come usarlo nella tua app</w:t>
-      </w:r>
-    </w:p>
-    <w:p>
-      <w:pPr>
-        <w:rPr>
-          <w:lang w:val="en-GB"/>
-        </w:rPr>
-      </w:pPr>
-      <w:r>
-        <w:rPr>
-          <w:lang w:val="en-GB"/>
-        </w:rPr>
-        <w:t xml:space="preserve">suspend fun </w:t>
-      </w:r>
-      <w:proofErr w:type="spellStart"/>
-      <w:r>
-        <w:rPr>
-          <w:lang w:val="en-GB"/>
-        </w:rPr>
-        <w:t>performStacking</w:t>
-      </w:r>
-      <w:proofErr w:type="spellEnd"/>
-      <w:r>
-        <w:rPr>
-          <w:lang w:val="en-GB"/>
-        </w:rPr>
-        <w:t>(</w:t>
-      </w:r>
-      <w:proofErr w:type="spellStart"/>
-      <w:r>
-        <w:rPr>
-          <w:lang w:val="en-GB"/>
-        </w:rPr>
-        <w:t>imageCapture</w:t>
-      </w:r>
-      <w:proofErr w:type="spellEnd"/>
-      <w:r>
-        <w:rPr>
-          <w:lang w:val="en-GB"/>
-        </w:rPr>
-        <w:t xml:space="preserve">: </w:t>
-      </w:r>
-      <w:proofErr w:type="spellStart"/>
-      <w:r>
-        <w:rPr>
-          <w:lang w:val="en-GB"/>
-        </w:rPr>
-        <w:t>ImageCapture</w:t>
-      </w:r>
-      <w:proofErr w:type="spellEnd"/>
-      <w:r>
-        <w:rPr>
-          <w:lang w:val="en-GB"/>
-        </w:rPr>
-        <w:t>): Bitmap {</w:t>
-      </w:r>
-    </w:p>
-    <w:p>
-      <w:pPr>
-        <w:rPr>
-          <w:lang w:val="fr-FR"/>
-        </w:rPr>
-      </w:pPr>
-      <w:r>
-        <w:rPr>
-          <w:lang w:val="en-GB"/>
-        </w:rPr>
-        <w:t xml:space="preserve">    </w:t>
-      </w:r>
-      <w:r>
-        <w:rPr>
-          <w:lang w:val="fr-FR"/>
-        </w:rPr>
-        <w:t xml:space="preserve">val frames = </w:t>
-      </w:r>
-      <w:proofErr w:type="spellStart"/>
-      <w:r>
-        <w:rPr>
-          <w:lang w:val="fr-FR"/>
-        </w:rPr>
-        <w:t>captureMultipleImages</w:t>
-      </w:r>
-      <w:proofErr w:type="spellEnd"/>
-      <w:r>
-        <w:rPr>
-          <w:lang w:val="fr-FR"/>
-        </w:rPr>
-        <w:t>(</w:t>
-      </w:r>
-    </w:p>
-    <w:p>
-      <w:pPr>
-        <w:rPr>
-          <w:lang w:val="fr-FR"/>
-        </w:rPr>
-      </w:pPr>
-      <w:r>
-        <w:rPr>
-          <w:lang w:val="fr-FR"/>
-        </w:rPr>
-        <w:t xml:space="preserve">        </w:t>
-      </w:r>
-      <w:proofErr w:type="spellStart"/>
-      <w:r>
-        <w:rPr>
-          <w:lang w:val="fr-FR"/>
-        </w:rPr>
-        <w:t>imageCapture</w:t>
-      </w:r>
-      <w:proofErr w:type="spellEnd"/>
-      <w:r>
-        <w:rPr>
-          <w:lang w:val="fr-FR"/>
-        </w:rPr>
-        <w:t xml:space="preserve"> = </w:t>
-      </w:r>
-      <w:proofErr w:type="spellStart"/>
-      <w:r>
-        <w:rPr>
-          <w:lang w:val="fr-FR"/>
-        </w:rPr>
-        <w:t>imageCapture</w:t>
-      </w:r>
-      <w:proofErr w:type="spellEnd"/>
-      <w:r>
-        <w:rPr>
-          <w:lang w:val="fr-FR"/>
-        </w:rPr>
-        <w:t>,</w:t>
-      </w:r>
-    </w:p>
-    <w:p>
-      <w:pPr>
-        <w:rPr>
-          <w:lang w:val="en-GB"/>
-        </w:rPr>
-      </w:pPr>
-      <w:r>
-        <w:rPr>
-          <w:lang w:val="fr-FR"/>
-        </w:rPr>
-        <w:t xml:space="preserve">        </w:t>
-      </w:r>
-      <w:r>
-        <w:rPr>
-          <w:lang w:val="en-GB"/>
-        </w:rPr>
-        <w:t>count = 15,</w:t>
-      </w:r>
-    </w:p>
-    <w:p>
-      <w:pPr>
-        <w:rPr>
-          <w:lang w:val="en-GB"/>
-        </w:rPr>
-      </w:pPr>
-      <w:r>
-        <w:rPr>
-          <w:lang w:val="en-GB"/>
-        </w:rPr>
-        <w:t xml:space="preserve">        </w:t>
-      </w:r>
-      <w:proofErr w:type="spellStart"/>
-      <w:r>
-        <w:rPr>
-          <w:lang w:val="en-GB"/>
-        </w:rPr>
-        <w:t>delayMs</w:t>
-      </w:r>
-      <w:proofErr w:type="spellEnd"/>
-      <w:r>
-        <w:rPr>
-          <w:lang w:val="en-GB"/>
-        </w:rPr>
-        <w:t xml:space="preserve"> = 400</w:t>
-      </w:r>
-    </w:p>
-    <w:p>
-      <w:pPr>
-        <w:rPr>
-          <w:lang w:val="en-GB"/>
-        </w:rPr>
-      </w:pPr>
-      <w:r>
-        <w:rPr>
-          <w:lang w:val="en-GB"/>
-        </w:rPr>
-        <w:t xml:space="preserve">    )</w:t>
-      </w:r>
-    </w:p>
-    <w:p>
-      <w:pPr>
-        <w:rPr>
-          <w:lang w:val="en-GB"/>
-        </w:rPr>
-      </w:pPr>
-    </w:p>
-    <w:p>
-      <w:pPr>
-        <w:rPr>
-          <w:lang w:val="en-GB"/>
-        </w:rPr>
-      </w:pPr>
-      <w:r>
-        <w:rPr>
-          <w:lang w:val="en-GB"/>
-        </w:rPr>
-        <w:t xml:space="preserve">    return </w:t>
-      </w:r>
-      <w:proofErr w:type="spellStart"/>
-      <w:r>
-        <w:rPr>
-          <w:lang w:val="en-GB"/>
-        </w:rPr>
-        <w:t>stackBitmapsAverage</w:t>
-      </w:r>
-      <w:proofErr w:type="spellEnd"/>
-      <w:r>
-        <w:rPr>
-          <w:lang w:val="en-GB"/>
-        </w:rPr>
-        <w:t>(frames)</w:t>
+          <w:rFonts w:ascii="Segoe UI Emoji" w:hAnsi="Segoe UI Emoji" w:cs="Segoe UI Emoji"/>
+          <w:b/>
+          <w:bCs/>
+          <w:lang w:val="en-GB"/>
+        </w:rPr>
+      </w:pPr>
+      <w:r>
+        <w:rPr>
+          <w:rFonts w:ascii="Segoe UI Emoji" w:hAnsi="Segoe UI Emoji" w:cs="Segoe UI Emoji"/>
+          <w:b/>
+          <w:bCs/>
+        </w:rPr>
+        <w:t>🚀</w:t>
+      </w:r>
+      <w:r>
+        <w:rPr>
+          <w:rFonts w:ascii="Segoe UI Emoji" w:hAnsi="Segoe UI Emoji" w:cs="Segoe UI Emoji"/>
+          <w:b/>
+          <w:bCs/>
+          <w:lang w:val="en-GB"/>
+        </w:rPr>
+        <w:t xml:space="preserve"> 6) Workflow completo</w:t>
+      </w:r>
+    </w:p>
+    <w:p>
+      <w:pPr>
+        <w:rPr>
+          <w:rFonts w:ascii="Segoe UI Emoji" w:hAnsi="Segoe UI Emoji" w:cs="Segoe UI Emoji"/>
+          <w:b/>
+          <w:bCs/>
+          <w:lang w:val="en-GB"/>
+        </w:rPr>
+      </w:pPr>
+      <w:r>
+        <w:rPr>
+          <w:rFonts w:ascii="Segoe UI Emoji" w:hAnsi="Segoe UI Emoji" w:cs="Segoe UI Emoji"/>
+          <w:b/>
+          <w:bCs/>
+          <w:lang w:val="en-GB"/>
+        </w:rPr>
+        <w:t>val bitmaps = loadBitmapsFromFolder(context, "DCIM/CameraX")</w:t>
+      </w:r>
+    </w:p>
+    <w:p>
+      <w:pPr>
+        <w:rPr>
+          <w:rFonts w:ascii="Segoe UI Emoji" w:hAnsi="Segoe UI Emoji" w:cs="Segoe UI Emoji"/>
+          <w:b/>
+          <w:bCs/>
+          <w:lang w:val="en-GB"/>
+        </w:rPr>
+      </w:pPr>
+      <w:r>
+        <w:rPr>
+          <w:rFonts w:ascii="Segoe UI Emoji" w:hAnsi="Segoe UI Emoji" w:cs="Segoe UI Emoji"/>
+          <w:b/>
+          <w:bCs/>
+          <w:lang w:val="en-GB"/>
+        </w:rPr>
+        <w:t>val arrays = bitmaps.map { bitmapToFloatArray(it) }</w:t>
+      </w:r>
+    </w:p>
+    <w:p>
+      <w:pPr>
+        <w:rPr>
+          <w:rFonts w:ascii="Segoe UI Emoji" w:hAnsi="Segoe UI Emoji" w:cs="Segoe UI Emoji"/>
+          <w:b/>
+          <w:bCs/>
+          <w:lang w:val="en-GB"/>
+        </w:rPr>
+      </w:pPr>
+      <w:r>
+        <w:rPr>
+          <w:rFonts w:ascii="Segoe UI Emoji" w:hAnsi="Segoe UI Emoji" w:cs="Segoe UI Emoji"/>
+          <w:b/>
+          <w:bCs/>
+          <w:lang w:val="en-GB"/>
+        </w:rPr>
+        <w:t>val stacked = stackMedian(arrays)   // oppure stackAverage</w:t>
+      </w:r>
+    </w:p>
+    <w:p>
+      <w:pPr>
+        <w:rPr>
+          <w:rFonts w:ascii="Segoe UI Emoji" w:hAnsi="Segoe UI Emoji" w:cs="Segoe UI Emoji"/>
+          <w:b/>
+          <w:bCs/>
+        </w:rPr>
+      </w:pPr>
+      <w:r>
+        <w:rPr>
+          <w:rFonts w:ascii="Segoe UI Emoji" w:hAnsi="Segoe UI Emoji" w:cs="Segoe UI Emoji"/>
+          <w:b/>
+          <w:bCs/>
+        </w:rPr>
+        <w:t>val finalBitmap = floatArrayToBitmap(stacked)</w:t>
+      </w:r>
+    </w:p>
+    <w:p>
+      <w:pPr>
+        <w:rPr>
+          <w:rFonts w:ascii="Segoe UI Emoji" w:hAnsi="Segoe UI Emoji" w:cs="Segoe UI Emoji"/>
+          <w:b/>
+          <w:bCs/>
+        </w:rPr>
+      </w:pPr>
+      <w:r>
+        <w:rPr>
+          <w:rFonts w:ascii="Segoe UI Emoji" w:hAnsi="Segoe UI Emoji" w:cs="Segoe UI Emoji"/>
+          <w:b/>
+          <w:bCs/>
+        </w:rPr>
+        <w:t>Poi lo salvi con MediaStore come fai già per le foto.</w:t>
+      </w:r>
+    </w:p>
+    <w:p>
+      <w:pPr>
+        <w:rPr>
+          <w:rFonts w:ascii="Segoe UI Emoji" w:hAnsi="Segoe UI Emoji" w:cs="Segoe UI Emoji"/>
+          <w:b/>
+          <w:bCs/>
+        </w:rPr>
+      </w:pPr>
+      <w:r>
+        <w:rPr>
+          <w:rFonts w:ascii="Segoe UI Emoji" w:hAnsi="Segoe UI Emoji" w:cs="Segoe UI Emoji"/>
+          <w:b/>
+          <w:bCs/>
+        </w:rPr>
+        <w:pict w14:anchorId="78AA074B">
+          <v:rect id="_x0000_i1115" style="width:0;height:1.5pt" o:hralign="center" o:hrstd="t" o:hr="t" fillcolor="#a0a0a0" stroked="f"/>
+        </w:pict>
       </w:r>
     </w:p>
     <w:p>
@@ -5204,7 +4552,7 @@
     <w:p>
       <w:r>
         <w:pict w14:anchorId="04347FB8">
-          <v:rect id="_x0000_i1150" style="width:0;height:1.5pt" o:hralign="center" o:hrstd="t" o:hr="t" fillcolor="#a0a0a0" stroked="f"/>
+          <v:rect id="_x0000_i1039" style="width:0;height:1.5pt" o:hralign="center" o:hrstd="t" o:hr="t" fillcolor="#a0a0a0" stroked="f"/>
         </w:pict>
       </w:r>
     </w:p>
@@ -5290,21 +4638,12 @@
       <w:r>
         <w:t xml:space="preserve">È già un </w:t>
       </w:r>
-      <w:proofErr w:type="spellStart"/>
-      <w:r>
-        <w:rPr>
-          <w:b/>
-          <w:bCs/>
-        </w:rPr>
-        <w:t>boost</w:t>
-      </w:r>
-      <w:proofErr w:type="spellEnd"/>
-      <w:r>
-        <w:rPr>
-          <w:b/>
-          <w:bCs/>
-        </w:rPr>
-        <w:t xml:space="preserve"> enorme</w:t>
+      <w:r>
+        <w:rPr>
+          <w:b/>
+          <w:bCs/>
+        </w:rPr>
+        <w:t>boost enorme</w:t>
       </w:r>
       <w:r>
         <w:t xml:space="preserve"> rispetto a un singolo scatto.</w:t>
@@ -5313,7 +4652,7 @@
     <w:p>
       <w:r>
         <w:pict w14:anchorId="6D14633F">
-          <v:rect id="_x0000_i1151" style="width:0;height:1.5pt" o:hralign="center" o:hrstd="t" o:hr="t" fillcolor="#a0a0a0" stroked="f"/>
+          <v:rect id="_x0000_i1040" style="width:0;height:1.5pt" o:hralign="center" o:hrstd="t" o:hr="t" fillcolor="#a0a0a0" stroked="f"/>
         </w:pict>
       </w:r>
     </w:p>
@@ -5342,7 +4681,6 @@
     </w:p>
     <w:p>
       <w:r>
-        <w:lastRenderedPageBreak/>
         <w:t>Quando questa base funziona, possiamo aggiungere:</w:t>
       </w:r>
     </w:p>
@@ -5381,12 +4719,8 @@
       </w:r>
       <w:r>
         <w:noBreakHyphen/>
-      </w:r>
-      <w:proofErr w:type="spellStart"/>
-      <w:r>
         <w:t>correlation</w:t>
       </w:r>
-      <w:proofErr w:type="spellEnd"/>
     </w:p>
     <w:p>
       <w:pPr>
@@ -5434,23 +4768,7 @@
           <w:b/>
           <w:bCs/>
         </w:rPr>
-        <w:t xml:space="preserve"> 2) </w:t>
-      </w:r>
-      <w:proofErr w:type="spellStart"/>
-      <w:r>
-        <w:rPr>
-          <w:b/>
-          <w:bCs/>
-        </w:rPr>
-        <w:t>Stacking</w:t>
-      </w:r>
-      <w:proofErr w:type="spellEnd"/>
-      <w:r>
-        <w:rPr>
-          <w:b/>
-          <w:bCs/>
-        </w:rPr>
-        <w:t xml:space="preserve"> mediano (ancora meno rumore)</w:t>
+        <w:t xml:space="preserve"> 2) Stacking mediano (ancora meno rumore)</w:t>
       </w:r>
     </w:p>
     <w:p>
@@ -5475,25 +4793,7 @@
           <w:bCs/>
           <w:lang w:val="en-GB"/>
         </w:rPr>
-        <w:t xml:space="preserve"> 3) Sharpening </w:t>
-      </w:r>
-      <w:proofErr w:type="spellStart"/>
-      <w:r>
-        <w:rPr>
-          <w:b/>
-          <w:bCs/>
-          <w:lang w:val="en-GB"/>
-        </w:rPr>
-        <w:t>controllato</w:t>
-      </w:r>
-      <w:proofErr w:type="spellEnd"/>
-      <w:r>
-        <w:rPr>
-          <w:b/>
-          <w:bCs/>
-          <w:lang w:val="en-GB"/>
-        </w:rPr>
-        <w:t xml:space="preserve"> (Unsharp Mask)</w:t>
+        <w:t xml:space="preserve"> 3) Sharpening controllato (Unsharp Mask)</w:t>
       </w:r>
     </w:p>
     <w:p>
@@ -5569,7 +4869,7 @@
     <w:p>
       <w:r>
         <w:pict w14:anchorId="42306AF0">
-          <v:rect id="_x0000_i1152" style="width:0;height:1.5pt" o:hralign="center" o:hrstd="t" o:hr="t" fillcolor="#a0a0a0" stroked="f"/>
+          <v:rect id="_x0000_i1041" style="width:0;height:1.5pt" o:hralign="center" o:hrstd="t" o:hr="t" fillcolor="#a0a0a0" stroked="f"/>
         </w:pict>
       </w:r>
     </w:p>
@@ -5586,6 +4886,7 @@
           <w:b/>
           <w:bCs/>
         </w:rPr>
+        <w:lastRenderedPageBreak/>
         <w:t>🎯</w:t>
       </w:r>
       <w:r>
@@ -5634,23 +4935,7 @@
           <w:b/>
           <w:bCs/>
         </w:rPr>
-        <w:t xml:space="preserve">passiamo allo </w:t>
-      </w:r>
-      <w:proofErr w:type="spellStart"/>
-      <w:r>
-        <w:rPr>
-          <w:b/>
-          <w:bCs/>
-        </w:rPr>
-        <w:t>stacking</w:t>
-      </w:r>
-      <w:proofErr w:type="spellEnd"/>
-      <w:r>
-        <w:rPr>
-          <w:b/>
-          <w:bCs/>
-        </w:rPr>
-        <w:t xml:space="preserve"> mediano</w:t>
+        <w:t>passiamo allo stacking mediano</w:t>
       </w:r>
     </w:p>
     <w:p>
@@ -5671,15 +4956,7 @@
         <w:t>integriamo tutto nel tuo flusso Compose</w:t>
       </w:r>
       <w:r>
-        <w:t xml:space="preserve"> con un pulsante “</w:t>
-      </w:r>
-      <w:proofErr w:type="spellStart"/>
-      <w:r>
-        <w:t>Stacking</w:t>
-      </w:r>
-      <w:proofErr w:type="spellEnd"/>
-      <w:r>
-        <w:t xml:space="preserve"> Mode”?</w:t>
+        <w:t xml:space="preserve"> con un pulsante “Stacking Mode”?</w:t>
       </w:r>
     </w:p>
     <w:p>
@@ -5698,15 +4975,7 @@
     </w:p>
     <w:p>
       <w:r>
-        <w:t xml:space="preserve">E ora che abbiamo rotto il ghiaccio con lo </w:t>
-      </w:r>
-      <w:proofErr w:type="spellStart"/>
-      <w:r>
-        <w:t>stacking</w:t>
-      </w:r>
-      <w:proofErr w:type="spellEnd"/>
-      <w:r>
-        <w:t xml:space="preserve">, possiamo iniziare a costruire </w:t>
+        <w:t xml:space="preserve">E ora che abbiamo rotto il ghiaccio con lo stacking, possiamo iniziare a costruire </w:t>
       </w:r>
       <w:r>
         <w:rPr>
@@ -5726,7 +4995,7 @@
     <w:p>
       <w:r>
         <w:pict w14:anchorId="5E7CC1D5">
-          <v:rect id="_x0000_i1221" style="width:0;height:1.5pt" o:hralign="center" o:hrstd="t" o:hr="t" fillcolor="#a0a0a0" stroked="f"/>
+          <v:rect id="_x0000_i1042" style="width:0;height:1.5pt" o:hralign="center" o:hrstd="t" o:hr="t" fillcolor="#a0a0a0" stroked="f"/>
         </w:pict>
       </w:r>
     </w:p>
@@ -5795,7 +5064,7 @@
     <w:p>
       <w:r>
         <w:pict w14:anchorId="7324EE5A">
-          <v:rect id="_x0000_i1222" style="width:0;height:1.5pt" o:hralign="center" o:hrstd="t" o:hr="t" fillcolor="#a0a0a0" stroked="f"/>
+          <v:rect id="_x0000_i1043" style="width:0;height:1.5pt" o:hralign="center" o:hrstd="t" o:hr="t" fillcolor="#a0a0a0" stroked="f"/>
         </w:pict>
       </w:r>
     </w:p>
@@ -5824,15 +5093,7 @@
     </w:p>
     <w:p>
       <w:r>
-        <w:t xml:space="preserve">Lo </w:t>
-      </w:r>
-      <w:proofErr w:type="spellStart"/>
-      <w:r>
-        <w:t>stacking</w:t>
-      </w:r>
-      <w:proofErr w:type="spellEnd"/>
-      <w:r>
-        <w:t xml:space="preserve"> senza allineamento è come mettere 10 foto sfocate una sopra l’altra.</w:t>
+        <w:t>Lo stacking senza allineamento è come mettere 10 foto sfocate una sopra l’altra.</w:t>
       </w:r>
     </w:p>
     <w:p>
@@ -5848,7 +5109,6 @@
         </w:numPr>
       </w:pPr>
       <w:r>
-        <w:lastRenderedPageBreak/>
         <w:t>stelle puntiformi</w:t>
       </w:r>
     </w:p>
@@ -5902,43 +5162,20 @@
           <w:b/>
           <w:bCs/>
         </w:rPr>
-        <w:t xml:space="preserve">possiamo implementarlo in </w:t>
-      </w:r>
-      <w:proofErr w:type="spellStart"/>
-      <w:r>
-        <w:rPr>
-          <w:b/>
-          <w:bCs/>
-        </w:rPr>
-        <w:t>Kotlin</w:t>
-      </w:r>
-      <w:proofErr w:type="spellEnd"/>
-      <w:r>
-        <w:rPr>
-          <w:b/>
-          <w:bCs/>
-        </w:rPr>
-        <w:t xml:space="preserve"> senza librerie esterne</w:t>
+        <w:t>possiamo implementarlo in Kotlin senza librerie esterne</w:t>
       </w:r>
       <w:r>
         <w:t>, con una cross</w:t>
       </w:r>
       <w:r>
         <w:noBreakHyphen/>
-      </w:r>
-      <w:proofErr w:type="spellStart"/>
-      <w:r>
-        <w:t>correlation</w:t>
-      </w:r>
-      <w:proofErr w:type="spellEnd"/>
-      <w:r>
-        <w:t xml:space="preserve"> 2D semplificata.</w:t>
+        <w:t>correlation 2D semplificata.</w:t>
       </w:r>
     </w:p>
     <w:p>
       <w:r>
         <w:pict w14:anchorId="6AD8FB10">
-          <v:rect id="_x0000_i1223" style="width:0;height:1.5pt" o:hralign="center" o:hrstd="t" o:hr="t" fillcolor="#a0a0a0" stroked="f"/>
+          <v:rect id="_x0000_i1044" style="width:0;height:1.5pt" o:hralign="center" o:hrstd="t" o:hr="t" fillcolor="#a0a0a0" stroked="f"/>
         </w:pict>
       </w:r>
     </w:p>
@@ -5962,23 +5199,7 @@
           <w:b/>
           <w:bCs/>
         </w:rPr>
-        <w:t xml:space="preserve"> 2) </w:t>
-      </w:r>
-      <w:proofErr w:type="spellStart"/>
-      <w:r>
-        <w:rPr>
-          <w:b/>
-          <w:bCs/>
-        </w:rPr>
-        <w:t>Stacking</w:t>
-      </w:r>
-      <w:proofErr w:type="spellEnd"/>
-      <w:r>
-        <w:rPr>
-          <w:b/>
-          <w:bCs/>
-        </w:rPr>
-        <w:t xml:space="preserve"> mediano (rumore bassissimo)</w:t>
+        <w:t xml:space="preserve"> 2) Stacking mediano (rumore bassissimo)</w:t>
       </w:r>
     </w:p>
     <w:p>
@@ -6024,6 +5245,7 @@
         </w:numPr>
       </w:pPr>
       <w:r>
+        <w:lastRenderedPageBreak/>
         <w:t>pianeti</w:t>
       </w:r>
     </w:p>
@@ -6046,7 +5268,7 @@
     <w:p>
       <w:r>
         <w:pict w14:anchorId="21248522">
-          <v:rect id="_x0000_i1224" style="width:0;height:1.5pt" o:hralign="center" o:hrstd="t" o:hr="t" fillcolor="#a0a0a0" stroked="f"/>
+          <v:rect id="_x0000_i1045" style="width:0;height:1.5pt" o:hralign="center" o:hrstd="t" o:hr="t" fillcolor="#a0a0a0" stroked="f"/>
         </w:pict>
       </w:r>
     </w:p>
@@ -6102,23 +5324,7 @@
         </w:numPr>
       </w:pPr>
       <w:r>
-        <w:t>calcoli la nitidezza (</w:t>
-      </w:r>
-      <w:proofErr w:type="spellStart"/>
-      <w:r>
-        <w:t>Laplacian</w:t>
-      </w:r>
-      <w:proofErr w:type="spellEnd"/>
-      <w:r>
-        <w:t xml:space="preserve"> </w:t>
-      </w:r>
-      <w:proofErr w:type="spellStart"/>
-      <w:r>
-        <w:t>variance</w:t>
-      </w:r>
-      <w:proofErr w:type="spellEnd"/>
-      <w:r>
-        <w:t>)</w:t>
+        <w:t>calcoli la nitidezza (Laplacian variance)</w:t>
       </w:r>
     </w:p>
     <w:p>
@@ -6139,13 +5345,8 @@
           <w:numId w:val="24"/>
         </w:numPr>
       </w:pPr>
-      <w:proofErr w:type="spellStart"/>
-      <w:r>
-        <w:t>li</w:t>
-      </w:r>
-      <w:proofErr w:type="spellEnd"/>
-      <w:r>
-        <w:t xml:space="preserve"> allinei</w:t>
+      <w:r>
+        <w:t>li allinei</w:t>
       </w:r>
     </w:p>
     <w:p>
@@ -6155,40 +5356,19 @@
           <w:numId w:val="24"/>
         </w:numPr>
       </w:pPr>
-      <w:proofErr w:type="spellStart"/>
-      <w:r>
-        <w:t>li</w:t>
-      </w:r>
-      <w:proofErr w:type="spellEnd"/>
-      <w:r>
-        <w:t xml:space="preserve"> stacchi</w:t>
-      </w:r>
-    </w:p>
-    <w:p>
-      <w:r>
-        <w:t xml:space="preserve">È esattamente quello che fanno </w:t>
-      </w:r>
-      <w:proofErr w:type="spellStart"/>
-      <w:r>
-        <w:t>Registax</w:t>
-      </w:r>
-      <w:proofErr w:type="spellEnd"/>
-      <w:r>
-        <w:t xml:space="preserve"> e </w:t>
-      </w:r>
-      <w:proofErr w:type="spellStart"/>
-      <w:r>
-        <w:t>AstroSurface</w:t>
-      </w:r>
-      <w:proofErr w:type="spellEnd"/>
-      <w:r>
-        <w:t>.</w:t>
+      <w:r>
+        <w:t>li stacchi</w:t>
+      </w:r>
+    </w:p>
+    <w:p>
+      <w:r>
+        <w:t>È esattamente quello che fanno Registax e AstroSurface.</w:t>
       </w:r>
     </w:p>
     <w:p>
       <w:r>
         <w:pict w14:anchorId="1114279F">
-          <v:rect id="_x0000_i1225" style="width:0;height:1.5pt" o:hralign="center" o:hrstd="t" o:hr="t" fillcolor="#a0a0a0" stroked="f"/>
+          <v:rect id="_x0000_i1046" style="width:0;height:1.5pt" o:hralign="center" o:hrstd="t" o:hr="t" fillcolor="#a0a0a0" stroked="f"/>
         </w:pict>
       </w:r>
     </w:p>
@@ -6212,60 +5392,12 @@
           <w:b/>
           <w:bCs/>
         </w:rPr>
-        <w:t xml:space="preserve"> 4) </w:t>
-      </w:r>
-      <w:proofErr w:type="spellStart"/>
-      <w:r>
-        <w:rPr>
-          <w:b/>
-          <w:bCs/>
-        </w:rPr>
-        <w:t>Sharpening</w:t>
-      </w:r>
-      <w:proofErr w:type="spellEnd"/>
-      <w:r>
-        <w:rPr>
-          <w:b/>
-          <w:bCs/>
-        </w:rPr>
-        <w:t xml:space="preserve"> controllato (</w:t>
-      </w:r>
-      <w:proofErr w:type="spellStart"/>
-      <w:r>
-        <w:rPr>
-          <w:b/>
-          <w:bCs/>
-        </w:rPr>
-        <w:t>Unsharp</w:t>
-      </w:r>
-      <w:proofErr w:type="spellEnd"/>
-      <w:r>
-        <w:rPr>
-          <w:b/>
-          <w:bCs/>
-        </w:rPr>
-        <w:t xml:space="preserve"> Mask)</w:t>
-      </w:r>
-    </w:p>
-    <w:p>
-      <w:r>
-        <w:t xml:space="preserve">Dopo lo </w:t>
-      </w:r>
-      <w:proofErr w:type="spellStart"/>
-      <w:r>
-        <w:t>stacking</w:t>
-      </w:r>
-      <w:proofErr w:type="spellEnd"/>
-      <w:r>
-        <w:t xml:space="preserve">, un leggero </w:t>
-      </w:r>
-      <w:proofErr w:type="spellStart"/>
-      <w:r>
-        <w:t>sharpening</w:t>
-      </w:r>
-      <w:proofErr w:type="spellEnd"/>
-      <w:r>
-        <w:t>:</w:t>
+        <w:t xml:space="preserve"> 4) Sharpening controllato (Unsharp Mask)</w:t>
+      </w:r>
+    </w:p>
+    <w:p>
+      <w:r>
+        <w:t>Dopo lo stacking, un leggero sharpening:</w:t>
       </w:r>
     </w:p>
     <w:p>
@@ -6303,14 +5435,13 @@
     </w:p>
     <w:p>
       <w:r>
-        <w:lastRenderedPageBreak/>
         <w:t>È la ciliegina finale.</w:t>
       </w:r>
     </w:p>
     <w:p>
       <w:r>
         <w:pict w14:anchorId="4D40B010">
-          <v:rect id="_x0000_i1226" style="width:0;height:1.5pt" o:hralign="center" o:hrstd="t" o:hr="t" fillcolor="#a0a0a0" stroked="f"/>
+          <v:rect id="_x0000_i1047" style="width:0;height:1.5pt" o:hralign="center" o:hrstd="t" o:hr="t" fillcolor="#a0a0a0" stroked="f"/>
         </w:pict>
       </w:r>
     </w:p>
@@ -6339,15 +5470,7 @@
     </w:p>
     <w:p>
       <w:r>
-        <w:t xml:space="preserve">Per oggetti deep </w:t>
-      </w:r>
-      <w:proofErr w:type="spellStart"/>
-      <w:r>
-        <w:t>sky</w:t>
-      </w:r>
-      <w:proofErr w:type="spellEnd"/>
-      <w:r>
-        <w:t xml:space="preserve"> (ammassi, nebulose, galassie):</w:t>
+        <w:t>Per oggetti deep sky (ammassi, nebulose, galassie):</w:t>
       </w:r>
     </w:p>
     <w:p>
@@ -6379,13 +5502,8 @@
           <w:numId w:val="26"/>
         </w:numPr>
       </w:pPr>
-      <w:proofErr w:type="spellStart"/>
-      <w:r>
-        <w:t>stacking</w:t>
-      </w:r>
-      <w:proofErr w:type="spellEnd"/>
-      <w:r>
-        <w:t xml:space="preserve"> di esposizioni lunghe</w:t>
+      <w:r>
+        <w:t>stacking di esposizioni lunghe</w:t>
       </w:r>
     </w:p>
     <w:p>
@@ -6400,7 +5518,7 @@
     <w:p>
       <w:r>
         <w:pict w14:anchorId="45AF4395">
-          <v:rect id="_x0000_i1227" style="width:0;height:1.5pt" o:hralign="center" o:hrstd="t" o:hr="t" fillcolor="#a0a0a0" stroked="f"/>
+          <v:rect id="_x0000_i1048" style="width:0;height:1.5pt" o:hralign="center" o:hrstd="t" o:hr="t" fillcolor="#a0a0a0" stroked="f"/>
         </w:pict>
       </w:r>
     </w:p>
@@ -6424,23 +5542,7 @@
           <w:b/>
           <w:bCs/>
         </w:rPr>
-        <w:t xml:space="preserve"> 6) Focus </w:t>
-      </w:r>
-      <w:proofErr w:type="spellStart"/>
-      <w:r>
-        <w:rPr>
-          <w:b/>
-          <w:bCs/>
-        </w:rPr>
-        <w:t>peaking</w:t>
-      </w:r>
-      <w:proofErr w:type="spellEnd"/>
-      <w:r>
-        <w:rPr>
-          <w:b/>
-          <w:bCs/>
-        </w:rPr>
-        <w:t xml:space="preserve"> (per mettere a fuoco il telescopio)</w:t>
+        <w:t xml:space="preserve"> 6) Focus peaking (per mettere a fuoco il telescopio)</w:t>
       </w:r>
     </w:p>
     <w:p>
@@ -6449,15 +5551,7 @@
       </w:r>
       <w:r>
         <w:br/>
-        <w:t xml:space="preserve">Il focus </w:t>
-      </w:r>
-      <w:proofErr w:type="spellStart"/>
-      <w:r>
-        <w:t>peaking</w:t>
-      </w:r>
-      <w:proofErr w:type="spellEnd"/>
-      <w:r>
-        <w:t xml:space="preserve"> ti dice quando sei a fuoco perfetto.</w:t>
+        <w:t>Il focus peaking ti dice quando sei a fuoco perfetto.</w:t>
       </w:r>
     </w:p>
     <w:p>
@@ -6467,8 +5561,9 @@
     </w:p>
     <w:p>
       <w:r>
+        <w:lastRenderedPageBreak/>
         <w:pict w14:anchorId="6FC088F0">
-          <v:rect id="_x0000_i1228" style="width:0;height:1.5pt" o:hralign="center" o:hrstd="t" o:hr="t" fillcolor="#a0a0a0" stroked="f"/>
+          <v:rect id="_x0000_i1049" style="width:0;height:1.5pt" o:hralign="center" o:hrstd="t" o:hr="t" fillcolor="#a0a0a0" stroked="f"/>
         </w:pict>
       </w:r>
     </w:p>
@@ -6492,17 +5587,8 @@
           <w:b/>
           <w:bCs/>
         </w:rPr>
-        <w:t xml:space="preserve"> 7) Livella digitale + drift </w:t>
-      </w:r>
-      <w:proofErr w:type="spellStart"/>
-      <w:r>
-        <w:rPr>
-          <w:b/>
-          <w:bCs/>
-        </w:rPr>
-        <w:t>indicator</w:t>
-      </w:r>
-      <w:proofErr w:type="spellEnd"/>
+        <w:t xml:space="preserve"> 7) Livella digitale + drift indicator</w:t>
+      </w:r>
     </w:p>
     <w:p>
       <w:r>
@@ -6512,7 +5598,7 @@
     <w:p>
       <w:r>
         <w:pict w14:anchorId="485248E9">
-          <v:rect id="_x0000_i1229" style="width:0;height:1.5pt" o:hralign="center" o:hrstd="t" o:hr="t" fillcolor="#a0a0a0" stroked="f"/>
+          <v:rect id="_x0000_i1050" style="width:0;height:1.5pt" o:hralign="center" o:hrstd="t" o:hr="t" fillcolor="#a0a0a0" stroked="f"/>
         </w:pict>
       </w:r>
     </w:p>
@@ -6601,7 +5687,7 @@
     <w:p>
       <w:r>
         <w:pict w14:anchorId="17C3F7E0">
-          <v:rect id="_x0000_i1230" style="width:0;height:1.5pt" o:hralign="center" o:hrstd="t" o:hr="t" fillcolor="#a0a0a0" stroked="f"/>
+          <v:rect id="_x0000_i1051" style="width:0;height:1.5pt" o:hralign="center" o:hrstd="t" o:hr="t" fillcolor="#a0a0a0" stroked="f"/>
         </w:pict>
       </w:r>
     </w:p>
@@ -6630,15 +5716,7 @@
     </w:p>
     <w:p>
       <w:r>
-        <w:t xml:space="preserve">Visto che lo </w:t>
-      </w:r>
-      <w:proofErr w:type="spellStart"/>
-      <w:r>
-        <w:t>stacking</w:t>
-      </w:r>
-      <w:proofErr w:type="spellEnd"/>
-      <w:r>
-        <w:t xml:space="preserve"> base ora funziona, il prossimo passo logico è:</w:t>
+        <w:t>Visto che lo stacking base ora funziona, il prossimo passo logico è:</w:t>
       </w:r>
     </w:p>
     <w:p>
@@ -6681,12 +5759,8 @@
       </w:r>
       <w:r>
         <w:noBreakHyphen/>
-      </w:r>
-      <w:proofErr w:type="spellStart"/>
-      <w:r>
         <w:t>correlation</w:t>
       </w:r>
-      <w:proofErr w:type="spellEnd"/>
     </w:p>
     <w:p>
       <w:pPr>
@@ -6696,15 +5770,7 @@
         </w:numPr>
       </w:pPr>
       <w:r>
-        <w:t xml:space="preserve">calcolo dello shift (dx, </w:t>
-      </w:r>
-      <w:proofErr w:type="spellStart"/>
-      <w:r>
-        <w:t>dy</w:t>
-      </w:r>
-      <w:proofErr w:type="spellEnd"/>
-      <w:r>
-        <w:t>)</w:t>
+        <w:t>calcolo dello shift (dx, dy)</w:t>
       </w:r>
     </w:p>
     <w:p>
@@ -6715,7 +5781,6 @@
         </w:numPr>
       </w:pPr>
       <w:r>
-        <w:lastRenderedPageBreak/>
         <w:t>applicazione dello shift al bitmap</w:t>
       </w:r>
     </w:p>
@@ -6727,30 +5792,184 @@
         </w:numPr>
       </w:pPr>
       <w:r>
-        <w:t xml:space="preserve">integrazione nello </w:t>
-      </w:r>
-      <w:proofErr w:type="spellStart"/>
-      <w:r>
-        <w:t>stacking</w:t>
-      </w:r>
-      <w:proofErr w:type="spellEnd"/>
-      <w:r>
-        <w:t xml:space="preserve"> che hai già</w:t>
-      </w:r>
-    </w:p>
-    <w:p>
-      <w:r>
-        <w:t xml:space="preserve">Tutto in </w:t>
-      </w:r>
-      <w:proofErr w:type="spellStart"/>
-      <w:r>
-        <w:t>Kotlin</w:t>
-      </w:r>
-      <w:proofErr w:type="spellEnd"/>
-      <w:r>
-        <w:t>, tutto pronto da incollare.</w:t>
-      </w:r>
-    </w:p>
+        <w:t>integrazione nello stacking che hai già</w:t>
+      </w:r>
+    </w:p>
+    <w:p>
+      <w:r>
+        <w:t>Tutto in Kotlin, tutto pronto da incollare.</w:t>
+      </w:r>
+    </w:p>
+    <w:p/>
+    <w:p/>
+    <w:p/>
+    <w:p>
+      <w:pPr>
+        <w:rPr>
+          <w:rFonts w:ascii="Segoe UI Emoji" w:hAnsi="Segoe UI Emoji" w:cs="Segoe UI Emoji"/>
+          <w:b/>
+          <w:bCs/>
+        </w:rPr>
+      </w:pPr>
+      <w:r>
+        <w:rPr>
+          <w:rFonts w:ascii="Segoe UI Emoji" w:hAnsi="Segoe UI Emoji" w:cs="Segoe UI Emoji"/>
+          <w:b/>
+          <w:bCs/>
+        </w:rPr>
+        <w:t>🔭 Vuoi fare stacking SERIO da astrofotografia?</w:t>
+      </w:r>
+    </w:p>
+    <w:p>
+      <w:pPr>
+        <w:rPr>
+          <w:rFonts w:ascii="Segoe UI Emoji" w:hAnsi="Segoe UI Emoji" w:cs="Segoe UI Emoji"/>
+          <w:b/>
+          <w:bCs/>
+        </w:rPr>
+      </w:pPr>
+      <w:r>
+        <w:rPr>
+          <w:rFonts w:ascii="Segoe UI Emoji" w:hAnsi="Segoe UI Emoji" w:cs="Segoe UI Emoji"/>
+          <w:b/>
+          <w:bCs/>
+        </w:rPr>
+        <w:t>Posso aggiungere:</w:t>
+      </w:r>
+    </w:p>
+    <w:p>
+      <w:pPr>
+        <w:numPr>
+          <w:ilvl w:val="0"/>
+          <w:numId w:val="30"/>
+        </w:numPr>
+        <w:rPr>
+          <w:rFonts w:ascii="Segoe UI Emoji" w:hAnsi="Segoe UI Emoji" w:cs="Segoe UI Emoji"/>
+          <w:b/>
+          <w:bCs/>
+        </w:rPr>
+      </w:pPr>
+      <w:r>
+        <w:rPr>
+          <w:rFonts w:ascii="Segoe UI Emoji" w:hAnsi="Segoe UI Emoji" w:cs="Segoe UI Emoji"/>
+          <w:b/>
+          <w:bCs/>
+        </w:rPr>
+        <w:t>Allineamento automatico (fondamentale se hai mosso il telefono)</w:t>
+      </w:r>
+    </w:p>
+    <w:p>
+      <w:pPr>
+        <w:numPr>
+          <w:ilvl w:val="0"/>
+          <w:numId w:val="30"/>
+        </w:numPr>
+        <w:rPr>
+          <w:rFonts w:ascii="Segoe UI Emoji" w:hAnsi="Segoe UI Emoji" w:cs="Segoe UI Emoji"/>
+          <w:b/>
+          <w:bCs/>
+        </w:rPr>
+      </w:pPr>
+      <w:r>
+        <w:rPr>
+          <w:rFonts w:ascii="Segoe UI Emoji" w:hAnsi="Segoe UI Emoji" w:cs="Segoe UI Emoji"/>
+          <w:b/>
+          <w:bCs/>
+        </w:rPr>
+        <w:t>Sigma</w:t>
+      </w:r>
+      <w:r>
+        <w:rPr>
+          <w:rFonts w:ascii="Segoe UI Emoji" w:hAnsi="Segoe UI Emoji" w:cs="Segoe UI Emoji"/>
+          <w:b/>
+          <w:bCs/>
+        </w:rPr>
+        <w:noBreakHyphen/>
+        <w:t>clipping (elimina rumore e pixel caldi)</w:t>
+      </w:r>
+    </w:p>
+    <w:p>
+      <w:pPr>
+        <w:numPr>
+          <w:ilvl w:val="0"/>
+          <w:numId w:val="30"/>
+        </w:numPr>
+        <w:rPr>
+          <w:rFonts w:ascii="Segoe UI Emoji" w:hAnsi="Segoe UI Emoji" w:cs="Segoe UI Emoji"/>
+          <w:b/>
+          <w:bCs/>
+        </w:rPr>
+      </w:pPr>
+      <w:r>
+        <w:rPr>
+          <w:rFonts w:ascii="Segoe UI Emoji" w:hAnsi="Segoe UI Emoji" w:cs="Segoe UI Emoji"/>
+          <w:b/>
+          <w:bCs/>
+        </w:rPr>
+        <w:t>Dark frame subtraction</w:t>
+      </w:r>
+    </w:p>
+    <w:p>
+      <w:pPr>
+        <w:numPr>
+          <w:ilvl w:val="0"/>
+          <w:numId w:val="30"/>
+        </w:numPr>
+        <w:rPr>
+          <w:rFonts w:ascii="Segoe UI Emoji" w:hAnsi="Segoe UI Emoji" w:cs="Segoe UI Emoji"/>
+          <w:b/>
+          <w:bCs/>
+        </w:rPr>
+      </w:pPr>
+      <w:r>
+        <w:rPr>
+          <w:rFonts w:ascii="Segoe UI Emoji" w:hAnsi="Segoe UI Emoji" w:cs="Segoe UI Emoji"/>
+          <w:b/>
+          <w:bCs/>
+        </w:rPr>
+        <w:t>Flat field correction</w:t>
+      </w:r>
+    </w:p>
+    <w:p>
+      <w:pPr>
+        <w:numPr>
+          <w:ilvl w:val="0"/>
+          <w:numId w:val="30"/>
+        </w:numPr>
+        <w:rPr>
+          <w:rFonts w:ascii="Segoe UI Emoji" w:hAnsi="Segoe UI Emoji" w:cs="Segoe UI Emoji"/>
+          <w:b/>
+          <w:bCs/>
+        </w:rPr>
+      </w:pPr>
+      <w:r>
+        <w:rPr>
+          <w:rFonts w:ascii="Segoe UI Emoji" w:hAnsi="Segoe UI Emoji" w:cs="Segoe UI Emoji"/>
+          <w:b/>
+          <w:bCs/>
+        </w:rPr>
+        <w:lastRenderedPageBreak/>
+        <w:t>Debayering RAW se vuoi lavorare in DNG</w:t>
+      </w:r>
+    </w:p>
+    <w:p>
+      <w:pPr>
+        <w:rPr>
+          <w:rFonts w:ascii="Segoe UI Emoji" w:hAnsi="Segoe UI Emoji" w:cs="Segoe UI Emoji"/>
+          <w:b/>
+          <w:bCs/>
+        </w:rPr>
+      </w:pPr>
+      <w:r>
+        <w:rPr>
+          <w:rFonts w:ascii="Segoe UI Emoji" w:hAnsi="Segoe UI Emoji" w:cs="Segoe UI Emoji"/>
+          <w:b/>
+          <w:bCs/>
+        </w:rPr>
+        <w:t>Dimmi tu quanto vuoi spingerti.</w:t>
+      </w:r>
+    </w:p>
+    <w:p/>
     <w:p/>
     <w:sectPr>
       <w:pgSz w:w="11906" w:h="16838"/>
@@ -8332,6 +7551,155 @@
     </w:lvl>
   </w:abstractNum>
   <w:abstractNum w:abstractNumId="11" w15:restartNumberingAfterBreak="0">
+    <w:nsid w:val="36CD0838"/>
+    <w:multiLevelType w:val="multilevel"/>
+    <w:tmpl w:val="DBE22296"/>
+    <w:lvl w:ilvl="0">
+      <w:start w:val="1"/>
+      <w:numFmt w:val="bullet"/>
+      <w:lvlText w:val=""/>
+      <w:lvlJc w:val="left"/>
+      <w:pPr>
+        <w:tabs>
+          <w:tab w:val="num" w:pos="720"/>
+        </w:tabs>
+        <w:ind w:left="720" w:hanging="360"/>
+      </w:pPr>
+      <w:rPr>
+        <w:rFonts w:ascii="Symbol" w:hAnsi="Symbol" w:hint="default"/>
+        <w:sz w:val="20"/>
+      </w:rPr>
+    </w:lvl>
+    <w:lvl w:ilvl="1" w:tentative="1">
+      <w:start w:val="1"/>
+      <w:numFmt w:val="bullet"/>
+      <w:lvlText w:val="o"/>
+      <w:lvlJc w:val="left"/>
+      <w:pPr>
+        <w:tabs>
+          <w:tab w:val="num" w:pos="1440"/>
+        </w:tabs>
+        <w:ind w:left="1440" w:hanging="360"/>
+      </w:pPr>
+      <w:rPr>
+        <w:rFonts w:ascii="Courier New" w:hAnsi="Courier New" w:hint="default"/>
+        <w:sz w:val="20"/>
+      </w:rPr>
+    </w:lvl>
+    <w:lvl w:ilvl="2" w:tentative="1">
+      <w:start w:val="1"/>
+      <w:numFmt w:val="bullet"/>
+      <w:lvlText w:val=""/>
+      <w:lvlJc w:val="left"/>
+      <w:pPr>
+        <w:tabs>
+          <w:tab w:val="num" w:pos="2160"/>
+        </w:tabs>
+        <w:ind w:left="2160" w:hanging="360"/>
+      </w:pPr>
+      <w:rPr>
+        <w:rFonts w:ascii="Wingdings" w:hAnsi="Wingdings" w:hint="default"/>
+        <w:sz w:val="20"/>
+      </w:rPr>
+    </w:lvl>
+    <w:lvl w:ilvl="3" w:tentative="1">
+      <w:start w:val="1"/>
+      <w:numFmt w:val="bullet"/>
+      <w:lvlText w:val=""/>
+      <w:lvlJc w:val="left"/>
+      <w:pPr>
+        <w:tabs>
+          <w:tab w:val="num" w:pos="2880"/>
+        </w:tabs>
+        <w:ind w:left="2880" w:hanging="360"/>
+      </w:pPr>
+      <w:rPr>
+        <w:rFonts w:ascii="Wingdings" w:hAnsi="Wingdings" w:hint="default"/>
+        <w:sz w:val="20"/>
+      </w:rPr>
+    </w:lvl>
+    <w:lvl w:ilvl="4" w:tentative="1">
+      <w:start w:val="1"/>
+      <w:numFmt w:val="bullet"/>
+      <w:lvlText w:val=""/>
+      <w:lvlJc w:val="left"/>
+      <w:pPr>
+        <w:tabs>
+          <w:tab w:val="num" w:pos="3600"/>
+        </w:tabs>
+        <w:ind w:left="3600" w:hanging="360"/>
+      </w:pPr>
+      <w:rPr>
+        <w:rFonts w:ascii="Wingdings" w:hAnsi="Wingdings" w:hint="default"/>
+        <w:sz w:val="20"/>
+      </w:rPr>
+    </w:lvl>
+    <w:lvl w:ilvl="5" w:tentative="1">
+      <w:start w:val="1"/>
+      <w:numFmt w:val="bullet"/>
+      <w:lvlText w:val=""/>
+      <w:lvlJc w:val="left"/>
+      <w:pPr>
+        <w:tabs>
+          <w:tab w:val="num" w:pos="4320"/>
+        </w:tabs>
+        <w:ind w:left="4320" w:hanging="360"/>
+      </w:pPr>
+      <w:rPr>
+        <w:rFonts w:ascii="Wingdings" w:hAnsi="Wingdings" w:hint="default"/>
+        <w:sz w:val="20"/>
+      </w:rPr>
+    </w:lvl>
+    <w:lvl w:ilvl="6" w:tentative="1">
+      <w:start w:val="1"/>
+      <w:numFmt w:val="bullet"/>
+      <w:lvlText w:val=""/>
+      <w:lvlJc w:val="left"/>
+      <w:pPr>
+        <w:tabs>
+          <w:tab w:val="num" w:pos="5040"/>
+        </w:tabs>
+        <w:ind w:left="5040" w:hanging="360"/>
+      </w:pPr>
+      <w:rPr>
+        <w:rFonts w:ascii="Wingdings" w:hAnsi="Wingdings" w:hint="default"/>
+        <w:sz w:val="20"/>
+      </w:rPr>
+    </w:lvl>
+    <w:lvl w:ilvl="7" w:tentative="1">
+      <w:start w:val="1"/>
+      <w:numFmt w:val="bullet"/>
+      <w:lvlText w:val=""/>
+      <w:lvlJc w:val="left"/>
+      <w:pPr>
+        <w:tabs>
+          <w:tab w:val="num" w:pos="5760"/>
+        </w:tabs>
+        <w:ind w:left="5760" w:hanging="360"/>
+      </w:pPr>
+      <w:rPr>
+        <w:rFonts w:ascii="Wingdings" w:hAnsi="Wingdings" w:hint="default"/>
+        <w:sz w:val="20"/>
+      </w:rPr>
+    </w:lvl>
+    <w:lvl w:ilvl="8" w:tentative="1">
+      <w:start w:val="1"/>
+      <w:numFmt w:val="bullet"/>
+      <w:lvlText w:val=""/>
+      <w:lvlJc w:val="left"/>
+      <w:pPr>
+        <w:tabs>
+          <w:tab w:val="num" w:pos="6480"/>
+        </w:tabs>
+        <w:ind w:left="6480" w:hanging="360"/>
+      </w:pPr>
+      <w:rPr>
+        <w:rFonts w:ascii="Wingdings" w:hAnsi="Wingdings" w:hint="default"/>
+        <w:sz w:val="20"/>
+      </w:rPr>
+    </w:lvl>
+  </w:abstractNum>
+  <w:abstractNum w:abstractNumId="12" w15:restartNumberingAfterBreak="0">
     <w:nsid w:val="37492F95"/>
     <w:multiLevelType w:val="multilevel"/>
     <w:tmpl w:val="6288595E"/>
@@ -8480,7 +7848,7 @@
       </w:rPr>
     </w:lvl>
   </w:abstractNum>
-  <w:abstractNum w:abstractNumId="12" w15:restartNumberingAfterBreak="0">
+  <w:abstractNum w:abstractNumId="13" w15:restartNumberingAfterBreak="0">
     <w:nsid w:val="3CEB56C6"/>
     <w:multiLevelType w:val="multilevel"/>
     <w:tmpl w:val="548A8336"/>
@@ -8629,7 +7997,7 @@
       </w:rPr>
     </w:lvl>
   </w:abstractNum>
-  <w:abstractNum w:abstractNumId="13" w15:restartNumberingAfterBreak="0">
+  <w:abstractNum w:abstractNumId="14" w15:restartNumberingAfterBreak="0">
     <w:nsid w:val="3D570509"/>
     <w:multiLevelType w:val="multilevel"/>
     <w:tmpl w:val="A2D43F38"/>
@@ -8778,7 +8146,7 @@
       </w:rPr>
     </w:lvl>
   </w:abstractNum>
-  <w:abstractNum w:abstractNumId="14" w15:restartNumberingAfterBreak="0">
+  <w:abstractNum w:abstractNumId="15" w15:restartNumberingAfterBreak="0">
     <w:nsid w:val="41784ECB"/>
     <w:multiLevelType w:val="multilevel"/>
     <w:tmpl w:val="FE8E250A"/>
@@ -8927,7 +8295,124 @@
       </w:rPr>
     </w:lvl>
   </w:abstractNum>
-  <w:abstractNum w:abstractNumId="15" w15:restartNumberingAfterBreak="0">
+  <w:abstractNum w:abstractNumId="16" w15:restartNumberingAfterBreak="0">
+    <w:nsid w:val="43FC6135"/>
+    <w:multiLevelType w:val="multilevel"/>
+    <w:tmpl w:val="EA7C1D40"/>
+    <w:lvl w:ilvl="0">
+      <w:start w:val="1"/>
+      <w:numFmt w:val="decimal"/>
+      <w:lvlText w:val="%1."/>
+      <w:lvlJc w:val="left"/>
+      <w:pPr>
+        <w:tabs>
+          <w:tab w:val="num" w:pos="720"/>
+        </w:tabs>
+        <w:ind w:left="720" w:hanging="360"/>
+      </w:pPr>
+    </w:lvl>
+    <w:lvl w:ilvl="1">
+      <w:start w:val="1"/>
+      <w:numFmt w:val="bullet"/>
+      <w:lvlText w:val="o"/>
+      <w:lvlJc w:val="left"/>
+      <w:pPr>
+        <w:tabs>
+          <w:tab w:val="num" w:pos="1440"/>
+        </w:tabs>
+        <w:ind w:left="1440" w:hanging="360"/>
+      </w:pPr>
+      <w:rPr>
+        <w:rFonts w:ascii="Courier New" w:hAnsi="Courier New" w:hint="default"/>
+        <w:sz w:val="20"/>
+      </w:rPr>
+    </w:lvl>
+    <w:lvl w:ilvl="2" w:tentative="1">
+      <w:start w:val="1"/>
+      <w:numFmt w:val="decimal"/>
+      <w:lvlText w:val="%3."/>
+      <w:lvlJc w:val="left"/>
+      <w:pPr>
+        <w:tabs>
+          <w:tab w:val="num" w:pos="2160"/>
+        </w:tabs>
+        <w:ind w:left="2160" w:hanging="360"/>
+      </w:pPr>
+    </w:lvl>
+    <w:lvl w:ilvl="3" w:tentative="1">
+      <w:start w:val="1"/>
+      <w:numFmt w:val="decimal"/>
+      <w:lvlText w:val="%4."/>
+      <w:lvlJc w:val="left"/>
+      <w:pPr>
+        <w:tabs>
+          <w:tab w:val="num" w:pos="2880"/>
+        </w:tabs>
+        <w:ind w:left="2880" w:hanging="360"/>
+      </w:pPr>
+    </w:lvl>
+    <w:lvl w:ilvl="4" w:tentative="1">
+      <w:start w:val="1"/>
+      <w:numFmt w:val="decimal"/>
+      <w:lvlText w:val="%5."/>
+      <w:lvlJc w:val="left"/>
+      <w:pPr>
+        <w:tabs>
+          <w:tab w:val="num" w:pos="3600"/>
+        </w:tabs>
+        <w:ind w:left="3600" w:hanging="360"/>
+      </w:pPr>
+    </w:lvl>
+    <w:lvl w:ilvl="5" w:tentative="1">
+      <w:start w:val="1"/>
+      <w:numFmt w:val="decimal"/>
+      <w:lvlText w:val="%6."/>
+      <w:lvlJc w:val="left"/>
+      <w:pPr>
+        <w:tabs>
+          <w:tab w:val="num" w:pos="4320"/>
+        </w:tabs>
+        <w:ind w:left="4320" w:hanging="360"/>
+      </w:pPr>
+    </w:lvl>
+    <w:lvl w:ilvl="6" w:tentative="1">
+      <w:start w:val="1"/>
+      <w:numFmt w:val="decimal"/>
+      <w:lvlText w:val="%7."/>
+      <w:lvlJc w:val="left"/>
+      <w:pPr>
+        <w:tabs>
+          <w:tab w:val="num" w:pos="5040"/>
+        </w:tabs>
+        <w:ind w:left="5040" w:hanging="360"/>
+      </w:pPr>
+    </w:lvl>
+    <w:lvl w:ilvl="7" w:tentative="1">
+      <w:start w:val="1"/>
+      <w:numFmt w:val="decimal"/>
+      <w:lvlText w:val="%8."/>
+      <w:lvlJc w:val="left"/>
+      <w:pPr>
+        <w:tabs>
+          <w:tab w:val="num" w:pos="5760"/>
+        </w:tabs>
+        <w:ind w:left="5760" w:hanging="360"/>
+      </w:pPr>
+    </w:lvl>
+    <w:lvl w:ilvl="8" w:tentative="1">
+      <w:start w:val="1"/>
+      <w:numFmt w:val="decimal"/>
+      <w:lvlText w:val="%9."/>
+      <w:lvlJc w:val="left"/>
+      <w:pPr>
+        <w:tabs>
+          <w:tab w:val="num" w:pos="6480"/>
+        </w:tabs>
+        <w:ind w:left="6480" w:hanging="360"/>
+      </w:pPr>
+    </w:lvl>
+  </w:abstractNum>
+  <w:abstractNum w:abstractNumId="17" w15:restartNumberingAfterBreak="0">
     <w:nsid w:val="47AA0E26"/>
     <w:multiLevelType w:val="multilevel"/>
     <w:tmpl w:val="D924E87C"/>
@@ -9076,7 +8561,7 @@
       </w:rPr>
     </w:lvl>
   </w:abstractNum>
-  <w:abstractNum w:abstractNumId="16" w15:restartNumberingAfterBreak="0">
+  <w:abstractNum w:abstractNumId="18" w15:restartNumberingAfterBreak="0">
     <w:nsid w:val="4D9355A4"/>
     <w:multiLevelType w:val="multilevel"/>
     <w:tmpl w:val="6B32F17E"/>
@@ -9225,7 +8710,7 @@
       </w:rPr>
     </w:lvl>
   </w:abstractNum>
-  <w:abstractNum w:abstractNumId="17" w15:restartNumberingAfterBreak="0">
+  <w:abstractNum w:abstractNumId="19" w15:restartNumberingAfterBreak="0">
     <w:nsid w:val="4F7455DE"/>
     <w:multiLevelType w:val="multilevel"/>
     <w:tmpl w:val="FFC84846"/>
@@ -9374,7 +8859,7 @@
       </w:rPr>
     </w:lvl>
   </w:abstractNum>
-  <w:abstractNum w:abstractNumId="18" w15:restartNumberingAfterBreak="0">
+  <w:abstractNum w:abstractNumId="20" w15:restartNumberingAfterBreak="0">
     <w:nsid w:val="519A48D9"/>
     <w:multiLevelType w:val="multilevel"/>
     <w:tmpl w:val="D0A4E1DC"/>
@@ -9523,7 +9008,7 @@
       </w:rPr>
     </w:lvl>
   </w:abstractNum>
-  <w:abstractNum w:abstractNumId="19" w15:restartNumberingAfterBreak="0">
+  <w:abstractNum w:abstractNumId="21" w15:restartNumberingAfterBreak="0">
     <w:nsid w:val="58335290"/>
     <w:multiLevelType w:val="multilevel"/>
     <w:tmpl w:val="5C0EF054"/>
@@ -9672,7 +9157,7 @@
       </w:rPr>
     </w:lvl>
   </w:abstractNum>
-  <w:abstractNum w:abstractNumId="20" w15:restartNumberingAfterBreak="0">
+  <w:abstractNum w:abstractNumId="22" w15:restartNumberingAfterBreak="0">
     <w:nsid w:val="593054F7"/>
     <w:multiLevelType w:val="multilevel"/>
     <w:tmpl w:val="AB2E7FAA"/>
@@ -9821,7 +9306,7 @@
       </w:rPr>
     </w:lvl>
   </w:abstractNum>
-  <w:abstractNum w:abstractNumId="21" w15:restartNumberingAfterBreak="0">
+  <w:abstractNum w:abstractNumId="23" w15:restartNumberingAfterBreak="0">
     <w:nsid w:val="62104C26"/>
     <w:multiLevelType w:val="multilevel"/>
     <w:tmpl w:val="3782C47C"/>
@@ -9970,7 +9455,7 @@
       </w:rPr>
     </w:lvl>
   </w:abstractNum>
-  <w:abstractNum w:abstractNumId="22" w15:restartNumberingAfterBreak="0">
+  <w:abstractNum w:abstractNumId="24" w15:restartNumberingAfterBreak="0">
     <w:nsid w:val="62D30BDB"/>
     <w:multiLevelType w:val="multilevel"/>
     <w:tmpl w:val="0E6EE9AC"/>
@@ -10119,7 +9604,7 @@
       </w:rPr>
     </w:lvl>
   </w:abstractNum>
-  <w:abstractNum w:abstractNumId="23" w15:restartNumberingAfterBreak="0">
+  <w:abstractNum w:abstractNumId="25" w15:restartNumberingAfterBreak="0">
     <w:nsid w:val="68320838"/>
     <w:multiLevelType w:val="multilevel"/>
     <w:tmpl w:val="FEC0B2AC"/>
@@ -10268,7 +9753,7 @@
       </w:rPr>
     </w:lvl>
   </w:abstractNum>
-  <w:abstractNum w:abstractNumId="24" w15:restartNumberingAfterBreak="0">
+  <w:abstractNum w:abstractNumId="26" w15:restartNumberingAfterBreak="0">
     <w:nsid w:val="73FF56CE"/>
     <w:multiLevelType w:val="multilevel"/>
     <w:tmpl w:val="E8A6BDAA"/>
@@ -10417,7 +9902,7 @@
       </w:rPr>
     </w:lvl>
   </w:abstractNum>
-  <w:abstractNum w:abstractNumId="25" w15:restartNumberingAfterBreak="0">
+  <w:abstractNum w:abstractNumId="27" w15:restartNumberingAfterBreak="0">
     <w:nsid w:val="78F40489"/>
     <w:multiLevelType w:val="multilevel"/>
     <w:tmpl w:val="7C7ADC4E"/>
@@ -10566,7 +10051,7 @@
       </w:rPr>
     </w:lvl>
   </w:abstractNum>
-  <w:abstractNum w:abstractNumId="26" w15:restartNumberingAfterBreak="0">
+  <w:abstractNum w:abstractNumId="28" w15:restartNumberingAfterBreak="0">
     <w:nsid w:val="792F40F2"/>
     <w:multiLevelType w:val="multilevel"/>
     <w:tmpl w:val="70005182"/>
@@ -10715,7 +10200,7 @@
       </w:rPr>
     </w:lvl>
   </w:abstractNum>
-  <w:abstractNum w:abstractNumId="27" w15:restartNumberingAfterBreak="0">
+  <w:abstractNum w:abstractNumId="29" w15:restartNumberingAfterBreak="0">
     <w:nsid w:val="7D474F20"/>
     <w:multiLevelType w:val="multilevel"/>
     <w:tmpl w:val="96D843BA"/>
@@ -10865,7 +10350,7 @@
     </w:lvl>
   </w:abstractNum>
   <w:num w:numId="1" w16cid:durableId="1638140685">
-    <w:abstractNumId w:val="11"/>
+    <w:abstractNumId w:val="12"/>
   </w:num>
   <w:num w:numId="2" w16cid:durableId="920286516">
     <w:abstractNumId w:val="9"/>
@@ -10874,19 +10359,19 @@
     <w:abstractNumId w:val="8"/>
   </w:num>
   <w:num w:numId="4" w16cid:durableId="1921602593">
-    <w:abstractNumId w:val="23"/>
+    <w:abstractNumId w:val="25"/>
   </w:num>
   <w:num w:numId="5" w16cid:durableId="675111458">
-    <w:abstractNumId w:val="12"/>
+    <w:abstractNumId w:val="13"/>
   </w:num>
   <w:num w:numId="6" w16cid:durableId="1527215335">
-    <w:abstractNumId w:val="27"/>
+    <w:abstractNumId w:val="29"/>
   </w:num>
   <w:num w:numId="7" w16cid:durableId="1162355609">
     <w:abstractNumId w:val="5"/>
   </w:num>
   <w:num w:numId="8" w16cid:durableId="2078046549">
-    <w:abstractNumId w:val="22"/>
+    <w:abstractNumId w:val="24"/>
   </w:num>
   <w:num w:numId="9" w16cid:durableId="1078556369">
     <w:abstractNumId w:val="4"/>
@@ -10895,43 +10380,43 @@
     <w:abstractNumId w:val="6"/>
   </w:num>
   <w:num w:numId="11" w16cid:durableId="764568551">
-    <w:abstractNumId w:val="26"/>
+    <w:abstractNumId w:val="28"/>
   </w:num>
   <w:num w:numId="12" w16cid:durableId="807280167">
-    <w:abstractNumId w:val="19"/>
+    <w:abstractNumId w:val="21"/>
   </w:num>
   <w:num w:numId="13" w16cid:durableId="1371102566">
     <w:abstractNumId w:val="2"/>
   </w:num>
   <w:num w:numId="14" w16cid:durableId="861866471">
-    <w:abstractNumId w:val="21"/>
+    <w:abstractNumId w:val="23"/>
   </w:num>
   <w:num w:numId="15" w16cid:durableId="2099667502">
     <w:abstractNumId w:val="7"/>
   </w:num>
   <w:num w:numId="16" w16cid:durableId="1008482062">
-    <w:abstractNumId w:val="14"/>
+    <w:abstractNumId w:val="15"/>
   </w:num>
   <w:num w:numId="17" w16cid:durableId="1033311905">
-    <w:abstractNumId w:val="15"/>
+    <w:abstractNumId w:val="17"/>
   </w:num>
   <w:num w:numId="18" w16cid:durableId="3753303">
-    <w:abstractNumId w:val="16"/>
+    <w:abstractNumId w:val="18"/>
   </w:num>
   <w:num w:numId="19" w16cid:durableId="519317494">
-    <w:abstractNumId w:val="20"/>
+    <w:abstractNumId w:val="22"/>
   </w:num>
   <w:num w:numId="20" w16cid:durableId="431247675">
-    <w:abstractNumId w:val="17"/>
+    <w:abstractNumId w:val="19"/>
   </w:num>
   <w:num w:numId="21" w16cid:durableId="1207530025">
     <w:abstractNumId w:val="3"/>
   </w:num>
   <w:num w:numId="22" w16cid:durableId="1305575393">
-    <w:abstractNumId w:val="24"/>
+    <w:abstractNumId w:val="26"/>
   </w:num>
   <w:num w:numId="23" w16cid:durableId="1644037730">
-    <w:abstractNumId w:val="13"/>
+    <w:abstractNumId w:val="14"/>
   </w:num>
   <w:num w:numId="24" w16cid:durableId="1406419469">
     <w:abstractNumId w:val="1"/>
@@ -10940,13 +10425,19 @@
     <w:abstractNumId w:val="10"/>
   </w:num>
   <w:num w:numId="26" w16cid:durableId="473564032">
-    <w:abstractNumId w:val="18"/>
+    <w:abstractNumId w:val="20"/>
   </w:num>
   <w:num w:numId="27" w16cid:durableId="262689320">
-    <w:abstractNumId w:val="25"/>
+    <w:abstractNumId w:val="27"/>
   </w:num>
   <w:num w:numId="28" w16cid:durableId="1390836221">
     <w:abstractNumId w:val="0"/>
+  </w:num>
+  <w:num w:numId="29" w16cid:durableId="846988896">
+    <w:abstractNumId w:val="16"/>
+  </w:num>
+  <w:num w:numId="30" w16cid:durableId="397244491">
+    <w:abstractNumId w:val="11"/>
   </w:num>
 </w:numbering>
 </file>

--- a/Doc/RoadMap.docx
+++ b/Doc/RoadMap.docx
@@ -65,8 +65,13 @@
       <w:pPr>
         <w:ind w:firstLine="708"/>
       </w:pPr>
-      <w:r>
-        <w:t>Icone x Photo</w:t>
+      <w:proofErr w:type="spellStart"/>
+      <w:r>
+        <w:t>Stacked</w:t>
+      </w:r>
+      <w:proofErr w:type="spellEnd"/>
+      <w:r>
+        <w:t xml:space="preserve"> photo appare ruotata</w:t>
       </w:r>
     </w:p>
     <w:p>
@@ -74,34 +79,47 @@
         <w:ind w:firstLine="708"/>
       </w:pPr>
       <w:r>
-        <w:t>Stacked photo appare ruotata</w:t>
-      </w:r>
+        <w:t xml:space="preserve">Messaggi durante lo </w:t>
+      </w:r>
+      <w:proofErr w:type="spellStart"/>
+      <w:r>
+        <w:t>stacking</w:t>
+      </w:r>
+      <w:proofErr w:type="spellEnd"/>
     </w:p>
     <w:p>
       <w:pPr>
         <w:ind w:firstLine="708"/>
       </w:pPr>
       <w:r>
-        <w:t>Messaggi durante lo stacking</w:t>
+        <w:t xml:space="preserve">Name della foto </w:t>
+      </w:r>
+      <w:proofErr w:type="spellStart"/>
+      <w:r>
+        <w:t>stacked</w:t>
+      </w:r>
+      <w:proofErr w:type="spellEnd"/>
+      <w:r>
+        <w:t xml:space="preserve"> (usare tempo come nelle altre)</w:t>
+      </w:r>
+    </w:p>
+    <w:p/>
+    <w:p>
+      <w:pPr>
+        <w:rPr>
+          <w:lang w:val="en-GB"/>
+        </w:rPr>
+      </w:pPr>
+      <w:r>
+        <w:rPr>
+          <w:lang w:val="en-GB"/>
+        </w:rPr>
+        <w:t>Version 0.6.x</w:t>
       </w:r>
     </w:p>
     <w:p>
       <w:pPr>
         <w:ind w:firstLine="708"/>
-      </w:pPr>
-      <w:r>
-        <w:t>Name della foto stacked (usare tempo come nelle altre)</w:t>
-      </w:r>
-    </w:p>
-    <w:p/>
-    <w:p>
-      <w:r>
-        <w:t>Version 0.6.x</w:t>
-      </w:r>
-    </w:p>
-    <w:p>
-      <w:pPr>
-        <w:ind w:firstLine="708"/>
         <w:rPr>
           <w:lang w:val="en-GB"/>
         </w:rPr>
@@ -148,7 +166,7 @@
     <w:p>
       <w:pPr>
         <w:rPr>
-          <w:lang w:val="en-GB"/>
+          <w:lang w:val="fr-FR"/>
         </w:rPr>
       </w:pPr>
       <w:r>
@@ -156,13 +174,18 @@
           <w:lang w:val="en-GB"/>
         </w:rPr>
         <w:tab/>
+      </w:r>
+      <w:r>
+        <w:rPr>
+          <w:lang w:val="fr-FR"/>
+        </w:rPr>
         <w:t>Voice Recognition interface</w:t>
       </w:r>
     </w:p>
     <w:p>
       <w:pPr>
         <w:rPr>
-          <w:lang w:val="en-GB"/>
+          <w:lang w:val="fr-FR"/>
         </w:rPr>
       </w:pPr>
     </w:p>
@@ -204,56 +227,51 @@
         <w:tab/>
         <w:t xml:space="preserve">Camera </w:t>
       </w:r>
+      <w:proofErr w:type="spellStart"/>
       <w:r>
         <w:rPr>
           <w:lang w:val="fr-FR"/>
         </w:rPr>
-        <w:t>voice commands</w:t>
-      </w:r>
+        <w:t>voice</w:t>
+      </w:r>
+      <w:proofErr w:type="spellEnd"/>
+      <w:r>
+        <w:rPr>
+          <w:lang w:val="fr-FR"/>
+        </w:rPr>
+        <w:t xml:space="preserve"> </w:t>
+      </w:r>
+      <w:proofErr w:type="spellStart"/>
+      <w:r>
+        <w:rPr>
+          <w:lang w:val="fr-FR"/>
+        </w:rPr>
+        <w:t>commands</w:t>
+      </w:r>
+      <w:proofErr w:type="spellEnd"/>
     </w:p>
     <w:p>
       <w:pPr>
         <w:ind w:firstLine="708"/>
-        <w:rPr>
-          <w:lang w:val="fr-FR"/>
-        </w:rPr>
-      </w:pPr>
-      <w:r>
-        <w:rPr>
-          <w:lang w:val="fr-FR"/>
-        </w:rPr>
-        <w:t>Video voice commands</w:t>
-      </w:r>
-    </w:p>
-    <w:p>
-      <w:pPr>
-        <w:rPr>
-          <w:lang w:val="fr-FR"/>
-        </w:rPr>
-      </w:pPr>
-    </w:p>
-    <w:p>
-      <w:pPr>
-        <w:rPr>
-          <w:lang w:val="fr-FR"/>
-        </w:rPr>
-      </w:pPr>
-      <w:r>
-        <w:rPr>
-          <w:lang w:val="fr-FR"/>
-        </w:rPr>
+      </w:pPr>
+      <w:r>
+        <w:t xml:space="preserve">Video voice </w:t>
+      </w:r>
+      <w:proofErr w:type="spellStart"/>
+      <w:r>
+        <w:t>commands</w:t>
+      </w:r>
+      <w:proofErr w:type="spellEnd"/>
+    </w:p>
+    <w:p/>
+    <w:p>
+      <w:r>
         <w:t>Version 0.</w:t>
       </w:r>
       <w:r>
-        <w:rPr>
-          <w:lang w:val="fr-FR"/>
-        </w:rPr>
         <w:t>9</w:t>
       </w:r>
       <w:r>
-        <w:rPr>
-          <w:lang w:val="fr-FR"/>
-        </w:rPr>
         <w:t>.x</w:t>
       </w:r>
     </w:p>
@@ -278,7 +296,15 @@
     <w:p/>
     <w:p>
       <w:r>
-        <w:t>Foto &lt;nPhoto&gt;</w:t>
+        <w:t>Foto &lt;</w:t>
+      </w:r>
+      <w:proofErr w:type="spellStart"/>
+      <w:r>
+        <w:t>nPhoto</w:t>
+      </w:r>
+      <w:proofErr w:type="spellEnd"/>
+      <w:r>
+        <w:t>&gt;</w:t>
       </w:r>
     </w:p>
     <w:p>
@@ -317,8 +343,21 @@
         <w:rPr>
           <w:lang w:val="en-GB"/>
         </w:rPr>
-        <w:lastRenderedPageBreak/>
-        <w:t>Video &lt;nsecs&gt;</w:t>
+        <w:t>Video &lt;</w:t>
+      </w:r>
+      <w:proofErr w:type="spellStart"/>
+      <w:r>
+        <w:rPr>
+          <w:lang w:val="en-GB"/>
+        </w:rPr>
+        <w:t>nsecs</w:t>
+      </w:r>
+      <w:proofErr w:type="spellEnd"/>
+      <w:r>
+        <w:rPr>
+          <w:lang w:val="en-GB"/>
+        </w:rPr>
+        <w:t>&gt;</w:t>
       </w:r>
     </w:p>
     <w:p>
@@ -382,50 +421,122 @@
           <w:lang w:val="en-GB"/>
         </w:rPr>
       </w:pPr>
-      <w:r>
-        <w:rPr>
-          <w:lang w:val="en-GB"/>
-        </w:rPr>
-        <w:t>val activity = LocalContext.current as? Activity</w:t>
-      </w:r>
-    </w:p>
-    <w:p>
-      <w:pPr>
-        <w:rPr>
-          <w:lang w:val="en-GB"/>
-        </w:rPr>
-      </w:pPr>
-      <w:r>
-        <w:rPr>
-          <w:lang w:val="en-GB"/>
-        </w:rPr>
-        <w:t>activity?.let {</w:t>
-      </w:r>
-    </w:p>
-    <w:p>
-      <w:pPr>
-        <w:rPr>
-          <w:lang w:val="en-GB"/>
-        </w:rPr>
-      </w:pPr>
-      <w:r>
-        <w:rPr>
-          <w:lang w:val="en-GB"/>
-        </w:rPr>
-        <w:t xml:space="preserve">    val intent = Intent(it, SecondActivity::class.java)</w:t>
-      </w:r>
-    </w:p>
-    <w:p>
-      <w:pPr>
-        <w:rPr>
-          <w:lang w:val="en-GB"/>
-        </w:rPr>
-      </w:pPr>
-      <w:r>
-        <w:rPr>
-          <w:lang w:val="en-GB"/>
-        </w:rPr>
-        <w:t xml:space="preserve">    it.startActivity(intent)</w:t>
+      <w:proofErr w:type="spellStart"/>
+      <w:r>
+        <w:rPr>
+          <w:lang w:val="en-GB"/>
+        </w:rPr>
+        <w:t>val</w:t>
+      </w:r>
+      <w:proofErr w:type="spellEnd"/>
+      <w:r>
+        <w:rPr>
+          <w:lang w:val="en-GB"/>
+        </w:rPr>
+        <w:t xml:space="preserve"> activity = </w:t>
+      </w:r>
+      <w:proofErr w:type="spellStart"/>
+      <w:r>
+        <w:rPr>
+          <w:lang w:val="en-GB"/>
+        </w:rPr>
+        <w:t>LocalContext.current</w:t>
+      </w:r>
+      <w:proofErr w:type="spellEnd"/>
+      <w:r>
+        <w:rPr>
+          <w:lang w:val="en-GB"/>
+        </w:rPr>
+        <w:t xml:space="preserve"> as? Activity</w:t>
+      </w:r>
+    </w:p>
+    <w:p>
+      <w:pPr>
+        <w:rPr>
+          <w:lang w:val="en-GB"/>
+        </w:rPr>
+      </w:pPr>
+      <w:proofErr w:type="spellStart"/>
+      <w:r>
+        <w:rPr>
+          <w:lang w:val="en-GB"/>
+        </w:rPr>
+        <w:t>activity?.let</w:t>
+      </w:r>
+      <w:proofErr w:type="spellEnd"/>
+      <w:r>
+        <w:rPr>
+          <w:lang w:val="en-GB"/>
+        </w:rPr>
+        <w:t xml:space="preserve"> {</w:t>
+      </w:r>
+    </w:p>
+    <w:p>
+      <w:pPr>
+        <w:rPr>
+          <w:lang w:val="en-GB"/>
+        </w:rPr>
+      </w:pPr>
+      <w:r>
+        <w:rPr>
+          <w:lang w:val="en-GB"/>
+        </w:rPr>
+        <w:t xml:space="preserve">    </w:t>
+      </w:r>
+      <w:proofErr w:type="spellStart"/>
+      <w:r>
+        <w:rPr>
+          <w:lang w:val="en-GB"/>
+        </w:rPr>
+        <w:t>val</w:t>
+      </w:r>
+      <w:proofErr w:type="spellEnd"/>
+      <w:r>
+        <w:rPr>
+          <w:lang w:val="en-GB"/>
+        </w:rPr>
+        <w:t xml:space="preserve"> intent = Intent(it, </w:t>
+      </w:r>
+      <w:proofErr w:type="spellStart"/>
+      <w:r>
+        <w:rPr>
+          <w:lang w:val="en-GB"/>
+        </w:rPr>
+        <w:t>SecondActivity</w:t>
+      </w:r>
+      <w:proofErr w:type="spellEnd"/>
+      <w:r>
+        <w:rPr>
+          <w:lang w:val="en-GB"/>
+        </w:rPr>
+        <w:t>::class.java)</w:t>
+      </w:r>
+    </w:p>
+    <w:p>
+      <w:pPr>
+        <w:rPr>
+          <w:lang w:val="en-GB"/>
+        </w:rPr>
+      </w:pPr>
+      <w:r>
+        <w:rPr>
+          <w:lang w:val="en-GB"/>
+        </w:rPr>
+        <w:t xml:space="preserve">    </w:t>
+      </w:r>
+      <w:proofErr w:type="spellStart"/>
+      <w:r>
+        <w:rPr>
+          <w:lang w:val="en-GB"/>
+        </w:rPr>
+        <w:t>it.startActivity</w:t>
+      </w:r>
+      <w:proofErr w:type="spellEnd"/>
+      <w:r>
+        <w:rPr>
+          <w:lang w:val="en-GB"/>
+        </w:rPr>
+        <w:t>(intent)</w:t>
       </w:r>
     </w:p>
     <w:p>
@@ -467,37 +578,117 @@
           <w:lang w:val="en-GB"/>
         </w:rPr>
       </w:pPr>
-      <w:r>
-        <w:rPr>
-          <w:lang w:val="en-GB"/>
-        </w:rPr>
-        <w:t>val audioPermission = Manifest.permission.RECORD_AUDIO</w:t>
-      </w:r>
-    </w:p>
-    <w:p>
-      <w:pPr>
-        <w:rPr>
-          <w:lang w:val="en-GB"/>
-        </w:rPr>
-      </w:pPr>
-      <w:r>
-        <w:rPr>
-          <w:lang w:val="en-GB"/>
-        </w:rPr>
-        <w:t>val permissionLauncher = rememberLauncherForActivityResult(</w:t>
-      </w:r>
-    </w:p>
-    <w:p>
-      <w:pPr>
-        <w:rPr>
-          <w:lang w:val="en-GB"/>
-        </w:rPr>
-      </w:pPr>
-      <w:r>
-        <w:rPr>
-          <w:lang w:val="en-GB"/>
-        </w:rPr>
-        <w:t xml:space="preserve">    ActivityResultContracts.RequestPermission()</w:t>
+      <w:proofErr w:type="spellStart"/>
+      <w:r>
+        <w:rPr>
+          <w:lang w:val="en-GB"/>
+        </w:rPr>
+        <w:t>val</w:t>
+      </w:r>
+      <w:proofErr w:type="spellEnd"/>
+      <w:r>
+        <w:rPr>
+          <w:lang w:val="en-GB"/>
+        </w:rPr>
+        <w:t xml:space="preserve"> </w:t>
+      </w:r>
+      <w:proofErr w:type="spellStart"/>
+      <w:r>
+        <w:rPr>
+          <w:lang w:val="en-GB"/>
+        </w:rPr>
+        <w:t>audioPermission</w:t>
+      </w:r>
+      <w:proofErr w:type="spellEnd"/>
+      <w:r>
+        <w:rPr>
+          <w:lang w:val="en-GB"/>
+        </w:rPr>
+        <w:t xml:space="preserve"> = </w:t>
+      </w:r>
+      <w:proofErr w:type="spellStart"/>
+      <w:r>
+        <w:rPr>
+          <w:lang w:val="en-GB"/>
+        </w:rPr>
+        <w:t>Manifest.permission.RECORD_AUDIO</w:t>
+      </w:r>
+      <w:proofErr w:type="spellEnd"/>
+    </w:p>
+    <w:p>
+      <w:pPr>
+        <w:rPr>
+          <w:lang w:val="en-GB"/>
+        </w:rPr>
+      </w:pPr>
+      <w:proofErr w:type="spellStart"/>
+      <w:r>
+        <w:rPr>
+          <w:lang w:val="en-GB"/>
+        </w:rPr>
+        <w:t>val</w:t>
+      </w:r>
+      <w:proofErr w:type="spellEnd"/>
+      <w:r>
+        <w:rPr>
+          <w:lang w:val="en-GB"/>
+        </w:rPr>
+        <w:t xml:space="preserve"> </w:t>
+      </w:r>
+      <w:proofErr w:type="spellStart"/>
+      <w:r>
+        <w:rPr>
+          <w:lang w:val="en-GB"/>
+        </w:rPr>
+        <w:t>permissionLauncher</w:t>
+      </w:r>
+      <w:proofErr w:type="spellEnd"/>
+      <w:r>
+        <w:rPr>
+          <w:lang w:val="en-GB"/>
+        </w:rPr>
+        <w:t xml:space="preserve"> = </w:t>
+      </w:r>
+      <w:proofErr w:type="spellStart"/>
+      <w:r>
+        <w:rPr>
+          <w:lang w:val="en-GB"/>
+        </w:rPr>
+        <w:t>rememberLauncherForActivityResult</w:t>
+      </w:r>
+      <w:proofErr w:type="spellEnd"/>
+      <w:r>
+        <w:rPr>
+          <w:lang w:val="en-GB"/>
+        </w:rPr>
+        <w:t>(</w:t>
+      </w:r>
+    </w:p>
+    <w:p>
+      <w:pPr>
+        <w:rPr>
+          <w:lang w:val="en-GB"/>
+        </w:rPr>
+      </w:pPr>
+      <w:r>
+        <w:rPr>
+          <w:lang w:val="en-GB"/>
+        </w:rPr>
+        <w:t xml:space="preserve">    </w:t>
+      </w:r>
+      <w:proofErr w:type="spellStart"/>
+      <w:r>
+        <w:rPr>
+          <w:lang w:val="en-GB"/>
+        </w:rPr>
+        <w:t>ActivityResultContracts.RequestPermission</w:t>
+      </w:r>
+      <w:proofErr w:type="spellEnd"/>
+      <w:r>
+        <w:rPr>
+          <w:lang w:val="en-GB"/>
+        </w:rPr>
+        <w:t>()</w:t>
       </w:r>
     </w:p>
     <w:p>
@@ -536,7 +727,77 @@
         <w:rPr>
           <w:lang w:val="en-GB"/>
         </w:rPr>
-        <w:t xml:space="preserve">        Toast.makeText(context, "Permesso microfono negato", Toast.LENGTH_SHORT).show()</w:t>
+        <w:t xml:space="preserve">        </w:t>
+      </w:r>
+      <w:proofErr w:type="spellStart"/>
+      <w:r>
+        <w:rPr>
+          <w:lang w:val="en-GB"/>
+        </w:rPr>
+        <w:t>Toast.makeText</w:t>
+      </w:r>
+      <w:proofErr w:type="spellEnd"/>
+      <w:r>
+        <w:rPr>
+          <w:lang w:val="en-GB"/>
+        </w:rPr>
+        <w:t>(context, "</w:t>
+      </w:r>
+      <w:proofErr w:type="spellStart"/>
+      <w:r>
+        <w:rPr>
+          <w:lang w:val="en-GB"/>
+        </w:rPr>
+        <w:t>Permesso</w:t>
+      </w:r>
+      <w:proofErr w:type="spellEnd"/>
+      <w:r>
+        <w:rPr>
+          <w:lang w:val="en-GB"/>
+        </w:rPr>
+        <w:t xml:space="preserve"> </w:t>
+      </w:r>
+      <w:proofErr w:type="spellStart"/>
+      <w:r>
+        <w:rPr>
+          <w:lang w:val="en-GB"/>
+        </w:rPr>
+        <w:t>microfono</w:t>
+      </w:r>
+      <w:proofErr w:type="spellEnd"/>
+      <w:r>
+        <w:rPr>
+          <w:lang w:val="en-GB"/>
+        </w:rPr>
+        <w:t xml:space="preserve"> </w:t>
+      </w:r>
+      <w:proofErr w:type="spellStart"/>
+      <w:r>
+        <w:rPr>
+          <w:lang w:val="en-GB"/>
+        </w:rPr>
+        <w:t>negato</w:t>
+      </w:r>
+      <w:proofErr w:type="spellEnd"/>
+      <w:r>
+        <w:rPr>
+          <w:lang w:val="en-GB"/>
+        </w:rPr>
+        <w:t xml:space="preserve">", </w:t>
+      </w:r>
+      <w:proofErr w:type="spellStart"/>
+      <w:r>
+        <w:rPr>
+          <w:lang w:val="en-GB"/>
+        </w:rPr>
+        <w:t>Toast.LENGTH_SHORT</w:t>
+      </w:r>
+      <w:proofErr w:type="spellEnd"/>
+      <w:r>
+        <w:rPr>
+          <w:lang w:val="en-GB"/>
+        </w:rPr>
+        <w:t>).show()</w:t>
       </w:r>
     </w:p>
     <w:p>
@@ -558,15 +819,57 @@
     <w:p/>
     <w:p>
       <w:r>
-        <w:t>// PRIMA DI AVViar</w:t>
-      </w:r>
-      <w:r>
-        <w:t>e rec</w:t>
-      </w:r>
-    </w:p>
-    <w:p>
-      <w:r>
-        <w:t>if (ContextCompat.checkSelfPermission(context, audioPermission)</w:t>
+        <w:t xml:space="preserve">// PRIMA DI </w:t>
+      </w:r>
+      <w:proofErr w:type="spellStart"/>
+      <w:r>
+        <w:t>AVViar</w:t>
+      </w:r>
+      <w:r>
+        <w:t>e</w:t>
+      </w:r>
+      <w:proofErr w:type="spellEnd"/>
+      <w:r>
+        <w:t xml:space="preserve"> </w:t>
+      </w:r>
+      <w:proofErr w:type="spellStart"/>
+      <w:r>
+        <w:t>rec</w:t>
+      </w:r>
+      <w:proofErr w:type="spellEnd"/>
+    </w:p>
+    <w:p>
+      <w:proofErr w:type="spellStart"/>
+      <w:r>
+        <w:t>if</w:t>
+      </w:r>
+      <w:proofErr w:type="spellEnd"/>
+      <w:r>
+        <w:t xml:space="preserve"> (</w:t>
+      </w:r>
+      <w:proofErr w:type="spellStart"/>
+      <w:r>
+        <w:t>ContextCompat.checkSelfPermission</w:t>
+      </w:r>
+      <w:proofErr w:type="spellEnd"/>
+      <w:r>
+        <w:t>(</w:t>
+      </w:r>
+      <w:proofErr w:type="spellStart"/>
+      <w:r>
+        <w:t>context</w:t>
+      </w:r>
+      <w:proofErr w:type="spellEnd"/>
+      <w:r>
+        <w:t xml:space="preserve">, </w:t>
+      </w:r>
+      <w:proofErr w:type="spellStart"/>
+      <w:r>
+        <w:t>audioPermission</w:t>
+      </w:r>
+      <w:proofErr w:type="spellEnd"/>
+      <w:r>
+        <w:t>)</w:t>
       </w:r>
     </w:p>
     <w:p>
@@ -574,8 +877,13 @@
         <w:t xml:space="preserve">    </w:t>
       </w:r>
       <w:r>
-        <w:t>!= PackageManager.PERMISSION_GRANTED</w:t>
-      </w:r>
+        <w:t xml:space="preserve">!= </w:t>
+      </w:r>
+      <w:proofErr w:type="spellStart"/>
+      <w:r>
+        <w:t>PackageManager.PERMISSION_GRANTED</w:t>
+      </w:r>
+      <w:proofErr w:type="spellEnd"/>
     </w:p>
     <w:p>
       <w:r>
@@ -584,13 +892,34 @@
     </w:p>
     <w:p>
       <w:r>
-        <w:t xml:space="preserve">    permissionLauncher.launch(audioPermission)</w:t>
-      </w:r>
-    </w:p>
-    <w:p>
-      <w:r>
-        <w:t xml:space="preserve">    return@IconButton</w:t>
-      </w:r>
+        <w:t xml:space="preserve">    </w:t>
+      </w:r>
+      <w:proofErr w:type="spellStart"/>
+      <w:r>
+        <w:t>permissionLauncher.launch</w:t>
+      </w:r>
+      <w:proofErr w:type="spellEnd"/>
+      <w:r>
+        <w:t>(</w:t>
+      </w:r>
+      <w:proofErr w:type="spellStart"/>
+      <w:r>
+        <w:t>audioPermission</w:t>
+      </w:r>
+      <w:proofErr w:type="spellEnd"/>
+      <w:r>
+        <w:t>)</w:t>
+      </w:r>
+    </w:p>
+    <w:p>
+      <w:r>
+        <w:t xml:space="preserve">    </w:t>
+      </w:r>
+      <w:proofErr w:type="spellStart"/>
+      <w:r>
+        <w:t>return@IconButton</w:t>
+      </w:r>
+      <w:proofErr w:type="spellEnd"/>
     </w:p>
     <w:p>
       <w:r>
@@ -675,7 +1004,23 @@
           <w:b/>
           <w:bCs/>
         </w:rPr>
-        <w:t xml:space="preserve"> 1) Scatto multiplo + stacking automatico (la cosa più utile in assoluto)</w:t>
+        <w:t xml:space="preserve"> 1) Scatto multiplo + </w:t>
+      </w:r>
+      <w:proofErr w:type="spellStart"/>
+      <w:r>
+        <w:rPr>
+          <w:b/>
+          <w:bCs/>
+        </w:rPr>
+        <w:t>stacking</w:t>
+      </w:r>
+      <w:proofErr w:type="spellEnd"/>
+      <w:r>
+        <w:rPr>
+          <w:b/>
+          <w:bCs/>
+        </w:rPr>
+        <w:t xml:space="preserve"> automatico (la cosa più utile in assoluto)</w:t>
       </w:r>
     </w:p>
     <w:p>
@@ -772,6 +1117,7 @@
           <w:numId w:val="2"/>
         </w:numPr>
       </w:pPr>
+      <w:proofErr w:type="spellStart"/>
       <w:r>
         <w:rPr>
           <w:b/>
@@ -779,6 +1125,7 @@
         </w:rPr>
         <w:t>DeepSkyStacker</w:t>
       </w:r>
+      <w:proofErr w:type="spellEnd"/>
     </w:p>
     <w:p>
       <w:pPr>
@@ -787,6 +1134,7 @@
           <w:numId w:val="2"/>
         </w:numPr>
       </w:pPr>
+      <w:proofErr w:type="spellStart"/>
       <w:r>
         <w:rPr>
           <w:b/>
@@ -794,6 +1142,7 @@
         </w:rPr>
         <w:t>Registax</w:t>
       </w:r>
+      <w:proofErr w:type="spellEnd"/>
     </w:p>
     <w:p>
       <w:pPr>
@@ -802,6 +1151,7 @@
           <w:numId w:val="2"/>
         </w:numPr>
       </w:pPr>
+      <w:proofErr w:type="spellStart"/>
       <w:r>
         <w:rPr>
           <w:b/>
@@ -809,6 +1159,7 @@
         </w:rPr>
         <w:t>AstroSurface</w:t>
       </w:r>
+      <w:proofErr w:type="spellEnd"/>
     </w:p>
     <w:p>
       <w:r>
@@ -838,7 +1189,15 @@
         </w:numPr>
       </w:pPr>
       <w:r>
-        <w:t>fai 10–20 scatti con takePicture()</w:t>
+        <w:t xml:space="preserve">fai 10–20 scatti con </w:t>
+      </w:r>
+      <w:proofErr w:type="spellStart"/>
+      <w:r>
+        <w:t>takePicture</w:t>
+      </w:r>
+      <w:proofErr w:type="spellEnd"/>
+      <w:r>
+        <w:t>()</w:t>
       </w:r>
     </w:p>
     <w:p>
@@ -848,8 +1207,13 @@
           <w:numId w:val="3"/>
         </w:numPr>
       </w:pPr>
-      <w:r>
-        <w:t>li carichi in memoria (o su file)</w:t>
+      <w:proofErr w:type="spellStart"/>
+      <w:r>
+        <w:t>li</w:t>
+      </w:r>
+      <w:proofErr w:type="spellEnd"/>
+      <w:r>
+        <w:t xml:space="preserve"> carichi in memoria (o su file)</w:t>
       </w:r>
     </w:p>
     <w:p>
@@ -859,13 +1223,22 @@
           <w:numId w:val="3"/>
         </w:numPr>
       </w:pPr>
-      <w:r>
-        <w:t>li allinei con una semplice cross</w:t>
+      <w:proofErr w:type="spellStart"/>
+      <w:r>
+        <w:t>li</w:t>
+      </w:r>
+      <w:proofErr w:type="spellEnd"/>
+      <w:r>
+        <w:t xml:space="preserve"> allinei con una semplice cross</w:t>
       </w:r>
       <w:r>
         <w:noBreakHyphen/>
+      </w:r>
+      <w:proofErr w:type="spellStart"/>
+      <w:r>
         <w:t>correlation</w:t>
       </w:r>
+      <w:proofErr w:type="spellEnd"/>
     </w:p>
     <w:p>
       <w:pPr>
@@ -894,8 +1267,13 @@
         </w:numPr>
       </w:pPr>
       <w:r>
-        <w:t>applichi un leggero sharpening</w:t>
-      </w:r>
+        <w:t xml:space="preserve">applichi un leggero </w:t>
+      </w:r>
+      <w:proofErr w:type="spellStart"/>
+      <w:r>
+        <w:t>sharpening</w:t>
+      </w:r>
+      <w:proofErr w:type="spellEnd"/>
     </w:p>
     <w:p>
       <w:r>
@@ -914,7 +1292,15 @@
     </w:p>
     <w:p>
       <w:r>
-        <w:t>Se vuoi, te lo preparo in Kotlin passo</w:t>
+        <w:t xml:space="preserve">Se vuoi, te lo preparo in </w:t>
+      </w:r>
+      <w:proofErr w:type="spellStart"/>
+      <w:r>
+        <w:t>Kotlin</w:t>
+      </w:r>
+      <w:proofErr w:type="spellEnd"/>
+      <w:r>
+        <w:t xml:space="preserve"> passo</w:t>
       </w:r>
       <w:r>
         <w:noBreakHyphen/>
@@ -995,7 +1381,23 @@
         </w:numPr>
       </w:pPr>
       <w:r>
-        <w:t>calcoli la “nitidezza” di ogni frame (es. Laplacian variance)</w:t>
+        <w:t xml:space="preserve">calcoli la “nitidezza” di ogni frame (es. </w:t>
+      </w:r>
+      <w:proofErr w:type="spellStart"/>
+      <w:r>
+        <w:t>Laplacian</w:t>
+      </w:r>
+      <w:proofErr w:type="spellEnd"/>
+      <w:r>
+        <w:t xml:space="preserve"> </w:t>
+      </w:r>
+      <w:proofErr w:type="spellStart"/>
+      <w:r>
+        <w:t>variance</w:t>
+      </w:r>
+      <w:proofErr w:type="spellEnd"/>
+      <w:r>
+        <w:t>)</w:t>
       </w:r>
     </w:p>
     <w:p>
@@ -1079,8 +1481,13 @@
         </w:numPr>
       </w:pPr>
       <w:r>
-        <w:t>imposti CaptureRequest.SENSOR_EXPOSURE_TIME</w:t>
-      </w:r>
+        <w:t xml:space="preserve">imposti </w:t>
+      </w:r>
+      <w:proofErr w:type="spellStart"/>
+      <w:r>
+        <w:t>CaptureRequest.SENSOR_EXPOSURE_TIME</w:t>
+      </w:r>
+      <w:proofErr w:type="spellEnd"/>
     </w:p>
     <w:p>
       <w:pPr>
@@ -1387,7 +1794,23 @@
           <w:b/>
           <w:bCs/>
         </w:rPr>
-        <w:t xml:space="preserve"> 6) Focus peaking (utilissimo con telescopi)</w:t>
+        <w:t xml:space="preserve"> 6) Focus </w:t>
+      </w:r>
+      <w:proofErr w:type="spellStart"/>
+      <w:r>
+        <w:rPr>
+          <w:b/>
+          <w:bCs/>
+        </w:rPr>
+        <w:t>peaking</w:t>
+      </w:r>
+      <w:proofErr w:type="spellEnd"/>
+      <w:r>
+        <w:rPr>
+          <w:b/>
+          <w:bCs/>
+        </w:rPr>
+        <w:t xml:space="preserve"> (utilissimo con telescopi)</w:t>
       </w:r>
     </w:p>
     <w:p>
@@ -1401,7 +1824,15 @@
     </w:p>
     <w:p>
       <w:r>
-        <w:t>Il focus peaking:</w:t>
+        <w:t xml:space="preserve">Il focus </w:t>
+      </w:r>
+      <w:proofErr w:type="spellStart"/>
+      <w:r>
+        <w:t>peaking</w:t>
+      </w:r>
+      <w:proofErr w:type="spellEnd"/>
+      <w:r>
+        <w:t>:</w:t>
       </w:r>
     </w:p>
     <w:p>
@@ -1507,8 +1938,13 @@
         </w:numPr>
       </w:pPr>
       <w:r>
-        <w:t>aggiornato ogni 200 ms</w:t>
-      </w:r>
+        <w:t xml:space="preserve">aggiornato ogni 200 </w:t>
+      </w:r>
+      <w:proofErr w:type="spellStart"/>
+      <w:r>
+        <w:t>ms</w:t>
+      </w:r>
+      <w:proofErr w:type="spellEnd"/>
     </w:p>
     <w:p>
       <w:r>
@@ -1565,8 +2001,17 @@
           <w:b/>
           <w:bCs/>
         </w:rPr>
-        <w:t xml:space="preserve"> La priorità assoluta è: scatto multiplo + stacking</w:t>
-      </w:r>
+        <w:t xml:space="preserve"> La priorità assoluta è: scatto multiplo + </w:t>
+      </w:r>
+      <w:proofErr w:type="spellStart"/>
+      <w:r>
+        <w:rPr>
+          <w:b/>
+          <w:bCs/>
+        </w:rPr>
+        <w:t>stacking</w:t>
+      </w:r>
+      <w:proofErr w:type="spellEnd"/>
     </w:p>
     <w:p>
       <w:r>
@@ -1598,8 +2043,17 @@
           <w:b/>
           <w:bCs/>
         </w:rPr>
-        <w:t xml:space="preserve"> Focus peaking</w:t>
-      </w:r>
+        <w:t xml:space="preserve"> Focus </w:t>
+      </w:r>
+      <w:proofErr w:type="spellStart"/>
+      <w:r>
+        <w:rPr>
+          <w:b/>
+          <w:bCs/>
+        </w:rPr>
+        <w:t>peaking</w:t>
+      </w:r>
+      <w:proofErr w:type="spellEnd"/>
     </w:p>
     <w:p>
       <w:pPr>
@@ -1687,8 +2141,17 @@
           <w:bCs/>
         </w:rPr>
         <w:lastRenderedPageBreak/>
-        <w:t>un modulo completo di stacking</w:t>
-      </w:r>
+        <w:t xml:space="preserve">un modulo completo di </w:t>
+      </w:r>
+      <w:proofErr w:type="spellStart"/>
+      <w:r>
+        <w:rPr>
+          <w:b/>
+          <w:bCs/>
+        </w:rPr>
+        <w:t>stacking</w:t>
+      </w:r>
+      <w:proofErr w:type="spellEnd"/>
       <w:r>
         <w:t xml:space="preserve"> (10–30 scatti, allineamento, merge)</w:t>
       </w:r>
@@ -1705,7 +2168,23 @@
           <w:b/>
           <w:bCs/>
         </w:rPr>
-        <w:t>focus peaking in overlay</w:t>
+        <w:t xml:space="preserve">focus </w:t>
+      </w:r>
+      <w:proofErr w:type="spellStart"/>
+      <w:r>
+        <w:rPr>
+          <w:b/>
+          <w:bCs/>
+        </w:rPr>
+        <w:t>peaking</w:t>
+      </w:r>
+      <w:proofErr w:type="spellEnd"/>
+      <w:r>
+        <w:rPr>
+          <w:b/>
+          <w:bCs/>
+        </w:rPr>
+        <w:t xml:space="preserve"> in overlay</w:t>
       </w:r>
     </w:p>
     <w:p>
@@ -1740,7 +2219,15 @@
     </w:p>
     <w:p>
       <w:r>
-        <w:t>Dimmi quale vuoi implementare per primo e te lo scrivo in Kotlin, già pronto per Compose + CameraX.</w:t>
+        <w:t xml:space="preserve">Dimmi quale vuoi implementare per primo e te lo scrivo in </w:t>
+      </w:r>
+      <w:proofErr w:type="spellStart"/>
+      <w:r>
+        <w:t>Kotlin</w:t>
+      </w:r>
+      <w:proofErr w:type="spellEnd"/>
+      <w:r>
+        <w:t>, già pronto per Compose + CameraX.</w:t>
       </w:r>
     </w:p>
     <w:p>
@@ -1752,7 +2239,23 @@
           <w:b/>
           <w:bCs/>
         </w:rPr>
-        <w:t>lo stacking è la cosa migliore che puoi fare per astrofotografia al telescopio</w:t>
+        <w:t xml:space="preserve">lo </w:t>
+      </w:r>
+      <w:proofErr w:type="spellStart"/>
+      <w:r>
+        <w:rPr>
+          <w:b/>
+          <w:bCs/>
+        </w:rPr>
+        <w:t>stacking</w:t>
+      </w:r>
+      <w:proofErr w:type="spellEnd"/>
+      <w:r>
+        <w:rPr>
+          <w:b/>
+          <w:bCs/>
+        </w:rPr>
+        <w:t xml:space="preserve"> è la cosa migliore che puoi fare per astrofotografia al telescopio</w:t>
       </w:r>
       <w:r>
         <w:t xml:space="preserve">, e possiamo implementarlo in modo </w:t>
@@ -1953,7 +2456,15 @@
         </w:numPr>
       </w:pPr>
       <w:r>
-        <w:t>fai 10–20 scatti con ImageCapture.takePicture()</w:t>
+        <w:t xml:space="preserve">fai 10–20 scatti con </w:t>
+      </w:r>
+      <w:proofErr w:type="spellStart"/>
+      <w:r>
+        <w:t>ImageCapture.takePicture</w:t>
+      </w:r>
+      <w:proofErr w:type="spellEnd"/>
+      <w:r>
+        <w:t>()</w:t>
       </w:r>
     </w:p>
     <w:p>
@@ -1963,8 +2474,13 @@
           <w:numId w:val="14"/>
         </w:numPr>
       </w:pPr>
-      <w:r>
-        <w:t>li salvi in memoria come Bitmap</w:t>
+      <w:proofErr w:type="spellStart"/>
+      <w:r>
+        <w:t>li</w:t>
+      </w:r>
+      <w:proofErr w:type="spellEnd"/>
+      <w:r>
+        <w:t xml:space="preserve"> salvi in memoria come Bitmap</w:t>
       </w:r>
     </w:p>
     <w:p>
@@ -2005,7 +2521,14 @@
       </w:r>
       <w:r>
         <w:noBreakHyphen/>
-        <w:t>correlation semplificata)</w:t>
+      </w:r>
+      <w:proofErr w:type="spellStart"/>
+      <w:r>
+        <w:t>correlation</w:t>
+      </w:r>
+      <w:proofErr w:type="spellEnd"/>
+      <w:r>
+        <w:t xml:space="preserve"> semplificata)</w:t>
       </w:r>
     </w:p>
     <w:p>
@@ -2031,8 +2554,17 @@
           <w:b/>
           <w:bCs/>
         </w:rPr>
-        <w:t>3) Stacking</w:t>
-      </w:r>
+        <w:t xml:space="preserve">3) </w:t>
+      </w:r>
+      <w:proofErr w:type="spellStart"/>
+      <w:r>
+        <w:rPr>
+          <w:b/>
+          <w:bCs/>
+        </w:rPr>
+        <w:t>Stacking</w:t>
+      </w:r>
+      <w:proofErr w:type="spellEnd"/>
     </w:p>
     <w:p>
       <w:pPr>
@@ -2101,7 +2633,23 @@
           <w:b/>
           <w:bCs/>
         </w:rPr>
-        <w:t>4) Sharpen leggero</w:t>
+        <w:t xml:space="preserve">4) </w:t>
+      </w:r>
+      <w:proofErr w:type="spellStart"/>
+      <w:r>
+        <w:rPr>
+          <w:b/>
+          <w:bCs/>
+        </w:rPr>
+        <w:t>Sharpen</w:t>
+      </w:r>
+      <w:proofErr w:type="spellEnd"/>
+      <w:r>
+        <w:rPr>
+          <w:b/>
+          <w:bCs/>
+        </w:rPr>
+        <w:t xml:space="preserve"> leggero</w:t>
       </w:r>
     </w:p>
     <w:p>
@@ -2112,7 +2660,15 @@
         </w:numPr>
       </w:pPr>
       <w:r>
-        <w:t>filtro Laplaciano o Unsharp Mask</w:t>
+        <w:t xml:space="preserve">filtro Laplaciano o </w:t>
+      </w:r>
+      <w:proofErr w:type="spellStart"/>
+      <w:r>
+        <w:t>Unsharp</w:t>
+      </w:r>
+      <w:proofErr w:type="spellEnd"/>
+      <w:r>
+        <w:t xml:space="preserve"> Mask</w:t>
       </w:r>
     </w:p>
     <w:p>
@@ -2137,7 +2693,25 @@
           <w:bCs/>
         </w:rPr>
         <w:lastRenderedPageBreak/>
-        <w:t>Perfetto Antonio, ora entriamo nel cuore dello stacking.</w:t>
+        <w:t xml:space="preserve">Perfetto Antonio, ora entriamo nel cuore dello </w:t>
+      </w:r>
+      <w:proofErr w:type="spellStart"/>
+      <w:r>
+        <w:rPr>
+          <w:rFonts w:ascii="Segoe UI Emoji" w:hAnsi="Segoe UI Emoji" w:cs="Segoe UI Emoji"/>
+          <w:b/>
+          <w:bCs/>
+        </w:rPr>
+        <w:t>stacking</w:t>
+      </w:r>
+      <w:proofErr w:type="spellEnd"/>
+      <w:r>
+        <w:rPr>
+          <w:rFonts w:ascii="Segoe UI Emoji" w:hAnsi="Segoe UI Emoji" w:cs="Segoe UI Emoji"/>
+          <w:b/>
+          <w:bCs/>
+        </w:rPr>
+        <w:t>.</w:t>
       </w:r>
       <w:r>
         <w:rPr>
@@ -2155,7 +2729,25 @@
           <w:bCs/>
         </w:rPr>
         <w:br/>
-        <w:t>Adesso ci serve una routine di stacking vera e propria.</w:t>
+        <w:t xml:space="preserve">Adesso ci serve una routine di </w:t>
+      </w:r>
+      <w:proofErr w:type="spellStart"/>
+      <w:r>
+        <w:rPr>
+          <w:rFonts w:ascii="Segoe UI Emoji" w:hAnsi="Segoe UI Emoji" w:cs="Segoe UI Emoji"/>
+          <w:b/>
+          <w:bCs/>
+        </w:rPr>
+        <w:t>stacking</w:t>
+      </w:r>
+      <w:proofErr w:type="spellEnd"/>
+      <w:r>
+        <w:rPr>
+          <w:rFonts w:ascii="Segoe UI Emoji" w:hAnsi="Segoe UI Emoji" w:cs="Segoe UI Emoji"/>
+          <w:b/>
+          <w:bCs/>
+        </w:rPr>
+        <w:t xml:space="preserve"> vera e propria.</w:t>
       </w:r>
     </w:p>
     <w:p>
@@ -2190,7 +2782,7 @@
           <w:bCs/>
         </w:rPr>
         <w:pict w14:anchorId="238DDA14">
-          <v:rect id="_x0000_i1108" style="width:0;height:1.5pt" o:hralign="center" o:hrstd="t" o:hr="t" fillcolor="#a0a0a0" stroked="f"/>
+          <v:rect id="_x0000_i1037" style="width:0;height:1.5pt" o:hralign="center" o:hrstd="t" o:hr="t" fillcolor="#a0a0a0" stroked="f"/>
         </w:pict>
       </w:r>
     </w:p>
@@ -2225,7 +2817,25 @@
           <w:b/>
           <w:bCs/>
         </w:rPr>
-        <w:t>Lo stacking si fa così:</w:t>
+        <w:t xml:space="preserve">Lo </w:t>
+      </w:r>
+      <w:proofErr w:type="spellStart"/>
+      <w:r>
+        <w:rPr>
+          <w:rFonts w:ascii="Segoe UI Emoji" w:hAnsi="Segoe UI Emoji" w:cs="Segoe UI Emoji"/>
+          <w:b/>
+          <w:bCs/>
+        </w:rPr>
+        <w:t>stacking</w:t>
+      </w:r>
+      <w:proofErr w:type="spellEnd"/>
+      <w:r>
+        <w:rPr>
+          <w:rFonts w:ascii="Segoe UI Emoji" w:hAnsi="Segoe UI Emoji" w:cs="Segoe UI Emoji"/>
+          <w:b/>
+          <w:bCs/>
+        </w:rPr>
+        <w:t xml:space="preserve"> si fa così:</w:t>
       </w:r>
     </w:p>
     <w:p>
@@ -2246,7 +2856,25 @@
           <w:b/>
           <w:bCs/>
         </w:rPr>
-        <w:t>Carichi tutte le immagini in memoria come Bitmap o ImageProxy convertiti.</w:t>
+        <w:t xml:space="preserve">Carichi tutte le immagini in memoria come Bitmap o </w:t>
+      </w:r>
+      <w:proofErr w:type="spellStart"/>
+      <w:r>
+        <w:rPr>
+          <w:rFonts w:ascii="Segoe UI Emoji" w:hAnsi="Segoe UI Emoji" w:cs="Segoe UI Emoji"/>
+          <w:b/>
+          <w:bCs/>
+        </w:rPr>
+        <w:t>ImageProxy</w:t>
+      </w:r>
+      <w:proofErr w:type="spellEnd"/>
+      <w:r>
+        <w:rPr>
+          <w:rFonts w:ascii="Segoe UI Emoji" w:hAnsi="Segoe UI Emoji" w:cs="Segoe UI Emoji"/>
+          <w:b/>
+          <w:bCs/>
+        </w:rPr>
+        <w:t xml:space="preserve"> convertiti.</w:t>
       </w:r>
     </w:p>
     <w:p>
@@ -2267,7 +2895,25 @@
           <w:b/>
           <w:bCs/>
         </w:rPr>
-        <w:t>Le converti in un array di pixel (idealmente in grayscale o float).</w:t>
+        <w:t xml:space="preserve">Le converti in un array di pixel (idealmente in </w:t>
+      </w:r>
+      <w:proofErr w:type="spellStart"/>
+      <w:r>
+        <w:rPr>
+          <w:rFonts w:ascii="Segoe UI Emoji" w:hAnsi="Segoe UI Emoji" w:cs="Segoe UI Emoji"/>
+          <w:b/>
+          <w:bCs/>
+        </w:rPr>
+        <w:t>grayscale</w:t>
+      </w:r>
+      <w:proofErr w:type="spellEnd"/>
+      <w:r>
+        <w:rPr>
+          <w:rFonts w:ascii="Segoe UI Emoji" w:hAnsi="Segoe UI Emoji" w:cs="Segoe UI Emoji"/>
+          <w:b/>
+          <w:bCs/>
+        </w:rPr>
+        <w:t xml:space="preserve"> o float).</w:t>
       </w:r>
     </w:p>
     <w:p>
@@ -2309,7 +2955,25 @@
           <w:b/>
           <w:bCs/>
         </w:rPr>
-        <w:t>Media (stacking classico)</w:t>
+        <w:t>Media (</w:t>
+      </w:r>
+      <w:proofErr w:type="spellStart"/>
+      <w:r>
+        <w:rPr>
+          <w:rFonts w:ascii="Segoe UI Emoji" w:hAnsi="Segoe UI Emoji" w:cs="Segoe UI Emoji"/>
+          <w:b/>
+          <w:bCs/>
+        </w:rPr>
+        <w:t>stacking</w:t>
+      </w:r>
+      <w:proofErr w:type="spellEnd"/>
+      <w:r>
+        <w:rPr>
+          <w:rFonts w:ascii="Segoe UI Emoji" w:hAnsi="Segoe UI Emoji" w:cs="Segoe UI Emoji"/>
+          <w:b/>
+          <w:bCs/>
+        </w:rPr>
+        <w:t xml:space="preserve"> classico)</w:t>
       </w:r>
     </w:p>
     <w:p>
@@ -2398,7 +3062,25 @@
           <w:b/>
           <w:bCs/>
         </w:rPr>
-        <w:t>Adesso ti preparo la versione completa, con codice Kotlin pronto da incollare.</w:t>
+        <w:t xml:space="preserve">Adesso ti preparo la versione completa, con codice </w:t>
+      </w:r>
+      <w:proofErr w:type="spellStart"/>
+      <w:r>
+        <w:rPr>
+          <w:rFonts w:ascii="Segoe UI Emoji" w:hAnsi="Segoe UI Emoji" w:cs="Segoe UI Emoji"/>
+          <w:b/>
+          <w:bCs/>
+        </w:rPr>
+        <w:t>Kotlin</w:t>
+      </w:r>
+      <w:proofErr w:type="spellEnd"/>
+      <w:r>
+        <w:rPr>
+          <w:rFonts w:ascii="Segoe UI Emoji" w:hAnsi="Segoe UI Emoji" w:cs="Segoe UI Emoji"/>
+          <w:b/>
+          <w:bCs/>
+        </w:rPr>
+        <w:t xml:space="preserve"> pronto da incollare.</w:t>
       </w:r>
     </w:p>
     <w:p>
@@ -2416,7 +3098,7 @@
           <w:bCs/>
         </w:rPr>
         <w:pict w14:anchorId="13F3E8DE">
-          <v:rect id="_x0000_i1109" style="width:0;height:1.5pt" o:hralign="center" o:hrstd="t" o:hr="t" fillcolor="#a0a0a0" stroked="f"/>
+          <v:rect id="_x0000_i1038" style="width:0;height:1.5pt" o:hralign="center" o:hrstd="t" o:hr="t" fillcolor="#a0a0a0" stroked="f"/>
         </w:pict>
       </w:r>
     </w:p>
@@ -2470,132 +3152,314 @@
           <w:bCs/>
           <w:lang w:val="en-GB"/>
         </w:rPr>
-        <w:t>fun loadBitmapsFromFolder(context: Context, folder: String): List&lt;Bitmap&gt; {</w:t>
-      </w:r>
-    </w:p>
-    <w:p>
-      <w:pPr>
-        <w:rPr>
-          <w:rFonts w:ascii="Segoe UI Emoji" w:hAnsi="Segoe UI Emoji" w:cs="Segoe UI Emoji"/>
-          <w:b/>
-          <w:bCs/>
-          <w:lang w:val="en-GB"/>
-        </w:rPr>
-      </w:pPr>
-      <w:r>
-        <w:rPr>
-          <w:rFonts w:ascii="Segoe UI Emoji" w:hAnsi="Segoe UI Emoji" w:cs="Segoe UI Emoji"/>
-          <w:b/>
-          <w:bCs/>
-          <w:lang w:val="en-GB"/>
-        </w:rPr>
-        <w:t xml:space="preserve">    val bitmaps = mutableListOf&lt;Bitmap&gt;()</w:t>
-      </w:r>
-    </w:p>
-    <w:p>
-      <w:pPr>
-        <w:rPr>
-          <w:rFonts w:ascii="Segoe UI Emoji" w:hAnsi="Segoe UI Emoji" w:cs="Segoe UI Emoji"/>
-          <w:b/>
-          <w:bCs/>
-          <w:lang w:val="en-GB"/>
-        </w:rPr>
-      </w:pPr>
-      <w:r>
-        <w:rPr>
-          <w:rFonts w:ascii="Segoe UI Emoji" w:hAnsi="Segoe UI Emoji" w:cs="Segoe UI Emoji"/>
-          <w:b/>
-          <w:bCs/>
-          <w:lang w:val="en-GB"/>
-        </w:rPr>
-        <w:t xml:space="preserve">    val collection = MediaStore.Images.Media.EXTERNAL_CONTENT_URI</w:t>
-      </w:r>
-    </w:p>
-    <w:p>
-      <w:pPr>
-        <w:rPr>
-          <w:rFonts w:ascii="Segoe UI Emoji" w:hAnsi="Segoe UI Emoji" w:cs="Segoe UI Emoji"/>
-          <w:b/>
-          <w:bCs/>
-          <w:lang w:val="en-GB"/>
-        </w:rPr>
-      </w:pPr>
-    </w:p>
-    <w:p>
-      <w:pPr>
-        <w:rPr>
-          <w:rFonts w:ascii="Segoe UI Emoji" w:hAnsi="Segoe UI Emoji" w:cs="Segoe UI Emoji"/>
-          <w:b/>
-          <w:bCs/>
-          <w:lang w:val="en-GB"/>
-        </w:rPr>
-      </w:pPr>
-      <w:r>
-        <w:rPr>
-          <w:rFonts w:ascii="Segoe UI Emoji" w:hAnsi="Segoe UI Emoji" w:cs="Segoe UI Emoji"/>
-          <w:b/>
-          <w:bCs/>
-          <w:lang w:val="en-GB"/>
-        </w:rPr>
-        <w:t xml:space="preserve">    val projection = arrayOf(</w:t>
-      </w:r>
-    </w:p>
-    <w:p>
-      <w:pPr>
-        <w:rPr>
-          <w:rFonts w:ascii="Segoe UI Emoji" w:hAnsi="Segoe UI Emoji" w:cs="Segoe UI Emoji"/>
-          <w:b/>
-          <w:bCs/>
-          <w:lang w:val="en-GB"/>
-        </w:rPr>
-      </w:pPr>
-      <w:r>
-        <w:rPr>
-          <w:rFonts w:ascii="Segoe UI Emoji" w:hAnsi="Segoe UI Emoji" w:cs="Segoe UI Emoji"/>
-          <w:b/>
-          <w:bCs/>
-          <w:lang w:val="en-GB"/>
-        </w:rPr>
-        <w:t xml:space="preserve">        MediaStore.Images.Media._ID,</w:t>
-      </w:r>
-    </w:p>
-    <w:p>
-      <w:pPr>
-        <w:rPr>
-          <w:rFonts w:ascii="Segoe UI Emoji" w:hAnsi="Segoe UI Emoji" w:cs="Segoe UI Emoji"/>
-          <w:b/>
-          <w:bCs/>
-          <w:lang w:val="en-GB"/>
-        </w:rPr>
-      </w:pPr>
-      <w:r>
-        <w:rPr>
-          <w:rFonts w:ascii="Segoe UI Emoji" w:hAnsi="Segoe UI Emoji" w:cs="Segoe UI Emoji"/>
-          <w:b/>
-          <w:bCs/>
-          <w:lang w:val="en-GB"/>
-        </w:rPr>
-        <w:t xml:space="preserve">        MediaStore.Images.Media.DISPLAY_NAME,</w:t>
-      </w:r>
-    </w:p>
-    <w:p>
-      <w:pPr>
-        <w:rPr>
-          <w:rFonts w:ascii="Segoe UI Emoji" w:hAnsi="Segoe UI Emoji" w:cs="Segoe UI Emoji"/>
-          <w:b/>
-          <w:bCs/>
-          <w:lang w:val="en-GB"/>
-        </w:rPr>
-      </w:pPr>
-      <w:r>
-        <w:rPr>
-          <w:rFonts w:ascii="Segoe UI Emoji" w:hAnsi="Segoe UI Emoji" w:cs="Segoe UI Emoji"/>
-          <w:b/>
-          <w:bCs/>
-          <w:lang w:val="en-GB"/>
-        </w:rPr>
-        <w:t xml:space="preserve">        MediaStore.Images.Media.RELATIVE_PATH</w:t>
-      </w:r>
+        <w:t xml:space="preserve">fun </w:t>
+      </w:r>
+      <w:proofErr w:type="spellStart"/>
+      <w:r>
+        <w:rPr>
+          <w:rFonts w:ascii="Segoe UI Emoji" w:hAnsi="Segoe UI Emoji" w:cs="Segoe UI Emoji"/>
+          <w:b/>
+          <w:bCs/>
+          <w:lang w:val="en-GB"/>
+        </w:rPr>
+        <w:t>loadBitmapsFromFolder</w:t>
+      </w:r>
+      <w:proofErr w:type="spellEnd"/>
+      <w:r>
+        <w:rPr>
+          <w:rFonts w:ascii="Segoe UI Emoji" w:hAnsi="Segoe UI Emoji" w:cs="Segoe UI Emoji"/>
+          <w:b/>
+          <w:bCs/>
+          <w:lang w:val="en-GB"/>
+        </w:rPr>
+        <w:t>(context: Context, folder: String): List&lt;Bitmap&gt; {</w:t>
+      </w:r>
+    </w:p>
+    <w:p>
+      <w:pPr>
+        <w:rPr>
+          <w:rFonts w:ascii="Segoe UI Emoji" w:hAnsi="Segoe UI Emoji" w:cs="Segoe UI Emoji"/>
+          <w:b/>
+          <w:bCs/>
+          <w:lang w:val="en-GB"/>
+        </w:rPr>
+      </w:pPr>
+      <w:r>
+        <w:rPr>
+          <w:rFonts w:ascii="Segoe UI Emoji" w:hAnsi="Segoe UI Emoji" w:cs="Segoe UI Emoji"/>
+          <w:b/>
+          <w:bCs/>
+          <w:lang w:val="en-GB"/>
+        </w:rPr>
+        <w:t xml:space="preserve">    </w:t>
+      </w:r>
+      <w:proofErr w:type="spellStart"/>
+      <w:r>
+        <w:rPr>
+          <w:rFonts w:ascii="Segoe UI Emoji" w:hAnsi="Segoe UI Emoji" w:cs="Segoe UI Emoji"/>
+          <w:b/>
+          <w:bCs/>
+          <w:lang w:val="en-GB"/>
+        </w:rPr>
+        <w:t>val</w:t>
+      </w:r>
+      <w:proofErr w:type="spellEnd"/>
+      <w:r>
+        <w:rPr>
+          <w:rFonts w:ascii="Segoe UI Emoji" w:hAnsi="Segoe UI Emoji" w:cs="Segoe UI Emoji"/>
+          <w:b/>
+          <w:bCs/>
+          <w:lang w:val="en-GB"/>
+        </w:rPr>
+        <w:t xml:space="preserve"> bitmaps = </w:t>
+      </w:r>
+      <w:proofErr w:type="spellStart"/>
+      <w:r>
+        <w:rPr>
+          <w:rFonts w:ascii="Segoe UI Emoji" w:hAnsi="Segoe UI Emoji" w:cs="Segoe UI Emoji"/>
+          <w:b/>
+          <w:bCs/>
+          <w:lang w:val="en-GB"/>
+        </w:rPr>
+        <w:t>mutableListOf</w:t>
+      </w:r>
+      <w:proofErr w:type="spellEnd"/>
+      <w:r>
+        <w:rPr>
+          <w:rFonts w:ascii="Segoe UI Emoji" w:hAnsi="Segoe UI Emoji" w:cs="Segoe UI Emoji"/>
+          <w:b/>
+          <w:bCs/>
+          <w:lang w:val="en-GB"/>
+        </w:rPr>
+        <w:t>&lt;Bitmap&gt;()</w:t>
+      </w:r>
+    </w:p>
+    <w:p>
+      <w:pPr>
+        <w:rPr>
+          <w:rFonts w:ascii="Segoe UI Emoji" w:hAnsi="Segoe UI Emoji" w:cs="Segoe UI Emoji"/>
+          <w:b/>
+          <w:bCs/>
+          <w:lang w:val="en-GB"/>
+        </w:rPr>
+      </w:pPr>
+      <w:r>
+        <w:rPr>
+          <w:rFonts w:ascii="Segoe UI Emoji" w:hAnsi="Segoe UI Emoji" w:cs="Segoe UI Emoji"/>
+          <w:b/>
+          <w:bCs/>
+          <w:lang w:val="en-GB"/>
+        </w:rPr>
+        <w:t xml:space="preserve">    </w:t>
+      </w:r>
+      <w:proofErr w:type="spellStart"/>
+      <w:r>
+        <w:rPr>
+          <w:rFonts w:ascii="Segoe UI Emoji" w:hAnsi="Segoe UI Emoji" w:cs="Segoe UI Emoji"/>
+          <w:b/>
+          <w:bCs/>
+          <w:lang w:val="en-GB"/>
+        </w:rPr>
+        <w:t>val</w:t>
+      </w:r>
+      <w:proofErr w:type="spellEnd"/>
+      <w:r>
+        <w:rPr>
+          <w:rFonts w:ascii="Segoe UI Emoji" w:hAnsi="Segoe UI Emoji" w:cs="Segoe UI Emoji"/>
+          <w:b/>
+          <w:bCs/>
+          <w:lang w:val="en-GB"/>
+        </w:rPr>
+        <w:t xml:space="preserve"> collection = </w:t>
+      </w:r>
+      <w:proofErr w:type="spellStart"/>
+      <w:r>
+        <w:rPr>
+          <w:rFonts w:ascii="Segoe UI Emoji" w:hAnsi="Segoe UI Emoji" w:cs="Segoe UI Emoji"/>
+          <w:b/>
+          <w:bCs/>
+          <w:lang w:val="en-GB"/>
+        </w:rPr>
+        <w:t>MediaStore.Images.Media.EXTERNAL_CONTENT_URI</w:t>
+      </w:r>
+      <w:proofErr w:type="spellEnd"/>
+    </w:p>
+    <w:p>
+      <w:pPr>
+        <w:rPr>
+          <w:rFonts w:ascii="Segoe UI Emoji" w:hAnsi="Segoe UI Emoji" w:cs="Segoe UI Emoji"/>
+          <w:b/>
+          <w:bCs/>
+          <w:lang w:val="en-GB"/>
+        </w:rPr>
+      </w:pPr>
+    </w:p>
+    <w:p>
+      <w:pPr>
+        <w:rPr>
+          <w:rFonts w:ascii="Segoe UI Emoji" w:hAnsi="Segoe UI Emoji" w:cs="Segoe UI Emoji"/>
+          <w:b/>
+          <w:bCs/>
+          <w:lang w:val="en-GB"/>
+        </w:rPr>
+      </w:pPr>
+      <w:r>
+        <w:rPr>
+          <w:rFonts w:ascii="Segoe UI Emoji" w:hAnsi="Segoe UI Emoji" w:cs="Segoe UI Emoji"/>
+          <w:b/>
+          <w:bCs/>
+          <w:lang w:val="en-GB"/>
+        </w:rPr>
+        <w:t xml:space="preserve">    </w:t>
+      </w:r>
+      <w:proofErr w:type="spellStart"/>
+      <w:r>
+        <w:rPr>
+          <w:rFonts w:ascii="Segoe UI Emoji" w:hAnsi="Segoe UI Emoji" w:cs="Segoe UI Emoji"/>
+          <w:b/>
+          <w:bCs/>
+          <w:lang w:val="en-GB"/>
+        </w:rPr>
+        <w:t>val</w:t>
+      </w:r>
+      <w:proofErr w:type="spellEnd"/>
+      <w:r>
+        <w:rPr>
+          <w:rFonts w:ascii="Segoe UI Emoji" w:hAnsi="Segoe UI Emoji" w:cs="Segoe UI Emoji"/>
+          <w:b/>
+          <w:bCs/>
+          <w:lang w:val="en-GB"/>
+        </w:rPr>
+        <w:t xml:space="preserve"> projection = </w:t>
+      </w:r>
+      <w:proofErr w:type="spellStart"/>
+      <w:r>
+        <w:rPr>
+          <w:rFonts w:ascii="Segoe UI Emoji" w:hAnsi="Segoe UI Emoji" w:cs="Segoe UI Emoji"/>
+          <w:b/>
+          <w:bCs/>
+          <w:lang w:val="en-GB"/>
+        </w:rPr>
+        <w:t>arrayOf</w:t>
+      </w:r>
+      <w:proofErr w:type="spellEnd"/>
+      <w:r>
+        <w:rPr>
+          <w:rFonts w:ascii="Segoe UI Emoji" w:hAnsi="Segoe UI Emoji" w:cs="Segoe UI Emoji"/>
+          <w:b/>
+          <w:bCs/>
+          <w:lang w:val="en-GB"/>
+        </w:rPr>
+        <w:t>(</w:t>
+      </w:r>
+    </w:p>
+    <w:p>
+      <w:pPr>
+        <w:rPr>
+          <w:rFonts w:ascii="Segoe UI Emoji" w:hAnsi="Segoe UI Emoji" w:cs="Segoe UI Emoji"/>
+          <w:b/>
+          <w:bCs/>
+          <w:lang w:val="en-GB"/>
+        </w:rPr>
+      </w:pPr>
+      <w:r>
+        <w:rPr>
+          <w:rFonts w:ascii="Segoe UI Emoji" w:hAnsi="Segoe UI Emoji" w:cs="Segoe UI Emoji"/>
+          <w:b/>
+          <w:bCs/>
+          <w:lang w:val="en-GB"/>
+        </w:rPr>
+        <w:t xml:space="preserve">        </w:t>
+      </w:r>
+      <w:proofErr w:type="spellStart"/>
+      <w:r>
+        <w:rPr>
+          <w:rFonts w:ascii="Segoe UI Emoji" w:hAnsi="Segoe UI Emoji" w:cs="Segoe UI Emoji"/>
+          <w:b/>
+          <w:bCs/>
+          <w:lang w:val="en-GB"/>
+        </w:rPr>
+        <w:t>MediaStore.Images.Media._ID</w:t>
+      </w:r>
+      <w:proofErr w:type="spellEnd"/>
+      <w:r>
+        <w:rPr>
+          <w:rFonts w:ascii="Segoe UI Emoji" w:hAnsi="Segoe UI Emoji" w:cs="Segoe UI Emoji"/>
+          <w:b/>
+          <w:bCs/>
+          <w:lang w:val="en-GB"/>
+        </w:rPr>
+        <w:t>,</w:t>
+      </w:r>
+    </w:p>
+    <w:p>
+      <w:pPr>
+        <w:rPr>
+          <w:rFonts w:ascii="Segoe UI Emoji" w:hAnsi="Segoe UI Emoji" w:cs="Segoe UI Emoji"/>
+          <w:b/>
+          <w:bCs/>
+          <w:lang w:val="en-GB"/>
+        </w:rPr>
+      </w:pPr>
+      <w:r>
+        <w:rPr>
+          <w:rFonts w:ascii="Segoe UI Emoji" w:hAnsi="Segoe UI Emoji" w:cs="Segoe UI Emoji"/>
+          <w:b/>
+          <w:bCs/>
+          <w:lang w:val="en-GB"/>
+        </w:rPr>
+        <w:t xml:space="preserve">        </w:t>
+      </w:r>
+      <w:proofErr w:type="spellStart"/>
+      <w:r>
+        <w:rPr>
+          <w:rFonts w:ascii="Segoe UI Emoji" w:hAnsi="Segoe UI Emoji" w:cs="Segoe UI Emoji"/>
+          <w:b/>
+          <w:bCs/>
+          <w:lang w:val="en-GB"/>
+        </w:rPr>
+        <w:t>MediaStore.Images.Media.DISPLAY_NAME</w:t>
+      </w:r>
+      <w:proofErr w:type="spellEnd"/>
+      <w:r>
+        <w:rPr>
+          <w:rFonts w:ascii="Segoe UI Emoji" w:hAnsi="Segoe UI Emoji" w:cs="Segoe UI Emoji"/>
+          <w:b/>
+          <w:bCs/>
+          <w:lang w:val="en-GB"/>
+        </w:rPr>
+        <w:t>,</w:t>
+      </w:r>
+    </w:p>
+    <w:p>
+      <w:pPr>
+        <w:rPr>
+          <w:rFonts w:ascii="Segoe UI Emoji" w:hAnsi="Segoe UI Emoji" w:cs="Segoe UI Emoji"/>
+          <w:b/>
+          <w:bCs/>
+          <w:lang w:val="en-GB"/>
+        </w:rPr>
+      </w:pPr>
+      <w:r>
+        <w:rPr>
+          <w:rFonts w:ascii="Segoe UI Emoji" w:hAnsi="Segoe UI Emoji" w:cs="Segoe UI Emoji"/>
+          <w:b/>
+          <w:bCs/>
+          <w:lang w:val="en-GB"/>
+        </w:rPr>
+        <w:t xml:space="preserve">        </w:t>
+      </w:r>
+      <w:proofErr w:type="spellStart"/>
+      <w:r>
+        <w:rPr>
+          <w:rFonts w:ascii="Segoe UI Emoji" w:hAnsi="Segoe UI Emoji" w:cs="Segoe UI Emoji"/>
+          <w:b/>
+          <w:bCs/>
+          <w:lang w:val="en-GB"/>
+        </w:rPr>
+        <w:t>MediaStore.Images.Media.RELATIVE_PATH</w:t>
+      </w:r>
+      <w:proofErr w:type="spellEnd"/>
     </w:p>
     <w:p>
       <w:pPr>
@@ -2642,26 +3506,126 @@
           <w:bCs/>
           <w:lang w:val="en-GB"/>
         </w:rPr>
-        <w:t xml:space="preserve">    val selection = "${MediaStore.Images.Media.RELATIVE_PATH} LIKE ?"</w:t>
-      </w:r>
-    </w:p>
-    <w:p>
-      <w:pPr>
-        <w:rPr>
-          <w:rFonts w:ascii="Segoe UI Emoji" w:hAnsi="Segoe UI Emoji" w:cs="Segoe UI Emoji"/>
-          <w:b/>
-          <w:bCs/>
-          <w:lang w:val="en-GB"/>
-        </w:rPr>
-      </w:pPr>
-      <w:r>
-        <w:rPr>
-          <w:rFonts w:ascii="Segoe UI Emoji" w:hAnsi="Segoe UI Emoji" w:cs="Segoe UI Emoji"/>
-          <w:b/>
-          <w:bCs/>
-          <w:lang w:val="en-GB"/>
-        </w:rPr>
-        <w:t xml:space="preserve">    val selectionArgs = arrayOf("%$folder%")</w:t>
+        <w:t xml:space="preserve">    </w:t>
+      </w:r>
+      <w:proofErr w:type="spellStart"/>
+      <w:r>
+        <w:rPr>
+          <w:rFonts w:ascii="Segoe UI Emoji" w:hAnsi="Segoe UI Emoji" w:cs="Segoe UI Emoji"/>
+          <w:b/>
+          <w:bCs/>
+          <w:lang w:val="en-GB"/>
+        </w:rPr>
+        <w:t>val</w:t>
+      </w:r>
+      <w:proofErr w:type="spellEnd"/>
+      <w:r>
+        <w:rPr>
+          <w:rFonts w:ascii="Segoe UI Emoji" w:hAnsi="Segoe UI Emoji" w:cs="Segoe UI Emoji"/>
+          <w:b/>
+          <w:bCs/>
+          <w:lang w:val="en-GB"/>
+        </w:rPr>
+        <w:t xml:space="preserve"> selection = "${</w:t>
+      </w:r>
+      <w:proofErr w:type="spellStart"/>
+      <w:r>
+        <w:rPr>
+          <w:rFonts w:ascii="Segoe UI Emoji" w:hAnsi="Segoe UI Emoji" w:cs="Segoe UI Emoji"/>
+          <w:b/>
+          <w:bCs/>
+          <w:lang w:val="en-GB"/>
+        </w:rPr>
+        <w:t>MediaStore.Images.Media.RELATIVE_PATH</w:t>
+      </w:r>
+      <w:proofErr w:type="spellEnd"/>
+      <w:r>
+        <w:rPr>
+          <w:rFonts w:ascii="Segoe UI Emoji" w:hAnsi="Segoe UI Emoji" w:cs="Segoe UI Emoji"/>
+          <w:b/>
+          <w:bCs/>
+          <w:lang w:val="en-GB"/>
+        </w:rPr>
+        <w:t>} LIKE ?"</w:t>
+      </w:r>
+    </w:p>
+    <w:p>
+      <w:pPr>
+        <w:rPr>
+          <w:rFonts w:ascii="Segoe UI Emoji" w:hAnsi="Segoe UI Emoji" w:cs="Segoe UI Emoji"/>
+          <w:b/>
+          <w:bCs/>
+          <w:lang w:val="en-GB"/>
+        </w:rPr>
+      </w:pPr>
+      <w:r>
+        <w:rPr>
+          <w:rFonts w:ascii="Segoe UI Emoji" w:hAnsi="Segoe UI Emoji" w:cs="Segoe UI Emoji"/>
+          <w:b/>
+          <w:bCs/>
+          <w:lang w:val="en-GB"/>
+        </w:rPr>
+        <w:t xml:space="preserve">    </w:t>
+      </w:r>
+      <w:proofErr w:type="spellStart"/>
+      <w:r>
+        <w:rPr>
+          <w:rFonts w:ascii="Segoe UI Emoji" w:hAnsi="Segoe UI Emoji" w:cs="Segoe UI Emoji"/>
+          <w:b/>
+          <w:bCs/>
+          <w:lang w:val="en-GB"/>
+        </w:rPr>
+        <w:t>val</w:t>
+      </w:r>
+      <w:proofErr w:type="spellEnd"/>
+      <w:r>
+        <w:rPr>
+          <w:rFonts w:ascii="Segoe UI Emoji" w:hAnsi="Segoe UI Emoji" w:cs="Segoe UI Emoji"/>
+          <w:b/>
+          <w:bCs/>
+          <w:lang w:val="en-GB"/>
+        </w:rPr>
+        <w:t xml:space="preserve"> </w:t>
+      </w:r>
+      <w:proofErr w:type="spellStart"/>
+      <w:r>
+        <w:rPr>
+          <w:rFonts w:ascii="Segoe UI Emoji" w:hAnsi="Segoe UI Emoji" w:cs="Segoe UI Emoji"/>
+          <w:b/>
+          <w:bCs/>
+          <w:lang w:val="en-GB"/>
+        </w:rPr>
+        <w:t>selectionArgs</w:t>
+      </w:r>
+      <w:proofErr w:type="spellEnd"/>
+      <w:r>
+        <w:rPr>
+          <w:rFonts w:ascii="Segoe UI Emoji" w:hAnsi="Segoe UI Emoji" w:cs="Segoe UI Emoji"/>
+          <w:b/>
+          <w:bCs/>
+          <w:lang w:val="en-GB"/>
+        </w:rPr>
+        <w:t xml:space="preserve"> = </w:t>
+      </w:r>
+      <w:proofErr w:type="spellStart"/>
+      <w:r>
+        <w:rPr>
+          <w:rFonts w:ascii="Segoe UI Emoji" w:hAnsi="Segoe UI Emoji" w:cs="Segoe UI Emoji"/>
+          <w:b/>
+          <w:bCs/>
+          <w:lang w:val="en-GB"/>
+        </w:rPr>
+        <w:t>arrayOf</w:t>
+      </w:r>
+      <w:proofErr w:type="spellEnd"/>
+      <w:r>
+        <w:rPr>
+          <w:rFonts w:ascii="Segoe UI Emoji" w:hAnsi="Segoe UI Emoji" w:cs="Segoe UI Emoji"/>
+          <w:b/>
+          <w:bCs/>
+          <w:lang w:val="en-GB"/>
+        </w:rPr>
+        <w:t>("%$folder%")</w:t>
       </w:r>
     </w:p>
     <w:p>
@@ -2691,7 +3655,27 @@
           <w:lang w:val="en-GB"/>
         </w:rPr>
         <w:lastRenderedPageBreak/>
-        <w:t xml:space="preserve">    context.contentResolver.query(</w:t>
+        <w:t xml:space="preserve">    </w:t>
+      </w:r>
+      <w:proofErr w:type="spellStart"/>
+      <w:r>
+        <w:rPr>
+          <w:rFonts w:ascii="Segoe UI Emoji" w:hAnsi="Segoe UI Emoji" w:cs="Segoe UI Emoji"/>
+          <w:b/>
+          <w:bCs/>
+          <w:lang w:val="en-GB"/>
+        </w:rPr>
+        <w:t>context.contentResolver.query</w:t>
+      </w:r>
+      <w:proofErr w:type="spellEnd"/>
+      <w:r>
+        <w:rPr>
+          <w:rFonts w:ascii="Segoe UI Emoji" w:hAnsi="Segoe UI Emoji" w:cs="Segoe UI Emoji"/>
+          <w:b/>
+          <w:bCs/>
+          <w:lang w:val="en-GB"/>
+        </w:rPr>
+        <w:t>(</w:t>
       </w:r>
     </w:p>
     <w:p>
@@ -2767,7 +3751,27 @@
           <w:bCs/>
           <w:lang w:val="en-GB"/>
         </w:rPr>
-        <w:t xml:space="preserve">        selectionArgs,</w:t>
+        <w:t xml:space="preserve">        </w:t>
+      </w:r>
+      <w:proofErr w:type="spellStart"/>
+      <w:r>
+        <w:rPr>
+          <w:rFonts w:ascii="Segoe UI Emoji" w:hAnsi="Segoe UI Emoji" w:cs="Segoe UI Emoji"/>
+          <w:b/>
+          <w:bCs/>
+          <w:lang w:val="en-GB"/>
+        </w:rPr>
+        <w:t>selectionArgs</w:t>
+      </w:r>
+      <w:proofErr w:type="spellEnd"/>
+      <w:r>
+        <w:rPr>
+          <w:rFonts w:ascii="Segoe UI Emoji" w:hAnsi="Segoe UI Emoji" w:cs="Segoe UI Emoji"/>
+          <w:b/>
+          <w:bCs/>
+          <w:lang w:val="en-GB"/>
+        </w:rPr>
+        <w:t>,</w:t>
       </w:r>
     </w:p>
     <w:p>
@@ -2824,112 +3828,412 @@
           <w:bCs/>
           <w:lang w:val="en-GB"/>
         </w:rPr>
-        <w:t xml:space="preserve">        val idColumn = cursor.getColumnIndexOrThrow(MediaStore.Images.Media._ID)</w:t>
-      </w:r>
-    </w:p>
-    <w:p>
-      <w:pPr>
-        <w:rPr>
-          <w:rFonts w:ascii="Segoe UI Emoji" w:hAnsi="Segoe UI Emoji" w:cs="Segoe UI Emoji"/>
-          <w:b/>
-          <w:bCs/>
-          <w:lang w:val="en-GB"/>
-        </w:rPr>
-      </w:pPr>
-    </w:p>
-    <w:p>
-      <w:pPr>
-        <w:rPr>
-          <w:rFonts w:ascii="Segoe UI Emoji" w:hAnsi="Segoe UI Emoji" w:cs="Segoe UI Emoji"/>
-          <w:b/>
-          <w:bCs/>
-          <w:lang w:val="en-GB"/>
-        </w:rPr>
-      </w:pPr>
-      <w:r>
-        <w:rPr>
-          <w:rFonts w:ascii="Segoe UI Emoji" w:hAnsi="Segoe UI Emoji" w:cs="Segoe UI Emoji"/>
-          <w:b/>
-          <w:bCs/>
-          <w:lang w:val="en-GB"/>
-        </w:rPr>
-        <w:t xml:space="preserve">        while (cursor.moveToNext()) {</w:t>
-      </w:r>
-    </w:p>
-    <w:p>
-      <w:pPr>
-        <w:rPr>
-          <w:rFonts w:ascii="Segoe UI Emoji" w:hAnsi="Segoe UI Emoji" w:cs="Segoe UI Emoji"/>
-          <w:b/>
-          <w:bCs/>
-          <w:lang w:val="en-GB"/>
-        </w:rPr>
-      </w:pPr>
-      <w:r>
-        <w:rPr>
-          <w:rFonts w:ascii="Segoe UI Emoji" w:hAnsi="Segoe UI Emoji" w:cs="Segoe UI Emoji"/>
-          <w:b/>
-          <w:bCs/>
-          <w:lang w:val="en-GB"/>
-        </w:rPr>
-        <w:t xml:space="preserve">            val id = cursor.getLong(idColumn)</w:t>
-      </w:r>
-    </w:p>
-    <w:p>
-      <w:pPr>
-        <w:rPr>
-          <w:rFonts w:ascii="Segoe UI Emoji" w:hAnsi="Segoe UI Emoji" w:cs="Segoe UI Emoji"/>
-          <w:b/>
-          <w:bCs/>
-          <w:lang w:val="en-GB"/>
-        </w:rPr>
-      </w:pPr>
-      <w:r>
-        <w:rPr>
-          <w:rFonts w:ascii="Segoe UI Emoji" w:hAnsi="Segoe UI Emoji" w:cs="Segoe UI Emoji"/>
-          <w:b/>
-          <w:bCs/>
-          <w:lang w:val="en-GB"/>
-        </w:rPr>
-        <w:t xml:space="preserve">            val uri = ContentUris.withAppendedId(collection, id)</w:t>
-      </w:r>
-    </w:p>
-    <w:p>
-      <w:pPr>
-        <w:rPr>
-          <w:rFonts w:ascii="Segoe UI Emoji" w:hAnsi="Segoe UI Emoji" w:cs="Segoe UI Emoji"/>
-          <w:b/>
-          <w:bCs/>
-          <w:lang w:val="en-GB"/>
-        </w:rPr>
-      </w:pPr>
-      <w:r>
-        <w:rPr>
-          <w:rFonts w:ascii="Segoe UI Emoji" w:hAnsi="Segoe UI Emoji" w:cs="Segoe UI Emoji"/>
-          <w:b/>
-          <w:bCs/>
-          <w:lang w:val="en-GB"/>
-        </w:rPr>
-        <w:t xml:space="preserve">            val bmp = BitmapFactory.decodeStream(</w:t>
-      </w:r>
-    </w:p>
-    <w:p>
-      <w:pPr>
-        <w:rPr>
-          <w:rFonts w:ascii="Segoe UI Emoji" w:hAnsi="Segoe UI Emoji" w:cs="Segoe UI Emoji"/>
-          <w:b/>
-          <w:bCs/>
-          <w:lang w:val="en-GB"/>
-        </w:rPr>
-      </w:pPr>
-      <w:r>
-        <w:rPr>
-          <w:rFonts w:ascii="Segoe UI Emoji" w:hAnsi="Segoe UI Emoji" w:cs="Segoe UI Emoji"/>
-          <w:b/>
-          <w:bCs/>
-          <w:lang w:val="en-GB"/>
-        </w:rPr>
-        <w:t xml:space="preserve">                context.contentResolver.openInputStream(uri)</w:t>
+        <w:t xml:space="preserve">        </w:t>
+      </w:r>
+      <w:proofErr w:type="spellStart"/>
+      <w:r>
+        <w:rPr>
+          <w:rFonts w:ascii="Segoe UI Emoji" w:hAnsi="Segoe UI Emoji" w:cs="Segoe UI Emoji"/>
+          <w:b/>
+          <w:bCs/>
+          <w:lang w:val="en-GB"/>
+        </w:rPr>
+        <w:t>val</w:t>
+      </w:r>
+      <w:proofErr w:type="spellEnd"/>
+      <w:r>
+        <w:rPr>
+          <w:rFonts w:ascii="Segoe UI Emoji" w:hAnsi="Segoe UI Emoji" w:cs="Segoe UI Emoji"/>
+          <w:b/>
+          <w:bCs/>
+          <w:lang w:val="en-GB"/>
+        </w:rPr>
+        <w:t xml:space="preserve"> </w:t>
+      </w:r>
+      <w:proofErr w:type="spellStart"/>
+      <w:r>
+        <w:rPr>
+          <w:rFonts w:ascii="Segoe UI Emoji" w:hAnsi="Segoe UI Emoji" w:cs="Segoe UI Emoji"/>
+          <w:b/>
+          <w:bCs/>
+          <w:lang w:val="en-GB"/>
+        </w:rPr>
+        <w:t>idColumn</w:t>
+      </w:r>
+      <w:proofErr w:type="spellEnd"/>
+      <w:r>
+        <w:rPr>
+          <w:rFonts w:ascii="Segoe UI Emoji" w:hAnsi="Segoe UI Emoji" w:cs="Segoe UI Emoji"/>
+          <w:b/>
+          <w:bCs/>
+          <w:lang w:val="en-GB"/>
+        </w:rPr>
+        <w:t xml:space="preserve"> = </w:t>
+      </w:r>
+      <w:proofErr w:type="spellStart"/>
+      <w:r>
+        <w:rPr>
+          <w:rFonts w:ascii="Segoe UI Emoji" w:hAnsi="Segoe UI Emoji" w:cs="Segoe UI Emoji"/>
+          <w:b/>
+          <w:bCs/>
+          <w:lang w:val="en-GB"/>
+        </w:rPr>
+        <w:t>cursor.getColumnIndexOrThrow</w:t>
+      </w:r>
+      <w:proofErr w:type="spellEnd"/>
+      <w:r>
+        <w:rPr>
+          <w:rFonts w:ascii="Segoe UI Emoji" w:hAnsi="Segoe UI Emoji" w:cs="Segoe UI Emoji"/>
+          <w:b/>
+          <w:bCs/>
+          <w:lang w:val="en-GB"/>
+        </w:rPr>
+        <w:t>(</w:t>
+      </w:r>
+      <w:proofErr w:type="spellStart"/>
+      <w:r>
+        <w:rPr>
+          <w:rFonts w:ascii="Segoe UI Emoji" w:hAnsi="Segoe UI Emoji" w:cs="Segoe UI Emoji"/>
+          <w:b/>
+          <w:bCs/>
+          <w:lang w:val="en-GB"/>
+        </w:rPr>
+        <w:t>MediaStore.Images.Media._ID</w:t>
+      </w:r>
+      <w:proofErr w:type="spellEnd"/>
+      <w:r>
+        <w:rPr>
+          <w:rFonts w:ascii="Segoe UI Emoji" w:hAnsi="Segoe UI Emoji" w:cs="Segoe UI Emoji"/>
+          <w:b/>
+          <w:bCs/>
+          <w:lang w:val="en-GB"/>
+        </w:rPr>
+        <w:t>)</w:t>
+      </w:r>
+    </w:p>
+    <w:p>
+      <w:pPr>
+        <w:rPr>
+          <w:rFonts w:ascii="Segoe UI Emoji" w:hAnsi="Segoe UI Emoji" w:cs="Segoe UI Emoji"/>
+          <w:b/>
+          <w:bCs/>
+          <w:lang w:val="en-GB"/>
+        </w:rPr>
+      </w:pPr>
+    </w:p>
+    <w:p>
+      <w:pPr>
+        <w:rPr>
+          <w:rFonts w:ascii="Segoe UI Emoji" w:hAnsi="Segoe UI Emoji" w:cs="Segoe UI Emoji"/>
+          <w:b/>
+          <w:bCs/>
+          <w:lang w:val="en-GB"/>
+        </w:rPr>
+      </w:pPr>
+      <w:r>
+        <w:rPr>
+          <w:rFonts w:ascii="Segoe UI Emoji" w:hAnsi="Segoe UI Emoji" w:cs="Segoe UI Emoji"/>
+          <w:b/>
+          <w:bCs/>
+          <w:lang w:val="en-GB"/>
+        </w:rPr>
+        <w:t xml:space="preserve">        while (</w:t>
+      </w:r>
+      <w:proofErr w:type="spellStart"/>
+      <w:r>
+        <w:rPr>
+          <w:rFonts w:ascii="Segoe UI Emoji" w:hAnsi="Segoe UI Emoji" w:cs="Segoe UI Emoji"/>
+          <w:b/>
+          <w:bCs/>
+          <w:lang w:val="en-GB"/>
+        </w:rPr>
+        <w:t>cursor.moveToNext</w:t>
+      </w:r>
+      <w:proofErr w:type="spellEnd"/>
+      <w:r>
+        <w:rPr>
+          <w:rFonts w:ascii="Segoe UI Emoji" w:hAnsi="Segoe UI Emoji" w:cs="Segoe UI Emoji"/>
+          <w:b/>
+          <w:bCs/>
+          <w:lang w:val="en-GB"/>
+        </w:rPr>
+        <w:t>()) {</w:t>
+      </w:r>
+    </w:p>
+    <w:p>
+      <w:pPr>
+        <w:rPr>
+          <w:rFonts w:ascii="Segoe UI Emoji" w:hAnsi="Segoe UI Emoji" w:cs="Segoe UI Emoji"/>
+          <w:b/>
+          <w:bCs/>
+          <w:lang w:val="en-GB"/>
+        </w:rPr>
+      </w:pPr>
+      <w:r>
+        <w:rPr>
+          <w:rFonts w:ascii="Segoe UI Emoji" w:hAnsi="Segoe UI Emoji" w:cs="Segoe UI Emoji"/>
+          <w:b/>
+          <w:bCs/>
+          <w:lang w:val="en-GB"/>
+        </w:rPr>
+        <w:t xml:space="preserve">            </w:t>
+      </w:r>
+      <w:proofErr w:type="spellStart"/>
+      <w:r>
+        <w:rPr>
+          <w:rFonts w:ascii="Segoe UI Emoji" w:hAnsi="Segoe UI Emoji" w:cs="Segoe UI Emoji"/>
+          <w:b/>
+          <w:bCs/>
+          <w:lang w:val="en-GB"/>
+        </w:rPr>
+        <w:t>val</w:t>
+      </w:r>
+      <w:proofErr w:type="spellEnd"/>
+      <w:r>
+        <w:rPr>
+          <w:rFonts w:ascii="Segoe UI Emoji" w:hAnsi="Segoe UI Emoji" w:cs="Segoe UI Emoji"/>
+          <w:b/>
+          <w:bCs/>
+          <w:lang w:val="en-GB"/>
+        </w:rPr>
+        <w:t xml:space="preserve"> id = </w:t>
+      </w:r>
+      <w:proofErr w:type="spellStart"/>
+      <w:r>
+        <w:rPr>
+          <w:rFonts w:ascii="Segoe UI Emoji" w:hAnsi="Segoe UI Emoji" w:cs="Segoe UI Emoji"/>
+          <w:b/>
+          <w:bCs/>
+          <w:lang w:val="en-GB"/>
+        </w:rPr>
+        <w:t>cursor.getLong</w:t>
+      </w:r>
+      <w:proofErr w:type="spellEnd"/>
+      <w:r>
+        <w:rPr>
+          <w:rFonts w:ascii="Segoe UI Emoji" w:hAnsi="Segoe UI Emoji" w:cs="Segoe UI Emoji"/>
+          <w:b/>
+          <w:bCs/>
+          <w:lang w:val="en-GB"/>
+        </w:rPr>
+        <w:t>(</w:t>
+      </w:r>
+      <w:proofErr w:type="spellStart"/>
+      <w:r>
+        <w:rPr>
+          <w:rFonts w:ascii="Segoe UI Emoji" w:hAnsi="Segoe UI Emoji" w:cs="Segoe UI Emoji"/>
+          <w:b/>
+          <w:bCs/>
+          <w:lang w:val="en-GB"/>
+        </w:rPr>
+        <w:t>idColumn</w:t>
+      </w:r>
+      <w:proofErr w:type="spellEnd"/>
+      <w:r>
+        <w:rPr>
+          <w:rFonts w:ascii="Segoe UI Emoji" w:hAnsi="Segoe UI Emoji" w:cs="Segoe UI Emoji"/>
+          <w:b/>
+          <w:bCs/>
+          <w:lang w:val="en-GB"/>
+        </w:rPr>
+        <w:t>)</w:t>
+      </w:r>
+    </w:p>
+    <w:p>
+      <w:pPr>
+        <w:rPr>
+          <w:rFonts w:ascii="Segoe UI Emoji" w:hAnsi="Segoe UI Emoji" w:cs="Segoe UI Emoji"/>
+          <w:b/>
+          <w:bCs/>
+          <w:lang w:val="en-GB"/>
+        </w:rPr>
+      </w:pPr>
+      <w:r>
+        <w:rPr>
+          <w:rFonts w:ascii="Segoe UI Emoji" w:hAnsi="Segoe UI Emoji" w:cs="Segoe UI Emoji"/>
+          <w:b/>
+          <w:bCs/>
+          <w:lang w:val="en-GB"/>
+        </w:rPr>
+        <w:t xml:space="preserve">            </w:t>
+      </w:r>
+      <w:proofErr w:type="spellStart"/>
+      <w:r>
+        <w:rPr>
+          <w:rFonts w:ascii="Segoe UI Emoji" w:hAnsi="Segoe UI Emoji" w:cs="Segoe UI Emoji"/>
+          <w:b/>
+          <w:bCs/>
+          <w:lang w:val="en-GB"/>
+        </w:rPr>
+        <w:t>val</w:t>
+      </w:r>
+      <w:proofErr w:type="spellEnd"/>
+      <w:r>
+        <w:rPr>
+          <w:rFonts w:ascii="Segoe UI Emoji" w:hAnsi="Segoe UI Emoji" w:cs="Segoe UI Emoji"/>
+          <w:b/>
+          <w:bCs/>
+          <w:lang w:val="en-GB"/>
+        </w:rPr>
+        <w:t xml:space="preserve"> </w:t>
+      </w:r>
+      <w:proofErr w:type="spellStart"/>
+      <w:r>
+        <w:rPr>
+          <w:rFonts w:ascii="Segoe UI Emoji" w:hAnsi="Segoe UI Emoji" w:cs="Segoe UI Emoji"/>
+          <w:b/>
+          <w:bCs/>
+          <w:lang w:val="en-GB"/>
+        </w:rPr>
+        <w:t>uri</w:t>
+      </w:r>
+      <w:proofErr w:type="spellEnd"/>
+      <w:r>
+        <w:rPr>
+          <w:rFonts w:ascii="Segoe UI Emoji" w:hAnsi="Segoe UI Emoji" w:cs="Segoe UI Emoji"/>
+          <w:b/>
+          <w:bCs/>
+          <w:lang w:val="en-GB"/>
+        </w:rPr>
+        <w:t xml:space="preserve"> = </w:t>
+      </w:r>
+      <w:proofErr w:type="spellStart"/>
+      <w:r>
+        <w:rPr>
+          <w:rFonts w:ascii="Segoe UI Emoji" w:hAnsi="Segoe UI Emoji" w:cs="Segoe UI Emoji"/>
+          <w:b/>
+          <w:bCs/>
+          <w:lang w:val="en-GB"/>
+        </w:rPr>
+        <w:t>ContentUris.withAppendedId</w:t>
+      </w:r>
+      <w:proofErr w:type="spellEnd"/>
+      <w:r>
+        <w:rPr>
+          <w:rFonts w:ascii="Segoe UI Emoji" w:hAnsi="Segoe UI Emoji" w:cs="Segoe UI Emoji"/>
+          <w:b/>
+          <w:bCs/>
+          <w:lang w:val="en-GB"/>
+        </w:rPr>
+        <w:t>(collection, id)</w:t>
+      </w:r>
+    </w:p>
+    <w:p>
+      <w:pPr>
+        <w:rPr>
+          <w:rFonts w:ascii="Segoe UI Emoji" w:hAnsi="Segoe UI Emoji" w:cs="Segoe UI Emoji"/>
+          <w:b/>
+          <w:bCs/>
+          <w:lang w:val="en-GB"/>
+        </w:rPr>
+      </w:pPr>
+      <w:r>
+        <w:rPr>
+          <w:rFonts w:ascii="Segoe UI Emoji" w:hAnsi="Segoe UI Emoji" w:cs="Segoe UI Emoji"/>
+          <w:b/>
+          <w:bCs/>
+          <w:lang w:val="en-GB"/>
+        </w:rPr>
+        <w:t xml:space="preserve">            </w:t>
+      </w:r>
+      <w:proofErr w:type="spellStart"/>
+      <w:r>
+        <w:rPr>
+          <w:rFonts w:ascii="Segoe UI Emoji" w:hAnsi="Segoe UI Emoji" w:cs="Segoe UI Emoji"/>
+          <w:b/>
+          <w:bCs/>
+          <w:lang w:val="en-GB"/>
+        </w:rPr>
+        <w:t>val</w:t>
+      </w:r>
+      <w:proofErr w:type="spellEnd"/>
+      <w:r>
+        <w:rPr>
+          <w:rFonts w:ascii="Segoe UI Emoji" w:hAnsi="Segoe UI Emoji" w:cs="Segoe UI Emoji"/>
+          <w:b/>
+          <w:bCs/>
+          <w:lang w:val="en-GB"/>
+        </w:rPr>
+        <w:t xml:space="preserve"> bmp = </w:t>
+      </w:r>
+      <w:proofErr w:type="spellStart"/>
+      <w:r>
+        <w:rPr>
+          <w:rFonts w:ascii="Segoe UI Emoji" w:hAnsi="Segoe UI Emoji" w:cs="Segoe UI Emoji"/>
+          <w:b/>
+          <w:bCs/>
+          <w:lang w:val="en-GB"/>
+        </w:rPr>
+        <w:t>BitmapFactory.decodeStream</w:t>
+      </w:r>
+      <w:proofErr w:type="spellEnd"/>
+      <w:r>
+        <w:rPr>
+          <w:rFonts w:ascii="Segoe UI Emoji" w:hAnsi="Segoe UI Emoji" w:cs="Segoe UI Emoji"/>
+          <w:b/>
+          <w:bCs/>
+          <w:lang w:val="en-GB"/>
+        </w:rPr>
+        <w:t>(</w:t>
+      </w:r>
+    </w:p>
+    <w:p>
+      <w:pPr>
+        <w:rPr>
+          <w:rFonts w:ascii="Segoe UI Emoji" w:hAnsi="Segoe UI Emoji" w:cs="Segoe UI Emoji"/>
+          <w:b/>
+          <w:bCs/>
+          <w:lang w:val="en-GB"/>
+        </w:rPr>
+      </w:pPr>
+      <w:r>
+        <w:rPr>
+          <w:rFonts w:ascii="Segoe UI Emoji" w:hAnsi="Segoe UI Emoji" w:cs="Segoe UI Emoji"/>
+          <w:b/>
+          <w:bCs/>
+          <w:lang w:val="en-GB"/>
+        </w:rPr>
+        <w:t xml:space="preserve">                </w:t>
+      </w:r>
+      <w:proofErr w:type="spellStart"/>
+      <w:r>
+        <w:rPr>
+          <w:rFonts w:ascii="Segoe UI Emoji" w:hAnsi="Segoe UI Emoji" w:cs="Segoe UI Emoji"/>
+          <w:b/>
+          <w:bCs/>
+          <w:lang w:val="en-GB"/>
+        </w:rPr>
+        <w:t>context.contentResolver.openInputStream</w:t>
+      </w:r>
+      <w:proofErr w:type="spellEnd"/>
+      <w:r>
+        <w:rPr>
+          <w:rFonts w:ascii="Segoe UI Emoji" w:hAnsi="Segoe UI Emoji" w:cs="Segoe UI Emoji"/>
+          <w:b/>
+          <w:bCs/>
+          <w:lang w:val="en-GB"/>
+        </w:rPr>
+        <w:t>(</w:t>
+      </w:r>
+      <w:proofErr w:type="spellStart"/>
+      <w:r>
+        <w:rPr>
+          <w:rFonts w:ascii="Segoe UI Emoji" w:hAnsi="Segoe UI Emoji" w:cs="Segoe UI Emoji"/>
+          <w:b/>
+          <w:bCs/>
+          <w:lang w:val="en-GB"/>
+        </w:rPr>
+        <w:t>uri</w:t>
+      </w:r>
+      <w:proofErr w:type="spellEnd"/>
+      <w:r>
+        <w:rPr>
+          <w:rFonts w:ascii="Segoe UI Emoji" w:hAnsi="Segoe UI Emoji" w:cs="Segoe UI Emoji"/>
+          <w:b/>
+          <w:bCs/>
+          <w:lang w:val="en-GB"/>
+        </w:rPr>
+        <w:t>)</w:t>
       </w:r>
     </w:p>
     <w:p>
@@ -2967,7 +4271,27 @@
           <w:bCs/>
           <w:lang w:val="en-GB"/>
         </w:rPr>
-        <w:t xml:space="preserve">            bitmaps.add(bmp)</w:t>
+        <w:t xml:space="preserve">            </w:t>
+      </w:r>
+      <w:proofErr w:type="spellStart"/>
+      <w:r>
+        <w:rPr>
+          <w:rFonts w:ascii="Segoe UI Emoji" w:hAnsi="Segoe UI Emoji" w:cs="Segoe UI Emoji"/>
+          <w:b/>
+          <w:bCs/>
+          <w:lang w:val="en-GB"/>
+        </w:rPr>
+        <w:t>bitmaps.add</w:t>
+      </w:r>
+      <w:proofErr w:type="spellEnd"/>
+      <w:r>
+        <w:rPr>
+          <w:rFonts w:ascii="Segoe UI Emoji" w:hAnsi="Segoe UI Emoji" w:cs="Segoe UI Emoji"/>
+          <w:b/>
+          <w:bCs/>
+          <w:lang w:val="en-GB"/>
+        </w:rPr>
+        <w:t>(bmp)</w:t>
       </w:r>
     </w:p>
     <w:p>
@@ -3071,7 +4395,7 @@
           <w:bCs/>
         </w:rPr>
         <w:pict w14:anchorId="0F393796">
-          <v:rect id="_x0000_i1110" style="width:0;height:1.5pt" o:hralign="center" o:hrstd="t" o:hr="t" fillcolor="#a0a0a0" stroked="f"/>
+          <v:rect id="_x0000_i1039" style="width:0;height:1.5pt" o:hralign="center" o:hrstd="t" o:hr="t" fillcolor="#a0a0a0" stroked="f"/>
         </w:pict>
       </w:r>
     </w:p>
@@ -3106,83 +4430,263 @@
           <w:b/>
           <w:bCs/>
         </w:rPr>
-        <w:t>Per stacking serio conviene lavorare in float.</w:t>
-      </w:r>
-    </w:p>
-    <w:p>
-      <w:pPr>
-        <w:rPr>
-          <w:rFonts w:ascii="Segoe UI Emoji" w:hAnsi="Segoe UI Emoji" w:cs="Segoe UI Emoji"/>
-          <w:b/>
-          <w:bCs/>
-          <w:lang w:val="en-GB"/>
-        </w:rPr>
-      </w:pPr>
-      <w:r>
-        <w:rPr>
-          <w:rFonts w:ascii="Segoe UI Emoji" w:hAnsi="Segoe UI Emoji" w:cs="Segoe UI Emoji"/>
-          <w:b/>
-          <w:bCs/>
-          <w:lang w:val="en-GB"/>
-        </w:rPr>
-        <w:t>fun bitmapToFloatArray(bmp: Bitmap): Array&lt;FloatArray&gt; {</w:t>
-      </w:r>
-    </w:p>
-    <w:p>
-      <w:pPr>
-        <w:rPr>
-          <w:rFonts w:ascii="Segoe UI Emoji" w:hAnsi="Segoe UI Emoji" w:cs="Segoe UI Emoji"/>
-          <w:b/>
-          <w:bCs/>
-          <w:lang w:val="en-GB"/>
-        </w:rPr>
-      </w:pPr>
-      <w:r>
-        <w:rPr>
-          <w:rFonts w:ascii="Segoe UI Emoji" w:hAnsi="Segoe UI Emoji" w:cs="Segoe UI Emoji"/>
-          <w:b/>
-          <w:bCs/>
-          <w:lang w:val="en-GB"/>
-        </w:rPr>
-        <w:t xml:space="preserve">    val w = bmp.width</w:t>
-      </w:r>
-    </w:p>
-    <w:p>
-      <w:pPr>
-        <w:rPr>
-          <w:rFonts w:ascii="Segoe UI Emoji" w:hAnsi="Segoe UI Emoji" w:cs="Segoe UI Emoji"/>
-          <w:b/>
-          <w:bCs/>
-          <w:lang w:val="en-GB"/>
-        </w:rPr>
-      </w:pPr>
-      <w:r>
-        <w:rPr>
-          <w:rFonts w:ascii="Segoe UI Emoji" w:hAnsi="Segoe UI Emoji" w:cs="Segoe UI Emoji"/>
-          <w:b/>
-          <w:bCs/>
-          <w:lang w:val="en-GB"/>
-        </w:rPr>
-        <w:t xml:space="preserve">    val h = bmp.height</w:t>
-      </w:r>
-    </w:p>
-    <w:p>
-      <w:pPr>
-        <w:rPr>
-          <w:rFonts w:ascii="Segoe UI Emoji" w:hAnsi="Segoe UI Emoji" w:cs="Segoe UI Emoji"/>
-          <w:b/>
-          <w:bCs/>
-          <w:lang w:val="en-GB"/>
-        </w:rPr>
-      </w:pPr>
-      <w:r>
-        <w:rPr>
-          <w:rFonts w:ascii="Segoe UI Emoji" w:hAnsi="Segoe UI Emoji" w:cs="Segoe UI Emoji"/>
-          <w:b/>
-          <w:bCs/>
-          <w:lang w:val="en-GB"/>
-        </w:rPr>
-        <w:t xml:space="preserve">    val arr = Array(h) { FloatArray(w) }</w:t>
+        <w:t xml:space="preserve">Per </w:t>
+      </w:r>
+      <w:proofErr w:type="spellStart"/>
+      <w:r>
+        <w:rPr>
+          <w:rFonts w:ascii="Segoe UI Emoji" w:hAnsi="Segoe UI Emoji" w:cs="Segoe UI Emoji"/>
+          <w:b/>
+          <w:bCs/>
+        </w:rPr>
+        <w:t>stacking</w:t>
+      </w:r>
+      <w:proofErr w:type="spellEnd"/>
+      <w:r>
+        <w:rPr>
+          <w:rFonts w:ascii="Segoe UI Emoji" w:hAnsi="Segoe UI Emoji" w:cs="Segoe UI Emoji"/>
+          <w:b/>
+          <w:bCs/>
+        </w:rPr>
+        <w:t xml:space="preserve"> serio conviene lavorare in float.</w:t>
+      </w:r>
+    </w:p>
+    <w:p>
+      <w:pPr>
+        <w:rPr>
+          <w:rFonts w:ascii="Segoe UI Emoji" w:hAnsi="Segoe UI Emoji" w:cs="Segoe UI Emoji"/>
+          <w:b/>
+          <w:bCs/>
+          <w:lang w:val="en-GB"/>
+        </w:rPr>
+      </w:pPr>
+      <w:r>
+        <w:rPr>
+          <w:rFonts w:ascii="Segoe UI Emoji" w:hAnsi="Segoe UI Emoji" w:cs="Segoe UI Emoji"/>
+          <w:b/>
+          <w:bCs/>
+          <w:lang w:val="en-GB"/>
+        </w:rPr>
+        <w:t xml:space="preserve">fun </w:t>
+      </w:r>
+      <w:proofErr w:type="spellStart"/>
+      <w:r>
+        <w:rPr>
+          <w:rFonts w:ascii="Segoe UI Emoji" w:hAnsi="Segoe UI Emoji" w:cs="Segoe UI Emoji"/>
+          <w:b/>
+          <w:bCs/>
+          <w:lang w:val="en-GB"/>
+        </w:rPr>
+        <w:t>bitmapToFloatArray</w:t>
+      </w:r>
+      <w:proofErr w:type="spellEnd"/>
+      <w:r>
+        <w:rPr>
+          <w:rFonts w:ascii="Segoe UI Emoji" w:hAnsi="Segoe UI Emoji" w:cs="Segoe UI Emoji"/>
+          <w:b/>
+          <w:bCs/>
+          <w:lang w:val="en-GB"/>
+        </w:rPr>
+        <w:t>(bmp: Bitmap): Array&lt;</w:t>
+      </w:r>
+      <w:proofErr w:type="spellStart"/>
+      <w:r>
+        <w:rPr>
+          <w:rFonts w:ascii="Segoe UI Emoji" w:hAnsi="Segoe UI Emoji" w:cs="Segoe UI Emoji"/>
+          <w:b/>
+          <w:bCs/>
+          <w:lang w:val="en-GB"/>
+        </w:rPr>
+        <w:t>FloatArray</w:t>
+      </w:r>
+      <w:proofErr w:type="spellEnd"/>
+      <w:r>
+        <w:rPr>
+          <w:rFonts w:ascii="Segoe UI Emoji" w:hAnsi="Segoe UI Emoji" w:cs="Segoe UI Emoji"/>
+          <w:b/>
+          <w:bCs/>
+          <w:lang w:val="en-GB"/>
+        </w:rPr>
+        <w:t>&gt; {</w:t>
+      </w:r>
+    </w:p>
+    <w:p>
+      <w:pPr>
+        <w:rPr>
+          <w:rFonts w:ascii="Segoe UI Emoji" w:hAnsi="Segoe UI Emoji" w:cs="Segoe UI Emoji"/>
+          <w:b/>
+          <w:bCs/>
+          <w:lang w:val="en-GB"/>
+        </w:rPr>
+      </w:pPr>
+      <w:r>
+        <w:rPr>
+          <w:rFonts w:ascii="Segoe UI Emoji" w:hAnsi="Segoe UI Emoji" w:cs="Segoe UI Emoji"/>
+          <w:b/>
+          <w:bCs/>
+          <w:lang w:val="en-GB"/>
+        </w:rPr>
+        <w:t xml:space="preserve">    </w:t>
+      </w:r>
+      <w:proofErr w:type="spellStart"/>
+      <w:r>
+        <w:rPr>
+          <w:rFonts w:ascii="Segoe UI Emoji" w:hAnsi="Segoe UI Emoji" w:cs="Segoe UI Emoji"/>
+          <w:b/>
+          <w:bCs/>
+          <w:lang w:val="en-GB"/>
+        </w:rPr>
+        <w:t>val</w:t>
+      </w:r>
+      <w:proofErr w:type="spellEnd"/>
+      <w:r>
+        <w:rPr>
+          <w:rFonts w:ascii="Segoe UI Emoji" w:hAnsi="Segoe UI Emoji" w:cs="Segoe UI Emoji"/>
+          <w:b/>
+          <w:bCs/>
+          <w:lang w:val="en-GB"/>
+        </w:rPr>
+        <w:t xml:space="preserve"> w = </w:t>
+      </w:r>
+      <w:proofErr w:type="spellStart"/>
+      <w:r>
+        <w:rPr>
+          <w:rFonts w:ascii="Segoe UI Emoji" w:hAnsi="Segoe UI Emoji" w:cs="Segoe UI Emoji"/>
+          <w:b/>
+          <w:bCs/>
+          <w:lang w:val="en-GB"/>
+        </w:rPr>
+        <w:t>bmp.width</w:t>
+      </w:r>
+      <w:proofErr w:type="spellEnd"/>
+    </w:p>
+    <w:p>
+      <w:pPr>
+        <w:rPr>
+          <w:rFonts w:ascii="Segoe UI Emoji" w:hAnsi="Segoe UI Emoji" w:cs="Segoe UI Emoji"/>
+          <w:b/>
+          <w:bCs/>
+          <w:lang w:val="en-GB"/>
+        </w:rPr>
+      </w:pPr>
+      <w:r>
+        <w:rPr>
+          <w:rFonts w:ascii="Segoe UI Emoji" w:hAnsi="Segoe UI Emoji" w:cs="Segoe UI Emoji"/>
+          <w:b/>
+          <w:bCs/>
+          <w:lang w:val="en-GB"/>
+        </w:rPr>
+        <w:t xml:space="preserve">    </w:t>
+      </w:r>
+      <w:proofErr w:type="spellStart"/>
+      <w:r>
+        <w:rPr>
+          <w:rFonts w:ascii="Segoe UI Emoji" w:hAnsi="Segoe UI Emoji" w:cs="Segoe UI Emoji"/>
+          <w:b/>
+          <w:bCs/>
+          <w:lang w:val="en-GB"/>
+        </w:rPr>
+        <w:t>val</w:t>
+      </w:r>
+      <w:proofErr w:type="spellEnd"/>
+      <w:r>
+        <w:rPr>
+          <w:rFonts w:ascii="Segoe UI Emoji" w:hAnsi="Segoe UI Emoji" w:cs="Segoe UI Emoji"/>
+          <w:b/>
+          <w:bCs/>
+          <w:lang w:val="en-GB"/>
+        </w:rPr>
+        <w:t xml:space="preserve"> h = </w:t>
+      </w:r>
+      <w:proofErr w:type="spellStart"/>
+      <w:r>
+        <w:rPr>
+          <w:rFonts w:ascii="Segoe UI Emoji" w:hAnsi="Segoe UI Emoji" w:cs="Segoe UI Emoji"/>
+          <w:b/>
+          <w:bCs/>
+          <w:lang w:val="en-GB"/>
+        </w:rPr>
+        <w:t>bmp.height</w:t>
+      </w:r>
+      <w:proofErr w:type="spellEnd"/>
+    </w:p>
+    <w:p>
+      <w:pPr>
+        <w:rPr>
+          <w:rFonts w:ascii="Segoe UI Emoji" w:hAnsi="Segoe UI Emoji" w:cs="Segoe UI Emoji"/>
+          <w:b/>
+          <w:bCs/>
+          <w:lang w:val="en-GB"/>
+        </w:rPr>
+      </w:pPr>
+      <w:r>
+        <w:rPr>
+          <w:rFonts w:ascii="Segoe UI Emoji" w:hAnsi="Segoe UI Emoji" w:cs="Segoe UI Emoji"/>
+          <w:b/>
+          <w:bCs/>
+          <w:lang w:val="en-GB"/>
+        </w:rPr>
+        <w:t xml:space="preserve">    </w:t>
+      </w:r>
+      <w:proofErr w:type="spellStart"/>
+      <w:r>
+        <w:rPr>
+          <w:rFonts w:ascii="Segoe UI Emoji" w:hAnsi="Segoe UI Emoji" w:cs="Segoe UI Emoji"/>
+          <w:b/>
+          <w:bCs/>
+          <w:lang w:val="en-GB"/>
+        </w:rPr>
+        <w:t>val</w:t>
+      </w:r>
+      <w:proofErr w:type="spellEnd"/>
+      <w:r>
+        <w:rPr>
+          <w:rFonts w:ascii="Segoe UI Emoji" w:hAnsi="Segoe UI Emoji" w:cs="Segoe UI Emoji"/>
+          <w:b/>
+          <w:bCs/>
+          <w:lang w:val="en-GB"/>
+        </w:rPr>
+        <w:t xml:space="preserve"> </w:t>
+      </w:r>
+      <w:proofErr w:type="spellStart"/>
+      <w:r>
+        <w:rPr>
+          <w:rFonts w:ascii="Segoe UI Emoji" w:hAnsi="Segoe UI Emoji" w:cs="Segoe UI Emoji"/>
+          <w:b/>
+          <w:bCs/>
+          <w:lang w:val="en-GB"/>
+        </w:rPr>
+        <w:t>arr</w:t>
+      </w:r>
+      <w:proofErr w:type="spellEnd"/>
+      <w:r>
+        <w:rPr>
+          <w:rFonts w:ascii="Segoe UI Emoji" w:hAnsi="Segoe UI Emoji" w:cs="Segoe UI Emoji"/>
+          <w:b/>
+          <w:bCs/>
+          <w:lang w:val="en-GB"/>
+        </w:rPr>
+        <w:t xml:space="preserve"> = Array(h) { </w:t>
+      </w:r>
+      <w:proofErr w:type="spellStart"/>
+      <w:r>
+        <w:rPr>
+          <w:rFonts w:ascii="Segoe UI Emoji" w:hAnsi="Segoe UI Emoji" w:cs="Segoe UI Emoji"/>
+          <w:b/>
+          <w:bCs/>
+          <w:lang w:val="en-GB"/>
+        </w:rPr>
+        <w:t>FloatArray</w:t>
+      </w:r>
+      <w:proofErr w:type="spellEnd"/>
+      <w:r>
+        <w:rPr>
+          <w:rFonts w:ascii="Segoe UI Emoji" w:hAnsi="Segoe UI Emoji" w:cs="Segoe UI Emoji"/>
+          <w:b/>
+          <w:bCs/>
+          <w:lang w:val="en-GB"/>
+        </w:rPr>
+        <w:t>(w) }</w:t>
       </w:r>
     </w:p>
     <w:p>
@@ -3259,18 +4763,9 @@
           <w:bCs/>
           <w:lang w:val="es-ES"/>
         </w:rPr>
-        <w:t>val pixel = bmp.getPixel(x, y)</w:t>
-      </w:r>
-    </w:p>
-    <w:p>
-      <w:pPr>
-        <w:rPr>
-          <w:rFonts w:ascii="Segoe UI Emoji" w:hAnsi="Segoe UI Emoji" w:cs="Segoe UI Emoji"/>
-          <w:b/>
-          <w:bCs/>
-          <w:lang w:val="en-GB"/>
-        </w:rPr>
-      </w:pPr>
+        <w:t xml:space="preserve">val pixel = </w:t>
+      </w:r>
+      <w:proofErr w:type="spellStart"/>
       <w:r>
         <w:rPr>
           <w:rFonts w:ascii="Segoe UI Emoji" w:hAnsi="Segoe UI Emoji" w:cs="Segoe UI Emoji"/>
@@ -3278,36 +4773,187 @@
           <w:bCs/>
           <w:lang w:val="es-ES"/>
         </w:rPr>
+        <w:t>bmp.getPixel</w:t>
+      </w:r>
+      <w:proofErr w:type="spellEnd"/>
+      <w:r>
+        <w:rPr>
+          <w:rFonts w:ascii="Segoe UI Emoji" w:hAnsi="Segoe UI Emoji" w:cs="Segoe UI Emoji"/>
+          <w:b/>
+          <w:bCs/>
+          <w:lang w:val="es-ES"/>
+        </w:rPr>
+        <w:t>(x, y)</w:t>
+      </w:r>
+    </w:p>
+    <w:p>
+      <w:pPr>
+        <w:rPr>
+          <w:rFonts w:ascii="Segoe UI Emoji" w:hAnsi="Segoe UI Emoji" w:cs="Segoe UI Emoji"/>
+          <w:b/>
+          <w:bCs/>
+          <w:lang w:val="en-GB"/>
+        </w:rPr>
+      </w:pPr>
+      <w:r>
+        <w:rPr>
+          <w:rFonts w:ascii="Segoe UI Emoji" w:hAnsi="Segoe UI Emoji" w:cs="Segoe UI Emoji"/>
+          <w:b/>
+          <w:bCs/>
+          <w:lang w:val="es-ES"/>
+        </w:rPr>
         <w:t xml:space="preserve">            </w:t>
       </w:r>
-      <w:r>
-        <w:rPr>
-          <w:rFonts w:ascii="Segoe UI Emoji" w:hAnsi="Segoe UI Emoji" w:cs="Segoe UI Emoji"/>
-          <w:b/>
-          <w:bCs/>
-          <w:lang w:val="en-GB"/>
-        </w:rPr>
-        <w:t>val gray = (Color.red(pixel) + Color.green(pixel) + Color.blue(pixel)) / 3f</w:t>
-      </w:r>
-    </w:p>
-    <w:p>
-      <w:pPr>
-        <w:rPr>
-          <w:rFonts w:ascii="Segoe UI Emoji" w:hAnsi="Segoe UI Emoji" w:cs="Segoe UI Emoji"/>
-          <w:b/>
-          <w:bCs/>
-          <w:lang w:val="en-GB"/>
-        </w:rPr>
-      </w:pPr>
-      <w:r>
-        <w:rPr>
-          <w:rFonts w:ascii="Segoe UI Emoji" w:hAnsi="Segoe UI Emoji" w:cs="Segoe UI Emoji"/>
-          <w:b/>
-          <w:bCs/>
-          <w:lang w:val="en-GB"/>
-        </w:rPr>
-        <w:t xml:space="preserve">            arr[y][x] = gray</w:t>
-      </w:r>
+      <w:proofErr w:type="spellStart"/>
+      <w:r>
+        <w:rPr>
+          <w:rFonts w:ascii="Segoe UI Emoji" w:hAnsi="Segoe UI Emoji" w:cs="Segoe UI Emoji"/>
+          <w:b/>
+          <w:bCs/>
+          <w:lang w:val="en-GB"/>
+        </w:rPr>
+        <w:t>val</w:t>
+      </w:r>
+      <w:proofErr w:type="spellEnd"/>
+      <w:r>
+        <w:rPr>
+          <w:rFonts w:ascii="Segoe UI Emoji" w:hAnsi="Segoe UI Emoji" w:cs="Segoe UI Emoji"/>
+          <w:b/>
+          <w:bCs/>
+          <w:lang w:val="en-GB"/>
+        </w:rPr>
+        <w:t xml:space="preserve"> </w:t>
+      </w:r>
+      <w:proofErr w:type="spellStart"/>
+      <w:r>
+        <w:rPr>
+          <w:rFonts w:ascii="Segoe UI Emoji" w:hAnsi="Segoe UI Emoji" w:cs="Segoe UI Emoji"/>
+          <w:b/>
+          <w:bCs/>
+          <w:lang w:val="en-GB"/>
+        </w:rPr>
+        <w:t>gray</w:t>
+      </w:r>
+      <w:proofErr w:type="spellEnd"/>
+      <w:r>
+        <w:rPr>
+          <w:rFonts w:ascii="Segoe UI Emoji" w:hAnsi="Segoe UI Emoji" w:cs="Segoe UI Emoji"/>
+          <w:b/>
+          <w:bCs/>
+          <w:lang w:val="en-GB"/>
+        </w:rPr>
+        <w:t xml:space="preserve"> = (</w:t>
+      </w:r>
+      <w:proofErr w:type="spellStart"/>
+      <w:r>
+        <w:rPr>
+          <w:rFonts w:ascii="Segoe UI Emoji" w:hAnsi="Segoe UI Emoji" w:cs="Segoe UI Emoji"/>
+          <w:b/>
+          <w:bCs/>
+          <w:lang w:val="en-GB"/>
+        </w:rPr>
+        <w:t>Color.red</w:t>
+      </w:r>
+      <w:proofErr w:type="spellEnd"/>
+      <w:r>
+        <w:rPr>
+          <w:rFonts w:ascii="Segoe UI Emoji" w:hAnsi="Segoe UI Emoji" w:cs="Segoe UI Emoji"/>
+          <w:b/>
+          <w:bCs/>
+          <w:lang w:val="en-GB"/>
+        </w:rPr>
+        <w:t xml:space="preserve">(pixel) + </w:t>
+      </w:r>
+      <w:proofErr w:type="spellStart"/>
+      <w:r>
+        <w:rPr>
+          <w:rFonts w:ascii="Segoe UI Emoji" w:hAnsi="Segoe UI Emoji" w:cs="Segoe UI Emoji"/>
+          <w:b/>
+          <w:bCs/>
+          <w:lang w:val="en-GB"/>
+        </w:rPr>
+        <w:t>Color.green</w:t>
+      </w:r>
+      <w:proofErr w:type="spellEnd"/>
+      <w:r>
+        <w:rPr>
+          <w:rFonts w:ascii="Segoe UI Emoji" w:hAnsi="Segoe UI Emoji" w:cs="Segoe UI Emoji"/>
+          <w:b/>
+          <w:bCs/>
+          <w:lang w:val="en-GB"/>
+        </w:rPr>
+        <w:t xml:space="preserve">(pixel) + </w:t>
+      </w:r>
+      <w:proofErr w:type="spellStart"/>
+      <w:r>
+        <w:rPr>
+          <w:rFonts w:ascii="Segoe UI Emoji" w:hAnsi="Segoe UI Emoji" w:cs="Segoe UI Emoji"/>
+          <w:b/>
+          <w:bCs/>
+          <w:lang w:val="en-GB"/>
+        </w:rPr>
+        <w:t>Color.blue</w:t>
+      </w:r>
+      <w:proofErr w:type="spellEnd"/>
+      <w:r>
+        <w:rPr>
+          <w:rFonts w:ascii="Segoe UI Emoji" w:hAnsi="Segoe UI Emoji" w:cs="Segoe UI Emoji"/>
+          <w:b/>
+          <w:bCs/>
+          <w:lang w:val="en-GB"/>
+        </w:rPr>
+        <w:t>(pixel)) / 3f</w:t>
+      </w:r>
+    </w:p>
+    <w:p>
+      <w:pPr>
+        <w:rPr>
+          <w:rFonts w:ascii="Segoe UI Emoji" w:hAnsi="Segoe UI Emoji" w:cs="Segoe UI Emoji"/>
+          <w:b/>
+          <w:bCs/>
+          <w:lang w:val="en-GB"/>
+        </w:rPr>
+      </w:pPr>
+      <w:r>
+        <w:rPr>
+          <w:rFonts w:ascii="Segoe UI Emoji" w:hAnsi="Segoe UI Emoji" w:cs="Segoe UI Emoji"/>
+          <w:b/>
+          <w:bCs/>
+          <w:lang w:val="en-GB"/>
+        </w:rPr>
+        <w:t xml:space="preserve">            </w:t>
+      </w:r>
+      <w:proofErr w:type="spellStart"/>
+      <w:r>
+        <w:rPr>
+          <w:rFonts w:ascii="Segoe UI Emoji" w:hAnsi="Segoe UI Emoji" w:cs="Segoe UI Emoji"/>
+          <w:b/>
+          <w:bCs/>
+          <w:lang w:val="en-GB"/>
+        </w:rPr>
+        <w:t>arr</w:t>
+      </w:r>
+      <w:proofErr w:type="spellEnd"/>
+      <w:r>
+        <w:rPr>
+          <w:rFonts w:ascii="Segoe UI Emoji" w:hAnsi="Segoe UI Emoji" w:cs="Segoe UI Emoji"/>
+          <w:b/>
+          <w:bCs/>
+          <w:lang w:val="en-GB"/>
+        </w:rPr>
+        <w:t xml:space="preserve">[y][x] = </w:t>
+      </w:r>
+      <w:proofErr w:type="spellStart"/>
+      <w:r>
+        <w:rPr>
+          <w:rFonts w:ascii="Segoe UI Emoji" w:hAnsi="Segoe UI Emoji" w:cs="Segoe UI Emoji"/>
+          <w:b/>
+          <w:bCs/>
+          <w:lang w:val="en-GB"/>
+        </w:rPr>
+        <w:t>gray</w:t>
+      </w:r>
+      <w:proofErr w:type="spellEnd"/>
     </w:p>
     <w:p>
       <w:pPr>
@@ -3363,8 +5009,19 @@
           <w:bCs/>
           <w:lang w:val="en-GB"/>
         </w:rPr>
-        <w:t xml:space="preserve">    return arr</w:t>
-      </w:r>
+        <w:t xml:space="preserve">    return </w:t>
+      </w:r>
+      <w:proofErr w:type="spellStart"/>
+      <w:r>
+        <w:rPr>
+          <w:rFonts w:ascii="Segoe UI Emoji" w:hAnsi="Segoe UI Emoji" w:cs="Segoe UI Emoji"/>
+          <w:b/>
+          <w:bCs/>
+          <w:lang w:val="en-GB"/>
+        </w:rPr>
+        <w:t>arr</w:t>
+      </w:r>
+      <w:proofErr w:type="spellEnd"/>
     </w:p>
     <w:p>
       <w:pPr>
@@ -3398,7 +5055,7 @@
           <w:bCs/>
         </w:rPr>
         <w:pict w14:anchorId="21162C0B">
-          <v:rect id="_x0000_i1111" style="width:0;height:1.5pt" o:hralign="center" o:hrstd="t" o:hr="t" fillcolor="#a0a0a0" stroked="f"/>
+          <v:rect id="_x0000_i1040" style="width:0;height:1.5pt" o:hralign="center" o:hrstd="t" o:hr="t" fillcolor="#a0a0a0" stroked="f"/>
         </w:pict>
       </w:r>
     </w:p>
@@ -3416,83 +5073,241 @@
           <w:b/>
           <w:bCs/>
         </w:rPr>
-        <w:t>⭐ 3) Stacking per MEDIA (il più semplice)</w:t>
-      </w:r>
-    </w:p>
-    <w:p>
-      <w:pPr>
-        <w:rPr>
-          <w:rFonts w:ascii="Segoe UI Emoji" w:hAnsi="Segoe UI Emoji" w:cs="Segoe UI Emoji"/>
-          <w:b/>
-          <w:bCs/>
-          <w:lang w:val="en-GB"/>
-        </w:rPr>
-      </w:pPr>
-      <w:r>
-        <w:rPr>
-          <w:rFonts w:ascii="Segoe UI Emoji" w:hAnsi="Segoe UI Emoji" w:cs="Segoe UI Emoji"/>
-          <w:b/>
-          <w:bCs/>
-          <w:lang w:val="en-GB"/>
-        </w:rPr>
-        <w:t>fun stackAverage(images: List&lt;Array&lt;FloatArray&gt;&gt;): Array&lt;FloatArray&gt; {</w:t>
-      </w:r>
-    </w:p>
-    <w:p>
-      <w:pPr>
-        <w:rPr>
-          <w:rFonts w:ascii="Segoe UI Emoji" w:hAnsi="Segoe UI Emoji" w:cs="Segoe UI Emoji"/>
-          <w:b/>
-          <w:bCs/>
-          <w:lang w:val="en-GB"/>
-        </w:rPr>
-      </w:pPr>
-      <w:r>
-        <w:rPr>
-          <w:rFonts w:ascii="Segoe UI Emoji" w:hAnsi="Segoe UI Emoji" w:cs="Segoe UI Emoji"/>
-          <w:b/>
-          <w:bCs/>
-          <w:lang w:val="en-GB"/>
-        </w:rPr>
-        <w:t xml:space="preserve">    val h = images[0].size</w:t>
-      </w:r>
-    </w:p>
-    <w:p>
-      <w:pPr>
-        <w:rPr>
-          <w:rFonts w:ascii="Segoe UI Emoji" w:hAnsi="Segoe UI Emoji" w:cs="Segoe UI Emoji"/>
-          <w:b/>
-          <w:bCs/>
-          <w:lang w:val="en-GB"/>
-        </w:rPr>
-      </w:pPr>
-      <w:r>
-        <w:rPr>
-          <w:rFonts w:ascii="Segoe UI Emoji" w:hAnsi="Segoe UI Emoji" w:cs="Segoe UI Emoji"/>
-          <w:b/>
-          <w:bCs/>
-          <w:lang w:val="en-GB"/>
-        </w:rPr>
-        <w:t xml:space="preserve">    val w = images[0][0].size</w:t>
-      </w:r>
-    </w:p>
-    <w:p>
-      <w:pPr>
-        <w:rPr>
-          <w:rFonts w:ascii="Segoe UI Emoji" w:hAnsi="Segoe UI Emoji" w:cs="Segoe UI Emoji"/>
-          <w:b/>
-          <w:bCs/>
-          <w:lang w:val="en-GB"/>
-        </w:rPr>
-      </w:pPr>
-      <w:r>
-        <w:rPr>
-          <w:rFonts w:ascii="Segoe UI Emoji" w:hAnsi="Segoe UI Emoji" w:cs="Segoe UI Emoji"/>
-          <w:b/>
-          <w:bCs/>
-          <w:lang w:val="en-GB"/>
-        </w:rPr>
-        <w:t xml:space="preserve">    val result = Array(h) { FloatArray(w) }</w:t>
+        <w:t xml:space="preserve">⭐ 3) </w:t>
+      </w:r>
+      <w:proofErr w:type="spellStart"/>
+      <w:r>
+        <w:rPr>
+          <w:rFonts w:ascii="Segoe UI Emoji" w:hAnsi="Segoe UI Emoji" w:cs="Segoe UI Emoji"/>
+          <w:b/>
+          <w:bCs/>
+        </w:rPr>
+        <w:t>Stacking</w:t>
+      </w:r>
+      <w:proofErr w:type="spellEnd"/>
+      <w:r>
+        <w:rPr>
+          <w:rFonts w:ascii="Segoe UI Emoji" w:hAnsi="Segoe UI Emoji" w:cs="Segoe UI Emoji"/>
+          <w:b/>
+          <w:bCs/>
+        </w:rPr>
+        <w:t xml:space="preserve"> per MEDIA (il più semplice)</w:t>
+      </w:r>
+    </w:p>
+    <w:p>
+      <w:pPr>
+        <w:rPr>
+          <w:rFonts w:ascii="Segoe UI Emoji" w:hAnsi="Segoe UI Emoji" w:cs="Segoe UI Emoji"/>
+          <w:b/>
+          <w:bCs/>
+          <w:lang w:val="en-GB"/>
+        </w:rPr>
+      </w:pPr>
+      <w:r>
+        <w:rPr>
+          <w:rFonts w:ascii="Segoe UI Emoji" w:hAnsi="Segoe UI Emoji" w:cs="Segoe UI Emoji"/>
+          <w:b/>
+          <w:bCs/>
+          <w:lang w:val="en-GB"/>
+        </w:rPr>
+        <w:t xml:space="preserve">fun </w:t>
+      </w:r>
+      <w:proofErr w:type="spellStart"/>
+      <w:r>
+        <w:rPr>
+          <w:rFonts w:ascii="Segoe UI Emoji" w:hAnsi="Segoe UI Emoji" w:cs="Segoe UI Emoji"/>
+          <w:b/>
+          <w:bCs/>
+          <w:lang w:val="en-GB"/>
+        </w:rPr>
+        <w:t>stackAverage</w:t>
+      </w:r>
+      <w:proofErr w:type="spellEnd"/>
+      <w:r>
+        <w:rPr>
+          <w:rFonts w:ascii="Segoe UI Emoji" w:hAnsi="Segoe UI Emoji" w:cs="Segoe UI Emoji"/>
+          <w:b/>
+          <w:bCs/>
+          <w:lang w:val="en-GB"/>
+        </w:rPr>
+        <w:t>(images: List&lt;Array&lt;</w:t>
+      </w:r>
+      <w:proofErr w:type="spellStart"/>
+      <w:r>
+        <w:rPr>
+          <w:rFonts w:ascii="Segoe UI Emoji" w:hAnsi="Segoe UI Emoji" w:cs="Segoe UI Emoji"/>
+          <w:b/>
+          <w:bCs/>
+          <w:lang w:val="en-GB"/>
+        </w:rPr>
+        <w:t>FloatArray</w:t>
+      </w:r>
+      <w:proofErr w:type="spellEnd"/>
+      <w:r>
+        <w:rPr>
+          <w:rFonts w:ascii="Segoe UI Emoji" w:hAnsi="Segoe UI Emoji" w:cs="Segoe UI Emoji"/>
+          <w:b/>
+          <w:bCs/>
+          <w:lang w:val="en-GB"/>
+        </w:rPr>
+        <w:t>&gt;&gt;): Array&lt;</w:t>
+      </w:r>
+      <w:proofErr w:type="spellStart"/>
+      <w:r>
+        <w:rPr>
+          <w:rFonts w:ascii="Segoe UI Emoji" w:hAnsi="Segoe UI Emoji" w:cs="Segoe UI Emoji"/>
+          <w:b/>
+          <w:bCs/>
+          <w:lang w:val="en-GB"/>
+        </w:rPr>
+        <w:t>FloatArray</w:t>
+      </w:r>
+      <w:proofErr w:type="spellEnd"/>
+      <w:r>
+        <w:rPr>
+          <w:rFonts w:ascii="Segoe UI Emoji" w:hAnsi="Segoe UI Emoji" w:cs="Segoe UI Emoji"/>
+          <w:b/>
+          <w:bCs/>
+          <w:lang w:val="en-GB"/>
+        </w:rPr>
+        <w:t>&gt; {</w:t>
+      </w:r>
+    </w:p>
+    <w:p>
+      <w:pPr>
+        <w:rPr>
+          <w:rFonts w:ascii="Segoe UI Emoji" w:hAnsi="Segoe UI Emoji" w:cs="Segoe UI Emoji"/>
+          <w:b/>
+          <w:bCs/>
+          <w:lang w:val="en-GB"/>
+        </w:rPr>
+      </w:pPr>
+      <w:r>
+        <w:rPr>
+          <w:rFonts w:ascii="Segoe UI Emoji" w:hAnsi="Segoe UI Emoji" w:cs="Segoe UI Emoji"/>
+          <w:b/>
+          <w:bCs/>
+          <w:lang w:val="en-GB"/>
+        </w:rPr>
+        <w:t xml:space="preserve">    </w:t>
+      </w:r>
+      <w:proofErr w:type="spellStart"/>
+      <w:r>
+        <w:rPr>
+          <w:rFonts w:ascii="Segoe UI Emoji" w:hAnsi="Segoe UI Emoji" w:cs="Segoe UI Emoji"/>
+          <w:b/>
+          <w:bCs/>
+          <w:lang w:val="en-GB"/>
+        </w:rPr>
+        <w:t>val</w:t>
+      </w:r>
+      <w:proofErr w:type="spellEnd"/>
+      <w:r>
+        <w:rPr>
+          <w:rFonts w:ascii="Segoe UI Emoji" w:hAnsi="Segoe UI Emoji" w:cs="Segoe UI Emoji"/>
+          <w:b/>
+          <w:bCs/>
+          <w:lang w:val="en-GB"/>
+        </w:rPr>
+        <w:t xml:space="preserve"> h = images[0].size</w:t>
+      </w:r>
+    </w:p>
+    <w:p>
+      <w:pPr>
+        <w:rPr>
+          <w:rFonts w:ascii="Segoe UI Emoji" w:hAnsi="Segoe UI Emoji" w:cs="Segoe UI Emoji"/>
+          <w:b/>
+          <w:bCs/>
+          <w:lang w:val="en-GB"/>
+        </w:rPr>
+      </w:pPr>
+      <w:r>
+        <w:rPr>
+          <w:rFonts w:ascii="Segoe UI Emoji" w:hAnsi="Segoe UI Emoji" w:cs="Segoe UI Emoji"/>
+          <w:b/>
+          <w:bCs/>
+          <w:lang w:val="en-GB"/>
+        </w:rPr>
+        <w:t xml:space="preserve">    </w:t>
+      </w:r>
+      <w:proofErr w:type="spellStart"/>
+      <w:r>
+        <w:rPr>
+          <w:rFonts w:ascii="Segoe UI Emoji" w:hAnsi="Segoe UI Emoji" w:cs="Segoe UI Emoji"/>
+          <w:b/>
+          <w:bCs/>
+          <w:lang w:val="en-GB"/>
+        </w:rPr>
+        <w:t>val</w:t>
+      </w:r>
+      <w:proofErr w:type="spellEnd"/>
+      <w:r>
+        <w:rPr>
+          <w:rFonts w:ascii="Segoe UI Emoji" w:hAnsi="Segoe UI Emoji" w:cs="Segoe UI Emoji"/>
+          <w:b/>
+          <w:bCs/>
+          <w:lang w:val="en-GB"/>
+        </w:rPr>
+        <w:t xml:space="preserve"> w = images[0][0].size</w:t>
+      </w:r>
+    </w:p>
+    <w:p>
+      <w:pPr>
+        <w:rPr>
+          <w:rFonts w:ascii="Segoe UI Emoji" w:hAnsi="Segoe UI Emoji" w:cs="Segoe UI Emoji"/>
+          <w:b/>
+          <w:bCs/>
+          <w:lang w:val="en-GB"/>
+        </w:rPr>
+      </w:pPr>
+      <w:r>
+        <w:rPr>
+          <w:rFonts w:ascii="Segoe UI Emoji" w:hAnsi="Segoe UI Emoji" w:cs="Segoe UI Emoji"/>
+          <w:b/>
+          <w:bCs/>
+          <w:lang w:val="en-GB"/>
+        </w:rPr>
+        <w:t xml:space="preserve">    </w:t>
+      </w:r>
+      <w:proofErr w:type="spellStart"/>
+      <w:r>
+        <w:rPr>
+          <w:rFonts w:ascii="Segoe UI Emoji" w:hAnsi="Segoe UI Emoji" w:cs="Segoe UI Emoji"/>
+          <w:b/>
+          <w:bCs/>
+          <w:lang w:val="en-GB"/>
+        </w:rPr>
+        <w:t>val</w:t>
+      </w:r>
+      <w:proofErr w:type="spellEnd"/>
+      <w:r>
+        <w:rPr>
+          <w:rFonts w:ascii="Segoe UI Emoji" w:hAnsi="Segoe UI Emoji" w:cs="Segoe UI Emoji"/>
+          <w:b/>
+          <w:bCs/>
+          <w:lang w:val="en-GB"/>
+        </w:rPr>
+        <w:t xml:space="preserve"> result = Array(h) { </w:t>
+      </w:r>
+      <w:proofErr w:type="spellStart"/>
+      <w:r>
+        <w:rPr>
+          <w:rFonts w:ascii="Segoe UI Emoji" w:hAnsi="Segoe UI Emoji" w:cs="Segoe UI Emoji"/>
+          <w:b/>
+          <w:bCs/>
+          <w:lang w:val="en-GB"/>
+        </w:rPr>
+        <w:t>FloatArray</w:t>
+      </w:r>
+      <w:proofErr w:type="spellEnd"/>
+      <w:r>
+        <w:rPr>
+          <w:rFonts w:ascii="Segoe UI Emoji" w:hAnsi="Segoe UI Emoji" w:cs="Segoe UI Emoji"/>
+          <w:b/>
+          <w:bCs/>
+          <w:lang w:val="en-GB"/>
+        </w:rPr>
+        <w:t>(w) }</w:t>
       </w:r>
     </w:p>
     <w:p>
@@ -3578,7 +5393,27 @@
           <w:bCs/>
           <w:lang w:val="en-GB"/>
         </w:rPr>
-        <w:t xml:space="preserve">            for (img in images) {</w:t>
+        <w:t xml:space="preserve">            for (</w:t>
+      </w:r>
+      <w:proofErr w:type="spellStart"/>
+      <w:r>
+        <w:rPr>
+          <w:rFonts w:ascii="Segoe UI Emoji" w:hAnsi="Segoe UI Emoji" w:cs="Segoe UI Emoji"/>
+          <w:b/>
+          <w:bCs/>
+          <w:lang w:val="en-GB"/>
+        </w:rPr>
+        <w:t>img</w:t>
+      </w:r>
+      <w:proofErr w:type="spellEnd"/>
+      <w:r>
+        <w:rPr>
+          <w:rFonts w:ascii="Segoe UI Emoji" w:hAnsi="Segoe UI Emoji" w:cs="Segoe UI Emoji"/>
+          <w:b/>
+          <w:bCs/>
+          <w:lang w:val="en-GB"/>
+        </w:rPr>
+        <w:t xml:space="preserve"> in images) {</w:t>
       </w:r>
     </w:p>
     <w:p>
@@ -3606,18 +5441,19 @@
           <w:bCs/>
           <w:lang w:val="es-ES"/>
         </w:rPr>
-        <w:t>sum += img[y][x]</w:t>
-      </w:r>
-    </w:p>
-    <w:p>
-      <w:pPr>
+        <w:t xml:space="preserve">sum += </w:t>
+      </w:r>
+      <w:proofErr w:type="spellStart"/>
+      <w:r>
         <w:rPr>
           <w:rFonts w:ascii="Segoe UI Emoji" w:hAnsi="Segoe UI Emoji" w:cs="Segoe UI Emoji"/>
           <w:b/>
           <w:bCs/>
           <w:lang w:val="es-ES"/>
         </w:rPr>
-      </w:pPr>
+        <w:t>img</w:t>
+      </w:r>
+      <w:proofErr w:type="spellEnd"/>
       <w:r>
         <w:rPr>
           <w:rFonts w:ascii="Segoe UI Emoji" w:hAnsi="Segoe UI Emoji" w:cs="Segoe UI Emoji"/>
@@ -3625,6 +5461,25 @@
           <w:bCs/>
           <w:lang w:val="es-ES"/>
         </w:rPr>
+        <w:t>[y][x]</w:t>
+      </w:r>
+    </w:p>
+    <w:p>
+      <w:pPr>
+        <w:rPr>
+          <w:rFonts w:ascii="Segoe UI Emoji" w:hAnsi="Segoe UI Emoji" w:cs="Segoe UI Emoji"/>
+          <w:b/>
+          <w:bCs/>
+          <w:lang w:val="es-ES"/>
+        </w:rPr>
+      </w:pPr>
+      <w:r>
+        <w:rPr>
+          <w:rFonts w:ascii="Segoe UI Emoji" w:hAnsi="Segoe UI Emoji" w:cs="Segoe UI Emoji"/>
+          <w:b/>
+          <w:bCs/>
+          <w:lang w:val="es-ES"/>
+        </w:rPr>
         <w:t xml:space="preserve">            }</w:t>
       </w:r>
     </w:p>
@@ -3644,17 +5499,9 @@
           <w:bCs/>
           <w:lang w:val="es-ES"/>
         </w:rPr>
-        <w:t xml:space="preserve">            result[y][x] = sum / images.size</w:t>
-      </w:r>
-    </w:p>
-    <w:p>
-      <w:pPr>
-        <w:rPr>
-          <w:rFonts w:ascii="Segoe UI Emoji" w:hAnsi="Segoe UI Emoji" w:cs="Segoe UI Emoji"/>
-          <w:b/>
-          <w:bCs/>
-        </w:rPr>
-      </w:pPr>
+        <w:t xml:space="preserve">            </w:t>
+      </w:r>
+      <w:proofErr w:type="spellStart"/>
       <w:r>
         <w:rPr>
           <w:rFonts w:ascii="Segoe UI Emoji" w:hAnsi="Segoe UI Emoji" w:cs="Segoe UI Emoji"/>
@@ -3662,6 +5509,45 @@
           <w:bCs/>
           <w:lang w:val="es-ES"/>
         </w:rPr>
+        <w:t>result</w:t>
+      </w:r>
+      <w:proofErr w:type="spellEnd"/>
+      <w:r>
+        <w:rPr>
+          <w:rFonts w:ascii="Segoe UI Emoji" w:hAnsi="Segoe UI Emoji" w:cs="Segoe UI Emoji"/>
+          <w:b/>
+          <w:bCs/>
+          <w:lang w:val="es-ES"/>
+        </w:rPr>
+        <w:t xml:space="preserve">[y][x] = sum / </w:t>
+      </w:r>
+      <w:proofErr w:type="spellStart"/>
+      <w:r>
+        <w:rPr>
+          <w:rFonts w:ascii="Segoe UI Emoji" w:hAnsi="Segoe UI Emoji" w:cs="Segoe UI Emoji"/>
+          <w:b/>
+          <w:bCs/>
+          <w:lang w:val="es-ES"/>
+        </w:rPr>
+        <w:t>images.size</w:t>
+      </w:r>
+      <w:proofErr w:type="spellEnd"/>
+    </w:p>
+    <w:p>
+      <w:pPr>
+        <w:rPr>
+          <w:rFonts w:ascii="Segoe UI Emoji" w:hAnsi="Segoe UI Emoji" w:cs="Segoe UI Emoji"/>
+          <w:b/>
+          <w:bCs/>
+        </w:rPr>
+      </w:pPr>
+      <w:r>
+        <w:rPr>
+          <w:rFonts w:ascii="Segoe UI Emoji" w:hAnsi="Segoe UI Emoji" w:cs="Segoe UI Emoji"/>
+          <w:b/>
+          <w:bCs/>
+          <w:lang w:val="es-ES"/>
+        </w:rPr>
         <w:t xml:space="preserve">        </w:t>
       </w:r>
       <w:r>
@@ -3704,6 +5590,748 @@
           <w:b/>
           <w:bCs/>
         </w:rPr>
+        <w:t xml:space="preserve">    </w:t>
+      </w:r>
+      <w:proofErr w:type="spellStart"/>
+      <w:r>
+        <w:rPr>
+          <w:rFonts w:ascii="Segoe UI Emoji" w:hAnsi="Segoe UI Emoji" w:cs="Segoe UI Emoji"/>
+          <w:b/>
+          <w:bCs/>
+        </w:rPr>
+        <w:t>return</w:t>
+      </w:r>
+      <w:proofErr w:type="spellEnd"/>
+      <w:r>
+        <w:rPr>
+          <w:rFonts w:ascii="Segoe UI Emoji" w:hAnsi="Segoe UI Emoji" w:cs="Segoe UI Emoji"/>
+          <w:b/>
+          <w:bCs/>
+        </w:rPr>
+        <w:t xml:space="preserve"> </w:t>
+      </w:r>
+      <w:proofErr w:type="spellStart"/>
+      <w:r>
+        <w:rPr>
+          <w:rFonts w:ascii="Segoe UI Emoji" w:hAnsi="Segoe UI Emoji" w:cs="Segoe UI Emoji"/>
+          <w:b/>
+          <w:bCs/>
+        </w:rPr>
+        <w:t>result</w:t>
+      </w:r>
+      <w:proofErr w:type="spellEnd"/>
+    </w:p>
+    <w:p>
+      <w:pPr>
+        <w:rPr>
+          <w:rFonts w:ascii="Segoe UI Emoji" w:hAnsi="Segoe UI Emoji" w:cs="Segoe UI Emoji"/>
+          <w:b/>
+          <w:bCs/>
+        </w:rPr>
+      </w:pPr>
+      <w:r>
+        <w:rPr>
+          <w:rFonts w:ascii="Segoe UI Emoji" w:hAnsi="Segoe UI Emoji" w:cs="Segoe UI Emoji"/>
+          <w:b/>
+          <w:bCs/>
+        </w:rPr>
+        <w:t>}</w:t>
+      </w:r>
+    </w:p>
+    <w:p>
+      <w:pPr>
+        <w:rPr>
+          <w:rFonts w:ascii="Segoe UI Emoji" w:hAnsi="Segoe UI Emoji" w:cs="Segoe UI Emoji"/>
+          <w:b/>
+          <w:bCs/>
+        </w:rPr>
+      </w:pPr>
+      <w:r>
+        <w:rPr>
+          <w:rFonts w:ascii="Segoe UI Emoji" w:hAnsi="Segoe UI Emoji" w:cs="Segoe UI Emoji"/>
+          <w:b/>
+          <w:bCs/>
+        </w:rPr>
+        <w:pict w14:anchorId="6AA45E76">
+          <v:rect id="_x0000_i1041" style="width:0;height:1.5pt" o:hralign="center" o:hrstd="t" o:hr="t" fillcolor="#a0a0a0" stroked="f"/>
+        </w:pict>
+      </w:r>
+    </w:p>
+    <w:p>
+      <w:pPr>
+        <w:rPr>
+          <w:rFonts w:ascii="Segoe UI Emoji" w:hAnsi="Segoe UI Emoji" w:cs="Segoe UI Emoji"/>
+          <w:b/>
+          <w:bCs/>
+        </w:rPr>
+      </w:pPr>
+      <w:r>
+        <w:rPr>
+          <w:rFonts w:ascii="Segoe UI Emoji" w:hAnsi="Segoe UI Emoji" w:cs="Segoe UI Emoji"/>
+          <w:b/>
+          <w:bCs/>
+        </w:rPr>
+        <w:t xml:space="preserve">⭐⭐ 4) </w:t>
+      </w:r>
+      <w:proofErr w:type="spellStart"/>
+      <w:r>
+        <w:rPr>
+          <w:rFonts w:ascii="Segoe UI Emoji" w:hAnsi="Segoe UI Emoji" w:cs="Segoe UI Emoji"/>
+          <w:b/>
+          <w:bCs/>
+        </w:rPr>
+        <w:t>Stacking</w:t>
+      </w:r>
+      <w:proofErr w:type="spellEnd"/>
+      <w:r>
+        <w:rPr>
+          <w:rFonts w:ascii="Segoe UI Emoji" w:hAnsi="Segoe UI Emoji" w:cs="Segoe UI Emoji"/>
+          <w:b/>
+          <w:bCs/>
+        </w:rPr>
+        <w:t xml:space="preserve"> per MEDIANA (molto meglio per </w:t>
+      </w:r>
+      <w:proofErr w:type="spellStart"/>
+      <w:r>
+        <w:rPr>
+          <w:rFonts w:ascii="Segoe UI Emoji" w:hAnsi="Segoe UI Emoji" w:cs="Segoe UI Emoji"/>
+          <w:b/>
+          <w:bCs/>
+        </w:rPr>
+        <w:t>astrofoto</w:t>
+      </w:r>
+      <w:proofErr w:type="spellEnd"/>
+      <w:r>
+        <w:rPr>
+          <w:rFonts w:ascii="Segoe UI Emoji" w:hAnsi="Segoe UI Emoji" w:cs="Segoe UI Emoji"/>
+          <w:b/>
+          <w:bCs/>
+        </w:rPr>
+        <w:t>)</w:t>
+      </w:r>
+    </w:p>
+    <w:p>
+      <w:pPr>
+        <w:rPr>
+          <w:rFonts w:ascii="Segoe UI Emoji" w:hAnsi="Segoe UI Emoji" w:cs="Segoe UI Emoji"/>
+          <w:b/>
+          <w:bCs/>
+          <w:lang w:val="en-GB"/>
+        </w:rPr>
+      </w:pPr>
+      <w:r>
+        <w:rPr>
+          <w:rFonts w:ascii="Segoe UI Emoji" w:hAnsi="Segoe UI Emoji" w:cs="Segoe UI Emoji"/>
+          <w:b/>
+          <w:bCs/>
+          <w:lang w:val="en-GB"/>
+        </w:rPr>
+        <w:t xml:space="preserve">fun </w:t>
+      </w:r>
+      <w:proofErr w:type="spellStart"/>
+      <w:r>
+        <w:rPr>
+          <w:rFonts w:ascii="Segoe UI Emoji" w:hAnsi="Segoe UI Emoji" w:cs="Segoe UI Emoji"/>
+          <w:b/>
+          <w:bCs/>
+          <w:lang w:val="en-GB"/>
+        </w:rPr>
+        <w:t>stackMedian</w:t>
+      </w:r>
+      <w:proofErr w:type="spellEnd"/>
+      <w:r>
+        <w:rPr>
+          <w:rFonts w:ascii="Segoe UI Emoji" w:hAnsi="Segoe UI Emoji" w:cs="Segoe UI Emoji"/>
+          <w:b/>
+          <w:bCs/>
+          <w:lang w:val="en-GB"/>
+        </w:rPr>
+        <w:t>(images: List&lt;Array&lt;</w:t>
+      </w:r>
+      <w:proofErr w:type="spellStart"/>
+      <w:r>
+        <w:rPr>
+          <w:rFonts w:ascii="Segoe UI Emoji" w:hAnsi="Segoe UI Emoji" w:cs="Segoe UI Emoji"/>
+          <w:b/>
+          <w:bCs/>
+          <w:lang w:val="en-GB"/>
+        </w:rPr>
+        <w:t>FloatArray</w:t>
+      </w:r>
+      <w:proofErr w:type="spellEnd"/>
+      <w:r>
+        <w:rPr>
+          <w:rFonts w:ascii="Segoe UI Emoji" w:hAnsi="Segoe UI Emoji" w:cs="Segoe UI Emoji"/>
+          <w:b/>
+          <w:bCs/>
+          <w:lang w:val="en-GB"/>
+        </w:rPr>
+        <w:t>&gt;&gt;): Array&lt;</w:t>
+      </w:r>
+      <w:proofErr w:type="spellStart"/>
+      <w:r>
+        <w:rPr>
+          <w:rFonts w:ascii="Segoe UI Emoji" w:hAnsi="Segoe UI Emoji" w:cs="Segoe UI Emoji"/>
+          <w:b/>
+          <w:bCs/>
+          <w:lang w:val="en-GB"/>
+        </w:rPr>
+        <w:t>FloatArray</w:t>
+      </w:r>
+      <w:proofErr w:type="spellEnd"/>
+      <w:r>
+        <w:rPr>
+          <w:rFonts w:ascii="Segoe UI Emoji" w:hAnsi="Segoe UI Emoji" w:cs="Segoe UI Emoji"/>
+          <w:b/>
+          <w:bCs/>
+          <w:lang w:val="en-GB"/>
+        </w:rPr>
+        <w:t>&gt; {</w:t>
+      </w:r>
+    </w:p>
+    <w:p>
+      <w:pPr>
+        <w:rPr>
+          <w:rFonts w:ascii="Segoe UI Emoji" w:hAnsi="Segoe UI Emoji" w:cs="Segoe UI Emoji"/>
+          <w:b/>
+          <w:bCs/>
+          <w:lang w:val="en-GB"/>
+        </w:rPr>
+      </w:pPr>
+      <w:r>
+        <w:rPr>
+          <w:rFonts w:ascii="Segoe UI Emoji" w:hAnsi="Segoe UI Emoji" w:cs="Segoe UI Emoji"/>
+          <w:b/>
+          <w:bCs/>
+          <w:lang w:val="en-GB"/>
+        </w:rPr>
+        <w:t xml:space="preserve">    </w:t>
+      </w:r>
+      <w:proofErr w:type="spellStart"/>
+      <w:r>
+        <w:rPr>
+          <w:rFonts w:ascii="Segoe UI Emoji" w:hAnsi="Segoe UI Emoji" w:cs="Segoe UI Emoji"/>
+          <w:b/>
+          <w:bCs/>
+          <w:lang w:val="en-GB"/>
+        </w:rPr>
+        <w:t>val</w:t>
+      </w:r>
+      <w:proofErr w:type="spellEnd"/>
+      <w:r>
+        <w:rPr>
+          <w:rFonts w:ascii="Segoe UI Emoji" w:hAnsi="Segoe UI Emoji" w:cs="Segoe UI Emoji"/>
+          <w:b/>
+          <w:bCs/>
+          <w:lang w:val="en-GB"/>
+        </w:rPr>
+        <w:t xml:space="preserve"> h = images[0].size</w:t>
+      </w:r>
+    </w:p>
+    <w:p>
+      <w:pPr>
+        <w:rPr>
+          <w:rFonts w:ascii="Segoe UI Emoji" w:hAnsi="Segoe UI Emoji" w:cs="Segoe UI Emoji"/>
+          <w:b/>
+          <w:bCs/>
+          <w:lang w:val="en-GB"/>
+        </w:rPr>
+      </w:pPr>
+      <w:r>
+        <w:rPr>
+          <w:rFonts w:ascii="Segoe UI Emoji" w:hAnsi="Segoe UI Emoji" w:cs="Segoe UI Emoji"/>
+          <w:b/>
+          <w:bCs/>
+          <w:lang w:val="en-GB"/>
+        </w:rPr>
+        <w:lastRenderedPageBreak/>
+        <w:t xml:space="preserve">    </w:t>
+      </w:r>
+      <w:proofErr w:type="spellStart"/>
+      <w:r>
+        <w:rPr>
+          <w:rFonts w:ascii="Segoe UI Emoji" w:hAnsi="Segoe UI Emoji" w:cs="Segoe UI Emoji"/>
+          <w:b/>
+          <w:bCs/>
+          <w:lang w:val="en-GB"/>
+        </w:rPr>
+        <w:t>val</w:t>
+      </w:r>
+      <w:proofErr w:type="spellEnd"/>
+      <w:r>
+        <w:rPr>
+          <w:rFonts w:ascii="Segoe UI Emoji" w:hAnsi="Segoe UI Emoji" w:cs="Segoe UI Emoji"/>
+          <w:b/>
+          <w:bCs/>
+          <w:lang w:val="en-GB"/>
+        </w:rPr>
+        <w:t xml:space="preserve"> w = images[0][0].size</w:t>
+      </w:r>
+    </w:p>
+    <w:p>
+      <w:pPr>
+        <w:rPr>
+          <w:rFonts w:ascii="Segoe UI Emoji" w:hAnsi="Segoe UI Emoji" w:cs="Segoe UI Emoji"/>
+          <w:b/>
+          <w:bCs/>
+          <w:lang w:val="en-GB"/>
+        </w:rPr>
+      </w:pPr>
+      <w:r>
+        <w:rPr>
+          <w:rFonts w:ascii="Segoe UI Emoji" w:hAnsi="Segoe UI Emoji" w:cs="Segoe UI Emoji"/>
+          <w:b/>
+          <w:bCs/>
+          <w:lang w:val="en-GB"/>
+        </w:rPr>
+        <w:t xml:space="preserve">    </w:t>
+      </w:r>
+      <w:proofErr w:type="spellStart"/>
+      <w:r>
+        <w:rPr>
+          <w:rFonts w:ascii="Segoe UI Emoji" w:hAnsi="Segoe UI Emoji" w:cs="Segoe UI Emoji"/>
+          <w:b/>
+          <w:bCs/>
+          <w:lang w:val="en-GB"/>
+        </w:rPr>
+        <w:t>val</w:t>
+      </w:r>
+      <w:proofErr w:type="spellEnd"/>
+      <w:r>
+        <w:rPr>
+          <w:rFonts w:ascii="Segoe UI Emoji" w:hAnsi="Segoe UI Emoji" w:cs="Segoe UI Emoji"/>
+          <w:b/>
+          <w:bCs/>
+          <w:lang w:val="en-GB"/>
+        </w:rPr>
+        <w:t xml:space="preserve"> result = Array(h) { </w:t>
+      </w:r>
+      <w:proofErr w:type="spellStart"/>
+      <w:r>
+        <w:rPr>
+          <w:rFonts w:ascii="Segoe UI Emoji" w:hAnsi="Segoe UI Emoji" w:cs="Segoe UI Emoji"/>
+          <w:b/>
+          <w:bCs/>
+          <w:lang w:val="en-GB"/>
+        </w:rPr>
+        <w:t>FloatArray</w:t>
+      </w:r>
+      <w:proofErr w:type="spellEnd"/>
+      <w:r>
+        <w:rPr>
+          <w:rFonts w:ascii="Segoe UI Emoji" w:hAnsi="Segoe UI Emoji" w:cs="Segoe UI Emoji"/>
+          <w:b/>
+          <w:bCs/>
+          <w:lang w:val="en-GB"/>
+        </w:rPr>
+        <w:t>(w) }</w:t>
+      </w:r>
+    </w:p>
+    <w:p>
+      <w:pPr>
+        <w:rPr>
+          <w:rFonts w:ascii="Segoe UI Emoji" w:hAnsi="Segoe UI Emoji" w:cs="Segoe UI Emoji"/>
+          <w:b/>
+          <w:bCs/>
+          <w:lang w:val="en-GB"/>
+        </w:rPr>
+      </w:pPr>
+    </w:p>
+    <w:p>
+      <w:pPr>
+        <w:rPr>
+          <w:rFonts w:ascii="Segoe UI Emoji" w:hAnsi="Segoe UI Emoji" w:cs="Segoe UI Emoji"/>
+          <w:b/>
+          <w:bCs/>
+          <w:lang w:val="en-GB"/>
+        </w:rPr>
+      </w:pPr>
+      <w:r>
+        <w:rPr>
+          <w:rFonts w:ascii="Segoe UI Emoji" w:hAnsi="Segoe UI Emoji" w:cs="Segoe UI Emoji"/>
+          <w:b/>
+          <w:bCs/>
+          <w:lang w:val="en-GB"/>
+        </w:rPr>
+        <w:t xml:space="preserve">    for (y in 0 until h) {</w:t>
+      </w:r>
+    </w:p>
+    <w:p>
+      <w:pPr>
+        <w:rPr>
+          <w:rFonts w:ascii="Segoe UI Emoji" w:hAnsi="Segoe UI Emoji" w:cs="Segoe UI Emoji"/>
+          <w:b/>
+          <w:bCs/>
+          <w:lang w:val="en-GB"/>
+        </w:rPr>
+      </w:pPr>
+      <w:r>
+        <w:rPr>
+          <w:rFonts w:ascii="Segoe UI Emoji" w:hAnsi="Segoe UI Emoji" w:cs="Segoe UI Emoji"/>
+          <w:b/>
+          <w:bCs/>
+          <w:lang w:val="en-GB"/>
+        </w:rPr>
+        <w:t xml:space="preserve">        for (x in 0 until w) {</w:t>
+      </w:r>
+    </w:p>
+    <w:p>
+      <w:pPr>
+        <w:rPr>
+          <w:rFonts w:ascii="Segoe UI Emoji" w:hAnsi="Segoe UI Emoji" w:cs="Segoe UI Emoji"/>
+          <w:b/>
+          <w:bCs/>
+          <w:lang w:val="en-GB"/>
+        </w:rPr>
+      </w:pPr>
+      <w:r>
+        <w:rPr>
+          <w:rFonts w:ascii="Segoe UI Emoji" w:hAnsi="Segoe UI Emoji" w:cs="Segoe UI Emoji"/>
+          <w:b/>
+          <w:bCs/>
+          <w:lang w:val="en-GB"/>
+        </w:rPr>
+        <w:t xml:space="preserve">            </w:t>
+      </w:r>
+      <w:proofErr w:type="spellStart"/>
+      <w:r>
+        <w:rPr>
+          <w:rFonts w:ascii="Segoe UI Emoji" w:hAnsi="Segoe UI Emoji" w:cs="Segoe UI Emoji"/>
+          <w:b/>
+          <w:bCs/>
+          <w:lang w:val="en-GB"/>
+        </w:rPr>
+        <w:t>val</w:t>
+      </w:r>
+      <w:proofErr w:type="spellEnd"/>
+      <w:r>
+        <w:rPr>
+          <w:rFonts w:ascii="Segoe UI Emoji" w:hAnsi="Segoe UI Emoji" w:cs="Segoe UI Emoji"/>
+          <w:b/>
+          <w:bCs/>
+          <w:lang w:val="en-GB"/>
+        </w:rPr>
+        <w:t xml:space="preserve"> values = </w:t>
+      </w:r>
+      <w:proofErr w:type="spellStart"/>
+      <w:r>
+        <w:rPr>
+          <w:rFonts w:ascii="Segoe UI Emoji" w:hAnsi="Segoe UI Emoji" w:cs="Segoe UI Emoji"/>
+          <w:b/>
+          <w:bCs/>
+          <w:lang w:val="en-GB"/>
+        </w:rPr>
+        <w:t>FloatArray</w:t>
+      </w:r>
+      <w:proofErr w:type="spellEnd"/>
+      <w:r>
+        <w:rPr>
+          <w:rFonts w:ascii="Segoe UI Emoji" w:hAnsi="Segoe UI Emoji" w:cs="Segoe UI Emoji"/>
+          <w:b/>
+          <w:bCs/>
+          <w:lang w:val="en-GB"/>
+        </w:rPr>
+        <w:t>(</w:t>
+      </w:r>
+      <w:proofErr w:type="spellStart"/>
+      <w:r>
+        <w:rPr>
+          <w:rFonts w:ascii="Segoe UI Emoji" w:hAnsi="Segoe UI Emoji" w:cs="Segoe UI Emoji"/>
+          <w:b/>
+          <w:bCs/>
+          <w:lang w:val="en-GB"/>
+        </w:rPr>
+        <w:t>images.size</w:t>
+      </w:r>
+      <w:proofErr w:type="spellEnd"/>
+      <w:r>
+        <w:rPr>
+          <w:rFonts w:ascii="Segoe UI Emoji" w:hAnsi="Segoe UI Emoji" w:cs="Segoe UI Emoji"/>
+          <w:b/>
+          <w:bCs/>
+          <w:lang w:val="en-GB"/>
+        </w:rPr>
+        <w:t>)</w:t>
+      </w:r>
+    </w:p>
+    <w:p>
+      <w:pPr>
+        <w:rPr>
+          <w:rFonts w:ascii="Segoe UI Emoji" w:hAnsi="Segoe UI Emoji" w:cs="Segoe UI Emoji"/>
+          <w:b/>
+          <w:bCs/>
+          <w:lang w:val="en-GB"/>
+        </w:rPr>
+      </w:pPr>
+      <w:r>
+        <w:rPr>
+          <w:rFonts w:ascii="Segoe UI Emoji" w:hAnsi="Segoe UI Emoji" w:cs="Segoe UI Emoji"/>
+          <w:b/>
+          <w:bCs/>
+          <w:lang w:val="en-GB"/>
+        </w:rPr>
+        <w:t xml:space="preserve">            </w:t>
+      </w:r>
+      <w:r>
+        <w:rPr>
+          <w:rFonts w:ascii="Segoe UI Emoji" w:hAnsi="Segoe UI Emoji" w:cs="Segoe UI Emoji"/>
+          <w:b/>
+          <w:bCs/>
+          <w:lang w:val="en-GB"/>
+        </w:rPr>
+        <w:t>for (</w:t>
+      </w:r>
+      <w:proofErr w:type="spellStart"/>
+      <w:r>
+        <w:rPr>
+          <w:rFonts w:ascii="Segoe UI Emoji" w:hAnsi="Segoe UI Emoji" w:cs="Segoe UI Emoji"/>
+          <w:b/>
+          <w:bCs/>
+          <w:lang w:val="en-GB"/>
+        </w:rPr>
+        <w:t>i</w:t>
+      </w:r>
+      <w:proofErr w:type="spellEnd"/>
+      <w:r>
+        <w:rPr>
+          <w:rFonts w:ascii="Segoe UI Emoji" w:hAnsi="Segoe UI Emoji" w:cs="Segoe UI Emoji"/>
+          <w:b/>
+          <w:bCs/>
+          <w:lang w:val="en-GB"/>
+        </w:rPr>
+        <w:t xml:space="preserve"> in </w:t>
+      </w:r>
+      <w:proofErr w:type="spellStart"/>
+      <w:r>
+        <w:rPr>
+          <w:rFonts w:ascii="Segoe UI Emoji" w:hAnsi="Segoe UI Emoji" w:cs="Segoe UI Emoji"/>
+          <w:b/>
+          <w:bCs/>
+          <w:lang w:val="en-GB"/>
+        </w:rPr>
+        <w:t>images.indices</w:t>
+      </w:r>
+      <w:proofErr w:type="spellEnd"/>
+      <w:r>
+        <w:rPr>
+          <w:rFonts w:ascii="Segoe UI Emoji" w:hAnsi="Segoe UI Emoji" w:cs="Segoe UI Emoji"/>
+          <w:b/>
+          <w:bCs/>
+          <w:lang w:val="en-GB"/>
+        </w:rPr>
+        <w:t>) {</w:t>
+      </w:r>
+    </w:p>
+    <w:p>
+      <w:pPr>
+        <w:rPr>
+          <w:rFonts w:ascii="Segoe UI Emoji" w:hAnsi="Segoe UI Emoji" w:cs="Segoe UI Emoji"/>
+          <w:b/>
+          <w:bCs/>
+          <w:lang w:val="en-GB"/>
+        </w:rPr>
+      </w:pPr>
+      <w:r>
+        <w:rPr>
+          <w:rFonts w:ascii="Segoe UI Emoji" w:hAnsi="Segoe UI Emoji" w:cs="Segoe UI Emoji"/>
+          <w:b/>
+          <w:bCs/>
+          <w:lang w:val="en-GB"/>
+        </w:rPr>
+        <w:t xml:space="preserve">                values[</w:t>
+      </w:r>
+      <w:proofErr w:type="spellStart"/>
+      <w:r>
+        <w:rPr>
+          <w:rFonts w:ascii="Segoe UI Emoji" w:hAnsi="Segoe UI Emoji" w:cs="Segoe UI Emoji"/>
+          <w:b/>
+          <w:bCs/>
+          <w:lang w:val="en-GB"/>
+        </w:rPr>
+        <w:t>i</w:t>
+      </w:r>
+      <w:proofErr w:type="spellEnd"/>
+      <w:r>
+        <w:rPr>
+          <w:rFonts w:ascii="Segoe UI Emoji" w:hAnsi="Segoe UI Emoji" w:cs="Segoe UI Emoji"/>
+          <w:b/>
+          <w:bCs/>
+          <w:lang w:val="en-GB"/>
+        </w:rPr>
+        <w:t>] = images[</w:t>
+      </w:r>
+      <w:proofErr w:type="spellStart"/>
+      <w:r>
+        <w:rPr>
+          <w:rFonts w:ascii="Segoe UI Emoji" w:hAnsi="Segoe UI Emoji" w:cs="Segoe UI Emoji"/>
+          <w:b/>
+          <w:bCs/>
+          <w:lang w:val="en-GB"/>
+        </w:rPr>
+        <w:t>i</w:t>
+      </w:r>
+      <w:proofErr w:type="spellEnd"/>
+      <w:r>
+        <w:rPr>
+          <w:rFonts w:ascii="Segoe UI Emoji" w:hAnsi="Segoe UI Emoji" w:cs="Segoe UI Emoji"/>
+          <w:b/>
+          <w:bCs/>
+          <w:lang w:val="en-GB"/>
+        </w:rPr>
+        <w:t>][x][y]</w:t>
+      </w:r>
+    </w:p>
+    <w:p>
+      <w:pPr>
+        <w:rPr>
+          <w:rFonts w:ascii="Segoe UI Emoji" w:hAnsi="Segoe UI Emoji" w:cs="Segoe UI Emoji"/>
+          <w:b/>
+          <w:bCs/>
+          <w:lang w:val="en-GB"/>
+        </w:rPr>
+      </w:pPr>
+      <w:r>
+        <w:rPr>
+          <w:rFonts w:ascii="Segoe UI Emoji" w:hAnsi="Segoe UI Emoji" w:cs="Segoe UI Emoji"/>
+          <w:b/>
+          <w:bCs/>
+          <w:lang w:val="en-GB"/>
+        </w:rPr>
+        <w:t xml:space="preserve">            }</w:t>
+      </w:r>
+    </w:p>
+    <w:p>
+      <w:pPr>
+        <w:rPr>
+          <w:rFonts w:ascii="Segoe UI Emoji" w:hAnsi="Segoe UI Emoji" w:cs="Segoe UI Emoji"/>
+          <w:b/>
+          <w:bCs/>
+          <w:lang w:val="en-GB"/>
+        </w:rPr>
+      </w:pPr>
+      <w:r>
+        <w:rPr>
+          <w:rFonts w:ascii="Segoe UI Emoji" w:hAnsi="Segoe UI Emoji" w:cs="Segoe UI Emoji"/>
+          <w:b/>
+          <w:bCs/>
+          <w:lang w:val="en-GB"/>
+        </w:rPr>
+        <w:t xml:space="preserve">            </w:t>
+      </w:r>
+      <w:proofErr w:type="spellStart"/>
+      <w:r>
+        <w:rPr>
+          <w:rFonts w:ascii="Segoe UI Emoji" w:hAnsi="Segoe UI Emoji" w:cs="Segoe UI Emoji"/>
+          <w:b/>
+          <w:bCs/>
+          <w:lang w:val="en-GB"/>
+        </w:rPr>
+        <w:t>values.sort</w:t>
+      </w:r>
+      <w:proofErr w:type="spellEnd"/>
+      <w:r>
+        <w:rPr>
+          <w:rFonts w:ascii="Segoe UI Emoji" w:hAnsi="Segoe UI Emoji" w:cs="Segoe UI Emoji"/>
+          <w:b/>
+          <w:bCs/>
+          <w:lang w:val="en-GB"/>
+        </w:rPr>
+        <w:t>()</w:t>
+      </w:r>
+    </w:p>
+    <w:p>
+      <w:pPr>
+        <w:rPr>
+          <w:rFonts w:ascii="Segoe UI Emoji" w:hAnsi="Segoe UI Emoji" w:cs="Segoe UI Emoji"/>
+          <w:b/>
+          <w:bCs/>
+          <w:lang w:val="en-GB"/>
+        </w:rPr>
+      </w:pPr>
+      <w:r>
+        <w:rPr>
+          <w:rFonts w:ascii="Segoe UI Emoji" w:hAnsi="Segoe UI Emoji" w:cs="Segoe UI Emoji"/>
+          <w:b/>
+          <w:bCs/>
+          <w:lang w:val="en-GB"/>
+        </w:rPr>
+        <w:t xml:space="preserve">            result[y][x] = values[</w:t>
+      </w:r>
+      <w:proofErr w:type="spellStart"/>
+      <w:r>
+        <w:rPr>
+          <w:rFonts w:ascii="Segoe UI Emoji" w:hAnsi="Segoe UI Emoji" w:cs="Segoe UI Emoji"/>
+          <w:b/>
+          <w:bCs/>
+          <w:lang w:val="en-GB"/>
+        </w:rPr>
+        <w:t>values.size</w:t>
+      </w:r>
+      <w:proofErr w:type="spellEnd"/>
+      <w:r>
+        <w:rPr>
+          <w:rFonts w:ascii="Segoe UI Emoji" w:hAnsi="Segoe UI Emoji" w:cs="Segoe UI Emoji"/>
+          <w:b/>
+          <w:bCs/>
+          <w:lang w:val="en-GB"/>
+        </w:rPr>
+        <w:t xml:space="preserve"> / 2]</w:t>
+      </w:r>
+    </w:p>
+    <w:p>
+      <w:pPr>
+        <w:rPr>
+          <w:rFonts w:ascii="Segoe UI Emoji" w:hAnsi="Segoe UI Emoji" w:cs="Segoe UI Emoji"/>
+          <w:b/>
+          <w:bCs/>
+          <w:lang w:val="en-GB"/>
+        </w:rPr>
+      </w:pPr>
+      <w:r>
+        <w:rPr>
+          <w:rFonts w:ascii="Segoe UI Emoji" w:hAnsi="Segoe UI Emoji" w:cs="Segoe UI Emoji"/>
+          <w:b/>
+          <w:bCs/>
+          <w:lang w:val="en-GB"/>
+        </w:rPr>
+        <w:t xml:space="preserve">        }</w:t>
+      </w:r>
+    </w:p>
+    <w:p>
+      <w:pPr>
+        <w:rPr>
+          <w:rFonts w:ascii="Segoe UI Emoji" w:hAnsi="Segoe UI Emoji" w:cs="Segoe UI Emoji"/>
+          <w:b/>
+          <w:bCs/>
+          <w:lang w:val="en-GB"/>
+        </w:rPr>
+      </w:pPr>
+      <w:r>
+        <w:rPr>
+          <w:rFonts w:ascii="Segoe UI Emoji" w:hAnsi="Segoe UI Emoji" w:cs="Segoe UI Emoji"/>
+          <w:b/>
+          <w:bCs/>
+          <w:lang w:val="en-GB"/>
+        </w:rPr>
+        <w:t xml:space="preserve">    }</w:t>
+      </w:r>
+    </w:p>
+    <w:p>
+      <w:pPr>
+        <w:rPr>
+          <w:rFonts w:ascii="Segoe UI Emoji" w:hAnsi="Segoe UI Emoji" w:cs="Segoe UI Emoji"/>
+          <w:b/>
+          <w:bCs/>
+          <w:lang w:val="en-GB"/>
+        </w:rPr>
+      </w:pPr>
+      <w:r>
+        <w:rPr>
+          <w:rFonts w:ascii="Segoe UI Emoji" w:hAnsi="Segoe UI Emoji" w:cs="Segoe UI Emoji"/>
+          <w:b/>
+          <w:bCs/>
+          <w:lang w:val="en-GB"/>
+        </w:rPr>
         <w:t xml:space="preserve">    return result</w:t>
       </w:r>
     </w:p>
@@ -3738,8 +6366,8 @@
           <w:b/>
           <w:bCs/>
         </w:rPr>
-        <w:pict w14:anchorId="6AA45E76">
-          <v:rect id="_x0000_i1112" style="width:0;height:1.5pt" o:hralign="center" o:hrstd="t" o:hr="t" fillcolor="#a0a0a0" stroked="f"/>
+        <w:pict w14:anchorId="3EC8C51C">
+          <v:rect id="_x0000_i1042" style="width:0;height:1.5pt" o:hralign="center" o:hrstd="t" o:hr="t" fillcolor="#a0a0a0" stroked="f"/>
         </w:pict>
       </w:r>
     </w:p>
@@ -3757,84 +6385,255 @@
           <w:b/>
           <w:bCs/>
         </w:rPr>
-        <w:t>⭐⭐ 4) Stacking per MEDIANA (molto meglio per astrofoto)</w:t>
-      </w:r>
-    </w:p>
-    <w:p>
-      <w:pPr>
-        <w:rPr>
-          <w:rFonts w:ascii="Segoe UI Emoji" w:hAnsi="Segoe UI Emoji" w:cs="Segoe UI Emoji"/>
-          <w:b/>
-          <w:bCs/>
-          <w:lang w:val="en-GB"/>
-        </w:rPr>
-      </w:pPr>
-      <w:r>
-        <w:rPr>
-          <w:rFonts w:ascii="Segoe UI Emoji" w:hAnsi="Segoe UI Emoji" w:cs="Segoe UI Emoji"/>
-          <w:b/>
-          <w:bCs/>
-          <w:lang w:val="en-GB"/>
-        </w:rPr>
-        <w:t>fun stackMedian(images: List&lt;Array&lt;FloatArray&gt;&gt;): Array&lt;FloatArray&gt; {</w:t>
-      </w:r>
-    </w:p>
-    <w:p>
-      <w:pPr>
-        <w:rPr>
-          <w:rFonts w:ascii="Segoe UI Emoji" w:hAnsi="Segoe UI Emoji" w:cs="Segoe UI Emoji"/>
-          <w:b/>
-          <w:bCs/>
-          <w:lang w:val="en-GB"/>
-        </w:rPr>
-      </w:pPr>
-      <w:r>
-        <w:rPr>
-          <w:rFonts w:ascii="Segoe UI Emoji" w:hAnsi="Segoe UI Emoji" w:cs="Segoe UI Emoji"/>
-          <w:b/>
-          <w:bCs/>
-          <w:lang w:val="en-GB"/>
-        </w:rPr>
-        <w:t xml:space="preserve">    val h = images[0].size</w:t>
-      </w:r>
-    </w:p>
-    <w:p>
-      <w:pPr>
-        <w:rPr>
-          <w:rFonts w:ascii="Segoe UI Emoji" w:hAnsi="Segoe UI Emoji" w:cs="Segoe UI Emoji"/>
-          <w:b/>
-          <w:bCs/>
-          <w:lang w:val="en-GB"/>
-        </w:rPr>
-      </w:pPr>
-      <w:r>
-        <w:rPr>
-          <w:rFonts w:ascii="Segoe UI Emoji" w:hAnsi="Segoe UI Emoji" w:cs="Segoe UI Emoji"/>
-          <w:b/>
-          <w:bCs/>
-          <w:lang w:val="en-GB"/>
-        </w:rPr>
-        <w:lastRenderedPageBreak/>
-        <w:t xml:space="preserve">    val w = images[0][0].size</w:t>
-      </w:r>
-    </w:p>
-    <w:p>
-      <w:pPr>
-        <w:rPr>
-          <w:rFonts w:ascii="Segoe UI Emoji" w:hAnsi="Segoe UI Emoji" w:cs="Segoe UI Emoji"/>
-          <w:b/>
-          <w:bCs/>
-          <w:lang w:val="en-GB"/>
-        </w:rPr>
-      </w:pPr>
-      <w:r>
-        <w:rPr>
-          <w:rFonts w:ascii="Segoe UI Emoji" w:hAnsi="Segoe UI Emoji" w:cs="Segoe UI Emoji"/>
-          <w:b/>
-          <w:bCs/>
-          <w:lang w:val="en-GB"/>
-        </w:rPr>
-        <w:t xml:space="preserve">    val result = Array(h) { FloatArray(w) }</w:t>
+        <w:t>⭐⭐⭐ 5) Ricostruire un Bitmap finale</w:t>
+      </w:r>
+    </w:p>
+    <w:p>
+      <w:pPr>
+        <w:rPr>
+          <w:rFonts w:ascii="Segoe UI Emoji" w:hAnsi="Segoe UI Emoji" w:cs="Segoe UI Emoji"/>
+          <w:b/>
+          <w:bCs/>
+        </w:rPr>
+      </w:pPr>
+      <w:proofErr w:type="spellStart"/>
+      <w:r>
+        <w:rPr>
+          <w:rFonts w:ascii="Segoe UI Emoji" w:hAnsi="Segoe UI Emoji" w:cs="Segoe UI Emoji"/>
+          <w:b/>
+          <w:bCs/>
+        </w:rPr>
+        <w:t>fun</w:t>
+      </w:r>
+      <w:proofErr w:type="spellEnd"/>
+      <w:r>
+        <w:rPr>
+          <w:rFonts w:ascii="Segoe UI Emoji" w:hAnsi="Segoe UI Emoji" w:cs="Segoe UI Emoji"/>
+          <w:b/>
+          <w:bCs/>
+        </w:rPr>
+        <w:t xml:space="preserve"> </w:t>
+      </w:r>
+      <w:proofErr w:type="spellStart"/>
+      <w:r>
+        <w:rPr>
+          <w:rFonts w:ascii="Segoe UI Emoji" w:hAnsi="Segoe UI Emoji" w:cs="Segoe UI Emoji"/>
+          <w:b/>
+          <w:bCs/>
+        </w:rPr>
+        <w:t>floatArrayToBitmap</w:t>
+      </w:r>
+      <w:proofErr w:type="spellEnd"/>
+      <w:r>
+        <w:rPr>
+          <w:rFonts w:ascii="Segoe UI Emoji" w:hAnsi="Segoe UI Emoji" w:cs="Segoe UI Emoji"/>
+          <w:b/>
+          <w:bCs/>
+        </w:rPr>
+        <w:t>(</w:t>
+      </w:r>
+      <w:proofErr w:type="spellStart"/>
+      <w:r>
+        <w:rPr>
+          <w:rFonts w:ascii="Segoe UI Emoji" w:hAnsi="Segoe UI Emoji" w:cs="Segoe UI Emoji"/>
+          <w:b/>
+          <w:bCs/>
+        </w:rPr>
+        <w:t>arr</w:t>
+      </w:r>
+      <w:proofErr w:type="spellEnd"/>
+      <w:r>
+        <w:rPr>
+          <w:rFonts w:ascii="Segoe UI Emoji" w:hAnsi="Segoe UI Emoji" w:cs="Segoe UI Emoji"/>
+          <w:b/>
+          <w:bCs/>
+        </w:rPr>
+        <w:t>: Array&lt;</w:t>
+      </w:r>
+      <w:proofErr w:type="spellStart"/>
+      <w:r>
+        <w:rPr>
+          <w:rFonts w:ascii="Segoe UI Emoji" w:hAnsi="Segoe UI Emoji" w:cs="Segoe UI Emoji"/>
+          <w:b/>
+          <w:bCs/>
+        </w:rPr>
+        <w:t>FloatArray</w:t>
+      </w:r>
+      <w:proofErr w:type="spellEnd"/>
+      <w:r>
+        <w:rPr>
+          <w:rFonts w:ascii="Segoe UI Emoji" w:hAnsi="Segoe UI Emoji" w:cs="Segoe UI Emoji"/>
+          <w:b/>
+          <w:bCs/>
+        </w:rPr>
+        <w:t>&gt;): Bitmap {</w:t>
+      </w:r>
+    </w:p>
+    <w:p>
+      <w:pPr>
+        <w:rPr>
+          <w:rFonts w:ascii="Segoe UI Emoji" w:hAnsi="Segoe UI Emoji" w:cs="Segoe UI Emoji"/>
+          <w:b/>
+          <w:bCs/>
+          <w:lang w:val="en-GB"/>
+        </w:rPr>
+      </w:pPr>
+      <w:r>
+        <w:rPr>
+          <w:rFonts w:ascii="Segoe UI Emoji" w:hAnsi="Segoe UI Emoji" w:cs="Segoe UI Emoji"/>
+          <w:b/>
+          <w:bCs/>
+        </w:rPr>
+        <w:t xml:space="preserve">    </w:t>
+      </w:r>
+      <w:proofErr w:type="spellStart"/>
+      <w:r>
+        <w:rPr>
+          <w:rFonts w:ascii="Segoe UI Emoji" w:hAnsi="Segoe UI Emoji" w:cs="Segoe UI Emoji"/>
+          <w:b/>
+          <w:bCs/>
+          <w:lang w:val="en-GB"/>
+        </w:rPr>
+        <w:t>val</w:t>
+      </w:r>
+      <w:proofErr w:type="spellEnd"/>
+      <w:r>
+        <w:rPr>
+          <w:rFonts w:ascii="Segoe UI Emoji" w:hAnsi="Segoe UI Emoji" w:cs="Segoe UI Emoji"/>
+          <w:b/>
+          <w:bCs/>
+          <w:lang w:val="en-GB"/>
+        </w:rPr>
+        <w:t xml:space="preserve"> h = </w:t>
+      </w:r>
+      <w:proofErr w:type="spellStart"/>
+      <w:r>
+        <w:rPr>
+          <w:rFonts w:ascii="Segoe UI Emoji" w:hAnsi="Segoe UI Emoji" w:cs="Segoe UI Emoji"/>
+          <w:b/>
+          <w:bCs/>
+          <w:lang w:val="en-GB"/>
+        </w:rPr>
+        <w:t>arr.size</w:t>
+      </w:r>
+      <w:proofErr w:type="spellEnd"/>
+    </w:p>
+    <w:p>
+      <w:pPr>
+        <w:rPr>
+          <w:rFonts w:ascii="Segoe UI Emoji" w:hAnsi="Segoe UI Emoji" w:cs="Segoe UI Emoji"/>
+          <w:b/>
+          <w:bCs/>
+          <w:lang w:val="en-GB"/>
+        </w:rPr>
+      </w:pPr>
+      <w:r>
+        <w:rPr>
+          <w:rFonts w:ascii="Segoe UI Emoji" w:hAnsi="Segoe UI Emoji" w:cs="Segoe UI Emoji"/>
+          <w:b/>
+          <w:bCs/>
+          <w:lang w:val="en-GB"/>
+        </w:rPr>
+        <w:t xml:space="preserve">    </w:t>
+      </w:r>
+      <w:proofErr w:type="spellStart"/>
+      <w:r>
+        <w:rPr>
+          <w:rFonts w:ascii="Segoe UI Emoji" w:hAnsi="Segoe UI Emoji" w:cs="Segoe UI Emoji"/>
+          <w:b/>
+          <w:bCs/>
+          <w:lang w:val="en-GB"/>
+        </w:rPr>
+        <w:t>val</w:t>
+      </w:r>
+      <w:proofErr w:type="spellEnd"/>
+      <w:r>
+        <w:rPr>
+          <w:rFonts w:ascii="Segoe UI Emoji" w:hAnsi="Segoe UI Emoji" w:cs="Segoe UI Emoji"/>
+          <w:b/>
+          <w:bCs/>
+          <w:lang w:val="en-GB"/>
+        </w:rPr>
+        <w:t xml:space="preserve"> w = </w:t>
+      </w:r>
+      <w:proofErr w:type="spellStart"/>
+      <w:r>
+        <w:rPr>
+          <w:rFonts w:ascii="Segoe UI Emoji" w:hAnsi="Segoe UI Emoji" w:cs="Segoe UI Emoji"/>
+          <w:b/>
+          <w:bCs/>
+          <w:lang w:val="en-GB"/>
+        </w:rPr>
+        <w:t>arr</w:t>
+      </w:r>
+      <w:proofErr w:type="spellEnd"/>
+      <w:r>
+        <w:rPr>
+          <w:rFonts w:ascii="Segoe UI Emoji" w:hAnsi="Segoe UI Emoji" w:cs="Segoe UI Emoji"/>
+          <w:b/>
+          <w:bCs/>
+          <w:lang w:val="en-GB"/>
+        </w:rPr>
+        <w:t>[0].size</w:t>
+      </w:r>
+    </w:p>
+    <w:p>
+      <w:pPr>
+        <w:rPr>
+          <w:rFonts w:ascii="Segoe UI Emoji" w:hAnsi="Segoe UI Emoji" w:cs="Segoe UI Emoji"/>
+          <w:b/>
+          <w:bCs/>
+          <w:lang w:val="en-GB"/>
+        </w:rPr>
+      </w:pPr>
+      <w:r>
+        <w:rPr>
+          <w:rFonts w:ascii="Segoe UI Emoji" w:hAnsi="Segoe UI Emoji" w:cs="Segoe UI Emoji"/>
+          <w:b/>
+          <w:bCs/>
+          <w:lang w:val="en-GB"/>
+        </w:rPr>
+        <w:t xml:space="preserve">    </w:t>
+      </w:r>
+      <w:proofErr w:type="spellStart"/>
+      <w:r>
+        <w:rPr>
+          <w:rFonts w:ascii="Segoe UI Emoji" w:hAnsi="Segoe UI Emoji" w:cs="Segoe UI Emoji"/>
+          <w:b/>
+          <w:bCs/>
+          <w:lang w:val="en-GB"/>
+        </w:rPr>
+        <w:t>val</w:t>
+      </w:r>
+      <w:proofErr w:type="spellEnd"/>
+      <w:r>
+        <w:rPr>
+          <w:rFonts w:ascii="Segoe UI Emoji" w:hAnsi="Segoe UI Emoji" w:cs="Segoe UI Emoji"/>
+          <w:b/>
+          <w:bCs/>
+          <w:lang w:val="en-GB"/>
+        </w:rPr>
+        <w:t xml:space="preserve"> bmp = </w:t>
+      </w:r>
+      <w:proofErr w:type="spellStart"/>
+      <w:r>
+        <w:rPr>
+          <w:rFonts w:ascii="Segoe UI Emoji" w:hAnsi="Segoe UI Emoji" w:cs="Segoe UI Emoji"/>
+          <w:b/>
+          <w:bCs/>
+          <w:lang w:val="en-GB"/>
+        </w:rPr>
+        <w:t>Bitmap.createBitmap</w:t>
+      </w:r>
+      <w:proofErr w:type="spellEnd"/>
+      <w:r>
+        <w:rPr>
+          <w:rFonts w:ascii="Segoe UI Emoji" w:hAnsi="Segoe UI Emoji" w:cs="Segoe UI Emoji"/>
+          <w:b/>
+          <w:bCs/>
+          <w:lang w:val="en-GB"/>
+        </w:rPr>
+        <w:t>(w, h, Bitmap.Config.ARGB_8888)</w:t>
       </w:r>
     </w:p>
     <w:p>
@@ -3891,6 +6690,7 @@
           <w:rFonts w:ascii="Segoe UI Emoji" w:hAnsi="Segoe UI Emoji" w:cs="Segoe UI Emoji"/>
           <w:b/>
           <w:bCs/>
+          <w:lang w:val="fr-FR"/>
         </w:rPr>
       </w:pPr>
       <w:r>
@@ -3907,147 +6707,169 @@
           <w:rFonts w:ascii="Segoe UI Emoji" w:hAnsi="Segoe UI Emoji" w:cs="Segoe UI Emoji"/>
           <w:b/>
           <w:bCs/>
-        </w:rPr>
-        <w:t>val values = FloatArray(images.size)</w:t>
-      </w:r>
-    </w:p>
-    <w:p>
-      <w:pPr>
-        <w:rPr>
-          <w:rFonts w:ascii="Segoe UI Emoji" w:hAnsi="Segoe UI Emoji" w:cs="Segoe UI Emoji"/>
-          <w:b/>
-          <w:bCs/>
-          <w:lang w:val="en-GB"/>
-        </w:rPr>
-      </w:pPr>
-      <w:r>
-        <w:rPr>
-          <w:rFonts w:ascii="Segoe UI Emoji" w:hAnsi="Segoe UI Emoji" w:cs="Segoe UI Emoji"/>
-          <w:b/>
-          <w:bCs/>
+          <w:lang w:val="fr-FR"/>
+        </w:rPr>
+        <w:t xml:space="preserve">val v = </w:t>
+      </w:r>
+      <w:proofErr w:type="spellStart"/>
+      <w:r>
+        <w:rPr>
+          <w:rFonts w:ascii="Segoe UI Emoji" w:hAnsi="Segoe UI Emoji" w:cs="Segoe UI Emoji"/>
+          <w:b/>
+          <w:bCs/>
+          <w:lang w:val="fr-FR"/>
+        </w:rPr>
+        <w:t>arr</w:t>
+      </w:r>
+      <w:proofErr w:type="spellEnd"/>
+      <w:r>
+        <w:rPr>
+          <w:rFonts w:ascii="Segoe UI Emoji" w:hAnsi="Segoe UI Emoji" w:cs="Segoe UI Emoji"/>
+          <w:b/>
+          <w:bCs/>
+          <w:lang w:val="fr-FR"/>
+        </w:rPr>
+        <w:t>[y][x].</w:t>
+      </w:r>
+      <w:proofErr w:type="spellStart"/>
+      <w:r>
+        <w:rPr>
+          <w:rFonts w:ascii="Segoe UI Emoji" w:hAnsi="Segoe UI Emoji" w:cs="Segoe UI Emoji"/>
+          <w:b/>
+          <w:bCs/>
+          <w:lang w:val="fr-FR"/>
+        </w:rPr>
+        <w:t>coerceIn</w:t>
+      </w:r>
+      <w:proofErr w:type="spellEnd"/>
+      <w:r>
+        <w:rPr>
+          <w:rFonts w:ascii="Segoe UI Emoji" w:hAnsi="Segoe UI Emoji" w:cs="Segoe UI Emoji"/>
+          <w:b/>
+          <w:bCs/>
+          <w:lang w:val="fr-FR"/>
+        </w:rPr>
+        <w:t>(0f, 255f).</w:t>
+      </w:r>
+      <w:proofErr w:type="spellStart"/>
+      <w:r>
+        <w:rPr>
+          <w:rFonts w:ascii="Segoe UI Emoji" w:hAnsi="Segoe UI Emoji" w:cs="Segoe UI Emoji"/>
+          <w:b/>
+          <w:bCs/>
+          <w:lang w:val="fr-FR"/>
+        </w:rPr>
+        <w:t>toInt</w:t>
+      </w:r>
+      <w:proofErr w:type="spellEnd"/>
+      <w:r>
+        <w:rPr>
+          <w:rFonts w:ascii="Segoe UI Emoji" w:hAnsi="Segoe UI Emoji" w:cs="Segoe UI Emoji"/>
+          <w:b/>
+          <w:bCs/>
+          <w:lang w:val="fr-FR"/>
+        </w:rPr>
+        <w:t>()</w:t>
+      </w:r>
+    </w:p>
+    <w:p>
+      <w:pPr>
+        <w:rPr>
+          <w:rFonts w:ascii="Segoe UI Emoji" w:hAnsi="Segoe UI Emoji" w:cs="Segoe UI Emoji"/>
+          <w:b/>
+          <w:bCs/>
+          <w:lang w:val="es-ES"/>
+        </w:rPr>
+      </w:pPr>
+      <w:r>
+        <w:rPr>
+          <w:rFonts w:ascii="Segoe UI Emoji" w:hAnsi="Segoe UI Emoji" w:cs="Segoe UI Emoji"/>
+          <w:b/>
+          <w:bCs/>
+          <w:lang w:val="fr-FR"/>
         </w:rPr>
         <w:t xml:space="preserve">            </w:t>
       </w:r>
-      <w:r>
-        <w:rPr>
-          <w:rFonts w:ascii="Segoe UI Emoji" w:hAnsi="Segoe UI Emoji" w:cs="Segoe UI Emoji"/>
-          <w:b/>
-          <w:bCs/>
-          <w:lang w:val="en-GB"/>
-        </w:rPr>
-        <w:t>for (i in images.indices) {</w:t>
-      </w:r>
-    </w:p>
-    <w:p>
-      <w:pPr>
-        <w:rPr>
-          <w:rFonts w:ascii="Segoe UI Emoji" w:hAnsi="Segoe UI Emoji" w:cs="Segoe UI Emoji"/>
-          <w:b/>
-          <w:bCs/>
-          <w:lang w:val="en-GB"/>
-        </w:rPr>
-      </w:pPr>
-      <w:r>
-        <w:rPr>
-          <w:rFonts w:ascii="Segoe UI Emoji" w:hAnsi="Segoe UI Emoji" w:cs="Segoe UI Emoji"/>
-          <w:b/>
-          <w:bCs/>
-          <w:lang w:val="en-GB"/>
-        </w:rPr>
-        <w:t xml:space="preserve">                values[i] = images[i][x][y]</w:t>
-      </w:r>
-    </w:p>
-    <w:p>
-      <w:pPr>
-        <w:rPr>
-          <w:rFonts w:ascii="Segoe UI Emoji" w:hAnsi="Segoe UI Emoji" w:cs="Segoe UI Emoji"/>
-          <w:b/>
-          <w:bCs/>
-          <w:lang w:val="en-GB"/>
-        </w:rPr>
-      </w:pPr>
-      <w:r>
-        <w:rPr>
-          <w:rFonts w:ascii="Segoe UI Emoji" w:hAnsi="Segoe UI Emoji" w:cs="Segoe UI Emoji"/>
-          <w:b/>
-          <w:bCs/>
-          <w:lang w:val="en-GB"/>
-        </w:rPr>
-        <w:t xml:space="preserve">            }</w:t>
-      </w:r>
-    </w:p>
-    <w:p>
-      <w:pPr>
-        <w:rPr>
-          <w:rFonts w:ascii="Segoe UI Emoji" w:hAnsi="Segoe UI Emoji" w:cs="Segoe UI Emoji"/>
-          <w:b/>
-          <w:bCs/>
-          <w:lang w:val="en-GB"/>
-        </w:rPr>
-      </w:pPr>
-      <w:r>
-        <w:rPr>
-          <w:rFonts w:ascii="Segoe UI Emoji" w:hAnsi="Segoe UI Emoji" w:cs="Segoe UI Emoji"/>
-          <w:b/>
-          <w:bCs/>
-          <w:lang w:val="en-GB"/>
-        </w:rPr>
-        <w:t xml:space="preserve">            values.sort()</w:t>
-      </w:r>
-    </w:p>
-    <w:p>
-      <w:pPr>
-        <w:rPr>
-          <w:rFonts w:ascii="Segoe UI Emoji" w:hAnsi="Segoe UI Emoji" w:cs="Segoe UI Emoji"/>
-          <w:b/>
-          <w:bCs/>
-          <w:lang w:val="en-GB"/>
-        </w:rPr>
-      </w:pPr>
-      <w:r>
-        <w:rPr>
-          <w:rFonts w:ascii="Segoe UI Emoji" w:hAnsi="Segoe UI Emoji" w:cs="Segoe UI Emoji"/>
-          <w:b/>
-          <w:bCs/>
-          <w:lang w:val="en-GB"/>
-        </w:rPr>
-        <w:t xml:space="preserve">            result[y][x] = values[values.size / 2]</w:t>
-      </w:r>
-    </w:p>
-    <w:p>
-      <w:pPr>
-        <w:rPr>
-          <w:rFonts w:ascii="Segoe UI Emoji" w:hAnsi="Segoe UI Emoji" w:cs="Segoe UI Emoji"/>
-          <w:b/>
-          <w:bCs/>
-          <w:lang w:val="en-GB"/>
-        </w:rPr>
-      </w:pPr>
-      <w:r>
-        <w:rPr>
-          <w:rFonts w:ascii="Segoe UI Emoji" w:hAnsi="Segoe UI Emoji" w:cs="Segoe UI Emoji"/>
-          <w:b/>
-          <w:bCs/>
-          <w:lang w:val="en-GB"/>
-        </w:rPr>
-        <w:t xml:space="preserve">        }</w:t>
-      </w:r>
-    </w:p>
-    <w:p>
-      <w:pPr>
-        <w:rPr>
-          <w:rFonts w:ascii="Segoe UI Emoji" w:hAnsi="Segoe UI Emoji" w:cs="Segoe UI Emoji"/>
-          <w:b/>
-          <w:bCs/>
-          <w:lang w:val="en-GB"/>
-        </w:rPr>
-      </w:pPr>
-      <w:r>
-        <w:rPr>
-          <w:rFonts w:ascii="Segoe UI Emoji" w:hAnsi="Segoe UI Emoji" w:cs="Segoe UI Emoji"/>
-          <w:b/>
-          <w:bCs/>
-          <w:lang w:val="en-GB"/>
+      <w:proofErr w:type="spellStart"/>
+      <w:r>
+        <w:rPr>
+          <w:rFonts w:ascii="Segoe UI Emoji" w:hAnsi="Segoe UI Emoji" w:cs="Segoe UI Emoji"/>
+          <w:b/>
+          <w:bCs/>
+          <w:lang w:val="es-ES"/>
+        </w:rPr>
+        <w:t>bmp.setPixel</w:t>
+      </w:r>
+      <w:proofErr w:type="spellEnd"/>
+      <w:r>
+        <w:rPr>
+          <w:rFonts w:ascii="Segoe UI Emoji" w:hAnsi="Segoe UI Emoji" w:cs="Segoe UI Emoji"/>
+          <w:b/>
+          <w:bCs/>
+          <w:lang w:val="es-ES"/>
+        </w:rPr>
+        <w:t xml:space="preserve">(x, y, </w:t>
+      </w:r>
+      <w:proofErr w:type="spellStart"/>
+      <w:r>
+        <w:rPr>
+          <w:rFonts w:ascii="Segoe UI Emoji" w:hAnsi="Segoe UI Emoji" w:cs="Segoe UI Emoji"/>
+          <w:b/>
+          <w:bCs/>
+          <w:lang w:val="es-ES"/>
+        </w:rPr>
+        <w:t>Color.rgb</w:t>
+      </w:r>
+      <w:proofErr w:type="spellEnd"/>
+      <w:r>
+        <w:rPr>
+          <w:rFonts w:ascii="Segoe UI Emoji" w:hAnsi="Segoe UI Emoji" w:cs="Segoe UI Emoji"/>
+          <w:b/>
+          <w:bCs/>
+          <w:lang w:val="es-ES"/>
+        </w:rPr>
+        <w:t>(v, v, v))</w:t>
+      </w:r>
+    </w:p>
+    <w:p>
+      <w:pPr>
+        <w:rPr>
+          <w:rFonts w:ascii="Segoe UI Emoji" w:hAnsi="Segoe UI Emoji" w:cs="Segoe UI Emoji"/>
+          <w:b/>
+          <w:bCs/>
+        </w:rPr>
+      </w:pPr>
+      <w:r>
+        <w:rPr>
+          <w:rFonts w:ascii="Segoe UI Emoji" w:hAnsi="Segoe UI Emoji" w:cs="Segoe UI Emoji"/>
+          <w:b/>
+          <w:bCs/>
+          <w:lang w:val="es-ES"/>
+        </w:rPr>
+        <w:t xml:space="preserve">        </w:t>
+      </w:r>
+      <w:r>
+        <w:rPr>
+          <w:rFonts w:ascii="Segoe UI Emoji" w:hAnsi="Segoe UI Emoji" w:cs="Segoe UI Emoji"/>
+          <w:b/>
+          <w:bCs/>
+        </w:rPr>
+        <w:t>}</w:t>
+      </w:r>
+    </w:p>
+    <w:p>
+      <w:pPr>
+        <w:rPr>
+          <w:rFonts w:ascii="Segoe UI Emoji" w:hAnsi="Segoe UI Emoji" w:cs="Segoe UI Emoji"/>
+          <w:b/>
+          <w:bCs/>
+        </w:rPr>
+      </w:pPr>
+      <w:r>
+        <w:rPr>
+          <w:rFonts w:ascii="Segoe UI Emoji" w:hAnsi="Segoe UI Emoji" w:cs="Segoe UI Emoji"/>
+          <w:b/>
+          <w:bCs/>
         </w:rPr>
         <w:t xml:space="preserve">    }</w:t>
       </w:r>
@@ -4058,96 +6880,6 @@
           <w:rFonts w:ascii="Segoe UI Emoji" w:hAnsi="Segoe UI Emoji" w:cs="Segoe UI Emoji"/>
           <w:b/>
           <w:bCs/>
-          <w:lang w:val="en-GB"/>
-        </w:rPr>
-      </w:pPr>
-      <w:r>
-        <w:rPr>
-          <w:rFonts w:ascii="Segoe UI Emoji" w:hAnsi="Segoe UI Emoji" w:cs="Segoe UI Emoji"/>
-          <w:b/>
-          <w:bCs/>
-          <w:lang w:val="en-GB"/>
-        </w:rPr>
-        <w:t xml:space="preserve">    return result</w:t>
-      </w:r>
-    </w:p>
-    <w:p>
-      <w:pPr>
-        <w:rPr>
-          <w:rFonts w:ascii="Segoe UI Emoji" w:hAnsi="Segoe UI Emoji" w:cs="Segoe UI Emoji"/>
-          <w:b/>
-          <w:bCs/>
-        </w:rPr>
-      </w:pPr>
-      <w:r>
-        <w:rPr>
-          <w:rFonts w:ascii="Segoe UI Emoji" w:hAnsi="Segoe UI Emoji" w:cs="Segoe UI Emoji"/>
-          <w:b/>
-          <w:bCs/>
-        </w:rPr>
-        <w:t>}</w:t>
-      </w:r>
-    </w:p>
-    <w:p>
-      <w:pPr>
-        <w:rPr>
-          <w:rFonts w:ascii="Segoe UI Emoji" w:hAnsi="Segoe UI Emoji" w:cs="Segoe UI Emoji"/>
-          <w:b/>
-          <w:bCs/>
-        </w:rPr>
-      </w:pPr>
-      <w:r>
-        <w:rPr>
-          <w:rFonts w:ascii="Segoe UI Emoji" w:hAnsi="Segoe UI Emoji" w:cs="Segoe UI Emoji"/>
-          <w:b/>
-          <w:bCs/>
-        </w:rPr>
-        <w:pict w14:anchorId="3EC8C51C">
-          <v:rect id="_x0000_i1113" style="width:0;height:1.5pt" o:hralign="center" o:hrstd="t" o:hr="t" fillcolor="#a0a0a0" stroked="f"/>
-        </w:pict>
-      </w:r>
-    </w:p>
-    <w:p>
-      <w:pPr>
-        <w:rPr>
-          <w:rFonts w:ascii="Segoe UI Emoji" w:hAnsi="Segoe UI Emoji" w:cs="Segoe UI Emoji"/>
-          <w:b/>
-          <w:bCs/>
-        </w:rPr>
-      </w:pPr>
-      <w:r>
-        <w:rPr>
-          <w:rFonts w:ascii="Segoe UI Emoji" w:hAnsi="Segoe UI Emoji" w:cs="Segoe UI Emoji"/>
-          <w:b/>
-          <w:bCs/>
-        </w:rPr>
-        <w:t>⭐⭐⭐ 5) Ricostruire un Bitmap finale</w:t>
-      </w:r>
-    </w:p>
-    <w:p>
-      <w:pPr>
-        <w:rPr>
-          <w:rFonts w:ascii="Segoe UI Emoji" w:hAnsi="Segoe UI Emoji" w:cs="Segoe UI Emoji"/>
-          <w:b/>
-          <w:bCs/>
-        </w:rPr>
-      </w:pPr>
-      <w:r>
-        <w:rPr>
-          <w:rFonts w:ascii="Segoe UI Emoji" w:hAnsi="Segoe UI Emoji" w:cs="Segoe UI Emoji"/>
-          <w:b/>
-          <w:bCs/>
-        </w:rPr>
-        <w:t>fun floatArrayToBitmap(arr: Array&lt;FloatArray&gt;): Bitmap {</w:t>
-      </w:r>
-    </w:p>
-    <w:p>
-      <w:pPr>
-        <w:rPr>
-          <w:rFonts w:ascii="Segoe UI Emoji" w:hAnsi="Segoe UI Emoji" w:cs="Segoe UI Emoji"/>
-          <w:b/>
-          <w:bCs/>
-          <w:lang w:val="en-GB"/>
         </w:rPr>
       </w:pPr>
       <w:r>
@@ -4158,217 +6890,34 @@
         </w:rPr>
         <w:t xml:space="preserve">    </w:t>
       </w:r>
-      <w:r>
-        <w:rPr>
-          <w:rFonts w:ascii="Segoe UI Emoji" w:hAnsi="Segoe UI Emoji" w:cs="Segoe UI Emoji"/>
-          <w:b/>
-          <w:bCs/>
-          <w:lang w:val="en-GB"/>
-        </w:rPr>
-        <w:t>val h = arr.size</w:t>
-      </w:r>
-    </w:p>
-    <w:p>
-      <w:pPr>
-        <w:rPr>
-          <w:rFonts w:ascii="Segoe UI Emoji" w:hAnsi="Segoe UI Emoji" w:cs="Segoe UI Emoji"/>
-          <w:b/>
-          <w:bCs/>
-          <w:lang w:val="en-GB"/>
-        </w:rPr>
-      </w:pPr>
-      <w:r>
-        <w:rPr>
-          <w:rFonts w:ascii="Segoe UI Emoji" w:hAnsi="Segoe UI Emoji" w:cs="Segoe UI Emoji"/>
-          <w:b/>
-          <w:bCs/>
-          <w:lang w:val="en-GB"/>
-        </w:rPr>
-        <w:t xml:space="preserve">    val w = arr[0].size</w:t>
-      </w:r>
-    </w:p>
-    <w:p>
-      <w:pPr>
-        <w:rPr>
-          <w:rFonts w:ascii="Segoe UI Emoji" w:hAnsi="Segoe UI Emoji" w:cs="Segoe UI Emoji"/>
-          <w:b/>
-          <w:bCs/>
-          <w:lang w:val="en-GB"/>
-        </w:rPr>
-      </w:pPr>
-      <w:r>
-        <w:rPr>
-          <w:rFonts w:ascii="Segoe UI Emoji" w:hAnsi="Segoe UI Emoji" w:cs="Segoe UI Emoji"/>
-          <w:b/>
-          <w:bCs/>
-          <w:lang w:val="en-GB"/>
-        </w:rPr>
-        <w:t xml:space="preserve">    val bmp = Bitmap.createBitmap(w, h, Bitmap.Config.ARGB_8888)</w:t>
-      </w:r>
-    </w:p>
-    <w:p>
-      <w:pPr>
-        <w:rPr>
-          <w:rFonts w:ascii="Segoe UI Emoji" w:hAnsi="Segoe UI Emoji" w:cs="Segoe UI Emoji"/>
-          <w:b/>
-          <w:bCs/>
-          <w:lang w:val="en-GB"/>
-        </w:rPr>
-      </w:pPr>
-    </w:p>
-    <w:p>
-      <w:pPr>
-        <w:rPr>
-          <w:rFonts w:ascii="Segoe UI Emoji" w:hAnsi="Segoe UI Emoji" w:cs="Segoe UI Emoji"/>
-          <w:b/>
-          <w:bCs/>
-          <w:lang w:val="en-GB"/>
-        </w:rPr>
-      </w:pPr>
-      <w:r>
-        <w:rPr>
-          <w:rFonts w:ascii="Segoe UI Emoji" w:hAnsi="Segoe UI Emoji" w:cs="Segoe UI Emoji"/>
-          <w:b/>
-          <w:bCs/>
-          <w:lang w:val="en-GB"/>
-        </w:rPr>
-        <w:t xml:space="preserve">    for (y in 0 until h) {</w:t>
-      </w:r>
-    </w:p>
-    <w:p>
-      <w:pPr>
-        <w:rPr>
-          <w:rFonts w:ascii="Segoe UI Emoji" w:hAnsi="Segoe UI Emoji" w:cs="Segoe UI Emoji"/>
-          <w:b/>
-          <w:bCs/>
-          <w:lang w:val="en-GB"/>
-        </w:rPr>
-      </w:pPr>
-      <w:r>
-        <w:rPr>
-          <w:rFonts w:ascii="Segoe UI Emoji" w:hAnsi="Segoe UI Emoji" w:cs="Segoe UI Emoji"/>
-          <w:b/>
-          <w:bCs/>
-          <w:lang w:val="en-GB"/>
-        </w:rPr>
-        <w:t xml:space="preserve">        for (x in 0 until w) {</w:t>
-      </w:r>
-    </w:p>
-    <w:p>
-      <w:pPr>
-        <w:rPr>
-          <w:rFonts w:ascii="Segoe UI Emoji" w:hAnsi="Segoe UI Emoji" w:cs="Segoe UI Emoji"/>
-          <w:b/>
-          <w:bCs/>
-          <w:lang w:val="fr-FR"/>
-        </w:rPr>
-      </w:pPr>
-      <w:r>
-        <w:rPr>
-          <w:rFonts w:ascii="Segoe UI Emoji" w:hAnsi="Segoe UI Emoji" w:cs="Segoe UI Emoji"/>
-          <w:b/>
-          <w:bCs/>
-          <w:lang w:val="en-GB"/>
-        </w:rPr>
-        <w:t xml:space="preserve">            </w:t>
-      </w:r>
-      <w:r>
-        <w:rPr>
-          <w:rFonts w:ascii="Segoe UI Emoji" w:hAnsi="Segoe UI Emoji" w:cs="Segoe UI Emoji"/>
-          <w:b/>
-          <w:bCs/>
-          <w:lang w:val="fr-FR"/>
-        </w:rPr>
-        <w:t>val v = arr[y][x].coerceIn(0f, 255f).toInt()</w:t>
-      </w:r>
-    </w:p>
-    <w:p>
-      <w:pPr>
-        <w:rPr>
-          <w:rFonts w:ascii="Segoe UI Emoji" w:hAnsi="Segoe UI Emoji" w:cs="Segoe UI Emoji"/>
-          <w:b/>
-          <w:bCs/>
-          <w:lang w:val="es-ES"/>
-        </w:rPr>
-      </w:pPr>
-      <w:r>
-        <w:rPr>
-          <w:rFonts w:ascii="Segoe UI Emoji" w:hAnsi="Segoe UI Emoji" w:cs="Segoe UI Emoji"/>
-          <w:b/>
-          <w:bCs/>
-          <w:lang w:val="fr-FR"/>
-        </w:rPr>
-        <w:t xml:space="preserve">            </w:t>
-      </w:r>
-      <w:r>
-        <w:rPr>
-          <w:rFonts w:ascii="Segoe UI Emoji" w:hAnsi="Segoe UI Emoji" w:cs="Segoe UI Emoji"/>
-          <w:b/>
-          <w:bCs/>
-          <w:lang w:val="es-ES"/>
-        </w:rPr>
-        <w:t>bmp.setPixel(x, y, Color.rgb(v, v, v))</w:t>
-      </w:r>
-    </w:p>
-    <w:p>
-      <w:pPr>
-        <w:rPr>
-          <w:rFonts w:ascii="Segoe UI Emoji" w:hAnsi="Segoe UI Emoji" w:cs="Segoe UI Emoji"/>
-          <w:b/>
-          <w:bCs/>
-        </w:rPr>
-      </w:pPr>
-      <w:r>
-        <w:rPr>
-          <w:rFonts w:ascii="Segoe UI Emoji" w:hAnsi="Segoe UI Emoji" w:cs="Segoe UI Emoji"/>
-          <w:b/>
-          <w:bCs/>
-          <w:lang w:val="es-ES"/>
-        </w:rPr>
-        <w:t xml:space="preserve">        </w:t>
-      </w:r>
-      <w:r>
-        <w:rPr>
-          <w:rFonts w:ascii="Segoe UI Emoji" w:hAnsi="Segoe UI Emoji" w:cs="Segoe UI Emoji"/>
-          <w:b/>
-          <w:bCs/>
-        </w:rPr>
-        <w:t>}</w:t>
-      </w:r>
-    </w:p>
-    <w:p>
-      <w:pPr>
-        <w:rPr>
-          <w:rFonts w:ascii="Segoe UI Emoji" w:hAnsi="Segoe UI Emoji" w:cs="Segoe UI Emoji"/>
-          <w:b/>
-          <w:bCs/>
-        </w:rPr>
-      </w:pPr>
-      <w:r>
-        <w:rPr>
-          <w:rFonts w:ascii="Segoe UI Emoji" w:hAnsi="Segoe UI Emoji" w:cs="Segoe UI Emoji"/>
-          <w:b/>
-          <w:bCs/>
-        </w:rPr>
-        <w:t xml:space="preserve">    }</w:t>
-      </w:r>
-    </w:p>
-    <w:p>
-      <w:pPr>
-        <w:rPr>
-          <w:rFonts w:ascii="Segoe UI Emoji" w:hAnsi="Segoe UI Emoji" w:cs="Segoe UI Emoji"/>
-          <w:b/>
-          <w:bCs/>
-        </w:rPr>
-      </w:pPr>
-      <w:r>
-        <w:rPr>
-          <w:rFonts w:ascii="Segoe UI Emoji" w:hAnsi="Segoe UI Emoji" w:cs="Segoe UI Emoji"/>
-          <w:b/>
-          <w:bCs/>
-        </w:rPr>
-        <w:t xml:space="preserve">    return bmp</w:t>
-      </w:r>
+      <w:proofErr w:type="spellStart"/>
+      <w:r>
+        <w:rPr>
+          <w:rFonts w:ascii="Segoe UI Emoji" w:hAnsi="Segoe UI Emoji" w:cs="Segoe UI Emoji"/>
+          <w:b/>
+          <w:bCs/>
+        </w:rPr>
+        <w:t>return</w:t>
+      </w:r>
+      <w:proofErr w:type="spellEnd"/>
+      <w:r>
+        <w:rPr>
+          <w:rFonts w:ascii="Segoe UI Emoji" w:hAnsi="Segoe UI Emoji" w:cs="Segoe UI Emoji"/>
+          <w:b/>
+          <w:bCs/>
+        </w:rPr>
+        <w:t xml:space="preserve"> </w:t>
+      </w:r>
+      <w:proofErr w:type="spellStart"/>
+      <w:r>
+        <w:rPr>
+          <w:rFonts w:ascii="Segoe UI Emoji" w:hAnsi="Segoe UI Emoji" w:cs="Segoe UI Emoji"/>
+          <w:b/>
+          <w:bCs/>
+        </w:rPr>
+        <w:t>bmp</w:t>
+      </w:r>
+      <w:proofErr w:type="spellEnd"/>
     </w:p>
     <w:p>
       <w:pPr>
@@ -4403,7 +6952,7 @@
         </w:rPr>
         <w:lastRenderedPageBreak/>
         <w:pict w14:anchorId="373EA0C2">
-          <v:rect id="_x0000_i1114" style="width:0;height:1.5pt" o:hralign="center" o:hrstd="t" o:hr="t" fillcolor="#a0a0a0" stroked="f"/>
+          <v:rect id="_x0000_i1043" style="width:0;height:1.5pt" o:hralign="center" o:hrstd="t" o:hr="t" fillcolor="#a0a0a0" stroked="f"/>
         </w:pict>
       </w:r>
     </w:p>
@@ -4431,98 +6980,325 @@
           <w:bCs/>
           <w:lang w:val="en-GB"/>
         </w:rPr>
-        <w:t xml:space="preserve"> 6) Workflow completo</w:t>
-      </w:r>
-    </w:p>
-    <w:p>
-      <w:pPr>
-        <w:rPr>
-          <w:rFonts w:ascii="Segoe UI Emoji" w:hAnsi="Segoe UI Emoji" w:cs="Segoe UI Emoji"/>
-          <w:b/>
-          <w:bCs/>
-          <w:lang w:val="en-GB"/>
-        </w:rPr>
-      </w:pPr>
-      <w:r>
-        <w:rPr>
-          <w:rFonts w:ascii="Segoe UI Emoji" w:hAnsi="Segoe UI Emoji" w:cs="Segoe UI Emoji"/>
-          <w:b/>
-          <w:bCs/>
-          <w:lang w:val="en-GB"/>
-        </w:rPr>
-        <w:t>val bitmaps = loadBitmapsFromFolder(context, "DCIM/CameraX")</w:t>
-      </w:r>
-    </w:p>
-    <w:p>
-      <w:pPr>
-        <w:rPr>
-          <w:rFonts w:ascii="Segoe UI Emoji" w:hAnsi="Segoe UI Emoji" w:cs="Segoe UI Emoji"/>
-          <w:b/>
-          <w:bCs/>
-          <w:lang w:val="en-GB"/>
-        </w:rPr>
-      </w:pPr>
-      <w:r>
-        <w:rPr>
-          <w:rFonts w:ascii="Segoe UI Emoji" w:hAnsi="Segoe UI Emoji" w:cs="Segoe UI Emoji"/>
-          <w:b/>
-          <w:bCs/>
-          <w:lang w:val="en-GB"/>
-        </w:rPr>
-        <w:t>val arrays = bitmaps.map { bitmapToFloatArray(it) }</w:t>
-      </w:r>
-    </w:p>
-    <w:p>
-      <w:pPr>
-        <w:rPr>
-          <w:rFonts w:ascii="Segoe UI Emoji" w:hAnsi="Segoe UI Emoji" w:cs="Segoe UI Emoji"/>
-          <w:b/>
-          <w:bCs/>
-          <w:lang w:val="en-GB"/>
-        </w:rPr>
-      </w:pPr>
-      <w:r>
-        <w:rPr>
-          <w:rFonts w:ascii="Segoe UI Emoji" w:hAnsi="Segoe UI Emoji" w:cs="Segoe UI Emoji"/>
-          <w:b/>
-          <w:bCs/>
-          <w:lang w:val="en-GB"/>
-        </w:rPr>
-        <w:t>val stacked = stackMedian(arrays)   // oppure stackAverage</w:t>
-      </w:r>
-    </w:p>
-    <w:p>
-      <w:pPr>
-        <w:rPr>
-          <w:rFonts w:ascii="Segoe UI Emoji" w:hAnsi="Segoe UI Emoji" w:cs="Segoe UI Emoji"/>
-          <w:b/>
-          <w:bCs/>
-        </w:rPr>
-      </w:pPr>
-      <w:r>
-        <w:rPr>
-          <w:rFonts w:ascii="Segoe UI Emoji" w:hAnsi="Segoe UI Emoji" w:cs="Segoe UI Emoji"/>
-          <w:b/>
-          <w:bCs/>
-        </w:rPr>
-        <w:t>val finalBitmap = floatArrayToBitmap(stacked)</w:t>
-      </w:r>
-    </w:p>
-    <w:p>
-      <w:pPr>
-        <w:rPr>
-          <w:rFonts w:ascii="Segoe UI Emoji" w:hAnsi="Segoe UI Emoji" w:cs="Segoe UI Emoji"/>
-          <w:b/>
-          <w:bCs/>
-        </w:rPr>
-      </w:pPr>
-      <w:r>
-        <w:rPr>
-          <w:rFonts w:ascii="Segoe UI Emoji" w:hAnsi="Segoe UI Emoji" w:cs="Segoe UI Emoji"/>
-          <w:b/>
-          <w:bCs/>
-        </w:rPr>
-        <w:t>Poi lo salvi con MediaStore come fai già per le foto.</w:t>
+        <w:t xml:space="preserve"> 6) Workflow </w:t>
+      </w:r>
+      <w:proofErr w:type="spellStart"/>
+      <w:r>
+        <w:rPr>
+          <w:rFonts w:ascii="Segoe UI Emoji" w:hAnsi="Segoe UI Emoji" w:cs="Segoe UI Emoji"/>
+          <w:b/>
+          <w:bCs/>
+          <w:lang w:val="en-GB"/>
+        </w:rPr>
+        <w:t>completo</w:t>
+      </w:r>
+      <w:proofErr w:type="spellEnd"/>
+    </w:p>
+    <w:p>
+      <w:pPr>
+        <w:rPr>
+          <w:rFonts w:ascii="Segoe UI Emoji" w:hAnsi="Segoe UI Emoji" w:cs="Segoe UI Emoji"/>
+          <w:b/>
+          <w:bCs/>
+          <w:lang w:val="en-GB"/>
+        </w:rPr>
+      </w:pPr>
+      <w:proofErr w:type="spellStart"/>
+      <w:r>
+        <w:rPr>
+          <w:rFonts w:ascii="Segoe UI Emoji" w:hAnsi="Segoe UI Emoji" w:cs="Segoe UI Emoji"/>
+          <w:b/>
+          <w:bCs/>
+          <w:lang w:val="en-GB"/>
+        </w:rPr>
+        <w:t>val</w:t>
+      </w:r>
+      <w:proofErr w:type="spellEnd"/>
+      <w:r>
+        <w:rPr>
+          <w:rFonts w:ascii="Segoe UI Emoji" w:hAnsi="Segoe UI Emoji" w:cs="Segoe UI Emoji"/>
+          <w:b/>
+          <w:bCs/>
+          <w:lang w:val="en-GB"/>
+        </w:rPr>
+        <w:t xml:space="preserve"> bitmaps = </w:t>
+      </w:r>
+      <w:proofErr w:type="spellStart"/>
+      <w:r>
+        <w:rPr>
+          <w:rFonts w:ascii="Segoe UI Emoji" w:hAnsi="Segoe UI Emoji" w:cs="Segoe UI Emoji"/>
+          <w:b/>
+          <w:bCs/>
+          <w:lang w:val="en-GB"/>
+        </w:rPr>
+        <w:t>loadBitmapsFromFolder</w:t>
+      </w:r>
+      <w:proofErr w:type="spellEnd"/>
+      <w:r>
+        <w:rPr>
+          <w:rFonts w:ascii="Segoe UI Emoji" w:hAnsi="Segoe UI Emoji" w:cs="Segoe UI Emoji"/>
+          <w:b/>
+          <w:bCs/>
+          <w:lang w:val="en-GB"/>
+        </w:rPr>
+        <w:t>(context, "DCIM/CameraX")</w:t>
+      </w:r>
+    </w:p>
+    <w:p>
+      <w:pPr>
+        <w:rPr>
+          <w:rFonts w:ascii="Segoe UI Emoji" w:hAnsi="Segoe UI Emoji" w:cs="Segoe UI Emoji"/>
+          <w:b/>
+          <w:bCs/>
+          <w:lang w:val="en-GB"/>
+        </w:rPr>
+      </w:pPr>
+      <w:proofErr w:type="spellStart"/>
+      <w:r>
+        <w:rPr>
+          <w:rFonts w:ascii="Segoe UI Emoji" w:hAnsi="Segoe UI Emoji" w:cs="Segoe UI Emoji"/>
+          <w:b/>
+          <w:bCs/>
+          <w:lang w:val="en-GB"/>
+        </w:rPr>
+        <w:t>val</w:t>
+      </w:r>
+      <w:proofErr w:type="spellEnd"/>
+      <w:r>
+        <w:rPr>
+          <w:rFonts w:ascii="Segoe UI Emoji" w:hAnsi="Segoe UI Emoji" w:cs="Segoe UI Emoji"/>
+          <w:b/>
+          <w:bCs/>
+          <w:lang w:val="en-GB"/>
+        </w:rPr>
+        <w:t xml:space="preserve"> arrays = </w:t>
+      </w:r>
+      <w:proofErr w:type="spellStart"/>
+      <w:r>
+        <w:rPr>
+          <w:rFonts w:ascii="Segoe UI Emoji" w:hAnsi="Segoe UI Emoji" w:cs="Segoe UI Emoji"/>
+          <w:b/>
+          <w:bCs/>
+          <w:lang w:val="en-GB"/>
+        </w:rPr>
+        <w:t>bitmaps.map</w:t>
+      </w:r>
+      <w:proofErr w:type="spellEnd"/>
+      <w:r>
+        <w:rPr>
+          <w:rFonts w:ascii="Segoe UI Emoji" w:hAnsi="Segoe UI Emoji" w:cs="Segoe UI Emoji"/>
+          <w:b/>
+          <w:bCs/>
+          <w:lang w:val="en-GB"/>
+        </w:rPr>
+        <w:t xml:space="preserve"> { </w:t>
+      </w:r>
+      <w:proofErr w:type="spellStart"/>
+      <w:r>
+        <w:rPr>
+          <w:rFonts w:ascii="Segoe UI Emoji" w:hAnsi="Segoe UI Emoji" w:cs="Segoe UI Emoji"/>
+          <w:b/>
+          <w:bCs/>
+          <w:lang w:val="en-GB"/>
+        </w:rPr>
+        <w:t>bitmapToFloatArray</w:t>
+      </w:r>
+      <w:proofErr w:type="spellEnd"/>
+      <w:r>
+        <w:rPr>
+          <w:rFonts w:ascii="Segoe UI Emoji" w:hAnsi="Segoe UI Emoji" w:cs="Segoe UI Emoji"/>
+          <w:b/>
+          <w:bCs/>
+          <w:lang w:val="en-GB"/>
+        </w:rPr>
+        <w:t>(it) }</w:t>
+      </w:r>
+    </w:p>
+    <w:p>
+      <w:pPr>
+        <w:rPr>
+          <w:rFonts w:ascii="Segoe UI Emoji" w:hAnsi="Segoe UI Emoji" w:cs="Segoe UI Emoji"/>
+          <w:b/>
+          <w:bCs/>
+          <w:lang w:val="en-GB"/>
+        </w:rPr>
+      </w:pPr>
+      <w:proofErr w:type="spellStart"/>
+      <w:r>
+        <w:rPr>
+          <w:rFonts w:ascii="Segoe UI Emoji" w:hAnsi="Segoe UI Emoji" w:cs="Segoe UI Emoji"/>
+          <w:b/>
+          <w:bCs/>
+          <w:lang w:val="en-GB"/>
+        </w:rPr>
+        <w:t>val</w:t>
+      </w:r>
+      <w:proofErr w:type="spellEnd"/>
+      <w:r>
+        <w:rPr>
+          <w:rFonts w:ascii="Segoe UI Emoji" w:hAnsi="Segoe UI Emoji" w:cs="Segoe UI Emoji"/>
+          <w:b/>
+          <w:bCs/>
+          <w:lang w:val="en-GB"/>
+        </w:rPr>
+        <w:t xml:space="preserve"> stacked = </w:t>
+      </w:r>
+      <w:proofErr w:type="spellStart"/>
+      <w:r>
+        <w:rPr>
+          <w:rFonts w:ascii="Segoe UI Emoji" w:hAnsi="Segoe UI Emoji" w:cs="Segoe UI Emoji"/>
+          <w:b/>
+          <w:bCs/>
+          <w:lang w:val="en-GB"/>
+        </w:rPr>
+        <w:t>stackMedian</w:t>
+      </w:r>
+      <w:proofErr w:type="spellEnd"/>
+      <w:r>
+        <w:rPr>
+          <w:rFonts w:ascii="Segoe UI Emoji" w:hAnsi="Segoe UI Emoji" w:cs="Segoe UI Emoji"/>
+          <w:b/>
+          <w:bCs/>
+          <w:lang w:val="en-GB"/>
+        </w:rPr>
+        <w:t xml:space="preserve">(arrays)   // </w:t>
+      </w:r>
+      <w:proofErr w:type="spellStart"/>
+      <w:r>
+        <w:rPr>
+          <w:rFonts w:ascii="Segoe UI Emoji" w:hAnsi="Segoe UI Emoji" w:cs="Segoe UI Emoji"/>
+          <w:b/>
+          <w:bCs/>
+          <w:lang w:val="en-GB"/>
+        </w:rPr>
+        <w:t>oppure</w:t>
+      </w:r>
+      <w:proofErr w:type="spellEnd"/>
+      <w:r>
+        <w:rPr>
+          <w:rFonts w:ascii="Segoe UI Emoji" w:hAnsi="Segoe UI Emoji" w:cs="Segoe UI Emoji"/>
+          <w:b/>
+          <w:bCs/>
+          <w:lang w:val="en-GB"/>
+        </w:rPr>
+        <w:t xml:space="preserve"> </w:t>
+      </w:r>
+      <w:proofErr w:type="spellStart"/>
+      <w:r>
+        <w:rPr>
+          <w:rFonts w:ascii="Segoe UI Emoji" w:hAnsi="Segoe UI Emoji" w:cs="Segoe UI Emoji"/>
+          <w:b/>
+          <w:bCs/>
+          <w:lang w:val="en-GB"/>
+        </w:rPr>
+        <w:t>stackAverage</w:t>
+      </w:r>
+      <w:proofErr w:type="spellEnd"/>
+    </w:p>
+    <w:p>
+      <w:pPr>
+        <w:rPr>
+          <w:rFonts w:ascii="Segoe UI Emoji" w:hAnsi="Segoe UI Emoji" w:cs="Segoe UI Emoji"/>
+          <w:b/>
+          <w:bCs/>
+        </w:rPr>
+      </w:pPr>
+      <w:r>
+        <w:rPr>
+          <w:rFonts w:ascii="Segoe UI Emoji" w:hAnsi="Segoe UI Emoji" w:cs="Segoe UI Emoji"/>
+          <w:b/>
+          <w:bCs/>
+        </w:rPr>
+        <w:t xml:space="preserve">val </w:t>
+      </w:r>
+      <w:proofErr w:type="spellStart"/>
+      <w:r>
+        <w:rPr>
+          <w:rFonts w:ascii="Segoe UI Emoji" w:hAnsi="Segoe UI Emoji" w:cs="Segoe UI Emoji"/>
+          <w:b/>
+          <w:bCs/>
+        </w:rPr>
+        <w:t>finalBitmap</w:t>
+      </w:r>
+      <w:proofErr w:type="spellEnd"/>
+      <w:r>
+        <w:rPr>
+          <w:rFonts w:ascii="Segoe UI Emoji" w:hAnsi="Segoe UI Emoji" w:cs="Segoe UI Emoji"/>
+          <w:b/>
+          <w:bCs/>
+        </w:rPr>
+        <w:t xml:space="preserve"> = </w:t>
+      </w:r>
+      <w:proofErr w:type="spellStart"/>
+      <w:r>
+        <w:rPr>
+          <w:rFonts w:ascii="Segoe UI Emoji" w:hAnsi="Segoe UI Emoji" w:cs="Segoe UI Emoji"/>
+          <w:b/>
+          <w:bCs/>
+        </w:rPr>
+        <w:t>floatArrayToBitmap</w:t>
+      </w:r>
+      <w:proofErr w:type="spellEnd"/>
+      <w:r>
+        <w:rPr>
+          <w:rFonts w:ascii="Segoe UI Emoji" w:hAnsi="Segoe UI Emoji" w:cs="Segoe UI Emoji"/>
+          <w:b/>
+          <w:bCs/>
+        </w:rPr>
+        <w:t>(</w:t>
+      </w:r>
+      <w:proofErr w:type="spellStart"/>
+      <w:r>
+        <w:rPr>
+          <w:rFonts w:ascii="Segoe UI Emoji" w:hAnsi="Segoe UI Emoji" w:cs="Segoe UI Emoji"/>
+          <w:b/>
+          <w:bCs/>
+        </w:rPr>
+        <w:t>stacked</w:t>
+      </w:r>
+      <w:proofErr w:type="spellEnd"/>
+      <w:r>
+        <w:rPr>
+          <w:rFonts w:ascii="Segoe UI Emoji" w:hAnsi="Segoe UI Emoji" w:cs="Segoe UI Emoji"/>
+          <w:b/>
+          <w:bCs/>
+        </w:rPr>
+        <w:t>)</w:t>
+      </w:r>
+    </w:p>
+    <w:p>
+      <w:pPr>
+        <w:rPr>
+          <w:rFonts w:ascii="Segoe UI Emoji" w:hAnsi="Segoe UI Emoji" w:cs="Segoe UI Emoji"/>
+          <w:b/>
+          <w:bCs/>
+        </w:rPr>
+      </w:pPr>
+      <w:r>
+        <w:rPr>
+          <w:rFonts w:ascii="Segoe UI Emoji" w:hAnsi="Segoe UI Emoji" w:cs="Segoe UI Emoji"/>
+          <w:b/>
+          <w:bCs/>
+        </w:rPr>
+        <w:t xml:space="preserve">Poi lo salvi con </w:t>
+      </w:r>
+      <w:proofErr w:type="spellStart"/>
+      <w:r>
+        <w:rPr>
+          <w:rFonts w:ascii="Segoe UI Emoji" w:hAnsi="Segoe UI Emoji" w:cs="Segoe UI Emoji"/>
+          <w:b/>
+          <w:bCs/>
+        </w:rPr>
+        <w:t>MediaStore</w:t>
+      </w:r>
+      <w:proofErr w:type="spellEnd"/>
+      <w:r>
+        <w:rPr>
+          <w:rFonts w:ascii="Segoe UI Emoji" w:hAnsi="Segoe UI Emoji" w:cs="Segoe UI Emoji"/>
+          <w:b/>
+          <w:bCs/>
+        </w:rPr>
+        <w:t xml:space="preserve"> come fai già per le foto.</w:t>
       </w:r>
     </w:p>
     <w:p>
@@ -4540,7 +7316,7 @@
           <w:bCs/>
         </w:rPr>
         <w:pict w14:anchorId="78AA074B">
-          <v:rect id="_x0000_i1115" style="width:0;height:1.5pt" o:hralign="center" o:hrstd="t" o:hr="t" fillcolor="#a0a0a0" stroked="f"/>
+          <v:rect id="_x0000_i1044" style="width:0;height:1.5pt" o:hralign="center" o:hrstd="t" o:hr="t" fillcolor="#a0a0a0" stroked="f"/>
         </w:pict>
       </w:r>
     </w:p>
@@ -4552,7 +7328,7 @@
     <w:p>
       <w:r>
         <w:pict w14:anchorId="04347FB8">
-          <v:rect id="_x0000_i1039" style="width:0;height:1.5pt" o:hralign="center" o:hrstd="t" o:hr="t" fillcolor="#a0a0a0" stroked="f"/>
+          <v:rect id="_x0000_i1045" style="width:0;height:1.5pt" o:hralign="center" o:hrstd="t" o:hr="t" fillcolor="#a0a0a0" stroked="f"/>
         </w:pict>
       </w:r>
     </w:p>
@@ -4638,12 +7414,21 @@
       <w:r>
         <w:t xml:space="preserve">È già un </w:t>
       </w:r>
-      <w:r>
-        <w:rPr>
-          <w:b/>
-          <w:bCs/>
-        </w:rPr>
-        <w:t>boost enorme</w:t>
+      <w:proofErr w:type="spellStart"/>
+      <w:r>
+        <w:rPr>
+          <w:b/>
+          <w:bCs/>
+        </w:rPr>
+        <w:t>boost</w:t>
+      </w:r>
+      <w:proofErr w:type="spellEnd"/>
+      <w:r>
+        <w:rPr>
+          <w:b/>
+          <w:bCs/>
+        </w:rPr>
+        <w:t xml:space="preserve"> enorme</w:t>
       </w:r>
       <w:r>
         <w:t xml:space="preserve"> rispetto a un singolo scatto.</w:t>
@@ -4652,7 +7437,7 @@
     <w:p>
       <w:r>
         <w:pict w14:anchorId="6D14633F">
-          <v:rect id="_x0000_i1040" style="width:0;height:1.5pt" o:hralign="center" o:hrstd="t" o:hr="t" fillcolor="#a0a0a0" stroked="f"/>
+          <v:rect id="_x0000_i1046" style="width:0;height:1.5pt" o:hralign="center" o:hrstd="t" o:hr="t" fillcolor="#a0a0a0" stroked="f"/>
         </w:pict>
       </w:r>
     </w:p>
@@ -4719,8 +7504,12 @@
       </w:r>
       <w:r>
         <w:noBreakHyphen/>
+      </w:r>
+      <w:proofErr w:type="spellStart"/>
+      <w:r>
         <w:t>correlation</w:t>
       </w:r>
+      <w:proofErr w:type="spellEnd"/>
     </w:p>
     <w:p>
       <w:pPr>
@@ -4768,7 +7557,23 @@
           <w:b/>
           <w:bCs/>
         </w:rPr>
-        <w:t xml:space="preserve"> 2) Stacking mediano (ancora meno rumore)</w:t>
+        <w:t xml:space="preserve"> 2) </w:t>
+      </w:r>
+      <w:proofErr w:type="spellStart"/>
+      <w:r>
+        <w:rPr>
+          <w:b/>
+          <w:bCs/>
+        </w:rPr>
+        <w:t>Stacking</w:t>
+      </w:r>
+      <w:proofErr w:type="spellEnd"/>
+      <w:r>
+        <w:rPr>
+          <w:b/>
+          <w:bCs/>
+        </w:rPr>
+        <w:t xml:space="preserve"> mediano (ancora meno rumore)</w:t>
       </w:r>
     </w:p>
     <w:p>
@@ -4793,7 +7598,25 @@
           <w:bCs/>
           <w:lang w:val="en-GB"/>
         </w:rPr>
-        <w:t xml:space="preserve"> 3) Sharpening controllato (Unsharp Mask)</w:t>
+        <w:t xml:space="preserve"> 3) Sharpening </w:t>
+      </w:r>
+      <w:proofErr w:type="spellStart"/>
+      <w:r>
+        <w:rPr>
+          <w:b/>
+          <w:bCs/>
+          <w:lang w:val="en-GB"/>
+        </w:rPr>
+        <w:t>controllato</w:t>
+      </w:r>
+      <w:proofErr w:type="spellEnd"/>
+      <w:r>
+        <w:rPr>
+          <w:b/>
+          <w:bCs/>
+          <w:lang w:val="en-GB"/>
+        </w:rPr>
+        <w:t xml:space="preserve"> (Unsharp Mask)</w:t>
       </w:r>
     </w:p>
     <w:p>
@@ -4869,7 +7692,7 @@
     <w:p>
       <w:r>
         <w:pict w14:anchorId="42306AF0">
-          <v:rect id="_x0000_i1041" style="width:0;height:1.5pt" o:hralign="center" o:hrstd="t" o:hr="t" fillcolor="#a0a0a0" stroked="f"/>
+          <v:rect id="_x0000_i1047" style="width:0;height:1.5pt" o:hralign="center" o:hrstd="t" o:hr="t" fillcolor="#a0a0a0" stroked="f"/>
         </w:pict>
       </w:r>
     </w:p>
@@ -4935,7 +7758,23 @@
           <w:b/>
           <w:bCs/>
         </w:rPr>
-        <w:t>passiamo allo stacking mediano</w:t>
+        <w:t xml:space="preserve">passiamo allo </w:t>
+      </w:r>
+      <w:proofErr w:type="spellStart"/>
+      <w:r>
+        <w:rPr>
+          <w:b/>
+          <w:bCs/>
+        </w:rPr>
+        <w:t>stacking</w:t>
+      </w:r>
+      <w:proofErr w:type="spellEnd"/>
+      <w:r>
+        <w:rPr>
+          <w:b/>
+          <w:bCs/>
+        </w:rPr>
+        <w:t xml:space="preserve"> mediano</w:t>
       </w:r>
     </w:p>
     <w:p>
@@ -4956,7 +7795,15 @@
         <w:t>integriamo tutto nel tuo flusso Compose</w:t>
       </w:r>
       <w:r>
-        <w:t xml:space="preserve"> con un pulsante “Stacking Mode”?</w:t>
+        <w:t xml:space="preserve"> con un pulsante “</w:t>
+      </w:r>
+      <w:proofErr w:type="spellStart"/>
+      <w:r>
+        <w:t>Stacking</w:t>
+      </w:r>
+      <w:proofErr w:type="spellEnd"/>
+      <w:r>
+        <w:t xml:space="preserve"> Mode”?</w:t>
       </w:r>
     </w:p>
     <w:p>
@@ -4975,7 +7822,15 @@
     </w:p>
     <w:p>
       <w:r>
-        <w:t xml:space="preserve">E ora che abbiamo rotto il ghiaccio con lo stacking, possiamo iniziare a costruire </w:t>
+        <w:t xml:space="preserve">E ora che abbiamo rotto il ghiaccio con lo </w:t>
+      </w:r>
+      <w:proofErr w:type="spellStart"/>
+      <w:r>
+        <w:t>stacking</w:t>
+      </w:r>
+      <w:proofErr w:type="spellEnd"/>
+      <w:r>
+        <w:t xml:space="preserve">, possiamo iniziare a costruire </w:t>
       </w:r>
       <w:r>
         <w:rPr>
@@ -4995,7 +7850,7 @@
     <w:p>
       <w:r>
         <w:pict w14:anchorId="5E7CC1D5">
-          <v:rect id="_x0000_i1042" style="width:0;height:1.5pt" o:hralign="center" o:hrstd="t" o:hr="t" fillcolor="#a0a0a0" stroked="f"/>
+          <v:rect id="_x0000_i1048" style="width:0;height:1.5pt" o:hralign="center" o:hrstd="t" o:hr="t" fillcolor="#a0a0a0" stroked="f"/>
         </w:pict>
       </w:r>
     </w:p>
@@ -5064,7 +7919,7 @@
     <w:p>
       <w:r>
         <w:pict w14:anchorId="7324EE5A">
-          <v:rect id="_x0000_i1043" style="width:0;height:1.5pt" o:hralign="center" o:hrstd="t" o:hr="t" fillcolor="#a0a0a0" stroked="f"/>
+          <v:rect id="_x0000_i1049" style="width:0;height:1.5pt" o:hralign="center" o:hrstd="t" o:hr="t" fillcolor="#a0a0a0" stroked="f"/>
         </w:pict>
       </w:r>
     </w:p>
@@ -5093,7 +7948,15 @@
     </w:p>
     <w:p>
       <w:r>
-        <w:t>Lo stacking senza allineamento è come mettere 10 foto sfocate una sopra l’altra.</w:t>
+        <w:t xml:space="preserve">Lo </w:t>
+      </w:r>
+      <w:proofErr w:type="spellStart"/>
+      <w:r>
+        <w:t>stacking</w:t>
+      </w:r>
+      <w:proofErr w:type="spellEnd"/>
+      <w:r>
+        <w:t xml:space="preserve"> senza allineamento è come mettere 10 foto sfocate una sopra l’altra.</w:t>
       </w:r>
     </w:p>
     <w:p>
@@ -5162,20 +8025,43 @@
           <w:b/>
           <w:bCs/>
         </w:rPr>
-        <w:t>possiamo implementarlo in Kotlin senza librerie esterne</w:t>
+        <w:t xml:space="preserve">possiamo implementarlo in </w:t>
+      </w:r>
+      <w:proofErr w:type="spellStart"/>
+      <w:r>
+        <w:rPr>
+          <w:b/>
+          <w:bCs/>
+        </w:rPr>
+        <w:t>Kotlin</w:t>
+      </w:r>
+      <w:proofErr w:type="spellEnd"/>
+      <w:r>
+        <w:rPr>
+          <w:b/>
+          <w:bCs/>
+        </w:rPr>
+        <w:t xml:space="preserve"> senza librerie esterne</w:t>
       </w:r>
       <w:r>
         <w:t>, con una cross</w:t>
       </w:r>
       <w:r>
         <w:noBreakHyphen/>
-        <w:t>correlation 2D semplificata.</w:t>
+      </w:r>
+      <w:proofErr w:type="spellStart"/>
+      <w:r>
+        <w:t>correlation</w:t>
+      </w:r>
+      <w:proofErr w:type="spellEnd"/>
+      <w:r>
+        <w:t xml:space="preserve"> 2D semplificata.</w:t>
       </w:r>
     </w:p>
     <w:p>
       <w:r>
         <w:pict w14:anchorId="6AD8FB10">
-          <v:rect id="_x0000_i1044" style="width:0;height:1.5pt" o:hralign="center" o:hrstd="t" o:hr="t" fillcolor="#a0a0a0" stroked="f"/>
+          <v:rect id="_x0000_i1050" style="width:0;height:1.5pt" o:hralign="center" o:hrstd="t" o:hr="t" fillcolor="#a0a0a0" stroked="f"/>
         </w:pict>
       </w:r>
     </w:p>
@@ -5199,7 +8085,23 @@
           <w:b/>
           <w:bCs/>
         </w:rPr>
-        <w:t xml:space="preserve"> 2) Stacking mediano (rumore bassissimo)</w:t>
+        <w:t xml:space="preserve"> 2) </w:t>
+      </w:r>
+      <w:proofErr w:type="spellStart"/>
+      <w:r>
+        <w:rPr>
+          <w:b/>
+          <w:bCs/>
+        </w:rPr>
+        <w:t>Stacking</w:t>
+      </w:r>
+      <w:proofErr w:type="spellEnd"/>
+      <w:r>
+        <w:rPr>
+          <w:b/>
+          <w:bCs/>
+        </w:rPr>
+        <w:t xml:space="preserve"> mediano (rumore bassissimo)</w:t>
       </w:r>
     </w:p>
     <w:p>
@@ -5268,7 +8170,7 @@
     <w:p>
       <w:r>
         <w:pict w14:anchorId="21248522">
-          <v:rect id="_x0000_i1045" style="width:0;height:1.5pt" o:hralign="center" o:hrstd="t" o:hr="t" fillcolor="#a0a0a0" stroked="f"/>
+          <v:rect id="_x0000_i1051" style="width:0;height:1.5pt" o:hralign="center" o:hrstd="t" o:hr="t" fillcolor="#a0a0a0" stroked="f"/>
         </w:pict>
       </w:r>
     </w:p>
@@ -5324,7 +8226,23 @@
         </w:numPr>
       </w:pPr>
       <w:r>
-        <w:t>calcoli la nitidezza (Laplacian variance)</w:t>
+        <w:t>calcoli la nitidezza (</w:t>
+      </w:r>
+      <w:proofErr w:type="spellStart"/>
+      <w:r>
+        <w:t>Laplacian</w:t>
+      </w:r>
+      <w:proofErr w:type="spellEnd"/>
+      <w:r>
+        <w:t xml:space="preserve"> </w:t>
+      </w:r>
+      <w:proofErr w:type="spellStart"/>
+      <w:r>
+        <w:t>variance</w:t>
+      </w:r>
+      <w:proofErr w:type="spellEnd"/>
+      <w:r>
+        <w:t>)</w:t>
       </w:r>
     </w:p>
     <w:p>
@@ -5345,8 +8263,13 @@
           <w:numId w:val="24"/>
         </w:numPr>
       </w:pPr>
-      <w:r>
-        <w:t>li allinei</w:t>
+      <w:proofErr w:type="spellStart"/>
+      <w:r>
+        <w:t>li</w:t>
+      </w:r>
+      <w:proofErr w:type="spellEnd"/>
+      <w:r>
+        <w:t xml:space="preserve"> allinei</w:t>
       </w:r>
     </w:p>
     <w:p>
@@ -5356,19 +8279,40 @@
           <w:numId w:val="24"/>
         </w:numPr>
       </w:pPr>
-      <w:r>
-        <w:t>li stacchi</w:t>
-      </w:r>
-    </w:p>
-    <w:p>
-      <w:r>
-        <w:t>È esattamente quello che fanno Registax e AstroSurface.</w:t>
+      <w:proofErr w:type="spellStart"/>
+      <w:r>
+        <w:t>li</w:t>
+      </w:r>
+      <w:proofErr w:type="spellEnd"/>
+      <w:r>
+        <w:t xml:space="preserve"> stacchi</w:t>
+      </w:r>
+    </w:p>
+    <w:p>
+      <w:r>
+        <w:t xml:space="preserve">È esattamente quello che fanno </w:t>
+      </w:r>
+      <w:proofErr w:type="spellStart"/>
+      <w:r>
+        <w:t>Registax</w:t>
+      </w:r>
+      <w:proofErr w:type="spellEnd"/>
+      <w:r>
+        <w:t xml:space="preserve"> e </w:t>
+      </w:r>
+      <w:proofErr w:type="spellStart"/>
+      <w:r>
+        <w:t>AstroSurface</w:t>
+      </w:r>
+      <w:proofErr w:type="spellEnd"/>
+      <w:r>
+        <w:t>.</w:t>
       </w:r>
     </w:p>
     <w:p>
       <w:r>
         <w:pict w14:anchorId="1114279F">
-          <v:rect id="_x0000_i1046" style="width:0;height:1.5pt" o:hralign="center" o:hrstd="t" o:hr="t" fillcolor="#a0a0a0" stroked="f"/>
+          <v:rect id="_x0000_i1052" style="width:0;height:1.5pt" o:hralign="center" o:hrstd="t" o:hr="t" fillcolor="#a0a0a0" stroked="f"/>
         </w:pict>
       </w:r>
     </w:p>
@@ -5392,12 +8336,60 @@
           <w:b/>
           <w:bCs/>
         </w:rPr>
-        <w:t xml:space="preserve"> 4) Sharpening controllato (Unsharp Mask)</w:t>
-      </w:r>
-    </w:p>
-    <w:p>
-      <w:r>
-        <w:t>Dopo lo stacking, un leggero sharpening:</w:t>
+        <w:t xml:space="preserve"> 4) </w:t>
+      </w:r>
+      <w:proofErr w:type="spellStart"/>
+      <w:r>
+        <w:rPr>
+          <w:b/>
+          <w:bCs/>
+        </w:rPr>
+        <w:t>Sharpening</w:t>
+      </w:r>
+      <w:proofErr w:type="spellEnd"/>
+      <w:r>
+        <w:rPr>
+          <w:b/>
+          <w:bCs/>
+        </w:rPr>
+        <w:t xml:space="preserve"> controllato (</w:t>
+      </w:r>
+      <w:proofErr w:type="spellStart"/>
+      <w:r>
+        <w:rPr>
+          <w:b/>
+          <w:bCs/>
+        </w:rPr>
+        <w:t>Unsharp</w:t>
+      </w:r>
+      <w:proofErr w:type="spellEnd"/>
+      <w:r>
+        <w:rPr>
+          <w:b/>
+          <w:bCs/>
+        </w:rPr>
+        <w:t xml:space="preserve"> Mask)</w:t>
+      </w:r>
+    </w:p>
+    <w:p>
+      <w:r>
+        <w:t xml:space="preserve">Dopo lo </w:t>
+      </w:r>
+      <w:proofErr w:type="spellStart"/>
+      <w:r>
+        <w:t>stacking</w:t>
+      </w:r>
+      <w:proofErr w:type="spellEnd"/>
+      <w:r>
+        <w:t xml:space="preserve">, un leggero </w:t>
+      </w:r>
+      <w:proofErr w:type="spellStart"/>
+      <w:r>
+        <w:t>sharpening</w:t>
+      </w:r>
+      <w:proofErr w:type="spellEnd"/>
+      <w:r>
+        <w:t>:</w:t>
       </w:r>
     </w:p>
     <w:p>
@@ -5441,7 +8433,7 @@
     <w:p>
       <w:r>
         <w:pict w14:anchorId="4D40B010">
-          <v:rect id="_x0000_i1047" style="width:0;height:1.5pt" o:hralign="center" o:hrstd="t" o:hr="t" fillcolor="#a0a0a0" stroked="f"/>
+          <v:rect id="_x0000_i1053" style="width:0;height:1.5pt" o:hralign="center" o:hrstd="t" o:hr="t" fillcolor="#a0a0a0" stroked="f"/>
         </w:pict>
       </w:r>
     </w:p>
@@ -5470,7 +8462,15 @@
     </w:p>
     <w:p>
       <w:r>
-        <w:t>Per oggetti deep sky (ammassi, nebulose, galassie):</w:t>
+        <w:t xml:space="preserve">Per oggetti deep </w:t>
+      </w:r>
+      <w:proofErr w:type="spellStart"/>
+      <w:r>
+        <w:t>sky</w:t>
+      </w:r>
+      <w:proofErr w:type="spellEnd"/>
+      <w:r>
+        <w:t xml:space="preserve"> (ammassi, nebulose, galassie):</w:t>
       </w:r>
     </w:p>
     <w:p>
@@ -5502,8 +8502,13 @@
           <w:numId w:val="26"/>
         </w:numPr>
       </w:pPr>
-      <w:r>
-        <w:t>stacking di esposizioni lunghe</w:t>
+      <w:proofErr w:type="spellStart"/>
+      <w:r>
+        <w:t>stacking</w:t>
+      </w:r>
+      <w:proofErr w:type="spellEnd"/>
+      <w:r>
+        <w:t xml:space="preserve"> di esposizioni lunghe</w:t>
       </w:r>
     </w:p>
     <w:p>
@@ -5518,7 +8523,7 @@
     <w:p>
       <w:r>
         <w:pict w14:anchorId="45AF4395">
-          <v:rect id="_x0000_i1048" style="width:0;height:1.5pt" o:hralign="center" o:hrstd="t" o:hr="t" fillcolor="#a0a0a0" stroked="f"/>
+          <v:rect id="_x0000_i1054" style="width:0;height:1.5pt" o:hralign="center" o:hrstd="t" o:hr="t" fillcolor="#a0a0a0" stroked="f"/>
         </w:pict>
       </w:r>
     </w:p>
@@ -5542,7 +8547,23 @@
           <w:b/>
           <w:bCs/>
         </w:rPr>
-        <w:t xml:space="preserve"> 6) Focus peaking (per mettere a fuoco il telescopio)</w:t>
+        <w:t xml:space="preserve"> 6) Focus </w:t>
+      </w:r>
+      <w:proofErr w:type="spellStart"/>
+      <w:r>
+        <w:rPr>
+          <w:b/>
+          <w:bCs/>
+        </w:rPr>
+        <w:t>peaking</w:t>
+      </w:r>
+      <w:proofErr w:type="spellEnd"/>
+      <w:r>
+        <w:rPr>
+          <w:b/>
+          <w:bCs/>
+        </w:rPr>
+        <w:t xml:space="preserve"> (per mettere a fuoco il telescopio)</w:t>
       </w:r>
     </w:p>
     <w:p>
@@ -5551,7 +8572,15 @@
       </w:r>
       <w:r>
         <w:br/>
-        <w:t>Il focus peaking ti dice quando sei a fuoco perfetto.</w:t>
+        <w:t xml:space="preserve">Il focus </w:t>
+      </w:r>
+      <w:proofErr w:type="spellStart"/>
+      <w:r>
+        <w:t>peaking</w:t>
+      </w:r>
+      <w:proofErr w:type="spellEnd"/>
+      <w:r>
+        <w:t xml:space="preserve"> ti dice quando sei a fuoco perfetto.</w:t>
       </w:r>
     </w:p>
     <w:p>
@@ -5563,7 +8592,7 @@
       <w:r>
         <w:lastRenderedPageBreak/>
         <w:pict w14:anchorId="6FC088F0">
-          <v:rect id="_x0000_i1049" style="width:0;height:1.5pt" o:hralign="center" o:hrstd="t" o:hr="t" fillcolor="#a0a0a0" stroked="f"/>
+          <v:rect id="_x0000_i1055" style="width:0;height:1.5pt" o:hralign="center" o:hrstd="t" o:hr="t" fillcolor="#a0a0a0" stroked="f"/>
         </w:pict>
       </w:r>
     </w:p>
@@ -5587,8 +8616,17 @@
           <w:b/>
           <w:bCs/>
         </w:rPr>
-        <w:t xml:space="preserve"> 7) Livella digitale + drift indicator</w:t>
-      </w:r>
+        <w:t xml:space="preserve"> 7) Livella digitale + drift </w:t>
+      </w:r>
+      <w:proofErr w:type="spellStart"/>
+      <w:r>
+        <w:rPr>
+          <w:b/>
+          <w:bCs/>
+        </w:rPr>
+        <w:t>indicator</w:t>
+      </w:r>
+      <w:proofErr w:type="spellEnd"/>
     </w:p>
     <w:p>
       <w:r>
@@ -5598,7 +8636,7 @@
     <w:p>
       <w:r>
         <w:pict w14:anchorId="485248E9">
-          <v:rect id="_x0000_i1050" style="width:0;height:1.5pt" o:hralign="center" o:hrstd="t" o:hr="t" fillcolor="#a0a0a0" stroked="f"/>
+          <v:rect id="_x0000_i1056" style="width:0;height:1.5pt" o:hralign="center" o:hrstd="t" o:hr="t" fillcolor="#a0a0a0" stroked="f"/>
         </w:pict>
       </w:r>
     </w:p>
@@ -5687,7 +8725,7 @@
     <w:p>
       <w:r>
         <w:pict w14:anchorId="17C3F7E0">
-          <v:rect id="_x0000_i1051" style="width:0;height:1.5pt" o:hralign="center" o:hrstd="t" o:hr="t" fillcolor="#a0a0a0" stroked="f"/>
+          <v:rect id="_x0000_i1057" style="width:0;height:1.5pt" o:hralign="center" o:hrstd="t" o:hr="t" fillcolor="#a0a0a0" stroked="f"/>
         </w:pict>
       </w:r>
     </w:p>
@@ -5716,7 +8754,15 @@
     </w:p>
     <w:p>
       <w:r>
-        <w:t>Visto che lo stacking base ora funziona, il prossimo passo logico è:</w:t>
+        <w:t xml:space="preserve">Visto che lo </w:t>
+      </w:r>
+      <w:proofErr w:type="spellStart"/>
+      <w:r>
+        <w:t>stacking</w:t>
+      </w:r>
+      <w:proofErr w:type="spellEnd"/>
+      <w:r>
+        <w:t xml:space="preserve"> base ora funziona, il prossimo passo logico è:</w:t>
       </w:r>
     </w:p>
     <w:p>
@@ -5759,8 +8805,12 @@
       </w:r>
       <w:r>
         <w:noBreakHyphen/>
+      </w:r>
+      <w:proofErr w:type="spellStart"/>
+      <w:r>
         <w:t>correlation</w:t>
       </w:r>
+      <w:proofErr w:type="spellEnd"/>
     </w:p>
     <w:p>
       <w:pPr>
@@ -5770,7 +8820,15 @@
         </w:numPr>
       </w:pPr>
       <w:r>
-        <w:t>calcolo dello shift (dx, dy)</w:t>
+        <w:t xml:space="preserve">calcolo dello shift (dx, </w:t>
+      </w:r>
+      <w:proofErr w:type="spellStart"/>
+      <w:r>
+        <w:t>dy</w:t>
+      </w:r>
+      <w:proofErr w:type="spellEnd"/>
+      <w:r>
+        <w:t>)</w:t>
       </w:r>
     </w:p>
     <w:p>
@@ -5792,12 +8850,28 @@
         </w:numPr>
       </w:pPr>
       <w:r>
-        <w:t>integrazione nello stacking che hai già</w:t>
-      </w:r>
-    </w:p>
-    <w:p>
-      <w:r>
-        <w:t>Tutto in Kotlin, tutto pronto da incollare.</w:t>
+        <w:t xml:space="preserve">integrazione nello </w:t>
+      </w:r>
+      <w:proofErr w:type="spellStart"/>
+      <w:r>
+        <w:t>stacking</w:t>
+      </w:r>
+      <w:proofErr w:type="spellEnd"/>
+      <w:r>
+        <w:t xml:space="preserve"> che hai già</w:t>
+      </w:r>
+    </w:p>
+    <w:p>
+      <w:r>
+        <w:t xml:space="preserve">Tutto in </w:t>
+      </w:r>
+      <w:proofErr w:type="spellStart"/>
+      <w:r>
+        <w:t>Kotlin</w:t>
+      </w:r>
+      <w:proofErr w:type="spellEnd"/>
+      <w:r>
+        <w:t>, tutto pronto da incollare.</w:t>
       </w:r>
     </w:p>
     <w:p/>
@@ -5817,7 +8891,25 @@
           <w:b/>
           <w:bCs/>
         </w:rPr>
-        <w:t>🔭 Vuoi fare stacking SERIO da astrofotografia?</w:t>
+        <w:t xml:space="preserve">🔭 Vuoi fare </w:t>
+      </w:r>
+      <w:proofErr w:type="spellStart"/>
+      <w:r>
+        <w:rPr>
+          <w:rFonts w:ascii="Segoe UI Emoji" w:hAnsi="Segoe UI Emoji" w:cs="Segoe UI Emoji"/>
+          <w:b/>
+          <w:bCs/>
+        </w:rPr>
+        <w:t>stacking</w:t>
+      </w:r>
+      <w:proofErr w:type="spellEnd"/>
+      <w:r>
+        <w:rPr>
+          <w:rFonts w:ascii="Segoe UI Emoji" w:hAnsi="Segoe UI Emoji" w:cs="Segoe UI Emoji"/>
+          <w:b/>
+          <w:bCs/>
+        </w:rPr>
+        <w:t xml:space="preserve"> SERIO da astrofotografia?</w:t>
       </w:r>
     </w:p>
     <w:p>
@@ -5906,8 +8998,18 @@
           <w:b/>
           <w:bCs/>
         </w:rPr>
-        <w:t>Dark frame subtraction</w:t>
-      </w:r>
+        <w:t xml:space="preserve">Dark frame </w:t>
+      </w:r>
+      <w:proofErr w:type="spellStart"/>
+      <w:r>
+        <w:rPr>
+          <w:rFonts w:ascii="Segoe UI Emoji" w:hAnsi="Segoe UI Emoji" w:cs="Segoe UI Emoji"/>
+          <w:b/>
+          <w:bCs/>
+        </w:rPr>
+        <w:t>subtraction</w:t>
+      </w:r>
+      <w:proofErr w:type="spellEnd"/>
     </w:p>
     <w:p>
       <w:pPr>
@@ -5921,14 +9023,34 @@
           <w:bCs/>
         </w:rPr>
       </w:pPr>
-      <w:r>
-        <w:rPr>
-          <w:rFonts w:ascii="Segoe UI Emoji" w:hAnsi="Segoe UI Emoji" w:cs="Segoe UI Emoji"/>
-          <w:b/>
-          <w:bCs/>
-        </w:rPr>
-        <w:t>Flat field correction</w:t>
-      </w:r>
+      <w:proofErr w:type="spellStart"/>
+      <w:r>
+        <w:rPr>
+          <w:rFonts w:ascii="Segoe UI Emoji" w:hAnsi="Segoe UI Emoji" w:cs="Segoe UI Emoji"/>
+          <w:b/>
+          <w:bCs/>
+        </w:rPr>
+        <w:t>Flat</w:t>
+      </w:r>
+      <w:proofErr w:type="spellEnd"/>
+      <w:r>
+        <w:rPr>
+          <w:rFonts w:ascii="Segoe UI Emoji" w:hAnsi="Segoe UI Emoji" w:cs="Segoe UI Emoji"/>
+          <w:b/>
+          <w:bCs/>
+        </w:rPr>
+        <w:t xml:space="preserve"> field </w:t>
+      </w:r>
+      <w:proofErr w:type="spellStart"/>
+      <w:r>
+        <w:rPr>
+          <w:rFonts w:ascii="Segoe UI Emoji" w:hAnsi="Segoe UI Emoji" w:cs="Segoe UI Emoji"/>
+          <w:b/>
+          <w:bCs/>
+        </w:rPr>
+        <w:t>correction</w:t>
+      </w:r>
+      <w:proofErr w:type="spellEnd"/>
     </w:p>
     <w:p>
       <w:pPr>
@@ -5942,6 +9064,7 @@
           <w:bCs/>
         </w:rPr>
       </w:pPr>
+      <w:proofErr w:type="spellStart"/>
       <w:r>
         <w:rPr>
           <w:rFonts w:ascii="Segoe UI Emoji" w:hAnsi="Segoe UI Emoji" w:cs="Segoe UI Emoji"/>
@@ -5949,7 +9072,16 @@
           <w:bCs/>
         </w:rPr>
         <w:lastRenderedPageBreak/>
-        <w:t>Debayering RAW se vuoi lavorare in DNG</w:t>
+        <w:t>Debayering</w:t>
+      </w:r>
+      <w:proofErr w:type="spellEnd"/>
+      <w:r>
+        <w:rPr>
+          <w:rFonts w:ascii="Segoe UI Emoji" w:hAnsi="Segoe UI Emoji" w:cs="Segoe UI Emoji"/>
+          <w:b/>
+          <w:bCs/>
+        </w:rPr>
+        <w:t xml:space="preserve"> RAW se vuoi lavorare in DNG</w:t>
       </w:r>
     </w:p>
     <w:p>
@@ -5970,6 +9102,11 @@
       </w:r>
     </w:p>
     <w:p/>
+    <w:p>
+      <w:r>
+        <w:t>Ho avviato la pagina, Icona Android 48×48 PNG. Puoi modificarla ora o tornare più tardi.</w:t>
+      </w:r>
+    </w:p>
     <w:p/>
     <w:sectPr>
       <w:pgSz w:w="11906" w:h="16838"/>

--- a/Doc/RoadMap.docx
+++ b/Doc/RoadMap.docx
@@ -65,77 +65,55 @@
       <w:pPr>
         <w:ind w:firstLine="708"/>
       </w:pPr>
-      <w:proofErr w:type="spellStart"/>
-      <w:r>
-        <w:t>Stacked</w:t>
-      </w:r>
-      <w:proofErr w:type="spellEnd"/>
-      <w:r>
-        <w:t xml:space="preserve"> photo appare ruotata</w:t>
+      <w:r>
+        <w:t>Messaggi su multiple photo</w:t>
       </w:r>
     </w:p>
     <w:p>
       <w:pPr>
         <w:ind w:firstLine="708"/>
       </w:pPr>
-      <w:r>
-        <w:t xml:space="preserve">Messaggi durante lo </w:t>
-      </w:r>
-      <w:proofErr w:type="spellStart"/>
-      <w:r>
-        <w:t>stacking</w:t>
-      </w:r>
-      <w:proofErr w:type="spellEnd"/>
+      <w:proofErr w:type="spellStart"/>
+      <w:r>
+        <w:t>Stacking</w:t>
+      </w:r>
+      <w:proofErr w:type="spellEnd"/>
+      <w:r>
+        <w:t xml:space="preserve"> messaggio durante lavoro</w:t>
+      </w:r>
     </w:p>
     <w:p>
       <w:pPr>
         <w:ind w:firstLine="708"/>
       </w:pPr>
       <w:r>
-        <w:t xml:space="preserve">Name della foto </w:t>
-      </w:r>
-      <w:proofErr w:type="spellStart"/>
-      <w:r>
-        <w:t>stacked</w:t>
-      </w:r>
-      <w:proofErr w:type="spellEnd"/>
-      <w:r>
-        <w:t xml:space="preserve"> (usare tempo come nelle altre)</w:t>
-      </w:r>
-    </w:p>
-    <w:p/>
-    <w:p>
-      <w:pPr>
-        <w:rPr>
-          <w:lang w:val="en-GB"/>
-        </w:rPr>
-      </w:pPr>
-      <w:r>
-        <w:rPr>
-          <w:lang w:val="en-GB"/>
-        </w:rPr>
-        <w:t>Version 0.6.x</w:t>
+        <w:t>Photo visibile in Photo App?</w:t>
       </w:r>
     </w:p>
     <w:p>
       <w:pPr>
         <w:ind w:firstLine="708"/>
-        <w:rPr>
-          <w:lang w:val="en-GB"/>
-        </w:rPr>
-      </w:pPr>
-      <w:r>
-        <w:rPr>
-          <w:lang w:val="en-GB"/>
-        </w:rPr>
-        <w:t>Other photo settings</w:t>
-      </w:r>
-    </w:p>
-    <w:p>
-      <w:pPr>
-        <w:rPr>
-          <w:lang w:val="en-GB"/>
-        </w:rPr>
+      </w:pPr>
+      <w:r>
+        <w:t xml:space="preserve">Dividere Settings in </w:t>
+      </w:r>
+      <w:proofErr w:type="spellStart"/>
+      <w:r>
+        <w:t>settingsVideo</w:t>
+      </w:r>
+      <w:proofErr w:type="spellEnd"/>
+      <w:r>
+        <w:t xml:space="preserve"> e </w:t>
+      </w:r>
+      <w:proofErr w:type="spellStart"/>
+      <w:r>
+        <w:t>SettingsPhoto</w:t>
+      </w:r>
+      <w:proofErr w:type="spellEnd"/>
+    </w:p>
+    <w:p>
+      <w:pPr>
+        <w:ind w:firstLine="708"/>
       </w:pPr>
     </w:p>
     <w:p>
@@ -154,6 +132,167 @@
         <w:rPr>
           <w:lang w:val="en-GB"/>
         </w:rPr>
+        <w:t>6</w:t>
+      </w:r>
+      <w:r>
+        <w:rPr>
+          <w:lang w:val="en-GB"/>
+        </w:rPr>
+        <w:t>.x</w:t>
+      </w:r>
+    </w:p>
+    <w:p>
+      <w:pPr>
+        <w:rPr>
+          <w:lang w:val="en-GB"/>
+        </w:rPr>
+      </w:pPr>
+      <w:r>
+        <w:rPr>
+          <w:lang w:val="en-GB"/>
+        </w:rPr>
+        <w:tab/>
+      </w:r>
+      <w:r>
+        <w:rPr>
+          <w:lang w:val="en-GB"/>
+        </w:rPr>
+        <w:t xml:space="preserve">Stacking con buffer </w:t>
+      </w:r>
+      <w:proofErr w:type="spellStart"/>
+      <w:r>
+        <w:rPr>
+          <w:lang w:val="en-GB"/>
+        </w:rPr>
+        <w:t>preaallocati</w:t>
+      </w:r>
+      <w:proofErr w:type="spellEnd"/>
+    </w:p>
+    <w:p>
+      <w:pPr>
+        <w:rPr>
+          <w:lang w:val="en-GB"/>
+        </w:rPr>
+      </w:pPr>
+      <w:r>
+        <w:rPr>
+          <w:lang w:val="en-GB"/>
+        </w:rPr>
+        <w:tab/>
+      </w:r>
+      <w:r>
+        <w:rPr>
+          <w:lang w:val="en-GB"/>
+        </w:rPr>
+        <w:t xml:space="preserve">Stacking con </w:t>
+      </w:r>
+      <w:proofErr w:type="spellStart"/>
+      <w:r>
+        <w:rPr>
+          <w:lang w:val="en-GB"/>
+        </w:rPr>
+        <w:t>color</w:t>
+      </w:r>
+      <w:proofErr w:type="spellEnd"/>
+      <w:r>
+        <w:rPr>
+          <w:lang w:val="en-GB"/>
+        </w:rPr>
+        <w:t xml:space="preserve"> </w:t>
+      </w:r>
+      <w:proofErr w:type="spellStart"/>
+      <w:r>
+        <w:rPr>
+          <w:lang w:val="en-GB"/>
+        </w:rPr>
+        <w:t>anzicheò</w:t>
+      </w:r>
+      <w:proofErr w:type="spellEnd"/>
+      <w:r>
+        <w:rPr>
+          <w:lang w:val="en-GB"/>
+        </w:rPr>
+        <w:t xml:space="preserve"> gr</w:t>
+      </w:r>
+      <w:r>
+        <w:rPr>
+          <w:lang w:val="en-GB"/>
+        </w:rPr>
+        <w:t>ayscale</w:t>
+      </w:r>
+    </w:p>
+    <w:p>
+      <w:pPr>
+        <w:rPr>
+          <w:lang w:val="en-GB"/>
+        </w:rPr>
+      </w:pPr>
+      <w:r>
+        <w:rPr>
+          <w:lang w:val="en-GB"/>
+        </w:rPr>
+        <w:tab/>
+        <w:t xml:space="preserve">Stacking </w:t>
+      </w:r>
+      <w:proofErr w:type="spellStart"/>
+      <w:r>
+        <w:rPr>
+          <w:i/>
+          <w:iCs/>
+          <w:lang w:val="en-GB"/>
+        </w:rPr>
+        <w:t>più</w:t>
+      </w:r>
+      <w:proofErr w:type="spellEnd"/>
+      <w:r>
+        <w:rPr>
+          <w:i/>
+          <w:iCs/>
+          <w:lang w:val="en-GB"/>
+        </w:rPr>
+        <w:t xml:space="preserve"> “astro” (sigma</w:t>
+      </w:r>
+      <w:r>
+        <w:rPr>
+          <w:i/>
+          <w:iCs/>
+          <w:lang w:val="en-GB"/>
+        </w:rPr>
+        <w:noBreakHyphen/>
+        <w:t>clipping, dark frame, flat field)</w:t>
+      </w:r>
+    </w:p>
+    <w:p>
+      <w:pPr>
+        <w:ind w:firstLine="708"/>
+        <w:rPr>
+          <w:lang w:val="en-GB"/>
+        </w:rPr>
+      </w:pPr>
+    </w:p>
+    <w:p>
+      <w:pPr>
+        <w:rPr>
+          <w:lang w:val="en-GB"/>
+        </w:rPr>
+      </w:pPr>
+    </w:p>
+    <w:p>
+      <w:pPr>
+        <w:rPr>
+          <w:lang w:val="en-GB"/>
+        </w:rPr>
+      </w:pPr>
+      <w:r>
+        <w:rPr>
+          <w:lang w:val="en-GB"/>
+        </w:rPr>
+        <w:t>Version 0.</w:t>
+      </w:r>
+      <w:r>
+        <w:rPr>
+          <w:lang w:val="en-GB"/>
+        </w:rPr>
         <w:t>7</w:t>
       </w:r>
       <w:r>
@@ -165,27 +304,37 @@
     </w:p>
     <w:p>
       <w:pPr>
-        <w:rPr>
-          <w:lang w:val="fr-FR"/>
-        </w:rPr>
-      </w:pPr>
-      <w:r>
-        <w:rPr>
-          <w:lang w:val="en-GB"/>
-        </w:rPr>
-        <w:tab/>
-      </w:r>
-      <w:r>
-        <w:rPr>
-          <w:lang w:val="fr-FR"/>
-        </w:rPr>
-        <w:t>Voice Recognition interface</w:t>
-      </w:r>
-    </w:p>
-    <w:p>
-      <w:pPr>
-        <w:rPr>
-          <w:lang w:val="fr-FR"/>
+        <w:ind w:firstLine="708"/>
+        <w:rPr>
+          <w:lang w:val="en-GB"/>
+        </w:rPr>
+      </w:pPr>
+      <w:proofErr w:type="spellStart"/>
+      <w:r>
+        <w:rPr>
+          <w:lang w:val="en-GB"/>
+        </w:rPr>
+        <w:t>Analyze</w:t>
+      </w:r>
+      <w:proofErr w:type="spellEnd"/>
+      <w:r>
+        <w:rPr>
+          <w:lang w:val="en-GB"/>
+        </w:rPr>
+        <w:t xml:space="preserve"> Photos before stacking</w:t>
+      </w:r>
+    </w:p>
+    <w:p>
+      <w:pPr>
+        <w:rPr>
+          <w:lang w:val="en-GB"/>
+        </w:rPr>
+      </w:pPr>
+    </w:p>
+    <w:p>
+      <w:pPr>
+        <w:rPr>
+          <w:lang w:val="en-GB"/>
         </w:rPr>
       </w:pPr>
     </w:p>
@@ -253,25 +402,68 @@
     <w:p>
       <w:pPr>
         <w:ind w:firstLine="708"/>
-      </w:pPr>
-      <w:r>
-        <w:t xml:space="preserve">Video voice </w:t>
-      </w:r>
-      <w:proofErr w:type="spellStart"/>
-      <w:r>
+        <w:rPr>
+          <w:lang w:val="fr-FR"/>
+        </w:rPr>
+      </w:pPr>
+      <w:r>
+        <w:rPr>
+          <w:lang w:val="fr-FR"/>
+        </w:rPr>
+        <w:t xml:space="preserve">Video </w:t>
+      </w:r>
+      <w:proofErr w:type="spellStart"/>
+      <w:r>
+        <w:rPr>
+          <w:lang w:val="fr-FR"/>
+        </w:rPr>
+        <w:t>voice</w:t>
+      </w:r>
+      <w:proofErr w:type="spellEnd"/>
+      <w:r>
+        <w:rPr>
+          <w:lang w:val="fr-FR"/>
+        </w:rPr>
+        <w:t xml:space="preserve"> </w:t>
+      </w:r>
+      <w:proofErr w:type="spellStart"/>
+      <w:r>
+        <w:rPr>
+          <w:lang w:val="fr-FR"/>
+        </w:rPr>
         <w:t>commands</w:t>
       </w:r>
       <w:proofErr w:type="spellEnd"/>
     </w:p>
-    <w:p/>
-    <w:p>
-      <w:r>
+    <w:p>
+      <w:pPr>
+        <w:rPr>
+          <w:lang w:val="fr-FR"/>
+        </w:rPr>
+      </w:pPr>
+    </w:p>
+    <w:p>
+      <w:pPr>
+        <w:rPr>
+          <w:lang w:val="fr-FR"/>
+        </w:rPr>
+      </w:pPr>
+      <w:r>
+        <w:rPr>
+          <w:lang w:val="fr-FR"/>
+        </w:rPr>
         <w:t>Version 0.</w:t>
       </w:r>
       <w:r>
+        <w:rPr>
+          <w:lang w:val="fr-FR"/>
+        </w:rPr>
         <w:t>9</w:t>
       </w:r>
       <w:r>
+        <w:rPr>
+          <w:lang w:val="fr-FR"/>
+        </w:rPr>
         <w:t>.x</w:t>
       </w:r>
     </w:p>
@@ -280,8 +472,21 @@
         <w:ind w:firstLine="708"/>
       </w:pPr>
       <w:r>
-        <w:t>Cover</w:t>
-      </w:r>
+        <w:t xml:space="preserve">Voice </w:t>
+      </w:r>
+      <w:proofErr w:type="spellStart"/>
+      <w:r>
+        <w:t>Recognition</w:t>
+      </w:r>
+      <w:proofErr w:type="spellEnd"/>
+      <w:r>
+        <w:t xml:space="preserve"> </w:t>
+      </w:r>
+      <w:proofErr w:type="spellStart"/>
+      <w:r>
+        <w:t>interface</w:t>
+      </w:r>
+      <w:proofErr w:type="spellEnd"/>
     </w:p>
     <w:p/>
     <w:p/>
@@ -457,11 +662,19 @@
         </w:rPr>
       </w:pPr>
       <w:proofErr w:type="spellStart"/>
-      <w:r>
-        <w:rPr>
-          <w:lang w:val="en-GB"/>
-        </w:rPr>
-        <w:t>activity?.let</w:t>
+      <w:proofErr w:type="gramStart"/>
+      <w:r>
+        <w:rPr>
+          <w:lang w:val="en-GB"/>
+        </w:rPr>
+        <w:t>activity?.</w:t>
+      </w:r>
+      <w:proofErr w:type="gramEnd"/>
+      <w:r>
+        <w:rPr>
+          <w:lang w:val="en-GB"/>
+        </w:rPr>
+        <w:t>let</w:t>
       </w:r>
       <w:proofErr w:type="spellEnd"/>
       <w:r>
@@ -495,9 +708,24 @@
         <w:rPr>
           <w:lang w:val="en-GB"/>
         </w:rPr>
-        <w:t xml:space="preserve"> intent = Intent(it, </w:t>
-      </w:r>
-      <w:proofErr w:type="spellStart"/>
+        <w:t xml:space="preserve"> intent = </w:t>
+      </w:r>
+      <w:proofErr w:type="gramStart"/>
+      <w:r>
+        <w:rPr>
+          <w:lang w:val="en-GB"/>
+        </w:rPr>
+        <w:t>Intent(</w:t>
+      </w:r>
+      <w:proofErr w:type="gramEnd"/>
+      <w:r>
+        <w:rPr>
+          <w:lang w:val="en-GB"/>
+        </w:rPr>
+        <w:t xml:space="preserve">it, </w:t>
+      </w:r>
+      <w:proofErr w:type="spellStart"/>
+      <w:proofErr w:type="gramStart"/>
       <w:r>
         <w:rPr>
           <w:lang w:val="en-GB"/>
@@ -509,7 +737,14 @@
         <w:rPr>
           <w:lang w:val="en-GB"/>
         </w:rPr>
-        <w:t>::class.java)</w:t>
+        <w:t>::</w:t>
+      </w:r>
+      <w:proofErr w:type="gramEnd"/>
+      <w:r>
+        <w:rPr>
+          <w:lang w:val="en-GB"/>
+        </w:rPr>
+        <w:t>class.java)</w:t>
       </w:r>
     </w:p>
     <w:p>
@@ -525,6 +760,7 @@
         <w:t xml:space="preserve">    </w:t>
       </w:r>
       <w:proofErr w:type="spellStart"/>
+      <w:proofErr w:type="gramStart"/>
       <w:r>
         <w:rPr>
           <w:lang w:val="en-GB"/>
@@ -532,6 +768,7 @@
         <w:t>it.startActivity</w:t>
       </w:r>
       <w:proofErr w:type="spellEnd"/>
+      <w:proofErr w:type="gramEnd"/>
       <w:r>
         <w:rPr>
           <w:lang w:val="en-GB"/>
@@ -607,11 +844,19 @@
         <w:t xml:space="preserve"> = </w:t>
       </w:r>
       <w:proofErr w:type="spellStart"/>
-      <w:r>
-        <w:rPr>
-          <w:lang w:val="en-GB"/>
-        </w:rPr>
-        <w:t>Manifest.permission.RECORD_AUDIO</w:t>
+      <w:proofErr w:type="gramStart"/>
+      <w:r>
+        <w:rPr>
+          <w:lang w:val="en-GB"/>
+        </w:rPr>
+        <w:t>Manifest.permission.RECORD</w:t>
+      </w:r>
+      <w:proofErr w:type="gramEnd"/>
+      <w:r>
+        <w:rPr>
+          <w:lang w:val="en-GB"/>
+        </w:rPr>
+        <w:t>_AUDIO</w:t>
       </w:r>
       <w:proofErr w:type="spellEnd"/>
     </w:p>
@@ -650,6 +895,7 @@
         <w:t xml:space="preserve"> = </w:t>
       </w:r>
       <w:proofErr w:type="spellStart"/>
+      <w:proofErr w:type="gramStart"/>
       <w:r>
         <w:rPr>
           <w:lang w:val="en-GB"/>
@@ -663,6 +909,7 @@
         </w:rPr>
         <w:t>(</w:t>
       </w:r>
+      <w:proofErr w:type="gramEnd"/>
     </w:p>
     <w:p>
       <w:pPr>
@@ -701,20 +948,48 @@
         <w:rPr>
           <w:lang w:val="en-GB"/>
         </w:rPr>
-        <w:t>) { granted -&gt;</w:t>
-      </w:r>
-    </w:p>
-    <w:p>
-      <w:pPr>
-        <w:rPr>
-          <w:lang w:val="en-GB"/>
-        </w:rPr>
-      </w:pPr>
-      <w:r>
-        <w:rPr>
-          <w:lang w:val="en-GB"/>
-        </w:rPr>
-        <w:t xml:space="preserve">    if (!granted) {</w:t>
+        <w:t xml:space="preserve">) </w:t>
+      </w:r>
+      <w:proofErr w:type="gramStart"/>
+      <w:r>
+        <w:rPr>
+          <w:lang w:val="en-GB"/>
+        </w:rPr>
+        <w:t>{ granted</w:t>
+      </w:r>
+      <w:proofErr w:type="gramEnd"/>
+      <w:r>
+        <w:rPr>
+          <w:lang w:val="en-GB"/>
+        </w:rPr>
+        <w:t xml:space="preserve"> -&gt;</w:t>
+      </w:r>
+    </w:p>
+    <w:p>
+      <w:pPr>
+        <w:rPr>
+          <w:lang w:val="en-GB"/>
+        </w:rPr>
+      </w:pPr>
+      <w:r>
+        <w:rPr>
+          <w:lang w:val="en-GB"/>
+        </w:rPr>
+        <w:t xml:space="preserve">    if </w:t>
+      </w:r>
+      <w:proofErr w:type="gramStart"/>
+      <w:r>
+        <w:rPr>
+          <w:lang w:val="en-GB"/>
+        </w:rPr>
+        <w:t>(!granted</w:t>
+      </w:r>
+      <w:proofErr w:type="gramEnd"/>
+      <w:r>
+        <w:rPr>
+          <w:lang w:val="en-GB"/>
+        </w:rPr>
+        <w:t>) {</w:t>
       </w:r>
     </w:p>
     <w:p>
@@ -793,11 +1068,19 @@
         <w:t>Toast.LENGTH_SHORT</w:t>
       </w:r>
       <w:proofErr w:type="spellEnd"/>
-      <w:r>
-        <w:rPr>
-          <w:lang w:val="en-GB"/>
-        </w:rPr>
-        <w:t>).show()</w:t>
+      <w:proofErr w:type="gramStart"/>
+      <w:r>
+        <w:rPr>
+          <w:lang w:val="en-GB"/>
+        </w:rPr>
+        <w:t>).show</w:t>
+      </w:r>
+      <w:proofErr w:type="gramEnd"/>
+      <w:r>
+        <w:rPr>
+          <w:lang w:val="en-GB"/>
+        </w:rPr>
+        <w:t>()</w:t>
       </w:r>
     </w:p>
     <w:p>
@@ -876,8 +1159,13 @@
       <w:r>
         <w:t xml:space="preserve">    </w:t>
       </w:r>
-      <w:r>
-        <w:t xml:space="preserve">!= </w:t>
+      <w:proofErr w:type="gramStart"/>
+      <w:r>
+        <w:t>!=</w:t>
+      </w:r>
+      <w:proofErr w:type="gramEnd"/>
+      <w:r>
+        <w:t xml:space="preserve"> </w:t>
       </w:r>
       <w:proofErr w:type="spellStart"/>
       <w:r>
@@ -892,6 +1180,7 @@
     </w:p>
     <w:p>
       <w:r>
+        <w:lastRenderedPageBreak/>
         <w:t xml:space="preserve">    </w:t>
       </w:r>
       <w:proofErr w:type="spellStart"/>
@@ -929,7 +1218,6 @@
     <w:p/>
     <w:p>
       <w:r>
-        <w:lastRenderedPageBreak/>
         <w:t xml:space="preserve">Antonio, </w:t>
       </w:r>
       <w:r>
@@ -1192,12 +1480,17 @@
         <w:t xml:space="preserve">fai 10–20 scatti con </w:t>
       </w:r>
       <w:proofErr w:type="spellStart"/>
+      <w:proofErr w:type="gramStart"/>
       <w:r>
         <w:t>takePicture</w:t>
       </w:r>
       <w:proofErr w:type="spellEnd"/>
       <w:r>
-        <w:t>()</w:t>
+        <w:t>(</w:t>
+      </w:r>
+      <w:proofErr w:type="gramEnd"/>
+      <w:r>
+        <w:t>)</w:t>
       </w:r>
     </w:p>
     <w:p>
@@ -1309,6 +1602,7 @@
     </w:p>
     <w:p>
       <w:r>
+        <w:lastRenderedPageBreak/>
         <w:pict w14:anchorId="7A9775D4">
           <v:rect id="_x0000_i1026" style="width:0;height:1.5pt" o:hralign="center" o:hrstd="t" o:hr="t" fillcolor="#a0a0a0" stroked="f"/>
         </w:pict>
@@ -1358,7 +1652,6 @@
     </w:p>
     <w:p>
       <w:r>
-        <w:lastRenderedPageBreak/>
         <w:t>Come si fa?</w:t>
       </w:r>
     </w:p>
@@ -1673,6 +1966,7 @@
     </w:p>
     <w:p>
       <w:r>
+        <w:lastRenderedPageBreak/>
         <w:pict w14:anchorId="3DC381FF">
           <v:rect id="_x0000_i1029" style="width:0;height:1.5pt" o:hralign="center" o:hrstd="t" o:hr="t" fillcolor="#a0a0a0" stroked="f"/>
         </w:pict>
@@ -1725,7 +2019,6 @@
         </w:numPr>
       </w:pPr>
       <w:r>
-        <w:lastRenderedPageBreak/>
         <w:t>perfettamente allineato all’asse del telescopio</w:t>
       </w:r>
     </w:p>
@@ -2091,6 +2384,7 @@
           <w:b/>
           <w:bCs/>
         </w:rPr>
+        <w:lastRenderedPageBreak/>
         <w:t>👉</w:t>
       </w:r>
       <w:r>
@@ -2140,7 +2434,6 @@
           <w:b/>
           <w:bCs/>
         </w:rPr>
-        <w:lastRenderedPageBreak/>
         <w:t xml:space="preserve">un modulo completo di </w:t>
       </w:r>
       <w:proofErr w:type="spellStart"/>
@@ -2633,6 +2926,7 @@
           <w:b/>
           <w:bCs/>
         </w:rPr>
+        <w:lastRenderedPageBreak/>
         <w:t xml:space="preserve">4) </w:t>
       </w:r>
       <w:proofErr w:type="spellStart"/>
@@ -2692,7 +2986,6 @@
           <w:b/>
           <w:bCs/>
         </w:rPr>
-        <w:lastRenderedPageBreak/>
         <w:t xml:space="preserve">Perfetto Antonio, ora entriamo nel cuore dello </w:t>
       </w:r>
       <w:proofErr w:type="spellStart"/>
@@ -3155,6 +3448,7 @@
         <w:t xml:space="preserve">fun </w:t>
       </w:r>
       <w:proofErr w:type="spellStart"/>
+      <w:proofErr w:type="gramStart"/>
       <w:r>
         <w:rPr>
           <w:rFonts w:ascii="Segoe UI Emoji" w:hAnsi="Segoe UI Emoji" w:cs="Segoe UI Emoji"/>
@@ -3172,7 +3466,17 @@
           <w:bCs/>
           <w:lang w:val="en-GB"/>
         </w:rPr>
-        <w:t>(context: Context, folder: String): List&lt;Bitmap&gt; {</w:t>
+        <w:t>(</w:t>
+      </w:r>
+      <w:proofErr w:type="gramEnd"/>
+      <w:r>
+        <w:rPr>
+          <w:rFonts w:ascii="Segoe UI Emoji" w:hAnsi="Segoe UI Emoji" w:cs="Segoe UI Emoji"/>
+          <w:b/>
+          <w:bCs/>
+          <w:lang w:val="en-GB"/>
+        </w:rPr>
+        <w:t>context: Context, folder: String): List&lt;Bitmap&gt; {</w:t>
       </w:r>
     </w:p>
     <w:p>
@@ -3231,7 +3535,27 @@
           <w:bCs/>
           <w:lang w:val="en-GB"/>
         </w:rPr>
-        <w:t>&lt;Bitmap&gt;()</w:t>
+        <w:t>&lt;Bitmap</w:t>
+      </w:r>
+      <w:proofErr w:type="gramStart"/>
+      <w:r>
+        <w:rPr>
+          <w:rFonts w:ascii="Segoe UI Emoji" w:hAnsi="Segoe UI Emoji" w:cs="Segoe UI Emoji"/>
+          <w:b/>
+          <w:bCs/>
+          <w:lang w:val="en-GB"/>
+        </w:rPr>
+        <w:t>&gt;(</w:t>
+      </w:r>
+      <w:proofErr w:type="gramEnd"/>
+      <w:r>
+        <w:rPr>
+          <w:rFonts w:ascii="Segoe UI Emoji" w:hAnsi="Segoe UI Emoji" w:cs="Segoe UI Emoji"/>
+          <w:b/>
+          <w:bCs/>
+          <w:lang w:val="en-GB"/>
+        </w:rPr>
+        <w:t>)</w:t>
       </w:r>
     </w:p>
     <w:p>
@@ -3273,14 +3597,25 @@
         <w:t xml:space="preserve"> collection = </w:t>
       </w:r>
       <w:proofErr w:type="spellStart"/>
-      <w:r>
-        <w:rPr>
-          <w:rFonts w:ascii="Segoe UI Emoji" w:hAnsi="Segoe UI Emoji" w:cs="Segoe UI Emoji"/>
-          <w:b/>
-          <w:bCs/>
-          <w:lang w:val="en-GB"/>
-        </w:rPr>
-        <w:t>MediaStore.Images.Media.EXTERNAL_CONTENT_URI</w:t>
+      <w:proofErr w:type="gramStart"/>
+      <w:r>
+        <w:rPr>
+          <w:rFonts w:ascii="Segoe UI Emoji" w:hAnsi="Segoe UI Emoji" w:cs="Segoe UI Emoji"/>
+          <w:b/>
+          <w:bCs/>
+          <w:lang w:val="en-GB"/>
+        </w:rPr>
+        <w:t>MediaStore.Images.Media.EXTERNAL</w:t>
+      </w:r>
+      <w:proofErr w:type="gramEnd"/>
+      <w:r>
+        <w:rPr>
+          <w:rFonts w:ascii="Segoe UI Emoji" w:hAnsi="Segoe UI Emoji" w:cs="Segoe UI Emoji"/>
+          <w:b/>
+          <w:bCs/>
+          <w:lang w:val="en-GB"/>
+        </w:rPr>
+        <w:t>_CONTENT_URI</w:t>
       </w:r>
       <w:proofErr w:type="spellEnd"/>
     </w:p>
@@ -3333,6 +3668,7 @@
         <w:t xml:space="preserve"> projection = </w:t>
       </w:r>
       <w:proofErr w:type="spellStart"/>
+      <w:proofErr w:type="gramStart"/>
       <w:r>
         <w:rPr>
           <w:rFonts w:ascii="Segoe UI Emoji" w:hAnsi="Segoe UI Emoji" w:cs="Segoe UI Emoji"/>
@@ -3352,6 +3688,7 @@
         </w:rPr>
         <w:t>(</w:t>
       </w:r>
+      <w:proofErr w:type="gramEnd"/>
     </w:p>
     <w:p>
       <w:pPr>
@@ -3372,14 +3709,25 @@
         <w:t xml:space="preserve">        </w:t>
       </w:r>
       <w:proofErr w:type="spellStart"/>
-      <w:r>
-        <w:rPr>
-          <w:rFonts w:ascii="Segoe UI Emoji" w:hAnsi="Segoe UI Emoji" w:cs="Segoe UI Emoji"/>
-          <w:b/>
-          <w:bCs/>
-          <w:lang w:val="en-GB"/>
-        </w:rPr>
-        <w:t>MediaStore.Images.Media._ID</w:t>
+      <w:proofErr w:type="gramStart"/>
+      <w:r>
+        <w:rPr>
+          <w:rFonts w:ascii="Segoe UI Emoji" w:hAnsi="Segoe UI Emoji" w:cs="Segoe UI Emoji"/>
+          <w:b/>
+          <w:bCs/>
+          <w:lang w:val="en-GB"/>
+        </w:rPr>
+        <w:t>MediaStore.Images.Media</w:t>
+      </w:r>
+      <w:proofErr w:type="gramEnd"/>
+      <w:r>
+        <w:rPr>
+          <w:rFonts w:ascii="Segoe UI Emoji" w:hAnsi="Segoe UI Emoji" w:cs="Segoe UI Emoji"/>
+          <w:b/>
+          <w:bCs/>
+          <w:lang w:val="en-GB"/>
+        </w:rPr>
+        <w:t>._ID</w:t>
       </w:r>
       <w:proofErr w:type="spellEnd"/>
       <w:r>
@@ -3411,14 +3759,25 @@
         <w:t xml:space="preserve">        </w:t>
       </w:r>
       <w:proofErr w:type="spellStart"/>
-      <w:r>
-        <w:rPr>
-          <w:rFonts w:ascii="Segoe UI Emoji" w:hAnsi="Segoe UI Emoji" w:cs="Segoe UI Emoji"/>
-          <w:b/>
-          <w:bCs/>
-          <w:lang w:val="en-GB"/>
-        </w:rPr>
-        <w:t>MediaStore.Images.Media.DISPLAY_NAME</w:t>
+      <w:proofErr w:type="gramStart"/>
+      <w:r>
+        <w:rPr>
+          <w:rFonts w:ascii="Segoe UI Emoji" w:hAnsi="Segoe UI Emoji" w:cs="Segoe UI Emoji"/>
+          <w:b/>
+          <w:bCs/>
+          <w:lang w:val="en-GB"/>
+        </w:rPr>
+        <w:t>MediaStore.Images.Media.DISPLAY</w:t>
+      </w:r>
+      <w:proofErr w:type="gramEnd"/>
+      <w:r>
+        <w:rPr>
+          <w:rFonts w:ascii="Segoe UI Emoji" w:hAnsi="Segoe UI Emoji" w:cs="Segoe UI Emoji"/>
+          <w:b/>
+          <w:bCs/>
+          <w:lang w:val="en-GB"/>
+        </w:rPr>
+        <w:t>_NAME</w:t>
       </w:r>
       <w:proofErr w:type="spellEnd"/>
       <w:r>
@@ -3450,14 +3809,25 @@
         <w:t xml:space="preserve">        </w:t>
       </w:r>
       <w:proofErr w:type="spellStart"/>
-      <w:r>
-        <w:rPr>
-          <w:rFonts w:ascii="Segoe UI Emoji" w:hAnsi="Segoe UI Emoji" w:cs="Segoe UI Emoji"/>
-          <w:b/>
-          <w:bCs/>
-          <w:lang w:val="en-GB"/>
-        </w:rPr>
-        <w:t>MediaStore.Images.Media.RELATIVE_PATH</w:t>
+      <w:proofErr w:type="gramStart"/>
+      <w:r>
+        <w:rPr>
+          <w:rFonts w:ascii="Segoe UI Emoji" w:hAnsi="Segoe UI Emoji" w:cs="Segoe UI Emoji"/>
+          <w:b/>
+          <w:bCs/>
+          <w:lang w:val="en-GB"/>
+        </w:rPr>
+        <w:t>MediaStore.Images.Media.RELATIVE</w:t>
+      </w:r>
+      <w:proofErr w:type="gramEnd"/>
+      <w:r>
+        <w:rPr>
+          <w:rFonts w:ascii="Segoe UI Emoji" w:hAnsi="Segoe UI Emoji" w:cs="Segoe UI Emoji"/>
+          <w:b/>
+          <w:bCs/>
+          <w:lang w:val="en-GB"/>
+        </w:rPr>
+        <w:t>_PATH</w:t>
       </w:r>
       <w:proofErr w:type="spellEnd"/>
     </w:p>
@@ -3478,154 +3848,6 @@
           <w:lang w:val="en-GB"/>
         </w:rPr>
         <w:t xml:space="preserve">    )</w:t>
-      </w:r>
-    </w:p>
-    <w:p>
-      <w:pPr>
-        <w:rPr>
-          <w:rFonts w:ascii="Segoe UI Emoji" w:hAnsi="Segoe UI Emoji" w:cs="Segoe UI Emoji"/>
-          <w:b/>
-          <w:bCs/>
-          <w:lang w:val="en-GB"/>
-        </w:rPr>
-      </w:pPr>
-    </w:p>
-    <w:p>
-      <w:pPr>
-        <w:rPr>
-          <w:rFonts w:ascii="Segoe UI Emoji" w:hAnsi="Segoe UI Emoji" w:cs="Segoe UI Emoji"/>
-          <w:b/>
-          <w:bCs/>
-          <w:lang w:val="en-GB"/>
-        </w:rPr>
-      </w:pPr>
-      <w:r>
-        <w:rPr>
-          <w:rFonts w:ascii="Segoe UI Emoji" w:hAnsi="Segoe UI Emoji" w:cs="Segoe UI Emoji"/>
-          <w:b/>
-          <w:bCs/>
-          <w:lang w:val="en-GB"/>
-        </w:rPr>
-        <w:t xml:space="preserve">    </w:t>
-      </w:r>
-      <w:proofErr w:type="spellStart"/>
-      <w:r>
-        <w:rPr>
-          <w:rFonts w:ascii="Segoe UI Emoji" w:hAnsi="Segoe UI Emoji" w:cs="Segoe UI Emoji"/>
-          <w:b/>
-          <w:bCs/>
-          <w:lang w:val="en-GB"/>
-        </w:rPr>
-        <w:t>val</w:t>
-      </w:r>
-      <w:proofErr w:type="spellEnd"/>
-      <w:r>
-        <w:rPr>
-          <w:rFonts w:ascii="Segoe UI Emoji" w:hAnsi="Segoe UI Emoji" w:cs="Segoe UI Emoji"/>
-          <w:b/>
-          <w:bCs/>
-          <w:lang w:val="en-GB"/>
-        </w:rPr>
-        <w:t xml:space="preserve"> selection = "${</w:t>
-      </w:r>
-      <w:proofErr w:type="spellStart"/>
-      <w:r>
-        <w:rPr>
-          <w:rFonts w:ascii="Segoe UI Emoji" w:hAnsi="Segoe UI Emoji" w:cs="Segoe UI Emoji"/>
-          <w:b/>
-          <w:bCs/>
-          <w:lang w:val="en-GB"/>
-        </w:rPr>
-        <w:t>MediaStore.Images.Media.RELATIVE_PATH</w:t>
-      </w:r>
-      <w:proofErr w:type="spellEnd"/>
-      <w:r>
-        <w:rPr>
-          <w:rFonts w:ascii="Segoe UI Emoji" w:hAnsi="Segoe UI Emoji" w:cs="Segoe UI Emoji"/>
-          <w:b/>
-          <w:bCs/>
-          <w:lang w:val="en-GB"/>
-        </w:rPr>
-        <w:t>} LIKE ?"</w:t>
-      </w:r>
-    </w:p>
-    <w:p>
-      <w:pPr>
-        <w:rPr>
-          <w:rFonts w:ascii="Segoe UI Emoji" w:hAnsi="Segoe UI Emoji" w:cs="Segoe UI Emoji"/>
-          <w:b/>
-          <w:bCs/>
-          <w:lang w:val="en-GB"/>
-        </w:rPr>
-      </w:pPr>
-      <w:r>
-        <w:rPr>
-          <w:rFonts w:ascii="Segoe UI Emoji" w:hAnsi="Segoe UI Emoji" w:cs="Segoe UI Emoji"/>
-          <w:b/>
-          <w:bCs/>
-          <w:lang w:val="en-GB"/>
-        </w:rPr>
-        <w:t xml:space="preserve">    </w:t>
-      </w:r>
-      <w:proofErr w:type="spellStart"/>
-      <w:r>
-        <w:rPr>
-          <w:rFonts w:ascii="Segoe UI Emoji" w:hAnsi="Segoe UI Emoji" w:cs="Segoe UI Emoji"/>
-          <w:b/>
-          <w:bCs/>
-          <w:lang w:val="en-GB"/>
-        </w:rPr>
-        <w:t>val</w:t>
-      </w:r>
-      <w:proofErr w:type="spellEnd"/>
-      <w:r>
-        <w:rPr>
-          <w:rFonts w:ascii="Segoe UI Emoji" w:hAnsi="Segoe UI Emoji" w:cs="Segoe UI Emoji"/>
-          <w:b/>
-          <w:bCs/>
-          <w:lang w:val="en-GB"/>
-        </w:rPr>
-        <w:t xml:space="preserve"> </w:t>
-      </w:r>
-      <w:proofErr w:type="spellStart"/>
-      <w:r>
-        <w:rPr>
-          <w:rFonts w:ascii="Segoe UI Emoji" w:hAnsi="Segoe UI Emoji" w:cs="Segoe UI Emoji"/>
-          <w:b/>
-          <w:bCs/>
-          <w:lang w:val="en-GB"/>
-        </w:rPr>
-        <w:t>selectionArgs</w:t>
-      </w:r>
-      <w:proofErr w:type="spellEnd"/>
-      <w:r>
-        <w:rPr>
-          <w:rFonts w:ascii="Segoe UI Emoji" w:hAnsi="Segoe UI Emoji" w:cs="Segoe UI Emoji"/>
-          <w:b/>
-          <w:bCs/>
-          <w:lang w:val="en-GB"/>
-        </w:rPr>
-        <w:t xml:space="preserve"> = </w:t>
-      </w:r>
-      <w:proofErr w:type="spellStart"/>
-      <w:r>
-        <w:rPr>
-          <w:rFonts w:ascii="Segoe UI Emoji" w:hAnsi="Segoe UI Emoji" w:cs="Segoe UI Emoji"/>
-          <w:b/>
-          <w:bCs/>
-          <w:lang w:val="en-GB"/>
-        </w:rPr>
-        <w:t>arrayOf</w:t>
-      </w:r>
-      <w:proofErr w:type="spellEnd"/>
-      <w:r>
-        <w:rPr>
-          <w:rFonts w:ascii="Segoe UI Emoji" w:hAnsi="Segoe UI Emoji" w:cs="Segoe UI Emoji"/>
-          <w:b/>
-          <w:bCs/>
-          <w:lang w:val="en-GB"/>
-        </w:rPr>
-        <w:t>("%$folder%")</w:t>
       </w:r>
     </w:p>
     <w:p>
@@ -3665,9 +3887,190 @@
           <w:bCs/>
           <w:lang w:val="en-GB"/>
         </w:rPr>
+        <w:t>val</w:t>
+      </w:r>
+      <w:proofErr w:type="spellEnd"/>
+      <w:r>
+        <w:rPr>
+          <w:rFonts w:ascii="Segoe UI Emoji" w:hAnsi="Segoe UI Emoji" w:cs="Segoe UI Emoji"/>
+          <w:b/>
+          <w:bCs/>
+          <w:lang w:val="en-GB"/>
+        </w:rPr>
+        <w:t xml:space="preserve"> selection = "${</w:t>
+      </w:r>
+      <w:proofErr w:type="spellStart"/>
+      <w:proofErr w:type="gramStart"/>
+      <w:r>
+        <w:rPr>
+          <w:rFonts w:ascii="Segoe UI Emoji" w:hAnsi="Segoe UI Emoji" w:cs="Segoe UI Emoji"/>
+          <w:b/>
+          <w:bCs/>
+          <w:lang w:val="en-GB"/>
+        </w:rPr>
+        <w:t>MediaStore.Images.Media.RELATIVE</w:t>
+      </w:r>
+      <w:proofErr w:type="gramEnd"/>
+      <w:r>
+        <w:rPr>
+          <w:rFonts w:ascii="Segoe UI Emoji" w:hAnsi="Segoe UI Emoji" w:cs="Segoe UI Emoji"/>
+          <w:b/>
+          <w:bCs/>
+          <w:lang w:val="en-GB"/>
+        </w:rPr>
+        <w:t>_PATH</w:t>
+      </w:r>
+      <w:proofErr w:type="spellEnd"/>
+      <w:r>
+        <w:rPr>
+          <w:rFonts w:ascii="Segoe UI Emoji" w:hAnsi="Segoe UI Emoji" w:cs="Segoe UI Emoji"/>
+          <w:b/>
+          <w:bCs/>
+          <w:lang w:val="en-GB"/>
+        </w:rPr>
+        <w:t xml:space="preserve">} </w:t>
+      </w:r>
+      <w:proofErr w:type="gramStart"/>
+      <w:r>
+        <w:rPr>
+          <w:rFonts w:ascii="Segoe UI Emoji" w:hAnsi="Segoe UI Emoji" w:cs="Segoe UI Emoji"/>
+          <w:b/>
+          <w:bCs/>
+          <w:lang w:val="en-GB"/>
+        </w:rPr>
+        <w:t>LIKE ?</w:t>
+      </w:r>
+      <w:proofErr w:type="gramEnd"/>
+      <w:r>
+        <w:rPr>
+          <w:rFonts w:ascii="Segoe UI Emoji" w:hAnsi="Segoe UI Emoji" w:cs="Segoe UI Emoji"/>
+          <w:b/>
+          <w:bCs/>
+          <w:lang w:val="en-GB"/>
+        </w:rPr>
+        <w:t>"</w:t>
+      </w:r>
+    </w:p>
+    <w:p>
+      <w:pPr>
+        <w:rPr>
+          <w:rFonts w:ascii="Segoe UI Emoji" w:hAnsi="Segoe UI Emoji" w:cs="Segoe UI Emoji"/>
+          <w:b/>
+          <w:bCs/>
+          <w:lang w:val="en-GB"/>
+        </w:rPr>
+      </w:pPr>
+      <w:r>
+        <w:rPr>
+          <w:rFonts w:ascii="Segoe UI Emoji" w:hAnsi="Segoe UI Emoji" w:cs="Segoe UI Emoji"/>
+          <w:b/>
+          <w:bCs/>
+          <w:lang w:val="en-GB"/>
+        </w:rPr>
+        <w:t xml:space="preserve">    </w:t>
+      </w:r>
+      <w:proofErr w:type="spellStart"/>
+      <w:r>
+        <w:rPr>
+          <w:rFonts w:ascii="Segoe UI Emoji" w:hAnsi="Segoe UI Emoji" w:cs="Segoe UI Emoji"/>
+          <w:b/>
+          <w:bCs/>
+          <w:lang w:val="en-GB"/>
+        </w:rPr>
+        <w:t>val</w:t>
+      </w:r>
+      <w:proofErr w:type="spellEnd"/>
+      <w:r>
+        <w:rPr>
+          <w:rFonts w:ascii="Segoe UI Emoji" w:hAnsi="Segoe UI Emoji" w:cs="Segoe UI Emoji"/>
+          <w:b/>
+          <w:bCs/>
+          <w:lang w:val="en-GB"/>
+        </w:rPr>
+        <w:t xml:space="preserve"> </w:t>
+      </w:r>
+      <w:proofErr w:type="spellStart"/>
+      <w:r>
+        <w:rPr>
+          <w:rFonts w:ascii="Segoe UI Emoji" w:hAnsi="Segoe UI Emoji" w:cs="Segoe UI Emoji"/>
+          <w:b/>
+          <w:bCs/>
+          <w:lang w:val="en-GB"/>
+        </w:rPr>
+        <w:t>selectionArgs</w:t>
+      </w:r>
+      <w:proofErr w:type="spellEnd"/>
+      <w:r>
+        <w:rPr>
+          <w:rFonts w:ascii="Segoe UI Emoji" w:hAnsi="Segoe UI Emoji" w:cs="Segoe UI Emoji"/>
+          <w:b/>
+          <w:bCs/>
+          <w:lang w:val="en-GB"/>
+        </w:rPr>
+        <w:t xml:space="preserve"> = </w:t>
+      </w:r>
+      <w:proofErr w:type="spellStart"/>
+      <w:r>
+        <w:rPr>
+          <w:rFonts w:ascii="Segoe UI Emoji" w:hAnsi="Segoe UI Emoji" w:cs="Segoe UI Emoji"/>
+          <w:b/>
+          <w:bCs/>
+          <w:lang w:val="en-GB"/>
+        </w:rPr>
+        <w:t>arrayOf</w:t>
+      </w:r>
+      <w:proofErr w:type="spellEnd"/>
+      <w:r>
+        <w:rPr>
+          <w:rFonts w:ascii="Segoe UI Emoji" w:hAnsi="Segoe UI Emoji" w:cs="Segoe UI Emoji"/>
+          <w:b/>
+          <w:bCs/>
+          <w:lang w:val="en-GB"/>
+        </w:rPr>
+        <w:t>("%$folder%")</w:t>
+      </w:r>
+    </w:p>
+    <w:p>
+      <w:pPr>
+        <w:rPr>
+          <w:rFonts w:ascii="Segoe UI Emoji" w:hAnsi="Segoe UI Emoji" w:cs="Segoe UI Emoji"/>
+          <w:b/>
+          <w:bCs/>
+          <w:lang w:val="en-GB"/>
+        </w:rPr>
+      </w:pPr>
+    </w:p>
+    <w:p>
+      <w:pPr>
+        <w:rPr>
+          <w:rFonts w:ascii="Segoe UI Emoji" w:hAnsi="Segoe UI Emoji" w:cs="Segoe UI Emoji"/>
+          <w:b/>
+          <w:bCs/>
+          <w:lang w:val="en-GB"/>
+        </w:rPr>
+      </w:pPr>
+      <w:r>
+        <w:rPr>
+          <w:rFonts w:ascii="Segoe UI Emoji" w:hAnsi="Segoe UI Emoji" w:cs="Segoe UI Emoji"/>
+          <w:b/>
+          <w:bCs/>
+          <w:lang w:val="en-GB"/>
+        </w:rPr>
+        <w:t xml:space="preserve">    </w:t>
+      </w:r>
+      <w:proofErr w:type="spellStart"/>
+      <w:proofErr w:type="gramStart"/>
+      <w:r>
+        <w:rPr>
+          <w:rFonts w:ascii="Segoe UI Emoji" w:hAnsi="Segoe UI Emoji" w:cs="Segoe UI Emoji"/>
+          <w:b/>
+          <w:bCs/>
+          <w:lang w:val="en-GB"/>
+        </w:rPr>
         <w:t>context.contentResolver.query</w:t>
       </w:r>
       <w:proofErr w:type="spellEnd"/>
+      <w:proofErr w:type="gramEnd"/>
       <w:r>
         <w:rPr>
           <w:rFonts w:ascii="Segoe UI Emoji" w:hAnsi="Segoe UI Emoji" w:cs="Segoe UI Emoji"/>
@@ -3809,7 +4212,47 @@
           <w:bCs/>
           <w:lang w:val="en-GB"/>
         </w:rPr>
-        <w:t xml:space="preserve">    )?.use { cursor -&gt;</w:t>
+        <w:t xml:space="preserve">    </w:t>
+      </w:r>
+      <w:proofErr w:type="gramStart"/>
+      <w:r>
+        <w:rPr>
+          <w:rFonts w:ascii="Segoe UI Emoji" w:hAnsi="Segoe UI Emoji" w:cs="Segoe UI Emoji"/>
+          <w:b/>
+          <w:bCs/>
+          <w:lang w:val="en-GB"/>
+        </w:rPr>
+        <w:t>)?.</w:t>
+      </w:r>
+      <w:proofErr w:type="gramEnd"/>
+      <w:r>
+        <w:rPr>
+          <w:rFonts w:ascii="Segoe UI Emoji" w:hAnsi="Segoe UI Emoji" w:cs="Segoe UI Emoji"/>
+          <w:b/>
+          <w:bCs/>
+          <w:lang w:val="en-GB"/>
+        </w:rPr>
+        <w:t xml:space="preserve">use </w:t>
+      </w:r>
+      <w:proofErr w:type="gramStart"/>
+      <w:r>
+        <w:rPr>
+          <w:rFonts w:ascii="Segoe UI Emoji" w:hAnsi="Segoe UI Emoji" w:cs="Segoe UI Emoji"/>
+          <w:b/>
+          <w:bCs/>
+          <w:lang w:val="en-GB"/>
+        </w:rPr>
+        <w:t>{ cursor</w:t>
+      </w:r>
+      <w:proofErr w:type="gramEnd"/>
+      <w:r>
+        <w:rPr>
+          <w:rFonts w:ascii="Segoe UI Emoji" w:hAnsi="Segoe UI Emoji" w:cs="Segoe UI Emoji"/>
+          <w:b/>
+          <w:bCs/>
+          <w:lang w:val="en-GB"/>
+        </w:rPr>
+        <w:t xml:space="preserve"> -&gt;</w:t>
       </w:r>
     </w:p>
     <w:p>
@@ -3871,6 +4314,7 @@
         <w:t xml:space="preserve"> = </w:t>
       </w:r>
       <w:proofErr w:type="spellStart"/>
+      <w:proofErr w:type="gramStart"/>
       <w:r>
         <w:rPr>
           <w:rFonts w:ascii="Segoe UI Emoji" w:hAnsi="Segoe UI Emoji" w:cs="Segoe UI Emoji"/>
@@ -3881,6 +4325,7 @@
         <w:t>cursor.getColumnIndexOrThrow</w:t>
       </w:r>
       <w:proofErr w:type="spellEnd"/>
+      <w:proofErr w:type="gramEnd"/>
       <w:r>
         <w:rPr>
           <w:rFonts w:ascii="Segoe UI Emoji" w:hAnsi="Segoe UI Emoji" w:cs="Segoe UI Emoji"/>
@@ -3891,14 +4336,25 @@
         <w:t>(</w:t>
       </w:r>
       <w:proofErr w:type="spellStart"/>
-      <w:r>
-        <w:rPr>
-          <w:rFonts w:ascii="Segoe UI Emoji" w:hAnsi="Segoe UI Emoji" w:cs="Segoe UI Emoji"/>
-          <w:b/>
-          <w:bCs/>
-          <w:lang w:val="en-GB"/>
-        </w:rPr>
-        <w:t>MediaStore.Images.Media._ID</w:t>
+      <w:proofErr w:type="gramStart"/>
+      <w:r>
+        <w:rPr>
+          <w:rFonts w:ascii="Segoe UI Emoji" w:hAnsi="Segoe UI Emoji" w:cs="Segoe UI Emoji"/>
+          <w:b/>
+          <w:bCs/>
+          <w:lang w:val="en-GB"/>
+        </w:rPr>
+        <w:t>MediaStore.Images.Media</w:t>
+      </w:r>
+      <w:proofErr w:type="gramEnd"/>
+      <w:r>
+        <w:rPr>
+          <w:rFonts w:ascii="Segoe UI Emoji" w:hAnsi="Segoe UI Emoji" w:cs="Segoe UI Emoji"/>
+          <w:b/>
+          <w:bCs/>
+          <w:lang w:val="en-GB"/>
+        </w:rPr>
+        <w:t>._ID</w:t>
       </w:r>
       <w:proofErr w:type="spellEnd"/>
       <w:r>
@@ -3940,6 +4396,7 @@
         <w:t xml:space="preserve">        while (</w:t>
       </w:r>
       <w:proofErr w:type="spellStart"/>
+      <w:proofErr w:type="gramStart"/>
       <w:r>
         <w:rPr>
           <w:rFonts w:ascii="Segoe UI Emoji" w:hAnsi="Segoe UI Emoji" w:cs="Segoe UI Emoji"/>
@@ -3950,6 +4407,7 @@
         <w:t>cursor.moveToNext</w:t>
       </w:r>
       <w:proofErr w:type="spellEnd"/>
+      <w:proofErr w:type="gramEnd"/>
       <w:r>
         <w:rPr>
           <w:rFonts w:ascii="Segoe UI Emoji" w:hAnsi="Segoe UI Emoji" w:cs="Segoe UI Emoji"/>
@@ -3999,6 +4457,7 @@
         <w:t xml:space="preserve"> id = </w:t>
       </w:r>
       <w:proofErr w:type="spellStart"/>
+      <w:proofErr w:type="gramStart"/>
       <w:r>
         <w:rPr>
           <w:rFonts w:ascii="Segoe UI Emoji" w:hAnsi="Segoe UI Emoji" w:cs="Segoe UI Emoji"/>
@@ -4009,6 +4468,7 @@
         <w:t>cursor.getLong</w:t>
       </w:r>
       <w:proofErr w:type="spellEnd"/>
+      <w:proofErr w:type="gramEnd"/>
       <w:r>
         <w:rPr>
           <w:rFonts w:ascii="Segoe UI Emoji" w:hAnsi="Segoe UI Emoji" w:cs="Segoe UI Emoji"/>
@@ -4196,6 +4656,7 @@
         <w:t xml:space="preserve">                </w:t>
       </w:r>
       <w:proofErr w:type="spellStart"/>
+      <w:proofErr w:type="gramStart"/>
       <w:r>
         <w:rPr>
           <w:rFonts w:ascii="Segoe UI Emoji" w:hAnsi="Segoe UI Emoji" w:cs="Segoe UI Emoji"/>
@@ -4206,6 +4667,7 @@
         <w:t>context.contentResolver.openInputStream</w:t>
       </w:r>
       <w:proofErr w:type="spellEnd"/>
+      <w:proofErr w:type="gramEnd"/>
       <w:r>
         <w:rPr>
           <w:rFonts w:ascii="Segoe UI Emoji" w:hAnsi="Segoe UI Emoji" w:cs="Segoe UI Emoji"/>
@@ -4470,6 +4932,7 @@
         <w:t xml:space="preserve">fun </w:t>
       </w:r>
       <w:proofErr w:type="spellStart"/>
+      <w:proofErr w:type="gramStart"/>
       <w:r>
         <w:rPr>
           <w:rFonts w:ascii="Segoe UI Emoji" w:hAnsi="Segoe UI Emoji" w:cs="Segoe UI Emoji"/>
@@ -4487,7 +4950,17 @@
           <w:bCs/>
           <w:lang w:val="en-GB"/>
         </w:rPr>
-        <w:t>(bmp: Bitmap): Array&lt;</w:t>
+        <w:t>(</w:t>
+      </w:r>
+      <w:proofErr w:type="gramEnd"/>
+      <w:r>
+        <w:rPr>
+          <w:rFonts w:ascii="Segoe UI Emoji" w:hAnsi="Segoe UI Emoji" w:cs="Segoe UI Emoji"/>
+          <w:b/>
+          <w:bCs/>
+          <w:lang w:val="en-GB"/>
+        </w:rPr>
+        <w:t>bmp: Bitmap): Array&lt;</w:t>
       </w:r>
       <w:proofErr w:type="spellStart"/>
       <w:r>
@@ -4549,6 +5022,7 @@
         <w:t xml:space="preserve"> w = </w:t>
       </w:r>
       <w:proofErr w:type="spellStart"/>
+      <w:proofErr w:type="gramStart"/>
       <w:r>
         <w:rPr>
           <w:rFonts w:ascii="Segoe UI Emoji" w:hAnsi="Segoe UI Emoji" w:cs="Segoe UI Emoji"/>
@@ -4559,6 +5033,7 @@
         <w:t>bmp.width</w:t>
       </w:r>
       <w:proofErr w:type="spellEnd"/>
+      <w:proofErr w:type="gramEnd"/>
     </w:p>
     <w:p>
       <w:pPr>
@@ -4599,6 +5074,7 @@
         <w:t xml:space="preserve"> h = </w:t>
       </w:r>
       <w:proofErr w:type="spellStart"/>
+      <w:proofErr w:type="gramStart"/>
       <w:r>
         <w:rPr>
           <w:rFonts w:ascii="Segoe UI Emoji" w:hAnsi="Segoe UI Emoji" w:cs="Segoe UI Emoji"/>
@@ -4609,23 +5085,25 @@
         <w:t>bmp.height</w:t>
       </w:r>
       <w:proofErr w:type="spellEnd"/>
-    </w:p>
-    <w:p>
-      <w:pPr>
-        <w:rPr>
-          <w:rFonts w:ascii="Segoe UI Emoji" w:hAnsi="Segoe UI Emoji" w:cs="Segoe UI Emoji"/>
-          <w:b/>
-          <w:bCs/>
-          <w:lang w:val="en-GB"/>
-        </w:rPr>
-      </w:pPr>
-      <w:r>
-        <w:rPr>
-          <w:rFonts w:ascii="Segoe UI Emoji" w:hAnsi="Segoe UI Emoji" w:cs="Segoe UI Emoji"/>
-          <w:b/>
-          <w:bCs/>
-          <w:lang w:val="en-GB"/>
-        </w:rPr>
+      <w:proofErr w:type="gramEnd"/>
+    </w:p>
+    <w:p>
+      <w:pPr>
+        <w:rPr>
+          <w:rFonts w:ascii="Segoe UI Emoji" w:hAnsi="Segoe UI Emoji" w:cs="Segoe UI Emoji"/>
+          <w:b/>
+          <w:bCs/>
+          <w:lang w:val="en-GB"/>
+        </w:rPr>
+      </w:pPr>
+      <w:r>
+        <w:rPr>
+          <w:rFonts w:ascii="Segoe UI Emoji" w:hAnsi="Segoe UI Emoji" w:cs="Segoe UI Emoji"/>
+          <w:b/>
+          <w:bCs/>
+          <w:lang w:val="en-GB"/>
+        </w:rPr>
+        <w:lastRenderedPageBreak/>
         <w:t xml:space="preserve">    </w:t>
       </w:r>
       <w:proofErr w:type="spellStart"/>
@@ -4666,7 +5144,17 @@
           <w:bCs/>
           <w:lang w:val="en-GB"/>
         </w:rPr>
-        <w:t xml:space="preserve"> = Array(h) { </w:t>
+        <w:t xml:space="preserve"> = Array(h) </w:t>
+      </w:r>
+      <w:proofErr w:type="gramStart"/>
+      <w:r>
+        <w:rPr>
+          <w:rFonts w:ascii="Segoe UI Emoji" w:hAnsi="Segoe UI Emoji" w:cs="Segoe UI Emoji"/>
+          <w:b/>
+          <w:bCs/>
+          <w:lang w:val="en-GB"/>
+        </w:rPr>
+        <w:t xml:space="preserve">{ </w:t>
       </w:r>
       <w:proofErr w:type="spellStart"/>
       <w:r>
@@ -4679,15 +5167,27 @@
         <w:t>FloatArray</w:t>
       </w:r>
       <w:proofErr w:type="spellEnd"/>
-      <w:r>
-        <w:rPr>
-          <w:rFonts w:ascii="Segoe UI Emoji" w:hAnsi="Segoe UI Emoji" w:cs="Segoe UI Emoji"/>
-          <w:b/>
-          <w:bCs/>
-          <w:lang w:val="en-GB"/>
-        </w:rPr>
-        <w:t>(w) }</w:t>
-      </w:r>
+      <w:proofErr w:type="gramEnd"/>
+      <w:r>
+        <w:rPr>
+          <w:rFonts w:ascii="Segoe UI Emoji" w:hAnsi="Segoe UI Emoji" w:cs="Segoe UI Emoji"/>
+          <w:b/>
+          <w:bCs/>
+          <w:lang w:val="en-GB"/>
+        </w:rPr>
+        <w:t>(w</w:t>
+      </w:r>
+      <w:proofErr w:type="gramStart"/>
+      <w:r>
+        <w:rPr>
+          <w:rFonts w:ascii="Segoe UI Emoji" w:hAnsi="Segoe UI Emoji" w:cs="Segoe UI Emoji"/>
+          <w:b/>
+          <w:bCs/>
+          <w:lang w:val="en-GB"/>
+        </w:rPr>
+        <w:t>) }</w:t>
+      </w:r>
+      <w:proofErr w:type="gramEnd"/>
     </w:p>
     <w:p>
       <w:pPr>
@@ -4734,7 +5234,6 @@
           <w:bCs/>
           <w:lang w:val="en-GB"/>
         </w:rPr>
-        <w:lastRenderedPageBreak/>
         <w:t xml:space="preserve">        for (x in 0 until w) {</w:t>
       </w:r>
     </w:p>
@@ -4766,6 +5265,7 @@
         <w:t xml:space="preserve">val pixel = </w:t>
       </w:r>
       <w:proofErr w:type="spellStart"/>
+      <w:proofErr w:type="gramStart"/>
       <w:r>
         <w:rPr>
           <w:rFonts w:ascii="Segoe UI Emoji" w:hAnsi="Segoe UI Emoji" w:cs="Segoe UI Emoji"/>
@@ -4776,6 +5276,7 @@
         <w:t>bmp.getPixel</w:t>
       </w:r>
       <w:proofErr w:type="spellEnd"/>
+      <w:proofErr w:type="gramEnd"/>
       <w:r>
         <w:rPr>
           <w:rFonts w:ascii="Segoe UI Emoji" w:hAnsi="Segoe UI Emoji" w:cs="Segoe UI Emoji"/>
@@ -5113,6 +5614,7 @@
         <w:t xml:space="preserve">fun </w:t>
       </w:r>
       <w:proofErr w:type="spellStart"/>
+      <w:proofErr w:type="gramStart"/>
       <w:r>
         <w:rPr>
           <w:rFonts w:ascii="Segoe UI Emoji" w:hAnsi="Segoe UI Emoji" w:cs="Segoe UI Emoji"/>
@@ -5130,7 +5632,17 @@
           <w:bCs/>
           <w:lang w:val="en-GB"/>
         </w:rPr>
-        <w:t>(images: List&lt;Array&lt;</w:t>
+        <w:t>(</w:t>
+      </w:r>
+      <w:proofErr w:type="gramEnd"/>
+      <w:r>
+        <w:rPr>
+          <w:rFonts w:ascii="Segoe UI Emoji" w:hAnsi="Segoe UI Emoji" w:cs="Segoe UI Emoji"/>
+          <w:b/>
+          <w:bCs/>
+          <w:lang w:val="en-GB"/>
+        </w:rPr>
+        <w:t>images: List&lt;Array&lt;</w:t>
       </w:r>
       <w:proofErr w:type="spellStart"/>
       <w:r>
@@ -5209,8 +5721,39 @@
           <w:bCs/>
           <w:lang w:val="en-GB"/>
         </w:rPr>
-        <w:t xml:space="preserve"> h = images[0].size</w:t>
-      </w:r>
+        <w:t xml:space="preserve"> h = </w:t>
+      </w:r>
+      <w:proofErr w:type="gramStart"/>
+      <w:r>
+        <w:rPr>
+          <w:rFonts w:ascii="Segoe UI Emoji" w:hAnsi="Segoe UI Emoji" w:cs="Segoe UI Emoji"/>
+          <w:b/>
+          <w:bCs/>
+          <w:lang w:val="en-GB"/>
+        </w:rPr>
+        <w:t>images[</w:t>
+      </w:r>
+      <w:proofErr w:type="gramEnd"/>
+      <w:r>
+        <w:rPr>
+          <w:rFonts w:ascii="Segoe UI Emoji" w:hAnsi="Segoe UI Emoji" w:cs="Segoe UI Emoji"/>
+          <w:b/>
+          <w:bCs/>
+          <w:lang w:val="en-GB"/>
+        </w:rPr>
+        <w:t>0</w:t>
+      </w:r>
+      <w:proofErr w:type="gramStart"/>
+      <w:r>
+        <w:rPr>
+          <w:rFonts w:ascii="Segoe UI Emoji" w:hAnsi="Segoe UI Emoji" w:cs="Segoe UI Emoji"/>
+          <w:b/>
+          <w:bCs/>
+          <w:lang w:val="en-GB"/>
+        </w:rPr>
+        <w:t>].size</w:t>
+      </w:r>
+      <w:proofErr w:type="gramEnd"/>
     </w:p>
     <w:p>
       <w:pPr>
@@ -5248,8 +5791,39 @@
           <w:bCs/>
           <w:lang w:val="en-GB"/>
         </w:rPr>
-        <w:t xml:space="preserve"> w = images[0][0].size</w:t>
-      </w:r>
+        <w:t xml:space="preserve"> w = </w:t>
+      </w:r>
+      <w:proofErr w:type="gramStart"/>
+      <w:r>
+        <w:rPr>
+          <w:rFonts w:ascii="Segoe UI Emoji" w:hAnsi="Segoe UI Emoji" w:cs="Segoe UI Emoji"/>
+          <w:b/>
+          <w:bCs/>
+          <w:lang w:val="en-GB"/>
+        </w:rPr>
+        <w:t>images[</w:t>
+      </w:r>
+      <w:proofErr w:type="gramEnd"/>
+      <w:r>
+        <w:rPr>
+          <w:rFonts w:ascii="Segoe UI Emoji" w:hAnsi="Segoe UI Emoji" w:cs="Segoe UI Emoji"/>
+          <w:b/>
+          <w:bCs/>
+          <w:lang w:val="en-GB"/>
+        </w:rPr>
+        <w:t>0][0</w:t>
+      </w:r>
+      <w:proofErr w:type="gramStart"/>
+      <w:r>
+        <w:rPr>
+          <w:rFonts w:ascii="Segoe UI Emoji" w:hAnsi="Segoe UI Emoji" w:cs="Segoe UI Emoji"/>
+          <w:b/>
+          <w:bCs/>
+          <w:lang w:val="en-GB"/>
+        </w:rPr>
+        <w:t>].size</w:t>
+      </w:r>
+      <w:proofErr w:type="gramEnd"/>
     </w:p>
     <w:p>
       <w:pPr>
@@ -5287,7 +5861,17 @@
           <w:bCs/>
           <w:lang w:val="en-GB"/>
         </w:rPr>
-        <w:t xml:space="preserve"> result = Array(h) { </w:t>
+        <w:t xml:space="preserve"> result = Array(h) </w:t>
+      </w:r>
+      <w:proofErr w:type="gramStart"/>
+      <w:r>
+        <w:rPr>
+          <w:rFonts w:ascii="Segoe UI Emoji" w:hAnsi="Segoe UI Emoji" w:cs="Segoe UI Emoji"/>
+          <w:b/>
+          <w:bCs/>
+          <w:lang w:val="en-GB"/>
+        </w:rPr>
+        <w:t xml:space="preserve">{ </w:t>
       </w:r>
       <w:proofErr w:type="spellStart"/>
       <w:r>
@@ -5300,15 +5884,27 @@
         <w:t>FloatArray</w:t>
       </w:r>
       <w:proofErr w:type="spellEnd"/>
-      <w:r>
-        <w:rPr>
-          <w:rFonts w:ascii="Segoe UI Emoji" w:hAnsi="Segoe UI Emoji" w:cs="Segoe UI Emoji"/>
-          <w:b/>
-          <w:bCs/>
-          <w:lang w:val="en-GB"/>
-        </w:rPr>
-        <w:t>(w) }</w:t>
-      </w:r>
+      <w:proofErr w:type="gramEnd"/>
+      <w:r>
+        <w:rPr>
+          <w:rFonts w:ascii="Segoe UI Emoji" w:hAnsi="Segoe UI Emoji" w:cs="Segoe UI Emoji"/>
+          <w:b/>
+          <w:bCs/>
+          <w:lang w:val="en-GB"/>
+        </w:rPr>
+        <w:t>(w</w:t>
+      </w:r>
+      <w:proofErr w:type="gramStart"/>
+      <w:r>
+        <w:rPr>
+          <w:rFonts w:ascii="Segoe UI Emoji" w:hAnsi="Segoe UI Emoji" w:cs="Segoe UI Emoji"/>
+          <w:b/>
+          <w:bCs/>
+          <w:lang w:val="en-GB"/>
+        </w:rPr>
+        <w:t>) }</w:t>
+      </w:r>
+      <w:proofErr w:type="gramEnd"/>
     </w:p>
     <w:p>
       <w:pPr>
@@ -5522,6 +6118,7 @@
         <w:t xml:space="preserve">[y][x] = sum / </w:t>
       </w:r>
       <w:proofErr w:type="spellStart"/>
+      <w:proofErr w:type="gramStart"/>
       <w:r>
         <w:rPr>
           <w:rFonts w:ascii="Segoe UI Emoji" w:hAnsi="Segoe UI Emoji" w:cs="Segoe UI Emoji"/>
@@ -5532,6 +6129,7 @@
         <w:t>images.size</w:t>
       </w:r>
       <w:proofErr w:type="spellEnd"/>
+      <w:proofErr w:type="gramEnd"/>
     </w:p>
     <w:p>
       <w:pPr>
@@ -5671,6 +6269,7 @@
           <w:b/>
           <w:bCs/>
         </w:rPr>
+        <w:lastRenderedPageBreak/>
         <w:t xml:space="preserve">⭐⭐ 4) </w:t>
       </w:r>
       <w:proofErr w:type="spellStart"/>
@@ -5729,6 +6328,7 @@
         <w:t xml:space="preserve">fun </w:t>
       </w:r>
       <w:proofErr w:type="spellStart"/>
+      <w:proofErr w:type="gramStart"/>
       <w:r>
         <w:rPr>
           <w:rFonts w:ascii="Segoe UI Emoji" w:hAnsi="Segoe UI Emoji" w:cs="Segoe UI Emoji"/>
@@ -5746,7 +6346,17 @@
           <w:bCs/>
           <w:lang w:val="en-GB"/>
         </w:rPr>
-        <w:t>(images: List&lt;Array&lt;</w:t>
+        <w:t>(</w:t>
+      </w:r>
+      <w:proofErr w:type="gramEnd"/>
+      <w:r>
+        <w:rPr>
+          <w:rFonts w:ascii="Segoe UI Emoji" w:hAnsi="Segoe UI Emoji" w:cs="Segoe UI Emoji"/>
+          <w:b/>
+          <w:bCs/>
+          <w:lang w:val="en-GB"/>
+        </w:rPr>
+        <w:t>images: List&lt;Array&lt;</w:t>
       </w:r>
       <w:proofErr w:type="spellStart"/>
       <w:r>
@@ -5825,26 +6435,56 @@
           <w:bCs/>
           <w:lang w:val="en-GB"/>
         </w:rPr>
-        <w:t xml:space="preserve"> h = images[0].size</w:t>
-      </w:r>
-    </w:p>
-    <w:p>
-      <w:pPr>
-        <w:rPr>
-          <w:rFonts w:ascii="Segoe UI Emoji" w:hAnsi="Segoe UI Emoji" w:cs="Segoe UI Emoji"/>
-          <w:b/>
-          <w:bCs/>
-          <w:lang w:val="en-GB"/>
-        </w:rPr>
-      </w:pPr>
-      <w:r>
-        <w:rPr>
-          <w:rFonts w:ascii="Segoe UI Emoji" w:hAnsi="Segoe UI Emoji" w:cs="Segoe UI Emoji"/>
-          <w:b/>
-          <w:bCs/>
-          <w:lang w:val="en-GB"/>
-        </w:rPr>
-        <w:lastRenderedPageBreak/>
+        <w:t xml:space="preserve"> h = </w:t>
+      </w:r>
+      <w:proofErr w:type="gramStart"/>
+      <w:r>
+        <w:rPr>
+          <w:rFonts w:ascii="Segoe UI Emoji" w:hAnsi="Segoe UI Emoji" w:cs="Segoe UI Emoji"/>
+          <w:b/>
+          <w:bCs/>
+          <w:lang w:val="en-GB"/>
+        </w:rPr>
+        <w:t>images[</w:t>
+      </w:r>
+      <w:proofErr w:type="gramEnd"/>
+      <w:r>
+        <w:rPr>
+          <w:rFonts w:ascii="Segoe UI Emoji" w:hAnsi="Segoe UI Emoji" w:cs="Segoe UI Emoji"/>
+          <w:b/>
+          <w:bCs/>
+          <w:lang w:val="en-GB"/>
+        </w:rPr>
+        <w:t>0</w:t>
+      </w:r>
+      <w:proofErr w:type="gramStart"/>
+      <w:r>
+        <w:rPr>
+          <w:rFonts w:ascii="Segoe UI Emoji" w:hAnsi="Segoe UI Emoji" w:cs="Segoe UI Emoji"/>
+          <w:b/>
+          <w:bCs/>
+          <w:lang w:val="en-GB"/>
+        </w:rPr>
+        <w:t>].size</w:t>
+      </w:r>
+      <w:proofErr w:type="gramEnd"/>
+    </w:p>
+    <w:p>
+      <w:pPr>
+        <w:rPr>
+          <w:rFonts w:ascii="Segoe UI Emoji" w:hAnsi="Segoe UI Emoji" w:cs="Segoe UI Emoji"/>
+          <w:b/>
+          <w:bCs/>
+          <w:lang w:val="en-GB"/>
+        </w:rPr>
+      </w:pPr>
+      <w:r>
+        <w:rPr>
+          <w:rFonts w:ascii="Segoe UI Emoji" w:hAnsi="Segoe UI Emoji" w:cs="Segoe UI Emoji"/>
+          <w:b/>
+          <w:bCs/>
+          <w:lang w:val="en-GB"/>
+        </w:rPr>
         <w:t xml:space="preserve">    </w:t>
       </w:r>
       <w:proofErr w:type="spellStart"/>
@@ -5865,8 +6505,39 @@
           <w:bCs/>
           <w:lang w:val="en-GB"/>
         </w:rPr>
-        <w:t xml:space="preserve"> w = images[0][0].size</w:t>
-      </w:r>
+        <w:t xml:space="preserve"> w = </w:t>
+      </w:r>
+      <w:proofErr w:type="gramStart"/>
+      <w:r>
+        <w:rPr>
+          <w:rFonts w:ascii="Segoe UI Emoji" w:hAnsi="Segoe UI Emoji" w:cs="Segoe UI Emoji"/>
+          <w:b/>
+          <w:bCs/>
+          <w:lang w:val="en-GB"/>
+        </w:rPr>
+        <w:t>images[</w:t>
+      </w:r>
+      <w:proofErr w:type="gramEnd"/>
+      <w:r>
+        <w:rPr>
+          <w:rFonts w:ascii="Segoe UI Emoji" w:hAnsi="Segoe UI Emoji" w:cs="Segoe UI Emoji"/>
+          <w:b/>
+          <w:bCs/>
+          <w:lang w:val="en-GB"/>
+        </w:rPr>
+        <w:t>0][0</w:t>
+      </w:r>
+      <w:proofErr w:type="gramStart"/>
+      <w:r>
+        <w:rPr>
+          <w:rFonts w:ascii="Segoe UI Emoji" w:hAnsi="Segoe UI Emoji" w:cs="Segoe UI Emoji"/>
+          <w:b/>
+          <w:bCs/>
+          <w:lang w:val="en-GB"/>
+        </w:rPr>
+        <w:t>].size</w:t>
+      </w:r>
+      <w:proofErr w:type="gramEnd"/>
     </w:p>
     <w:p>
       <w:pPr>
@@ -5904,7 +6575,17 @@
           <w:bCs/>
           <w:lang w:val="en-GB"/>
         </w:rPr>
-        <w:t xml:space="preserve"> result = Array(h) { </w:t>
+        <w:t xml:space="preserve"> result = Array(h) </w:t>
+      </w:r>
+      <w:proofErr w:type="gramStart"/>
+      <w:r>
+        <w:rPr>
+          <w:rFonts w:ascii="Segoe UI Emoji" w:hAnsi="Segoe UI Emoji" w:cs="Segoe UI Emoji"/>
+          <w:b/>
+          <w:bCs/>
+          <w:lang w:val="en-GB"/>
+        </w:rPr>
+        <w:t xml:space="preserve">{ </w:t>
       </w:r>
       <w:proofErr w:type="spellStart"/>
       <w:r>
@@ -5917,15 +6598,27 @@
         <w:t>FloatArray</w:t>
       </w:r>
       <w:proofErr w:type="spellEnd"/>
-      <w:r>
-        <w:rPr>
-          <w:rFonts w:ascii="Segoe UI Emoji" w:hAnsi="Segoe UI Emoji" w:cs="Segoe UI Emoji"/>
-          <w:b/>
-          <w:bCs/>
-          <w:lang w:val="en-GB"/>
-        </w:rPr>
-        <w:t>(w) }</w:t>
-      </w:r>
+      <w:proofErr w:type="gramEnd"/>
+      <w:r>
+        <w:rPr>
+          <w:rFonts w:ascii="Segoe UI Emoji" w:hAnsi="Segoe UI Emoji" w:cs="Segoe UI Emoji"/>
+          <w:b/>
+          <w:bCs/>
+          <w:lang w:val="en-GB"/>
+        </w:rPr>
+        <w:t>(w</w:t>
+      </w:r>
+      <w:proofErr w:type="gramStart"/>
+      <w:r>
+        <w:rPr>
+          <w:rFonts w:ascii="Segoe UI Emoji" w:hAnsi="Segoe UI Emoji" w:cs="Segoe UI Emoji"/>
+          <w:b/>
+          <w:bCs/>
+          <w:lang w:val="en-GB"/>
+        </w:rPr>
+        <w:t>) }</w:t>
+      </w:r>
+      <w:proofErr w:type="gramEnd"/>
     </w:p>
     <w:p>
       <w:pPr>
@@ -6034,6 +6727,7 @@
         <w:t>(</w:t>
       </w:r>
       <w:proofErr w:type="spellStart"/>
+      <w:proofErr w:type="gramStart"/>
       <w:r>
         <w:rPr>
           <w:rFonts w:ascii="Segoe UI Emoji" w:hAnsi="Segoe UI Emoji" w:cs="Segoe UI Emoji"/>
@@ -6044,6 +6738,7 @@
         <w:t>images.size</w:t>
       </w:r>
       <w:proofErr w:type="spellEnd"/>
+      <w:proofErr w:type="gramEnd"/>
       <w:r>
         <w:rPr>
           <w:rFonts w:ascii="Segoe UI Emoji" w:hAnsi="Segoe UI Emoji" w:cs="Segoe UI Emoji"/>
@@ -6102,6 +6797,7 @@
         <w:t xml:space="preserve"> in </w:t>
       </w:r>
       <w:proofErr w:type="spellStart"/>
+      <w:proofErr w:type="gramStart"/>
       <w:r>
         <w:rPr>
           <w:rFonts w:ascii="Segoe UI Emoji" w:hAnsi="Segoe UI Emoji" w:cs="Segoe UI Emoji"/>
@@ -6112,6 +6808,7 @@
         <w:t>images.indices</w:t>
       </w:r>
       <w:proofErr w:type="spellEnd"/>
+      <w:proofErr w:type="gramEnd"/>
       <w:r>
         <w:rPr>
           <w:rFonts w:ascii="Segoe UI Emoji" w:hAnsi="Segoe UI Emoji" w:cs="Segoe UI Emoji"/>
@@ -6219,6 +6916,7 @@
         <w:t xml:space="preserve">            </w:t>
       </w:r>
       <w:proofErr w:type="spellStart"/>
+      <w:proofErr w:type="gramStart"/>
       <w:r>
         <w:rPr>
           <w:rFonts w:ascii="Segoe UI Emoji" w:hAnsi="Segoe UI Emoji" w:cs="Segoe UI Emoji"/>
@@ -6229,6 +6927,7 @@
         <w:t>values.sort</w:t>
       </w:r>
       <w:proofErr w:type="spellEnd"/>
+      <w:proofErr w:type="gramEnd"/>
       <w:r>
         <w:rPr>
           <w:rFonts w:ascii="Segoe UI Emoji" w:hAnsi="Segoe UI Emoji" w:cs="Segoe UI Emoji"/>
@@ -6255,7 +6954,17 @@
           <w:bCs/>
           <w:lang w:val="en-GB"/>
         </w:rPr>
-        <w:t xml:space="preserve">            result[y][x] = values[</w:t>
+        <w:t xml:space="preserve">            result[y][x] = </w:t>
+      </w:r>
+      <w:proofErr w:type="gramStart"/>
+      <w:r>
+        <w:rPr>
+          <w:rFonts w:ascii="Segoe UI Emoji" w:hAnsi="Segoe UI Emoji" w:cs="Segoe UI Emoji"/>
+          <w:b/>
+          <w:bCs/>
+          <w:lang w:val="en-GB"/>
+        </w:rPr>
+        <w:t>values[</w:t>
       </w:r>
       <w:proofErr w:type="spellStart"/>
       <w:r>
@@ -6268,6 +6977,7 @@
         <w:t>values.size</w:t>
       </w:r>
       <w:proofErr w:type="spellEnd"/>
+      <w:proofErr w:type="gramEnd"/>
       <w:r>
         <w:rPr>
           <w:rFonts w:ascii="Segoe UI Emoji" w:hAnsi="Segoe UI Emoji" w:cs="Segoe UI Emoji"/>
@@ -6415,6 +7125,7 @@
         <w:t xml:space="preserve"> </w:t>
       </w:r>
       <w:proofErr w:type="spellStart"/>
+      <w:proofErr w:type="gramStart"/>
       <w:r>
         <w:rPr>
           <w:rFonts w:ascii="Segoe UI Emoji" w:hAnsi="Segoe UI Emoji" w:cs="Segoe UI Emoji"/>
@@ -6433,6 +7144,7 @@
         <w:t>(</w:t>
       </w:r>
       <w:proofErr w:type="spellStart"/>
+      <w:proofErr w:type="gramEnd"/>
       <w:r>
         <w:rPr>
           <w:rFonts w:ascii="Segoe UI Emoji" w:hAnsi="Segoe UI Emoji" w:cs="Segoe UI Emoji"/>
@@ -6507,6 +7219,7 @@
         <w:t xml:space="preserve"> h = </w:t>
       </w:r>
       <w:proofErr w:type="spellStart"/>
+      <w:proofErr w:type="gramStart"/>
       <w:r>
         <w:rPr>
           <w:rFonts w:ascii="Segoe UI Emoji" w:hAnsi="Segoe UI Emoji" w:cs="Segoe UI Emoji"/>
@@ -6517,6 +7230,7 @@
         <w:t>arr.size</w:t>
       </w:r>
       <w:proofErr w:type="spellEnd"/>
+      <w:proofErr w:type="gramEnd"/>
     </w:p>
     <w:p>
       <w:pPr>
@@ -6557,6 +7271,7 @@
         <w:t xml:space="preserve"> w = </w:t>
       </w:r>
       <w:proofErr w:type="spellStart"/>
+      <w:proofErr w:type="gramStart"/>
       <w:r>
         <w:rPr>
           <w:rFonts w:ascii="Segoe UI Emoji" w:hAnsi="Segoe UI Emoji" w:cs="Segoe UI Emoji"/>
@@ -6574,8 +7289,29 @@
           <w:bCs/>
           <w:lang w:val="en-GB"/>
         </w:rPr>
-        <w:t>[0].size</w:t>
-      </w:r>
+        <w:t>[</w:t>
+      </w:r>
+      <w:proofErr w:type="gramEnd"/>
+      <w:r>
+        <w:rPr>
+          <w:rFonts w:ascii="Segoe UI Emoji" w:hAnsi="Segoe UI Emoji" w:cs="Segoe UI Emoji"/>
+          <w:b/>
+          <w:bCs/>
+          <w:lang w:val="en-GB"/>
+        </w:rPr>
+        <w:t>0</w:t>
+      </w:r>
+      <w:proofErr w:type="gramStart"/>
+      <w:r>
+        <w:rPr>
+          <w:rFonts w:ascii="Segoe UI Emoji" w:hAnsi="Segoe UI Emoji" w:cs="Segoe UI Emoji"/>
+          <w:b/>
+          <w:bCs/>
+          <w:lang w:val="en-GB"/>
+        </w:rPr>
+        <w:t>].size</w:t>
+      </w:r>
+      <w:proofErr w:type="gramEnd"/>
     </w:p>
     <w:p>
       <w:pPr>
@@ -6633,7 +7369,27 @@
           <w:bCs/>
           <w:lang w:val="en-GB"/>
         </w:rPr>
-        <w:t>(w, h, Bitmap.Config.ARGB_8888)</w:t>
+        <w:t xml:space="preserve">(w, h, </w:t>
+      </w:r>
+      <w:proofErr w:type="gramStart"/>
+      <w:r>
+        <w:rPr>
+          <w:rFonts w:ascii="Segoe UI Emoji" w:hAnsi="Segoe UI Emoji" w:cs="Segoe UI Emoji"/>
+          <w:b/>
+          <w:bCs/>
+          <w:lang w:val="en-GB"/>
+        </w:rPr>
+        <w:t>Bitmap.Config.ARGB</w:t>
+      </w:r>
+      <w:proofErr w:type="gramEnd"/>
+      <w:r>
+        <w:rPr>
+          <w:rFonts w:ascii="Segoe UI Emoji" w:hAnsi="Segoe UI Emoji" w:cs="Segoe UI Emoji"/>
+          <w:b/>
+          <w:bCs/>
+          <w:lang w:val="en-GB"/>
+        </w:rPr>
+        <w:t>_8888)</w:t>
       </w:r>
     </w:p>
     <w:p>
@@ -6702,6 +7458,7 @@
         </w:rPr>
         <w:t xml:space="preserve">            </w:t>
       </w:r>
+      <w:proofErr w:type="gramStart"/>
       <w:r>
         <w:rPr>
           <w:rFonts w:ascii="Segoe UI Emoji" w:hAnsi="Segoe UI Emoji" w:cs="Segoe UI Emoji"/>
@@ -6709,9 +7466,9 @@
           <w:bCs/>
           <w:lang w:val="fr-FR"/>
         </w:rPr>
-        <w:t xml:space="preserve">val v = </w:t>
-      </w:r>
-      <w:proofErr w:type="spellStart"/>
+        <w:t>val</w:t>
+      </w:r>
+      <w:proofErr w:type="gramEnd"/>
       <w:r>
         <w:rPr>
           <w:rFonts w:ascii="Segoe UI Emoji" w:hAnsi="Segoe UI Emoji" w:cs="Segoe UI Emoji"/>
@@ -6719,6 +7476,16 @@
           <w:bCs/>
           <w:lang w:val="fr-FR"/>
         </w:rPr>
+        <w:t xml:space="preserve"> v = </w:t>
+      </w:r>
+      <w:proofErr w:type="spellStart"/>
+      <w:r>
+        <w:rPr>
+          <w:rFonts w:ascii="Segoe UI Emoji" w:hAnsi="Segoe UI Emoji" w:cs="Segoe UI Emoji"/>
+          <w:b/>
+          <w:bCs/>
+          <w:lang w:val="fr-FR"/>
+        </w:rPr>
         <w:t>arr</w:t>
       </w:r>
       <w:proofErr w:type="spellEnd"/>
@@ -6729,9 +7496,9 @@
           <w:bCs/>
           <w:lang w:val="fr-FR"/>
         </w:rPr>
-        <w:t>[y][x].</w:t>
-      </w:r>
-      <w:proofErr w:type="spellStart"/>
+        <w:t>[y][x</w:t>
+      </w:r>
+      <w:proofErr w:type="gramStart"/>
       <w:r>
         <w:rPr>
           <w:rFonts w:ascii="Segoe UI Emoji" w:hAnsi="Segoe UI Emoji" w:cs="Segoe UI Emoji"/>
@@ -6739,9 +7506,20 @@
           <w:bCs/>
           <w:lang w:val="fr-FR"/>
         </w:rPr>
+        <w:t>].</w:t>
+      </w:r>
+      <w:proofErr w:type="spellStart"/>
+      <w:r>
+        <w:rPr>
+          <w:rFonts w:ascii="Segoe UI Emoji" w:hAnsi="Segoe UI Emoji" w:cs="Segoe UI Emoji"/>
+          <w:b/>
+          <w:bCs/>
+          <w:lang w:val="fr-FR"/>
+        </w:rPr>
         <w:t>coerceIn</w:t>
       </w:r>
       <w:proofErr w:type="spellEnd"/>
+      <w:proofErr w:type="gramEnd"/>
       <w:r>
         <w:rPr>
           <w:rFonts w:ascii="Segoe UI Emoji" w:hAnsi="Segoe UI Emoji" w:cs="Segoe UI Emoji"/>
@@ -6749,9 +7527,9 @@
           <w:bCs/>
           <w:lang w:val="fr-FR"/>
         </w:rPr>
-        <w:t>(0f, 255f).</w:t>
-      </w:r>
-      <w:proofErr w:type="spellStart"/>
+        <w:t>(0f, 255f</w:t>
+      </w:r>
+      <w:proofErr w:type="gramStart"/>
       <w:r>
         <w:rPr>
           <w:rFonts w:ascii="Segoe UI Emoji" w:hAnsi="Segoe UI Emoji" w:cs="Segoe UI Emoji"/>
@@ -6759,9 +7537,20 @@
           <w:bCs/>
           <w:lang w:val="fr-FR"/>
         </w:rPr>
+        <w:t>).</w:t>
+      </w:r>
+      <w:proofErr w:type="spellStart"/>
+      <w:r>
+        <w:rPr>
+          <w:rFonts w:ascii="Segoe UI Emoji" w:hAnsi="Segoe UI Emoji" w:cs="Segoe UI Emoji"/>
+          <w:b/>
+          <w:bCs/>
+          <w:lang w:val="fr-FR"/>
+        </w:rPr>
         <w:t>toInt</w:t>
       </w:r>
       <w:proofErr w:type="spellEnd"/>
+      <w:proofErr w:type="gramEnd"/>
       <w:r>
         <w:rPr>
           <w:rFonts w:ascii="Segoe UI Emoji" w:hAnsi="Segoe UI Emoji" w:cs="Segoe UI Emoji"/>
@@ -6791,6 +7580,7 @@
         <w:t xml:space="preserve">            </w:t>
       </w:r>
       <w:proofErr w:type="spellStart"/>
+      <w:proofErr w:type="gramStart"/>
       <w:r>
         <w:rPr>
           <w:rFonts w:ascii="Segoe UI Emoji" w:hAnsi="Segoe UI Emoji" w:cs="Segoe UI Emoji"/>
@@ -6801,6 +7591,7 @@
         <w:t>bmp.setPixel</w:t>
       </w:r>
       <w:proofErr w:type="spellEnd"/>
+      <w:proofErr w:type="gramEnd"/>
       <w:r>
         <w:rPr>
           <w:rFonts w:ascii="Segoe UI Emoji" w:hAnsi="Segoe UI Emoji" w:cs="Segoe UI Emoji"/>
@@ -6811,6 +7602,7 @@
         <w:t xml:space="preserve">(x, y, </w:t>
       </w:r>
       <w:proofErr w:type="spellStart"/>
+      <w:proofErr w:type="gramStart"/>
       <w:r>
         <w:rPr>
           <w:rFonts w:ascii="Segoe UI Emoji" w:hAnsi="Segoe UI Emoji" w:cs="Segoe UI Emoji"/>
@@ -6828,17 +7620,9 @@
           <w:bCs/>
           <w:lang w:val="es-ES"/>
         </w:rPr>
-        <w:t>(v, v, v))</w:t>
-      </w:r>
-    </w:p>
-    <w:p>
-      <w:pPr>
-        <w:rPr>
-          <w:rFonts w:ascii="Segoe UI Emoji" w:hAnsi="Segoe UI Emoji" w:cs="Segoe UI Emoji"/>
-          <w:b/>
-          <w:bCs/>
-        </w:rPr>
-      </w:pPr>
+        <w:t>(</w:t>
+      </w:r>
+      <w:proofErr w:type="gramEnd"/>
       <w:r>
         <w:rPr>
           <w:rFonts w:ascii="Segoe UI Emoji" w:hAnsi="Segoe UI Emoji" w:cs="Segoe UI Emoji"/>
@@ -6846,6 +7630,24 @@
           <w:bCs/>
           <w:lang w:val="es-ES"/>
         </w:rPr>
+        <w:t>v, v, v))</w:t>
+      </w:r>
+    </w:p>
+    <w:p>
+      <w:pPr>
+        <w:rPr>
+          <w:rFonts w:ascii="Segoe UI Emoji" w:hAnsi="Segoe UI Emoji" w:cs="Segoe UI Emoji"/>
+          <w:b/>
+          <w:bCs/>
+        </w:rPr>
+      </w:pPr>
+      <w:r>
+        <w:rPr>
+          <w:rFonts w:ascii="Segoe UI Emoji" w:hAnsi="Segoe UI Emoji" w:cs="Segoe UI Emoji"/>
+          <w:b/>
+          <w:bCs/>
+          <w:lang w:val="es-ES"/>
+        </w:rPr>
         <w:t xml:space="preserve">        </w:t>
       </w:r>
       <w:r>
@@ -6871,6 +7673,7 @@
           <w:b/>
           <w:bCs/>
         </w:rPr>
+        <w:lastRenderedPageBreak/>
         <w:t xml:space="preserve">    }</w:t>
       </w:r>
     </w:p>
@@ -6950,7 +7753,6 @@
           <w:b/>
           <w:bCs/>
         </w:rPr>
-        <w:lastRenderedPageBreak/>
         <w:pict w14:anchorId="373EA0C2">
           <v:rect id="_x0000_i1043" style="width:0;height:1.5pt" o:hralign="center" o:hrstd="t" o:hr="t" fillcolor="#a0a0a0" stroked="f"/>
         </w:pict>
@@ -7024,6 +7826,7 @@
         <w:t xml:space="preserve"> bitmaps = </w:t>
       </w:r>
       <w:proofErr w:type="spellStart"/>
+      <w:proofErr w:type="gramStart"/>
       <w:r>
         <w:rPr>
           <w:rFonts w:ascii="Segoe UI Emoji" w:hAnsi="Segoe UI Emoji" w:cs="Segoe UI Emoji"/>
@@ -7041,7 +7844,17 @@
           <w:bCs/>
           <w:lang w:val="en-GB"/>
         </w:rPr>
-        <w:t>(context, "DCIM/CameraX")</w:t>
+        <w:t>(</w:t>
+      </w:r>
+      <w:proofErr w:type="gramEnd"/>
+      <w:r>
+        <w:rPr>
+          <w:rFonts w:ascii="Segoe UI Emoji" w:hAnsi="Segoe UI Emoji" w:cs="Segoe UI Emoji"/>
+          <w:b/>
+          <w:bCs/>
+          <w:lang w:val="en-GB"/>
+        </w:rPr>
+        <w:t>context, "DCIM/CameraX")</w:t>
       </w:r>
     </w:p>
     <w:p>
@@ -7091,7 +7904,17 @@
           <w:bCs/>
           <w:lang w:val="en-GB"/>
         </w:rPr>
-        <w:t xml:space="preserve"> { </w:t>
+        <w:t xml:space="preserve"> </w:t>
+      </w:r>
+      <w:proofErr w:type="gramStart"/>
+      <w:r>
+        <w:rPr>
+          <w:rFonts w:ascii="Segoe UI Emoji" w:hAnsi="Segoe UI Emoji" w:cs="Segoe UI Emoji"/>
+          <w:b/>
+          <w:bCs/>
+          <w:lang w:val="en-GB"/>
+        </w:rPr>
+        <w:t xml:space="preserve">{ </w:t>
       </w:r>
       <w:proofErr w:type="spellStart"/>
       <w:r>
@@ -7104,15 +7927,27 @@
         <w:t>bitmapToFloatArray</w:t>
       </w:r>
       <w:proofErr w:type="spellEnd"/>
-      <w:r>
-        <w:rPr>
-          <w:rFonts w:ascii="Segoe UI Emoji" w:hAnsi="Segoe UI Emoji" w:cs="Segoe UI Emoji"/>
-          <w:b/>
-          <w:bCs/>
-          <w:lang w:val="en-GB"/>
-        </w:rPr>
-        <w:t>(it) }</w:t>
-      </w:r>
+      <w:proofErr w:type="gramEnd"/>
+      <w:r>
+        <w:rPr>
+          <w:rFonts w:ascii="Segoe UI Emoji" w:hAnsi="Segoe UI Emoji" w:cs="Segoe UI Emoji"/>
+          <w:b/>
+          <w:bCs/>
+          <w:lang w:val="en-GB"/>
+        </w:rPr>
+        <w:t>(it</w:t>
+      </w:r>
+      <w:proofErr w:type="gramStart"/>
+      <w:r>
+        <w:rPr>
+          <w:rFonts w:ascii="Segoe UI Emoji" w:hAnsi="Segoe UI Emoji" w:cs="Segoe UI Emoji"/>
+          <w:b/>
+          <w:bCs/>
+          <w:lang w:val="en-GB"/>
+        </w:rPr>
+        <w:t>) }</w:t>
+      </w:r>
+      <w:proofErr w:type="gramEnd"/>
     </w:p>
     <w:p>
       <w:pPr>
@@ -7161,7 +7996,27 @@
           <w:bCs/>
           <w:lang w:val="en-GB"/>
         </w:rPr>
-        <w:t xml:space="preserve">(arrays)   // </w:t>
+        <w:t>(</w:t>
+      </w:r>
+      <w:proofErr w:type="gramStart"/>
+      <w:r>
+        <w:rPr>
+          <w:rFonts w:ascii="Segoe UI Emoji" w:hAnsi="Segoe UI Emoji" w:cs="Segoe UI Emoji"/>
+          <w:b/>
+          <w:bCs/>
+          <w:lang w:val="en-GB"/>
+        </w:rPr>
+        <w:t xml:space="preserve">arrays)   </w:t>
+      </w:r>
+      <w:proofErr w:type="gramEnd"/>
+      <w:r>
+        <w:rPr>
+          <w:rFonts w:ascii="Segoe UI Emoji" w:hAnsi="Segoe UI Emoji" w:cs="Segoe UI Emoji"/>
+          <w:b/>
+          <w:bCs/>
+          <w:lang w:val="en-GB"/>
+        </w:rPr>
+        <w:t xml:space="preserve">// </w:t>
       </w:r>
       <w:proofErr w:type="spellStart"/>
       <w:r>
@@ -7663,6 +8518,7 @@
         </w:numPr>
       </w:pPr>
       <w:r>
+        <w:lastRenderedPageBreak/>
         <w:t>scegli solo i migliori 10 (seeing migliore)</w:t>
       </w:r>
     </w:p>
@@ -7709,7 +8565,6 @@
           <w:b/>
           <w:bCs/>
         </w:rPr>
-        <w:lastRenderedPageBreak/>
         <w:t>🎯</w:t>
       </w:r>
       <w:r>
@@ -8044,8 +8899,13 @@
         <w:t xml:space="preserve"> senza librerie esterne</w:t>
       </w:r>
       <w:r>
-        <w:t>, con una cross</w:t>
-      </w:r>
+        <w:t xml:space="preserve">, con </w:t>
+      </w:r>
+      <w:proofErr w:type="gramStart"/>
+      <w:r>
+        <w:t>una cross</w:t>
+      </w:r>
+      <w:proofErr w:type="gramEnd"/>
       <w:r>
         <w:noBreakHyphen/>
       </w:r>
@@ -8106,6 +8966,7 @@
     </w:p>
     <w:p>
       <w:r>
+        <w:lastRenderedPageBreak/>
         <w:t>La media riduce il rumore.</w:t>
       </w:r>
       <w:r>
@@ -8147,7 +9008,6 @@
         </w:numPr>
       </w:pPr>
       <w:r>
-        <w:lastRenderedPageBreak/>
         <w:t>pianeti</w:t>
       </w:r>
     </w:p>
@@ -8540,6 +9400,7 @@
           <w:b/>
           <w:bCs/>
         </w:rPr>
+        <w:lastRenderedPageBreak/>
         <w:t>⭐</w:t>
       </w:r>
       <w:r>
@@ -8590,7 +9451,6 @@
     </w:p>
     <w:p>
       <w:r>
-        <w:lastRenderedPageBreak/>
         <w:pict w14:anchorId="6FC088F0">
           <v:rect id="_x0000_i1055" style="width:0;height:1.5pt" o:hralign="center" o:hrstd="t" o:hr="t" fillcolor="#a0a0a0" stroked="f"/>
         </w:pict>
@@ -8968,6 +9828,7 @@
           <w:b/>
           <w:bCs/>
         </w:rPr>
+        <w:lastRenderedPageBreak/>
         <w:t>Sigma</w:t>
       </w:r>
       <w:r>
@@ -9071,7 +9932,6 @@
           <w:b/>
           <w:bCs/>
         </w:rPr>
-        <w:lastRenderedPageBreak/>
         <w:t>Debayering</w:t>
       </w:r>
       <w:proofErr w:type="spellEnd"/>
@@ -14182,6 +15042,7 @@
   <w:style w:type="character" w:default="1" w:styleId="Carpredefinitoparagrafo">
     <w:name w:val="Default Paragraph Font"/>
     <w:uiPriority w:val="1"/>
+    <w:semiHidden/>
     <w:unhideWhenUsed/>
   </w:style>
   <w:style w:type="table" w:default="1" w:styleId="Tabellanormale">
@@ -14495,6 +15356,36 @@
       <w:spacing w:val="5"/>
     </w:rPr>
   </w:style>
+  <w:style w:type="paragraph" w:styleId="PreformattatoHTML">
+    <w:name w:val="HTML Preformatted"/>
+    <w:basedOn w:val="Normale"/>
+    <w:link w:val="PreformattatoHTMLCarattere"/>
+    <w:uiPriority w:val="99"/>
+    <w:semiHidden/>
+    <w:unhideWhenUsed/>
+    <w:rsid w:val="004044CD"/>
+    <w:pPr>
+      <w:spacing w:after="0" w:line="240" w:lineRule="auto"/>
+    </w:pPr>
+    <w:rPr>
+      <w:rFonts w:ascii="Consolas" w:hAnsi="Consolas"/>
+      <w:sz w:val="20"/>
+      <w:szCs w:val="20"/>
+    </w:rPr>
+  </w:style>
+  <w:style w:type="character" w:customStyle="1" w:styleId="PreformattatoHTMLCarattere">
+    <w:name w:val="Preformattato HTML Carattere"/>
+    <w:basedOn w:val="Carpredefinitoparagrafo"/>
+    <w:link w:val="PreformattatoHTML"/>
+    <w:uiPriority w:val="99"/>
+    <w:semiHidden/>
+    <w:rsid w:val="004044CD"/>
+    <w:rPr>
+      <w:rFonts w:ascii="Consolas" w:hAnsi="Consolas"/>
+      <w:sz w:val="20"/>
+      <w:szCs w:val="20"/>
+    </w:rPr>
+  </w:style>
 </w:styles>
 </file>
 

--- a/Doc/RoadMap.docx
+++ b/Doc/RoadMap.docx
@@ -16,11 +16,6 @@
       </w:r>
     </w:p>
     <w:p>
-      <w:pPr>
-        <w:rPr>
-          <w:lang w:val="en-GB"/>
-        </w:rPr>
-      </w:pPr>
       <w:r>
         <w:rPr>
           <w:lang w:val="en-GB"/>
@@ -28,93 +23,89 @@
         <w:tab/>
       </w:r>
       <w:r>
-        <w:rPr>
-          <w:lang w:val="en-GB"/>
-        </w:rPr>
-        <w:t>Other video settings</w:t>
-      </w:r>
-      <w:r>
-        <w:rPr>
-          <w:lang w:val="en-GB"/>
-        </w:rPr>
+        <w:t>Sfondo su Settings</w:t>
+      </w:r>
+    </w:p>
+    <w:p>
+      <w:pPr>
+        <w:rPr>
+          <w:lang w:val="en-GB"/>
+        </w:rPr>
+      </w:pPr>
+      <w:r>
         <w:tab/>
       </w:r>
+      <w:r>
+        <w:rPr>
+          <w:lang w:val="en-GB"/>
+        </w:rPr>
+        <w:t>Check path in stacking (</w:t>
+      </w:r>
+      <w:proofErr w:type="spellStart"/>
+      <w:r>
+        <w:rPr>
+          <w:lang w:val="en-GB"/>
+        </w:rPr>
+        <w:t>d</w:t>
+      </w:r>
+      <w:r>
+        <w:rPr>
+          <w:lang w:val="en-GB"/>
+        </w:rPr>
+        <w:t>isallineamento</w:t>
+      </w:r>
+      <w:proofErr w:type="spellEnd"/>
+      <w:r>
+        <w:rPr>
+          <w:lang w:val="en-GB"/>
+        </w:rPr>
+        <w:t>)</w:t>
+      </w:r>
     </w:p>
     <w:p>
       <w:pPr>
         <w:ind w:firstLine="708"/>
       </w:pPr>
       <w:r>
-        <w:t>Sfondo su Settings</w:t>
+        <w:t>Messaggi su multiple photo</w:t>
       </w:r>
     </w:p>
     <w:p>
       <w:pPr>
         <w:ind w:firstLine="708"/>
       </w:pPr>
-      <w:r>
-        <w:t>Settings permanenti</w:t>
+      <w:proofErr w:type="spellStart"/>
+      <w:r>
+        <w:t>Stacking</w:t>
+      </w:r>
+      <w:proofErr w:type="spellEnd"/>
+      <w:r>
+        <w:t xml:space="preserve"> messaggio durante lavoro</w:t>
       </w:r>
     </w:p>
     <w:p>
       <w:pPr>
         <w:ind w:firstLine="708"/>
-      </w:pPr>
+        <w:jc w:val="both"/>
+      </w:pPr>
+      <w:proofErr w:type="spellStart"/>
+      <w:r>
+        <w:t>Alignment</w:t>
+      </w:r>
+      <w:proofErr w:type="spellEnd"/>
+      <w:r>
+        <w:t xml:space="preserve"> </w:t>
+      </w:r>
+      <w:proofErr w:type="spellStart"/>
+      <w:r>
+        <w:t>needed</w:t>
+      </w:r>
+      <w:proofErr w:type="spellEnd"/>
     </w:p>
     <w:p>
       <w:pPr>
         <w:ind w:firstLine="708"/>
       </w:pPr>
-      <w:r>
-        <w:t>Messaggi su multiple photo</w:t>
-      </w:r>
-    </w:p>
-    <w:p>
-      <w:pPr>
-        <w:ind w:firstLine="708"/>
-      </w:pPr>
-      <w:proofErr w:type="spellStart"/>
-      <w:r>
-        <w:t>Stacking</w:t>
-      </w:r>
-      <w:proofErr w:type="spellEnd"/>
-      <w:r>
-        <w:t xml:space="preserve"> messaggio durante lavoro</w:t>
-      </w:r>
-    </w:p>
-    <w:p>
-      <w:pPr>
-        <w:ind w:firstLine="708"/>
-      </w:pPr>
-      <w:r>
-        <w:t>Photo visibile in Photo App?</w:t>
-      </w:r>
-    </w:p>
-    <w:p>
-      <w:pPr>
-        <w:ind w:firstLine="708"/>
-      </w:pPr>
-      <w:r>
-        <w:t xml:space="preserve">Dividere Settings in </w:t>
-      </w:r>
-      <w:proofErr w:type="spellStart"/>
-      <w:r>
-        <w:t>settingsVideo</w:t>
-      </w:r>
-      <w:proofErr w:type="spellEnd"/>
-      <w:r>
-        <w:t xml:space="preserve"> e </w:t>
-      </w:r>
-      <w:proofErr w:type="spellStart"/>
-      <w:r>
-        <w:t>SettingsPhoto</w:t>
-      </w:r>
-      <w:proofErr w:type="spellEnd"/>
-    </w:p>
-    <w:p>
-      <w:pPr>
-        <w:ind w:firstLine="708"/>
-      </w:pPr>
     </w:p>
     <w:p>
       <w:pPr>
@@ -140,33 +131,6 @@
         </w:rPr>
         <w:t>.x</w:t>
       </w:r>
-    </w:p>
-    <w:p>
-      <w:pPr>
-        <w:rPr>
-          <w:lang w:val="en-GB"/>
-        </w:rPr>
-      </w:pPr>
-      <w:r>
-        <w:rPr>
-          <w:lang w:val="en-GB"/>
-        </w:rPr>
-        <w:tab/>
-      </w:r>
-      <w:r>
-        <w:rPr>
-          <w:lang w:val="en-GB"/>
-        </w:rPr>
-        <w:t xml:space="preserve">Stacking con buffer </w:t>
-      </w:r>
-      <w:proofErr w:type="spellStart"/>
-      <w:r>
-        <w:rPr>
-          <w:lang w:val="en-GB"/>
-        </w:rPr>
-        <w:t>preaallocati</w:t>
-      </w:r>
-      <w:proofErr w:type="spellEnd"/>
     </w:p>
     <w:p>
       <w:pPr>
@@ -269,14 +233,69 @@
           <w:lang w:val="en-GB"/>
         </w:rPr>
       </w:pPr>
-    </w:p>
-    <w:p>
-      <w:pPr>
-        <w:rPr>
-          <w:lang w:val="en-GB"/>
-        </w:rPr>
-      </w:pPr>
-    </w:p>
+      <w:r>
+        <w:rPr>
+          <w:lang w:val="en-GB"/>
+        </w:rPr>
+        <w:t>Add gallery button and icon to see</w:t>
+      </w:r>
+      <w:r>
+        <w:rPr>
+          <w:lang w:val="en-GB"/>
+        </w:rPr>
+        <w:t xml:space="preserve"> stacked photos</w:t>
+      </w:r>
+    </w:p>
+    <w:p>
+      <w:pPr>
+        <w:ind w:firstLine="708"/>
+        <w:rPr>
+          <w:lang w:val="en-GB"/>
+        </w:rPr>
+      </w:pPr>
+      <w:r>
+        <w:rPr>
+          <w:lang w:val="en-GB"/>
+        </w:rPr>
+        <w:t xml:space="preserve">Settings – tempo di </w:t>
+      </w:r>
+      <w:proofErr w:type="spellStart"/>
+      <w:r>
+        <w:rPr>
+          <w:lang w:val="en-GB"/>
+        </w:rPr>
+        <w:t>esposizione</w:t>
+      </w:r>
+      <w:proofErr w:type="spellEnd"/>
+    </w:p>
+    <w:p>
+      <w:pPr>
+        <w:ind w:firstLine="708"/>
+      </w:pPr>
+      <w:r>
+        <w:t xml:space="preserve">Soluzione per </w:t>
+      </w:r>
+      <w:proofErr w:type="spellStart"/>
+      <w:r>
+        <w:t>path</w:t>
+      </w:r>
+      <w:proofErr w:type="spellEnd"/>
+      <w:r>
+        <w:t xml:space="preserve"> dove sa</w:t>
+      </w:r>
+      <w:r>
+        <w:t>lvare photo/</w:t>
+      </w:r>
+      <w:proofErr w:type="spellStart"/>
+      <w:r>
+        <w:t>stacked</w:t>
+      </w:r>
+      <w:proofErr w:type="spellEnd"/>
+      <w:r>
+        <w:t xml:space="preserve"> e successivi</w:t>
+      </w:r>
+    </w:p>
+    <w:p/>
     <w:p>
       <w:pPr>
         <w:rPr>
@@ -334,13 +353,6 @@
     <w:p>
       <w:pPr>
         <w:rPr>
-          <w:lang w:val="en-GB"/>
-        </w:rPr>
-      </w:pPr>
-    </w:p>
-    <w:p>
-      <w:pPr>
-        <w:rPr>
           <w:lang w:val="fr-FR"/>
         </w:rPr>
       </w:pPr>
@@ -366,14 +378,100 @@
     <w:p>
       <w:pPr>
         <w:rPr>
+          <w:lang w:val="en-GB"/>
+        </w:rPr>
+      </w:pPr>
+      <w:r>
+        <w:rPr>
           <w:lang w:val="fr-FR"/>
         </w:rPr>
-      </w:pPr>
-      <w:r>
+        <w:tab/>
+      </w:r>
+      <w:r>
+        <w:rPr>
+          <w:lang w:val="en-GB"/>
+        </w:rPr>
+        <w:t xml:space="preserve">Setting </w:t>
+      </w:r>
+      <w:proofErr w:type="spellStart"/>
+      <w:r>
+        <w:rPr>
+          <w:lang w:val="en-GB"/>
+        </w:rPr>
+        <w:t>permanenti</w:t>
+      </w:r>
+      <w:proofErr w:type="spellEnd"/>
+      <w:r>
+        <w:rPr>
+          <w:lang w:val="en-GB"/>
+        </w:rPr>
+        <w:tab/>
+      </w:r>
+    </w:p>
+    <w:p>
+      <w:pPr>
         <w:rPr>
           <w:lang w:val="fr-FR"/>
         </w:rPr>
-        <w:tab/>
+      </w:pPr>
+    </w:p>
+    <w:p>
+      <w:pPr>
+        <w:rPr>
+          <w:lang w:val="fr-FR"/>
+        </w:rPr>
+      </w:pPr>
+      <w:r>
+        <w:rPr>
+          <w:lang w:val="fr-FR"/>
+        </w:rPr>
+        <w:t>Version 0.</w:t>
+      </w:r>
+      <w:r>
+        <w:rPr>
+          <w:lang w:val="fr-FR"/>
+        </w:rPr>
+        <w:t>9</w:t>
+      </w:r>
+      <w:r>
+        <w:rPr>
+          <w:lang w:val="fr-FR"/>
+        </w:rPr>
+        <w:t>.x</w:t>
+      </w:r>
+    </w:p>
+    <w:p>
+      <w:pPr>
+        <w:ind w:firstLine="708"/>
+      </w:pPr>
+      <w:r>
+        <w:t xml:space="preserve">Voice </w:t>
+      </w:r>
+      <w:proofErr w:type="spellStart"/>
+      <w:r>
+        <w:t>Recognition</w:t>
+      </w:r>
+      <w:proofErr w:type="spellEnd"/>
+      <w:r>
+        <w:t xml:space="preserve"> </w:t>
+      </w:r>
+      <w:proofErr w:type="spellStart"/>
+      <w:r>
+        <w:t>interface</w:t>
+      </w:r>
+      <w:proofErr w:type="spellEnd"/>
+    </w:p>
+    <w:p>
+      <w:pPr>
+        <w:ind w:firstLine="708"/>
+        <w:rPr>
+          <w:lang w:val="fr-FR"/>
+        </w:rPr>
+      </w:pPr>
+      <w:r>
+        <w:rPr>
+          <w:lang w:val="fr-FR"/>
+        </w:rPr>
         <w:t xml:space="preserve">Camera </w:t>
       </w:r>
       <w:proofErr w:type="spellStart"/>
@@ -432,59 +530,6 @@
           <w:lang w:val="fr-FR"/>
         </w:rPr>
         <w:t>commands</w:t>
-      </w:r>
-      <w:proofErr w:type="spellEnd"/>
-    </w:p>
-    <w:p>
-      <w:pPr>
-        <w:rPr>
-          <w:lang w:val="fr-FR"/>
-        </w:rPr>
-      </w:pPr>
-    </w:p>
-    <w:p>
-      <w:pPr>
-        <w:rPr>
-          <w:lang w:val="fr-FR"/>
-        </w:rPr>
-      </w:pPr>
-      <w:r>
-        <w:rPr>
-          <w:lang w:val="fr-FR"/>
-        </w:rPr>
-        <w:t>Version 0.</w:t>
-      </w:r>
-      <w:r>
-        <w:rPr>
-          <w:lang w:val="fr-FR"/>
-        </w:rPr>
-        <w:t>9</w:t>
-      </w:r>
-      <w:r>
-        <w:rPr>
-          <w:lang w:val="fr-FR"/>
-        </w:rPr>
-        <w:t>.x</w:t>
-      </w:r>
-    </w:p>
-    <w:p>
-      <w:pPr>
-        <w:ind w:firstLine="708"/>
-      </w:pPr>
-      <w:r>
-        <w:t xml:space="preserve">Voice </w:t>
-      </w:r>
-      <w:proofErr w:type="spellStart"/>
-      <w:r>
-        <w:t>Recognition</w:t>
-      </w:r>
-      <w:proofErr w:type="spellEnd"/>
-      <w:r>
-        <w:t xml:space="preserve"> </w:t>
-      </w:r>
-      <w:proofErr w:type="spellStart"/>
-      <w:r>
-        <w:t>interface</w:t>
       </w:r>
       <w:proofErr w:type="spellEnd"/>
     </w:p>
@@ -522,6 +567,7 @@
         <w:rPr>
           <w:lang w:val="en-GB"/>
         </w:rPr>
+        <w:lastRenderedPageBreak/>
         <w:t>Video start</w:t>
       </w:r>
     </w:p>
@@ -662,19 +708,11 @@
         </w:rPr>
       </w:pPr>
       <w:proofErr w:type="spellStart"/>
-      <w:proofErr w:type="gramStart"/>
-      <w:r>
-        <w:rPr>
-          <w:lang w:val="en-GB"/>
-        </w:rPr>
-        <w:t>activity?.</w:t>
-      </w:r>
-      <w:proofErr w:type="gramEnd"/>
-      <w:r>
-        <w:rPr>
-          <w:lang w:val="en-GB"/>
-        </w:rPr>
-        <w:t>let</w:t>
+      <w:r>
+        <w:rPr>
+          <w:lang w:val="en-GB"/>
+        </w:rPr>
+        <w:t>activity?.let</w:t>
       </w:r>
       <w:proofErr w:type="spellEnd"/>
       <w:r>
@@ -708,24 +746,9 @@
         <w:rPr>
           <w:lang w:val="en-GB"/>
         </w:rPr>
-        <w:t xml:space="preserve"> intent = </w:t>
-      </w:r>
-      <w:proofErr w:type="gramStart"/>
-      <w:r>
-        <w:rPr>
-          <w:lang w:val="en-GB"/>
-        </w:rPr>
-        <w:t>Intent(</w:t>
-      </w:r>
-      <w:proofErr w:type="gramEnd"/>
-      <w:r>
-        <w:rPr>
-          <w:lang w:val="en-GB"/>
-        </w:rPr>
-        <w:t xml:space="preserve">it, </w:t>
-      </w:r>
-      <w:proofErr w:type="spellStart"/>
-      <w:proofErr w:type="gramStart"/>
+        <w:t xml:space="preserve"> intent = Intent(it, </w:t>
+      </w:r>
+      <w:proofErr w:type="spellStart"/>
       <w:r>
         <w:rPr>
           <w:lang w:val="en-GB"/>
@@ -737,14 +760,7 @@
         <w:rPr>
           <w:lang w:val="en-GB"/>
         </w:rPr>
-        <w:t>::</w:t>
-      </w:r>
-      <w:proofErr w:type="gramEnd"/>
-      <w:r>
-        <w:rPr>
-          <w:lang w:val="en-GB"/>
-        </w:rPr>
-        <w:t>class.java)</w:t>
+        <w:t>::class.java)</w:t>
       </w:r>
     </w:p>
     <w:p>
@@ -760,7 +776,6 @@
         <w:t xml:space="preserve">    </w:t>
       </w:r>
       <w:proofErr w:type="spellStart"/>
-      <w:proofErr w:type="gramStart"/>
       <w:r>
         <w:rPr>
           <w:lang w:val="en-GB"/>
@@ -768,7 +783,6 @@
         <w:t>it.startActivity</w:t>
       </w:r>
       <w:proofErr w:type="spellEnd"/>
-      <w:proofErr w:type="gramEnd"/>
       <w:r>
         <w:rPr>
           <w:lang w:val="en-GB"/>
@@ -844,19 +858,11 @@
         <w:t xml:space="preserve"> = </w:t>
       </w:r>
       <w:proofErr w:type="spellStart"/>
-      <w:proofErr w:type="gramStart"/>
-      <w:r>
-        <w:rPr>
-          <w:lang w:val="en-GB"/>
-        </w:rPr>
-        <w:t>Manifest.permission.RECORD</w:t>
-      </w:r>
-      <w:proofErr w:type="gramEnd"/>
-      <w:r>
-        <w:rPr>
-          <w:lang w:val="en-GB"/>
-        </w:rPr>
-        <w:t>_AUDIO</w:t>
+      <w:r>
+        <w:rPr>
+          <w:lang w:val="en-GB"/>
+        </w:rPr>
+        <w:t>Manifest.permission.RECORD_AUDIO</w:t>
       </w:r>
       <w:proofErr w:type="spellEnd"/>
     </w:p>
@@ -895,7 +901,6 @@
         <w:t xml:space="preserve"> = </w:t>
       </w:r>
       <w:proofErr w:type="spellStart"/>
-      <w:proofErr w:type="gramStart"/>
       <w:r>
         <w:rPr>
           <w:lang w:val="en-GB"/>
@@ -909,7 +914,6 @@
         </w:rPr>
         <w:t>(</w:t>
       </w:r>
-      <w:proofErr w:type="gramEnd"/>
     </w:p>
     <w:p>
       <w:pPr>
@@ -948,191 +952,202 @@
         <w:rPr>
           <w:lang w:val="en-GB"/>
         </w:rPr>
-        <w:t xml:space="preserve">) </w:t>
-      </w:r>
-      <w:proofErr w:type="gramStart"/>
-      <w:r>
-        <w:rPr>
-          <w:lang w:val="en-GB"/>
-        </w:rPr>
-        <w:t>{ granted</w:t>
-      </w:r>
-      <w:proofErr w:type="gramEnd"/>
-      <w:r>
-        <w:rPr>
-          <w:lang w:val="en-GB"/>
-        </w:rPr>
-        <w:t xml:space="preserve"> -&gt;</w:t>
-      </w:r>
-    </w:p>
-    <w:p>
-      <w:pPr>
-        <w:rPr>
-          <w:lang w:val="en-GB"/>
-        </w:rPr>
-      </w:pPr>
-      <w:r>
-        <w:rPr>
-          <w:lang w:val="en-GB"/>
-        </w:rPr>
-        <w:t xml:space="preserve">    if </w:t>
-      </w:r>
-      <w:proofErr w:type="gramStart"/>
-      <w:r>
-        <w:rPr>
-          <w:lang w:val="en-GB"/>
-        </w:rPr>
-        <w:t>(!granted</w:t>
-      </w:r>
-      <w:proofErr w:type="gramEnd"/>
-      <w:r>
-        <w:rPr>
-          <w:lang w:val="en-GB"/>
-        </w:rPr>
+        <w:t>) { granted -&gt;</w:t>
+      </w:r>
+    </w:p>
+    <w:p>
+      <w:pPr>
+        <w:rPr>
+          <w:lang w:val="en-GB"/>
+        </w:rPr>
+      </w:pPr>
+      <w:r>
+        <w:rPr>
+          <w:lang w:val="en-GB"/>
+        </w:rPr>
+        <w:t xml:space="preserve">    if (!granted) {</w:t>
+      </w:r>
+    </w:p>
+    <w:p>
+      <w:pPr>
+        <w:rPr>
+          <w:lang w:val="en-GB"/>
+        </w:rPr>
+      </w:pPr>
+      <w:r>
+        <w:rPr>
+          <w:lang w:val="en-GB"/>
+        </w:rPr>
+        <w:t xml:space="preserve">        </w:t>
+      </w:r>
+      <w:proofErr w:type="spellStart"/>
+      <w:r>
+        <w:rPr>
+          <w:lang w:val="en-GB"/>
+        </w:rPr>
+        <w:t>Toast.makeText</w:t>
+      </w:r>
+      <w:proofErr w:type="spellEnd"/>
+      <w:r>
+        <w:rPr>
+          <w:lang w:val="en-GB"/>
+        </w:rPr>
+        <w:t>(context, "</w:t>
+      </w:r>
+      <w:proofErr w:type="spellStart"/>
+      <w:r>
+        <w:rPr>
+          <w:lang w:val="en-GB"/>
+        </w:rPr>
+        <w:t>Permesso</w:t>
+      </w:r>
+      <w:proofErr w:type="spellEnd"/>
+      <w:r>
+        <w:rPr>
+          <w:lang w:val="en-GB"/>
+        </w:rPr>
+        <w:t xml:space="preserve"> </w:t>
+      </w:r>
+      <w:proofErr w:type="spellStart"/>
+      <w:r>
+        <w:rPr>
+          <w:lang w:val="en-GB"/>
+        </w:rPr>
+        <w:t>microfono</w:t>
+      </w:r>
+      <w:proofErr w:type="spellEnd"/>
+      <w:r>
+        <w:rPr>
+          <w:lang w:val="en-GB"/>
+        </w:rPr>
+        <w:t xml:space="preserve"> </w:t>
+      </w:r>
+      <w:proofErr w:type="spellStart"/>
+      <w:r>
+        <w:rPr>
+          <w:lang w:val="en-GB"/>
+        </w:rPr>
+        <w:t>negato</w:t>
+      </w:r>
+      <w:proofErr w:type="spellEnd"/>
+      <w:r>
+        <w:rPr>
+          <w:lang w:val="en-GB"/>
+        </w:rPr>
+        <w:t xml:space="preserve">", </w:t>
+      </w:r>
+      <w:proofErr w:type="spellStart"/>
+      <w:r>
+        <w:rPr>
+          <w:lang w:val="en-GB"/>
+        </w:rPr>
+        <w:t>Toast.LENGTH_SHORT</w:t>
+      </w:r>
+      <w:proofErr w:type="spellEnd"/>
+      <w:r>
+        <w:rPr>
+          <w:lang w:val="en-GB"/>
+        </w:rPr>
+        <w:t>).show()</w:t>
+      </w:r>
+    </w:p>
+    <w:p>
+      <w:r>
+        <w:rPr>
+          <w:lang w:val="en-GB"/>
+        </w:rPr>
+        <w:t xml:space="preserve">    </w:t>
+      </w:r>
+      <w:r>
+        <w:t>}</w:t>
+      </w:r>
+    </w:p>
+    <w:p>
+      <w:r>
+        <w:t>}</w:t>
+      </w:r>
+    </w:p>
+    <w:p/>
+    <w:p>
+      <w:r>
+        <w:t xml:space="preserve">// PRIMA DI </w:t>
+      </w:r>
+      <w:proofErr w:type="spellStart"/>
+      <w:r>
+        <w:t>AVViar</w:t>
+      </w:r>
+      <w:r>
+        <w:t>e</w:t>
+      </w:r>
+      <w:proofErr w:type="spellEnd"/>
+      <w:r>
+        <w:t xml:space="preserve"> </w:t>
+      </w:r>
+      <w:proofErr w:type="spellStart"/>
+      <w:r>
+        <w:t>rec</w:t>
+      </w:r>
+      <w:proofErr w:type="spellEnd"/>
+    </w:p>
+    <w:p>
+      <w:proofErr w:type="spellStart"/>
+      <w:r>
+        <w:t>if</w:t>
+      </w:r>
+      <w:proofErr w:type="spellEnd"/>
+      <w:r>
+        <w:t xml:space="preserve"> (</w:t>
+      </w:r>
+      <w:proofErr w:type="spellStart"/>
+      <w:r>
+        <w:t>ContextCompat.checkSelfPermission</w:t>
+      </w:r>
+      <w:proofErr w:type="spellEnd"/>
+      <w:r>
+        <w:t>(</w:t>
+      </w:r>
+      <w:proofErr w:type="spellStart"/>
+      <w:r>
+        <w:t>context</w:t>
+      </w:r>
+      <w:proofErr w:type="spellEnd"/>
+      <w:r>
+        <w:t xml:space="preserve">, </w:t>
+      </w:r>
+      <w:proofErr w:type="spellStart"/>
+      <w:r>
+        <w:t>audioPermission</w:t>
+      </w:r>
+      <w:proofErr w:type="spellEnd"/>
+      <w:r>
+        <w:t>)</w:t>
+      </w:r>
+    </w:p>
+    <w:p>
+      <w:r>
+        <w:t xml:space="preserve">    </w:t>
+      </w:r>
+      <w:r>
+        <w:t xml:space="preserve">!= </w:t>
+      </w:r>
+      <w:proofErr w:type="spellStart"/>
+      <w:r>
+        <w:t>PackageManager.PERMISSION_GRANTED</w:t>
+      </w:r>
+      <w:proofErr w:type="spellEnd"/>
+    </w:p>
+    <w:p>
+      <w:r>
         <w:t>) {</w:t>
       </w:r>
     </w:p>
     <w:p>
-      <w:pPr>
-        <w:rPr>
-          <w:lang w:val="en-GB"/>
-        </w:rPr>
-      </w:pPr>
-      <w:r>
-        <w:rPr>
-          <w:lang w:val="en-GB"/>
-        </w:rPr>
-        <w:t xml:space="preserve">        </w:t>
-      </w:r>
-      <w:proofErr w:type="spellStart"/>
-      <w:r>
-        <w:rPr>
-          <w:lang w:val="en-GB"/>
-        </w:rPr>
-        <w:t>Toast.makeText</w:t>
-      </w:r>
-      <w:proofErr w:type="spellEnd"/>
-      <w:r>
-        <w:rPr>
-          <w:lang w:val="en-GB"/>
-        </w:rPr>
-        <w:t>(context, "</w:t>
-      </w:r>
-      <w:proofErr w:type="spellStart"/>
-      <w:r>
-        <w:rPr>
-          <w:lang w:val="en-GB"/>
-        </w:rPr>
-        <w:t>Permesso</w:t>
-      </w:r>
-      <w:proofErr w:type="spellEnd"/>
-      <w:r>
-        <w:rPr>
-          <w:lang w:val="en-GB"/>
-        </w:rPr>
-        <w:t xml:space="preserve"> </w:t>
-      </w:r>
-      <w:proofErr w:type="spellStart"/>
-      <w:r>
-        <w:rPr>
-          <w:lang w:val="en-GB"/>
-        </w:rPr>
-        <w:t>microfono</w:t>
-      </w:r>
-      <w:proofErr w:type="spellEnd"/>
-      <w:r>
-        <w:rPr>
-          <w:lang w:val="en-GB"/>
-        </w:rPr>
-        <w:t xml:space="preserve"> </w:t>
-      </w:r>
-      <w:proofErr w:type="spellStart"/>
-      <w:r>
-        <w:rPr>
-          <w:lang w:val="en-GB"/>
-        </w:rPr>
-        <w:t>negato</w:t>
-      </w:r>
-      <w:proofErr w:type="spellEnd"/>
-      <w:r>
-        <w:rPr>
-          <w:lang w:val="en-GB"/>
-        </w:rPr>
-        <w:t xml:space="preserve">", </w:t>
-      </w:r>
-      <w:proofErr w:type="spellStart"/>
-      <w:r>
-        <w:rPr>
-          <w:lang w:val="en-GB"/>
-        </w:rPr>
-        <w:t>Toast.LENGTH_SHORT</w:t>
-      </w:r>
-      <w:proofErr w:type="spellEnd"/>
-      <w:proofErr w:type="gramStart"/>
-      <w:r>
-        <w:rPr>
-          <w:lang w:val="en-GB"/>
-        </w:rPr>
-        <w:t>).show</w:t>
-      </w:r>
-      <w:proofErr w:type="gramEnd"/>
-      <w:r>
-        <w:rPr>
-          <w:lang w:val="en-GB"/>
-        </w:rPr>
-        <w:t>()</w:t>
-      </w:r>
-    </w:p>
-    <w:p>
-      <w:r>
-        <w:rPr>
-          <w:lang w:val="en-GB"/>
-        </w:rPr>
+      <w:r>
         <w:t xml:space="preserve">    </w:t>
       </w:r>
-      <w:r>
-        <w:t>}</w:t>
-      </w:r>
-    </w:p>
-    <w:p>
-      <w:r>
-        <w:t>}</w:t>
-      </w:r>
-    </w:p>
-    <w:p/>
-    <w:p>
-      <w:r>
-        <w:t xml:space="preserve">// PRIMA DI </w:t>
-      </w:r>
-      <w:proofErr w:type="spellStart"/>
-      <w:r>
-        <w:t>AVViar</w:t>
-      </w:r>
-      <w:r>
-        <w:t>e</w:t>
-      </w:r>
-      <w:proofErr w:type="spellEnd"/>
-      <w:r>
-        <w:t xml:space="preserve"> </w:t>
-      </w:r>
-      <w:proofErr w:type="spellStart"/>
-      <w:r>
-        <w:t>rec</w:t>
-      </w:r>
-      <w:proofErr w:type="spellEnd"/>
-    </w:p>
-    <w:p>
-      <w:proofErr w:type="spellStart"/>
-      <w:r>
-        <w:t>if</w:t>
-      </w:r>
-      <w:proofErr w:type="spellEnd"/>
-      <w:r>
-        <w:t xml:space="preserve"> (</w:t>
-      </w:r>
-      <w:proofErr w:type="spellStart"/>
-      <w:r>
-        <w:t>ContextCompat.checkSelfPermission</w:t>
+      <w:proofErr w:type="spellStart"/>
+      <w:r>
+        <w:t>permissionLauncher.launch</w:t>
       </w:r>
       <w:proofErr w:type="spellEnd"/>
       <w:r>
@@ -1140,14 +1155,6 @@
       </w:r>
       <w:proofErr w:type="spellStart"/>
       <w:r>
-        <w:t>context</w:t>
-      </w:r>
-      <w:proofErr w:type="spellEnd"/>
-      <w:r>
-        <w:t xml:space="preserve">, </w:t>
-      </w:r>
-      <w:proofErr w:type="spellStart"/>
-      <w:r>
         <w:t>audioPermission</w:t>
       </w:r>
       <w:proofErr w:type="spellEnd"/>
@@ -1159,59 +1166,15 @@
       <w:r>
         <w:t xml:space="preserve">    </w:t>
       </w:r>
-      <w:proofErr w:type="gramStart"/>
-      <w:r>
-        <w:t>!=</w:t>
-      </w:r>
-      <w:proofErr w:type="gramEnd"/>
-      <w:r>
-        <w:t xml:space="preserve"> </w:t>
-      </w:r>
-      <w:proofErr w:type="spellStart"/>
-      <w:r>
-        <w:t>PackageManager.PERMISSION_GRANTED</w:t>
-      </w:r>
-      <w:proofErr w:type="spellEnd"/>
-    </w:p>
-    <w:p>
-      <w:r>
-        <w:t>) {</w:t>
-      </w:r>
+      <w:proofErr w:type="spellStart"/>
+      <w:r>
+        <w:t>return@IconButton</w:t>
+      </w:r>
+      <w:proofErr w:type="spellEnd"/>
     </w:p>
     <w:p>
       <w:r>
         <w:lastRenderedPageBreak/>
-        <w:t xml:space="preserve">    </w:t>
-      </w:r>
-      <w:proofErr w:type="spellStart"/>
-      <w:r>
-        <w:t>permissionLauncher.launch</w:t>
-      </w:r>
-      <w:proofErr w:type="spellEnd"/>
-      <w:r>
-        <w:t>(</w:t>
-      </w:r>
-      <w:proofErr w:type="spellStart"/>
-      <w:r>
-        <w:t>audioPermission</w:t>
-      </w:r>
-      <w:proofErr w:type="spellEnd"/>
-      <w:r>
-        <w:t>)</w:t>
-      </w:r>
-    </w:p>
-    <w:p>
-      <w:r>
-        <w:t xml:space="preserve">    </w:t>
-      </w:r>
-      <w:proofErr w:type="spellStart"/>
-      <w:r>
-        <w:t>return@IconButton</w:t>
-      </w:r>
-      <w:proofErr w:type="spellEnd"/>
-    </w:p>
-    <w:p>
-      <w:r>
         <w:t>}</w:t>
       </w:r>
     </w:p>
@@ -1480,17 +1443,12 @@
         <w:t xml:space="preserve">fai 10–20 scatti con </w:t>
       </w:r>
       <w:proofErr w:type="spellStart"/>
-      <w:proofErr w:type="gramStart"/>
       <w:r>
         <w:t>takePicture</w:t>
       </w:r>
       <w:proofErr w:type="spellEnd"/>
       <w:r>
-        <w:t>(</w:t>
-      </w:r>
-      <w:proofErr w:type="gramEnd"/>
-      <w:r>
-        <w:t>)</w:t>
+        <w:t>()</w:t>
       </w:r>
     </w:p>
     <w:p>
@@ -1602,7 +1560,6 @@
     </w:p>
     <w:p>
       <w:r>
-        <w:lastRenderedPageBreak/>
         <w:pict w14:anchorId="7A9775D4">
           <v:rect id="_x0000_i1026" style="width:0;height:1.5pt" o:hralign="center" o:hrstd="t" o:hr="t" fillcolor="#a0a0a0" stroked="f"/>
         </w:pict>
@@ -1633,6 +1590,7 @@
     </w:p>
     <w:p>
       <w:r>
+        <w:lastRenderedPageBreak/>
         <w:t>Per Luna e pianeti non serve lunga esposizione.</w:t>
       </w:r>
       <w:r>
@@ -1966,7 +1924,6 @@
     </w:p>
     <w:p>
       <w:r>
-        <w:lastRenderedPageBreak/>
         <w:pict w14:anchorId="3DC381FF">
           <v:rect id="_x0000_i1029" style="width:0;height:1.5pt" o:hralign="center" o:hrstd="t" o:hr="t" fillcolor="#a0a0a0" stroked="f"/>
         </w:pict>
@@ -1997,6 +1954,7 @@
     </w:p>
     <w:p>
       <w:r>
+        <w:lastRenderedPageBreak/>
         <w:t>Per foto astronomiche è fondamentale che il telefono sia:</w:t>
       </w:r>
     </w:p>
@@ -2384,24 +2342,24 @@
           <w:b/>
           <w:bCs/>
         </w:rPr>
+        <w:t>👉</w:t>
+      </w:r>
+      <w:r>
+        <w:rPr>
+          <w:b/>
+          <w:bCs/>
+        </w:rPr>
+        <w:t xml:space="preserve"> Esposizione lunga con Camera2Interop</w:t>
+      </w:r>
+    </w:p>
+    <w:p>
+      <w:r>
+        <w:t>Queste quattro trasformano il tuo telefono in una vera camera astronomica.</w:t>
+      </w:r>
+    </w:p>
+    <w:p>
+      <w:r>
         <w:lastRenderedPageBreak/>
-        <w:t>👉</w:t>
-      </w:r>
-      <w:r>
-        <w:rPr>
-          <w:b/>
-          <w:bCs/>
-        </w:rPr>
-        <w:t xml:space="preserve"> Esposizione lunga con Camera2Interop</w:t>
-      </w:r>
-    </w:p>
-    <w:p>
-      <w:r>
-        <w:t>Queste quattro trasformano il tuo telefono in una vera camera astronomica.</w:t>
-      </w:r>
-    </w:p>
-    <w:p>
-      <w:r>
         <w:pict w14:anchorId="57A6A062">
           <v:rect id="_x0000_i1033" style="width:0;height:1.5pt" o:hralign="center" o:hrstd="t" o:hr="t" fillcolor="#a0a0a0" stroked="f"/>
         </w:pict>
@@ -2926,7 +2884,6 @@
           <w:b/>
           <w:bCs/>
         </w:rPr>
-        <w:lastRenderedPageBreak/>
         <w:t xml:space="preserve">4) </w:t>
       </w:r>
       <w:proofErr w:type="spellStart"/>
@@ -2967,6 +2924,7 @@
     </w:p>
     <w:p>
       <w:r>
+        <w:lastRenderedPageBreak/>
         <w:pict w14:anchorId="151562EE">
           <v:rect id="_x0000_i1036" style="width:0;height:1.5pt" o:hralign="center" o:hrstd="t" o:hr="t" fillcolor="#a0a0a0" stroked="f"/>
         </w:pict>
@@ -3448,7 +3406,6 @@
         <w:t xml:space="preserve">fun </w:t>
       </w:r>
       <w:proofErr w:type="spellStart"/>
-      <w:proofErr w:type="gramStart"/>
       <w:r>
         <w:rPr>
           <w:rFonts w:ascii="Segoe UI Emoji" w:hAnsi="Segoe UI Emoji" w:cs="Segoe UI Emoji"/>
@@ -3466,18 +3423,323 @@
           <w:bCs/>
           <w:lang w:val="en-GB"/>
         </w:rPr>
+        <w:t>(context: Context, folder: String): List&lt;Bitmap&gt; {</w:t>
+      </w:r>
+    </w:p>
+    <w:p>
+      <w:pPr>
+        <w:rPr>
+          <w:rFonts w:ascii="Segoe UI Emoji" w:hAnsi="Segoe UI Emoji" w:cs="Segoe UI Emoji"/>
+          <w:b/>
+          <w:bCs/>
+          <w:lang w:val="en-GB"/>
+        </w:rPr>
+      </w:pPr>
+      <w:r>
+        <w:rPr>
+          <w:rFonts w:ascii="Segoe UI Emoji" w:hAnsi="Segoe UI Emoji" w:cs="Segoe UI Emoji"/>
+          <w:b/>
+          <w:bCs/>
+          <w:lang w:val="en-GB"/>
+        </w:rPr>
+        <w:t xml:space="preserve">    </w:t>
+      </w:r>
+      <w:proofErr w:type="spellStart"/>
+      <w:r>
+        <w:rPr>
+          <w:rFonts w:ascii="Segoe UI Emoji" w:hAnsi="Segoe UI Emoji" w:cs="Segoe UI Emoji"/>
+          <w:b/>
+          <w:bCs/>
+          <w:lang w:val="en-GB"/>
+        </w:rPr>
+        <w:t>val</w:t>
+      </w:r>
+      <w:proofErr w:type="spellEnd"/>
+      <w:r>
+        <w:rPr>
+          <w:rFonts w:ascii="Segoe UI Emoji" w:hAnsi="Segoe UI Emoji" w:cs="Segoe UI Emoji"/>
+          <w:b/>
+          <w:bCs/>
+          <w:lang w:val="en-GB"/>
+        </w:rPr>
+        <w:t xml:space="preserve"> bitmaps = </w:t>
+      </w:r>
+      <w:proofErr w:type="spellStart"/>
+      <w:r>
+        <w:rPr>
+          <w:rFonts w:ascii="Segoe UI Emoji" w:hAnsi="Segoe UI Emoji" w:cs="Segoe UI Emoji"/>
+          <w:b/>
+          <w:bCs/>
+          <w:lang w:val="en-GB"/>
+        </w:rPr>
+        <w:t>mutableListOf</w:t>
+      </w:r>
+      <w:proofErr w:type="spellEnd"/>
+      <w:r>
+        <w:rPr>
+          <w:rFonts w:ascii="Segoe UI Emoji" w:hAnsi="Segoe UI Emoji" w:cs="Segoe UI Emoji"/>
+          <w:b/>
+          <w:bCs/>
+          <w:lang w:val="en-GB"/>
+        </w:rPr>
+        <w:t>&lt;Bitmap&gt;()</w:t>
+      </w:r>
+    </w:p>
+    <w:p>
+      <w:pPr>
+        <w:rPr>
+          <w:rFonts w:ascii="Segoe UI Emoji" w:hAnsi="Segoe UI Emoji" w:cs="Segoe UI Emoji"/>
+          <w:b/>
+          <w:bCs/>
+          <w:lang w:val="en-GB"/>
+        </w:rPr>
+      </w:pPr>
+      <w:r>
+        <w:rPr>
+          <w:rFonts w:ascii="Segoe UI Emoji" w:hAnsi="Segoe UI Emoji" w:cs="Segoe UI Emoji"/>
+          <w:b/>
+          <w:bCs/>
+          <w:lang w:val="en-GB"/>
+        </w:rPr>
+        <w:t xml:space="preserve">    </w:t>
+      </w:r>
+      <w:proofErr w:type="spellStart"/>
+      <w:r>
+        <w:rPr>
+          <w:rFonts w:ascii="Segoe UI Emoji" w:hAnsi="Segoe UI Emoji" w:cs="Segoe UI Emoji"/>
+          <w:b/>
+          <w:bCs/>
+          <w:lang w:val="en-GB"/>
+        </w:rPr>
+        <w:t>val</w:t>
+      </w:r>
+      <w:proofErr w:type="spellEnd"/>
+      <w:r>
+        <w:rPr>
+          <w:rFonts w:ascii="Segoe UI Emoji" w:hAnsi="Segoe UI Emoji" w:cs="Segoe UI Emoji"/>
+          <w:b/>
+          <w:bCs/>
+          <w:lang w:val="en-GB"/>
+        </w:rPr>
+        <w:t xml:space="preserve"> collection = </w:t>
+      </w:r>
+      <w:proofErr w:type="spellStart"/>
+      <w:r>
+        <w:rPr>
+          <w:rFonts w:ascii="Segoe UI Emoji" w:hAnsi="Segoe UI Emoji" w:cs="Segoe UI Emoji"/>
+          <w:b/>
+          <w:bCs/>
+          <w:lang w:val="en-GB"/>
+        </w:rPr>
+        <w:t>MediaStore.Images.Media.EXTERNAL_CONTENT_URI</w:t>
+      </w:r>
+      <w:proofErr w:type="spellEnd"/>
+    </w:p>
+    <w:p>
+      <w:pPr>
+        <w:rPr>
+          <w:rFonts w:ascii="Segoe UI Emoji" w:hAnsi="Segoe UI Emoji" w:cs="Segoe UI Emoji"/>
+          <w:b/>
+          <w:bCs/>
+          <w:lang w:val="en-GB"/>
+        </w:rPr>
+      </w:pPr>
+    </w:p>
+    <w:p>
+      <w:pPr>
+        <w:rPr>
+          <w:rFonts w:ascii="Segoe UI Emoji" w:hAnsi="Segoe UI Emoji" w:cs="Segoe UI Emoji"/>
+          <w:b/>
+          <w:bCs/>
+          <w:lang w:val="en-GB"/>
+        </w:rPr>
+      </w:pPr>
+      <w:r>
+        <w:rPr>
+          <w:rFonts w:ascii="Segoe UI Emoji" w:hAnsi="Segoe UI Emoji" w:cs="Segoe UI Emoji"/>
+          <w:b/>
+          <w:bCs/>
+          <w:lang w:val="en-GB"/>
+        </w:rPr>
+        <w:t xml:space="preserve">    </w:t>
+      </w:r>
+      <w:proofErr w:type="spellStart"/>
+      <w:r>
+        <w:rPr>
+          <w:rFonts w:ascii="Segoe UI Emoji" w:hAnsi="Segoe UI Emoji" w:cs="Segoe UI Emoji"/>
+          <w:b/>
+          <w:bCs/>
+          <w:lang w:val="en-GB"/>
+        </w:rPr>
+        <w:t>val</w:t>
+      </w:r>
+      <w:proofErr w:type="spellEnd"/>
+      <w:r>
+        <w:rPr>
+          <w:rFonts w:ascii="Segoe UI Emoji" w:hAnsi="Segoe UI Emoji" w:cs="Segoe UI Emoji"/>
+          <w:b/>
+          <w:bCs/>
+          <w:lang w:val="en-GB"/>
+        </w:rPr>
+        <w:t xml:space="preserve"> projection = </w:t>
+      </w:r>
+      <w:proofErr w:type="spellStart"/>
+      <w:r>
+        <w:rPr>
+          <w:rFonts w:ascii="Segoe UI Emoji" w:hAnsi="Segoe UI Emoji" w:cs="Segoe UI Emoji"/>
+          <w:b/>
+          <w:bCs/>
+          <w:lang w:val="en-GB"/>
+        </w:rPr>
+        <w:t>arrayOf</w:t>
+      </w:r>
+      <w:proofErr w:type="spellEnd"/>
+      <w:r>
+        <w:rPr>
+          <w:rFonts w:ascii="Segoe UI Emoji" w:hAnsi="Segoe UI Emoji" w:cs="Segoe UI Emoji"/>
+          <w:b/>
+          <w:bCs/>
+          <w:lang w:val="en-GB"/>
+        </w:rPr>
         <w:t>(</w:t>
       </w:r>
-      <w:proofErr w:type="gramEnd"/>
-      <w:r>
-        <w:rPr>
-          <w:rFonts w:ascii="Segoe UI Emoji" w:hAnsi="Segoe UI Emoji" w:cs="Segoe UI Emoji"/>
-          <w:b/>
-          <w:bCs/>
-          <w:lang w:val="en-GB"/>
-        </w:rPr>
-        <w:t>context: Context, folder: String): List&lt;Bitmap&gt; {</w:t>
-      </w:r>
+    </w:p>
+    <w:p>
+      <w:pPr>
+        <w:rPr>
+          <w:rFonts w:ascii="Segoe UI Emoji" w:hAnsi="Segoe UI Emoji" w:cs="Segoe UI Emoji"/>
+          <w:b/>
+          <w:bCs/>
+          <w:lang w:val="en-GB"/>
+        </w:rPr>
+      </w:pPr>
+      <w:r>
+        <w:rPr>
+          <w:rFonts w:ascii="Segoe UI Emoji" w:hAnsi="Segoe UI Emoji" w:cs="Segoe UI Emoji"/>
+          <w:b/>
+          <w:bCs/>
+          <w:lang w:val="en-GB"/>
+        </w:rPr>
+        <w:t xml:space="preserve">        </w:t>
+      </w:r>
+      <w:proofErr w:type="spellStart"/>
+      <w:r>
+        <w:rPr>
+          <w:rFonts w:ascii="Segoe UI Emoji" w:hAnsi="Segoe UI Emoji" w:cs="Segoe UI Emoji"/>
+          <w:b/>
+          <w:bCs/>
+          <w:lang w:val="en-GB"/>
+        </w:rPr>
+        <w:t>MediaStore.Images.Media._ID</w:t>
+      </w:r>
+      <w:proofErr w:type="spellEnd"/>
+      <w:r>
+        <w:rPr>
+          <w:rFonts w:ascii="Segoe UI Emoji" w:hAnsi="Segoe UI Emoji" w:cs="Segoe UI Emoji"/>
+          <w:b/>
+          <w:bCs/>
+          <w:lang w:val="en-GB"/>
+        </w:rPr>
+        <w:t>,</w:t>
+      </w:r>
+    </w:p>
+    <w:p>
+      <w:pPr>
+        <w:rPr>
+          <w:rFonts w:ascii="Segoe UI Emoji" w:hAnsi="Segoe UI Emoji" w:cs="Segoe UI Emoji"/>
+          <w:b/>
+          <w:bCs/>
+          <w:lang w:val="en-GB"/>
+        </w:rPr>
+      </w:pPr>
+      <w:r>
+        <w:rPr>
+          <w:rFonts w:ascii="Segoe UI Emoji" w:hAnsi="Segoe UI Emoji" w:cs="Segoe UI Emoji"/>
+          <w:b/>
+          <w:bCs/>
+          <w:lang w:val="en-GB"/>
+        </w:rPr>
+        <w:t xml:space="preserve">        </w:t>
+      </w:r>
+      <w:proofErr w:type="spellStart"/>
+      <w:r>
+        <w:rPr>
+          <w:rFonts w:ascii="Segoe UI Emoji" w:hAnsi="Segoe UI Emoji" w:cs="Segoe UI Emoji"/>
+          <w:b/>
+          <w:bCs/>
+          <w:lang w:val="en-GB"/>
+        </w:rPr>
+        <w:t>MediaStore.Images.Media.DISPLAY_NAME</w:t>
+      </w:r>
+      <w:proofErr w:type="spellEnd"/>
+      <w:r>
+        <w:rPr>
+          <w:rFonts w:ascii="Segoe UI Emoji" w:hAnsi="Segoe UI Emoji" w:cs="Segoe UI Emoji"/>
+          <w:b/>
+          <w:bCs/>
+          <w:lang w:val="en-GB"/>
+        </w:rPr>
+        <w:t>,</w:t>
+      </w:r>
+    </w:p>
+    <w:p>
+      <w:pPr>
+        <w:rPr>
+          <w:rFonts w:ascii="Segoe UI Emoji" w:hAnsi="Segoe UI Emoji" w:cs="Segoe UI Emoji"/>
+          <w:b/>
+          <w:bCs/>
+          <w:lang w:val="en-GB"/>
+        </w:rPr>
+      </w:pPr>
+      <w:r>
+        <w:rPr>
+          <w:rFonts w:ascii="Segoe UI Emoji" w:hAnsi="Segoe UI Emoji" w:cs="Segoe UI Emoji"/>
+          <w:b/>
+          <w:bCs/>
+          <w:lang w:val="en-GB"/>
+        </w:rPr>
+        <w:t xml:space="preserve">        </w:t>
+      </w:r>
+      <w:proofErr w:type="spellStart"/>
+      <w:r>
+        <w:rPr>
+          <w:rFonts w:ascii="Segoe UI Emoji" w:hAnsi="Segoe UI Emoji" w:cs="Segoe UI Emoji"/>
+          <w:b/>
+          <w:bCs/>
+          <w:lang w:val="en-GB"/>
+        </w:rPr>
+        <w:t>MediaStore.Images.Media.RELATIVE_PATH</w:t>
+      </w:r>
+      <w:proofErr w:type="spellEnd"/>
+    </w:p>
+    <w:p>
+      <w:pPr>
+        <w:rPr>
+          <w:rFonts w:ascii="Segoe UI Emoji" w:hAnsi="Segoe UI Emoji" w:cs="Segoe UI Emoji"/>
+          <w:b/>
+          <w:bCs/>
+          <w:lang w:val="en-GB"/>
+        </w:rPr>
+      </w:pPr>
+      <w:r>
+        <w:rPr>
+          <w:rFonts w:ascii="Segoe UI Emoji" w:hAnsi="Segoe UI Emoji" w:cs="Segoe UI Emoji"/>
+          <w:b/>
+          <w:bCs/>
+          <w:lang w:val="en-GB"/>
+        </w:rPr>
+        <w:t xml:space="preserve">    )</w:t>
+      </w:r>
+    </w:p>
+    <w:p>
+      <w:pPr>
+        <w:rPr>
+          <w:rFonts w:ascii="Segoe UI Emoji" w:hAnsi="Segoe UI Emoji" w:cs="Segoe UI Emoji"/>
+          <w:b/>
+          <w:bCs/>
+          <w:lang w:val="en-GB"/>
+        </w:rPr>
+      </w:pPr>
     </w:p>
     <w:p>
       <w:pPr>
@@ -3515,39 +3777,380 @@
           <w:bCs/>
           <w:lang w:val="en-GB"/>
         </w:rPr>
-        <w:t xml:space="preserve"> bitmaps = </w:t>
-      </w:r>
-      <w:proofErr w:type="spellStart"/>
-      <w:r>
-        <w:rPr>
-          <w:rFonts w:ascii="Segoe UI Emoji" w:hAnsi="Segoe UI Emoji" w:cs="Segoe UI Emoji"/>
-          <w:b/>
-          <w:bCs/>
-          <w:lang w:val="en-GB"/>
-        </w:rPr>
-        <w:t>mutableListOf</w:t>
-      </w:r>
-      <w:proofErr w:type="spellEnd"/>
-      <w:r>
-        <w:rPr>
-          <w:rFonts w:ascii="Segoe UI Emoji" w:hAnsi="Segoe UI Emoji" w:cs="Segoe UI Emoji"/>
-          <w:b/>
-          <w:bCs/>
-          <w:lang w:val="en-GB"/>
-        </w:rPr>
-        <w:t>&lt;Bitmap</w:t>
-      </w:r>
-      <w:proofErr w:type="gramStart"/>
-      <w:r>
-        <w:rPr>
-          <w:rFonts w:ascii="Segoe UI Emoji" w:hAnsi="Segoe UI Emoji" w:cs="Segoe UI Emoji"/>
-          <w:b/>
-          <w:bCs/>
-          <w:lang w:val="en-GB"/>
-        </w:rPr>
-        <w:t>&gt;(</w:t>
-      </w:r>
-      <w:proofErr w:type="gramEnd"/>
+        <w:t xml:space="preserve"> selection = "${</w:t>
+      </w:r>
+      <w:proofErr w:type="spellStart"/>
+      <w:r>
+        <w:rPr>
+          <w:rFonts w:ascii="Segoe UI Emoji" w:hAnsi="Segoe UI Emoji" w:cs="Segoe UI Emoji"/>
+          <w:b/>
+          <w:bCs/>
+          <w:lang w:val="en-GB"/>
+        </w:rPr>
+        <w:t>MediaStore.Images.Media.RELATIVE_PATH</w:t>
+      </w:r>
+      <w:proofErr w:type="spellEnd"/>
+      <w:r>
+        <w:rPr>
+          <w:rFonts w:ascii="Segoe UI Emoji" w:hAnsi="Segoe UI Emoji" w:cs="Segoe UI Emoji"/>
+          <w:b/>
+          <w:bCs/>
+          <w:lang w:val="en-GB"/>
+        </w:rPr>
+        <w:t>} LIKE ?"</w:t>
+      </w:r>
+    </w:p>
+    <w:p>
+      <w:pPr>
+        <w:rPr>
+          <w:rFonts w:ascii="Segoe UI Emoji" w:hAnsi="Segoe UI Emoji" w:cs="Segoe UI Emoji"/>
+          <w:b/>
+          <w:bCs/>
+          <w:lang w:val="en-GB"/>
+        </w:rPr>
+      </w:pPr>
+      <w:r>
+        <w:rPr>
+          <w:rFonts w:ascii="Segoe UI Emoji" w:hAnsi="Segoe UI Emoji" w:cs="Segoe UI Emoji"/>
+          <w:b/>
+          <w:bCs/>
+          <w:lang w:val="en-GB"/>
+        </w:rPr>
+        <w:t xml:space="preserve">    </w:t>
+      </w:r>
+      <w:proofErr w:type="spellStart"/>
+      <w:r>
+        <w:rPr>
+          <w:rFonts w:ascii="Segoe UI Emoji" w:hAnsi="Segoe UI Emoji" w:cs="Segoe UI Emoji"/>
+          <w:b/>
+          <w:bCs/>
+          <w:lang w:val="en-GB"/>
+        </w:rPr>
+        <w:t>val</w:t>
+      </w:r>
+      <w:proofErr w:type="spellEnd"/>
+      <w:r>
+        <w:rPr>
+          <w:rFonts w:ascii="Segoe UI Emoji" w:hAnsi="Segoe UI Emoji" w:cs="Segoe UI Emoji"/>
+          <w:b/>
+          <w:bCs/>
+          <w:lang w:val="en-GB"/>
+        </w:rPr>
+        <w:t xml:space="preserve"> </w:t>
+      </w:r>
+      <w:proofErr w:type="spellStart"/>
+      <w:r>
+        <w:rPr>
+          <w:rFonts w:ascii="Segoe UI Emoji" w:hAnsi="Segoe UI Emoji" w:cs="Segoe UI Emoji"/>
+          <w:b/>
+          <w:bCs/>
+          <w:lang w:val="en-GB"/>
+        </w:rPr>
+        <w:t>selectionArgs</w:t>
+      </w:r>
+      <w:proofErr w:type="spellEnd"/>
+      <w:r>
+        <w:rPr>
+          <w:rFonts w:ascii="Segoe UI Emoji" w:hAnsi="Segoe UI Emoji" w:cs="Segoe UI Emoji"/>
+          <w:b/>
+          <w:bCs/>
+          <w:lang w:val="en-GB"/>
+        </w:rPr>
+        <w:t xml:space="preserve"> = </w:t>
+      </w:r>
+      <w:proofErr w:type="spellStart"/>
+      <w:r>
+        <w:rPr>
+          <w:rFonts w:ascii="Segoe UI Emoji" w:hAnsi="Segoe UI Emoji" w:cs="Segoe UI Emoji"/>
+          <w:b/>
+          <w:bCs/>
+          <w:lang w:val="en-GB"/>
+        </w:rPr>
+        <w:t>arrayOf</w:t>
+      </w:r>
+      <w:proofErr w:type="spellEnd"/>
+      <w:r>
+        <w:rPr>
+          <w:rFonts w:ascii="Segoe UI Emoji" w:hAnsi="Segoe UI Emoji" w:cs="Segoe UI Emoji"/>
+          <w:b/>
+          <w:bCs/>
+          <w:lang w:val="en-GB"/>
+        </w:rPr>
+        <w:t>("%$folder%")</w:t>
+      </w:r>
+    </w:p>
+    <w:p>
+      <w:pPr>
+        <w:rPr>
+          <w:rFonts w:ascii="Segoe UI Emoji" w:hAnsi="Segoe UI Emoji" w:cs="Segoe UI Emoji"/>
+          <w:b/>
+          <w:bCs/>
+          <w:lang w:val="en-GB"/>
+        </w:rPr>
+      </w:pPr>
+    </w:p>
+    <w:p>
+      <w:pPr>
+        <w:rPr>
+          <w:rFonts w:ascii="Segoe UI Emoji" w:hAnsi="Segoe UI Emoji" w:cs="Segoe UI Emoji"/>
+          <w:b/>
+          <w:bCs/>
+          <w:lang w:val="en-GB"/>
+        </w:rPr>
+      </w:pPr>
+      <w:r>
+        <w:rPr>
+          <w:rFonts w:ascii="Segoe UI Emoji" w:hAnsi="Segoe UI Emoji" w:cs="Segoe UI Emoji"/>
+          <w:b/>
+          <w:bCs/>
+          <w:lang w:val="en-GB"/>
+        </w:rPr>
+        <w:t xml:space="preserve">    </w:t>
+      </w:r>
+      <w:proofErr w:type="spellStart"/>
+      <w:r>
+        <w:rPr>
+          <w:rFonts w:ascii="Segoe UI Emoji" w:hAnsi="Segoe UI Emoji" w:cs="Segoe UI Emoji"/>
+          <w:b/>
+          <w:bCs/>
+          <w:lang w:val="en-GB"/>
+        </w:rPr>
+        <w:t>context.contentResolver.query</w:t>
+      </w:r>
+      <w:proofErr w:type="spellEnd"/>
+      <w:r>
+        <w:rPr>
+          <w:rFonts w:ascii="Segoe UI Emoji" w:hAnsi="Segoe UI Emoji" w:cs="Segoe UI Emoji"/>
+          <w:b/>
+          <w:bCs/>
+          <w:lang w:val="en-GB"/>
+        </w:rPr>
+        <w:t>(</w:t>
+      </w:r>
+    </w:p>
+    <w:p>
+      <w:pPr>
+        <w:rPr>
+          <w:rFonts w:ascii="Segoe UI Emoji" w:hAnsi="Segoe UI Emoji" w:cs="Segoe UI Emoji"/>
+          <w:b/>
+          <w:bCs/>
+          <w:lang w:val="en-GB"/>
+        </w:rPr>
+      </w:pPr>
+      <w:r>
+        <w:rPr>
+          <w:rFonts w:ascii="Segoe UI Emoji" w:hAnsi="Segoe UI Emoji" w:cs="Segoe UI Emoji"/>
+          <w:b/>
+          <w:bCs/>
+          <w:lang w:val="en-GB"/>
+        </w:rPr>
+        <w:t xml:space="preserve">        collection,</w:t>
+      </w:r>
+    </w:p>
+    <w:p>
+      <w:pPr>
+        <w:rPr>
+          <w:rFonts w:ascii="Segoe UI Emoji" w:hAnsi="Segoe UI Emoji" w:cs="Segoe UI Emoji"/>
+          <w:b/>
+          <w:bCs/>
+          <w:lang w:val="en-GB"/>
+        </w:rPr>
+      </w:pPr>
+      <w:r>
+        <w:rPr>
+          <w:rFonts w:ascii="Segoe UI Emoji" w:hAnsi="Segoe UI Emoji" w:cs="Segoe UI Emoji"/>
+          <w:b/>
+          <w:bCs/>
+          <w:lang w:val="en-GB"/>
+        </w:rPr>
+        <w:t xml:space="preserve">        projection,</w:t>
+      </w:r>
+    </w:p>
+    <w:p>
+      <w:pPr>
+        <w:rPr>
+          <w:rFonts w:ascii="Segoe UI Emoji" w:hAnsi="Segoe UI Emoji" w:cs="Segoe UI Emoji"/>
+          <w:b/>
+          <w:bCs/>
+          <w:lang w:val="en-GB"/>
+        </w:rPr>
+      </w:pPr>
+      <w:r>
+        <w:rPr>
+          <w:rFonts w:ascii="Segoe UI Emoji" w:hAnsi="Segoe UI Emoji" w:cs="Segoe UI Emoji"/>
+          <w:b/>
+          <w:bCs/>
+          <w:lang w:val="en-GB"/>
+        </w:rPr>
+        <w:t xml:space="preserve">        selection,</w:t>
+      </w:r>
+    </w:p>
+    <w:p>
+      <w:pPr>
+        <w:rPr>
+          <w:rFonts w:ascii="Segoe UI Emoji" w:hAnsi="Segoe UI Emoji" w:cs="Segoe UI Emoji"/>
+          <w:b/>
+          <w:bCs/>
+          <w:lang w:val="en-GB"/>
+        </w:rPr>
+      </w:pPr>
+      <w:r>
+        <w:rPr>
+          <w:rFonts w:ascii="Segoe UI Emoji" w:hAnsi="Segoe UI Emoji" w:cs="Segoe UI Emoji"/>
+          <w:b/>
+          <w:bCs/>
+          <w:lang w:val="en-GB"/>
+        </w:rPr>
+        <w:t xml:space="preserve">        </w:t>
+      </w:r>
+      <w:proofErr w:type="spellStart"/>
+      <w:r>
+        <w:rPr>
+          <w:rFonts w:ascii="Segoe UI Emoji" w:hAnsi="Segoe UI Emoji" w:cs="Segoe UI Emoji"/>
+          <w:b/>
+          <w:bCs/>
+          <w:lang w:val="en-GB"/>
+        </w:rPr>
+        <w:t>selectionArgs</w:t>
+      </w:r>
+      <w:proofErr w:type="spellEnd"/>
+      <w:r>
+        <w:rPr>
+          <w:rFonts w:ascii="Segoe UI Emoji" w:hAnsi="Segoe UI Emoji" w:cs="Segoe UI Emoji"/>
+          <w:b/>
+          <w:bCs/>
+          <w:lang w:val="en-GB"/>
+        </w:rPr>
+        <w:t>,</w:t>
+      </w:r>
+    </w:p>
+    <w:p>
+      <w:pPr>
+        <w:rPr>
+          <w:rFonts w:ascii="Segoe UI Emoji" w:hAnsi="Segoe UI Emoji" w:cs="Segoe UI Emoji"/>
+          <w:b/>
+          <w:bCs/>
+          <w:lang w:val="en-GB"/>
+        </w:rPr>
+      </w:pPr>
+      <w:r>
+        <w:rPr>
+          <w:rFonts w:ascii="Segoe UI Emoji" w:hAnsi="Segoe UI Emoji" w:cs="Segoe UI Emoji"/>
+          <w:b/>
+          <w:bCs/>
+          <w:lang w:val="en-GB"/>
+        </w:rPr>
+        <w:t xml:space="preserve">        null</w:t>
+      </w:r>
+    </w:p>
+    <w:p>
+      <w:pPr>
+        <w:rPr>
+          <w:rFonts w:ascii="Segoe UI Emoji" w:hAnsi="Segoe UI Emoji" w:cs="Segoe UI Emoji"/>
+          <w:b/>
+          <w:bCs/>
+          <w:lang w:val="en-GB"/>
+        </w:rPr>
+      </w:pPr>
+      <w:r>
+        <w:rPr>
+          <w:rFonts w:ascii="Segoe UI Emoji" w:hAnsi="Segoe UI Emoji" w:cs="Segoe UI Emoji"/>
+          <w:b/>
+          <w:bCs/>
+          <w:lang w:val="en-GB"/>
+        </w:rPr>
+        <w:t xml:space="preserve">    )?.use { cursor -&gt;</w:t>
+      </w:r>
+    </w:p>
+    <w:p>
+      <w:pPr>
+        <w:rPr>
+          <w:rFonts w:ascii="Segoe UI Emoji" w:hAnsi="Segoe UI Emoji" w:cs="Segoe UI Emoji"/>
+          <w:b/>
+          <w:bCs/>
+          <w:lang w:val="en-GB"/>
+        </w:rPr>
+      </w:pPr>
+      <w:r>
+        <w:rPr>
+          <w:rFonts w:ascii="Segoe UI Emoji" w:hAnsi="Segoe UI Emoji" w:cs="Segoe UI Emoji"/>
+          <w:b/>
+          <w:bCs/>
+          <w:lang w:val="en-GB"/>
+        </w:rPr>
+        <w:t xml:space="preserve">        </w:t>
+      </w:r>
+      <w:proofErr w:type="spellStart"/>
+      <w:r>
+        <w:rPr>
+          <w:rFonts w:ascii="Segoe UI Emoji" w:hAnsi="Segoe UI Emoji" w:cs="Segoe UI Emoji"/>
+          <w:b/>
+          <w:bCs/>
+          <w:lang w:val="en-GB"/>
+        </w:rPr>
+        <w:t>val</w:t>
+      </w:r>
+      <w:proofErr w:type="spellEnd"/>
+      <w:r>
+        <w:rPr>
+          <w:rFonts w:ascii="Segoe UI Emoji" w:hAnsi="Segoe UI Emoji" w:cs="Segoe UI Emoji"/>
+          <w:b/>
+          <w:bCs/>
+          <w:lang w:val="en-GB"/>
+        </w:rPr>
+        <w:t xml:space="preserve"> </w:t>
+      </w:r>
+      <w:proofErr w:type="spellStart"/>
+      <w:r>
+        <w:rPr>
+          <w:rFonts w:ascii="Segoe UI Emoji" w:hAnsi="Segoe UI Emoji" w:cs="Segoe UI Emoji"/>
+          <w:b/>
+          <w:bCs/>
+          <w:lang w:val="en-GB"/>
+        </w:rPr>
+        <w:t>idColumn</w:t>
+      </w:r>
+      <w:proofErr w:type="spellEnd"/>
+      <w:r>
+        <w:rPr>
+          <w:rFonts w:ascii="Segoe UI Emoji" w:hAnsi="Segoe UI Emoji" w:cs="Segoe UI Emoji"/>
+          <w:b/>
+          <w:bCs/>
+          <w:lang w:val="en-GB"/>
+        </w:rPr>
+        <w:t xml:space="preserve"> = </w:t>
+      </w:r>
+      <w:proofErr w:type="spellStart"/>
+      <w:r>
+        <w:rPr>
+          <w:rFonts w:ascii="Segoe UI Emoji" w:hAnsi="Segoe UI Emoji" w:cs="Segoe UI Emoji"/>
+          <w:b/>
+          <w:bCs/>
+          <w:lang w:val="en-GB"/>
+        </w:rPr>
+        <w:t>cursor.getColumnIndexOrThrow</w:t>
+      </w:r>
+      <w:proofErr w:type="spellEnd"/>
+      <w:r>
+        <w:rPr>
+          <w:rFonts w:ascii="Segoe UI Emoji" w:hAnsi="Segoe UI Emoji" w:cs="Segoe UI Emoji"/>
+          <w:b/>
+          <w:bCs/>
+          <w:lang w:val="en-GB"/>
+        </w:rPr>
+        <w:t>(</w:t>
+      </w:r>
+      <w:proofErr w:type="spellStart"/>
+      <w:r>
+        <w:rPr>
+          <w:rFonts w:ascii="Segoe UI Emoji" w:hAnsi="Segoe UI Emoji" w:cs="Segoe UI Emoji"/>
+          <w:b/>
+          <w:bCs/>
+          <w:lang w:val="en-GB"/>
+        </w:rPr>
+        <w:t>MediaStore.Images.Media._ID</w:t>
+      </w:r>
+      <w:proofErr w:type="spellEnd"/>
       <w:r>
         <w:rPr>
           <w:rFonts w:ascii="Segoe UI Emoji" w:hAnsi="Segoe UI Emoji" w:cs="Segoe UI Emoji"/>
@@ -3567,14 +4170,63 @@
           <w:lang w:val="en-GB"/>
         </w:rPr>
       </w:pPr>
-      <w:r>
-        <w:rPr>
-          <w:rFonts w:ascii="Segoe UI Emoji" w:hAnsi="Segoe UI Emoji" w:cs="Segoe UI Emoji"/>
-          <w:b/>
-          <w:bCs/>
-          <w:lang w:val="en-GB"/>
-        </w:rPr>
-        <w:t xml:space="preserve">    </w:t>
+    </w:p>
+    <w:p>
+      <w:pPr>
+        <w:rPr>
+          <w:rFonts w:ascii="Segoe UI Emoji" w:hAnsi="Segoe UI Emoji" w:cs="Segoe UI Emoji"/>
+          <w:b/>
+          <w:bCs/>
+          <w:lang w:val="en-GB"/>
+        </w:rPr>
+      </w:pPr>
+      <w:r>
+        <w:rPr>
+          <w:rFonts w:ascii="Segoe UI Emoji" w:hAnsi="Segoe UI Emoji" w:cs="Segoe UI Emoji"/>
+          <w:b/>
+          <w:bCs/>
+          <w:lang w:val="en-GB"/>
+        </w:rPr>
+        <w:t xml:space="preserve">        while (</w:t>
+      </w:r>
+      <w:proofErr w:type="spellStart"/>
+      <w:r>
+        <w:rPr>
+          <w:rFonts w:ascii="Segoe UI Emoji" w:hAnsi="Segoe UI Emoji" w:cs="Segoe UI Emoji"/>
+          <w:b/>
+          <w:bCs/>
+          <w:lang w:val="en-GB"/>
+        </w:rPr>
+        <w:t>cursor.moveToNext</w:t>
+      </w:r>
+      <w:proofErr w:type="spellEnd"/>
+      <w:r>
+        <w:rPr>
+          <w:rFonts w:ascii="Segoe UI Emoji" w:hAnsi="Segoe UI Emoji" w:cs="Segoe UI Emoji"/>
+          <w:b/>
+          <w:bCs/>
+          <w:lang w:val="en-GB"/>
+        </w:rPr>
+        <w:t>()) {</w:t>
+      </w:r>
+    </w:p>
+    <w:p>
+      <w:pPr>
+        <w:rPr>
+          <w:rFonts w:ascii="Segoe UI Emoji" w:hAnsi="Segoe UI Emoji" w:cs="Segoe UI Emoji"/>
+          <w:b/>
+          <w:bCs/>
+          <w:lang w:val="en-GB"/>
+        </w:rPr>
+      </w:pPr>
+      <w:r>
+        <w:rPr>
+          <w:rFonts w:ascii="Segoe UI Emoji" w:hAnsi="Segoe UI Emoji" w:cs="Segoe UI Emoji"/>
+          <w:b/>
+          <w:bCs/>
+          <w:lang w:val="en-GB"/>
+        </w:rPr>
+        <w:t xml:space="preserve">            </w:t>
       </w:r>
       <w:proofErr w:type="spellStart"/>
       <w:r>
@@ -3594,58 +4246,66 @@
           <w:bCs/>
           <w:lang w:val="en-GB"/>
         </w:rPr>
-        <w:t xml:space="preserve"> collection = </w:t>
-      </w:r>
-      <w:proofErr w:type="spellStart"/>
-      <w:proofErr w:type="gramStart"/>
-      <w:r>
-        <w:rPr>
-          <w:rFonts w:ascii="Segoe UI Emoji" w:hAnsi="Segoe UI Emoji" w:cs="Segoe UI Emoji"/>
-          <w:b/>
-          <w:bCs/>
-          <w:lang w:val="en-GB"/>
-        </w:rPr>
-        <w:t>MediaStore.Images.Media.EXTERNAL</w:t>
-      </w:r>
-      <w:proofErr w:type="gramEnd"/>
-      <w:r>
-        <w:rPr>
-          <w:rFonts w:ascii="Segoe UI Emoji" w:hAnsi="Segoe UI Emoji" w:cs="Segoe UI Emoji"/>
-          <w:b/>
-          <w:bCs/>
-          <w:lang w:val="en-GB"/>
-        </w:rPr>
-        <w:t>_CONTENT_URI</w:t>
-      </w:r>
-      <w:proofErr w:type="spellEnd"/>
-    </w:p>
-    <w:p>
-      <w:pPr>
-        <w:rPr>
-          <w:rFonts w:ascii="Segoe UI Emoji" w:hAnsi="Segoe UI Emoji" w:cs="Segoe UI Emoji"/>
-          <w:b/>
-          <w:bCs/>
-          <w:lang w:val="en-GB"/>
-        </w:rPr>
-      </w:pPr>
-    </w:p>
-    <w:p>
-      <w:pPr>
-        <w:rPr>
-          <w:rFonts w:ascii="Segoe UI Emoji" w:hAnsi="Segoe UI Emoji" w:cs="Segoe UI Emoji"/>
-          <w:b/>
-          <w:bCs/>
-          <w:lang w:val="en-GB"/>
-        </w:rPr>
-      </w:pPr>
-      <w:r>
-        <w:rPr>
-          <w:rFonts w:ascii="Segoe UI Emoji" w:hAnsi="Segoe UI Emoji" w:cs="Segoe UI Emoji"/>
-          <w:b/>
-          <w:bCs/>
-          <w:lang w:val="en-GB"/>
-        </w:rPr>
-        <w:t xml:space="preserve">    </w:t>
+        <w:t xml:space="preserve"> id = </w:t>
+      </w:r>
+      <w:proofErr w:type="spellStart"/>
+      <w:r>
+        <w:rPr>
+          <w:rFonts w:ascii="Segoe UI Emoji" w:hAnsi="Segoe UI Emoji" w:cs="Segoe UI Emoji"/>
+          <w:b/>
+          <w:bCs/>
+          <w:lang w:val="en-GB"/>
+        </w:rPr>
+        <w:t>cursor.getLong</w:t>
+      </w:r>
+      <w:proofErr w:type="spellEnd"/>
+      <w:r>
+        <w:rPr>
+          <w:rFonts w:ascii="Segoe UI Emoji" w:hAnsi="Segoe UI Emoji" w:cs="Segoe UI Emoji"/>
+          <w:b/>
+          <w:bCs/>
+          <w:lang w:val="en-GB"/>
+        </w:rPr>
+        <w:t>(</w:t>
+      </w:r>
+      <w:proofErr w:type="spellStart"/>
+      <w:r>
+        <w:rPr>
+          <w:rFonts w:ascii="Segoe UI Emoji" w:hAnsi="Segoe UI Emoji" w:cs="Segoe UI Emoji"/>
+          <w:b/>
+          <w:bCs/>
+          <w:lang w:val="en-GB"/>
+        </w:rPr>
+        <w:t>idColumn</w:t>
+      </w:r>
+      <w:proofErr w:type="spellEnd"/>
+      <w:r>
+        <w:rPr>
+          <w:rFonts w:ascii="Segoe UI Emoji" w:hAnsi="Segoe UI Emoji" w:cs="Segoe UI Emoji"/>
+          <w:b/>
+          <w:bCs/>
+          <w:lang w:val="en-GB"/>
+        </w:rPr>
+        <w:t>)</w:t>
+      </w:r>
+    </w:p>
+    <w:p>
+      <w:pPr>
+        <w:rPr>
+          <w:rFonts w:ascii="Segoe UI Emoji" w:hAnsi="Segoe UI Emoji" w:cs="Segoe UI Emoji"/>
+          <w:b/>
+          <w:bCs/>
+          <w:lang w:val="en-GB"/>
+        </w:rPr>
+      </w:pPr>
+      <w:r>
+        <w:rPr>
+          <w:rFonts w:ascii="Segoe UI Emoji" w:hAnsi="Segoe UI Emoji" w:cs="Segoe UI Emoji"/>
+          <w:b/>
+          <w:bCs/>
+          <w:lang w:val="en-GB"/>
+        </w:rPr>
+        <w:t xml:space="preserve">            </w:t>
       </w:r>
       <w:proofErr w:type="spellStart"/>
       <w:r>
@@ -3665,18 +4325,96 @@
           <w:bCs/>
           <w:lang w:val="en-GB"/>
         </w:rPr>
-        <w:t xml:space="preserve"> projection = </w:t>
-      </w:r>
-      <w:proofErr w:type="spellStart"/>
-      <w:proofErr w:type="gramStart"/>
-      <w:r>
-        <w:rPr>
-          <w:rFonts w:ascii="Segoe UI Emoji" w:hAnsi="Segoe UI Emoji" w:cs="Segoe UI Emoji"/>
-          <w:b/>
-          <w:bCs/>
-          <w:lang w:val="en-GB"/>
-        </w:rPr>
-        <w:t>arrayOf</w:t>
+        <w:t xml:space="preserve"> </w:t>
+      </w:r>
+      <w:proofErr w:type="spellStart"/>
+      <w:r>
+        <w:rPr>
+          <w:rFonts w:ascii="Segoe UI Emoji" w:hAnsi="Segoe UI Emoji" w:cs="Segoe UI Emoji"/>
+          <w:b/>
+          <w:bCs/>
+          <w:lang w:val="en-GB"/>
+        </w:rPr>
+        <w:t>uri</w:t>
+      </w:r>
+      <w:proofErr w:type="spellEnd"/>
+      <w:r>
+        <w:rPr>
+          <w:rFonts w:ascii="Segoe UI Emoji" w:hAnsi="Segoe UI Emoji" w:cs="Segoe UI Emoji"/>
+          <w:b/>
+          <w:bCs/>
+          <w:lang w:val="en-GB"/>
+        </w:rPr>
+        <w:t xml:space="preserve"> = </w:t>
+      </w:r>
+      <w:proofErr w:type="spellStart"/>
+      <w:r>
+        <w:rPr>
+          <w:rFonts w:ascii="Segoe UI Emoji" w:hAnsi="Segoe UI Emoji" w:cs="Segoe UI Emoji"/>
+          <w:b/>
+          <w:bCs/>
+          <w:lang w:val="en-GB"/>
+        </w:rPr>
+        <w:t>ContentUris.withAppendedId</w:t>
+      </w:r>
+      <w:proofErr w:type="spellEnd"/>
+      <w:r>
+        <w:rPr>
+          <w:rFonts w:ascii="Segoe UI Emoji" w:hAnsi="Segoe UI Emoji" w:cs="Segoe UI Emoji"/>
+          <w:b/>
+          <w:bCs/>
+          <w:lang w:val="en-GB"/>
+        </w:rPr>
+        <w:t>(collection, id)</w:t>
+      </w:r>
+    </w:p>
+    <w:p>
+      <w:pPr>
+        <w:rPr>
+          <w:rFonts w:ascii="Segoe UI Emoji" w:hAnsi="Segoe UI Emoji" w:cs="Segoe UI Emoji"/>
+          <w:b/>
+          <w:bCs/>
+          <w:lang w:val="en-GB"/>
+        </w:rPr>
+      </w:pPr>
+      <w:r>
+        <w:rPr>
+          <w:rFonts w:ascii="Segoe UI Emoji" w:hAnsi="Segoe UI Emoji" w:cs="Segoe UI Emoji"/>
+          <w:b/>
+          <w:bCs/>
+          <w:lang w:val="en-GB"/>
+        </w:rPr>
+        <w:t xml:space="preserve">            </w:t>
+      </w:r>
+      <w:proofErr w:type="spellStart"/>
+      <w:r>
+        <w:rPr>
+          <w:rFonts w:ascii="Segoe UI Emoji" w:hAnsi="Segoe UI Emoji" w:cs="Segoe UI Emoji"/>
+          <w:b/>
+          <w:bCs/>
+          <w:lang w:val="en-GB"/>
+        </w:rPr>
+        <w:t>val</w:t>
+      </w:r>
+      <w:proofErr w:type="spellEnd"/>
+      <w:r>
+        <w:rPr>
+          <w:rFonts w:ascii="Segoe UI Emoji" w:hAnsi="Segoe UI Emoji" w:cs="Segoe UI Emoji"/>
+          <w:b/>
+          <w:bCs/>
+          <w:lang w:val="en-GB"/>
+        </w:rPr>
+        <w:t xml:space="preserve"> bmp = </w:t>
+      </w:r>
+      <w:proofErr w:type="spellStart"/>
+      <w:r>
+        <w:rPr>
+          <w:rFonts w:ascii="Segoe UI Emoji" w:hAnsi="Segoe UI Emoji" w:cs="Segoe UI Emoji"/>
+          <w:b/>
+          <w:bCs/>
+          <w:lang w:val="en-GB"/>
+        </w:rPr>
+        <w:t>BitmapFactory.decodeStream</w:t>
       </w:r>
       <w:proofErr w:type="spellEnd"/>
       <w:r>
@@ -3688,954 +4426,6 @@
         </w:rPr>
         <w:t>(</w:t>
       </w:r>
-      <w:proofErr w:type="gramEnd"/>
-    </w:p>
-    <w:p>
-      <w:pPr>
-        <w:rPr>
-          <w:rFonts w:ascii="Segoe UI Emoji" w:hAnsi="Segoe UI Emoji" w:cs="Segoe UI Emoji"/>
-          <w:b/>
-          <w:bCs/>
-          <w:lang w:val="en-GB"/>
-        </w:rPr>
-      </w:pPr>
-      <w:r>
-        <w:rPr>
-          <w:rFonts w:ascii="Segoe UI Emoji" w:hAnsi="Segoe UI Emoji" w:cs="Segoe UI Emoji"/>
-          <w:b/>
-          <w:bCs/>
-          <w:lang w:val="en-GB"/>
-        </w:rPr>
-        <w:t xml:space="preserve">        </w:t>
-      </w:r>
-      <w:proofErr w:type="spellStart"/>
-      <w:proofErr w:type="gramStart"/>
-      <w:r>
-        <w:rPr>
-          <w:rFonts w:ascii="Segoe UI Emoji" w:hAnsi="Segoe UI Emoji" w:cs="Segoe UI Emoji"/>
-          <w:b/>
-          <w:bCs/>
-          <w:lang w:val="en-GB"/>
-        </w:rPr>
-        <w:t>MediaStore.Images.Media</w:t>
-      </w:r>
-      <w:proofErr w:type="gramEnd"/>
-      <w:r>
-        <w:rPr>
-          <w:rFonts w:ascii="Segoe UI Emoji" w:hAnsi="Segoe UI Emoji" w:cs="Segoe UI Emoji"/>
-          <w:b/>
-          <w:bCs/>
-          <w:lang w:val="en-GB"/>
-        </w:rPr>
-        <w:t>._ID</w:t>
-      </w:r>
-      <w:proofErr w:type="spellEnd"/>
-      <w:r>
-        <w:rPr>
-          <w:rFonts w:ascii="Segoe UI Emoji" w:hAnsi="Segoe UI Emoji" w:cs="Segoe UI Emoji"/>
-          <w:b/>
-          <w:bCs/>
-          <w:lang w:val="en-GB"/>
-        </w:rPr>
-        <w:t>,</w:t>
-      </w:r>
-    </w:p>
-    <w:p>
-      <w:pPr>
-        <w:rPr>
-          <w:rFonts w:ascii="Segoe UI Emoji" w:hAnsi="Segoe UI Emoji" w:cs="Segoe UI Emoji"/>
-          <w:b/>
-          <w:bCs/>
-          <w:lang w:val="en-GB"/>
-        </w:rPr>
-      </w:pPr>
-      <w:r>
-        <w:rPr>
-          <w:rFonts w:ascii="Segoe UI Emoji" w:hAnsi="Segoe UI Emoji" w:cs="Segoe UI Emoji"/>
-          <w:b/>
-          <w:bCs/>
-          <w:lang w:val="en-GB"/>
-        </w:rPr>
-        <w:t xml:space="preserve">        </w:t>
-      </w:r>
-      <w:proofErr w:type="spellStart"/>
-      <w:proofErr w:type="gramStart"/>
-      <w:r>
-        <w:rPr>
-          <w:rFonts w:ascii="Segoe UI Emoji" w:hAnsi="Segoe UI Emoji" w:cs="Segoe UI Emoji"/>
-          <w:b/>
-          <w:bCs/>
-          <w:lang w:val="en-GB"/>
-        </w:rPr>
-        <w:t>MediaStore.Images.Media.DISPLAY</w:t>
-      </w:r>
-      <w:proofErr w:type="gramEnd"/>
-      <w:r>
-        <w:rPr>
-          <w:rFonts w:ascii="Segoe UI Emoji" w:hAnsi="Segoe UI Emoji" w:cs="Segoe UI Emoji"/>
-          <w:b/>
-          <w:bCs/>
-          <w:lang w:val="en-GB"/>
-        </w:rPr>
-        <w:t>_NAME</w:t>
-      </w:r>
-      <w:proofErr w:type="spellEnd"/>
-      <w:r>
-        <w:rPr>
-          <w:rFonts w:ascii="Segoe UI Emoji" w:hAnsi="Segoe UI Emoji" w:cs="Segoe UI Emoji"/>
-          <w:b/>
-          <w:bCs/>
-          <w:lang w:val="en-GB"/>
-        </w:rPr>
-        <w:t>,</w:t>
-      </w:r>
-    </w:p>
-    <w:p>
-      <w:pPr>
-        <w:rPr>
-          <w:rFonts w:ascii="Segoe UI Emoji" w:hAnsi="Segoe UI Emoji" w:cs="Segoe UI Emoji"/>
-          <w:b/>
-          <w:bCs/>
-          <w:lang w:val="en-GB"/>
-        </w:rPr>
-      </w:pPr>
-      <w:r>
-        <w:rPr>
-          <w:rFonts w:ascii="Segoe UI Emoji" w:hAnsi="Segoe UI Emoji" w:cs="Segoe UI Emoji"/>
-          <w:b/>
-          <w:bCs/>
-          <w:lang w:val="en-GB"/>
-        </w:rPr>
-        <w:t xml:space="preserve">        </w:t>
-      </w:r>
-      <w:proofErr w:type="spellStart"/>
-      <w:proofErr w:type="gramStart"/>
-      <w:r>
-        <w:rPr>
-          <w:rFonts w:ascii="Segoe UI Emoji" w:hAnsi="Segoe UI Emoji" w:cs="Segoe UI Emoji"/>
-          <w:b/>
-          <w:bCs/>
-          <w:lang w:val="en-GB"/>
-        </w:rPr>
-        <w:t>MediaStore.Images.Media.RELATIVE</w:t>
-      </w:r>
-      <w:proofErr w:type="gramEnd"/>
-      <w:r>
-        <w:rPr>
-          <w:rFonts w:ascii="Segoe UI Emoji" w:hAnsi="Segoe UI Emoji" w:cs="Segoe UI Emoji"/>
-          <w:b/>
-          <w:bCs/>
-          <w:lang w:val="en-GB"/>
-        </w:rPr>
-        <w:t>_PATH</w:t>
-      </w:r>
-      <w:proofErr w:type="spellEnd"/>
-    </w:p>
-    <w:p>
-      <w:pPr>
-        <w:rPr>
-          <w:rFonts w:ascii="Segoe UI Emoji" w:hAnsi="Segoe UI Emoji" w:cs="Segoe UI Emoji"/>
-          <w:b/>
-          <w:bCs/>
-          <w:lang w:val="en-GB"/>
-        </w:rPr>
-      </w:pPr>
-      <w:r>
-        <w:rPr>
-          <w:rFonts w:ascii="Segoe UI Emoji" w:hAnsi="Segoe UI Emoji" w:cs="Segoe UI Emoji"/>
-          <w:b/>
-          <w:bCs/>
-          <w:lang w:val="en-GB"/>
-        </w:rPr>
-        <w:t xml:space="preserve">    )</w:t>
-      </w:r>
-    </w:p>
-    <w:p>
-      <w:pPr>
-        <w:rPr>
-          <w:rFonts w:ascii="Segoe UI Emoji" w:hAnsi="Segoe UI Emoji" w:cs="Segoe UI Emoji"/>
-          <w:b/>
-          <w:bCs/>
-          <w:lang w:val="en-GB"/>
-        </w:rPr>
-      </w:pPr>
-    </w:p>
-    <w:p>
-      <w:pPr>
-        <w:rPr>
-          <w:rFonts w:ascii="Segoe UI Emoji" w:hAnsi="Segoe UI Emoji" w:cs="Segoe UI Emoji"/>
-          <w:b/>
-          <w:bCs/>
-          <w:lang w:val="en-GB"/>
-        </w:rPr>
-      </w:pPr>
-      <w:r>
-        <w:rPr>
-          <w:rFonts w:ascii="Segoe UI Emoji" w:hAnsi="Segoe UI Emoji" w:cs="Segoe UI Emoji"/>
-          <w:b/>
-          <w:bCs/>
-          <w:lang w:val="en-GB"/>
-        </w:rPr>
-        <w:lastRenderedPageBreak/>
-        <w:t xml:space="preserve">    </w:t>
-      </w:r>
-      <w:proofErr w:type="spellStart"/>
-      <w:r>
-        <w:rPr>
-          <w:rFonts w:ascii="Segoe UI Emoji" w:hAnsi="Segoe UI Emoji" w:cs="Segoe UI Emoji"/>
-          <w:b/>
-          <w:bCs/>
-          <w:lang w:val="en-GB"/>
-        </w:rPr>
-        <w:t>val</w:t>
-      </w:r>
-      <w:proofErr w:type="spellEnd"/>
-      <w:r>
-        <w:rPr>
-          <w:rFonts w:ascii="Segoe UI Emoji" w:hAnsi="Segoe UI Emoji" w:cs="Segoe UI Emoji"/>
-          <w:b/>
-          <w:bCs/>
-          <w:lang w:val="en-GB"/>
-        </w:rPr>
-        <w:t xml:space="preserve"> selection = "${</w:t>
-      </w:r>
-      <w:proofErr w:type="spellStart"/>
-      <w:proofErr w:type="gramStart"/>
-      <w:r>
-        <w:rPr>
-          <w:rFonts w:ascii="Segoe UI Emoji" w:hAnsi="Segoe UI Emoji" w:cs="Segoe UI Emoji"/>
-          <w:b/>
-          <w:bCs/>
-          <w:lang w:val="en-GB"/>
-        </w:rPr>
-        <w:t>MediaStore.Images.Media.RELATIVE</w:t>
-      </w:r>
-      <w:proofErr w:type="gramEnd"/>
-      <w:r>
-        <w:rPr>
-          <w:rFonts w:ascii="Segoe UI Emoji" w:hAnsi="Segoe UI Emoji" w:cs="Segoe UI Emoji"/>
-          <w:b/>
-          <w:bCs/>
-          <w:lang w:val="en-GB"/>
-        </w:rPr>
-        <w:t>_PATH</w:t>
-      </w:r>
-      <w:proofErr w:type="spellEnd"/>
-      <w:r>
-        <w:rPr>
-          <w:rFonts w:ascii="Segoe UI Emoji" w:hAnsi="Segoe UI Emoji" w:cs="Segoe UI Emoji"/>
-          <w:b/>
-          <w:bCs/>
-          <w:lang w:val="en-GB"/>
-        </w:rPr>
-        <w:t xml:space="preserve">} </w:t>
-      </w:r>
-      <w:proofErr w:type="gramStart"/>
-      <w:r>
-        <w:rPr>
-          <w:rFonts w:ascii="Segoe UI Emoji" w:hAnsi="Segoe UI Emoji" w:cs="Segoe UI Emoji"/>
-          <w:b/>
-          <w:bCs/>
-          <w:lang w:val="en-GB"/>
-        </w:rPr>
-        <w:t>LIKE ?</w:t>
-      </w:r>
-      <w:proofErr w:type="gramEnd"/>
-      <w:r>
-        <w:rPr>
-          <w:rFonts w:ascii="Segoe UI Emoji" w:hAnsi="Segoe UI Emoji" w:cs="Segoe UI Emoji"/>
-          <w:b/>
-          <w:bCs/>
-          <w:lang w:val="en-GB"/>
-        </w:rPr>
-        <w:t>"</w:t>
-      </w:r>
-    </w:p>
-    <w:p>
-      <w:pPr>
-        <w:rPr>
-          <w:rFonts w:ascii="Segoe UI Emoji" w:hAnsi="Segoe UI Emoji" w:cs="Segoe UI Emoji"/>
-          <w:b/>
-          <w:bCs/>
-          <w:lang w:val="en-GB"/>
-        </w:rPr>
-      </w:pPr>
-      <w:r>
-        <w:rPr>
-          <w:rFonts w:ascii="Segoe UI Emoji" w:hAnsi="Segoe UI Emoji" w:cs="Segoe UI Emoji"/>
-          <w:b/>
-          <w:bCs/>
-          <w:lang w:val="en-GB"/>
-        </w:rPr>
-        <w:t xml:space="preserve">    </w:t>
-      </w:r>
-      <w:proofErr w:type="spellStart"/>
-      <w:r>
-        <w:rPr>
-          <w:rFonts w:ascii="Segoe UI Emoji" w:hAnsi="Segoe UI Emoji" w:cs="Segoe UI Emoji"/>
-          <w:b/>
-          <w:bCs/>
-          <w:lang w:val="en-GB"/>
-        </w:rPr>
-        <w:t>val</w:t>
-      </w:r>
-      <w:proofErr w:type="spellEnd"/>
-      <w:r>
-        <w:rPr>
-          <w:rFonts w:ascii="Segoe UI Emoji" w:hAnsi="Segoe UI Emoji" w:cs="Segoe UI Emoji"/>
-          <w:b/>
-          <w:bCs/>
-          <w:lang w:val="en-GB"/>
-        </w:rPr>
-        <w:t xml:space="preserve"> </w:t>
-      </w:r>
-      <w:proofErr w:type="spellStart"/>
-      <w:r>
-        <w:rPr>
-          <w:rFonts w:ascii="Segoe UI Emoji" w:hAnsi="Segoe UI Emoji" w:cs="Segoe UI Emoji"/>
-          <w:b/>
-          <w:bCs/>
-          <w:lang w:val="en-GB"/>
-        </w:rPr>
-        <w:t>selectionArgs</w:t>
-      </w:r>
-      <w:proofErr w:type="spellEnd"/>
-      <w:r>
-        <w:rPr>
-          <w:rFonts w:ascii="Segoe UI Emoji" w:hAnsi="Segoe UI Emoji" w:cs="Segoe UI Emoji"/>
-          <w:b/>
-          <w:bCs/>
-          <w:lang w:val="en-GB"/>
-        </w:rPr>
-        <w:t xml:space="preserve"> = </w:t>
-      </w:r>
-      <w:proofErr w:type="spellStart"/>
-      <w:r>
-        <w:rPr>
-          <w:rFonts w:ascii="Segoe UI Emoji" w:hAnsi="Segoe UI Emoji" w:cs="Segoe UI Emoji"/>
-          <w:b/>
-          <w:bCs/>
-          <w:lang w:val="en-GB"/>
-        </w:rPr>
-        <w:t>arrayOf</w:t>
-      </w:r>
-      <w:proofErr w:type="spellEnd"/>
-      <w:r>
-        <w:rPr>
-          <w:rFonts w:ascii="Segoe UI Emoji" w:hAnsi="Segoe UI Emoji" w:cs="Segoe UI Emoji"/>
-          <w:b/>
-          <w:bCs/>
-          <w:lang w:val="en-GB"/>
-        </w:rPr>
-        <w:t>("%$folder%")</w:t>
-      </w:r>
-    </w:p>
-    <w:p>
-      <w:pPr>
-        <w:rPr>
-          <w:rFonts w:ascii="Segoe UI Emoji" w:hAnsi="Segoe UI Emoji" w:cs="Segoe UI Emoji"/>
-          <w:b/>
-          <w:bCs/>
-          <w:lang w:val="en-GB"/>
-        </w:rPr>
-      </w:pPr>
-    </w:p>
-    <w:p>
-      <w:pPr>
-        <w:rPr>
-          <w:rFonts w:ascii="Segoe UI Emoji" w:hAnsi="Segoe UI Emoji" w:cs="Segoe UI Emoji"/>
-          <w:b/>
-          <w:bCs/>
-          <w:lang w:val="en-GB"/>
-        </w:rPr>
-      </w:pPr>
-      <w:r>
-        <w:rPr>
-          <w:rFonts w:ascii="Segoe UI Emoji" w:hAnsi="Segoe UI Emoji" w:cs="Segoe UI Emoji"/>
-          <w:b/>
-          <w:bCs/>
-          <w:lang w:val="en-GB"/>
-        </w:rPr>
-        <w:t xml:space="preserve">    </w:t>
-      </w:r>
-      <w:proofErr w:type="spellStart"/>
-      <w:proofErr w:type="gramStart"/>
-      <w:r>
-        <w:rPr>
-          <w:rFonts w:ascii="Segoe UI Emoji" w:hAnsi="Segoe UI Emoji" w:cs="Segoe UI Emoji"/>
-          <w:b/>
-          <w:bCs/>
-          <w:lang w:val="en-GB"/>
-        </w:rPr>
-        <w:t>context.contentResolver.query</w:t>
-      </w:r>
-      <w:proofErr w:type="spellEnd"/>
-      <w:proofErr w:type="gramEnd"/>
-      <w:r>
-        <w:rPr>
-          <w:rFonts w:ascii="Segoe UI Emoji" w:hAnsi="Segoe UI Emoji" w:cs="Segoe UI Emoji"/>
-          <w:b/>
-          <w:bCs/>
-          <w:lang w:val="en-GB"/>
-        </w:rPr>
-        <w:t>(</w:t>
-      </w:r>
-    </w:p>
-    <w:p>
-      <w:pPr>
-        <w:rPr>
-          <w:rFonts w:ascii="Segoe UI Emoji" w:hAnsi="Segoe UI Emoji" w:cs="Segoe UI Emoji"/>
-          <w:b/>
-          <w:bCs/>
-          <w:lang w:val="en-GB"/>
-        </w:rPr>
-      </w:pPr>
-      <w:r>
-        <w:rPr>
-          <w:rFonts w:ascii="Segoe UI Emoji" w:hAnsi="Segoe UI Emoji" w:cs="Segoe UI Emoji"/>
-          <w:b/>
-          <w:bCs/>
-          <w:lang w:val="en-GB"/>
-        </w:rPr>
-        <w:t xml:space="preserve">        collection,</w:t>
-      </w:r>
-    </w:p>
-    <w:p>
-      <w:pPr>
-        <w:rPr>
-          <w:rFonts w:ascii="Segoe UI Emoji" w:hAnsi="Segoe UI Emoji" w:cs="Segoe UI Emoji"/>
-          <w:b/>
-          <w:bCs/>
-          <w:lang w:val="en-GB"/>
-        </w:rPr>
-      </w:pPr>
-      <w:r>
-        <w:rPr>
-          <w:rFonts w:ascii="Segoe UI Emoji" w:hAnsi="Segoe UI Emoji" w:cs="Segoe UI Emoji"/>
-          <w:b/>
-          <w:bCs/>
-          <w:lang w:val="en-GB"/>
-        </w:rPr>
-        <w:t xml:space="preserve">        projection,</w:t>
-      </w:r>
-    </w:p>
-    <w:p>
-      <w:pPr>
-        <w:rPr>
-          <w:rFonts w:ascii="Segoe UI Emoji" w:hAnsi="Segoe UI Emoji" w:cs="Segoe UI Emoji"/>
-          <w:b/>
-          <w:bCs/>
-          <w:lang w:val="en-GB"/>
-        </w:rPr>
-      </w:pPr>
-      <w:r>
-        <w:rPr>
-          <w:rFonts w:ascii="Segoe UI Emoji" w:hAnsi="Segoe UI Emoji" w:cs="Segoe UI Emoji"/>
-          <w:b/>
-          <w:bCs/>
-          <w:lang w:val="en-GB"/>
-        </w:rPr>
-        <w:t xml:space="preserve">        selection,</w:t>
-      </w:r>
-    </w:p>
-    <w:p>
-      <w:pPr>
-        <w:rPr>
-          <w:rFonts w:ascii="Segoe UI Emoji" w:hAnsi="Segoe UI Emoji" w:cs="Segoe UI Emoji"/>
-          <w:b/>
-          <w:bCs/>
-          <w:lang w:val="en-GB"/>
-        </w:rPr>
-      </w:pPr>
-      <w:r>
-        <w:rPr>
-          <w:rFonts w:ascii="Segoe UI Emoji" w:hAnsi="Segoe UI Emoji" w:cs="Segoe UI Emoji"/>
-          <w:b/>
-          <w:bCs/>
-          <w:lang w:val="en-GB"/>
-        </w:rPr>
-        <w:t xml:space="preserve">        </w:t>
-      </w:r>
-      <w:proofErr w:type="spellStart"/>
-      <w:r>
-        <w:rPr>
-          <w:rFonts w:ascii="Segoe UI Emoji" w:hAnsi="Segoe UI Emoji" w:cs="Segoe UI Emoji"/>
-          <w:b/>
-          <w:bCs/>
-          <w:lang w:val="en-GB"/>
-        </w:rPr>
-        <w:t>selectionArgs</w:t>
-      </w:r>
-      <w:proofErr w:type="spellEnd"/>
-      <w:r>
-        <w:rPr>
-          <w:rFonts w:ascii="Segoe UI Emoji" w:hAnsi="Segoe UI Emoji" w:cs="Segoe UI Emoji"/>
-          <w:b/>
-          <w:bCs/>
-          <w:lang w:val="en-GB"/>
-        </w:rPr>
-        <w:t>,</w:t>
-      </w:r>
-    </w:p>
-    <w:p>
-      <w:pPr>
-        <w:rPr>
-          <w:rFonts w:ascii="Segoe UI Emoji" w:hAnsi="Segoe UI Emoji" w:cs="Segoe UI Emoji"/>
-          <w:b/>
-          <w:bCs/>
-          <w:lang w:val="en-GB"/>
-        </w:rPr>
-      </w:pPr>
-      <w:r>
-        <w:rPr>
-          <w:rFonts w:ascii="Segoe UI Emoji" w:hAnsi="Segoe UI Emoji" w:cs="Segoe UI Emoji"/>
-          <w:b/>
-          <w:bCs/>
-          <w:lang w:val="en-GB"/>
-        </w:rPr>
-        <w:t xml:space="preserve">        null</w:t>
-      </w:r>
-    </w:p>
-    <w:p>
-      <w:pPr>
-        <w:rPr>
-          <w:rFonts w:ascii="Segoe UI Emoji" w:hAnsi="Segoe UI Emoji" w:cs="Segoe UI Emoji"/>
-          <w:b/>
-          <w:bCs/>
-          <w:lang w:val="en-GB"/>
-        </w:rPr>
-      </w:pPr>
-      <w:r>
-        <w:rPr>
-          <w:rFonts w:ascii="Segoe UI Emoji" w:hAnsi="Segoe UI Emoji" w:cs="Segoe UI Emoji"/>
-          <w:b/>
-          <w:bCs/>
-          <w:lang w:val="en-GB"/>
-        </w:rPr>
-        <w:t xml:space="preserve">    </w:t>
-      </w:r>
-      <w:proofErr w:type="gramStart"/>
-      <w:r>
-        <w:rPr>
-          <w:rFonts w:ascii="Segoe UI Emoji" w:hAnsi="Segoe UI Emoji" w:cs="Segoe UI Emoji"/>
-          <w:b/>
-          <w:bCs/>
-          <w:lang w:val="en-GB"/>
-        </w:rPr>
-        <w:t>)?.</w:t>
-      </w:r>
-      <w:proofErr w:type="gramEnd"/>
-      <w:r>
-        <w:rPr>
-          <w:rFonts w:ascii="Segoe UI Emoji" w:hAnsi="Segoe UI Emoji" w:cs="Segoe UI Emoji"/>
-          <w:b/>
-          <w:bCs/>
-          <w:lang w:val="en-GB"/>
-        </w:rPr>
-        <w:t xml:space="preserve">use </w:t>
-      </w:r>
-      <w:proofErr w:type="gramStart"/>
-      <w:r>
-        <w:rPr>
-          <w:rFonts w:ascii="Segoe UI Emoji" w:hAnsi="Segoe UI Emoji" w:cs="Segoe UI Emoji"/>
-          <w:b/>
-          <w:bCs/>
-          <w:lang w:val="en-GB"/>
-        </w:rPr>
-        <w:t>{ cursor</w:t>
-      </w:r>
-      <w:proofErr w:type="gramEnd"/>
-      <w:r>
-        <w:rPr>
-          <w:rFonts w:ascii="Segoe UI Emoji" w:hAnsi="Segoe UI Emoji" w:cs="Segoe UI Emoji"/>
-          <w:b/>
-          <w:bCs/>
-          <w:lang w:val="en-GB"/>
-        </w:rPr>
-        <w:t xml:space="preserve"> -&gt;</w:t>
-      </w:r>
-    </w:p>
-    <w:p>
-      <w:pPr>
-        <w:rPr>
-          <w:rFonts w:ascii="Segoe UI Emoji" w:hAnsi="Segoe UI Emoji" w:cs="Segoe UI Emoji"/>
-          <w:b/>
-          <w:bCs/>
-          <w:lang w:val="en-GB"/>
-        </w:rPr>
-      </w:pPr>
-      <w:r>
-        <w:rPr>
-          <w:rFonts w:ascii="Segoe UI Emoji" w:hAnsi="Segoe UI Emoji" w:cs="Segoe UI Emoji"/>
-          <w:b/>
-          <w:bCs/>
-          <w:lang w:val="en-GB"/>
-        </w:rPr>
-        <w:t xml:space="preserve">        </w:t>
-      </w:r>
-      <w:proofErr w:type="spellStart"/>
-      <w:r>
-        <w:rPr>
-          <w:rFonts w:ascii="Segoe UI Emoji" w:hAnsi="Segoe UI Emoji" w:cs="Segoe UI Emoji"/>
-          <w:b/>
-          <w:bCs/>
-          <w:lang w:val="en-GB"/>
-        </w:rPr>
-        <w:t>val</w:t>
-      </w:r>
-      <w:proofErr w:type="spellEnd"/>
-      <w:r>
-        <w:rPr>
-          <w:rFonts w:ascii="Segoe UI Emoji" w:hAnsi="Segoe UI Emoji" w:cs="Segoe UI Emoji"/>
-          <w:b/>
-          <w:bCs/>
-          <w:lang w:val="en-GB"/>
-        </w:rPr>
-        <w:t xml:space="preserve"> </w:t>
-      </w:r>
-      <w:proofErr w:type="spellStart"/>
-      <w:r>
-        <w:rPr>
-          <w:rFonts w:ascii="Segoe UI Emoji" w:hAnsi="Segoe UI Emoji" w:cs="Segoe UI Emoji"/>
-          <w:b/>
-          <w:bCs/>
-          <w:lang w:val="en-GB"/>
-        </w:rPr>
-        <w:t>idColumn</w:t>
-      </w:r>
-      <w:proofErr w:type="spellEnd"/>
-      <w:r>
-        <w:rPr>
-          <w:rFonts w:ascii="Segoe UI Emoji" w:hAnsi="Segoe UI Emoji" w:cs="Segoe UI Emoji"/>
-          <w:b/>
-          <w:bCs/>
-          <w:lang w:val="en-GB"/>
-        </w:rPr>
-        <w:t xml:space="preserve"> = </w:t>
-      </w:r>
-      <w:proofErr w:type="spellStart"/>
-      <w:proofErr w:type="gramStart"/>
-      <w:r>
-        <w:rPr>
-          <w:rFonts w:ascii="Segoe UI Emoji" w:hAnsi="Segoe UI Emoji" w:cs="Segoe UI Emoji"/>
-          <w:b/>
-          <w:bCs/>
-          <w:lang w:val="en-GB"/>
-        </w:rPr>
-        <w:t>cursor.getColumnIndexOrThrow</w:t>
-      </w:r>
-      <w:proofErr w:type="spellEnd"/>
-      <w:proofErr w:type="gramEnd"/>
-      <w:r>
-        <w:rPr>
-          <w:rFonts w:ascii="Segoe UI Emoji" w:hAnsi="Segoe UI Emoji" w:cs="Segoe UI Emoji"/>
-          <w:b/>
-          <w:bCs/>
-          <w:lang w:val="en-GB"/>
-        </w:rPr>
-        <w:t>(</w:t>
-      </w:r>
-      <w:proofErr w:type="spellStart"/>
-      <w:proofErr w:type="gramStart"/>
-      <w:r>
-        <w:rPr>
-          <w:rFonts w:ascii="Segoe UI Emoji" w:hAnsi="Segoe UI Emoji" w:cs="Segoe UI Emoji"/>
-          <w:b/>
-          <w:bCs/>
-          <w:lang w:val="en-GB"/>
-        </w:rPr>
-        <w:t>MediaStore.Images.Media</w:t>
-      </w:r>
-      <w:proofErr w:type="gramEnd"/>
-      <w:r>
-        <w:rPr>
-          <w:rFonts w:ascii="Segoe UI Emoji" w:hAnsi="Segoe UI Emoji" w:cs="Segoe UI Emoji"/>
-          <w:b/>
-          <w:bCs/>
-          <w:lang w:val="en-GB"/>
-        </w:rPr>
-        <w:t>._ID</w:t>
-      </w:r>
-      <w:proofErr w:type="spellEnd"/>
-      <w:r>
-        <w:rPr>
-          <w:rFonts w:ascii="Segoe UI Emoji" w:hAnsi="Segoe UI Emoji" w:cs="Segoe UI Emoji"/>
-          <w:b/>
-          <w:bCs/>
-          <w:lang w:val="en-GB"/>
-        </w:rPr>
-        <w:t>)</w:t>
-      </w:r>
-    </w:p>
-    <w:p>
-      <w:pPr>
-        <w:rPr>
-          <w:rFonts w:ascii="Segoe UI Emoji" w:hAnsi="Segoe UI Emoji" w:cs="Segoe UI Emoji"/>
-          <w:b/>
-          <w:bCs/>
-          <w:lang w:val="en-GB"/>
-        </w:rPr>
-      </w:pPr>
-    </w:p>
-    <w:p>
-      <w:pPr>
-        <w:rPr>
-          <w:rFonts w:ascii="Segoe UI Emoji" w:hAnsi="Segoe UI Emoji" w:cs="Segoe UI Emoji"/>
-          <w:b/>
-          <w:bCs/>
-          <w:lang w:val="en-GB"/>
-        </w:rPr>
-      </w:pPr>
-      <w:r>
-        <w:rPr>
-          <w:rFonts w:ascii="Segoe UI Emoji" w:hAnsi="Segoe UI Emoji" w:cs="Segoe UI Emoji"/>
-          <w:b/>
-          <w:bCs/>
-          <w:lang w:val="en-GB"/>
-        </w:rPr>
-        <w:t xml:space="preserve">        while (</w:t>
-      </w:r>
-      <w:proofErr w:type="spellStart"/>
-      <w:proofErr w:type="gramStart"/>
-      <w:r>
-        <w:rPr>
-          <w:rFonts w:ascii="Segoe UI Emoji" w:hAnsi="Segoe UI Emoji" w:cs="Segoe UI Emoji"/>
-          <w:b/>
-          <w:bCs/>
-          <w:lang w:val="en-GB"/>
-        </w:rPr>
-        <w:t>cursor.moveToNext</w:t>
-      </w:r>
-      <w:proofErr w:type="spellEnd"/>
-      <w:proofErr w:type="gramEnd"/>
-      <w:r>
-        <w:rPr>
-          <w:rFonts w:ascii="Segoe UI Emoji" w:hAnsi="Segoe UI Emoji" w:cs="Segoe UI Emoji"/>
-          <w:b/>
-          <w:bCs/>
-          <w:lang w:val="en-GB"/>
-        </w:rPr>
-        <w:t>()) {</w:t>
-      </w:r>
-    </w:p>
-    <w:p>
-      <w:pPr>
-        <w:rPr>
-          <w:rFonts w:ascii="Segoe UI Emoji" w:hAnsi="Segoe UI Emoji" w:cs="Segoe UI Emoji"/>
-          <w:b/>
-          <w:bCs/>
-          <w:lang w:val="en-GB"/>
-        </w:rPr>
-      </w:pPr>
-      <w:r>
-        <w:rPr>
-          <w:rFonts w:ascii="Segoe UI Emoji" w:hAnsi="Segoe UI Emoji" w:cs="Segoe UI Emoji"/>
-          <w:b/>
-          <w:bCs/>
-          <w:lang w:val="en-GB"/>
-        </w:rPr>
-        <w:t xml:space="preserve">            </w:t>
-      </w:r>
-      <w:proofErr w:type="spellStart"/>
-      <w:r>
-        <w:rPr>
-          <w:rFonts w:ascii="Segoe UI Emoji" w:hAnsi="Segoe UI Emoji" w:cs="Segoe UI Emoji"/>
-          <w:b/>
-          <w:bCs/>
-          <w:lang w:val="en-GB"/>
-        </w:rPr>
-        <w:t>val</w:t>
-      </w:r>
-      <w:proofErr w:type="spellEnd"/>
-      <w:r>
-        <w:rPr>
-          <w:rFonts w:ascii="Segoe UI Emoji" w:hAnsi="Segoe UI Emoji" w:cs="Segoe UI Emoji"/>
-          <w:b/>
-          <w:bCs/>
-          <w:lang w:val="en-GB"/>
-        </w:rPr>
-        <w:t xml:space="preserve"> id = </w:t>
-      </w:r>
-      <w:proofErr w:type="spellStart"/>
-      <w:proofErr w:type="gramStart"/>
-      <w:r>
-        <w:rPr>
-          <w:rFonts w:ascii="Segoe UI Emoji" w:hAnsi="Segoe UI Emoji" w:cs="Segoe UI Emoji"/>
-          <w:b/>
-          <w:bCs/>
-          <w:lang w:val="en-GB"/>
-        </w:rPr>
-        <w:t>cursor.getLong</w:t>
-      </w:r>
-      <w:proofErr w:type="spellEnd"/>
-      <w:proofErr w:type="gramEnd"/>
-      <w:r>
-        <w:rPr>
-          <w:rFonts w:ascii="Segoe UI Emoji" w:hAnsi="Segoe UI Emoji" w:cs="Segoe UI Emoji"/>
-          <w:b/>
-          <w:bCs/>
-          <w:lang w:val="en-GB"/>
-        </w:rPr>
-        <w:t>(</w:t>
-      </w:r>
-      <w:proofErr w:type="spellStart"/>
-      <w:r>
-        <w:rPr>
-          <w:rFonts w:ascii="Segoe UI Emoji" w:hAnsi="Segoe UI Emoji" w:cs="Segoe UI Emoji"/>
-          <w:b/>
-          <w:bCs/>
-          <w:lang w:val="en-GB"/>
-        </w:rPr>
-        <w:t>idColumn</w:t>
-      </w:r>
-      <w:proofErr w:type="spellEnd"/>
-      <w:r>
-        <w:rPr>
-          <w:rFonts w:ascii="Segoe UI Emoji" w:hAnsi="Segoe UI Emoji" w:cs="Segoe UI Emoji"/>
-          <w:b/>
-          <w:bCs/>
-          <w:lang w:val="en-GB"/>
-        </w:rPr>
-        <w:t>)</w:t>
-      </w:r>
-    </w:p>
-    <w:p>
-      <w:pPr>
-        <w:rPr>
-          <w:rFonts w:ascii="Segoe UI Emoji" w:hAnsi="Segoe UI Emoji" w:cs="Segoe UI Emoji"/>
-          <w:b/>
-          <w:bCs/>
-          <w:lang w:val="en-GB"/>
-        </w:rPr>
-      </w:pPr>
-      <w:r>
-        <w:rPr>
-          <w:rFonts w:ascii="Segoe UI Emoji" w:hAnsi="Segoe UI Emoji" w:cs="Segoe UI Emoji"/>
-          <w:b/>
-          <w:bCs/>
-          <w:lang w:val="en-GB"/>
-        </w:rPr>
-        <w:t xml:space="preserve">            </w:t>
-      </w:r>
-      <w:proofErr w:type="spellStart"/>
-      <w:r>
-        <w:rPr>
-          <w:rFonts w:ascii="Segoe UI Emoji" w:hAnsi="Segoe UI Emoji" w:cs="Segoe UI Emoji"/>
-          <w:b/>
-          <w:bCs/>
-          <w:lang w:val="en-GB"/>
-        </w:rPr>
-        <w:t>val</w:t>
-      </w:r>
-      <w:proofErr w:type="spellEnd"/>
-      <w:r>
-        <w:rPr>
-          <w:rFonts w:ascii="Segoe UI Emoji" w:hAnsi="Segoe UI Emoji" w:cs="Segoe UI Emoji"/>
-          <w:b/>
-          <w:bCs/>
-          <w:lang w:val="en-GB"/>
-        </w:rPr>
-        <w:t xml:space="preserve"> </w:t>
-      </w:r>
-      <w:proofErr w:type="spellStart"/>
-      <w:r>
-        <w:rPr>
-          <w:rFonts w:ascii="Segoe UI Emoji" w:hAnsi="Segoe UI Emoji" w:cs="Segoe UI Emoji"/>
-          <w:b/>
-          <w:bCs/>
-          <w:lang w:val="en-GB"/>
-        </w:rPr>
-        <w:t>uri</w:t>
-      </w:r>
-      <w:proofErr w:type="spellEnd"/>
-      <w:r>
-        <w:rPr>
-          <w:rFonts w:ascii="Segoe UI Emoji" w:hAnsi="Segoe UI Emoji" w:cs="Segoe UI Emoji"/>
-          <w:b/>
-          <w:bCs/>
-          <w:lang w:val="en-GB"/>
-        </w:rPr>
-        <w:t xml:space="preserve"> = </w:t>
-      </w:r>
-      <w:proofErr w:type="spellStart"/>
-      <w:r>
-        <w:rPr>
-          <w:rFonts w:ascii="Segoe UI Emoji" w:hAnsi="Segoe UI Emoji" w:cs="Segoe UI Emoji"/>
-          <w:b/>
-          <w:bCs/>
-          <w:lang w:val="en-GB"/>
-        </w:rPr>
-        <w:t>ContentUris.withAppendedId</w:t>
-      </w:r>
-      <w:proofErr w:type="spellEnd"/>
-      <w:r>
-        <w:rPr>
-          <w:rFonts w:ascii="Segoe UI Emoji" w:hAnsi="Segoe UI Emoji" w:cs="Segoe UI Emoji"/>
-          <w:b/>
-          <w:bCs/>
-          <w:lang w:val="en-GB"/>
-        </w:rPr>
-        <w:t>(collection, id)</w:t>
-      </w:r>
-    </w:p>
-    <w:p>
-      <w:pPr>
-        <w:rPr>
-          <w:rFonts w:ascii="Segoe UI Emoji" w:hAnsi="Segoe UI Emoji" w:cs="Segoe UI Emoji"/>
-          <w:b/>
-          <w:bCs/>
-          <w:lang w:val="en-GB"/>
-        </w:rPr>
-      </w:pPr>
-      <w:r>
-        <w:rPr>
-          <w:rFonts w:ascii="Segoe UI Emoji" w:hAnsi="Segoe UI Emoji" w:cs="Segoe UI Emoji"/>
-          <w:b/>
-          <w:bCs/>
-          <w:lang w:val="en-GB"/>
-        </w:rPr>
-        <w:t xml:space="preserve">            </w:t>
-      </w:r>
-      <w:proofErr w:type="spellStart"/>
-      <w:r>
-        <w:rPr>
-          <w:rFonts w:ascii="Segoe UI Emoji" w:hAnsi="Segoe UI Emoji" w:cs="Segoe UI Emoji"/>
-          <w:b/>
-          <w:bCs/>
-          <w:lang w:val="en-GB"/>
-        </w:rPr>
-        <w:t>val</w:t>
-      </w:r>
-      <w:proofErr w:type="spellEnd"/>
-      <w:r>
-        <w:rPr>
-          <w:rFonts w:ascii="Segoe UI Emoji" w:hAnsi="Segoe UI Emoji" w:cs="Segoe UI Emoji"/>
-          <w:b/>
-          <w:bCs/>
-          <w:lang w:val="en-GB"/>
-        </w:rPr>
-        <w:t xml:space="preserve"> bmp = </w:t>
-      </w:r>
-      <w:proofErr w:type="spellStart"/>
-      <w:r>
-        <w:rPr>
-          <w:rFonts w:ascii="Segoe UI Emoji" w:hAnsi="Segoe UI Emoji" w:cs="Segoe UI Emoji"/>
-          <w:b/>
-          <w:bCs/>
-          <w:lang w:val="en-GB"/>
-        </w:rPr>
-        <w:t>BitmapFactory.decodeStream</w:t>
-      </w:r>
-      <w:proofErr w:type="spellEnd"/>
-      <w:r>
-        <w:rPr>
-          <w:rFonts w:ascii="Segoe UI Emoji" w:hAnsi="Segoe UI Emoji" w:cs="Segoe UI Emoji"/>
-          <w:b/>
-          <w:bCs/>
-          <w:lang w:val="en-GB"/>
-        </w:rPr>
-        <w:t>(</w:t>
-      </w:r>
     </w:p>
     <w:p>
       <w:pPr>
@@ -4656,7 +4446,6 @@
         <w:t xml:space="preserve">                </w:t>
       </w:r>
       <w:proofErr w:type="spellStart"/>
-      <w:proofErr w:type="gramStart"/>
       <w:r>
         <w:rPr>
           <w:rFonts w:ascii="Segoe UI Emoji" w:hAnsi="Segoe UI Emoji" w:cs="Segoe UI Emoji"/>
@@ -4667,7 +4456,6 @@
         <w:t>context.contentResolver.openInputStream</w:t>
       </w:r>
       <w:proofErr w:type="spellEnd"/>
-      <w:proofErr w:type="gramEnd"/>
       <w:r>
         <w:rPr>
           <w:rFonts w:ascii="Segoe UI Emoji" w:hAnsi="Segoe UI Emoji" w:cs="Segoe UI Emoji"/>
@@ -4932,7 +4720,6 @@
         <w:t xml:space="preserve">fun </w:t>
       </w:r>
       <w:proofErr w:type="spellStart"/>
-      <w:proofErr w:type="gramStart"/>
       <w:r>
         <w:rPr>
           <w:rFonts w:ascii="Segoe UI Emoji" w:hAnsi="Segoe UI Emoji" w:cs="Segoe UI Emoji"/>
@@ -4950,17 +4737,7 @@
           <w:bCs/>
           <w:lang w:val="en-GB"/>
         </w:rPr>
-        <w:t>(</w:t>
-      </w:r>
-      <w:proofErr w:type="gramEnd"/>
-      <w:r>
-        <w:rPr>
-          <w:rFonts w:ascii="Segoe UI Emoji" w:hAnsi="Segoe UI Emoji" w:cs="Segoe UI Emoji"/>
-          <w:b/>
-          <w:bCs/>
-          <w:lang w:val="en-GB"/>
-        </w:rPr>
-        <w:t>bmp: Bitmap): Array&lt;</w:t>
+        <w:t>(bmp: Bitmap): Array&lt;</w:t>
       </w:r>
       <w:proofErr w:type="spellStart"/>
       <w:r>
@@ -5022,7 +4799,6 @@
         <w:t xml:space="preserve"> w = </w:t>
       </w:r>
       <w:proofErr w:type="spellStart"/>
-      <w:proofErr w:type="gramStart"/>
       <w:r>
         <w:rPr>
           <w:rFonts w:ascii="Segoe UI Emoji" w:hAnsi="Segoe UI Emoji" w:cs="Segoe UI Emoji"/>
@@ -5033,7 +4809,6 @@
         <w:t>bmp.width</w:t>
       </w:r>
       <w:proofErr w:type="spellEnd"/>
-      <w:proofErr w:type="gramEnd"/>
     </w:p>
     <w:p>
       <w:pPr>
@@ -5074,7 +4849,6 @@
         <w:t xml:space="preserve"> h = </w:t>
       </w:r>
       <w:proofErr w:type="spellStart"/>
-      <w:proofErr w:type="gramStart"/>
       <w:r>
         <w:rPr>
           <w:rFonts w:ascii="Segoe UI Emoji" w:hAnsi="Segoe UI Emoji" w:cs="Segoe UI Emoji"/>
@@ -5085,7 +4859,95 @@
         <w:t>bmp.height</w:t>
       </w:r>
       <w:proofErr w:type="spellEnd"/>
-      <w:proofErr w:type="gramEnd"/>
+    </w:p>
+    <w:p>
+      <w:pPr>
+        <w:rPr>
+          <w:rFonts w:ascii="Segoe UI Emoji" w:hAnsi="Segoe UI Emoji" w:cs="Segoe UI Emoji"/>
+          <w:b/>
+          <w:bCs/>
+          <w:lang w:val="en-GB"/>
+        </w:rPr>
+      </w:pPr>
+      <w:r>
+        <w:rPr>
+          <w:rFonts w:ascii="Segoe UI Emoji" w:hAnsi="Segoe UI Emoji" w:cs="Segoe UI Emoji"/>
+          <w:b/>
+          <w:bCs/>
+          <w:lang w:val="en-GB"/>
+        </w:rPr>
+        <w:t xml:space="preserve">    </w:t>
+      </w:r>
+      <w:proofErr w:type="spellStart"/>
+      <w:r>
+        <w:rPr>
+          <w:rFonts w:ascii="Segoe UI Emoji" w:hAnsi="Segoe UI Emoji" w:cs="Segoe UI Emoji"/>
+          <w:b/>
+          <w:bCs/>
+          <w:lang w:val="en-GB"/>
+        </w:rPr>
+        <w:t>val</w:t>
+      </w:r>
+      <w:proofErr w:type="spellEnd"/>
+      <w:r>
+        <w:rPr>
+          <w:rFonts w:ascii="Segoe UI Emoji" w:hAnsi="Segoe UI Emoji" w:cs="Segoe UI Emoji"/>
+          <w:b/>
+          <w:bCs/>
+          <w:lang w:val="en-GB"/>
+        </w:rPr>
+        <w:t xml:space="preserve"> </w:t>
+      </w:r>
+      <w:proofErr w:type="spellStart"/>
+      <w:r>
+        <w:rPr>
+          <w:rFonts w:ascii="Segoe UI Emoji" w:hAnsi="Segoe UI Emoji" w:cs="Segoe UI Emoji"/>
+          <w:b/>
+          <w:bCs/>
+          <w:lang w:val="en-GB"/>
+        </w:rPr>
+        <w:t>arr</w:t>
+      </w:r>
+      <w:proofErr w:type="spellEnd"/>
+      <w:r>
+        <w:rPr>
+          <w:rFonts w:ascii="Segoe UI Emoji" w:hAnsi="Segoe UI Emoji" w:cs="Segoe UI Emoji"/>
+          <w:b/>
+          <w:bCs/>
+          <w:lang w:val="en-GB"/>
+        </w:rPr>
+        <w:t xml:space="preserve"> = Array(h) { </w:t>
+      </w:r>
+      <w:proofErr w:type="spellStart"/>
+      <w:r>
+        <w:rPr>
+          <w:rFonts w:ascii="Segoe UI Emoji" w:hAnsi="Segoe UI Emoji" w:cs="Segoe UI Emoji"/>
+          <w:b/>
+          <w:bCs/>
+          <w:lang w:val="en-GB"/>
+        </w:rPr>
+        <w:t>FloatArray</w:t>
+      </w:r>
+      <w:proofErr w:type="spellEnd"/>
+      <w:r>
+        <w:rPr>
+          <w:rFonts w:ascii="Segoe UI Emoji" w:hAnsi="Segoe UI Emoji" w:cs="Segoe UI Emoji"/>
+          <w:b/>
+          <w:bCs/>
+          <w:lang w:val="en-GB"/>
+        </w:rPr>
+        <w:t>(w) }</w:t>
+      </w:r>
+    </w:p>
+    <w:p>
+      <w:pPr>
+        <w:rPr>
+          <w:rFonts w:ascii="Segoe UI Emoji" w:hAnsi="Segoe UI Emoji" w:cs="Segoe UI Emoji"/>
+          <w:b/>
+          <w:bCs/>
+          <w:lang w:val="en-GB"/>
+        </w:rPr>
+      </w:pPr>
     </w:p>
     <w:p>
       <w:pPr>
@@ -5104,117 +4966,6 @@
           <w:lang w:val="en-GB"/>
         </w:rPr>
         <w:lastRenderedPageBreak/>
-        <w:t xml:space="preserve">    </w:t>
-      </w:r>
-      <w:proofErr w:type="spellStart"/>
-      <w:r>
-        <w:rPr>
-          <w:rFonts w:ascii="Segoe UI Emoji" w:hAnsi="Segoe UI Emoji" w:cs="Segoe UI Emoji"/>
-          <w:b/>
-          <w:bCs/>
-          <w:lang w:val="en-GB"/>
-        </w:rPr>
-        <w:t>val</w:t>
-      </w:r>
-      <w:proofErr w:type="spellEnd"/>
-      <w:r>
-        <w:rPr>
-          <w:rFonts w:ascii="Segoe UI Emoji" w:hAnsi="Segoe UI Emoji" w:cs="Segoe UI Emoji"/>
-          <w:b/>
-          <w:bCs/>
-          <w:lang w:val="en-GB"/>
-        </w:rPr>
-        <w:t xml:space="preserve"> </w:t>
-      </w:r>
-      <w:proofErr w:type="spellStart"/>
-      <w:r>
-        <w:rPr>
-          <w:rFonts w:ascii="Segoe UI Emoji" w:hAnsi="Segoe UI Emoji" w:cs="Segoe UI Emoji"/>
-          <w:b/>
-          <w:bCs/>
-          <w:lang w:val="en-GB"/>
-        </w:rPr>
-        <w:t>arr</w:t>
-      </w:r>
-      <w:proofErr w:type="spellEnd"/>
-      <w:r>
-        <w:rPr>
-          <w:rFonts w:ascii="Segoe UI Emoji" w:hAnsi="Segoe UI Emoji" w:cs="Segoe UI Emoji"/>
-          <w:b/>
-          <w:bCs/>
-          <w:lang w:val="en-GB"/>
-        </w:rPr>
-        <w:t xml:space="preserve"> = Array(h) </w:t>
-      </w:r>
-      <w:proofErr w:type="gramStart"/>
-      <w:r>
-        <w:rPr>
-          <w:rFonts w:ascii="Segoe UI Emoji" w:hAnsi="Segoe UI Emoji" w:cs="Segoe UI Emoji"/>
-          <w:b/>
-          <w:bCs/>
-          <w:lang w:val="en-GB"/>
-        </w:rPr>
-        <w:t xml:space="preserve">{ </w:t>
-      </w:r>
-      <w:proofErr w:type="spellStart"/>
-      <w:r>
-        <w:rPr>
-          <w:rFonts w:ascii="Segoe UI Emoji" w:hAnsi="Segoe UI Emoji" w:cs="Segoe UI Emoji"/>
-          <w:b/>
-          <w:bCs/>
-          <w:lang w:val="en-GB"/>
-        </w:rPr>
-        <w:t>FloatArray</w:t>
-      </w:r>
-      <w:proofErr w:type="spellEnd"/>
-      <w:proofErr w:type="gramEnd"/>
-      <w:r>
-        <w:rPr>
-          <w:rFonts w:ascii="Segoe UI Emoji" w:hAnsi="Segoe UI Emoji" w:cs="Segoe UI Emoji"/>
-          <w:b/>
-          <w:bCs/>
-          <w:lang w:val="en-GB"/>
-        </w:rPr>
-        <w:t>(w</w:t>
-      </w:r>
-      <w:proofErr w:type="gramStart"/>
-      <w:r>
-        <w:rPr>
-          <w:rFonts w:ascii="Segoe UI Emoji" w:hAnsi="Segoe UI Emoji" w:cs="Segoe UI Emoji"/>
-          <w:b/>
-          <w:bCs/>
-          <w:lang w:val="en-GB"/>
-        </w:rPr>
-        <w:t>) }</w:t>
-      </w:r>
-      <w:proofErr w:type="gramEnd"/>
-    </w:p>
-    <w:p>
-      <w:pPr>
-        <w:rPr>
-          <w:rFonts w:ascii="Segoe UI Emoji" w:hAnsi="Segoe UI Emoji" w:cs="Segoe UI Emoji"/>
-          <w:b/>
-          <w:bCs/>
-          <w:lang w:val="en-GB"/>
-        </w:rPr>
-      </w:pPr>
-    </w:p>
-    <w:p>
-      <w:pPr>
-        <w:rPr>
-          <w:rFonts w:ascii="Segoe UI Emoji" w:hAnsi="Segoe UI Emoji" w:cs="Segoe UI Emoji"/>
-          <w:b/>
-          <w:bCs/>
-          <w:lang w:val="en-GB"/>
-        </w:rPr>
-      </w:pPr>
-      <w:r>
-        <w:rPr>
-          <w:rFonts w:ascii="Segoe UI Emoji" w:hAnsi="Segoe UI Emoji" w:cs="Segoe UI Emoji"/>
-          <w:b/>
-          <w:bCs/>
-          <w:lang w:val="en-GB"/>
-        </w:rPr>
         <w:t xml:space="preserve">    for (y in 0 until h) {</w:t>
       </w:r>
     </w:p>
@@ -5265,7 +5016,6 @@
         <w:t xml:space="preserve">val pixel = </w:t>
       </w:r>
       <w:proofErr w:type="spellStart"/>
-      <w:proofErr w:type="gramStart"/>
       <w:r>
         <w:rPr>
           <w:rFonts w:ascii="Segoe UI Emoji" w:hAnsi="Segoe UI Emoji" w:cs="Segoe UI Emoji"/>
@@ -5276,7 +5026,6 @@
         <w:t>bmp.getPixel</w:t>
       </w:r>
       <w:proofErr w:type="spellEnd"/>
-      <w:proofErr w:type="gramEnd"/>
       <w:r>
         <w:rPr>
           <w:rFonts w:ascii="Segoe UI Emoji" w:hAnsi="Segoe UI Emoji" w:cs="Segoe UI Emoji"/>
@@ -5614,7 +5363,6 @@
         <w:t xml:space="preserve">fun </w:t>
       </w:r>
       <w:proofErr w:type="spellStart"/>
-      <w:proofErr w:type="gramStart"/>
       <w:r>
         <w:rPr>
           <w:rFonts w:ascii="Segoe UI Emoji" w:hAnsi="Segoe UI Emoji" w:cs="Segoe UI Emoji"/>
@@ -5632,17 +5380,7 @@
           <w:bCs/>
           <w:lang w:val="en-GB"/>
         </w:rPr>
-        <w:t>(</w:t>
-      </w:r>
-      <w:proofErr w:type="gramEnd"/>
-      <w:r>
-        <w:rPr>
-          <w:rFonts w:ascii="Segoe UI Emoji" w:hAnsi="Segoe UI Emoji" w:cs="Segoe UI Emoji"/>
-          <w:b/>
-          <w:bCs/>
-          <w:lang w:val="en-GB"/>
-        </w:rPr>
-        <w:t>images: List&lt;Array&lt;</w:t>
+        <w:t>(images: List&lt;Array&lt;</w:t>
       </w:r>
       <w:proofErr w:type="spellStart"/>
       <w:r>
@@ -5721,39 +5459,8 @@
           <w:bCs/>
           <w:lang w:val="en-GB"/>
         </w:rPr>
-        <w:t xml:space="preserve"> h = </w:t>
-      </w:r>
-      <w:proofErr w:type="gramStart"/>
-      <w:r>
-        <w:rPr>
-          <w:rFonts w:ascii="Segoe UI Emoji" w:hAnsi="Segoe UI Emoji" w:cs="Segoe UI Emoji"/>
-          <w:b/>
-          <w:bCs/>
-          <w:lang w:val="en-GB"/>
-        </w:rPr>
-        <w:t>images[</w:t>
-      </w:r>
-      <w:proofErr w:type="gramEnd"/>
-      <w:r>
-        <w:rPr>
-          <w:rFonts w:ascii="Segoe UI Emoji" w:hAnsi="Segoe UI Emoji" w:cs="Segoe UI Emoji"/>
-          <w:b/>
-          <w:bCs/>
-          <w:lang w:val="en-GB"/>
-        </w:rPr>
-        <w:t>0</w:t>
-      </w:r>
-      <w:proofErr w:type="gramStart"/>
-      <w:r>
-        <w:rPr>
-          <w:rFonts w:ascii="Segoe UI Emoji" w:hAnsi="Segoe UI Emoji" w:cs="Segoe UI Emoji"/>
-          <w:b/>
-          <w:bCs/>
-          <w:lang w:val="en-GB"/>
-        </w:rPr>
-        <w:t>].size</w:t>
-      </w:r>
-      <w:proofErr w:type="gramEnd"/>
+        <w:t xml:space="preserve"> h = images[0].size</w:t>
+      </w:r>
     </w:p>
     <w:p>
       <w:pPr>
@@ -5791,39 +5498,8 @@
           <w:bCs/>
           <w:lang w:val="en-GB"/>
         </w:rPr>
-        <w:t xml:space="preserve"> w = </w:t>
-      </w:r>
-      <w:proofErr w:type="gramStart"/>
-      <w:r>
-        <w:rPr>
-          <w:rFonts w:ascii="Segoe UI Emoji" w:hAnsi="Segoe UI Emoji" w:cs="Segoe UI Emoji"/>
-          <w:b/>
-          <w:bCs/>
-          <w:lang w:val="en-GB"/>
-        </w:rPr>
-        <w:t>images[</w:t>
-      </w:r>
-      <w:proofErr w:type="gramEnd"/>
-      <w:r>
-        <w:rPr>
-          <w:rFonts w:ascii="Segoe UI Emoji" w:hAnsi="Segoe UI Emoji" w:cs="Segoe UI Emoji"/>
-          <w:b/>
-          <w:bCs/>
-          <w:lang w:val="en-GB"/>
-        </w:rPr>
-        <w:t>0][0</w:t>
-      </w:r>
-      <w:proofErr w:type="gramStart"/>
-      <w:r>
-        <w:rPr>
-          <w:rFonts w:ascii="Segoe UI Emoji" w:hAnsi="Segoe UI Emoji" w:cs="Segoe UI Emoji"/>
-          <w:b/>
-          <w:bCs/>
-          <w:lang w:val="en-GB"/>
-        </w:rPr>
-        <w:t>].size</w:t>
-      </w:r>
-      <w:proofErr w:type="gramEnd"/>
+        <w:t xml:space="preserve"> w = images[0][0].size</w:t>
+      </w:r>
     </w:p>
     <w:p>
       <w:pPr>
@@ -5861,17 +5537,7 @@
           <w:bCs/>
           <w:lang w:val="en-GB"/>
         </w:rPr>
-        <w:t xml:space="preserve"> result = Array(h) </w:t>
-      </w:r>
-      <w:proofErr w:type="gramStart"/>
-      <w:r>
-        <w:rPr>
-          <w:rFonts w:ascii="Segoe UI Emoji" w:hAnsi="Segoe UI Emoji" w:cs="Segoe UI Emoji"/>
-          <w:b/>
-          <w:bCs/>
-          <w:lang w:val="en-GB"/>
-        </w:rPr>
-        <w:t xml:space="preserve">{ </w:t>
+        <w:t xml:space="preserve"> result = Array(h) { </w:t>
       </w:r>
       <w:proofErr w:type="spellStart"/>
       <w:r>
@@ -5884,27 +5550,15 @@
         <w:t>FloatArray</w:t>
       </w:r>
       <w:proofErr w:type="spellEnd"/>
-      <w:proofErr w:type="gramEnd"/>
-      <w:r>
-        <w:rPr>
-          <w:rFonts w:ascii="Segoe UI Emoji" w:hAnsi="Segoe UI Emoji" w:cs="Segoe UI Emoji"/>
-          <w:b/>
-          <w:bCs/>
-          <w:lang w:val="en-GB"/>
-        </w:rPr>
-        <w:t>(w</w:t>
-      </w:r>
-      <w:proofErr w:type="gramStart"/>
-      <w:r>
-        <w:rPr>
-          <w:rFonts w:ascii="Segoe UI Emoji" w:hAnsi="Segoe UI Emoji" w:cs="Segoe UI Emoji"/>
-          <w:b/>
-          <w:bCs/>
-          <w:lang w:val="en-GB"/>
-        </w:rPr>
-        <w:t>) }</w:t>
-      </w:r>
-      <w:proofErr w:type="gramEnd"/>
+      <w:r>
+        <w:rPr>
+          <w:rFonts w:ascii="Segoe UI Emoji" w:hAnsi="Segoe UI Emoji" w:cs="Segoe UI Emoji"/>
+          <w:b/>
+          <w:bCs/>
+          <w:lang w:val="en-GB"/>
+        </w:rPr>
+        <w:t>(w) }</w:t>
+      </w:r>
     </w:p>
     <w:p>
       <w:pPr>
@@ -6118,7 +5772,6 @@
         <w:t xml:space="preserve">[y][x] = sum / </w:t>
       </w:r>
       <w:proofErr w:type="spellStart"/>
-      <w:proofErr w:type="gramStart"/>
       <w:r>
         <w:rPr>
           <w:rFonts w:ascii="Segoe UI Emoji" w:hAnsi="Segoe UI Emoji" w:cs="Segoe UI Emoji"/>
@@ -6129,23 +5782,23 @@
         <w:t>images.size</w:t>
       </w:r>
       <w:proofErr w:type="spellEnd"/>
-      <w:proofErr w:type="gramEnd"/>
-    </w:p>
-    <w:p>
-      <w:pPr>
-        <w:rPr>
-          <w:rFonts w:ascii="Segoe UI Emoji" w:hAnsi="Segoe UI Emoji" w:cs="Segoe UI Emoji"/>
-          <w:b/>
-          <w:bCs/>
-        </w:rPr>
-      </w:pPr>
-      <w:r>
+    </w:p>
+    <w:p>
+      <w:pPr>
         <w:rPr>
           <w:rFonts w:ascii="Segoe UI Emoji" w:hAnsi="Segoe UI Emoji" w:cs="Segoe UI Emoji"/>
           <w:b/>
           <w:bCs/>
           <w:lang w:val="es-ES"/>
         </w:rPr>
+      </w:pPr>
+      <w:r>
+        <w:rPr>
+          <w:rFonts w:ascii="Segoe UI Emoji" w:hAnsi="Segoe UI Emoji" w:cs="Segoe UI Emoji"/>
+          <w:b/>
+          <w:bCs/>
+          <w:lang w:val="es-ES"/>
+        </w:rPr>
         <w:t xml:space="preserve">        </w:t>
       </w:r>
       <w:r>
@@ -6153,6 +5806,7 @@
           <w:rFonts w:ascii="Segoe UI Emoji" w:hAnsi="Segoe UI Emoji" w:cs="Segoe UI Emoji"/>
           <w:b/>
           <w:bCs/>
+          <w:lang w:val="es-ES"/>
         </w:rPr>
         <w:t>}</w:t>
       </w:r>
@@ -6170,8 +5824,17 @@
           <w:rFonts w:ascii="Segoe UI Emoji" w:hAnsi="Segoe UI Emoji" w:cs="Segoe UI Emoji"/>
           <w:b/>
           <w:bCs/>
-        </w:rPr>
-        <w:t xml:space="preserve">    }</w:t>
+          <w:lang w:val="es-ES"/>
+        </w:rPr>
+        <w:t xml:space="preserve">    </w:t>
+      </w:r>
+      <w:r>
+        <w:rPr>
+          <w:rFonts w:ascii="Segoe UI Emoji" w:hAnsi="Segoe UI Emoji" w:cs="Segoe UI Emoji"/>
+          <w:b/>
+          <w:bCs/>
+        </w:rPr>
+        <w:t>}</w:t>
       </w:r>
     </w:p>
     <w:p>
@@ -6269,42 +5932,385 @@
           <w:b/>
           <w:bCs/>
         </w:rPr>
+        <w:t xml:space="preserve">⭐⭐ 4) </w:t>
+      </w:r>
+      <w:proofErr w:type="spellStart"/>
+      <w:r>
+        <w:rPr>
+          <w:rFonts w:ascii="Segoe UI Emoji" w:hAnsi="Segoe UI Emoji" w:cs="Segoe UI Emoji"/>
+          <w:b/>
+          <w:bCs/>
+        </w:rPr>
+        <w:t>Stacking</w:t>
+      </w:r>
+      <w:proofErr w:type="spellEnd"/>
+      <w:r>
+        <w:rPr>
+          <w:rFonts w:ascii="Segoe UI Emoji" w:hAnsi="Segoe UI Emoji" w:cs="Segoe UI Emoji"/>
+          <w:b/>
+          <w:bCs/>
+        </w:rPr>
+        <w:t xml:space="preserve"> per MEDIANA (molto meglio per </w:t>
+      </w:r>
+      <w:proofErr w:type="spellStart"/>
+      <w:r>
+        <w:rPr>
+          <w:rFonts w:ascii="Segoe UI Emoji" w:hAnsi="Segoe UI Emoji" w:cs="Segoe UI Emoji"/>
+          <w:b/>
+          <w:bCs/>
+        </w:rPr>
+        <w:t>astrofoto</w:t>
+      </w:r>
+      <w:proofErr w:type="spellEnd"/>
+      <w:r>
+        <w:rPr>
+          <w:rFonts w:ascii="Segoe UI Emoji" w:hAnsi="Segoe UI Emoji" w:cs="Segoe UI Emoji"/>
+          <w:b/>
+          <w:bCs/>
+        </w:rPr>
+        <w:t>)</w:t>
+      </w:r>
+    </w:p>
+    <w:p>
+      <w:pPr>
+        <w:rPr>
+          <w:rFonts w:ascii="Segoe UI Emoji" w:hAnsi="Segoe UI Emoji" w:cs="Segoe UI Emoji"/>
+          <w:b/>
+          <w:bCs/>
+          <w:lang w:val="en-GB"/>
+        </w:rPr>
+      </w:pPr>
+      <w:r>
+        <w:rPr>
+          <w:rFonts w:ascii="Segoe UI Emoji" w:hAnsi="Segoe UI Emoji" w:cs="Segoe UI Emoji"/>
+          <w:b/>
+          <w:bCs/>
+          <w:lang w:val="en-GB"/>
+        </w:rPr>
+        <w:t xml:space="preserve">fun </w:t>
+      </w:r>
+      <w:proofErr w:type="spellStart"/>
+      <w:r>
+        <w:rPr>
+          <w:rFonts w:ascii="Segoe UI Emoji" w:hAnsi="Segoe UI Emoji" w:cs="Segoe UI Emoji"/>
+          <w:b/>
+          <w:bCs/>
+          <w:lang w:val="en-GB"/>
+        </w:rPr>
+        <w:t>stackMedian</w:t>
+      </w:r>
+      <w:proofErr w:type="spellEnd"/>
+      <w:r>
+        <w:rPr>
+          <w:rFonts w:ascii="Segoe UI Emoji" w:hAnsi="Segoe UI Emoji" w:cs="Segoe UI Emoji"/>
+          <w:b/>
+          <w:bCs/>
+          <w:lang w:val="en-GB"/>
+        </w:rPr>
+        <w:t>(images: List&lt;Array&lt;</w:t>
+      </w:r>
+      <w:proofErr w:type="spellStart"/>
+      <w:r>
+        <w:rPr>
+          <w:rFonts w:ascii="Segoe UI Emoji" w:hAnsi="Segoe UI Emoji" w:cs="Segoe UI Emoji"/>
+          <w:b/>
+          <w:bCs/>
+          <w:lang w:val="en-GB"/>
+        </w:rPr>
+        <w:t>FloatArray</w:t>
+      </w:r>
+      <w:proofErr w:type="spellEnd"/>
+      <w:r>
+        <w:rPr>
+          <w:rFonts w:ascii="Segoe UI Emoji" w:hAnsi="Segoe UI Emoji" w:cs="Segoe UI Emoji"/>
+          <w:b/>
+          <w:bCs/>
+          <w:lang w:val="en-GB"/>
+        </w:rPr>
+        <w:t>&gt;&gt;): Array&lt;</w:t>
+      </w:r>
+      <w:proofErr w:type="spellStart"/>
+      <w:r>
+        <w:rPr>
+          <w:rFonts w:ascii="Segoe UI Emoji" w:hAnsi="Segoe UI Emoji" w:cs="Segoe UI Emoji"/>
+          <w:b/>
+          <w:bCs/>
+          <w:lang w:val="en-GB"/>
+        </w:rPr>
+        <w:t>FloatArray</w:t>
+      </w:r>
+      <w:proofErr w:type="spellEnd"/>
+      <w:r>
+        <w:rPr>
+          <w:rFonts w:ascii="Segoe UI Emoji" w:hAnsi="Segoe UI Emoji" w:cs="Segoe UI Emoji"/>
+          <w:b/>
+          <w:bCs/>
+          <w:lang w:val="en-GB"/>
+        </w:rPr>
+        <w:t>&gt; {</w:t>
+      </w:r>
+    </w:p>
+    <w:p>
+      <w:pPr>
+        <w:rPr>
+          <w:rFonts w:ascii="Segoe UI Emoji" w:hAnsi="Segoe UI Emoji" w:cs="Segoe UI Emoji"/>
+          <w:b/>
+          <w:bCs/>
+          <w:lang w:val="en-GB"/>
+        </w:rPr>
+      </w:pPr>
+      <w:r>
+        <w:rPr>
+          <w:rFonts w:ascii="Segoe UI Emoji" w:hAnsi="Segoe UI Emoji" w:cs="Segoe UI Emoji"/>
+          <w:b/>
+          <w:bCs/>
+          <w:lang w:val="en-GB"/>
+        </w:rPr>
         <w:lastRenderedPageBreak/>
-        <w:t xml:space="preserve">⭐⭐ 4) </w:t>
-      </w:r>
-      <w:proofErr w:type="spellStart"/>
-      <w:r>
-        <w:rPr>
-          <w:rFonts w:ascii="Segoe UI Emoji" w:hAnsi="Segoe UI Emoji" w:cs="Segoe UI Emoji"/>
-          <w:b/>
-          <w:bCs/>
-        </w:rPr>
-        <w:t>Stacking</w:t>
-      </w:r>
-      <w:proofErr w:type="spellEnd"/>
-      <w:r>
-        <w:rPr>
-          <w:rFonts w:ascii="Segoe UI Emoji" w:hAnsi="Segoe UI Emoji" w:cs="Segoe UI Emoji"/>
-          <w:b/>
-          <w:bCs/>
-        </w:rPr>
-        <w:t xml:space="preserve"> per MEDIANA (molto meglio per </w:t>
-      </w:r>
-      <w:proofErr w:type="spellStart"/>
-      <w:r>
-        <w:rPr>
-          <w:rFonts w:ascii="Segoe UI Emoji" w:hAnsi="Segoe UI Emoji" w:cs="Segoe UI Emoji"/>
-          <w:b/>
-          <w:bCs/>
-        </w:rPr>
-        <w:t>astrofoto</w:t>
-      </w:r>
-      <w:proofErr w:type="spellEnd"/>
-      <w:r>
-        <w:rPr>
-          <w:rFonts w:ascii="Segoe UI Emoji" w:hAnsi="Segoe UI Emoji" w:cs="Segoe UI Emoji"/>
-          <w:b/>
-          <w:bCs/>
+        <w:t xml:space="preserve">    </w:t>
+      </w:r>
+      <w:proofErr w:type="spellStart"/>
+      <w:r>
+        <w:rPr>
+          <w:rFonts w:ascii="Segoe UI Emoji" w:hAnsi="Segoe UI Emoji" w:cs="Segoe UI Emoji"/>
+          <w:b/>
+          <w:bCs/>
+          <w:lang w:val="en-GB"/>
+        </w:rPr>
+        <w:t>val</w:t>
+      </w:r>
+      <w:proofErr w:type="spellEnd"/>
+      <w:r>
+        <w:rPr>
+          <w:rFonts w:ascii="Segoe UI Emoji" w:hAnsi="Segoe UI Emoji" w:cs="Segoe UI Emoji"/>
+          <w:b/>
+          <w:bCs/>
+          <w:lang w:val="en-GB"/>
+        </w:rPr>
+        <w:t xml:space="preserve"> h = images[0].size</w:t>
+      </w:r>
+    </w:p>
+    <w:p>
+      <w:pPr>
+        <w:rPr>
+          <w:rFonts w:ascii="Segoe UI Emoji" w:hAnsi="Segoe UI Emoji" w:cs="Segoe UI Emoji"/>
+          <w:b/>
+          <w:bCs/>
+          <w:lang w:val="en-GB"/>
+        </w:rPr>
+      </w:pPr>
+      <w:r>
+        <w:rPr>
+          <w:rFonts w:ascii="Segoe UI Emoji" w:hAnsi="Segoe UI Emoji" w:cs="Segoe UI Emoji"/>
+          <w:b/>
+          <w:bCs/>
+          <w:lang w:val="en-GB"/>
+        </w:rPr>
+        <w:t xml:space="preserve">    </w:t>
+      </w:r>
+      <w:proofErr w:type="spellStart"/>
+      <w:r>
+        <w:rPr>
+          <w:rFonts w:ascii="Segoe UI Emoji" w:hAnsi="Segoe UI Emoji" w:cs="Segoe UI Emoji"/>
+          <w:b/>
+          <w:bCs/>
+          <w:lang w:val="en-GB"/>
+        </w:rPr>
+        <w:t>val</w:t>
+      </w:r>
+      <w:proofErr w:type="spellEnd"/>
+      <w:r>
+        <w:rPr>
+          <w:rFonts w:ascii="Segoe UI Emoji" w:hAnsi="Segoe UI Emoji" w:cs="Segoe UI Emoji"/>
+          <w:b/>
+          <w:bCs/>
+          <w:lang w:val="en-GB"/>
+        </w:rPr>
+        <w:t xml:space="preserve"> w = images[0][0].size</w:t>
+      </w:r>
+    </w:p>
+    <w:p>
+      <w:pPr>
+        <w:rPr>
+          <w:rFonts w:ascii="Segoe UI Emoji" w:hAnsi="Segoe UI Emoji" w:cs="Segoe UI Emoji"/>
+          <w:b/>
+          <w:bCs/>
+          <w:lang w:val="en-GB"/>
+        </w:rPr>
+      </w:pPr>
+      <w:r>
+        <w:rPr>
+          <w:rFonts w:ascii="Segoe UI Emoji" w:hAnsi="Segoe UI Emoji" w:cs="Segoe UI Emoji"/>
+          <w:b/>
+          <w:bCs/>
+          <w:lang w:val="en-GB"/>
+        </w:rPr>
+        <w:t xml:space="preserve">    </w:t>
+      </w:r>
+      <w:proofErr w:type="spellStart"/>
+      <w:r>
+        <w:rPr>
+          <w:rFonts w:ascii="Segoe UI Emoji" w:hAnsi="Segoe UI Emoji" w:cs="Segoe UI Emoji"/>
+          <w:b/>
+          <w:bCs/>
+          <w:lang w:val="en-GB"/>
+        </w:rPr>
+        <w:t>val</w:t>
+      </w:r>
+      <w:proofErr w:type="spellEnd"/>
+      <w:r>
+        <w:rPr>
+          <w:rFonts w:ascii="Segoe UI Emoji" w:hAnsi="Segoe UI Emoji" w:cs="Segoe UI Emoji"/>
+          <w:b/>
+          <w:bCs/>
+          <w:lang w:val="en-GB"/>
+        </w:rPr>
+        <w:t xml:space="preserve"> result = Array(h) { </w:t>
+      </w:r>
+      <w:proofErr w:type="spellStart"/>
+      <w:r>
+        <w:rPr>
+          <w:rFonts w:ascii="Segoe UI Emoji" w:hAnsi="Segoe UI Emoji" w:cs="Segoe UI Emoji"/>
+          <w:b/>
+          <w:bCs/>
+          <w:lang w:val="en-GB"/>
+        </w:rPr>
+        <w:t>FloatArray</w:t>
+      </w:r>
+      <w:proofErr w:type="spellEnd"/>
+      <w:r>
+        <w:rPr>
+          <w:rFonts w:ascii="Segoe UI Emoji" w:hAnsi="Segoe UI Emoji" w:cs="Segoe UI Emoji"/>
+          <w:b/>
+          <w:bCs/>
+          <w:lang w:val="en-GB"/>
+        </w:rPr>
+        <w:t>(w) }</w:t>
+      </w:r>
+    </w:p>
+    <w:p>
+      <w:pPr>
+        <w:rPr>
+          <w:rFonts w:ascii="Segoe UI Emoji" w:hAnsi="Segoe UI Emoji" w:cs="Segoe UI Emoji"/>
+          <w:b/>
+          <w:bCs/>
+          <w:lang w:val="en-GB"/>
+        </w:rPr>
+      </w:pPr>
+    </w:p>
+    <w:p>
+      <w:pPr>
+        <w:rPr>
+          <w:rFonts w:ascii="Segoe UI Emoji" w:hAnsi="Segoe UI Emoji" w:cs="Segoe UI Emoji"/>
+          <w:b/>
+          <w:bCs/>
+          <w:lang w:val="en-GB"/>
+        </w:rPr>
+      </w:pPr>
+      <w:r>
+        <w:rPr>
+          <w:rFonts w:ascii="Segoe UI Emoji" w:hAnsi="Segoe UI Emoji" w:cs="Segoe UI Emoji"/>
+          <w:b/>
+          <w:bCs/>
+          <w:lang w:val="en-GB"/>
+        </w:rPr>
+        <w:t xml:space="preserve">    for (y in 0 until h) {</w:t>
+      </w:r>
+    </w:p>
+    <w:p>
+      <w:pPr>
+        <w:rPr>
+          <w:rFonts w:ascii="Segoe UI Emoji" w:hAnsi="Segoe UI Emoji" w:cs="Segoe UI Emoji"/>
+          <w:b/>
+          <w:bCs/>
+          <w:lang w:val="en-GB"/>
+        </w:rPr>
+      </w:pPr>
+      <w:r>
+        <w:rPr>
+          <w:rFonts w:ascii="Segoe UI Emoji" w:hAnsi="Segoe UI Emoji" w:cs="Segoe UI Emoji"/>
+          <w:b/>
+          <w:bCs/>
+          <w:lang w:val="en-GB"/>
+        </w:rPr>
+        <w:t xml:space="preserve">        for (x in 0 until w) {</w:t>
+      </w:r>
+    </w:p>
+    <w:p>
+      <w:pPr>
+        <w:rPr>
+          <w:rFonts w:ascii="Segoe UI Emoji" w:hAnsi="Segoe UI Emoji" w:cs="Segoe UI Emoji"/>
+          <w:b/>
+          <w:bCs/>
+          <w:lang w:val="en-GB"/>
+        </w:rPr>
+      </w:pPr>
+      <w:r>
+        <w:rPr>
+          <w:rFonts w:ascii="Segoe UI Emoji" w:hAnsi="Segoe UI Emoji" w:cs="Segoe UI Emoji"/>
+          <w:b/>
+          <w:bCs/>
+          <w:lang w:val="en-GB"/>
+        </w:rPr>
+        <w:t xml:space="preserve">            </w:t>
+      </w:r>
+      <w:proofErr w:type="spellStart"/>
+      <w:r>
+        <w:rPr>
+          <w:rFonts w:ascii="Segoe UI Emoji" w:hAnsi="Segoe UI Emoji" w:cs="Segoe UI Emoji"/>
+          <w:b/>
+          <w:bCs/>
+          <w:lang w:val="en-GB"/>
+        </w:rPr>
+        <w:t>val</w:t>
+      </w:r>
+      <w:proofErr w:type="spellEnd"/>
+      <w:r>
+        <w:rPr>
+          <w:rFonts w:ascii="Segoe UI Emoji" w:hAnsi="Segoe UI Emoji" w:cs="Segoe UI Emoji"/>
+          <w:b/>
+          <w:bCs/>
+          <w:lang w:val="en-GB"/>
+        </w:rPr>
+        <w:t xml:space="preserve"> values = </w:t>
+      </w:r>
+      <w:proofErr w:type="spellStart"/>
+      <w:r>
+        <w:rPr>
+          <w:rFonts w:ascii="Segoe UI Emoji" w:hAnsi="Segoe UI Emoji" w:cs="Segoe UI Emoji"/>
+          <w:b/>
+          <w:bCs/>
+          <w:lang w:val="en-GB"/>
+        </w:rPr>
+        <w:t>FloatArray</w:t>
+      </w:r>
+      <w:proofErr w:type="spellEnd"/>
+      <w:r>
+        <w:rPr>
+          <w:rFonts w:ascii="Segoe UI Emoji" w:hAnsi="Segoe UI Emoji" w:cs="Segoe UI Emoji"/>
+          <w:b/>
+          <w:bCs/>
+          <w:lang w:val="en-GB"/>
+        </w:rPr>
+        <w:t>(</w:t>
+      </w:r>
+      <w:proofErr w:type="spellStart"/>
+      <w:r>
+        <w:rPr>
+          <w:rFonts w:ascii="Segoe UI Emoji" w:hAnsi="Segoe UI Emoji" w:cs="Segoe UI Emoji"/>
+          <w:b/>
+          <w:bCs/>
+          <w:lang w:val="en-GB"/>
+        </w:rPr>
+        <w:t>images.size</w:t>
+      </w:r>
+      <w:proofErr w:type="spellEnd"/>
+      <w:r>
+        <w:rPr>
+          <w:rFonts w:ascii="Segoe UI Emoji" w:hAnsi="Segoe UI Emoji" w:cs="Segoe UI Emoji"/>
+          <w:b/>
+          <w:bCs/>
+          <w:lang w:val="en-GB"/>
         </w:rPr>
         <w:t>)</w:t>
       </w:r>
@@ -6325,428 +6331,134 @@
           <w:bCs/>
           <w:lang w:val="en-GB"/>
         </w:rPr>
-        <w:t xml:space="preserve">fun </w:t>
-      </w:r>
-      <w:proofErr w:type="spellStart"/>
-      <w:proofErr w:type="gramStart"/>
-      <w:r>
-        <w:rPr>
-          <w:rFonts w:ascii="Segoe UI Emoji" w:hAnsi="Segoe UI Emoji" w:cs="Segoe UI Emoji"/>
-          <w:b/>
-          <w:bCs/>
-          <w:lang w:val="en-GB"/>
-        </w:rPr>
-        <w:t>stackMedian</w:t>
-      </w:r>
-      <w:proofErr w:type="spellEnd"/>
-      <w:r>
-        <w:rPr>
-          <w:rFonts w:ascii="Segoe UI Emoji" w:hAnsi="Segoe UI Emoji" w:cs="Segoe UI Emoji"/>
-          <w:b/>
-          <w:bCs/>
-          <w:lang w:val="en-GB"/>
-        </w:rPr>
-        <w:t>(</w:t>
-      </w:r>
-      <w:proofErr w:type="gramEnd"/>
-      <w:r>
-        <w:rPr>
-          <w:rFonts w:ascii="Segoe UI Emoji" w:hAnsi="Segoe UI Emoji" w:cs="Segoe UI Emoji"/>
-          <w:b/>
-          <w:bCs/>
-          <w:lang w:val="en-GB"/>
-        </w:rPr>
-        <w:t>images: List&lt;Array&lt;</w:t>
-      </w:r>
-      <w:proofErr w:type="spellStart"/>
-      <w:r>
-        <w:rPr>
-          <w:rFonts w:ascii="Segoe UI Emoji" w:hAnsi="Segoe UI Emoji" w:cs="Segoe UI Emoji"/>
-          <w:b/>
-          <w:bCs/>
-          <w:lang w:val="en-GB"/>
-        </w:rPr>
-        <w:t>FloatArray</w:t>
-      </w:r>
-      <w:proofErr w:type="spellEnd"/>
-      <w:r>
-        <w:rPr>
-          <w:rFonts w:ascii="Segoe UI Emoji" w:hAnsi="Segoe UI Emoji" w:cs="Segoe UI Emoji"/>
-          <w:b/>
-          <w:bCs/>
-          <w:lang w:val="en-GB"/>
-        </w:rPr>
-        <w:t>&gt;&gt;): Array&lt;</w:t>
-      </w:r>
-      <w:proofErr w:type="spellStart"/>
-      <w:r>
-        <w:rPr>
-          <w:rFonts w:ascii="Segoe UI Emoji" w:hAnsi="Segoe UI Emoji" w:cs="Segoe UI Emoji"/>
-          <w:b/>
-          <w:bCs/>
-          <w:lang w:val="en-GB"/>
-        </w:rPr>
-        <w:t>FloatArray</w:t>
-      </w:r>
-      <w:proofErr w:type="spellEnd"/>
-      <w:r>
-        <w:rPr>
-          <w:rFonts w:ascii="Segoe UI Emoji" w:hAnsi="Segoe UI Emoji" w:cs="Segoe UI Emoji"/>
-          <w:b/>
-          <w:bCs/>
-          <w:lang w:val="en-GB"/>
-        </w:rPr>
-        <w:t>&gt; {</w:t>
-      </w:r>
-    </w:p>
-    <w:p>
-      <w:pPr>
-        <w:rPr>
-          <w:rFonts w:ascii="Segoe UI Emoji" w:hAnsi="Segoe UI Emoji" w:cs="Segoe UI Emoji"/>
-          <w:b/>
-          <w:bCs/>
-          <w:lang w:val="en-GB"/>
-        </w:rPr>
-      </w:pPr>
-      <w:r>
-        <w:rPr>
-          <w:rFonts w:ascii="Segoe UI Emoji" w:hAnsi="Segoe UI Emoji" w:cs="Segoe UI Emoji"/>
-          <w:b/>
-          <w:bCs/>
-          <w:lang w:val="en-GB"/>
-        </w:rPr>
-        <w:t xml:space="preserve">    </w:t>
-      </w:r>
-      <w:proofErr w:type="spellStart"/>
-      <w:r>
-        <w:rPr>
-          <w:rFonts w:ascii="Segoe UI Emoji" w:hAnsi="Segoe UI Emoji" w:cs="Segoe UI Emoji"/>
-          <w:b/>
-          <w:bCs/>
-          <w:lang w:val="en-GB"/>
-        </w:rPr>
-        <w:t>val</w:t>
-      </w:r>
-      <w:proofErr w:type="spellEnd"/>
-      <w:r>
-        <w:rPr>
-          <w:rFonts w:ascii="Segoe UI Emoji" w:hAnsi="Segoe UI Emoji" w:cs="Segoe UI Emoji"/>
-          <w:b/>
-          <w:bCs/>
-          <w:lang w:val="en-GB"/>
-        </w:rPr>
-        <w:t xml:space="preserve"> h = </w:t>
-      </w:r>
-      <w:proofErr w:type="gramStart"/>
-      <w:r>
-        <w:rPr>
-          <w:rFonts w:ascii="Segoe UI Emoji" w:hAnsi="Segoe UI Emoji" w:cs="Segoe UI Emoji"/>
-          <w:b/>
-          <w:bCs/>
-          <w:lang w:val="en-GB"/>
-        </w:rPr>
-        <w:t>images[</w:t>
-      </w:r>
-      <w:proofErr w:type="gramEnd"/>
-      <w:r>
-        <w:rPr>
-          <w:rFonts w:ascii="Segoe UI Emoji" w:hAnsi="Segoe UI Emoji" w:cs="Segoe UI Emoji"/>
-          <w:b/>
-          <w:bCs/>
-          <w:lang w:val="en-GB"/>
-        </w:rPr>
-        <w:t>0</w:t>
-      </w:r>
-      <w:proofErr w:type="gramStart"/>
-      <w:r>
-        <w:rPr>
-          <w:rFonts w:ascii="Segoe UI Emoji" w:hAnsi="Segoe UI Emoji" w:cs="Segoe UI Emoji"/>
-          <w:b/>
-          <w:bCs/>
-          <w:lang w:val="en-GB"/>
-        </w:rPr>
-        <w:t>].size</w:t>
-      </w:r>
-      <w:proofErr w:type="gramEnd"/>
-    </w:p>
-    <w:p>
-      <w:pPr>
-        <w:rPr>
-          <w:rFonts w:ascii="Segoe UI Emoji" w:hAnsi="Segoe UI Emoji" w:cs="Segoe UI Emoji"/>
-          <w:b/>
-          <w:bCs/>
-          <w:lang w:val="en-GB"/>
-        </w:rPr>
-      </w:pPr>
-      <w:r>
-        <w:rPr>
-          <w:rFonts w:ascii="Segoe UI Emoji" w:hAnsi="Segoe UI Emoji" w:cs="Segoe UI Emoji"/>
-          <w:b/>
-          <w:bCs/>
-          <w:lang w:val="en-GB"/>
-        </w:rPr>
-        <w:t xml:space="preserve">    </w:t>
-      </w:r>
-      <w:proofErr w:type="spellStart"/>
-      <w:r>
-        <w:rPr>
-          <w:rFonts w:ascii="Segoe UI Emoji" w:hAnsi="Segoe UI Emoji" w:cs="Segoe UI Emoji"/>
-          <w:b/>
-          <w:bCs/>
-          <w:lang w:val="en-GB"/>
-        </w:rPr>
-        <w:t>val</w:t>
-      </w:r>
-      <w:proofErr w:type="spellEnd"/>
-      <w:r>
-        <w:rPr>
-          <w:rFonts w:ascii="Segoe UI Emoji" w:hAnsi="Segoe UI Emoji" w:cs="Segoe UI Emoji"/>
-          <w:b/>
-          <w:bCs/>
-          <w:lang w:val="en-GB"/>
-        </w:rPr>
-        <w:t xml:space="preserve"> w = </w:t>
-      </w:r>
-      <w:proofErr w:type="gramStart"/>
-      <w:r>
-        <w:rPr>
-          <w:rFonts w:ascii="Segoe UI Emoji" w:hAnsi="Segoe UI Emoji" w:cs="Segoe UI Emoji"/>
-          <w:b/>
-          <w:bCs/>
-          <w:lang w:val="en-GB"/>
-        </w:rPr>
-        <w:t>images[</w:t>
-      </w:r>
-      <w:proofErr w:type="gramEnd"/>
-      <w:r>
-        <w:rPr>
-          <w:rFonts w:ascii="Segoe UI Emoji" w:hAnsi="Segoe UI Emoji" w:cs="Segoe UI Emoji"/>
-          <w:b/>
-          <w:bCs/>
-          <w:lang w:val="en-GB"/>
-        </w:rPr>
-        <w:t>0][0</w:t>
-      </w:r>
-      <w:proofErr w:type="gramStart"/>
-      <w:r>
-        <w:rPr>
-          <w:rFonts w:ascii="Segoe UI Emoji" w:hAnsi="Segoe UI Emoji" w:cs="Segoe UI Emoji"/>
-          <w:b/>
-          <w:bCs/>
-          <w:lang w:val="en-GB"/>
-        </w:rPr>
-        <w:t>].size</w:t>
-      </w:r>
-      <w:proofErr w:type="gramEnd"/>
-    </w:p>
-    <w:p>
-      <w:pPr>
-        <w:rPr>
-          <w:rFonts w:ascii="Segoe UI Emoji" w:hAnsi="Segoe UI Emoji" w:cs="Segoe UI Emoji"/>
-          <w:b/>
-          <w:bCs/>
-          <w:lang w:val="en-GB"/>
-        </w:rPr>
-      </w:pPr>
-      <w:r>
-        <w:rPr>
-          <w:rFonts w:ascii="Segoe UI Emoji" w:hAnsi="Segoe UI Emoji" w:cs="Segoe UI Emoji"/>
-          <w:b/>
-          <w:bCs/>
-          <w:lang w:val="en-GB"/>
-        </w:rPr>
-        <w:t xml:space="preserve">    </w:t>
-      </w:r>
-      <w:proofErr w:type="spellStart"/>
-      <w:r>
-        <w:rPr>
-          <w:rFonts w:ascii="Segoe UI Emoji" w:hAnsi="Segoe UI Emoji" w:cs="Segoe UI Emoji"/>
-          <w:b/>
-          <w:bCs/>
-          <w:lang w:val="en-GB"/>
-        </w:rPr>
-        <w:t>val</w:t>
-      </w:r>
-      <w:proofErr w:type="spellEnd"/>
-      <w:r>
-        <w:rPr>
-          <w:rFonts w:ascii="Segoe UI Emoji" w:hAnsi="Segoe UI Emoji" w:cs="Segoe UI Emoji"/>
-          <w:b/>
-          <w:bCs/>
-          <w:lang w:val="en-GB"/>
-        </w:rPr>
-        <w:t xml:space="preserve"> result = Array(h) </w:t>
-      </w:r>
-      <w:proofErr w:type="gramStart"/>
-      <w:r>
-        <w:rPr>
-          <w:rFonts w:ascii="Segoe UI Emoji" w:hAnsi="Segoe UI Emoji" w:cs="Segoe UI Emoji"/>
-          <w:b/>
-          <w:bCs/>
-          <w:lang w:val="en-GB"/>
-        </w:rPr>
-        <w:t xml:space="preserve">{ </w:t>
-      </w:r>
-      <w:proofErr w:type="spellStart"/>
-      <w:r>
-        <w:rPr>
-          <w:rFonts w:ascii="Segoe UI Emoji" w:hAnsi="Segoe UI Emoji" w:cs="Segoe UI Emoji"/>
-          <w:b/>
-          <w:bCs/>
-          <w:lang w:val="en-GB"/>
-        </w:rPr>
-        <w:t>FloatArray</w:t>
-      </w:r>
-      <w:proofErr w:type="spellEnd"/>
-      <w:proofErr w:type="gramEnd"/>
-      <w:r>
-        <w:rPr>
-          <w:rFonts w:ascii="Segoe UI Emoji" w:hAnsi="Segoe UI Emoji" w:cs="Segoe UI Emoji"/>
-          <w:b/>
-          <w:bCs/>
-          <w:lang w:val="en-GB"/>
-        </w:rPr>
-        <w:t>(w</w:t>
-      </w:r>
-      <w:proofErr w:type="gramStart"/>
-      <w:r>
-        <w:rPr>
-          <w:rFonts w:ascii="Segoe UI Emoji" w:hAnsi="Segoe UI Emoji" w:cs="Segoe UI Emoji"/>
-          <w:b/>
-          <w:bCs/>
-          <w:lang w:val="en-GB"/>
-        </w:rPr>
-        <w:t>) }</w:t>
-      </w:r>
-      <w:proofErr w:type="gramEnd"/>
-    </w:p>
-    <w:p>
-      <w:pPr>
-        <w:rPr>
-          <w:rFonts w:ascii="Segoe UI Emoji" w:hAnsi="Segoe UI Emoji" w:cs="Segoe UI Emoji"/>
-          <w:b/>
-          <w:bCs/>
-          <w:lang w:val="en-GB"/>
-        </w:rPr>
-      </w:pPr>
-    </w:p>
-    <w:p>
-      <w:pPr>
-        <w:rPr>
-          <w:rFonts w:ascii="Segoe UI Emoji" w:hAnsi="Segoe UI Emoji" w:cs="Segoe UI Emoji"/>
-          <w:b/>
-          <w:bCs/>
-          <w:lang w:val="en-GB"/>
-        </w:rPr>
-      </w:pPr>
-      <w:r>
-        <w:rPr>
-          <w:rFonts w:ascii="Segoe UI Emoji" w:hAnsi="Segoe UI Emoji" w:cs="Segoe UI Emoji"/>
-          <w:b/>
-          <w:bCs/>
-          <w:lang w:val="en-GB"/>
-        </w:rPr>
-        <w:t xml:space="preserve">    for (y in 0 until h) {</w:t>
-      </w:r>
-    </w:p>
-    <w:p>
-      <w:pPr>
-        <w:rPr>
-          <w:rFonts w:ascii="Segoe UI Emoji" w:hAnsi="Segoe UI Emoji" w:cs="Segoe UI Emoji"/>
-          <w:b/>
-          <w:bCs/>
-          <w:lang w:val="en-GB"/>
-        </w:rPr>
-      </w:pPr>
-      <w:r>
-        <w:rPr>
-          <w:rFonts w:ascii="Segoe UI Emoji" w:hAnsi="Segoe UI Emoji" w:cs="Segoe UI Emoji"/>
-          <w:b/>
-          <w:bCs/>
-          <w:lang w:val="en-GB"/>
-        </w:rPr>
-        <w:t xml:space="preserve">        for (x in 0 until w) {</w:t>
-      </w:r>
-    </w:p>
-    <w:p>
-      <w:pPr>
-        <w:rPr>
-          <w:rFonts w:ascii="Segoe UI Emoji" w:hAnsi="Segoe UI Emoji" w:cs="Segoe UI Emoji"/>
-          <w:b/>
-          <w:bCs/>
-          <w:lang w:val="en-GB"/>
-        </w:rPr>
-      </w:pPr>
-      <w:r>
-        <w:rPr>
-          <w:rFonts w:ascii="Segoe UI Emoji" w:hAnsi="Segoe UI Emoji" w:cs="Segoe UI Emoji"/>
-          <w:b/>
-          <w:bCs/>
-          <w:lang w:val="en-GB"/>
-        </w:rPr>
         <w:t xml:space="preserve">            </w:t>
       </w:r>
-      <w:proofErr w:type="spellStart"/>
-      <w:r>
-        <w:rPr>
-          <w:rFonts w:ascii="Segoe UI Emoji" w:hAnsi="Segoe UI Emoji" w:cs="Segoe UI Emoji"/>
-          <w:b/>
-          <w:bCs/>
-          <w:lang w:val="en-GB"/>
-        </w:rPr>
-        <w:t>val</w:t>
-      </w:r>
-      <w:proofErr w:type="spellEnd"/>
-      <w:r>
-        <w:rPr>
-          <w:rFonts w:ascii="Segoe UI Emoji" w:hAnsi="Segoe UI Emoji" w:cs="Segoe UI Emoji"/>
-          <w:b/>
-          <w:bCs/>
-          <w:lang w:val="en-GB"/>
-        </w:rPr>
-        <w:t xml:space="preserve"> values = </w:t>
-      </w:r>
-      <w:proofErr w:type="spellStart"/>
-      <w:r>
-        <w:rPr>
-          <w:rFonts w:ascii="Segoe UI Emoji" w:hAnsi="Segoe UI Emoji" w:cs="Segoe UI Emoji"/>
-          <w:b/>
-          <w:bCs/>
-          <w:lang w:val="en-GB"/>
-        </w:rPr>
-        <w:t>FloatArray</w:t>
-      </w:r>
-      <w:proofErr w:type="spellEnd"/>
-      <w:r>
-        <w:rPr>
-          <w:rFonts w:ascii="Segoe UI Emoji" w:hAnsi="Segoe UI Emoji" w:cs="Segoe UI Emoji"/>
-          <w:b/>
-          <w:bCs/>
-          <w:lang w:val="en-GB"/>
-        </w:rPr>
-        <w:t>(</w:t>
-      </w:r>
-      <w:proofErr w:type="spellStart"/>
-      <w:proofErr w:type="gramStart"/>
-      <w:r>
-        <w:rPr>
-          <w:rFonts w:ascii="Segoe UI Emoji" w:hAnsi="Segoe UI Emoji" w:cs="Segoe UI Emoji"/>
-          <w:b/>
-          <w:bCs/>
-          <w:lang w:val="en-GB"/>
-        </w:rPr>
-        <w:t>images.size</w:t>
-      </w:r>
-      <w:proofErr w:type="spellEnd"/>
-      <w:proofErr w:type="gramEnd"/>
-      <w:r>
-        <w:rPr>
-          <w:rFonts w:ascii="Segoe UI Emoji" w:hAnsi="Segoe UI Emoji" w:cs="Segoe UI Emoji"/>
-          <w:b/>
-          <w:bCs/>
-          <w:lang w:val="en-GB"/>
-        </w:rPr>
-        <w:t>)</w:t>
+      <w:r>
+        <w:rPr>
+          <w:rFonts w:ascii="Segoe UI Emoji" w:hAnsi="Segoe UI Emoji" w:cs="Segoe UI Emoji"/>
+          <w:b/>
+          <w:bCs/>
+          <w:lang w:val="en-GB"/>
+        </w:rPr>
+        <w:t>for (</w:t>
+      </w:r>
+      <w:proofErr w:type="spellStart"/>
+      <w:r>
+        <w:rPr>
+          <w:rFonts w:ascii="Segoe UI Emoji" w:hAnsi="Segoe UI Emoji" w:cs="Segoe UI Emoji"/>
+          <w:b/>
+          <w:bCs/>
+          <w:lang w:val="en-GB"/>
+        </w:rPr>
+        <w:t>i</w:t>
+      </w:r>
+      <w:proofErr w:type="spellEnd"/>
+      <w:r>
+        <w:rPr>
+          <w:rFonts w:ascii="Segoe UI Emoji" w:hAnsi="Segoe UI Emoji" w:cs="Segoe UI Emoji"/>
+          <w:b/>
+          <w:bCs/>
+          <w:lang w:val="en-GB"/>
+        </w:rPr>
+        <w:t xml:space="preserve"> in </w:t>
+      </w:r>
+      <w:proofErr w:type="spellStart"/>
+      <w:r>
+        <w:rPr>
+          <w:rFonts w:ascii="Segoe UI Emoji" w:hAnsi="Segoe UI Emoji" w:cs="Segoe UI Emoji"/>
+          <w:b/>
+          <w:bCs/>
+          <w:lang w:val="en-GB"/>
+        </w:rPr>
+        <w:t>images.indices</w:t>
+      </w:r>
+      <w:proofErr w:type="spellEnd"/>
+      <w:r>
+        <w:rPr>
+          <w:rFonts w:ascii="Segoe UI Emoji" w:hAnsi="Segoe UI Emoji" w:cs="Segoe UI Emoji"/>
+          <w:b/>
+          <w:bCs/>
+          <w:lang w:val="en-GB"/>
+        </w:rPr>
+        <w:t>) {</w:t>
+      </w:r>
+    </w:p>
+    <w:p>
+      <w:pPr>
+        <w:rPr>
+          <w:rFonts w:ascii="Segoe UI Emoji" w:hAnsi="Segoe UI Emoji" w:cs="Segoe UI Emoji"/>
+          <w:b/>
+          <w:bCs/>
+          <w:lang w:val="en-GB"/>
+        </w:rPr>
+      </w:pPr>
+      <w:r>
+        <w:rPr>
+          <w:rFonts w:ascii="Segoe UI Emoji" w:hAnsi="Segoe UI Emoji" w:cs="Segoe UI Emoji"/>
+          <w:b/>
+          <w:bCs/>
+          <w:lang w:val="en-GB"/>
+        </w:rPr>
+        <w:t xml:space="preserve">                values[</w:t>
+      </w:r>
+      <w:proofErr w:type="spellStart"/>
+      <w:r>
+        <w:rPr>
+          <w:rFonts w:ascii="Segoe UI Emoji" w:hAnsi="Segoe UI Emoji" w:cs="Segoe UI Emoji"/>
+          <w:b/>
+          <w:bCs/>
+          <w:lang w:val="en-GB"/>
+        </w:rPr>
+        <w:t>i</w:t>
+      </w:r>
+      <w:proofErr w:type="spellEnd"/>
+      <w:r>
+        <w:rPr>
+          <w:rFonts w:ascii="Segoe UI Emoji" w:hAnsi="Segoe UI Emoji" w:cs="Segoe UI Emoji"/>
+          <w:b/>
+          <w:bCs/>
+          <w:lang w:val="en-GB"/>
+        </w:rPr>
+        <w:t>] = images[</w:t>
+      </w:r>
+      <w:proofErr w:type="spellStart"/>
+      <w:r>
+        <w:rPr>
+          <w:rFonts w:ascii="Segoe UI Emoji" w:hAnsi="Segoe UI Emoji" w:cs="Segoe UI Emoji"/>
+          <w:b/>
+          <w:bCs/>
+          <w:lang w:val="en-GB"/>
+        </w:rPr>
+        <w:t>i</w:t>
+      </w:r>
+      <w:proofErr w:type="spellEnd"/>
+      <w:r>
+        <w:rPr>
+          <w:rFonts w:ascii="Segoe UI Emoji" w:hAnsi="Segoe UI Emoji" w:cs="Segoe UI Emoji"/>
+          <w:b/>
+          <w:bCs/>
+          <w:lang w:val="en-GB"/>
+        </w:rPr>
+        <w:t>][x][y]</w:t>
+      </w:r>
+    </w:p>
+    <w:p>
+      <w:pPr>
+        <w:rPr>
+          <w:rFonts w:ascii="Segoe UI Emoji" w:hAnsi="Segoe UI Emoji" w:cs="Segoe UI Emoji"/>
+          <w:b/>
+          <w:bCs/>
+          <w:lang w:val="en-GB"/>
+        </w:rPr>
+      </w:pPr>
+      <w:r>
+        <w:rPr>
+          <w:rFonts w:ascii="Segoe UI Emoji" w:hAnsi="Segoe UI Emoji" w:cs="Segoe UI Emoji"/>
+          <w:b/>
+          <w:bCs/>
+          <w:lang w:val="en-GB"/>
+        </w:rPr>
+        <w:t xml:space="preserve">            }</w:t>
       </w:r>
     </w:p>
     <w:p>
@@ -6767,156 +6479,7 @@
         </w:rPr>
         <w:t xml:space="preserve">            </w:t>
       </w:r>
-      <w:r>
-        <w:rPr>
-          <w:rFonts w:ascii="Segoe UI Emoji" w:hAnsi="Segoe UI Emoji" w:cs="Segoe UI Emoji"/>
-          <w:b/>
-          <w:bCs/>
-          <w:lang w:val="en-GB"/>
-        </w:rPr>
-        <w:t>for (</w:t>
-      </w:r>
-      <w:proofErr w:type="spellStart"/>
-      <w:r>
-        <w:rPr>
-          <w:rFonts w:ascii="Segoe UI Emoji" w:hAnsi="Segoe UI Emoji" w:cs="Segoe UI Emoji"/>
-          <w:b/>
-          <w:bCs/>
-          <w:lang w:val="en-GB"/>
-        </w:rPr>
-        <w:t>i</w:t>
-      </w:r>
-      <w:proofErr w:type="spellEnd"/>
-      <w:r>
-        <w:rPr>
-          <w:rFonts w:ascii="Segoe UI Emoji" w:hAnsi="Segoe UI Emoji" w:cs="Segoe UI Emoji"/>
-          <w:b/>
-          <w:bCs/>
-          <w:lang w:val="en-GB"/>
-        </w:rPr>
-        <w:t xml:space="preserve"> in </w:t>
-      </w:r>
-      <w:proofErr w:type="spellStart"/>
-      <w:proofErr w:type="gramStart"/>
-      <w:r>
-        <w:rPr>
-          <w:rFonts w:ascii="Segoe UI Emoji" w:hAnsi="Segoe UI Emoji" w:cs="Segoe UI Emoji"/>
-          <w:b/>
-          <w:bCs/>
-          <w:lang w:val="en-GB"/>
-        </w:rPr>
-        <w:t>images.indices</w:t>
-      </w:r>
-      <w:proofErr w:type="spellEnd"/>
-      <w:proofErr w:type="gramEnd"/>
-      <w:r>
-        <w:rPr>
-          <w:rFonts w:ascii="Segoe UI Emoji" w:hAnsi="Segoe UI Emoji" w:cs="Segoe UI Emoji"/>
-          <w:b/>
-          <w:bCs/>
-          <w:lang w:val="en-GB"/>
-        </w:rPr>
-        <w:t>) {</w:t>
-      </w:r>
-    </w:p>
-    <w:p>
-      <w:pPr>
-        <w:rPr>
-          <w:rFonts w:ascii="Segoe UI Emoji" w:hAnsi="Segoe UI Emoji" w:cs="Segoe UI Emoji"/>
-          <w:b/>
-          <w:bCs/>
-          <w:lang w:val="en-GB"/>
-        </w:rPr>
-      </w:pPr>
-      <w:r>
-        <w:rPr>
-          <w:rFonts w:ascii="Segoe UI Emoji" w:hAnsi="Segoe UI Emoji" w:cs="Segoe UI Emoji"/>
-          <w:b/>
-          <w:bCs/>
-          <w:lang w:val="en-GB"/>
-        </w:rPr>
-        <w:t xml:space="preserve">                values[</w:t>
-      </w:r>
-      <w:proofErr w:type="spellStart"/>
-      <w:r>
-        <w:rPr>
-          <w:rFonts w:ascii="Segoe UI Emoji" w:hAnsi="Segoe UI Emoji" w:cs="Segoe UI Emoji"/>
-          <w:b/>
-          <w:bCs/>
-          <w:lang w:val="en-GB"/>
-        </w:rPr>
-        <w:t>i</w:t>
-      </w:r>
-      <w:proofErr w:type="spellEnd"/>
-      <w:r>
-        <w:rPr>
-          <w:rFonts w:ascii="Segoe UI Emoji" w:hAnsi="Segoe UI Emoji" w:cs="Segoe UI Emoji"/>
-          <w:b/>
-          <w:bCs/>
-          <w:lang w:val="en-GB"/>
-        </w:rPr>
-        <w:t>] = images[</w:t>
-      </w:r>
-      <w:proofErr w:type="spellStart"/>
-      <w:r>
-        <w:rPr>
-          <w:rFonts w:ascii="Segoe UI Emoji" w:hAnsi="Segoe UI Emoji" w:cs="Segoe UI Emoji"/>
-          <w:b/>
-          <w:bCs/>
-          <w:lang w:val="en-GB"/>
-        </w:rPr>
-        <w:t>i</w:t>
-      </w:r>
-      <w:proofErr w:type="spellEnd"/>
-      <w:r>
-        <w:rPr>
-          <w:rFonts w:ascii="Segoe UI Emoji" w:hAnsi="Segoe UI Emoji" w:cs="Segoe UI Emoji"/>
-          <w:b/>
-          <w:bCs/>
-          <w:lang w:val="en-GB"/>
-        </w:rPr>
-        <w:t>][x][y]</w:t>
-      </w:r>
-    </w:p>
-    <w:p>
-      <w:pPr>
-        <w:rPr>
-          <w:rFonts w:ascii="Segoe UI Emoji" w:hAnsi="Segoe UI Emoji" w:cs="Segoe UI Emoji"/>
-          <w:b/>
-          <w:bCs/>
-          <w:lang w:val="en-GB"/>
-        </w:rPr>
-      </w:pPr>
-      <w:r>
-        <w:rPr>
-          <w:rFonts w:ascii="Segoe UI Emoji" w:hAnsi="Segoe UI Emoji" w:cs="Segoe UI Emoji"/>
-          <w:b/>
-          <w:bCs/>
-          <w:lang w:val="en-GB"/>
-        </w:rPr>
-        <w:t xml:space="preserve">            }</w:t>
-      </w:r>
-    </w:p>
-    <w:p>
-      <w:pPr>
-        <w:rPr>
-          <w:rFonts w:ascii="Segoe UI Emoji" w:hAnsi="Segoe UI Emoji" w:cs="Segoe UI Emoji"/>
-          <w:b/>
-          <w:bCs/>
-          <w:lang w:val="en-GB"/>
-        </w:rPr>
-      </w:pPr>
-      <w:r>
-        <w:rPr>
-          <w:rFonts w:ascii="Segoe UI Emoji" w:hAnsi="Segoe UI Emoji" w:cs="Segoe UI Emoji"/>
-          <w:b/>
-          <w:bCs/>
-          <w:lang w:val="en-GB"/>
-        </w:rPr>
-        <w:t xml:space="preserve">            </w:t>
-      </w:r>
-      <w:proofErr w:type="spellStart"/>
-      <w:proofErr w:type="gramStart"/>
+      <w:proofErr w:type="spellStart"/>
       <w:r>
         <w:rPr>
           <w:rFonts w:ascii="Segoe UI Emoji" w:hAnsi="Segoe UI Emoji" w:cs="Segoe UI Emoji"/>
@@ -6927,7 +6490,6 @@
         <w:t>values.sort</w:t>
       </w:r>
       <w:proofErr w:type="spellEnd"/>
-      <w:proofErr w:type="gramEnd"/>
       <w:r>
         <w:rPr>
           <w:rFonts w:ascii="Segoe UI Emoji" w:hAnsi="Segoe UI Emoji" w:cs="Segoe UI Emoji"/>
@@ -6954,17 +6516,7 @@
           <w:bCs/>
           <w:lang w:val="en-GB"/>
         </w:rPr>
-        <w:t xml:space="preserve">            result[y][x] = </w:t>
-      </w:r>
-      <w:proofErr w:type="gramStart"/>
-      <w:r>
-        <w:rPr>
-          <w:rFonts w:ascii="Segoe UI Emoji" w:hAnsi="Segoe UI Emoji" w:cs="Segoe UI Emoji"/>
-          <w:b/>
-          <w:bCs/>
-          <w:lang w:val="en-GB"/>
-        </w:rPr>
-        <w:t>values[</w:t>
+        <w:t xml:space="preserve">            result[y][x] = values[</w:t>
       </w:r>
       <w:proofErr w:type="spellStart"/>
       <w:r>
@@ -6977,7 +6529,6 @@
         <w:t>values.size</w:t>
       </w:r>
       <w:proofErr w:type="spellEnd"/>
-      <w:proofErr w:type="gramEnd"/>
       <w:r>
         <w:rPr>
           <w:rFonts w:ascii="Segoe UI Emoji" w:hAnsi="Segoe UI Emoji" w:cs="Segoe UI Emoji"/>
@@ -7104,16 +6655,509 @@
           <w:rFonts w:ascii="Segoe UI Emoji" w:hAnsi="Segoe UI Emoji" w:cs="Segoe UI Emoji"/>
           <w:b/>
           <w:bCs/>
-        </w:rPr>
-      </w:pPr>
-      <w:proofErr w:type="spellStart"/>
-      <w:r>
-        <w:rPr>
-          <w:rFonts w:ascii="Segoe UI Emoji" w:hAnsi="Segoe UI Emoji" w:cs="Segoe UI Emoji"/>
-          <w:b/>
-          <w:bCs/>
-        </w:rPr>
-        <w:t>fun</w:t>
+          <w:lang w:val="en-GB"/>
+        </w:rPr>
+      </w:pPr>
+      <w:r>
+        <w:rPr>
+          <w:rFonts w:ascii="Segoe UI Emoji" w:hAnsi="Segoe UI Emoji" w:cs="Segoe UI Emoji"/>
+          <w:b/>
+          <w:bCs/>
+          <w:lang w:val="en-GB"/>
+        </w:rPr>
+        <w:t xml:space="preserve">fun </w:t>
+      </w:r>
+      <w:proofErr w:type="spellStart"/>
+      <w:r>
+        <w:rPr>
+          <w:rFonts w:ascii="Segoe UI Emoji" w:hAnsi="Segoe UI Emoji" w:cs="Segoe UI Emoji"/>
+          <w:b/>
+          <w:bCs/>
+          <w:lang w:val="en-GB"/>
+        </w:rPr>
+        <w:t>floatArrayToBitmap</w:t>
+      </w:r>
+      <w:proofErr w:type="spellEnd"/>
+      <w:r>
+        <w:rPr>
+          <w:rFonts w:ascii="Segoe UI Emoji" w:hAnsi="Segoe UI Emoji" w:cs="Segoe UI Emoji"/>
+          <w:b/>
+          <w:bCs/>
+          <w:lang w:val="en-GB"/>
+        </w:rPr>
+        <w:t>(</w:t>
+      </w:r>
+      <w:proofErr w:type="spellStart"/>
+      <w:r>
+        <w:rPr>
+          <w:rFonts w:ascii="Segoe UI Emoji" w:hAnsi="Segoe UI Emoji" w:cs="Segoe UI Emoji"/>
+          <w:b/>
+          <w:bCs/>
+          <w:lang w:val="en-GB"/>
+        </w:rPr>
+        <w:t>arr</w:t>
+      </w:r>
+      <w:proofErr w:type="spellEnd"/>
+      <w:r>
+        <w:rPr>
+          <w:rFonts w:ascii="Segoe UI Emoji" w:hAnsi="Segoe UI Emoji" w:cs="Segoe UI Emoji"/>
+          <w:b/>
+          <w:bCs/>
+          <w:lang w:val="en-GB"/>
+        </w:rPr>
+        <w:t>: Array&lt;</w:t>
+      </w:r>
+      <w:proofErr w:type="spellStart"/>
+      <w:r>
+        <w:rPr>
+          <w:rFonts w:ascii="Segoe UI Emoji" w:hAnsi="Segoe UI Emoji" w:cs="Segoe UI Emoji"/>
+          <w:b/>
+          <w:bCs/>
+          <w:lang w:val="en-GB"/>
+        </w:rPr>
+        <w:t>FloatArray</w:t>
+      </w:r>
+      <w:proofErr w:type="spellEnd"/>
+      <w:r>
+        <w:rPr>
+          <w:rFonts w:ascii="Segoe UI Emoji" w:hAnsi="Segoe UI Emoji" w:cs="Segoe UI Emoji"/>
+          <w:b/>
+          <w:bCs/>
+          <w:lang w:val="en-GB"/>
+        </w:rPr>
+        <w:t>&gt;): Bitmap {</w:t>
+      </w:r>
+    </w:p>
+    <w:p>
+      <w:pPr>
+        <w:rPr>
+          <w:rFonts w:ascii="Segoe UI Emoji" w:hAnsi="Segoe UI Emoji" w:cs="Segoe UI Emoji"/>
+          <w:b/>
+          <w:bCs/>
+          <w:lang w:val="en-GB"/>
+        </w:rPr>
+      </w:pPr>
+      <w:r>
+        <w:rPr>
+          <w:rFonts w:ascii="Segoe UI Emoji" w:hAnsi="Segoe UI Emoji" w:cs="Segoe UI Emoji"/>
+          <w:b/>
+          <w:bCs/>
+          <w:lang w:val="en-GB"/>
+        </w:rPr>
+        <w:t xml:space="preserve">    </w:t>
+      </w:r>
+      <w:proofErr w:type="spellStart"/>
+      <w:r>
+        <w:rPr>
+          <w:rFonts w:ascii="Segoe UI Emoji" w:hAnsi="Segoe UI Emoji" w:cs="Segoe UI Emoji"/>
+          <w:b/>
+          <w:bCs/>
+          <w:lang w:val="en-GB"/>
+        </w:rPr>
+        <w:t>val</w:t>
+      </w:r>
+      <w:proofErr w:type="spellEnd"/>
+      <w:r>
+        <w:rPr>
+          <w:rFonts w:ascii="Segoe UI Emoji" w:hAnsi="Segoe UI Emoji" w:cs="Segoe UI Emoji"/>
+          <w:b/>
+          <w:bCs/>
+          <w:lang w:val="en-GB"/>
+        </w:rPr>
+        <w:t xml:space="preserve"> h = </w:t>
+      </w:r>
+      <w:proofErr w:type="spellStart"/>
+      <w:r>
+        <w:rPr>
+          <w:rFonts w:ascii="Segoe UI Emoji" w:hAnsi="Segoe UI Emoji" w:cs="Segoe UI Emoji"/>
+          <w:b/>
+          <w:bCs/>
+          <w:lang w:val="en-GB"/>
+        </w:rPr>
+        <w:t>arr.size</w:t>
+      </w:r>
+      <w:proofErr w:type="spellEnd"/>
+    </w:p>
+    <w:p>
+      <w:pPr>
+        <w:rPr>
+          <w:rFonts w:ascii="Segoe UI Emoji" w:hAnsi="Segoe UI Emoji" w:cs="Segoe UI Emoji"/>
+          <w:b/>
+          <w:bCs/>
+          <w:lang w:val="en-GB"/>
+        </w:rPr>
+      </w:pPr>
+      <w:r>
+        <w:rPr>
+          <w:rFonts w:ascii="Segoe UI Emoji" w:hAnsi="Segoe UI Emoji" w:cs="Segoe UI Emoji"/>
+          <w:b/>
+          <w:bCs/>
+          <w:lang w:val="en-GB"/>
+        </w:rPr>
+        <w:t xml:space="preserve">    </w:t>
+      </w:r>
+      <w:proofErr w:type="spellStart"/>
+      <w:r>
+        <w:rPr>
+          <w:rFonts w:ascii="Segoe UI Emoji" w:hAnsi="Segoe UI Emoji" w:cs="Segoe UI Emoji"/>
+          <w:b/>
+          <w:bCs/>
+          <w:lang w:val="en-GB"/>
+        </w:rPr>
+        <w:t>val</w:t>
+      </w:r>
+      <w:proofErr w:type="spellEnd"/>
+      <w:r>
+        <w:rPr>
+          <w:rFonts w:ascii="Segoe UI Emoji" w:hAnsi="Segoe UI Emoji" w:cs="Segoe UI Emoji"/>
+          <w:b/>
+          <w:bCs/>
+          <w:lang w:val="en-GB"/>
+        </w:rPr>
+        <w:t xml:space="preserve"> w = </w:t>
+      </w:r>
+      <w:proofErr w:type="spellStart"/>
+      <w:r>
+        <w:rPr>
+          <w:rFonts w:ascii="Segoe UI Emoji" w:hAnsi="Segoe UI Emoji" w:cs="Segoe UI Emoji"/>
+          <w:b/>
+          <w:bCs/>
+          <w:lang w:val="en-GB"/>
+        </w:rPr>
+        <w:t>arr</w:t>
+      </w:r>
+      <w:proofErr w:type="spellEnd"/>
+      <w:r>
+        <w:rPr>
+          <w:rFonts w:ascii="Segoe UI Emoji" w:hAnsi="Segoe UI Emoji" w:cs="Segoe UI Emoji"/>
+          <w:b/>
+          <w:bCs/>
+          <w:lang w:val="en-GB"/>
+        </w:rPr>
+        <w:t>[0].size</w:t>
+      </w:r>
+    </w:p>
+    <w:p>
+      <w:pPr>
+        <w:rPr>
+          <w:rFonts w:ascii="Segoe UI Emoji" w:hAnsi="Segoe UI Emoji" w:cs="Segoe UI Emoji"/>
+          <w:b/>
+          <w:bCs/>
+          <w:lang w:val="en-GB"/>
+        </w:rPr>
+      </w:pPr>
+      <w:r>
+        <w:rPr>
+          <w:rFonts w:ascii="Segoe UI Emoji" w:hAnsi="Segoe UI Emoji" w:cs="Segoe UI Emoji"/>
+          <w:b/>
+          <w:bCs/>
+          <w:lang w:val="en-GB"/>
+        </w:rPr>
+        <w:t xml:space="preserve">    </w:t>
+      </w:r>
+      <w:proofErr w:type="spellStart"/>
+      <w:r>
+        <w:rPr>
+          <w:rFonts w:ascii="Segoe UI Emoji" w:hAnsi="Segoe UI Emoji" w:cs="Segoe UI Emoji"/>
+          <w:b/>
+          <w:bCs/>
+          <w:lang w:val="en-GB"/>
+        </w:rPr>
+        <w:t>val</w:t>
+      </w:r>
+      <w:proofErr w:type="spellEnd"/>
+      <w:r>
+        <w:rPr>
+          <w:rFonts w:ascii="Segoe UI Emoji" w:hAnsi="Segoe UI Emoji" w:cs="Segoe UI Emoji"/>
+          <w:b/>
+          <w:bCs/>
+          <w:lang w:val="en-GB"/>
+        </w:rPr>
+        <w:t xml:space="preserve"> bmp = </w:t>
+      </w:r>
+      <w:proofErr w:type="spellStart"/>
+      <w:r>
+        <w:rPr>
+          <w:rFonts w:ascii="Segoe UI Emoji" w:hAnsi="Segoe UI Emoji" w:cs="Segoe UI Emoji"/>
+          <w:b/>
+          <w:bCs/>
+          <w:lang w:val="en-GB"/>
+        </w:rPr>
+        <w:t>Bitmap.createBitmap</w:t>
+      </w:r>
+      <w:proofErr w:type="spellEnd"/>
+      <w:r>
+        <w:rPr>
+          <w:rFonts w:ascii="Segoe UI Emoji" w:hAnsi="Segoe UI Emoji" w:cs="Segoe UI Emoji"/>
+          <w:b/>
+          <w:bCs/>
+          <w:lang w:val="en-GB"/>
+        </w:rPr>
+        <w:t>(w, h, Bitmap.Config.ARGB_8888)</w:t>
+      </w:r>
+    </w:p>
+    <w:p>
+      <w:pPr>
+        <w:rPr>
+          <w:rFonts w:ascii="Segoe UI Emoji" w:hAnsi="Segoe UI Emoji" w:cs="Segoe UI Emoji"/>
+          <w:b/>
+          <w:bCs/>
+          <w:lang w:val="en-GB"/>
+        </w:rPr>
+      </w:pPr>
+    </w:p>
+    <w:p>
+      <w:pPr>
+        <w:rPr>
+          <w:rFonts w:ascii="Segoe UI Emoji" w:hAnsi="Segoe UI Emoji" w:cs="Segoe UI Emoji"/>
+          <w:b/>
+          <w:bCs/>
+          <w:lang w:val="en-GB"/>
+        </w:rPr>
+      </w:pPr>
+      <w:r>
+        <w:rPr>
+          <w:rFonts w:ascii="Segoe UI Emoji" w:hAnsi="Segoe UI Emoji" w:cs="Segoe UI Emoji"/>
+          <w:b/>
+          <w:bCs/>
+          <w:lang w:val="en-GB"/>
+        </w:rPr>
+        <w:t xml:space="preserve">    for (y in 0 until h) {</w:t>
+      </w:r>
+    </w:p>
+    <w:p>
+      <w:pPr>
+        <w:rPr>
+          <w:rFonts w:ascii="Segoe UI Emoji" w:hAnsi="Segoe UI Emoji" w:cs="Segoe UI Emoji"/>
+          <w:b/>
+          <w:bCs/>
+          <w:lang w:val="en-GB"/>
+        </w:rPr>
+      </w:pPr>
+      <w:r>
+        <w:rPr>
+          <w:rFonts w:ascii="Segoe UI Emoji" w:hAnsi="Segoe UI Emoji" w:cs="Segoe UI Emoji"/>
+          <w:b/>
+          <w:bCs/>
+          <w:lang w:val="en-GB"/>
+        </w:rPr>
+        <w:t xml:space="preserve">        for (x in 0 until w) {</w:t>
+      </w:r>
+    </w:p>
+    <w:p>
+      <w:pPr>
+        <w:rPr>
+          <w:rFonts w:ascii="Segoe UI Emoji" w:hAnsi="Segoe UI Emoji" w:cs="Segoe UI Emoji"/>
+          <w:b/>
+          <w:bCs/>
+          <w:lang w:val="fr-FR"/>
+        </w:rPr>
+      </w:pPr>
+      <w:r>
+        <w:rPr>
+          <w:rFonts w:ascii="Segoe UI Emoji" w:hAnsi="Segoe UI Emoji" w:cs="Segoe UI Emoji"/>
+          <w:b/>
+          <w:bCs/>
+          <w:lang w:val="en-GB"/>
+        </w:rPr>
+        <w:t xml:space="preserve">            </w:t>
+      </w:r>
+      <w:r>
+        <w:rPr>
+          <w:rFonts w:ascii="Segoe UI Emoji" w:hAnsi="Segoe UI Emoji" w:cs="Segoe UI Emoji"/>
+          <w:b/>
+          <w:bCs/>
+          <w:lang w:val="fr-FR"/>
+        </w:rPr>
+        <w:t xml:space="preserve">val v = </w:t>
+      </w:r>
+      <w:proofErr w:type="spellStart"/>
+      <w:r>
+        <w:rPr>
+          <w:rFonts w:ascii="Segoe UI Emoji" w:hAnsi="Segoe UI Emoji" w:cs="Segoe UI Emoji"/>
+          <w:b/>
+          <w:bCs/>
+          <w:lang w:val="fr-FR"/>
+        </w:rPr>
+        <w:t>arr</w:t>
+      </w:r>
+      <w:proofErr w:type="spellEnd"/>
+      <w:r>
+        <w:rPr>
+          <w:rFonts w:ascii="Segoe UI Emoji" w:hAnsi="Segoe UI Emoji" w:cs="Segoe UI Emoji"/>
+          <w:b/>
+          <w:bCs/>
+          <w:lang w:val="fr-FR"/>
+        </w:rPr>
+        <w:t>[y][x].</w:t>
+      </w:r>
+      <w:proofErr w:type="spellStart"/>
+      <w:r>
+        <w:rPr>
+          <w:rFonts w:ascii="Segoe UI Emoji" w:hAnsi="Segoe UI Emoji" w:cs="Segoe UI Emoji"/>
+          <w:b/>
+          <w:bCs/>
+          <w:lang w:val="fr-FR"/>
+        </w:rPr>
+        <w:t>coerceIn</w:t>
+      </w:r>
+      <w:proofErr w:type="spellEnd"/>
+      <w:r>
+        <w:rPr>
+          <w:rFonts w:ascii="Segoe UI Emoji" w:hAnsi="Segoe UI Emoji" w:cs="Segoe UI Emoji"/>
+          <w:b/>
+          <w:bCs/>
+          <w:lang w:val="fr-FR"/>
+        </w:rPr>
+        <w:t>(0f, 255f).</w:t>
+      </w:r>
+      <w:proofErr w:type="spellStart"/>
+      <w:r>
+        <w:rPr>
+          <w:rFonts w:ascii="Segoe UI Emoji" w:hAnsi="Segoe UI Emoji" w:cs="Segoe UI Emoji"/>
+          <w:b/>
+          <w:bCs/>
+          <w:lang w:val="fr-FR"/>
+        </w:rPr>
+        <w:t>toInt</w:t>
+      </w:r>
+      <w:proofErr w:type="spellEnd"/>
+      <w:r>
+        <w:rPr>
+          <w:rFonts w:ascii="Segoe UI Emoji" w:hAnsi="Segoe UI Emoji" w:cs="Segoe UI Emoji"/>
+          <w:b/>
+          <w:bCs/>
+          <w:lang w:val="fr-FR"/>
+        </w:rPr>
+        <w:t>()</w:t>
+      </w:r>
+    </w:p>
+    <w:p>
+      <w:pPr>
+        <w:rPr>
+          <w:rFonts w:ascii="Segoe UI Emoji" w:hAnsi="Segoe UI Emoji" w:cs="Segoe UI Emoji"/>
+          <w:b/>
+          <w:bCs/>
+          <w:lang w:val="es-ES"/>
+        </w:rPr>
+      </w:pPr>
+      <w:r>
+        <w:rPr>
+          <w:rFonts w:ascii="Segoe UI Emoji" w:hAnsi="Segoe UI Emoji" w:cs="Segoe UI Emoji"/>
+          <w:b/>
+          <w:bCs/>
+          <w:lang w:val="fr-FR"/>
+        </w:rPr>
+        <w:t xml:space="preserve">            </w:t>
+      </w:r>
+      <w:proofErr w:type="spellStart"/>
+      <w:r>
+        <w:rPr>
+          <w:rFonts w:ascii="Segoe UI Emoji" w:hAnsi="Segoe UI Emoji" w:cs="Segoe UI Emoji"/>
+          <w:b/>
+          <w:bCs/>
+          <w:lang w:val="es-ES"/>
+        </w:rPr>
+        <w:t>bmp.setPixel</w:t>
+      </w:r>
+      <w:proofErr w:type="spellEnd"/>
+      <w:r>
+        <w:rPr>
+          <w:rFonts w:ascii="Segoe UI Emoji" w:hAnsi="Segoe UI Emoji" w:cs="Segoe UI Emoji"/>
+          <w:b/>
+          <w:bCs/>
+          <w:lang w:val="es-ES"/>
+        </w:rPr>
+        <w:t xml:space="preserve">(x, y, </w:t>
+      </w:r>
+      <w:proofErr w:type="spellStart"/>
+      <w:r>
+        <w:rPr>
+          <w:rFonts w:ascii="Segoe UI Emoji" w:hAnsi="Segoe UI Emoji" w:cs="Segoe UI Emoji"/>
+          <w:b/>
+          <w:bCs/>
+          <w:lang w:val="es-ES"/>
+        </w:rPr>
+        <w:t>Color.rgb</w:t>
+      </w:r>
+      <w:proofErr w:type="spellEnd"/>
+      <w:r>
+        <w:rPr>
+          <w:rFonts w:ascii="Segoe UI Emoji" w:hAnsi="Segoe UI Emoji" w:cs="Segoe UI Emoji"/>
+          <w:b/>
+          <w:bCs/>
+          <w:lang w:val="es-ES"/>
+        </w:rPr>
+        <w:t>(v, v, v))</w:t>
+      </w:r>
+    </w:p>
+    <w:p>
+      <w:pPr>
+        <w:rPr>
+          <w:rFonts w:ascii="Segoe UI Emoji" w:hAnsi="Segoe UI Emoji" w:cs="Segoe UI Emoji"/>
+          <w:b/>
+          <w:bCs/>
+        </w:rPr>
+      </w:pPr>
+      <w:r>
+        <w:rPr>
+          <w:rFonts w:ascii="Segoe UI Emoji" w:hAnsi="Segoe UI Emoji" w:cs="Segoe UI Emoji"/>
+          <w:b/>
+          <w:bCs/>
+          <w:lang w:val="es-ES"/>
+        </w:rPr>
+        <w:t xml:space="preserve">        </w:t>
+      </w:r>
+      <w:r>
+        <w:rPr>
+          <w:rFonts w:ascii="Segoe UI Emoji" w:hAnsi="Segoe UI Emoji" w:cs="Segoe UI Emoji"/>
+          <w:b/>
+          <w:bCs/>
+        </w:rPr>
+        <w:t>}</w:t>
+      </w:r>
+    </w:p>
+    <w:p>
+      <w:pPr>
+        <w:rPr>
+          <w:rFonts w:ascii="Segoe UI Emoji" w:hAnsi="Segoe UI Emoji" w:cs="Segoe UI Emoji"/>
+          <w:b/>
+          <w:bCs/>
+        </w:rPr>
+      </w:pPr>
+      <w:r>
+        <w:rPr>
+          <w:rFonts w:ascii="Segoe UI Emoji" w:hAnsi="Segoe UI Emoji" w:cs="Segoe UI Emoji"/>
+          <w:b/>
+          <w:bCs/>
+        </w:rPr>
+        <w:t xml:space="preserve">    }</w:t>
+      </w:r>
+    </w:p>
+    <w:p>
+      <w:pPr>
+        <w:rPr>
+          <w:rFonts w:ascii="Segoe UI Emoji" w:hAnsi="Segoe UI Emoji" w:cs="Segoe UI Emoji"/>
+          <w:b/>
+          <w:bCs/>
+        </w:rPr>
+      </w:pPr>
+      <w:r>
+        <w:rPr>
+          <w:rFonts w:ascii="Segoe UI Emoji" w:hAnsi="Segoe UI Emoji" w:cs="Segoe UI Emoji"/>
+          <w:b/>
+          <w:bCs/>
+        </w:rPr>
+        <w:t xml:space="preserve">    </w:t>
+      </w:r>
+      <w:proofErr w:type="spellStart"/>
+      <w:r>
+        <w:rPr>
+          <w:rFonts w:ascii="Segoe UI Emoji" w:hAnsi="Segoe UI Emoji" w:cs="Segoe UI Emoji"/>
+          <w:b/>
+          <w:bCs/>
+        </w:rPr>
+        <w:t>return</w:t>
       </w:r>
       <w:proofErr w:type="spellEnd"/>
       <w:r>
@@ -7125,539 +7169,15 @@
         <w:t xml:space="preserve"> </w:t>
       </w:r>
       <w:proofErr w:type="spellStart"/>
-      <w:proofErr w:type="gramStart"/>
-      <w:r>
-        <w:rPr>
-          <w:rFonts w:ascii="Segoe UI Emoji" w:hAnsi="Segoe UI Emoji" w:cs="Segoe UI Emoji"/>
-          <w:b/>
-          <w:bCs/>
-        </w:rPr>
-        <w:t>floatArrayToBitmap</w:t>
-      </w:r>
-      <w:proofErr w:type="spellEnd"/>
-      <w:r>
-        <w:rPr>
-          <w:rFonts w:ascii="Segoe UI Emoji" w:hAnsi="Segoe UI Emoji" w:cs="Segoe UI Emoji"/>
-          <w:b/>
-          <w:bCs/>
-        </w:rPr>
-        <w:t>(</w:t>
-      </w:r>
-      <w:proofErr w:type="spellStart"/>
-      <w:proofErr w:type="gramEnd"/>
-      <w:r>
-        <w:rPr>
-          <w:rFonts w:ascii="Segoe UI Emoji" w:hAnsi="Segoe UI Emoji" w:cs="Segoe UI Emoji"/>
-          <w:b/>
-          <w:bCs/>
-        </w:rPr>
-        <w:t>arr</w:t>
-      </w:r>
-      <w:proofErr w:type="spellEnd"/>
-      <w:r>
-        <w:rPr>
-          <w:rFonts w:ascii="Segoe UI Emoji" w:hAnsi="Segoe UI Emoji" w:cs="Segoe UI Emoji"/>
-          <w:b/>
-          <w:bCs/>
-        </w:rPr>
-        <w:t>: Array&lt;</w:t>
-      </w:r>
-      <w:proofErr w:type="spellStart"/>
-      <w:r>
-        <w:rPr>
-          <w:rFonts w:ascii="Segoe UI Emoji" w:hAnsi="Segoe UI Emoji" w:cs="Segoe UI Emoji"/>
-          <w:b/>
-          <w:bCs/>
-        </w:rPr>
-        <w:t>FloatArray</w:t>
-      </w:r>
-      <w:proofErr w:type="spellEnd"/>
-      <w:r>
-        <w:rPr>
-          <w:rFonts w:ascii="Segoe UI Emoji" w:hAnsi="Segoe UI Emoji" w:cs="Segoe UI Emoji"/>
-          <w:b/>
-          <w:bCs/>
-        </w:rPr>
-        <w:t>&gt;): Bitmap {</w:t>
-      </w:r>
-    </w:p>
-    <w:p>
-      <w:pPr>
-        <w:rPr>
-          <w:rFonts w:ascii="Segoe UI Emoji" w:hAnsi="Segoe UI Emoji" w:cs="Segoe UI Emoji"/>
-          <w:b/>
-          <w:bCs/>
-          <w:lang w:val="en-GB"/>
-        </w:rPr>
-      </w:pPr>
-      <w:r>
-        <w:rPr>
-          <w:rFonts w:ascii="Segoe UI Emoji" w:hAnsi="Segoe UI Emoji" w:cs="Segoe UI Emoji"/>
-          <w:b/>
-          <w:bCs/>
-        </w:rPr>
-        <w:t xml:space="preserve">    </w:t>
-      </w:r>
-      <w:proofErr w:type="spellStart"/>
-      <w:r>
-        <w:rPr>
-          <w:rFonts w:ascii="Segoe UI Emoji" w:hAnsi="Segoe UI Emoji" w:cs="Segoe UI Emoji"/>
-          <w:b/>
-          <w:bCs/>
-          <w:lang w:val="en-GB"/>
-        </w:rPr>
-        <w:t>val</w:t>
-      </w:r>
-      <w:proofErr w:type="spellEnd"/>
-      <w:r>
-        <w:rPr>
-          <w:rFonts w:ascii="Segoe UI Emoji" w:hAnsi="Segoe UI Emoji" w:cs="Segoe UI Emoji"/>
-          <w:b/>
-          <w:bCs/>
-          <w:lang w:val="en-GB"/>
-        </w:rPr>
-        <w:t xml:space="preserve"> h = </w:t>
-      </w:r>
-      <w:proofErr w:type="spellStart"/>
-      <w:proofErr w:type="gramStart"/>
-      <w:r>
-        <w:rPr>
-          <w:rFonts w:ascii="Segoe UI Emoji" w:hAnsi="Segoe UI Emoji" w:cs="Segoe UI Emoji"/>
-          <w:b/>
-          <w:bCs/>
-          <w:lang w:val="en-GB"/>
-        </w:rPr>
-        <w:t>arr.size</w:t>
-      </w:r>
-      <w:proofErr w:type="spellEnd"/>
-      <w:proofErr w:type="gramEnd"/>
-    </w:p>
-    <w:p>
-      <w:pPr>
-        <w:rPr>
-          <w:rFonts w:ascii="Segoe UI Emoji" w:hAnsi="Segoe UI Emoji" w:cs="Segoe UI Emoji"/>
-          <w:b/>
-          <w:bCs/>
-          <w:lang w:val="en-GB"/>
-        </w:rPr>
-      </w:pPr>
-      <w:r>
-        <w:rPr>
-          <w:rFonts w:ascii="Segoe UI Emoji" w:hAnsi="Segoe UI Emoji" w:cs="Segoe UI Emoji"/>
-          <w:b/>
-          <w:bCs/>
-          <w:lang w:val="en-GB"/>
-        </w:rPr>
-        <w:t xml:space="preserve">    </w:t>
-      </w:r>
-      <w:proofErr w:type="spellStart"/>
-      <w:r>
-        <w:rPr>
-          <w:rFonts w:ascii="Segoe UI Emoji" w:hAnsi="Segoe UI Emoji" w:cs="Segoe UI Emoji"/>
-          <w:b/>
-          <w:bCs/>
-          <w:lang w:val="en-GB"/>
-        </w:rPr>
-        <w:t>val</w:t>
-      </w:r>
-      <w:proofErr w:type="spellEnd"/>
-      <w:r>
-        <w:rPr>
-          <w:rFonts w:ascii="Segoe UI Emoji" w:hAnsi="Segoe UI Emoji" w:cs="Segoe UI Emoji"/>
-          <w:b/>
-          <w:bCs/>
-          <w:lang w:val="en-GB"/>
-        </w:rPr>
-        <w:t xml:space="preserve"> w = </w:t>
-      </w:r>
-      <w:proofErr w:type="spellStart"/>
-      <w:proofErr w:type="gramStart"/>
-      <w:r>
-        <w:rPr>
-          <w:rFonts w:ascii="Segoe UI Emoji" w:hAnsi="Segoe UI Emoji" w:cs="Segoe UI Emoji"/>
-          <w:b/>
-          <w:bCs/>
-          <w:lang w:val="en-GB"/>
-        </w:rPr>
-        <w:t>arr</w:t>
-      </w:r>
-      <w:proofErr w:type="spellEnd"/>
-      <w:r>
-        <w:rPr>
-          <w:rFonts w:ascii="Segoe UI Emoji" w:hAnsi="Segoe UI Emoji" w:cs="Segoe UI Emoji"/>
-          <w:b/>
-          <w:bCs/>
-          <w:lang w:val="en-GB"/>
-        </w:rPr>
-        <w:t>[</w:t>
-      </w:r>
-      <w:proofErr w:type="gramEnd"/>
-      <w:r>
-        <w:rPr>
-          <w:rFonts w:ascii="Segoe UI Emoji" w:hAnsi="Segoe UI Emoji" w:cs="Segoe UI Emoji"/>
-          <w:b/>
-          <w:bCs/>
-          <w:lang w:val="en-GB"/>
-        </w:rPr>
-        <w:t>0</w:t>
-      </w:r>
-      <w:proofErr w:type="gramStart"/>
-      <w:r>
-        <w:rPr>
-          <w:rFonts w:ascii="Segoe UI Emoji" w:hAnsi="Segoe UI Emoji" w:cs="Segoe UI Emoji"/>
-          <w:b/>
-          <w:bCs/>
-          <w:lang w:val="en-GB"/>
-        </w:rPr>
-        <w:t>].size</w:t>
-      </w:r>
-      <w:proofErr w:type="gramEnd"/>
-    </w:p>
-    <w:p>
-      <w:pPr>
-        <w:rPr>
-          <w:rFonts w:ascii="Segoe UI Emoji" w:hAnsi="Segoe UI Emoji" w:cs="Segoe UI Emoji"/>
-          <w:b/>
-          <w:bCs/>
-          <w:lang w:val="en-GB"/>
-        </w:rPr>
-      </w:pPr>
-      <w:r>
-        <w:rPr>
-          <w:rFonts w:ascii="Segoe UI Emoji" w:hAnsi="Segoe UI Emoji" w:cs="Segoe UI Emoji"/>
-          <w:b/>
-          <w:bCs/>
-          <w:lang w:val="en-GB"/>
-        </w:rPr>
-        <w:t xml:space="preserve">    </w:t>
-      </w:r>
-      <w:proofErr w:type="spellStart"/>
-      <w:r>
-        <w:rPr>
-          <w:rFonts w:ascii="Segoe UI Emoji" w:hAnsi="Segoe UI Emoji" w:cs="Segoe UI Emoji"/>
-          <w:b/>
-          <w:bCs/>
-          <w:lang w:val="en-GB"/>
-        </w:rPr>
-        <w:t>val</w:t>
-      </w:r>
-      <w:proofErr w:type="spellEnd"/>
-      <w:r>
-        <w:rPr>
-          <w:rFonts w:ascii="Segoe UI Emoji" w:hAnsi="Segoe UI Emoji" w:cs="Segoe UI Emoji"/>
-          <w:b/>
-          <w:bCs/>
-          <w:lang w:val="en-GB"/>
-        </w:rPr>
-        <w:t xml:space="preserve"> bmp = </w:t>
-      </w:r>
-      <w:proofErr w:type="spellStart"/>
-      <w:r>
-        <w:rPr>
-          <w:rFonts w:ascii="Segoe UI Emoji" w:hAnsi="Segoe UI Emoji" w:cs="Segoe UI Emoji"/>
-          <w:b/>
-          <w:bCs/>
-          <w:lang w:val="en-GB"/>
-        </w:rPr>
-        <w:t>Bitmap.createBitmap</w:t>
-      </w:r>
-      <w:proofErr w:type="spellEnd"/>
-      <w:r>
-        <w:rPr>
-          <w:rFonts w:ascii="Segoe UI Emoji" w:hAnsi="Segoe UI Emoji" w:cs="Segoe UI Emoji"/>
-          <w:b/>
-          <w:bCs/>
-          <w:lang w:val="en-GB"/>
-        </w:rPr>
-        <w:t xml:space="preserve">(w, h, </w:t>
-      </w:r>
-      <w:proofErr w:type="gramStart"/>
-      <w:r>
-        <w:rPr>
-          <w:rFonts w:ascii="Segoe UI Emoji" w:hAnsi="Segoe UI Emoji" w:cs="Segoe UI Emoji"/>
-          <w:b/>
-          <w:bCs/>
-          <w:lang w:val="en-GB"/>
-        </w:rPr>
-        <w:t>Bitmap.Config.ARGB</w:t>
-      </w:r>
-      <w:proofErr w:type="gramEnd"/>
-      <w:r>
-        <w:rPr>
-          <w:rFonts w:ascii="Segoe UI Emoji" w:hAnsi="Segoe UI Emoji" w:cs="Segoe UI Emoji"/>
-          <w:b/>
-          <w:bCs/>
-          <w:lang w:val="en-GB"/>
-        </w:rPr>
-        <w:t>_8888)</w:t>
-      </w:r>
-    </w:p>
-    <w:p>
-      <w:pPr>
-        <w:rPr>
-          <w:rFonts w:ascii="Segoe UI Emoji" w:hAnsi="Segoe UI Emoji" w:cs="Segoe UI Emoji"/>
-          <w:b/>
-          <w:bCs/>
-          <w:lang w:val="en-GB"/>
-        </w:rPr>
-      </w:pPr>
-    </w:p>
-    <w:p>
-      <w:pPr>
-        <w:rPr>
-          <w:rFonts w:ascii="Segoe UI Emoji" w:hAnsi="Segoe UI Emoji" w:cs="Segoe UI Emoji"/>
-          <w:b/>
-          <w:bCs/>
-          <w:lang w:val="en-GB"/>
-        </w:rPr>
-      </w:pPr>
-      <w:r>
-        <w:rPr>
-          <w:rFonts w:ascii="Segoe UI Emoji" w:hAnsi="Segoe UI Emoji" w:cs="Segoe UI Emoji"/>
-          <w:b/>
-          <w:bCs/>
-          <w:lang w:val="en-GB"/>
-        </w:rPr>
-        <w:t xml:space="preserve">    for (y in 0 until h) {</w:t>
-      </w:r>
-    </w:p>
-    <w:p>
-      <w:pPr>
-        <w:rPr>
-          <w:rFonts w:ascii="Segoe UI Emoji" w:hAnsi="Segoe UI Emoji" w:cs="Segoe UI Emoji"/>
-          <w:b/>
-          <w:bCs/>
-          <w:lang w:val="en-GB"/>
-        </w:rPr>
-      </w:pPr>
-      <w:r>
-        <w:rPr>
-          <w:rFonts w:ascii="Segoe UI Emoji" w:hAnsi="Segoe UI Emoji" w:cs="Segoe UI Emoji"/>
-          <w:b/>
-          <w:bCs/>
-          <w:lang w:val="en-GB"/>
-        </w:rPr>
-        <w:t xml:space="preserve">        for (x in 0 until w) {</w:t>
-      </w:r>
-    </w:p>
-    <w:p>
-      <w:pPr>
-        <w:rPr>
-          <w:rFonts w:ascii="Segoe UI Emoji" w:hAnsi="Segoe UI Emoji" w:cs="Segoe UI Emoji"/>
-          <w:b/>
-          <w:bCs/>
-          <w:lang w:val="fr-FR"/>
-        </w:rPr>
-      </w:pPr>
-      <w:r>
-        <w:rPr>
-          <w:rFonts w:ascii="Segoe UI Emoji" w:hAnsi="Segoe UI Emoji" w:cs="Segoe UI Emoji"/>
-          <w:b/>
-          <w:bCs/>
-          <w:lang w:val="en-GB"/>
-        </w:rPr>
-        <w:t xml:space="preserve">            </w:t>
-      </w:r>
-      <w:proofErr w:type="gramStart"/>
-      <w:r>
-        <w:rPr>
-          <w:rFonts w:ascii="Segoe UI Emoji" w:hAnsi="Segoe UI Emoji" w:cs="Segoe UI Emoji"/>
-          <w:b/>
-          <w:bCs/>
-          <w:lang w:val="fr-FR"/>
-        </w:rPr>
-        <w:t>val</w:t>
-      </w:r>
-      <w:proofErr w:type="gramEnd"/>
-      <w:r>
-        <w:rPr>
-          <w:rFonts w:ascii="Segoe UI Emoji" w:hAnsi="Segoe UI Emoji" w:cs="Segoe UI Emoji"/>
-          <w:b/>
-          <w:bCs/>
-          <w:lang w:val="fr-FR"/>
-        </w:rPr>
-        <w:t xml:space="preserve"> v = </w:t>
-      </w:r>
-      <w:proofErr w:type="spellStart"/>
-      <w:r>
-        <w:rPr>
-          <w:rFonts w:ascii="Segoe UI Emoji" w:hAnsi="Segoe UI Emoji" w:cs="Segoe UI Emoji"/>
-          <w:b/>
-          <w:bCs/>
-          <w:lang w:val="fr-FR"/>
-        </w:rPr>
-        <w:t>arr</w:t>
-      </w:r>
-      <w:proofErr w:type="spellEnd"/>
-      <w:r>
-        <w:rPr>
-          <w:rFonts w:ascii="Segoe UI Emoji" w:hAnsi="Segoe UI Emoji" w:cs="Segoe UI Emoji"/>
-          <w:b/>
-          <w:bCs/>
-          <w:lang w:val="fr-FR"/>
-        </w:rPr>
-        <w:t>[y][x</w:t>
-      </w:r>
-      <w:proofErr w:type="gramStart"/>
-      <w:r>
-        <w:rPr>
-          <w:rFonts w:ascii="Segoe UI Emoji" w:hAnsi="Segoe UI Emoji" w:cs="Segoe UI Emoji"/>
-          <w:b/>
-          <w:bCs/>
-          <w:lang w:val="fr-FR"/>
-        </w:rPr>
-        <w:t>].</w:t>
-      </w:r>
-      <w:proofErr w:type="spellStart"/>
-      <w:r>
-        <w:rPr>
-          <w:rFonts w:ascii="Segoe UI Emoji" w:hAnsi="Segoe UI Emoji" w:cs="Segoe UI Emoji"/>
-          <w:b/>
-          <w:bCs/>
-          <w:lang w:val="fr-FR"/>
-        </w:rPr>
-        <w:t>coerceIn</w:t>
-      </w:r>
-      <w:proofErr w:type="spellEnd"/>
-      <w:proofErr w:type="gramEnd"/>
-      <w:r>
-        <w:rPr>
-          <w:rFonts w:ascii="Segoe UI Emoji" w:hAnsi="Segoe UI Emoji" w:cs="Segoe UI Emoji"/>
-          <w:b/>
-          <w:bCs/>
-          <w:lang w:val="fr-FR"/>
-        </w:rPr>
-        <w:t>(0f, 255f</w:t>
-      </w:r>
-      <w:proofErr w:type="gramStart"/>
-      <w:r>
-        <w:rPr>
-          <w:rFonts w:ascii="Segoe UI Emoji" w:hAnsi="Segoe UI Emoji" w:cs="Segoe UI Emoji"/>
-          <w:b/>
-          <w:bCs/>
-          <w:lang w:val="fr-FR"/>
-        </w:rPr>
-        <w:t>).</w:t>
-      </w:r>
-      <w:proofErr w:type="spellStart"/>
-      <w:r>
-        <w:rPr>
-          <w:rFonts w:ascii="Segoe UI Emoji" w:hAnsi="Segoe UI Emoji" w:cs="Segoe UI Emoji"/>
-          <w:b/>
-          <w:bCs/>
-          <w:lang w:val="fr-FR"/>
-        </w:rPr>
-        <w:t>toInt</w:t>
-      </w:r>
-      <w:proofErr w:type="spellEnd"/>
-      <w:proofErr w:type="gramEnd"/>
-      <w:r>
-        <w:rPr>
-          <w:rFonts w:ascii="Segoe UI Emoji" w:hAnsi="Segoe UI Emoji" w:cs="Segoe UI Emoji"/>
-          <w:b/>
-          <w:bCs/>
-          <w:lang w:val="fr-FR"/>
-        </w:rPr>
-        <w:t>()</w:t>
-      </w:r>
-    </w:p>
-    <w:p>
-      <w:pPr>
-        <w:rPr>
-          <w:rFonts w:ascii="Segoe UI Emoji" w:hAnsi="Segoe UI Emoji" w:cs="Segoe UI Emoji"/>
-          <w:b/>
-          <w:bCs/>
-          <w:lang w:val="es-ES"/>
-        </w:rPr>
-      </w:pPr>
-      <w:r>
-        <w:rPr>
-          <w:rFonts w:ascii="Segoe UI Emoji" w:hAnsi="Segoe UI Emoji" w:cs="Segoe UI Emoji"/>
-          <w:b/>
-          <w:bCs/>
-          <w:lang w:val="fr-FR"/>
-        </w:rPr>
-        <w:t xml:space="preserve">            </w:t>
-      </w:r>
-      <w:proofErr w:type="spellStart"/>
-      <w:proofErr w:type="gramStart"/>
-      <w:r>
-        <w:rPr>
-          <w:rFonts w:ascii="Segoe UI Emoji" w:hAnsi="Segoe UI Emoji" w:cs="Segoe UI Emoji"/>
-          <w:b/>
-          <w:bCs/>
-          <w:lang w:val="es-ES"/>
-        </w:rPr>
-        <w:t>bmp.setPixel</w:t>
-      </w:r>
-      <w:proofErr w:type="spellEnd"/>
-      <w:proofErr w:type="gramEnd"/>
-      <w:r>
-        <w:rPr>
-          <w:rFonts w:ascii="Segoe UI Emoji" w:hAnsi="Segoe UI Emoji" w:cs="Segoe UI Emoji"/>
-          <w:b/>
-          <w:bCs/>
-          <w:lang w:val="es-ES"/>
-        </w:rPr>
-        <w:t xml:space="preserve">(x, y, </w:t>
-      </w:r>
-      <w:proofErr w:type="spellStart"/>
-      <w:proofErr w:type="gramStart"/>
-      <w:r>
-        <w:rPr>
-          <w:rFonts w:ascii="Segoe UI Emoji" w:hAnsi="Segoe UI Emoji" w:cs="Segoe UI Emoji"/>
-          <w:b/>
-          <w:bCs/>
-          <w:lang w:val="es-ES"/>
-        </w:rPr>
-        <w:t>Color.rgb</w:t>
-      </w:r>
-      <w:proofErr w:type="spellEnd"/>
-      <w:r>
-        <w:rPr>
-          <w:rFonts w:ascii="Segoe UI Emoji" w:hAnsi="Segoe UI Emoji" w:cs="Segoe UI Emoji"/>
-          <w:b/>
-          <w:bCs/>
-          <w:lang w:val="es-ES"/>
-        </w:rPr>
-        <w:t>(</w:t>
-      </w:r>
-      <w:proofErr w:type="gramEnd"/>
-      <w:r>
-        <w:rPr>
-          <w:rFonts w:ascii="Segoe UI Emoji" w:hAnsi="Segoe UI Emoji" w:cs="Segoe UI Emoji"/>
-          <w:b/>
-          <w:bCs/>
-          <w:lang w:val="es-ES"/>
-        </w:rPr>
-        <w:t>v, v, v))</w:t>
-      </w:r>
-    </w:p>
-    <w:p>
-      <w:pPr>
-        <w:rPr>
-          <w:rFonts w:ascii="Segoe UI Emoji" w:hAnsi="Segoe UI Emoji" w:cs="Segoe UI Emoji"/>
-          <w:b/>
-          <w:bCs/>
-        </w:rPr>
-      </w:pPr>
-      <w:r>
-        <w:rPr>
-          <w:rFonts w:ascii="Segoe UI Emoji" w:hAnsi="Segoe UI Emoji" w:cs="Segoe UI Emoji"/>
-          <w:b/>
-          <w:bCs/>
-          <w:lang w:val="es-ES"/>
-        </w:rPr>
-        <w:t xml:space="preserve">        </w:t>
-      </w:r>
-      <w:r>
-        <w:rPr>
-          <w:rFonts w:ascii="Segoe UI Emoji" w:hAnsi="Segoe UI Emoji" w:cs="Segoe UI Emoji"/>
-          <w:b/>
-          <w:bCs/>
-        </w:rPr>
-        <w:t>}</w:t>
-      </w:r>
+      <w:r>
+        <w:rPr>
+          <w:rFonts w:ascii="Segoe UI Emoji" w:hAnsi="Segoe UI Emoji" w:cs="Segoe UI Emoji"/>
+          <w:b/>
+          <w:bCs/>
+        </w:rPr>
+        <w:t>bmp</w:t>
+      </w:r>
+      <w:proofErr w:type="spellEnd"/>
     </w:p>
     <w:p>
       <w:pPr>
@@ -7674,68 +7194,6 @@
           <w:bCs/>
         </w:rPr>
         <w:lastRenderedPageBreak/>
-        <w:t xml:space="preserve">    }</w:t>
-      </w:r>
-    </w:p>
-    <w:p>
-      <w:pPr>
-        <w:rPr>
-          <w:rFonts w:ascii="Segoe UI Emoji" w:hAnsi="Segoe UI Emoji" w:cs="Segoe UI Emoji"/>
-          <w:b/>
-          <w:bCs/>
-        </w:rPr>
-      </w:pPr>
-      <w:r>
-        <w:rPr>
-          <w:rFonts w:ascii="Segoe UI Emoji" w:hAnsi="Segoe UI Emoji" w:cs="Segoe UI Emoji"/>
-          <w:b/>
-          <w:bCs/>
-        </w:rPr>
-        <w:t xml:space="preserve">    </w:t>
-      </w:r>
-      <w:proofErr w:type="spellStart"/>
-      <w:r>
-        <w:rPr>
-          <w:rFonts w:ascii="Segoe UI Emoji" w:hAnsi="Segoe UI Emoji" w:cs="Segoe UI Emoji"/>
-          <w:b/>
-          <w:bCs/>
-        </w:rPr>
-        <w:t>return</w:t>
-      </w:r>
-      <w:proofErr w:type="spellEnd"/>
-      <w:r>
-        <w:rPr>
-          <w:rFonts w:ascii="Segoe UI Emoji" w:hAnsi="Segoe UI Emoji" w:cs="Segoe UI Emoji"/>
-          <w:b/>
-          <w:bCs/>
-        </w:rPr>
-        <w:t xml:space="preserve"> </w:t>
-      </w:r>
-      <w:proofErr w:type="spellStart"/>
-      <w:r>
-        <w:rPr>
-          <w:rFonts w:ascii="Segoe UI Emoji" w:hAnsi="Segoe UI Emoji" w:cs="Segoe UI Emoji"/>
-          <w:b/>
-          <w:bCs/>
-        </w:rPr>
-        <w:t>bmp</w:t>
-      </w:r>
-      <w:proofErr w:type="spellEnd"/>
-    </w:p>
-    <w:p>
-      <w:pPr>
-        <w:rPr>
-          <w:rFonts w:ascii="Segoe UI Emoji" w:hAnsi="Segoe UI Emoji" w:cs="Segoe UI Emoji"/>
-          <w:b/>
-          <w:bCs/>
-        </w:rPr>
-      </w:pPr>
-      <w:r>
-        <w:rPr>
-          <w:rFonts w:ascii="Segoe UI Emoji" w:hAnsi="Segoe UI Emoji" w:cs="Segoe UI Emoji"/>
-          <w:b/>
-          <w:bCs/>
-        </w:rPr>
         <w:t>}</w:t>
       </w:r>
     </w:p>
@@ -7826,7 +7284,6 @@
         <w:t xml:space="preserve"> bitmaps = </w:t>
       </w:r>
       <w:proofErr w:type="spellStart"/>
-      <w:proofErr w:type="gramStart"/>
       <w:r>
         <w:rPr>
           <w:rFonts w:ascii="Segoe UI Emoji" w:hAnsi="Segoe UI Emoji" w:cs="Segoe UI Emoji"/>
@@ -7844,17 +7301,7 @@
           <w:bCs/>
           <w:lang w:val="en-GB"/>
         </w:rPr>
-        <w:t>(</w:t>
-      </w:r>
-      <w:proofErr w:type="gramEnd"/>
-      <w:r>
-        <w:rPr>
-          <w:rFonts w:ascii="Segoe UI Emoji" w:hAnsi="Segoe UI Emoji" w:cs="Segoe UI Emoji"/>
-          <w:b/>
-          <w:bCs/>
-          <w:lang w:val="en-GB"/>
-        </w:rPr>
-        <w:t>context, "DCIM/CameraX")</w:t>
+        <w:t>(context, "DCIM/CameraX")</w:t>
       </w:r>
     </w:p>
     <w:p>
@@ -7904,17 +7351,7 @@
           <w:bCs/>
           <w:lang w:val="en-GB"/>
         </w:rPr>
-        <w:t xml:space="preserve"> </w:t>
-      </w:r>
-      <w:proofErr w:type="gramStart"/>
-      <w:r>
-        <w:rPr>
-          <w:rFonts w:ascii="Segoe UI Emoji" w:hAnsi="Segoe UI Emoji" w:cs="Segoe UI Emoji"/>
-          <w:b/>
-          <w:bCs/>
-          <w:lang w:val="en-GB"/>
-        </w:rPr>
-        <w:t xml:space="preserve">{ </w:t>
+        <w:t xml:space="preserve"> { </w:t>
       </w:r>
       <w:proofErr w:type="spellStart"/>
       <w:r>
@@ -7927,27 +7364,15 @@
         <w:t>bitmapToFloatArray</w:t>
       </w:r>
       <w:proofErr w:type="spellEnd"/>
-      <w:proofErr w:type="gramEnd"/>
-      <w:r>
-        <w:rPr>
-          <w:rFonts w:ascii="Segoe UI Emoji" w:hAnsi="Segoe UI Emoji" w:cs="Segoe UI Emoji"/>
-          <w:b/>
-          <w:bCs/>
-          <w:lang w:val="en-GB"/>
-        </w:rPr>
-        <w:t>(it</w:t>
-      </w:r>
-      <w:proofErr w:type="gramStart"/>
-      <w:r>
-        <w:rPr>
-          <w:rFonts w:ascii="Segoe UI Emoji" w:hAnsi="Segoe UI Emoji" w:cs="Segoe UI Emoji"/>
-          <w:b/>
-          <w:bCs/>
-          <w:lang w:val="en-GB"/>
-        </w:rPr>
-        <w:t>) }</w:t>
-      </w:r>
-      <w:proofErr w:type="gramEnd"/>
+      <w:r>
+        <w:rPr>
+          <w:rFonts w:ascii="Segoe UI Emoji" w:hAnsi="Segoe UI Emoji" w:cs="Segoe UI Emoji"/>
+          <w:b/>
+          <w:bCs/>
+          <w:lang w:val="en-GB"/>
+        </w:rPr>
+        <w:t>(it) }</w:t>
+      </w:r>
     </w:p>
     <w:p>
       <w:pPr>
@@ -7996,27 +7421,7 @@
           <w:bCs/>
           <w:lang w:val="en-GB"/>
         </w:rPr>
-        <w:t>(</w:t>
-      </w:r>
-      <w:proofErr w:type="gramStart"/>
-      <w:r>
-        <w:rPr>
-          <w:rFonts w:ascii="Segoe UI Emoji" w:hAnsi="Segoe UI Emoji" w:cs="Segoe UI Emoji"/>
-          <w:b/>
-          <w:bCs/>
-          <w:lang w:val="en-GB"/>
-        </w:rPr>
-        <w:t xml:space="preserve">arrays)   </w:t>
-      </w:r>
-      <w:proofErr w:type="gramEnd"/>
-      <w:r>
-        <w:rPr>
-          <w:rFonts w:ascii="Segoe UI Emoji" w:hAnsi="Segoe UI Emoji" w:cs="Segoe UI Emoji"/>
-          <w:b/>
-          <w:bCs/>
-          <w:lang w:val="en-GB"/>
-        </w:rPr>
-        <w:t xml:space="preserve">// </w:t>
+        <w:t xml:space="preserve">(arrays)   // </w:t>
       </w:r>
       <w:proofErr w:type="spellStart"/>
       <w:r>
@@ -8518,35 +7923,35 @@
         </w:numPr>
       </w:pPr>
       <w:r>
+        <w:t>scegli solo i migliori 10 (seeing migliore)</w:t>
+      </w:r>
+    </w:p>
+    <w:p>
+      <w:pPr>
+        <w:rPr>
+          <w:b/>
+          <w:bCs/>
+        </w:rPr>
+      </w:pPr>
+      <w:r>
+        <w:rPr>
+          <w:rFonts w:ascii="Segoe UI Emoji" w:hAnsi="Segoe UI Emoji" w:cs="Segoe UI Emoji"/>
+          <w:b/>
+          <w:bCs/>
+        </w:rPr>
+        <w:t>⭐</w:t>
+      </w:r>
+      <w:r>
+        <w:rPr>
+          <w:b/>
+          <w:bCs/>
+        </w:rPr>
+        <w:t xml:space="preserve"> 5) Esposizione lunga vera (Camera2Interop)</w:t>
+      </w:r>
+    </w:p>
+    <w:p>
+      <w:r>
         <w:lastRenderedPageBreak/>
-        <w:t>scegli solo i migliori 10 (seeing migliore)</w:t>
-      </w:r>
-    </w:p>
-    <w:p>
-      <w:pPr>
-        <w:rPr>
-          <w:b/>
-          <w:bCs/>
-        </w:rPr>
-      </w:pPr>
-      <w:r>
-        <w:rPr>
-          <w:rFonts w:ascii="Segoe UI Emoji" w:hAnsi="Segoe UI Emoji" w:cs="Segoe UI Emoji"/>
-          <w:b/>
-          <w:bCs/>
-        </w:rPr>
-        <w:t>⭐</w:t>
-      </w:r>
-      <w:r>
-        <w:rPr>
-          <w:b/>
-          <w:bCs/>
-        </w:rPr>
-        <w:t xml:space="preserve"> 5) Esposizione lunga vera (Camera2Interop)</w:t>
-      </w:r>
-    </w:p>
-    <w:p>
-      <w:r>
         <w:pict w14:anchorId="42306AF0">
           <v:rect id="_x0000_i1047" style="width:0;height:1.5pt" o:hralign="center" o:hrstd="t" o:hr="t" fillcolor="#a0a0a0" stroked="f"/>
         </w:pict>
@@ -8899,13 +8304,8 @@
         <w:t xml:space="preserve"> senza librerie esterne</w:t>
       </w:r>
       <w:r>
-        <w:t xml:space="preserve">, con </w:t>
-      </w:r>
-      <w:proofErr w:type="gramStart"/>
-      <w:r>
-        <w:t>una cross</w:t>
-      </w:r>
-      <w:proofErr w:type="gramEnd"/>
+        <w:t>, con una cross</w:t>
+      </w:r>
       <w:r>
         <w:noBreakHyphen/>
       </w:r>
@@ -8966,7 +8366,6 @@
     </w:p>
     <w:p>
       <w:r>
-        <w:lastRenderedPageBreak/>
         <w:t>La media riduce il rumore.</w:t>
       </w:r>
       <w:r>
@@ -8997,6 +8396,7 @@
         </w:numPr>
       </w:pPr>
       <w:r>
+        <w:lastRenderedPageBreak/>
         <w:t>Luna</w:t>
       </w:r>
     </w:p>
@@ -9400,7 +8800,6 @@
           <w:b/>
           <w:bCs/>
         </w:rPr>
-        <w:lastRenderedPageBreak/>
         <w:t>⭐</w:t>
       </w:r>
       <w:r>
@@ -9446,6 +8845,7 @@
     </w:p>
     <w:p>
       <w:r>
+        <w:lastRenderedPageBreak/>
         <w:t>È una delle feature più utili in assoluto.</w:t>
       </w:r>
     </w:p>
@@ -9828,7 +9228,6 @@
           <w:b/>
           <w:bCs/>
         </w:rPr>
-        <w:lastRenderedPageBreak/>
         <w:t>Sigma</w:t>
       </w:r>
       <w:r>
@@ -9891,6 +9290,7 @@
           <w:b/>
           <w:bCs/>
         </w:rPr>
+        <w:lastRenderedPageBreak/>
         <w:t>Flat</w:t>
       </w:r>
       <w:proofErr w:type="spellEnd"/>

--- a/Doc/RoadMap.docx
+++ b/Doc/RoadMap.docx
@@ -3,173 +3,349 @@
 <w:document xmlns:wpc="http://schemas.microsoft.com/office/word/2010/wordprocessingCanvas" xmlns:cx="http://schemas.microsoft.com/office/drawing/2014/chartex" xmlns:cx1="http://schemas.microsoft.com/office/drawing/2015/9/8/chartex" xmlns:cx2="http://schemas.microsoft.com/office/drawing/2015/10/21/chartex" xmlns:cx3="http://schemas.microsoft.com/office/drawing/2016/5/9/chartex" xmlns:cx4="http://schemas.microsoft.com/office/drawing/2016/5/10/chartex" xmlns:cx5="http://schemas.microsoft.com/office/drawing/2016/5/11/chartex" xmlns:cx6="http://schemas.microsoft.com/office/drawing/2016/5/12/chartex" xmlns:cx7="http://schemas.microsoft.com/office/drawing/2016/5/13/chartex" xmlns:cx8="http://schemas.microsoft.com/office/drawing/2016/5/14/chartex" xmlns:mc="http://schemas.openxmlformats.org/markup-compatibility/2006" xmlns:aink="http://schemas.microsoft.com/office/drawing/2016/ink" xmlns:am3d="http://schemas.microsoft.com/office/drawing/2017/model3d" xmlns:o="urn:schemas-microsoft-com:office:office" xmlns:oel="http://schemas.microsoft.com/office/2019/extlst" xmlns:r="http://schemas.openxmlformats.org/officeDocument/2006/relationships" xmlns:m="http://schemas.openxmlformats.org/officeDocument/2006/math" xmlns:v="urn:schemas-microsoft-com:vml" xmlns:wp14="http://schemas.microsoft.com/office/word/2010/wordprocessingDrawing" xmlns:wp="http://schemas.openxmlformats.org/drawingml/2006/wordprocessingDrawing" xmlns:w10="urn:schemas-microsoft-com:office:word" xmlns:w="http://schemas.openxmlformats.org/wordprocessingml/2006/main" xmlns:w14="http://schemas.microsoft.com/office/word/2010/wordml" xmlns:w15="http://schemas.microsoft.com/office/word/2012/wordml" xmlns:w16cex="http://schemas.microsoft.com/office/word/2018/wordml/cex" xmlns:w16cid="http://schemas.microsoft.com/office/word/2016/wordml/cid" xmlns:w16="http://schemas.microsoft.com/office/word/2018/wordml" xmlns:w16du="http://schemas.microsoft.com/office/word/2023/wordml/word16du" xmlns:w16sdtdh="http://schemas.microsoft.com/office/word/2020/wordml/sdtdatahash" xmlns:w16sdtfl="http://schemas.microsoft.com/office/word/2024/wordml/sdtformatlock" xmlns:w16se="http://schemas.microsoft.com/office/word/2015/wordml/symex" xmlns:wpg="http://schemas.microsoft.com/office/word/2010/wordprocessingGroup" xmlns:wpi="http://schemas.microsoft.com/office/word/2010/wordprocessingInk" xmlns:wne="http://schemas.microsoft.com/office/word/2006/wordml" xmlns:wps="http://schemas.microsoft.com/office/word/2010/wordprocessingShape" mc:Ignorable="w14 w15 w16se w16cid w16 w16cex w16sdtdh w16sdtfl w16du wp14">
   <w:body>
     <w:p>
-      <w:pPr>
-        <w:rPr>
-          <w:lang w:val="en-GB"/>
-        </w:rPr>
-      </w:pPr>
-      <w:r>
-        <w:rPr>
-          <w:lang w:val="en-GB"/>
-        </w:rPr>
-        <w:t>Version 0.5.x</w:t>
-      </w:r>
-    </w:p>
-    <w:p>
-      <w:r>
-        <w:rPr>
-          <w:lang w:val="en-GB"/>
-        </w:rPr>
+      <w:r>
+        <w:t>Version 0.</w:t>
+      </w:r>
+      <w:r>
+        <w:t>6</w:t>
+      </w:r>
+      <w:r>
+        <w:t>.x</w:t>
+      </w:r>
+    </w:p>
+    <w:p>
+      <w:pPr>
+        <w:pStyle w:val="Paragrafoelenco"/>
+        <w:numPr>
+          <w:ilvl w:val="0"/>
+          <w:numId w:val="31"/>
+        </w:numPr>
+      </w:pPr>
+      <w:r>
+        <w:t>Settings</w:t>
+      </w:r>
+    </w:p>
+    <w:p>
+      <w:pPr>
+        <w:pStyle w:val="Paragrafoelenco"/>
+        <w:numPr>
+          <w:ilvl w:val="1"/>
+          <w:numId w:val="31"/>
+        </w:numPr>
+      </w:pPr>
+      <w:r>
+        <w:t>Sfondo</w:t>
+      </w:r>
+    </w:p>
+    <w:p>
+      <w:pPr>
+        <w:pStyle w:val="Paragrafoelenco"/>
+        <w:numPr>
+          <w:ilvl w:val="1"/>
+          <w:numId w:val="31"/>
+        </w:numPr>
+      </w:pPr>
+      <w:r>
+        <w:t>Allineare Switch</w:t>
+      </w:r>
+    </w:p>
+    <w:p>
+      <w:pPr>
+        <w:pStyle w:val="Paragrafoelenco"/>
+        <w:numPr>
+          <w:ilvl w:val="0"/>
+          <w:numId w:val="31"/>
+        </w:numPr>
+      </w:pPr>
+      <w:proofErr w:type="spellStart"/>
+      <w:r>
+        <w:t>Stacking</w:t>
+      </w:r>
+      <w:proofErr w:type="spellEnd"/>
+    </w:p>
+    <w:p>
+      <w:pPr>
+        <w:pStyle w:val="Paragrafoelenco"/>
+        <w:numPr>
+          <w:ilvl w:val="1"/>
+          <w:numId w:val="31"/>
+        </w:numPr>
+      </w:pPr>
+      <w:r>
+        <w:t>Calcolare tempi shift</w:t>
+      </w:r>
+    </w:p>
+    <w:p>
+      <w:pPr>
+        <w:pStyle w:val="Paragrafoelenco"/>
+        <w:numPr>
+          <w:ilvl w:val="1"/>
+          <w:numId w:val="31"/>
+        </w:numPr>
+      </w:pPr>
+      <w:r>
+        <w:t>Messaggi nelle varie fasi</w:t>
+      </w:r>
+    </w:p>
+    <w:p>
+      <w:pPr>
+        <w:pStyle w:val="Paragrafoelenco"/>
+        <w:numPr>
+          <w:ilvl w:val="1"/>
+          <w:numId w:val="31"/>
+        </w:numPr>
+      </w:pPr>
+      <w:r>
+        <w:t>Provare con 50 immagini</w:t>
+      </w:r>
+    </w:p>
+    <w:p>
+      <w:pPr>
+        <w:pStyle w:val="Paragrafoelenco"/>
+        <w:numPr>
+          <w:ilvl w:val="0"/>
+          <w:numId w:val="31"/>
+        </w:numPr>
+      </w:pPr>
+      <w:r>
+        <w:t>Multiple foto</w:t>
+      </w:r>
+    </w:p>
+    <w:p>
+      <w:pPr>
+        <w:pStyle w:val="Paragrafoelenco"/>
+        <w:numPr>
+          <w:ilvl w:val="1"/>
+          <w:numId w:val="31"/>
+        </w:numPr>
+      </w:pPr>
+      <w:proofErr w:type="spellStart"/>
+      <w:r>
+        <w:t>CountDown</w:t>
+      </w:r>
+      <w:proofErr w:type="spellEnd"/>
+    </w:p>
+    <w:p>
+      <w:pPr>
+        <w:pStyle w:val="Paragrafoelenco"/>
+        <w:numPr>
+          <w:ilvl w:val="0"/>
+          <w:numId w:val="31"/>
+        </w:numPr>
+      </w:pPr>
+      <w:proofErr w:type="spellStart"/>
+      <w:r>
+        <w:t>CameraLib</w:t>
+      </w:r>
+      <w:proofErr w:type="spellEnd"/>
+    </w:p>
+    <w:p>
+      <w:pPr>
+        <w:pStyle w:val="Paragrafoelenco"/>
+        <w:numPr>
+          <w:ilvl w:val="1"/>
+          <w:numId w:val="31"/>
+        </w:numPr>
+      </w:pPr>
+      <w:r>
+        <w:t>Problema folder</w:t>
+      </w:r>
+    </w:p>
+    <w:p>
+      <w:pPr>
+        <w:ind w:firstLine="708"/>
+      </w:pPr>
+    </w:p>
+    <w:p>
+      <w:r>
+        <w:t>Version 0.</w:t>
+      </w:r>
+      <w:r>
+        <w:t>7</w:t>
+      </w:r>
+      <w:r>
+        <w:t>.x</w:t>
+      </w:r>
+    </w:p>
+    <w:p>
+      <w:r>
         <w:tab/>
       </w:r>
-      <w:r>
-        <w:t>Sfondo su Settings</w:t>
-      </w:r>
-    </w:p>
-    <w:p>
-      <w:pPr>
-        <w:rPr>
-          <w:lang w:val="en-GB"/>
-        </w:rPr>
-      </w:pPr>
-      <w:r>
+      <w:proofErr w:type="spellStart"/>
+      <w:r>
+        <w:t>Stacking</w:t>
+      </w:r>
+      <w:proofErr w:type="spellEnd"/>
+    </w:p>
+    <w:p>
+      <w:pPr>
+        <w:pStyle w:val="Paragrafoelenco"/>
+        <w:numPr>
+          <w:ilvl w:val="0"/>
+          <w:numId w:val="32"/>
+        </w:numPr>
+      </w:pPr>
+      <w:r>
+        <w:t>Qualità immagini</w:t>
+      </w:r>
+    </w:p>
+    <w:p>
+      <w:pPr>
+        <w:pStyle w:val="Paragrafoelenco"/>
+        <w:numPr>
+          <w:ilvl w:val="0"/>
+          <w:numId w:val="32"/>
+        </w:numPr>
+      </w:pPr>
+      <w:r>
+        <w:t>Activity a parte?</w:t>
+      </w:r>
+    </w:p>
+    <w:p>
+      <w:pPr>
+        <w:pStyle w:val="Paragrafoelenco"/>
+        <w:numPr>
+          <w:ilvl w:val="0"/>
+          <w:numId w:val="32"/>
+        </w:numPr>
+      </w:pPr>
+      <w:r>
+        <w:t>Settings a parte?</w:t>
+      </w:r>
+    </w:p>
+    <w:p>
+      <w:pPr>
+        <w:ind w:left="708"/>
+      </w:pPr>
+      <w:proofErr w:type="spellStart"/>
+      <w:r>
+        <w:t>CameraLib</w:t>
+      </w:r>
+      <w:proofErr w:type="spellEnd"/>
+    </w:p>
+    <w:p>
+      <w:pPr>
+        <w:pStyle w:val="Paragrafoelenco"/>
+        <w:numPr>
+          <w:ilvl w:val="0"/>
+          <w:numId w:val="33"/>
+        </w:numPr>
+      </w:pPr>
+      <w:r>
+        <w:t xml:space="preserve">Gallery per visualizzare foto e </w:t>
+      </w:r>
+      <w:proofErr w:type="spellStart"/>
+      <w:r>
+        <w:t>stacked</w:t>
+      </w:r>
+      <w:proofErr w:type="spellEnd"/>
+    </w:p>
+    <w:p>
+      <w:pPr>
+        <w:pStyle w:val="Paragrafoelenco"/>
+        <w:numPr>
+          <w:ilvl w:val="0"/>
+          <w:numId w:val="33"/>
+        </w:numPr>
+      </w:pPr>
+      <w:r>
+        <w:t>Salvare foto in folder successivi</w:t>
+      </w:r>
+    </w:p>
+    <w:p>
+      <w:pPr>
+        <w:pStyle w:val="Paragrafoelenco"/>
+        <w:numPr>
+          <w:ilvl w:val="0"/>
+          <w:numId w:val="33"/>
+        </w:numPr>
+      </w:pPr>
+      <w:r>
+        <w:t xml:space="preserve">Scegliere dove fare </w:t>
+      </w:r>
+      <w:proofErr w:type="spellStart"/>
+      <w:r>
+        <w:t>stacking</w:t>
+      </w:r>
+      <w:proofErr w:type="spellEnd"/>
+    </w:p>
+    <w:p>
+      <w:pPr>
+        <w:pStyle w:val="Paragrafoelenco"/>
+        <w:numPr>
+          <w:ilvl w:val="0"/>
+          <w:numId w:val="33"/>
+        </w:numPr>
+      </w:pPr>
+      <w:r>
+        <w:t>Regolare tempo di esposizione</w:t>
+      </w:r>
+    </w:p>
+    <w:p>
+      <w:pPr>
+        <w:rPr>
+          <w:lang w:val="en-GB"/>
+        </w:rPr>
+      </w:pPr>
+      <w:proofErr w:type="spellStart"/>
+      <w:r>
+        <w:rPr>
+          <w:lang w:val="en-GB"/>
+        </w:rPr>
+        <w:t>Verion</w:t>
+      </w:r>
+      <w:proofErr w:type="spellEnd"/>
+      <w:r>
+        <w:rPr>
+          <w:lang w:val="en-GB"/>
+        </w:rPr>
+        <w:t xml:space="preserve"> 0.8.x</w:t>
+      </w:r>
+    </w:p>
+    <w:p>
+      <w:pPr>
+        <w:rPr>
+          <w:lang w:val="en-GB"/>
+        </w:rPr>
+      </w:pPr>
+      <w:r>
+        <w:rPr>
+          <w:lang w:val="en-GB"/>
+        </w:rPr>
         <w:tab/>
       </w:r>
       <w:r>
         <w:rPr>
           <w:lang w:val="en-GB"/>
         </w:rPr>
-        <w:t>Check path in stacking (</w:t>
-      </w:r>
-      <w:proofErr w:type="spellStart"/>
-      <w:r>
-        <w:rPr>
-          <w:lang w:val="en-GB"/>
-        </w:rPr>
-        <w:t>d</w:t>
-      </w:r>
-      <w:r>
-        <w:rPr>
-          <w:lang w:val="en-GB"/>
-        </w:rPr>
-        <w:t>isallineamento</w:t>
-      </w:r>
-      <w:proofErr w:type="spellEnd"/>
-      <w:r>
-        <w:rPr>
-          <w:lang w:val="en-GB"/>
-        </w:rPr>
-        <w:t>)</w:t>
-      </w:r>
-    </w:p>
-    <w:p>
-      <w:pPr>
-        <w:ind w:firstLine="708"/>
-      </w:pPr>
-      <w:r>
-        <w:t>Messaggi su multiple photo</w:t>
-      </w:r>
-    </w:p>
-    <w:p>
-      <w:pPr>
-        <w:ind w:firstLine="708"/>
-      </w:pPr>
-      <w:proofErr w:type="spellStart"/>
-      <w:r>
-        <w:t>Stacking</w:t>
-      </w:r>
-      <w:proofErr w:type="spellEnd"/>
-      <w:r>
-        <w:t xml:space="preserve"> messaggio durante lavoro</w:t>
-      </w:r>
-    </w:p>
-    <w:p>
-      <w:pPr>
-        <w:ind w:firstLine="708"/>
-        <w:jc w:val="both"/>
-      </w:pPr>
-      <w:proofErr w:type="spellStart"/>
-      <w:r>
-        <w:t>Alignment</w:t>
-      </w:r>
-      <w:proofErr w:type="spellEnd"/>
-      <w:r>
+        <w:t xml:space="preserve">Stacking con </w:t>
+      </w:r>
+      <w:proofErr w:type="spellStart"/>
+      <w:r>
+        <w:rPr>
+          <w:lang w:val="en-GB"/>
+        </w:rPr>
+        <w:t>color</w:t>
+      </w:r>
+      <w:proofErr w:type="spellEnd"/>
+      <w:r>
+        <w:rPr>
+          <w:lang w:val="en-GB"/>
+        </w:rPr>
         <w:t xml:space="preserve"> </w:t>
       </w:r>
       <w:proofErr w:type="spellStart"/>
       <w:r>
-        <w:t>needed</w:t>
-      </w:r>
-      <w:proofErr w:type="spellEnd"/>
-    </w:p>
-    <w:p>
-      <w:pPr>
-        <w:ind w:firstLine="708"/>
-      </w:pPr>
-    </w:p>
-    <w:p>
-      <w:pPr>
-        <w:rPr>
-          <w:lang w:val="en-GB"/>
-        </w:rPr>
-      </w:pPr>
-      <w:r>
-        <w:rPr>
-          <w:lang w:val="en-GB"/>
-        </w:rPr>
-        <w:t>Version 0.</w:t>
-      </w:r>
-      <w:r>
-        <w:rPr>
-          <w:lang w:val="en-GB"/>
-        </w:rPr>
-        <w:t>6</w:t>
-      </w:r>
-      <w:r>
-        <w:rPr>
-          <w:lang w:val="en-GB"/>
-        </w:rPr>
-        <w:t>.x</w:t>
-      </w:r>
-    </w:p>
-    <w:p>
-      <w:pPr>
-        <w:rPr>
-          <w:lang w:val="en-GB"/>
-        </w:rPr>
-      </w:pPr>
-      <w:r>
-        <w:rPr>
-          <w:lang w:val="en-GB"/>
-        </w:rPr>
-        <w:tab/>
-      </w:r>
-      <w:r>
-        <w:rPr>
-          <w:lang w:val="en-GB"/>
-        </w:rPr>
-        <w:t xml:space="preserve">Stacking con </w:t>
-      </w:r>
-      <w:proofErr w:type="spellStart"/>
-      <w:r>
-        <w:rPr>
-          <w:lang w:val="en-GB"/>
-        </w:rPr>
-        <w:t>color</w:t>
-      </w:r>
-      <w:proofErr w:type="spellEnd"/>
-      <w:r>
-        <w:rPr>
-          <w:lang w:val="en-GB"/>
-        </w:rPr>
-        <w:t xml:space="preserve"> </w:t>
-      </w:r>
-      <w:proofErr w:type="spellStart"/>
-      <w:r>
-        <w:rPr>
-          <w:lang w:val="en-GB"/>
-        </w:rPr>
-        <w:t>anzicheò</w:t>
+        <w:rPr>
+          <w:lang w:val="en-GB"/>
+        </w:rPr>
+        <w:t>anzich</w:t>
+      </w:r>
+      <w:r>
+        <w:rPr>
+          <w:lang w:val="en-GB"/>
+        </w:rPr>
+        <w:t>e</w:t>
       </w:r>
       <w:proofErr w:type="spellEnd"/>
       <w:r>
@@ -229,306 +405,114 @@
     <w:p>
       <w:pPr>
         <w:ind w:firstLine="708"/>
-        <w:rPr>
-          <w:lang w:val="en-GB"/>
-        </w:rPr>
-      </w:pPr>
-      <w:r>
-        <w:rPr>
-          <w:lang w:val="en-GB"/>
-        </w:rPr>
-        <w:t>Add gallery button and icon to see</w:t>
-      </w:r>
-      <w:r>
-        <w:rPr>
-          <w:lang w:val="en-GB"/>
-        </w:rPr>
-        <w:t xml:space="preserve"> stacked photos</w:t>
+      </w:pPr>
+      <w:r>
+        <w:t xml:space="preserve">Soluzione per </w:t>
+      </w:r>
+      <w:proofErr w:type="spellStart"/>
+      <w:r>
+        <w:t>path</w:t>
+      </w:r>
+      <w:proofErr w:type="spellEnd"/>
+      <w:r>
+        <w:t xml:space="preserve"> dove sa</w:t>
+      </w:r>
+      <w:r>
+        <w:t>lvare photo/</w:t>
+      </w:r>
+      <w:proofErr w:type="spellStart"/>
+      <w:r>
+        <w:t>stacked</w:t>
+      </w:r>
+      <w:proofErr w:type="spellEnd"/>
+      <w:r>
+        <w:t xml:space="preserve"> e successivi</w:t>
+      </w:r>
+    </w:p>
+    <w:p/>
+    <w:p>
+      <w:r>
+        <w:t>Version 0.</w:t>
+      </w:r>
+      <w:r>
+        <w:t>9</w:t>
+      </w:r>
+      <w:r>
+        <w:t>.x</w:t>
       </w:r>
     </w:p>
     <w:p>
       <w:pPr>
         <w:ind w:firstLine="708"/>
-        <w:rPr>
-          <w:lang w:val="en-GB"/>
-        </w:rPr>
-      </w:pPr>
-      <w:r>
-        <w:rPr>
-          <w:lang w:val="en-GB"/>
-        </w:rPr>
-        <w:t xml:space="preserve">Settings – tempo di </w:t>
-      </w:r>
-      <w:proofErr w:type="spellStart"/>
-      <w:r>
-        <w:rPr>
-          <w:lang w:val="en-GB"/>
-        </w:rPr>
-        <w:t>esposizione</w:t>
-      </w:r>
-      <w:proofErr w:type="spellEnd"/>
+      </w:pPr>
+      <w:r>
+        <w:t>Setting permanenti</w:t>
+      </w:r>
+      <w:r>
+        <w:tab/>
+      </w:r>
+    </w:p>
+    <w:p/>
+    <w:p>
+      <w:r>
+        <w:t xml:space="preserve">Version </w:t>
+      </w:r>
+      <w:r>
+        <w:t>1</w:t>
+      </w:r>
+      <w:r>
+        <w:t>.</w:t>
+      </w:r>
+      <w:r>
+        <w:t>0</w:t>
+      </w:r>
+      <w:r>
+        <w:t>.x</w:t>
+      </w:r>
     </w:p>
     <w:p>
       <w:pPr>
         <w:ind w:firstLine="708"/>
       </w:pPr>
       <w:r>
-        <w:t xml:space="preserve">Soluzione per </w:t>
-      </w:r>
-      <w:proofErr w:type="spellStart"/>
-      <w:r>
-        <w:t>path</w:t>
-      </w:r>
-      <w:proofErr w:type="spellEnd"/>
-      <w:r>
-        <w:t xml:space="preserve"> dove sa</w:t>
-      </w:r>
-      <w:r>
-        <w:t>lvare photo/</w:t>
-      </w:r>
-      <w:proofErr w:type="spellStart"/>
-      <w:r>
-        <w:t>stacked</w:t>
-      </w:r>
-      <w:proofErr w:type="spellEnd"/>
-      <w:r>
-        <w:t xml:space="preserve"> e successivi</w:t>
-      </w:r>
-    </w:p>
-    <w:p/>
-    <w:p>
-      <w:pPr>
-        <w:rPr>
-          <w:lang w:val="en-GB"/>
-        </w:rPr>
-      </w:pPr>
-      <w:r>
-        <w:rPr>
-          <w:lang w:val="en-GB"/>
-        </w:rPr>
-        <w:t>Version 0.</w:t>
-      </w:r>
-      <w:r>
-        <w:rPr>
-          <w:lang w:val="en-GB"/>
-        </w:rPr>
-        <w:t>7</w:t>
-      </w:r>
-      <w:r>
-        <w:rPr>
-          <w:lang w:val="en-GB"/>
-        </w:rPr>
-        <w:t>.x</w:t>
-      </w:r>
+        <w:t xml:space="preserve">Voice </w:t>
+      </w:r>
+      <w:proofErr w:type="spellStart"/>
+      <w:r>
+        <w:t>Recognition</w:t>
+      </w:r>
+      <w:proofErr w:type="spellEnd"/>
+      <w:r>
+        <w:t xml:space="preserve"> </w:t>
+      </w:r>
+      <w:proofErr w:type="spellStart"/>
+      <w:r>
+        <w:t>interface</w:t>
+      </w:r>
+      <w:proofErr w:type="spellEnd"/>
     </w:p>
     <w:p>
       <w:pPr>
         <w:ind w:firstLine="708"/>
-        <w:rPr>
-          <w:lang w:val="en-GB"/>
-        </w:rPr>
-      </w:pPr>
-      <w:proofErr w:type="spellStart"/>
-      <w:r>
-        <w:rPr>
-          <w:lang w:val="en-GB"/>
-        </w:rPr>
-        <w:t>Analyze</w:t>
-      </w:r>
-      <w:proofErr w:type="spellEnd"/>
-      <w:r>
-        <w:rPr>
-          <w:lang w:val="en-GB"/>
-        </w:rPr>
-        <w:t xml:space="preserve"> Photos before stacking</w:t>
-      </w:r>
-    </w:p>
-    <w:p>
-      <w:pPr>
-        <w:rPr>
-          <w:lang w:val="en-GB"/>
-        </w:rPr>
-      </w:pPr>
-    </w:p>
-    <w:p>
-      <w:pPr>
-        <w:rPr>
-          <w:lang w:val="fr-FR"/>
-        </w:rPr>
-      </w:pPr>
-      <w:r>
-        <w:rPr>
-          <w:lang w:val="fr-FR"/>
-        </w:rPr>
-        <w:t>Version 0.</w:t>
-      </w:r>
-      <w:r>
-        <w:rPr>
-          <w:lang w:val="fr-FR"/>
-        </w:rPr>
-        <w:t>8</w:t>
-      </w:r>
-      <w:r>
-        <w:rPr>
-          <w:lang w:val="fr-FR"/>
-        </w:rPr>
-        <w:t>.x</w:t>
-      </w:r>
-    </w:p>
-    <w:p>
-      <w:pPr>
-        <w:rPr>
-          <w:lang w:val="en-GB"/>
-        </w:rPr>
-      </w:pPr>
-      <w:r>
-        <w:rPr>
-          <w:lang w:val="fr-FR"/>
-        </w:rPr>
-        <w:tab/>
-      </w:r>
-      <w:r>
-        <w:rPr>
-          <w:lang w:val="en-GB"/>
-        </w:rPr>
-        <w:t xml:space="preserve">Setting </w:t>
-      </w:r>
-      <w:proofErr w:type="spellStart"/>
-      <w:r>
-        <w:rPr>
-          <w:lang w:val="en-GB"/>
-        </w:rPr>
-        <w:t>permanenti</w:t>
-      </w:r>
-      <w:proofErr w:type="spellEnd"/>
-      <w:r>
-        <w:rPr>
-          <w:lang w:val="en-GB"/>
-        </w:rPr>
-        <w:tab/>
-      </w:r>
-    </w:p>
-    <w:p>
-      <w:pPr>
-        <w:rPr>
-          <w:lang w:val="fr-FR"/>
-        </w:rPr>
-      </w:pPr>
-    </w:p>
-    <w:p>
-      <w:pPr>
-        <w:rPr>
-          <w:lang w:val="fr-FR"/>
-        </w:rPr>
-      </w:pPr>
-      <w:r>
-        <w:rPr>
-          <w:lang w:val="fr-FR"/>
-        </w:rPr>
-        <w:t>Version 0.</w:t>
-      </w:r>
-      <w:r>
-        <w:rPr>
-          <w:lang w:val="fr-FR"/>
-        </w:rPr>
-        <w:t>9</w:t>
-      </w:r>
-      <w:r>
-        <w:rPr>
-          <w:lang w:val="fr-FR"/>
-        </w:rPr>
-        <w:t>.x</w:t>
-      </w:r>
+      </w:pPr>
+      <w:r>
+        <w:t xml:space="preserve">Camera voice </w:t>
+      </w:r>
+      <w:proofErr w:type="spellStart"/>
+      <w:r>
+        <w:t>commands</w:t>
+      </w:r>
+      <w:proofErr w:type="spellEnd"/>
     </w:p>
     <w:p>
       <w:pPr>
         <w:ind w:firstLine="708"/>
       </w:pPr>
       <w:r>
-        <w:t xml:space="preserve">Voice </w:t>
-      </w:r>
-      <w:proofErr w:type="spellStart"/>
-      <w:r>
-        <w:t>Recognition</w:t>
-      </w:r>
-      <w:proofErr w:type="spellEnd"/>
-      <w:r>
-        <w:t xml:space="preserve"> </w:t>
-      </w:r>
-      <w:proofErr w:type="spellStart"/>
-      <w:r>
-        <w:t>interface</w:t>
-      </w:r>
-      <w:proofErr w:type="spellEnd"/>
-    </w:p>
-    <w:p>
-      <w:pPr>
-        <w:ind w:firstLine="708"/>
-        <w:rPr>
-          <w:lang w:val="fr-FR"/>
-        </w:rPr>
-      </w:pPr>
-      <w:r>
-        <w:rPr>
-          <w:lang w:val="fr-FR"/>
-        </w:rPr>
-        <w:t xml:space="preserve">Camera </w:t>
-      </w:r>
-      <w:proofErr w:type="spellStart"/>
-      <w:r>
-        <w:rPr>
-          <w:lang w:val="fr-FR"/>
-        </w:rPr>
-        <w:t>voice</w:t>
-      </w:r>
-      <w:proofErr w:type="spellEnd"/>
-      <w:r>
-        <w:rPr>
-          <w:lang w:val="fr-FR"/>
-        </w:rPr>
-        <w:t xml:space="preserve"> </w:t>
-      </w:r>
-      <w:proofErr w:type="spellStart"/>
-      <w:r>
-        <w:rPr>
-          <w:lang w:val="fr-FR"/>
-        </w:rPr>
-        <w:t>commands</w:t>
-      </w:r>
-      <w:proofErr w:type="spellEnd"/>
-    </w:p>
-    <w:p>
-      <w:pPr>
-        <w:ind w:firstLine="708"/>
-        <w:rPr>
-          <w:lang w:val="fr-FR"/>
-        </w:rPr>
-      </w:pPr>
-      <w:r>
-        <w:rPr>
-          <w:lang w:val="fr-FR"/>
-        </w:rPr>
-        <w:t xml:space="preserve">Video </w:t>
-      </w:r>
-      <w:proofErr w:type="spellStart"/>
-      <w:r>
-        <w:rPr>
-          <w:lang w:val="fr-FR"/>
-        </w:rPr>
-        <w:t>voice</w:t>
-      </w:r>
-      <w:proofErr w:type="spellEnd"/>
-      <w:r>
-        <w:rPr>
-          <w:lang w:val="fr-FR"/>
-        </w:rPr>
-        <w:t xml:space="preserve"> </w:t>
-      </w:r>
-      <w:proofErr w:type="spellStart"/>
-      <w:r>
-        <w:rPr>
-          <w:lang w:val="fr-FR"/>
-        </w:rPr>
+        <w:t xml:space="preserve">Video voice </w:t>
+      </w:r>
+      <w:proofErr w:type="spellStart"/>
+      <w:r>
         <w:t>commands</w:t>
       </w:r>
       <w:proofErr w:type="spellEnd"/>
@@ -558,629 +542,522 @@
       </w:r>
     </w:p>
     <w:p>
-      <w:pPr>
-        <w:rPr>
-          <w:lang w:val="en-GB"/>
-        </w:rPr>
-      </w:pPr>
-      <w:r>
-        <w:rPr>
-          <w:lang w:val="en-GB"/>
-        </w:rPr>
+      <w:r>
+        <w:t>Video start</w:t>
+      </w:r>
+    </w:p>
+    <w:p>
+      <w:r>
+        <w:t>Video stop</w:t>
+      </w:r>
+    </w:p>
+    <w:p>
+      <w:r>
+        <w:t>Video &lt;</w:t>
+      </w:r>
+      <w:proofErr w:type="spellStart"/>
+      <w:r>
+        <w:t>nsecs</w:t>
+      </w:r>
+      <w:proofErr w:type="spellEnd"/>
+      <w:r>
+        <w:t>&gt;</w:t>
+      </w:r>
+    </w:p>
+    <w:p/>
+    <w:p/>
+    <w:p/>
+    <w:p/>
+    <w:p/>
+    <w:p/>
+    <w:p>
+      <w:r>
+        <w:t>// PERMESSI AUDIO</w:t>
+      </w:r>
+    </w:p>
+    <w:p>
+      <w:pPr>
+        <w:rPr>
+          <w:lang w:val="en-GB"/>
+        </w:rPr>
+      </w:pPr>
+      <w:proofErr w:type="spellStart"/>
+      <w:r>
+        <w:rPr>
+          <w:lang w:val="en-GB"/>
+        </w:rPr>
+        <w:t>val</w:t>
+      </w:r>
+      <w:proofErr w:type="spellEnd"/>
+      <w:r>
+        <w:rPr>
+          <w:lang w:val="en-GB"/>
+        </w:rPr>
+        <w:t xml:space="preserve"> activity = </w:t>
+      </w:r>
+      <w:proofErr w:type="spellStart"/>
+      <w:r>
+        <w:rPr>
+          <w:lang w:val="en-GB"/>
+        </w:rPr>
+        <w:t>LocalContext.current</w:t>
+      </w:r>
+      <w:proofErr w:type="spellEnd"/>
+      <w:r>
+        <w:rPr>
+          <w:lang w:val="en-GB"/>
+        </w:rPr>
+        <w:t xml:space="preserve"> as? Activity</w:t>
+      </w:r>
+    </w:p>
+    <w:p>
+      <w:pPr>
+        <w:rPr>
+          <w:lang w:val="en-GB"/>
+        </w:rPr>
+      </w:pPr>
+      <w:proofErr w:type="spellStart"/>
+      <w:proofErr w:type="gramStart"/>
+      <w:r>
+        <w:rPr>
+          <w:lang w:val="en-GB"/>
+        </w:rPr>
+        <w:t>activity?.</w:t>
+      </w:r>
+      <w:proofErr w:type="gramEnd"/>
+      <w:r>
+        <w:rPr>
+          <w:lang w:val="en-GB"/>
+        </w:rPr>
+        <w:t>let</w:t>
+      </w:r>
+      <w:proofErr w:type="spellEnd"/>
+      <w:r>
+        <w:rPr>
+          <w:lang w:val="en-GB"/>
+        </w:rPr>
+        <w:t xml:space="preserve"> {</w:t>
+      </w:r>
+    </w:p>
+    <w:p>
+      <w:pPr>
+        <w:rPr>
+          <w:lang w:val="en-GB"/>
+        </w:rPr>
+      </w:pPr>
+      <w:r>
+        <w:rPr>
+          <w:lang w:val="en-GB"/>
+        </w:rPr>
+        <w:t xml:space="preserve">    </w:t>
+      </w:r>
+      <w:proofErr w:type="spellStart"/>
+      <w:r>
+        <w:rPr>
+          <w:lang w:val="en-GB"/>
+        </w:rPr>
+        <w:t>val</w:t>
+      </w:r>
+      <w:proofErr w:type="spellEnd"/>
+      <w:r>
+        <w:rPr>
+          <w:lang w:val="en-GB"/>
+        </w:rPr>
+        <w:t xml:space="preserve"> intent = </w:t>
+      </w:r>
+      <w:proofErr w:type="gramStart"/>
+      <w:r>
+        <w:rPr>
+          <w:lang w:val="en-GB"/>
+        </w:rPr>
+        <w:t>Intent(</w:t>
+      </w:r>
+      <w:proofErr w:type="gramEnd"/>
+      <w:r>
+        <w:rPr>
+          <w:lang w:val="en-GB"/>
+        </w:rPr>
+        <w:t xml:space="preserve">it, </w:t>
+      </w:r>
+      <w:proofErr w:type="spellStart"/>
+      <w:proofErr w:type="gramStart"/>
+      <w:r>
+        <w:rPr>
+          <w:lang w:val="en-GB"/>
+        </w:rPr>
+        <w:t>SecondActivity</w:t>
+      </w:r>
+      <w:proofErr w:type="spellEnd"/>
+      <w:r>
+        <w:rPr>
+          <w:lang w:val="en-GB"/>
+        </w:rPr>
+        <w:t>::</w:t>
+      </w:r>
+      <w:proofErr w:type="gramEnd"/>
+      <w:r>
+        <w:rPr>
+          <w:lang w:val="en-GB"/>
+        </w:rPr>
+        <w:t>class.java)</w:t>
+      </w:r>
+    </w:p>
+    <w:p>
+      <w:pPr>
+        <w:rPr>
+          <w:lang w:val="en-GB"/>
+        </w:rPr>
+      </w:pPr>
+      <w:r>
+        <w:rPr>
+          <w:lang w:val="en-GB"/>
+        </w:rPr>
+        <w:t xml:space="preserve">    </w:t>
+      </w:r>
+      <w:proofErr w:type="spellStart"/>
+      <w:proofErr w:type="gramStart"/>
+      <w:r>
+        <w:rPr>
+          <w:lang w:val="en-GB"/>
+        </w:rPr>
+        <w:t>it.startActivity</w:t>
+      </w:r>
+      <w:proofErr w:type="spellEnd"/>
+      <w:proofErr w:type="gramEnd"/>
+      <w:r>
+        <w:rPr>
+          <w:lang w:val="en-GB"/>
+        </w:rPr>
+        <w:t>(intent)</w:t>
+      </w:r>
+    </w:p>
+    <w:p>
+      <w:pPr>
+        <w:rPr>
+          <w:lang w:val="en-GB"/>
+        </w:rPr>
+      </w:pPr>
+      <w:r>
+        <w:rPr>
+          <w:lang w:val="en-GB"/>
+        </w:rPr>
+        <w:t>}</w:t>
+      </w:r>
+      <w:r>
+        <w:rPr>
+          <w:lang w:val="en-GB"/>
+        </w:rPr>
+        <w:tab/>
+      </w:r>
+    </w:p>
+    <w:p>
+      <w:pPr>
+        <w:rPr>
+          <w:lang w:val="en-GB"/>
+        </w:rPr>
+      </w:pPr>
+    </w:p>
+    <w:p>
+      <w:pPr>
+        <w:rPr>
+          <w:lang w:val="en-GB"/>
+        </w:rPr>
+      </w:pPr>
+    </w:p>
+    <w:p>
+      <w:pPr>
+        <w:rPr>
+          <w:lang w:val="en-GB"/>
+        </w:rPr>
+      </w:pPr>
+      <w:proofErr w:type="spellStart"/>
+      <w:r>
+        <w:rPr>
+          <w:lang w:val="en-GB"/>
+        </w:rPr>
+        <w:t>val</w:t>
+      </w:r>
+      <w:proofErr w:type="spellEnd"/>
+      <w:r>
+        <w:rPr>
+          <w:lang w:val="en-GB"/>
+        </w:rPr>
+        <w:t xml:space="preserve"> </w:t>
+      </w:r>
+      <w:proofErr w:type="spellStart"/>
+      <w:r>
+        <w:rPr>
+          <w:lang w:val="en-GB"/>
+        </w:rPr>
+        <w:t>audioPermission</w:t>
+      </w:r>
+      <w:proofErr w:type="spellEnd"/>
+      <w:r>
+        <w:rPr>
+          <w:lang w:val="en-GB"/>
+        </w:rPr>
+        <w:t xml:space="preserve"> = </w:t>
+      </w:r>
+      <w:proofErr w:type="spellStart"/>
+      <w:proofErr w:type="gramStart"/>
+      <w:r>
+        <w:rPr>
+          <w:lang w:val="en-GB"/>
+        </w:rPr>
+        <w:t>Manifest.permission.RECORD</w:t>
+      </w:r>
+      <w:proofErr w:type="gramEnd"/>
+      <w:r>
+        <w:rPr>
+          <w:lang w:val="en-GB"/>
+        </w:rPr>
+        <w:t>_AUDIO</w:t>
+      </w:r>
+      <w:proofErr w:type="spellEnd"/>
+    </w:p>
+    <w:p>
+      <w:pPr>
+        <w:rPr>
+          <w:lang w:val="en-GB"/>
+        </w:rPr>
+      </w:pPr>
+      <w:proofErr w:type="spellStart"/>
+      <w:r>
+        <w:rPr>
+          <w:lang w:val="en-GB"/>
+        </w:rPr>
+        <w:t>val</w:t>
+      </w:r>
+      <w:proofErr w:type="spellEnd"/>
+      <w:r>
+        <w:rPr>
+          <w:lang w:val="en-GB"/>
+        </w:rPr>
+        <w:t xml:space="preserve"> </w:t>
+      </w:r>
+      <w:proofErr w:type="spellStart"/>
+      <w:r>
+        <w:rPr>
+          <w:lang w:val="en-GB"/>
+        </w:rPr>
+        <w:t>permissionLauncher</w:t>
+      </w:r>
+      <w:proofErr w:type="spellEnd"/>
+      <w:r>
+        <w:rPr>
+          <w:lang w:val="en-GB"/>
+        </w:rPr>
+        <w:t xml:space="preserve"> = </w:t>
+      </w:r>
+      <w:proofErr w:type="spellStart"/>
+      <w:proofErr w:type="gramStart"/>
+      <w:r>
+        <w:rPr>
+          <w:lang w:val="en-GB"/>
+        </w:rPr>
+        <w:t>rememberLauncherForActivityResult</w:t>
+      </w:r>
+      <w:proofErr w:type="spellEnd"/>
+      <w:r>
+        <w:rPr>
+          <w:lang w:val="en-GB"/>
+        </w:rPr>
+        <w:t>(</w:t>
+      </w:r>
+      <w:proofErr w:type="gramEnd"/>
+    </w:p>
+    <w:p>
+      <w:pPr>
+        <w:rPr>
+          <w:lang w:val="en-GB"/>
+        </w:rPr>
+      </w:pPr>
+      <w:r>
+        <w:rPr>
+          <w:lang w:val="en-GB"/>
+        </w:rPr>
+        <w:t xml:space="preserve">    </w:t>
+      </w:r>
+      <w:proofErr w:type="spellStart"/>
+      <w:r>
+        <w:rPr>
+          <w:lang w:val="en-GB"/>
+        </w:rPr>
+        <w:t>ActivityResultContracts.RequestPermission</w:t>
+      </w:r>
+      <w:proofErr w:type="spellEnd"/>
+      <w:r>
+        <w:rPr>
+          <w:lang w:val="en-GB"/>
+        </w:rPr>
+        <w:t>()</w:t>
+      </w:r>
+    </w:p>
+    <w:p>
+      <w:pPr>
+        <w:rPr>
+          <w:lang w:val="en-GB"/>
+        </w:rPr>
+      </w:pPr>
+      <w:r>
+        <w:rPr>
+          <w:lang w:val="en-GB"/>
+        </w:rPr>
+        <w:t xml:space="preserve">) </w:t>
+      </w:r>
+      <w:proofErr w:type="gramStart"/>
+      <w:r>
+        <w:rPr>
+          <w:lang w:val="en-GB"/>
+        </w:rPr>
+        <w:t>{ granted</w:t>
+      </w:r>
+      <w:proofErr w:type="gramEnd"/>
+      <w:r>
+        <w:rPr>
+          <w:lang w:val="en-GB"/>
+        </w:rPr>
+        <w:t xml:space="preserve"> -&gt;</w:t>
+      </w:r>
+    </w:p>
+    <w:p>
+      <w:pPr>
+        <w:rPr>
+          <w:lang w:val="en-GB"/>
+        </w:rPr>
+      </w:pPr>
+      <w:r>
+        <w:rPr>
+          <w:lang w:val="en-GB"/>
+        </w:rPr>
+        <w:t xml:space="preserve">    if </w:t>
+      </w:r>
+      <w:proofErr w:type="gramStart"/>
+      <w:r>
+        <w:rPr>
+          <w:lang w:val="en-GB"/>
+        </w:rPr>
+        <w:t>(!granted</w:t>
+      </w:r>
+      <w:proofErr w:type="gramEnd"/>
+      <w:r>
+        <w:rPr>
+          <w:lang w:val="en-GB"/>
+        </w:rPr>
+        <w:t>) {</w:t>
+      </w:r>
+    </w:p>
+    <w:p>
+      <w:pPr>
+        <w:rPr>
+          <w:lang w:val="en-GB"/>
+        </w:rPr>
+      </w:pPr>
+      <w:r>
+        <w:rPr>
+          <w:lang w:val="en-GB"/>
+        </w:rPr>
+        <w:t xml:space="preserve">        </w:t>
+      </w:r>
+      <w:proofErr w:type="spellStart"/>
+      <w:r>
+        <w:rPr>
+          <w:lang w:val="en-GB"/>
+        </w:rPr>
+        <w:t>Toast.makeText</w:t>
+      </w:r>
+      <w:proofErr w:type="spellEnd"/>
+      <w:r>
+        <w:rPr>
+          <w:lang w:val="en-GB"/>
+        </w:rPr>
+        <w:t>(context, "</w:t>
+      </w:r>
+      <w:proofErr w:type="spellStart"/>
+      <w:r>
+        <w:rPr>
+          <w:lang w:val="en-GB"/>
+        </w:rPr>
+        <w:t>Permesso</w:t>
+      </w:r>
+      <w:proofErr w:type="spellEnd"/>
+      <w:r>
+        <w:rPr>
+          <w:lang w:val="en-GB"/>
+        </w:rPr>
+        <w:t xml:space="preserve"> </w:t>
+      </w:r>
+      <w:proofErr w:type="spellStart"/>
+      <w:r>
+        <w:rPr>
+          <w:lang w:val="en-GB"/>
+        </w:rPr>
+        <w:t>microfono</w:t>
+      </w:r>
+      <w:proofErr w:type="spellEnd"/>
+      <w:r>
+        <w:rPr>
+          <w:lang w:val="en-GB"/>
+        </w:rPr>
+        <w:t xml:space="preserve"> </w:t>
+      </w:r>
+      <w:proofErr w:type="spellStart"/>
+      <w:r>
+        <w:rPr>
+          <w:lang w:val="en-GB"/>
+        </w:rPr>
+        <w:t>negato</w:t>
+      </w:r>
+      <w:proofErr w:type="spellEnd"/>
+      <w:r>
+        <w:rPr>
+          <w:lang w:val="en-GB"/>
+        </w:rPr>
+        <w:t xml:space="preserve">", </w:t>
+      </w:r>
+      <w:proofErr w:type="spellStart"/>
+      <w:r>
+        <w:rPr>
+          <w:lang w:val="en-GB"/>
+        </w:rPr>
+        <w:t>Toast.LENGTH_SHORT</w:t>
+      </w:r>
+      <w:proofErr w:type="spellEnd"/>
+      <w:proofErr w:type="gramStart"/>
+      <w:r>
+        <w:rPr>
+          <w:lang w:val="en-GB"/>
+        </w:rPr>
+        <w:t>).show</w:t>
+      </w:r>
+      <w:proofErr w:type="gramEnd"/>
+      <w:r>
+        <w:rPr>
+          <w:lang w:val="en-GB"/>
+        </w:rPr>
+        <w:t>()</w:t>
+      </w:r>
+    </w:p>
+    <w:p>
+      <w:r>
+        <w:rPr>
+          <w:lang w:val="en-GB"/>
+        </w:rPr>
+        <w:t xml:space="preserve">    </w:t>
+      </w:r>
+      <w:r>
+        <w:t>}</w:t>
+      </w:r>
+    </w:p>
+    <w:p>
+      <w:r>
+        <w:t>}</w:t>
+      </w:r>
+    </w:p>
+    <w:p/>
+    <w:p>
+      <w:r>
         <w:lastRenderedPageBreak/>
-        <w:t>Video start</w:t>
-      </w:r>
-    </w:p>
-    <w:p>
-      <w:pPr>
-        <w:rPr>
-          <w:lang w:val="en-GB"/>
-        </w:rPr>
-      </w:pPr>
-      <w:r>
-        <w:rPr>
-          <w:lang w:val="en-GB"/>
-        </w:rPr>
-        <w:t>Video stop</w:t>
-      </w:r>
-    </w:p>
-    <w:p>
-      <w:pPr>
-        <w:rPr>
-          <w:lang w:val="en-GB"/>
-        </w:rPr>
-      </w:pPr>
-      <w:r>
-        <w:rPr>
-          <w:lang w:val="en-GB"/>
-        </w:rPr>
-        <w:t>Video &lt;</w:t>
-      </w:r>
-      <w:proofErr w:type="spellStart"/>
-      <w:r>
-        <w:rPr>
-          <w:lang w:val="en-GB"/>
-        </w:rPr>
-        <w:t>nsecs</w:t>
-      </w:r>
-      <w:proofErr w:type="spellEnd"/>
-      <w:r>
-        <w:rPr>
-          <w:lang w:val="en-GB"/>
-        </w:rPr>
-        <w:t>&gt;</w:t>
-      </w:r>
-    </w:p>
-    <w:p>
-      <w:pPr>
-        <w:rPr>
-          <w:lang w:val="en-GB"/>
-        </w:rPr>
-      </w:pPr>
-    </w:p>
-    <w:p>
-      <w:pPr>
-        <w:rPr>
-          <w:lang w:val="en-GB"/>
-        </w:rPr>
-      </w:pPr>
-    </w:p>
-    <w:p>
-      <w:pPr>
-        <w:rPr>
-          <w:lang w:val="en-GB"/>
-        </w:rPr>
-      </w:pPr>
-    </w:p>
-    <w:p>
-      <w:pPr>
-        <w:rPr>
-          <w:lang w:val="en-GB"/>
-        </w:rPr>
-      </w:pPr>
-    </w:p>
-    <w:p>
-      <w:pPr>
-        <w:rPr>
-          <w:lang w:val="en-GB"/>
-        </w:rPr>
-      </w:pPr>
-    </w:p>
-    <w:p>
-      <w:pPr>
-        <w:rPr>
-          <w:lang w:val="en-GB"/>
-        </w:rPr>
-      </w:pPr>
-    </w:p>
-    <w:p>
-      <w:pPr>
-        <w:rPr>
-          <w:lang w:val="en-GB"/>
-        </w:rPr>
-      </w:pPr>
-      <w:r>
-        <w:rPr>
-          <w:lang w:val="en-GB"/>
-        </w:rPr>
-        <w:t>// PERMESSI AUDIO</w:t>
-      </w:r>
-    </w:p>
-    <w:p>
-      <w:pPr>
-        <w:rPr>
-          <w:lang w:val="en-GB"/>
-        </w:rPr>
-      </w:pPr>
-      <w:proofErr w:type="spellStart"/>
-      <w:r>
-        <w:rPr>
-          <w:lang w:val="en-GB"/>
-        </w:rPr>
-        <w:t>val</w:t>
-      </w:r>
-      <w:proofErr w:type="spellEnd"/>
-      <w:r>
-        <w:rPr>
-          <w:lang w:val="en-GB"/>
-        </w:rPr>
-        <w:t xml:space="preserve"> activity = </w:t>
-      </w:r>
-      <w:proofErr w:type="spellStart"/>
-      <w:r>
-        <w:rPr>
-          <w:lang w:val="en-GB"/>
-        </w:rPr>
-        <w:t>LocalContext.current</w:t>
-      </w:r>
-      <w:proofErr w:type="spellEnd"/>
-      <w:r>
-        <w:rPr>
-          <w:lang w:val="en-GB"/>
-        </w:rPr>
-        <w:t xml:space="preserve"> as? Activity</w:t>
-      </w:r>
-    </w:p>
-    <w:p>
-      <w:pPr>
-        <w:rPr>
-          <w:lang w:val="en-GB"/>
-        </w:rPr>
-      </w:pPr>
-      <w:proofErr w:type="spellStart"/>
-      <w:r>
-        <w:rPr>
-          <w:lang w:val="en-GB"/>
-        </w:rPr>
-        <w:t>activity?.let</w:t>
-      </w:r>
-      <w:proofErr w:type="spellEnd"/>
-      <w:r>
-        <w:rPr>
-          <w:lang w:val="en-GB"/>
-        </w:rPr>
-        <w:t xml:space="preserve"> {</w:t>
-      </w:r>
-    </w:p>
-    <w:p>
-      <w:pPr>
-        <w:rPr>
-          <w:lang w:val="en-GB"/>
-        </w:rPr>
-      </w:pPr>
-      <w:r>
-        <w:rPr>
-          <w:lang w:val="en-GB"/>
-        </w:rPr>
-        <w:t xml:space="preserve">    </w:t>
-      </w:r>
-      <w:proofErr w:type="spellStart"/>
-      <w:r>
-        <w:rPr>
-          <w:lang w:val="en-GB"/>
-        </w:rPr>
-        <w:t>val</w:t>
-      </w:r>
-      <w:proofErr w:type="spellEnd"/>
-      <w:r>
-        <w:rPr>
-          <w:lang w:val="en-GB"/>
-        </w:rPr>
-        <w:t xml:space="preserve"> intent = Intent(it, </w:t>
-      </w:r>
-      <w:proofErr w:type="spellStart"/>
-      <w:r>
-        <w:rPr>
-          <w:lang w:val="en-GB"/>
-        </w:rPr>
-        <w:t>SecondActivity</w:t>
-      </w:r>
-      <w:proofErr w:type="spellEnd"/>
-      <w:r>
-        <w:rPr>
-          <w:lang w:val="en-GB"/>
-        </w:rPr>
-        <w:t>::class.java)</w:t>
-      </w:r>
-    </w:p>
-    <w:p>
-      <w:pPr>
-        <w:rPr>
-          <w:lang w:val="en-GB"/>
-        </w:rPr>
-      </w:pPr>
-      <w:r>
-        <w:rPr>
-          <w:lang w:val="en-GB"/>
-        </w:rPr>
-        <w:t xml:space="preserve">    </w:t>
-      </w:r>
-      <w:proofErr w:type="spellStart"/>
-      <w:r>
-        <w:rPr>
-          <w:lang w:val="en-GB"/>
-        </w:rPr>
-        <w:t>it.startActivity</w:t>
-      </w:r>
-      <w:proofErr w:type="spellEnd"/>
-      <w:r>
-        <w:rPr>
-          <w:lang w:val="en-GB"/>
-        </w:rPr>
-        <w:t>(intent)</w:t>
-      </w:r>
-    </w:p>
-    <w:p>
-      <w:pPr>
-        <w:rPr>
-          <w:lang w:val="en-GB"/>
-        </w:rPr>
-      </w:pPr>
-      <w:r>
-        <w:rPr>
-          <w:lang w:val="en-GB"/>
-        </w:rPr>
-        <w:t>}</w:t>
-      </w:r>
-      <w:r>
-        <w:rPr>
-          <w:lang w:val="en-GB"/>
-        </w:rPr>
-        <w:tab/>
-      </w:r>
-    </w:p>
-    <w:p>
-      <w:pPr>
-        <w:rPr>
-          <w:lang w:val="en-GB"/>
-        </w:rPr>
-      </w:pPr>
-    </w:p>
-    <w:p>
-      <w:pPr>
-        <w:rPr>
-          <w:lang w:val="en-GB"/>
-        </w:rPr>
-      </w:pPr>
-    </w:p>
-    <w:p>
-      <w:pPr>
-        <w:rPr>
-          <w:lang w:val="en-GB"/>
-        </w:rPr>
-      </w:pPr>
-      <w:proofErr w:type="spellStart"/>
-      <w:r>
-        <w:rPr>
-          <w:lang w:val="en-GB"/>
-        </w:rPr>
-        <w:t>val</w:t>
-      </w:r>
-      <w:proofErr w:type="spellEnd"/>
-      <w:r>
-        <w:rPr>
-          <w:lang w:val="en-GB"/>
-        </w:rPr>
-        <w:t xml:space="preserve"> </w:t>
-      </w:r>
-      <w:proofErr w:type="spellStart"/>
-      <w:r>
-        <w:rPr>
-          <w:lang w:val="en-GB"/>
-        </w:rPr>
-        <w:t>audioPermission</w:t>
-      </w:r>
-      <w:proofErr w:type="spellEnd"/>
-      <w:r>
-        <w:rPr>
-          <w:lang w:val="en-GB"/>
-        </w:rPr>
-        <w:t xml:space="preserve"> = </w:t>
-      </w:r>
-      <w:proofErr w:type="spellStart"/>
-      <w:r>
-        <w:rPr>
-          <w:lang w:val="en-GB"/>
-        </w:rPr>
-        <w:t>Manifest.permission.RECORD_AUDIO</w:t>
-      </w:r>
-      <w:proofErr w:type="spellEnd"/>
-    </w:p>
-    <w:p>
-      <w:pPr>
-        <w:rPr>
-          <w:lang w:val="en-GB"/>
-        </w:rPr>
-      </w:pPr>
-      <w:proofErr w:type="spellStart"/>
-      <w:r>
-        <w:rPr>
-          <w:lang w:val="en-GB"/>
-        </w:rPr>
-        <w:t>val</w:t>
-      </w:r>
-      <w:proofErr w:type="spellEnd"/>
-      <w:r>
-        <w:rPr>
-          <w:lang w:val="en-GB"/>
-        </w:rPr>
-        <w:t xml:space="preserve"> </w:t>
-      </w:r>
-      <w:proofErr w:type="spellStart"/>
-      <w:r>
-        <w:rPr>
-          <w:lang w:val="en-GB"/>
-        </w:rPr>
-        <w:t>permissionLauncher</w:t>
-      </w:r>
-      <w:proofErr w:type="spellEnd"/>
-      <w:r>
-        <w:rPr>
-          <w:lang w:val="en-GB"/>
-        </w:rPr>
-        <w:t xml:space="preserve"> = </w:t>
-      </w:r>
-      <w:proofErr w:type="spellStart"/>
-      <w:r>
-        <w:rPr>
-          <w:lang w:val="en-GB"/>
-        </w:rPr>
-        <w:t>rememberLauncherForActivityResult</w:t>
-      </w:r>
-      <w:proofErr w:type="spellEnd"/>
-      <w:r>
-        <w:rPr>
-          <w:lang w:val="en-GB"/>
-        </w:rPr>
-        <w:t>(</w:t>
-      </w:r>
-    </w:p>
-    <w:p>
-      <w:pPr>
-        <w:rPr>
-          <w:lang w:val="en-GB"/>
-        </w:rPr>
-      </w:pPr>
-      <w:r>
-        <w:rPr>
-          <w:lang w:val="en-GB"/>
-        </w:rPr>
-        <w:t xml:space="preserve">    </w:t>
-      </w:r>
-      <w:proofErr w:type="spellStart"/>
-      <w:r>
-        <w:rPr>
-          <w:lang w:val="en-GB"/>
-        </w:rPr>
-        <w:t>ActivityResultContracts.RequestPermission</w:t>
-      </w:r>
-      <w:proofErr w:type="spellEnd"/>
-      <w:r>
-        <w:rPr>
-          <w:lang w:val="en-GB"/>
-        </w:rPr>
-        <w:t>()</w:t>
-      </w:r>
-    </w:p>
-    <w:p>
-      <w:pPr>
-        <w:rPr>
-          <w:lang w:val="en-GB"/>
-        </w:rPr>
-      </w:pPr>
-      <w:r>
-        <w:rPr>
-          <w:lang w:val="en-GB"/>
-        </w:rPr>
-        <w:t>) { granted -&gt;</w:t>
-      </w:r>
-    </w:p>
-    <w:p>
-      <w:pPr>
-        <w:rPr>
-          <w:lang w:val="en-GB"/>
-        </w:rPr>
-      </w:pPr>
-      <w:r>
-        <w:rPr>
-          <w:lang w:val="en-GB"/>
-        </w:rPr>
-        <w:t xml:space="preserve">    if (!granted) {</w:t>
-      </w:r>
-    </w:p>
-    <w:p>
-      <w:pPr>
-        <w:rPr>
-          <w:lang w:val="en-GB"/>
-        </w:rPr>
-      </w:pPr>
-      <w:r>
-        <w:rPr>
-          <w:lang w:val="en-GB"/>
-        </w:rPr>
-        <w:t xml:space="preserve">        </w:t>
-      </w:r>
-      <w:proofErr w:type="spellStart"/>
-      <w:r>
-        <w:rPr>
-          <w:lang w:val="en-GB"/>
-        </w:rPr>
-        <w:t>Toast.makeText</w:t>
-      </w:r>
-      <w:proofErr w:type="spellEnd"/>
-      <w:r>
-        <w:rPr>
-          <w:lang w:val="en-GB"/>
-        </w:rPr>
-        <w:t>(context, "</w:t>
-      </w:r>
-      <w:proofErr w:type="spellStart"/>
-      <w:r>
-        <w:rPr>
-          <w:lang w:val="en-GB"/>
-        </w:rPr>
-        <w:t>Permesso</w:t>
-      </w:r>
-      <w:proofErr w:type="spellEnd"/>
-      <w:r>
-        <w:rPr>
-          <w:lang w:val="en-GB"/>
-        </w:rPr>
-        <w:t xml:space="preserve"> </w:t>
-      </w:r>
-      <w:proofErr w:type="spellStart"/>
-      <w:r>
-        <w:rPr>
-          <w:lang w:val="en-GB"/>
-        </w:rPr>
-        <w:t>microfono</w:t>
-      </w:r>
-      <w:proofErr w:type="spellEnd"/>
-      <w:r>
-        <w:rPr>
-          <w:lang w:val="en-GB"/>
-        </w:rPr>
-        <w:t xml:space="preserve"> </w:t>
-      </w:r>
-      <w:proofErr w:type="spellStart"/>
-      <w:r>
-        <w:rPr>
-          <w:lang w:val="en-GB"/>
-        </w:rPr>
-        <w:t>negato</w:t>
-      </w:r>
-      <w:proofErr w:type="spellEnd"/>
-      <w:r>
-        <w:rPr>
-          <w:lang w:val="en-GB"/>
-        </w:rPr>
-        <w:t xml:space="preserve">", </w:t>
-      </w:r>
-      <w:proofErr w:type="spellStart"/>
-      <w:r>
-        <w:rPr>
-          <w:lang w:val="en-GB"/>
-        </w:rPr>
-        <w:t>Toast.LENGTH_SHORT</w:t>
-      </w:r>
-      <w:proofErr w:type="spellEnd"/>
-      <w:r>
-        <w:rPr>
-          <w:lang w:val="en-GB"/>
-        </w:rPr>
-        <w:t>).show()</w:t>
-      </w:r>
-    </w:p>
-    <w:p>
-      <w:r>
-        <w:rPr>
-          <w:lang w:val="en-GB"/>
-        </w:rPr>
-        <w:t xml:space="preserve">    </w:t>
-      </w:r>
-      <w:r>
-        <w:t>}</w:t>
-      </w:r>
-    </w:p>
-    <w:p>
-      <w:r>
-        <w:t>}</w:t>
-      </w:r>
-    </w:p>
-    <w:p/>
-    <w:p>
-      <w:r>
-        <w:t xml:space="preserve">// PRIMA DI </w:t>
-      </w:r>
-      <w:proofErr w:type="spellStart"/>
-      <w:r>
-        <w:t>AVViar</w:t>
-      </w:r>
-      <w:r>
-        <w:t>e</w:t>
-      </w:r>
-      <w:proofErr w:type="spellEnd"/>
-      <w:r>
-        <w:t xml:space="preserve"> </w:t>
-      </w:r>
-      <w:proofErr w:type="spellStart"/>
-      <w:r>
-        <w:t>rec</w:t>
-      </w:r>
-      <w:proofErr w:type="spellEnd"/>
-    </w:p>
-    <w:p>
-      <w:proofErr w:type="spellStart"/>
-      <w:r>
-        <w:t>if</w:t>
-      </w:r>
-      <w:proofErr w:type="spellEnd"/>
-      <w:r>
-        <w:t xml:space="preserve"> (</w:t>
-      </w:r>
-      <w:proofErr w:type="spellStart"/>
-      <w:r>
-        <w:t>ContextCompat.checkSelfPermission</w:t>
-      </w:r>
-      <w:proofErr w:type="spellEnd"/>
-      <w:r>
-        <w:t>(</w:t>
-      </w:r>
-      <w:proofErr w:type="spellStart"/>
-      <w:r>
-        <w:t>context</w:t>
-      </w:r>
-      <w:proofErr w:type="spellEnd"/>
-      <w:r>
-        <w:t xml:space="preserve">, </w:t>
-      </w:r>
-      <w:proofErr w:type="spellStart"/>
-      <w:r>
-        <w:t>audioPermission</w:t>
-      </w:r>
-      <w:proofErr w:type="spellEnd"/>
-      <w:r>
-        <w:t>)</w:t>
-      </w:r>
-    </w:p>
-    <w:p>
-      <w:r>
-        <w:t xml:space="preserve">    </w:t>
-      </w:r>
-      <w:r>
-        <w:t xml:space="preserve">!= </w:t>
-      </w:r>
-      <w:proofErr w:type="spellStart"/>
-      <w:r>
-        <w:t>PackageManager.PERMISSION_GRANTED</w:t>
-      </w:r>
-      <w:proofErr w:type="spellEnd"/>
-    </w:p>
-    <w:p>
-      <w:r>
-        <w:t>) {</w:t>
-      </w:r>
-    </w:p>
-    <w:p>
-      <w:r>
-        <w:t xml:space="preserve">    </w:t>
-      </w:r>
-      <w:proofErr w:type="spellStart"/>
-      <w:r>
-        <w:t>permissionLauncher.launch</w:t>
-      </w:r>
-      <w:proofErr w:type="spellEnd"/>
-      <w:r>
-        <w:t>(</w:t>
-      </w:r>
-      <w:proofErr w:type="spellStart"/>
-      <w:r>
-        <w:t>audioPermission</w:t>
-      </w:r>
-      <w:proofErr w:type="spellEnd"/>
-      <w:r>
-        <w:t>)</w:t>
-      </w:r>
-    </w:p>
-    <w:p>
-      <w:r>
-        <w:t xml:space="preserve">    </w:t>
-      </w:r>
-      <w:proofErr w:type="spellStart"/>
-      <w:r>
-        <w:t>return@IconButton</w:t>
-      </w:r>
-      <w:proofErr w:type="spellEnd"/>
-    </w:p>
-    <w:p>
-      <w:r>
-        <w:lastRenderedPageBreak/>
-        <w:t>}</w:t>
-      </w:r>
-    </w:p>
-    <w:p/>
-    <w:p>
-      <w:r>
         <w:t xml:space="preserve">Antonio, </w:t>
       </w:r>
       <w:r>
@@ -1233,203 +1110,6 @@
         <w:pict w14:anchorId="1258FABA">
           <v:rect id="_x0000_i1025" style="width:0;height:1.5pt" o:hralign="center" o:hrstd="t" o:hr="t" fillcolor="#a0a0a0" stroked="f"/>
         </w:pict>
-      </w:r>
-    </w:p>
-    <w:p>
-      <w:pPr>
-        <w:rPr>
-          <w:b/>
-          <w:bCs/>
-        </w:rPr>
-      </w:pPr>
-      <w:r>
-        <w:rPr>
-          <w:rFonts w:ascii="Segoe UI Emoji" w:hAnsi="Segoe UI Emoji" w:cs="Segoe UI Emoji"/>
-          <w:b/>
-          <w:bCs/>
-        </w:rPr>
-        <w:t>🌌</w:t>
-      </w:r>
-      <w:r>
-        <w:rPr>
-          <w:b/>
-          <w:bCs/>
-        </w:rPr>
-        <w:t xml:space="preserve"> 1) Scatto multiplo + </w:t>
-      </w:r>
-      <w:proofErr w:type="spellStart"/>
-      <w:r>
-        <w:rPr>
-          <w:b/>
-          <w:bCs/>
-        </w:rPr>
-        <w:t>stacking</w:t>
-      </w:r>
-      <w:proofErr w:type="spellEnd"/>
-      <w:r>
-        <w:rPr>
-          <w:b/>
-          <w:bCs/>
-        </w:rPr>
-        <w:t xml:space="preserve"> automatico (la cosa più utile in assoluto)</w:t>
-      </w:r>
-    </w:p>
-    <w:p>
-      <w:r>
-        <w:t>Questa è LA feature che cambia tutto.</w:t>
-      </w:r>
-    </w:p>
-    <w:p>
-      <w:r>
-        <w:t>Perché?</w:t>
-      </w:r>
-    </w:p>
-    <w:p>
-      <w:pPr>
-        <w:numPr>
-          <w:ilvl w:val="0"/>
-          <w:numId w:val="1"/>
-        </w:numPr>
-      </w:pPr>
-      <w:r>
-        <w:t>il telescopio vibra anche con un soffio</w:t>
-      </w:r>
-    </w:p>
-    <w:p>
-      <w:pPr>
-        <w:numPr>
-          <w:ilvl w:val="0"/>
-          <w:numId w:val="1"/>
-        </w:numPr>
-      </w:pPr>
-      <w:r>
-        <w:t>l’atmosfera distorce l’immagine (seeing)</w:t>
-      </w:r>
-    </w:p>
-    <w:p>
-      <w:pPr>
-        <w:numPr>
-          <w:ilvl w:val="0"/>
-          <w:numId w:val="1"/>
-        </w:numPr>
-      </w:pPr>
-      <w:r>
-        <w:t>il sensore del telefono introduce rumore</w:t>
-      </w:r>
-    </w:p>
-    <w:p>
-      <w:pPr>
-        <w:numPr>
-          <w:ilvl w:val="0"/>
-          <w:numId w:val="1"/>
-        </w:numPr>
-      </w:pPr>
-      <w:r>
-        <w:t>un singolo scatto è SEMPRE mediocre</w:t>
-      </w:r>
-    </w:p>
-    <w:p>
-      <w:r>
-        <w:t>La soluzione professionale è:</w:t>
-      </w:r>
-    </w:p>
-    <w:p>
-      <w:pPr>
-        <w:rPr>
-          <w:b/>
-          <w:bCs/>
-        </w:rPr>
-      </w:pPr>
-      <w:r>
-        <w:rPr>
-          <w:rFonts w:ascii="Segoe UI Emoji" w:hAnsi="Segoe UI Emoji" w:cs="Segoe UI Emoji"/>
-          <w:b/>
-          <w:bCs/>
-        </w:rPr>
-        <w:t>👉</w:t>
-      </w:r>
-      <w:r>
-        <w:rPr>
-          <w:b/>
-          <w:bCs/>
-        </w:rPr>
-        <w:t xml:space="preserve"> scatti 10–30 foto → le allinei → le medi → ottieni un’immagine molto più nitida e pulita</w:t>
-      </w:r>
-    </w:p>
-    <w:p>
-      <w:r>
-        <w:t>È lo stesso principio di:</w:t>
-      </w:r>
-    </w:p>
-    <w:p>
-      <w:pPr>
-        <w:numPr>
-          <w:ilvl w:val="0"/>
-          <w:numId w:val="2"/>
-        </w:numPr>
-      </w:pPr>
-      <w:proofErr w:type="spellStart"/>
-      <w:r>
-        <w:rPr>
-          <w:b/>
-          <w:bCs/>
-        </w:rPr>
-        <w:t>DeepSkyStacker</w:t>
-      </w:r>
-      <w:proofErr w:type="spellEnd"/>
-    </w:p>
-    <w:p>
-      <w:pPr>
-        <w:numPr>
-          <w:ilvl w:val="0"/>
-          <w:numId w:val="2"/>
-        </w:numPr>
-      </w:pPr>
-      <w:proofErr w:type="spellStart"/>
-      <w:r>
-        <w:rPr>
-          <w:b/>
-          <w:bCs/>
-        </w:rPr>
-        <w:t>Registax</w:t>
-      </w:r>
-      <w:proofErr w:type="spellEnd"/>
-    </w:p>
-    <w:p>
-      <w:pPr>
-        <w:numPr>
-          <w:ilvl w:val="0"/>
-          <w:numId w:val="2"/>
-        </w:numPr>
-      </w:pPr>
-      <w:proofErr w:type="spellStart"/>
-      <w:r>
-        <w:rPr>
-          <w:b/>
-          <w:bCs/>
-        </w:rPr>
-        <w:t>AstroSurface</w:t>
-      </w:r>
-      <w:proofErr w:type="spellEnd"/>
-    </w:p>
-    <w:p>
-      <w:r>
-        <w:t>Ma fatto direttamente nell’app.</w:t>
-      </w:r>
-    </w:p>
-    <w:p>
-      <w:pPr>
-        <w:rPr>
-          <w:b/>
-          <w:bCs/>
-        </w:rPr>
-      </w:pPr>
-      <w:r>
-        <w:rPr>
-          <w:b/>
-          <w:bCs/>
-        </w:rPr>
-        <w:t>Come implementarlo</w:t>
       </w:r>
     </w:p>
     <w:p>
@@ -1440,84 +1120,6 @@
         </w:numPr>
       </w:pPr>
       <w:r>
-        <w:t xml:space="preserve">fai 10–20 scatti con </w:t>
-      </w:r>
-      <w:proofErr w:type="spellStart"/>
-      <w:r>
-        <w:t>takePicture</w:t>
-      </w:r>
-      <w:proofErr w:type="spellEnd"/>
-      <w:r>
-        <w:t>()</w:t>
-      </w:r>
-    </w:p>
-    <w:p>
-      <w:pPr>
-        <w:numPr>
-          <w:ilvl w:val="0"/>
-          <w:numId w:val="3"/>
-        </w:numPr>
-      </w:pPr>
-      <w:proofErr w:type="spellStart"/>
-      <w:r>
-        <w:t>li</w:t>
-      </w:r>
-      <w:proofErr w:type="spellEnd"/>
-      <w:r>
-        <w:t xml:space="preserve"> carichi in memoria (o su file)</w:t>
-      </w:r>
-    </w:p>
-    <w:p>
-      <w:pPr>
-        <w:numPr>
-          <w:ilvl w:val="0"/>
-          <w:numId w:val="3"/>
-        </w:numPr>
-      </w:pPr>
-      <w:proofErr w:type="spellStart"/>
-      <w:r>
-        <w:t>li</w:t>
-      </w:r>
-      <w:proofErr w:type="spellEnd"/>
-      <w:r>
-        <w:t xml:space="preserve"> allinei con una semplice cross</w:t>
-      </w:r>
-      <w:r>
-        <w:noBreakHyphen/>
-      </w:r>
-      <w:proofErr w:type="spellStart"/>
-      <w:r>
-        <w:t>correlation</w:t>
-      </w:r>
-      <w:proofErr w:type="spellEnd"/>
-    </w:p>
-    <w:p>
-      <w:pPr>
-        <w:numPr>
-          <w:ilvl w:val="0"/>
-          <w:numId w:val="3"/>
-        </w:numPr>
-      </w:pPr>
-      <w:r>
-        <w:t>fai una media pixel</w:t>
-      </w:r>
-      <w:r>
-        <w:noBreakHyphen/>
-        <w:t>per</w:t>
-      </w:r>
-      <w:r>
-        <w:noBreakHyphen/>
-        <w:t>pixel</w:t>
-      </w:r>
-    </w:p>
-    <w:p>
-      <w:pPr>
-        <w:numPr>
-          <w:ilvl w:val="0"/>
-          <w:numId w:val="3"/>
-        </w:numPr>
-      </w:pPr>
-      <w:r>
         <w:t xml:space="preserve">applichi un leggero </w:t>
       </w:r>
       <w:proofErr w:type="spellStart"/>
@@ -1526,45 +1128,7 @@
       </w:r>
       <w:proofErr w:type="spellEnd"/>
     </w:p>
-    <w:p>
-      <w:r>
-        <w:t xml:space="preserve">Risultato: </w:t>
-      </w:r>
-      <w:r>
-        <w:rPr>
-          <w:b/>
-          <w:bCs/>
-        </w:rPr>
-        <w:t>foto astronomiche 10 volte migliori</w:t>
-      </w:r>
-      <w:r>
-        <w:t>.</w:t>
-      </w:r>
-    </w:p>
-    <w:p>
-      <w:r>
-        <w:t xml:space="preserve">Se vuoi, te lo preparo in </w:t>
-      </w:r>
-      <w:proofErr w:type="spellStart"/>
-      <w:r>
-        <w:t>Kotlin</w:t>
-      </w:r>
-      <w:proofErr w:type="spellEnd"/>
-      <w:r>
-        <w:t xml:space="preserve"> passo</w:t>
-      </w:r>
-      <w:r>
-        <w:noBreakHyphen/>
-        <w:t>passo.</w:t>
-      </w:r>
-    </w:p>
-    <w:p>
-      <w:r>
-        <w:pict w14:anchorId="7A9775D4">
-          <v:rect id="_x0000_i1026" style="width:0;height:1.5pt" o:hralign="center" o:hrstd="t" o:hr="t" fillcolor="#a0a0a0" stroked="f"/>
-        </w:pict>
-      </w:r>
-    </w:p>
+    <w:p/>
     <w:p>
       <w:pPr>
         <w:rPr>
@@ -1590,7 +1154,6 @@
     </w:p>
     <w:p>
       <w:r>
-        <w:lastRenderedPageBreak/>
         <w:t>Per Luna e pianeti non serve lunga esposizione.</w:t>
       </w:r>
       <w:r>
@@ -1845,6 +1408,7 @@
     </w:p>
     <w:p>
       <w:r>
+        <w:lastRenderedPageBreak/>
         <w:t>Tu già fai un delay prima dello scatto.</w:t>
       </w:r>
       <w:r>
@@ -1954,7 +1518,6 @@
     </w:p>
     <w:p>
       <w:r>
-        <w:lastRenderedPageBreak/>
         <w:t>Per foto astronomiche è fondamentale che il telefono sia:</w:t>
       </w:r>
     </w:p>
@@ -2199,6 +1762,7 @@
     </w:p>
     <w:p>
       <w:r>
+        <w:lastRenderedPageBreak/>
         <w:pict w14:anchorId="51E84B89">
           <v:rect id="_x0000_i1032" style="width:0;height:1.5pt" o:hralign="center" o:hrstd="t" o:hr="t" fillcolor="#a0a0a0" stroked="f"/>
         </w:pict>
@@ -2359,7 +1923,6 @@
     </w:p>
     <w:p>
       <w:r>
-        <w:lastRenderedPageBreak/>
         <w:pict w14:anchorId="57A6A062">
           <v:rect id="_x0000_i1033" style="width:0;height:1.5pt" o:hralign="center" o:hrstd="t" o:hr="t" fillcolor="#a0a0a0" stroked="f"/>
         </w:pict>
@@ -2727,6 +2290,7 @@
       </w:pPr>
       <w:proofErr w:type="spellStart"/>
       <w:r>
+        <w:lastRenderedPageBreak/>
         <w:t>li</w:t>
       </w:r>
       <w:proofErr w:type="spellEnd"/>
@@ -2924,7 +2488,6 @@
     </w:p>
     <w:p>
       <w:r>
-        <w:lastRenderedPageBreak/>
         <w:pict w14:anchorId="151562EE">
           <v:rect id="_x0000_i1036" style="width:0;height:1.5pt" o:hralign="center" o:hrstd="t" o:hr="t" fillcolor="#a0a0a0" stroked="f"/>
         </w:pict>
@@ -3406,6 +2969,7 @@
         <w:t xml:space="preserve">fun </w:t>
       </w:r>
       <w:proofErr w:type="spellStart"/>
+      <w:proofErr w:type="gramStart"/>
       <w:r>
         <w:rPr>
           <w:rFonts w:ascii="Segoe UI Emoji" w:hAnsi="Segoe UI Emoji" w:cs="Segoe UI Emoji"/>
@@ -3423,7 +2987,17 @@
           <w:bCs/>
           <w:lang w:val="en-GB"/>
         </w:rPr>
-        <w:t>(context: Context, folder: String): List&lt;Bitmap&gt; {</w:t>
+        <w:t>(</w:t>
+      </w:r>
+      <w:proofErr w:type="gramEnd"/>
+      <w:r>
+        <w:rPr>
+          <w:rFonts w:ascii="Segoe UI Emoji" w:hAnsi="Segoe UI Emoji" w:cs="Segoe UI Emoji"/>
+          <w:b/>
+          <w:bCs/>
+          <w:lang w:val="en-GB"/>
+        </w:rPr>
+        <w:t>context: Context, folder: String): List&lt;Bitmap&gt; {</w:t>
       </w:r>
     </w:p>
     <w:p>
@@ -3482,25 +3056,46 @@
           <w:bCs/>
           <w:lang w:val="en-GB"/>
         </w:rPr>
-        <w:t>&lt;Bitmap&gt;()</w:t>
-      </w:r>
-    </w:p>
-    <w:p>
-      <w:pPr>
-        <w:rPr>
-          <w:rFonts w:ascii="Segoe UI Emoji" w:hAnsi="Segoe UI Emoji" w:cs="Segoe UI Emoji"/>
-          <w:b/>
-          <w:bCs/>
-          <w:lang w:val="en-GB"/>
-        </w:rPr>
-      </w:pPr>
-      <w:r>
-        <w:rPr>
-          <w:rFonts w:ascii="Segoe UI Emoji" w:hAnsi="Segoe UI Emoji" w:cs="Segoe UI Emoji"/>
-          <w:b/>
-          <w:bCs/>
-          <w:lang w:val="en-GB"/>
-        </w:rPr>
+        <w:t>&lt;Bitmap</w:t>
+      </w:r>
+      <w:proofErr w:type="gramStart"/>
+      <w:r>
+        <w:rPr>
+          <w:rFonts w:ascii="Segoe UI Emoji" w:hAnsi="Segoe UI Emoji" w:cs="Segoe UI Emoji"/>
+          <w:b/>
+          <w:bCs/>
+          <w:lang w:val="en-GB"/>
+        </w:rPr>
+        <w:t>&gt;(</w:t>
+      </w:r>
+      <w:proofErr w:type="gramEnd"/>
+      <w:r>
+        <w:rPr>
+          <w:rFonts w:ascii="Segoe UI Emoji" w:hAnsi="Segoe UI Emoji" w:cs="Segoe UI Emoji"/>
+          <w:b/>
+          <w:bCs/>
+          <w:lang w:val="en-GB"/>
+        </w:rPr>
+        <w:t>)</w:t>
+      </w:r>
+    </w:p>
+    <w:p>
+      <w:pPr>
+        <w:rPr>
+          <w:rFonts w:ascii="Segoe UI Emoji" w:hAnsi="Segoe UI Emoji" w:cs="Segoe UI Emoji"/>
+          <w:b/>
+          <w:bCs/>
+          <w:lang w:val="en-GB"/>
+        </w:rPr>
+      </w:pPr>
+      <w:r>
+        <w:rPr>
+          <w:rFonts w:ascii="Segoe UI Emoji" w:hAnsi="Segoe UI Emoji" w:cs="Segoe UI Emoji"/>
+          <w:b/>
+          <w:bCs/>
+          <w:lang w:val="en-GB"/>
+        </w:rPr>
+        <w:lastRenderedPageBreak/>
         <w:t xml:space="preserve">    </w:t>
       </w:r>
       <w:proofErr w:type="spellStart"/>
@@ -3524,14 +3119,25 @@
         <w:t xml:space="preserve"> collection = </w:t>
       </w:r>
       <w:proofErr w:type="spellStart"/>
-      <w:r>
-        <w:rPr>
-          <w:rFonts w:ascii="Segoe UI Emoji" w:hAnsi="Segoe UI Emoji" w:cs="Segoe UI Emoji"/>
-          <w:b/>
-          <w:bCs/>
-          <w:lang w:val="en-GB"/>
-        </w:rPr>
-        <w:t>MediaStore.Images.Media.EXTERNAL_CONTENT_URI</w:t>
+      <w:proofErr w:type="gramStart"/>
+      <w:r>
+        <w:rPr>
+          <w:rFonts w:ascii="Segoe UI Emoji" w:hAnsi="Segoe UI Emoji" w:cs="Segoe UI Emoji"/>
+          <w:b/>
+          <w:bCs/>
+          <w:lang w:val="en-GB"/>
+        </w:rPr>
+        <w:t>MediaStore.Images.Media.EXTERNAL</w:t>
+      </w:r>
+      <w:proofErr w:type="gramEnd"/>
+      <w:r>
+        <w:rPr>
+          <w:rFonts w:ascii="Segoe UI Emoji" w:hAnsi="Segoe UI Emoji" w:cs="Segoe UI Emoji"/>
+          <w:b/>
+          <w:bCs/>
+          <w:lang w:val="en-GB"/>
+        </w:rPr>
+        <w:t>_CONTENT_URI</w:t>
       </w:r>
       <w:proofErr w:type="spellEnd"/>
     </w:p>
@@ -3584,6 +3190,7 @@
         <w:t xml:space="preserve"> projection = </w:t>
       </w:r>
       <w:proofErr w:type="spellStart"/>
+      <w:proofErr w:type="gramStart"/>
       <w:r>
         <w:rPr>
           <w:rFonts w:ascii="Segoe UI Emoji" w:hAnsi="Segoe UI Emoji" w:cs="Segoe UI Emoji"/>
@@ -3603,6 +3210,7 @@
         </w:rPr>
         <w:t>(</w:t>
       </w:r>
+      <w:proofErr w:type="gramEnd"/>
     </w:p>
     <w:p>
       <w:pPr>
@@ -3623,14 +3231,25 @@
         <w:t xml:space="preserve">        </w:t>
       </w:r>
       <w:proofErr w:type="spellStart"/>
-      <w:r>
-        <w:rPr>
-          <w:rFonts w:ascii="Segoe UI Emoji" w:hAnsi="Segoe UI Emoji" w:cs="Segoe UI Emoji"/>
-          <w:b/>
-          <w:bCs/>
-          <w:lang w:val="en-GB"/>
-        </w:rPr>
-        <w:t>MediaStore.Images.Media._ID</w:t>
+      <w:proofErr w:type="gramStart"/>
+      <w:r>
+        <w:rPr>
+          <w:rFonts w:ascii="Segoe UI Emoji" w:hAnsi="Segoe UI Emoji" w:cs="Segoe UI Emoji"/>
+          <w:b/>
+          <w:bCs/>
+          <w:lang w:val="en-GB"/>
+        </w:rPr>
+        <w:t>MediaStore.Images.Media</w:t>
+      </w:r>
+      <w:proofErr w:type="gramEnd"/>
+      <w:r>
+        <w:rPr>
+          <w:rFonts w:ascii="Segoe UI Emoji" w:hAnsi="Segoe UI Emoji" w:cs="Segoe UI Emoji"/>
+          <w:b/>
+          <w:bCs/>
+          <w:lang w:val="en-GB"/>
+        </w:rPr>
+        <w:t>._ID</w:t>
       </w:r>
       <w:proofErr w:type="spellEnd"/>
       <w:r>
@@ -3662,14 +3281,25 @@
         <w:t xml:space="preserve">        </w:t>
       </w:r>
       <w:proofErr w:type="spellStart"/>
-      <w:r>
-        <w:rPr>
-          <w:rFonts w:ascii="Segoe UI Emoji" w:hAnsi="Segoe UI Emoji" w:cs="Segoe UI Emoji"/>
-          <w:b/>
-          <w:bCs/>
-          <w:lang w:val="en-GB"/>
-        </w:rPr>
-        <w:t>MediaStore.Images.Media.DISPLAY_NAME</w:t>
+      <w:proofErr w:type="gramStart"/>
+      <w:r>
+        <w:rPr>
+          <w:rFonts w:ascii="Segoe UI Emoji" w:hAnsi="Segoe UI Emoji" w:cs="Segoe UI Emoji"/>
+          <w:b/>
+          <w:bCs/>
+          <w:lang w:val="en-GB"/>
+        </w:rPr>
+        <w:t>MediaStore.Images.Media.DISPLAY</w:t>
+      </w:r>
+      <w:proofErr w:type="gramEnd"/>
+      <w:r>
+        <w:rPr>
+          <w:rFonts w:ascii="Segoe UI Emoji" w:hAnsi="Segoe UI Emoji" w:cs="Segoe UI Emoji"/>
+          <w:b/>
+          <w:bCs/>
+          <w:lang w:val="en-GB"/>
+        </w:rPr>
+        <w:t>_NAME</w:t>
       </w:r>
       <w:proofErr w:type="spellEnd"/>
       <w:r>
@@ -3701,14 +3331,25 @@
         <w:t xml:space="preserve">        </w:t>
       </w:r>
       <w:proofErr w:type="spellStart"/>
-      <w:r>
-        <w:rPr>
-          <w:rFonts w:ascii="Segoe UI Emoji" w:hAnsi="Segoe UI Emoji" w:cs="Segoe UI Emoji"/>
-          <w:b/>
-          <w:bCs/>
-          <w:lang w:val="en-GB"/>
-        </w:rPr>
-        <w:t>MediaStore.Images.Media.RELATIVE_PATH</w:t>
+      <w:proofErr w:type="gramStart"/>
+      <w:r>
+        <w:rPr>
+          <w:rFonts w:ascii="Segoe UI Emoji" w:hAnsi="Segoe UI Emoji" w:cs="Segoe UI Emoji"/>
+          <w:b/>
+          <w:bCs/>
+          <w:lang w:val="en-GB"/>
+        </w:rPr>
+        <w:t>MediaStore.Images.Media.RELATIVE</w:t>
+      </w:r>
+      <w:proofErr w:type="gramEnd"/>
+      <w:r>
+        <w:rPr>
+          <w:rFonts w:ascii="Segoe UI Emoji" w:hAnsi="Segoe UI Emoji" w:cs="Segoe UI Emoji"/>
+          <w:b/>
+          <w:bCs/>
+          <w:lang w:val="en-GB"/>
+        </w:rPr>
+        <w:t>_PATH</w:t>
       </w:r>
       <w:proofErr w:type="spellEnd"/>
     </w:p>
@@ -3780,24 +3421,55 @@
         <w:t xml:space="preserve"> selection = "${</w:t>
       </w:r>
       <w:proofErr w:type="spellStart"/>
-      <w:r>
-        <w:rPr>
-          <w:rFonts w:ascii="Segoe UI Emoji" w:hAnsi="Segoe UI Emoji" w:cs="Segoe UI Emoji"/>
-          <w:b/>
-          <w:bCs/>
-          <w:lang w:val="en-GB"/>
-        </w:rPr>
-        <w:t>MediaStore.Images.Media.RELATIVE_PATH</w:t>
-      </w:r>
-      <w:proofErr w:type="spellEnd"/>
-      <w:r>
-        <w:rPr>
-          <w:rFonts w:ascii="Segoe UI Emoji" w:hAnsi="Segoe UI Emoji" w:cs="Segoe UI Emoji"/>
-          <w:b/>
-          <w:bCs/>
-          <w:lang w:val="en-GB"/>
-        </w:rPr>
-        <w:t>} LIKE ?"</w:t>
+      <w:proofErr w:type="gramStart"/>
+      <w:r>
+        <w:rPr>
+          <w:rFonts w:ascii="Segoe UI Emoji" w:hAnsi="Segoe UI Emoji" w:cs="Segoe UI Emoji"/>
+          <w:b/>
+          <w:bCs/>
+          <w:lang w:val="en-GB"/>
+        </w:rPr>
+        <w:t>MediaStore.Images.Media.RELATIVE</w:t>
+      </w:r>
+      <w:proofErr w:type="gramEnd"/>
+      <w:r>
+        <w:rPr>
+          <w:rFonts w:ascii="Segoe UI Emoji" w:hAnsi="Segoe UI Emoji" w:cs="Segoe UI Emoji"/>
+          <w:b/>
+          <w:bCs/>
+          <w:lang w:val="en-GB"/>
+        </w:rPr>
+        <w:t>_PATH</w:t>
+      </w:r>
+      <w:proofErr w:type="spellEnd"/>
+      <w:r>
+        <w:rPr>
+          <w:rFonts w:ascii="Segoe UI Emoji" w:hAnsi="Segoe UI Emoji" w:cs="Segoe UI Emoji"/>
+          <w:b/>
+          <w:bCs/>
+          <w:lang w:val="en-GB"/>
+        </w:rPr>
+        <w:t xml:space="preserve">} </w:t>
+      </w:r>
+      <w:proofErr w:type="gramStart"/>
+      <w:r>
+        <w:rPr>
+          <w:rFonts w:ascii="Segoe UI Emoji" w:hAnsi="Segoe UI Emoji" w:cs="Segoe UI Emoji"/>
+          <w:b/>
+          <w:bCs/>
+          <w:lang w:val="en-GB"/>
+        </w:rPr>
+        <w:t>LIKE ?</w:t>
+      </w:r>
+      <w:proofErr w:type="gramEnd"/>
+      <w:r>
+        <w:rPr>
+          <w:rFonts w:ascii="Segoe UI Emoji" w:hAnsi="Segoe UI Emoji" w:cs="Segoe UI Emoji"/>
+          <w:b/>
+          <w:bCs/>
+          <w:lang w:val="en-GB"/>
+        </w:rPr>
+        <w:t>"</w:t>
       </w:r>
     </w:p>
     <w:p>
@@ -3908,6 +3580,7 @@
         <w:t xml:space="preserve">    </w:t>
       </w:r>
       <w:proofErr w:type="spellStart"/>
+      <w:proofErr w:type="gramStart"/>
       <w:r>
         <w:rPr>
           <w:rFonts w:ascii="Segoe UI Emoji" w:hAnsi="Segoe UI Emoji" w:cs="Segoe UI Emoji"/>
@@ -3918,6 +3591,7 @@
         <w:t>context.contentResolver.query</w:t>
       </w:r>
       <w:proofErr w:type="spellEnd"/>
+      <w:proofErr w:type="gramEnd"/>
       <w:r>
         <w:rPr>
           <w:rFonts w:ascii="Segoe UI Emoji" w:hAnsi="Segoe UI Emoji" w:cs="Segoe UI Emoji"/>
@@ -4059,7 +3733,47 @@
           <w:bCs/>
           <w:lang w:val="en-GB"/>
         </w:rPr>
-        <w:t xml:space="preserve">    )?.use { cursor -&gt;</w:t>
+        <w:t xml:space="preserve">    </w:t>
+      </w:r>
+      <w:proofErr w:type="gramStart"/>
+      <w:r>
+        <w:rPr>
+          <w:rFonts w:ascii="Segoe UI Emoji" w:hAnsi="Segoe UI Emoji" w:cs="Segoe UI Emoji"/>
+          <w:b/>
+          <w:bCs/>
+          <w:lang w:val="en-GB"/>
+        </w:rPr>
+        <w:t>)?.</w:t>
+      </w:r>
+      <w:proofErr w:type="gramEnd"/>
+      <w:r>
+        <w:rPr>
+          <w:rFonts w:ascii="Segoe UI Emoji" w:hAnsi="Segoe UI Emoji" w:cs="Segoe UI Emoji"/>
+          <w:b/>
+          <w:bCs/>
+          <w:lang w:val="en-GB"/>
+        </w:rPr>
+        <w:t xml:space="preserve">use </w:t>
+      </w:r>
+      <w:proofErr w:type="gramStart"/>
+      <w:r>
+        <w:rPr>
+          <w:rFonts w:ascii="Segoe UI Emoji" w:hAnsi="Segoe UI Emoji" w:cs="Segoe UI Emoji"/>
+          <w:b/>
+          <w:bCs/>
+          <w:lang w:val="en-GB"/>
+        </w:rPr>
+        <w:t>{ cursor</w:t>
+      </w:r>
+      <w:proofErr w:type="gramEnd"/>
+      <w:r>
+        <w:rPr>
+          <w:rFonts w:ascii="Segoe UI Emoji" w:hAnsi="Segoe UI Emoji" w:cs="Segoe UI Emoji"/>
+          <w:b/>
+          <w:bCs/>
+          <w:lang w:val="en-GB"/>
+        </w:rPr>
+        <w:t xml:space="preserve"> -&gt;</w:t>
       </w:r>
     </w:p>
     <w:p>
@@ -4121,6 +3835,7 @@
         <w:t xml:space="preserve"> = </w:t>
       </w:r>
       <w:proofErr w:type="spellStart"/>
+      <w:proofErr w:type="gramStart"/>
       <w:r>
         <w:rPr>
           <w:rFonts w:ascii="Segoe UI Emoji" w:hAnsi="Segoe UI Emoji" w:cs="Segoe UI Emoji"/>
@@ -4131,6 +3846,7 @@
         <w:t>cursor.getColumnIndexOrThrow</w:t>
       </w:r>
       <w:proofErr w:type="spellEnd"/>
+      <w:proofErr w:type="gramEnd"/>
       <w:r>
         <w:rPr>
           <w:rFonts w:ascii="Segoe UI Emoji" w:hAnsi="Segoe UI Emoji" w:cs="Segoe UI Emoji"/>
@@ -4141,14 +3857,25 @@
         <w:t>(</w:t>
       </w:r>
       <w:proofErr w:type="spellStart"/>
-      <w:r>
-        <w:rPr>
-          <w:rFonts w:ascii="Segoe UI Emoji" w:hAnsi="Segoe UI Emoji" w:cs="Segoe UI Emoji"/>
-          <w:b/>
-          <w:bCs/>
-          <w:lang w:val="en-GB"/>
-        </w:rPr>
-        <w:t>MediaStore.Images.Media._ID</w:t>
+      <w:proofErr w:type="gramStart"/>
+      <w:r>
+        <w:rPr>
+          <w:rFonts w:ascii="Segoe UI Emoji" w:hAnsi="Segoe UI Emoji" w:cs="Segoe UI Emoji"/>
+          <w:b/>
+          <w:bCs/>
+          <w:lang w:val="en-GB"/>
+        </w:rPr>
+        <w:t>MediaStore.Images.Media</w:t>
+      </w:r>
+      <w:proofErr w:type="gramEnd"/>
+      <w:r>
+        <w:rPr>
+          <w:rFonts w:ascii="Segoe UI Emoji" w:hAnsi="Segoe UI Emoji" w:cs="Segoe UI Emoji"/>
+          <w:b/>
+          <w:bCs/>
+          <w:lang w:val="en-GB"/>
+        </w:rPr>
+        <w:t>._ID</w:t>
       </w:r>
       <w:proofErr w:type="spellEnd"/>
       <w:r>
@@ -4190,6 +3917,7 @@
         <w:t xml:space="preserve">        while (</w:t>
       </w:r>
       <w:proofErr w:type="spellStart"/>
+      <w:proofErr w:type="gramStart"/>
       <w:r>
         <w:rPr>
           <w:rFonts w:ascii="Segoe UI Emoji" w:hAnsi="Segoe UI Emoji" w:cs="Segoe UI Emoji"/>
@@ -4200,6 +3928,7 @@
         <w:t>cursor.moveToNext</w:t>
       </w:r>
       <w:proofErr w:type="spellEnd"/>
+      <w:proofErr w:type="gramEnd"/>
       <w:r>
         <w:rPr>
           <w:rFonts w:ascii="Segoe UI Emoji" w:hAnsi="Segoe UI Emoji" w:cs="Segoe UI Emoji"/>
@@ -4249,6 +3978,7 @@
         <w:t xml:space="preserve"> id = </w:t>
       </w:r>
       <w:proofErr w:type="spellStart"/>
+      <w:proofErr w:type="gramStart"/>
       <w:r>
         <w:rPr>
           <w:rFonts w:ascii="Segoe UI Emoji" w:hAnsi="Segoe UI Emoji" w:cs="Segoe UI Emoji"/>
@@ -4259,6 +3989,7 @@
         <w:t>cursor.getLong</w:t>
       </w:r>
       <w:proofErr w:type="spellEnd"/>
+      <w:proofErr w:type="gramEnd"/>
       <w:r>
         <w:rPr>
           <w:rFonts w:ascii="Segoe UI Emoji" w:hAnsi="Segoe UI Emoji" w:cs="Segoe UI Emoji"/>
@@ -4446,6 +4177,7 @@
         <w:t xml:space="preserve">                </w:t>
       </w:r>
       <w:proofErr w:type="spellStart"/>
+      <w:proofErr w:type="gramStart"/>
       <w:r>
         <w:rPr>
           <w:rFonts w:ascii="Segoe UI Emoji" w:hAnsi="Segoe UI Emoji" w:cs="Segoe UI Emoji"/>
@@ -4456,6 +4188,7 @@
         <w:t>context.contentResolver.openInputStream</w:t>
       </w:r>
       <w:proofErr w:type="spellEnd"/>
+      <w:proofErr w:type="gramEnd"/>
       <w:r>
         <w:rPr>
           <w:rFonts w:ascii="Segoe UI Emoji" w:hAnsi="Segoe UI Emoji" w:cs="Segoe UI Emoji"/>
@@ -4608,6 +4341,7 @@
           <w:bCs/>
           <w:lang w:val="en-GB"/>
         </w:rPr>
+        <w:lastRenderedPageBreak/>
         <w:t xml:space="preserve">    return bitmaps</w:t>
       </w:r>
     </w:p>
@@ -4720,6 +4454,7 @@
         <w:t xml:space="preserve">fun </w:t>
       </w:r>
       <w:proofErr w:type="spellStart"/>
+      <w:proofErr w:type="gramStart"/>
       <w:r>
         <w:rPr>
           <w:rFonts w:ascii="Segoe UI Emoji" w:hAnsi="Segoe UI Emoji" w:cs="Segoe UI Emoji"/>
@@ -4737,7 +4472,17 @@
           <w:bCs/>
           <w:lang w:val="en-GB"/>
         </w:rPr>
-        <w:t>(bmp: Bitmap): Array&lt;</w:t>
+        <w:t>(</w:t>
+      </w:r>
+      <w:proofErr w:type="gramEnd"/>
+      <w:r>
+        <w:rPr>
+          <w:rFonts w:ascii="Segoe UI Emoji" w:hAnsi="Segoe UI Emoji" w:cs="Segoe UI Emoji"/>
+          <w:b/>
+          <w:bCs/>
+          <w:lang w:val="en-GB"/>
+        </w:rPr>
+        <w:t>bmp: Bitmap): Array&lt;</w:t>
       </w:r>
       <w:proofErr w:type="spellStart"/>
       <w:r>
@@ -4799,6 +4544,7 @@
         <w:t xml:space="preserve"> w = </w:t>
       </w:r>
       <w:proofErr w:type="spellStart"/>
+      <w:proofErr w:type="gramStart"/>
       <w:r>
         <w:rPr>
           <w:rFonts w:ascii="Segoe UI Emoji" w:hAnsi="Segoe UI Emoji" w:cs="Segoe UI Emoji"/>
@@ -4809,6 +4555,7 @@
         <w:t>bmp.width</w:t>
       </w:r>
       <w:proofErr w:type="spellEnd"/>
+      <w:proofErr w:type="gramEnd"/>
     </w:p>
     <w:p>
       <w:pPr>
@@ -4849,6 +4596,7 @@
         <w:t xml:space="preserve"> h = </w:t>
       </w:r>
       <w:proofErr w:type="spellStart"/>
+      <w:proofErr w:type="gramStart"/>
       <w:r>
         <w:rPr>
           <w:rFonts w:ascii="Segoe UI Emoji" w:hAnsi="Segoe UI Emoji" w:cs="Segoe UI Emoji"/>
@@ -4859,6 +4607,7 @@
         <w:t>bmp.height</w:t>
       </w:r>
       <w:proofErr w:type="spellEnd"/>
+      <w:proofErr w:type="gramEnd"/>
     </w:p>
     <w:p>
       <w:pPr>
@@ -4916,7 +4665,17 @@
           <w:bCs/>
           <w:lang w:val="en-GB"/>
         </w:rPr>
-        <w:t xml:space="preserve"> = Array(h) { </w:t>
+        <w:t xml:space="preserve"> = Array(h) </w:t>
+      </w:r>
+      <w:proofErr w:type="gramStart"/>
+      <w:r>
+        <w:rPr>
+          <w:rFonts w:ascii="Segoe UI Emoji" w:hAnsi="Segoe UI Emoji" w:cs="Segoe UI Emoji"/>
+          <w:b/>
+          <w:bCs/>
+          <w:lang w:val="en-GB"/>
+        </w:rPr>
+        <w:t xml:space="preserve">{ </w:t>
       </w:r>
       <w:proofErr w:type="spellStart"/>
       <w:r>
@@ -4929,43 +4688,54 @@
         <w:t>FloatArray</w:t>
       </w:r>
       <w:proofErr w:type="spellEnd"/>
-      <w:r>
-        <w:rPr>
-          <w:rFonts w:ascii="Segoe UI Emoji" w:hAnsi="Segoe UI Emoji" w:cs="Segoe UI Emoji"/>
-          <w:b/>
-          <w:bCs/>
-          <w:lang w:val="en-GB"/>
-        </w:rPr>
-        <w:t>(w) }</w:t>
-      </w:r>
-    </w:p>
-    <w:p>
-      <w:pPr>
-        <w:rPr>
-          <w:rFonts w:ascii="Segoe UI Emoji" w:hAnsi="Segoe UI Emoji" w:cs="Segoe UI Emoji"/>
-          <w:b/>
-          <w:bCs/>
-          <w:lang w:val="en-GB"/>
-        </w:rPr>
-      </w:pPr>
-    </w:p>
-    <w:p>
-      <w:pPr>
-        <w:rPr>
-          <w:rFonts w:ascii="Segoe UI Emoji" w:hAnsi="Segoe UI Emoji" w:cs="Segoe UI Emoji"/>
-          <w:b/>
-          <w:bCs/>
-          <w:lang w:val="en-GB"/>
-        </w:rPr>
-      </w:pPr>
-      <w:r>
-        <w:rPr>
-          <w:rFonts w:ascii="Segoe UI Emoji" w:hAnsi="Segoe UI Emoji" w:cs="Segoe UI Emoji"/>
-          <w:b/>
-          <w:bCs/>
-          <w:lang w:val="en-GB"/>
-        </w:rPr>
-        <w:lastRenderedPageBreak/>
+      <w:proofErr w:type="gramEnd"/>
+      <w:r>
+        <w:rPr>
+          <w:rFonts w:ascii="Segoe UI Emoji" w:hAnsi="Segoe UI Emoji" w:cs="Segoe UI Emoji"/>
+          <w:b/>
+          <w:bCs/>
+          <w:lang w:val="en-GB"/>
+        </w:rPr>
+        <w:t>(w</w:t>
+      </w:r>
+      <w:proofErr w:type="gramStart"/>
+      <w:r>
+        <w:rPr>
+          <w:rFonts w:ascii="Segoe UI Emoji" w:hAnsi="Segoe UI Emoji" w:cs="Segoe UI Emoji"/>
+          <w:b/>
+          <w:bCs/>
+          <w:lang w:val="en-GB"/>
+        </w:rPr>
+        <w:t>) }</w:t>
+      </w:r>
+      <w:proofErr w:type="gramEnd"/>
+    </w:p>
+    <w:p>
+      <w:pPr>
+        <w:rPr>
+          <w:rFonts w:ascii="Segoe UI Emoji" w:hAnsi="Segoe UI Emoji" w:cs="Segoe UI Emoji"/>
+          <w:b/>
+          <w:bCs/>
+          <w:lang w:val="en-GB"/>
+        </w:rPr>
+      </w:pPr>
+    </w:p>
+    <w:p>
+      <w:pPr>
+        <w:rPr>
+          <w:rFonts w:ascii="Segoe UI Emoji" w:hAnsi="Segoe UI Emoji" w:cs="Segoe UI Emoji"/>
+          <w:b/>
+          <w:bCs/>
+          <w:lang w:val="en-GB"/>
+        </w:rPr>
+      </w:pPr>
+      <w:r>
+        <w:rPr>
+          <w:rFonts w:ascii="Segoe UI Emoji" w:hAnsi="Segoe UI Emoji" w:cs="Segoe UI Emoji"/>
+          <w:b/>
+          <w:bCs/>
+          <w:lang w:val="en-GB"/>
+        </w:rPr>
         <w:t xml:space="preserve">    for (y in 0 until h) {</w:t>
       </w:r>
     </w:p>
@@ -5016,6 +4786,7 @@
         <w:t xml:space="preserve">val pixel = </w:t>
       </w:r>
       <w:proofErr w:type="spellStart"/>
+      <w:proofErr w:type="gramStart"/>
       <w:r>
         <w:rPr>
           <w:rFonts w:ascii="Segoe UI Emoji" w:hAnsi="Segoe UI Emoji" w:cs="Segoe UI Emoji"/>
@@ -5026,6 +4797,7 @@
         <w:t>bmp.getPixel</w:t>
       </w:r>
       <w:proofErr w:type="spellEnd"/>
+      <w:proofErr w:type="gramEnd"/>
       <w:r>
         <w:rPr>
           <w:rFonts w:ascii="Segoe UI Emoji" w:hAnsi="Segoe UI Emoji" w:cs="Segoe UI Emoji"/>
@@ -5363,6 +5135,7 @@
         <w:t xml:space="preserve">fun </w:t>
       </w:r>
       <w:proofErr w:type="spellStart"/>
+      <w:proofErr w:type="gramStart"/>
       <w:r>
         <w:rPr>
           <w:rFonts w:ascii="Segoe UI Emoji" w:hAnsi="Segoe UI Emoji" w:cs="Segoe UI Emoji"/>
@@ -5380,7 +5153,17 @@
           <w:bCs/>
           <w:lang w:val="en-GB"/>
         </w:rPr>
-        <w:t>(images: List&lt;Array&lt;</w:t>
+        <w:t>(</w:t>
+      </w:r>
+      <w:proofErr w:type="gramEnd"/>
+      <w:r>
+        <w:rPr>
+          <w:rFonts w:ascii="Segoe UI Emoji" w:hAnsi="Segoe UI Emoji" w:cs="Segoe UI Emoji"/>
+          <w:b/>
+          <w:bCs/>
+          <w:lang w:val="en-GB"/>
+        </w:rPr>
+        <w:t>images: List&lt;Array&lt;</w:t>
       </w:r>
       <w:proofErr w:type="spellStart"/>
       <w:r>
@@ -5459,8 +5242,39 @@
           <w:bCs/>
           <w:lang w:val="en-GB"/>
         </w:rPr>
-        <w:t xml:space="preserve"> h = images[0].size</w:t>
-      </w:r>
+        <w:t xml:space="preserve"> h = </w:t>
+      </w:r>
+      <w:proofErr w:type="gramStart"/>
+      <w:r>
+        <w:rPr>
+          <w:rFonts w:ascii="Segoe UI Emoji" w:hAnsi="Segoe UI Emoji" w:cs="Segoe UI Emoji"/>
+          <w:b/>
+          <w:bCs/>
+          <w:lang w:val="en-GB"/>
+        </w:rPr>
+        <w:t>images[</w:t>
+      </w:r>
+      <w:proofErr w:type="gramEnd"/>
+      <w:r>
+        <w:rPr>
+          <w:rFonts w:ascii="Segoe UI Emoji" w:hAnsi="Segoe UI Emoji" w:cs="Segoe UI Emoji"/>
+          <w:b/>
+          <w:bCs/>
+          <w:lang w:val="en-GB"/>
+        </w:rPr>
+        <w:t>0</w:t>
+      </w:r>
+      <w:proofErr w:type="gramStart"/>
+      <w:r>
+        <w:rPr>
+          <w:rFonts w:ascii="Segoe UI Emoji" w:hAnsi="Segoe UI Emoji" w:cs="Segoe UI Emoji"/>
+          <w:b/>
+          <w:bCs/>
+          <w:lang w:val="en-GB"/>
+        </w:rPr>
+        <w:t>].size</w:t>
+      </w:r>
+      <w:proofErr w:type="gramEnd"/>
     </w:p>
     <w:p>
       <w:pPr>
@@ -5498,8 +5312,39 @@
           <w:bCs/>
           <w:lang w:val="en-GB"/>
         </w:rPr>
-        <w:t xml:space="preserve"> w = images[0][0].size</w:t>
-      </w:r>
+        <w:t xml:space="preserve"> w = </w:t>
+      </w:r>
+      <w:proofErr w:type="gramStart"/>
+      <w:r>
+        <w:rPr>
+          <w:rFonts w:ascii="Segoe UI Emoji" w:hAnsi="Segoe UI Emoji" w:cs="Segoe UI Emoji"/>
+          <w:b/>
+          <w:bCs/>
+          <w:lang w:val="en-GB"/>
+        </w:rPr>
+        <w:t>images[</w:t>
+      </w:r>
+      <w:proofErr w:type="gramEnd"/>
+      <w:r>
+        <w:rPr>
+          <w:rFonts w:ascii="Segoe UI Emoji" w:hAnsi="Segoe UI Emoji" w:cs="Segoe UI Emoji"/>
+          <w:b/>
+          <w:bCs/>
+          <w:lang w:val="en-GB"/>
+        </w:rPr>
+        <w:t>0][0</w:t>
+      </w:r>
+      <w:proofErr w:type="gramStart"/>
+      <w:r>
+        <w:rPr>
+          <w:rFonts w:ascii="Segoe UI Emoji" w:hAnsi="Segoe UI Emoji" w:cs="Segoe UI Emoji"/>
+          <w:b/>
+          <w:bCs/>
+          <w:lang w:val="en-GB"/>
+        </w:rPr>
+        <w:t>].size</w:t>
+      </w:r>
+      <w:proofErr w:type="gramEnd"/>
     </w:p>
     <w:p>
       <w:pPr>
@@ -5537,7 +5382,17 @@
           <w:bCs/>
           <w:lang w:val="en-GB"/>
         </w:rPr>
-        <w:t xml:space="preserve"> result = Array(h) { </w:t>
+        <w:t xml:space="preserve"> result = Array(h) </w:t>
+      </w:r>
+      <w:proofErr w:type="gramStart"/>
+      <w:r>
+        <w:rPr>
+          <w:rFonts w:ascii="Segoe UI Emoji" w:hAnsi="Segoe UI Emoji" w:cs="Segoe UI Emoji"/>
+          <w:b/>
+          <w:bCs/>
+          <w:lang w:val="en-GB"/>
+        </w:rPr>
+        <w:t xml:space="preserve">{ </w:t>
       </w:r>
       <w:proofErr w:type="spellStart"/>
       <w:r>
@@ -5550,15 +5405,27 @@
         <w:t>FloatArray</w:t>
       </w:r>
       <w:proofErr w:type="spellEnd"/>
-      <w:r>
-        <w:rPr>
-          <w:rFonts w:ascii="Segoe UI Emoji" w:hAnsi="Segoe UI Emoji" w:cs="Segoe UI Emoji"/>
-          <w:b/>
-          <w:bCs/>
-          <w:lang w:val="en-GB"/>
-        </w:rPr>
-        <w:t>(w) }</w:t>
-      </w:r>
+      <w:proofErr w:type="gramEnd"/>
+      <w:r>
+        <w:rPr>
+          <w:rFonts w:ascii="Segoe UI Emoji" w:hAnsi="Segoe UI Emoji" w:cs="Segoe UI Emoji"/>
+          <w:b/>
+          <w:bCs/>
+          <w:lang w:val="en-GB"/>
+        </w:rPr>
+        <w:t>(w</w:t>
+      </w:r>
+      <w:proofErr w:type="gramStart"/>
+      <w:r>
+        <w:rPr>
+          <w:rFonts w:ascii="Segoe UI Emoji" w:hAnsi="Segoe UI Emoji" w:cs="Segoe UI Emoji"/>
+          <w:b/>
+          <w:bCs/>
+          <w:lang w:val="en-GB"/>
+        </w:rPr>
+        <w:t>) }</w:t>
+      </w:r>
+      <w:proofErr w:type="gramEnd"/>
     </w:p>
     <w:p>
       <w:pPr>
@@ -5682,6 +5549,7 @@
           <w:bCs/>
           <w:lang w:val="en-GB"/>
         </w:rPr>
+        <w:lastRenderedPageBreak/>
         <w:t xml:space="preserve">                </w:t>
       </w:r>
       <w:r>
@@ -5772,6 +5640,7 @@
         <w:t xml:space="preserve">[y][x] = sum / </w:t>
       </w:r>
       <w:proofErr w:type="spellStart"/>
+      <w:proofErr w:type="gramStart"/>
       <w:r>
         <w:rPr>
           <w:rFonts w:ascii="Segoe UI Emoji" w:hAnsi="Segoe UI Emoji" w:cs="Segoe UI Emoji"/>
@@ -5782,6 +5651,7 @@
         <w:t>images.size</w:t>
       </w:r>
       <w:proofErr w:type="spellEnd"/>
+      <w:proofErr w:type="gramEnd"/>
     </w:p>
     <w:p>
       <w:pPr>
@@ -5990,6 +5860,7 @@
         <w:t xml:space="preserve">fun </w:t>
       </w:r>
       <w:proofErr w:type="spellStart"/>
+      <w:proofErr w:type="gramStart"/>
       <w:r>
         <w:rPr>
           <w:rFonts w:ascii="Segoe UI Emoji" w:hAnsi="Segoe UI Emoji" w:cs="Segoe UI Emoji"/>
@@ -6007,7 +5878,17 @@
           <w:bCs/>
           <w:lang w:val="en-GB"/>
         </w:rPr>
-        <w:t>(images: List&lt;Array&lt;</w:t>
+        <w:t>(</w:t>
+      </w:r>
+      <w:proofErr w:type="gramEnd"/>
+      <w:r>
+        <w:rPr>
+          <w:rFonts w:ascii="Segoe UI Emoji" w:hAnsi="Segoe UI Emoji" w:cs="Segoe UI Emoji"/>
+          <w:b/>
+          <w:bCs/>
+          <w:lang w:val="en-GB"/>
+        </w:rPr>
+        <w:t>images: List&lt;Array&lt;</w:t>
       </w:r>
       <w:proofErr w:type="spellStart"/>
       <w:r>
@@ -6066,7 +5947,6 @@
           <w:bCs/>
           <w:lang w:val="en-GB"/>
         </w:rPr>
-        <w:lastRenderedPageBreak/>
         <w:t xml:space="preserve">    </w:t>
       </w:r>
       <w:proofErr w:type="spellStart"/>
@@ -6087,8 +5967,39 @@
           <w:bCs/>
           <w:lang w:val="en-GB"/>
         </w:rPr>
-        <w:t xml:space="preserve"> h = images[0].size</w:t>
-      </w:r>
+        <w:t xml:space="preserve"> h = </w:t>
+      </w:r>
+      <w:proofErr w:type="gramStart"/>
+      <w:r>
+        <w:rPr>
+          <w:rFonts w:ascii="Segoe UI Emoji" w:hAnsi="Segoe UI Emoji" w:cs="Segoe UI Emoji"/>
+          <w:b/>
+          <w:bCs/>
+          <w:lang w:val="en-GB"/>
+        </w:rPr>
+        <w:t>images[</w:t>
+      </w:r>
+      <w:proofErr w:type="gramEnd"/>
+      <w:r>
+        <w:rPr>
+          <w:rFonts w:ascii="Segoe UI Emoji" w:hAnsi="Segoe UI Emoji" w:cs="Segoe UI Emoji"/>
+          <w:b/>
+          <w:bCs/>
+          <w:lang w:val="en-GB"/>
+        </w:rPr>
+        <w:t>0</w:t>
+      </w:r>
+      <w:proofErr w:type="gramStart"/>
+      <w:r>
+        <w:rPr>
+          <w:rFonts w:ascii="Segoe UI Emoji" w:hAnsi="Segoe UI Emoji" w:cs="Segoe UI Emoji"/>
+          <w:b/>
+          <w:bCs/>
+          <w:lang w:val="en-GB"/>
+        </w:rPr>
+        <w:t>].size</w:t>
+      </w:r>
+      <w:proofErr w:type="gramEnd"/>
     </w:p>
     <w:p>
       <w:pPr>
@@ -6126,8 +6037,39 @@
           <w:bCs/>
           <w:lang w:val="en-GB"/>
         </w:rPr>
-        <w:t xml:space="preserve"> w = images[0][0].size</w:t>
-      </w:r>
+        <w:t xml:space="preserve"> w = </w:t>
+      </w:r>
+      <w:proofErr w:type="gramStart"/>
+      <w:r>
+        <w:rPr>
+          <w:rFonts w:ascii="Segoe UI Emoji" w:hAnsi="Segoe UI Emoji" w:cs="Segoe UI Emoji"/>
+          <w:b/>
+          <w:bCs/>
+          <w:lang w:val="en-GB"/>
+        </w:rPr>
+        <w:t>images[</w:t>
+      </w:r>
+      <w:proofErr w:type="gramEnd"/>
+      <w:r>
+        <w:rPr>
+          <w:rFonts w:ascii="Segoe UI Emoji" w:hAnsi="Segoe UI Emoji" w:cs="Segoe UI Emoji"/>
+          <w:b/>
+          <w:bCs/>
+          <w:lang w:val="en-GB"/>
+        </w:rPr>
+        <w:t>0][0</w:t>
+      </w:r>
+      <w:proofErr w:type="gramStart"/>
+      <w:r>
+        <w:rPr>
+          <w:rFonts w:ascii="Segoe UI Emoji" w:hAnsi="Segoe UI Emoji" w:cs="Segoe UI Emoji"/>
+          <w:b/>
+          <w:bCs/>
+          <w:lang w:val="en-GB"/>
+        </w:rPr>
+        <w:t>].size</w:t>
+      </w:r>
+      <w:proofErr w:type="gramEnd"/>
     </w:p>
     <w:p>
       <w:pPr>
@@ -6165,7 +6107,17 @@
           <w:bCs/>
           <w:lang w:val="en-GB"/>
         </w:rPr>
-        <w:t xml:space="preserve"> result = Array(h) { </w:t>
+        <w:t xml:space="preserve"> result = Array(h) </w:t>
+      </w:r>
+      <w:proofErr w:type="gramStart"/>
+      <w:r>
+        <w:rPr>
+          <w:rFonts w:ascii="Segoe UI Emoji" w:hAnsi="Segoe UI Emoji" w:cs="Segoe UI Emoji"/>
+          <w:b/>
+          <w:bCs/>
+          <w:lang w:val="en-GB"/>
+        </w:rPr>
+        <w:t xml:space="preserve">{ </w:t>
       </w:r>
       <w:proofErr w:type="spellStart"/>
       <w:r>
@@ -6178,15 +6130,27 @@
         <w:t>FloatArray</w:t>
       </w:r>
       <w:proofErr w:type="spellEnd"/>
-      <w:r>
-        <w:rPr>
-          <w:rFonts w:ascii="Segoe UI Emoji" w:hAnsi="Segoe UI Emoji" w:cs="Segoe UI Emoji"/>
-          <w:b/>
-          <w:bCs/>
-          <w:lang w:val="en-GB"/>
-        </w:rPr>
-        <w:t>(w) }</w:t>
-      </w:r>
+      <w:proofErr w:type="gramEnd"/>
+      <w:r>
+        <w:rPr>
+          <w:rFonts w:ascii="Segoe UI Emoji" w:hAnsi="Segoe UI Emoji" w:cs="Segoe UI Emoji"/>
+          <w:b/>
+          <w:bCs/>
+          <w:lang w:val="en-GB"/>
+        </w:rPr>
+        <w:t>(w</w:t>
+      </w:r>
+      <w:proofErr w:type="gramStart"/>
+      <w:r>
+        <w:rPr>
+          <w:rFonts w:ascii="Segoe UI Emoji" w:hAnsi="Segoe UI Emoji" w:cs="Segoe UI Emoji"/>
+          <w:b/>
+          <w:bCs/>
+          <w:lang w:val="en-GB"/>
+        </w:rPr>
+        <w:t>) }</w:t>
+      </w:r>
+      <w:proofErr w:type="gramEnd"/>
     </w:p>
     <w:p>
       <w:pPr>
@@ -6295,6 +6259,7 @@
         <w:t>(</w:t>
       </w:r>
       <w:proofErr w:type="spellStart"/>
+      <w:proofErr w:type="gramStart"/>
       <w:r>
         <w:rPr>
           <w:rFonts w:ascii="Segoe UI Emoji" w:hAnsi="Segoe UI Emoji" w:cs="Segoe UI Emoji"/>
@@ -6305,6 +6270,7 @@
         <w:t>images.size</w:t>
       </w:r>
       <w:proofErr w:type="spellEnd"/>
+      <w:proofErr w:type="gramEnd"/>
       <w:r>
         <w:rPr>
           <w:rFonts w:ascii="Segoe UI Emoji" w:hAnsi="Segoe UI Emoji" w:cs="Segoe UI Emoji"/>
@@ -6363,6 +6329,7 @@
         <w:t xml:space="preserve"> in </w:t>
       </w:r>
       <w:proofErr w:type="spellStart"/>
+      <w:proofErr w:type="gramStart"/>
       <w:r>
         <w:rPr>
           <w:rFonts w:ascii="Segoe UI Emoji" w:hAnsi="Segoe UI Emoji" w:cs="Segoe UI Emoji"/>
@@ -6373,6 +6340,7 @@
         <w:t>images.indices</w:t>
       </w:r>
       <w:proofErr w:type="spellEnd"/>
+      <w:proofErr w:type="gramEnd"/>
       <w:r>
         <w:rPr>
           <w:rFonts w:ascii="Segoe UI Emoji" w:hAnsi="Segoe UI Emoji" w:cs="Segoe UI Emoji"/>
@@ -6480,6 +6448,7 @@
         <w:t xml:space="preserve">            </w:t>
       </w:r>
       <w:proofErr w:type="spellStart"/>
+      <w:proofErr w:type="gramStart"/>
       <w:r>
         <w:rPr>
           <w:rFonts w:ascii="Segoe UI Emoji" w:hAnsi="Segoe UI Emoji" w:cs="Segoe UI Emoji"/>
@@ -6490,6 +6459,7 @@
         <w:t>values.sort</w:t>
       </w:r>
       <w:proofErr w:type="spellEnd"/>
+      <w:proofErr w:type="gramEnd"/>
       <w:r>
         <w:rPr>
           <w:rFonts w:ascii="Segoe UI Emoji" w:hAnsi="Segoe UI Emoji" w:cs="Segoe UI Emoji"/>
@@ -6516,7 +6486,17 @@
           <w:bCs/>
           <w:lang w:val="en-GB"/>
         </w:rPr>
-        <w:t xml:space="preserve">            result[y][x] = values[</w:t>
+        <w:t xml:space="preserve">            result[y][x] = </w:t>
+      </w:r>
+      <w:proofErr w:type="gramStart"/>
+      <w:r>
+        <w:rPr>
+          <w:rFonts w:ascii="Segoe UI Emoji" w:hAnsi="Segoe UI Emoji" w:cs="Segoe UI Emoji"/>
+          <w:b/>
+          <w:bCs/>
+          <w:lang w:val="en-GB"/>
+        </w:rPr>
+        <w:t>values[</w:t>
       </w:r>
       <w:proofErr w:type="spellStart"/>
       <w:r>
@@ -6529,6 +6509,7 @@
         <w:t>values.size</w:t>
       </w:r>
       <w:proofErr w:type="spellEnd"/>
+      <w:proofErr w:type="gramEnd"/>
       <w:r>
         <w:rPr>
           <w:rFonts w:ascii="Segoe UI Emoji" w:hAnsi="Segoe UI Emoji" w:cs="Segoe UI Emoji"/>
@@ -6655,25 +6636,33 @@
           <w:rFonts w:ascii="Segoe UI Emoji" w:hAnsi="Segoe UI Emoji" w:cs="Segoe UI Emoji"/>
           <w:b/>
           <w:bCs/>
-          <w:lang w:val="en-GB"/>
-        </w:rPr>
-      </w:pPr>
-      <w:r>
-        <w:rPr>
-          <w:rFonts w:ascii="Segoe UI Emoji" w:hAnsi="Segoe UI Emoji" w:cs="Segoe UI Emoji"/>
-          <w:b/>
-          <w:bCs/>
-          <w:lang w:val="en-GB"/>
-        </w:rPr>
-        <w:t xml:space="preserve">fun </w:t>
-      </w:r>
-      <w:proofErr w:type="spellStart"/>
-      <w:r>
-        <w:rPr>
-          <w:rFonts w:ascii="Segoe UI Emoji" w:hAnsi="Segoe UI Emoji" w:cs="Segoe UI Emoji"/>
-          <w:b/>
-          <w:bCs/>
-          <w:lang w:val="en-GB"/>
+        </w:rPr>
+      </w:pPr>
+      <w:proofErr w:type="spellStart"/>
+      <w:r>
+        <w:rPr>
+          <w:rFonts w:ascii="Segoe UI Emoji" w:hAnsi="Segoe UI Emoji" w:cs="Segoe UI Emoji"/>
+          <w:b/>
+          <w:bCs/>
+        </w:rPr>
+        <w:t>fun</w:t>
+      </w:r>
+      <w:proofErr w:type="spellEnd"/>
+      <w:r>
+        <w:rPr>
+          <w:rFonts w:ascii="Segoe UI Emoji" w:hAnsi="Segoe UI Emoji" w:cs="Segoe UI Emoji"/>
+          <w:b/>
+          <w:bCs/>
+        </w:rPr>
+        <w:t xml:space="preserve"> </w:t>
+      </w:r>
+      <w:proofErr w:type="spellStart"/>
+      <w:proofErr w:type="gramStart"/>
+      <w:r>
+        <w:rPr>
+          <w:rFonts w:ascii="Segoe UI Emoji" w:hAnsi="Segoe UI Emoji" w:cs="Segoe UI Emoji"/>
+          <w:b/>
+          <w:bCs/>
         </w:rPr>
         <w:t>floatArrayToBitmap</w:t>
       </w:r>
@@ -6683,17 +6672,16 @@
           <w:rFonts w:ascii="Segoe UI Emoji" w:hAnsi="Segoe UI Emoji" w:cs="Segoe UI Emoji"/>
           <w:b/>
           <w:bCs/>
-          <w:lang w:val="en-GB"/>
         </w:rPr>
         <w:t>(</w:t>
       </w:r>
       <w:proofErr w:type="spellStart"/>
-      <w:r>
-        <w:rPr>
-          <w:rFonts w:ascii="Segoe UI Emoji" w:hAnsi="Segoe UI Emoji" w:cs="Segoe UI Emoji"/>
-          <w:b/>
-          <w:bCs/>
-          <w:lang w:val="en-GB"/>
+      <w:proofErr w:type="gramEnd"/>
+      <w:r>
+        <w:rPr>
+          <w:rFonts w:ascii="Segoe UI Emoji" w:hAnsi="Segoe UI Emoji" w:cs="Segoe UI Emoji"/>
+          <w:b/>
+          <w:bCs/>
         </w:rPr>
         <w:t>arr</w:t>
       </w:r>
@@ -6703,7 +6691,6 @@
           <w:rFonts w:ascii="Segoe UI Emoji" w:hAnsi="Segoe UI Emoji" w:cs="Segoe UI Emoji"/>
           <w:b/>
           <w:bCs/>
-          <w:lang w:val="en-GB"/>
         </w:rPr>
         <w:t>: Array&lt;</w:t>
       </w:r>
@@ -6713,7 +6700,6 @@
           <w:rFonts w:ascii="Segoe UI Emoji" w:hAnsi="Segoe UI Emoji" w:cs="Segoe UI Emoji"/>
           <w:b/>
           <w:bCs/>
-          <w:lang w:val="en-GB"/>
         </w:rPr>
         <w:t>FloatArray</w:t>
       </w:r>
@@ -6723,7 +6709,6 @@
           <w:rFonts w:ascii="Segoe UI Emoji" w:hAnsi="Segoe UI Emoji" w:cs="Segoe UI Emoji"/>
           <w:b/>
           <w:bCs/>
-          <w:lang w:val="en-GB"/>
         </w:rPr>
         <w:t>&gt;): Bitmap {</w:t>
       </w:r>
@@ -6742,7 +6727,6 @@
           <w:rFonts w:ascii="Segoe UI Emoji" w:hAnsi="Segoe UI Emoji" w:cs="Segoe UI Emoji"/>
           <w:b/>
           <w:bCs/>
-          <w:lang w:val="en-GB"/>
         </w:rPr>
         <w:t xml:space="preserve">    </w:t>
       </w:r>
@@ -6767,6 +6751,7 @@
         <w:t xml:space="preserve"> h = </w:t>
       </w:r>
       <w:proofErr w:type="spellStart"/>
+      <w:proofErr w:type="gramStart"/>
       <w:r>
         <w:rPr>
           <w:rFonts w:ascii="Segoe UI Emoji" w:hAnsi="Segoe UI Emoji" w:cs="Segoe UI Emoji"/>
@@ -6777,23 +6762,25 @@
         <w:t>arr.size</w:t>
       </w:r>
       <w:proofErr w:type="spellEnd"/>
-    </w:p>
-    <w:p>
-      <w:pPr>
-        <w:rPr>
-          <w:rFonts w:ascii="Segoe UI Emoji" w:hAnsi="Segoe UI Emoji" w:cs="Segoe UI Emoji"/>
-          <w:b/>
-          <w:bCs/>
-          <w:lang w:val="en-GB"/>
-        </w:rPr>
-      </w:pPr>
-      <w:r>
-        <w:rPr>
-          <w:rFonts w:ascii="Segoe UI Emoji" w:hAnsi="Segoe UI Emoji" w:cs="Segoe UI Emoji"/>
-          <w:b/>
-          <w:bCs/>
-          <w:lang w:val="en-GB"/>
-        </w:rPr>
+      <w:proofErr w:type="gramEnd"/>
+    </w:p>
+    <w:p>
+      <w:pPr>
+        <w:rPr>
+          <w:rFonts w:ascii="Segoe UI Emoji" w:hAnsi="Segoe UI Emoji" w:cs="Segoe UI Emoji"/>
+          <w:b/>
+          <w:bCs/>
+          <w:lang w:val="en-GB"/>
+        </w:rPr>
+      </w:pPr>
+      <w:r>
+        <w:rPr>
+          <w:rFonts w:ascii="Segoe UI Emoji" w:hAnsi="Segoe UI Emoji" w:cs="Segoe UI Emoji"/>
+          <w:b/>
+          <w:bCs/>
+          <w:lang w:val="en-GB"/>
+        </w:rPr>
+        <w:lastRenderedPageBreak/>
         <w:t xml:space="preserve">    </w:t>
       </w:r>
       <w:proofErr w:type="spellStart"/>
@@ -6817,6 +6804,7 @@
         <w:t xml:space="preserve"> w = </w:t>
       </w:r>
       <w:proofErr w:type="spellStart"/>
+      <w:proofErr w:type="gramStart"/>
       <w:r>
         <w:rPr>
           <w:rFonts w:ascii="Segoe UI Emoji" w:hAnsi="Segoe UI Emoji" w:cs="Segoe UI Emoji"/>
@@ -6834,8 +6822,29 @@
           <w:bCs/>
           <w:lang w:val="en-GB"/>
         </w:rPr>
-        <w:t>[0].size</w:t>
-      </w:r>
+        <w:t>[</w:t>
+      </w:r>
+      <w:proofErr w:type="gramEnd"/>
+      <w:r>
+        <w:rPr>
+          <w:rFonts w:ascii="Segoe UI Emoji" w:hAnsi="Segoe UI Emoji" w:cs="Segoe UI Emoji"/>
+          <w:b/>
+          <w:bCs/>
+          <w:lang w:val="en-GB"/>
+        </w:rPr>
+        <w:t>0</w:t>
+      </w:r>
+      <w:proofErr w:type="gramStart"/>
+      <w:r>
+        <w:rPr>
+          <w:rFonts w:ascii="Segoe UI Emoji" w:hAnsi="Segoe UI Emoji" w:cs="Segoe UI Emoji"/>
+          <w:b/>
+          <w:bCs/>
+          <w:lang w:val="en-GB"/>
+        </w:rPr>
+        <w:t>].size</w:t>
+      </w:r>
+      <w:proofErr w:type="gramEnd"/>
     </w:p>
     <w:p>
       <w:pPr>
@@ -6893,7 +6902,27 @@
           <w:bCs/>
           <w:lang w:val="en-GB"/>
         </w:rPr>
-        <w:t>(w, h, Bitmap.Config.ARGB_8888)</w:t>
+        <w:t xml:space="preserve">(w, h, </w:t>
+      </w:r>
+      <w:proofErr w:type="gramStart"/>
+      <w:r>
+        <w:rPr>
+          <w:rFonts w:ascii="Segoe UI Emoji" w:hAnsi="Segoe UI Emoji" w:cs="Segoe UI Emoji"/>
+          <w:b/>
+          <w:bCs/>
+          <w:lang w:val="en-GB"/>
+        </w:rPr>
+        <w:t>Bitmap.Config.ARGB</w:t>
+      </w:r>
+      <w:proofErr w:type="gramEnd"/>
+      <w:r>
+        <w:rPr>
+          <w:rFonts w:ascii="Segoe UI Emoji" w:hAnsi="Segoe UI Emoji" w:cs="Segoe UI Emoji"/>
+          <w:b/>
+          <w:bCs/>
+          <w:lang w:val="en-GB"/>
+        </w:rPr>
+        <w:t>_8888)</w:t>
       </w:r>
     </w:p>
     <w:p>
@@ -6962,6 +6991,7 @@
         </w:rPr>
         <w:t xml:space="preserve">            </w:t>
       </w:r>
+      <w:proofErr w:type="gramStart"/>
       <w:r>
         <w:rPr>
           <w:rFonts w:ascii="Segoe UI Emoji" w:hAnsi="Segoe UI Emoji" w:cs="Segoe UI Emoji"/>
@@ -6969,9 +6999,9 @@
           <w:bCs/>
           <w:lang w:val="fr-FR"/>
         </w:rPr>
-        <w:t xml:space="preserve">val v = </w:t>
-      </w:r>
-      <w:proofErr w:type="spellStart"/>
+        <w:t>val</w:t>
+      </w:r>
+      <w:proofErr w:type="gramEnd"/>
       <w:r>
         <w:rPr>
           <w:rFonts w:ascii="Segoe UI Emoji" w:hAnsi="Segoe UI Emoji" w:cs="Segoe UI Emoji"/>
@@ -6979,6 +7009,16 @@
           <w:bCs/>
           <w:lang w:val="fr-FR"/>
         </w:rPr>
+        <w:t xml:space="preserve"> v = </w:t>
+      </w:r>
+      <w:proofErr w:type="spellStart"/>
+      <w:r>
+        <w:rPr>
+          <w:rFonts w:ascii="Segoe UI Emoji" w:hAnsi="Segoe UI Emoji" w:cs="Segoe UI Emoji"/>
+          <w:b/>
+          <w:bCs/>
+          <w:lang w:val="fr-FR"/>
+        </w:rPr>
         <w:t>arr</w:t>
       </w:r>
       <w:proofErr w:type="spellEnd"/>
@@ -6989,9 +7029,9 @@
           <w:bCs/>
           <w:lang w:val="fr-FR"/>
         </w:rPr>
-        <w:t>[y][x].</w:t>
-      </w:r>
-      <w:proofErr w:type="spellStart"/>
+        <w:t>[y][x</w:t>
+      </w:r>
+      <w:proofErr w:type="gramStart"/>
       <w:r>
         <w:rPr>
           <w:rFonts w:ascii="Segoe UI Emoji" w:hAnsi="Segoe UI Emoji" w:cs="Segoe UI Emoji"/>
@@ -6999,9 +7039,20 @@
           <w:bCs/>
           <w:lang w:val="fr-FR"/>
         </w:rPr>
+        <w:t>].</w:t>
+      </w:r>
+      <w:proofErr w:type="spellStart"/>
+      <w:r>
+        <w:rPr>
+          <w:rFonts w:ascii="Segoe UI Emoji" w:hAnsi="Segoe UI Emoji" w:cs="Segoe UI Emoji"/>
+          <w:b/>
+          <w:bCs/>
+          <w:lang w:val="fr-FR"/>
+        </w:rPr>
         <w:t>coerceIn</w:t>
       </w:r>
       <w:proofErr w:type="spellEnd"/>
+      <w:proofErr w:type="gramEnd"/>
       <w:r>
         <w:rPr>
           <w:rFonts w:ascii="Segoe UI Emoji" w:hAnsi="Segoe UI Emoji" w:cs="Segoe UI Emoji"/>
@@ -7009,9 +7060,9 @@
           <w:bCs/>
           <w:lang w:val="fr-FR"/>
         </w:rPr>
-        <w:t>(0f, 255f).</w:t>
-      </w:r>
-      <w:proofErr w:type="spellStart"/>
+        <w:t>(0f, 255f</w:t>
+      </w:r>
+      <w:proofErr w:type="gramStart"/>
       <w:r>
         <w:rPr>
           <w:rFonts w:ascii="Segoe UI Emoji" w:hAnsi="Segoe UI Emoji" w:cs="Segoe UI Emoji"/>
@@ -7019,9 +7070,20 @@
           <w:bCs/>
           <w:lang w:val="fr-FR"/>
         </w:rPr>
+        <w:t>).</w:t>
+      </w:r>
+      <w:proofErr w:type="spellStart"/>
+      <w:r>
+        <w:rPr>
+          <w:rFonts w:ascii="Segoe UI Emoji" w:hAnsi="Segoe UI Emoji" w:cs="Segoe UI Emoji"/>
+          <w:b/>
+          <w:bCs/>
+          <w:lang w:val="fr-FR"/>
+        </w:rPr>
         <w:t>toInt</w:t>
       </w:r>
       <w:proofErr w:type="spellEnd"/>
+      <w:proofErr w:type="gramEnd"/>
       <w:r>
         <w:rPr>
           <w:rFonts w:ascii="Segoe UI Emoji" w:hAnsi="Segoe UI Emoji" w:cs="Segoe UI Emoji"/>
@@ -7051,6 +7113,7 @@
         <w:t xml:space="preserve">            </w:t>
       </w:r>
       <w:proofErr w:type="spellStart"/>
+      <w:proofErr w:type="gramStart"/>
       <w:r>
         <w:rPr>
           <w:rFonts w:ascii="Segoe UI Emoji" w:hAnsi="Segoe UI Emoji" w:cs="Segoe UI Emoji"/>
@@ -7061,6 +7124,7 @@
         <w:t>bmp.setPixel</w:t>
       </w:r>
       <w:proofErr w:type="spellEnd"/>
+      <w:proofErr w:type="gramEnd"/>
       <w:r>
         <w:rPr>
           <w:rFonts w:ascii="Segoe UI Emoji" w:hAnsi="Segoe UI Emoji" w:cs="Segoe UI Emoji"/>
@@ -7071,6 +7135,7 @@
         <w:t xml:space="preserve">(x, y, </w:t>
       </w:r>
       <w:proofErr w:type="spellStart"/>
+      <w:proofErr w:type="gramStart"/>
       <w:r>
         <w:rPr>
           <w:rFonts w:ascii="Segoe UI Emoji" w:hAnsi="Segoe UI Emoji" w:cs="Segoe UI Emoji"/>
@@ -7088,17 +7153,9 @@
           <w:bCs/>
           <w:lang w:val="es-ES"/>
         </w:rPr>
-        <w:t>(v, v, v))</w:t>
-      </w:r>
-    </w:p>
-    <w:p>
-      <w:pPr>
-        <w:rPr>
-          <w:rFonts w:ascii="Segoe UI Emoji" w:hAnsi="Segoe UI Emoji" w:cs="Segoe UI Emoji"/>
-          <w:b/>
-          <w:bCs/>
-        </w:rPr>
-      </w:pPr>
+        <w:t>(</w:t>
+      </w:r>
+      <w:proofErr w:type="gramEnd"/>
       <w:r>
         <w:rPr>
           <w:rFonts w:ascii="Segoe UI Emoji" w:hAnsi="Segoe UI Emoji" w:cs="Segoe UI Emoji"/>
@@ -7106,6 +7163,24 @@
           <w:bCs/>
           <w:lang w:val="es-ES"/>
         </w:rPr>
+        <w:t>v, v, v))</w:t>
+      </w:r>
+    </w:p>
+    <w:p>
+      <w:pPr>
+        <w:rPr>
+          <w:rFonts w:ascii="Segoe UI Emoji" w:hAnsi="Segoe UI Emoji" w:cs="Segoe UI Emoji"/>
+          <w:b/>
+          <w:bCs/>
+        </w:rPr>
+      </w:pPr>
+      <w:r>
+        <w:rPr>
+          <w:rFonts w:ascii="Segoe UI Emoji" w:hAnsi="Segoe UI Emoji" w:cs="Segoe UI Emoji"/>
+          <w:b/>
+          <w:bCs/>
+          <w:lang w:val="es-ES"/>
+        </w:rPr>
         <w:t xml:space="preserve">        </w:t>
       </w:r>
       <w:r>
@@ -7193,7 +7268,6 @@
           <w:b/>
           <w:bCs/>
         </w:rPr>
-        <w:lastRenderedPageBreak/>
         <w:t>}</w:t>
       </w:r>
     </w:p>
@@ -7284,6 +7358,7 @@
         <w:t xml:space="preserve"> bitmaps = </w:t>
       </w:r>
       <w:proofErr w:type="spellStart"/>
+      <w:proofErr w:type="gramStart"/>
       <w:r>
         <w:rPr>
           <w:rFonts w:ascii="Segoe UI Emoji" w:hAnsi="Segoe UI Emoji" w:cs="Segoe UI Emoji"/>
@@ -7301,7 +7376,17 @@
           <w:bCs/>
           <w:lang w:val="en-GB"/>
         </w:rPr>
-        <w:t>(context, "DCIM/CameraX")</w:t>
+        <w:t>(</w:t>
+      </w:r>
+      <w:proofErr w:type="gramEnd"/>
+      <w:r>
+        <w:rPr>
+          <w:rFonts w:ascii="Segoe UI Emoji" w:hAnsi="Segoe UI Emoji" w:cs="Segoe UI Emoji"/>
+          <w:b/>
+          <w:bCs/>
+          <w:lang w:val="en-GB"/>
+        </w:rPr>
+        <w:t>context, "DCIM/CameraX")</w:t>
       </w:r>
     </w:p>
     <w:p>
@@ -7351,7 +7436,17 @@
           <w:bCs/>
           <w:lang w:val="en-GB"/>
         </w:rPr>
-        <w:t xml:space="preserve"> { </w:t>
+        <w:t xml:space="preserve"> </w:t>
+      </w:r>
+      <w:proofErr w:type="gramStart"/>
+      <w:r>
+        <w:rPr>
+          <w:rFonts w:ascii="Segoe UI Emoji" w:hAnsi="Segoe UI Emoji" w:cs="Segoe UI Emoji"/>
+          <w:b/>
+          <w:bCs/>
+          <w:lang w:val="en-GB"/>
+        </w:rPr>
+        <w:t xml:space="preserve">{ </w:t>
       </w:r>
       <w:proofErr w:type="spellStart"/>
       <w:r>
@@ -7364,15 +7459,27 @@
         <w:t>bitmapToFloatArray</w:t>
       </w:r>
       <w:proofErr w:type="spellEnd"/>
-      <w:r>
-        <w:rPr>
-          <w:rFonts w:ascii="Segoe UI Emoji" w:hAnsi="Segoe UI Emoji" w:cs="Segoe UI Emoji"/>
-          <w:b/>
-          <w:bCs/>
-          <w:lang w:val="en-GB"/>
-        </w:rPr>
-        <w:t>(it) }</w:t>
-      </w:r>
+      <w:proofErr w:type="gramEnd"/>
+      <w:r>
+        <w:rPr>
+          <w:rFonts w:ascii="Segoe UI Emoji" w:hAnsi="Segoe UI Emoji" w:cs="Segoe UI Emoji"/>
+          <w:b/>
+          <w:bCs/>
+          <w:lang w:val="en-GB"/>
+        </w:rPr>
+        <w:t>(it</w:t>
+      </w:r>
+      <w:proofErr w:type="gramStart"/>
+      <w:r>
+        <w:rPr>
+          <w:rFonts w:ascii="Segoe UI Emoji" w:hAnsi="Segoe UI Emoji" w:cs="Segoe UI Emoji"/>
+          <w:b/>
+          <w:bCs/>
+          <w:lang w:val="en-GB"/>
+        </w:rPr>
+        <w:t>) }</w:t>
+      </w:r>
+      <w:proofErr w:type="gramEnd"/>
     </w:p>
     <w:p>
       <w:pPr>
@@ -7421,7 +7528,27 @@
           <w:bCs/>
           <w:lang w:val="en-GB"/>
         </w:rPr>
-        <w:t xml:space="preserve">(arrays)   // </w:t>
+        <w:t>(</w:t>
+      </w:r>
+      <w:proofErr w:type="gramStart"/>
+      <w:r>
+        <w:rPr>
+          <w:rFonts w:ascii="Segoe UI Emoji" w:hAnsi="Segoe UI Emoji" w:cs="Segoe UI Emoji"/>
+          <w:b/>
+          <w:bCs/>
+          <w:lang w:val="en-GB"/>
+        </w:rPr>
+        <w:t xml:space="preserve">arrays)   </w:t>
+      </w:r>
+      <w:proofErr w:type="gramEnd"/>
+      <w:r>
+        <w:rPr>
+          <w:rFonts w:ascii="Segoe UI Emoji" w:hAnsi="Segoe UI Emoji" w:cs="Segoe UI Emoji"/>
+          <w:b/>
+          <w:bCs/>
+          <w:lang w:val="en-GB"/>
+        </w:rPr>
+        <w:t xml:space="preserve">// </w:t>
       </w:r>
       <w:proofErr w:type="spellStart"/>
       <w:r>
@@ -7726,6 +7853,7 @@
     </w:p>
     <w:p>
       <w:r>
+        <w:lastRenderedPageBreak/>
         <w:t>Quando questa base funziona, possiamo aggiungere:</w:t>
       </w:r>
     </w:p>
@@ -7951,7 +8079,6 @@
     </w:p>
     <w:p>
       <w:r>
-        <w:lastRenderedPageBreak/>
         <w:pict w14:anchorId="42306AF0">
           <v:rect id="_x0000_i1047" style="width:0;height:1.5pt" o:hralign="center" o:hrstd="t" o:hr="t" fillcolor="#a0a0a0" stroked="f"/>
         </w:pict>
@@ -8232,6 +8359,7 @@
         </w:numPr>
       </w:pPr>
       <w:r>
+        <w:lastRenderedPageBreak/>
         <w:t>stelle puntiformi</w:t>
       </w:r>
     </w:p>
@@ -8304,8 +8432,13 @@
         <w:t xml:space="preserve"> senza librerie esterne</w:t>
       </w:r>
       <w:r>
-        <w:t>, con una cross</w:t>
-      </w:r>
+        <w:t xml:space="preserve">, con </w:t>
+      </w:r>
+      <w:proofErr w:type="gramStart"/>
+      <w:r>
+        <w:t>una cross</w:t>
+      </w:r>
+      <w:proofErr w:type="gramEnd"/>
       <w:r>
         <w:noBreakHyphen/>
       </w:r>
@@ -8396,7 +8529,6 @@
         </w:numPr>
       </w:pPr>
       <w:r>
-        <w:lastRenderedPageBreak/>
         <w:t>Luna</w:t>
       </w:r>
     </w:p>
@@ -8687,6 +8819,7 @@
     </w:p>
     <w:p>
       <w:r>
+        <w:lastRenderedPageBreak/>
         <w:t>È la ciliegina finale.</w:t>
       </w:r>
     </w:p>
@@ -8845,7 +8978,6 @@
     </w:p>
     <w:p>
       <w:r>
-        <w:lastRenderedPageBreak/>
         <w:t>È una delle feature più utili in assoluto.</w:t>
       </w:r>
     </w:p>
@@ -9099,6 +9231,7 @@
         </w:numPr>
       </w:pPr>
       <w:r>
+        <w:lastRenderedPageBreak/>
         <w:t>applicazione dello shift al bitmap</w:t>
       </w:r>
     </w:p>
@@ -9290,7 +9423,6 @@
           <w:b/>
           <w:bCs/>
         </w:rPr>
-        <w:lastRenderedPageBreak/>
         <w:t>Flat</w:t>
       </w:r>
       <w:proofErr w:type="spellEnd"/>
@@ -10352,6 +10484,95 @@
     </w:lvl>
   </w:abstractNum>
   <w:abstractNum w:abstractNumId="7" w15:restartNumberingAfterBreak="0">
+    <w:nsid w:val="14C61A3A"/>
+    <w:multiLevelType w:val="hybridMultilevel"/>
+    <w:tmpl w:val="E1D2D17C"/>
+    <w:lvl w:ilvl="0" w:tplc="C8DC1346">
+      <w:start w:val="1"/>
+      <w:numFmt w:val="decimal"/>
+      <w:lvlText w:val="%1."/>
+      <w:lvlJc w:val="left"/>
+      <w:pPr>
+        <w:ind w:left="1773" w:hanging="360"/>
+      </w:pPr>
+      <w:rPr>
+        <w:rFonts w:hint="default"/>
+      </w:rPr>
+    </w:lvl>
+    <w:lvl w:ilvl="1" w:tplc="04100019" w:tentative="1">
+      <w:start w:val="1"/>
+      <w:numFmt w:val="lowerLetter"/>
+      <w:lvlText w:val="%2."/>
+      <w:lvlJc w:val="left"/>
+      <w:pPr>
+        <w:ind w:left="2493" w:hanging="360"/>
+      </w:pPr>
+    </w:lvl>
+    <w:lvl w:ilvl="2" w:tplc="0410001B" w:tentative="1">
+      <w:start w:val="1"/>
+      <w:numFmt w:val="lowerRoman"/>
+      <w:lvlText w:val="%3."/>
+      <w:lvlJc w:val="right"/>
+      <w:pPr>
+        <w:ind w:left="3213" w:hanging="180"/>
+      </w:pPr>
+    </w:lvl>
+    <w:lvl w:ilvl="3" w:tplc="0410000F" w:tentative="1">
+      <w:start w:val="1"/>
+      <w:numFmt w:val="decimal"/>
+      <w:lvlText w:val="%4."/>
+      <w:lvlJc w:val="left"/>
+      <w:pPr>
+        <w:ind w:left="3933" w:hanging="360"/>
+      </w:pPr>
+    </w:lvl>
+    <w:lvl w:ilvl="4" w:tplc="04100019" w:tentative="1">
+      <w:start w:val="1"/>
+      <w:numFmt w:val="lowerLetter"/>
+      <w:lvlText w:val="%5."/>
+      <w:lvlJc w:val="left"/>
+      <w:pPr>
+        <w:ind w:left="4653" w:hanging="360"/>
+      </w:pPr>
+    </w:lvl>
+    <w:lvl w:ilvl="5" w:tplc="0410001B" w:tentative="1">
+      <w:start w:val="1"/>
+      <w:numFmt w:val="lowerRoman"/>
+      <w:lvlText w:val="%6."/>
+      <w:lvlJc w:val="right"/>
+      <w:pPr>
+        <w:ind w:left="5373" w:hanging="180"/>
+      </w:pPr>
+    </w:lvl>
+    <w:lvl w:ilvl="6" w:tplc="0410000F" w:tentative="1">
+      <w:start w:val="1"/>
+      <w:numFmt w:val="decimal"/>
+      <w:lvlText w:val="%7."/>
+      <w:lvlJc w:val="left"/>
+      <w:pPr>
+        <w:ind w:left="6093" w:hanging="360"/>
+      </w:pPr>
+    </w:lvl>
+    <w:lvl w:ilvl="7" w:tplc="04100019" w:tentative="1">
+      <w:start w:val="1"/>
+      <w:numFmt w:val="lowerLetter"/>
+      <w:lvlText w:val="%8."/>
+      <w:lvlJc w:val="left"/>
+      <w:pPr>
+        <w:ind w:left="6813" w:hanging="360"/>
+      </w:pPr>
+    </w:lvl>
+    <w:lvl w:ilvl="8" w:tplc="0410001B" w:tentative="1">
+      <w:start w:val="1"/>
+      <w:numFmt w:val="lowerRoman"/>
+      <w:lvlText w:val="%9."/>
+      <w:lvlJc w:val="right"/>
+      <w:pPr>
+        <w:ind w:left="7533" w:hanging="180"/>
+      </w:pPr>
+    </w:lvl>
+  </w:abstractNum>
+  <w:abstractNum w:abstractNumId="8" w15:restartNumberingAfterBreak="0">
     <w:nsid w:val="196572CD"/>
     <w:multiLevelType w:val="multilevel"/>
     <w:tmpl w:val="EAD8E1B2"/>
@@ -10500,7 +10721,7 @@
       </w:rPr>
     </w:lvl>
   </w:abstractNum>
-  <w:abstractNum w:abstractNumId="8" w15:restartNumberingAfterBreak="0">
+  <w:abstractNum w:abstractNumId="9" w15:restartNumberingAfterBreak="0">
     <w:nsid w:val="19AD3167"/>
     <w:multiLevelType w:val="multilevel"/>
     <w:tmpl w:val="EF3A4D3E"/>
@@ -10649,7 +10870,7 @@
       </w:rPr>
     </w:lvl>
   </w:abstractNum>
-  <w:abstractNum w:abstractNumId="9" w15:restartNumberingAfterBreak="0">
+  <w:abstractNum w:abstractNumId="10" w15:restartNumberingAfterBreak="0">
     <w:nsid w:val="1BAD750C"/>
     <w:multiLevelType w:val="multilevel"/>
     <w:tmpl w:val="1A6A9BE6"/>
@@ -10798,7 +11019,7 @@
       </w:rPr>
     </w:lvl>
   </w:abstractNum>
-  <w:abstractNum w:abstractNumId="10" w15:restartNumberingAfterBreak="0">
+  <w:abstractNum w:abstractNumId="11" w15:restartNumberingAfterBreak="0">
     <w:nsid w:val="2F89544C"/>
     <w:multiLevelType w:val="multilevel"/>
     <w:tmpl w:val="75583D8E"/>
@@ -10947,7 +11168,7 @@
       </w:rPr>
     </w:lvl>
   </w:abstractNum>
-  <w:abstractNum w:abstractNumId="11" w15:restartNumberingAfterBreak="0">
+  <w:abstractNum w:abstractNumId="12" w15:restartNumberingAfterBreak="0">
     <w:nsid w:val="36CD0838"/>
     <w:multiLevelType w:val="multilevel"/>
     <w:tmpl w:val="DBE22296"/>
@@ -11096,7 +11317,7 @@
       </w:rPr>
     </w:lvl>
   </w:abstractNum>
-  <w:abstractNum w:abstractNumId="12" w15:restartNumberingAfterBreak="0">
+  <w:abstractNum w:abstractNumId="13" w15:restartNumberingAfterBreak="0">
     <w:nsid w:val="37492F95"/>
     <w:multiLevelType w:val="multilevel"/>
     <w:tmpl w:val="6288595E"/>
@@ -11245,7 +11466,7 @@
       </w:rPr>
     </w:lvl>
   </w:abstractNum>
-  <w:abstractNum w:abstractNumId="13" w15:restartNumberingAfterBreak="0">
+  <w:abstractNum w:abstractNumId="14" w15:restartNumberingAfterBreak="0">
     <w:nsid w:val="3CEB56C6"/>
     <w:multiLevelType w:val="multilevel"/>
     <w:tmpl w:val="548A8336"/>
@@ -11394,7 +11615,7 @@
       </w:rPr>
     </w:lvl>
   </w:abstractNum>
-  <w:abstractNum w:abstractNumId="14" w15:restartNumberingAfterBreak="0">
+  <w:abstractNum w:abstractNumId="15" w15:restartNumberingAfterBreak="0">
     <w:nsid w:val="3D570509"/>
     <w:multiLevelType w:val="multilevel"/>
     <w:tmpl w:val="A2D43F38"/>
@@ -11543,7 +11764,7 @@
       </w:rPr>
     </w:lvl>
   </w:abstractNum>
-  <w:abstractNum w:abstractNumId="15" w15:restartNumberingAfterBreak="0">
+  <w:abstractNum w:abstractNumId="16" w15:restartNumberingAfterBreak="0">
     <w:nsid w:val="41784ECB"/>
     <w:multiLevelType w:val="multilevel"/>
     <w:tmpl w:val="FE8E250A"/>
@@ -11692,7 +11913,7 @@
       </w:rPr>
     </w:lvl>
   </w:abstractNum>
-  <w:abstractNum w:abstractNumId="16" w15:restartNumberingAfterBreak="0">
+  <w:abstractNum w:abstractNumId="17" w15:restartNumberingAfterBreak="0">
     <w:nsid w:val="43FC6135"/>
     <w:multiLevelType w:val="multilevel"/>
     <w:tmpl w:val="EA7C1D40"/>
@@ -11809,7 +12030,7 @@
       </w:pPr>
     </w:lvl>
   </w:abstractNum>
-  <w:abstractNum w:abstractNumId="17" w15:restartNumberingAfterBreak="0">
+  <w:abstractNum w:abstractNumId="18" w15:restartNumberingAfterBreak="0">
     <w:nsid w:val="47AA0E26"/>
     <w:multiLevelType w:val="multilevel"/>
     <w:tmpl w:val="D924E87C"/>
@@ -11958,7 +12179,7 @@
       </w:rPr>
     </w:lvl>
   </w:abstractNum>
-  <w:abstractNum w:abstractNumId="18" w15:restartNumberingAfterBreak="0">
+  <w:abstractNum w:abstractNumId="19" w15:restartNumberingAfterBreak="0">
     <w:nsid w:val="4D9355A4"/>
     <w:multiLevelType w:val="multilevel"/>
     <w:tmpl w:val="6B32F17E"/>
@@ -12107,7 +12328,7 @@
       </w:rPr>
     </w:lvl>
   </w:abstractNum>
-  <w:abstractNum w:abstractNumId="19" w15:restartNumberingAfterBreak="0">
+  <w:abstractNum w:abstractNumId="20" w15:restartNumberingAfterBreak="0">
     <w:nsid w:val="4F7455DE"/>
     <w:multiLevelType w:val="multilevel"/>
     <w:tmpl w:val="FFC84846"/>
@@ -12256,7 +12477,7 @@
       </w:rPr>
     </w:lvl>
   </w:abstractNum>
-  <w:abstractNum w:abstractNumId="20" w15:restartNumberingAfterBreak="0">
+  <w:abstractNum w:abstractNumId="21" w15:restartNumberingAfterBreak="0">
     <w:nsid w:val="519A48D9"/>
     <w:multiLevelType w:val="multilevel"/>
     <w:tmpl w:val="D0A4E1DC"/>
@@ -12405,7 +12626,96 @@
       </w:rPr>
     </w:lvl>
   </w:abstractNum>
-  <w:abstractNum w:abstractNumId="21" w15:restartNumberingAfterBreak="0">
+  <w:abstractNum w:abstractNumId="22" w15:restartNumberingAfterBreak="0">
+    <w:nsid w:val="55795374"/>
+    <w:multiLevelType w:val="hybridMultilevel"/>
+    <w:tmpl w:val="8F7869C2"/>
+    <w:lvl w:ilvl="0" w:tplc="24F6782C">
+      <w:start w:val="1"/>
+      <w:numFmt w:val="decimal"/>
+      <w:lvlText w:val="%1."/>
+      <w:lvlJc w:val="left"/>
+      <w:pPr>
+        <w:ind w:left="1065" w:hanging="360"/>
+      </w:pPr>
+      <w:rPr>
+        <w:rFonts w:hint="default"/>
+      </w:rPr>
+    </w:lvl>
+    <w:lvl w:ilvl="1" w:tplc="04100019">
+      <w:start w:val="1"/>
+      <w:numFmt w:val="lowerLetter"/>
+      <w:lvlText w:val="%2."/>
+      <w:lvlJc w:val="left"/>
+      <w:pPr>
+        <w:ind w:left="1785" w:hanging="360"/>
+      </w:pPr>
+    </w:lvl>
+    <w:lvl w:ilvl="2" w:tplc="0410001B" w:tentative="1">
+      <w:start w:val="1"/>
+      <w:numFmt w:val="lowerRoman"/>
+      <w:lvlText w:val="%3."/>
+      <w:lvlJc w:val="right"/>
+      <w:pPr>
+        <w:ind w:left="2505" w:hanging="180"/>
+      </w:pPr>
+    </w:lvl>
+    <w:lvl w:ilvl="3" w:tplc="0410000F" w:tentative="1">
+      <w:start w:val="1"/>
+      <w:numFmt w:val="decimal"/>
+      <w:lvlText w:val="%4."/>
+      <w:lvlJc w:val="left"/>
+      <w:pPr>
+        <w:ind w:left="3225" w:hanging="360"/>
+      </w:pPr>
+    </w:lvl>
+    <w:lvl w:ilvl="4" w:tplc="04100019" w:tentative="1">
+      <w:start w:val="1"/>
+      <w:numFmt w:val="lowerLetter"/>
+      <w:lvlText w:val="%5."/>
+      <w:lvlJc w:val="left"/>
+      <w:pPr>
+        <w:ind w:left="3945" w:hanging="360"/>
+      </w:pPr>
+    </w:lvl>
+    <w:lvl w:ilvl="5" w:tplc="0410001B" w:tentative="1">
+      <w:start w:val="1"/>
+      <w:numFmt w:val="lowerRoman"/>
+      <w:lvlText w:val="%6."/>
+      <w:lvlJc w:val="right"/>
+      <w:pPr>
+        <w:ind w:left="4665" w:hanging="180"/>
+      </w:pPr>
+    </w:lvl>
+    <w:lvl w:ilvl="6" w:tplc="0410000F" w:tentative="1">
+      <w:start w:val="1"/>
+      <w:numFmt w:val="decimal"/>
+      <w:lvlText w:val="%7."/>
+      <w:lvlJc w:val="left"/>
+      <w:pPr>
+        <w:ind w:left="5385" w:hanging="360"/>
+      </w:pPr>
+    </w:lvl>
+    <w:lvl w:ilvl="7" w:tplc="04100019" w:tentative="1">
+      <w:start w:val="1"/>
+      <w:numFmt w:val="lowerLetter"/>
+      <w:lvlText w:val="%8."/>
+      <w:lvlJc w:val="left"/>
+      <w:pPr>
+        <w:ind w:left="6105" w:hanging="360"/>
+      </w:pPr>
+    </w:lvl>
+    <w:lvl w:ilvl="8" w:tplc="0410001B" w:tentative="1">
+      <w:start w:val="1"/>
+      <w:numFmt w:val="lowerRoman"/>
+      <w:lvlText w:val="%9."/>
+      <w:lvlJc w:val="right"/>
+      <w:pPr>
+        <w:ind w:left="6825" w:hanging="180"/>
+      </w:pPr>
+    </w:lvl>
+  </w:abstractNum>
+  <w:abstractNum w:abstractNumId="23" w15:restartNumberingAfterBreak="0">
     <w:nsid w:val="58335290"/>
     <w:multiLevelType w:val="multilevel"/>
     <w:tmpl w:val="5C0EF054"/>
@@ -12554,7 +12864,7 @@
       </w:rPr>
     </w:lvl>
   </w:abstractNum>
-  <w:abstractNum w:abstractNumId="22" w15:restartNumberingAfterBreak="0">
+  <w:abstractNum w:abstractNumId="24" w15:restartNumberingAfterBreak="0">
     <w:nsid w:val="593054F7"/>
     <w:multiLevelType w:val="multilevel"/>
     <w:tmpl w:val="AB2E7FAA"/>
@@ -12703,7 +13013,7 @@
       </w:rPr>
     </w:lvl>
   </w:abstractNum>
-  <w:abstractNum w:abstractNumId="23" w15:restartNumberingAfterBreak="0">
+  <w:abstractNum w:abstractNumId="25" w15:restartNumberingAfterBreak="0">
     <w:nsid w:val="62104C26"/>
     <w:multiLevelType w:val="multilevel"/>
     <w:tmpl w:val="3782C47C"/>
@@ -12852,7 +13162,7 @@
       </w:rPr>
     </w:lvl>
   </w:abstractNum>
-  <w:abstractNum w:abstractNumId="24" w15:restartNumberingAfterBreak="0">
+  <w:abstractNum w:abstractNumId="26" w15:restartNumberingAfterBreak="0">
     <w:nsid w:val="62D30BDB"/>
     <w:multiLevelType w:val="multilevel"/>
     <w:tmpl w:val="0E6EE9AC"/>
@@ -13001,7 +13311,7 @@
       </w:rPr>
     </w:lvl>
   </w:abstractNum>
-  <w:abstractNum w:abstractNumId="25" w15:restartNumberingAfterBreak="0">
+  <w:abstractNum w:abstractNumId="27" w15:restartNumberingAfterBreak="0">
     <w:nsid w:val="68320838"/>
     <w:multiLevelType w:val="multilevel"/>
     <w:tmpl w:val="FEC0B2AC"/>
@@ -13150,7 +13460,7 @@
       </w:rPr>
     </w:lvl>
   </w:abstractNum>
-  <w:abstractNum w:abstractNumId="26" w15:restartNumberingAfterBreak="0">
+  <w:abstractNum w:abstractNumId="28" w15:restartNumberingAfterBreak="0">
     <w:nsid w:val="73FF56CE"/>
     <w:multiLevelType w:val="multilevel"/>
     <w:tmpl w:val="E8A6BDAA"/>
@@ -13299,7 +13609,7 @@
       </w:rPr>
     </w:lvl>
   </w:abstractNum>
-  <w:abstractNum w:abstractNumId="27" w15:restartNumberingAfterBreak="0">
+  <w:abstractNum w:abstractNumId="29" w15:restartNumberingAfterBreak="0">
     <w:nsid w:val="78F40489"/>
     <w:multiLevelType w:val="multilevel"/>
     <w:tmpl w:val="7C7ADC4E"/>
@@ -13448,7 +13758,7 @@
       </w:rPr>
     </w:lvl>
   </w:abstractNum>
-  <w:abstractNum w:abstractNumId="28" w15:restartNumberingAfterBreak="0">
+  <w:abstractNum w:abstractNumId="30" w15:restartNumberingAfterBreak="0">
     <w:nsid w:val="792F40F2"/>
     <w:multiLevelType w:val="multilevel"/>
     <w:tmpl w:val="70005182"/>
@@ -13597,7 +13907,7 @@
       </w:rPr>
     </w:lvl>
   </w:abstractNum>
-  <w:abstractNum w:abstractNumId="29" w15:restartNumberingAfterBreak="0">
+  <w:abstractNum w:abstractNumId="31" w15:restartNumberingAfterBreak="0">
     <w:nsid w:val="7D474F20"/>
     <w:multiLevelType w:val="multilevel"/>
     <w:tmpl w:val="96D843BA"/>
@@ -13746,29 +14056,118 @@
       </w:rPr>
     </w:lvl>
   </w:abstractNum>
+  <w:abstractNum w:abstractNumId="32" w15:restartNumberingAfterBreak="0">
+    <w:nsid w:val="7DF153CE"/>
+    <w:multiLevelType w:val="hybridMultilevel"/>
+    <w:tmpl w:val="3D5E9840"/>
+    <w:lvl w:ilvl="0" w:tplc="6F50B904">
+      <w:start w:val="1"/>
+      <w:numFmt w:val="decimal"/>
+      <w:lvlText w:val="%1."/>
+      <w:lvlJc w:val="left"/>
+      <w:pPr>
+        <w:ind w:left="1776" w:hanging="360"/>
+      </w:pPr>
+      <w:rPr>
+        <w:rFonts w:hint="default"/>
+      </w:rPr>
+    </w:lvl>
+    <w:lvl w:ilvl="1" w:tplc="04100019" w:tentative="1">
+      <w:start w:val="1"/>
+      <w:numFmt w:val="lowerLetter"/>
+      <w:lvlText w:val="%2."/>
+      <w:lvlJc w:val="left"/>
+      <w:pPr>
+        <w:ind w:left="2496" w:hanging="360"/>
+      </w:pPr>
+    </w:lvl>
+    <w:lvl w:ilvl="2" w:tplc="0410001B" w:tentative="1">
+      <w:start w:val="1"/>
+      <w:numFmt w:val="lowerRoman"/>
+      <w:lvlText w:val="%3."/>
+      <w:lvlJc w:val="right"/>
+      <w:pPr>
+        <w:ind w:left="3216" w:hanging="180"/>
+      </w:pPr>
+    </w:lvl>
+    <w:lvl w:ilvl="3" w:tplc="0410000F" w:tentative="1">
+      <w:start w:val="1"/>
+      <w:numFmt w:val="decimal"/>
+      <w:lvlText w:val="%4."/>
+      <w:lvlJc w:val="left"/>
+      <w:pPr>
+        <w:ind w:left="3936" w:hanging="360"/>
+      </w:pPr>
+    </w:lvl>
+    <w:lvl w:ilvl="4" w:tplc="04100019" w:tentative="1">
+      <w:start w:val="1"/>
+      <w:numFmt w:val="lowerLetter"/>
+      <w:lvlText w:val="%5."/>
+      <w:lvlJc w:val="left"/>
+      <w:pPr>
+        <w:ind w:left="4656" w:hanging="360"/>
+      </w:pPr>
+    </w:lvl>
+    <w:lvl w:ilvl="5" w:tplc="0410001B" w:tentative="1">
+      <w:start w:val="1"/>
+      <w:numFmt w:val="lowerRoman"/>
+      <w:lvlText w:val="%6."/>
+      <w:lvlJc w:val="right"/>
+      <w:pPr>
+        <w:ind w:left="5376" w:hanging="180"/>
+      </w:pPr>
+    </w:lvl>
+    <w:lvl w:ilvl="6" w:tplc="0410000F" w:tentative="1">
+      <w:start w:val="1"/>
+      <w:numFmt w:val="decimal"/>
+      <w:lvlText w:val="%7."/>
+      <w:lvlJc w:val="left"/>
+      <w:pPr>
+        <w:ind w:left="6096" w:hanging="360"/>
+      </w:pPr>
+    </w:lvl>
+    <w:lvl w:ilvl="7" w:tplc="04100019" w:tentative="1">
+      <w:start w:val="1"/>
+      <w:numFmt w:val="lowerLetter"/>
+      <w:lvlText w:val="%8."/>
+      <w:lvlJc w:val="left"/>
+      <w:pPr>
+        <w:ind w:left="6816" w:hanging="360"/>
+      </w:pPr>
+    </w:lvl>
+    <w:lvl w:ilvl="8" w:tplc="0410001B" w:tentative="1">
+      <w:start w:val="1"/>
+      <w:numFmt w:val="lowerRoman"/>
+      <w:lvlText w:val="%9."/>
+      <w:lvlJc w:val="right"/>
+      <w:pPr>
+        <w:ind w:left="7536" w:hanging="180"/>
+      </w:pPr>
+    </w:lvl>
+  </w:abstractNum>
   <w:num w:numId="1" w16cid:durableId="1638140685">
-    <w:abstractNumId w:val="12"/>
+    <w:abstractNumId w:val="13"/>
   </w:num>
   <w:num w:numId="2" w16cid:durableId="920286516">
+    <w:abstractNumId w:val="10"/>
+  </w:num>
+  <w:num w:numId="3" w16cid:durableId="1801486256">
     <w:abstractNumId w:val="9"/>
   </w:num>
-  <w:num w:numId="3" w16cid:durableId="1801486256">
-    <w:abstractNumId w:val="8"/>
-  </w:num>
   <w:num w:numId="4" w16cid:durableId="1921602593">
-    <w:abstractNumId w:val="25"/>
+    <w:abstractNumId w:val="27"/>
   </w:num>
   <w:num w:numId="5" w16cid:durableId="675111458">
-    <w:abstractNumId w:val="13"/>
+    <w:abstractNumId w:val="14"/>
   </w:num>
   <w:num w:numId="6" w16cid:durableId="1527215335">
-    <w:abstractNumId w:val="29"/>
+    <w:abstractNumId w:val="31"/>
   </w:num>
   <w:num w:numId="7" w16cid:durableId="1162355609">
     <w:abstractNumId w:val="5"/>
   </w:num>
   <w:num w:numId="8" w16cid:durableId="2078046549">
-    <w:abstractNumId w:val="24"/>
+    <w:abstractNumId w:val="26"/>
   </w:num>
   <w:num w:numId="9" w16cid:durableId="1078556369">
     <w:abstractNumId w:val="4"/>
@@ -13777,64 +14176,73 @@
     <w:abstractNumId w:val="6"/>
   </w:num>
   <w:num w:numId="11" w16cid:durableId="764568551">
-    <w:abstractNumId w:val="28"/>
+    <w:abstractNumId w:val="30"/>
   </w:num>
   <w:num w:numId="12" w16cid:durableId="807280167">
-    <w:abstractNumId w:val="21"/>
+    <w:abstractNumId w:val="23"/>
   </w:num>
   <w:num w:numId="13" w16cid:durableId="1371102566">
     <w:abstractNumId w:val="2"/>
   </w:num>
   <w:num w:numId="14" w16cid:durableId="861866471">
-    <w:abstractNumId w:val="23"/>
+    <w:abstractNumId w:val="25"/>
   </w:num>
   <w:num w:numId="15" w16cid:durableId="2099667502">
-    <w:abstractNumId w:val="7"/>
+    <w:abstractNumId w:val="8"/>
   </w:num>
   <w:num w:numId="16" w16cid:durableId="1008482062">
-    <w:abstractNumId w:val="15"/>
+    <w:abstractNumId w:val="16"/>
   </w:num>
   <w:num w:numId="17" w16cid:durableId="1033311905">
-    <w:abstractNumId w:val="17"/>
+    <w:abstractNumId w:val="18"/>
   </w:num>
   <w:num w:numId="18" w16cid:durableId="3753303">
-    <w:abstractNumId w:val="18"/>
+    <w:abstractNumId w:val="19"/>
   </w:num>
   <w:num w:numId="19" w16cid:durableId="519317494">
-    <w:abstractNumId w:val="22"/>
+    <w:abstractNumId w:val="24"/>
   </w:num>
   <w:num w:numId="20" w16cid:durableId="431247675">
-    <w:abstractNumId w:val="19"/>
+    <w:abstractNumId w:val="20"/>
   </w:num>
   <w:num w:numId="21" w16cid:durableId="1207530025">
     <w:abstractNumId w:val="3"/>
   </w:num>
   <w:num w:numId="22" w16cid:durableId="1305575393">
-    <w:abstractNumId w:val="26"/>
+    <w:abstractNumId w:val="28"/>
   </w:num>
   <w:num w:numId="23" w16cid:durableId="1644037730">
-    <w:abstractNumId w:val="14"/>
+    <w:abstractNumId w:val="15"/>
   </w:num>
   <w:num w:numId="24" w16cid:durableId="1406419469">
     <w:abstractNumId w:val="1"/>
   </w:num>
   <w:num w:numId="25" w16cid:durableId="1717118296">
-    <w:abstractNumId w:val="10"/>
+    <w:abstractNumId w:val="11"/>
   </w:num>
   <w:num w:numId="26" w16cid:durableId="473564032">
-    <w:abstractNumId w:val="20"/>
+    <w:abstractNumId w:val="21"/>
   </w:num>
   <w:num w:numId="27" w16cid:durableId="262689320">
-    <w:abstractNumId w:val="27"/>
+    <w:abstractNumId w:val="29"/>
   </w:num>
   <w:num w:numId="28" w16cid:durableId="1390836221">
     <w:abstractNumId w:val="0"/>
   </w:num>
   <w:num w:numId="29" w16cid:durableId="846988896">
-    <w:abstractNumId w:val="16"/>
+    <w:abstractNumId w:val="17"/>
   </w:num>
   <w:num w:numId="30" w16cid:durableId="397244491">
-    <w:abstractNumId w:val="11"/>
+    <w:abstractNumId w:val="12"/>
+  </w:num>
+  <w:num w:numId="31" w16cid:durableId="377245601">
+    <w:abstractNumId w:val="22"/>
+  </w:num>
+  <w:num w:numId="32" w16cid:durableId="1359698293">
+    <w:abstractNumId w:val="32"/>
+  </w:num>
+  <w:num w:numId="33" w16cid:durableId="2130203282">
+    <w:abstractNumId w:val="7"/>
   </w:num>
 </w:numbering>
 </file>

--- a/Doc/RoadMap.docx
+++ b/Doc/RoadMap.docx
@@ -21,9 +21,11 @@
           <w:numId w:val="31"/>
         </w:numPr>
       </w:pPr>
-      <w:r>
-        <w:t>Settings</w:t>
-      </w:r>
+      <w:proofErr w:type="spellStart"/>
+      <w:r>
+        <w:t>Stacking</w:t>
+      </w:r>
+      <w:proofErr w:type="spellEnd"/>
     </w:p>
     <w:p>
       <w:pPr>
@@ -34,7 +36,15 @@
         </w:numPr>
       </w:pPr>
       <w:r>
-        <w:t>Sfondo</w:t>
+        <w:t xml:space="preserve">Aggiungere </w:t>
+      </w:r>
+      <w:proofErr w:type="spellStart"/>
+      <w:r>
+        <w:t>fun</w:t>
+      </w:r>
+      <w:proofErr w:type="spellEnd"/>
+      <w:r>
+        <w:t xml:space="preserve"> per stimare shifts</w:t>
       </w:r>
     </w:p>
     <w:p>
@@ -46,8 +56,55 @@
         </w:numPr>
       </w:pPr>
       <w:r>
-        <w:t>Allineare Switch</w:t>
-      </w:r>
+        <w:t>Calcolare tempi shift</w:t>
+      </w:r>
+    </w:p>
+    <w:p>
+      <w:pPr>
+        <w:pStyle w:val="Paragrafoelenco"/>
+        <w:numPr>
+          <w:ilvl w:val="1"/>
+          <w:numId w:val="31"/>
+        </w:numPr>
+      </w:pPr>
+      <w:r>
+        <w:t>Messaggi nelle varie fasi</w:t>
+      </w:r>
+    </w:p>
+    <w:p>
+      <w:pPr>
+        <w:pStyle w:val="Paragrafoelenco"/>
+        <w:numPr>
+          <w:ilvl w:val="1"/>
+          <w:numId w:val="31"/>
+        </w:numPr>
+      </w:pPr>
+      <w:r>
+        <w:t>Provare con 50 immagini</w:t>
+      </w:r>
+    </w:p>
+    <w:p>
+      <w:pPr>
+        <w:pStyle w:val="Paragrafoelenco"/>
+        <w:numPr>
+          <w:ilvl w:val="1"/>
+          <w:numId w:val="31"/>
+        </w:numPr>
+      </w:pPr>
+      <w:r>
+        <w:t xml:space="preserve">Non usare se &gt; </w:t>
+      </w:r>
+      <w:proofErr w:type="spellStart"/>
+      <w:r>
+        <w:t>maxshift</w:t>
+      </w:r>
+      <w:proofErr w:type="spellEnd"/>
+    </w:p>
+    <w:p>
+      <w:pPr>
+        <w:pStyle w:val="Paragrafoelenco"/>
+        <w:ind w:left="1785"/>
+      </w:pPr>
     </w:p>
     <w:p>
       <w:pPr>
@@ -57,11 +114,9 @@
           <w:numId w:val="31"/>
         </w:numPr>
       </w:pPr>
-      <w:proofErr w:type="spellStart"/>
-      <w:r>
-        <w:t>Stacking</w:t>
-      </w:r>
-      <w:proofErr w:type="spellEnd"/>
+      <w:r>
+        <w:t>Multiple foto</w:t>
+      </w:r>
     </w:p>
     <w:p>
       <w:pPr>
@@ -71,9 +126,11 @@
           <w:numId w:val="31"/>
         </w:numPr>
       </w:pPr>
-      <w:r>
-        <w:t>Calcolare tempi shift</w:t>
-      </w:r>
+      <w:proofErr w:type="spellStart"/>
+      <w:r>
+        <w:t>CountDown</w:t>
+      </w:r>
+      <w:proofErr w:type="spellEnd"/>
     </w:p>
     <w:p>
       <w:pPr>
@@ -84,8 +141,28 @@
         </w:numPr>
       </w:pPr>
       <w:r>
-        <w:t>Messaggi nelle varie fasi</w:t>
-      </w:r>
+        <w:t>Formato RAW</w:t>
+      </w:r>
+    </w:p>
+    <w:p>
+      <w:pPr>
+        <w:pStyle w:val="Paragrafoelenco"/>
+        <w:ind w:left="1785"/>
+      </w:pPr>
+    </w:p>
+    <w:p>
+      <w:pPr>
+        <w:pStyle w:val="Paragrafoelenco"/>
+        <w:numPr>
+          <w:ilvl w:val="0"/>
+          <w:numId w:val="31"/>
+        </w:numPr>
+      </w:pPr>
+      <w:proofErr w:type="spellStart"/>
+      <w:r>
+        <w:t>CameraLib</w:t>
+      </w:r>
+      <w:proofErr w:type="spellEnd"/>
     </w:p>
     <w:p>
       <w:pPr>
@@ -96,58 +173,6 @@
         </w:numPr>
       </w:pPr>
       <w:r>
-        <w:t>Provare con 50 immagini</w:t>
-      </w:r>
-    </w:p>
-    <w:p>
-      <w:pPr>
-        <w:pStyle w:val="Paragrafoelenco"/>
-        <w:numPr>
-          <w:ilvl w:val="0"/>
-          <w:numId w:val="31"/>
-        </w:numPr>
-      </w:pPr>
-      <w:r>
-        <w:t>Multiple foto</w:t>
-      </w:r>
-    </w:p>
-    <w:p>
-      <w:pPr>
-        <w:pStyle w:val="Paragrafoelenco"/>
-        <w:numPr>
-          <w:ilvl w:val="1"/>
-          <w:numId w:val="31"/>
-        </w:numPr>
-      </w:pPr>
-      <w:proofErr w:type="spellStart"/>
-      <w:r>
-        <w:t>CountDown</w:t>
-      </w:r>
-      <w:proofErr w:type="spellEnd"/>
-    </w:p>
-    <w:p>
-      <w:pPr>
-        <w:pStyle w:val="Paragrafoelenco"/>
-        <w:numPr>
-          <w:ilvl w:val="0"/>
-          <w:numId w:val="31"/>
-        </w:numPr>
-      </w:pPr>
-      <w:proofErr w:type="spellStart"/>
-      <w:r>
-        <w:t>CameraLib</w:t>
-      </w:r>
-      <w:proofErr w:type="spellEnd"/>
-    </w:p>
-    <w:p>
-      <w:pPr>
-        <w:pStyle w:val="Paragrafoelenco"/>
-        <w:numPr>
-          <w:ilvl w:val="1"/>
-          <w:numId w:val="31"/>
-        </w:numPr>
-      </w:pPr>
-      <w:r>
         <w:t>Problema folder</w:t>
       </w:r>
     </w:p>
@@ -299,7 +324,19 @@
         <w:rPr>
           <w:lang w:val="en-GB"/>
         </w:rPr>
-        <w:t xml:space="preserve"> 0.8.x</w:t>
+        <w:t xml:space="preserve"> 0.</w:t>
+      </w:r>
+      <w:r>
+        <w:rPr>
+          <w:lang w:val="en-GB"/>
+        </w:rPr>
+        <w:t>9</w:t>
+      </w:r>
+      <w:r>
+        <w:rPr>
+          <w:lang w:val="en-GB"/>
+        </w:rPr>
+        <w:t>.x</w:t>
       </w:r>
     </w:p>
     <w:p>
@@ -435,7 +472,7 @@
         <w:t>Version 0.</w:t>
       </w:r>
       <w:r>
-        <w:t>9</w:t>
+        <w:t>1</w:t>
       </w:r>
       <w:r>
         <w:t>.x</w:t>
@@ -450,24 +487,6 @@
       </w:r>
       <w:r>
         <w:tab/>
-      </w:r>
-    </w:p>
-    <w:p/>
-    <w:p>
-      <w:r>
-        <w:t xml:space="preserve">Version </w:t>
-      </w:r>
-      <w:r>
-        <w:t>1</w:t>
-      </w:r>
-      <w:r>
-        <w:t>.</w:t>
-      </w:r>
-      <w:r>
-        <w:t>0</w:t>
-      </w:r>
-      <w:r>
-        <w:t>.x</w:t>
       </w:r>
     </w:p>
     <w:p>
@@ -617,19 +636,11 @@
         </w:rPr>
       </w:pPr>
       <w:proofErr w:type="spellStart"/>
-      <w:proofErr w:type="gramStart"/>
-      <w:r>
-        <w:rPr>
-          <w:lang w:val="en-GB"/>
-        </w:rPr>
-        <w:t>activity?.</w:t>
-      </w:r>
-      <w:proofErr w:type="gramEnd"/>
-      <w:r>
-        <w:rPr>
-          <w:lang w:val="en-GB"/>
-        </w:rPr>
-        <w:t>let</w:t>
+      <w:r>
+        <w:rPr>
+          <w:lang w:val="en-GB"/>
+        </w:rPr>
+        <w:t>activity?.let</w:t>
       </w:r>
       <w:proofErr w:type="spellEnd"/>
       <w:r>
@@ -663,24 +674,9 @@
         <w:rPr>
           <w:lang w:val="en-GB"/>
         </w:rPr>
-        <w:t xml:space="preserve"> intent = </w:t>
-      </w:r>
-      <w:proofErr w:type="gramStart"/>
-      <w:r>
-        <w:rPr>
-          <w:lang w:val="en-GB"/>
-        </w:rPr>
-        <w:t>Intent(</w:t>
-      </w:r>
-      <w:proofErr w:type="gramEnd"/>
-      <w:r>
-        <w:rPr>
-          <w:lang w:val="en-GB"/>
-        </w:rPr>
-        <w:t xml:space="preserve">it, </w:t>
-      </w:r>
-      <w:proofErr w:type="spellStart"/>
-      <w:proofErr w:type="gramStart"/>
+        <w:t xml:space="preserve"> intent = Intent(it, </w:t>
+      </w:r>
+      <w:proofErr w:type="spellStart"/>
       <w:r>
         <w:rPr>
           <w:lang w:val="en-GB"/>
@@ -692,14 +688,7 @@
         <w:rPr>
           <w:lang w:val="en-GB"/>
         </w:rPr>
-        <w:t>::</w:t>
-      </w:r>
-      <w:proofErr w:type="gramEnd"/>
-      <w:r>
-        <w:rPr>
-          <w:lang w:val="en-GB"/>
-        </w:rPr>
-        <w:t>class.java)</w:t>
+        <w:t>::class.java)</w:t>
       </w:r>
     </w:p>
     <w:p>
@@ -715,7 +704,6 @@
         <w:t xml:space="preserve">    </w:t>
       </w:r>
       <w:proofErr w:type="spellStart"/>
-      <w:proofErr w:type="gramStart"/>
       <w:r>
         <w:rPr>
           <w:lang w:val="en-GB"/>
@@ -723,7 +711,6 @@
         <w:t>it.startActivity</w:t>
       </w:r>
       <w:proofErr w:type="spellEnd"/>
-      <w:proofErr w:type="gramEnd"/>
       <w:r>
         <w:rPr>
           <w:lang w:val="en-GB"/>
@@ -799,19 +786,11 @@
         <w:t xml:space="preserve"> = </w:t>
       </w:r>
       <w:proofErr w:type="spellStart"/>
-      <w:proofErr w:type="gramStart"/>
-      <w:r>
-        <w:rPr>
-          <w:lang w:val="en-GB"/>
-        </w:rPr>
-        <w:t>Manifest.permission.RECORD</w:t>
-      </w:r>
-      <w:proofErr w:type="gramEnd"/>
-      <w:r>
-        <w:rPr>
-          <w:lang w:val="en-GB"/>
-        </w:rPr>
-        <w:t>_AUDIO</w:t>
+      <w:r>
+        <w:rPr>
+          <w:lang w:val="en-GB"/>
+        </w:rPr>
+        <w:t>Manifest.permission.RECORD_AUDIO</w:t>
       </w:r>
       <w:proofErr w:type="spellEnd"/>
     </w:p>
@@ -850,7 +829,6 @@
         <w:t xml:space="preserve"> = </w:t>
       </w:r>
       <w:proofErr w:type="spellStart"/>
-      <w:proofErr w:type="gramStart"/>
       <w:r>
         <w:rPr>
           <w:lang w:val="en-GB"/>
@@ -864,7 +842,6 @@
         </w:rPr>
         <w:t>(</w:t>
       </w:r>
-      <w:proofErr w:type="gramEnd"/>
     </w:p>
     <w:p>
       <w:pPr>
@@ -903,48 +880,20 @@
         <w:rPr>
           <w:lang w:val="en-GB"/>
         </w:rPr>
-        <w:t xml:space="preserve">) </w:t>
-      </w:r>
-      <w:proofErr w:type="gramStart"/>
-      <w:r>
-        <w:rPr>
-          <w:lang w:val="en-GB"/>
-        </w:rPr>
-        <w:t>{ granted</w:t>
-      </w:r>
-      <w:proofErr w:type="gramEnd"/>
-      <w:r>
-        <w:rPr>
-          <w:lang w:val="en-GB"/>
-        </w:rPr>
-        <w:t xml:space="preserve"> -&gt;</w:t>
-      </w:r>
-    </w:p>
-    <w:p>
-      <w:pPr>
-        <w:rPr>
-          <w:lang w:val="en-GB"/>
-        </w:rPr>
-      </w:pPr>
-      <w:r>
-        <w:rPr>
-          <w:lang w:val="en-GB"/>
-        </w:rPr>
-        <w:t xml:space="preserve">    if </w:t>
-      </w:r>
-      <w:proofErr w:type="gramStart"/>
-      <w:r>
-        <w:rPr>
-          <w:lang w:val="en-GB"/>
-        </w:rPr>
-        <w:t>(!granted</w:t>
-      </w:r>
-      <w:proofErr w:type="gramEnd"/>
-      <w:r>
-        <w:rPr>
-          <w:lang w:val="en-GB"/>
-        </w:rPr>
-        <w:t>) {</w:t>
+        <w:t>) { granted -&gt;</w:t>
+      </w:r>
+    </w:p>
+    <w:p>
+      <w:pPr>
+        <w:rPr>
+          <w:lang w:val="en-GB"/>
+        </w:rPr>
+      </w:pPr>
+      <w:r>
+        <w:rPr>
+          <w:lang w:val="en-GB"/>
+        </w:rPr>
+        <w:t xml:space="preserve">    if (!granted) {</w:t>
       </w:r>
     </w:p>
     <w:p>
@@ -1023,19 +972,11 @@
         <w:t>Toast.LENGTH_SHORT</w:t>
       </w:r>
       <w:proofErr w:type="spellEnd"/>
-      <w:proofErr w:type="gramStart"/>
-      <w:r>
-        <w:rPr>
-          <w:lang w:val="en-GB"/>
-        </w:rPr>
-        <w:t>).show</w:t>
-      </w:r>
-      <w:proofErr w:type="gramEnd"/>
-      <w:r>
-        <w:rPr>
-          <w:lang w:val="en-GB"/>
-        </w:rPr>
-        <w:t>()</w:t>
+      <w:r>
+        <w:rPr>
+          <w:lang w:val="en-GB"/>
+        </w:rPr>
+        <w:t>).show()</w:t>
       </w:r>
     </w:p>
     <w:p>
@@ -1244,7 +1185,7 @@
     <w:p>
       <w:r>
         <w:pict w14:anchorId="1F903211">
-          <v:rect id="_x0000_i1027" style="width:0;height:1.5pt" o:hralign="center" o:hrstd="t" o:hr="t" fillcolor="#a0a0a0" stroked="f"/>
+          <v:rect id="_x0000_i1026" style="width:0;height:1.5pt" o:hralign="center" o:hrstd="t" o:hr="t" fillcolor="#a0a0a0" stroked="f"/>
         </w:pict>
       </w:r>
     </w:p>
@@ -1371,7 +1312,7 @@
     <w:p>
       <w:r>
         <w:pict w14:anchorId="79DD66F3">
-          <v:rect id="_x0000_i1028" style="width:0;height:1.5pt" o:hralign="center" o:hrstd="t" o:hr="t" fillcolor="#a0a0a0" stroked="f"/>
+          <v:rect id="_x0000_i1027" style="width:0;height:1.5pt" o:hralign="center" o:hrstd="t" o:hr="t" fillcolor="#a0a0a0" stroked="f"/>
         </w:pict>
       </w:r>
     </w:p>
@@ -1489,7 +1430,7 @@
     <w:p>
       <w:r>
         <w:pict w14:anchorId="3DC381FF">
-          <v:rect id="_x0000_i1029" style="width:0;height:1.5pt" o:hralign="center" o:hrstd="t" o:hr="t" fillcolor="#a0a0a0" stroked="f"/>
+          <v:rect id="_x0000_i1028" style="width:0;height:1.5pt" o:hralign="center" o:hrstd="t" o:hr="t" fillcolor="#a0a0a0" stroked="f"/>
         </w:pict>
       </w:r>
     </w:p>
@@ -1584,7 +1525,7 @@
     <w:p>
       <w:r>
         <w:pict w14:anchorId="105EE816">
-          <v:rect id="_x0000_i1030" style="width:0;height:1.5pt" o:hralign="center" o:hrstd="t" o:hr="t" fillcolor="#a0a0a0" stroked="f"/>
+          <v:rect id="_x0000_i1029" style="width:0;height:1.5pt" o:hralign="center" o:hrstd="t" o:hr="t" fillcolor="#a0a0a0" stroked="f"/>
         </w:pict>
       </w:r>
     </w:p>
@@ -1690,7 +1631,7 @@
     <w:p>
       <w:r>
         <w:pict w14:anchorId="23FA3C4E">
-          <v:rect id="_x0000_i1031" style="width:0;height:1.5pt" o:hralign="center" o:hrstd="t" o:hr="t" fillcolor="#a0a0a0" stroked="f"/>
+          <v:rect id="_x0000_i1030" style="width:0;height:1.5pt" o:hralign="center" o:hrstd="t" o:hr="t" fillcolor="#a0a0a0" stroked="f"/>
         </w:pict>
       </w:r>
     </w:p>
@@ -1764,167 +1705,167 @@
       <w:r>
         <w:lastRenderedPageBreak/>
         <w:pict w14:anchorId="51E84B89">
+          <v:rect id="_x0000_i1031" style="width:0;height:1.5pt" o:hralign="center" o:hrstd="t" o:hr="t" fillcolor="#a0a0a0" stroked="f"/>
+        </w:pict>
+      </w:r>
+    </w:p>
+    <w:p>
+      <w:pPr>
+        <w:rPr>
+          <w:b/>
+          <w:bCs/>
+        </w:rPr>
+      </w:pPr>
+      <w:r>
+        <w:rPr>
+          <w:rFonts w:ascii="Segoe UI Emoji" w:hAnsi="Segoe UI Emoji" w:cs="Segoe UI Emoji"/>
+          <w:b/>
+          <w:bCs/>
+        </w:rPr>
+        <w:t>🔥</w:t>
+      </w:r>
+      <w:r>
+        <w:rPr>
+          <w:b/>
+          <w:bCs/>
+        </w:rPr>
+        <w:t xml:space="preserve"> La mia raccomandazione per te</w:t>
+      </w:r>
+    </w:p>
+    <w:p>
+      <w:r>
+        <w:t>Conoscendo il tuo uso (telescopio, scatto ritardato, vibrazioni, seeing):</w:t>
+      </w:r>
+    </w:p>
+    <w:p>
+      <w:pPr>
+        <w:rPr>
+          <w:b/>
+          <w:bCs/>
+        </w:rPr>
+      </w:pPr>
+      <w:r>
+        <w:rPr>
+          <w:rFonts w:ascii="Segoe UI Emoji" w:hAnsi="Segoe UI Emoji" w:cs="Segoe UI Emoji"/>
+          <w:b/>
+          <w:bCs/>
+        </w:rPr>
+        <w:t>👉</w:t>
+      </w:r>
+      <w:r>
+        <w:rPr>
+          <w:b/>
+          <w:bCs/>
+        </w:rPr>
+        <w:t xml:space="preserve"> La priorità assoluta è: scatto multiplo + </w:t>
+      </w:r>
+      <w:proofErr w:type="spellStart"/>
+      <w:r>
+        <w:rPr>
+          <w:b/>
+          <w:bCs/>
+        </w:rPr>
+        <w:t>stacking</w:t>
+      </w:r>
+      <w:proofErr w:type="spellEnd"/>
+    </w:p>
+    <w:p>
+      <w:r>
+        <w:t>È la cosa che più migliora la qualità delle foto astronomiche.</w:t>
+      </w:r>
+    </w:p>
+    <w:p>
+      <w:r>
+        <w:t>Subito dopo:</w:t>
+      </w:r>
+    </w:p>
+    <w:p>
+      <w:pPr>
+        <w:rPr>
+          <w:b/>
+          <w:bCs/>
+        </w:rPr>
+      </w:pPr>
+      <w:r>
+        <w:rPr>
+          <w:rFonts w:ascii="Segoe UI Emoji" w:hAnsi="Segoe UI Emoji" w:cs="Segoe UI Emoji"/>
+          <w:b/>
+          <w:bCs/>
+        </w:rPr>
+        <w:t>👉</w:t>
+      </w:r>
+      <w:r>
+        <w:rPr>
+          <w:b/>
+          <w:bCs/>
+        </w:rPr>
+        <w:t xml:space="preserve"> Focus </w:t>
+      </w:r>
+      <w:proofErr w:type="spellStart"/>
+      <w:r>
+        <w:rPr>
+          <w:b/>
+          <w:bCs/>
+        </w:rPr>
+        <w:t>peaking</w:t>
+      </w:r>
+      <w:proofErr w:type="spellEnd"/>
+    </w:p>
+    <w:p>
+      <w:pPr>
+        <w:rPr>
+          <w:b/>
+          <w:bCs/>
+        </w:rPr>
+      </w:pPr>
+      <w:r>
+        <w:rPr>
+          <w:rFonts w:ascii="Segoe UI Emoji" w:hAnsi="Segoe UI Emoji" w:cs="Segoe UI Emoji"/>
+          <w:b/>
+          <w:bCs/>
+        </w:rPr>
+        <w:t>👉</w:t>
+      </w:r>
+      <w:r>
+        <w:rPr>
+          <w:b/>
+          <w:bCs/>
+        </w:rPr>
+        <w:t xml:space="preserve"> Istogramma live</w:t>
+      </w:r>
+    </w:p>
+    <w:p>
+      <w:pPr>
+        <w:rPr>
+          <w:b/>
+          <w:bCs/>
+        </w:rPr>
+      </w:pPr>
+      <w:r>
+        <w:rPr>
+          <w:rFonts w:ascii="Segoe UI Emoji" w:hAnsi="Segoe UI Emoji" w:cs="Segoe UI Emoji"/>
+          <w:b/>
+          <w:bCs/>
+        </w:rPr>
+        <w:t>👉</w:t>
+      </w:r>
+      <w:r>
+        <w:rPr>
+          <w:b/>
+          <w:bCs/>
+        </w:rPr>
+        <w:t xml:space="preserve"> Esposizione lunga con Camera2Interop</w:t>
+      </w:r>
+    </w:p>
+    <w:p>
+      <w:r>
+        <w:t>Queste quattro trasformano il tuo telefono in una vera camera astronomica.</w:t>
+      </w:r>
+    </w:p>
+    <w:p>
+      <w:r>
+        <w:pict w14:anchorId="57A6A062">
           <v:rect id="_x0000_i1032" style="width:0;height:1.5pt" o:hralign="center" o:hrstd="t" o:hr="t" fillcolor="#a0a0a0" stroked="f"/>
-        </w:pict>
-      </w:r>
-    </w:p>
-    <w:p>
-      <w:pPr>
-        <w:rPr>
-          <w:b/>
-          <w:bCs/>
-        </w:rPr>
-      </w:pPr>
-      <w:r>
-        <w:rPr>
-          <w:rFonts w:ascii="Segoe UI Emoji" w:hAnsi="Segoe UI Emoji" w:cs="Segoe UI Emoji"/>
-          <w:b/>
-          <w:bCs/>
-        </w:rPr>
-        <w:t>🔥</w:t>
-      </w:r>
-      <w:r>
-        <w:rPr>
-          <w:b/>
-          <w:bCs/>
-        </w:rPr>
-        <w:t xml:space="preserve"> La mia raccomandazione per te</w:t>
-      </w:r>
-    </w:p>
-    <w:p>
-      <w:r>
-        <w:t>Conoscendo il tuo uso (telescopio, scatto ritardato, vibrazioni, seeing):</w:t>
-      </w:r>
-    </w:p>
-    <w:p>
-      <w:pPr>
-        <w:rPr>
-          <w:b/>
-          <w:bCs/>
-        </w:rPr>
-      </w:pPr>
-      <w:r>
-        <w:rPr>
-          <w:rFonts w:ascii="Segoe UI Emoji" w:hAnsi="Segoe UI Emoji" w:cs="Segoe UI Emoji"/>
-          <w:b/>
-          <w:bCs/>
-        </w:rPr>
-        <w:t>👉</w:t>
-      </w:r>
-      <w:r>
-        <w:rPr>
-          <w:b/>
-          <w:bCs/>
-        </w:rPr>
-        <w:t xml:space="preserve"> La priorità assoluta è: scatto multiplo + </w:t>
-      </w:r>
-      <w:proofErr w:type="spellStart"/>
-      <w:r>
-        <w:rPr>
-          <w:b/>
-          <w:bCs/>
-        </w:rPr>
-        <w:t>stacking</w:t>
-      </w:r>
-      <w:proofErr w:type="spellEnd"/>
-    </w:p>
-    <w:p>
-      <w:r>
-        <w:t>È la cosa che più migliora la qualità delle foto astronomiche.</w:t>
-      </w:r>
-    </w:p>
-    <w:p>
-      <w:r>
-        <w:t>Subito dopo:</w:t>
-      </w:r>
-    </w:p>
-    <w:p>
-      <w:pPr>
-        <w:rPr>
-          <w:b/>
-          <w:bCs/>
-        </w:rPr>
-      </w:pPr>
-      <w:r>
-        <w:rPr>
-          <w:rFonts w:ascii="Segoe UI Emoji" w:hAnsi="Segoe UI Emoji" w:cs="Segoe UI Emoji"/>
-          <w:b/>
-          <w:bCs/>
-        </w:rPr>
-        <w:t>👉</w:t>
-      </w:r>
-      <w:r>
-        <w:rPr>
-          <w:b/>
-          <w:bCs/>
-        </w:rPr>
-        <w:t xml:space="preserve"> Focus </w:t>
-      </w:r>
-      <w:proofErr w:type="spellStart"/>
-      <w:r>
-        <w:rPr>
-          <w:b/>
-          <w:bCs/>
-        </w:rPr>
-        <w:t>peaking</w:t>
-      </w:r>
-      <w:proofErr w:type="spellEnd"/>
-    </w:p>
-    <w:p>
-      <w:pPr>
-        <w:rPr>
-          <w:b/>
-          <w:bCs/>
-        </w:rPr>
-      </w:pPr>
-      <w:r>
-        <w:rPr>
-          <w:rFonts w:ascii="Segoe UI Emoji" w:hAnsi="Segoe UI Emoji" w:cs="Segoe UI Emoji"/>
-          <w:b/>
-          <w:bCs/>
-        </w:rPr>
-        <w:t>👉</w:t>
-      </w:r>
-      <w:r>
-        <w:rPr>
-          <w:b/>
-          <w:bCs/>
-        </w:rPr>
-        <w:t xml:space="preserve"> Istogramma live</w:t>
-      </w:r>
-    </w:p>
-    <w:p>
-      <w:pPr>
-        <w:rPr>
-          <w:b/>
-          <w:bCs/>
-        </w:rPr>
-      </w:pPr>
-      <w:r>
-        <w:rPr>
-          <w:rFonts w:ascii="Segoe UI Emoji" w:hAnsi="Segoe UI Emoji" w:cs="Segoe UI Emoji"/>
-          <w:b/>
-          <w:bCs/>
-        </w:rPr>
-        <w:t>👉</w:t>
-      </w:r>
-      <w:r>
-        <w:rPr>
-          <w:b/>
-          <w:bCs/>
-        </w:rPr>
-        <w:t xml:space="preserve"> Esposizione lunga con Camera2Interop</w:t>
-      </w:r>
-    </w:p>
-    <w:p>
-      <w:r>
-        <w:t>Queste quattro trasformano il tuo telefono in una vera camera astronomica.</w:t>
-      </w:r>
-    </w:p>
-    <w:p>
-      <w:r>
-        <w:pict w14:anchorId="57A6A062">
-          <v:rect id="_x0000_i1033" style="width:0;height:1.5pt" o:hralign="center" o:hrstd="t" o:hr="t" fillcolor="#a0a0a0" stroked="f"/>
         </w:pict>
       </w:r>
     </w:p>
@@ -2113,7 +2054,7 @@
     <w:p>
       <w:r>
         <w:pict w14:anchorId="66AE03AE">
-          <v:rect id="_x0000_i1034" style="width:0;height:1.5pt" o:hralign="center" o:hrstd="t" o:hr="t" fillcolor="#a0a0a0" stroked="f"/>
+          <v:rect id="_x0000_i1033" style="width:0;height:1.5pt" o:hralign="center" o:hrstd="t" o:hr="t" fillcolor="#a0a0a0" stroked="f"/>
         </w:pict>
       </w:r>
     </w:p>
@@ -2205,7 +2146,7 @@
     <w:p>
       <w:r>
         <w:pict w14:anchorId="3CD0107D">
-          <v:rect id="_x0000_i1035" style="width:0;height:1.5pt" o:hralign="center" o:hrstd="t" o:hr="t" fillcolor="#a0a0a0" stroked="f"/>
+          <v:rect id="_x0000_i1034" style="width:0;height:1.5pt" o:hralign="center" o:hrstd="t" o:hr="t" fillcolor="#a0a0a0" stroked="f"/>
         </w:pict>
       </w:r>
     </w:p>
@@ -2489,7 +2430,7 @@
     <w:p>
       <w:r>
         <w:pict w14:anchorId="151562EE">
-          <v:rect id="_x0000_i1036" style="width:0;height:1.5pt" o:hralign="center" o:hrstd="t" o:hr="t" fillcolor="#a0a0a0" stroked="f"/>
+          <v:rect id="_x0000_i1035" style="width:0;height:1.5pt" o:hralign="center" o:hrstd="t" o:hr="t" fillcolor="#a0a0a0" stroked="f"/>
         </w:pict>
       </w:r>
     </w:p>
@@ -2596,7 +2537,7 @@
           <w:bCs/>
         </w:rPr>
         <w:pict w14:anchorId="238DDA14">
-          <v:rect id="_x0000_i1037" style="width:0;height:1.5pt" o:hralign="center" o:hrstd="t" o:hr="t" fillcolor="#a0a0a0" stroked="f"/>
+          <v:rect id="_x0000_i1036" style="width:0;height:1.5pt" o:hralign="center" o:hrstd="t" o:hr="t" fillcolor="#a0a0a0" stroked="f"/>
         </w:pict>
       </w:r>
     </w:p>
@@ -2912,6 +2853,1304 @@
           <w:bCs/>
         </w:rPr>
         <w:pict w14:anchorId="13F3E8DE">
+          <v:rect id="_x0000_i1037" style="width:0;height:1.5pt" o:hralign="center" o:hrstd="t" o:hr="t" fillcolor="#a0a0a0" stroked="f"/>
+        </w:pict>
+      </w:r>
+    </w:p>
+    <w:p>
+      <w:pPr>
+        <w:rPr>
+          <w:rFonts w:ascii="Segoe UI Emoji" w:hAnsi="Segoe UI Emoji" w:cs="Segoe UI Emoji"/>
+          <w:b/>
+          <w:bCs/>
+        </w:rPr>
+      </w:pPr>
+      <w:r>
+        <w:rPr>
+          <w:rFonts w:ascii="Segoe UI Emoji" w:hAnsi="Segoe UI Emoji" w:cs="Segoe UI Emoji"/>
+          <w:b/>
+          <w:bCs/>
+        </w:rPr>
+        <w:t>🧠 1) Come leggere tutte le immagini salvate</w:t>
+      </w:r>
+    </w:p>
+    <w:p>
+      <w:pPr>
+        <w:rPr>
+          <w:rFonts w:ascii="Segoe UI Emoji" w:hAnsi="Segoe UI Emoji" w:cs="Segoe UI Emoji"/>
+          <w:b/>
+          <w:bCs/>
+        </w:rPr>
+      </w:pPr>
+      <w:r>
+        <w:rPr>
+          <w:rFonts w:ascii="Segoe UI Emoji" w:hAnsi="Segoe UI Emoji" w:cs="Segoe UI Emoji"/>
+          <w:b/>
+          <w:bCs/>
+        </w:rPr>
+        <w:t>Supponiamo che tu abbia salvato le foto in DCIM/CameraX.</w:t>
+      </w:r>
+    </w:p>
+    <w:p>
+      <w:pPr>
+        <w:rPr>
+          <w:rFonts w:ascii="Segoe UI Emoji" w:hAnsi="Segoe UI Emoji" w:cs="Segoe UI Emoji"/>
+          <w:b/>
+          <w:bCs/>
+          <w:lang w:val="en-GB"/>
+        </w:rPr>
+      </w:pPr>
+      <w:r>
+        <w:rPr>
+          <w:rFonts w:ascii="Segoe UI Emoji" w:hAnsi="Segoe UI Emoji" w:cs="Segoe UI Emoji"/>
+          <w:b/>
+          <w:bCs/>
+          <w:lang w:val="en-GB"/>
+        </w:rPr>
+        <w:t xml:space="preserve">fun </w:t>
+      </w:r>
+      <w:proofErr w:type="spellStart"/>
+      <w:r>
+        <w:rPr>
+          <w:rFonts w:ascii="Segoe UI Emoji" w:hAnsi="Segoe UI Emoji" w:cs="Segoe UI Emoji"/>
+          <w:b/>
+          <w:bCs/>
+          <w:lang w:val="en-GB"/>
+        </w:rPr>
+        <w:t>loadBitmapsFromFolder</w:t>
+      </w:r>
+      <w:proofErr w:type="spellEnd"/>
+      <w:r>
+        <w:rPr>
+          <w:rFonts w:ascii="Segoe UI Emoji" w:hAnsi="Segoe UI Emoji" w:cs="Segoe UI Emoji"/>
+          <w:b/>
+          <w:bCs/>
+          <w:lang w:val="en-GB"/>
+        </w:rPr>
+        <w:t>(context: Context, folder: String): List&lt;Bitmap&gt; {</w:t>
+      </w:r>
+    </w:p>
+    <w:p>
+      <w:pPr>
+        <w:rPr>
+          <w:rFonts w:ascii="Segoe UI Emoji" w:hAnsi="Segoe UI Emoji" w:cs="Segoe UI Emoji"/>
+          <w:b/>
+          <w:bCs/>
+          <w:lang w:val="en-GB"/>
+        </w:rPr>
+      </w:pPr>
+      <w:r>
+        <w:rPr>
+          <w:rFonts w:ascii="Segoe UI Emoji" w:hAnsi="Segoe UI Emoji" w:cs="Segoe UI Emoji"/>
+          <w:b/>
+          <w:bCs/>
+          <w:lang w:val="en-GB"/>
+        </w:rPr>
+        <w:t xml:space="preserve">    </w:t>
+      </w:r>
+      <w:proofErr w:type="spellStart"/>
+      <w:r>
+        <w:rPr>
+          <w:rFonts w:ascii="Segoe UI Emoji" w:hAnsi="Segoe UI Emoji" w:cs="Segoe UI Emoji"/>
+          <w:b/>
+          <w:bCs/>
+          <w:lang w:val="en-GB"/>
+        </w:rPr>
+        <w:t>val</w:t>
+      </w:r>
+      <w:proofErr w:type="spellEnd"/>
+      <w:r>
+        <w:rPr>
+          <w:rFonts w:ascii="Segoe UI Emoji" w:hAnsi="Segoe UI Emoji" w:cs="Segoe UI Emoji"/>
+          <w:b/>
+          <w:bCs/>
+          <w:lang w:val="en-GB"/>
+        </w:rPr>
+        <w:t xml:space="preserve"> bitmaps = </w:t>
+      </w:r>
+      <w:proofErr w:type="spellStart"/>
+      <w:r>
+        <w:rPr>
+          <w:rFonts w:ascii="Segoe UI Emoji" w:hAnsi="Segoe UI Emoji" w:cs="Segoe UI Emoji"/>
+          <w:b/>
+          <w:bCs/>
+          <w:lang w:val="en-GB"/>
+        </w:rPr>
+        <w:t>mutableListOf</w:t>
+      </w:r>
+      <w:proofErr w:type="spellEnd"/>
+      <w:r>
+        <w:rPr>
+          <w:rFonts w:ascii="Segoe UI Emoji" w:hAnsi="Segoe UI Emoji" w:cs="Segoe UI Emoji"/>
+          <w:b/>
+          <w:bCs/>
+          <w:lang w:val="en-GB"/>
+        </w:rPr>
+        <w:t>&lt;Bitmap&gt;()</w:t>
+      </w:r>
+    </w:p>
+    <w:p>
+      <w:pPr>
+        <w:rPr>
+          <w:rFonts w:ascii="Segoe UI Emoji" w:hAnsi="Segoe UI Emoji" w:cs="Segoe UI Emoji"/>
+          <w:b/>
+          <w:bCs/>
+          <w:lang w:val="en-GB"/>
+        </w:rPr>
+      </w:pPr>
+      <w:r>
+        <w:rPr>
+          <w:rFonts w:ascii="Segoe UI Emoji" w:hAnsi="Segoe UI Emoji" w:cs="Segoe UI Emoji"/>
+          <w:b/>
+          <w:bCs/>
+          <w:lang w:val="en-GB"/>
+        </w:rPr>
+        <w:lastRenderedPageBreak/>
+        <w:t xml:space="preserve">    </w:t>
+      </w:r>
+      <w:proofErr w:type="spellStart"/>
+      <w:r>
+        <w:rPr>
+          <w:rFonts w:ascii="Segoe UI Emoji" w:hAnsi="Segoe UI Emoji" w:cs="Segoe UI Emoji"/>
+          <w:b/>
+          <w:bCs/>
+          <w:lang w:val="en-GB"/>
+        </w:rPr>
+        <w:t>val</w:t>
+      </w:r>
+      <w:proofErr w:type="spellEnd"/>
+      <w:r>
+        <w:rPr>
+          <w:rFonts w:ascii="Segoe UI Emoji" w:hAnsi="Segoe UI Emoji" w:cs="Segoe UI Emoji"/>
+          <w:b/>
+          <w:bCs/>
+          <w:lang w:val="en-GB"/>
+        </w:rPr>
+        <w:t xml:space="preserve"> collection = </w:t>
+      </w:r>
+      <w:proofErr w:type="spellStart"/>
+      <w:r>
+        <w:rPr>
+          <w:rFonts w:ascii="Segoe UI Emoji" w:hAnsi="Segoe UI Emoji" w:cs="Segoe UI Emoji"/>
+          <w:b/>
+          <w:bCs/>
+          <w:lang w:val="en-GB"/>
+        </w:rPr>
+        <w:t>MediaStore.Images.Media.EXTERNAL_CONTENT_URI</w:t>
+      </w:r>
+      <w:proofErr w:type="spellEnd"/>
+    </w:p>
+    <w:p>
+      <w:pPr>
+        <w:rPr>
+          <w:rFonts w:ascii="Segoe UI Emoji" w:hAnsi="Segoe UI Emoji" w:cs="Segoe UI Emoji"/>
+          <w:b/>
+          <w:bCs/>
+          <w:lang w:val="en-GB"/>
+        </w:rPr>
+      </w:pPr>
+    </w:p>
+    <w:p>
+      <w:pPr>
+        <w:rPr>
+          <w:rFonts w:ascii="Segoe UI Emoji" w:hAnsi="Segoe UI Emoji" w:cs="Segoe UI Emoji"/>
+          <w:b/>
+          <w:bCs/>
+          <w:lang w:val="en-GB"/>
+        </w:rPr>
+      </w:pPr>
+      <w:r>
+        <w:rPr>
+          <w:rFonts w:ascii="Segoe UI Emoji" w:hAnsi="Segoe UI Emoji" w:cs="Segoe UI Emoji"/>
+          <w:b/>
+          <w:bCs/>
+          <w:lang w:val="en-GB"/>
+        </w:rPr>
+        <w:t xml:space="preserve">    </w:t>
+      </w:r>
+      <w:proofErr w:type="spellStart"/>
+      <w:r>
+        <w:rPr>
+          <w:rFonts w:ascii="Segoe UI Emoji" w:hAnsi="Segoe UI Emoji" w:cs="Segoe UI Emoji"/>
+          <w:b/>
+          <w:bCs/>
+          <w:lang w:val="en-GB"/>
+        </w:rPr>
+        <w:t>val</w:t>
+      </w:r>
+      <w:proofErr w:type="spellEnd"/>
+      <w:r>
+        <w:rPr>
+          <w:rFonts w:ascii="Segoe UI Emoji" w:hAnsi="Segoe UI Emoji" w:cs="Segoe UI Emoji"/>
+          <w:b/>
+          <w:bCs/>
+          <w:lang w:val="en-GB"/>
+        </w:rPr>
+        <w:t xml:space="preserve"> projection = </w:t>
+      </w:r>
+      <w:proofErr w:type="spellStart"/>
+      <w:r>
+        <w:rPr>
+          <w:rFonts w:ascii="Segoe UI Emoji" w:hAnsi="Segoe UI Emoji" w:cs="Segoe UI Emoji"/>
+          <w:b/>
+          <w:bCs/>
+          <w:lang w:val="en-GB"/>
+        </w:rPr>
+        <w:t>arrayOf</w:t>
+      </w:r>
+      <w:proofErr w:type="spellEnd"/>
+      <w:r>
+        <w:rPr>
+          <w:rFonts w:ascii="Segoe UI Emoji" w:hAnsi="Segoe UI Emoji" w:cs="Segoe UI Emoji"/>
+          <w:b/>
+          <w:bCs/>
+          <w:lang w:val="en-GB"/>
+        </w:rPr>
+        <w:t>(</w:t>
+      </w:r>
+    </w:p>
+    <w:p>
+      <w:pPr>
+        <w:rPr>
+          <w:rFonts w:ascii="Segoe UI Emoji" w:hAnsi="Segoe UI Emoji" w:cs="Segoe UI Emoji"/>
+          <w:b/>
+          <w:bCs/>
+          <w:lang w:val="en-GB"/>
+        </w:rPr>
+      </w:pPr>
+      <w:r>
+        <w:rPr>
+          <w:rFonts w:ascii="Segoe UI Emoji" w:hAnsi="Segoe UI Emoji" w:cs="Segoe UI Emoji"/>
+          <w:b/>
+          <w:bCs/>
+          <w:lang w:val="en-GB"/>
+        </w:rPr>
+        <w:t xml:space="preserve">        </w:t>
+      </w:r>
+      <w:proofErr w:type="spellStart"/>
+      <w:r>
+        <w:rPr>
+          <w:rFonts w:ascii="Segoe UI Emoji" w:hAnsi="Segoe UI Emoji" w:cs="Segoe UI Emoji"/>
+          <w:b/>
+          <w:bCs/>
+          <w:lang w:val="en-GB"/>
+        </w:rPr>
+        <w:t>MediaStore.Images.Media._ID</w:t>
+      </w:r>
+      <w:proofErr w:type="spellEnd"/>
+      <w:r>
+        <w:rPr>
+          <w:rFonts w:ascii="Segoe UI Emoji" w:hAnsi="Segoe UI Emoji" w:cs="Segoe UI Emoji"/>
+          <w:b/>
+          <w:bCs/>
+          <w:lang w:val="en-GB"/>
+        </w:rPr>
+        <w:t>,</w:t>
+      </w:r>
+    </w:p>
+    <w:p>
+      <w:pPr>
+        <w:rPr>
+          <w:rFonts w:ascii="Segoe UI Emoji" w:hAnsi="Segoe UI Emoji" w:cs="Segoe UI Emoji"/>
+          <w:b/>
+          <w:bCs/>
+          <w:lang w:val="en-GB"/>
+        </w:rPr>
+      </w:pPr>
+      <w:r>
+        <w:rPr>
+          <w:rFonts w:ascii="Segoe UI Emoji" w:hAnsi="Segoe UI Emoji" w:cs="Segoe UI Emoji"/>
+          <w:b/>
+          <w:bCs/>
+          <w:lang w:val="en-GB"/>
+        </w:rPr>
+        <w:t xml:space="preserve">        </w:t>
+      </w:r>
+      <w:proofErr w:type="spellStart"/>
+      <w:r>
+        <w:rPr>
+          <w:rFonts w:ascii="Segoe UI Emoji" w:hAnsi="Segoe UI Emoji" w:cs="Segoe UI Emoji"/>
+          <w:b/>
+          <w:bCs/>
+          <w:lang w:val="en-GB"/>
+        </w:rPr>
+        <w:t>MediaStore.Images.Media.DISPLAY_NAME</w:t>
+      </w:r>
+      <w:proofErr w:type="spellEnd"/>
+      <w:r>
+        <w:rPr>
+          <w:rFonts w:ascii="Segoe UI Emoji" w:hAnsi="Segoe UI Emoji" w:cs="Segoe UI Emoji"/>
+          <w:b/>
+          <w:bCs/>
+          <w:lang w:val="en-GB"/>
+        </w:rPr>
+        <w:t>,</w:t>
+      </w:r>
+    </w:p>
+    <w:p>
+      <w:pPr>
+        <w:rPr>
+          <w:rFonts w:ascii="Segoe UI Emoji" w:hAnsi="Segoe UI Emoji" w:cs="Segoe UI Emoji"/>
+          <w:b/>
+          <w:bCs/>
+          <w:lang w:val="en-GB"/>
+        </w:rPr>
+      </w:pPr>
+      <w:r>
+        <w:rPr>
+          <w:rFonts w:ascii="Segoe UI Emoji" w:hAnsi="Segoe UI Emoji" w:cs="Segoe UI Emoji"/>
+          <w:b/>
+          <w:bCs/>
+          <w:lang w:val="en-GB"/>
+        </w:rPr>
+        <w:t xml:space="preserve">        </w:t>
+      </w:r>
+      <w:proofErr w:type="spellStart"/>
+      <w:r>
+        <w:rPr>
+          <w:rFonts w:ascii="Segoe UI Emoji" w:hAnsi="Segoe UI Emoji" w:cs="Segoe UI Emoji"/>
+          <w:b/>
+          <w:bCs/>
+          <w:lang w:val="en-GB"/>
+        </w:rPr>
+        <w:t>MediaStore.Images.Media.RELATIVE_PATH</w:t>
+      </w:r>
+      <w:proofErr w:type="spellEnd"/>
+    </w:p>
+    <w:p>
+      <w:pPr>
+        <w:rPr>
+          <w:rFonts w:ascii="Segoe UI Emoji" w:hAnsi="Segoe UI Emoji" w:cs="Segoe UI Emoji"/>
+          <w:b/>
+          <w:bCs/>
+          <w:lang w:val="en-GB"/>
+        </w:rPr>
+      </w:pPr>
+      <w:r>
+        <w:rPr>
+          <w:rFonts w:ascii="Segoe UI Emoji" w:hAnsi="Segoe UI Emoji" w:cs="Segoe UI Emoji"/>
+          <w:b/>
+          <w:bCs/>
+          <w:lang w:val="en-GB"/>
+        </w:rPr>
+        <w:t xml:space="preserve">    )</w:t>
+      </w:r>
+    </w:p>
+    <w:p>
+      <w:pPr>
+        <w:rPr>
+          <w:rFonts w:ascii="Segoe UI Emoji" w:hAnsi="Segoe UI Emoji" w:cs="Segoe UI Emoji"/>
+          <w:b/>
+          <w:bCs/>
+          <w:lang w:val="en-GB"/>
+        </w:rPr>
+      </w:pPr>
+    </w:p>
+    <w:p>
+      <w:pPr>
+        <w:rPr>
+          <w:rFonts w:ascii="Segoe UI Emoji" w:hAnsi="Segoe UI Emoji" w:cs="Segoe UI Emoji"/>
+          <w:b/>
+          <w:bCs/>
+          <w:lang w:val="en-GB"/>
+        </w:rPr>
+      </w:pPr>
+      <w:r>
+        <w:rPr>
+          <w:rFonts w:ascii="Segoe UI Emoji" w:hAnsi="Segoe UI Emoji" w:cs="Segoe UI Emoji"/>
+          <w:b/>
+          <w:bCs/>
+          <w:lang w:val="en-GB"/>
+        </w:rPr>
+        <w:t xml:space="preserve">    </w:t>
+      </w:r>
+      <w:proofErr w:type="spellStart"/>
+      <w:r>
+        <w:rPr>
+          <w:rFonts w:ascii="Segoe UI Emoji" w:hAnsi="Segoe UI Emoji" w:cs="Segoe UI Emoji"/>
+          <w:b/>
+          <w:bCs/>
+          <w:lang w:val="en-GB"/>
+        </w:rPr>
+        <w:t>val</w:t>
+      </w:r>
+      <w:proofErr w:type="spellEnd"/>
+      <w:r>
+        <w:rPr>
+          <w:rFonts w:ascii="Segoe UI Emoji" w:hAnsi="Segoe UI Emoji" w:cs="Segoe UI Emoji"/>
+          <w:b/>
+          <w:bCs/>
+          <w:lang w:val="en-GB"/>
+        </w:rPr>
+        <w:t xml:space="preserve"> selection = "${</w:t>
+      </w:r>
+      <w:proofErr w:type="spellStart"/>
+      <w:r>
+        <w:rPr>
+          <w:rFonts w:ascii="Segoe UI Emoji" w:hAnsi="Segoe UI Emoji" w:cs="Segoe UI Emoji"/>
+          <w:b/>
+          <w:bCs/>
+          <w:lang w:val="en-GB"/>
+        </w:rPr>
+        <w:t>MediaStore.Images.Media.RELATIVE_PATH</w:t>
+      </w:r>
+      <w:proofErr w:type="spellEnd"/>
+      <w:r>
+        <w:rPr>
+          <w:rFonts w:ascii="Segoe UI Emoji" w:hAnsi="Segoe UI Emoji" w:cs="Segoe UI Emoji"/>
+          <w:b/>
+          <w:bCs/>
+          <w:lang w:val="en-GB"/>
+        </w:rPr>
+        <w:t>} LIKE ?"</w:t>
+      </w:r>
+    </w:p>
+    <w:p>
+      <w:pPr>
+        <w:rPr>
+          <w:rFonts w:ascii="Segoe UI Emoji" w:hAnsi="Segoe UI Emoji" w:cs="Segoe UI Emoji"/>
+          <w:b/>
+          <w:bCs/>
+          <w:lang w:val="en-GB"/>
+        </w:rPr>
+      </w:pPr>
+      <w:r>
+        <w:rPr>
+          <w:rFonts w:ascii="Segoe UI Emoji" w:hAnsi="Segoe UI Emoji" w:cs="Segoe UI Emoji"/>
+          <w:b/>
+          <w:bCs/>
+          <w:lang w:val="en-GB"/>
+        </w:rPr>
+        <w:t xml:space="preserve">    </w:t>
+      </w:r>
+      <w:proofErr w:type="spellStart"/>
+      <w:r>
+        <w:rPr>
+          <w:rFonts w:ascii="Segoe UI Emoji" w:hAnsi="Segoe UI Emoji" w:cs="Segoe UI Emoji"/>
+          <w:b/>
+          <w:bCs/>
+          <w:lang w:val="en-GB"/>
+        </w:rPr>
+        <w:t>val</w:t>
+      </w:r>
+      <w:proofErr w:type="spellEnd"/>
+      <w:r>
+        <w:rPr>
+          <w:rFonts w:ascii="Segoe UI Emoji" w:hAnsi="Segoe UI Emoji" w:cs="Segoe UI Emoji"/>
+          <w:b/>
+          <w:bCs/>
+          <w:lang w:val="en-GB"/>
+        </w:rPr>
+        <w:t xml:space="preserve"> </w:t>
+      </w:r>
+      <w:proofErr w:type="spellStart"/>
+      <w:r>
+        <w:rPr>
+          <w:rFonts w:ascii="Segoe UI Emoji" w:hAnsi="Segoe UI Emoji" w:cs="Segoe UI Emoji"/>
+          <w:b/>
+          <w:bCs/>
+          <w:lang w:val="en-GB"/>
+        </w:rPr>
+        <w:t>selectionArgs</w:t>
+      </w:r>
+      <w:proofErr w:type="spellEnd"/>
+      <w:r>
+        <w:rPr>
+          <w:rFonts w:ascii="Segoe UI Emoji" w:hAnsi="Segoe UI Emoji" w:cs="Segoe UI Emoji"/>
+          <w:b/>
+          <w:bCs/>
+          <w:lang w:val="en-GB"/>
+        </w:rPr>
+        <w:t xml:space="preserve"> = </w:t>
+      </w:r>
+      <w:proofErr w:type="spellStart"/>
+      <w:r>
+        <w:rPr>
+          <w:rFonts w:ascii="Segoe UI Emoji" w:hAnsi="Segoe UI Emoji" w:cs="Segoe UI Emoji"/>
+          <w:b/>
+          <w:bCs/>
+          <w:lang w:val="en-GB"/>
+        </w:rPr>
+        <w:t>arrayOf</w:t>
+      </w:r>
+      <w:proofErr w:type="spellEnd"/>
+      <w:r>
+        <w:rPr>
+          <w:rFonts w:ascii="Segoe UI Emoji" w:hAnsi="Segoe UI Emoji" w:cs="Segoe UI Emoji"/>
+          <w:b/>
+          <w:bCs/>
+          <w:lang w:val="en-GB"/>
+        </w:rPr>
+        <w:t>("%$folder%")</w:t>
+      </w:r>
+    </w:p>
+    <w:p>
+      <w:pPr>
+        <w:rPr>
+          <w:rFonts w:ascii="Segoe UI Emoji" w:hAnsi="Segoe UI Emoji" w:cs="Segoe UI Emoji"/>
+          <w:b/>
+          <w:bCs/>
+          <w:lang w:val="en-GB"/>
+        </w:rPr>
+      </w:pPr>
+    </w:p>
+    <w:p>
+      <w:pPr>
+        <w:rPr>
+          <w:rFonts w:ascii="Segoe UI Emoji" w:hAnsi="Segoe UI Emoji" w:cs="Segoe UI Emoji"/>
+          <w:b/>
+          <w:bCs/>
+          <w:lang w:val="en-GB"/>
+        </w:rPr>
+      </w:pPr>
+      <w:r>
+        <w:rPr>
+          <w:rFonts w:ascii="Segoe UI Emoji" w:hAnsi="Segoe UI Emoji" w:cs="Segoe UI Emoji"/>
+          <w:b/>
+          <w:bCs/>
+          <w:lang w:val="en-GB"/>
+        </w:rPr>
+        <w:t xml:space="preserve">    </w:t>
+      </w:r>
+      <w:proofErr w:type="spellStart"/>
+      <w:r>
+        <w:rPr>
+          <w:rFonts w:ascii="Segoe UI Emoji" w:hAnsi="Segoe UI Emoji" w:cs="Segoe UI Emoji"/>
+          <w:b/>
+          <w:bCs/>
+          <w:lang w:val="en-GB"/>
+        </w:rPr>
+        <w:t>context.contentResolver.query</w:t>
+      </w:r>
+      <w:proofErr w:type="spellEnd"/>
+      <w:r>
+        <w:rPr>
+          <w:rFonts w:ascii="Segoe UI Emoji" w:hAnsi="Segoe UI Emoji" w:cs="Segoe UI Emoji"/>
+          <w:b/>
+          <w:bCs/>
+          <w:lang w:val="en-GB"/>
+        </w:rPr>
+        <w:t>(</w:t>
+      </w:r>
+    </w:p>
+    <w:p>
+      <w:pPr>
+        <w:rPr>
+          <w:rFonts w:ascii="Segoe UI Emoji" w:hAnsi="Segoe UI Emoji" w:cs="Segoe UI Emoji"/>
+          <w:b/>
+          <w:bCs/>
+          <w:lang w:val="en-GB"/>
+        </w:rPr>
+      </w:pPr>
+      <w:r>
+        <w:rPr>
+          <w:rFonts w:ascii="Segoe UI Emoji" w:hAnsi="Segoe UI Emoji" w:cs="Segoe UI Emoji"/>
+          <w:b/>
+          <w:bCs/>
+          <w:lang w:val="en-GB"/>
+        </w:rPr>
+        <w:t xml:space="preserve">        collection,</w:t>
+      </w:r>
+    </w:p>
+    <w:p>
+      <w:pPr>
+        <w:rPr>
+          <w:rFonts w:ascii="Segoe UI Emoji" w:hAnsi="Segoe UI Emoji" w:cs="Segoe UI Emoji"/>
+          <w:b/>
+          <w:bCs/>
+          <w:lang w:val="en-GB"/>
+        </w:rPr>
+      </w:pPr>
+      <w:r>
+        <w:rPr>
+          <w:rFonts w:ascii="Segoe UI Emoji" w:hAnsi="Segoe UI Emoji" w:cs="Segoe UI Emoji"/>
+          <w:b/>
+          <w:bCs/>
+          <w:lang w:val="en-GB"/>
+        </w:rPr>
+        <w:t xml:space="preserve">        projection,</w:t>
+      </w:r>
+    </w:p>
+    <w:p>
+      <w:pPr>
+        <w:rPr>
+          <w:rFonts w:ascii="Segoe UI Emoji" w:hAnsi="Segoe UI Emoji" w:cs="Segoe UI Emoji"/>
+          <w:b/>
+          <w:bCs/>
+          <w:lang w:val="en-GB"/>
+        </w:rPr>
+      </w:pPr>
+      <w:r>
+        <w:rPr>
+          <w:rFonts w:ascii="Segoe UI Emoji" w:hAnsi="Segoe UI Emoji" w:cs="Segoe UI Emoji"/>
+          <w:b/>
+          <w:bCs/>
+          <w:lang w:val="en-GB"/>
+        </w:rPr>
+        <w:t xml:space="preserve">        selection,</w:t>
+      </w:r>
+    </w:p>
+    <w:p>
+      <w:pPr>
+        <w:rPr>
+          <w:rFonts w:ascii="Segoe UI Emoji" w:hAnsi="Segoe UI Emoji" w:cs="Segoe UI Emoji"/>
+          <w:b/>
+          <w:bCs/>
+          <w:lang w:val="en-GB"/>
+        </w:rPr>
+      </w:pPr>
+      <w:r>
+        <w:rPr>
+          <w:rFonts w:ascii="Segoe UI Emoji" w:hAnsi="Segoe UI Emoji" w:cs="Segoe UI Emoji"/>
+          <w:b/>
+          <w:bCs/>
+          <w:lang w:val="en-GB"/>
+        </w:rPr>
+        <w:t xml:space="preserve">        </w:t>
+      </w:r>
+      <w:proofErr w:type="spellStart"/>
+      <w:r>
+        <w:rPr>
+          <w:rFonts w:ascii="Segoe UI Emoji" w:hAnsi="Segoe UI Emoji" w:cs="Segoe UI Emoji"/>
+          <w:b/>
+          <w:bCs/>
+          <w:lang w:val="en-GB"/>
+        </w:rPr>
+        <w:t>selectionArgs</w:t>
+      </w:r>
+      <w:proofErr w:type="spellEnd"/>
+      <w:r>
+        <w:rPr>
+          <w:rFonts w:ascii="Segoe UI Emoji" w:hAnsi="Segoe UI Emoji" w:cs="Segoe UI Emoji"/>
+          <w:b/>
+          <w:bCs/>
+          <w:lang w:val="en-GB"/>
+        </w:rPr>
+        <w:t>,</w:t>
+      </w:r>
+    </w:p>
+    <w:p>
+      <w:pPr>
+        <w:rPr>
+          <w:rFonts w:ascii="Segoe UI Emoji" w:hAnsi="Segoe UI Emoji" w:cs="Segoe UI Emoji"/>
+          <w:b/>
+          <w:bCs/>
+          <w:lang w:val="en-GB"/>
+        </w:rPr>
+      </w:pPr>
+      <w:r>
+        <w:rPr>
+          <w:rFonts w:ascii="Segoe UI Emoji" w:hAnsi="Segoe UI Emoji" w:cs="Segoe UI Emoji"/>
+          <w:b/>
+          <w:bCs/>
+          <w:lang w:val="en-GB"/>
+        </w:rPr>
+        <w:t xml:space="preserve">        null</w:t>
+      </w:r>
+    </w:p>
+    <w:p>
+      <w:pPr>
+        <w:rPr>
+          <w:rFonts w:ascii="Segoe UI Emoji" w:hAnsi="Segoe UI Emoji" w:cs="Segoe UI Emoji"/>
+          <w:b/>
+          <w:bCs/>
+          <w:lang w:val="en-GB"/>
+        </w:rPr>
+      </w:pPr>
+      <w:r>
+        <w:rPr>
+          <w:rFonts w:ascii="Segoe UI Emoji" w:hAnsi="Segoe UI Emoji" w:cs="Segoe UI Emoji"/>
+          <w:b/>
+          <w:bCs/>
+          <w:lang w:val="en-GB"/>
+        </w:rPr>
+        <w:t xml:space="preserve">    )?.use { cursor -&gt;</w:t>
+      </w:r>
+    </w:p>
+    <w:p>
+      <w:pPr>
+        <w:rPr>
+          <w:rFonts w:ascii="Segoe UI Emoji" w:hAnsi="Segoe UI Emoji" w:cs="Segoe UI Emoji"/>
+          <w:b/>
+          <w:bCs/>
+          <w:lang w:val="en-GB"/>
+        </w:rPr>
+      </w:pPr>
+      <w:r>
+        <w:rPr>
+          <w:rFonts w:ascii="Segoe UI Emoji" w:hAnsi="Segoe UI Emoji" w:cs="Segoe UI Emoji"/>
+          <w:b/>
+          <w:bCs/>
+          <w:lang w:val="en-GB"/>
+        </w:rPr>
+        <w:t xml:space="preserve">        </w:t>
+      </w:r>
+      <w:proofErr w:type="spellStart"/>
+      <w:r>
+        <w:rPr>
+          <w:rFonts w:ascii="Segoe UI Emoji" w:hAnsi="Segoe UI Emoji" w:cs="Segoe UI Emoji"/>
+          <w:b/>
+          <w:bCs/>
+          <w:lang w:val="en-GB"/>
+        </w:rPr>
+        <w:t>val</w:t>
+      </w:r>
+      <w:proofErr w:type="spellEnd"/>
+      <w:r>
+        <w:rPr>
+          <w:rFonts w:ascii="Segoe UI Emoji" w:hAnsi="Segoe UI Emoji" w:cs="Segoe UI Emoji"/>
+          <w:b/>
+          <w:bCs/>
+          <w:lang w:val="en-GB"/>
+        </w:rPr>
+        <w:t xml:space="preserve"> </w:t>
+      </w:r>
+      <w:proofErr w:type="spellStart"/>
+      <w:r>
+        <w:rPr>
+          <w:rFonts w:ascii="Segoe UI Emoji" w:hAnsi="Segoe UI Emoji" w:cs="Segoe UI Emoji"/>
+          <w:b/>
+          <w:bCs/>
+          <w:lang w:val="en-GB"/>
+        </w:rPr>
+        <w:t>idColumn</w:t>
+      </w:r>
+      <w:proofErr w:type="spellEnd"/>
+      <w:r>
+        <w:rPr>
+          <w:rFonts w:ascii="Segoe UI Emoji" w:hAnsi="Segoe UI Emoji" w:cs="Segoe UI Emoji"/>
+          <w:b/>
+          <w:bCs/>
+          <w:lang w:val="en-GB"/>
+        </w:rPr>
+        <w:t xml:space="preserve"> = </w:t>
+      </w:r>
+      <w:proofErr w:type="spellStart"/>
+      <w:r>
+        <w:rPr>
+          <w:rFonts w:ascii="Segoe UI Emoji" w:hAnsi="Segoe UI Emoji" w:cs="Segoe UI Emoji"/>
+          <w:b/>
+          <w:bCs/>
+          <w:lang w:val="en-GB"/>
+        </w:rPr>
+        <w:t>cursor.getColumnIndexOrThrow</w:t>
+      </w:r>
+      <w:proofErr w:type="spellEnd"/>
+      <w:r>
+        <w:rPr>
+          <w:rFonts w:ascii="Segoe UI Emoji" w:hAnsi="Segoe UI Emoji" w:cs="Segoe UI Emoji"/>
+          <w:b/>
+          <w:bCs/>
+          <w:lang w:val="en-GB"/>
+        </w:rPr>
+        <w:t>(</w:t>
+      </w:r>
+      <w:proofErr w:type="spellStart"/>
+      <w:r>
+        <w:rPr>
+          <w:rFonts w:ascii="Segoe UI Emoji" w:hAnsi="Segoe UI Emoji" w:cs="Segoe UI Emoji"/>
+          <w:b/>
+          <w:bCs/>
+          <w:lang w:val="en-GB"/>
+        </w:rPr>
+        <w:t>MediaStore.Images.Media._ID</w:t>
+      </w:r>
+      <w:proofErr w:type="spellEnd"/>
+      <w:r>
+        <w:rPr>
+          <w:rFonts w:ascii="Segoe UI Emoji" w:hAnsi="Segoe UI Emoji" w:cs="Segoe UI Emoji"/>
+          <w:b/>
+          <w:bCs/>
+          <w:lang w:val="en-GB"/>
+        </w:rPr>
+        <w:t>)</w:t>
+      </w:r>
+    </w:p>
+    <w:p>
+      <w:pPr>
+        <w:rPr>
+          <w:rFonts w:ascii="Segoe UI Emoji" w:hAnsi="Segoe UI Emoji" w:cs="Segoe UI Emoji"/>
+          <w:b/>
+          <w:bCs/>
+          <w:lang w:val="en-GB"/>
+        </w:rPr>
+      </w:pPr>
+    </w:p>
+    <w:p>
+      <w:pPr>
+        <w:rPr>
+          <w:rFonts w:ascii="Segoe UI Emoji" w:hAnsi="Segoe UI Emoji" w:cs="Segoe UI Emoji"/>
+          <w:b/>
+          <w:bCs/>
+          <w:lang w:val="en-GB"/>
+        </w:rPr>
+      </w:pPr>
+      <w:r>
+        <w:rPr>
+          <w:rFonts w:ascii="Segoe UI Emoji" w:hAnsi="Segoe UI Emoji" w:cs="Segoe UI Emoji"/>
+          <w:b/>
+          <w:bCs/>
+          <w:lang w:val="en-GB"/>
+        </w:rPr>
+        <w:t xml:space="preserve">        while (</w:t>
+      </w:r>
+      <w:proofErr w:type="spellStart"/>
+      <w:r>
+        <w:rPr>
+          <w:rFonts w:ascii="Segoe UI Emoji" w:hAnsi="Segoe UI Emoji" w:cs="Segoe UI Emoji"/>
+          <w:b/>
+          <w:bCs/>
+          <w:lang w:val="en-GB"/>
+        </w:rPr>
+        <w:t>cursor.moveToNext</w:t>
+      </w:r>
+      <w:proofErr w:type="spellEnd"/>
+      <w:r>
+        <w:rPr>
+          <w:rFonts w:ascii="Segoe UI Emoji" w:hAnsi="Segoe UI Emoji" w:cs="Segoe UI Emoji"/>
+          <w:b/>
+          <w:bCs/>
+          <w:lang w:val="en-GB"/>
+        </w:rPr>
+        <w:t>()) {</w:t>
+      </w:r>
+    </w:p>
+    <w:p>
+      <w:pPr>
+        <w:rPr>
+          <w:rFonts w:ascii="Segoe UI Emoji" w:hAnsi="Segoe UI Emoji" w:cs="Segoe UI Emoji"/>
+          <w:b/>
+          <w:bCs/>
+          <w:lang w:val="en-GB"/>
+        </w:rPr>
+      </w:pPr>
+      <w:r>
+        <w:rPr>
+          <w:rFonts w:ascii="Segoe UI Emoji" w:hAnsi="Segoe UI Emoji" w:cs="Segoe UI Emoji"/>
+          <w:b/>
+          <w:bCs/>
+          <w:lang w:val="en-GB"/>
+        </w:rPr>
+        <w:t xml:space="preserve">            </w:t>
+      </w:r>
+      <w:proofErr w:type="spellStart"/>
+      <w:r>
+        <w:rPr>
+          <w:rFonts w:ascii="Segoe UI Emoji" w:hAnsi="Segoe UI Emoji" w:cs="Segoe UI Emoji"/>
+          <w:b/>
+          <w:bCs/>
+          <w:lang w:val="en-GB"/>
+        </w:rPr>
+        <w:t>val</w:t>
+      </w:r>
+      <w:proofErr w:type="spellEnd"/>
+      <w:r>
+        <w:rPr>
+          <w:rFonts w:ascii="Segoe UI Emoji" w:hAnsi="Segoe UI Emoji" w:cs="Segoe UI Emoji"/>
+          <w:b/>
+          <w:bCs/>
+          <w:lang w:val="en-GB"/>
+        </w:rPr>
+        <w:t xml:space="preserve"> id = </w:t>
+      </w:r>
+      <w:proofErr w:type="spellStart"/>
+      <w:r>
+        <w:rPr>
+          <w:rFonts w:ascii="Segoe UI Emoji" w:hAnsi="Segoe UI Emoji" w:cs="Segoe UI Emoji"/>
+          <w:b/>
+          <w:bCs/>
+          <w:lang w:val="en-GB"/>
+        </w:rPr>
+        <w:t>cursor.getLong</w:t>
+      </w:r>
+      <w:proofErr w:type="spellEnd"/>
+      <w:r>
+        <w:rPr>
+          <w:rFonts w:ascii="Segoe UI Emoji" w:hAnsi="Segoe UI Emoji" w:cs="Segoe UI Emoji"/>
+          <w:b/>
+          <w:bCs/>
+          <w:lang w:val="en-GB"/>
+        </w:rPr>
+        <w:t>(</w:t>
+      </w:r>
+      <w:proofErr w:type="spellStart"/>
+      <w:r>
+        <w:rPr>
+          <w:rFonts w:ascii="Segoe UI Emoji" w:hAnsi="Segoe UI Emoji" w:cs="Segoe UI Emoji"/>
+          <w:b/>
+          <w:bCs/>
+          <w:lang w:val="en-GB"/>
+        </w:rPr>
+        <w:t>idColumn</w:t>
+      </w:r>
+      <w:proofErr w:type="spellEnd"/>
+      <w:r>
+        <w:rPr>
+          <w:rFonts w:ascii="Segoe UI Emoji" w:hAnsi="Segoe UI Emoji" w:cs="Segoe UI Emoji"/>
+          <w:b/>
+          <w:bCs/>
+          <w:lang w:val="en-GB"/>
+        </w:rPr>
+        <w:t>)</w:t>
+      </w:r>
+    </w:p>
+    <w:p>
+      <w:pPr>
+        <w:rPr>
+          <w:rFonts w:ascii="Segoe UI Emoji" w:hAnsi="Segoe UI Emoji" w:cs="Segoe UI Emoji"/>
+          <w:b/>
+          <w:bCs/>
+          <w:lang w:val="en-GB"/>
+        </w:rPr>
+      </w:pPr>
+      <w:r>
+        <w:rPr>
+          <w:rFonts w:ascii="Segoe UI Emoji" w:hAnsi="Segoe UI Emoji" w:cs="Segoe UI Emoji"/>
+          <w:b/>
+          <w:bCs/>
+          <w:lang w:val="en-GB"/>
+        </w:rPr>
+        <w:t xml:space="preserve">            </w:t>
+      </w:r>
+      <w:proofErr w:type="spellStart"/>
+      <w:r>
+        <w:rPr>
+          <w:rFonts w:ascii="Segoe UI Emoji" w:hAnsi="Segoe UI Emoji" w:cs="Segoe UI Emoji"/>
+          <w:b/>
+          <w:bCs/>
+          <w:lang w:val="en-GB"/>
+        </w:rPr>
+        <w:t>val</w:t>
+      </w:r>
+      <w:proofErr w:type="spellEnd"/>
+      <w:r>
+        <w:rPr>
+          <w:rFonts w:ascii="Segoe UI Emoji" w:hAnsi="Segoe UI Emoji" w:cs="Segoe UI Emoji"/>
+          <w:b/>
+          <w:bCs/>
+          <w:lang w:val="en-GB"/>
+        </w:rPr>
+        <w:t xml:space="preserve"> </w:t>
+      </w:r>
+      <w:proofErr w:type="spellStart"/>
+      <w:r>
+        <w:rPr>
+          <w:rFonts w:ascii="Segoe UI Emoji" w:hAnsi="Segoe UI Emoji" w:cs="Segoe UI Emoji"/>
+          <w:b/>
+          <w:bCs/>
+          <w:lang w:val="en-GB"/>
+        </w:rPr>
+        <w:t>uri</w:t>
+      </w:r>
+      <w:proofErr w:type="spellEnd"/>
+      <w:r>
+        <w:rPr>
+          <w:rFonts w:ascii="Segoe UI Emoji" w:hAnsi="Segoe UI Emoji" w:cs="Segoe UI Emoji"/>
+          <w:b/>
+          <w:bCs/>
+          <w:lang w:val="en-GB"/>
+        </w:rPr>
+        <w:t xml:space="preserve"> = </w:t>
+      </w:r>
+      <w:proofErr w:type="spellStart"/>
+      <w:r>
+        <w:rPr>
+          <w:rFonts w:ascii="Segoe UI Emoji" w:hAnsi="Segoe UI Emoji" w:cs="Segoe UI Emoji"/>
+          <w:b/>
+          <w:bCs/>
+          <w:lang w:val="en-GB"/>
+        </w:rPr>
+        <w:t>ContentUris.withAppendedId</w:t>
+      </w:r>
+      <w:proofErr w:type="spellEnd"/>
+      <w:r>
+        <w:rPr>
+          <w:rFonts w:ascii="Segoe UI Emoji" w:hAnsi="Segoe UI Emoji" w:cs="Segoe UI Emoji"/>
+          <w:b/>
+          <w:bCs/>
+          <w:lang w:val="en-GB"/>
+        </w:rPr>
+        <w:t>(collection, id)</w:t>
+      </w:r>
+    </w:p>
+    <w:p>
+      <w:pPr>
+        <w:rPr>
+          <w:rFonts w:ascii="Segoe UI Emoji" w:hAnsi="Segoe UI Emoji" w:cs="Segoe UI Emoji"/>
+          <w:b/>
+          <w:bCs/>
+          <w:lang w:val="en-GB"/>
+        </w:rPr>
+      </w:pPr>
+      <w:r>
+        <w:rPr>
+          <w:rFonts w:ascii="Segoe UI Emoji" w:hAnsi="Segoe UI Emoji" w:cs="Segoe UI Emoji"/>
+          <w:b/>
+          <w:bCs/>
+          <w:lang w:val="en-GB"/>
+        </w:rPr>
+        <w:t xml:space="preserve">            </w:t>
+      </w:r>
+      <w:proofErr w:type="spellStart"/>
+      <w:r>
+        <w:rPr>
+          <w:rFonts w:ascii="Segoe UI Emoji" w:hAnsi="Segoe UI Emoji" w:cs="Segoe UI Emoji"/>
+          <w:b/>
+          <w:bCs/>
+          <w:lang w:val="en-GB"/>
+        </w:rPr>
+        <w:t>val</w:t>
+      </w:r>
+      <w:proofErr w:type="spellEnd"/>
+      <w:r>
+        <w:rPr>
+          <w:rFonts w:ascii="Segoe UI Emoji" w:hAnsi="Segoe UI Emoji" w:cs="Segoe UI Emoji"/>
+          <w:b/>
+          <w:bCs/>
+          <w:lang w:val="en-GB"/>
+        </w:rPr>
+        <w:t xml:space="preserve"> bmp = </w:t>
+      </w:r>
+      <w:proofErr w:type="spellStart"/>
+      <w:r>
+        <w:rPr>
+          <w:rFonts w:ascii="Segoe UI Emoji" w:hAnsi="Segoe UI Emoji" w:cs="Segoe UI Emoji"/>
+          <w:b/>
+          <w:bCs/>
+          <w:lang w:val="en-GB"/>
+        </w:rPr>
+        <w:t>BitmapFactory.decodeStream</w:t>
+      </w:r>
+      <w:proofErr w:type="spellEnd"/>
+      <w:r>
+        <w:rPr>
+          <w:rFonts w:ascii="Segoe UI Emoji" w:hAnsi="Segoe UI Emoji" w:cs="Segoe UI Emoji"/>
+          <w:b/>
+          <w:bCs/>
+          <w:lang w:val="en-GB"/>
+        </w:rPr>
+        <w:t>(</w:t>
+      </w:r>
+    </w:p>
+    <w:p>
+      <w:pPr>
+        <w:rPr>
+          <w:rFonts w:ascii="Segoe UI Emoji" w:hAnsi="Segoe UI Emoji" w:cs="Segoe UI Emoji"/>
+          <w:b/>
+          <w:bCs/>
+          <w:lang w:val="en-GB"/>
+        </w:rPr>
+      </w:pPr>
+      <w:r>
+        <w:rPr>
+          <w:rFonts w:ascii="Segoe UI Emoji" w:hAnsi="Segoe UI Emoji" w:cs="Segoe UI Emoji"/>
+          <w:b/>
+          <w:bCs/>
+          <w:lang w:val="en-GB"/>
+        </w:rPr>
+        <w:t xml:space="preserve">                </w:t>
+      </w:r>
+      <w:proofErr w:type="spellStart"/>
+      <w:r>
+        <w:rPr>
+          <w:rFonts w:ascii="Segoe UI Emoji" w:hAnsi="Segoe UI Emoji" w:cs="Segoe UI Emoji"/>
+          <w:b/>
+          <w:bCs/>
+          <w:lang w:val="en-GB"/>
+        </w:rPr>
+        <w:t>context.contentResolver.openInputStream</w:t>
+      </w:r>
+      <w:proofErr w:type="spellEnd"/>
+      <w:r>
+        <w:rPr>
+          <w:rFonts w:ascii="Segoe UI Emoji" w:hAnsi="Segoe UI Emoji" w:cs="Segoe UI Emoji"/>
+          <w:b/>
+          <w:bCs/>
+          <w:lang w:val="en-GB"/>
+        </w:rPr>
+        <w:t>(</w:t>
+      </w:r>
+      <w:proofErr w:type="spellStart"/>
+      <w:r>
+        <w:rPr>
+          <w:rFonts w:ascii="Segoe UI Emoji" w:hAnsi="Segoe UI Emoji" w:cs="Segoe UI Emoji"/>
+          <w:b/>
+          <w:bCs/>
+          <w:lang w:val="en-GB"/>
+        </w:rPr>
+        <w:t>uri</w:t>
+      </w:r>
+      <w:proofErr w:type="spellEnd"/>
+      <w:r>
+        <w:rPr>
+          <w:rFonts w:ascii="Segoe UI Emoji" w:hAnsi="Segoe UI Emoji" w:cs="Segoe UI Emoji"/>
+          <w:b/>
+          <w:bCs/>
+          <w:lang w:val="en-GB"/>
+        </w:rPr>
+        <w:t>)</w:t>
+      </w:r>
+    </w:p>
+    <w:p>
+      <w:pPr>
+        <w:rPr>
+          <w:rFonts w:ascii="Segoe UI Emoji" w:hAnsi="Segoe UI Emoji" w:cs="Segoe UI Emoji"/>
+          <w:b/>
+          <w:bCs/>
+          <w:lang w:val="en-GB"/>
+        </w:rPr>
+      </w:pPr>
+      <w:r>
+        <w:rPr>
+          <w:rFonts w:ascii="Segoe UI Emoji" w:hAnsi="Segoe UI Emoji" w:cs="Segoe UI Emoji"/>
+          <w:b/>
+          <w:bCs/>
+          <w:lang w:val="en-GB"/>
+        </w:rPr>
+        <w:t xml:space="preserve">            )</w:t>
+      </w:r>
+    </w:p>
+    <w:p>
+      <w:pPr>
+        <w:rPr>
+          <w:rFonts w:ascii="Segoe UI Emoji" w:hAnsi="Segoe UI Emoji" w:cs="Segoe UI Emoji"/>
+          <w:b/>
+          <w:bCs/>
+          <w:lang w:val="en-GB"/>
+        </w:rPr>
+      </w:pPr>
+      <w:r>
+        <w:rPr>
+          <w:rFonts w:ascii="Segoe UI Emoji" w:hAnsi="Segoe UI Emoji" w:cs="Segoe UI Emoji"/>
+          <w:b/>
+          <w:bCs/>
+          <w:lang w:val="en-GB"/>
+        </w:rPr>
+        <w:t xml:space="preserve">            </w:t>
+      </w:r>
+      <w:proofErr w:type="spellStart"/>
+      <w:r>
+        <w:rPr>
+          <w:rFonts w:ascii="Segoe UI Emoji" w:hAnsi="Segoe UI Emoji" w:cs="Segoe UI Emoji"/>
+          <w:b/>
+          <w:bCs/>
+          <w:lang w:val="en-GB"/>
+        </w:rPr>
+        <w:t>bitmaps.add</w:t>
+      </w:r>
+      <w:proofErr w:type="spellEnd"/>
+      <w:r>
+        <w:rPr>
+          <w:rFonts w:ascii="Segoe UI Emoji" w:hAnsi="Segoe UI Emoji" w:cs="Segoe UI Emoji"/>
+          <w:b/>
+          <w:bCs/>
+          <w:lang w:val="en-GB"/>
+        </w:rPr>
+        <w:t>(bmp)</w:t>
+      </w:r>
+    </w:p>
+    <w:p>
+      <w:pPr>
+        <w:rPr>
+          <w:rFonts w:ascii="Segoe UI Emoji" w:hAnsi="Segoe UI Emoji" w:cs="Segoe UI Emoji"/>
+          <w:b/>
+          <w:bCs/>
+          <w:lang w:val="en-GB"/>
+        </w:rPr>
+      </w:pPr>
+      <w:r>
+        <w:rPr>
+          <w:rFonts w:ascii="Segoe UI Emoji" w:hAnsi="Segoe UI Emoji" w:cs="Segoe UI Emoji"/>
+          <w:b/>
+          <w:bCs/>
+          <w:lang w:val="en-GB"/>
+        </w:rPr>
+        <w:t xml:space="preserve">        }</w:t>
+      </w:r>
+    </w:p>
+    <w:p>
+      <w:pPr>
+        <w:rPr>
+          <w:rFonts w:ascii="Segoe UI Emoji" w:hAnsi="Segoe UI Emoji" w:cs="Segoe UI Emoji"/>
+          <w:b/>
+          <w:bCs/>
+          <w:lang w:val="en-GB"/>
+        </w:rPr>
+      </w:pPr>
+      <w:r>
+        <w:rPr>
+          <w:rFonts w:ascii="Segoe UI Emoji" w:hAnsi="Segoe UI Emoji" w:cs="Segoe UI Emoji"/>
+          <w:b/>
+          <w:bCs/>
+          <w:lang w:val="en-GB"/>
+        </w:rPr>
+        <w:t xml:space="preserve">    }</w:t>
+      </w:r>
+    </w:p>
+    <w:p>
+      <w:pPr>
+        <w:rPr>
+          <w:rFonts w:ascii="Segoe UI Emoji" w:hAnsi="Segoe UI Emoji" w:cs="Segoe UI Emoji"/>
+          <w:b/>
+          <w:bCs/>
+          <w:lang w:val="en-GB"/>
+        </w:rPr>
+      </w:pPr>
+    </w:p>
+    <w:p>
+      <w:pPr>
+        <w:rPr>
+          <w:rFonts w:ascii="Segoe UI Emoji" w:hAnsi="Segoe UI Emoji" w:cs="Segoe UI Emoji"/>
+          <w:b/>
+          <w:bCs/>
+          <w:lang w:val="en-GB"/>
+        </w:rPr>
+      </w:pPr>
+      <w:r>
+        <w:rPr>
+          <w:rFonts w:ascii="Segoe UI Emoji" w:hAnsi="Segoe UI Emoji" w:cs="Segoe UI Emoji"/>
+          <w:b/>
+          <w:bCs/>
+          <w:lang w:val="en-GB"/>
+        </w:rPr>
+        <w:lastRenderedPageBreak/>
+        <w:t xml:space="preserve">    return bitmaps</w:t>
+      </w:r>
+    </w:p>
+    <w:p>
+      <w:pPr>
+        <w:rPr>
+          <w:rFonts w:ascii="Segoe UI Emoji" w:hAnsi="Segoe UI Emoji" w:cs="Segoe UI Emoji"/>
+          <w:b/>
+          <w:bCs/>
+          <w:lang w:val="en-GB"/>
+        </w:rPr>
+      </w:pPr>
+      <w:r>
+        <w:rPr>
+          <w:rFonts w:ascii="Segoe UI Emoji" w:hAnsi="Segoe UI Emoji" w:cs="Segoe UI Emoji"/>
+          <w:b/>
+          <w:bCs/>
+          <w:lang w:val="en-GB"/>
+        </w:rPr>
+        <w:t>}</w:t>
+      </w:r>
+    </w:p>
+    <w:p>
+      <w:pPr>
+        <w:rPr>
+          <w:rFonts w:ascii="Segoe UI Emoji" w:hAnsi="Segoe UI Emoji" w:cs="Segoe UI Emoji"/>
+          <w:b/>
+          <w:bCs/>
+        </w:rPr>
+      </w:pPr>
+      <w:r>
+        <w:rPr>
+          <w:rFonts w:ascii="Segoe UI Emoji" w:hAnsi="Segoe UI Emoji" w:cs="Segoe UI Emoji"/>
+          <w:b/>
+          <w:bCs/>
+        </w:rPr>
+        <w:pict w14:anchorId="0F393796">
           <v:rect id="_x0000_i1038" style="width:0;height:1.5pt" o:hralign="center" o:hrstd="t" o:hr="t" fillcolor="#a0a0a0" stroked="f"/>
         </w:pict>
       </w:r>
@@ -2930,24 +4169,42 @@
           <w:b/>
           <w:bCs/>
         </w:rPr>
-        <w:t>🧠 1) Come leggere tutte le immagini salvate</w:t>
-      </w:r>
-    </w:p>
-    <w:p>
-      <w:pPr>
-        <w:rPr>
-          <w:rFonts w:ascii="Segoe UI Emoji" w:hAnsi="Segoe UI Emoji" w:cs="Segoe UI Emoji"/>
-          <w:b/>
-          <w:bCs/>
-        </w:rPr>
-      </w:pPr>
-      <w:r>
-        <w:rPr>
-          <w:rFonts w:ascii="Segoe UI Emoji" w:hAnsi="Segoe UI Emoji" w:cs="Segoe UI Emoji"/>
-          <w:b/>
-          <w:bCs/>
-        </w:rPr>
-        <w:t>Supponiamo che tu abbia salvato le foto in DCIM/CameraX.</w:t>
+        <w:t>🧠 2) Convertire i Bitmap in matrici di pixel</w:t>
+      </w:r>
+    </w:p>
+    <w:p>
+      <w:pPr>
+        <w:rPr>
+          <w:rFonts w:ascii="Segoe UI Emoji" w:hAnsi="Segoe UI Emoji" w:cs="Segoe UI Emoji"/>
+          <w:b/>
+          <w:bCs/>
+        </w:rPr>
+      </w:pPr>
+      <w:r>
+        <w:rPr>
+          <w:rFonts w:ascii="Segoe UI Emoji" w:hAnsi="Segoe UI Emoji" w:cs="Segoe UI Emoji"/>
+          <w:b/>
+          <w:bCs/>
+        </w:rPr>
+        <w:t xml:space="preserve">Per </w:t>
+      </w:r>
+      <w:proofErr w:type="spellStart"/>
+      <w:r>
+        <w:rPr>
+          <w:rFonts w:ascii="Segoe UI Emoji" w:hAnsi="Segoe UI Emoji" w:cs="Segoe UI Emoji"/>
+          <w:b/>
+          <w:bCs/>
+        </w:rPr>
+        <w:t>stacking</w:t>
+      </w:r>
+      <w:proofErr w:type="spellEnd"/>
+      <w:r>
+        <w:rPr>
+          <w:rFonts w:ascii="Segoe UI Emoji" w:hAnsi="Segoe UI Emoji" w:cs="Segoe UI Emoji"/>
+          <w:b/>
+          <w:bCs/>
+        </w:rPr>
+        <w:t xml:space="preserve"> serio conviene lavorare in float.</w:t>
       </w:r>
     </w:p>
     <w:p>
@@ -2969,15 +4226,1568 @@
         <w:t xml:space="preserve">fun </w:t>
       </w:r>
       <w:proofErr w:type="spellStart"/>
-      <w:proofErr w:type="gramStart"/>
-      <w:r>
-        <w:rPr>
-          <w:rFonts w:ascii="Segoe UI Emoji" w:hAnsi="Segoe UI Emoji" w:cs="Segoe UI Emoji"/>
-          <w:b/>
-          <w:bCs/>
-          <w:lang w:val="en-GB"/>
-        </w:rPr>
-        <w:t>loadBitmapsFromFolder</w:t>
+      <w:r>
+        <w:rPr>
+          <w:rFonts w:ascii="Segoe UI Emoji" w:hAnsi="Segoe UI Emoji" w:cs="Segoe UI Emoji"/>
+          <w:b/>
+          <w:bCs/>
+          <w:lang w:val="en-GB"/>
+        </w:rPr>
+        <w:t>bitmapToFloatArray</w:t>
+      </w:r>
+      <w:proofErr w:type="spellEnd"/>
+      <w:r>
+        <w:rPr>
+          <w:rFonts w:ascii="Segoe UI Emoji" w:hAnsi="Segoe UI Emoji" w:cs="Segoe UI Emoji"/>
+          <w:b/>
+          <w:bCs/>
+          <w:lang w:val="en-GB"/>
+        </w:rPr>
+        <w:t>(bmp: Bitmap): Array&lt;</w:t>
+      </w:r>
+      <w:proofErr w:type="spellStart"/>
+      <w:r>
+        <w:rPr>
+          <w:rFonts w:ascii="Segoe UI Emoji" w:hAnsi="Segoe UI Emoji" w:cs="Segoe UI Emoji"/>
+          <w:b/>
+          <w:bCs/>
+          <w:lang w:val="en-GB"/>
+        </w:rPr>
+        <w:t>FloatArray</w:t>
+      </w:r>
+      <w:proofErr w:type="spellEnd"/>
+      <w:r>
+        <w:rPr>
+          <w:rFonts w:ascii="Segoe UI Emoji" w:hAnsi="Segoe UI Emoji" w:cs="Segoe UI Emoji"/>
+          <w:b/>
+          <w:bCs/>
+          <w:lang w:val="en-GB"/>
+        </w:rPr>
+        <w:t>&gt; {</w:t>
+      </w:r>
+    </w:p>
+    <w:p>
+      <w:pPr>
+        <w:rPr>
+          <w:rFonts w:ascii="Segoe UI Emoji" w:hAnsi="Segoe UI Emoji" w:cs="Segoe UI Emoji"/>
+          <w:b/>
+          <w:bCs/>
+          <w:lang w:val="en-GB"/>
+        </w:rPr>
+      </w:pPr>
+      <w:r>
+        <w:rPr>
+          <w:rFonts w:ascii="Segoe UI Emoji" w:hAnsi="Segoe UI Emoji" w:cs="Segoe UI Emoji"/>
+          <w:b/>
+          <w:bCs/>
+          <w:lang w:val="en-GB"/>
+        </w:rPr>
+        <w:t xml:space="preserve">    </w:t>
+      </w:r>
+      <w:proofErr w:type="spellStart"/>
+      <w:r>
+        <w:rPr>
+          <w:rFonts w:ascii="Segoe UI Emoji" w:hAnsi="Segoe UI Emoji" w:cs="Segoe UI Emoji"/>
+          <w:b/>
+          <w:bCs/>
+          <w:lang w:val="en-GB"/>
+        </w:rPr>
+        <w:t>val</w:t>
+      </w:r>
+      <w:proofErr w:type="spellEnd"/>
+      <w:r>
+        <w:rPr>
+          <w:rFonts w:ascii="Segoe UI Emoji" w:hAnsi="Segoe UI Emoji" w:cs="Segoe UI Emoji"/>
+          <w:b/>
+          <w:bCs/>
+          <w:lang w:val="en-GB"/>
+        </w:rPr>
+        <w:t xml:space="preserve"> w = </w:t>
+      </w:r>
+      <w:proofErr w:type="spellStart"/>
+      <w:r>
+        <w:rPr>
+          <w:rFonts w:ascii="Segoe UI Emoji" w:hAnsi="Segoe UI Emoji" w:cs="Segoe UI Emoji"/>
+          <w:b/>
+          <w:bCs/>
+          <w:lang w:val="en-GB"/>
+        </w:rPr>
+        <w:t>bmp.width</w:t>
+      </w:r>
+      <w:proofErr w:type="spellEnd"/>
+    </w:p>
+    <w:p>
+      <w:pPr>
+        <w:rPr>
+          <w:rFonts w:ascii="Segoe UI Emoji" w:hAnsi="Segoe UI Emoji" w:cs="Segoe UI Emoji"/>
+          <w:b/>
+          <w:bCs/>
+          <w:lang w:val="en-GB"/>
+        </w:rPr>
+      </w:pPr>
+      <w:r>
+        <w:rPr>
+          <w:rFonts w:ascii="Segoe UI Emoji" w:hAnsi="Segoe UI Emoji" w:cs="Segoe UI Emoji"/>
+          <w:b/>
+          <w:bCs/>
+          <w:lang w:val="en-GB"/>
+        </w:rPr>
+        <w:t xml:space="preserve">    </w:t>
+      </w:r>
+      <w:proofErr w:type="spellStart"/>
+      <w:r>
+        <w:rPr>
+          <w:rFonts w:ascii="Segoe UI Emoji" w:hAnsi="Segoe UI Emoji" w:cs="Segoe UI Emoji"/>
+          <w:b/>
+          <w:bCs/>
+          <w:lang w:val="en-GB"/>
+        </w:rPr>
+        <w:t>val</w:t>
+      </w:r>
+      <w:proofErr w:type="spellEnd"/>
+      <w:r>
+        <w:rPr>
+          <w:rFonts w:ascii="Segoe UI Emoji" w:hAnsi="Segoe UI Emoji" w:cs="Segoe UI Emoji"/>
+          <w:b/>
+          <w:bCs/>
+          <w:lang w:val="en-GB"/>
+        </w:rPr>
+        <w:t xml:space="preserve"> h = </w:t>
+      </w:r>
+      <w:proofErr w:type="spellStart"/>
+      <w:r>
+        <w:rPr>
+          <w:rFonts w:ascii="Segoe UI Emoji" w:hAnsi="Segoe UI Emoji" w:cs="Segoe UI Emoji"/>
+          <w:b/>
+          <w:bCs/>
+          <w:lang w:val="en-GB"/>
+        </w:rPr>
+        <w:t>bmp.height</w:t>
+      </w:r>
+      <w:proofErr w:type="spellEnd"/>
+    </w:p>
+    <w:p>
+      <w:pPr>
+        <w:rPr>
+          <w:rFonts w:ascii="Segoe UI Emoji" w:hAnsi="Segoe UI Emoji" w:cs="Segoe UI Emoji"/>
+          <w:b/>
+          <w:bCs/>
+          <w:lang w:val="en-GB"/>
+        </w:rPr>
+      </w:pPr>
+      <w:r>
+        <w:rPr>
+          <w:rFonts w:ascii="Segoe UI Emoji" w:hAnsi="Segoe UI Emoji" w:cs="Segoe UI Emoji"/>
+          <w:b/>
+          <w:bCs/>
+          <w:lang w:val="en-GB"/>
+        </w:rPr>
+        <w:t xml:space="preserve">    </w:t>
+      </w:r>
+      <w:proofErr w:type="spellStart"/>
+      <w:r>
+        <w:rPr>
+          <w:rFonts w:ascii="Segoe UI Emoji" w:hAnsi="Segoe UI Emoji" w:cs="Segoe UI Emoji"/>
+          <w:b/>
+          <w:bCs/>
+          <w:lang w:val="en-GB"/>
+        </w:rPr>
+        <w:t>val</w:t>
+      </w:r>
+      <w:proofErr w:type="spellEnd"/>
+      <w:r>
+        <w:rPr>
+          <w:rFonts w:ascii="Segoe UI Emoji" w:hAnsi="Segoe UI Emoji" w:cs="Segoe UI Emoji"/>
+          <w:b/>
+          <w:bCs/>
+          <w:lang w:val="en-GB"/>
+        </w:rPr>
+        <w:t xml:space="preserve"> </w:t>
+      </w:r>
+      <w:proofErr w:type="spellStart"/>
+      <w:r>
+        <w:rPr>
+          <w:rFonts w:ascii="Segoe UI Emoji" w:hAnsi="Segoe UI Emoji" w:cs="Segoe UI Emoji"/>
+          <w:b/>
+          <w:bCs/>
+          <w:lang w:val="en-GB"/>
+        </w:rPr>
+        <w:t>arr</w:t>
+      </w:r>
+      <w:proofErr w:type="spellEnd"/>
+      <w:r>
+        <w:rPr>
+          <w:rFonts w:ascii="Segoe UI Emoji" w:hAnsi="Segoe UI Emoji" w:cs="Segoe UI Emoji"/>
+          <w:b/>
+          <w:bCs/>
+          <w:lang w:val="en-GB"/>
+        </w:rPr>
+        <w:t xml:space="preserve"> = Array(h) { </w:t>
+      </w:r>
+      <w:proofErr w:type="spellStart"/>
+      <w:r>
+        <w:rPr>
+          <w:rFonts w:ascii="Segoe UI Emoji" w:hAnsi="Segoe UI Emoji" w:cs="Segoe UI Emoji"/>
+          <w:b/>
+          <w:bCs/>
+          <w:lang w:val="en-GB"/>
+        </w:rPr>
+        <w:t>FloatArray</w:t>
+      </w:r>
+      <w:proofErr w:type="spellEnd"/>
+      <w:r>
+        <w:rPr>
+          <w:rFonts w:ascii="Segoe UI Emoji" w:hAnsi="Segoe UI Emoji" w:cs="Segoe UI Emoji"/>
+          <w:b/>
+          <w:bCs/>
+          <w:lang w:val="en-GB"/>
+        </w:rPr>
+        <w:t>(w) }</w:t>
+      </w:r>
+    </w:p>
+    <w:p>
+      <w:pPr>
+        <w:rPr>
+          <w:rFonts w:ascii="Segoe UI Emoji" w:hAnsi="Segoe UI Emoji" w:cs="Segoe UI Emoji"/>
+          <w:b/>
+          <w:bCs/>
+          <w:lang w:val="en-GB"/>
+        </w:rPr>
+      </w:pPr>
+    </w:p>
+    <w:p>
+      <w:pPr>
+        <w:rPr>
+          <w:rFonts w:ascii="Segoe UI Emoji" w:hAnsi="Segoe UI Emoji" w:cs="Segoe UI Emoji"/>
+          <w:b/>
+          <w:bCs/>
+          <w:lang w:val="en-GB"/>
+        </w:rPr>
+      </w:pPr>
+      <w:r>
+        <w:rPr>
+          <w:rFonts w:ascii="Segoe UI Emoji" w:hAnsi="Segoe UI Emoji" w:cs="Segoe UI Emoji"/>
+          <w:b/>
+          <w:bCs/>
+          <w:lang w:val="en-GB"/>
+        </w:rPr>
+        <w:t xml:space="preserve">    for (y in 0 until h) {</w:t>
+      </w:r>
+    </w:p>
+    <w:p>
+      <w:pPr>
+        <w:rPr>
+          <w:rFonts w:ascii="Segoe UI Emoji" w:hAnsi="Segoe UI Emoji" w:cs="Segoe UI Emoji"/>
+          <w:b/>
+          <w:bCs/>
+          <w:lang w:val="en-GB"/>
+        </w:rPr>
+      </w:pPr>
+      <w:r>
+        <w:rPr>
+          <w:rFonts w:ascii="Segoe UI Emoji" w:hAnsi="Segoe UI Emoji" w:cs="Segoe UI Emoji"/>
+          <w:b/>
+          <w:bCs/>
+          <w:lang w:val="en-GB"/>
+        </w:rPr>
+        <w:t xml:space="preserve">        for (x in 0 until w) {</w:t>
+      </w:r>
+    </w:p>
+    <w:p>
+      <w:pPr>
+        <w:rPr>
+          <w:rFonts w:ascii="Segoe UI Emoji" w:hAnsi="Segoe UI Emoji" w:cs="Segoe UI Emoji"/>
+          <w:b/>
+          <w:bCs/>
+          <w:lang w:val="es-ES"/>
+        </w:rPr>
+      </w:pPr>
+      <w:r>
+        <w:rPr>
+          <w:rFonts w:ascii="Segoe UI Emoji" w:hAnsi="Segoe UI Emoji" w:cs="Segoe UI Emoji"/>
+          <w:b/>
+          <w:bCs/>
+          <w:lang w:val="en-GB"/>
+        </w:rPr>
+        <w:t xml:space="preserve">            </w:t>
+      </w:r>
+      <w:r>
+        <w:rPr>
+          <w:rFonts w:ascii="Segoe UI Emoji" w:hAnsi="Segoe UI Emoji" w:cs="Segoe UI Emoji"/>
+          <w:b/>
+          <w:bCs/>
+          <w:lang w:val="es-ES"/>
+        </w:rPr>
+        <w:t xml:space="preserve">val pixel = </w:t>
+      </w:r>
+      <w:proofErr w:type="spellStart"/>
+      <w:r>
+        <w:rPr>
+          <w:rFonts w:ascii="Segoe UI Emoji" w:hAnsi="Segoe UI Emoji" w:cs="Segoe UI Emoji"/>
+          <w:b/>
+          <w:bCs/>
+          <w:lang w:val="es-ES"/>
+        </w:rPr>
+        <w:t>bmp.getPixel</w:t>
+      </w:r>
+      <w:proofErr w:type="spellEnd"/>
+      <w:r>
+        <w:rPr>
+          <w:rFonts w:ascii="Segoe UI Emoji" w:hAnsi="Segoe UI Emoji" w:cs="Segoe UI Emoji"/>
+          <w:b/>
+          <w:bCs/>
+          <w:lang w:val="es-ES"/>
+        </w:rPr>
+        <w:t>(x, y)</w:t>
+      </w:r>
+    </w:p>
+    <w:p>
+      <w:pPr>
+        <w:rPr>
+          <w:rFonts w:ascii="Segoe UI Emoji" w:hAnsi="Segoe UI Emoji" w:cs="Segoe UI Emoji"/>
+          <w:b/>
+          <w:bCs/>
+          <w:lang w:val="en-GB"/>
+        </w:rPr>
+      </w:pPr>
+      <w:r>
+        <w:rPr>
+          <w:rFonts w:ascii="Segoe UI Emoji" w:hAnsi="Segoe UI Emoji" w:cs="Segoe UI Emoji"/>
+          <w:b/>
+          <w:bCs/>
+          <w:lang w:val="es-ES"/>
+        </w:rPr>
+        <w:t xml:space="preserve">            </w:t>
+      </w:r>
+      <w:proofErr w:type="spellStart"/>
+      <w:r>
+        <w:rPr>
+          <w:rFonts w:ascii="Segoe UI Emoji" w:hAnsi="Segoe UI Emoji" w:cs="Segoe UI Emoji"/>
+          <w:b/>
+          <w:bCs/>
+          <w:lang w:val="en-GB"/>
+        </w:rPr>
+        <w:t>val</w:t>
+      </w:r>
+      <w:proofErr w:type="spellEnd"/>
+      <w:r>
+        <w:rPr>
+          <w:rFonts w:ascii="Segoe UI Emoji" w:hAnsi="Segoe UI Emoji" w:cs="Segoe UI Emoji"/>
+          <w:b/>
+          <w:bCs/>
+          <w:lang w:val="en-GB"/>
+        </w:rPr>
+        <w:t xml:space="preserve"> </w:t>
+      </w:r>
+      <w:proofErr w:type="spellStart"/>
+      <w:r>
+        <w:rPr>
+          <w:rFonts w:ascii="Segoe UI Emoji" w:hAnsi="Segoe UI Emoji" w:cs="Segoe UI Emoji"/>
+          <w:b/>
+          <w:bCs/>
+          <w:lang w:val="en-GB"/>
+        </w:rPr>
+        <w:t>gray</w:t>
+      </w:r>
+      <w:proofErr w:type="spellEnd"/>
+      <w:r>
+        <w:rPr>
+          <w:rFonts w:ascii="Segoe UI Emoji" w:hAnsi="Segoe UI Emoji" w:cs="Segoe UI Emoji"/>
+          <w:b/>
+          <w:bCs/>
+          <w:lang w:val="en-GB"/>
+        </w:rPr>
+        <w:t xml:space="preserve"> = (</w:t>
+      </w:r>
+      <w:proofErr w:type="spellStart"/>
+      <w:r>
+        <w:rPr>
+          <w:rFonts w:ascii="Segoe UI Emoji" w:hAnsi="Segoe UI Emoji" w:cs="Segoe UI Emoji"/>
+          <w:b/>
+          <w:bCs/>
+          <w:lang w:val="en-GB"/>
+        </w:rPr>
+        <w:t>Color.red</w:t>
+      </w:r>
+      <w:proofErr w:type="spellEnd"/>
+      <w:r>
+        <w:rPr>
+          <w:rFonts w:ascii="Segoe UI Emoji" w:hAnsi="Segoe UI Emoji" w:cs="Segoe UI Emoji"/>
+          <w:b/>
+          <w:bCs/>
+          <w:lang w:val="en-GB"/>
+        </w:rPr>
+        <w:t xml:space="preserve">(pixel) + </w:t>
+      </w:r>
+      <w:proofErr w:type="spellStart"/>
+      <w:r>
+        <w:rPr>
+          <w:rFonts w:ascii="Segoe UI Emoji" w:hAnsi="Segoe UI Emoji" w:cs="Segoe UI Emoji"/>
+          <w:b/>
+          <w:bCs/>
+          <w:lang w:val="en-GB"/>
+        </w:rPr>
+        <w:t>Color.green</w:t>
+      </w:r>
+      <w:proofErr w:type="spellEnd"/>
+      <w:r>
+        <w:rPr>
+          <w:rFonts w:ascii="Segoe UI Emoji" w:hAnsi="Segoe UI Emoji" w:cs="Segoe UI Emoji"/>
+          <w:b/>
+          <w:bCs/>
+          <w:lang w:val="en-GB"/>
+        </w:rPr>
+        <w:t xml:space="preserve">(pixel) + </w:t>
+      </w:r>
+      <w:proofErr w:type="spellStart"/>
+      <w:r>
+        <w:rPr>
+          <w:rFonts w:ascii="Segoe UI Emoji" w:hAnsi="Segoe UI Emoji" w:cs="Segoe UI Emoji"/>
+          <w:b/>
+          <w:bCs/>
+          <w:lang w:val="en-GB"/>
+        </w:rPr>
+        <w:t>Color.blue</w:t>
+      </w:r>
+      <w:proofErr w:type="spellEnd"/>
+      <w:r>
+        <w:rPr>
+          <w:rFonts w:ascii="Segoe UI Emoji" w:hAnsi="Segoe UI Emoji" w:cs="Segoe UI Emoji"/>
+          <w:b/>
+          <w:bCs/>
+          <w:lang w:val="en-GB"/>
+        </w:rPr>
+        <w:t>(pixel)) / 3f</w:t>
+      </w:r>
+    </w:p>
+    <w:p>
+      <w:pPr>
+        <w:rPr>
+          <w:rFonts w:ascii="Segoe UI Emoji" w:hAnsi="Segoe UI Emoji" w:cs="Segoe UI Emoji"/>
+          <w:b/>
+          <w:bCs/>
+          <w:lang w:val="en-GB"/>
+        </w:rPr>
+      </w:pPr>
+      <w:r>
+        <w:rPr>
+          <w:rFonts w:ascii="Segoe UI Emoji" w:hAnsi="Segoe UI Emoji" w:cs="Segoe UI Emoji"/>
+          <w:b/>
+          <w:bCs/>
+          <w:lang w:val="en-GB"/>
+        </w:rPr>
+        <w:t xml:space="preserve">            </w:t>
+      </w:r>
+      <w:proofErr w:type="spellStart"/>
+      <w:r>
+        <w:rPr>
+          <w:rFonts w:ascii="Segoe UI Emoji" w:hAnsi="Segoe UI Emoji" w:cs="Segoe UI Emoji"/>
+          <w:b/>
+          <w:bCs/>
+          <w:lang w:val="en-GB"/>
+        </w:rPr>
+        <w:t>arr</w:t>
+      </w:r>
+      <w:proofErr w:type="spellEnd"/>
+      <w:r>
+        <w:rPr>
+          <w:rFonts w:ascii="Segoe UI Emoji" w:hAnsi="Segoe UI Emoji" w:cs="Segoe UI Emoji"/>
+          <w:b/>
+          <w:bCs/>
+          <w:lang w:val="en-GB"/>
+        </w:rPr>
+        <w:t xml:space="preserve">[y][x] = </w:t>
+      </w:r>
+      <w:proofErr w:type="spellStart"/>
+      <w:r>
+        <w:rPr>
+          <w:rFonts w:ascii="Segoe UI Emoji" w:hAnsi="Segoe UI Emoji" w:cs="Segoe UI Emoji"/>
+          <w:b/>
+          <w:bCs/>
+          <w:lang w:val="en-GB"/>
+        </w:rPr>
+        <w:t>gray</w:t>
+      </w:r>
+      <w:proofErr w:type="spellEnd"/>
+    </w:p>
+    <w:p>
+      <w:pPr>
+        <w:rPr>
+          <w:rFonts w:ascii="Segoe UI Emoji" w:hAnsi="Segoe UI Emoji" w:cs="Segoe UI Emoji"/>
+          <w:b/>
+          <w:bCs/>
+          <w:lang w:val="en-GB"/>
+        </w:rPr>
+      </w:pPr>
+      <w:r>
+        <w:rPr>
+          <w:rFonts w:ascii="Segoe UI Emoji" w:hAnsi="Segoe UI Emoji" w:cs="Segoe UI Emoji"/>
+          <w:b/>
+          <w:bCs/>
+          <w:lang w:val="en-GB"/>
+        </w:rPr>
+        <w:t xml:space="preserve">        }</w:t>
+      </w:r>
+    </w:p>
+    <w:p>
+      <w:pPr>
+        <w:rPr>
+          <w:rFonts w:ascii="Segoe UI Emoji" w:hAnsi="Segoe UI Emoji" w:cs="Segoe UI Emoji"/>
+          <w:b/>
+          <w:bCs/>
+          <w:lang w:val="en-GB"/>
+        </w:rPr>
+      </w:pPr>
+      <w:r>
+        <w:rPr>
+          <w:rFonts w:ascii="Segoe UI Emoji" w:hAnsi="Segoe UI Emoji" w:cs="Segoe UI Emoji"/>
+          <w:b/>
+          <w:bCs/>
+          <w:lang w:val="en-GB"/>
+        </w:rPr>
+        <w:t xml:space="preserve">    }</w:t>
+      </w:r>
+    </w:p>
+    <w:p>
+      <w:pPr>
+        <w:rPr>
+          <w:rFonts w:ascii="Segoe UI Emoji" w:hAnsi="Segoe UI Emoji" w:cs="Segoe UI Emoji"/>
+          <w:b/>
+          <w:bCs/>
+          <w:lang w:val="en-GB"/>
+        </w:rPr>
+      </w:pPr>
+      <w:r>
+        <w:rPr>
+          <w:rFonts w:ascii="Segoe UI Emoji" w:hAnsi="Segoe UI Emoji" w:cs="Segoe UI Emoji"/>
+          <w:b/>
+          <w:bCs/>
+          <w:lang w:val="en-GB"/>
+        </w:rPr>
+        <w:t xml:space="preserve">    return </w:t>
+      </w:r>
+      <w:proofErr w:type="spellStart"/>
+      <w:r>
+        <w:rPr>
+          <w:rFonts w:ascii="Segoe UI Emoji" w:hAnsi="Segoe UI Emoji" w:cs="Segoe UI Emoji"/>
+          <w:b/>
+          <w:bCs/>
+          <w:lang w:val="en-GB"/>
+        </w:rPr>
+        <w:t>arr</w:t>
+      </w:r>
+      <w:proofErr w:type="spellEnd"/>
+    </w:p>
+    <w:p>
+      <w:pPr>
+        <w:rPr>
+          <w:rFonts w:ascii="Segoe UI Emoji" w:hAnsi="Segoe UI Emoji" w:cs="Segoe UI Emoji"/>
+          <w:b/>
+          <w:bCs/>
+        </w:rPr>
+      </w:pPr>
+      <w:r>
+        <w:rPr>
+          <w:rFonts w:ascii="Segoe UI Emoji" w:hAnsi="Segoe UI Emoji" w:cs="Segoe UI Emoji"/>
+          <w:b/>
+          <w:bCs/>
+        </w:rPr>
+        <w:t>}</w:t>
+      </w:r>
+    </w:p>
+    <w:p>
+      <w:pPr>
+        <w:rPr>
+          <w:rFonts w:ascii="Segoe UI Emoji" w:hAnsi="Segoe UI Emoji" w:cs="Segoe UI Emoji"/>
+          <w:b/>
+          <w:bCs/>
+        </w:rPr>
+      </w:pPr>
+      <w:r>
+        <w:rPr>
+          <w:rFonts w:ascii="Segoe UI Emoji" w:hAnsi="Segoe UI Emoji" w:cs="Segoe UI Emoji"/>
+          <w:b/>
+          <w:bCs/>
+        </w:rPr>
+        <w:pict w14:anchorId="21162C0B">
+          <v:rect id="_x0000_i1039" style="width:0;height:1.5pt" o:hralign="center" o:hrstd="t" o:hr="t" fillcolor="#a0a0a0" stroked="f"/>
+        </w:pict>
+      </w:r>
+    </w:p>
+    <w:p>
+      <w:pPr>
+        <w:rPr>
+          <w:rFonts w:ascii="Segoe UI Emoji" w:hAnsi="Segoe UI Emoji" w:cs="Segoe UI Emoji"/>
+          <w:b/>
+          <w:bCs/>
+        </w:rPr>
+      </w:pPr>
+      <w:r>
+        <w:rPr>
+          <w:rFonts w:ascii="Segoe UI Emoji" w:hAnsi="Segoe UI Emoji" w:cs="Segoe UI Emoji"/>
+          <w:b/>
+          <w:bCs/>
+        </w:rPr>
+        <w:t xml:space="preserve">⭐ 3) </w:t>
+      </w:r>
+      <w:proofErr w:type="spellStart"/>
+      <w:r>
+        <w:rPr>
+          <w:rFonts w:ascii="Segoe UI Emoji" w:hAnsi="Segoe UI Emoji" w:cs="Segoe UI Emoji"/>
+          <w:b/>
+          <w:bCs/>
+        </w:rPr>
+        <w:t>Stacking</w:t>
+      </w:r>
+      <w:proofErr w:type="spellEnd"/>
+      <w:r>
+        <w:rPr>
+          <w:rFonts w:ascii="Segoe UI Emoji" w:hAnsi="Segoe UI Emoji" w:cs="Segoe UI Emoji"/>
+          <w:b/>
+          <w:bCs/>
+        </w:rPr>
+        <w:t xml:space="preserve"> per MEDIA (il più semplice)</w:t>
+      </w:r>
+    </w:p>
+    <w:p>
+      <w:pPr>
+        <w:rPr>
+          <w:rFonts w:ascii="Segoe UI Emoji" w:hAnsi="Segoe UI Emoji" w:cs="Segoe UI Emoji"/>
+          <w:b/>
+          <w:bCs/>
+          <w:lang w:val="en-GB"/>
+        </w:rPr>
+      </w:pPr>
+      <w:r>
+        <w:rPr>
+          <w:rFonts w:ascii="Segoe UI Emoji" w:hAnsi="Segoe UI Emoji" w:cs="Segoe UI Emoji"/>
+          <w:b/>
+          <w:bCs/>
+          <w:lang w:val="en-GB"/>
+        </w:rPr>
+        <w:t xml:space="preserve">fun </w:t>
+      </w:r>
+      <w:proofErr w:type="spellStart"/>
+      <w:r>
+        <w:rPr>
+          <w:rFonts w:ascii="Segoe UI Emoji" w:hAnsi="Segoe UI Emoji" w:cs="Segoe UI Emoji"/>
+          <w:b/>
+          <w:bCs/>
+          <w:lang w:val="en-GB"/>
+        </w:rPr>
+        <w:t>stackAverage</w:t>
+      </w:r>
+      <w:proofErr w:type="spellEnd"/>
+      <w:r>
+        <w:rPr>
+          <w:rFonts w:ascii="Segoe UI Emoji" w:hAnsi="Segoe UI Emoji" w:cs="Segoe UI Emoji"/>
+          <w:b/>
+          <w:bCs/>
+          <w:lang w:val="en-GB"/>
+        </w:rPr>
+        <w:t>(images: List&lt;Array&lt;</w:t>
+      </w:r>
+      <w:proofErr w:type="spellStart"/>
+      <w:r>
+        <w:rPr>
+          <w:rFonts w:ascii="Segoe UI Emoji" w:hAnsi="Segoe UI Emoji" w:cs="Segoe UI Emoji"/>
+          <w:b/>
+          <w:bCs/>
+          <w:lang w:val="en-GB"/>
+        </w:rPr>
+        <w:t>FloatArray</w:t>
+      </w:r>
+      <w:proofErr w:type="spellEnd"/>
+      <w:r>
+        <w:rPr>
+          <w:rFonts w:ascii="Segoe UI Emoji" w:hAnsi="Segoe UI Emoji" w:cs="Segoe UI Emoji"/>
+          <w:b/>
+          <w:bCs/>
+          <w:lang w:val="en-GB"/>
+        </w:rPr>
+        <w:t>&gt;&gt;): Array&lt;</w:t>
+      </w:r>
+      <w:proofErr w:type="spellStart"/>
+      <w:r>
+        <w:rPr>
+          <w:rFonts w:ascii="Segoe UI Emoji" w:hAnsi="Segoe UI Emoji" w:cs="Segoe UI Emoji"/>
+          <w:b/>
+          <w:bCs/>
+          <w:lang w:val="en-GB"/>
+        </w:rPr>
+        <w:t>FloatArray</w:t>
+      </w:r>
+      <w:proofErr w:type="spellEnd"/>
+      <w:r>
+        <w:rPr>
+          <w:rFonts w:ascii="Segoe UI Emoji" w:hAnsi="Segoe UI Emoji" w:cs="Segoe UI Emoji"/>
+          <w:b/>
+          <w:bCs/>
+          <w:lang w:val="en-GB"/>
+        </w:rPr>
+        <w:t>&gt; {</w:t>
+      </w:r>
+    </w:p>
+    <w:p>
+      <w:pPr>
+        <w:rPr>
+          <w:rFonts w:ascii="Segoe UI Emoji" w:hAnsi="Segoe UI Emoji" w:cs="Segoe UI Emoji"/>
+          <w:b/>
+          <w:bCs/>
+          <w:lang w:val="en-GB"/>
+        </w:rPr>
+      </w:pPr>
+      <w:r>
+        <w:rPr>
+          <w:rFonts w:ascii="Segoe UI Emoji" w:hAnsi="Segoe UI Emoji" w:cs="Segoe UI Emoji"/>
+          <w:b/>
+          <w:bCs/>
+          <w:lang w:val="en-GB"/>
+        </w:rPr>
+        <w:t xml:space="preserve">    </w:t>
+      </w:r>
+      <w:proofErr w:type="spellStart"/>
+      <w:r>
+        <w:rPr>
+          <w:rFonts w:ascii="Segoe UI Emoji" w:hAnsi="Segoe UI Emoji" w:cs="Segoe UI Emoji"/>
+          <w:b/>
+          <w:bCs/>
+          <w:lang w:val="en-GB"/>
+        </w:rPr>
+        <w:t>val</w:t>
+      </w:r>
+      <w:proofErr w:type="spellEnd"/>
+      <w:r>
+        <w:rPr>
+          <w:rFonts w:ascii="Segoe UI Emoji" w:hAnsi="Segoe UI Emoji" w:cs="Segoe UI Emoji"/>
+          <w:b/>
+          <w:bCs/>
+          <w:lang w:val="en-GB"/>
+        </w:rPr>
+        <w:t xml:space="preserve"> h = images[0].size</w:t>
+      </w:r>
+    </w:p>
+    <w:p>
+      <w:pPr>
+        <w:rPr>
+          <w:rFonts w:ascii="Segoe UI Emoji" w:hAnsi="Segoe UI Emoji" w:cs="Segoe UI Emoji"/>
+          <w:b/>
+          <w:bCs/>
+          <w:lang w:val="en-GB"/>
+        </w:rPr>
+      </w:pPr>
+      <w:r>
+        <w:rPr>
+          <w:rFonts w:ascii="Segoe UI Emoji" w:hAnsi="Segoe UI Emoji" w:cs="Segoe UI Emoji"/>
+          <w:b/>
+          <w:bCs/>
+          <w:lang w:val="en-GB"/>
+        </w:rPr>
+        <w:t xml:space="preserve">    </w:t>
+      </w:r>
+      <w:proofErr w:type="spellStart"/>
+      <w:r>
+        <w:rPr>
+          <w:rFonts w:ascii="Segoe UI Emoji" w:hAnsi="Segoe UI Emoji" w:cs="Segoe UI Emoji"/>
+          <w:b/>
+          <w:bCs/>
+          <w:lang w:val="en-GB"/>
+        </w:rPr>
+        <w:t>val</w:t>
+      </w:r>
+      <w:proofErr w:type="spellEnd"/>
+      <w:r>
+        <w:rPr>
+          <w:rFonts w:ascii="Segoe UI Emoji" w:hAnsi="Segoe UI Emoji" w:cs="Segoe UI Emoji"/>
+          <w:b/>
+          <w:bCs/>
+          <w:lang w:val="en-GB"/>
+        </w:rPr>
+        <w:t xml:space="preserve"> w = images[0][0].size</w:t>
+      </w:r>
+    </w:p>
+    <w:p>
+      <w:pPr>
+        <w:rPr>
+          <w:rFonts w:ascii="Segoe UI Emoji" w:hAnsi="Segoe UI Emoji" w:cs="Segoe UI Emoji"/>
+          <w:b/>
+          <w:bCs/>
+          <w:lang w:val="en-GB"/>
+        </w:rPr>
+      </w:pPr>
+      <w:r>
+        <w:rPr>
+          <w:rFonts w:ascii="Segoe UI Emoji" w:hAnsi="Segoe UI Emoji" w:cs="Segoe UI Emoji"/>
+          <w:b/>
+          <w:bCs/>
+          <w:lang w:val="en-GB"/>
+        </w:rPr>
+        <w:t xml:space="preserve">    </w:t>
+      </w:r>
+      <w:proofErr w:type="spellStart"/>
+      <w:r>
+        <w:rPr>
+          <w:rFonts w:ascii="Segoe UI Emoji" w:hAnsi="Segoe UI Emoji" w:cs="Segoe UI Emoji"/>
+          <w:b/>
+          <w:bCs/>
+          <w:lang w:val="en-GB"/>
+        </w:rPr>
+        <w:t>val</w:t>
+      </w:r>
+      <w:proofErr w:type="spellEnd"/>
+      <w:r>
+        <w:rPr>
+          <w:rFonts w:ascii="Segoe UI Emoji" w:hAnsi="Segoe UI Emoji" w:cs="Segoe UI Emoji"/>
+          <w:b/>
+          <w:bCs/>
+          <w:lang w:val="en-GB"/>
+        </w:rPr>
+        <w:t xml:space="preserve"> result = Array(h) { </w:t>
+      </w:r>
+      <w:proofErr w:type="spellStart"/>
+      <w:r>
+        <w:rPr>
+          <w:rFonts w:ascii="Segoe UI Emoji" w:hAnsi="Segoe UI Emoji" w:cs="Segoe UI Emoji"/>
+          <w:b/>
+          <w:bCs/>
+          <w:lang w:val="en-GB"/>
+        </w:rPr>
+        <w:t>FloatArray</w:t>
+      </w:r>
+      <w:proofErr w:type="spellEnd"/>
+      <w:r>
+        <w:rPr>
+          <w:rFonts w:ascii="Segoe UI Emoji" w:hAnsi="Segoe UI Emoji" w:cs="Segoe UI Emoji"/>
+          <w:b/>
+          <w:bCs/>
+          <w:lang w:val="en-GB"/>
+        </w:rPr>
+        <w:t>(w) }</w:t>
+      </w:r>
+    </w:p>
+    <w:p>
+      <w:pPr>
+        <w:rPr>
+          <w:rFonts w:ascii="Segoe UI Emoji" w:hAnsi="Segoe UI Emoji" w:cs="Segoe UI Emoji"/>
+          <w:b/>
+          <w:bCs/>
+          <w:lang w:val="en-GB"/>
+        </w:rPr>
+      </w:pPr>
+    </w:p>
+    <w:p>
+      <w:pPr>
+        <w:rPr>
+          <w:rFonts w:ascii="Segoe UI Emoji" w:hAnsi="Segoe UI Emoji" w:cs="Segoe UI Emoji"/>
+          <w:b/>
+          <w:bCs/>
+          <w:lang w:val="en-GB"/>
+        </w:rPr>
+      </w:pPr>
+      <w:r>
+        <w:rPr>
+          <w:rFonts w:ascii="Segoe UI Emoji" w:hAnsi="Segoe UI Emoji" w:cs="Segoe UI Emoji"/>
+          <w:b/>
+          <w:bCs/>
+          <w:lang w:val="en-GB"/>
+        </w:rPr>
+        <w:t xml:space="preserve">    for (y in 0 until h) {</w:t>
+      </w:r>
+    </w:p>
+    <w:p>
+      <w:pPr>
+        <w:rPr>
+          <w:rFonts w:ascii="Segoe UI Emoji" w:hAnsi="Segoe UI Emoji" w:cs="Segoe UI Emoji"/>
+          <w:b/>
+          <w:bCs/>
+          <w:lang w:val="en-GB"/>
+        </w:rPr>
+      </w:pPr>
+      <w:r>
+        <w:rPr>
+          <w:rFonts w:ascii="Segoe UI Emoji" w:hAnsi="Segoe UI Emoji" w:cs="Segoe UI Emoji"/>
+          <w:b/>
+          <w:bCs/>
+          <w:lang w:val="en-GB"/>
+        </w:rPr>
+        <w:t xml:space="preserve">        for (x in 0 until w) {</w:t>
+      </w:r>
+    </w:p>
+    <w:p>
+      <w:pPr>
+        <w:rPr>
+          <w:rFonts w:ascii="Segoe UI Emoji" w:hAnsi="Segoe UI Emoji" w:cs="Segoe UI Emoji"/>
+          <w:b/>
+          <w:bCs/>
+          <w:lang w:val="en-GB"/>
+        </w:rPr>
+      </w:pPr>
+      <w:r>
+        <w:rPr>
+          <w:rFonts w:ascii="Segoe UI Emoji" w:hAnsi="Segoe UI Emoji" w:cs="Segoe UI Emoji"/>
+          <w:b/>
+          <w:bCs/>
+          <w:lang w:val="en-GB"/>
+        </w:rPr>
+        <w:t xml:space="preserve">            var sum = 0f</w:t>
+      </w:r>
+    </w:p>
+    <w:p>
+      <w:pPr>
+        <w:rPr>
+          <w:rFonts w:ascii="Segoe UI Emoji" w:hAnsi="Segoe UI Emoji" w:cs="Segoe UI Emoji"/>
+          <w:b/>
+          <w:bCs/>
+          <w:lang w:val="en-GB"/>
+        </w:rPr>
+      </w:pPr>
+      <w:r>
+        <w:rPr>
+          <w:rFonts w:ascii="Segoe UI Emoji" w:hAnsi="Segoe UI Emoji" w:cs="Segoe UI Emoji"/>
+          <w:b/>
+          <w:bCs/>
+          <w:lang w:val="en-GB"/>
+        </w:rPr>
+        <w:t xml:space="preserve">            for (</w:t>
+      </w:r>
+      <w:proofErr w:type="spellStart"/>
+      <w:r>
+        <w:rPr>
+          <w:rFonts w:ascii="Segoe UI Emoji" w:hAnsi="Segoe UI Emoji" w:cs="Segoe UI Emoji"/>
+          <w:b/>
+          <w:bCs/>
+          <w:lang w:val="en-GB"/>
+        </w:rPr>
+        <w:t>img</w:t>
+      </w:r>
+      <w:proofErr w:type="spellEnd"/>
+      <w:r>
+        <w:rPr>
+          <w:rFonts w:ascii="Segoe UI Emoji" w:hAnsi="Segoe UI Emoji" w:cs="Segoe UI Emoji"/>
+          <w:b/>
+          <w:bCs/>
+          <w:lang w:val="en-GB"/>
+        </w:rPr>
+        <w:t xml:space="preserve"> in images) {</w:t>
+      </w:r>
+    </w:p>
+    <w:p>
+      <w:pPr>
+        <w:rPr>
+          <w:rFonts w:ascii="Segoe UI Emoji" w:hAnsi="Segoe UI Emoji" w:cs="Segoe UI Emoji"/>
+          <w:b/>
+          <w:bCs/>
+          <w:lang w:val="es-ES"/>
+        </w:rPr>
+      </w:pPr>
+      <w:r>
+        <w:rPr>
+          <w:rFonts w:ascii="Segoe UI Emoji" w:hAnsi="Segoe UI Emoji" w:cs="Segoe UI Emoji"/>
+          <w:b/>
+          <w:bCs/>
+          <w:lang w:val="en-GB"/>
+        </w:rPr>
+        <w:lastRenderedPageBreak/>
+        <w:t xml:space="preserve">                </w:t>
+      </w:r>
+      <w:r>
+        <w:rPr>
+          <w:rFonts w:ascii="Segoe UI Emoji" w:hAnsi="Segoe UI Emoji" w:cs="Segoe UI Emoji"/>
+          <w:b/>
+          <w:bCs/>
+          <w:lang w:val="es-ES"/>
+        </w:rPr>
+        <w:t xml:space="preserve">sum += </w:t>
+      </w:r>
+      <w:proofErr w:type="spellStart"/>
+      <w:r>
+        <w:rPr>
+          <w:rFonts w:ascii="Segoe UI Emoji" w:hAnsi="Segoe UI Emoji" w:cs="Segoe UI Emoji"/>
+          <w:b/>
+          <w:bCs/>
+          <w:lang w:val="es-ES"/>
+        </w:rPr>
+        <w:t>img</w:t>
+      </w:r>
+      <w:proofErr w:type="spellEnd"/>
+      <w:r>
+        <w:rPr>
+          <w:rFonts w:ascii="Segoe UI Emoji" w:hAnsi="Segoe UI Emoji" w:cs="Segoe UI Emoji"/>
+          <w:b/>
+          <w:bCs/>
+          <w:lang w:val="es-ES"/>
+        </w:rPr>
+        <w:t>[y][x]</w:t>
+      </w:r>
+    </w:p>
+    <w:p>
+      <w:pPr>
+        <w:rPr>
+          <w:rFonts w:ascii="Segoe UI Emoji" w:hAnsi="Segoe UI Emoji" w:cs="Segoe UI Emoji"/>
+          <w:b/>
+          <w:bCs/>
+          <w:lang w:val="es-ES"/>
+        </w:rPr>
+      </w:pPr>
+      <w:r>
+        <w:rPr>
+          <w:rFonts w:ascii="Segoe UI Emoji" w:hAnsi="Segoe UI Emoji" w:cs="Segoe UI Emoji"/>
+          <w:b/>
+          <w:bCs/>
+          <w:lang w:val="es-ES"/>
+        </w:rPr>
+        <w:t xml:space="preserve">            }</w:t>
+      </w:r>
+    </w:p>
+    <w:p>
+      <w:pPr>
+        <w:rPr>
+          <w:rFonts w:ascii="Segoe UI Emoji" w:hAnsi="Segoe UI Emoji" w:cs="Segoe UI Emoji"/>
+          <w:b/>
+          <w:bCs/>
+          <w:lang w:val="es-ES"/>
+        </w:rPr>
+      </w:pPr>
+      <w:r>
+        <w:rPr>
+          <w:rFonts w:ascii="Segoe UI Emoji" w:hAnsi="Segoe UI Emoji" w:cs="Segoe UI Emoji"/>
+          <w:b/>
+          <w:bCs/>
+          <w:lang w:val="es-ES"/>
+        </w:rPr>
+        <w:t xml:space="preserve">            </w:t>
+      </w:r>
+      <w:proofErr w:type="spellStart"/>
+      <w:r>
+        <w:rPr>
+          <w:rFonts w:ascii="Segoe UI Emoji" w:hAnsi="Segoe UI Emoji" w:cs="Segoe UI Emoji"/>
+          <w:b/>
+          <w:bCs/>
+          <w:lang w:val="es-ES"/>
+        </w:rPr>
+        <w:t>result</w:t>
+      </w:r>
+      <w:proofErr w:type="spellEnd"/>
+      <w:r>
+        <w:rPr>
+          <w:rFonts w:ascii="Segoe UI Emoji" w:hAnsi="Segoe UI Emoji" w:cs="Segoe UI Emoji"/>
+          <w:b/>
+          <w:bCs/>
+          <w:lang w:val="es-ES"/>
+        </w:rPr>
+        <w:t xml:space="preserve">[y][x] = sum / </w:t>
+      </w:r>
+      <w:proofErr w:type="spellStart"/>
+      <w:r>
+        <w:rPr>
+          <w:rFonts w:ascii="Segoe UI Emoji" w:hAnsi="Segoe UI Emoji" w:cs="Segoe UI Emoji"/>
+          <w:b/>
+          <w:bCs/>
+          <w:lang w:val="es-ES"/>
+        </w:rPr>
+        <w:t>images.size</w:t>
+      </w:r>
+      <w:proofErr w:type="spellEnd"/>
+    </w:p>
+    <w:p>
+      <w:pPr>
+        <w:rPr>
+          <w:rFonts w:ascii="Segoe UI Emoji" w:hAnsi="Segoe UI Emoji" w:cs="Segoe UI Emoji"/>
+          <w:b/>
+          <w:bCs/>
+          <w:lang w:val="es-ES"/>
+        </w:rPr>
+      </w:pPr>
+      <w:r>
+        <w:rPr>
+          <w:rFonts w:ascii="Segoe UI Emoji" w:hAnsi="Segoe UI Emoji" w:cs="Segoe UI Emoji"/>
+          <w:b/>
+          <w:bCs/>
+          <w:lang w:val="es-ES"/>
+        </w:rPr>
+        <w:t xml:space="preserve">        </w:t>
+      </w:r>
+      <w:r>
+        <w:rPr>
+          <w:rFonts w:ascii="Segoe UI Emoji" w:hAnsi="Segoe UI Emoji" w:cs="Segoe UI Emoji"/>
+          <w:b/>
+          <w:bCs/>
+          <w:lang w:val="es-ES"/>
+        </w:rPr>
+        <w:t>}</w:t>
+      </w:r>
+    </w:p>
+    <w:p>
+      <w:pPr>
+        <w:rPr>
+          <w:rFonts w:ascii="Segoe UI Emoji" w:hAnsi="Segoe UI Emoji" w:cs="Segoe UI Emoji"/>
+          <w:b/>
+          <w:bCs/>
+        </w:rPr>
+      </w:pPr>
+      <w:r>
+        <w:rPr>
+          <w:rFonts w:ascii="Segoe UI Emoji" w:hAnsi="Segoe UI Emoji" w:cs="Segoe UI Emoji"/>
+          <w:b/>
+          <w:bCs/>
+          <w:lang w:val="es-ES"/>
+        </w:rPr>
+        <w:t xml:space="preserve">    </w:t>
+      </w:r>
+      <w:r>
+        <w:rPr>
+          <w:rFonts w:ascii="Segoe UI Emoji" w:hAnsi="Segoe UI Emoji" w:cs="Segoe UI Emoji"/>
+          <w:b/>
+          <w:bCs/>
+        </w:rPr>
+        <w:t>}</w:t>
+      </w:r>
+    </w:p>
+    <w:p>
+      <w:pPr>
+        <w:rPr>
+          <w:rFonts w:ascii="Segoe UI Emoji" w:hAnsi="Segoe UI Emoji" w:cs="Segoe UI Emoji"/>
+          <w:b/>
+          <w:bCs/>
+        </w:rPr>
+      </w:pPr>
+      <w:r>
+        <w:rPr>
+          <w:rFonts w:ascii="Segoe UI Emoji" w:hAnsi="Segoe UI Emoji" w:cs="Segoe UI Emoji"/>
+          <w:b/>
+          <w:bCs/>
+        </w:rPr>
+        <w:t xml:space="preserve">    </w:t>
+      </w:r>
+      <w:proofErr w:type="spellStart"/>
+      <w:r>
+        <w:rPr>
+          <w:rFonts w:ascii="Segoe UI Emoji" w:hAnsi="Segoe UI Emoji" w:cs="Segoe UI Emoji"/>
+          <w:b/>
+          <w:bCs/>
+        </w:rPr>
+        <w:t>return</w:t>
+      </w:r>
+      <w:proofErr w:type="spellEnd"/>
+      <w:r>
+        <w:rPr>
+          <w:rFonts w:ascii="Segoe UI Emoji" w:hAnsi="Segoe UI Emoji" w:cs="Segoe UI Emoji"/>
+          <w:b/>
+          <w:bCs/>
+        </w:rPr>
+        <w:t xml:space="preserve"> </w:t>
+      </w:r>
+      <w:proofErr w:type="spellStart"/>
+      <w:r>
+        <w:rPr>
+          <w:rFonts w:ascii="Segoe UI Emoji" w:hAnsi="Segoe UI Emoji" w:cs="Segoe UI Emoji"/>
+          <w:b/>
+          <w:bCs/>
+        </w:rPr>
+        <w:t>result</w:t>
+      </w:r>
+      <w:proofErr w:type="spellEnd"/>
+    </w:p>
+    <w:p>
+      <w:pPr>
+        <w:rPr>
+          <w:rFonts w:ascii="Segoe UI Emoji" w:hAnsi="Segoe UI Emoji" w:cs="Segoe UI Emoji"/>
+          <w:b/>
+          <w:bCs/>
+        </w:rPr>
+      </w:pPr>
+      <w:r>
+        <w:rPr>
+          <w:rFonts w:ascii="Segoe UI Emoji" w:hAnsi="Segoe UI Emoji" w:cs="Segoe UI Emoji"/>
+          <w:b/>
+          <w:bCs/>
+        </w:rPr>
+        <w:t>}</w:t>
+      </w:r>
+    </w:p>
+    <w:p>
+      <w:pPr>
+        <w:rPr>
+          <w:rFonts w:ascii="Segoe UI Emoji" w:hAnsi="Segoe UI Emoji" w:cs="Segoe UI Emoji"/>
+          <w:b/>
+          <w:bCs/>
+        </w:rPr>
+      </w:pPr>
+      <w:r>
+        <w:rPr>
+          <w:rFonts w:ascii="Segoe UI Emoji" w:hAnsi="Segoe UI Emoji" w:cs="Segoe UI Emoji"/>
+          <w:b/>
+          <w:bCs/>
+        </w:rPr>
+        <w:pict w14:anchorId="6AA45E76">
+          <v:rect id="_x0000_i1040" style="width:0;height:1.5pt" o:hralign="center" o:hrstd="t" o:hr="t" fillcolor="#a0a0a0" stroked="f"/>
+        </w:pict>
+      </w:r>
+    </w:p>
+    <w:p>
+      <w:pPr>
+        <w:rPr>
+          <w:rFonts w:ascii="Segoe UI Emoji" w:hAnsi="Segoe UI Emoji" w:cs="Segoe UI Emoji"/>
+          <w:b/>
+          <w:bCs/>
+        </w:rPr>
+      </w:pPr>
+      <w:r>
+        <w:rPr>
+          <w:rFonts w:ascii="Segoe UI Emoji" w:hAnsi="Segoe UI Emoji" w:cs="Segoe UI Emoji"/>
+          <w:b/>
+          <w:bCs/>
+        </w:rPr>
+        <w:t xml:space="preserve">⭐⭐ 4) </w:t>
+      </w:r>
+      <w:proofErr w:type="spellStart"/>
+      <w:r>
+        <w:rPr>
+          <w:rFonts w:ascii="Segoe UI Emoji" w:hAnsi="Segoe UI Emoji" w:cs="Segoe UI Emoji"/>
+          <w:b/>
+          <w:bCs/>
+        </w:rPr>
+        <w:t>Stacking</w:t>
+      </w:r>
+      <w:proofErr w:type="spellEnd"/>
+      <w:r>
+        <w:rPr>
+          <w:rFonts w:ascii="Segoe UI Emoji" w:hAnsi="Segoe UI Emoji" w:cs="Segoe UI Emoji"/>
+          <w:b/>
+          <w:bCs/>
+        </w:rPr>
+        <w:t xml:space="preserve"> per MEDIANA (molto meglio per </w:t>
+      </w:r>
+      <w:proofErr w:type="spellStart"/>
+      <w:r>
+        <w:rPr>
+          <w:rFonts w:ascii="Segoe UI Emoji" w:hAnsi="Segoe UI Emoji" w:cs="Segoe UI Emoji"/>
+          <w:b/>
+          <w:bCs/>
+        </w:rPr>
+        <w:t>astrofoto</w:t>
+      </w:r>
+      <w:proofErr w:type="spellEnd"/>
+      <w:r>
+        <w:rPr>
+          <w:rFonts w:ascii="Segoe UI Emoji" w:hAnsi="Segoe UI Emoji" w:cs="Segoe UI Emoji"/>
+          <w:b/>
+          <w:bCs/>
+        </w:rPr>
+        <w:t>)</w:t>
+      </w:r>
+    </w:p>
+    <w:p>
+      <w:pPr>
+        <w:rPr>
+          <w:rFonts w:ascii="Segoe UI Emoji" w:hAnsi="Segoe UI Emoji" w:cs="Segoe UI Emoji"/>
+          <w:b/>
+          <w:bCs/>
+          <w:lang w:val="en-GB"/>
+        </w:rPr>
+      </w:pPr>
+      <w:r>
+        <w:rPr>
+          <w:rFonts w:ascii="Segoe UI Emoji" w:hAnsi="Segoe UI Emoji" w:cs="Segoe UI Emoji"/>
+          <w:b/>
+          <w:bCs/>
+          <w:lang w:val="en-GB"/>
+        </w:rPr>
+        <w:t xml:space="preserve">fun </w:t>
+      </w:r>
+      <w:proofErr w:type="spellStart"/>
+      <w:r>
+        <w:rPr>
+          <w:rFonts w:ascii="Segoe UI Emoji" w:hAnsi="Segoe UI Emoji" w:cs="Segoe UI Emoji"/>
+          <w:b/>
+          <w:bCs/>
+          <w:lang w:val="en-GB"/>
+        </w:rPr>
+        <w:t>stackMedian</w:t>
+      </w:r>
+      <w:proofErr w:type="spellEnd"/>
+      <w:r>
+        <w:rPr>
+          <w:rFonts w:ascii="Segoe UI Emoji" w:hAnsi="Segoe UI Emoji" w:cs="Segoe UI Emoji"/>
+          <w:b/>
+          <w:bCs/>
+          <w:lang w:val="en-GB"/>
+        </w:rPr>
+        <w:t>(images: List&lt;Array&lt;</w:t>
+      </w:r>
+      <w:proofErr w:type="spellStart"/>
+      <w:r>
+        <w:rPr>
+          <w:rFonts w:ascii="Segoe UI Emoji" w:hAnsi="Segoe UI Emoji" w:cs="Segoe UI Emoji"/>
+          <w:b/>
+          <w:bCs/>
+          <w:lang w:val="en-GB"/>
+        </w:rPr>
+        <w:t>FloatArray</w:t>
+      </w:r>
+      <w:proofErr w:type="spellEnd"/>
+      <w:r>
+        <w:rPr>
+          <w:rFonts w:ascii="Segoe UI Emoji" w:hAnsi="Segoe UI Emoji" w:cs="Segoe UI Emoji"/>
+          <w:b/>
+          <w:bCs/>
+          <w:lang w:val="en-GB"/>
+        </w:rPr>
+        <w:t>&gt;&gt;): Array&lt;</w:t>
+      </w:r>
+      <w:proofErr w:type="spellStart"/>
+      <w:r>
+        <w:rPr>
+          <w:rFonts w:ascii="Segoe UI Emoji" w:hAnsi="Segoe UI Emoji" w:cs="Segoe UI Emoji"/>
+          <w:b/>
+          <w:bCs/>
+          <w:lang w:val="en-GB"/>
+        </w:rPr>
+        <w:t>FloatArray</w:t>
+      </w:r>
+      <w:proofErr w:type="spellEnd"/>
+      <w:r>
+        <w:rPr>
+          <w:rFonts w:ascii="Segoe UI Emoji" w:hAnsi="Segoe UI Emoji" w:cs="Segoe UI Emoji"/>
+          <w:b/>
+          <w:bCs/>
+          <w:lang w:val="en-GB"/>
+        </w:rPr>
+        <w:t>&gt; {</w:t>
+      </w:r>
+    </w:p>
+    <w:p>
+      <w:pPr>
+        <w:rPr>
+          <w:rFonts w:ascii="Segoe UI Emoji" w:hAnsi="Segoe UI Emoji" w:cs="Segoe UI Emoji"/>
+          <w:b/>
+          <w:bCs/>
+          <w:lang w:val="en-GB"/>
+        </w:rPr>
+      </w:pPr>
+      <w:r>
+        <w:rPr>
+          <w:rFonts w:ascii="Segoe UI Emoji" w:hAnsi="Segoe UI Emoji" w:cs="Segoe UI Emoji"/>
+          <w:b/>
+          <w:bCs/>
+          <w:lang w:val="en-GB"/>
+        </w:rPr>
+        <w:t xml:space="preserve">    </w:t>
+      </w:r>
+      <w:proofErr w:type="spellStart"/>
+      <w:r>
+        <w:rPr>
+          <w:rFonts w:ascii="Segoe UI Emoji" w:hAnsi="Segoe UI Emoji" w:cs="Segoe UI Emoji"/>
+          <w:b/>
+          <w:bCs/>
+          <w:lang w:val="en-GB"/>
+        </w:rPr>
+        <w:t>val</w:t>
+      </w:r>
+      <w:proofErr w:type="spellEnd"/>
+      <w:r>
+        <w:rPr>
+          <w:rFonts w:ascii="Segoe UI Emoji" w:hAnsi="Segoe UI Emoji" w:cs="Segoe UI Emoji"/>
+          <w:b/>
+          <w:bCs/>
+          <w:lang w:val="en-GB"/>
+        </w:rPr>
+        <w:t xml:space="preserve"> h = images[0].size</w:t>
+      </w:r>
+    </w:p>
+    <w:p>
+      <w:pPr>
+        <w:rPr>
+          <w:rFonts w:ascii="Segoe UI Emoji" w:hAnsi="Segoe UI Emoji" w:cs="Segoe UI Emoji"/>
+          <w:b/>
+          <w:bCs/>
+          <w:lang w:val="en-GB"/>
+        </w:rPr>
+      </w:pPr>
+      <w:r>
+        <w:rPr>
+          <w:rFonts w:ascii="Segoe UI Emoji" w:hAnsi="Segoe UI Emoji" w:cs="Segoe UI Emoji"/>
+          <w:b/>
+          <w:bCs/>
+          <w:lang w:val="en-GB"/>
+        </w:rPr>
+        <w:t xml:space="preserve">    </w:t>
+      </w:r>
+      <w:proofErr w:type="spellStart"/>
+      <w:r>
+        <w:rPr>
+          <w:rFonts w:ascii="Segoe UI Emoji" w:hAnsi="Segoe UI Emoji" w:cs="Segoe UI Emoji"/>
+          <w:b/>
+          <w:bCs/>
+          <w:lang w:val="en-GB"/>
+        </w:rPr>
+        <w:t>val</w:t>
+      </w:r>
+      <w:proofErr w:type="spellEnd"/>
+      <w:r>
+        <w:rPr>
+          <w:rFonts w:ascii="Segoe UI Emoji" w:hAnsi="Segoe UI Emoji" w:cs="Segoe UI Emoji"/>
+          <w:b/>
+          <w:bCs/>
+          <w:lang w:val="en-GB"/>
+        </w:rPr>
+        <w:t xml:space="preserve"> w = images[0][0].size</w:t>
+      </w:r>
+    </w:p>
+    <w:p>
+      <w:pPr>
+        <w:rPr>
+          <w:rFonts w:ascii="Segoe UI Emoji" w:hAnsi="Segoe UI Emoji" w:cs="Segoe UI Emoji"/>
+          <w:b/>
+          <w:bCs/>
+          <w:lang w:val="en-GB"/>
+        </w:rPr>
+      </w:pPr>
+      <w:r>
+        <w:rPr>
+          <w:rFonts w:ascii="Segoe UI Emoji" w:hAnsi="Segoe UI Emoji" w:cs="Segoe UI Emoji"/>
+          <w:b/>
+          <w:bCs/>
+          <w:lang w:val="en-GB"/>
+        </w:rPr>
+        <w:t xml:space="preserve">    </w:t>
+      </w:r>
+      <w:proofErr w:type="spellStart"/>
+      <w:r>
+        <w:rPr>
+          <w:rFonts w:ascii="Segoe UI Emoji" w:hAnsi="Segoe UI Emoji" w:cs="Segoe UI Emoji"/>
+          <w:b/>
+          <w:bCs/>
+          <w:lang w:val="en-GB"/>
+        </w:rPr>
+        <w:t>val</w:t>
+      </w:r>
+      <w:proofErr w:type="spellEnd"/>
+      <w:r>
+        <w:rPr>
+          <w:rFonts w:ascii="Segoe UI Emoji" w:hAnsi="Segoe UI Emoji" w:cs="Segoe UI Emoji"/>
+          <w:b/>
+          <w:bCs/>
+          <w:lang w:val="en-GB"/>
+        </w:rPr>
+        <w:t xml:space="preserve"> result = Array(h) { </w:t>
+      </w:r>
+      <w:proofErr w:type="spellStart"/>
+      <w:r>
+        <w:rPr>
+          <w:rFonts w:ascii="Segoe UI Emoji" w:hAnsi="Segoe UI Emoji" w:cs="Segoe UI Emoji"/>
+          <w:b/>
+          <w:bCs/>
+          <w:lang w:val="en-GB"/>
+        </w:rPr>
+        <w:t>FloatArray</w:t>
+      </w:r>
+      <w:proofErr w:type="spellEnd"/>
+      <w:r>
+        <w:rPr>
+          <w:rFonts w:ascii="Segoe UI Emoji" w:hAnsi="Segoe UI Emoji" w:cs="Segoe UI Emoji"/>
+          <w:b/>
+          <w:bCs/>
+          <w:lang w:val="en-GB"/>
+        </w:rPr>
+        <w:t>(w) }</w:t>
+      </w:r>
+    </w:p>
+    <w:p>
+      <w:pPr>
+        <w:rPr>
+          <w:rFonts w:ascii="Segoe UI Emoji" w:hAnsi="Segoe UI Emoji" w:cs="Segoe UI Emoji"/>
+          <w:b/>
+          <w:bCs/>
+          <w:lang w:val="en-GB"/>
+        </w:rPr>
+      </w:pPr>
+    </w:p>
+    <w:p>
+      <w:pPr>
+        <w:rPr>
+          <w:rFonts w:ascii="Segoe UI Emoji" w:hAnsi="Segoe UI Emoji" w:cs="Segoe UI Emoji"/>
+          <w:b/>
+          <w:bCs/>
+          <w:lang w:val="en-GB"/>
+        </w:rPr>
+      </w:pPr>
+      <w:r>
+        <w:rPr>
+          <w:rFonts w:ascii="Segoe UI Emoji" w:hAnsi="Segoe UI Emoji" w:cs="Segoe UI Emoji"/>
+          <w:b/>
+          <w:bCs/>
+          <w:lang w:val="en-GB"/>
+        </w:rPr>
+        <w:t xml:space="preserve">    for (y in 0 until h) {</w:t>
+      </w:r>
+    </w:p>
+    <w:p>
+      <w:pPr>
+        <w:rPr>
+          <w:rFonts w:ascii="Segoe UI Emoji" w:hAnsi="Segoe UI Emoji" w:cs="Segoe UI Emoji"/>
+          <w:b/>
+          <w:bCs/>
+          <w:lang w:val="en-GB"/>
+        </w:rPr>
+      </w:pPr>
+      <w:r>
+        <w:rPr>
+          <w:rFonts w:ascii="Segoe UI Emoji" w:hAnsi="Segoe UI Emoji" w:cs="Segoe UI Emoji"/>
+          <w:b/>
+          <w:bCs/>
+          <w:lang w:val="en-GB"/>
+        </w:rPr>
+        <w:t xml:space="preserve">        for (x in 0 until w) {</w:t>
+      </w:r>
+    </w:p>
+    <w:p>
+      <w:pPr>
+        <w:rPr>
+          <w:rFonts w:ascii="Segoe UI Emoji" w:hAnsi="Segoe UI Emoji" w:cs="Segoe UI Emoji"/>
+          <w:b/>
+          <w:bCs/>
+          <w:lang w:val="en-GB"/>
+        </w:rPr>
+      </w:pPr>
+      <w:r>
+        <w:rPr>
+          <w:rFonts w:ascii="Segoe UI Emoji" w:hAnsi="Segoe UI Emoji" w:cs="Segoe UI Emoji"/>
+          <w:b/>
+          <w:bCs/>
+          <w:lang w:val="en-GB"/>
+        </w:rPr>
+        <w:t xml:space="preserve">            </w:t>
+      </w:r>
+      <w:proofErr w:type="spellStart"/>
+      <w:r>
+        <w:rPr>
+          <w:rFonts w:ascii="Segoe UI Emoji" w:hAnsi="Segoe UI Emoji" w:cs="Segoe UI Emoji"/>
+          <w:b/>
+          <w:bCs/>
+          <w:lang w:val="en-GB"/>
+        </w:rPr>
+        <w:t>val</w:t>
+      </w:r>
+      <w:proofErr w:type="spellEnd"/>
+      <w:r>
+        <w:rPr>
+          <w:rFonts w:ascii="Segoe UI Emoji" w:hAnsi="Segoe UI Emoji" w:cs="Segoe UI Emoji"/>
+          <w:b/>
+          <w:bCs/>
+          <w:lang w:val="en-GB"/>
+        </w:rPr>
+        <w:t xml:space="preserve"> values = </w:t>
+      </w:r>
+      <w:proofErr w:type="spellStart"/>
+      <w:r>
+        <w:rPr>
+          <w:rFonts w:ascii="Segoe UI Emoji" w:hAnsi="Segoe UI Emoji" w:cs="Segoe UI Emoji"/>
+          <w:b/>
+          <w:bCs/>
+          <w:lang w:val="en-GB"/>
+        </w:rPr>
+        <w:t>FloatArray</w:t>
       </w:r>
       <w:proofErr w:type="spellEnd"/>
       <w:r>
@@ -2989,15 +5799,438 @@
         </w:rPr>
         <w:t>(</w:t>
       </w:r>
-      <w:proofErr w:type="gramEnd"/>
-      <w:r>
-        <w:rPr>
-          <w:rFonts w:ascii="Segoe UI Emoji" w:hAnsi="Segoe UI Emoji" w:cs="Segoe UI Emoji"/>
-          <w:b/>
-          <w:bCs/>
-          <w:lang w:val="en-GB"/>
-        </w:rPr>
-        <w:t>context: Context, folder: String): List&lt;Bitmap&gt; {</w:t>
+      <w:proofErr w:type="spellStart"/>
+      <w:r>
+        <w:rPr>
+          <w:rFonts w:ascii="Segoe UI Emoji" w:hAnsi="Segoe UI Emoji" w:cs="Segoe UI Emoji"/>
+          <w:b/>
+          <w:bCs/>
+          <w:lang w:val="en-GB"/>
+        </w:rPr>
+        <w:t>images.size</w:t>
+      </w:r>
+      <w:proofErr w:type="spellEnd"/>
+      <w:r>
+        <w:rPr>
+          <w:rFonts w:ascii="Segoe UI Emoji" w:hAnsi="Segoe UI Emoji" w:cs="Segoe UI Emoji"/>
+          <w:b/>
+          <w:bCs/>
+          <w:lang w:val="en-GB"/>
+        </w:rPr>
+        <w:t>)</w:t>
+      </w:r>
+    </w:p>
+    <w:p>
+      <w:pPr>
+        <w:rPr>
+          <w:rFonts w:ascii="Segoe UI Emoji" w:hAnsi="Segoe UI Emoji" w:cs="Segoe UI Emoji"/>
+          <w:b/>
+          <w:bCs/>
+          <w:lang w:val="en-GB"/>
+        </w:rPr>
+      </w:pPr>
+      <w:r>
+        <w:rPr>
+          <w:rFonts w:ascii="Segoe UI Emoji" w:hAnsi="Segoe UI Emoji" w:cs="Segoe UI Emoji"/>
+          <w:b/>
+          <w:bCs/>
+          <w:lang w:val="en-GB"/>
+        </w:rPr>
+        <w:t xml:space="preserve">            </w:t>
+      </w:r>
+      <w:r>
+        <w:rPr>
+          <w:rFonts w:ascii="Segoe UI Emoji" w:hAnsi="Segoe UI Emoji" w:cs="Segoe UI Emoji"/>
+          <w:b/>
+          <w:bCs/>
+          <w:lang w:val="en-GB"/>
+        </w:rPr>
+        <w:t>for (</w:t>
+      </w:r>
+      <w:proofErr w:type="spellStart"/>
+      <w:r>
+        <w:rPr>
+          <w:rFonts w:ascii="Segoe UI Emoji" w:hAnsi="Segoe UI Emoji" w:cs="Segoe UI Emoji"/>
+          <w:b/>
+          <w:bCs/>
+          <w:lang w:val="en-GB"/>
+        </w:rPr>
+        <w:t>i</w:t>
+      </w:r>
+      <w:proofErr w:type="spellEnd"/>
+      <w:r>
+        <w:rPr>
+          <w:rFonts w:ascii="Segoe UI Emoji" w:hAnsi="Segoe UI Emoji" w:cs="Segoe UI Emoji"/>
+          <w:b/>
+          <w:bCs/>
+          <w:lang w:val="en-GB"/>
+        </w:rPr>
+        <w:t xml:space="preserve"> in </w:t>
+      </w:r>
+      <w:proofErr w:type="spellStart"/>
+      <w:r>
+        <w:rPr>
+          <w:rFonts w:ascii="Segoe UI Emoji" w:hAnsi="Segoe UI Emoji" w:cs="Segoe UI Emoji"/>
+          <w:b/>
+          <w:bCs/>
+          <w:lang w:val="en-GB"/>
+        </w:rPr>
+        <w:t>images.indices</w:t>
+      </w:r>
+      <w:proofErr w:type="spellEnd"/>
+      <w:r>
+        <w:rPr>
+          <w:rFonts w:ascii="Segoe UI Emoji" w:hAnsi="Segoe UI Emoji" w:cs="Segoe UI Emoji"/>
+          <w:b/>
+          <w:bCs/>
+          <w:lang w:val="en-GB"/>
+        </w:rPr>
+        <w:t>) {</w:t>
+      </w:r>
+    </w:p>
+    <w:p>
+      <w:pPr>
+        <w:rPr>
+          <w:rFonts w:ascii="Segoe UI Emoji" w:hAnsi="Segoe UI Emoji" w:cs="Segoe UI Emoji"/>
+          <w:b/>
+          <w:bCs/>
+          <w:lang w:val="en-GB"/>
+        </w:rPr>
+      </w:pPr>
+      <w:r>
+        <w:rPr>
+          <w:rFonts w:ascii="Segoe UI Emoji" w:hAnsi="Segoe UI Emoji" w:cs="Segoe UI Emoji"/>
+          <w:b/>
+          <w:bCs/>
+          <w:lang w:val="en-GB"/>
+        </w:rPr>
+        <w:t xml:space="preserve">                values[</w:t>
+      </w:r>
+      <w:proofErr w:type="spellStart"/>
+      <w:r>
+        <w:rPr>
+          <w:rFonts w:ascii="Segoe UI Emoji" w:hAnsi="Segoe UI Emoji" w:cs="Segoe UI Emoji"/>
+          <w:b/>
+          <w:bCs/>
+          <w:lang w:val="en-GB"/>
+        </w:rPr>
+        <w:t>i</w:t>
+      </w:r>
+      <w:proofErr w:type="spellEnd"/>
+      <w:r>
+        <w:rPr>
+          <w:rFonts w:ascii="Segoe UI Emoji" w:hAnsi="Segoe UI Emoji" w:cs="Segoe UI Emoji"/>
+          <w:b/>
+          <w:bCs/>
+          <w:lang w:val="en-GB"/>
+        </w:rPr>
+        <w:t>] = images[</w:t>
+      </w:r>
+      <w:proofErr w:type="spellStart"/>
+      <w:r>
+        <w:rPr>
+          <w:rFonts w:ascii="Segoe UI Emoji" w:hAnsi="Segoe UI Emoji" w:cs="Segoe UI Emoji"/>
+          <w:b/>
+          <w:bCs/>
+          <w:lang w:val="en-GB"/>
+        </w:rPr>
+        <w:t>i</w:t>
+      </w:r>
+      <w:proofErr w:type="spellEnd"/>
+      <w:r>
+        <w:rPr>
+          <w:rFonts w:ascii="Segoe UI Emoji" w:hAnsi="Segoe UI Emoji" w:cs="Segoe UI Emoji"/>
+          <w:b/>
+          <w:bCs/>
+          <w:lang w:val="en-GB"/>
+        </w:rPr>
+        <w:t>][x][y]</w:t>
+      </w:r>
+    </w:p>
+    <w:p>
+      <w:pPr>
+        <w:rPr>
+          <w:rFonts w:ascii="Segoe UI Emoji" w:hAnsi="Segoe UI Emoji" w:cs="Segoe UI Emoji"/>
+          <w:b/>
+          <w:bCs/>
+          <w:lang w:val="en-GB"/>
+        </w:rPr>
+      </w:pPr>
+      <w:r>
+        <w:rPr>
+          <w:rFonts w:ascii="Segoe UI Emoji" w:hAnsi="Segoe UI Emoji" w:cs="Segoe UI Emoji"/>
+          <w:b/>
+          <w:bCs/>
+          <w:lang w:val="en-GB"/>
+        </w:rPr>
+        <w:t xml:space="preserve">            }</w:t>
+      </w:r>
+    </w:p>
+    <w:p>
+      <w:pPr>
+        <w:rPr>
+          <w:rFonts w:ascii="Segoe UI Emoji" w:hAnsi="Segoe UI Emoji" w:cs="Segoe UI Emoji"/>
+          <w:b/>
+          <w:bCs/>
+          <w:lang w:val="en-GB"/>
+        </w:rPr>
+      </w:pPr>
+      <w:r>
+        <w:rPr>
+          <w:rFonts w:ascii="Segoe UI Emoji" w:hAnsi="Segoe UI Emoji" w:cs="Segoe UI Emoji"/>
+          <w:b/>
+          <w:bCs/>
+          <w:lang w:val="en-GB"/>
+        </w:rPr>
+        <w:t xml:space="preserve">            </w:t>
+      </w:r>
+      <w:proofErr w:type="spellStart"/>
+      <w:r>
+        <w:rPr>
+          <w:rFonts w:ascii="Segoe UI Emoji" w:hAnsi="Segoe UI Emoji" w:cs="Segoe UI Emoji"/>
+          <w:b/>
+          <w:bCs/>
+          <w:lang w:val="en-GB"/>
+        </w:rPr>
+        <w:t>values.sort</w:t>
+      </w:r>
+      <w:proofErr w:type="spellEnd"/>
+      <w:r>
+        <w:rPr>
+          <w:rFonts w:ascii="Segoe UI Emoji" w:hAnsi="Segoe UI Emoji" w:cs="Segoe UI Emoji"/>
+          <w:b/>
+          <w:bCs/>
+          <w:lang w:val="en-GB"/>
+        </w:rPr>
+        <w:t>()</w:t>
+      </w:r>
+    </w:p>
+    <w:p>
+      <w:pPr>
+        <w:rPr>
+          <w:rFonts w:ascii="Segoe UI Emoji" w:hAnsi="Segoe UI Emoji" w:cs="Segoe UI Emoji"/>
+          <w:b/>
+          <w:bCs/>
+          <w:lang w:val="en-GB"/>
+        </w:rPr>
+      </w:pPr>
+      <w:r>
+        <w:rPr>
+          <w:rFonts w:ascii="Segoe UI Emoji" w:hAnsi="Segoe UI Emoji" w:cs="Segoe UI Emoji"/>
+          <w:b/>
+          <w:bCs/>
+          <w:lang w:val="en-GB"/>
+        </w:rPr>
+        <w:t xml:space="preserve">            result[y][x] = values[</w:t>
+      </w:r>
+      <w:proofErr w:type="spellStart"/>
+      <w:r>
+        <w:rPr>
+          <w:rFonts w:ascii="Segoe UI Emoji" w:hAnsi="Segoe UI Emoji" w:cs="Segoe UI Emoji"/>
+          <w:b/>
+          <w:bCs/>
+          <w:lang w:val="en-GB"/>
+        </w:rPr>
+        <w:t>values.size</w:t>
+      </w:r>
+      <w:proofErr w:type="spellEnd"/>
+      <w:r>
+        <w:rPr>
+          <w:rFonts w:ascii="Segoe UI Emoji" w:hAnsi="Segoe UI Emoji" w:cs="Segoe UI Emoji"/>
+          <w:b/>
+          <w:bCs/>
+          <w:lang w:val="en-GB"/>
+        </w:rPr>
+        <w:t xml:space="preserve"> / 2]</w:t>
+      </w:r>
+    </w:p>
+    <w:p>
+      <w:pPr>
+        <w:rPr>
+          <w:rFonts w:ascii="Segoe UI Emoji" w:hAnsi="Segoe UI Emoji" w:cs="Segoe UI Emoji"/>
+          <w:b/>
+          <w:bCs/>
+          <w:lang w:val="en-GB"/>
+        </w:rPr>
+      </w:pPr>
+      <w:r>
+        <w:rPr>
+          <w:rFonts w:ascii="Segoe UI Emoji" w:hAnsi="Segoe UI Emoji" w:cs="Segoe UI Emoji"/>
+          <w:b/>
+          <w:bCs/>
+          <w:lang w:val="en-GB"/>
+        </w:rPr>
+        <w:t xml:space="preserve">        }</w:t>
+      </w:r>
+    </w:p>
+    <w:p>
+      <w:pPr>
+        <w:rPr>
+          <w:rFonts w:ascii="Segoe UI Emoji" w:hAnsi="Segoe UI Emoji" w:cs="Segoe UI Emoji"/>
+          <w:b/>
+          <w:bCs/>
+          <w:lang w:val="en-GB"/>
+        </w:rPr>
+      </w:pPr>
+      <w:r>
+        <w:rPr>
+          <w:rFonts w:ascii="Segoe UI Emoji" w:hAnsi="Segoe UI Emoji" w:cs="Segoe UI Emoji"/>
+          <w:b/>
+          <w:bCs/>
+          <w:lang w:val="en-GB"/>
+        </w:rPr>
+        <w:t xml:space="preserve">    }</w:t>
+      </w:r>
+    </w:p>
+    <w:p>
+      <w:pPr>
+        <w:rPr>
+          <w:rFonts w:ascii="Segoe UI Emoji" w:hAnsi="Segoe UI Emoji" w:cs="Segoe UI Emoji"/>
+          <w:b/>
+          <w:bCs/>
+          <w:lang w:val="en-GB"/>
+        </w:rPr>
+      </w:pPr>
+      <w:r>
+        <w:rPr>
+          <w:rFonts w:ascii="Segoe UI Emoji" w:hAnsi="Segoe UI Emoji" w:cs="Segoe UI Emoji"/>
+          <w:b/>
+          <w:bCs/>
+          <w:lang w:val="en-GB"/>
+        </w:rPr>
+        <w:t xml:space="preserve">    return result</w:t>
+      </w:r>
+    </w:p>
+    <w:p>
+      <w:pPr>
+        <w:rPr>
+          <w:rFonts w:ascii="Segoe UI Emoji" w:hAnsi="Segoe UI Emoji" w:cs="Segoe UI Emoji"/>
+          <w:b/>
+          <w:bCs/>
+        </w:rPr>
+      </w:pPr>
+      <w:r>
+        <w:rPr>
+          <w:rFonts w:ascii="Segoe UI Emoji" w:hAnsi="Segoe UI Emoji" w:cs="Segoe UI Emoji"/>
+          <w:b/>
+          <w:bCs/>
+        </w:rPr>
+        <w:t>}</w:t>
+      </w:r>
+    </w:p>
+    <w:p>
+      <w:pPr>
+        <w:rPr>
+          <w:rFonts w:ascii="Segoe UI Emoji" w:hAnsi="Segoe UI Emoji" w:cs="Segoe UI Emoji"/>
+          <w:b/>
+          <w:bCs/>
+        </w:rPr>
+      </w:pPr>
+      <w:r>
+        <w:rPr>
+          <w:rFonts w:ascii="Segoe UI Emoji" w:hAnsi="Segoe UI Emoji" w:cs="Segoe UI Emoji"/>
+          <w:b/>
+          <w:bCs/>
+        </w:rPr>
+        <w:pict w14:anchorId="3EC8C51C">
+          <v:rect id="_x0000_i1041" style="width:0;height:1.5pt" o:hralign="center" o:hrstd="t" o:hr="t" fillcolor="#a0a0a0" stroked="f"/>
+        </w:pict>
+      </w:r>
+    </w:p>
+    <w:p>
+      <w:pPr>
+        <w:rPr>
+          <w:rFonts w:ascii="Segoe UI Emoji" w:hAnsi="Segoe UI Emoji" w:cs="Segoe UI Emoji"/>
+          <w:b/>
+          <w:bCs/>
+        </w:rPr>
+      </w:pPr>
+      <w:r>
+        <w:rPr>
+          <w:rFonts w:ascii="Segoe UI Emoji" w:hAnsi="Segoe UI Emoji" w:cs="Segoe UI Emoji"/>
+          <w:b/>
+          <w:bCs/>
+        </w:rPr>
+        <w:t>⭐⭐⭐ 5) Ricostruire un Bitmap finale</w:t>
+      </w:r>
+    </w:p>
+    <w:p>
+      <w:pPr>
+        <w:rPr>
+          <w:rFonts w:ascii="Segoe UI Emoji" w:hAnsi="Segoe UI Emoji" w:cs="Segoe UI Emoji"/>
+          <w:b/>
+          <w:bCs/>
+          <w:lang w:val="en-GB"/>
+        </w:rPr>
+      </w:pPr>
+      <w:r>
+        <w:rPr>
+          <w:rFonts w:ascii="Segoe UI Emoji" w:hAnsi="Segoe UI Emoji" w:cs="Segoe UI Emoji"/>
+          <w:b/>
+          <w:bCs/>
+          <w:lang w:val="en-GB"/>
+        </w:rPr>
+        <w:t xml:space="preserve">fun </w:t>
+      </w:r>
+      <w:proofErr w:type="spellStart"/>
+      <w:r>
+        <w:rPr>
+          <w:rFonts w:ascii="Segoe UI Emoji" w:hAnsi="Segoe UI Emoji" w:cs="Segoe UI Emoji"/>
+          <w:b/>
+          <w:bCs/>
+          <w:lang w:val="en-GB"/>
+        </w:rPr>
+        <w:t>floatArrayToBitmap</w:t>
+      </w:r>
+      <w:proofErr w:type="spellEnd"/>
+      <w:r>
+        <w:rPr>
+          <w:rFonts w:ascii="Segoe UI Emoji" w:hAnsi="Segoe UI Emoji" w:cs="Segoe UI Emoji"/>
+          <w:b/>
+          <w:bCs/>
+          <w:lang w:val="en-GB"/>
+        </w:rPr>
+        <w:t>(</w:t>
+      </w:r>
+      <w:proofErr w:type="spellStart"/>
+      <w:r>
+        <w:rPr>
+          <w:rFonts w:ascii="Segoe UI Emoji" w:hAnsi="Segoe UI Emoji" w:cs="Segoe UI Emoji"/>
+          <w:b/>
+          <w:bCs/>
+          <w:lang w:val="en-GB"/>
+        </w:rPr>
+        <w:t>arr</w:t>
+      </w:r>
+      <w:proofErr w:type="spellEnd"/>
+      <w:r>
+        <w:rPr>
+          <w:rFonts w:ascii="Segoe UI Emoji" w:hAnsi="Segoe UI Emoji" w:cs="Segoe UI Emoji"/>
+          <w:b/>
+          <w:bCs/>
+          <w:lang w:val="en-GB"/>
+        </w:rPr>
+        <w:t>: Array&lt;</w:t>
+      </w:r>
+      <w:proofErr w:type="spellStart"/>
+      <w:r>
+        <w:rPr>
+          <w:rFonts w:ascii="Segoe UI Emoji" w:hAnsi="Segoe UI Emoji" w:cs="Segoe UI Emoji"/>
+          <w:b/>
+          <w:bCs/>
+          <w:lang w:val="en-GB"/>
+        </w:rPr>
+        <w:t>FloatArray</w:t>
+      </w:r>
+      <w:proofErr w:type="spellEnd"/>
+      <w:r>
+        <w:rPr>
+          <w:rFonts w:ascii="Segoe UI Emoji" w:hAnsi="Segoe UI Emoji" w:cs="Segoe UI Emoji"/>
+          <w:b/>
+          <w:bCs/>
+          <w:lang w:val="en-GB"/>
+        </w:rPr>
+        <w:t>&gt;): Bitmap {</w:t>
       </w:r>
     </w:p>
     <w:p>
@@ -3036,48 +6269,19 @@
           <w:bCs/>
           <w:lang w:val="en-GB"/>
         </w:rPr>
-        <w:t xml:space="preserve"> bitmaps = </w:t>
-      </w:r>
-      <w:proofErr w:type="spellStart"/>
-      <w:r>
-        <w:rPr>
-          <w:rFonts w:ascii="Segoe UI Emoji" w:hAnsi="Segoe UI Emoji" w:cs="Segoe UI Emoji"/>
-          <w:b/>
-          <w:bCs/>
-          <w:lang w:val="en-GB"/>
-        </w:rPr>
-        <w:t>mutableListOf</w:t>
-      </w:r>
-      <w:proofErr w:type="spellEnd"/>
-      <w:r>
-        <w:rPr>
-          <w:rFonts w:ascii="Segoe UI Emoji" w:hAnsi="Segoe UI Emoji" w:cs="Segoe UI Emoji"/>
-          <w:b/>
-          <w:bCs/>
-          <w:lang w:val="en-GB"/>
-        </w:rPr>
-        <w:t>&lt;Bitmap</w:t>
-      </w:r>
-      <w:proofErr w:type="gramStart"/>
-      <w:r>
-        <w:rPr>
-          <w:rFonts w:ascii="Segoe UI Emoji" w:hAnsi="Segoe UI Emoji" w:cs="Segoe UI Emoji"/>
-          <w:b/>
-          <w:bCs/>
-          <w:lang w:val="en-GB"/>
-        </w:rPr>
-        <w:t>&gt;(</w:t>
-      </w:r>
-      <w:proofErr w:type="gramEnd"/>
-      <w:r>
-        <w:rPr>
-          <w:rFonts w:ascii="Segoe UI Emoji" w:hAnsi="Segoe UI Emoji" w:cs="Segoe UI Emoji"/>
-          <w:b/>
-          <w:bCs/>
-          <w:lang w:val="en-GB"/>
-        </w:rPr>
-        <w:t>)</w:t>
-      </w:r>
+        <w:t xml:space="preserve"> h = </w:t>
+      </w:r>
+      <w:proofErr w:type="spellStart"/>
+      <w:r>
+        <w:rPr>
+          <w:rFonts w:ascii="Segoe UI Emoji" w:hAnsi="Segoe UI Emoji" w:cs="Segoe UI Emoji"/>
+          <w:b/>
+          <w:bCs/>
+          <w:lang w:val="en-GB"/>
+        </w:rPr>
+        <w:t>arr.size</w:t>
+      </w:r>
+      <w:proofErr w:type="spellEnd"/>
     </w:p>
     <w:p>
       <w:pPr>
@@ -3116,40 +6320,28 @@
           <w:bCs/>
           <w:lang w:val="en-GB"/>
         </w:rPr>
-        <w:t xml:space="preserve"> collection = </w:t>
-      </w:r>
-      <w:proofErr w:type="spellStart"/>
-      <w:proofErr w:type="gramStart"/>
-      <w:r>
-        <w:rPr>
-          <w:rFonts w:ascii="Segoe UI Emoji" w:hAnsi="Segoe UI Emoji" w:cs="Segoe UI Emoji"/>
-          <w:b/>
-          <w:bCs/>
-          <w:lang w:val="en-GB"/>
-        </w:rPr>
-        <w:t>MediaStore.Images.Media.EXTERNAL</w:t>
-      </w:r>
-      <w:proofErr w:type="gramEnd"/>
-      <w:r>
-        <w:rPr>
-          <w:rFonts w:ascii="Segoe UI Emoji" w:hAnsi="Segoe UI Emoji" w:cs="Segoe UI Emoji"/>
-          <w:b/>
-          <w:bCs/>
-          <w:lang w:val="en-GB"/>
-        </w:rPr>
-        <w:t>_CONTENT_URI</w:t>
-      </w:r>
-      <w:proofErr w:type="spellEnd"/>
-    </w:p>
-    <w:p>
-      <w:pPr>
-        <w:rPr>
-          <w:rFonts w:ascii="Segoe UI Emoji" w:hAnsi="Segoe UI Emoji" w:cs="Segoe UI Emoji"/>
-          <w:b/>
-          <w:bCs/>
-          <w:lang w:val="en-GB"/>
-        </w:rPr>
-      </w:pPr>
+        <w:t xml:space="preserve"> w = </w:t>
+      </w:r>
+      <w:proofErr w:type="spellStart"/>
+      <w:r>
+        <w:rPr>
+          <w:rFonts w:ascii="Segoe UI Emoji" w:hAnsi="Segoe UI Emoji" w:cs="Segoe UI Emoji"/>
+          <w:b/>
+          <w:bCs/>
+          <w:lang w:val="en-GB"/>
+        </w:rPr>
+        <w:t>arr</w:t>
+      </w:r>
+      <w:proofErr w:type="spellEnd"/>
+      <w:r>
+        <w:rPr>
+          <w:rFonts w:ascii="Segoe UI Emoji" w:hAnsi="Segoe UI Emoji" w:cs="Segoe UI Emoji"/>
+          <w:b/>
+          <w:bCs/>
+          <w:lang w:val="en-GB"/>
+        </w:rPr>
+        <w:t>[0].size</w:t>
+      </w:r>
     </w:p>
     <w:p>
       <w:pPr>
@@ -3187,216 +6379,280 @@
           <w:bCs/>
           <w:lang w:val="en-GB"/>
         </w:rPr>
-        <w:t xml:space="preserve"> projection = </w:t>
-      </w:r>
-      <w:proofErr w:type="spellStart"/>
-      <w:proofErr w:type="gramStart"/>
-      <w:r>
-        <w:rPr>
-          <w:rFonts w:ascii="Segoe UI Emoji" w:hAnsi="Segoe UI Emoji" w:cs="Segoe UI Emoji"/>
-          <w:b/>
-          <w:bCs/>
-          <w:lang w:val="en-GB"/>
-        </w:rPr>
-        <w:t>arrayOf</w:t>
-      </w:r>
-      <w:proofErr w:type="spellEnd"/>
-      <w:r>
-        <w:rPr>
-          <w:rFonts w:ascii="Segoe UI Emoji" w:hAnsi="Segoe UI Emoji" w:cs="Segoe UI Emoji"/>
-          <w:b/>
-          <w:bCs/>
-          <w:lang w:val="en-GB"/>
-        </w:rPr>
-        <w:t>(</w:t>
-      </w:r>
-      <w:proofErr w:type="gramEnd"/>
-    </w:p>
-    <w:p>
-      <w:pPr>
-        <w:rPr>
-          <w:rFonts w:ascii="Segoe UI Emoji" w:hAnsi="Segoe UI Emoji" w:cs="Segoe UI Emoji"/>
-          <w:b/>
-          <w:bCs/>
-          <w:lang w:val="en-GB"/>
-        </w:rPr>
-      </w:pPr>
-      <w:r>
-        <w:rPr>
-          <w:rFonts w:ascii="Segoe UI Emoji" w:hAnsi="Segoe UI Emoji" w:cs="Segoe UI Emoji"/>
-          <w:b/>
-          <w:bCs/>
-          <w:lang w:val="en-GB"/>
+        <w:t xml:space="preserve"> bmp = </w:t>
+      </w:r>
+      <w:proofErr w:type="spellStart"/>
+      <w:r>
+        <w:rPr>
+          <w:rFonts w:ascii="Segoe UI Emoji" w:hAnsi="Segoe UI Emoji" w:cs="Segoe UI Emoji"/>
+          <w:b/>
+          <w:bCs/>
+          <w:lang w:val="en-GB"/>
+        </w:rPr>
+        <w:t>Bitmap.createBitmap</w:t>
+      </w:r>
+      <w:proofErr w:type="spellEnd"/>
+      <w:r>
+        <w:rPr>
+          <w:rFonts w:ascii="Segoe UI Emoji" w:hAnsi="Segoe UI Emoji" w:cs="Segoe UI Emoji"/>
+          <w:b/>
+          <w:bCs/>
+          <w:lang w:val="en-GB"/>
+        </w:rPr>
+        <w:t>(w, h, Bitmap.Config.ARGB_8888)</w:t>
+      </w:r>
+    </w:p>
+    <w:p>
+      <w:pPr>
+        <w:rPr>
+          <w:rFonts w:ascii="Segoe UI Emoji" w:hAnsi="Segoe UI Emoji" w:cs="Segoe UI Emoji"/>
+          <w:b/>
+          <w:bCs/>
+          <w:lang w:val="en-GB"/>
+        </w:rPr>
+      </w:pPr>
+    </w:p>
+    <w:p>
+      <w:pPr>
+        <w:rPr>
+          <w:rFonts w:ascii="Segoe UI Emoji" w:hAnsi="Segoe UI Emoji" w:cs="Segoe UI Emoji"/>
+          <w:b/>
+          <w:bCs/>
+          <w:lang w:val="en-GB"/>
+        </w:rPr>
+      </w:pPr>
+      <w:r>
+        <w:rPr>
+          <w:rFonts w:ascii="Segoe UI Emoji" w:hAnsi="Segoe UI Emoji" w:cs="Segoe UI Emoji"/>
+          <w:b/>
+          <w:bCs/>
+          <w:lang w:val="en-GB"/>
+        </w:rPr>
+        <w:t xml:space="preserve">    for (y in 0 until h) {</w:t>
+      </w:r>
+    </w:p>
+    <w:p>
+      <w:pPr>
+        <w:rPr>
+          <w:rFonts w:ascii="Segoe UI Emoji" w:hAnsi="Segoe UI Emoji" w:cs="Segoe UI Emoji"/>
+          <w:b/>
+          <w:bCs/>
+          <w:lang w:val="en-GB"/>
+        </w:rPr>
+      </w:pPr>
+      <w:r>
+        <w:rPr>
+          <w:rFonts w:ascii="Segoe UI Emoji" w:hAnsi="Segoe UI Emoji" w:cs="Segoe UI Emoji"/>
+          <w:b/>
+          <w:bCs/>
+          <w:lang w:val="en-GB"/>
+        </w:rPr>
+        <w:t xml:space="preserve">        for (x in 0 until w) {</w:t>
+      </w:r>
+    </w:p>
+    <w:p>
+      <w:pPr>
+        <w:rPr>
+          <w:rFonts w:ascii="Segoe UI Emoji" w:hAnsi="Segoe UI Emoji" w:cs="Segoe UI Emoji"/>
+          <w:b/>
+          <w:bCs/>
+          <w:lang w:val="fr-FR"/>
+        </w:rPr>
+      </w:pPr>
+      <w:r>
+        <w:rPr>
+          <w:rFonts w:ascii="Segoe UI Emoji" w:hAnsi="Segoe UI Emoji" w:cs="Segoe UI Emoji"/>
+          <w:b/>
+          <w:bCs/>
+          <w:lang w:val="en-GB"/>
+        </w:rPr>
+        <w:t xml:space="preserve">            </w:t>
+      </w:r>
+      <w:r>
+        <w:rPr>
+          <w:rFonts w:ascii="Segoe UI Emoji" w:hAnsi="Segoe UI Emoji" w:cs="Segoe UI Emoji"/>
+          <w:b/>
+          <w:bCs/>
+          <w:lang w:val="fr-FR"/>
+        </w:rPr>
+        <w:t xml:space="preserve">val v = </w:t>
+      </w:r>
+      <w:proofErr w:type="spellStart"/>
+      <w:r>
+        <w:rPr>
+          <w:rFonts w:ascii="Segoe UI Emoji" w:hAnsi="Segoe UI Emoji" w:cs="Segoe UI Emoji"/>
+          <w:b/>
+          <w:bCs/>
+          <w:lang w:val="fr-FR"/>
+        </w:rPr>
+        <w:t>arr</w:t>
+      </w:r>
+      <w:proofErr w:type="spellEnd"/>
+      <w:r>
+        <w:rPr>
+          <w:rFonts w:ascii="Segoe UI Emoji" w:hAnsi="Segoe UI Emoji" w:cs="Segoe UI Emoji"/>
+          <w:b/>
+          <w:bCs/>
+          <w:lang w:val="fr-FR"/>
+        </w:rPr>
+        <w:t>[y][x].</w:t>
+      </w:r>
+      <w:proofErr w:type="spellStart"/>
+      <w:r>
+        <w:rPr>
+          <w:rFonts w:ascii="Segoe UI Emoji" w:hAnsi="Segoe UI Emoji" w:cs="Segoe UI Emoji"/>
+          <w:b/>
+          <w:bCs/>
+          <w:lang w:val="fr-FR"/>
+        </w:rPr>
+        <w:t>coerceIn</w:t>
+      </w:r>
+      <w:proofErr w:type="spellEnd"/>
+      <w:r>
+        <w:rPr>
+          <w:rFonts w:ascii="Segoe UI Emoji" w:hAnsi="Segoe UI Emoji" w:cs="Segoe UI Emoji"/>
+          <w:b/>
+          <w:bCs/>
+          <w:lang w:val="fr-FR"/>
+        </w:rPr>
+        <w:t>(0f, 255f).</w:t>
+      </w:r>
+      <w:proofErr w:type="spellStart"/>
+      <w:r>
+        <w:rPr>
+          <w:rFonts w:ascii="Segoe UI Emoji" w:hAnsi="Segoe UI Emoji" w:cs="Segoe UI Emoji"/>
+          <w:b/>
+          <w:bCs/>
+          <w:lang w:val="fr-FR"/>
+        </w:rPr>
+        <w:t>toInt</w:t>
+      </w:r>
+      <w:proofErr w:type="spellEnd"/>
+      <w:r>
+        <w:rPr>
+          <w:rFonts w:ascii="Segoe UI Emoji" w:hAnsi="Segoe UI Emoji" w:cs="Segoe UI Emoji"/>
+          <w:b/>
+          <w:bCs/>
+          <w:lang w:val="fr-FR"/>
+        </w:rPr>
+        <w:t>()</w:t>
+      </w:r>
+    </w:p>
+    <w:p>
+      <w:pPr>
+        <w:rPr>
+          <w:rFonts w:ascii="Segoe UI Emoji" w:hAnsi="Segoe UI Emoji" w:cs="Segoe UI Emoji"/>
+          <w:b/>
+          <w:bCs/>
+          <w:lang w:val="es-ES"/>
+        </w:rPr>
+      </w:pPr>
+      <w:r>
+        <w:rPr>
+          <w:rFonts w:ascii="Segoe UI Emoji" w:hAnsi="Segoe UI Emoji" w:cs="Segoe UI Emoji"/>
+          <w:b/>
+          <w:bCs/>
+          <w:lang w:val="fr-FR"/>
+        </w:rPr>
+        <w:t xml:space="preserve">            </w:t>
+      </w:r>
+      <w:proofErr w:type="spellStart"/>
+      <w:r>
+        <w:rPr>
+          <w:rFonts w:ascii="Segoe UI Emoji" w:hAnsi="Segoe UI Emoji" w:cs="Segoe UI Emoji"/>
+          <w:b/>
+          <w:bCs/>
+          <w:lang w:val="es-ES"/>
+        </w:rPr>
+        <w:t>bmp.setPixel</w:t>
+      </w:r>
+      <w:proofErr w:type="spellEnd"/>
+      <w:r>
+        <w:rPr>
+          <w:rFonts w:ascii="Segoe UI Emoji" w:hAnsi="Segoe UI Emoji" w:cs="Segoe UI Emoji"/>
+          <w:b/>
+          <w:bCs/>
+          <w:lang w:val="es-ES"/>
+        </w:rPr>
+        <w:t xml:space="preserve">(x, y, </w:t>
+      </w:r>
+      <w:proofErr w:type="spellStart"/>
+      <w:r>
+        <w:rPr>
+          <w:rFonts w:ascii="Segoe UI Emoji" w:hAnsi="Segoe UI Emoji" w:cs="Segoe UI Emoji"/>
+          <w:b/>
+          <w:bCs/>
+          <w:lang w:val="es-ES"/>
+        </w:rPr>
+        <w:t>Color.rgb</w:t>
+      </w:r>
+      <w:proofErr w:type="spellEnd"/>
+      <w:r>
+        <w:rPr>
+          <w:rFonts w:ascii="Segoe UI Emoji" w:hAnsi="Segoe UI Emoji" w:cs="Segoe UI Emoji"/>
+          <w:b/>
+          <w:bCs/>
+          <w:lang w:val="es-ES"/>
+        </w:rPr>
+        <w:t>(v, v, v))</w:t>
+      </w:r>
+    </w:p>
+    <w:p>
+      <w:pPr>
+        <w:rPr>
+          <w:rFonts w:ascii="Segoe UI Emoji" w:hAnsi="Segoe UI Emoji" w:cs="Segoe UI Emoji"/>
+          <w:b/>
+          <w:bCs/>
+        </w:rPr>
+      </w:pPr>
+      <w:r>
+        <w:rPr>
+          <w:rFonts w:ascii="Segoe UI Emoji" w:hAnsi="Segoe UI Emoji" w:cs="Segoe UI Emoji"/>
+          <w:b/>
+          <w:bCs/>
+          <w:lang w:val="es-ES"/>
         </w:rPr>
         <w:t xml:space="preserve">        </w:t>
       </w:r>
-      <w:proofErr w:type="spellStart"/>
-      <w:proofErr w:type="gramStart"/>
-      <w:r>
-        <w:rPr>
-          <w:rFonts w:ascii="Segoe UI Emoji" w:hAnsi="Segoe UI Emoji" w:cs="Segoe UI Emoji"/>
-          <w:b/>
-          <w:bCs/>
-          <w:lang w:val="en-GB"/>
-        </w:rPr>
-        <w:t>MediaStore.Images.Media</w:t>
-      </w:r>
-      <w:proofErr w:type="gramEnd"/>
-      <w:r>
-        <w:rPr>
-          <w:rFonts w:ascii="Segoe UI Emoji" w:hAnsi="Segoe UI Emoji" w:cs="Segoe UI Emoji"/>
-          <w:b/>
-          <w:bCs/>
-          <w:lang w:val="en-GB"/>
-        </w:rPr>
-        <w:t>._ID</w:t>
-      </w:r>
-      <w:proofErr w:type="spellEnd"/>
-      <w:r>
-        <w:rPr>
-          <w:rFonts w:ascii="Segoe UI Emoji" w:hAnsi="Segoe UI Emoji" w:cs="Segoe UI Emoji"/>
-          <w:b/>
-          <w:bCs/>
-          <w:lang w:val="en-GB"/>
-        </w:rPr>
-        <w:t>,</w:t>
-      </w:r>
-    </w:p>
-    <w:p>
-      <w:pPr>
-        <w:rPr>
-          <w:rFonts w:ascii="Segoe UI Emoji" w:hAnsi="Segoe UI Emoji" w:cs="Segoe UI Emoji"/>
-          <w:b/>
-          <w:bCs/>
-          <w:lang w:val="en-GB"/>
-        </w:rPr>
-      </w:pPr>
-      <w:r>
-        <w:rPr>
-          <w:rFonts w:ascii="Segoe UI Emoji" w:hAnsi="Segoe UI Emoji" w:cs="Segoe UI Emoji"/>
-          <w:b/>
-          <w:bCs/>
-          <w:lang w:val="en-GB"/>
-        </w:rPr>
-        <w:t xml:space="preserve">        </w:t>
-      </w:r>
-      <w:proofErr w:type="spellStart"/>
-      <w:proofErr w:type="gramStart"/>
-      <w:r>
-        <w:rPr>
-          <w:rFonts w:ascii="Segoe UI Emoji" w:hAnsi="Segoe UI Emoji" w:cs="Segoe UI Emoji"/>
-          <w:b/>
-          <w:bCs/>
-          <w:lang w:val="en-GB"/>
-        </w:rPr>
-        <w:t>MediaStore.Images.Media.DISPLAY</w:t>
-      </w:r>
-      <w:proofErr w:type="gramEnd"/>
-      <w:r>
-        <w:rPr>
-          <w:rFonts w:ascii="Segoe UI Emoji" w:hAnsi="Segoe UI Emoji" w:cs="Segoe UI Emoji"/>
-          <w:b/>
-          <w:bCs/>
-          <w:lang w:val="en-GB"/>
-        </w:rPr>
-        <w:t>_NAME</w:t>
-      </w:r>
-      <w:proofErr w:type="spellEnd"/>
-      <w:r>
-        <w:rPr>
-          <w:rFonts w:ascii="Segoe UI Emoji" w:hAnsi="Segoe UI Emoji" w:cs="Segoe UI Emoji"/>
-          <w:b/>
-          <w:bCs/>
-          <w:lang w:val="en-GB"/>
-        </w:rPr>
-        <w:t>,</w:t>
-      </w:r>
-    </w:p>
-    <w:p>
-      <w:pPr>
-        <w:rPr>
-          <w:rFonts w:ascii="Segoe UI Emoji" w:hAnsi="Segoe UI Emoji" w:cs="Segoe UI Emoji"/>
-          <w:b/>
-          <w:bCs/>
-          <w:lang w:val="en-GB"/>
-        </w:rPr>
-      </w:pPr>
-      <w:r>
-        <w:rPr>
-          <w:rFonts w:ascii="Segoe UI Emoji" w:hAnsi="Segoe UI Emoji" w:cs="Segoe UI Emoji"/>
-          <w:b/>
-          <w:bCs/>
-          <w:lang w:val="en-GB"/>
-        </w:rPr>
-        <w:t xml:space="preserve">        </w:t>
-      </w:r>
-      <w:proofErr w:type="spellStart"/>
-      <w:proofErr w:type="gramStart"/>
-      <w:r>
-        <w:rPr>
-          <w:rFonts w:ascii="Segoe UI Emoji" w:hAnsi="Segoe UI Emoji" w:cs="Segoe UI Emoji"/>
-          <w:b/>
-          <w:bCs/>
-          <w:lang w:val="en-GB"/>
-        </w:rPr>
-        <w:t>MediaStore.Images.Media.RELATIVE</w:t>
-      </w:r>
-      <w:proofErr w:type="gramEnd"/>
-      <w:r>
-        <w:rPr>
-          <w:rFonts w:ascii="Segoe UI Emoji" w:hAnsi="Segoe UI Emoji" w:cs="Segoe UI Emoji"/>
-          <w:b/>
-          <w:bCs/>
-          <w:lang w:val="en-GB"/>
-        </w:rPr>
-        <w:t>_PATH</w:t>
-      </w:r>
-      <w:proofErr w:type="spellEnd"/>
-    </w:p>
-    <w:p>
-      <w:pPr>
-        <w:rPr>
-          <w:rFonts w:ascii="Segoe UI Emoji" w:hAnsi="Segoe UI Emoji" w:cs="Segoe UI Emoji"/>
-          <w:b/>
-          <w:bCs/>
-          <w:lang w:val="en-GB"/>
-        </w:rPr>
-      </w:pPr>
-      <w:r>
-        <w:rPr>
-          <w:rFonts w:ascii="Segoe UI Emoji" w:hAnsi="Segoe UI Emoji" w:cs="Segoe UI Emoji"/>
-          <w:b/>
-          <w:bCs/>
-          <w:lang w:val="en-GB"/>
-        </w:rPr>
-        <w:t xml:space="preserve">    )</w:t>
-      </w:r>
-    </w:p>
-    <w:p>
-      <w:pPr>
-        <w:rPr>
-          <w:rFonts w:ascii="Segoe UI Emoji" w:hAnsi="Segoe UI Emoji" w:cs="Segoe UI Emoji"/>
-          <w:b/>
-          <w:bCs/>
-          <w:lang w:val="en-GB"/>
-        </w:rPr>
-      </w:pPr>
-    </w:p>
-    <w:p>
-      <w:pPr>
-        <w:rPr>
-          <w:rFonts w:ascii="Segoe UI Emoji" w:hAnsi="Segoe UI Emoji" w:cs="Segoe UI Emoji"/>
-          <w:b/>
-          <w:bCs/>
-          <w:lang w:val="en-GB"/>
-        </w:rPr>
-      </w:pPr>
-      <w:r>
-        <w:rPr>
-          <w:rFonts w:ascii="Segoe UI Emoji" w:hAnsi="Segoe UI Emoji" w:cs="Segoe UI Emoji"/>
-          <w:b/>
-          <w:bCs/>
-          <w:lang w:val="en-GB"/>
+      <w:r>
+        <w:rPr>
+          <w:rFonts w:ascii="Segoe UI Emoji" w:hAnsi="Segoe UI Emoji" w:cs="Segoe UI Emoji"/>
+          <w:b/>
+          <w:bCs/>
+        </w:rPr>
+        <w:t>}</w:t>
+      </w:r>
+    </w:p>
+    <w:p>
+      <w:pPr>
+        <w:rPr>
+          <w:rFonts w:ascii="Segoe UI Emoji" w:hAnsi="Segoe UI Emoji" w:cs="Segoe UI Emoji"/>
+          <w:b/>
+          <w:bCs/>
+        </w:rPr>
+      </w:pPr>
+      <w:r>
+        <w:rPr>
+          <w:rFonts w:ascii="Segoe UI Emoji" w:hAnsi="Segoe UI Emoji" w:cs="Segoe UI Emoji"/>
+          <w:b/>
+          <w:bCs/>
+        </w:rPr>
+        <w:t xml:space="preserve">    }</w:t>
+      </w:r>
+    </w:p>
+    <w:p>
+      <w:pPr>
+        <w:rPr>
+          <w:rFonts w:ascii="Segoe UI Emoji" w:hAnsi="Segoe UI Emoji" w:cs="Segoe UI Emoji"/>
+          <w:b/>
+          <w:bCs/>
+        </w:rPr>
+      </w:pPr>
+      <w:r>
+        <w:rPr>
+          <w:rFonts w:ascii="Segoe UI Emoji" w:hAnsi="Segoe UI Emoji" w:cs="Segoe UI Emoji"/>
+          <w:b/>
+          <w:bCs/>
         </w:rPr>
         <w:t xml:space="preserve">    </w:t>
       </w:r>
@@ -3406,107 +6662,15 @@
           <w:rFonts w:ascii="Segoe UI Emoji" w:hAnsi="Segoe UI Emoji" w:cs="Segoe UI Emoji"/>
           <w:b/>
           <w:bCs/>
-          <w:lang w:val="en-GB"/>
-        </w:rPr>
-        <w:t>val</w:t>
-      </w:r>
-      <w:proofErr w:type="spellEnd"/>
-      <w:r>
-        <w:rPr>
-          <w:rFonts w:ascii="Segoe UI Emoji" w:hAnsi="Segoe UI Emoji" w:cs="Segoe UI Emoji"/>
-          <w:b/>
-          <w:bCs/>
-          <w:lang w:val="en-GB"/>
-        </w:rPr>
-        <w:t xml:space="preserve"> selection = "${</w:t>
-      </w:r>
-      <w:proofErr w:type="spellStart"/>
-      <w:proofErr w:type="gramStart"/>
-      <w:r>
-        <w:rPr>
-          <w:rFonts w:ascii="Segoe UI Emoji" w:hAnsi="Segoe UI Emoji" w:cs="Segoe UI Emoji"/>
-          <w:b/>
-          <w:bCs/>
-          <w:lang w:val="en-GB"/>
-        </w:rPr>
-        <w:t>MediaStore.Images.Media.RELATIVE</w:t>
-      </w:r>
-      <w:proofErr w:type="gramEnd"/>
-      <w:r>
-        <w:rPr>
-          <w:rFonts w:ascii="Segoe UI Emoji" w:hAnsi="Segoe UI Emoji" w:cs="Segoe UI Emoji"/>
-          <w:b/>
-          <w:bCs/>
-          <w:lang w:val="en-GB"/>
-        </w:rPr>
-        <w:t>_PATH</w:t>
-      </w:r>
-      <w:proofErr w:type="spellEnd"/>
-      <w:r>
-        <w:rPr>
-          <w:rFonts w:ascii="Segoe UI Emoji" w:hAnsi="Segoe UI Emoji" w:cs="Segoe UI Emoji"/>
-          <w:b/>
-          <w:bCs/>
-          <w:lang w:val="en-GB"/>
-        </w:rPr>
-        <w:t xml:space="preserve">} </w:t>
-      </w:r>
-      <w:proofErr w:type="gramStart"/>
-      <w:r>
-        <w:rPr>
-          <w:rFonts w:ascii="Segoe UI Emoji" w:hAnsi="Segoe UI Emoji" w:cs="Segoe UI Emoji"/>
-          <w:b/>
-          <w:bCs/>
-          <w:lang w:val="en-GB"/>
-        </w:rPr>
-        <w:t>LIKE ?</w:t>
-      </w:r>
-      <w:proofErr w:type="gramEnd"/>
-      <w:r>
-        <w:rPr>
-          <w:rFonts w:ascii="Segoe UI Emoji" w:hAnsi="Segoe UI Emoji" w:cs="Segoe UI Emoji"/>
-          <w:b/>
-          <w:bCs/>
-          <w:lang w:val="en-GB"/>
-        </w:rPr>
-        <w:t>"</w:t>
-      </w:r>
-    </w:p>
-    <w:p>
-      <w:pPr>
-        <w:rPr>
-          <w:rFonts w:ascii="Segoe UI Emoji" w:hAnsi="Segoe UI Emoji" w:cs="Segoe UI Emoji"/>
-          <w:b/>
-          <w:bCs/>
-          <w:lang w:val="en-GB"/>
-        </w:rPr>
-      </w:pPr>
-      <w:r>
-        <w:rPr>
-          <w:rFonts w:ascii="Segoe UI Emoji" w:hAnsi="Segoe UI Emoji" w:cs="Segoe UI Emoji"/>
-          <w:b/>
-          <w:bCs/>
-          <w:lang w:val="en-GB"/>
-        </w:rPr>
-        <w:t xml:space="preserve">    </w:t>
-      </w:r>
-      <w:proofErr w:type="spellStart"/>
-      <w:r>
-        <w:rPr>
-          <w:rFonts w:ascii="Segoe UI Emoji" w:hAnsi="Segoe UI Emoji" w:cs="Segoe UI Emoji"/>
-          <w:b/>
-          <w:bCs/>
-          <w:lang w:val="en-GB"/>
-        </w:rPr>
-        <w:t>val</w:t>
-      </w:r>
-      <w:proofErr w:type="spellEnd"/>
-      <w:r>
-        <w:rPr>
-          <w:rFonts w:ascii="Segoe UI Emoji" w:hAnsi="Segoe UI Emoji" w:cs="Segoe UI Emoji"/>
-          <w:b/>
-          <w:bCs/>
-          <w:lang w:val="en-GB"/>
+        </w:rPr>
+        <w:t>return</w:t>
+      </w:r>
+      <w:proofErr w:type="spellEnd"/>
+      <w:r>
+        <w:rPr>
+          <w:rFonts w:ascii="Segoe UI Emoji" w:hAnsi="Segoe UI Emoji" w:cs="Segoe UI Emoji"/>
+          <w:b/>
+          <w:bCs/>
         </w:rPr>
         <w:t xml:space="preserve"> </w:t>
       </w:r>
@@ -3516,850 +6680,24 @@
           <w:rFonts w:ascii="Segoe UI Emoji" w:hAnsi="Segoe UI Emoji" w:cs="Segoe UI Emoji"/>
           <w:b/>
           <w:bCs/>
-          <w:lang w:val="en-GB"/>
-        </w:rPr>
-        <w:t>selectionArgs</w:t>
-      </w:r>
-      <w:proofErr w:type="spellEnd"/>
-      <w:r>
-        <w:rPr>
-          <w:rFonts w:ascii="Segoe UI Emoji" w:hAnsi="Segoe UI Emoji" w:cs="Segoe UI Emoji"/>
-          <w:b/>
-          <w:bCs/>
-          <w:lang w:val="en-GB"/>
-        </w:rPr>
-        <w:t xml:space="preserve"> = </w:t>
-      </w:r>
-      <w:proofErr w:type="spellStart"/>
-      <w:r>
-        <w:rPr>
-          <w:rFonts w:ascii="Segoe UI Emoji" w:hAnsi="Segoe UI Emoji" w:cs="Segoe UI Emoji"/>
-          <w:b/>
-          <w:bCs/>
-          <w:lang w:val="en-GB"/>
-        </w:rPr>
-        <w:t>arrayOf</w:t>
-      </w:r>
-      <w:proofErr w:type="spellEnd"/>
-      <w:r>
-        <w:rPr>
-          <w:rFonts w:ascii="Segoe UI Emoji" w:hAnsi="Segoe UI Emoji" w:cs="Segoe UI Emoji"/>
-          <w:b/>
-          <w:bCs/>
-          <w:lang w:val="en-GB"/>
-        </w:rPr>
-        <w:t>("%$folder%")</w:t>
-      </w:r>
-    </w:p>
-    <w:p>
-      <w:pPr>
-        <w:rPr>
-          <w:rFonts w:ascii="Segoe UI Emoji" w:hAnsi="Segoe UI Emoji" w:cs="Segoe UI Emoji"/>
-          <w:b/>
-          <w:bCs/>
-          <w:lang w:val="en-GB"/>
-        </w:rPr>
-      </w:pPr>
-    </w:p>
-    <w:p>
-      <w:pPr>
-        <w:rPr>
-          <w:rFonts w:ascii="Segoe UI Emoji" w:hAnsi="Segoe UI Emoji" w:cs="Segoe UI Emoji"/>
-          <w:b/>
-          <w:bCs/>
-          <w:lang w:val="en-GB"/>
-        </w:rPr>
-      </w:pPr>
-      <w:r>
-        <w:rPr>
-          <w:rFonts w:ascii="Segoe UI Emoji" w:hAnsi="Segoe UI Emoji" w:cs="Segoe UI Emoji"/>
-          <w:b/>
-          <w:bCs/>
-          <w:lang w:val="en-GB"/>
-        </w:rPr>
-        <w:t xml:space="preserve">    </w:t>
-      </w:r>
-      <w:proofErr w:type="spellStart"/>
-      <w:proofErr w:type="gramStart"/>
-      <w:r>
-        <w:rPr>
-          <w:rFonts w:ascii="Segoe UI Emoji" w:hAnsi="Segoe UI Emoji" w:cs="Segoe UI Emoji"/>
-          <w:b/>
-          <w:bCs/>
-          <w:lang w:val="en-GB"/>
-        </w:rPr>
-        <w:t>context.contentResolver.query</w:t>
-      </w:r>
-      <w:proofErr w:type="spellEnd"/>
-      <w:proofErr w:type="gramEnd"/>
-      <w:r>
-        <w:rPr>
-          <w:rFonts w:ascii="Segoe UI Emoji" w:hAnsi="Segoe UI Emoji" w:cs="Segoe UI Emoji"/>
-          <w:b/>
-          <w:bCs/>
-          <w:lang w:val="en-GB"/>
-        </w:rPr>
-        <w:t>(</w:t>
-      </w:r>
-    </w:p>
-    <w:p>
-      <w:pPr>
-        <w:rPr>
-          <w:rFonts w:ascii="Segoe UI Emoji" w:hAnsi="Segoe UI Emoji" w:cs="Segoe UI Emoji"/>
-          <w:b/>
-          <w:bCs/>
-          <w:lang w:val="en-GB"/>
-        </w:rPr>
-      </w:pPr>
-      <w:r>
-        <w:rPr>
-          <w:rFonts w:ascii="Segoe UI Emoji" w:hAnsi="Segoe UI Emoji" w:cs="Segoe UI Emoji"/>
-          <w:b/>
-          <w:bCs/>
-          <w:lang w:val="en-GB"/>
-        </w:rPr>
-        <w:t xml:space="preserve">        collection,</w:t>
-      </w:r>
-    </w:p>
-    <w:p>
-      <w:pPr>
-        <w:rPr>
-          <w:rFonts w:ascii="Segoe UI Emoji" w:hAnsi="Segoe UI Emoji" w:cs="Segoe UI Emoji"/>
-          <w:b/>
-          <w:bCs/>
-          <w:lang w:val="en-GB"/>
-        </w:rPr>
-      </w:pPr>
-      <w:r>
-        <w:rPr>
-          <w:rFonts w:ascii="Segoe UI Emoji" w:hAnsi="Segoe UI Emoji" w:cs="Segoe UI Emoji"/>
-          <w:b/>
-          <w:bCs/>
-          <w:lang w:val="en-GB"/>
-        </w:rPr>
-        <w:t xml:space="preserve">        projection,</w:t>
-      </w:r>
-    </w:p>
-    <w:p>
-      <w:pPr>
-        <w:rPr>
-          <w:rFonts w:ascii="Segoe UI Emoji" w:hAnsi="Segoe UI Emoji" w:cs="Segoe UI Emoji"/>
-          <w:b/>
-          <w:bCs/>
-          <w:lang w:val="en-GB"/>
-        </w:rPr>
-      </w:pPr>
-      <w:r>
-        <w:rPr>
-          <w:rFonts w:ascii="Segoe UI Emoji" w:hAnsi="Segoe UI Emoji" w:cs="Segoe UI Emoji"/>
-          <w:b/>
-          <w:bCs/>
-          <w:lang w:val="en-GB"/>
-        </w:rPr>
-        <w:t xml:space="preserve">        selection,</w:t>
-      </w:r>
-    </w:p>
-    <w:p>
-      <w:pPr>
-        <w:rPr>
-          <w:rFonts w:ascii="Segoe UI Emoji" w:hAnsi="Segoe UI Emoji" w:cs="Segoe UI Emoji"/>
-          <w:b/>
-          <w:bCs/>
-          <w:lang w:val="en-GB"/>
-        </w:rPr>
-      </w:pPr>
-      <w:r>
-        <w:rPr>
-          <w:rFonts w:ascii="Segoe UI Emoji" w:hAnsi="Segoe UI Emoji" w:cs="Segoe UI Emoji"/>
-          <w:b/>
-          <w:bCs/>
-          <w:lang w:val="en-GB"/>
-        </w:rPr>
-        <w:t xml:space="preserve">        </w:t>
-      </w:r>
-      <w:proofErr w:type="spellStart"/>
-      <w:r>
-        <w:rPr>
-          <w:rFonts w:ascii="Segoe UI Emoji" w:hAnsi="Segoe UI Emoji" w:cs="Segoe UI Emoji"/>
-          <w:b/>
-          <w:bCs/>
-          <w:lang w:val="en-GB"/>
-        </w:rPr>
-        <w:t>selectionArgs</w:t>
-      </w:r>
-      <w:proofErr w:type="spellEnd"/>
-      <w:r>
-        <w:rPr>
-          <w:rFonts w:ascii="Segoe UI Emoji" w:hAnsi="Segoe UI Emoji" w:cs="Segoe UI Emoji"/>
-          <w:b/>
-          <w:bCs/>
-          <w:lang w:val="en-GB"/>
-        </w:rPr>
-        <w:t>,</w:t>
-      </w:r>
-    </w:p>
-    <w:p>
-      <w:pPr>
-        <w:rPr>
-          <w:rFonts w:ascii="Segoe UI Emoji" w:hAnsi="Segoe UI Emoji" w:cs="Segoe UI Emoji"/>
-          <w:b/>
-          <w:bCs/>
-          <w:lang w:val="en-GB"/>
-        </w:rPr>
-      </w:pPr>
-      <w:r>
-        <w:rPr>
-          <w:rFonts w:ascii="Segoe UI Emoji" w:hAnsi="Segoe UI Emoji" w:cs="Segoe UI Emoji"/>
-          <w:b/>
-          <w:bCs/>
-          <w:lang w:val="en-GB"/>
-        </w:rPr>
-        <w:t xml:space="preserve">        null</w:t>
-      </w:r>
-    </w:p>
-    <w:p>
-      <w:pPr>
-        <w:rPr>
-          <w:rFonts w:ascii="Segoe UI Emoji" w:hAnsi="Segoe UI Emoji" w:cs="Segoe UI Emoji"/>
-          <w:b/>
-          <w:bCs/>
-          <w:lang w:val="en-GB"/>
-        </w:rPr>
-      </w:pPr>
-      <w:r>
-        <w:rPr>
-          <w:rFonts w:ascii="Segoe UI Emoji" w:hAnsi="Segoe UI Emoji" w:cs="Segoe UI Emoji"/>
-          <w:b/>
-          <w:bCs/>
-          <w:lang w:val="en-GB"/>
-        </w:rPr>
-        <w:t xml:space="preserve">    </w:t>
-      </w:r>
-      <w:proofErr w:type="gramStart"/>
-      <w:r>
-        <w:rPr>
-          <w:rFonts w:ascii="Segoe UI Emoji" w:hAnsi="Segoe UI Emoji" w:cs="Segoe UI Emoji"/>
-          <w:b/>
-          <w:bCs/>
-          <w:lang w:val="en-GB"/>
-        </w:rPr>
-        <w:t>)?.</w:t>
-      </w:r>
-      <w:proofErr w:type="gramEnd"/>
-      <w:r>
-        <w:rPr>
-          <w:rFonts w:ascii="Segoe UI Emoji" w:hAnsi="Segoe UI Emoji" w:cs="Segoe UI Emoji"/>
-          <w:b/>
-          <w:bCs/>
-          <w:lang w:val="en-GB"/>
-        </w:rPr>
-        <w:t xml:space="preserve">use </w:t>
-      </w:r>
-      <w:proofErr w:type="gramStart"/>
-      <w:r>
-        <w:rPr>
-          <w:rFonts w:ascii="Segoe UI Emoji" w:hAnsi="Segoe UI Emoji" w:cs="Segoe UI Emoji"/>
-          <w:b/>
-          <w:bCs/>
-          <w:lang w:val="en-GB"/>
-        </w:rPr>
-        <w:t>{ cursor</w:t>
-      </w:r>
-      <w:proofErr w:type="gramEnd"/>
-      <w:r>
-        <w:rPr>
-          <w:rFonts w:ascii="Segoe UI Emoji" w:hAnsi="Segoe UI Emoji" w:cs="Segoe UI Emoji"/>
-          <w:b/>
-          <w:bCs/>
-          <w:lang w:val="en-GB"/>
-        </w:rPr>
-        <w:t xml:space="preserve"> -&gt;</w:t>
-      </w:r>
-    </w:p>
-    <w:p>
-      <w:pPr>
-        <w:rPr>
-          <w:rFonts w:ascii="Segoe UI Emoji" w:hAnsi="Segoe UI Emoji" w:cs="Segoe UI Emoji"/>
-          <w:b/>
-          <w:bCs/>
-          <w:lang w:val="en-GB"/>
-        </w:rPr>
-      </w:pPr>
-      <w:r>
-        <w:rPr>
-          <w:rFonts w:ascii="Segoe UI Emoji" w:hAnsi="Segoe UI Emoji" w:cs="Segoe UI Emoji"/>
-          <w:b/>
-          <w:bCs/>
-          <w:lang w:val="en-GB"/>
-        </w:rPr>
-        <w:t xml:space="preserve">        </w:t>
-      </w:r>
-      <w:proofErr w:type="spellStart"/>
-      <w:r>
-        <w:rPr>
-          <w:rFonts w:ascii="Segoe UI Emoji" w:hAnsi="Segoe UI Emoji" w:cs="Segoe UI Emoji"/>
-          <w:b/>
-          <w:bCs/>
-          <w:lang w:val="en-GB"/>
-        </w:rPr>
-        <w:t>val</w:t>
-      </w:r>
-      <w:proofErr w:type="spellEnd"/>
-      <w:r>
-        <w:rPr>
-          <w:rFonts w:ascii="Segoe UI Emoji" w:hAnsi="Segoe UI Emoji" w:cs="Segoe UI Emoji"/>
-          <w:b/>
-          <w:bCs/>
-          <w:lang w:val="en-GB"/>
-        </w:rPr>
-        <w:t xml:space="preserve"> </w:t>
-      </w:r>
-      <w:proofErr w:type="spellStart"/>
-      <w:r>
-        <w:rPr>
-          <w:rFonts w:ascii="Segoe UI Emoji" w:hAnsi="Segoe UI Emoji" w:cs="Segoe UI Emoji"/>
-          <w:b/>
-          <w:bCs/>
-          <w:lang w:val="en-GB"/>
-        </w:rPr>
-        <w:t>idColumn</w:t>
-      </w:r>
-      <w:proofErr w:type="spellEnd"/>
-      <w:r>
-        <w:rPr>
-          <w:rFonts w:ascii="Segoe UI Emoji" w:hAnsi="Segoe UI Emoji" w:cs="Segoe UI Emoji"/>
-          <w:b/>
-          <w:bCs/>
-          <w:lang w:val="en-GB"/>
-        </w:rPr>
-        <w:t xml:space="preserve"> = </w:t>
-      </w:r>
-      <w:proofErr w:type="spellStart"/>
-      <w:proofErr w:type="gramStart"/>
-      <w:r>
-        <w:rPr>
-          <w:rFonts w:ascii="Segoe UI Emoji" w:hAnsi="Segoe UI Emoji" w:cs="Segoe UI Emoji"/>
-          <w:b/>
-          <w:bCs/>
-          <w:lang w:val="en-GB"/>
-        </w:rPr>
-        <w:t>cursor.getColumnIndexOrThrow</w:t>
-      </w:r>
-      <w:proofErr w:type="spellEnd"/>
-      <w:proofErr w:type="gramEnd"/>
-      <w:r>
-        <w:rPr>
-          <w:rFonts w:ascii="Segoe UI Emoji" w:hAnsi="Segoe UI Emoji" w:cs="Segoe UI Emoji"/>
-          <w:b/>
-          <w:bCs/>
-          <w:lang w:val="en-GB"/>
-        </w:rPr>
-        <w:t>(</w:t>
-      </w:r>
-      <w:proofErr w:type="spellStart"/>
-      <w:proofErr w:type="gramStart"/>
-      <w:r>
-        <w:rPr>
-          <w:rFonts w:ascii="Segoe UI Emoji" w:hAnsi="Segoe UI Emoji" w:cs="Segoe UI Emoji"/>
-          <w:b/>
-          <w:bCs/>
-          <w:lang w:val="en-GB"/>
-        </w:rPr>
-        <w:t>MediaStore.Images.Media</w:t>
-      </w:r>
-      <w:proofErr w:type="gramEnd"/>
-      <w:r>
-        <w:rPr>
-          <w:rFonts w:ascii="Segoe UI Emoji" w:hAnsi="Segoe UI Emoji" w:cs="Segoe UI Emoji"/>
-          <w:b/>
-          <w:bCs/>
-          <w:lang w:val="en-GB"/>
-        </w:rPr>
-        <w:t>._ID</w:t>
-      </w:r>
-      <w:proofErr w:type="spellEnd"/>
-      <w:r>
-        <w:rPr>
-          <w:rFonts w:ascii="Segoe UI Emoji" w:hAnsi="Segoe UI Emoji" w:cs="Segoe UI Emoji"/>
-          <w:b/>
-          <w:bCs/>
-          <w:lang w:val="en-GB"/>
-        </w:rPr>
-        <w:t>)</w:t>
-      </w:r>
-    </w:p>
-    <w:p>
-      <w:pPr>
-        <w:rPr>
-          <w:rFonts w:ascii="Segoe UI Emoji" w:hAnsi="Segoe UI Emoji" w:cs="Segoe UI Emoji"/>
-          <w:b/>
-          <w:bCs/>
-          <w:lang w:val="en-GB"/>
-        </w:rPr>
-      </w:pPr>
-    </w:p>
-    <w:p>
-      <w:pPr>
-        <w:rPr>
-          <w:rFonts w:ascii="Segoe UI Emoji" w:hAnsi="Segoe UI Emoji" w:cs="Segoe UI Emoji"/>
-          <w:b/>
-          <w:bCs/>
-          <w:lang w:val="en-GB"/>
-        </w:rPr>
-      </w:pPr>
-      <w:r>
-        <w:rPr>
-          <w:rFonts w:ascii="Segoe UI Emoji" w:hAnsi="Segoe UI Emoji" w:cs="Segoe UI Emoji"/>
-          <w:b/>
-          <w:bCs/>
-          <w:lang w:val="en-GB"/>
-        </w:rPr>
-        <w:t xml:space="preserve">        while (</w:t>
-      </w:r>
-      <w:proofErr w:type="spellStart"/>
-      <w:proofErr w:type="gramStart"/>
-      <w:r>
-        <w:rPr>
-          <w:rFonts w:ascii="Segoe UI Emoji" w:hAnsi="Segoe UI Emoji" w:cs="Segoe UI Emoji"/>
-          <w:b/>
-          <w:bCs/>
-          <w:lang w:val="en-GB"/>
-        </w:rPr>
-        <w:t>cursor.moveToNext</w:t>
-      </w:r>
-      <w:proofErr w:type="spellEnd"/>
-      <w:proofErr w:type="gramEnd"/>
-      <w:r>
-        <w:rPr>
-          <w:rFonts w:ascii="Segoe UI Emoji" w:hAnsi="Segoe UI Emoji" w:cs="Segoe UI Emoji"/>
-          <w:b/>
-          <w:bCs/>
-          <w:lang w:val="en-GB"/>
-        </w:rPr>
-        <w:t>()) {</w:t>
-      </w:r>
-    </w:p>
-    <w:p>
-      <w:pPr>
-        <w:rPr>
-          <w:rFonts w:ascii="Segoe UI Emoji" w:hAnsi="Segoe UI Emoji" w:cs="Segoe UI Emoji"/>
-          <w:b/>
-          <w:bCs/>
-          <w:lang w:val="en-GB"/>
-        </w:rPr>
-      </w:pPr>
-      <w:r>
-        <w:rPr>
-          <w:rFonts w:ascii="Segoe UI Emoji" w:hAnsi="Segoe UI Emoji" w:cs="Segoe UI Emoji"/>
-          <w:b/>
-          <w:bCs/>
-          <w:lang w:val="en-GB"/>
-        </w:rPr>
-        <w:t xml:space="preserve">            </w:t>
-      </w:r>
-      <w:proofErr w:type="spellStart"/>
-      <w:r>
-        <w:rPr>
-          <w:rFonts w:ascii="Segoe UI Emoji" w:hAnsi="Segoe UI Emoji" w:cs="Segoe UI Emoji"/>
-          <w:b/>
-          <w:bCs/>
-          <w:lang w:val="en-GB"/>
-        </w:rPr>
-        <w:t>val</w:t>
-      </w:r>
-      <w:proofErr w:type="spellEnd"/>
-      <w:r>
-        <w:rPr>
-          <w:rFonts w:ascii="Segoe UI Emoji" w:hAnsi="Segoe UI Emoji" w:cs="Segoe UI Emoji"/>
-          <w:b/>
-          <w:bCs/>
-          <w:lang w:val="en-GB"/>
-        </w:rPr>
-        <w:t xml:space="preserve"> id = </w:t>
-      </w:r>
-      <w:proofErr w:type="spellStart"/>
-      <w:proofErr w:type="gramStart"/>
-      <w:r>
-        <w:rPr>
-          <w:rFonts w:ascii="Segoe UI Emoji" w:hAnsi="Segoe UI Emoji" w:cs="Segoe UI Emoji"/>
-          <w:b/>
-          <w:bCs/>
-          <w:lang w:val="en-GB"/>
-        </w:rPr>
-        <w:t>cursor.getLong</w:t>
-      </w:r>
-      <w:proofErr w:type="spellEnd"/>
-      <w:proofErr w:type="gramEnd"/>
-      <w:r>
-        <w:rPr>
-          <w:rFonts w:ascii="Segoe UI Emoji" w:hAnsi="Segoe UI Emoji" w:cs="Segoe UI Emoji"/>
-          <w:b/>
-          <w:bCs/>
-          <w:lang w:val="en-GB"/>
-        </w:rPr>
-        <w:t>(</w:t>
-      </w:r>
-      <w:proofErr w:type="spellStart"/>
-      <w:r>
-        <w:rPr>
-          <w:rFonts w:ascii="Segoe UI Emoji" w:hAnsi="Segoe UI Emoji" w:cs="Segoe UI Emoji"/>
-          <w:b/>
-          <w:bCs/>
-          <w:lang w:val="en-GB"/>
-        </w:rPr>
-        <w:t>idColumn</w:t>
-      </w:r>
-      <w:proofErr w:type="spellEnd"/>
-      <w:r>
-        <w:rPr>
-          <w:rFonts w:ascii="Segoe UI Emoji" w:hAnsi="Segoe UI Emoji" w:cs="Segoe UI Emoji"/>
-          <w:b/>
-          <w:bCs/>
-          <w:lang w:val="en-GB"/>
-        </w:rPr>
-        <w:t>)</w:t>
-      </w:r>
-    </w:p>
-    <w:p>
-      <w:pPr>
-        <w:rPr>
-          <w:rFonts w:ascii="Segoe UI Emoji" w:hAnsi="Segoe UI Emoji" w:cs="Segoe UI Emoji"/>
-          <w:b/>
-          <w:bCs/>
-          <w:lang w:val="en-GB"/>
-        </w:rPr>
-      </w:pPr>
-      <w:r>
-        <w:rPr>
-          <w:rFonts w:ascii="Segoe UI Emoji" w:hAnsi="Segoe UI Emoji" w:cs="Segoe UI Emoji"/>
-          <w:b/>
-          <w:bCs/>
-          <w:lang w:val="en-GB"/>
-        </w:rPr>
-        <w:t xml:space="preserve">            </w:t>
-      </w:r>
-      <w:proofErr w:type="spellStart"/>
-      <w:r>
-        <w:rPr>
-          <w:rFonts w:ascii="Segoe UI Emoji" w:hAnsi="Segoe UI Emoji" w:cs="Segoe UI Emoji"/>
-          <w:b/>
-          <w:bCs/>
-          <w:lang w:val="en-GB"/>
-        </w:rPr>
-        <w:t>val</w:t>
-      </w:r>
-      <w:proofErr w:type="spellEnd"/>
-      <w:r>
-        <w:rPr>
-          <w:rFonts w:ascii="Segoe UI Emoji" w:hAnsi="Segoe UI Emoji" w:cs="Segoe UI Emoji"/>
-          <w:b/>
-          <w:bCs/>
-          <w:lang w:val="en-GB"/>
-        </w:rPr>
-        <w:t xml:space="preserve"> </w:t>
-      </w:r>
-      <w:proofErr w:type="spellStart"/>
-      <w:r>
-        <w:rPr>
-          <w:rFonts w:ascii="Segoe UI Emoji" w:hAnsi="Segoe UI Emoji" w:cs="Segoe UI Emoji"/>
-          <w:b/>
-          <w:bCs/>
-          <w:lang w:val="en-GB"/>
-        </w:rPr>
-        <w:t>uri</w:t>
-      </w:r>
-      <w:proofErr w:type="spellEnd"/>
-      <w:r>
-        <w:rPr>
-          <w:rFonts w:ascii="Segoe UI Emoji" w:hAnsi="Segoe UI Emoji" w:cs="Segoe UI Emoji"/>
-          <w:b/>
-          <w:bCs/>
-          <w:lang w:val="en-GB"/>
-        </w:rPr>
-        <w:t xml:space="preserve"> = </w:t>
-      </w:r>
-      <w:proofErr w:type="spellStart"/>
-      <w:r>
-        <w:rPr>
-          <w:rFonts w:ascii="Segoe UI Emoji" w:hAnsi="Segoe UI Emoji" w:cs="Segoe UI Emoji"/>
-          <w:b/>
-          <w:bCs/>
-          <w:lang w:val="en-GB"/>
-        </w:rPr>
-        <w:t>ContentUris.withAppendedId</w:t>
-      </w:r>
-      <w:proofErr w:type="spellEnd"/>
-      <w:r>
-        <w:rPr>
-          <w:rFonts w:ascii="Segoe UI Emoji" w:hAnsi="Segoe UI Emoji" w:cs="Segoe UI Emoji"/>
-          <w:b/>
-          <w:bCs/>
-          <w:lang w:val="en-GB"/>
-        </w:rPr>
-        <w:t>(collection, id)</w:t>
-      </w:r>
-    </w:p>
-    <w:p>
-      <w:pPr>
-        <w:rPr>
-          <w:rFonts w:ascii="Segoe UI Emoji" w:hAnsi="Segoe UI Emoji" w:cs="Segoe UI Emoji"/>
-          <w:b/>
-          <w:bCs/>
-          <w:lang w:val="en-GB"/>
-        </w:rPr>
-      </w:pPr>
-      <w:r>
-        <w:rPr>
-          <w:rFonts w:ascii="Segoe UI Emoji" w:hAnsi="Segoe UI Emoji" w:cs="Segoe UI Emoji"/>
-          <w:b/>
-          <w:bCs/>
-          <w:lang w:val="en-GB"/>
-        </w:rPr>
-        <w:t xml:space="preserve">            </w:t>
-      </w:r>
-      <w:proofErr w:type="spellStart"/>
-      <w:r>
-        <w:rPr>
-          <w:rFonts w:ascii="Segoe UI Emoji" w:hAnsi="Segoe UI Emoji" w:cs="Segoe UI Emoji"/>
-          <w:b/>
-          <w:bCs/>
-          <w:lang w:val="en-GB"/>
-        </w:rPr>
-        <w:t>val</w:t>
-      </w:r>
-      <w:proofErr w:type="spellEnd"/>
-      <w:r>
-        <w:rPr>
-          <w:rFonts w:ascii="Segoe UI Emoji" w:hAnsi="Segoe UI Emoji" w:cs="Segoe UI Emoji"/>
-          <w:b/>
-          <w:bCs/>
-          <w:lang w:val="en-GB"/>
-        </w:rPr>
-        <w:t xml:space="preserve"> bmp = </w:t>
-      </w:r>
-      <w:proofErr w:type="spellStart"/>
-      <w:r>
-        <w:rPr>
-          <w:rFonts w:ascii="Segoe UI Emoji" w:hAnsi="Segoe UI Emoji" w:cs="Segoe UI Emoji"/>
-          <w:b/>
-          <w:bCs/>
-          <w:lang w:val="en-GB"/>
-        </w:rPr>
-        <w:t>BitmapFactory.decodeStream</w:t>
-      </w:r>
-      <w:proofErr w:type="spellEnd"/>
-      <w:r>
-        <w:rPr>
-          <w:rFonts w:ascii="Segoe UI Emoji" w:hAnsi="Segoe UI Emoji" w:cs="Segoe UI Emoji"/>
-          <w:b/>
-          <w:bCs/>
-          <w:lang w:val="en-GB"/>
-        </w:rPr>
-        <w:t>(</w:t>
-      </w:r>
-    </w:p>
-    <w:p>
-      <w:pPr>
-        <w:rPr>
-          <w:rFonts w:ascii="Segoe UI Emoji" w:hAnsi="Segoe UI Emoji" w:cs="Segoe UI Emoji"/>
-          <w:b/>
-          <w:bCs/>
-          <w:lang w:val="en-GB"/>
-        </w:rPr>
-      </w:pPr>
-      <w:r>
-        <w:rPr>
-          <w:rFonts w:ascii="Segoe UI Emoji" w:hAnsi="Segoe UI Emoji" w:cs="Segoe UI Emoji"/>
-          <w:b/>
-          <w:bCs/>
-          <w:lang w:val="en-GB"/>
-        </w:rPr>
-        <w:t xml:space="preserve">                </w:t>
-      </w:r>
-      <w:proofErr w:type="spellStart"/>
-      <w:proofErr w:type="gramStart"/>
-      <w:r>
-        <w:rPr>
-          <w:rFonts w:ascii="Segoe UI Emoji" w:hAnsi="Segoe UI Emoji" w:cs="Segoe UI Emoji"/>
-          <w:b/>
-          <w:bCs/>
-          <w:lang w:val="en-GB"/>
-        </w:rPr>
-        <w:t>context.contentResolver.openInputStream</w:t>
-      </w:r>
-      <w:proofErr w:type="spellEnd"/>
-      <w:proofErr w:type="gramEnd"/>
-      <w:r>
-        <w:rPr>
-          <w:rFonts w:ascii="Segoe UI Emoji" w:hAnsi="Segoe UI Emoji" w:cs="Segoe UI Emoji"/>
-          <w:b/>
-          <w:bCs/>
-          <w:lang w:val="en-GB"/>
-        </w:rPr>
-        <w:t>(</w:t>
-      </w:r>
-      <w:proofErr w:type="spellStart"/>
-      <w:r>
-        <w:rPr>
-          <w:rFonts w:ascii="Segoe UI Emoji" w:hAnsi="Segoe UI Emoji" w:cs="Segoe UI Emoji"/>
-          <w:b/>
-          <w:bCs/>
-          <w:lang w:val="en-GB"/>
-        </w:rPr>
-        <w:t>uri</w:t>
-      </w:r>
-      <w:proofErr w:type="spellEnd"/>
-      <w:r>
-        <w:rPr>
-          <w:rFonts w:ascii="Segoe UI Emoji" w:hAnsi="Segoe UI Emoji" w:cs="Segoe UI Emoji"/>
-          <w:b/>
-          <w:bCs/>
-          <w:lang w:val="en-GB"/>
-        </w:rPr>
-        <w:t>)</w:t>
-      </w:r>
-    </w:p>
-    <w:p>
-      <w:pPr>
-        <w:rPr>
-          <w:rFonts w:ascii="Segoe UI Emoji" w:hAnsi="Segoe UI Emoji" w:cs="Segoe UI Emoji"/>
-          <w:b/>
-          <w:bCs/>
-          <w:lang w:val="en-GB"/>
-        </w:rPr>
-      </w:pPr>
-      <w:r>
-        <w:rPr>
-          <w:rFonts w:ascii="Segoe UI Emoji" w:hAnsi="Segoe UI Emoji" w:cs="Segoe UI Emoji"/>
-          <w:b/>
-          <w:bCs/>
-          <w:lang w:val="en-GB"/>
-        </w:rPr>
-        <w:t xml:space="preserve">            )</w:t>
-      </w:r>
-    </w:p>
-    <w:p>
-      <w:pPr>
-        <w:rPr>
-          <w:rFonts w:ascii="Segoe UI Emoji" w:hAnsi="Segoe UI Emoji" w:cs="Segoe UI Emoji"/>
-          <w:b/>
-          <w:bCs/>
-          <w:lang w:val="en-GB"/>
-        </w:rPr>
-      </w:pPr>
-      <w:r>
-        <w:rPr>
-          <w:rFonts w:ascii="Segoe UI Emoji" w:hAnsi="Segoe UI Emoji" w:cs="Segoe UI Emoji"/>
-          <w:b/>
-          <w:bCs/>
-          <w:lang w:val="en-GB"/>
-        </w:rPr>
-        <w:t xml:space="preserve">            </w:t>
-      </w:r>
-      <w:proofErr w:type="spellStart"/>
-      <w:r>
-        <w:rPr>
-          <w:rFonts w:ascii="Segoe UI Emoji" w:hAnsi="Segoe UI Emoji" w:cs="Segoe UI Emoji"/>
-          <w:b/>
-          <w:bCs/>
-          <w:lang w:val="en-GB"/>
-        </w:rPr>
-        <w:t>bitmaps.add</w:t>
-      </w:r>
-      <w:proofErr w:type="spellEnd"/>
-      <w:r>
-        <w:rPr>
-          <w:rFonts w:ascii="Segoe UI Emoji" w:hAnsi="Segoe UI Emoji" w:cs="Segoe UI Emoji"/>
-          <w:b/>
-          <w:bCs/>
-          <w:lang w:val="en-GB"/>
-        </w:rPr>
-        <w:t>(bmp)</w:t>
-      </w:r>
-    </w:p>
-    <w:p>
-      <w:pPr>
-        <w:rPr>
-          <w:rFonts w:ascii="Segoe UI Emoji" w:hAnsi="Segoe UI Emoji" w:cs="Segoe UI Emoji"/>
-          <w:b/>
-          <w:bCs/>
-          <w:lang w:val="en-GB"/>
-        </w:rPr>
-      </w:pPr>
-      <w:r>
-        <w:rPr>
-          <w:rFonts w:ascii="Segoe UI Emoji" w:hAnsi="Segoe UI Emoji" w:cs="Segoe UI Emoji"/>
-          <w:b/>
-          <w:bCs/>
-          <w:lang w:val="en-GB"/>
-        </w:rPr>
-        <w:t xml:space="preserve">        }</w:t>
-      </w:r>
-    </w:p>
-    <w:p>
-      <w:pPr>
-        <w:rPr>
-          <w:rFonts w:ascii="Segoe UI Emoji" w:hAnsi="Segoe UI Emoji" w:cs="Segoe UI Emoji"/>
-          <w:b/>
-          <w:bCs/>
-          <w:lang w:val="en-GB"/>
-        </w:rPr>
-      </w:pPr>
-      <w:r>
-        <w:rPr>
-          <w:rFonts w:ascii="Segoe UI Emoji" w:hAnsi="Segoe UI Emoji" w:cs="Segoe UI Emoji"/>
-          <w:b/>
-          <w:bCs/>
-          <w:lang w:val="en-GB"/>
-        </w:rPr>
-        <w:t xml:space="preserve">    }</w:t>
-      </w:r>
-    </w:p>
-    <w:p>
-      <w:pPr>
-        <w:rPr>
-          <w:rFonts w:ascii="Segoe UI Emoji" w:hAnsi="Segoe UI Emoji" w:cs="Segoe UI Emoji"/>
-          <w:b/>
-          <w:bCs/>
-          <w:lang w:val="en-GB"/>
-        </w:rPr>
-      </w:pPr>
-    </w:p>
-    <w:p>
-      <w:pPr>
-        <w:rPr>
-          <w:rFonts w:ascii="Segoe UI Emoji" w:hAnsi="Segoe UI Emoji" w:cs="Segoe UI Emoji"/>
-          <w:b/>
-          <w:bCs/>
-          <w:lang w:val="en-GB"/>
-        </w:rPr>
-      </w:pPr>
-      <w:r>
-        <w:rPr>
-          <w:rFonts w:ascii="Segoe UI Emoji" w:hAnsi="Segoe UI Emoji" w:cs="Segoe UI Emoji"/>
-          <w:b/>
-          <w:bCs/>
-          <w:lang w:val="en-GB"/>
-        </w:rPr>
-        <w:lastRenderedPageBreak/>
-        <w:t xml:space="preserve">    return bitmaps</w:t>
-      </w:r>
-    </w:p>
-    <w:p>
-      <w:pPr>
-        <w:rPr>
-          <w:rFonts w:ascii="Segoe UI Emoji" w:hAnsi="Segoe UI Emoji" w:cs="Segoe UI Emoji"/>
-          <w:b/>
-          <w:bCs/>
-          <w:lang w:val="en-GB"/>
-        </w:rPr>
-      </w:pPr>
-      <w:r>
-        <w:rPr>
-          <w:rFonts w:ascii="Segoe UI Emoji" w:hAnsi="Segoe UI Emoji" w:cs="Segoe UI Emoji"/>
-          <w:b/>
-          <w:bCs/>
-          <w:lang w:val="en-GB"/>
+        </w:rPr>
+        <w:t>bmp</w:t>
+      </w:r>
+      <w:proofErr w:type="spellEnd"/>
+    </w:p>
+    <w:p>
+      <w:pPr>
+        <w:rPr>
+          <w:rFonts w:ascii="Segoe UI Emoji" w:hAnsi="Segoe UI Emoji" w:cs="Segoe UI Emoji"/>
+          <w:b/>
+          <w:bCs/>
+        </w:rPr>
+      </w:pPr>
+      <w:r>
+        <w:rPr>
+          <w:rFonts w:ascii="Segoe UI Emoji" w:hAnsi="Segoe UI Emoji" w:cs="Segoe UI Emoji"/>
+          <w:b/>
+          <w:bCs/>
         </w:rPr>
         <w:t>}</w:t>
       </w:r>
@@ -4378,2237 +6716,7 @@
           <w:b/>
           <w:bCs/>
         </w:rPr>
-        <w:pict w14:anchorId="0F393796">
-          <v:rect id="_x0000_i1039" style="width:0;height:1.5pt" o:hralign="center" o:hrstd="t" o:hr="t" fillcolor="#a0a0a0" stroked="f"/>
-        </w:pict>
-      </w:r>
-    </w:p>
-    <w:p>
-      <w:pPr>
-        <w:rPr>
-          <w:rFonts w:ascii="Segoe UI Emoji" w:hAnsi="Segoe UI Emoji" w:cs="Segoe UI Emoji"/>
-          <w:b/>
-          <w:bCs/>
-        </w:rPr>
-      </w:pPr>
-      <w:r>
-        <w:rPr>
-          <w:rFonts w:ascii="Segoe UI Emoji" w:hAnsi="Segoe UI Emoji" w:cs="Segoe UI Emoji"/>
-          <w:b/>
-          <w:bCs/>
-        </w:rPr>
-        <w:t>🧠 2) Convertire i Bitmap in matrici di pixel</w:t>
-      </w:r>
-    </w:p>
-    <w:p>
-      <w:pPr>
-        <w:rPr>
-          <w:rFonts w:ascii="Segoe UI Emoji" w:hAnsi="Segoe UI Emoji" w:cs="Segoe UI Emoji"/>
-          <w:b/>
-          <w:bCs/>
-        </w:rPr>
-      </w:pPr>
-      <w:r>
-        <w:rPr>
-          <w:rFonts w:ascii="Segoe UI Emoji" w:hAnsi="Segoe UI Emoji" w:cs="Segoe UI Emoji"/>
-          <w:b/>
-          <w:bCs/>
-        </w:rPr>
-        <w:t xml:space="preserve">Per </w:t>
-      </w:r>
-      <w:proofErr w:type="spellStart"/>
-      <w:r>
-        <w:rPr>
-          <w:rFonts w:ascii="Segoe UI Emoji" w:hAnsi="Segoe UI Emoji" w:cs="Segoe UI Emoji"/>
-          <w:b/>
-          <w:bCs/>
-        </w:rPr>
-        <w:t>stacking</w:t>
-      </w:r>
-      <w:proofErr w:type="spellEnd"/>
-      <w:r>
-        <w:rPr>
-          <w:rFonts w:ascii="Segoe UI Emoji" w:hAnsi="Segoe UI Emoji" w:cs="Segoe UI Emoji"/>
-          <w:b/>
-          <w:bCs/>
-        </w:rPr>
-        <w:t xml:space="preserve"> serio conviene lavorare in float.</w:t>
-      </w:r>
-    </w:p>
-    <w:p>
-      <w:pPr>
-        <w:rPr>
-          <w:rFonts w:ascii="Segoe UI Emoji" w:hAnsi="Segoe UI Emoji" w:cs="Segoe UI Emoji"/>
-          <w:b/>
-          <w:bCs/>
-          <w:lang w:val="en-GB"/>
-        </w:rPr>
-      </w:pPr>
-      <w:r>
-        <w:rPr>
-          <w:rFonts w:ascii="Segoe UI Emoji" w:hAnsi="Segoe UI Emoji" w:cs="Segoe UI Emoji"/>
-          <w:b/>
-          <w:bCs/>
-          <w:lang w:val="en-GB"/>
-        </w:rPr>
-        <w:t xml:space="preserve">fun </w:t>
-      </w:r>
-      <w:proofErr w:type="spellStart"/>
-      <w:proofErr w:type="gramStart"/>
-      <w:r>
-        <w:rPr>
-          <w:rFonts w:ascii="Segoe UI Emoji" w:hAnsi="Segoe UI Emoji" w:cs="Segoe UI Emoji"/>
-          <w:b/>
-          <w:bCs/>
-          <w:lang w:val="en-GB"/>
-        </w:rPr>
-        <w:t>bitmapToFloatArray</w:t>
-      </w:r>
-      <w:proofErr w:type="spellEnd"/>
-      <w:r>
-        <w:rPr>
-          <w:rFonts w:ascii="Segoe UI Emoji" w:hAnsi="Segoe UI Emoji" w:cs="Segoe UI Emoji"/>
-          <w:b/>
-          <w:bCs/>
-          <w:lang w:val="en-GB"/>
-        </w:rPr>
-        <w:t>(</w:t>
-      </w:r>
-      <w:proofErr w:type="gramEnd"/>
-      <w:r>
-        <w:rPr>
-          <w:rFonts w:ascii="Segoe UI Emoji" w:hAnsi="Segoe UI Emoji" w:cs="Segoe UI Emoji"/>
-          <w:b/>
-          <w:bCs/>
-          <w:lang w:val="en-GB"/>
-        </w:rPr>
-        <w:t>bmp: Bitmap): Array&lt;</w:t>
-      </w:r>
-      <w:proofErr w:type="spellStart"/>
-      <w:r>
-        <w:rPr>
-          <w:rFonts w:ascii="Segoe UI Emoji" w:hAnsi="Segoe UI Emoji" w:cs="Segoe UI Emoji"/>
-          <w:b/>
-          <w:bCs/>
-          <w:lang w:val="en-GB"/>
-        </w:rPr>
-        <w:t>FloatArray</w:t>
-      </w:r>
-      <w:proofErr w:type="spellEnd"/>
-      <w:r>
-        <w:rPr>
-          <w:rFonts w:ascii="Segoe UI Emoji" w:hAnsi="Segoe UI Emoji" w:cs="Segoe UI Emoji"/>
-          <w:b/>
-          <w:bCs/>
-          <w:lang w:val="en-GB"/>
-        </w:rPr>
-        <w:t>&gt; {</w:t>
-      </w:r>
-    </w:p>
-    <w:p>
-      <w:pPr>
-        <w:rPr>
-          <w:rFonts w:ascii="Segoe UI Emoji" w:hAnsi="Segoe UI Emoji" w:cs="Segoe UI Emoji"/>
-          <w:b/>
-          <w:bCs/>
-          <w:lang w:val="en-GB"/>
-        </w:rPr>
-      </w:pPr>
-      <w:r>
-        <w:rPr>
-          <w:rFonts w:ascii="Segoe UI Emoji" w:hAnsi="Segoe UI Emoji" w:cs="Segoe UI Emoji"/>
-          <w:b/>
-          <w:bCs/>
-          <w:lang w:val="en-GB"/>
-        </w:rPr>
-        <w:t xml:space="preserve">    </w:t>
-      </w:r>
-      <w:proofErr w:type="spellStart"/>
-      <w:r>
-        <w:rPr>
-          <w:rFonts w:ascii="Segoe UI Emoji" w:hAnsi="Segoe UI Emoji" w:cs="Segoe UI Emoji"/>
-          <w:b/>
-          <w:bCs/>
-          <w:lang w:val="en-GB"/>
-        </w:rPr>
-        <w:t>val</w:t>
-      </w:r>
-      <w:proofErr w:type="spellEnd"/>
-      <w:r>
-        <w:rPr>
-          <w:rFonts w:ascii="Segoe UI Emoji" w:hAnsi="Segoe UI Emoji" w:cs="Segoe UI Emoji"/>
-          <w:b/>
-          <w:bCs/>
-          <w:lang w:val="en-GB"/>
-        </w:rPr>
-        <w:t xml:space="preserve"> w = </w:t>
-      </w:r>
-      <w:proofErr w:type="spellStart"/>
-      <w:proofErr w:type="gramStart"/>
-      <w:r>
-        <w:rPr>
-          <w:rFonts w:ascii="Segoe UI Emoji" w:hAnsi="Segoe UI Emoji" w:cs="Segoe UI Emoji"/>
-          <w:b/>
-          <w:bCs/>
-          <w:lang w:val="en-GB"/>
-        </w:rPr>
-        <w:t>bmp.width</w:t>
-      </w:r>
-      <w:proofErr w:type="spellEnd"/>
-      <w:proofErr w:type="gramEnd"/>
-    </w:p>
-    <w:p>
-      <w:pPr>
-        <w:rPr>
-          <w:rFonts w:ascii="Segoe UI Emoji" w:hAnsi="Segoe UI Emoji" w:cs="Segoe UI Emoji"/>
-          <w:b/>
-          <w:bCs/>
-          <w:lang w:val="en-GB"/>
-        </w:rPr>
-      </w:pPr>
-      <w:r>
-        <w:rPr>
-          <w:rFonts w:ascii="Segoe UI Emoji" w:hAnsi="Segoe UI Emoji" w:cs="Segoe UI Emoji"/>
-          <w:b/>
-          <w:bCs/>
-          <w:lang w:val="en-GB"/>
-        </w:rPr>
-        <w:t xml:space="preserve">    </w:t>
-      </w:r>
-      <w:proofErr w:type="spellStart"/>
-      <w:r>
-        <w:rPr>
-          <w:rFonts w:ascii="Segoe UI Emoji" w:hAnsi="Segoe UI Emoji" w:cs="Segoe UI Emoji"/>
-          <w:b/>
-          <w:bCs/>
-          <w:lang w:val="en-GB"/>
-        </w:rPr>
-        <w:t>val</w:t>
-      </w:r>
-      <w:proofErr w:type="spellEnd"/>
-      <w:r>
-        <w:rPr>
-          <w:rFonts w:ascii="Segoe UI Emoji" w:hAnsi="Segoe UI Emoji" w:cs="Segoe UI Emoji"/>
-          <w:b/>
-          <w:bCs/>
-          <w:lang w:val="en-GB"/>
-        </w:rPr>
-        <w:t xml:space="preserve"> h = </w:t>
-      </w:r>
-      <w:proofErr w:type="spellStart"/>
-      <w:proofErr w:type="gramStart"/>
-      <w:r>
-        <w:rPr>
-          <w:rFonts w:ascii="Segoe UI Emoji" w:hAnsi="Segoe UI Emoji" w:cs="Segoe UI Emoji"/>
-          <w:b/>
-          <w:bCs/>
-          <w:lang w:val="en-GB"/>
-        </w:rPr>
-        <w:t>bmp.height</w:t>
-      </w:r>
-      <w:proofErr w:type="spellEnd"/>
-      <w:proofErr w:type="gramEnd"/>
-    </w:p>
-    <w:p>
-      <w:pPr>
-        <w:rPr>
-          <w:rFonts w:ascii="Segoe UI Emoji" w:hAnsi="Segoe UI Emoji" w:cs="Segoe UI Emoji"/>
-          <w:b/>
-          <w:bCs/>
-          <w:lang w:val="en-GB"/>
-        </w:rPr>
-      </w:pPr>
-      <w:r>
-        <w:rPr>
-          <w:rFonts w:ascii="Segoe UI Emoji" w:hAnsi="Segoe UI Emoji" w:cs="Segoe UI Emoji"/>
-          <w:b/>
-          <w:bCs/>
-          <w:lang w:val="en-GB"/>
-        </w:rPr>
-        <w:t xml:space="preserve">    </w:t>
-      </w:r>
-      <w:proofErr w:type="spellStart"/>
-      <w:r>
-        <w:rPr>
-          <w:rFonts w:ascii="Segoe UI Emoji" w:hAnsi="Segoe UI Emoji" w:cs="Segoe UI Emoji"/>
-          <w:b/>
-          <w:bCs/>
-          <w:lang w:val="en-GB"/>
-        </w:rPr>
-        <w:t>val</w:t>
-      </w:r>
-      <w:proofErr w:type="spellEnd"/>
-      <w:r>
-        <w:rPr>
-          <w:rFonts w:ascii="Segoe UI Emoji" w:hAnsi="Segoe UI Emoji" w:cs="Segoe UI Emoji"/>
-          <w:b/>
-          <w:bCs/>
-          <w:lang w:val="en-GB"/>
-        </w:rPr>
-        <w:t xml:space="preserve"> </w:t>
-      </w:r>
-      <w:proofErr w:type="spellStart"/>
-      <w:r>
-        <w:rPr>
-          <w:rFonts w:ascii="Segoe UI Emoji" w:hAnsi="Segoe UI Emoji" w:cs="Segoe UI Emoji"/>
-          <w:b/>
-          <w:bCs/>
-          <w:lang w:val="en-GB"/>
-        </w:rPr>
-        <w:t>arr</w:t>
-      </w:r>
-      <w:proofErr w:type="spellEnd"/>
-      <w:r>
-        <w:rPr>
-          <w:rFonts w:ascii="Segoe UI Emoji" w:hAnsi="Segoe UI Emoji" w:cs="Segoe UI Emoji"/>
-          <w:b/>
-          <w:bCs/>
-          <w:lang w:val="en-GB"/>
-        </w:rPr>
-        <w:t xml:space="preserve"> = Array(h) </w:t>
-      </w:r>
-      <w:proofErr w:type="gramStart"/>
-      <w:r>
-        <w:rPr>
-          <w:rFonts w:ascii="Segoe UI Emoji" w:hAnsi="Segoe UI Emoji" w:cs="Segoe UI Emoji"/>
-          <w:b/>
-          <w:bCs/>
-          <w:lang w:val="en-GB"/>
-        </w:rPr>
-        <w:t xml:space="preserve">{ </w:t>
-      </w:r>
-      <w:proofErr w:type="spellStart"/>
-      <w:r>
-        <w:rPr>
-          <w:rFonts w:ascii="Segoe UI Emoji" w:hAnsi="Segoe UI Emoji" w:cs="Segoe UI Emoji"/>
-          <w:b/>
-          <w:bCs/>
-          <w:lang w:val="en-GB"/>
-        </w:rPr>
-        <w:t>FloatArray</w:t>
-      </w:r>
-      <w:proofErr w:type="spellEnd"/>
-      <w:proofErr w:type="gramEnd"/>
-      <w:r>
-        <w:rPr>
-          <w:rFonts w:ascii="Segoe UI Emoji" w:hAnsi="Segoe UI Emoji" w:cs="Segoe UI Emoji"/>
-          <w:b/>
-          <w:bCs/>
-          <w:lang w:val="en-GB"/>
-        </w:rPr>
-        <w:t>(w</w:t>
-      </w:r>
-      <w:proofErr w:type="gramStart"/>
-      <w:r>
-        <w:rPr>
-          <w:rFonts w:ascii="Segoe UI Emoji" w:hAnsi="Segoe UI Emoji" w:cs="Segoe UI Emoji"/>
-          <w:b/>
-          <w:bCs/>
-          <w:lang w:val="en-GB"/>
-        </w:rPr>
-        <w:t>) }</w:t>
-      </w:r>
-      <w:proofErr w:type="gramEnd"/>
-    </w:p>
-    <w:p>
-      <w:pPr>
-        <w:rPr>
-          <w:rFonts w:ascii="Segoe UI Emoji" w:hAnsi="Segoe UI Emoji" w:cs="Segoe UI Emoji"/>
-          <w:b/>
-          <w:bCs/>
-          <w:lang w:val="en-GB"/>
-        </w:rPr>
-      </w:pPr>
-    </w:p>
-    <w:p>
-      <w:pPr>
-        <w:rPr>
-          <w:rFonts w:ascii="Segoe UI Emoji" w:hAnsi="Segoe UI Emoji" w:cs="Segoe UI Emoji"/>
-          <w:b/>
-          <w:bCs/>
-          <w:lang w:val="en-GB"/>
-        </w:rPr>
-      </w:pPr>
-      <w:r>
-        <w:rPr>
-          <w:rFonts w:ascii="Segoe UI Emoji" w:hAnsi="Segoe UI Emoji" w:cs="Segoe UI Emoji"/>
-          <w:b/>
-          <w:bCs/>
-          <w:lang w:val="en-GB"/>
-        </w:rPr>
-        <w:t xml:space="preserve">    for (y in 0 until h) {</w:t>
-      </w:r>
-    </w:p>
-    <w:p>
-      <w:pPr>
-        <w:rPr>
-          <w:rFonts w:ascii="Segoe UI Emoji" w:hAnsi="Segoe UI Emoji" w:cs="Segoe UI Emoji"/>
-          <w:b/>
-          <w:bCs/>
-          <w:lang w:val="en-GB"/>
-        </w:rPr>
-      </w:pPr>
-      <w:r>
-        <w:rPr>
-          <w:rFonts w:ascii="Segoe UI Emoji" w:hAnsi="Segoe UI Emoji" w:cs="Segoe UI Emoji"/>
-          <w:b/>
-          <w:bCs/>
-          <w:lang w:val="en-GB"/>
-        </w:rPr>
-        <w:t xml:space="preserve">        for (x in 0 until w) {</w:t>
-      </w:r>
-    </w:p>
-    <w:p>
-      <w:pPr>
-        <w:rPr>
-          <w:rFonts w:ascii="Segoe UI Emoji" w:hAnsi="Segoe UI Emoji" w:cs="Segoe UI Emoji"/>
-          <w:b/>
-          <w:bCs/>
-          <w:lang w:val="es-ES"/>
-        </w:rPr>
-      </w:pPr>
-      <w:r>
-        <w:rPr>
-          <w:rFonts w:ascii="Segoe UI Emoji" w:hAnsi="Segoe UI Emoji" w:cs="Segoe UI Emoji"/>
-          <w:b/>
-          <w:bCs/>
-          <w:lang w:val="en-GB"/>
-        </w:rPr>
-        <w:t xml:space="preserve">            </w:t>
-      </w:r>
-      <w:r>
-        <w:rPr>
-          <w:rFonts w:ascii="Segoe UI Emoji" w:hAnsi="Segoe UI Emoji" w:cs="Segoe UI Emoji"/>
-          <w:b/>
-          <w:bCs/>
-          <w:lang w:val="es-ES"/>
-        </w:rPr>
-        <w:t xml:space="preserve">val pixel = </w:t>
-      </w:r>
-      <w:proofErr w:type="spellStart"/>
-      <w:proofErr w:type="gramStart"/>
-      <w:r>
-        <w:rPr>
-          <w:rFonts w:ascii="Segoe UI Emoji" w:hAnsi="Segoe UI Emoji" w:cs="Segoe UI Emoji"/>
-          <w:b/>
-          <w:bCs/>
-          <w:lang w:val="es-ES"/>
-        </w:rPr>
-        <w:t>bmp.getPixel</w:t>
-      </w:r>
-      <w:proofErr w:type="spellEnd"/>
-      <w:proofErr w:type="gramEnd"/>
-      <w:r>
-        <w:rPr>
-          <w:rFonts w:ascii="Segoe UI Emoji" w:hAnsi="Segoe UI Emoji" w:cs="Segoe UI Emoji"/>
-          <w:b/>
-          <w:bCs/>
-          <w:lang w:val="es-ES"/>
-        </w:rPr>
-        <w:t>(x, y)</w:t>
-      </w:r>
-    </w:p>
-    <w:p>
-      <w:pPr>
-        <w:rPr>
-          <w:rFonts w:ascii="Segoe UI Emoji" w:hAnsi="Segoe UI Emoji" w:cs="Segoe UI Emoji"/>
-          <w:b/>
-          <w:bCs/>
-          <w:lang w:val="en-GB"/>
-        </w:rPr>
-      </w:pPr>
-      <w:r>
-        <w:rPr>
-          <w:rFonts w:ascii="Segoe UI Emoji" w:hAnsi="Segoe UI Emoji" w:cs="Segoe UI Emoji"/>
-          <w:b/>
-          <w:bCs/>
-          <w:lang w:val="es-ES"/>
-        </w:rPr>
-        <w:t xml:space="preserve">            </w:t>
-      </w:r>
-      <w:proofErr w:type="spellStart"/>
-      <w:r>
-        <w:rPr>
-          <w:rFonts w:ascii="Segoe UI Emoji" w:hAnsi="Segoe UI Emoji" w:cs="Segoe UI Emoji"/>
-          <w:b/>
-          <w:bCs/>
-          <w:lang w:val="en-GB"/>
-        </w:rPr>
-        <w:t>val</w:t>
-      </w:r>
-      <w:proofErr w:type="spellEnd"/>
-      <w:r>
-        <w:rPr>
-          <w:rFonts w:ascii="Segoe UI Emoji" w:hAnsi="Segoe UI Emoji" w:cs="Segoe UI Emoji"/>
-          <w:b/>
-          <w:bCs/>
-          <w:lang w:val="en-GB"/>
-        </w:rPr>
-        <w:t xml:space="preserve"> </w:t>
-      </w:r>
-      <w:proofErr w:type="spellStart"/>
-      <w:r>
-        <w:rPr>
-          <w:rFonts w:ascii="Segoe UI Emoji" w:hAnsi="Segoe UI Emoji" w:cs="Segoe UI Emoji"/>
-          <w:b/>
-          <w:bCs/>
-          <w:lang w:val="en-GB"/>
-        </w:rPr>
-        <w:t>gray</w:t>
-      </w:r>
-      <w:proofErr w:type="spellEnd"/>
-      <w:r>
-        <w:rPr>
-          <w:rFonts w:ascii="Segoe UI Emoji" w:hAnsi="Segoe UI Emoji" w:cs="Segoe UI Emoji"/>
-          <w:b/>
-          <w:bCs/>
-          <w:lang w:val="en-GB"/>
-        </w:rPr>
-        <w:t xml:space="preserve"> = (</w:t>
-      </w:r>
-      <w:proofErr w:type="spellStart"/>
-      <w:r>
-        <w:rPr>
-          <w:rFonts w:ascii="Segoe UI Emoji" w:hAnsi="Segoe UI Emoji" w:cs="Segoe UI Emoji"/>
-          <w:b/>
-          <w:bCs/>
-          <w:lang w:val="en-GB"/>
-        </w:rPr>
-        <w:t>Color.red</w:t>
-      </w:r>
-      <w:proofErr w:type="spellEnd"/>
-      <w:r>
-        <w:rPr>
-          <w:rFonts w:ascii="Segoe UI Emoji" w:hAnsi="Segoe UI Emoji" w:cs="Segoe UI Emoji"/>
-          <w:b/>
-          <w:bCs/>
-          <w:lang w:val="en-GB"/>
-        </w:rPr>
-        <w:t xml:space="preserve">(pixel) + </w:t>
-      </w:r>
-      <w:proofErr w:type="spellStart"/>
-      <w:r>
-        <w:rPr>
-          <w:rFonts w:ascii="Segoe UI Emoji" w:hAnsi="Segoe UI Emoji" w:cs="Segoe UI Emoji"/>
-          <w:b/>
-          <w:bCs/>
-          <w:lang w:val="en-GB"/>
-        </w:rPr>
-        <w:t>Color.green</w:t>
-      </w:r>
-      <w:proofErr w:type="spellEnd"/>
-      <w:r>
-        <w:rPr>
-          <w:rFonts w:ascii="Segoe UI Emoji" w:hAnsi="Segoe UI Emoji" w:cs="Segoe UI Emoji"/>
-          <w:b/>
-          <w:bCs/>
-          <w:lang w:val="en-GB"/>
-        </w:rPr>
-        <w:t xml:space="preserve">(pixel) + </w:t>
-      </w:r>
-      <w:proofErr w:type="spellStart"/>
-      <w:r>
-        <w:rPr>
-          <w:rFonts w:ascii="Segoe UI Emoji" w:hAnsi="Segoe UI Emoji" w:cs="Segoe UI Emoji"/>
-          <w:b/>
-          <w:bCs/>
-          <w:lang w:val="en-GB"/>
-        </w:rPr>
-        <w:t>Color.blue</w:t>
-      </w:r>
-      <w:proofErr w:type="spellEnd"/>
-      <w:r>
-        <w:rPr>
-          <w:rFonts w:ascii="Segoe UI Emoji" w:hAnsi="Segoe UI Emoji" w:cs="Segoe UI Emoji"/>
-          <w:b/>
-          <w:bCs/>
-          <w:lang w:val="en-GB"/>
-        </w:rPr>
-        <w:t>(pixel)) / 3f</w:t>
-      </w:r>
-    </w:p>
-    <w:p>
-      <w:pPr>
-        <w:rPr>
-          <w:rFonts w:ascii="Segoe UI Emoji" w:hAnsi="Segoe UI Emoji" w:cs="Segoe UI Emoji"/>
-          <w:b/>
-          <w:bCs/>
-          <w:lang w:val="en-GB"/>
-        </w:rPr>
-      </w:pPr>
-      <w:r>
-        <w:rPr>
-          <w:rFonts w:ascii="Segoe UI Emoji" w:hAnsi="Segoe UI Emoji" w:cs="Segoe UI Emoji"/>
-          <w:b/>
-          <w:bCs/>
-          <w:lang w:val="en-GB"/>
-        </w:rPr>
-        <w:t xml:space="preserve">            </w:t>
-      </w:r>
-      <w:proofErr w:type="spellStart"/>
-      <w:r>
-        <w:rPr>
-          <w:rFonts w:ascii="Segoe UI Emoji" w:hAnsi="Segoe UI Emoji" w:cs="Segoe UI Emoji"/>
-          <w:b/>
-          <w:bCs/>
-          <w:lang w:val="en-GB"/>
-        </w:rPr>
-        <w:t>arr</w:t>
-      </w:r>
-      <w:proofErr w:type="spellEnd"/>
-      <w:r>
-        <w:rPr>
-          <w:rFonts w:ascii="Segoe UI Emoji" w:hAnsi="Segoe UI Emoji" w:cs="Segoe UI Emoji"/>
-          <w:b/>
-          <w:bCs/>
-          <w:lang w:val="en-GB"/>
-        </w:rPr>
-        <w:t xml:space="preserve">[y][x] = </w:t>
-      </w:r>
-      <w:proofErr w:type="spellStart"/>
-      <w:r>
-        <w:rPr>
-          <w:rFonts w:ascii="Segoe UI Emoji" w:hAnsi="Segoe UI Emoji" w:cs="Segoe UI Emoji"/>
-          <w:b/>
-          <w:bCs/>
-          <w:lang w:val="en-GB"/>
-        </w:rPr>
-        <w:t>gray</w:t>
-      </w:r>
-      <w:proofErr w:type="spellEnd"/>
-    </w:p>
-    <w:p>
-      <w:pPr>
-        <w:rPr>
-          <w:rFonts w:ascii="Segoe UI Emoji" w:hAnsi="Segoe UI Emoji" w:cs="Segoe UI Emoji"/>
-          <w:b/>
-          <w:bCs/>
-          <w:lang w:val="en-GB"/>
-        </w:rPr>
-      </w:pPr>
-      <w:r>
-        <w:rPr>
-          <w:rFonts w:ascii="Segoe UI Emoji" w:hAnsi="Segoe UI Emoji" w:cs="Segoe UI Emoji"/>
-          <w:b/>
-          <w:bCs/>
-          <w:lang w:val="en-GB"/>
-        </w:rPr>
-        <w:t xml:space="preserve">        }</w:t>
-      </w:r>
-    </w:p>
-    <w:p>
-      <w:pPr>
-        <w:rPr>
-          <w:rFonts w:ascii="Segoe UI Emoji" w:hAnsi="Segoe UI Emoji" w:cs="Segoe UI Emoji"/>
-          <w:b/>
-          <w:bCs/>
-          <w:lang w:val="en-GB"/>
-        </w:rPr>
-      </w:pPr>
-      <w:r>
-        <w:rPr>
-          <w:rFonts w:ascii="Segoe UI Emoji" w:hAnsi="Segoe UI Emoji" w:cs="Segoe UI Emoji"/>
-          <w:b/>
-          <w:bCs/>
-          <w:lang w:val="en-GB"/>
-        </w:rPr>
-        <w:t xml:space="preserve">    }</w:t>
-      </w:r>
-    </w:p>
-    <w:p>
-      <w:pPr>
-        <w:rPr>
-          <w:rFonts w:ascii="Segoe UI Emoji" w:hAnsi="Segoe UI Emoji" w:cs="Segoe UI Emoji"/>
-          <w:b/>
-          <w:bCs/>
-          <w:lang w:val="en-GB"/>
-        </w:rPr>
-      </w:pPr>
-      <w:r>
-        <w:rPr>
-          <w:rFonts w:ascii="Segoe UI Emoji" w:hAnsi="Segoe UI Emoji" w:cs="Segoe UI Emoji"/>
-          <w:b/>
-          <w:bCs/>
-          <w:lang w:val="en-GB"/>
-        </w:rPr>
-        <w:t xml:space="preserve">    return </w:t>
-      </w:r>
-      <w:proofErr w:type="spellStart"/>
-      <w:r>
-        <w:rPr>
-          <w:rFonts w:ascii="Segoe UI Emoji" w:hAnsi="Segoe UI Emoji" w:cs="Segoe UI Emoji"/>
-          <w:b/>
-          <w:bCs/>
-          <w:lang w:val="en-GB"/>
-        </w:rPr>
-        <w:t>arr</w:t>
-      </w:r>
-      <w:proofErr w:type="spellEnd"/>
-    </w:p>
-    <w:p>
-      <w:pPr>
-        <w:rPr>
-          <w:rFonts w:ascii="Segoe UI Emoji" w:hAnsi="Segoe UI Emoji" w:cs="Segoe UI Emoji"/>
-          <w:b/>
-          <w:bCs/>
-        </w:rPr>
-      </w:pPr>
-      <w:r>
-        <w:rPr>
-          <w:rFonts w:ascii="Segoe UI Emoji" w:hAnsi="Segoe UI Emoji" w:cs="Segoe UI Emoji"/>
-          <w:b/>
-          <w:bCs/>
-        </w:rPr>
-        <w:t>}</w:t>
-      </w:r>
-    </w:p>
-    <w:p>
-      <w:pPr>
-        <w:rPr>
-          <w:rFonts w:ascii="Segoe UI Emoji" w:hAnsi="Segoe UI Emoji" w:cs="Segoe UI Emoji"/>
-          <w:b/>
-          <w:bCs/>
-        </w:rPr>
-      </w:pPr>
-      <w:r>
-        <w:rPr>
-          <w:rFonts w:ascii="Segoe UI Emoji" w:hAnsi="Segoe UI Emoji" w:cs="Segoe UI Emoji"/>
-          <w:b/>
-          <w:bCs/>
-        </w:rPr>
-        <w:pict w14:anchorId="21162C0B">
-          <v:rect id="_x0000_i1040" style="width:0;height:1.5pt" o:hralign="center" o:hrstd="t" o:hr="t" fillcolor="#a0a0a0" stroked="f"/>
-        </w:pict>
-      </w:r>
-    </w:p>
-    <w:p>
-      <w:pPr>
-        <w:rPr>
-          <w:rFonts w:ascii="Segoe UI Emoji" w:hAnsi="Segoe UI Emoji" w:cs="Segoe UI Emoji"/>
-          <w:b/>
-          <w:bCs/>
-        </w:rPr>
-      </w:pPr>
-      <w:r>
-        <w:rPr>
-          <w:rFonts w:ascii="Segoe UI Emoji" w:hAnsi="Segoe UI Emoji" w:cs="Segoe UI Emoji"/>
-          <w:b/>
-          <w:bCs/>
-        </w:rPr>
-        <w:t xml:space="preserve">⭐ 3) </w:t>
-      </w:r>
-      <w:proofErr w:type="spellStart"/>
-      <w:r>
-        <w:rPr>
-          <w:rFonts w:ascii="Segoe UI Emoji" w:hAnsi="Segoe UI Emoji" w:cs="Segoe UI Emoji"/>
-          <w:b/>
-          <w:bCs/>
-        </w:rPr>
-        <w:t>Stacking</w:t>
-      </w:r>
-      <w:proofErr w:type="spellEnd"/>
-      <w:r>
-        <w:rPr>
-          <w:rFonts w:ascii="Segoe UI Emoji" w:hAnsi="Segoe UI Emoji" w:cs="Segoe UI Emoji"/>
-          <w:b/>
-          <w:bCs/>
-        </w:rPr>
-        <w:t xml:space="preserve"> per MEDIA (il più semplice)</w:t>
-      </w:r>
-    </w:p>
-    <w:p>
-      <w:pPr>
-        <w:rPr>
-          <w:rFonts w:ascii="Segoe UI Emoji" w:hAnsi="Segoe UI Emoji" w:cs="Segoe UI Emoji"/>
-          <w:b/>
-          <w:bCs/>
-          <w:lang w:val="en-GB"/>
-        </w:rPr>
-      </w:pPr>
-      <w:r>
-        <w:rPr>
-          <w:rFonts w:ascii="Segoe UI Emoji" w:hAnsi="Segoe UI Emoji" w:cs="Segoe UI Emoji"/>
-          <w:b/>
-          <w:bCs/>
-          <w:lang w:val="en-GB"/>
-        </w:rPr>
-        <w:t xml:space="preserve">fun </w:t>
-      </w:r>
-      <w:proofErr w:type="spellStart"/>
-      <w:proofErr w:type="gramStart"/>
-      <w:r>
-        <w:rPr>
-          <w:rFonts w:ascii="Segoe UI Emoji" w:hAnsi="Segoe UI Emoji" w:cs="Segoe UI Emoji"/>
-          <w:b/>
-          <w:bCs/>
-          <w:lang w:val="en-GB"/>
-        </w:rPr>
-        <w:t>stackAverage</w:t>
-      </w:r>
-      <w:proofErr w:type="spellEnd"/>
-      <w:r>
-        <w:rPr>
-          <w:rFonts w:ascii="Segoe UI Emoji" w:hAnsi="Segoe UI Emoji" w:cs="Segoe UI Emoji"/>
-          <w:b/>
-          <w:bCs/>
-          <w:lang w:val="en-GB"/>
-        </w:rPr>
-        <w:t>(</w:t>
-      </w:r>
-      <w:proofErr w:type="gramEnd"/>
-      <w:r>
-        <w:rPr>
-          <w:rFonts w:ascii="Segoe UI Emoji" w:hAnsi="Segoe UI Emoji" w:cs="Segoe UI Emoji"/>
-          <w:b/>
-          <w:bCs/>
-          <w:lang w:val="en-GB"/>
-        </w:rPr>
-        <w:t>images: List&lt;Array&lt;</w:t>
-      </w:r>
-      <w:proofErr w:type="spellStart"/>
-      <w:r>
-        <w:rPr>
-          <w:rFonts w:ascii="Segoe UI Emoji" w:hAnsi="Segoe UI Emoji" w:cs="Segoe UI Emoji"/>
-          <w:b/>
-          <w:bCs/>
-          <w:lang w:val="en-GB"/>
-        </w:rPr>
-        <w:t>FloatArray</w:t>
-      </w:r>
-      <w:proofErr w:type="spellEnd"/>
-      <w:r>
-        <w:rPr>
-          <w:rFonts w:ascii="Segoe UI Emoji" w:hAnsi="Segoe UI Emoji" w:cs="Segoe UI Emoji"/>
-          <w:b/>
-          <w:bCs/>
-          <w:lang w:val="en-GB"/>
-        </w:rPr>
-        <w:t>&gt;&gt;): Array&lt;</w:t>
-      </w:r>
-      <w:proofErr w:type="spellStart"/>
-      <w:r>
-        <w:rPr>
-          <w:rFonts w:ascii="Segoe UI Emoji" w:hAnsi="Segoe UI Emoji" w:cs="Segoe UI Emoji"/>
-          <w:b/>
-          <w:bCs/>
-          <w:lang w:val="en-GB"/>
-        </w:rPr>
-        <w:t>FloatArray</w:t>
-      </w:r>
-      <w:proofErr w:type="spellEnd"/>
-      <w:r>
-        <w:rPr>
-          <w:rFonts w:ascii="Segoe UI Emoji" w:hAnsi="Segoe UI Emoji" w:cs="Segoe UI Emoji"/>
-          <w:b/>
-          <w:bCs/>
-          <w:lang w:val="en-GB"/>
-        </w:rPr>
-        <w:t>&gt; {</w:t>
-      </w:r>
-    </w:p>
-    <w:p>
-      <w:pPr>
-        <w:rPr>
-          <w:rFonts w:ascii="Segoe UI Emoji" w:hAnsi="Segoe UI Emoji" w:cs="Segoe UI Emoji"/>
-          <w:b/>
-          <w:bCs/>
-          <w:lang w:val="en-GB"/>
-        </w:rPr>
-      </w:pPr>
-      <w:r>
-        <w:rPr>
-          <w:rFonts w:ascii="Segoe UI Emoji" w:hAnsi="Segoe UI Emoji" w:cs="Segoe UI Emoji"/>
-          <w:b/>
-          <w:bCs/>
-          <w:lang w:val="en-GB"/>
-        </w:rPr>
-        <w:t xml:space="preserve">    </w:t>
-      </w:r>
-      <w:proofErr w:type="spellStart"/>
-      <w:r>
-        <w:rPr>
-          <w:rFonts w:ascii="Segoe UI Emoji" w:hAnsi="Segoe UI Emoji" w:cs="Segoe UI Emoji"/>
-          <w:b/>
-          <w:bCs/>
-          <w:lang w:val="en-GB"/>
-        </w:rPr>
-        <w:t>val</w:t>
-      </w:r>
-      <w:proofErr w:type="spellEnd"/>
-      <w:r>
-        <w:rPr>
-          <w:rFonts w:ascii="Segoe UI Emoji" w:hAnsi="Segoe UI Emoji" w:cs="Segoe UI Emoji"/>
-          <w:b/>
-          <w:bCs/>
-          <w:lang w:val="en-GB"/>
-        </w:rPr>
-        <w:t xml:space="preserve"> h = </w:t>
-      </w:r>
-      <w:proofErr w:type="gramStart"/>
-      <w:r>
-        <w:rPr>
-          <w:rFonts w:ascii="Segoe UI Emoji" w:hAnsi="Segoe UI Emoji" w:cs="Segoe UI Emoji"/>
-          <w:b/>
-          <w:bCs/>
-          <w:lang w:val="en-GB"/>
-        </w:rPr>
-        <w:t>images[</w:t>
-      </w:r>
-      <w:proofErr w:type="gramEnd"/>
-      <w:r>
-        <w:rPr>
-          <w:rFonts w:ascii="Segoe UI Emoji" w:hAnsi="Segoe UI Emoji" w:cs="Segoe UI Emoji"/>
-          <w:b/>
-          <w:bCs/>
-          <w:lang w:val="en-GB"/>
-        </w:rPr>
-        <w:t>0</w:t>
-      </w:r>
-      <w:proofErr w:type="gramStart"/>
-      <w:r>
-        <w:rPr>
-          <w:rFonts w:ascii="Segoe UI Emoji" w:hAnsi="Segoe UI Emoji" w:cs="Segoe UI Emoji"/>
-          <w:b/>
-          <w:bCs/>
-          <w:lang w:val="en-GB"/>
-        </w:rPr>
-        <w:t>].size</w:t>
-      </w:r>
-      <w:proofErr w:type="gramEnd"/>
-    </w:p>
-    <w:p>
-      <w:pPr>
-        <w:rPr>
-          <w:rFonts w:ascii="Segoe UI Emoji" w:hAnsi="Segoe UI Emoji" w:cs="Segoe UI Emoji"/>
-          <w:b/>
-          <w:bCs/>
-          <w:lang w:val="en-GB"/>
-        </w:rPr>
-      </w:pPr>
-      <w:r>
-        <w:rPr>
-          <w:rFonts w:ascii="Segoe UI Emoji" w:hAnsi="Segoe UI Emoji" w:cs="Segoe UI Emoji"/>
-          <w:b/>
-          <w:bCs/>
-          <w:lang w:val="en-GB"/>
-        </w:rPr>
-        <w:t xml:space="preserve">    </w:t>
-      </w:r>
-      <w:proofErr w:type="spellStart"/>
-      <w:r>
-        <w:rPr>
-          <w:rFonts w:ascii="Segoe UI Emoji" w:hAnsi="Segoe UI Emoji" w:cs="Segoe UI Emoji"/>
-          <w:b/>
-          <w:bCs/>
-          <w:lang w:val="en-GB"/>
-        </w:rPr>
-        <w:t>val</w:t>
-      </w:r>
-      <w:proofErr w:type="spellEnd"/>
-      <w:r>
-        <w:rPr>
-          <w:rFonts w:ascii="Segoe UI Emoji" w:hAnsi="Segoe UI Emoji" w:cs="Segoe UI Emoji"/>
-          <w:b/>
-          <w:bCs/>
-          <w:lang w:val="en-GB"/>
-        </w:rPr>
-        <w:t xml:space="preserve"> w = </w:t>
-      </w:r>
-      <w:proofErr w:type="gramStart"/>
-      <w:r>
-        <w:rPr>
-          <w:rFonts w:ascii="Segoe UI Emoji" w:hAnsi="Segoe UI Emoji" w:cs="Segoe UI Emoji"/>
-          <w:b/>
-          <w:bCs/>
-          <w:lang w:val="en-GB"/>
-        </w:rPr>
-        <w:t>images[</w:t>
-      </w:r>
-      <w:proofErr w:type="gramEnd"/>
-      <w:r>
-        <w:rPr>
-          <w:rFonts w:ascii="Segoe UI Emoji" w:hAnsi="Segoe UI Emoji" w:cs="Segoe UI Emoji"/>
-          <w:b/>
-          <w:bCs/>
-          <w:lang w:val="en-GB"/>
-        </w:rPr>
-        <w:t>0][0</w:t>
-      </w:r>
-      <w:proofErr w:type="gramStart"/>
-      <w:r>
-        <w:rPr>
-          <w:rFonts w:ascii="Segoe UI Emoji" w:hAnsi="Segoe UI Emoji" w:cs="Segoe UI Emoji"/>
-          <w:b/>
-          <w:bCs/>
-          <w:lang w:val="en-GB"/>
-        </w:rPr>
-        <w:t>].size</w:t>
-      </w:r>
-      <w:proofErr w:type="gramEnd"/>
-    </w:p>
-    <w:p>
-      <w:pPr>
-        <w:rPr>
-          <w:rFonts w:ascii="Segoe UI Emoji" w:hAnsi="Segoe UI Emoji" w:cs="Segoe UI Emoji"/>
-          <w:b/>
-          <w:bCs/>
-          <w:lang w:val="en-GB"/>
-        </w:rPr>
-      </w:pPr>
-      <w:r>
-        <w:rPr>
-          <w:rFonts w:ascii="Segoe UI Emoji" w:hAnsi="Segoe UI Emoji" w:cs="Segoe UI Emoji"/>
-          <w:b/>
-          <w:bCs/>
-          <w:lang w:val="en-GB"/>
-        </w:rPr>
-        <w:t xml:space="preserve">    </w:t>
-      </w:r>
-      <w:proofErr w:type="spellStart"/>
-      <w:r>
-        <w:rPr>
-          <w:rFonts w:ascii="Segoe UI Emoji" w:hAnsi="Segoe UI Emoji" w:cs="Segoe UI Emoji"/>
-          <w:b/>
-          <w:bCs/>
-          <w:lang w:val="en-GB"/>
-        </w:rPr>
-        <w:t>val</w:t>
-      </w:r>
-      <w:proofErr w:type="spellEnd"/>
-      <w:r>
-        <w:rPr>
-          <w:rFonts w:ascii="Segoe UI Emoji" w:hAnsi="Segoe UI Emoji" w:cs="Segoe UI Emoji"/>
-          <w:b/>
-          <w:bCs/>
-          <w:lang w:val="en-GB"/>
-        </w:rPr>
-        <w:t xml:space="preserve"> result = Array(h) </w:t>
-      </w:r>
-      <w:proofErr w:type="gramStart"/>
-      <w:r>
-        <w:rPr>
-          <w:rFonts w:ascii="Segoe UI Emoji" w:hAnsi="Segoe UI Emoji" w:cs="Segoe UI Emoji"/>
-          <w:b/>
-          <w:bCs/>
-          <w:lang w:val="en-GB"/>
-        </w:rPr>
-        <w:t xml:space="preserve">{ </w:t>
-      </w:r>
-      <w:proofErr w:type="spellStart"/>
-      <w:r>
-        <w:rPr>
-          <w:rFonts w:ascii="Segoe UI Emoji" w:hAnsi="Segoe UI Emoji" w:cs="Segoe UI Emoji"/>
-          <w:b/>
-          <w:bCs/>
-          <w:lang w:val="en-GB"/>
-        </w:rPr>
-        <w:t>FloatArray</w:t>
-      </w:r>
-      <w:proofErr w:type="spellEnd"/>
-      <w:proofErr w:type="gramEnd"/>
-      <w:r>
-        <w:rPr>
-          <w:rFonts w:ascii="Segoe UI Emoji" w:hAnsi="Segoe UI Emoji" w:cs="Segoe UI Emoji"/>
-          <w:b/>
-          <w:bCs/>
-          <w:lang w:val="en-GB"/>
-        </w:rPr>
-        <w:t>(w</w:t>
-      </w:r>
-      <w:proofErr w:type="gramStart"/>
-      <w:r>
-        <w:rPr>
-          <w:rFonts w:ascii="Segoe UI Emoji" w:hAnsi="Segoe UI Emoji" w:cs="Segoe UI Emoji"/>
-          <w:b/>
-          <w:bCs/>
-          <w:lang w:val="en-GB"/>
-        </w:rPr>
-        <w:t>) }</w:t>
-      </w:r>
-      <w:proofErr w:type="gramEnd"/>
-    </w:p>
-    <w:p>
-      <w:pPr>
-        <w:rPr>
-          <w:rFonts w:ascii="Segoe UI Emoji" w:hAnsi="Segoe UI Emoji" w:cs="Segoe UI Emoji"/>
-          <w:b/>
-          <w:bCs/>
-          <w:lang w:val="en-GB"/>
-        </w:rPr>
-      </w:pPr>
-    </w:p>
-    <w:p>
-      <w:pPr>
-        <w:rPr>
-          <w:rFonts w:ascii="Segoe UI Emoji" w:hAnsi="Segoe UI Emoji" w:cs="Segoe UI Emoji"/>
-          <w:b/>
-          <w:bCs/>
-          <w:lang w:val="en-GB"/>
-        </w:rPr>
-      </w:pPr>
-      <w:r>
-        <w:rPr>
-          <w:rFonts w:ascii="Segoe UI Emoji" w:hAnsi="Segoe UI Emoji" w:cs="Segoe UI Emoji"/>
-          <w:b/>
-          <w:bCs/>
-          <w:lang w:val="en-GB"/>
-        </w:rPr>
-        <w:t xml:space="preserve">    for (y in 0 until h) {</w:t>
-      </w:r>
-    </w:p>
-    <w:p>
-      <w:pPr>
-        <w:rPr>
-          <w:rFonts w:ascii="Segoe UI Emoji" w:hAnsi="Segoe UI Emoji" w:cs="Segoe UI Emoji"/>
-          <w:b/>
-          <w:bCs/>
-          <w:lang w:val="en-GB"/>
-        </w:rPr>
-      </w:pPr>
-      <w:r>
-        <w:rPr>
-          <w:rFonts w:ascii="Segoe UI Emoji" w:hAnsi="Segoe UI Emoji" w:cs="Segoe UI Emoji"/>
-          <w:b/>
-          <w:bCs/>
-          <w:lang w:val="en-GB"/>
-        </w:rPr>
-        <w:t xml:space="preserve">        for (x in 0 until w) {</w:t>
-      </w:r>
-    </w:p>
-    <w:p>
-      <w:pPr>
-        <w:rPr>
-          <w:rFonts w:ascii="Segoe UI Emoji" w:hAnsi="Segoe UI Emoji" w:cs="Segoe UI Emoji"/>
-          <w:b/>
-          <w:bCs/>
-          <w:lang w:val="en-GB"/>
-        </w:rPr>
-      </w:pPr>
-      <w:r>
-        <w:rPr>
-          <w:rFonts w:ascii="Segoe UI Emoji" w:hAnsi="Segoe UI Emoji" w:cs="Segoe UI Emoji"/>
-          <w:b/>
-          <w:bCs/>
-          <w:lang w:val="en-GB"/>
-        </w:rPr>
-        <w:t xml:space="preserve">            var sum = 0f</w:t>
-      </w:r>
-    </w:p>
-    <w:p>
-      <w:pPr>
-        <w:rPr>
-          <w:rFonts w:ascii="Segoe UI Emoji" w:hAnsi="Segoe UI Emoji" w:cs="Segoe UI Emoji"/>
-          <w:b/>
-          <w:bCs/>
-          <w:lang w:val="en-GB"/>
-        </w:rPr>
-      </w:pPr>
-      <w:r>
-        <w:rPr>
-          <w:rFonts w:ascii="Segoe UI Emoji" w:hAnsi="Segoe UI Emoji" w:cs="Segoe UI Emoji"/>
-          <w:b/>
-          <w:bCs/>
-          <w:lang w:val="en-GB"/>
-        </w:rPr>
-        <w:t xml:space="preserve">            for (</w:t>
-      </w:r>
-      <w:proofErr w:type="spellStart"/>
-      <w:r>
-        <w:rPr>
-          <w:rFonts w:ascii="Segoe UI Emoji" w:hAnsi="Segoe UI Emoji" w:cs="Segoe UI Emoji"/>
-          <w:b/>
-          <w:bCs/>
-          <w:lang w:val="en-GB"/>
-        </w:rPr>
-        <w:t>img</w:t>
-      </w:r>
-      <w:proofErr w:type="spellEnd"/>
-      <w:r>
-        <w:rPr>
-          <w:rFonts w:ascii="Segoe UI Emoji" w:hAnsi="Segoe UI Emoji" w:cs="Segoe UI Emoji"/>
-          <w:b/>
-          <w:bCs/>
-          <w:lang w:val="en-GB"/>
-        </w:rPr>
-        <w:t xml:space="preserve"> in images) {</w:t>
-      </w:r>
-    </w:p>
-    <w:p>
-      <w:pPr>
-        <w:rPr>
-          <w:rFonts w:ascii="Segoe UI Emoji" w:hAnsi="Segoe UI Emoji" w:cs="Segoe UI Emoji"/>
-          <w:b/>
-          <w:bCs/>
-          <w:lang w:val="es-ES"/>
-        </w:rPr>
-      </w:pPr>
-      <w:r>
-        <w:rPr>
-          <w:rFonts w:ascii="Segoe UI Emoji" w:hAnsi="Segoe UI Emoji" w:cs="Segoe UI Emoji"/>
-          <w:b/>
-          <w:bCs/>
-          <w:lang w:val="en-GB"/>
-        </w:rPr>
-        <w:lastRenderedPageBreak/>
-        <w:t xml:space="preserve">                </w:t>
-      </w:r>
-      <w:r>
-        <w:rPr>
-          <w:rFonts w:ascii="Segoe UI Emoji" w:hAnsi="Segoe UI Emoji" w:cs="Segoe UI Emoji"/>
-          <w:b/>
-          <w:bCs/>
-          <w:lang w:val="es-ES"/>
-        </w:rPr>
-        <w:t xml:space="preserve">sum += </w:t>
-      </w:r>
-      <w:proofErr w:type="spellStart"/>
-      <w:r>
-        <w:rPr>
-          <w:rFonts w:ascii="Segoe UI Emoji" w:hAnsi="Segoe UI Emoji" w:cs="Segoe UI Emoji"/>
-          <w:b/>
-          <w:bCs/>
-          <w:lang w:val="es-ES"/>
-        </w:rPr>
-        <w:t>img</w:t>
-      </w:r>
-      <w:proofErr w:type="spellEnd"/>
-      <w:r>
-        <w:rPr>
-          <w:rFonts w:ascii="Segoe UI Emoji" w:hAnsi="Segoe UI Emoji" w:cs="Segoe UI Emoji"/>
-          <w:b/>
-          <w:bCs/>
-          <w:lang w:val="es-ES"/>
-        </w:rPr>
-        <w:t>[y][x]</w:t>
-      </w:r>
-    </w:p>
-    <w:p>
-      <w:pPr>
-        <w:rPr>
-          <w:rFonts w:ascii="Segoe UI Emoji" w:hAnsi="Segoe UI Emoji" w:cs="Segoe UI Emoji"/>
-          <w:b/>
-          <w:bCs/>
-          <w:lang w:val="es-ES"/>
-        </w:rPr>
-      </w:pPr>
-      <w:r>
-        <w:rPr>
-          <w:rFonts w:ascii="Segoe UI Emoji" w:hAnsi="Segoe UI Emoji" w:cs="Segoe UI Emoji"/>
-          <w:b/>
-          <w:bCs/>
-          <w:lang w:val="es-ES"/>
-        </w:rPr>
-        <w:t xml:space="preserve">            }</w:t>
-      </w:r>
-    </w:p>
-    <w:p>
-      <w:pPr>
-        <w:rPr>
-          <w:rFonts w:ascii="Segoe UI Emoji" w:hAnsi="Segoe UI Emoji" w:cs="Segoe UI Emoji"/>
-          <w:b/>
-          <w:bCs/>
-          <w:lang w:val="es-ES"/>
-        </w:rPr>
-      </w:pPr>
-      <w:r>
-        <w:rPr>
-          <w:rFonts w:ascii="Segoe UI Emoji" w:hAnsi="Segoe UI Emoji" w:cs="Segoe UI Emoji"/>
-          <w:b/>
-          <w:bCs/>
-          <w:lang w:val="es-ES"/>
-        </w:rPr>
-        <w:t xml:space="preserve">            </w:t>
-      </w:r>
-      <w:proofErr w:type="spellStart"/>
-      <w:r>
-        <w:rPr>
-          <w:rFonts w:ascii="Segoe UI Emoji" w:hAnsi="Segoe UI Emoji" w:cs="Segoe UI Emoji"/>
-          <w:b/>
-          <w:bCs/>
-          <w:lang w:val="es-ES"/>
-        </w:rPr>
-        <w:t>result</w:t>
-      </w:r>
-      <w:proofErr w:type="spellEnd"/>
-      <w:r>
-        <w:rPr>
-          <w:rFonts w:ascii="Segoe UI Emoji" w:hAnsi="Segoe UI Emoji" w:cs="Segoe UI Emoji"/>
-          <w:b/>
-          <w:bCs/>
-          <w:lang w:val="es-ES"/>
-        </w:rPr>
-        <w:t xml:space="preserve">[y][x] = sum / </w:t>
-      </w:r>
-      <w:proofErr w:type="spellStart"/>
-      <w:proofErr w:type="gramStart"/>
-      <w:r>
-        <w:rPr>
-          <w:rFonts w:ascii="Segoe UI Emoji" w:hAnsi="Segoe UI Emoji" w:cs="Segoe UI Emoji"/>
-          <w:b/>
-          <w:bCs/>
-          <w:lang w:val="es-ES"/>
-        </w:rPr>
-        <w:t>images.size</w:t>
-      </w:r>
-      <w:proofErr w:type="spellEnd"/>
-      <w:proofErr w:type="gramEnd"/>
-    </w:p>
-    <w:p>
-      <w:pPr>
-        <w:rPr>
-          <w:rFonts w:ascii="Segoe UI Emoji" w:hAnsi="Segoe UI Emoji" w:cs="Segoe UI Emoji"/>
-          <w:b/>
-          <w:bCs/>
-          <w:lang w:val="es-ES"/>
-        </w:rPr>
-      </w:pPr>
-      <w:r>
-        <w:rPr>
-          <w:rFonts w:ascii="Segoe UI Emoji" w:hAnsi="Segoe UI Emoji" w:cs="Segoe UI Emoji"/>
-          <w:b/>
-          <w:bCs/>
-          <w:lang w:val="es-ES"/>
-        </w:rPr>
-        <w:t xml:space="preserve">        </w:t>
-      </w:r>
-      <w:r>
-        <w:rPr>
-          <w:rFonts w:ascii="Segoe UI Emoji" w:hAnsi="Segoe UI Emoji" w:cs="Segoe UI Emoji"/>
-          <w:b/>
-          <w:bCs/>
-          <w:lang w:val="es-ES"/>
-        </w:rPr>
-        <w:t>}</w:t>
-      </w:r>
-    </w:p>
-    <w:p>
-      <w:pPr>
-        <w:rPr>
-          <w:rFonts w:ascii="Segoe UI Emoji" w:hAnsi="Segoe UI Emoji" w:cs="Segoe UI Emoji"/>
-          <w:b/>
-          <w:bCs/>
-        </w:rPr>
-      </w:pPr>
-      <w:r>
-        <w:rPr>
-          <w:rFonts w:ascii="Segoe UI Emoji" w:hAnsi="Segoe UI Emoji" w:cs="Segoe UI Emoji"/>
-          <w:b/>
-          <w:bCs/>
-          <w:lang w:val="es-ES"/>
-        </w:rPr>
-        <w:t xml:space="preserve">    </w:t>
-      </w:r>
-      <w:r>
-        <w:rPr>
-          <w:rFonts w:ascii="Segoe UI Emoji" w:hAnsi="Segoe UI Emoji" w:cs="Segoe UI Emoji"/>
-          <w:b/>
-          <w:bCs/>
-        </w:rPr>
-        <w:t>}</w:t>
-      </w:r>
-    </w:p>
-    <w:p>
-      <w:pPr>
-        <w:rPr>
-          <w:rFonts w:ascii="Segoe UI Emoji" w:hAnsi="Segoe UI Emoji" w:cs="Segoe UI Emoji"/>
-          <w:b/>
-          <w:bCs/>
-        </w:rPr>
-      </w:pPr>
-      <w:r>
-        <w:rPr>
-          <w:rFonts w:ascii="Segoe UI Emoji" w:hAnsi="Segoe UI Emoji" w:cs="Segoe UI Emoji"/>
-          <w:b/>
-          <w:bCs/>
-        </w:rPr>
-        <w:t xml:space="preserve">    </w:t>
-      </w:r>
-      <w:proofErr w:type="spellStart"/>
-      <w:r>
-        <w:rPr>
-          <w:rFonts w:ascii="Segoe UI Emoji" w:hAnsi="Segoe UI Emoji" w:cs="Segoe UI Emoji"/>
-          <w:b/>
-          <w:bCs/>
-        </w:rPr>
-        <w:t>return</w:t>
-      </w:r>
-      <w:proofErr w:type="spellEnd"/>
-      <w:r>
-        <w:rPr>
-          <w:rFonts w:ascii="Segoe UI Emoji" w:hAnsi="Segoe UI Emoji" w:cs="Segoe UI Emoji"/>
-          <w:b/>
-          <w:bCs/>
-        </w:rPr>
-        <w:t xml:space="preserve"> </w:t>
-      </w:r>
-      <w:proofErr w:type="spellStart"/>
-      <w:r>
-        <w:rPr>
-          <w:rFonts w:ascii="Segoe UI Emoji" w:hAnsi="Segoe UI Emoji" w:cs="Segoe UI Emoji"/>
-          <w:b/>
-          <w:bCs/>
-        </w:rPr>
-        <w:t>result</w:t>
-      </w:r>
-      <w:proofErr w:type="spellEnd"/>
-    </w:p>
-    <w:p>
-      <w:pPr>
-        <w:rPr>
-          <w:rFonts w:ascii="Segoe UI Emoji" w:hAnsi="Segoe UI Emoji" w:cs="Segoe UI Emoji"/>
-          <w:b/>
-          <w:bCs/>
-        </w:rPr>
-      </w:pPr>
-      <w:r>
-        <w:rPr>
-          <w:rFonts w:ascii="Segoe UI Emoji" w:hAnsi="Segoe UI Emoji" w:cs="Segoe UI Emoji"/>
-          <w:b/>
-          <w:bCs/>
-        </w:rPr>
-        <w:t>}</w:t>
-      </w:r>
-    </w:p>
-    <w:p>
-      <w:pPr>
-        <w:rPr>
-          <w:rFonts w:ascii="Segoe UI Emoji" w:hAnsi="Segoe UI Emoji" w:cs="Segoe UI Emoji"/>
-          <w:b/>
-          <w:bCs/>
-        </w:rPr>
-      </w:pPr>
-      <w:r>
-        <w:rPr>
-          <w:rFonts w:ascii="Segoe UI Emoji" w:hAnsi="Segoe UI Emoji" w:cs="Segoe UI Emoji"/>
-          <w:b/>
-          <w:bCs/>
-        </w:rPr>
-        <w:pict w14:anchorId="6AA45E76">
-          <v:rect id="_x0000_i1041" style="width:0;height:1.5pt" o:hralign="center" o:hrstd="t" o:hr="t" fillcolor="#a0a0a0" stroked="f"/>
-        </w:pict>
-      </w:r>
-    </w:p>
-    <w:p>
-      <w:pPr>
-        <w:rPr>
-          <w:rFonts w:ascii="Segoe UI Emoji" w:hAnsi="Segoe UI Emoji" w:cs="Segoe UI Emoji"/>
-          <w:b/>
-          <w:bCs/>
-        </w:rPr>
-      </w:pPr>
-      <w:r>
-        <w:rPr>
-          <w:rFonts w:ascii="Segoe UI Emoji" w:hAnsi="Segoe UI Emoji" w:cs="Segoe UI Emoji"/>
-          <w:b/>
-          <w:bCs/>
-        </w:rPr>
-        <w:t xml:space="preserve">⭐⭐ 4) </w:t>
-      </w:r>
-      <w:proofErr w:type="spellStart"/>
-      <w:r>
-        <w:rPr>
-          <w:rFonts w:ascii="Segoe UI Emoji" w:hAnsi="Segoe UI Emoji" w:cs="Segoe UI Emoji"/>
-          <w:b/>
-          <w:bCs/>
-        </w:rPr>
-        <w:t>Stacking</w:t>
-      </w:r>
-      <w:proofErr w:type="spellEnd"/>
-      <w:r>
-        <w:rPr>
-          <w:rFonts w:ascii="Segoe UI Emoji" w:hAnsi="Segoe UI Emoji" w:cs="Segoe UI Emoji"/>
-          <w:b/>
-          <w:bCs/>
-        </w:rPr>
-        <w:t xml:space="preserve"> per MEDIANA (molto meglio per </w:t>
-      </w:r>
-      <w:proofErr w:type="spellStart"/>
-      <w:r>
-        <w:rPr>
-          <w:rFonts w:ascii="Segoe UI Emoji" w:hAnsi="Segoe UI Emoji" w:cs="Segoe UI Emoji"/>
-          <w:b/>
-          <w:bCs/>
-        </w:rPr>
-        <w:t>astrofoto</w:t>
-      </w:r>
-      <w:proofErr w:type="spellEnd"/>
-      <w:r>
-        <w:rPr>
-          <w:rFonts w:ascii="Segoe UI Emoji" w:hAnsi="Segoe UI Emoji" w:cs="Segoe UI Emoji"/>
-          <w:b/>
-          <w:bCs/>
-        </w:rPr>
-        <w:t>)</w:t>
-      </w:r>
-    </w:p>
-    <w:p>
-      <w:pPr>
-        <w:rPr>
-          <w:rFonts w:ascii="Segoe UI Emoji" w:hAnsi="Segoe UI Emoji" w:cs="Segoe UI Emoji"/>
-          <w:b/>
-          <w:bCs/>
-          <w:lang w:val="en-GB"/>
-        </w:rPr>
-      </w:pPr>
-      <w:r>
-        <w:rPr>
-          <w:rFonts w:ascii="Segoe UI Emoji" w:hAnsi="Segoe UI Emoji" w:cs="Segoe UI Emoji"/>
-          <w:b/>
-          <w:bCs/>
-          <w:lang w:val="en-GB"/>
-        </w:rPr>
-        <w:t xml:space="preserve">fun </w:t>
-      </w:r>
-      <w:proofErr w:type="spellStart"/>
-      <w:proofErr w:type="gramStart"/>
-      <w:r>
-        <w:rPr>
-          <w:rFonts w:ascii="Segoe UI Emoji" w:hAnsi="Segoe UI Emoji" w:cs="Segoe UI Emoji"/>
-          <w:b/>
-          <w:bCs/>
-          <w:lang w:val="en-GB"/>
-        </w:rPr>
-        <w:t>stackMedian</w:t>
-      </w:r>
-      <w:proofErr w:type="spellEnd"/>
-      <w:r>
-        <w:rPr>
-          <w:rFonts w:ascii="Segoe UI Emoji" w:hAnsi="Segoe UI Emoji" w:cs="Segoe UI Emoji"/>
-          <w:b/>
-          <w:bCs/>
-          <w:lang w:val="en-GB"/>
-        </w:rPr>
-        <w:t>(</w:t>
-      </w:r>
-      <w:proofErr w:type="gramEnd"/>
-      <w:r>
-        <w:rPr>
-          <w:rFonts w:ascii="Segoe UI Emoji" w:hAnsi="Segoe UI Emoji" w:cs="Segoe UI Emoji"/>
-          <w:b/>
-          <w:bCs/>
-          <w:lang w:val="en-GB"/>
-        </w:rPr>
-        <w:t>images: List&lt;Array&lt;</w:t>
-      </w:r>
-      <w:proofErr w:type="spellStart"/>
-      <w:r>
-        <w:rPr>
-          <w:rFonts w:ascii="Segoe UI Emoji" w:hAnsi="Segoe UI Emoji" w:cs="Segoe UI Emoji"/>
-          <w:b/>
-          <w:bCs/>
-          <w:lang w:val="en-GB"/>
-        </w:rPr>
-        <w:t>FloatArray</w:t>
-      </w:r>
-      <w:proofErr w:type="spellEnd"/>
-      <w:r>
-        <w:rPr>
-          <w:rFonts w:ascii="Segoe UI Emoji" w:hAnsi="Segoe UI Emoji" w:cs="Segoe UI Emoji"/>
-          <w:b/>
-          <w:bCs/>
-          <w:lang w:val="en-GB"/>
-        </w:rPr>
-        <w:t>&gt;&gt;): Array&lt;</w:t>
-      </w:r>
-      <w:proofErr w:type="spellStart"/>
-      <w:r>
-        <w:rPr>
-          <w:rFonts w:ascii="Segoe UI Emoji" w:hAnsi="Segoe UI Emoji" w:cs="Segoe UI Emoji"/>
-          <w:b/>
-          <w:bCs/>
-          <w:lang w:val="en-GB"/>
-        </w:rPr>
-        <w:t>FloatArray</w:t>
-      </w:r>
-      <w:proofErr w:type="spellEnd"/>
-      <w:r>
-        <w:rPr>
-          <w:rFonts w:ascii="Segoe UI Emoji" w:hAnsi="Segoe UI Emoji" w:cs="Segoe UI Emoji"/>
-          <w:b/>
-          <w:bCs/>
-          <w:lang w:val="en-GB"/>
-        </w:rPr>
-        <w:t>&gt; {</w:t>
-      </w:r>
-    </w:p>
-    <w:p>
-      <w:pPr>
-        <w:rPr>
-          <w:rFonts w:ascii="Segoe UI Emoji" w:hAnsi="Segoe UI Emoji" w:cs="Segoe UI Emoji"/>
-          <w:b/>
-          <w:bCs/>
-          <w:lang w:val="en-GB"/>
-        </w:rPr>
-      </w:pPr>
-      <w:r>
-        <w:rPr>
-          <w:rFonts w:ascii="Segoe UI Emoji" w:hAnsi="Segoe UI Emoji" w:cs="Segoe UI Emoji"/>
-          <w:b/>
-          <w:bCs/>
-          <w:lang w:val="en-GB"/>
-        </w:rPr>
-        <w:t xml:space="preserve">    </w:t>
-      </w:r>
-      <w:proofErr w:type="spellStart"/>
-      <w:r>
-        <w:rPr>
-          <w:rFonts w:ascii="Segoe UI Emoji" w:hAnsi="Segoe UI Emoji" w:cs="Segoe UI Emoji"/>
-          <w:b/>
-          <w:bCs/>
-          <w:lang w:val="en-GB"/>
-        </w:rPr>
-        <w:t>val</w:t>
-      </w:r>
-      <w:proofErr w:type="spellEnd"/>
-      <w:r>
-        <w:rPr>
-          <w:rFonts w:ascii="Segoe UI Emoji" w:hAnsi="Segoe UI Emoji" w:cs="Segoe UI Emoji"/>
-          <w:b/>
-          <w:bCs/>
-          <w:lang w:val="en-GB"/>
-        </w:rPr>
-        <w:t xml:space="preserve"> h = </w:t>
-      </w:r>
-      <w:proofErr w:type="gramStart"/>
-      <w:r>
-        <w:rPr>
-          <w:rFonts w:ascii="Segoe UI Emoji" w:hAnsi="Segoe UI Emoji" w:cs="Segoe UI Emoji"/>
-          <w:b/>
-          <w:bCs/>
-          <w:lang w:val="en-GB"/>
-        </w:rPr>
-        <w:t>images[</w:t>
-      </w:r>
-      <w:proofErr w:type="gramEnd"/>
-      <w:r>
-        <w:rPr>
-          <w:rFonts w:ascii="Segoe UI Emoji" w:hAnsi="Segoe UI Emoji" w:cs="Segoe UI Emoji"/>
-          <w:b/>
-          <w:bCs/>
-          <w:lang w:val="en-GB"/>
-        </w:rPr>
-        <w:t>0</w:t>
-      </w:r>
-      <w:proofErr w:type="gramStart"/>
-      <w:r>
-        <w:rPr>
-          <w:rFonts w:ascii="Segoe UI Emoji" w:hAnsi="Segoe UI Emoji" w:cs="Segoe UI Emoji"/>
-          <w:b/>
-          <w:bCs/>
-          <w:lang w:val="en-GB"/>
-        </w:rPr>
-        <w:t>].size</w:t>
-      </w:r>
-      <w:proofErr w:type="gramEnd"/>
-    </w:p>
-    <w:p>
-      <w:pPr>
-        <w:rPr>
-          <w:rFonts w:ascii="Segoe UI Emoji" w:hAnsi="Segoe UI Emoji" w:cs="Segoe UI Emoji"/>
-          <w:b/>
-          <w:bCs/>
-          <w:lang w:val="en-GB"/>
-        </w:rPr>
-      </w:pPr>
-      <w:r>
-        <w:rPr>
-          <w:rFonts w:ascii="Segoe UI Emoji" w:hAnsi="Segoe UI Emoji" w:cs="Segoe UI Emoji"/>
-          <w:b/>
-          <w:bCs/>
-          <w:lang w:val="en-GB"/>
-        </w:rPr>
-        <w:t xml:space="preserve">    </w:t>
-      </w:r>
-      <w:proofErr w:type="spellStart"/>
-      <w:r>
-        <w:rPr>
-          <w:rFonts w:ascii="Segoe UI Emoji" w:hAnsi="Segoe UI Emoji" w:cs="Segoe UI Emoji"/>
-          <w:b/>
-          <w:bCs/>
-          <w:lang w:val="en-GB"/>
-        </w:rPr>
-        <w:t>val</w:t>
-      </w:r>
-      <w:proofErr w:type="spellEnd"/>
-      <w:r>
-        <w:rPr>
-          <w:rFonts w:ascii="Segoe UI Emoji" w:hAnsi="Segoe UI Emoji" w:cs="Segoe UI Emoji"/>
-          <w:b/>
-          <w:bCs/>
-          <w:lang w:val="en-GB"/>
-        </w:rPr>
-        <w:t xml:space="preserve"> w = </w:t>
-      </w:r>
-      <w:proofErr w:type="gramStart"/>
-      <w:r>
-        <w:rPr>
-          <w:rFonts w:ascii="Segoe UI Emoji" w:hAnsi="Segoe UI Emoji" w:cs="Segoe UI Emoji"/>
-          <w:b/>
-          <w:bCs/>
-          <w:lang w:val="en-GB"/>
-        </w:rPr>
-        <w:t>images[</w:t>
-      </w:r>
-      <w:proofErr w:type="gramEnd"/>
-      <w:r>
-        <w:rPr>
-          <w:rFonts w:ascii="Segoe UI Emoji" w:hAnsi="Segoe UI Emoji" w:cs="Segoe UI Emoji"/>
-          <w:b/>
-          <w:bCs/>
-          <w:lang w:val="en-GB"/>
-        </w:rPr>
-        <w:t>0][0</w:t>
-      </w:r>
-      <w:proofErr w:type="gramStart"/>
-      <w:r>
-        <w:rPr>
-          <w:rFonts w:ascii="Segoe UI Emoji" w:hAnsi="Segoe UI Emoji" w:cs="Segoe UI Emoji"/>
-          <w:b/>
-          <w:bCs/>
-          <w:lang w:val="en-GB"/>
-        </w:rPr>
-        <w:t>].size</w:t>
-      </w:r>
-      <w:proofErr w:type="gramEnd"/>
-    </w:p>
-    <w:p>
-      <w:pPr>
-        <w:rPr>
-          <w:rFonts w:ascii="Segoe UI Emoji" w:hAnsi="Segoe UI Emoji" w:cs="Segoe UI Emoji"/>
-          <w:b/>
-          <w:bCs/>
-          <w:lang w:val="en-GB"/>
-        </w:rPr>
-      </w:pPr>
-      <w:r>
-        <w:rPr>
-          <w:rFonts w:ascii="Segoe UI Emoji" w:hAnsi="Segoe UI Emoji" w:cs="Segoe UI Emoji"/>
-          <w:b/>
-          <w:bCs/>
-          <w:lang w:val="en-GB"/>
-        </w:rPr>
-        <w:t xml:space="preserve">    </w:t>
-      </w:r>
-      <w:proofErr w:type="spellStart"/>
-      <w:r>
-        <w:rPr>
-          <w:rFonts w:ascii="Segoe UI Emoji" w:hAnsi="Segoe UI Emoji" w:cs="Segoe UI Emoji"/>
-          <w:b/>
-          <w:bCs/>
-          <w:lang w:val="en-GB"/>
-        </w:rPr>
-        <w:t>val</w:t>
-      </w:r>
-      <w:proofErr w:type="spellEnd"/>
-      <w:r>
-        <w:rPr>
-          <w:rFonts w:ascii="Segoe UI Emoji" w:hAnsi="Segoe UI Emoji" w:cs="Segoe UI Emoji"/>
-          <w:b/>
-          <w:bCs/>
-          <w:lang w:val="en-GB"/>
-        </w:rPr>
-        <w:t xml:space="preserve"> result = Array(h) </w:t>
-      </w:r>
-      <w:proofErr w:type="gramStart"/>
-      <w:r>
-        <w:rPr>
-          <w:rFonts w:ascii="Segoe UI Emoji" w:hAnsi="Segoe UI Emoji" w:cs="Segoe UI Emoji"/>
-          <w:b/>
-          <w:bCs/>
-          <w:lang w:val="en-GB"/>
-        </w:rPr>
-        <w:t xml:space="preserve">{ </w:t>
-      </w:r>
-      <w:proofErr w:type="spellStart"/>
-      <w:r>
-        <w:rPr>
-          <w:rFonts w:ascii="Segoe UI Emoji" w:hAnsi="Segoe UI Emoji" w:cs="Segoe UI Emoji"/>
-          <w:b/>
-          <w:bCs/>
-          <w:lang w:val="en-GB"/>
-        </w:rPr>
-        <w:t>FloatArray</w:t>
-      </w:r>
-      <w:proofErr w:type="spellEnd"/>
-      <w:proofErr w:type="gramEnd"/>
-      <w:r>
-        <w:rPr>
-          <w:rFonts w:ascii="Segoe UI Emoji" w:hAnsi="Segoe UI Emoji" w:cs="Segoe UI Emoji"/>
-          <w:b/>
-          <w:bCs/>
-          <w:lang w:val="en-GB"/>
-        </w:rPr>
-        <w:t>(w</w:t>
-      </w:r>
-      <w:proofErr w:type="gramStart"/>
-      <w:r>
-        <w:rPr>
-          <w:rFonts w:ascii="Segoe UI Emoji" w:hAnsi="Segoe UI Emoji" w:cs="Segoe UI Emoji"/>
-          <w:b/>
-          <w:bCs/>
-          <w:lang w:val="en-GB"/>
-        </w:rPr>
-        <w:t>) }</w:t>
-      </w:r>
-      <w:proofErr w:type="gramEnd"/>
-    </w:p>
-    <w:p>
-      <w:pPr>
-        <w:rPr>
-          <w:rFonts w:ascii="Segoe UI Emoji" w:hAnsi="Segoe UI Emoji" w:cs="Segoe UI Emoji"/>
-          <w:b/>
-          <w:bCs/>
-          <w:lang w:val="en-GB"/>
-        </w:rPr>
-      </w:pPr>
-    </w:p>
-    <w:p>
-      <w:pPr>
-        <w:rPr>
-          <w:rFonts w:ascii="Segoe UI Emoji" w:hAnsi="Segoe UI Emoji" w:cs="Segoe UI Emoji"/>
-          <w:b/>
-          <w:bCs/>
-          <w:lang w:val="en-GB"/>
-        </w:rPr>
-      </w:pPr>
-      <w:r>
-        <w:rPr>
-          <w:rFonts w:ascii="Segoe UI Emoji" w:hAnsi="Segoe UI Emoji" w:cs="Segoe UI Emoji"/>
-          <w:b/>
-          <w:bCs/>
-          <w:lang w:val="en-GB"/>
-        </w:rPr>
-        <w:t xml:space="preserve">    for (y in 0 until h) {</w:t>
-      </w:r>
-    </w:p>
-    <w:p>
-      <w:pPr>
-        <w:rPr>
-          <w:rFonts w:ascii="Segoe UI Emoji" w:hAnsi="Segoe UI Emoji" w:cs="Segoe UI Emoji"/>
-          <w:b/>
-          <w:bCs/>
-          <w:lang w:val="en-GB"/>
-        </w:rPr>
-      </w:pPr>
-      <w:r>
-        <w:rPr>
-          <w:rFonts w:ascii="Segoe UI Emoji" w:hAnsi="Segoe UI Emoji" w:cs="Segoe UI Emoji"/>
-          <w:b/>
-          <w:bCs/>
-          <w:lang w:val="en-GB"/>
-        </w:rPr>
-        <w:t xml:space="preserve">        for (x in 0 until w) {</w:t>
-      </w:r>
-    </w:p>
-    <w:p>
-      <w:pPr>
-        <w:rPr>
-          <w:rFonts w:ascii="Segoe UI Emoji" w:hAnsi="Segoe UI Emoji" w:cs="Segoe UI Emoji"/>
-          <w:b/>
-          <w:bCs/>
-          <w:lang w:val="en-GB"/>
-        </w:rPr>
-      </w:pPr>
-      <w:r>
-        <w:rPr>
-          <w:rFonts w:ascii="Segoe UI Emoji" w:hAnsi="Segoe UI Emoji" w:cs="Segoe UI Emoji"/>
-          <w:b/>
-          <w:bCs/>
-          <w:lang w:val="en-GB"/>
-        </w:rPr>
-        <w:t xml:space="preserve">            </w:t>
-      </w:r>
-      <w:proofErr w:type="spellStart"/>
-      <w:r>
-        <w:rPr>
-          <w:rFonts w:ascii="Segoe UI Emoji" w:hAnsi="Segoe UI Emoji" w:cs="Segoe UI Emoji"/>
-          <w:b/>
-          <w:bCs/>
-          <w:lang w:val="en-GB"/>
-        </w:rPr>
-        <w:t>val</w:t>
-      </w:r>
-      <w:proofErr w:type="spellEnd"/>
-      <w:r>
-        <w:rPr>
-          <w:rFonts w:ascii="Segoe UI Emoji" w:hAnsi="Segoe UI Emoji" w:cs="Segoe UI Emoji"/>
-          <w:b/>
-          <w:bCs/>
-          <w:lang w:val="en-GB"/>
-        </w:rPr>
-        <w:t xml:space="preserve"> values = </w:t>
-      </w:r>
-      <w:proofErr w:type="spellStart"/>
-      <w:r>
-        <w:rPr>
-          <w:rFonts w:ascii="Segoe UI Emoji" w:hAnsi="Segoe UI Emoji" w:cs="Segoe UI Emoji"/>
-          <w:b/>
-          <w:bCs/>
-          <w:lang w:val="en-GB"/>
-        </w:rPr>
-        <w:t>FloatArray</w:t>
-      </w:r>
-      <w:proofErr w:type="spellEnd"/>
-      <w:r>
-        <w:rPr>
-          <w:rFonts w:ascii="Segoe UI Emoji" w:hAnsi="Segoe UI Emoji" w:cs="Segoe UI Emoji"/>
-          <w:b/>
-          <w:bCs/>
-          <w:lang w:val="en-GB"/>
-        </w:rPr>
-        <w:t>(</w:t>
-      </w:r>
-      <w:proofErr w:type="spellStart"/>
-      <w:proofErr w:type="gramStart"/>
-      <w:r>
-        <w:rPr>
-          <w:rFonts w:ascii="Segoe UI Emoji" w:hAnsi="Segoe UI Emoji" w:cs="Segoe UI Emoji"/>
-          <w:b/>
-          <w:bCs/>
-          <w:lang w:val="en-GB"/>
-        </w:rPr>
-        <w:t>images.size</w:t>
-      </w:r>
-      <w:proofErr w:type="spellEnd"/>
-      <w:proofErr w:type="gramEnd"/>
-      <w:r>
-        <w:rPr>
-          <w:rFonts w:ascii="Segoe UI Emoji" w:hAnsi="Segoe UI Emoji" w:cs="Segoe UI Emoji"/>
-          <w:b/>
-          <w:bCs/>
-          <w:lang w:val="en-GB"/>
-        </w:rPr>
-        <w:t>)</w:t>
-      </w:r>
-    </w:p>
-    <w:p>
-      <w:pPr>
-        <w:rPr>
-          <w:rFonts w:ascii="Segoe UI Emoji" w:hAnsi="Segoe UI Emoji" w:cs="Segoe UI Emoji"/>
-          <w:b/>
-          <w:bCs/>
-          <w:lang w:val="en-GB"/>
-        </w:rPr>
-      </w:pPr>
-      <w:r>
-        <w:rPr>
-          <w:rFonts w:ascii="Segoe UI Emoji" w:hAnsi="Segoe UI Emoji" w:cs="Segoe UI Emoji"/>
-          <w:b/>
-          <w:bCs/>
-          <w:lang w:val="en-GB"/>
-        </w:rPr>
-        <w:t xml:space="preserve">            </w:t>
-      </w:r>
-      <w:r>
-        <w:rPr>
-          <w:rFonts w:ascii="Segoe UI Emoji" w:hAnsi="Segoe UI Emoji" w:cs="Segoe UI Emoji"/>
-          <w:b/>
-          <w:bCs/>
-          <w:lang w:val="en-GB"/>
-        </w:rPr>
-        <w:t>for (</w:t>
-      </w:r>
-      <w:proofErr w:type="spellStart"/>
-      <w:r>
-        <w:rPr>
-          <w:rFonts w:ascii="Segoe UI Emoji" w:hAnsi="Segoe UI Emoji" w:cs="Segoe UI Emoji"/>
-          <w:b/>
-          <w:bCs/>
-          <w:lang w:val="en-GB"/>
-        </w:rPr>
-        <w:t>i</w:t>
-      </w:r>
-      <w:proofErr w:type="spellEnd"/>
-      <w:r>
-        <w:rPr>
-          <w:rFonts w:ascii="Segoe UI Emoji" w:hAnsi="Segoe UI Emoji" w:cs="Segoe UI Emoji"/>
-          <w:b/>
-          <w:bCs/>
-          <w:lang w:val="en-GB"/>
-        </w:rPr>
-        <w:t xml:space="preserve"> in </w:t>
-      </w:r>
-      <w:proofErr w:type="spellStart"/>
-      <w:proofErr w:type="gramStart"/>
-      <w:r>
-        <w:rPr>
-          <w:rFonts w:ascii="Segoe UI Emoji" w:hAnsi="Segoe UI Emoji" w:cs="Segoe UI Emoji"/>
-          <w:b/>
-          <w:bCs/>
-          <w:lang w:val="en-GB"/>
-        </w:rPr>
-        <w:t>images.indices</w:t>
-      </w:r>
-      <w:proofErr w:type="spellEnd"/>
-      <w:proofErr w:type="gramEnd"/>
-      <w:r>
-        <w:rPr>
-          <w:rFonts w:ascii="Segoe UI Emoji" w:hAnsi="Segoe UI Emoji" w:cs="Segoe UI Emoji"/>
-          <w:b/>
-          <w:bCs/>
-          <w:lang w:val="en-GB"/>
-        </w:rPr>
-        <w:t>) {</w:t>
-      </w:r>
-    </w:p>
-    <w:p>
-      <w:pPr>
-        <w:rPr>
-          <w:rFonts w:ascii="Segoe UI Emoji" w:hAnsi="Segoe UI Emoji" w:cs="Segoe UI Emoji"/>
-          <w:b/>
-          <w:bCs/>
-          <w:lang w:val="en-GB"/>
-        </w:rPr>
-      </w:pPr>
-      <w:r>
-        <w:rPr>
-          <w:rFonts w:ascii="Segoe UI Emoji" w:hAnsi="Segoe UI Emoji" w:cs="Segoe UI Emoji"/>
-          <w:b/>
-          <w:bCs/>
-          <w:lang w:val="en-GB"/>
-        </w:rPr>
-        <w:t xml:space="preserve">                values[</w:t>
-      </w:r>
-      <w:proofErr w:type="spellStart"/>
-      <w:r>
-        <w:rPr>
-          <w:rFonts w:ascii="Segoe UI Emoji" w:hAnsi="Segoe UI Emoji" w:cs="Segoe UI Emoji"/>
-          <w:b/>
-          <w:bCs/>
-          <w:lang w:val="en-GB"/>
-        </w:rPr>
-        <w:t>i</w:t>
-      </w:r>
-      <w:proofErr w:type="spellEnd"/>
-      <w:r>
-        <w:rPr>
-          <w:rFonts w:ascii="Segoe UI Emoji" w:hAnsi="Segoe UI Emoji" w:cs="Segoe UI Emoji"/>
-          <w:b/>
-          <w:bCs/>
-          <w:lang w:val="en-GB"/>
-        </w:rPr>
-        <w:t>] = images[</w:t>
-      </w:r>
-      <w:proofErr w:type="spellStart"/>
-      <w:r>
-        <w:rPr>
-          <w:rFonts w:ascii="Segoe UI Emoji" w:hAnsi="Segoe UI Emoji" w:cs="Segoe UI Emoji"/>
-          <w:b/>
-          <w:bCs/>
-          <w:lang w:val="en-GB"/>
-        </w:rPr>
-        <w:t>i</w:t>
-      </w:r>
-      <w:proofErr w:type="spellEnd"/>
-      <w:r>
-        <w:rPr>
-          <w:rFonts w:ascii="Segoe UI Emoji" w:hAnsi="Segoe UI Emoji" w:cs="Segoe UI Emoji"/>
-          <w:b/>
-          <w:bCs/>
-          <w:lang w:val="en-GB"/>
-        </w:rPr>
-        <w:t>][x][y]</w:t>
-      </w:r>
-    </w:p>
-    <w:p>
-      <w:pPr>
-        <w:rPr>
-          <w:rFonts w:ascii="Segoe UI Emoji" w:hAnsi="Segoe UI Emoji" w:cs="Segoe UI Emoji"/>
-          <w:b/>
-          <w:bCs/>
-          <w:lang w:val="en-GB"/>
-        </w:rPr>
-      </w:pPr>
-      <w:r>
-        <w:rPr>
-          <w:rFonts w:ascii="Segoe UI Emoji" w:hAnsi="Segoe UI Emoji" w:cs="Segoe UI Emoji"/>
-          <w:b/>
-          <w:bCs/>
-          <w:lang w:val="en-GB"/>
-        </w:rPr>
-        <w:t xml:space="preserve">            }</w:t>
-      </w:r>
-    </w:p>
-    <w:p>
-      <w:pPr>
-        <w:rPr>
-          <w:rFonts w:ascii="Segoe UI Emoji" w:hAnsi="Segoe UI Emoji" w:cs="Segoe UI Emoji"/>
-          <w:b/>
-          <w:bCs/>
-          <w:lang w:val="en-GB"/>
-        </w:rPr>
-      </w:pPr>
-      <w:r>
-        <w:rPr>
-          <w:rFonts w:ascii="Segoe UI Emoji" w:hAnsi="Segoe UI Emoji" w:cs="Segoe UI Emoji"/>
-          <w:b/>
-          <w:bCs/>
-          <w:lang w:val="en-GB"/>
-        </w:rPr>
-        <w:t xml:space="preserve">            </w:t>
-      </w:r>
-      <w:proofErr w:type="spellStart"/>
-      <w:proofErr w:type="gramStart"/>
-      <w:r>
-        <w:rPr>
-          <w:rFonts w:ascii="Segoe UI Emoji" w:hAnsi="Segoe UI Emoji" w:cs="Segoe UI Emoji"/>
-          <w:b/>
-          <w:bCs/>
-          <w:lang w:val="en-GB"/>
-        </w:rPr>
-        <w:t>values.sort</w:t>
-      </w:r>
-      <w:proofErr w:type="spellEnd"/>
-      <w:proofErr w:type="gramEnd"/>
-      <w:r>
-        <w:rPr>
-          <w:rFonts w:ascii="Segoe UI Emoji" w:hAnsi="Segoe UI Emoji" w:cs="Segoe UI Emoji"/>
-          <w:b/>
-          <w:bCs/>
-          <w:lang w:val="en-GB"/>
-        </w:rPr>
-        <w:t>()</w:t>
-      </w:r>
-    </w:p>
-    <w:p>
-      <w:pPr>
-        <w:rPr>
-          <w:rFonts w:ascii="Segoe UI Emoji" w:hAnsi="Segoe UI Emoji" w:cs="Segoe UI Emoji"/>
-          <w:b/>
-          <w:bCs/>
-          <w:lang w:val="en-GB"/>
-        </w:rPr>
-      </w:pPr>
-      <w:r>
-        <w:rPr>
-          <w:rFonts w:ascii="Segoe UI Emoji" w:hAnsi="Segoe UI Emoji" w:cs="Segoe UI Emoji"/>
-          <w:b/>
-          <w:bCs/>
-          <w:lang w:val="en-GB"/>
-        </w:rPr>
-        <w:t xml:space="preserve">            result[y][x] = </w:t>
-      </w:r>
-      <w:proofErr w:type="gramStart"/>
-      <w:r>
-        <w:rPr>
-          <w:rFonts w:ascii="Segoe UI Emoji" w:hAnsi="Segoe UI Emoji" w:cs="Segoe UI Emoji"/>
-          <w:b/>
-          <w:bCs/>
-          <w:lang w:val="en-GB"/>
-        </w:rPr>
-        <w:t>values[</w:t>
-      </w:r>
-      <w:proofErr w:type="spellStart"/>
-      <w:r>
-        <w:rPr>
-          <w:rFonts w:ascii="Segoe UI Emoji" w:hAnsi="Segoe UI Emoji" w:cs="Segoe UI Emoji"/>
-          <w:b/>
-          <w:bCs/>
-          <w:lang w:val="en-GB"/>
-        </w:rPr>
-        <w:t>values.size</w:t>
-      </w:r>
-      <w:proofErr w:type="spellEnd"/>
-      <w:proofErr w:type="gramEnd"/>
-      <w:r>
-        <w:rPr>
-          <w:rFonts w:ascii="Segoe UI Emoji" w:hAnsi="Segoe UI Emoji" w:cs="Segoe UI Emoji"/>
-          <w:b/>
-          <w:bCs/>
-          <w:lang w:val="en-GB"/>
-        </w:rPr>
-        <w:t xml:space="preserve"> / 2]</w:t>
-      </w:r>
-    </w:p>
-    <w:p>
-      <w:pPr>
-        <w:rPr>
-          <w:rFonts w:ascii="Segoe UI Emoji" w:hAnsi="Segoe UI Emoji" w:cs="Segoe UI Emoji"/>
-          <w:b/>
-          <w:bCs/>
-          <w:lang w:val="en-GB"/>
-        </w:rPr>
-      </w:pPr>
-      <w:r>
-        <w:rPr>
-          <w:rFonts w:ascii="Segoe UI Emoji" w:hAnsi="Segoe UI Emoji" w:cs="Segoe UI Emoji"/>
-          <w:b/>
-          <w:bCs/>
-          <w:lang w:val="en-GB"/>
-        </w:rPr>
-        <w:t xml:space="preserve">        }</w:t>
-      </w:r>
-    </w:p>
-    <w:p>
-      <w:pPr>
-        <w:rPr>
-          <w:rFonts w:ascii="Segoe UI Emoji" w:hAnsi="Segoe UI Emoji" w:cs="Segoe UI Emoji"/>
-          <w:b/>
-          <w:bCs/>
-          <w:lang w:val="en-GB"/>
-        </w:rPr>
-      </w:pPr>
-      <w:r>
-        <w:rPr>
-          <w:rFonts w:ascii="Segoe UI Emoji" w:hAnsi="Segoe UI Emoji" w:cs="Segoe UI Emoji"/>
-          <w:b/>
-          <w:bCs/>
-          <w:lang w:val="en-GB"/>
-        </w:rPr>
-        <w:t xml:space="preserve">    }</w:t>
-      </w:r>
-    </w:p>
-    <w:p>
-      <w:pPr>
-        <w:rPr>
-          <w:rFonts w:ascii="Segoe UI Emoji" w:hAnsi="Segoe UI Emoji" w:cs="Segoe UI Emoji"/>
-          <w:b/>
-          <w:bCs/>
-          <w:lang w:val="en-GB"/>
-        </w:rPr>
-      </w:pPr>
-      <w:r>
-        <w:rPr>
-          <w:rFonts w:ascii="Segoe UI Emoji" w:hAnsi="Segoe UI Emoji" w:cs="Segoe UI Emoji"/>
-          <w:b/>
-          <w:bCs/>
-          <w:lang w:val="en-GB"/>
-        </w:rPr>
-        <w:t xml:space="preserve">    return result</w:t>
-      </w:r>
-    </w:p>
-    <w:p>
-      <w:pPr>
-        <w:rPr>
-          <w:rFonts w:ascii="Segoe UI Emoji" w:hAnsi="Segoe UI Emoji" w:cs="Segoe UI Emoji"/>
-          <w:b/>
-          <w:bCs/>
-        </w:rPr>
-      </w:pPr>
-      <w:r>
-        <w:rPr>
-          <w:rFonts w:ascii="Segoe UI Emoji" w:hAnsi="Segoe UI Emoji" w:cs="Segoe UI Emoji"/>
-          <w:b/>
-          <w:bCs/>
-        </w:rPr>
-        <w:t>}</w:t>
-      </w:r>
-    </w:p>
-    <w:p>
-      <w:pPr>
-        <w:rPr>
-          <w:rFonts w:ascii="Segoe UI Emoji" w:hAnsi="Segoe UI Emoji" w:cs="Segoe UI Emoji"/>
-          <w:b/>
-          <w:bCs/>
-        </w:rPr>
-      </w:pPr>
-      <w:r>
-        <w:rPr>
-          <w:rFonts w:ascii="Segoe UI Emoji" w:hAnsi="Segoe UI Emoji" w:cs="Segoe UI Emoji"/>
-          <w:b/>
-          <w:bCs/>
-        </w:rPr>
-        <w:pict w14:anchorId="3EC8C51C">
+        <w:pict w14:anchorId="373EA0C2">
           <v:rect id="_x0000_i1042" style="width:0;height:1.5pt" o:hralign="center" o:hrstd="t" o:hr="t" fillcolor="#a0a0a0" stroked="f"/>
         </w:pict>
       </w:r>
@@ -6619,45 +6727,274 @@
           <w:rFonts w:ascii="Segoe UI Emoji" w:hAnsi="Segoe UI Emoji" w:cs="Segoe UI Emoji"/>
           <w:b/>
           <w:bCs/>
-        </w:rPr>
-      </w:pPr>
-      <w:r>
-        <w:rPr>
-          <w:rFonts w:ascii="Segoe UI Emoji" w:hAnsi="Segoe UI Emoji" w:cs="Segoe UI Emoji"/>
-          <w:b/>
-          <w:bCs/>
-        </w:rPr>
-        <w:t>⭐⭐⭐ 5) Ricostruire un Bitmap finale</w:t>
-      </w:r>
-    </w:p>
-    <w:p>
-      <w:pPr>
-        <w:rPr>
-          <w:rFonts w:ascii="Segoe UI Emoji" w:hAnsi="Segoe UI Emoji" w:cs="Segoe UI Emoji"/>
-          <w:b/>
-          <w:bCs/>
-        </w:rPr>
-      </w:pPr>
-      <w:proofErr w:type="spellStart"/>
-      <w:r>
-        <w:rPr>
-          <w:rFonts w:ascii="Segoe UI Emoji" w:hAnsi="Segoe UI Emoji" w:cs="Segoe UI Emoji"/>
-          <w:b/>
-          <w:bCs/>
-        </w:rPr>
-        <w:t>fun</w:t>
-      </w:r>
-      <w:proofErr w:type="spellEnd"/>
-      <w:r>
-        <w:rPr>
-          <w:rFonts w:ascii="Segoe UI Emoji" w:hAnsi="Segoe UI Emoji" w:cs="Segoe UI Emoji"/>
-          <w:b/>
-          <w:bCs/>
+          <w:lang w:val="en-GB"/>
+        </w:rPr>
+      </w:pPr>
+      <w:r>
+        <w:rPr>
+          <w:rFonts w:ascii="Segoe UI Emoji" w:hAnsi="Segoe UI Emoji" w:cs="Segoe UI Emoji"/>
+          <w:b/>
+          <w:bCs/>
+        </w:rPr>
+        <w:t>🚀</w:t>
+      </w:r>
+      <w:r>
+        <w:rPr>
+          <w:rFonts w:ascii="Segoe UI Emoji" w:hAnsi="Segoe UI Emoji" w:cs="Segoe UI Emoji"/>
+          <w:b/>
+          <w:bCs/>
+          <w:lang w:val="en-GB"/>
+        </w:rPr>
+        <w:t xml:space="preserve"> 6) Workflow </w:t>
+      </w:r>
+      <w:proofErr w:type="spellStart"/>
+      <w:r>
+        <w:rPr>
+          <w:rFonts w:ascii="Segoe UI Emoji" w:hAnsi="Segoe UI Emoji" w:cs="Segoe UI Emoji"/>
+          <w:b/>
+          <w:bCs/>
+          <w:lang w:val="en-GB"/>
+        </w:rPr>
+        <w:t>completo</w:t>
+      </w:r>
+      <w:proofErr w:type="spellEnd"/>
+    </w:p>
+    <w:p>
+      <w:pPr>
+        <w:rPr>
+          <w:rFonts w:ascii="Segoe UI Emoji" w:hAnsi="Segoe UI Emoji" w:cs="Segoe UI Emoji"/>
+          <w:b/>
+          <w:bCs/>
+          <w:lang w:val="en-GB"/>
+        </w:rPr>
+      </w:pPr>
+      <w:proofErr w:type="spellStart"/>
+      <w:r>
+        <w:rPr>
+          <w:rFonts w:ascii="Segoe UI Emoji" w:hAnsi="Segoe UI Emoji" w:cs="Segoe UI Emoji"/>
+          <w:b/>
+          <w:bCs/>
+          <w:lang w:val="en-GB"/>
+        </w:rPr>
+        <w:t>val</w:t>
+      </w:r>
+      <w:proofErr w:type="spellEnd"/>
+      <w:r>
+        <w:rPr>
+          <w:rFonts w:ascii="Segoe UI Emoji" w:hAnsi="Segoe UI Emoji" w:cs="Segoe UI Emoji"/>
+          <w:b/>
+          <w:bCs/>
+          <w:lang w:val="en-GB"/>
+        </w:rPr>
+        <w:t xml:space="preserve"> bitmaps = </w:t>
+      </w:r>
+      <w:proofErr w:type="spellStart"/>
+      <w:r>
+        <w:rPr>
+          <w:rFonts w:ascii="Segoe UI Emoji" w:hAnsi="Segoe UI Emoji" w:cs="Segoe UI Emoji"/>
+          <w:b/>
+          <w:bCs/>
+          <w:lang w:val="en-GB"/>
+        </w:rPr>
+        <w:t>loadBitmapsFromFolder</w:t>
+      </w:r>
+      <w:proofErr w:type="spellEnd"/>
+      <w:r>
+        <w:rPr>
+          <w:rFonts w:ascii="Segoe UI Emoji" w:hAnsi="Segoe UI Emoji" w:cs="Segoe UI Emoji"/>
+          <w:b/>
+          <w:bCs/>
+          <w:lang w:val="en-GB"/>
+        </w:rPr>
+        <w:t>(context, "DCIM/CameraX")</w:t>
+      </w:r>
+    </w:p>
+    <w:p>
+      <w:pPr>
+        <w:rPr>
+          <w:rFonts w:ascii="Segoe UI Emoji" w:hAnsi="Segoe UI Emoji" w:cs="Segoe UI Emoji"/>
+          <w:b/>
+          <w:bCs/>
+          <w:lang w:val="en-GB"/>
+        </w:rPr>
+      </w:pPr>
+      <w:proofErr w:type="spellStart"/>
+      <w:r>
+        <w:rPr>
+          <w:rFonts w:ascii="Segoe UI Emoji" w:hAnsi="Segoe UI Emoji" w:cs="Segoe UI Emoji"/>
+          <w:b/>
+          <w:bCs/>
+          <w:lang w:val="en-GB"/>
+        </w:rPr>
+        <w:t>val</w:t>
+      </w:r>
+      <w:proofErr w:type="spellEnd"/>
+      <w:r>
+        <w:rPr>
+          <w:rFonts w:ascii="Segoe UI Emoji" w:hAnsi="Segoe UI Emoji" w:cs="Segoe UI Emoji"/>
+          <w:b/>
+          <w:bCs/>
+          <w:lang w:val="en-GB"/>
+        </w:rPr>
+        <w:t xml:space="preserve"> arrays = </w:t>
+      </w:r>
+      <w:proofErr w:type="spellStart"/>
+      <w:r>
+        <w:rPr>
+          <w:rFonts w:ascii="Segoe UI Emoji" w:hAnsi="Segoe UI Emoji" w:cs="Segoe UI Emoji"/>
+          <w:b/>
+          <w:bCs/>
+          <w:lang w:val="en-GB"/>
+        </w:rPr>
+        <w:t>bitmaps.map</w:t>
+      </w:r>
+      <w:proofErr w:type="spellEnd"/>
+      <w:r>
+        <w:rPr>
+          <w:rFonts w:ascii="Segoe UI Emoji" w:hAnsi="Segoe UI Emoji" w:cs="Segoe UI Emoji"/>
+          <w:b/>
+          <w:bCs/>
+          <w:lang w:val="en-GB"/>
+        </w:rPr>
+        <w:t xml:space="preserve"> { </w:t>
+      </w:r>
+      <w:proofErr w:type="spellStart"/>
+      <w:r>
+        <w:rPr>
+          <w:rFonts w:ascii="Segoe UI Emoji" w:hAnsi="Segoe UI Emoji" w:cs="Segoe UI Emoji"/>
+          <w:b/>
+          <w:bCs/>
+          <w:lang w:val="en-GB"/>
+        </w:rPr>
+        <w:t>bitmapToFloatArray</w:t>
+      </w:r>
+      <w:proofErr w:type="spellEnd"/>
+      <w:r>
+        <w:rPr>
+          <w:rFonts w:ascii="Segoe UI Emoji" w:hAnsi="Segoe UI Emoji" w:cs="Segoe UI Emoji"/>
+          <w:b/>
+          <w:bCs/>
+          <w:lang w:val="en-GB"/>
+        </w:rPr>
+        <w:t>(it) }</w:t>
+      </w:r>
+    </w:p>
+    <w:p>
+      <w:pPr>
+        <w:rPr>
+          <w:rFonts w:ascii="Segoe UI Emoji" w:hAnsi="Segoe UI Emoji" w:cs="Segoe UI Emoji"/>
+          <w:b/>
+          <w:bCs/>
+          <w:lang w:val="en-GB"/>
+        </w:rPr>
+      </w:pPr>
+      <w:proofErr w:type="spellStart"/>
+      <w:r>
+        <w:rPr>
+          <w:rFonts w:ascii="Segoe UI Emoji" w:hAnsi="Segoe UI Emoji" w:cs="Segoe UI Emoji"/>
+          <w:b/>
+          <w:bCs/>
+          <w:lang w:val="en-GB"/>
+        </w:rPr>
+        <w:t>val</w:t>
+      </w:r>
+      <w:proofErr w:type="spellEnd"/>
+      <w:r>
+        <w:rPr>
+          <w:rFonts w:ascii="Segoe UI Emoji" w:hAnsi="Segoe UI Emoji" w:cs="Segoe UI Emoji"/>
+          <w:b/>
+          <w:bCs/>
+          <w:lang w:val="en-GB"/>
+        </w:rPr>
+        <w:t xml:space="preserve"> stacked = </w:t>
+      </w:r>
+      <w:proofErr w:type="spellStart"/>
+      <w:r>
+        <w:rPr>
+          <w:rFonts w:ascii="Segoe UI Emoji" w:hAnsi="Segoe UI Emoji" w:cs="Segoe UI Emoji"/>
+          <w:b/>
+          <w:bCs/>
+          <w:lang w:val="en-GB"/>
+        </w:rPr>
+        <w:t>stackMedian</w:t>
+      </w:r>
+      <w:proofErr w:type="spellEnd"/>
+      <w:r>
+        <w:rPr>
+          <w:rFonts w:ascii="Segoe UI Emoji" w:hAnsi="Segoe UI Emoji" w:cs="Segoe UI Emoji"/>
+          <w:b/>
+          <w:bCs/>
+          <w:lang w:val="en-GB"/>
+        </w:rPr>
+        <w:t xml:space="preserve">(arrays)   // </w:t>
+      </w:r>
+      <w:proofErr w:type="spellStart"/>
+      <w:r>
+        <w:rPr>
+          <w:rFonts w:ascii="Segoe UI Emoji" w:hAnsi="Segoe UI Emoji" w:cs="Segoe UI Emoji"/>
+          <w:b/>
+          <w:bCs/>
+          <w:lang w:val="en-GB"/>
+        </w:rPr>
+        <w:t>oppure</w:t>
+      </w:r>
+      <w:proofErr w:type="spellEnd"/>
+      <w:r>
+        <w:rPr>
+          <w:rFonts w:ascii="Segoe UI Emoji" w:hAnsi="Segoe UI Emoji" w:cs="Segoe UI Emoji"/>
+          <w:b/>
+          <w:bCs/>
+          <w:lang w:val="en-GB"/>
         </w:rPr>
         <w:t xml:space="preserve"> </w:t>
       </w:r>
       <w:proofErr w:type="spellStart"/>
-      <w:proofErr w:type="gramStart"/>
+      <w:r>
+        <w:rPr>
+          <w:rFonts w:ascii="Segoe UI Emoji" w:hAnsi="Segoe UI Emoji" w:cs="Segoe UI Emoji"/>
+          <w:b/>
+          <w:bCs/>
+          <w:lang w:val="en-GB"/>
+        </w:rPr>
+        <w:t>stackAverage</w:t>
+      </w:r>
+      <w:proofErr w:type="spellEnd"/>
+    </w:p>
+    <w:p>
+      <w:pPr>
+        <w:rPr>
+          <w:rFonts w:ascii="Segoe UI Emoji" w:hAnsi="Segoe UI Emoji" w:cs="Segoe UI Emoji"/>
+          <w:b/>
+          <w:bCs/>
+        </w:rPr>
+      </w:pPr>
+      <w:r>
+        <w:rPr>
+          <w:rFonts w:ascii="Segoe UI Emoji" w:hAnsi="Segoe UI Emoji" w:cs="Segoe UI Emoji"/>
+          <w:b/>
+          <w:bCs/>
+        </w:rPr>
+        <w:t xml:space="preserve">val </w:t>
+      </w:r>
+      <w:proofErr w:type="spellStart"/>
+      <w:r>
+        <w:rPr>
+          <w:rFonts w:ascii="Segoe UI Emoji" w:hAnsi="Segoe UI Emoji" w:cs="Segoe UI Emoji"/>
+          <w:b/>
+          <w:bCs/>
+        </w:rPr>
+        <w:t>finalBitmap</w:t>
+      </w:r>
+      <w:proofErr w:type="spellEnd"/>
+      <w:r>
+        <w:rPr>
+          <w:rFonts w:ascii="Segoe UI Emoji" w:hAnsi="Segoe UI Emoji" w:cs="Segoe UI Emoji"/>
+          <w:b/>
+          <w:bCs/>
+        </w:rPr>
+        <w:t xml:space="preserve"> = </w:t>
+      </w:r>
+      <w:proofErr w:type="spellStart"/>
       <w:r>
         <w:rPr>
           <w:rFonts w:ascii="Segoe UI Emoji" w:hAnsi="Segoe UI Emoji" w:cs="Segoe UI Emoji"/>
@@ -6676,1046 +7013,87 @@
         <w:t>(</w:t>
       </w:r>
       <w:proofErr w:type="spellStart"/>
-      <w:proofErr w:type="gramEnd"/>
-      <w:r>
-        <w:rPr>
-          <w:rFonts w:ascii="Segoe UI Emoji" w:hAnsi="Segoe UI Emoji" w:cs="Segoe UI Emoji"/>
-          <w:b/>
-          <w:bCs/>
-        </w:rPr>
-        <w:t>arr</w:t>
-      </w:r>
-      <w:proofErr w:type="spellEnd"/>
-      <w:r>
-        <w:rPr>
-          <w:rFonts w:ascii="Segoe UI Emoji" w:hAnsi="Segoe UI Emoji" w:cs="Segoe UI Emoji"/>
-          <w:b/>
-          <w:bCs/>
-        </w:rPr>
-        <w:t>: Array&lt;</w:t>
-      </w:r>
-      <w:proofErr w:type="spellStart"/>
-      <w:r>
-        <w:rPr>
-          <w:rFonts w:ascii="Segoe UI Emoji" w:hAnsi="Segoe UI Emoji" w:cs="Segoe UI Emoji"/>
-          <w:b/>
-          <w:bCs/>
-        </w:rPr>
-        <w:t>FloatArray</w:t>
-      </w:r>
-      <w:proofErr w:type="spellEnd"/>
-      <w:r>
-        <w:rPr>
-          <w:rFonts w:ascii="Segoe UI Emoji" w:hAnsi="Segoe UI Emoji" w:cs="Segoe UI Emoji"/>
-          <w:b/>
-          <w:bCs/>
-        </w:rPr>
-        <w:t>&gt;): Bitmap {</w:t>
-      </w:r>
-    </w:p>
-    <w:p>
-      <w:pPr>
-        <w:rPr>
-          <w:rFonts w:ascii="Segoe UI Emoji" w:hAnsi="Segoe UI Emoji" w:cs="Segoe UI Emoji"/>
-          <w:b/>
-          <w:bCs/>
-          <w:lang w:val="en-GB"/>
-        </w:rPr>
-      </w:pPr>
-      <w:r>
-        <w:rPr>
-          <w:rFonts w:ascii="Segoe UI Emoji" w:hAnsi="Segoe UI Emoji" w:cs="Segoe UI Emoji"/>
-          <w:b/>
-          <w:bCs/>
-        </w:rPr>
-        <w:t xml:space="preserve">    </w:t>
-      </w:r>
-      <w:proofErr w:type="spellStart"/>
-      <w:r>
-        <w:rPr>
-          <w:rFonts w:ascii="Segoe UI Emoji" w:hAnsi="Segoe UI Emoji" w:cs="Segoe UI Emoji"/>
-          <w:b/>
-          <w:bCs/>
-          <w:lang w:val="en-GB"/>
-        </w:rPr>
-        <w:t>val</w:t>
-      </w:r>
-      <w:proofErr w:type="spellEnd"/>
-      <w:r>
-        <w:rPr>
-          <w:rFonts w:ascii="Segoe UI Emoji" w:hAnsi="Segoe UI Emoji" w:cs="Segoe UI Emoji"/>
-          <w:b/>
-          <w:bCs/>
-          <w:lang w:val="en-GB"/>
-        </w:rPr>
-        <w:t xml:space="preserve"> h = </w:t>
-      </w:r>
-      <w:proofErr w:type="spellStart"/>
-      <w:proofErr w:type="gramStart"/>
-      <w:r>
-        <w:rPr>
-          <w:rFonts w:ascii="Segoe UI Emoji" w:hAnsi="Segoe UI Emoji" w:cs="Segoe UI Emoji"/>
-          <w:b/>
-          <w:bCs/>
-          <w:lang w:val="en-GB"/>
-        </w:rPr>
-        <w:t>arr.size</w:t>
-      </w:r>
-      <w:proofErr w:type="spellEnd"/>
-      <w:proofErr w:type="gramEnd"/>
-    </w:p>
-    <w:p>
-      <w:pPr>
-        <w:rPr>
-          <w:rFonts w:ascii="Segoe UI Emoji" w:hAnsi="Segoe UI Emoji" w:cs="Segoe UI Emoji"/>
-          <w:b/>
-          <w:bCs/>
-          <w:lang w:val="en-GB"/>
-        </w:rPr>
-      </w:pPr>
-      <w:r>
-        <w:rPr>
-          <w:rFonts w:ascii="Segoe UI Emoji" w:hAnsi="Segoe UI Emoji" w:cs="Segoe UI Emoji"/>
-          <w:b/>
-          <w:bCs/>
-          <w:lang w:val="en-GB"/>
-        </w:rPr>
-        <w:lastRenderedPageBreak/>
-        <w:t xml:space="preserve">    </w:t>
-      </w:r>
-      <w:proofErr w:type="spellStart"/>
-      <w:r>
-        <w:rPr>
-          <w:rFonts w:ascii="Segoe UI Emoji" w:hAnsi="Segoe UI Emoji" w:cs="Segoe UI Emoji"/>
-          <w:b/>
-          <w:bCs/>
-          <w:lang w:val="en-GB"/>
-        </w:rPr>
-        <w:t>val</w:t>
-      </w:r>
-      <w:proofErr w:type="spellEnd"/>
-      <w:r>
-        <w:rPr>
-          <w:rFonts w:ascii="Segoe UI Emoji" w:hAnsi="Segoe UI Emoji" w:cs="Segoe UI Emoji"/>
-          <w:b/>
-          <w:bCs/>
-          <w:lang w:val="en-GB"/>
-        </w:rPr>
-        <w:t xml:space="preserve"> w = </w:t>
-      </w:r>
-      <w:proofErr w:type="spellStart"/>
-      <w:proofErr w:type="gramStart"/>
-      <w:r>
-        <w:rPr>
-          <w:rFonts w:ascii="Segoe UI Emoji" w:hAnsi="Segoe UI Emoji" w:cs="Segoe UI Emoji"/>
-          <w:b/>
-          <w:bCs/>
-          <w:lang w:val="en-GB"/>
-        </w:rPr>
-        <w:t>arr</w:t>
-      </w:r>
-      <w:proofErr w:type="spellEnd"/>
-      <w:r>
-        <w:rPr>
-          <w:rFonts w:ascii="Segoe UI Emoji" w:hAnsi="Segoe UI Emoji" w:cs="Segoe UI Emoji"/>
-          <w:b/>
-          <w:bCs/>
-          <w:lang w:val="en-GB"/>
-        </w:rPr>
-        <w:t>[</w:t>
-      </w:r>
-      <w:proofErr w:type="gramEnd"/>
-      <w:r>
-        <w:rPr>
-          <w:rFonts w:ascii="Segoe UI Emoji" w:hAnsi="Segoe UI Emoji" w:cs="Segoe UI Emoji"/>
-          <w:b/>
-          <w:bCs/>
-          <w:lang w:val="en-GB"/>
-        </w:rPr>
-        <w:t>0</w:t>
-      </w:r>
-      <w:proofErr w:type="gramStart"/>
-      <w:r>
-        <w:rPr>
-          <w:rFonts w:ascii="Segoe UI Emoji" w:hAnsi="Segoe UI Emoji" w:cs="Segoe UI Emoji"/>
-          <w:b/>
-          <w:bCs/>
-          <w:lang w:val="en-GB"/>
-        </w:rPr>
-        <w:t>].size</w:t>
-      </w:r>
-      <w:proofErr w:type="gramEnd"/>
-    </w:p>
-    <w:p>
-      <w:pPr>
-        <w:rPr>
-          <w:rFonts w:ascii="Segoe UI Emoji" w:hAnsi="Segoe UI Emoji" w:cs="Segoe UI Emoji"/>
-          <w:b/>
-          <w:bCs/>
-          <w:lang w:val="en-GB"/>
-        </w:rPr>
-      </w:pPr>
-      <w:r>
-        <w:rPr>
-          <w:rFonts w:ascii="Segoe UI Emoji" w:hAnsi="Segoe UI Emoji" w:cs="Segoe UI Emoji"/>
-          <w:b/>
-          <w:bCs/>
-          <w:lang w:val="en-GB"/>
-        </w:rPr>
-        <w:t xml:space="preserve">    </w:t>
-      </w:r>
-      <w:proofErr w:type="spellStart"/>
-      <w:r>
-        <w:rPr>
-          <w:rFonts w:ascii="Segoe UI Emoji" w:hAnsi="Segoe UI Emoji" w:cs="Segoe UI Emoji"/>
-          <w:b/>
-          <w:bCs/>
-          <w:lang w:val="en-GB"/>
-        </w:rPr>
-        <w:t>val</w:t>
-      </w:r>
-      <w:proofErr w:type="spellEnd"/>
-      <w:r>
-        <w:rPr>
-          <w:rFonts w:ascii="Segoe UI Emoji" w:hAnsi="Segoe UI Emoji" w:cs="Segoe UI Emoji"/>
-          <w:b/>
-          <w:bCs/>
-          <w:lang w:val="en-GB"/>
-        </w:rPr>
-        <w:t xml:space="preserve"> bmp = </w:t>
-      </w:r>
-      <w:proofErr w:type="spellStart"/>
-      <w:r>
-        <w:rPr>
-          <w:rFonts w:ascii="Segoe UI Emoji" w:hAnsi="Segoe UI Emoji" w:cs="Segoe UI Emoji"/>
-          <w:b/>
-          <w:bCs/>
-          <w:lang w:val="en-GB"/>
-        </w:rPr>
-        <w:t>Bitmap.createBitmap</w:t>
-      </w:r>
-      <w:proofErr w:type="spellEnd"/>
-      <w:r>
-        <w:rPr>
-          <w:rFonts w:ascii="Segoe UI Emoji" w:hAnsi="Segoe UI Emoji" w:cs="Segoe UI Emoji"/>
-          <w:b/>
-          <w:bCs/>
-          <w:lang w:val="en-GB"/>
-        </w:rPr>
-        <w:t xml:space="preserve">(w, h, </w:t>
-      </w:r>
-      <w:proofErr w:type="gramStart"/>
-      <w:r>
-        <w:rPr>
-          <w:rFonts w:ascii="Segoe UI Emoji" w:hAnsi="Segoe UI Emoji" w:cs="Segoe UI Emoji"/>
-          <w:b/>
-          <w:bCs/>
-          <w:lang w:val="en-GB"/>
-        </w:rPr>
-        <w:t>Bitmap.Config.ARGB</w:t>
-      </w:r>
-      <w:proofErr w:type="gramEnd"/>
-      <w:r>
-        <w:rPr>
-          <w:rFonts w:ascii="Segoe UI Emoji" w:hAnsi="Segoe UI Emoji" w:cs="Segoe UI Emoji"/>
-          <w:b/>
-          <w:bCs/>
-          <w:lang w:val="en-GB"/>
-        </w:rPr>
-        <w:t>_8888)</w:t>
-      </w:r>
-    </w:p>
-    <w:p>
-      <w:pPr>
-        <w:rPr>
-          <w:rFonts w:ascii="Segoe UI Emoji" w:hAnsi="Segoe UI Emoji" w:cs="Segoe UI Emoji"/>
-          <w:b/>
-          <w:bCs/>
-          <w:lang w:val="en-GB"/>
-        </w:rPr>
-      </w:pPr>
-    </w:p>
-    <w:p>
-      <w:pPr>
-        <w:rPr>
-          <w:rFonts w:ascii="Segoe UI Emoji" w:hAnsi="Segoe UI Emoji" w:cs="Segoe UI Emoji"/>
-          <w:b/>
-          <w:bCs/>
-          <w:lang w:val="en-GB"/>
-        </w:rPr>
-      </w:pPr>
-      <w:r>
-        <w:rPr>
-          <w:rFonts w:ascii="Segoe UI Emoji" w:hAnsi="Segoe UI Emoji" w:cs="Segoe UI Emoji"/>
-          <w:b/>
-          <w:bCs/>
-          <w:lang w:val="en-GB"/>
-        </w:rPr>
-        <w:t xml:space="preserve">    for (y in 0 until h) {</w:t>
-      </w:r>
-    </w:p>
-    <w:p>
-      <w:pPr>
-        <w:rPr>
-          <w:rFonts w:ascii="Segoe UI Emoji" w:hAnsi="Segoe UI Emoji" w:cs="Segoe UI Emoji"/>
-          <w:b/>
-          <w:bCs/>
-          <w:lang w:val="en-GB"/>
-        </w:rPr>
-      </w:pPr>
-      <w:r>
-        <w:rPr>
-          <w:rFonts w:ascii="Segoe UI Emoji" w:hAnsi="Segoe UI Emoji" w:cs="Segoe UI Emoji"/>
-          <w:b/>
-          <w:bCs/>
-          <w:lang w:val="en-GB"/>
-        </w:rPr>
-        <w:t xml:space="preserve">        for (x in 0 until w) {</w:t>
-      </w:r>
-    </w:p>
-    <w:p>
-      <w:pPr>
-        <w:rPr>
-          <w:rFonts w:ascii="Segoe UI Emoji" w:hAnsi="Segoe UI Emoji" w:cs="Segoe UI Emoji"/>
-          <w:b/>
-          <w:bCs/>
-          <w:lang w:val="fr-FR"/>
-        </w:rPr>
-      </w:pPr>
-      <w:r>
-        <w:rPr>
-          <w:rFonts w:ascii="Segoe UI Emoji" w:hAnsi="Segoe UI Emoji" w:cs="Segoe UI Emoji"/>
-          <w:b/>
-          <w:bCs/>
-          <w:lang w:val="en-GB"/>
-        </w:rPr>
-        <w:t xml:space="preserve">            </w:t>
-      </w:r>
-      <w:proofErr w:type="gramStart"/>
-      <w:r>
-        <w:rPr>
-          <w:rFonts w:ascii="Segoe UI Emoji" w:hAnsi="Segoe UI Emoji" w:cs="Segoe UI Emoji"/>
-          <w:b/>
-          <w:bCs/>
-          <w:lang w:val="fr-FR"/>
-        </w:rPr>
-        <w:t>val</w:t>
-      </w:r>
-      <w:proofErr w:type="gramEnd"/>
-      <w:r>
-        <w:rPr>
-          <w:rFonts w:ascii="Segoe UI Emoji" w:hAnsi="Segoe UI Emoji" w:cs="Segoe UI Emoji"/>
-          <w:b/>
-          <w:bCs/>
-          <w:lang w:val="fr-FR"/>
-        </w:rPr>
-        <w:t xml:space="preserve"> v = </w:t>
-      </w:r>
-      <w:proofErr w:type="spellStart"/>
-      <w:r>
-        <w:rPr>
-          <w:rFonts w:ascii="Segoe UI Emoji" w:hAnsi="Segoe UI Emoji" w:cs="Segoe UI Emoji"/>
-          <w:b/>
-          <w:bCs/>
-          <w:lang w:val="fr-FR"/>
-        </w:rPr>
-        <w:t>arr</w:t>
-      </w:r>
-      <w:proofErr w:type="spellEnd"/>
-      <w:r>
-        <w:rPr>
-          <w:rFonts w:ascii="Segoe UI Emoji" w:hAnsi="Segoe UI Emoji" w:cs="Segoe UI Emoji"/>
-          <w:b/>
-          <w:bCs/>
-          <w:lang w:val="fr-FR"/>
-        </w:rPr>
-        <w:t>[y][x</w:t>
-      </w:r>
-      <w:proofErr w:type="gramStart"/>
-      <w:r>
-        <w:rPr>
-          <w:rFonts w:ascii="Segoe UI Emoji" w:hAnsi="Segoe UI Emoji" w:cs="Segoe UI Emoji"/>
-          <w:b/>
-          <w:bCs/>
-          <w:lang w:val="fr-FR"/>
-        </w:rPr>
-        <w:t>].</w:t>
-      </w:r>
-      <w:proofErr w:type="spellStart"/>
-      <w:r>
-        <w:rPr>
-          <w:rFonts w:ascii="Segoe UI Emoji" w:hAnsi="Segoe UI Emoji" w:cs="Segoe UI Emoji"/>
-          <w:b/>
-          <w:bCs/>
-          <w:lang w:val="fr-FR"/>
-        </w:rPr>
-        <w:t>coerceIn</w:t>
-      </w:r>
-      <w:proofErr w:type="spellEnd"/>
-      <w:proofErr w:type="gramEnd"/>
-      <w:r>
-        <w:rPr>
-          <w:rFonts w:ascii="Segoe UI Emoji" w:hAnsi="Segoe UI Emoji" w:cs="Segoe UI Emoji"/>
-          <w:b/>
-          <w:bCs/>
-          <w:lang w:val="fr-FR"/>
-        </w:rPr>
-        <w:t>(0f, 255f</w:t>
-      </w:r>
-      <w:proofErr w:type="gramStart"/>
-      <w:r>
-        <w:rPr>
-          <w:rFonts w:ascii="Segoe UI Emoji" w:hAnsi="Segoe UI Emoji" w:cs="Segoe UI Emoji"/>
-          <w:b/>
-          <w:bCs/>
-          <w:lang w:val="fr-FR"/>
-        </w:rPr>
-        <w:t>).</w:t>
-      </w:r>
-      <w:proofErr w:type="spellStart"/>
-      <w:r>
-        <w:rPr>
-          <w:rFonts w:ascii="Segoe UI Emoji" w:hAnsi="Segoe UI Emoji" w:cs="Segoe UI Emoji"/>
-          <w:b/>
-          <w:bCs/>
-          <w:lang w:val="fr-FR"/>
-        </w:rPr>
-        <w:t>toInt</w:t>
-      </w:r>
-      <w:proofErr w:type="spellEnd"/>
-      <w:proofErr w:type="gramEnd"/>
-      <w:r>
-        <w:rPr>
-          <w:rFonts w:ascii="Segoe UI Emoji" w:hAnsi="Segoe UI Emoji" w:cs="Segoe UI Emoji"/>
-          <w:b/>
-          <w:bCs/>
-          <w:lang w:val="fr-FR"/>
-        </w:rPr>
-        <w:t>()</w:t>
-      </w:r>
-    </w:p>
-    <w:p>
-      <w:pPr>
-        <w:rPr>
-          <w:rFonts w:ascii="Segoe UI Emoji" w:hAnsi="Segoe UI Emoji" w:cs="Segoe UI Emoji"/>
-          <w:b/>
-          <w:bCs/>
-          <w:lang w:val="es-ES"/>
-        </w:rPr>
-      </w:pPr>
-      <w:r>
-        <w:rPr>
-          <w:rFonts w:ascii="Segoe UI Emoji" w:hAnsi="Segoe UI Emoji" w:cs="Segoe UI Emoji"/>
-          <w:b/>
-          <w:bCs/>
-          <w:lang w:val="fr-FR"/>
-        </w:rPr>
-        <w:t xml:space="preserve">            </w:t>
-      </w:r>
-      <w:proofErr w:type="spellStart"/>
-      <w:proofErr w:type="gramStart"/>
-      <w:r>
-        <w:rPr>
-          <w:rFonts w:ascii="Segoe UI Emoji" w:hAnsi="Segoe UI Emoji" w:cs="Segoe UI Emoji"/>
-          <w:b/>
-          <w:bCs/>
-          <w:lang w:val="es-ES"/>
-        </w:rPr>
-        <w:t>bmp.setPixel</w:t>
-      </w:r>
-      <w:proofErr w:type="spellEnd"/>
-      <w:proofErr w:type="gramEnd"/>
-      <w:r>
-        <w:rPr>
-          <w:rFonts w:ascii="Segoe UI Emoji" w:hAnsi="Segoe UI Emoji" w:cs="Segoe UI Emoji"/>
-          <w:b/>
-          <w:bCs/>
-          <w:lang w:val="es-ES"/>
-        </w:rPr>
-        <w:t xml:space="preserve">(x, y, </w:t>
-      </w:r>
-      <w:proofErr w:type="spellStart"/>
-      <w:proofErr w:type="gramStart"/>
-      <w:r>
-        <w:rPr>
-          <w:rFonts w:ascii="Segoe UI Emoji" w:hAnsi="Segoe UI Emoji" w:cs="Segoe UI Emoji"/>
-          <w:b/>
-          <w:bCs/>
-          <w:lang w:val="es-ES"/>
-        </w:rPr>
-        <w:t>Color.rgb</w:t>
-      </w:r>
-      <w:proofErr w:type="spellEnd"/>
-      <w:r>
-        <w:rPr>
-          <w:rFonts w:ascii="Segoe UI Emoji" w:hAnsi="Segoe UI Emoji" w:cs="Segoe UI Emoji"/>
-          <w:b/>
-          <w:bCs/>
-          <w:lang w:val="es-ES"/>
-        </w:rPr>
-        <w:t>(</w:t>
-      </w:r>
-      <w:proofErr w:type="gramEnd"/>
-      <w:r>
-        <w:rPr>
-          <w:rFonts w:ascii="Segoe UI Emoji" w:hAnsi="Segoe UI Emoji" w:cs="Segoe UI Emoji"/>
-          <w:b/>
-          <w:bCs/>
-          <w:lang w:val="es-ES"/>
-        </w:rPr>
-        <w:t>v, v, v))</w:t>
-      </w:r>
-    </w:p>
-    <w:p>
-      <w:pPr>
-        <w:rPr>
-          <w:rFonts w:ascii="Segoe UI Emoji" w:hAnsi="Segoe UI Emoji" w:cs="Segoe UI Emoji"/>
-          <w:b/>
-          <w:bCs/>
-        </w:rPr>
-      </w:pPr>
-      <w:r>
-        <w:rPr>
-          <w:rFonts w:ascii="Segoe UI Emoji" w:hAnsi="Segoe UI Emoji" w:cs="Segoe UI Emoji"/>
-          <w:b/>
-          <w:bCs/>
-          <w:lang w:val="es-ES"/>
-        </w:rPr>
-        <w:t xml:space="preserve">        </w:t>
-      </w:r>
-      <w:r>
-        <w:rPr>
-          <w:rFonts w:ascii="Segoe UI Emoji" w:hAnsi="Segoe UI Emoji" w:cs="Segoe UI Emoji"/>
-          <w:b/>
-          <w:bCs/>
-        </w:rPr>
-        <w:t>}</w:t>
-      </w:r>
-    </w:p>
-    <w:p>
-      <w:pPr>
-        <w:rPr>
-          <w:rFonts w:ascii="Segoe UI Emoji" w:hAnsi="Segoe UI Emoji" w:cs="Segoe UI Emoji"/>
-          <w:b/>
-          <w:bCs/>
-        </w:rPr>
-      </w:pPr>
-      <w:r>
-        <w:rPr>
-          <w:rFonts w:ascii="Segoe UI Emoji" w:hAnsi="Segoe UI Emoji" w:cs="Segoe UI Emoji"/>
-          <w:b/>
-          <w:bCs/>
-        </w:rPr>
-        <w:t xml:space="preserve">    }</w:t>
-      </w:r>
-    </w:p>
-    <w:p>
-      <w:pPr>
-        <w:rPr>
-          <w:rFonts w:ascii="Segoe UI Emoji" w:hAnsi="Segoe UI Emoji" w:cs="Segoe UI Emoji"/>
-          <w:b/>
-          <w:bCs/>
-        </w:rPr>
-      </w:pPr>
-      <w:r>
-        <w:rPr>
-          <w:rFonts w:ascii="Segoe UI Emoji" w:hAnsi="Segoe UI Emoji" w:cs="Segoe UI Emoji"/>
-          <w:b/>
-          <w:bCs/>
-        </w:rPr>
-        <w:t xml:space="preserve">    </w:t>
-      </w:r>
-      <w:proofErr w:type="spellStart"/>
-      <w:r>
-        <w:rPr>
-          <w:rFonts w:ascii="Segoe UI Emoji" w:hAnsi="Segoe UI Emoji" w:cs="Segoe UI Emoji"/>
-          <w:b/>
-          <w:bCs/>
-        </w:rPr>
-        <w:t>return</w:t>
-      </w:r>
-      <w:proofErr w:type="spellEnd"/>
-      <w:r>
-        <w:rPr>
-          <w:rFonts w:ascii="Segoe UI Emoji" w:hAnsi="Segoe UI Emoji" w:cs="Segoe UI Emoji"/>
-          <w:b/>
-          <w:bCs/>
-        </w:rPr>
-        <w:t xml:space="preserve"> </w:t>
-      </w:r>
-      <w:proofErr w:type="spellStart"/>
-      <w:r>
-        <w:rPr>
-          <w:rFonts w:ascii="Segoe UI Emoji" w:hAnsi="Segoe UI Emoji" w:cs="Segoe UI Emoji"/>
-          <w:b/>
-          <w:bCs/>
-        </w:rPr>
-        <w:t>bmp</w:t>
-      </w:r>
-      <w:proofErr w:type="spellEnd"/>
-    </w:p>
-    <w:p>
-      <w:pPr>
-        <w:rPr>
-          <w:rFonts w:ascii="Segoe UI Emoji" w:hAnsi="Segoe UI Emoji" w:cs="Segoe UI Emoji"/>
-          <w:b/>
-          <w:bCs/>
-        </w:rPr>
-      </w:pPr>
-      <w:r>
-        <w:rPr>
-          <w:rFonts w:ascii="Segoe UI Emoji" w:hAnsi="Segoe UI Emoji" w:cs="Segoe UI Emoji"/>
-          <w:b/>
-          <w:bCs/>
-        </w:rPr>
-        <w:t>}</w:t>
-      </w:r>
-    </w:p>
-    <w:p>
-      <w:pPr>
-        <w:rPr>
-          <w:rFonts w:ascii="Segoe UI Emoji" w:hAnsi="Segoe UI Emoji" w:cs="Segoe UI Emoji"/>
-          <w:b/>
-          <w:bCs/>
-        </w:rPr>
-      </w:pPr>
-      <w:r>
-        <w:rPr>
-          <w:rFonts w:ascii="Segoe UI Emoji" w:hAnsi="Segoe UI Emoji" w:cs="Segoe UI Emoji"/>
-          <w:b/>
-          <w:bCs/>
-        </w:rPr>
-        <w:pict w14:anchorId="373EA0C2">
+      <w:r>
+        <w:rPr>
+          <w:rFonts w:ascii="Segoe UI Emoji" w:hAnsi="Segoe UI Emoji" w:cs="Segoe UI Emoji"/>
+          <w:b/>
+          <w:bCs/>
+        </w:rPr>
+        <w:t>stacked</w:t>
+      </w:r>
+      <w:proofErr w:type="spellEnd"/>
+      <w:r>
+        <w:rPr>
+          <w:rFonts w:ascii="Segoe UI Emoji" w:hAnsi="Segoe UI Emoji" w:cs="Segoe UI Emoji"/>
+          <w:b/>
+          <w:bCs/>
+        </w:rPr>
+        <w:t>)</w:t>
+      </w:r>
+    </w:p>
+    <w:p>
+      <w:pPr>
+        <w:rPr>
+          <w:rFonts w:ascii="Segoe UI Emoji" w:hAnsi="Segoe UI Emoji" w:cs="Segoe UI Emoji"/>
+          <w:b/>
+          <w:bCs/>
+        </w:rPr>
+      </w:pPr>
+      <w:r>
+        <w:rPr>
+          <w:rFonts w:ascii="Segoe UI Emoji" w:hAnsi="Segoe UI Emoji" w:cs="Segoe UI Emoji"/>
+          <w:b/>
+          <w:bCs/>
+        </w:rPr>
+        <w:t xml:space="preserve">Poi lo salvi con </w:t>
+      </w:r>
+      <w:proofErr w:type="spellStart"/>
+      <w:r>
+        <w:rPr>
+          <w:rFonts w:ascii="Segoe UI Emoji" w:hAnsi="Segoe UI Emoji" w:cs="Segoe UI Emoji"/>
+          <w:b/>
+          <w:bCs/>
+        </w:rPr>
+        <w:t>MediaStore</w:t>
+      </w:r>
+      <w:proofErr w:type="spellEnd"/>
+      <w:r>
+        <w:rPr>
+          <w:rFonts w:ascii="Segoe UI Emoji" w:hAnsi="Segoe UI Emoji" w:cs="Segoe UI Emoji"/>
+          <w:b/>
+          <w:bCs/>
+        </w:rPr>
+        <w:t xml:space="preserve"> come fai già per le foto.</w:t>
+      </w:r>
+    </w:p>
+    <w:p>
+      <w:pPr>
+        <w:rPr>
+          <w:rFonts w:ascii="Segoe UI Emoji" w:hAnsi="Segoe UI Emoji" w:cs="Segoe UI Emoji"/>
+          <w:b/>
+          <w:bCs/>
+        </w:rPr>
+      </w:pPr>
+      <w:r>
+        <w:rPr>
+          <w:rFonts w:ascii="Segoe UI Emoji" w:hAnsi="Segoe UI Emoji" w:cs="Segoe UI Emoji"/>
+          <w:b/>
+          <w:bCs/>
+        </w:rPr>
+        <w:pict w14:anchorId="78AA074B">
           <v:rect id="_x0000_i1043" style="width:0;height:1.5pt" o:hralign="center" o:hrstd="t" o:hr="t" fillcolor="#a0a0a0" stroked="f"/>
         </w:pict>
       </w:r>
     </w:p>
     <w:p>
-      <w:pPr>
-        <w:rPr>
-          <w:rFonts w:ascii="Segoe UI Emoji" w:hAnsi="Segoe UI Emoji" w:cs="Segoe UI Emoji"/>
-          <w:b/>
-          <w:bCs/>
-          <w:lang w:val="en-GB"/>
-        </w:rPr>
-      </w:pPr>
-      <w:r>
-        <w:rPr>
-          <w:rFonts w:ascii="Segoe UI Emoji" w:hAnsi="Segoe UI Emoji" w:cs="Segoe UI Emoji"/>
-          <w:b/>
-          <w:bCs/>
-        </w:rPr>
-        <w:t>🚀</w:t>
-      </w:r>
-      <w:r>
-        <w:rPr>
-          <w:rFonts w:ascii="Segoe UI Emoji" w:hAnsi="Segoe UI Emoji" w:cs="Segoe UI Emoji"/>
-          <w:b/>
-          <w:bCs/>
-          <w:lang w:val="en-GB"/>
-        </w:rPr>
-        <w:t xml:space="preserve"> 6) Workflow </w:t>
-      </w:r>
-      <w:proofErr w:type="spellStart"/>
-      <w:r>
-        <w:rPr>
-          <w:rFonts w:ascii="Segoe UI Emoji" w:hAnsi="Segoe UI Emoji" w:cs="Segoe UI Emoji"/>
-          <w:b/>
-          <w:bCs/>
-          <w:lang w:val="en-GB"/>
-        </w:rPr>
-        <w:t>completo</w:t>
-      </w:r>
-      <w:proofErr w:type="spellEnd"/>
-    </w:p>
-    <w:p>
-      <w:pPr>
-        <w:rPr>
-          <w:rFonts w:ascii="Segoe UI Emoji" w:hAnsi="Segoe UI Emoji" w:cs="Segoe UI Emoji"/>
-          <w:b/>
-          <w:bCs/>
-          <w:lang w:val="en-GB"/>
-        </w:rPr>
-      </w:pPr>
-      <w:proofErr w:type="spellStart"/>
-      <w:r>
-        <w:rPr>
-          <w:rFonts w:ascii="Segoe UI Emoji" w:hAnsi="Segoe UI Emoji" w:cs="Segoe UI Emoji"/>
-          <w:b/>
-          <w:bCs/>
-          <w:lang w:val="en-GB"/>
-        </w:rPr>
-        <w:t>val</w:t>
-      </w:r>
-      <w:proofErr w:type="spellEnd"/>
-      <w:r>
-        <w:rPr>
-          <w:rFonts w:ascii="Segoe UI Emoji" w:hAnsi="Segoe UI Emoji" w:cs="Segoe UI Emoji"/>
-          <w:b/>
-          <w:bCs/>
-          <w:lang w:val="en-GB"/>
-        </w:rPr>
-        <w:t xml:space="preserve"> bitmaps = </w:t>
-      </w:r>
-      <w:proofErr w:type="spellStart"/>
-      <w:proofErr w:type="gramStart"/>
-      <w:r>
-        <w:rPr>
-          <w:rFonts w:ascii="Segoe UI Emoji" w:hAnsi="Segoe UI Emoji" w:cs="Segoe UI Emoji"/>
-          <w:b/>
-          <w:bCs/>
-          <w:lang w:val="en-GB"/>
-        </w:rPr>
-        <w:t>loadBitmapsFromFolder</w:t>
-      </w:r>
-      <w:proofErr w:type="spellEnd"/>
-      <w:r>
-        <w:rPr>
-          <w:rFonts w:ascii="Segoe UI Emoji" w:hAnsi="Segoe UI Emoji" w:cs="Segoe UI Emoji"/>
-          <w:b/>
-          <w:bCs/>
-          <w:lang w:val="en-GB"/>
-        </w:rPr>
-        <w:t>(</w:t>
-      </w:r>
-      <w:proofErr w:type="gramEnd"/>
-      <w:r>
-        <w:rPr>
-          <w:rFonts w:ascii="Segoe UI Emoji" w:hAnsi="Segoe UI Emoji" w:cs="Segoe UI Emoji"/>
-          <w:b/>
-          <w:bCs/>
-          <w:lang w:val="en-GB"/>
-        </w:rPr>
-        <w:t>context, "DCIM/CameraX")</w:t>
-      </w:r>
-    </w:p>
-    <w:p>
-      <w:pPr>
-        <w:rPr>
-          <w:rFonts w:ascii="Segoe UI Emoji" w:hAnsi="Segoe UI Emoji" w:cs="Segoe UI Emoji"/>
-          <w:b/>
-          <w:bCs/>
-          <w:lang w:val="en-GB"/>
-        </w:rPr>
-      </w:pPr>
-      <w:proofErr w:type="spellStart"/>
-      <w:r>
-        <w:rPr>
-          <w:rFonts w:ascii="Segoe UI Emoji" w:hAnsi="Segoe UI Emoji" w:cs="Segoe UI Emoji"/>
-          <w:b/>
-          <w:bCs/>
-          <w:lang w:val="en-GB"/>
-        </w:rPr>
-        <w:t>val</w:t>
-      </w:r>
-      <w:proofErr w:type="spellEnd"/>
-      <w:r>
-        <w:rPr>
-          <w:rFonts w:ascii="Segoe UI Emoji" w:hAnsi="Segoe UI Emoji" w:cs="Segoe UI Emoji"/>
-          <w:b/>
-          <w:bCs/>
-          <w:lang w:val="en-GB"/>
-        </w:rPr>
-        <w:t xml:space="preserve"> arrays = </w:t>
-      </w:r>
-      <w:proofErr w:type="spellStart"/>
-      <w:r>
-        <w:rPr>
-          <w:rFonts w:ascii="Segoe UI Emoji" w:hAnsi="Segoe UI Emoji" w:cs="Segoe UI Emoji"/>
-          <w:b/>
-          <w:bCs/>
-          <w:lang w:val="en-GB"/>
-        </w:rPr>
-        <w:t>bitmaps.map</w:t>
-      </w:r>
-      <w:proofErr w:type="spellEnd"/>
-      <w:r>
-        <w:rPr>
-          <w:rFonts w:ascii="Segoe UI Emoji" w:hAnsi="Segoe UI Emoji" w:cs="Segoe UI Emoji"/>
-          <w:b/>
-          <w:bCs/>
-          <w:lang w:val="en-GB"/>
-        </w:rPr>
-        <w:t xml:space="preserve"> </w:t>
-      </w:r>
-      <w:proofErr w:type="gramStart"/>
-      <w:r>
-        <w:rPr>
-          <w:rFonts w:ascii="Segoe UI Emoji" w:hAnsi="Segoe UI Emoji" w:cs="Segoe UI Emoji"/>
-          <w:b/>
-          <w:bCs/>
-          <w:lang w:val="en-GB"/>
-        </w:rPr>
-        <w:t xml:space="preserve">{ </w:t>
-      </w:r>
-      <w:proofErr w:type="spellStart"/>
-      <w:r>
-        <w:rPr>
-          <w:rFonts w:ascii="Segoe UI Emoji" w:hAnsi="Segoe UI Emoji" w:cs="Segoe UI Emoji"/>
-          <w:b/>
-          <w:bCs/>
-          <w:lang w:val="en-GB"/>
-        </w:rPr>
-        <w:t>bitmapToFloatArray</w:t>
-      </w:r>
-      <w:proofErr w:type="spellEnd"/>
-      <w:proofErr w:type="gramEnd"/>
-      <w:r>
-        <w:rPr>
-          <w:rFonts w:ascii="Segoe UI Emoji" w:hAnsi="Segoe UI Emoji" w:cs="Segoe UI Emoji"/>
-          <w:b/>
-          <w:bCs/>
-          <w:lang w:val="en-GB"/>
-        </w:rPr>
-        <w:t>(it</w:t>
-      </w:r>
-      <w:proofErr w:type="gramStart"/>
-      <w:r>
-        <w:rPr>
-          <w:rFonts w:ascii="Segoe UI Emoji" w:hAnsi="Segoe UI Emoji" w:cs="Segoe UI Emoji"/>
-          <w:b/>
-          <w:bCs/>
-          <w:lang w:val="en-GB"/>
-        </w:rPr>
-        <w:t>) }</w:t>
-      </w:r>
-      <w:proofErr w:type="gramEnd"/>
-    </w:p>
-    <w:p>
-      <w:pPr>
-        <w:rPr>
-          <w:rFonts w:ascii="Segoe UI Emoji" w:hAnsi="Segoe UI Emoji" w:cs="Segoe UI Emoji"/>
-          <w:b/>
-          <w:bCs/>
-          <w:lang w:val="en-GB"/>
-        </w:rPr>
-      </w:pPr>
-      <w:proofErr w:type="spellStart"/>
-      <w:r>
-        <w:rPr>
-          <w:rFonts w:ascii="Segoe UI Emoji" w:hAnsi="Segoe UI Emoji" w:cs="Segoe UI Emoji"/>
-          <w:b/>
-          <w:bCs/>
-          <w:lang w:val="en-GB"/>
-        </w:rPr>
-        <w:t>val</w:t>
-      </w:r>
-      <w:proofErr w:type="spellEnd"/>
-      <w:r>
-        <w:rPr>
-          <w:rFonts w:ascii="Segoe UI Emoji" w:hAnsi="Segoe UI Emoji" w:cs="Segoe UI Emoji"/>
-          <w:b/>
-          <w:bCs/>
-          <w:lang w:val="en-GB"/>
-        </w:rPr>
-        <w:t xml:space="preserve"> stacked = </w:t>
-      </w:r>
-      <w:proofErr w:type="spellStart"/>
-      <w:r>
-        <w:rPr>
-          <w:rFonts w:ascii="Segoe UI Emoji" w:hAnsi="Segoe UI Emoji" w:cs="Segoe UI Emoji"/>
-          <w:b/>
-          <w:bCs/>
-          <w:lang w:val="en-GB"/>
-        </w:rPr>
-        <w:t>stackMedian</w:t>
-      </w:r>
-      <w:proofErr w:type="spellEnd"/>
-      <w:r>
-        <w:rPr>
-          <w:rFonts w:ascii="Segoe UI Emoji" w:hAnsi="Segoe UI Emoji" w:cs="Segoe UI Emoji"/>
-          <w:b/>
-          <w:bCs/>
-          <w:lang w:val="en-GB"/>
-        </w:rPr>
-        <w:t>(</w:t>
-      </w:r>
-      <w:proofErr w:type="gramStart"/>
-      <w:r>
-        <w:rPr>
-          <w:rFonts w:ascii="Segoe UI Emoji" w:hAnsi="Segoe UI Emoji" w:cs="Segoe UI Emoji"/>
-          <w:b/>
-          <w:bCs/>
-          <w:lang w:val="en-GB"/>
-        </w:rPr>
-        <w:t xml:space="preserve">arrays)   </w:t>
-      </w:r>
-      <w:proofErr w:type="gramEnd"/>
-      <w:r>
-        <w:rPr>
-          <w:rFonts w:ascii="Segoe UI Emoji" w:hAnsi="Segoe UI Emoji" w:cs="Segoe UI Emoji"/>
-          <w:b/>
-          <w:bCs/>
-          <w:lang w:val="en-GB"/>
-        </w:rPr>
-        <w:t xml:space="preserve">// </w:t>
-      </w:r>
-      <w:proofErr w:type="spellStart"/>
-      <w:r>
-        <w:rPr>
-          <w:rFonts w:ascii="Segoe UI Emoji" w:hAnsi="Segoe UI Emoji" w:cs="Segoe UI Emoji"/>
-          <w:b/>
-          <w:bCs/>
-          <w:lang w:val="en-GB"/>
-        </w:rPr>
-        <w:t>oppure</w:t>
-      </w:r>
-      <w:proofErr w:type="spellEnd"/>
-      <w:r>
-        <w:rPr>
-          <w:rFonts w:ascii="Segoe UI Emoji" w:hAnsi="Segoe UI Emoji" w:cs="Segoe UI Emoji"/>
-          <w:b/>
-          <w:bCs/>
-          <w:lang w:val="en-GB"/>
-        </w:rPr>
-        <w:t xml:space="preserve"> </w:t>
-      </w:r>
-      <w:proofErr w:type="spellStart"/>
-      <w:r>
-        <w:rPr>
-          <w:rFonts w:ascii="Segoe UI Emoji" w:hAnsi="Segoe UI Emoji" w:cs="Segoe UI Emoji"/>
-          <w:b/>
-          <w:bCs/>
-          <w:lang w:val="en-GB"/>
-        </w:rPr>
-        <w:t>stackAverage</w:t>
-      </w:r>
-      <w:proofErr w:type="spellEnd"/>
-    </w:p>
-    <w:p>
-      <w:pPr>
-        <w:rPr>
-          <w:rFonts w:ascii="Segoe UI Emoji" w:hAnsi="Segoe UI Emoji" w:cs="Segoe UI Emoji"/>
-          <w:b/>
-          <w:bCs/>
-        </w:rPr>
-      </w:pPr>
-      <w:r>
-        <w:rPr>
-          <w:rFonts w:ascii="Segoe UI Emoji" w:hAnsi="Segoe UI Emoji" w:cs="Segoe UI Emoji"/>
-          <w:b/>
-          <w:bCs/>
-        </w:rPr>
-        <w:t xml:space="preserve">val </w:t>
-      </w:r>
-      <w:proofErr w:type="spellStart"/>
-      <w:r>
-        <w:rPr>
-          <w:rFonts w:ascii="Segoe UI Emoji" w:hAnsi="Segoe UI Emoji" w:cs="Segoe UI Emoji"/>
-          <w:b/>
-          <w:bCs/>
-        </w:rPr>
-        <w:t>finalBitmap</w:t>
-      </w:r>
-      <w:proofErr w:type="spellEnd"/>
-      <w:r>
-        <w:rPr>
-          <w:rFonts w:ascii="Segoe UI Emoji" w:hAnsi="Segoe UI Emoji" w:cs="Segoe UI Emoji"/>
-          <w:b/>
-          <w:bCs/>
-        </w:rPr>
-        <w:t xml:space="preserve"> = </w:t>
-      </w:r>
-      <w:proofErr w:type="spellStart"/>
-      <w:r>
-        <w:rPr>
-          <w:rFonts w:ascii="Segoe UI Emoji" w:hAnsi="Segoe UI Emoji" w:cs="Segoe UI Emoji"/>
-          <w:b/>
-          <w:bCs/>
-        </w:rPr>
-        <w:t>floatArrayToBitmap</w:t>
-      </w:r>
-      <w:proofErr w:type="spellEnd"/>
-      <w:r>
-        <w:rPr>
-          <w:rFonts w:ascii="Segoe UI Emoji" w:hAnsi="Segoe UI Emoji" w:cs="Segoe UI Emoji"/>
-          <w:b/>
-          <w:bCs/>
-        </w:rPr>
-        <w:t>(</w:t>
-      </w:r>
-      <w:proofErr w:type="spellStart"/>
-      <w:r>
-        <w:rPr>
-          <w:rFonts w:ascii="Segoe UI Emoji" w:hAnsi="Segoe UI Emoji" w:cs="Segoe UI Emoji"/>
-          <w:b/>
-          <w:bCs/>
-        </w:rPr>
-        <w:t>stacked</w:t>
-      </w:r>
-      <w:proofErr w:type="spellEnd"/>
-      <w:r>
-        <w:rPr>
-          <w:rFonts w:ascii="Segoe UI Emoji" w:hAnsi="Segoe UI Emoji" w:cs="Segoe UI Emoji"/>
-          <w:b/>
-          <w:bCs/>
-        </w:rPr>
-        <w:t>)</w:t>
-      </w:r>
-    </w:p>
-    <w:p>
-      <w:pPr>
-        <w:rPr>
-          <w:rFonts w:ascii="Segoe UI Emoji" w:hAnsi="Segoe UI Emoji" w:cs="Segoe UI Emoji"/>
-          <w:b/>
-          <w:bCs/>
-        </w:rPr>
-      </w:pPr>
-      <w:r>
-        <w:rPr>
-          <w:rFonts w:ascii="Segoe UI Emoji" w:hAnsi="Segoe UI Emoji" w:cs="Segoe UI Emoji"/>
-          <w:b/>
-          <w:bCs/>
-        </w:rPr>
-        <w:t xml:space="preserve">Poi lo salvi con </w:t>
-      </w:r>
-      <w:proofErr w:type="spellStart"/>
-      <w:r>
-        <w:rPr>
-          <w:rFonts w:ascii="Segoe UI Emoji" w:hAnsi="Segoe UI Emoji" w:cs="Segoe UI Emoji"/>
-          <w:b/>
-          <w:bCs/>
-        </w:rPr>
-        <w:t>MediaStore</w:t>
-      </w:r>
-      <w:proofErr w:type="spellEnd"/>
-      <w:r>
-        <w:rPr>
-          <w:rFonts w:ascii="Segoe UI Emoji" w:hAnsi="Segoe UI Emoji" w:cs="Segoe UI Emoji"/>
-          <w:b/>
-          <w:bCs/>
-        </w:rPr>
-        <w:t xml:space="preserve"> come fai già per le foto.</w:t>
-      </w:r>
-    </w:p>
-    <w:p>
-      <w:pPr>
-        <w:rPr>
-          <w:rFonts w:ascii="Segoe UI Emoji" w:hAnsi="Segoe UI Emoji" w:cs="Segoe UI Emoji"/>
-          <w:b/>
-          <w:bCs/>
-        </w:rPr>
-      </w:pPr>
-      <w:r>
-        <w:rPr>
-          <w:rFonts w:ascii="Segoe UI Emoji" w:hAnsi="Segoe UI Emoji" w:cs="Segoe UI Emoji"/>
-          <w:b/>
-          <w:bCs/>
-        </w:rPr>
-        <w:pict w14:anchorId="78AA074B">
+      <w:r>
+        <w:t>}</w:t>
+      </w:r>
+    </w:p>
+    <w:p>
+      <w:r>
+        <w:pict w14:anchorId="04347FB8">
           <v:rect id="_x0000_i1044" style="width:0;height:1.5pt" o:hralign="center" o:hrstd="t" o:hr="t" fillcolor="#a0a0a0" stroked="f"/>
-        </w:pict>
-      </w:r>
-    </w:p>
-    <w:p>
-      <w:r>
-        <w:t>}</w:t>
-      </w:r>
-    </w:p>
-    <w:p>
-      <w:r>
-        <w:pict w14:anchorId="04347FB8">
-          <v:rect id="_x0000_i1045" style="width:0;height:1.5pt" o:hralign="center" o:hrstd="t" o:hr="t" fillcolor="#a0a0a0" stroked="f"/>
         </w:pict>
       </w:r>
     </w:p>
@@ -7824,7 +7202,7 @@
     <w:p>
       <w:r>
         <w:pict w14:anchorId="6D14633F">
-          <v:rect id="_x0000_i1046" style="width:0;height:1.5pt" o:hralign="center" o:hrstd="t" o:hr="t" fillcolor="#a0a0a0" stroked="f"/>
+          <v:rect id="_x0000_i1045" style="width:0;height:1.5pt" o:hralign="center" o:hrstd="t" o:hr="t" fillcolor="#a0a0a0" stroked="f"/>
         </w:pict>
       </w:r>
     </w:p>
@@ -8080,7 +7458,7 @@
     <w:p>
       <w:r>
         <w:pict w14:anchorId="42306AF0">
-          <v:rect id="_x0000_i1047" style="width:0;height:1.5pt" o:hralign="center" o:hrstd="t" o:hr="t" fillcolor="#a0a0a0" stroked="f"/>
+          <v:rect id="_x0000_i1046" style="width:0;height:1.5pt" o:hralign="center" o:hrstd="t" o:hr="t" fillcolor="#a0a0a0" stroked="f"/>
         </w:pict>
       </w:r>
     </w:p>
@@ -8237,7 +7615,7 @@
     <w:p>
       <w:r>
         <w:pict w14:anchorId="5E7CC1D5">
-          <v:rect id="_x0000_i1048" style="width:0;height:1.5pt" o:hralign="center" o:hrstd="t" o:hr="t" fillcolor="#a0a0a0" stroked="f"/>
+          <v:rect id="_x0000_i1047" style="width:0;height:1.5pt" o:hralign="center" o:hrstd="t" o:hr="t" fillcolor="#a0a0a0" stroked="f"/>
         </w:pict>
       </w:r>
     </w:p>
@@ -8306,7 +7684,7 @@
     <w:p>
       <w:r>
         <w:pict w14:anchorId="7324EE5A">
-          <v:rect id="_x0000_i1049" style="width:0;height:1.5pt" o:hralign="center" o:hrstd="t" o:hr="t" fillcolor="#a0a0a0" stroked="f"/>
+          <v:rect id="_x0000_i1048" style="width:0;height:1.5pt" o:hralign="center" o:hrstd="t" o:hr="t" fillcolor="#a0a0a0" stroked="f"/>
         </w:pict>
       </w:r>
     </w:p>
@@ -8432,13 +7810,8 @@
         <w:t xml:space="preserve"> senza librerie esterne</w:t>
       </w:r>
       <w:r>
-        <w:t xml:space="preserve">, con </w:t>
-      </w:r>
-      <w:proofErr w:type="gramStart"/>
-      <w:r>
-        <w:t>una cross</w:t>
-      </w:r>
-      <w:proofErr w:type="gramEnd"/>
+        <w:t>, con una cross</w:t>
+      </w:r>
       <w:r>
         <w:noBreakHyphen/>
       </w:r>
@@ -8454,7 +7827,7 @@
     <w:p>
       <w:r>
         <w:pict w14:anchorId="6AD8FB10">
-          <v:rect id="_x0000_i1050" style="width:0;height:1.5pt" o:hralign="center" o:hrstd="t" o:hr="t" fillcolor="#a0a0a0" stroked="f"/>
+          <v:rect id="_x0000_i1049" style="width:0;height:1.5pt" o:hralign="center" o:hrstd="t" o:hr="t" fillcolor="#a0a0a0" stroked="f"/>
         </w:pict>
       </w:r>
     </w:p>
@@ -8562,7 +7935,7 @@
     <w:p>
       <w:r>
         <w:pict w14:anchorId="21248522">
-          <v:rect id="_x0000_i1051" style="width:0;height:1.5pt" o:hralign="center" o:hrstd="t" o:hr="t" fillcolor="#a0a0a0" stroked="f"/>
+          <v:rect id="_x0000_i1050" style="width:0;height:1.5pt" o:hralign="center" o:hrstd="t" o:hr="t" fillcolor="#a0a0a0" stroked="f"/>
         </w:pict>
       </w:r>
     </w:p>
@@ -8704,7 +8077,7 @@
     <w:p>
       <w:r>
         <w:pict w14:anchorId="1114279F">
-          <v:rect id="_x0000_i1052" style="width:0;height:1.5pt" o:hralign="center" o:hrstd="t" o:hr="t" fillcolor="#a0a0a0" stroked="f"/>
+          <v:rect id="_x0000_i1051" style="width:0;height:1.5pt" o:hralign="center" o:hrstd="t" o:hr="t" fillcolor="#a0a0a0" stroked="f"/>
         </w:pict>
       </w:r>
     </w:p>
@@ -8826,7 +8199,7 @@
     <w:p>
       <w:r>
         <w:pict w14:anchorId="4D40B010">
-          <v:rect id="_x0000_i1053" style="width:0;height:1.5pt" o:hralign="center" o:hrstd="t" o:hr="t" fillcolor="#a0a0a0" stroked="f"/>
+          <v:rect id="_x0000_i1052" style="width:0;height:1.5pt" o:hralign="center" o:hrstd="t" o:hr="t" fillcolor="#a0a0a0" stroked="f"/>
         </w:pict>
       </w:r>
     </w:p>
@@ -8916,6 +8289,74 @@
     <w:p>
       <w:r>
         <w:pict w14:anchorId="45AF4395">
+          <v:rect id="_x0000_i1053" style="width:0;height:1.5pt" o:hralign="center" o:hrstd="t" o:hr="t" fillcolor="#a0a0a0" stroked="f"/>
+        </w:pict>
+      </w:r>
+    </w:p>
+    <w:p>
+      <w:pPr>
+        <w:rPr>
+          <w:b/>
+          <w:bCs/>
+        </w:rPr>
+      </w:pPr>
+      <w:r>
+        <w:rPr>
+          <w:rFonts w:ascii="Segoe UI Emoji" w:hAnsi="Segoe UI Emoji" w:cs="Segoe UI Emoji"/>
+          <w:b/>
+          <w:bCs/>
+        </w:rPr>
+        <w:t>⭐</w:t>
+      </w:r>
+      <w:r>
+        <w:rPr>
+          <w:b/>
+          <w:bCs/>
+        </w:rPr>
+        <w:t xml:space="preserve"> 6) Focus </w:t>
+      </w:r>
+      <w:proofErr w:type="spellStart"/>
+      <w:r>
+        <w:rPr>
+          <w:b/>
+          <w:bCs/>
+        </w:rPr>
+        <w:t>peaking</w:t>
+      </w:r>
+      <w:proofErr w:type="spellEnd"/>
+      <w:r>
+        <w:rPr>
+          <w:b/>
+          <w:bCs/>
+        </w:rPr>
+        <w:t xml:space="preserve"> (per mettere a fuoco il telescopio)</w:t>
+      </w:r>
+    </w:p>
+    <w:p>
+      <w:r>
+        <w:t>Il telescopio non ha autofocus.</w:t>
+      </w:r>
+      <w:r>
+        <w:br/>
+        <w:t xml:space="preserve">Il focus </w:t>
+      </w:r>
+      <w:proofErr w:type="spellStart"/>
+      <w:r>
+        <w:t>peaking</w:t>
+      </w:r>
+      <w:proofErr w:type="spellEnd"/>
+      <w:r>
+        <w:t xml:space="preserve"> ti dice quando sei a fuoco perfetto.</w:t>
+      </w:r>
+    </w:p>
+    <w:p>
+      <w:r>
+        <w:t>È una delle feature più utili in assoluto.</w:t>
+      </w:r>
+    </w:p>
+    <w:p>
+      <w:r>
+        <w:pict w14:anchorId="6FC088F0">
           <v:rect id="_x0000_i1054" style="width:0;height:1.5pt" o:hralign="center" o:hrstd="t" o:hr="t" fillcolor="#a0a0a0" stroked="f"/>
         </w:pict>
       </w:r>
@@ -8940,95 +8381,27 @@
           <w:b/>
           <w:bCs/>
         </w:rPr>
-        <w:t xml:space="preserve"> 6) Focus </w:t>
-      </w:r>
-      <w:proofErr w:type="spellStart"/>
-      <w:r>
-        <w:rPr>
-          <w:b/>
-          <w:bCs/>
-        </w:rPr>
-        <w:t>peaking</w:t>
-      </w:r>
-      <w:proofErr w:type="spellEnd"/>
-      <w:r>
-        <w:rPr>
-          <w:b/>
-          <w:bCs/>
-        </w:rPr>
-        <w:t xml:space="preserve"> (per mettere a fuoco il telescopio)</w:t>
-      </w:r>
-    </w:p>
-    <w:p>
-      <w:r>
-        <w:t>Il telescopio non ha autofocus.</w:t>
-      </w:r>
-      <w:r>
-        <w:br/>
-        <w:t xml:space="preserve">Il focus </w:t>
-      </w:r>
-      <w:proofErr w:type="spellStart"/>
-      <w:r>
-        <w:t>peaking</w:t>
-      </w:r>
-      <w:proofErr w:type="spellEnd"/>
-      <w:r>
-        <w:t xml:space="preserve"> ti dice quando sei a fuoco perfetto.</w:t>
-      </w:r>
-    </w:p>
-    <w:p>
-      <w:r>
-        <w:t>È una delle feature più utili in assoluto.</w:t>
-      </w:r>
-    </w:p>
-    <w:p>
-      <w:r>
-        <w:pict w14:anchorId="6FC088F0">
+        <w:t xml:space="preserve"> 7) Livella digitale + drift </w:t>
+      </w:r>
+      <w:proofErr w:type="spellStart"/>
+      <w:r>
+        <w:rPr>
+          <w:b/>
+          <w:bCs/>
+        </w:rPr>
+        <w:t>indicator</w:t>
+      </w:r>
+      <w:proofErr w:type="spellEnd"/>
+    </w:p>
+    <w:p>
+      <w:r>
+        <w:t>Per allineare perfettamente il telefono al telescopio.</w:t>
+      </w:r>
+    </w:p>
+    <w:p>
+      <w:r>
+        <w:pict w14:anchorId="485248E9">
           <v:rect id="_x0000_i1055" style="width:0;height:1.5pt" o:hralign="center" o:hrstd="t" o:hr="t" fillcolor="#a0a0a0" stroked="f"/>
-        </w:pict>
-      </w:r>
-    </w:p>
-    <w:p>
-      <w:pPr>
-        <w:rPr>
-          <w:b/>
-          <w:bCs/>
-        </w:rPr>
-      </w:pPr>
-      <w:r>
-        <w:rPr>
-          <w:rFonts w:ascii="Segoe UI Emoji" w:hAnsi="Segoe UI Emoji" w:cs="Segoe UI Emoji"/>
-          <w:b/>
-          <w:bCs/>
-        </w:rPr>
-        <w:t>⭐</w:t>
-      </w:r>
-      <w:r>
-        <w:rPr>
-          <w:b/>
-          <w:bCs/>
-        </w:rPr>
-        <w:t xml:space="preserve"> 7) Livella digitale + drift </w:t>
-      </w:r>
-      <w:proofErr w:type="spellStart"/>
-      <w:r>
-        <w:rPr>
-          <w:b/>
-          <w:bCs/>
-        </w:rPr>
-        <w:t>indicator</w:t>
-      </w:r>
-      <w:proofErr w:type="spellEnd"/>
-    </w:p>
-    <w:p>
-      <w:r>
-        <w:t>Per allineare perfettamente il telefono al telescopio.</w:t>
-      </w:r>
-    </w:p>
-    <w:p>
-      <w:r>
-        <w:pict w14:anchorId="485248E9">
-          <v:rect id="_x0000_i1056" style="width:0;height:1.5pt" o:hralign="center" o:hrstd="t" o:hr="t" fillcolor="#a0a0a0" stroked="f"/>
         </w:pict>
       </w:r>
     </w:p>
@@ -9117,7 +8490,7 @@
     <w:p>
       <w:r>
         <w:pict w14:anchorId="17C3F7E0">
-          <v:rect id="_x0000_i1057" style="width:0;height:1.5pt" o:hralign="center" o:hrstd="t" o:hr="t" fillcolor="#a0a0a0" stroked="f"/>
+          <v:rect id="_x0000_i1056" style="width:0;height:1.5pt" o:hralign="center" o:hrstd="t" o:hr="t" fillcolor="#a0a0a0" stroked="f"/>
         </w:pict>
       </w:r>
     </w:p>

--- a/Doc/RoadMap.docx
+++ b/Doc/RoadMap.docx
@@ -2,6 +2,101 @@
 <file path=word/document.xml><?xml version="1.0" encoding="utf-8"?>
 <w:document xmlns:wpc="http://schemas.microsoft.com/office/word/2010/wordprocessingCanvas" xmlns:cx="http://schemas.microsoft.com/office/drawing/2014/chartex" xmlns:cx1="http://schemas.microsoft.com/office/drawing/2015/9/8/chartex" xmlns:cx2="http://schemas.microsoft.com/office/drawing/2015/10/21/chartex" xmlns:cx3="http://schemas.microsoft.com/office/drawing/2016/5/9/chartex" xmlns:cx4="http://schemas.microsoft.com/office/drawing/2016/5/10/chartex" xmlns:cx5="http://schemas.microsoft.com/office/drawing/2016/5/11/chartex" xmlns:cx6="http://schemas.microsoft.com/office/drawing/2016/5/12/chartex" xmlns:cx7="http://schemas.microsoft.com/office/drawing/2016/5/13/chartex" xmlns:cx8="http://schemas.microsoft.com/office/drawing/2016/5/14/chartex" xmlns:mc="http://schemas.openxmlformats.org/markup-compatibility/2006" xmlns:aink="http://schemas.microsoft.com/office/drawing/2016/ink" xmlns:am3d="http://schemas.microsoft.com/office/drawing/2017/model3d" xmlns:o="urn:schemas-microsoft-com:office:office" xmlns:oel="http://schemas.microsoft.com/office/2019/extlst" xmlns:r="http://schemas.openxmlformats.org/officeDocument/2006/relationships" xmlns:m="http://schemas.openxmlformats.org/officeDocument/2006/math" xmlns:v="urn:schemas-microsoft-com:vml" xmlns:wp14="http://schemas.microsoft.com/office/word/2010/wordprocessingDrawing" xmlns:wp="http://schemas.openxmlformats.org/drawingml/2006/wordprocessingDrawing" xmlns:w10="urn:schemas-microsoft-com:office:word" xmlns:w="http://schemas.openxmlformats.org/wordprocessingml/2006/main" xmlns:w14="http://schemas.microsoft.com/office/word/2010/wordml" xmlns:w15="http://schemas.microsoft.com/office/word/2012/wordml" xmlns:w16cex="http://schemas.microsoft.com/office/word/2018/wordml/cex" xmlns:w16cid="http://schemas.microsoft.com/office/word/2016/wordml/cid" xmlns:w16="http://schemas.microsoft.com/office/word/2018/wordml" xmlns:w16du="http://schemas.microsoft.com/office/word/2023/wordml/word16du" xmlns:w16sdtdh="http://schemas.microsoft.com/office/word/2020/wordml/sdtdatahash" xmlns:w16sdtfl="http://schemas.microsoft.com/office/word/2024/wordml/sdtformatlock" xmlns:w16se="http://schemas.microsoft.com/office/word/2015/wordml/symex" xmlns:wpg="http://schemas.microsoft.com/office/word/2010/wordprocessingGroup" xmlns:wpi="http://schemas.microsoft.com/office/word/2010/wordprocessingInk" xmlns:wne="http://schemas.microsoft.com/office/word/2006/wordml" xmlns:wps="http://schemas.microsoft.com/office/word/2010/wordprocessingShape" mc:Ignorable="w14 w15 w16se w16cid w16 w16cex w16sdtdh w16sdtfl w16du wp14">
   <w:body>
+    <w:p>
+      <w:r>
+        <w:t>Version 0.6.2</w:t>
+      </w:r>
+    </w:p>
+    <w:p/>
+    <w:p>
+      <w:r>
+        <w:tab/>
+        <w:t>Stacking</w:t>
+      </w:r>
+    </w:p>
+    <w:p>
+      <w:r>
+        <w:tab/>
+      </w:r>
+      <w:r>
+        <w:tab/>
+        <w:t>Sistemare MainScreen</w:t>
+      </w:r>
+    </w:p>
+    <w:p>
+      <w:pPr>
+        <w:rPr>
+          <w:lang w:val="en-GB"/>
+        </w:rPr>
+      </w:pPr>
+      <w:r>
+        <w:tab/>
+      </w:r>
+      <w:r>
+        <w:tab/>
+      </w:r>
+      <w:r>
+        <w:rPr>
+          <w:lang w:val="en-GB"/>
+        </w:rPr>
+        <w:t>Analyze Icon too s</w:t>
+      </w:r>
+      <w:r>
+        <w:rPr>
+          <w:lang w:val="en-GB"/>
+        </w:rPr>
+        <w:t>mall</w:t>
+      </w:r>
+    </w:p>
+    <w:p>
+      <w:pPr>
+        <w:rPr>
+          <w:lang w:val="en-GB"/>
+        </w:rPr>
+      </w:pPr>
+      <w:r>
+        <w:rPr>
+          <w:lang w:val="en-GB"/>
+        </w:rPr>
+        <w:tab/>
+      </w:r>
+      <w:r>
+        <w:rPr>
+          <w:lang w:val="en-GB"/>
+        </w:rPr>
+        <w:tab/>
+        <w:t>Analyze si pianta</w:t>
+      </w:r>
+    </w:p>
+    <w:p>
+      <w:r>
+        <w:rPr>
+          <w:lang w:val="en-GB"/>
+        </w:rPr>
+        <w:tab/>
+      </w:r>
+      <w:r>
+        <w:rPr>
+          <w:lang w:val="en-GB"/>
+        </w:rPr>
+        <w:tab/>
+      </w:r>
+      <w:r>
+        <w:t>Raw phot non funzi</w:t>
+      </w:r>
+      <w:r>
+        <w:t>ona</w:t>
+      </w:r>
+    </w:p>
+    <w:p>
+      <w:r>
+        <w:tab/>
+      </w:r>
+      <w:r>
+        <w:tab/>
+        <w:t>Implementare Analisi Immagini</w:t>
+      </w:r>
+    </w:p>
     <w:p>
       <w:r>
         <w:t>Version 0.</w:t>
@@ -21,11 +116,9 @@
           <w:numId w:val="31"/>
         </w:numPr>
       </w:pPr>
-      <w:proofErr w:type="spellStart"/>
       <w:r>
         <w:t>Stacking</w:t>
       </w:r>
-      <w:proofErr w:type="spellEnd"/>
     </w:p>
     <w:p>
       <w:pPr>
@@ -36,15 +129,10 @@
         </w:numPr>
       </w:pPr>
       <w:r>
-        <w:t xml:space="preserve">Aggiungere </w:t>
-      </w:r>
-      <w:proofErr w:type="spellStart"/>
-      <w:r>
-        <w:t>fun</w:t>
-      </w:r>
-      <w:proofErr w:type="spellEnd"/>
-      <w:r>
-        <w:t xml:space="preserve"> per stimare shifts</w:t>
+        <w:t>Aggiungere fun per stimare shifts</w:t>
+      </w:r>
+      <w:r>
+        <w:t xml:space="preserve"> </w:t>
       </w:r>
     </w:p>
     <w:p>
@@ -56,7 +144,7 @@
         </w:numPr>
       </w:pPr>
       <w:r>
-        <w:t>Calcolare tempi shift</w:t>
+        <w:t>Valutare shifts con foto su cavalletto</w:t>
       </w:r>
     </w:p>
     <w:p>
@@ -68,7 +156,7 @@
         </w:numPr>
       </w:pPr>
       <w:r>
-        <w:t>Messaggi nelle varie fasi</w:t>
+        <w:t>Calcolare tempi shift</w:t>
       </w:r>
     </w:p>
     <w:p>
@@ -80,7 +168,7 @@
         </w:numPr>
       </w:pPr>
       <w:r>
-        <w:t>Provare con 50 immagini</w:t>
+        <w:t>Messaggi nelle varie fasi</w:t>
       </w:r>
     </w:p>
     <w:p>
@@ -92,13 +180,26 @@
         </w:numPr>
       </w:pPr>
       <w:r>
-        <w:t xml:space="preserve">Non usare se &gt; </w:t>
-      </w:r>
-      <w:proofErr w:type="spellStart"/>
-      <w:r>
-        <w:t>maxshift</w:t>
-      </w:r>
-      <w:proofErr w:type="spellEnd"/>
+        <w:t>Provare con 50 immagini</w:t>
+      </w:r>
+    </w:p>
+    <w:p>
+      <w:pPr>
+        <w:pStyle w:val="Paragrafoelenco"/>
+        <w:numPr>
+          <w:ilvl w:val="1"/>
+          <w:numId w:val="31"/>
+        </w:numPr>
+      </w:pPr>
+      <w:r>
+        <w:t>Non usare se &gt; maxshift</w:t>
+      </w:r>
+    </w:p>
+    <w:p>
+      <w:pPr>
+        <w:pStyle w:val="Paragrafoelenco"/>
+        <w:ind w:left="1785"/>
+      </w:pPr>
     </w:p>
     <w:p>
       <w:pPr>
@@ -126,11 +227,9 @@
           <w:numId w:val="31"/>
         </w:numPr>
       </w:pPr>
-      <w:proofErr w:type="spellStart"/>
       <w:r>
         <w:t>CountDown</w:t>
       </w:r>
-      <w:proofErr w:type="spellEnd"/>
     </w:p>
     <w:p>
       <w:pPr>
@@ -143,6 +242,19 @@
       <w:r>
         <w:t>Formato RAW</w:t>
       </w:r>
+      <w:r>
+        <w:tab/>
+      </w:r>
+      <w:r>
+        <w:tab/>
+      </w:r>
+      <w:r>
+        <w:tab/>
+      </w:r>
+      <w:r>
+        <w:tab/>
+        <w:t>IN PROGRESS</w:t>
+      </w:r>
     </w:p>
     <w:p>
       <w:pPr>
@@ -158,11 +270,9 @@
           <w:numId w:val="31"/>
         </w:numPr>
       </w:pPr>
-      <w:proofErr w:type="spellStart"/>
       <w:r>
         <w:t>CameraLib</w:t>
       </w:r>
-      <w:proofErr w:type="spellEnd"/>
     </w:p>
     <w:p>
       <w:pPr>
@@ -178,6 +288,24 @@
     </w:p>
     <w:p>
       <w:pPr>
+        <w:pStyle w:val="Paragrafoelenco"/>
+        <w:ind w:left="1785"/>
+      </w:pPr>
+    </w:p>
+    <w:p>
+      <w:pPr>
+        <w:pStyle w:val="Paragrafoelenco"/>
+        <w:numPr>
+          <w:ilvl w:val="0"/>
+          <w:numId w:val="31"/>
+        </w:numPr>
+      </w:pPr>
+      <w:r>
+        <w:t>Laplace variance</w:t>
+      </w:r>
+    </w:p>
+    <w:p>
+      <w:pPr>
         <w:ind w:firstLine="708"/>
       </w:pPr>
     </w:p>
@@ -195,12 +323,8 @@
     <w:p>
       <w:r>
         <w:tab/>
-      </w:r>
-      <w:proofErr w:type="spellStart"/>
-      <w:r>
         <w:t>Stacking</w:t>
       </w:r>
-      <w:proofErr w:type="spellEnd"/>
     </w:p>
     <w:p>
       <w:pPr>
@@ -242,11 +366,9 @@
       <w:pPr>
         <w:ind w:left="708"/>
       </w:pPr>
-      <w:proofErr w:type="spellStart"/>
       <w:r>
         <w:t>CameraLib</w:t>
       </w:r>
-      <w:proofErr w:type="spellEnd"/>
     </w:p>
     <w:p>
       <w:pPr>
@@ -257,13 +379,8 @@
         </w:numPr>
       </w:pPr>
       <w:r>
-        <w:t xml:space="preserve">Gallery per visualizzare foto e </w:t>
-      </w:r>
-      <w:proofErr w:type="spellStart"/>
-      <w:r>
-        <w:t>stacked</w:t>
-      </w:r>
-      <w:proofErr w:type="spellEnd"/>
+        <w:t>Gallery per visualizzare foto e stacked</w:t>
+      </w:r>
     </w:p>
     <w:p>
       <w:pPr>
@@ -286,13 +403,8 @@
         </w:numPr>
       </w:pPr>
       <w:r>
-        <w:t xml:space="preserve">Scegliere dove fare </w:t>
-      </w:r>
-      <w:proofErr w:type="spellStart"/>
-      <w:r>
-        <w:t>stacking</w:t>
-      </w:r>
-      <w:proofErr w:type="spellEnd"/>
+        <w:t>Scegliere dove fare stacking</w:t>
+      </w:r>
     </w:p>
     <w:p>
       <w:pPr>
@@ -312,19 +424,11 @@
           <w:lang w:val="en-GB"/>
         </w:rPr>
       </w:pPr>
-      <w:proofErr w:type="spellStart"/>
-      <w:r>
-        <w:rPr>
-          <w:lang w:val="en-GB"/>
-        </w:rPr>
-        <w:t>Verion</w:t>
-      </w:r>
-      <w:proofErr w:type="spellEnd"/>
-      <w:r>
-        <w:rPr>
-          <w:lang w:val="en-GB"/>
-        </w:rPr>
-        <w:t xml:space="preserve"> 0.</w:t>
+      <w:r>
+        <w:rPr>
+          <w:lang w:val="en-GB"/>
+        </w:rPr>
+        <w:t>Verion 0.</w:t>
       </w:r>
       <w:r>
         <w:rPr>
@@ -355,28 +459,7 @@
         <w:rPr>
           <w:lang w:val="en-GB"/>
         </w:rPr>
-        <w:t xml:space="preserve">Stacking con </w:t>
-      </w:r>
-      <w:proofErr w:type="spellStart"/>
-      <w:r>
-        <w:rPr>
-          <w:lang w:val="en-GB"/>
-        </w:rPr>
-        <w:t>color</w:t>
-      </w:r>
-      <w:proofErr w:type="spellEnd"/>
-      <w:r>
-        <w:rPr>
-          <w:lang w:val="en-GB"/>
-        </w:rPr>
-        <w:t xml:space="preserve"> </w:t>
-      </w:r>
-      <w:proofErr w:type="spellStart"/>
-      <w:r>
-        <w:rPr>
-          <w:lang w:val="en-GB"/>
-        </w:rPr>
-        <w:t>anzich</w:t>
+        <w:t>Stacking con color anzich</w:t>
       </w:r>
       <w:r>
         <w:rPr>
@@ -384,7 +467,6 @@
         </w:rPr>
         <w:t>e</w:t>
       </w:r>
-      <w:proofErr w:type="spellEnd"/>
       <w:r>
         <w:rPr>
           <w:lang w:val="en-GB"/>
@@ -408,33 +490,24 @@
         <w:rPr>
           <w:lang w:val="en-GB"/>
         </w:rPr>
+        <w:lastRenderedPageBreak/>
         <w:tab/>
         <w:t xml:space="preserve">Stacking </w:t>
       </w:r>
-      <w:proofErr w:type="spellStart"/>
       <w:r>
         <w:rPr>
           <w:i/>
           <w:iCs/>
           <w:lang w:val="en-GB"/>
         </w:rPr>
-        <w:t>più</w:t>
-      </w:r>
-      <w:proofErr w:type="spellEnd"/>
+        <w:t>più “astro” (sigma</w:t>
+      </w:r>
       <w:r>
         <w:rPr>
           <w:i/>
           <w:iCs/>
           <w:lang w:val="en-GB"/>
         </w:rPr>
-        <w:t xml:space="preserve"> “astro” (sigma</w:t>
-      </w:r>
-      <w:r>
-        <w:rPr>
-          <w:i/>
-          <w:iCs/>
-          <w:lang w:val="en-GB"/>
-        </w:rPr>
         <w:noBreakHyphen/>
         <w:t>clipping, dark frame, flat field)</w:t>
       </w:r>
@@ -444,26 +517,10 @@
         <w:ind w:firstLine="708"/>
       </w:pPr>
       <w:r>
-        <w:t xml:space="preserve">Soluzione per </w:t>
-      </w:r>
-      <w:proofErr w:type="spellStart"/>
-      <w:r>
-        <w:t>path</w:t>
-      </w:r>
-      <w:proofErr w:type="spellEnd"/>
-      <w:r>
-        <w:t xml:space="preserve"> dove sa</w:t>
-      </w:r>
-      <w:r>
-        <w:t>lvare photo/</w:t>
-      </w:r>
-      <w:proofErr w:type="spellStart"/>
-      <w:r>
-        <w:t>stacked</w:t>
-      </w:r>
-      <w:proofErr w:type="spellEnd"/>
-      <w:r>
-        <w:t xml:space="preserve"> e successivi</w:t>
+        <w:t>Soluzione per path dove sa</w:t>
+      </w:r>
+      <w:r>
+        <w:t>lvare photo/stacked e successivi</w:t>
       </w:r>
     </w:p>
     <w:p/>
@@ -494,47 +551,24 @@
         <w:ind w:firstLine="708"/>
       </w:pPr>
       <w:r>
-        <w:t xml:space="preserve">Voice </w:t>
-      </w:r>
-      <w:proofErr w:type="spellStart"/>
-      <w:r>
-        <w:t>Recognition</w:t>
-      </w:r>
-      <w:proofErr w:type="spellEnd"/>
-      <w:r>
-        <w:t xml:space="preserve"> </w:t>
-      </w:r>
-      <w:proofErr w:type="spellStart"/>
-      <w:r>
-        <w:t>interface</w:t>
-      </w:r>
-      <w:proofErr w:type="spellEnd"/>
+        <w:t>Voice Recognition interface</w:t>
+      </w:r>
     </w:p>
     <w:p>
       <w:pPr>
         <w:ind w:firstLine="708"/>
       </w:pPr>
       <w:r>
-        <w:t xml:space="preserve">Camera voice </w:t>
-      </w:r>
-      <w:proofErr w:type="spellStart"/>
-      <w:r>
-        <w:t>commands</w:t>
-      </w:r>
-      <w:proofErr w:type="spellEnd"/>
+        <w:t>Camera voice commands</w:t>
+      </w:r>
     </w:p>
     <w:p>
       <w:pPr>
         <w:ind w:firstLine="708"/>
       </w:pPr>
       <w:r>
-        <w:t xml:space="preserve">Video voice </w:t>
-      </w:r>
-      <w:proofErr w:type="spellStart"/>
-      <w:r>
-        <w:t>commands</w:t>
-      </w:r>
-      <w:proofErr w:type="spellEnd"/>
+        <w:t>Video voice commands</w:t>
+      </w:r>
     </w:p>
     <w:p/>
     <w:p/>
@@ -549,15 +583,7 @@
     <w:p/>
     <w:p>
       <w:r>
-        <w:t>Foto &lt;</w:t>
-      </w:r>
-      <w:proofErr w:type="spellStart"/>
-      <w:r>
-        <w:t>nPhoto</w:t>
-      </w:r>
-      <w:proofErr w:type="spellEnd"/>
-      <w:r>
-        <w:t>&gt;</w:t>
+        <w:t>Foto &lt;nPhoto&gt;</w:t>
       </w:r>
     </w:p>
     <w:p>
@@ -571,434 +597,255 @@
       </w:r>
     </w:p>
     <w:p>
-      <w:r>
-        <w:t>Video &lt;</w:t>
-      </w:r>
-      <w:proofErr w:type="spellStart"/>
-      <w:r>
-        <w:t>nsecs</w:t>
-      </w:r>
-      <w:proofErr w:type="spellEnd"/>
-      <w:r>
-        <w:t>&gt;</w:t>
+      <w:pPr>
+        <w:rPr>
+          <w:lang w:val="en-GB"/>
+        </w:rPr>
+      </w:pPr>
+      <w:r>
+        <w:rPr>
+          <w:lang w:val="en-GB"/>
+        </w:rPr>
+        <w:t>Video &lt;nsecs&gt;</w:t>
+      </w:r>
+    </w:p>
+    <w:p>
+      <w:pPr>
+        <w:rPr>
+          <w:lang w:val="en-GB"/>
+        </w:rPr>
+      </w:pPr>
+    </w:p>
+    <w:p>
+      <w:pPr>
+        <w:rPr>
+          <w:lang w:val="en-GB"/>
+        </w:rPr>
+      </w:pPr>
+    </w:p>
+    <w:p>
+      <w:pPr>
+        <w:rPr>
+          <w:lang w:val="en-GB"/>
+        </w:rPr>
+      </w:pPr>
+    </w:p>
+    <w:p>
+      <w:pPr>
+        <w:rPr>
+          <w:lang w:val="en-GB"/>
+        </w:rPr>
+      </w:pPr>
+    </w:p>
+    <w:p>
+      <w:pPr>
+        <w:rPr>
+          <w:lang w:val="en-GB"/>
+        </w:rPr>
+      </w:pPr>
+    </w:p>
+    <w:p>
+      <w:pPr>
+        <w:rPr>
+          <w:lang w:val="en-GB"/>
+        </w:rPr>
+      </w:pPr>
+    </w:p>
+    <w:p>
+      <w:pPr>
+        <w:rPr>
+          <w:lang w:val="en-GB"/>
+        </w:rPr>
+      </w:pPr>
+      <w:r>
+        <w:rPr>
+          <w:lang w:val="en-GB"/>
+        </w:rPr>
+        <w:t>// PERMESSI AUDIO</w:t>
+      </w:r>
+    </w:p>
+    <w:p>
+      <w:pPr>
+        <w:rPr>
+          <w:lang w:val="en-GB"/>
+        </w:rPr>
+      </w:pPr>
+      <w:r>
+        <w:rPr>
+          <w:lang w:val="en-GB"/>
+        </w:rPr>
+        <w:t>val activity = LocalContext.current as? Activity</w:t>
+      </w:r>
+    </w:p>
+    <w:p>
+      <w:pPr>
+        <w:rPr>
+          <w:lang w:val="en-GB"/>
+        </w:rPr>
+      </w:pPr>
+      <w:r>
+        <w:rPr>
+          <w:lang w:val="en-GB"/>
+        </w:rPr>
+        <w:t>activity?.let {</w:t>
+      </w:r>
+    </w:p>
+    <w:p>
+      <w:pPr>
+        <w:rPr>
+          <w:lang w:val="en-GB"/>
+        </w:rPr>
+      </w:pPr>
+      <w:r>
+        <w:rPr>
+          <w:lang w:val="en-GB"/>
+        </w:rPr>
+        <w:t xml:space="preserve">    val intent = Intent(it, SecondActivity::class.java)</w:t>
+      </w:r>
+    </w:p>
+    <w:p>
+      <w:pPr>
+        <w:rPr>
+          <w:lang w:val="en-GB"/>
+        </w:rPr>
+      </w:pPr>
+      <w:r>
+        <w:rPr>
+          <w:lang w:val="en-GB"/>
+        </w:rPr>
+        <w:t xml:space="preserve">    it.startActivity(intent)</w:t>
+      </w:r>
+    </w:p>
+    <w:p>
+      <w:pPr>
+        <w:rPr>
+          <w:lang w:val="en-GB"/>
+        </w:rPr>
+      </w:pPr>
+      <w:r>
+        <w:rPr>
+          <w:lang w:val="en-GB"/>
+        </w:rPr>
+        <w:t>}</w:t>
+      </w:r>
+      <w:r>
+        <w:rPr>
+          <w:lang w:val="en-GB"/>
+        </w:rPr>
+        <w:tab/>
+      </w:r>
+    </w:p>
+    <w:p>
+      <w:pPr>
+        <w:rPr>
+          <w:lang w:val="en-GB"/>
+        </w:rPr>
+      </w:pPr>
+    </w:p>
+    <w:p>
+      <w:pPr>
+        <w:rPr>
+          <w:lang w:val="en-GB"/>
+        </w:rPr>
+      </w:pPr>
+    </w:p>
+    <w:p>
+      <w:pPr>
+        <w:rPr>
+          <w:lang w:val="en-GB"/>
+        </w:rPr>
+      </w:pPr>
+      <w:r>
+        <w:rPr>
+          <w:lang w:val="en-GB"/>
+        </w:rPr>
+        <w:t>val audioPermission = Manifest.permission.RECORD_AUDIO</w:t>
+      </w:r>
+    </w:p>
+    <w:p>
+      <w:pPr>
+        <w:rPr>
+          <w:lang w:val="en-GB"/>
+        </w:rPr>
+      </w:pPr>
+      <w:r>
+        <w:rPr>
+          <w:lang w:val="en-GB"/>
+        </w:rPr>
+        <w:t>val permissionLauncher = rememberLauncherForActivityResult(</w:t>
+      </w:r>
+    </w:p>
+    <w:p>
+      <w:pPr>
+        <w:rPr>
+          <w:lang w:val="en-GB"/>
+        </w:rPr>
+      </w:pPr>
+      <w:r>
+        <w:rPr>
+          <w:lang w:val="en-GB"/>
+        </w:rPr>
+        <w:t xml:space="preserve">    ActivityResultContracts.RequestPermission()</w:t>
+      </w:r>
+    </w:p>
+    <w:p>
+      <w:pPr>
+        <w:rPr>
+          <w:lang w:val="en-GB"/>
+        </w:rPr>
+      </w:pPr>
+      <w:r>
+        <w:rPr>
+          <w:lang w:val="en-GB"/>
+        </w:rPr>
+        <w:t>) { granted -&gt;</w:t>
+      </w:r>
+    </w:p>
+    <w:p>
+      <w:pPr>
+        <w:rPr>
+          <w:lang w:val="en-GB"/>
+        </w:rPr>
+      </w:pPr>
+      <w:r>
+        <w:rPr>
+          <w:lang w:val="en-GB"/>
+        </w:rPr>
+        <w:t xml:space="preserve">    if (!granted) {</w:t>
+      </w:r>
+    </w:p>
+    <w:p>
+      <w:pPr>
+        <w:rPr>
+          <w:lang w:val="en-GB"/>
+        </w:rPr>
+      </w:pPr>
+      <w:r>
+        <w:rPr>
+          <w:lang w:val="en-GB"/>
+        </w:rPr>
+        <w:t xml:space="preserve">        Toast.makeText(context, "Permesso microfono negato", Toast.LENGTH_SHORT).show()</w:t>
+      </w:r>
+    </w:p>
+    <w:p>
+      <w:r>
+        <w:rPr>
+          <w:lang w:val="en-GB"/>
+        </w:rPr>
+        <w:t xml:space="preserve">    </w:t>
+      </w:r>
+      <w:r>
+        <w:t>}</w:t>
+      </w:r>
+    </w:p>
+    <w:p>
+      <w:r>
+        <w:t>}</w:t>
       </w:r>
     </w:p>
     <w:p/>
-    <w:p/>
-    <w:p/>
-    <w:p/>
-    <w:p/>
-    <w:p/>
-    <w:p>
-      <w:r>
-        <w:t>// PERMESSI AUDIO</w:t>
-      </w:r>
-    </w:p>
-    <w:p>
-      <w:pPr>
-        <w:rPr>
-          <w:lang w:val="en-GB"/>
-        </w:rPr>
-      </w:pPr>
-      <w:proofErr w:type="spellStart"/>
-      <w:r>
-        <w:rPr>
-          <w:lang w:val="en-GB"/>
-        </w:rPr>
-        <w:t>val</w:t>
-      </w:r>
-      <w:proofErr w:type="spellEnd"/>
-      <w:r>
-        <w:rPr>
-          <w:lang w:val="en-GB"/>
-        </w:rPr>
-        <w:t xml:space="preserve"> activity = </w:t>
-      </w:r>
-      <w:proofErr w:type="spellStart"/>
-      <w:r>
-        <w:rPr>
-          <w:lang w:val="en-GB"/>
-        </w:rPr>
-        <w:t>LocalContext.current</w:t>
-      </w:r>
-      <w:proofErr w:type="spellEnd"/>
-      <w:r>
-        <w:rPr>
-          <w:lang w:val="en-GB"/>
-        </w:rPr>
-        <w:t xml:space="preserve"> as? Activity</w:t>
-      </w:r>
-    </w:p>
-    <w:p>
-      <w:pPr>
-        <w:rPr>
-          <w:lang w:val="en-GB"/>
-        </w:rPr>
-      </w:pPr>
-      <w:proofErr w:type="spellStart"/>
-      <w:r>
-        <w:rPr>
-          <w:lang w:val="en-GB"/>
-        </w:rPr>
-        <w:t>activity?.let</w:t>
-      </w:r>
-      <w:proofErr w:type="spellEnd"/>
-      <w:r>
-        <w:rPr>
-          <w:lang w:val="en-GB"/>
-        </w:rPr>
-        <w:t xml:space="preserve"> {</w:t>
-      </w:r>
-    </w:p>
-    <w:p>
-      <w:pPr>
-        <w:rPr>
-          <w:lang w:val="en-GB"/>
-        </w:rPr>
-      </w:pPr>
-      <w:r>
-        <w:rPr>
-          <w:lang w:val="en-GB"/>
-        </w:rPr>
-        <w:t xml:space="preserve">    </w:t>
-      </w:r>
-      <w:proofErr w:type="spellStart"/>
-      <w:r>
-        <w:rPr>
-          <w:lang w:val="en-GB"/>
-        </w:rPr>
-        <w:t>val</w:t>
-      </w:r>
-      <w:proofErr w:type="spellEnd"/>
-      <w:r>
-        <w:rPr>
-          <w:lang w:val="en-GB"/>
-        </w:rPr>
-        <w:t xml:space="preserve"> intent = Intent(it, </w:t>
-      </w:r>
-      <w:proofErr w:type="spellStart"/>
-      <w:r>
-        <w:rPr>
-          <w:lang w:val="en-GB"/>
-        </w:rPr>
-        <w:t>SecondActivity</w:t>
-      </w:r>
-      <w:proofErr w:type="spellEnd"/>
-      <w:r>
-        <w:rPr>
-          <w:lang w:val="en-GB"/>
-        </w:rPr>
-        <w:t>::class.java)</w:t>
-      </w:r>
-    </w:p>
-    <w:p>
-      <w:pPr>
-        <w:rPr>
-          <w:lang w:val="en-GB"/>
-        </w:rPr>
-      </w:pPr>
-      <w:r>
-        <w:rPr>
-          <w:lang w:val="en-GB"/>
-        </w:rPr>
-        <w:t xml:space="preserve">    </w:t>
-      </w:r>
-      <w:proofErr w:type="spellStart"/>
-      <w:r>
-        <w:rPr>
-          <w:lang w:val="en-GB"/>
-        </w:rPr>
-        <w:t>it.startActivity</w:t>
-      </w:r>
-      <w:proofErr w:type="spellEnd"/>
-      <w:r>
-        <w:rPr>
-          <w:lang w:val="en-GB"/>
-        </w:rPr>
-        <w:t>(intent)</w:t>
-      </w:r>
-    </w:p>
-    <w:p>
-      <w:pPr>
-        <w:rPr>
-          <w:lang w:val="en-GB"/>
-        </w:rPr>
-      </w:pPr>
-      <w:r>
-        <w:rPr>
-          <w:lang w:val="en-GB"/>
-        </w:rPr>
-        <w:t>}</w:t>
-      </w:r>
-      <w:r>
-        <w:rPr>
-          <w:lang w:val="en-GB"/>
-        </w:rPr>
-        <w:tab/>
-      </w:r>
-    </w:p>
-    <w:p>
-      <w:pPr>
-        <w:rPr>
-          <w:lang w:val="en-GB"/>
-        </w:rPr>
-      </w:pPr>
-    </w:p>
-    <w:p>
-      <w:pPr>
-        <w:rPr>
-          <w:lang w:val="en-GB"/>
-        </w:rPr>
-      </w:pPr>
-    </w:p>
-    <w:p>
-      <w:pPr>
-        <w:rPr>
-          <w:lang w:val="en-GB"/>
-        </w:rPr>
-      </w:pPr>
-      <w:proofErr w:type="spellStart"/>
-      <w:r>
-        <w:rPr>
-          <w:lang w:val="en-GB"/>
-        </w:rPr>
-        <w:t>val</w:t>
-      </w:r>
-      <w:proofErr w:type="spellEnd"/>
-      <w:r>
-        <w:rPr>
-          <w:lang w:val="en-GB"/>
-        </w:rPr>
-        <w:t xml:space="preserve"> </w:t>
-      </w:r>
-      <w:proofErr w:type="spellStart"/>
-      <w:r>
-        <w:rPr>
-          <w:lang w:val="en-GB"/>
-        </w:rPr>
-        <w:t>audioPermission</w:t>
-      </w:r>
-      <w:proofErr w:type="spellEnd"/>
-      <w:r>
-        <w:rPr>
-          <w:lang w:val="en-GB"/>
-        </w:rPr>
-        <w:t xml:space="preserve"> = </w:t>
-      </w:r>
-      <w:proofErr w:type="spellStart"/>
-      <w:r>
-        <w:rPr>
-          <w:lang w:val="en-GB"/>
-        </w:rPr>
-        <w:t>Manifest.permission.RECORD_AUDIO</w:t>
-      </w:r>
-      <w:proofErr w:type="spellEnd"/>
-    </w:p>
-    <w:p>
-      <w:pPr>
-        <w:rPr>
-          <w:lang w:val="en-GB"/>
-        </w:rPr>
-      </w:pPr>
-      <w:proofErr w:type="spellStart"/>
-      <w:r>
-        <w:rPr>
-          <w:lang w:val="en-GB"/>
-        </w:rPr>
-        <w:t>val</w:t>
-      </w:r>
-      <w:proofErr w:type="spellEnd"/>
-      <w:r>
-        <w:rPr>
-          <w:lang w:val="en-GB"/>
-        </w:rPr>
-        <w:t xml:space="preserve"> </w:t>
-      </w:r>
-      <w:proofErr w:type="spellStart"/>
-      <w:r>
-        <w:rPr>
-          <w:lang w:val="en-GB"/>
-        </w:rPr>
-        <w:t>permissionLauncher</w:t>
-      </w:r>
-      <w:proofErr w:type="spellEnd"/>
-      <w:r>
-        <w:rPr>
-          <w:lang w:val="en-GB"/>
-        </w:rPr>
-        <w:t xml:space="preserve"> = </w:t>
-      </w:r>
-      <w:proofErr w:type="spellStart"/>
-      <w:r>
-        <w:rPr>
-          <w:lang w:val="en-GB"/>
-        </w:rPr>
-        <w:t>rememberLauncherForActivityResult</w:t>
-      </w:r>
-      <w:proofErr w:type="spellEnd"/>
-      <w:r>
-        <w:rPr>
-          <w:lang w:val="en-GB"/>
-        </w:rPr>
-        <w:t>(</w:t>
-      </w:r>
-    </w:p>
-    <w:p>
-      <w:pPr>
-        <w:rPr>
-          <w:lang w:val="en-GB"/>
-        </w:rPr>
-      </w:pPr>
-      <w:r>
-        <w:rPr>
-          <w:lang w:val="en-GB"/>
-        </w:rPr>
-        <w:t xml:space="preserve">    </w:t>
-      </w:r>
-      <w:proofErr w:type="spellStart"/>
-      <w:r>
-        <w:rPr>
-          <w:lang w:val="en-GB"/>
-        </w:rPr>
-        <w:t>ActivityResultContracts.RequestPermission</w:t>
-      </w:r>
-      <w:proofErr w:type="spellEnd"/>
-      <w:r>
-        <w:rPr>
-          <w:lang w:val="en-GB"/>
-        </w:rPr>
-        <w:t>()</w:t>
-      </w:r>
-    </w:p>
-    <w:p>
-      <w:pPr>
-        <w:rPr>
-          <w:lang w:val="en-GB"/>
-        </w:rPr>
-      </w:pPr>
-      <w:r>
-        <w:rPr>
-          <w:lang w:val="en-GB"/>
-        </w:rPr>
-        <w:t>) { granted -&gt;</w:t>
-      </w:r>
-    </w:p>
-    <w:p>
-      <w:pPr>
-        <w:rPr>
-          <w:lang w:val="en-GB"/>
-        </w:rPr>
-      </w:pPr>
-      <w:r>
-        <w:rPr>
-          <w:lang w:val="en-GB"/>
-        </w:rPr>
-        <w:t xml:space="preserve">    if (!granted) {</w:t>
-      </w:r>
-    </w:p>
-    <w:p>
-      <w:pPr>
-        <w:rPr>
-          <w:lang w:val="en-GB"/>
-        </w:rPr>
-      </w:pPr>
-      <w:r>
-        <w:rPr>
-          <w:lang w:val="en-GB"/>
-        </w:rPr>
-        <w:t xml:space="preserve">        </w:t>
-      </w:r>
-      <w:proofErr w:type="spellStart"/>
-      <w:r>
-        <w:rPr>
-          <w:lang w:val="en-GB"/>
-        </w:rPr>
-        <w:t>Toast.makeText</w:t>
-      </w:r>
-      <w:proofErr w:type="spellEnd"/>
-      <w:r>
-        <w:rPr>
-          <w:lang w:val="en-GB"/>
-        </w:rPr>
-        <w:t>(context, "</w:t>
-      </w:r>
-      <w:proofErr w:type="spellStart"/>
-      <w:r>
-        <w:rPr>
-          <w:lang w:val="en-GB"/>
-        </w:rPr>
-        <w:t>Permesso</w:t>
-      </w:r>
-      <w:proofErr w:type="spellEnd"/>
-      <w:r>
-        <w:rPr>
-          <w:lang w:val="en-GB"/>
-        </w:rPr>
-        <w:t xml:space="preserve"> </w:t>
-      </w:r>
-      <w:proofErr w:type="spellStart"/>
-      <w:r>
-        <w:rPr>
-          <w:lang w:val="en-GB"/>
-        </w:rPr>
-        <w:t>microfono</w:t>
-      </w:r>
-      <w:proofErr w:type="spellEnd"/>
-      <w:r>
-        <w:rPr>
-          <w:lang w:val="en-GB"/>
-        </w:rPr>
-        <w:t xml:space="preserve"> </w:t>
-      </w:r>
-      <w:proofErr w:type="spellStart"/>
-      <w:r>
-        <w:rPr>
-          <w:lang w:val="en-GB"/>
-        </w:rPr>
-        <w:t>negato</w:t>
-      </w:r>
-      <w:proofErr w:type="spellEnd"/>
-      <w:r>
-        <w:rPr>
-          <w:lang w:val="en-GB"/>
-        </w:rPr>
-        <w:t xml:space="preserve">", </w:t>
-      </w:r>
-      <w:proofErr w:type="spellStart"/>
-      <w:r>
-        <w:rPr>
-          <w:lang w:val="en-GB"/>
-        </w:rPr>
-        <w:t>Toast.LENGTH_SHORT</w:t>
-      </w:r>
-      <w:proofErr w:type="spellEnd"/>
-      <w:r>
-        <w:rPr>
-          <w:lang w:val="en-GB"/>
-        </w:rPr>
-        <w:t>).show()</w:t>
-      </w:r>
-    </w:p>
-    <w:p>
-      <w:r>
-        <w:rPr>
-          <w:lang w:val="en-GB"/>
-        </w:rPr>
-        <w:t xml:space="preserve">    </w:t>
-      </w:r>
-      <w:r>
-        <w:t>}</w:t>
-      </w:r>
-    </w:p>
-    <w:p>
-      <w:r>
-        <w:t>}</w:t>
-      </w:r>
-    </w:p>
-    <w:p/>
-    <w:p>
-      <w:r>
-        <w:lastRenderedPageBreak/>
+    <w:p>
+      <w:r>
         <w:t xml:space="preserve">Antonio, </w:t>
       </w:r>
       <w:r>
@@ -1061,13 +908,8 @@
         </w:numPr>
       </w:pPr>
       <w:r>
-        <w:t xml:space="preserve">applichi un leggero </w:t>
-      </w:r>
-      <w:proofErr w:type="spellStart"/>
-      <w:r>
-        <w:t>sharpening</w:t>
-      </w:r>
-      <w:proofErr w:type="spellEnd"/>
+        <w:t>applichi un leggero sharpening</w:t>
+      </w:r>
     </w:p>
     <w:p/>
     <w:p>
@@ -1136,23 +978,7 @@
         </w:numPr>
       </w:pPr>
       <w:r>
-        <w:t xml:space="preserve">calcoli la “nitidezza” di ogni frame (es. </w:t>
-      </w:r>
-      <w:proofErr w:type="spellStart"/>
-      <w:r>
-        <w:t>Laplacian</w:t>
-      </w:r>
-      <w:proofErr w:type="spellEnd"/>
-      <w:r>
-        <w:t xml:space="preserve"> </w:t>
-      </w:r>
-      <w:proofErr w:type="spellStart"/>
-      <w:r>
-        <w:t>variance</w:t>
-      </w:r>
-      <w:proofErr w:type="spellEnd"/>
-      <w:r>
-        <w:t>)</w:t>
+        <w:t>calcoli la “nitidezza” di ogni frame (es. Laplacian variance)</w:t>
       </w:r>
     </w:p>
     <w:p>
@@ -1236,13 +1062,8 @@
         </w:numPr>
       </w:pPr>
       <w:r>
-        <w:t xml:space="preserve">imposti </w:t>
-      </w:r>
-      <w:proofErr w:type="spellStart"/>
-      <w:r>
-        <w:t>CaptureRequest.SENSOR_EXPOSURE_TIME</w:t>
-      </w:r>
-      <w:proofErr w:type="spellEnd"/>
+        <w:t>imposti CaptureRequest.SENSOR_EXPOSURE_TIME</w:t>
+      </w:r>
     </w:p>
     <w:p>
       <w:pPr>
@@ -1252,6 +1073,7 @@
         </w:numPr>
       </w:pPr>
       <w:r>
+        <w:lastRenderedPageBreak/>
         <w:t>imposti SENSOR_SENSITIVITY (ISO)</w:t>
       </w:r>
     </w:p>
@@ -1349,7 +1171,6 @@
     </w:p>
     <w:p>
       <w:r>
-        <w:lastRenderedPageBreak/>
         <w:t>Tu già fai un delay prima dello scatto.</w:t>
       </w:r>
       <w:r>
@@ -1549,23 +1370,7 @@
           <w:b/>
           <w:bCs/>
         </w:rPr>
-        <w:t xml:space="preserve"> 6) Focus </w:t>
-      </w:r>
-      <w:proofErr w:type="spellStart"/>
-      <w:r>
-        <w:rPr>
-          <w:b/>
-          <w:bCs/>
-        </w:rPr>
-        <w:t>peaking</w:t>
-      </w:r>
-      <w:proofErr w:type="spellEnd"/>
-      <w:r>
-        <w:rPr>
-          <w:b/>
-          <w:bCs/>
-        </w:rPr>
-        <w:t xml:space="preserve"> (utilissimo con telescopi)</w:t>
+        <w:t xml:space="preserve"> 6) Focus peaking (utilissimo con telescopi)</w:t>
       </w:r>
     </w:p>
     <w:p>
@@ -1579,15 +1384,7 @@
     </w:p>
     <w:p>
       <w:r>
-        <w:t xml:space="preserve">Il focus </w:t>
-      </w:r>
-      <w:proofErr w:type="spellStart"/>
-      <w:r>
-        <w:t>peaking</w:t>
-      </w:r>
-      <w:proofErr w:type="spellEnd"/>
-      <w:r>
-        <w:t>:</w:t>
+        <w:t>Il focus peaking:</w:t>
       </w:r>
     </w:p>
     <w:p>
@@ -1609,6 +1406,7 @@
         </w:numPr>
       </w:pPr>
       <w:r>
+        <w:lastRenderedPageBreak/>
         <w:t>ti dice quando sei a fuoco perfetto</w:t>
       </w:r>
     </w:p>
@@ -1693,17 +1491,11 @@
         </w:numPr>
       </w:pPr>
       <w:r>
-        <w:t xml:space="preserve">aggiornato ogni 200 </w:t>
-      </w:r>
-      <w:proofErr w:type="spellStart"/>
-      <w:r>
-        <w:t>ms</w:t>
-      </w:r>
-      <w:proofErr w:type="spellEnd"/>
-    </w:p>
-    <w:p>
-      <w:r>
-        <w:lastRenderedPageBreak/>
+        <w:t>aggiornato ogni 200 ms</w:t>
+      </w:r>
+    </w:p>
+    <w:p>
+      <w:r>
         <w:pict w14:anchorId="51E84B89">
           <v:rect id="_x0000_i1031" style="width:0;height:1.5pt" o:hralign="center" o:hrstd="t" o:hr="t" fillcolor="#a0a0a0" stroked="f"/>
         </w:pict>
@@ -1757,17 +1549,8 @@
           <w:b/>
           <w:bCs/>
         </w:rPr>
-        <w:t xml:space="preserve"> La priorità assoluta è: scatto multiplo + </w:t>
-      </w:r>
-      <w:proofErr w:type="spellStart"/>
-      <w:r>
-        <w:rPr>
-          <w:b/>
-          <w:bCs/>
-        </w:rPr>
-        <w:t>stacking</w:t>
-      </w:r>
-      <w:proofErr w:type="spellEnd"/>
+        <w:t xml:space="preserve"> La priorità assoluta è: scatto multiplo + stacking</w:t>
+      </w:r>
     </w:p>
     <w:p>
       <w:r>
@@ -1799,17 +1582,8 @@
           <w:b/>
           <w:bCs/>
         </w:rPr>
-        <w:t xml:space="preserve"> Focus </w:t>
-      </w:r>
-      <w:proofErr w:type="spellStart"/>
-      <w:r>
-        <w:rPr>
-          <w:b/>
-          <w:bCs/>
-        </w:rPr>
-        <w:t>peaking</w:t>
-      </w:r>
-      <w:proofErr w:type="spellEnd"/>
+        <w:t xml:space="preserve"> Focus peaking</w:t>
+      </w:r>
     </w:p>
     <w:p>
       <w:pPr>
@@ -1896,17 +1670,8 @@
           <w:b/>
           <w:bCs/>
         </w:rPr>
-        <w:t xml:space="preserve">un modulo completo di </w:t>
-      </w:r>
-      <w:proofErr w:type="spellStart"/>
-      <w:r>
-        <w:rPr>
-          <w:b/>
-          <w:bCs/>
-        </w:rPr>
-        <w:t>stacking</w:t>
-      </w:r>
-      <w:proofErr w:type="spellEnd"/>
+        <w:t>un modulo completo di stacking</w:t>
+      </w:r>
       <w:r>
         <w:t xml:space="preserve"> (10–30 scatti, allineamento, merge)</w:t>
       </w:r>
@@ -1923,23 +1688,7 @@
           <w:b/>
           <w:bCs/>
         </w:rPr>
-        <w:t xml:space="preserve">focus </w:t>
-      </w:r>
-      <w:proofErr w:type="spellStart"/>
-      <w:r>
-        <w:rPr>
-          <w:b/>
-          <w:bCs/>
-        </w:rPr>
-        <w:t>peaking</w:t>
-      </w:r>
-      <w:proofErr w:type="spellEnd"/>
-      <w:r>
-        <w:rPr>
-          <w:b/>
-          <w:bCs/>
-        </w:rPr>
-        <w:t xml:space="preserve"> in overlay</w:t>
+        <w:t>focus peaking in overlay</w:t>
       </w:r>
     </w:p>
     <w:p>
@@ -1974,15 +1723,7 @@
     </w:p>
     <w:p>
       <w:r>
-        <w:t xml:space="preserve">Dimmi quale vuoi implementare per primo e te lo scrivo in </w:t>
-      </w:r>
-      <w:proofErr w:type="spellStart"/>
-      <w:r>
-        <w:t>Kotlin</w:t>
-      </w:r>
-      <w:proofErr w:type="spellEnd"/>
-      <w:r>
-        <w:t>, già pronto per Compose + CameraX.</w:t>
+        <w:t>Dimmi quale vuoi implementare per primo e te lo scrivo in Kotlin, già pronto per Compose + CameraX.</w:t>
       </w:r>
     </w:p>
     <w:p>
@@ -1994,23 +1735,7 @@
           <w:b/>
           <w:bCs/>
         </w:rPr>
-        <w:t xml:space="preserve">lo </w:t>
-      </w:r>
-      <w:proofErr w:type="spellStart"/>
-      <w:r>
-        <w:rPr>
-          <w:b/>
-          <w:bCs/>
-        </w:rPr>
-        <w:t>stacking</w:t>
-      </w:r>
-      <w:proofErr w:type="spellEnd"/>
-      <w:r>
-        <w:rPr>
-          <w:b/>
-          <w:bCs/>
-        </w:rPr>
-        <w:t xml:space="preserve"> è la cosa migliore che puoi fare per astrofotografia al telescopio</w:t>
+        <w:t>lo stacking è la cosa migliore che puoi fare per astrofotografia al telescopio</w:t>
       </w:r>
       <w:r>
         <w:t xml:space="preserve">, e possiamo implementarlo in modo </w:t>
@@ -2083,6 +1808,7 @@
     </w:p>
     <w:p>
       <w:r>
+        <w:lastRenderedPageBreak/>
         <w:t xml:space="preserve">Scattare </w:t>
       </w:r>
       <w:r>
@@ -2211,15 +1937,7 @@
         </w:numPr>
       </w:pPr>
       <w:r>
-        <w:t xml:space="preserve">fai 10–20 scatti con </w:t>
-      </w:r>
-      <w:proofErr w:type="spellStart"/>
-      <w:r>
-        <w:t>ImageCapture.takePicture</w:t>
-      </w:r>
-      <w:proofErr w:type="spellEnd"/>
-      <w:r>
-        <w:t>()</w:t>
+        <w:t>fai 10–20 scatti con ImageCapture.takePicture()</w:t>
       </w:r>
     </w:p>
     <w:p>
@@ -2229,14 +1947,8 @@
           <w:numId w:val="14"/>
         </w:numPr>
       </w:pPr>
-      <w:proofErr w:type="spellStart"/>
-      <w:r>
-        <w:lastRenderedPageBreak/>
-        <w:t>li</w:t>
-      </w:r>
-      <w:proofErr w:type="spellEnd"/>
-      <w:r>
-        <w:t xml:space="preserve"> salvi in memoria come Bitmap</w:t>
+      <w:r>
+        <w:t>li salvi in memoria come Bitmap</w:t>
       </w:r>
     </w:p>
     <w:p>
@@ -2277,14 +1989,7 @@
       </w:r>
       <w:r>
         <w:noBreakHyphen/>
-      </w:r>
-      <w:proofErr w:type="spellStart"/>
-      <w:r>
-        <w:t>correlation</w:t>
-      </w:r>
-      <w:proofErr w:type="spellEnd"/>
-      <w:r>
-        <w:t xml:space="preserve"> semplificata)</w:t>
+        <w:t>correlation semplificata)</w:t>
       </w:r>
     </w:p>
     <w:p>
@@ -2310,17 +2015,8 @@
           <w:b/>
           <w:bCs/>
         </w:rPr>
-        <w:t xml:space="preserve">3) </w:t>
-      </w:r>
-      <w:proofErr w:type="spellStart"/>
-      <w:r>
-        <w:rPr>
-          <w:b/>
-          <w:bCs/>
-        </w:rPr>
-        <w:t>Stacking</w:t>
-      </w:r>
-      <w:proofErr w:type="spellEnd"/>
+        <w:t>3) Stacking</w:t>
+      </w:r>
     </w:p>
     <w:p>
       <w:pPr>
@@ -2389,23 +2085,7 @@
           <w:b/>
           <w:bCs/>
         </w:rPr>
-        <w:t xml:space="preserve">4) </w:t>
-      </w:r>
-      <w:proofErr w:type="spellStart"/>
-      <w:r>
-        <w:rPr>
-          <w:b/>
-          <w:bCs/>
-        </w:rPr>
-        <w:t>Sharpen</w:t>
-      </w:r>
-      <w:proofErr w:type="spellEnd"/>
-      <w:r>
-        <w:rPr>
-          <w:b/>
-          <w:bCs/>
-        </w:rPr>
-        <w:t xml:space="preserve"> leggero</w:t>
+        <w:t>4) Sharpen leggero</w:t>
       </w:r>
     </w:p>
     <w:p>
@@ -2416,15 +2096,7 @@
         </w:numPr>
       </w:pPr>
       <w:r>
-        <w:t xml:space="preserve">filtro Laplaciano o </w:t>
-      </w:r>
-      <w:proofErr w:type="spellStart"/>
-      <w:r>
-        <w:t>Unsharp</w:t>
-      </w:r>
-      <w:proofErr w:type="spellEnd"/>
-      <w:r>
-        <w:t xml:space="preserve"> Mask</w:t>
+        <w:t>filtro Laplaciano o Unsharp Mask</w:t>
       </w:r>
     </w:p>
     <w:p>
@@ -2448,25 +2120,7 @@
           <w:b/>
           <w:bCs/>
         </w:rPr>
-        <w:t xml:space="preserve">Perfetto Antonio, ora entriamo nel cuore dello </w:t>
-      </w:r>
-      <w:proofErr w:type="spellStart"/>
-      <w:r>
-        <w:rPr>
-          <w:rFonts w:ascii="Segoe UI Emoji" w:hAnsi="Segoe UI Emoji" w:cs="Segoe UI Emoji"/>
-          <w:b/>
-          <w:bCs/>
-        </w:rPr>
-        <w:t>stacking</w:t>
-      </w:r>
-      <w:proofErr w:type="spellEnd"/>
-      <w:r>
-        <w:rPr>
-          <w:rFonts w:ascii="Segoe UI Emoji" w:hAnsi="Segoe UI Emoji" w:cs="Segoe UI Emoji"/>
-          <w:b/>
-          <w:bCs/>
-        </w:rPr>
-        <w:t>.</w:t>
+        <w:t>Perfetto Antonio, ora entriamo nel cuore dello stacking.</w:t>
       </w:r>
       <w:r>
         <w:rPr>
@@ -2484,25 +2138,7 @@
           <w:bCs/>
         </w:rPr>
         <w:br/>
-        <w:t xml:space="preserve">Adesso ci serve una routine di </w:t>
-      </w:r>
-      <w:proofErr w:type="spellStart"/>
-      <w:r>
-        <w:rPr>
-          <w:rFonts w:ascii="Segoe UI Emoji" w:hAnsi="Segoe UI Emoji" w:cs="Segoe UI Emoji"/>
-          <w:b/>
-          <w:bCs/>
-        </w:rPr>
-        <w:t>stacking</w:t>
-      </w:r>
-      <w:proofErr w:type="spellEnd"/>
-      <w:r>
-        <w:rPr>
-          <w:rFonts w:ascii="Segoe UI Emoji" w:hAnsi="Segoe UI Emoji" w:cs="Segoe UI Emoji"/>
-          <w:b/>
-          <w:bCs/>
-        </w:rPr>
-        <w:t xml:space="preserve"> vera e propria.</w:t>
+        <w:t>Adesso ci serve una routine di stacking vera e propria.</w:t>
       </w:r>
     </w:p>
     <w:p>
@@ -2572,25 +2208,7 @@
           <w:b/>
           <w:bCs/>
         </w:rPr>
-        <w:t xml:space="preserve">Lo </w:t>
-      </w:r>
-      <w:proofErr w:type="spellStart"/>
-      <w:r>
-        <w:rPr>
-          <w:rFonts w:ascii="Segoe UI Emoji" w:hAnsi="Segoe UI Emoji" w:cs="Segoe UI Emoji"/>
-          <w:b/>
-          <w:bCs/>
-        </w:rPr>
-        <w:t>stacking</w:t>
-      </w:r>
-      <w:proofErr w:type="spellEnd"/>
-      <w:r>
-        <w:rPr>
-          <w:rFonts w:ascii="Segoe UI Emoji" w:hAnsi="Segoe UI Emoji" w:cs="Segoe UI Emoji"/>
-          <w:b/>
-          <w:bCs/>
-        </w:rPr>
-        <w:t xml:space="preserve"> si fa così:</w:t>
+        <w:t>Lo stacking si fa così:</w:t>
       </w:r>
     </w:p>
     <w:p>
@@ -2611,25 +2229,7 @@
           <w:b/>
           <w:bCs/>
         </w:rPr>
-        <w:t xml:space="preserve">Carichi tutte le immagini in memoria come Bitmap o </w:t>
-      </w:r>
-      <w:proofErr w:type="spellStart"/>
-      <w:r>
-        <w:rPr>
-          <w:rFonts w:ascii="Segoe UI Emoji" w:hAnsi="Segoe UI Emoji" w:cs="Segoe UI Emoji"/>
-          <w:b/>
-          <w:bCs/>
-        </w:rPr>
-        <w:t>ImageProxy</w:t>
-      </w:r>
-      <w:proofErr w:type="spellEnd"/>
-      <w:r>
-        <w:rPr>
-          <w:rFonts w:ascii="Segoe UI Emoji" w:hAnsi="Segoe UI Emoji" w:cs="Segoe UI Emoji"/>
-          <w:b/>
-          <w:bCs/>
-        </w:rPr>
-        <w:t xml:space="preserve"> convertiti.</w:t>
+        <w:t>Carichi tutte le immagini in memoria come Bitmap o ImageProxy convertiti.</w:t>
       </w:r>
     </w:p>
     <w:p>
@@ -2650,25 +2250,7 @@
           <w:b/>
           <w:bCs/>
         </w:rPr>
-        <w:t xml:space="preserve">Le converti in un array di pixel (idealmente in </w:t>
-      </w:r>
-      <w:proofErr w:type="spellStart"/>
-      <w:r>
-        <w:rPr>
-          <w:rFonts w:ascii="Segoe UI Emoji" w:hAnsi="Segoe UI Emoji" w:cs="Segoe UI Emoji"/>
-          <w:b/>
-          <w:bCs/>
-        </w:rPr>
-        <w:t>grayscale</w:t>
-      </w:r>
-      <w:proofErr w:type="spellEnd"/>
-      <w:r>
-        <w:rPr>
-          <w:rFonts w:ascii="Segoe UI Emoji" w:hAnsi="Segoe UI Emoji" w:cs="Segoe UI Emoji"/>
-          <w:b/>
-          <w:bCs/>
-        </w:rPr>
-        <w:t xml:space="preserve"> o float).</w:t>
+        <w:t>Le converti in un array di pixel (idealmente in grayscale o float).</w:t>
       </w:r>
     </w:p>
     <w:p>
@@ -2710,25 +2292,7 @@
           <w:b/>
           <w:bCs/>
         </w:rPr>
-        <w:t>Media (</w:t>
-      </w:r>
-      <w:proofErr w:type="spellStart"/>
-      <w:r>
-        <w:rPr>
-          <w:rFonts w:ascii="Segoe UI Emoji" w:hAnsi="Segoe UI Emoji" w:cs="Segoe UI Emoji"/>
-          <w:b/>
-          <w:bCs/>
-        </w:rPr>
-        <w:t>stacking</w:t>
-      </w:r>
-      <w:proofErr w:type="spellEnd"/>
-      <w:r>
-        <w:rPr>
-          <w:rFonts w:ascii="Segoe UI Emoji" w:hAnsi="Segoe UI Emoji" w:cs="Segoe UI Emoji"/>
-          <w:b/>
-          <w:bCs/>
-        </w:rPr>
-        <w:t xml:space="preserve"> classico)</w:t>
+        <w:t>Media (stacking classico)</w:t>
       </w:r>
     </w:p>
     <w:p>
@@ -2770,6 +2334,7 @@
           <w:b/>
           <w:bCs/>
         </w:rPr>
+        <w:lastRenderedPageBreak/>
         <w:t>Sigma</w:t>
       </w:r>
       <w:r>
@@ -2817,25 +2382,7 @@
           <w:b/>
           <w:bCs/>
         </w:rPr>
-        <w:t xml:space="preserve">Adesso ti preparo la versione completa, con codice </w:t>
-      </w:r>
-      <w:proofErr w:type="spellStart"/>
-      <w:r>
-        <w:rPr>
-          <w:rFonts w:ascii="Segoe UI Emoji" w:hAnsi="Segoe UI Emoji" w:cs="Segoe UI Emoji"/>
-          <w:b/>
-          <w:bCs/>
-        </w:rPr>
-        <w:t>Kotlin</w:t>
-      </w:r>
-      <w:proofErr w:type="spellEnd"/>
-      <w:r>
-        <w:rPr>
-          <w:rFonts w:ascii="Segoe UI Emoji" w:hAnsi="Segoe UI Emoji" w:cs="Segoe UI Emoji"/>
-          <w:b/>
-          <w:bCs/>
-        </w:rPr>
-        <w:t xml:space="preserve"> pronto da incollare.</w:t>
+        <w:t>Adesso ti preparo la versione completa, con codice Kotlin pronto da incollare.</w:t>
       </w:r>
     </w:p>
     <w:p>
@@ -2907,86 +2454,408 @@
           <w:bCs/>
           <w:lang w:val="en-GB"/>
         </w:rPr>
-        <w:t xml:space="preserve">fun </w:t>
-      </w:r>
-      <w:proofErr w:type="spellStart"/>
-      <w:r>
-        <w:rPr>
-          <w:rFonts w:ascii="Segoe UI Emoji" w:hAnsi="Segoe UI Emoji" w:cs="Segoe UI Emoji"/>
-          <w:b/>
-          <w:bCs/>
-          <w:lang w:val="en-GB"/>
-        </w:rPr>
-        <w:t>loadBitmapsFromFolder</w:t>
-      </w:r>
-      <w:proofErr w:type="spellEnd"/>
-      <w:r>
-        <w:rPr>
-          <w:rFonts w:ascii="Segoe UI Emoji" w:hAnsi="Segoe UI Emoji" w:cs="Segoe UI Emoji"/>
-          <w:b/>
-          <w:bCs/>
-          <w:lang w:val="en-GB"/>
-        </w:rPr>
-        <w:t>(context: Context, folder: String): List&lt;Bitmap&gt; {</w:t>
-      </w:r>
-    </w:p>
-    <w:p>
-      <w:pPr>
-        <w:rPr>
-          <w:rFonts w:ascii="Segoe UI Emoji" w:hAnsi="Segoe UI Emoji" w:cs="Segoe UI Emoji"/>
-          <w:b/>
-          <w:bCs/>
-          <w:lang w:val="en-GB"/>
-        </w:rPr>
-      </w:pPr>
-      <w:r>
-        <w:rPr>
-          <w:rFonts w:ascii="Segoe UI Emoji" w:hAnsi="Segoe UI Emoji" w:cs="Segoe UI Emoji"/>
-          <w:b/>
-          <w:bCs/>
-          <w:lang w:val="en-GB"/>
-        </w:rPr>
-        <w:t xml:space="preserve">    </w:t>
-      </w:r>
-      <w:proofErr w:type="spellStart"/>
-      <w:r>
-        <w:rPr>
-          <w:rFonts w:ascii="Segoe UI Emoji" w:hAnsi="Segoe UI Emoji" w:cs="Segoe UI Emoji"/>
-          <w:b/>
-          <w:bCs/>
-          <w:lang w:val="en-GB"/>
-        </w:rPr>
-        <w:t>val</w:t>
-      </w:r>
-      <w:proofErr w:type="spellEnd"/>
-      <w:r>
-        <w:rPr>
-          <w:rFonts w:ascii="Segoe UI Emoji" w:hAnsi="Segoe UI Emoji" w:cs="Segoe UI Emoji"/>
-          <w:b/>
-          <w:bCs/>
-          <w:lang w:val="en-GB"/>
-        </w:rPr>
-        <w:t xml:space="preserve"> bitmaps = </w:t>
-      </w:r>
-      <w:proofErr w:type="spellStart"/>
-      <w:r>
-        <w:rPr>
-          <w:rFonts w:ascii="Segoe UI Emoji" w:hAnsi="Segoe UI Emoji" w:cs="Segoe UI Emoji"/>
-          <w:b/>
-          <w:bCs/>
-          <w:lang w:val="en-GB"/>
-        </w:rPr>
-        <w:t>mutableListOf</w:t>
-      </w:r>
-      <w:proofErr w:type="spellEnd"/>
-      <w:r>
-        <w:rPr>
-          <w:rFonts w:ascii="Segoe UI Emoji" w:hAnsi="Segoe UI Emoji" w:cs="Segoe UI Emoji"/>
-          <w:b/>
-          <w:bCs/>
-          <w:lang w:val="en-GB"/>
-        </w:rPr>
-        <w:t>&lt;Bitmap&gt;()</w:t>
+        <w:t>fun loadBitmapsFromFolder(context: Context, folder: String): List&lt;Bitmap&gt; {</w:t>
+      </w:r>
+    </w:p>
+    <w:p>
+      <w:pPr>
+        <w:rPr>
+          <w:rFonts w:ascii="Segoe UI Emoji" w:hAnsi="Segoe UI Emoji" w:cs="Segoe UI Emoji"/>
+          <w:b/>
+          <w:bCs/>
+          <w:lang w:val="en-GB"/>
+        </w:rPr>
+      </w:pPr>
+      <w:r>
+        <w:rPr>
+          <w:rFonts w:ascii="Segoe UI Emoji" w:hAnsi="Segoe UI Emoji" w:cs="Segoe UI Emoji"/>
+          <w:b/>
+          <w:bCs/>
+          <w:lang w:val="en-GB"/>
+        </w:rPr>
+        <w:t xml:space="preserve">    val bitmaps = mutableListOf&lt;Bitmap&gt;()</w:t>
+      </w:r>
+    </w:p>
+    <w:p>
+      <w:pPr>
+        <w:rPr>
+          <w:rFonts w:ascii="Segoe UI Emoji" w:hAnsi="Segoe UI Emoji" w:cs="Segoe UI Emoji"/>
+          <w:b/>
+          <w:bCs/>
+          <w:lang w:val="en-GB"/>
+        </w:rPr>
+      </w:pPr>
+      <w:r>
+        <w:rPr>
+          <w:rFonts w:ascii="Segoe UI Emoji" w:hAnsi="Segoe UI Emoji" w:cs="Segoe UI Emoji"/>
+          <w:b/>
+          <w:bCs/>
+          <w:lang w:val="en-GB"/>
+        </w:rPr>
+        <w:t xml:space="preserve">    val collection = MediaStore.Images.Media.EXTERNAL_CONTENT_URI</w:t>
+      </w:r>
+    </w:p>
+    <w:p>
+      <w:pPr>
+        <w:rPr>
+          <w:rFonts w:ascii="Segoe UI Emoji" w:hAnsi="Segoe UI Emoji" w:cs="Segoe UI Emoji"/>
+          <w:b/>
+          <w:bCs/>
+          <w:lang w:val="en-GB"/>
+        </w:rPr>
+      </w:pPr>
+    </w:p>
+    <w:p>
+      <w:pPr>
+        <w:rPr>
+          <w:rFonts w:ascii="Segoe UI Emoji" w:hAnsi="Segoe UI Emoji" w:cs="Segoe UI Emoji"/>
+          <w:b/>
+          <w:bCs/>
+          <w:lang w:val="en-GB"/>
+        </w:rPr>
+      </w:pPr>
+      <w:r>
+        <w:rPr>
+          <w:rFonts w:ascii="Segoe UI Emoji" w:hAnsi="Segoe UI Emoji" w:cs="Segoe UI Emoji"/>
+          <w:b/>
+          <w:bCs/>
+          <w:lang w:val="en-GB"/>
+        </w:rPr>
+        <w:t xml:space="preserve">    val projection = arrayOf(</w:t>
+      </w:r>
+    </w:p>
+    <w:p>
+      <w:pPr>
+        <w:rPr>
+          <w:rFonts w:ascii="Segoe UI Emoji" w:hAnsi="Segoe UI Emoji" w:cs="Segoe UI Emoji"/>
+          <w:b/>
+          <w:bCs/>
+          <w:lang w:val="en-GB"/>
+        </w:rPr>
+      </w:pPr>
+      <w:r>
+        <w:rPr>
+          <w:rFonts w:ascii="Segoe UI Emoji" w:hAnsi="Segoe UI Emoji" w:cs="Segoe UI Emoji"/>
+          <w:b/>
+          <w:bCs/>
+          <w:lang w:val="en-GB"/>
+        </w:rPr>
+        <w:t xml:space="preserve">        MediaStore.Images.Media._ID,</w:t>
+      </w:r>
+    </w:p>
+    <w:p>
+      <w:pPr>
+        <w:rPr>
+          <w:rFonts w:ascii="Segoe UI Emoji" w:hAnsi="Segoe UI Emoji" w:cs="Segoe UI Emoji"/>
+          <w:b/>
+          <w:bCs/>
+          <w:lang w:val="en-GB"/>
+        </w:rPr>
+      </w:pPr>
+      <w:r>
+        <w:rPr>
+          <w:rFonts w:ascii="Segoe UI Emoji" w:hAnsi="Segoe UI Emoji" w:cs="Segoe UI Emoji"/>
+          <w:b/>
+          <w:bCs/>
+          <w:lang w:val="en-GB"/>
+        </w:rPr>
+        <w:t xml:space="preserve">        MediaStore.Images.Media.DISPLAY_NAME,</w:t>
+      </w:r>
+    </w:p>
+    <w:p>
+      <w:pPr>
+        <w:rPr>
+          <w:rFonts w:ascii="Segoe UI Emoji" w:hAnsi="Segoe UI Emoji" w:cs="Segoe UI Emoji"/>
+          <w:b/>
+          <w:bCs/>
+          <w:lang w:val="en-GB"/>
+        </w:rPr>
+      </w:pPr>
+      <w:r>
+        <w:rPr>
+          <w:rFonts w:ascii="Segoe UI Emoji" w:hAnsi="Segoe UI Emoji" w:cs="Segoe UI Emoji"/>
+          <w:b/>
+          <w:bCs/>
+          <w:lang w:val="en-GB"/>
+        </w:rPr>
+        <w:t xml:space="preserve">        MediaStore.Images.Media.RELATIVE_PATH</w:t>
+      </w:r>
+    </w:p>
+    <w:p>
+      <w:pPr>
+        <w:rPr>
+          <w:rFonts w:ascii="Segoe UI Emoji" w:hAnsi="Segoe UI Emoji" w:cs="Segoe UI Emoji"/>
+          <w:b/>
+          <w:bCs/>
+          <w:lang w:val="en-GB"/>
+        </w:rPr>
+      </w:pPr>
+      <w:r>
+        <w:rPr>
+          <w:rFonts w:ascii="Segoe UI Emoji" w:hAnsi="Segoe UI Emoji" w:cs="Segoe UI Emoji"/>
+          <w:b/>
+          <w:bCs/>
+          <w:lang w:val="en-GB"/>
+        </w:rPr>
+        <w:t xml:space="preserve">    )</w:t>
+      </w:r>
+    </w:p>
+    <w:p>
+      <w:pPr>
+        <w:rPr>
+          <w:rFonts w:ascii="Segoe UI Emoji" w:hAnsi="Segoe UI Emoji" w:cs="Segoe UI Emoji"/>
+          <w:b/>
+          <w:bCs/>
+          <w:lang w:val="en-GB"/>
+        </w:rPr>
+      </w:pPr>
+    </w:p>
+    <w:p>
+      <w:pPr>
+        <w:rPr>
+          <w:rFonts w:ascii="Segoe UI Emoji" w:hAnsi="Segoe UI Emoji" w:cs="Segoe UI Emoji"/>
+          <w:b/>
+          <w:bCs/>
+          <w:lang w:val="en-GB"/>
+        </w:rPr>
+      </w:pPr>
+      <w:r>
+        <w:rPr>
+          <w:rFonts w:ascii="Segoe UI Emoji" w:hAnsi="Segoe UI Emoji" w:cs="Segoe UI Emoji"/>
+          <w:b/>
+          <w:bCs/>
+          <w:lang w:val="en-GB"/>
+        </w:rPr>
+        <w:t xml:space="preserve">    val selection = "${MediaStore.Images.Media.RELATIVE_PATH} LIKE ?"</w:t>
+      </w:r>
+    </w:p>
+    <w:p>
+      <w:pPr>
+        <w:rPr>
+          <w:rFonts w:ascii="Segoe UI Emoji" w:hAnsi="Segoe UI Emoji" w:cs="Segoe UI Emoji"/>
+          <w:b/>
+          <w:bCs/>
+          <w:lang w:val="en-GB"/>
+        </w:rPr>
+      </w:pPr>
+      <w:r>
+        <w:rPr>
+          <w:rFonts w:ascii="Segoe UI Emoji" w:hAnsi="Segoe UI Emoji" w:cs="Segoe UI Emoji"/>
+          <w:b/>
+          <w:bCs/>
+          <w:lang w:val="en-GB"/>
+        </w:rPr>
+        <w:t xml:space="preserve">    val selectionArgs = arrayOf("%$folder%")</w:t>
+      </w:r>
+    </w:p>
+    <w:p>
+      <w:pPr>
+        <w:rPr>
+          <w:rFonts w:ascii="Segoe UI Emoji" w:hAnsi="Segoe UI Emoji" w:cs="Segoe UI Emoji"/>
+          <w:b/>
+          <w:bCs/>
+          <w:lang w:val="en-GB"/>
+        </w:rPr>
+      </w:pPr>
+    </w:p>
+    <w:p>
+      <w:pPr>
+        <w:rPr>
+          <w:rFonts w:ascii="Segoe UI Emoji" w:hAnsi="Segoe UI Emoji" w:cs="Segoe UI Emoji"/>
+          <w:b/>
+          <w:bCs/>
+          <w:lang w:val="en-GB"/>
+        </w:rPr>
+      </w:pPr>
+      <w:r>
+        <w:rPr>
+          <w:rFonts w:ascii="Segoe UI Emoji" w:hAnsi="Segoe UI Emoji" w:cs="Segoe UI Emoji"/>
+          <w:b/>
+          <w:bCs/>
+          <w:lang w:val="en-GB"/>
+        </w:rPr>
+        <w:t xml:space="preserve">    context.contentResolver.query(</w:t>
+      </w:r>
+    </w:p>
+    <w:p>
+      <w:pPr>
+        <w:rPr>
+          <w:rFonts w:ascii="Segoe UI Emoji" w:hAnsi="Segoe UI Emoji" w:cs="Segoe UI Emoji"/>
+          <w:b/>
+          <w:bCs/>
+          <w:lang w:val="en-GB"/>
+        </w:rPr>
+      </w:pPr>
+      <w:r>
+        <w:rPr>
+          <w:rFonts w:ascii="Segoe UI Emoji" w:hAnsi="Segoe UI Emoji" w:cs="Segoe UI Emoji"/>
+          <w:b/>
+          <w:bCs/>
+          <w:lang w:val="en-GB"/>
+        </w:rPr>
+        <w:t xml:space="preserve">        collection,</w:t>
+      </w:r>
+    </w:p>
+    <w:p>
+      <w:pPr>
+        <w:rPr>
+          <w:rFonts w:ascii="Segoe UI Emoji" w:hAnsi="Segoe UI Emoji" w:cs="Segoe UI Emoji"/>
+          <w:b/>
+          <w:bCs/>
+          <w:lang w:val="en-GB"/>
+        </w:rPr>
+      </w:pPr>
+      <w:r>
+        <w:rPr>
+          <w:rFonts w:ascii="Segoe UI Emoji" w:hAnsi="Segoe UI Emoji" w:cs="Segoe UI Emoji"/>
+          <w:b/>
+          <w:bCs/>
+          <w:lang w:val="en-GB"/>
+        </w:rPr>
+        <w:t xml:space="preserve">        projection,</w:t>
+      </w:r>
+    </w:p>
+    <w:p>
+      <w:pPr>
+        <w:rPr>
+          <w:rFonts w:ascii="Segoe UI Emoji" w:hAnsi="Segoe UI Emoji" w:cs="Segoe UI Emoji"/>
+          <w:b/>
+          <w:bCs/>
+          <w:lang w:val="en-GB"/>
+        </w:rPr>
+      </w:pPr>
+      <w:r>
+        <w:rPr>
+          <w:rFonts w:ascii="Segoe UI Emoji" w:hAnsi="Segoe UI Emoji" w:cs="Segoe UI Emoji"/>
+          <w:b/>
+          <w:bCs/>
+          <w:lang w:val="en-GB"/>
+        </w:rPr>
+        <w:t xml:space="preserve">        selection,</w:t>
+      </w:r>
+    </w:p>
+    <w:p>
+      <w:pPr>
+        <w:rPr>
+          <w:rFonts w:ascii="Segoe UI Emoji" w:hAnsi="Segoe UI Emoji" w:cs="Segoe UI Emoji"/>
+          <w:b/>
+          <w:bCs/>
+          <w:lang w:val="en-GB"/>
+        </w:rPr>
+      </w:pPr>
+      <w:r>
+        <w:rPr>
+          <w:rFonts w:ascii="Segoe UI Emoji" w:hAnsi="Segoe UI Emoji" w:cs="Segoe UI Emoji"/>
+          <w:b/>
+          <w:bCs/>
+          <w:lang w:val="en-GB"/>
+        </w:rPr>
+        <w:t xml:space="preserve">        selectionArgs,</w:t>
+      </w:r>
+    </w:p>
+    <w:p>
+      <w:pPr>
+        <w:rPr>
+          <w:rFonts w:ascii="Segoe UI Emoji" w:hAnsi="Segoe UI Emoji" w:cs="Segoe UI Emoji"/>
+          <w:b/>
+          <w:bCs/>
+          <w:lang w:val="en-GB"/>
+        </w:rPr>
+      </w:pPr>
+      <w:r>
+        <w:rPr>
+          <w:rFonts w:ascii="Segoe UI Emoji" w:hAnsi="Segoe UI Emoji" w:cs="Segoe UI Emoji"/>
+          <w:b/>
+          <w:bCs/>
+          <w:lang w:val="en-GB"/>
+        </w:rPr>
+        <w:t xml:space="preserve">        null</w:t>
+      </w:r>
+    </w:p>
+    <w:p>
+      <w:pPr>
+        <w:rPr>
+          <w:rFonts w:ascii="Segoe UI Emoji" w:hAnsi="Segoe UI Emoji" w:cs="Segoe UI Emoji"/>
+          <w:b/>
+          <w:bCs/>
+          <w:lang w:val="en-GB"/>
+        </w:rPr>
+      </w:pPr>
+      <w:r>
+        <w:rPr>
+          <w:rFonts w:ascii="Segoe UI Emoji" w:hAnsi="Segoe UI Emoji" w:cs="Segoe UI Emoji"/>
+          <w:b/>
+          <w:bCs/>
+          <w:lang w:val="en-GB"/>
+        </w:rPr>
+        <w:t xml:space="preserve">    )?.use { cursor -&gt;</w:t>
+      </w:r>
+    </w:p>
+    <w:p>
+      <w:pPr>
+        <w:rPr>
+          <w:rFonts w:ascii="Segoe UI Emoji" w:hAnsi="Segoe UI Emoji" w:cs="Segoe UI Emoji"/>
+          <w:b/>
+          <w:bCs/>
+          <w:lang w:val="en-GB"/>
+        </w:rPr>
+      </w:pPr>
+      <w:r>
+        <w:rPr>
+          <w:rFonts w:ascii="Segoe UI Emoji" w:hAnsi="Segoe UI Emoji" w:cs="Segoe UI Emoji"/>
+          <w:b/>
+          <w:bCs/>
+          <w:lang w:val="en-GB"/>
+        </w:rPr>
+        <w:t xml:space="preserve">        val idColumn = cursor.getColumnIndexOrThrow(MediaStore.Images.Media._ID)</w:t>
+      </w:r>
+    </w:p>
+    <w:p>
+      <w:pPr>
+        <w:rPr>
+          <w:rFonts w:ascii="Segoe UI Emoji" w:hAnsi="Segoe UI Emoji" w:cs="Segoe UI Emoji"/>
+          <w:b/>
+          <w:bCs/>
+          <w:lang w:val="en-GB"/>
+        </w:rPr>
+      </w:pPr>
+    </w:p>
+    <w:p>
+      <w:pPr>
+        <w:rPr>
+          <w:rFonts w:ascii="Segoe UI Emoji" w:hAnsi="Segoe UI Emoji" w:cs="Segoe UI Emoji"/>
+          <w:b/>
+          <w:bCs/>
+          <w:lang w:val="en-GB"/>
+        </w:rPr>
+      </w:pPr>
+      <w:r>
+        <w:rPr>
+          <w:rFonts w:ascii="Segoe UI Emoji" w:hAnsi="Segoe UI Emoji" w:cs="Segoe UI Emoji"/>
+          <w:b/>
+          <w:bCs/>
+          <w:lang w:val="en-GB"/>
+        </w:rPr>
+        <w:t xml:space="preserve">        while (cursor.moveToNext()) {</w:t>
+      </w:r>
+    </w:p>
+    <w:p>
+      <w:pPr>
+        <w:rPr>
+          <w:rFonts w:ascii="Segoe UI Emoji" w:hAnsi="Segoe UI Emoji" w:cs="Segoe UI Emoji"/>
+          <w:b/>
+          <w:bCs/>
+          <w:lang w:val="en-GB"/>
+        </w:rPr>
+      </w:pPr>
+      <w:r>
+        <w:rPr>
+          <w:rFonts w:ascii="Segoe UI Emoji" w:hAnsi="Segoe UI Emoji" w:cs="Segoe UI Emoji"/>
+          <w:b/>
+          <w:bCs/>
+          <w:lang w:val="en-GB"/>
+        </w:rPr>
+        <w:t xml:space="preserve">            val id = cursor.getLong(idColumn)</w:t>
       </w:r>
     </w:p>
     <w:p>
@@ -3006,989 +2875,45 @@
           <w:lang w:val="en-GB"/>
         </w:rPr>
         <w:lastRenderedPageBreak/>
-        <w:t xml:space="preserve">    </w:t>
-      </w:r>
-      <w:proofErr w:type="spellStart"/>
-      <w:r>
-        <w:rPr>
-          <w:rFonts w:ascii="Segoe UI Emoji" w:hAnsi="Segoe UI Emoji" w:cs="Segoe UI Emoji"/>
-          <w:b/>
-          <w:bCs/>
-          <w:lang w:val="en-GB"/>
-        </w:rPr>
-        <w:t>val</w:t>
-      </w:r>
-      <w:proofErr w:type="spellEnd"/>
-      <w:r>
-        <w:rPr>
-          <w:rFonts w:ascii="Segoe UI Emoji" w:hAnsi="Segoe UI Emoji" w:cs="Segoe UI Emoji"/>
-          <w:b/>
-          <w:bCs/>
-          <w:lang w:val="en-GB"/>
-        </w:rPr>
-        <w:t xml:space="preserve"> collection = </w:t>
-      </w:r>
-      <w:proofErr w:type="spellStart"/>
-      <w:r>
-        <w:rPr>
-          <w:rFonts w:ascii="Segoe UI Emoji" w:hAnsi="Segoe UI Emoji" w:cs="Segoe UI Emoji"/>
-          <w:b/>
-          <w:bCs/>
-          <w:lang w:val="en-GB"/>
-        </w:rPr>
-        <w:t>MediaStore.Images.Media.EXTERNAL_CONTENT_URI</w:t>
-      </w:r>
-      <w:proofErr w:type="spellEnd"/>
-    </w:p>
-    <w:p>
-      <w:pPr>
-        <w:rPr>
-          <w:rFonts w:ascii="Segoe UI Emoji" w:hAnsi="Segoe UI Emoji" w:cs="Segoe UI Emoji"/>
-          <w:b/>
-          <w:bCs/>
-          <w:lang w:val="en-GB"/>
-        </w:rPr>
-      </w:pPr>
-    </w:p>
-    <w:p>
-      <w:pPr>
-        <w:rPr>
-          <w:rFonts w:ascii="Segoe UI Emoji" w:hAnsi="Segoe UI Emoji" w:cs="Segoe UI Emoji"/>
-          <w:b/>
-          <w:bCs/>
-          <w:lang w:val="en-GB"/>
-        </w:rPr>
-      </w:pPr>
-      <w:r>
-        <w:rPr>
-          <w:rFonts w:ascii="Segoe UI Emoji" w:hAnsi="Segoe UI Emoji" w:cs="Segoe UI Emoji"/>
-          <w:b/>
-          <w:bCs/>
-          <w:lang w:val="en-GB"/>
-        </w:rPr>
-        <w:t xml:space="preserve">    </w:t>
-      </w:r>
-      <w:proofErr w:type="spellStart"/>
-      <w:r>
-        <w:rPr>
-          <w:rFonts w:ascii="Segoe UI Emoji" w:hAnsi="Segoe UI Emoji" w:cs="Segoe UI Emoji"/>
-          <w:b/>
-          <w:bCs/>
-          <w:lang w:val="en-GB"/>
-        </w:rPr>
-        <w:t>val</w:t>
-      </w:r>
-      <w:proofErr w:type="spellEnd"/>
-      <w:r>
-        <w:rPr>
-          <w:rFonts w:ascii="Segoe UI Emoji" w:hAnsi="Segoe UI Emoji" w:cs="Segoe UI Emoji"/>
-          <w:b/>
-          <w:bCs/>
-          <w:lang w:val="en-GB"/>
-        </w:rPr>
-        <w:t xml:space="preserve"> projection = </w:t>
-      </w:r>
-      <w:proofErr w:type="spellStart"/>
-      <w:r>
-        <w:rPr>
-          <w:rFonts w:ascii="Segoe UI Emoji" w:hAnsi="Segoe UI Emoji" w:cs="Segoe UI Emoji"/>
-          <w:b/>
-          <w:bCs/>
-          <w:lang w:val="en-GB"/>
-        </w:rPr>
-        <w:t>arrayOf</w:t>
-      </w:r>
-      <w:proofErr w:type="spellEnd"/>
-      <w:r>
-        <w:rPr>
-          <w:rFonts w:ascii="Segoe UI Emoji" w:hAnsi="Segoe UI Emoji" w:cs="Segoe UI Emoji"/>
-          <w:b/>
-          <w:bCs/>
-          <w:lang w:val="en-GB"/>
-        </w:rPr>
-        <w:t>(</w:t>
-      </w:r>
-    </w:p>
-    <w:p>
-      <w:pPr>
-        <w:rPr>
-          <w:rFonts w:ascii="Segoe UI Emoji" w:hAnsi="Segoe UI Emoji" w:cs="Segoe UI Emoji"/>
-          <w:b/>
-          <w:bCs/>
-          <w:lang w:val="en-GB"/>
-        </w:rPr>
-      </w:pPr>
-      <w:r>
-        <w:rPr>
-          <w:rFonts w:ascii="Segoe UI Emoji" w:hAnsi="Segoe UI Emoji" w:cs="Segoe UI Emoji"/>
-          <w:b/>
-          <w:bCs/>
-          <w:lang w:val="en-GB"/>
-        </w:rPr>
-        <w:t xml:space="preserve">        </w:t>
-      </w:r>
-      <w:proofErr w:type="spellStart"/>
-      <w:r>
-        <w:rPr>
-          <w:rFonts w:ascii="Segoe UI Emoji" w:hAnsi="Segoe UI Emoji" w:cs="Segoe UI Emoji"/>
-          <w:b/>
-          <w:bCs/>
-          <w:lang w:val="en-GB"/>
-        </w:rPr>
-        <w:t>MediaStore.Images.Media._ID</w:t>
-      </w:r>
-      <w:proofErr w:type="spellEnd"/>
-      <w:r>
-        <w:rPr>
-          <w:rFonts w:ascii="Segoe UI Emoji" w:hAnsi="Segoe UI Emoji" w:cs="Segoe UI Emoji"/>
-          <w:b/>
-          <w:bCs/>
-          <w:lang w:val="en-GB"/>
-        </w:rPr>
-        <w:t>,</w:t>
-      </w:r>
-    </w:p>
-    <w:p>
-      <w:pPr>
-        <w:rPr>
-          <w:rFonts w:ascii="Segoe UI Emoji" w:hAnsi="Segoe UI Emoji" w:cs="Segoe UI Emoji"/>
-          <w:b/>
-          <w:bCs/>
-          <w:lang w:val="en-GB"/>
-        </w:rPr>
-      </w:pPr>
-      <w:r>
-        <w:rPr>
-          <w:rFonts w:ascii="Segoe UI Emoji" w:hAnsi="Segoe UI Emoji" w:cs="Segoe UI Emoji"/>
-          <w:b/>
-          <w:bCs/>
-          <w:lang w:val="en-GB"/>
-        </w:rPr>
-        <w:t xml:space="preserve">        </w:t>
-      </w:r>
-      <w:proofErr w:type="spellStart"/>
-      <w:r>
-        <w:rPr>
-          <w:rFonts w:ascii="Segoe UI Emoji" w:hAnsi="Segoe UI Emoji" w:cs="Segoe UI Emoji"/>
-          <w:b/>
-          <w:bCs/>
-          <w:lang w:val="en-GB"/>
-        </w:rPr>
-        <w:t>MediaStore.Images.Media.DISPLAY_NAME</w:t>
-      </w:r>
-      <w:proofErr w:type="spellEnd"/>
-      <w:r>
-        <w:rPr>
-          <w:rFonts w:ascii="Segoe UI Emoji" w:hAnsi="Segoe UI Emoji" w:cs="Segoe UI Emoji"/>
-          <w:b/>
-          <w:bCs/>
-          <w:lang w:val="en-GB"/>
-        </w:rPr>
-        <w:t>,</w:t>
-      </w:r>
-    </w:p>
-    <w:p>
-      <w:pPr>
-        <w:rPr>
-          <w:rFonts w:ascii="Segoe UI Emoji" w:hAnsi="Segoe UI Emoji" w:cs="Segoe UI Emoji"/>
-          <w:b/>
-          <w:bCs/>
-          <w:lang w:val="en-GB"/>
-        </w:rPr>
-      </w:pPr>
-      <w:r>
-        <w:rPr>
-          <w:rFonts w:ascii="Segoe UI Emoji" w:hAnsi="Segoe UI Emoji" w:cs="Segoe UI Emoji"/>
-          <w:b/>
-          <w:bCs/>
-          <w:lang w:val="en-GB"/>
-        </w:rPr>
-        <w:t xml:space="preserve">        </w:t>
-      </w:r>
-      <w:proofErr w:type="spellStart"/>
-      <w:r>
-        <w:rPr>
-          <w:rFonts w:ascii="Segoe UI Emoji" w:hAnsi="Segoe UI Emoji" w:cs="Segoe UI Emoji"/>
-          <w:b/>
-          <w:bCs/>
-          <w:lang w:val="en-GB"/>
-        </w:rPr>
-        <w:t>MediaStore.Images.Media.RELATIVE_PATH</w:t>
-      </w:r>
-      <w:proofErr w:type="spellEnd"/>
-    </w:p>
-    <w:p>
-      <w:pPr>
-        <w:rPr>
-          <w:rFonts w:ascii="Segoe UI Emoji" w:hAnsi="Segoe UI Emoji" w:cs="Segoe UI Emoji"/>
-          <w:b/>
-          <w:bCs/>
-          <w:lang w:val="en-GB"/>
-        </w:rPr>
-      </w:pPr>
-      <w:r>
-        <w:rPr>
-          <w:rFonts w:ascii="Segoe UI Emoji" w:hAnsi="Segoe UI Emoji" w:cs="Segoe UI Emoji"/>
-          <w:b/>
-          <w:bCs/>
-          <w:lang w:val="en-GB"/>
-        </w:rPr>
-        <w:t xml:space="preserve">    )</w:t>
-      </w:r>
-    </w:p>
-    <w:p>
-      <w:pPr>
-        <w:rPr>
-          <w:rFonts w:ascii="Segoe UI Emoji" w:hAnsi="Segoe UI Emoji" w:cs="Segoe UI Emoji"/>
-          <w:b/>
-          <w:bCs/>
-          <w:lang w:val="en-GB"/>
-        </w:rPr>
-      </w:pPr>
-    </w:p>
-    <w:p>
-      <w:pPr>
-        <w:rPr>
-          <w:rFonts w:ascii="Segoe UI Emoji" w:hAnsi="Segoe UI Emoji" w:cs="Segoe UI Emoji"/>
-          <w:b/>
-          <w:bCs/>
-          <w:lang w:val="en-GB"/>
-        </w:rPr>
-      </w:pPr>
-      <w:r>
-        <w:rPr>
-          <w:rFonts w:ascii="Segoe UI Emoji" w:hAnsi="Segoe UI Emoji" w:cs="Segoe UI Emoji"/>
-          <w:b/>
-          <w:bCs/>
-          <w:lang w:val="en-GB"/>
-        </w:rPr>
-        <w:t xml:space="preserve">    </w:t>
-      </w:r>
-      <w:proofErr w:type="spellStart"/>
-      <w:r>
-        <w:rPr>
-          <w:rFonts w:ascii="Segoe UI Emoji" w:hAnsi="Segoe UI Emoji" w:cs="Segoe UI Emoji"/>
-          <w:b/>
-          <w:bCs/>
-          <w:lang w:val="en-GB"/>
-        </w:rPr>
-        <w:t>val</w:t>
-      </w:r>
-      <w:proofErr w:type="spellEnd"/>
-      <w:r>
-        <w:rPr>
-          <w:rFonts w:ascii="Segoe UI Emoji" w:hAnsi="Segoe UI Emoji" w:cs="Segoe UI Emoji"/>
-          <w:b/>
-          <w:bCs/>
-          <w:lang w:val="en-GB"/>
-        </w:rPr>
-        <w:t xml:space="preserve"> selection = "${</w:t>
-      </w:r>
-      <w:proofErr w:type="spellStart"/>
-      <w:r>
-        <w:rPr>
-          <w:rFonts w:ascii="Segoe UI Emoji" w:hAnsi="Segoe UI Emoji" w:cs="Segoe UI Emoji"/>
-          <w:b/>
-          <w:bCs/>
-          <w:lang w:val="en-GB"/>
-        </w:rPr>
-        <w:t>MediaStore.Images.Media.RELATIVE_PATH</w:t>
-      </w:r>
-      <w:proofErr w:type="spellEnd"/>
-      <w:r>
-        <w:rPr>
-          <w:rFonts w:ascii="Segoe UI Emoji" w:hAnsi="Segoe UI Emoji" w:cs="Segoe UI Emoji"/>
-          <w:b/>
-          <w:bCs/>
-          <w:lang w:val="en-GB"/>
-        </w:rPr>
-        <w:t>} LIKE ?"</w:t>
-      </w:r>
-    </w:p>
-    <w:p>
-      <w:pPr>
-        <w:rPr>
-          <w:rFonts w:ascii="Segoe UI Emoji" w:hAnsi="Segoe UI Emoji" w:cs="Segoe UI Emoji"/>
-          <w:b/>
-          <w:bCs/>
-          <w:lang w:val="en-GB"/>
-        </w:rPr>
-      </w:pPr>
-      <w:r>
-        <w:rPr>
-          <w:rFonts w:ascii="Segoe UI Emoji" w:hAnsi="Segoe UI Emoji" w:cs="Segoe UI Emoji"/>
-          <w:b/>
-          <w:bCs/>
-          <w:lang w:val="en-GB"/>
-        </w:rPr>
-        <w:t xml:space="preserve">    </w:t>
-      </w:r>
-      <w:proofErr w:type="spellStart"/>
-      <w:r>
-        <w:rPr>
-          <w:rFonts w:ascii="Segoe UI Emoji" w:hAnsi="Segoe UI Emoji" w:cs="Segoe UI Emoji"/>
-          <w:b/>
-          <w:bCs/>
-          <w:lang w:val="en-GB"/>
-        </w:rPr>
-        <w:t>val</w:t>
-      </w:r>
-      <w:proofErr w:type="spellEnd"/>
-      <w:r>
-        <w:rPr>
-          <w:rFonts w:ascii="Segoe UI Emoji" w:hAnsi="Segoe UI Emoji" w:cs="Segoe UI Emoji"/>
-          <w:b/>
-          <w:bCs/>
-          <w:lang w:val="en-GB"/>
-        </w:rPr>
-        <w:t xml:space="preserve"> </w:t>
-      </w:r>
-      <w:proofErr w:type="spellStart"/>
-      <w:r>
-        <w:rPr>
-          <w:rFonts w:ascii="Segoe UI Emoji" w:hAnsi="Segoe UI Emoji" w:cs="Segoe UI Emoji"/>
-          <w:b/>
-          <w:bCs/>
-          <w:lang w:val="en-GB"/>
-        </w:rPr>
-        <w:t>selectionArgs</w:t>
-      </w:r>
-      <w:proofErr w:type="spellEnd"/>
-      <w:r>
-        <w:rPr>
-          <w:rFonts w:ascii="Segoe UI Emoji" w:hAnsi="Segoe UI Emoji" w:cs="Segoe UI Emoji"/>
-          <w:b/>
-          <w:bCs/>
-          <w:lang w:val="en-GB"/>
-        </w:rPr>
-        <w:t xml:space="preserve"> = </w:t>
-      </w:r>
-      <w:proofErr w:type="spellStart"/>
-      <w:r>
-        <w:rPr>
-          <w:rFonts w:ascii="Segoe UI Emoji" w:hAnsi="Segoe UI Emoji" w:cs="Segoe UI Emoji"/>
-          <w:b/>
-          <w:bCs/>
-          <w:lang w:val="en-GB"/>
-        </w:rPr>
-        <w:t>arrayOf</w:t>
-      </w:r>
-      <w:proofErr w:type="spellEnd"/>
-      <w:r>
-        <w:rPr>
-          <w:rFonts w:ascii="Segoe UI Emoji" w:hAnsi="Segoe UI Emoji" w:cs="Segoe UI Emoji"/>
-          <w:b/>
-          <w:bCs/>
-          <w:lang w:val="en-GB"/>
-        </w:rPr>
-        <w:t>("%$folder%")</w:t>
-      </w:r>
-    </w:p>
-    <w:p>
-      <w:pPr>
-        <w:rPr>
-          <w:rFonts w:ascii="Segoe UI Emoji" w:hAnsi="Segoe UI Emoji" w:cs="Segoe UI Emoji"/>
-          <w:b/>
-          <w:bCs/>
-          <w:lang w:val="en-GB"/>
-        </w:rPr>
-      </w:pPr>
-    </w:p>
-    <w:p>
-      <w:pPr>
-        <w:rPr>
-          <w:rFonts w:ascii="Segoe UI Emoji" w:hAnsi="Segoe UI Emoji" w:cs="Segoe UI Emoji"/>
-          <w:b/>
-          <w:bCs/>
-          <w:lang w:val="en-GB"/>
-        </w:rPr>
-      </w:pPr>
-      <w:r>
-        <w:rPr>
-          <w:rFonts w:ascii="Segoe UI Emoji" w:hAnsi="Segoe UI Emoji" w:cs="Segoe UI Emoji"/>
-          <w:b/>
-          <w:bCs/>
-          <w:lang w:val="en-GB"/>
-        </w:rPr>
-        <w:t xml:space="preserve">    </w:t>
-      </w:r>
-      <w:proofErr w:type="spellStart"/>
-      <w:r>
-        <w:rPr>
-          <w:rFonts w:ascii="Segoe UI Emoji" w:hAnsi="Segoe UI Emoji" w:cs="Segoe UI Emoji"/>
-          <w:b/>
-          <w:bCs/>
-          <w:lang w:val="en-GB"/>
-        </w:rPr>
-        <w:t>context.contentResolver.query</w:t>
-      </w:r>
-      <w:proofErr w:type="spellEnd"/>
-      <w:r>
-        <w:rPr>
-          <w:rFonts w:ascii="Segoe UI Emoji" w:hAnsi="Segoe UI Emoji" w:cs="Segoe UI Emoji"/>
-          <w:b/>
-          <w:bCs/>
-          <w:lang w:val="en-GB"/>
-        </w:rPr>
-        <w:t>(</w:t>
-      </w:r>
-    </w:p>
-    <w:p>
-      <w:pPr>
-        <w:rPr>
-          <w:rFonts w:ascii="Segoe UI Emoji" w:hAnsi="Segoe UI Emoji" w:cs="Segoe UI Emoji"/>
-          <w:b/>
-          <w:bCs/>
-          <w:lang w:val="en-GB"/>
-        </w:rPr>
-      </w:pPr>
-      <w:r>
-        <w:rPr>
-          <w:rFonts w:ascii="Segoe UI Emoji" w:hAnsi="Segoe UI Emoji" w:cs="Segoe UI Emoji"/>
-          <w:b/>
-          <w:bCs/>
-          <w:lang w:val="en-GB"/>
-        </w:rPr>
-        <w:t xml:space="preserve">        collection,</w:t>
-      </w:r>
-    </w:p>
-    <w:p>
-      <w:pPr>
-        <w:rPr>
-          <w:rFonts w:ascii="Segoe UI Emoji" w:hAnsi="Segoe UI Emoji" w:cs="Segoe UI Emoji"/>
-          <w:b/>
-          <w:bCs/>
-          <w:lang w:val="en-GB"/>
-        </w:rPr>
-      </w:pPr>
-      <w:r>
-        <w:rPr>
-          <w:rFonts w:ascii="Segoe UI Emoji" w:hAnsi="Segoe UI Emoji" w:cs="Segoe UI Emoji"/>
-          <w:b/>
-          <w:bCs/>
-          <w:lang w:val="en-GB"/>
-        </w:rPr>
-        <w:t xml:space="preserve">        projection,</w:t>
-      </w:r>
-    </w:p>
-    <w:p>
-      <w:pPr>
-        <w:rPr>
-          <w:rFonts w:ascii="Segoe UI Emoji" w:hAnsi="Segoe UI Emoji" w:cs="Segoe UI Emoji"/>
-          <w:b/>
-          <w:bCs/>
-          <w:lang w:val="en-GB"/>
-        </w:rPr>
-      </w:pPr>
-      <w:r>
-        <w:rPr>
-          <w:rFonts w:ascii="Segoe UI Emoji" w:hAnsi="Segoe UI Emoji" w:cs="Segoe UI Emoji"/>
-          <w:b/>
-          <w:bCs/>
-          <w:lang w:val="en-GB"/>
-        </w:rPr>
-        <w:t xml:space="preserve">        selection,</w:t>
-      </w:r>
-    </w:p>
-    <w:p>
-      <w:pPr>
-        <w:rPr>
-          <w:rFonts w:ascii="Segoe UI Emoji" w:hAnsi="Segoe UI Emoji" w:cs="Segoe UI Emoji"/>
-          <w:b/>
-          <w:bCs/>
-          <w:lang w:val="en-GB"/>
-        </w:rPr>
-      </w:pPr>
-      <w:r>
-        <w:rPr>
-          <w:rFonts w:ascii="Segoe UI Emoji" w:hAnsi="Segoe UI Emoji" w:cs="Segoe UI Emoji"/>
-          <w:b/>
-          <w:bCs/>
-          <w:lang w:val="en-GB"/>
-        </w:rPr>
-        <w:t xml:space="preserve">        </w:t>
-      </w:r>
-      <w:proofErr w:type="spellStart"/>
-      <w:r>
-        <w:rPr>
-          <w:rFonts w:ascii="Segoe UI Emoji" w:hAnsi="Segoe UI Emoji" w:cs="Segoe UI Emoji"/>
-          <w:b/>
-          <w:bCs/>
-          <w:lang w:val="en-GB"/>
-        </w:rPr>
-        <w:t>selectionArgs</w:t>
-      </w:r>
-      <w:proofErr w:type="spellEnd"/>
-      <w:r>
-        <w:rPr>
-          <w:rFonts w:ascii="Segoe UI Emoji" w:hAnsi="Segoe UI Emoji" w:cs="Segoe UI Emoji"/>
-          <w:b/>
-          <w:bCs/>
-          <w:lang w:val="en-GB"/>
-        </w:rPr>
-        <w:t>,</w:t>
-      </w:r>
-    </w:p>
-    <w:p>
-      <w:pPr>
-        <w:rPr>
-          <w:rFonts w:ascii="Segoe UI Emoji" w:hAnsi="Segoe UI Emoji" w:cs="Segoe UI Emoji"/>
-          <w:b/>
-          <w:bCs/>
-          <w:lang w:val="en-GB"/>
-        </w:rPr>
-      </w:pPr>
-      <w:r>
-        <w:rPr>
-          <w:rFonts w:ascii="Segoe UI Emoji" w:hAnsi="Segoe UI Emoji" w:cs="Segoe UI Emoji"/>
-          <w:b/>
-          <w:bCs/>
-          <w:lang w:val="en-GB"/>
-        </w:rPr>
-        <w:t xml:space="preserve">        null</w:t>
-      </w:r>
-    </w:p>
-    <w:p>
-      <w:pPr>
-        <w:rPr>
-          <w:rFonts w:ascii="Segoe UI Emoji" w:hAnsi="Segoe UI Emoji" w:cs="Segoe UI Emoji"/>
-          <w:b/>
-          <w:bCs/>
-          <w:lang w:val="en-GB"/>
-        </w:rPr>
-      </w:pPr>
-      <w:r>
-        <w:rPr>
-          <w:rFonts w:ascii="Segoe UI Emoji" w:hAnsi="Segoe UI Emoji" w:cs="Segoe UI Emoji"/>
-          <w:b/>
-          <w:bCs/>
-          <w:lang w:val="en-GB"/>
-        </w:rPr>
-        <w:t xml:space="preserve">    )?.use { cursor -&gt;</w:t>
-      </w:r>
-    </w:p>
-    <w:p>
-      <w:pPr>
-        <w:rPr>
-          <w:rFonts w:ascii="Segoe UI Emoji" w:hAnsi="Segoe UI Emoji" w:cs="Segoe UI Emoji"/>
-          <w:b/>
-          <w:bCs/>
-          <w:lang w:val="en-GB"/>
-        </w:rPr>
-      </w:pPr>
-      <w:r>
-        <w:rPr>
-          <w:rFonts w:ascii="Segoe UI Emoji" w:hAnsi="Segoe UI Emoji" w:cs="Segoe UI Emoji"/>
-          <w:b/>
-          <w:bCs/>
-          <w:lang w:val="en-GB"/>
-        </w:rPr>
-        <w:t xml:space="preserve">        </w:t>
-      </w:r>
-      <w:proofErr w:type="spellStart"/>
-      <w:r>
-        <w:rPr>
-          <w:rFonts w:ascii="Segoe UI Emoji" w:hAnsi="Segoe UI Emoji" w:cs="Segoe UI Emoji"/>
-          <w:b/>
-          <w:bCs/>
-          <w:lang w:val="en-GB"/>
-        </w:rPr>
-        <w:t>val</w:t>
-      </w:r>
-      <w:proofErr w:type="spellEnd"/>
-      <w:r>
-        <w:rPr>
-          <w:rFonts w:ascii="Segoe UI Emoji" w:hAnsi="Segoe UI Emoji" w:cs="Segoe UI Emoji"/>
-          <w:b/>
-          <w:bCs/>
-          <w:lang w:val="en-GB"/>
-        </w:rPr>
-        <w:t xml:space="preserve"> </w:t>
-      </w:r>
-      <w:proofErr w:type="spellStart"/>
-      <w:r>
-        <w:rPr>
-          <w:rFonts w:ascii="Segoe UI Emoji" w:hAnsi="Segoe UI Emoji" w:cs="Segoe UI Emoji"/>
-          <w:b/>
-          <w:bCs/>
-          <w:lang w:val="en-GB"/>
-        </w:rPr>
-        <w:t>idColumn</w:t>
-      </w:r>
-      <w:proofErr w:type="spellEnd"/>
-      <w:r>
-        <w:rPr>
-          <w:rFonts w:ascii="Segoe UI Emoji" w:hAnsi="Segoe UI Emoji" w:cs="Segoe UI Emoji"/>
-          <w:b/>
-          <w:bCs/>
-          <w:lang w:val="en-GB"/>
-        </w:rPr>
-        <w:t xml:space="preserve"> = </w:t>
-      </w:r>
-      <w:proofErr w:type="spellStart"/>
-      <w:r>
-        <w:rPr>
-          <w:rFonts w:ascii="Segoe UI Emoji" w:hAnsi="Segoe UI Emoji" w:cs="Segoe UI Emoji"/>
-          <w:b/>
-          <w:bCs/>
-          <w:lang w:val="en-GB"/>
-        </w:rPr>
-        <w:t>cursor.getColumnIndexOrThrow</w:t>
-      </w:r>
-      <w:proofErr w:type="spellEnd"/>
-      <w:r>
-        <w:rPr>
-          <w:rFonts w:ascii="Segoe UI Emoji" w:hAnsi="Segoe UI Emoji" w:cs="Segoe UI Emoji"/>
-          <w:b/>
-          <w:bCs/>
-          <w:lang w:val="en-GB"/>
-        </w:rPr>
-        <w:t>(</w:t>
-      </w:r>
-      <w:proofErr w:type="spellStart"/>
-      <w:r>
-        <w:rPr>
-          <w:rFonts w:ascii="Segoe UI Emoji" w:hAnsi="Segoe UI Emoji" w:cs="Segoe UI Emoji"/>
-          <w:b/>
-          <w:bCs/>
-          <w:lang w:val="en-GB"/>
-        </w:rPr>
-        <w:t>MediaStore.Images.Media._ID</w:t>
-      </w:r>
-      <w:proofErr w:type="spellEnd"/>
-      <w:r>
-        <w:rPr>
-          <w:rFonts w:ascii="Segoe UI Emoji" w:hAnsi="Segoe UI Emoji" w:cs="Segoe UI Emoji"/>
-          <w:b/>
-          <w:bCs/>
-          <w:lang w:val="en-GB"/>
-        </w:rPr>
-        <w:t>)</w:t>
-      </w:r>
-    </w:p>
-    <w:p>
-      <w:pPr>
-        <w:rPr>
-          <w:rFonts w:ascii="Segoe UI Emoji" w:hAnsi="Segoe UI Emoji" w:cs="Segoe UI Emoji"/>
-          <w:b/>
-          <w:bCs/>
-          <w:lang w:val="en-GB"/>
-        </w:rPr>
-      </w:pPr>
-    </w:p>
-    <w:p>
-      <w:pPr>
-        <w:rPr>
-          <w:rFonts w:ascii="Segoe UI Emoji" w:hAnsi="Segoe UI Emoji" w:cs="Segoe UI Emoji"/>
-          <w:b/>
-          <w:bCs/>
-          <w:lang w:val="en-GB"/>
-        </w:rPr>
-      </w:pPr>
-      <w:r>
-        <w:rPr>
-          <w:rFonts w:ascii="Segoe UI Emoji" w:hAnsi="Segoe UI Emoji" w:cs="Segoe UI Emoji"/>
-          <w:b/>
-          <w:bCs/>
-          <w:lang w:val="en-GB"/>
-        </w:rPr>
-        <w:t xml:space="preserve">        while (</w:t>
-      </w:r>
-      <w:proofErr w:type="spellStart"/>
-      <w:r>
-        <w:rPr>
-          <w:rFonts w:ascii="Segoe UI Emoji" w:hAnsi="Segoe UI Emoji" w:cs="Segoe UI Emoji"/>
-          <w:b/>
-          <w:bCs/>
-          <w:lang w:val="en-GB"/>
-        </w:rPr>
-        <w:t>cursor.moveToNext</w:t>
-      </w:r>
-      <w:proofErr w:type="spellEnd"/>
-      <w:r>
-        <w:rPr>
-          <w:rFonts w:ascii="Segoe UI Emoji" w:hAnsi="Segoe UI Emoji" w:cs="Segoe UI Emoji"/>
-          <w:b/>
-          <w:bCs/>
-          <w:lang w:val="en-GB"/>
-        </w:rPr>
-        <w:t>()) {</w:t>
-      </w:r>
-    </w:p>
-    <w:p>
-      <w:pPr>
-        <w:rPr>
-          <w:rFonts w:ascii="Segoe UI Emoji" w:hAnsi="Segoe UI Emoji" w:cs="Segoe UI Emoji"/>
-          <w:b/>
-          <w:bCs/>
-          <w:lang w:val="en-GB"/>
-        </w:rPr>
-      </w:pPr>
-      <w:r>
-        <w:rPr>
-          <w:rFonts w:ascii="Segoe UI Emoji" w:hAnsi="Segoe UI Emoji" w:cs="Segoe UI Emoji"/>
-          <w:b/>
-          <w:bCs/>
-          <w:lang w:val="en-GB"/>
-        </w:rPr>
-        <w:t xml:space="preserve">            </w:t>
-      </w:r>
-      <w:proofErr w:type="spellStart"/>
-      <w:r>
-        <w:rPr>
-          <w:rFonts w:ascii="Segoe UI Emoji" w:hAnsi="Segoe UI Emoji" w:cs="Segoe UI Emoji"/>
-          <w:b/>
-          <w:bCs/>
-          <w:lang w:val="en-GB"/>
-        </w:rPr>
-        <w:t>val</w:t>
-      </w:r>
-      <w:proofErr w:type="spellEnd"/>
-      <w:r>
-        <w:rPr>
-          <w:rFonts w:ascii="Segoe UI Emoji" w:hAnsi="Segoe UI Emoji" w:cs="Segoe UI Emoji"/>
-          <w:b/>
-          <w:bCs/>
-          <w:lang w:val="en-GB"/>
-        </w:rPr>
-        <w:t xml:space="preserve"> id = </w:t>
-      </w:r>
-      <w:proofErr w:type="spellStart"/>
-      <w:r>
-        <w:rPr>
-          <w:rFonts w:ascii="Segoe UI Emoji" w:hAnsi="Segoe UI Emoji" w:cs="Segoe UI Emoji"/>
-          <w:b/>
-          <w:bCs/>
-          <w:lang w:val="en-GB"/>
-        </w:rPr>
-        <w:t>cursor.getLong</w:t>
-      </w:r>
-      <w:proofErr w:type="spellEnd"/>
-      <w:r>
-        <w:rPr>
-          <w:rFonts w:ascii="Segoe UI Emoji" w:hAnsi="Segoe UI Emoji" w:cs="Segoe UI Emoji"/>
-          <w:b/>
-          <w:bCs/>
-          <w:lang w:val="en-GB"/>
-        </w:rPr>
-        <w:t>(</w:t>
-      </w:r>
-      <w:proofErr w:type="spellStart"/>
-      <w:r>
-        <w:rPr>
-          <w:rFonts w:ascii="Segoe UI Emoji" w:hAnsi="Segoe UI Emoji" w:cs="Segoe UI Emoji"/>
-          <w:b/>
-          <w:bCs/>
-          <w:lang w:val="en-GB"/>
-        </w:rPr>
-        <w:t>idColumn</w:t>
-      </w:r>
-      <w:proofErr w:type="spellEnd"/>
-      <w:r>
-        <w:rPr>
-          <w:rFonts w:ascii="Segoe UI Emoji" w:hAnsi="Segoe UI Emoji" w:cs="Segoe UI Emoji"/>
-          <w:b/>
-          <w:bCs/>
-          <w:lang w:val="en-GB"/>
-        </w:rPr>
-        <w:t>)</w:t>
-      </w:r>
-    </w:p>
-    <w:p>
-      <w:pPr>
-        <w:rPr>
-          <w:rFonts w:ascii="Segoe UI Emoji" w:hAnsi="Segoe UI Emoji" w:cs="Segoe UI Emoji"/>
-          <w:b/>
-          <w:bCs/>
-          <w:lang w:val="en-GB"/>
-        </w:rPr>
-      </w:pPr>
-      <w:r>
-        <w:rPr>
-          <w:rFonts w:ascii="Segoe UI Emoji" w:hAnsi="Segoe UI Emoji" w:cs="Segoe UI Emoji"/>
-          <w:b/>
-          <w:bCs/>
-          <w:lang w:val="en-GB"/>
-        </w:rPr>
-        <w:t xml:space="preserve">            </w:t>
-      </w:r>
-      <w:proofErr w:type="spellStart"/>
-      <w:r>
-        <w:rPr>
-          <w:rFonts w:ascii="Segoe UI Emoji" w:hAnsi="Segoe UI Emoji" w:cs="Segoe UI Emoji"/>
-          <w:b/>
-          <w:bCs/>
-          <w:lang w:val="en-GB"/>
-        </w:rPr>
-        <w:t>val</w:t>
-      </w:r>
-      <w:proofErr w:type="spellEnd"/>
-      <w:r>
-        <w:rPr>
-          <w:rFonts w:ascii="Segoe UI Emoji" w:hAnsi="Segoe UI Emoji" w:cs="Segoe UI Emoji"/>
-          <w:b/>
-          <w:bCs/>
-          <w:lang w:val="en-GB"/>
-        </w:rPr>
-        <w:t xml:space="preserve"> </w:t>
-      </w:r>
-      <w:proofErr w:type="spellStart"/>
-      <w:r>
-        <w:rPr>
-          <w:rFonts w:ascii="Segoe UI Emoji" w:hAnsi="Segoe UI Emoji" w:cs="Segoe UI Emoji"/>
-          <w:b/>
-          <w:bCs/>
-          <w:lang w:val="en-GB"/>
-        </w:rPr>
-        <w:t>uri</w:t>
-      </w:r>
-      <w:proofErr w:type="spellEnd"/>
-      <w:r>
-        <w:rPr>
-          <w:rFonts w:ascii="Segoe UI Emoji" w:hAnsi="Segoe UI Emoji" w:cs="Segoe UI Emoji"/>
-          <w:b/>
-          <w:bCs/>
-          <w:lang w:val="en-GB"/>
-        </w:rPr>
-        <w:t xml:space="preserve"> = </w:t>
-      </w:r>
-      <w:proofErr w:type="spellStart"/>
-      <w:r>
-        <w:rPr>
-          <w:rFonts w:ascii="Segoe UI Emoji" w:hAnsi="Segoe UI Emoji" w:cs="Segoe UI Emoji"/>
-          <w:b/>
-          <w:bCs/>
-          <w:lang w:val="en-GB"/>
-        </w:rPr>
-        <w:t>ContentUris.withAppendedId</w:t>
-      </w:r>
-      <w:proofErr w:type="spellEnd"/>
-      <w:r>
-        <w:rPr>
-          <w:rFonts w:ascii="Segoe UI Emoji" w:hAnsi="Segoe UI Emoji" w:cs="Segoe UI Emoji"/>
-          <w:b/>
-          <w:bCs/>
-          <w:lang w:val="en-GB"/>
-        </w:rPr>
-        <w:t>(collection, id)</w:t>
-      </w:r>
-    </w:p>
-    <w:p>
-      <w:pPr>
-        <w:rPr>
-          <w:rFonts w:ascii="Segoe UI Emoji" w:hAnsi="Segoe UI Emoji" w:cs="Segoe UI Emoji"/>
-          <w:b/>
-          <w:bCs/>
-          <w:lang w:val="en-GB"/>
-        </w:rPr>
-      </w:pPr>
-      <w:r>
-        <w:rPr>
-          <w:rFonts w:ascii="Segoe UI Emoji" w:hAnsi="Segoe UI Emoji" w:cs="Segoe UI Emoji"/>
-          <w:b/>
-          <w:bCs/>
-          <w:lang w:val="en-GB"/>
-        </w:rPr>
-        <w:t xml:space="preserve">            </w:t>
-      </w:r>
-      <w:proofErr w:type="spellStart"/>
-      <w:r>
-        <w:rPr>
-          <w:rFonts w:ascii="Segoe UI Emoji" w:hAnsi="Segoe UI Emoji" w:cs="Segoe UI Emoji"/>
-          <w:b/>
-          <w:bCs/>
-          <w:lang w:val="en-GB"/>
-        </w:rPr>
-        <w:t>val</w:t>
-      </w:r>
-      <w:proofErr w:type="spellEnd"/>
-      <w:r>
-        <w:rPr>
-          <w:rFonts w:ascii="Segoe UI Emoji" w:hAnsi="Segoe UI Emoji" w:cs="Segoe UI Emoji"/>
-          <w:b/>
-          <w:bCs/>
-          <w:lang w:val="en-GB"/>
-        </w:rPr>
-        <w:t xml:space="preserve"> bmp = </w:t>
-      </w:r>
-      <w:proofErr w:type="spellStart"/>
-      <w:r>
-        <w:rPr>
-          <w:rFonts w:ascii="Segoe UI Emoji" w:hAnsi="Segoe UI Emoji" w:cs="Segoe UI Emoji"/>
-          <w:b/>
-          <w:bCs/>
-          <w:lang w:val="en-GB"/>
-        </w:rPr>
-        <w:t>BitmapFactory.decodeStream</w:t>
-      </w:r>
-      <w:proofErr w:type="spellEnd"/>
-      <w:r>
-        <w:rPr>
-          <w:rFonts w:ascii="Segoe UI Emoji" w:hAnsi="Segoe UI Emoji" w:cs="Segoe UI Emoji"/>
-          <w:b/>
-          <w:bCs/>
-          <w:lang w:val="en-GB"/>
-        </w:rPr>
-        <w:t>(</w:t>
-      </w:r>
-    </w:p>
-    <w:p>
-      <w:pPr>
-        <w:rPr>
-          <w:rFonts w:ascii="Segoe UI Emoji" w:hAnsi="Segoe UI Emoji" w:cs="Segoe UI Emoji"/>
-          <w:b/>
-          <w:bCs/>
-          <w:lang w:val="en-GB"/>
-        </w:rPr>
-      </w:pPr>
-      <w:r>
-        <w:rPr>
-          <w:rFonts w:ascii="Segoe UI Emoji" w:hAnsi="Segoe UI Emoji" w:cs="Segoe UI Emoji"/>
-          <w:b/>
-          <w:bCs/>
-          <w:lang w:val="en-GB"/>
-        </w:rPr>
-        <w:t xml:space="preserve">                </w:t>
-      </w:r>
-      <w:proofErr w:type="spellStart"/>
-      <w:r>
-        <w:rPr>
-          <w:rFonts w:ascii="Segoe UI Emoji" w:hAnsi="Segoe UI Emoji" w:cs="Segoe UI Emoji"/>
-          <w:b/>
-          <w:bCs/>
-          <w:lang w:val="en-GB"/>
-        </w:rPr>
-        <w:t>context.contentResolver.openInputStream</w:t>
-      </w:r>
-      <w:proofErr w:type="spellEnd"/>
-      <w:r>
-        <w:rPr>
-          <w:rFonts w:ascii="Segoe UI Emoji" w:hAnsi="Segoe UI Emoji" w:cs="Segoe UI Emoji"/>
-          <w:b/>
-          <w:bCs/>
-          <w:lang w:val="en-GB"/>
-        </w:rPr>
-        <w:t>(</w:t>
-      </w:r>
-      <w:proofErr w:type="spellStart"/>
-      <w:r>
-        <w:rPr>
-          <w:rFonts w:ascii="Segoe UI Emoji" w:hAnsi="Segoe UI Emoji" w:cs="Segoe UI Emoji"/>
-          <w:b/>
-          <w:bCs/>
-          <w:lang w:val="en-GB"/>
-        </w:rPr>
-        <w:t>uri</w:t>
-      </w:r>
-      <w:proofErr w:type="spellEnd"/>
-      <w:r>
-        <w:rPr>
-          <w:rFonts w:ascii="Segoe UI Emoji" w:hAnsi="Segoe UI Emoji" w:cs="Segoe UI Emoji"/>
-          <w:b/>
-          <w:bCs/>
-          <w:lang w:val="en-GB"/>
-        </w:rPr>
-        <w:t>)</w:t>
+        <w:t xml:space="preserve">            val uri = ContentUris.withAppendedId(collection, id)</w:t>
+      </w:r>
+    </w:p>
+    <w:p>
+      <w:pPr>
+        <w:rPr>
+          <w:rFonts w:ascii="Segoe UI Emoji" w:hAnsi="Segoe UI Emoji" w:cs="Segoe UI Emoji"/>
+          <w:b/>
+          <w:bCs/>
+          <w:lang w:val="en-GB"/>
+        </w:rPr>
+      </w:pPr>
+      <w:r>
+        <w:rPr>
+          <w:rFonts w:ascii="Segoe UI Emoji" w:hAnsi="Segoe UI Emoji" w:cs="Segoe UI Emoji"/>
+          <w:b/>
+          <w:bCs/>
+          <w:lang w:val="en-GB"/>
+        </w:rPr>
+        <w:t xml:space="preserve">            val bmp = BitmapFactory.decodeStream(</w:t>
+      </w:r>
+    </w:p>
+    <w:p>
+      <w:pPr>
+        <w:rPr>
+          <w:rFonts w:ascii="Segoe UI Emoji" w:hAnsi="Segoe UI Emoji" w:cs="Segoe UI Emoji"/>
+          <w:b/>
+          <w:bCs/>
+          <w:lang w:val="en-GB"/>
+        </w:rPr>
+      </w:pPr>
+      <w:r>
+        <w:rPr>
+          <w:rFonts w:ascii="Segoe UI Emoji" w:hAnsi="Segoe UI Emoji" w:cs="Segoe UI Emoji"/>
+          <w:b/>
+          <w:bCs/>
+          <w:lang w:val="en-GB"/>
+        </w:rPr>
+        <w:t xml:space="preserve">                context.contentResolver.openInputStream(uri)</w:t>
       </w:r>
     </w:p>
     <w:p>
@@ -4026,27 +2951,7 @@
           <w:bCs/>
           <w:lang w:val="en-GB"/>
         </w:rPr>
-        <w:t xml:space="preserve">            </w:t>
-      </w:r>
-      <w:proofErr w:type="spellStart"/>
-      <w:r>
-        <w:rPr>
-          <w:rFonts w:ascii="Segoe UI Emoji" w:hAnsi="Segoe UI Emoji" w:cs="Segoe UI Emoji"/>
-          <w:b/>
-          <w:bCs/>
-          <w:lang w:val="en-GB"/>
-        </w:rPr>
-        <w:t>bitmaps.add</w:t>
-      </w:r>
-      <w:proofErr w:type="spellEnd"/>
-      <w:r>
-        <w:rPr>
-          <w:rFonts w:ascii="Segoe UI Emoji" w:hAnsi="Segoe UI Emoji" w:cs="Segoe UI Emoji"/>
-          <w:b/>
-          <w:bCs/>
-          <w:lang w:val="en-GB"/>
-        </w:rPr>
-        <w:t>(bmp)</w:t>
+        <w:t xml:space="preserve">            bitmaps.add(bmp)</w:t>
       </w:r>
     </w:p>
     <w:p>
@@ -4113,7 +3018,6 @@
           <w:bCs/>
           <w:lang w:val="en-GB"/>
         </w:rPr>
-        <w:lastRenderedPageBreak/>
         <w:t xml:space="preserve">    return bitmaps</w:t>
       </w:r>
     </w:p>
@@ -4186,263 +3090,83 @@
           <w:b/>
           <w:bCs/>
         </w:rPr>
-        <w:t xml:space="preserve">Per </w:t>
-      </w:r>
-      <w:proofErr w:type="spellStart"/>
-      <w:r>
-        <w:rPr>
-          <w:rFonts w:ascii="Segoe UI Emoji" w:hAnsi="Segoe UI Emoji" w:cs="Segoe UI Emoji"/>
-          <w:b/>
-          <w:bCs/>
-        </w:rPr>
-        <w:t>stacking</w:t>
-      </w:r>
-      <w:proofErr w:type="spellEnd"/>
-      <w:r>
-        <w:rPr>
-          <w:rFonts w:ascii="Segoe UI Emoji" w:hAnsi="Segoe UI Emoji" w:cs="Segoe UI Emoji"/>
-          <w:b/>
-          <w:bCs/>
-        </w:rPr>
-        <w:t xml:space="preserve"> serio conviene lavorare in float.</w:t>
-      </w:r>
-    </w:p>
-    <w:p>
-      <w:pPr>
-        <w:rPr>
-          <w:rFonts w:ascii="Segoe UI Emoji" w:hAnsi="Segoe UI Emoji" w:cs="Segoe UI Emoji"/>
-          <w:b/>
-          <w:bCs/>
-          <w:lang w:val="en-GB"/>
-        </w:rPr>
-      </w:pPr>
-      <w:r>
-        <w:rPr>
-          <w:rFonts w:ascii="Segoe UI Emoji" w:hAnsi="Segoe UI Emoji" w:cs="Segoe UI Emoji"/>
-          <w:b/>
-          <w:bCs/>
-          <w:lang w:val="en-GB"/>
-        </w:rPr>
-        <w:t xml:space="preserve">fun </w:t>
-      </w:r>
-      <w:proofErr w:type="spellStart"/>
-      <w:r>
-        <w:rPr>
-          <w:rFonts w:ascii="Segoe UI Emoji" w:hAnsi="Segoe UI Emoji" w:cs="Segoe UI Emoji"/>
-          <w:b/>
-          <w:bCs/>
-          <w:lang w:val="en-GB"/>
-        </w:rPr>
-        <w:t>bitmapToFloatArray</w:t>
-      </w:r>
-      <w:proofErr w:type="spellEnd"/>
-      <w:r>
-        <w:rPr>
-          <w:rFonts w:ascii="Segoe UI Emoji" w:hAnsi="Segoe UI Emoji" w:cs="Segoe UI Emoji"/>
-          <w:b/>
-          <w:bCs/>
-          <w:lang w:val="en-GB"/>
-        </w:rPr>
-        <w:t>(bmp: Bitmap): Array&lt;</w:t>
-      </w:r>
-      <w:proofErr w:type="spellStart"/>
-      <w:r>
-        <w:rPr>
-          <w:rFonts w:ascii="Segoe UI Emoji" w:hAnsi="Segoe UI Emoji" w:cs="Segoe UI Emoji"/>
-          <w:b/>
-          <w:bCs/>
-          <w:lang w:val="en-GB"/>
-        </w:rPr>
-        <w:t>FloatArray</w:t>
-      </w:r>
-      <w:proofErr w:type="spellEnd"/>
-      <w:r>
-        <w:rPr>
-          <w:rFonts w:ascii="Segoe UI Emoji" w:hAnsi="Segoe UI Emoji" w:cs="Segoe UI Emoji"/>
-          <w:b/>
-          <w:bCs/>
-          <w:lang w:val="en-GB"/>
-        </w:rPr>
-        <w:t>&gt; {</w:t>
-      </w:r>
-    </w:p>
-    <w:p>
-      <w:pPr>
-        <w:rPr>
-          <w:rFonts w:ascii="Segoe UI Emoji" w:hAnsi="Segoe UI Emoji" w:cs="Segoe UI Emoji"/>
-          <w:b/>
-          <w:bCs/>
-          <w:lang w:val="en-GB"/>
-        </w:rPr>
-      </w:pPr>
-      <w:r>
-        <w:rPr>
-          <w:rFonts w:ascii="Segoe UI Emoji" w:hAnsi="Segoe UI Emoji" w:cs="Segoe UI Emoji"/>
-          <w:b/>
-          <w:bCs/>
-          <w:lang w:val="en-GB"/>
-        </w:rPr>
-        <w:t xml:space="preserve">    </w:t>
-      </w:r>
-      <w:proofErr w:type="spellStart"/>
-      <w:r>
-        <w:rPr>
-          <w:rFonts w:ascii="Segoe UI Emoji" w:hAnsi="Segoe UI Emoji" w:cs="Segoe UI Emoji"/>
-          <w:b/>
-          <w:bCs/>
-          <w:lang w:val="en-GB"/>
-        </w:rPr>
-        <w:t>val</w:t>
-      </w:r>
-      <w:proofErr w:type="spellEnd"/>
-      <w:r>
-        <w:rPr>
-          <w:rFonts w:ascii="Segoe UI Emoji" w:hAnsi="Segoe UI Emoji" w:cs="Segoe UI Emoji"/>
-          <w:b/>
-          <w:bCs/>
-          <w:lang w:val="en-GB"/>
-        </w:rPr>
-        <w:t xml:space="preserve"> w = </w:t>
-      </w:r>
-      <w:proofErr w:type="spellStart"/>
-      <w:r>
-        <w:rPr>
-          <w:rFonts w:ascii="Segoe UI Emoji" w:hAnsi="Segoe UI Emoji" w:cs="Segoe UI Emoji"/>
-          <w:b/>
-          <w:bCs/>
-          <w:lang w:val="en-GB"/>
-        </w:rPr>
-        <w:t>bmp.width</w:t>
-      </w:r>
-      <w:proofErr w:type="spellEnd"/>
-    </w:p>
-    <w:p>
-      <w:pPr>
-        <w:rPr>
-          <w:rFonts w:ascii="Segoe UI Emoji" w:hAnsi="Segoe UI Emoji" w:cs="Segoe UI Emoji"/>
-          <w:b/>
-          <w:bCs/>
-          <w:lang w:val="en-GB"/>
-        </w:rPr>
-      </w:pPr>
-      <w:r>
-        <w:rPr>
-          <w:rFonts w:ascii="Segoe UI Emoji" w:hAnsi="Segoe UI Emoji" w:cs="Segoe UI Emoji"/>
-          <w:b/>
-          <w:bCs/>
-          <w:lang w:val="en-GB"/>
-        </w:rPr>
-        <w:t xml:space="preserve">    </w:t>
-      </w:r>
-      <w:proofErr w:type="spellStart"/>
-      <w:r>
-        <w:rPr>
-          <w:rFonts w:ascii="Segoe UI Emoji" w:hAnsi="Segoe UI Emoji" w:cs="Segoe UI Emoji"/>
-          <w:b/>
-          <w:bCs/>
-          <w:lang w:val="en-GB"/>
-        </w:rPr>
-        <w:t>val</w:t>
-      </w:r>
-      <w:proofErr w:type="spellEnd"/>
-      <w:r>
-        <w:rPr>
-          <w:rFonts w:ascii="Segoe UI Emoji" w:hAnsi="Segoe UI Emoji" w:cs="Segoe UI Emoji"/>
-          <w:b/>
-          <w:bCs/>
-          <w:lang w:val="en-GB"/>
-        </w:rPr>
-        <w:t xml:space="preserve"> h = </w:t>
-      </w:r>
-      <w:proofErr w:type="spellStart"/>
-      <w:r>
-        <w:rPr>
-          <w:rFonts w:ascii="Segoe UI Emoji" w:hAnsi="Segoe UI Emoji" w:cs="Segoe UI Emoji"/>
-          <w:b/>
-          <w:bCs/>
-          <w:lang w:val="en-GB"/>
-        </w:rPr>
-        <w:t>bmp.height</w:t>
-      </w:r>
-      <w:proofErr w:type="spellEnd"/>
-    </w:p>
-    <w:p>
-      <w:pPr>
-        <w:rPr>
-          <w:rFonts w:ascii="Segoe UI Emoji" w:hAnsi="Segoe UI Emoji" w:cs="Segoe UI Emoji"/>
-          <w:b/>
-          <w:bCs/>
-          <w:lang w:val="en-GB"/>
-        </w:rPr>
-      </w:pPr>
-      <w:r>
-        <w:rPr>
-          <w:rFonts w:ascii="Segoe UI Emoji" w:hAnsi="Segoe UI Emoji" w:cs="Segoe UI Emoji"/>
-          <w:b/>
-          <w:bCs/>
-          <w:lang w:val="en-GB"/>
-        </w:rPr>
-        <w:t xml:space="preserve">    </w:t>
-      </w:r>
-      <w:proofErr w:type="spellStart"/>
-      <w:r>
-        <w:rPr>
-          <w:rFonts w:ascii="Segoe UI Emoji" w:hAnsi="Segoe UI Emoji" w:cs="Segoe UI Emoji"/>
-          <w:b/>
-          <w:bCs/>
-          <w:lang w:val="en-GB"/>
-        </w:rPr>
-        <w:t>val</w:t>
-      </w:r>
-      <w:proofErr w:type="spellEnd"/>
-      <w:r>
-        <w:rPr>
-          <w:rFonts w:ascii="Segoe UI Emoji" w:hAnsi="Segoe UI Emoji" w:cs="Segoe UI Emoji"/>
-          <w:b/>
-          <w:bCs/>
-          <w:lang w:val="en-GB"/>
-        </w:rPr>
-        <w:t xml:space="preserve"> </w:t>
-      </w:r>
-      <w:proofErr w:type="spellStart"/>
-      <w:r>
-        <w:rPr>
-          <w:rFonts w:ascii="Segoe UI Emoji" w:hAnsi="Segoe UI Emoji" w:cs="Segoe UI Emoji"/>
-          <w:b/>
-          <w:bCs/>
-          <w:lang w:val="en-GB"/>
-        </w:rPr>
-        <w:t>arr</w:t>
-      </w:r>
-      <w:proofErr w:type="spellEnd"/>
-      <w:r>
-        <w:rPr>
-          <w:rFonts w:ascii="Segoe UI Emoji" w:hAnsi="Segoe UI Emoji" w:cs="Segoe UI Emoji"/>
-          <w:b/>
-          <w:bCs/>
-          <w:lang w:val="en-GB"/>
-        </w:rPr>
-        <w:t xml:space="preserve"> = Array(h) { </w:t>
-      </w:r>
-      <w:proofErr w:type="spellStart"/>
-      <w:r>
-        <w:rPr>
-          <w:rFonts w:ascii="Segoe UI Emoji" w:hAnsi="Segoe UI Emoji" w:cs="Segoe UI Emoji"/>
-          <w:b/>
-          <w:bCs/>
-          <w:lang w:val="en-GB"/>
-        </w:rPr>
-        <w:t>FloatArray</w:t>
-      </w:r>
-      <w:proofErr w:type="spellEnd"/>
-      <w:r>
-        <w:rPr>
-          <w:rFonts w:ascii="Segoe UI Emoji" w:hAnsi="Segoe UI Emoji" w:cs="Segoe UI Emoji"/>
-          <w:b/>
-          <w:bCs/>
-          <w:lang w:val="en-GB"/>
-        </w:rPr>
-        <w:t>(w) }</w:t>
+        <w:t>Per stacking serio conviene lavorare in float.</w:t>
+      </w:r>
+    </w:p>
+    <w:p>
+      <w:pPr>
+        <w:rPr>
+          <w:rFonts w:ascii="Segoe UI Emoji" w:hAnsi="Segoe UI Emoji" w:cs="Segoe UI Emoji"/>
+          <w:b/>
+          <w:bCs/>
+          <w:lang w:val="en-GB"/>
+        </w:rPr>
+      </w:pPr>
+      <w:r>
+        <w:rPr>
+          <w:rFonts w:ascii="Segoe UI Emoji" w:hAnsi="Segoe UI Emoji" w:cs="Segoe UI Emoji"/>
+          <w:b/>
+          <w:bCs/>
+          <w:lang w:val="en-GB"/>
+        </w:rPr>
+        <w:t>fun bitmapToFloatArray(bmp: Bitmap): Array&lt;FloatArray&gt; {</w:t>
+      </w:r>
+    </w:p>
+    <w:p>
+      <w:pPr>
+        <w:rPr>
+          <w:rFonts w:ascii="Segoe UI Emoji" w:hAnsi="Segoe UI Emoji" w:cs="Segoe UI Emoji"/>
+          <w:b/>
+          <w:bCs/>
+          <w:lang w:val="en-GB"/>
+        </w:rPr>
+      </w:pPr>
+      <w:r>
+        <w:rPr>
+          <w:rFonts w:ascii="Segoe UI Emoji" w:hAnsi="Segoe UI Emoji" w:cs="Segoe UI Emoji"/>
+          <w:b/>
+          <w:bCs/>
+          <w:lang w:val="en-GB"/>
+        </w:rPr>
+        <w:t xml:space="preserve">    val w = bmp.width</w:t>
+      </w:r>
+    </w:p>
+    <w:p>
+      <w:pPr>
+        <w:rPr>
+          <w:rFonts w:ascii="Segoe UI Emoji" w:hAnsi="Segoe UI Emoji" w:cs="Segoe UI Emoji"/>
+          <w:b/>
+          <w:bCs/>
+          <w:lang w:val="en-GB"/>
+        </w:rPr>
+      </w:pPr>
+      <w:r>
+        <w:rPr>
+          <w:rFonts w:ascii="Segoe UI Emoji" w:hAnsi="Segoe UI Emoji" w:cs="Segoe UI Emoji"/>
+          <w:b/>
+          <w:bCs/>
+          <w:lang w:val="en-GB"/>
+        </w:rPr>
+        <w:t xml:space="preserve">    val h = bmp.height</w:t>
+      </w:r>
+    </w:p>
+    <w:p>
+      <w:pPr>
+        <w:rPr>
+          <w:rFonts w:ascii="Segoe UI Emoji" w:hAnsi="Segoe UI Emoji" w:cs="Segoe UI Emoji"/>
+          <w:b/>
+          <w:bCs/>
+          <w:lang w:val="en-GB"/>
+        </w:rPr>
+      </w:pPr>
+      <w:r>
+        <w:rPr>
+          <w:rFonts w:ascii="Segoe UI Emoji" w:hAnsi="Segoe UI Emoji" w:cs="Segoe UI Emoji"/>
+          <w:b/>
+          <w:bCs/>
+          <w:lang w:val="en-GB"/>
+        </w:rPr>
+        <w:t xml:space="preserve">    val arr = Array(h) { FloatArray(w) }</w:t>
       </w:r>
     </w:p>
     <w:p>
@@ -4518,9 +3242,18 @@
           <w:bCs/>
           <w:lang w:val="es-ES"/>
         </w:rPr>
-        <w:t xml:space="preserve">val pixel = </w:t>
-      </w:r>
-      <w:proofErr w:type="spellStart"/>
+        <w:t>val pixel = bmp.getPixel(x, y)</w:t>
+      </w:r>
+    </w:p>
+    <w:p>
+      <w:pPr>
+        <w:rPr>
+          <w:rFonts w:ascii="Segoe UI Emoji" w:hAnsi="Segoe UI Emoji" w:cs="Segoe UI Emoji"/>
+          <w:b/>
+          <w:bCs/>
+          <w:lang w:val="en-GB"/>
+        </w:rPr>
+      </w:pPr>
       <w:r>
         <w:rPr>
           <w:rFonts w:ascii="Segoe UI Emoji" w:hAnsi="Segoe UI Emoji" w:cs="Segoe UI Emoji"/>
@@ -4528,187 +3261,36 @@
           <w:bCs/>
           <w:lang w:val="es-ES"/>
         </w:rPr>
-        <w:t>bmp.getPixel</w:t>
-      </w:r>
-      <w:proofErr w:type="spellEnd"/>
-      <w:r>
-        <w:rPr>
-          <w:rFonts w:ascii="Segoe UI Emoji" w:hAnsi="Segoe UI Emoji" w:cs="Segoe UI Emoji"/>
-          <w:b/>
-          <w:bCs/>
-          <w:lang w:val="es-ES"/>
-        </w:rPr>
-        <w:t>(x, y)</w:t>
-      </w:r>
-    </w:p>
-    <w:p>
-      <w:pPr>
-        <w:rPr>
-          <w:rFonts w:ascii="Segoe UI Emoji" w:hAnsi="Segoe UI Emoji" w:cs="Segoe UI Emoji"/>
-          <w:b/>
-          <w:bCs/>
-          <w:lang w:val="en-GB"/>
-        </w:rPr>
-      </w:pPr>
-      <w:r>
-        <w:rPr>
-          <w:rFonts w:ascii="Segoe UI Emoji" w:hAnsi="Segoe UI Emoji" w:cs="Segoe UI Emoji"/>
-          <w:b/>
-          <w:bCs/>
-          <w:lang w:val="es-ES"/>
-        </w:rPr>
         <w:t xml:space="preserve">            </w:t>
       </w:r>
-      <w:proofErr w:type="spellStart"/>
-      <w:r>
-        <w:rPr>
-          <w:rFonts w:ascii="Segoe UI Emoji" w:hAnsi="Segoe UI Emoji" w:cs="Segoe UI Emoji"/>
-          <w:b/>
-          <w:bCs/>
-          <w:lang w:val="en-GB"/>
-        </w:rPr>
-        <w:t>val</w:t>
-      </w:r>
-      <w:proofErr w:type="spellEnd"/>
-      <w:r>
-        <w:rPr>
-          <w:rFonts w:ascii="Segoe UI Emoji" w:hAnsi="Segoe UI Emoji" w:cs="Segoe UI Emoji"/>
-          <w:b/>
-          <w:bCs/>
-          <w:lang w:val="en-GB"/>
-        </w:rPr>
-        <w:t xml:space="preserve"> </w:t>
-      </w:r>
-      <w:proofErr w:type="spellStart"/>
-      <w:r>
-        <w:rPr>
-          <w:rFonts w:ascii="Segoe UI Emoji" w:hAnsi="Segoe UI Emoji" w:cs="Segoe UI Emoji"/>
-          <w:b/>
-          <w:bCs/>
-          <w:lang w:val="en-GB"/>
-        </w:rPr>
-        <w:t>gray</w:t>
-      </w:r>
-      <w:proofErr w:type="spellEnd"/>
-      <w:r>
-        <w:rPr>
-          <w:rFonts w:ascii="Segoe UI Emoji" w:hAnsi="Segoe UI Emoji" w:cs="Segoe UI Emoji"/>
-          <w:b/>
-          <w:bCs/>
-          <w:lang w:val="en-GB"/>
-        </w:rPr>
-        <w:t xml:space="preserve"> = (</w:t>
-      </w:r>
-      <w:proofErr w:type="spellStart"/>
-      <w:r>
-        <w:rPr>
-          <w:rFonts w:ascii="Segoe UI Emoji" w:hAnsi="Segoe UI Emoji" w:cs="Segoe UI Emoji"/>
-          <w:b/>
-          <w:bCs/>
-          <w:lang w:val="en-GB"/>
-        </w:rPr>
-        <w:t>Color.red</w:t>
-      </w:r>
-      <w:proofErr w:type="spellEnd"/>
-      <w:r>
-        <w:rPr>
-          <w:rFonts w:ascii="Segoe UI Emoji" w:hAnsi="Segoe UI Emoji" w:cs="Segoe UI Emoji"/>
-          <w:b/>
-          <w:bCs/>
-          <w:lang w:val="en-GB"/>
-        </w:rPr>
-        <w:t xml:space="preserve">(pixel) + </w:t>
-      </w:r>
-      <w:proofErr w:type="spellStart"/>
-      <w:r>
-        <w:rPr>
-          <w:rFonts w:ascii="Segoe UI Emoji" w:hAnsi="Segoe UI Emoji" w:cs="Segoe UI Emoji"/>
-          <w:b/>
-          <w:bCs/>
-          <w:lang w:val="en-GB"/>
-        </w:rPr>
-        <w:t>Color.green</w:t>
-      </w:r>
-      <w:proofErr w:type="spellEnd"/>
-      <w:r>
-        <w:rPr>
-          <w:rFonts w:ascii="Segoe UI Emoji" w:hAnsi="Segoe UI Emoji" w:cs="Segoe UI Emoji"/>
-          <w:b/>
-          <w:bCs/>
-          <w:lang w:val="en-GB"/>
-        </w:rPr>
-        <w:t xml:space="preserve">(pixel) + </w:t>
-      </w:r>
-      <w:proofErr w:type="spellStart"/>
-      <w:r>
-        <w:rPr>
-          <w:rFonts w:ascii="Segoe UI Emoji" w:hAnsi="Segoe UI Emoji" w:cs="Segoe UI Emoji"/>
-          <w:b/>
-          <w:bCs/>
-          <w:lang w:val="en-GB"/>
-        </w:rPr>
-        <w:t>Color.blue</w:t>
-      </w:r>
-      <w:proofErr w:type="spellEnd"/>
-      <w:r>
-        <w:rPr>
-          <w:rFonts w:ascii="Segoe UI Emoji" w:hAnsi="Segoe UI Emoji" w:cs="Segoe UI Emoji"/>
-          <w:b/>
-          <w:bCs/>
-          <w:lang w:val="en-GB"/>
-        </w:rPr>
-        <w:t>(pixel)) / 3f</w:t>
-      </w:r>
-    </w:p>
-    <w:p>
-      <w:pPr>
-        <w:rPr>
-          <w:rFonts w:ascii="Segoe UI Emoji" w:hAnsi="Segoe UI Emoji" w:cs="Segoe UI Emoji"/>
-          <w:b/>
-          <w:bCs/>
-          <w:lang w:val="en-GB"/>
-        </w:rPr>
-      </w:pPr>
-      <w:r>
-        <w:rPr>
-          <w:rFonts w:ascii="Segoe UI Emoji" w:hAnsi="Segoe UI Emoji" w:cs="Segoe UI Emoji"/>
-          <w:b/>
-          <w:bCs/>
-          <w:lang w:val="en-GB"/>
-        </w:rPr>
-        <w:t xml:space="preserve">            </w:t>
-      </w:r>
-      <w:proofErr w:type="spellStart"/>
-      <w:r>
-        <w:rPr>
-          <w:rFonts w:ascii="Segoe UI Emoji" w:hAnsi="Segoe UI Emoji" w:cs="Segoe UI Emoji"/>
-          <w:b/>
-          <w:bCs/>
-          <w:lang w:val="en-GB"/>
-        </w:rPr>
-        <w:t>arr</w:t>
-      </w:r>
-      <w:proofErr w:type="spellEnd"/>
-      <w:r>
-        <w:rPr>
-          <w:rFonts w:ascii="Segoe UI Emoji" w:hAnsi="Segoe UI Emoji" w:cs="Segoe UI Emoji"/>
-          <w:b/>
-          <w:bCs/>
-          <w:lang w:val="en-GB"/>
-        </w:rPr>
-        <w:t xml:space="preserve">[y][x] = </w:t>
-      </w:r>
-      <w:proofErr w:type="spellStart"/>
-      <w:r>
-        <w:rPr>
-          <w:rFonts w:ascii="Segoe UI Emoji" w:hAnsi="Segoe UI Emoji" w:cs="Segoe UI Emoji"/>
-          <w:b/>
-          <w:bCs/>
-          <w:lang w:val="en-GB"/>
-        </w:rPr>
-        <w:t>gray</w:t>
-      </w:r>
-      <w:proofErr w:type="spellEnd"/>
+      <w:r>
+        <w:rPr>
+          <w:rFonts w:ascii="Segoe UI Emoji" w:hAnsi="Segoe UI Emoji" w:cs="Segoe UI Emoji"/>
+          <w:b/>
+          <w:bCs/>
+          <w:lang w:val="en-GB"/>
+        </w:rPr>
+        <w:t>val gray = (Color.red(pixel) + Color.green(pixel) + Color.blue(pixel)) / 3f</w:t>
+      </w:r>
+    </w:p>
+    <w:p>
+      <w:pPr>
+        <w:rPr>
+          <w:rFonts w:ascii="Segoe UI Emoji" w:hAnsi="Segoe UI Emoji" w:cs="Segoe UI Emoji"/>
+          <w:b/>
+          <w:bCs/>
+          <w:lang w:val="en-GB"/>
+        </w:rPr>
+      </w:pPr>
+      <w:r>
+        <w:rPr>
+          <w:rFonts w:ascii="Segoe UI Emoji" w:hAnsi="Segoe UI Emoji" w:cs="Segoe UI Emoji"/>
+          <w:b/>
+          <w:bCs/>
+          <w:lang w:val="en-GB"/>
+        </w:rPr>
+        <w:t xml:space="preserve">            arr[y][x] = gray</w:t>
+      </w:r>
     </w:p>
     <w:p>
       <w:pPr>
@@ -4764,19 +3346,8 @@
           <w:bCs/>
           <w:lang w:val="en-GB"/>
         </w:rPr>
-        <w:t xml:space="preserve">    return </w:t>
-      </w:r>
-      <w:proofErr w:type="spellStart"/>
-      <w:r>
-        <w:rPr>
-          <w:rFonts w:ascii="Segoe UI Emoji" w:hAnsi="Segoe UI Emoji" w:cs="Segoe UI Emoji"/>
-          <w:b/>
-          <w:bCs/>
-          <w:lang w:val="en-GB"/>
-        </w:rPr>
-        <w:t>arr</w:t>
-      </w:r>
-      <w:proofErr w:type="spellEnd"/>
+        <w:t xml:space="preserve">    return arr</w:t>
+      </w:r>
     </w:p>
     <w:p>
       <w:pPr>
@@ -4828,491 +3399,288 @@
           <w:b/>
           <w:bCs/>
         </w:rPr>
-        <w:t xml:space="preserve">⭐ 3) </w:t>
-      </w:r>
-      <w:proofErr w:type="spellStart"/>
-      <w:r>
-        <w:rPr>
-          <w:rFonts w:ascii="Segoe UI Emoji" w:hAnsi="Segoe UI Emoji" w:cs="Segoe UI Emoji"/>
-          <w:b/>
-          <w:bCs/>
-        </w:rPr>
-        <w:t>Stacking</w:t>
-      </w:r>
-      <w:proofErr w:type="spellEnd"/>
-      <w:r>
-        <w:rPr>
-          <w:rFonts w:ascii="Segoe UI Emoji" w:hAnsi="Segoe UI Emoji" w:cs="Segoe UI Emoji"/>
-          <w:b/>
-          <w:bCs/>
-        </w:rPr>
-        <w:t xml:space="preserve"> per MEDIA (il più semplice)</w:t>
-      </w:r>
-    </w:p>
-    <w:p>
-      <w:pPr>
-        <w:rPr>
-          <w:rFonts w:ascii="Segoe UI Emoji" w:hAnsi="Segoe UI Emoji" w:cs="Segoe UI Emoji"/>
-          <w:b/>
-          <w:bCs/>
-          <w:lang w:val="en-GB"/>
-        </w:rPr>
-      </w:pPr>
-      <w:r>
-        <w:rPr>
-          <w:rFonts w:ascii="Segoe UI Emoji" w:hAnsi="Segoe UI Emoji" w:cs="Segoe UI Emoji"/>
-          <w:b/>
-          <w:bCs/>
-          <w:lang w:val="en-GB"/>
-        </w:rPr>
-        <w:t xml:space="preserve">fun </w:t>
-      </w:r>
-      <w:proofErr w:type="spellStart"/>
-      <w:r>
-        <w:rPr>
-          <w:rFonts w:ascii="Segoe UI Emoji" w:hAnsi="Segoe UI Emoji" w:cs="Segoe UI Emoji"/>
-          <w:b/>
-          <w:bCs/>
-          <w:lang w:val="en-GB"/>
-        </w:rPr>
-        <w:t>stackAverage</w:t>
-      </w:r>
-      <w:proofErr w:type="spellEnd"/>
-      <w:r>
-        <w:rPr>
-          <w:rFonts w:ascii="Segoe UI Emoji" w:hAnsi="Segoe UI Emoji" w:cs="Segoe UI Emoji"/>
-          <w:b/>
-          <w:bCs/>
-          <w:lang w:val="en-GB"/>
-        </w:rPr>
-        <w:t>(images: List&lt;Array&lt;</w:t>
-      </w:r>
-      <w:proofErr w:type="spellStart"/>
-      <w:r>
-        <w:rPr>
-          <w:rFonts w:ascii="Segoe UI Emoji" w:hAnsi="Segoe UI Emoji" w:cs="Segoe UI Emoji"/>
-          <w:b/>
-          <w:bCs/>
-          <w:lang w:val="en-GB"/>
-        </w:rPr>
-        <w:t>FloatArray</w:t>
-      </w:r>
-      <w:proofErr w:type="spellEnd"/>
-      <w:r>
-        <w:rPr>
-          <w:rFonts w:ascii="Segoe UI Emoji" w:hAnsi="Segoe UI Emoji" w:cs="Segoe UI Emoji"/>
-          <w:b/>
-          <w:bCs/>
-          <w:lang w:val="en-GB"/>
-        </w:rPr>
-        <w:t>&gt;&gt;): Array&lt;</w:t>
-      </w:r>
-      <w:proofErr w:type="spellStart"/>
-      <w:r>
-        <w:rPr>
-          <w:rFonts w:ascii="Segoe UI Emoji" w:hAnsi="Segoe UI Emoji" w:cs="Segoe UI Emoji"/>
-          <w:b/>
-          <w:bCs/>
-          <w:lang w:val="en-GB"/>
-        </w:rPr>
-        <w:t>FloatArray</w:t>
-      </w:r>
-      <w:proofErr w:type="spellEnd"/>
-      <w:r>
-        <w:rPr>
-          <w:rFonts w:ascii="Segoe UI Emoji" w:hAnsi="Segoe UI Emoji" w:cs="Segoe UI Emoji"/>
-          <w:b/>
-          <w:bCs/>
-          <w:lang w:val="en-GB"/>
-        </w:rPr>
-        <w:t>&gt; {</w:t>
-      </w:r>
-    </w:p>
-    <w:p>
-      <w:pPr>
-        <w:rPr>
-          <w:rFonts w:ascii="Segoe UI Emoji" w:hAnsi="Segoe UI Emoji" w:cs="Segoe UI Emoji"/>
-          <w:b/>
-          <w:bCs/>
-          <w:lang w:val="en-GB"/>
-        </w:rPr>
-      </w:pPr>
-      <w:r>
-        <w:rPr>
-          <w:rFonts w:ascii="Segoe UI Emoji" w:hAnsi="Segoe UI Emoji" w:cs="Segoe UI Emoji"/>
-          <w:b/>
-          <w:bCs/>
-          <w:lang w:val="en-GB"/>
+        <w:t>⭐ 3) Stacking per MEDIA (il più semplice)</w:t>
+      </w:r>
+    </w:p>
+    <w:p>
+      <w:pPr>
+        <w:rPr>
+          <w:rFonts w:ascii="Segoe UI Emoji" w:hAnsi="Segoe UI Emoji" w:cs="Segoe UI Emoji"/>
+          <w:b/>
+          <w:bCs/>
+          <w:lang w:val="en-GB"/>
+        </w:rPr>
+      </w:pPr>
+      <w:r>
+        <w:rPr>
+          <w:rFonts w:ascii="Segoe UI Emoji" w:hAnsi="Segoe UI Emoji" w:cs="Segoe UI Emoji"/>
+          <w:b/>
+          <w:bCs/>
+          <w:lang w:val="en-GB"/>
+        </w:rPr>
+        <w:t>fun stackAverage(images: List&lt;Array&lt;FloatArray&gt;&gt;): Array&lt;FloatArray&gt; {</w:t>
+      </w:r>
+    </w:p>
+    <w:p>
+      <w:pPr>
+        <w:rPr>
+          <w:rFonts w:ascii="Segoe UI Emoji" w:hAnsi="Segoe UI Emoji" w:cs="Segoe UI Emoji"/>
+          <w:b/>
+          <w:bCs/>
+          <w:lang w:val="en-GB"/>
+        </w:rPr>
+      </w:pPr>
+      <w:r>
+        <w:rPr>
+          <w:rFonts w:ascii="Segoe UI Emoji" w:hAnsi="Segoe UI Emoji" w:cs="Segoe UI Emoji"/>
+          <w:b/>
+          <w:bCs/>
+          <w:lang w:val="en-GB"/>
+        </w:rPr>
+        <w:lastRenderedPageBreak/>
+        <w:t xml:space="preserve">    val h = images[0].size</w:t>
+      </w:r>
+    </w:p>
+    <w:p>
+      <w:pPr>
+        <w:rPr>
+          <w:rFonts w:ascii="Segoe UI Emoji" w:hAnsi="Segoe UI Emoji" w:cs="Segoe UI Emoji"/>
+          <w:b/>
+          <w:bCs/>
+          <w:lang w:val="en-GB"/>
+        </w:rPr>
+      </w:pPr>
+      <w:r>
+        <w:rPr>
+          <w:rFonts w:ascii="Segoe UI Emoji" w:hAnsi="Segoe UI Emoji" w:cs="Segoe UI Emoji"/>
+          <w:b/>
+          <w:bCs/>
+          <w:lang w:val="en-GB"/>
+        </w:rPr>
+        <w:t xml:space="preserve">    val w = images[0][0].size</w:t>
+      </w:r>
+    </w:p>
+    <w:p>
+      <w:pPr>
+        <w:rPr>
+          <w:rFonts w:ascii="Segoe UI Emoji" w:hAnsi="Segoe UI Emoji" w:cs="Segoe UI Emoji"/>
+          <w:b/>
+          <w:bCs/>
+          <w:lang w:val="en-GB"/>
+        </w:rPr>
+      </w:pPr>
+      <w:r>
+        <w:rPr>
+          <w:rFonts w:ascii="Segoe UI Emoji" w:hAnsi="Segoe UI Emoji" w:cs="Segoe UI Emoji"/>
+          <w:b/>
+          <w:bCs/>
+          <w:lang w:val="en-GB"/>
+        </w:rPr>
+        <w:t xml:space="preserve">    val result = Array(h) { FloatArray(w) }</w:t>
+      </w:r>
+    </w:p>
+    <w:p>
+      <w:pPr>
+        <w:rPr>
+          <w:rFonts w:ascii="Segoe UI Emoji" w:hAnsi="Segoe UI Emoji" w:cs="Segoe UI Emoji"/>
+          <w:b/>
+          <w:bCs/>
+          <w:lang w:val="en-GB"/>
+        </w:rPr>
+      </w:pPr>
+    </w:p>
+    <w:p>
+      <w:pPr>
+        <w:rPr>
+          <w:rFonts w:ascii="Segoe UI Emoji" w:hAnsi="Segoe UI Emoji" w:cs="Segoe UI Emoji"/>
+          <w:b/>
+          <w:bCs/>
+          <w:lang w:val="en-GB"/>
+        </w:rPr>
+      </w:pPr>
+      <w:r>
+        <w:rPr>
+          <w:rFonts w:ascii="Segoe UI Emoji" w:hAnsi="Segoe UI Emoji" w:cs="Segoe UI Emoji"/>
+          <w:b/>
+          <w:bCs/>
+          <w:lang w:val="en-GB"/>
+        </w:rPr>
+        <w:t xml:space="preserve">    for (y in 0 until h) {</w:t>
+      </w:r>
+    </w:p>
+    <w:p>
+      <w:pPr>
+        <w:rPr>
+          <w:rFonts w:ascii="Segoe UI Emoji" w:hAnsi="Segoe UI Emoji" w:cs="Segoe UI Emoji"/>
+          <w:b/>
+          <w:bCs/>
+          <w:lang w:val="en-GB"/>
+        </w:rPr>
+      </w:pPr>
+      <w:r>
+        <w:rPr>
+          <w:rFonts w:ascii="Segoe UI Emoji" w:hAnsi="Segoe UI Emoji" w:cs="Segoe UI Emoji"/>
+          <w:b/>
+          <w:bCs/>
+          <w:lang w:val="en-GB"/>
+        </w:rPr>
+        <w:t xml:space="preserve">        for (x in 0 until w) {</w:t>
+      </w:r>
+    </w:p>
+    <w:p>
+      <w:pPr>
+        <w:rPr>
+          <w:rFonts w:ascii="Segoe UI Emoji" w:hAnsi="Segoe UI Emoji" w:cs="Segoe UI Emoji"/>
+          <w:b/>
+          <w:bCs/>
+          <w:lang w:val="en-GB"/>
+        </w:rPr>
+      </w:pPr>
+      <w:r>
+        <w:rPr>
+          <w:rFonts w:ascii="Segoe UI Emoji" w:hAnsi="Segoe UI Emoji" w:cs="Segoe UI Emoji"/>
+          <w:b/>
+          <w:bCs/>
+          <w:lang w:val="en-GB"/>
+        </w:rPr>
+        <w:t xml:space="preserve">            var sum = 0f</w:t>
+      </w:r>
+    </w:p>
+    <w:p>
+      <w:pPr>
+        <w:rPr>
+          <w:rFonts w:ascii="Segoe UI Emoji" w:hAnsi="Segoe UI Emoji" w:cs="Segoe UI Emoji"/>
+          <w:b/>
+          <w:bCs/>
+          <w:lang w:val="en-GB"/>
+        </w:rPr>
+      </w:pPr>
+      <w:r>
+        <w:rPr>
+          <w:rFonts w:ascii="Segoe UI Emoji" w:hAnsi="Segoe UI Emoji" w:cs="Segoe UI Emoji"/>
+          <w:b/>
+          <w:bCs/>
+          <w:lang w:val="en-GB"/>
+        </w:rPr>
+        <w:t xml:space="preserve">            for (img in images) {</w:t>
+      </w:r>
+    </w:p>
+    <w:p>
+      <w:pPr>
+        <w:rPr>
+          <w:rFonts w:ascii="Segoe UI Emoji" w:hAnsi="Segoe UI Emoji" w:cs="Segoe UI Emoji"/>
+          <w:b/>
+          <w:bCs/>
+          <w:lang w:val="es-ES"/>
+        </w:rPr>
+      </w:pPr>
+      <w:r>
+        <w:rPr>
+          <w:rFonts w:ascii="Segoe UI Emoji" w:hAnsi="Segoe UI Emoji" w:cs="Segoe UI Emoji"/>
+          <w:b/>
+          <w:bCs/>
+          <w:lang w:val="en-GB"/>
+        </w:rPr>
+        <w:t xml:space="preserve">                </w:t>
+      </w:r>
+      <w:r>
+        <w:rPr>
+          <w:rFonts w:ascii="Segoe UI Emoji" w:hAnsi="Segoe UI Emoji" w:cs="Segoe UI Emoji"/>
+          <w:b/>
+          <w:bCs/>
+          <w:lang w:val="es-ES"/>
+        </w:rPr>
+        <w:t>sum += img[y][x]</w:t>
+      </w:r>
+    </w:p>
+    <w:p>
+      <w:pPr>
+        <w:rPr>
+          <w:rFonts w:ascii="Segoe UI Emoji" w:hAnsi="Segoe UI Emoji" w:cs="Segoe UI Emoji"/>
+          <w:b/>
+          <w:bCs/>
+          <w:lang w:val="es-ES"/>
+        </w:rPr>
+      </w:pPr>
+      <w:r>
+        <w:rPr>
+          <w:rFonts w:ascii="Segoe UI Emoji" w:hAnsi="Segoe UI Emoji" w:cs="Segoe UI Emoji"/>
+          <w:b/>
+          <w:bCs/>
+          <w:lang w:val="es-ES"/>
+        </w:rPr>
+        <w:t xml:space="preserve">            }</w:t>
+      </w:r>
+    </w:p>
+    <w:p>
+      <w:pPr>
+        <w:rPr>
+          <w:rFonts w:ascii="Segoe UI Emoji" w:hAnsi="Segoe UI Emoji" w:cs="Segoe UI Emoji"/>
+          <w:b/>
+          <w:bCs/>
+          <w:lang w:val="es-ES"/>
+        </w:rPr>
+      </w:pPr>
+      <w:r>
+        <w:rPr>
+          <w:rFonts w:ascii="Segoe UI Emoji" w:hAnsi="Segoe UI Emoji" w:cs="Segoe UI Emoji"/>
+          <w:b/>
+          <w:bCs/>
+          <w:lang w:val="es-ES"/>
+        </w:rPr>
+        <w:t xml:space="preserve">            result[y][x] = sum / images.size</w:t>
+      </w:r>
+    </w:p>
+    <w:p>
+      <w:pPr>
+        <w:rPr>
+          <w:rFonts w:ascii="Segoe UI Emoji" w:hAnsi="Segoe UI Emoji" w:cs="Segoe UI Emoji"/>
+          <w:b/>
+          <w:bCs/>
+          <w:lang w:val="es-ES"/>
+        </w:rPr>
+      </w:pPr>
+      <w:r>
+        <w:rPr>
+          <w:rFonts w:ascii="Segoe UI Emoji" w:hAnsi="Segoe UI Emoji" w:cs="Segoe UI Emoji"/>
+          <w:b/>
+          <w:bCs/>
+          <w:lang w:val="es-ES"/>
+        </w:rPr>
+        <w:t xml:space="preserve">        </w:t>
+      </w:r>
+      <w:r>
+        <w:rPr>
+          <w:rFonts w:ascii="Segoe UI Emoji" w:hAnsi="Segoe UI Emoji" w:cs="Segoe UI Emoji"/>
+          <w:b/>
+          <w:bCs/>
+          <w:lang w:val="es-ES"/>
+        </w:rPr>
+        <w:t>}</w:t>
+      </w:r>
+    </w:p>
+    <w:p>
+      <w:pPr>
+        <w:rPr>
+          <w:rFonts w:ascii="Segoe UI Emoji" w:hAnsi="Segoe UI Emoji" w:cs="Segoe UI Emoji"/>
+          <w:b/>
+          <w:bCs/>
+        </w:rPr>
+      </w:pPr>
+      <w:r>
+        <w:rPr>
+          <w:rFonts w:ascii="Segoe UI Emoji" w:hAnsi="Segoe UI Emoji" w:cs="Segoe UI Emoji"/>
+          <w:b/>
+          <w:bCs/>
+          <w:lang w:val="es-ES"/>
         </w:rPr>
         <w:t xml:space="preserve">    </w:t>
       </w:r>
-      <w:proofErr w:type="spellStart"/>
-      <w:r>
-        <w:rPr>
-          <w:rFonts w:ascii="Segoe UI Emoji" w:hAnsi="Segoe UI Emoji" w:cs="Segoe UI Emoji"/>
-          <w:b/>
-          <w:bCs/>
-          <w:lang w:val="en-GB"/>
-        </w:rPr>
-        <w:t>val</w:t>
-      </w:r>
-      <w:proofErr w:type="spellEnd"/>
-      <w:r>
-        <w:rPr>
-          <w:rFonts w:ascii="Segoe UI Emoji" w:hAnsi="Segoe UI Emoji" w:cs="Segoe UI Emoji"/>
-          <w:b/>
-          <w:bCs/>
-          <w:lang w:val="en-GB"/>
-        </w:rPr>
-        <w:t xml:space="preserve"> h = images[0].size</w:t>
-      </w:r>
-    </w:p>
-    <w:p>
-      <w:pPr>
-        <w:rPr>
-          <w:rFonts w:ascii="Segoe UI Emoji" w:hAnsi="Segoe UI Emoji" w:cs="Segoe UI Emoji"/>
-          <w:b/>
-          <w:bCs/>
-          <w:lang w:val="en-GB"/>
-        </w:rPr>
-      </w:pPr>
-      <w:r>
-        <w:rPr>
-          <w:rFonts w:ascii="Segoe UI Emoji" w:hAnsi="Segoe UI Emoji" w:cs="Segoe UI Emoji"/>
-          <w:b/>
-          <w:bCs/>
-          <w:lang w:val="en-GB"/>
-        </w:rPr>
-        <w:t xml:space="preserve">    </w:t>
-      </w:r>
-      <w:proofErr w:type="spellStart"/>
-      <w:r>
-        <w:rPr>
-          <w:rFonts w:ascii="Segoe UI Emoji" w:hAnsi="Segoe UI Emoji" w:cs="Segoe UI Emoji"/>
-          <w:b/>
-          <w:bCs/>
-          <w:lang w:val="en-GB"/>
-        </w:rPr>
-        <w:t>val</w:t>
-      </w:r>
-      <w:proofErr w:type="spellEnd"/>
-      <w:r>
-        <w:rPr>
-          <w:rFonts w:ascii="Segoe UI Emoji" w:hAnsi="Segoe UI Emoji" w:cs="Segoe UI Emoji"/>
-          <w:b/>
-          <w:bCs/>
-          <w:lang w:val="en-GB"/>
-        </w:rPr>
-        <w:t xml:space="preserve"> w = images[0][0].size</w:t>
-      </w:r>
-    </w:p>
-    <w:p>
-      <w:pPr>
-        <w:rPr>
-          <w:rFonts w:ascii="Segoe UI Emoji" w:hAnsi="Segoe UI Emoji" w:cs="Segoe UI Emoji"/>
-          <w:b/>
-          <w:bCs/>
-          <w:lang w:val="en-GB"/>
-        </w:rPr>
-      </w:pPr>
-      <w:r>
-        <w:rPr>
-          <w:rFonts w:ascii="Segoe UI Emoji" w:hAnsi="Segoe UI Emoji" w:cs="Segoe UI Emoji"/>
-          <w:b/>
-          <w:bCs/>
-          <w:lang w:val="en-GB"/>
-        </w:rPr>
-        <w:t xml:space="preserve">    </w:t>
-      </w:r>
-      <w:proofErr w:type="spellStart"/>
-      <w:r>
-        <w:rPr>
-          <w:rFonts w:ascii="Segoe UI Emoji" w:hAnsi="Segoe UI Emoji" w:cs="Segoe UI Emoji"/>
-          <w:b/>
-          <w:bCs/>
-          <w:lang w:val="en-GB"/>
-        </w:rPr>
-        <w:t>val</w:t>
-      </w:r>
-      <w:proofErr w:type="spellEnd"/>
-      <w:r>
-        <w:rPr>
-          <w:rFonts w:ascii="Segoe UI Emoji" w:hAnsi="Segoe UI Emoji" w:cs="Segoe UI Emoji"/>
-          <w:b/>
-          <w:bCs/>
-          <w:lang w:val="en-GB"/>
-        </w:rPr>
-        <w:t xml:space="preserve"> result = Array(h) { </w:t>
-      </w:r>
-      <w:proofErr w:type="spellStart"/>
-      <w:r>
-        <w:rPr>
-          <w:rFonts w:ascii="Segoe UI Emoji" w:hAnsi="Segoe UI Emoji" w:cs="Segoe UI Emoji"/>
-          <w:b/>
-          <w:bCs/>
-          <w:lang w:val="en-GB"/>
-        </w:rPr>
-        <w:t>FloatArray</w:t>
-      </w:r>
-      <w:proofErr w:type="spellEnd"/>
-      <w:r>
-        <w:rPr>
-          <w:rFonts w:ascii="Segoe UI Emoji" w:hAnsi="Segoe UI Emoji" w:cs="Segoe UI Emoji"/>
-          <w:b/>
-          <w:bCs/>
-          <w:lang w:val="en-GB"/>
-        </w:rPr>
-        <w:t>(w) }</w:t>
-      </w:r>
-    </w:p>
-    <w:p>
-      <w:pPr>
-        <w:rPr>
-          <w:rFonts w:ascii="Segoe UI Emoji" w:hAnsi="Segoe UI Emoji" w:cs="Segoe UI Emoji"/>
-          <w:b/>
-          <w:bCs/>
-          <w:lang w:val="en-GB"/>
-        </w:rPr>
-      </w:pPr>
-    </w:p>
-    <w:p>
-      <w:pPr>
-        <w:rPr>
-          <w:rFonts w:ascii="Segoe UI Emoji" w:hAnsi="Segoe UI Emoji" w:cs="Segoe UI Emoji"/>
-          <w:b/>
-          <w:bCs/>
-          <w:lang w:val="en-GB"/>
-        </w:rPr>
-      </w:pPr>
-      <w:r>
-        <w:rPr>
-          <w:rFonts w:ascii="Segoe UI Emoji" w:hAnsi="Segoe UI Emoji" w:cs="Segoe UI Emoji"/>
-          <w:b/>
-          <w:bCs/>
-          <w:lang w:val="en-GB"/>
-        </w:rPr>
-        <w:t xml:space="preserve">    for (y in 0 until h) {</w:t>
-      </w:r>
-    </w:p>
-    <w:p>
-      <w:pPr>
-        <w:rPr>
-          <w:rFonts w:ascii="Segoe UI Emoji" w:hAnsi="Segoe UI Emoji" w:cs="Segoe UI Emoji"/>
-          <w:b/>
-          <w:bCs/>
-          <w:lang w:val="en-GB"/>
-        </w:rPr>
-      </w:pPr>
-      <w:r>
-        <w:rPr>
-          <w:rFonts w:ascii="Segoe UI Emoji" w:hAnsi="Segoe UI Emoji" w:cs="Segoe UI Emoji"/>
-          <w:b/>
-          <w:bCs/>
-          <w:lang w:val="en-GB"/>
-        </w:rPr>
-        <w:t xml:space="preserve">        for (x in 0 until w) {</w:t>
-      </w:r>
-    </w:p>
-    <w:p>
-      <w:pPr>
-        <w:rPr>
-          <w:rFonts w:ascii="Segoe UI Emoji" w:hAnsi="Segoe UI Emoji" w:cs="Segoe UI Emoji"/>
-          <w:b/>
-          <w:bCs/>
-          <w:lang w:val="en-GB"/>
-        </w:rPr>
-      </w:pPr>
-      <w:r>
-        <w:rPr>
-          <w:rFonts w:ascii="Segoe UI Emoji" w:hAnsi="Segoe UI Emoji" w:cs="Segoe UI Emoji"/>
-          <w:b/>
-          <w:bCs/>
-          <w:lang w:val="en-GB"/>
-        </w:rPr>
-        <w:t xml:space="preserve">            var sum = 0f</w:t>
-      </w:r>
-    </w:p>
-    <w:p>
-      <w:pPr>
-        <w:rPr>
-          <w:rFonts w:ascii="Segoe UI Emoji" w:hAnsi="Segoe UI Emoji" w:cs="Segoe UI Emoji"/>
-          <w:b/>
-          <w:bCs/>
-          <w:lang w:val="en-GB"/>
-        </w:rPr>
-      </w:pPr>
-      <w:r>
-        <w:rPr>
-          <w:rFonts w:ascii="Segoe UI Emoji" w:hAnsi="Segoe UI Emoji" w:cs="Segoe UI Emoji"/>
-          <w:b/>
-          <w:bCs/>
-          <w:lang w:val="en-GB"/>
-        </w:rPr>
-        <w:t xml:space="preserve">            for (</w:t>
-      </w:r>
-      <w:proofErr w:type="spellStart"/>
-      <w:r>
-        <w:rPr>
-          <w:rFonts w:ascii="Segoe UI Emoji" w:hAnsi="Segoe UI Emoji" w:cs="Segoe UI Emoji"/>
-          <w:b/>
-          <w:bCs/>
-          <w:lang w:val="en-GB"/>
-        </w:rPr>
-        <w:t>img</w:t>
-      </w:r>
-      <w:proofErr w:type="spellEnd"/>
-      <w:r>
-        <w:rPr>
-          <w:rFonts w:ascii="Segoe UI Emoji" w:hAnsi="Segoe UI Emoji" w:cs="Segoe UI Emoji"/>
-          <w:b/>
-          <w:bCs/>
-          <w:lang w:val="en-GB"/>
-        </w:rPr>
-        <w:t xml:space="preserve"> in images) {</w:t>
-      </w:r>
-    </w:p>
-    <w:p>
-      <w:pPr>
-        <w:rPr>
-          <w:rFonts w:ascii="Segoe UI Emoji" w:hAnsi="Segoe UI Emoji" w:cs="Segoe UI Emoji"/>
-          <w:b/>
-          <w:bCs/>
-          <w:lang w:val="es-ES"/>
-        </w:rPr>
-      </w:pPr>
-      <w:r>
-        <w:rPr>
-          <w:rFonts w:ascii="Segoe UI Emoji" w:hAnsi="Segoe UI Emoji" w:cs="Segoe UI Emoji"/>
-          <w:b/>
-          <w:bCs/>
-          <w:lang w:val="en-GB"/>
-        </w:rPr>
-        <w:lastRenderedPageBreak/>
-        <w:t xml:space="preserve">                </w:t>
-      </w:r>
-      <w:r>
-        <w:rPr>
-          <w:rFonts w:ascii="Segoe UI Emoji" w:hAnsi="Segoe UI Emoji" w:cs="Segoe UI Emoji"/>
-          <w:b/>
-          <w:bCs/>
-          <w:lang w:val="es-ES"/>
-        </w:rPr>
-        <w:t xml:space="preserve">sum += </w:t>
-      </w:r>
-      <w:proofErr w:type="spellStart"/>
-      <w:r>
-        <w:rPr>
-          <w:rFonts w:ascii="Segoe UI Emoji" w:hAnsi="Segoe UI Emoji" w:cs="Segoe UI Emoji"/>
-          <w:b/>
-          <w:bCs/>
-          <w:lang w:val="es-ES"/>
-        </w:rPr>
-        <w:t>img</w:t>
-      </w:r>
-      <w:proofErr w:type="spellEnd"/>
-      <w:r>
-        <w:rPr>
-          <w:rFonts w:ascii="Segoe UI Emoji" w:hAnsi="Segoe UI Emoji" w:cs="Segoe UI Emoji"/>
-          <w:b/>
-          <w:bCs/>
-          <w:lang w:val="es-ES"/>
-        </w:rPr>
-        <w:t>[y][x]</w:t>
-      </w:r>
-    </w:p>
-    <w:p>
-      <w:pPr>
-        <w:rPr>
-          <w:rFonts w:ascii="Segoe UI Emoji" w:hAnsi="Segoe UI Emoji" w:cs="Segoe UI Emoji"/>
-          <w:b/>
-          <w:bCs/>
-          <w:lang w:val="es-ES"/>
-        </w:rPr>
-      </w:pPr>
-      <w:r>
-        <w:rPr>
-          <w:rFonts w:ascii="Segoe UI Emoji" w:hAnsi="Segoe UI Emoji" w:cs="Segoe UI Emoji"/>
-          <w:b/>
-          <w:bCs/>
-          <w:lang w:val="es-ES"/>
-        </w:rPr>
-        <w:t xml:space="preserve">            }</w:t>
-      </w:r>
-    </w:p>
-    <w:p>
-      <w:pPr>
-        <w:rPr>
-          <w:rFonts w:ascii="Segoe UI Emoji" w:hAnsi="Segoe UI Emoji" w:cs="Segoe UI Emoji"/>
-          <w:b/>
-          <w:bCs/>
-          <w:lang w:val="es-ES"/>
-        </w:rPr>
-      </w:pPr>
-      <w:r>
-        <w:rPr>
-          <w:rFonts w:ascii="Segoe UI Emoji" w:hAnsi="Segoe UI Emoji" w:cs="Segoe UI Emoji"/>
-          <w:b/>
-          <w:bCs/>
-          <w:lang w:val="es-ES"/>
-        </w:rPr>
-        <w:t xml:space="preserve">            </w:t>
-      </w:r>
-      <w:proofErr w:type="spellStart"/>
-      <w:r>
-        <w:rPr>
-          <w:rFonts w:ascii="Segoe UI Emoji" w:hAnsi="Segoe UI Emoji" w:cs="Segoe UI Emoji"/>
-          <w:b/>
-          <w:bCs/>
-          <w:lang w:val="es-ES"/>
-        </w:rPr>
-        <w:t>result</w:t>
-      </w:r>
-      <w:proofErr w:type="spellEnd"/>
-      <w:r>
-        <w:rPr>
-          <w:rFonts w:ascii="Segoe UI Emoji" w:hAnsi="Segoe UI Emoji" w:cs="Segoe UI Emoji"/>
-          <w:b/>
-          <w:bCs/>
-          <w:lang w:val="es-ES"/>
-        </w:rPr>
-        <w:t xml:space="preserve">[y][x] = sum / </w:t>
-      </w:r>
-      <w:proofErr w:type="spellStart"/>
-      <w:r>
-        <w:rPr>
-          <w:rFonts w:ascii="Segoe UI Emoji" w:hAnsi="Segoe UI Emoji" w:cs="Segoe UI Emoji"/>
-          <w:b/>
-          <w:bCs/>
-          <w:lang w:val="es-ES"/>
-        </w:rPr>
-        <w:t>images.size</w:t>
-      </w:r>
-      <w:proofErr w:type="spellEnd"/>
-    </w:p>
-    <w:p>
-      <w:pPr>
-        <w:rPr>
-          <w:rFonts w:ascii="Segoe UI Emoji" w:hAnsi="Segoe UI Emoji" w:cs="Segoe UI Emoji"/>
-          <w:b/>
-          <w:bCs/>
-          <w:lang w:val="es-ES"/>
-        </w:rPr>
-      </w:pPr>
-      <w:r>
-        <w:rPr>
-          <w:rFonts w:ascii="Segoe UI Emoji" w:hAnsi="Segoe UI Emoji" w:cs="Segoe UI Emoji"/>
-          <w:b/>
-          <w:bCs/>
-          <w:lang w:val="es-ES"/>
-        </w:rPr>
-        <w:t xml:space="preserve">        </w:t>
-      </w:r>
-      <w:r>
-        <w:rPr>
-          <w:rFonts w:ascii="Segoe UI Emoji" w:hAnsi="Segoe UI Emoji" w:cs="Segoe UI Emoji"/>
-          <w:b/>
-          <w:bCs/>
-          <w:lang w:val="es-ES"/>
+      <w:r>
+        <w:rPr>
+          <w:rFonts w:ascii="Segoe UI Emoji" w:hAnsi="Segoe UI Emoji" w:cs="Segoe UI Emoji"/>
+          <w:b/>
+          <w:bCs/>
         </w:rPr>
         <w:t>}</w:t>
       </w:r>
@@ -5330,63 +3698,9 @@
           <w:rFonts w:ascii="Segoe UI Emoji" w:hAnsi="Segoe UI Emoji" w:cs="Segoe UI Emoji"/>
           <w:b/>
           <w:bCs/>
-          <w:lang w:val="es-ES"/>
-        </w:rPr>
-        <w:t xml:space="preserve">    </w:t>
-      </w:r>
-      <w:r>
-        <w:rPr>
-          <w:rFonts w:ascii="Segoe UI Emoji" w:hAnsi="Segoe UI Emoji" w:cs="Segoe UI Emoji"/>
-          <w:b/>
-          <w:bCs/>
-        </w:rPr>
-        <w:t>}</w:t>
-      </w:r>
-    </w:p>
-    <w:p>
-      <w:pPr>
-        <w:rPr>
-          <w:rFonts w:ascii="Segoe UI Emoji" w:hAnsi="Segoe UI Emoji" w:cs="Segoe UI Emoji"/>
-          <w:b/>
-          <w:bCs/>
-        </w:rPr>
-      </w:pPr>
-      <w:r>
-        <w:rPr>
-          <w:rFonts w:ascii="Segoe UI Emoji" w:hAnsi="Segoe UI Emoji" w:cs="Segoe UI Emoji"/>
-          <w:b/>
-          <w:bCs/>
-        </w:rPr>
-        <w:t xml:space="preserve">    </w:t>
-      </w:r>
-      <w:proofErr w:type="spellStart"/>
-      <w:r>
-        <w:rPr>
-          <w:rFonts w:ascii="Segoe UI Emoji" w:hAnsi="Segoe UI Emoji" w:cs="Segoe UI Emoji"/>
-          <w:b/>
-          <w:bCs/>
-        </w:rPr>
-        <w:t>return</w:t>
-      </w:r>
-      <w:proofErr w:type="spellEnd"/>
-      <w:r>
-        <w:rPr>
-          <w:rFonts w:ascii="Segoe UI Emoji" w:hAnsi="Segoe UI Emoji" w:cs="Segoe UI Emoji"/>
-          <w:b/>
-          <w:bCs/>
-        </w:rPr>
-        <w:t xml:space="preserve"> </w:t>
-      </w:r>
-      <w:proofErr w:type="spellStart"/>
-      <w:r>
-        <w:rPr>
-          <w:rFonts w:ascii="Segoe UI Emoji" w:hAnsi="Segoe UI Emoji" w:cs="Segoe UI Emoji"/>
-          <w:b/>
-          <w:bCs/>
-        </w:rPr>
-        <w:t>result</w:t>
-      </w:r>
-      <w:proofErr w:type="spellEnd"/>
+        </w:rPr>
+        <w:t xml:space="preserve">    return result</w:t>
+      </w:r>
     </w:p>
     <w:p>
       <w:pPr>
@@ -5438,259 +3752,83 @@
           <w:b/>
           <w:bCs/>
         </w:rPr>
-        <w:t xml:space="preserve">⭐⭐ 4) </w:t>
-      </w:r>
-      <w:proofErr w:type="spellStart"/>
-      <w:r>
-        <w:rPr>
-          <w:rFonts w:ascii="Segoe UI Emoji" w:hAnsi="Segoe UI Emoji" w:cs="Segoe UI Emoji"/>
-          <w:b/>
-          <w:bCs/>
-        </w:rPr>
-        <w:t>Stacking</w:t>
-      </w:r>
-      <w:proofErr w:type="spellEnd"/>
-      <w:r>
-        <w:rPr>
-          <w:rFonts w:ascii="Segoe UI Emoji" w:hAnsi="Segoe UI Emoji" w:cs="Segoe UI Emoji"/>
-          <w:b/>
-          <w:bCs/>
-        </w:rPr>
-        <w:t xml:space="preserve"> per MEDIANA (molto meglio per </w:t>
-      </w:r>
-      <w:proofErr w:type="spellStart"/>
-      <w:r>
-        <w:rPr>
-          <w:rFonts w:ascii="Segoe UI Emoji" w:hAnsi="Segoe UI Emoji" w:cs="Segoe UI Emoji"/>
-          <w:b/>
-          <w:bCs/>
-        </w:rPr>
-        <w:t>astrofoto</w:t>
-      </w:r>
-      <w:proofErr w:type="spellEnd"/>
-      <w:r>
-        <w:rPr>
-          <w:rFonts w:ascii="Segoe UI Emoji" w:hAnsi="Segoe UI Emoji" w:cs="Segoe UI Emoji"/>
-          <w:b/>
-          <w:bCs/>
-        </w:rPr>
-        <w:t>)</w:t>
-      </w:r>
-    </w:p>
-    <w:p>
-      <w:pPr>
-        <w:rPr>
-          <w:rFonts w:ascii="Segoe UI Emoji" w:hAnsi="Segoe UI Emoji" w:cs="Segoe UI Emoji"/>
-          <w:b/>
-          <w:bCs/>
-          <w:lang w:val="en-GB"/>
-        </w:rPr>
-      </w:pPr>
-      <w:r>
-        <w:rPr>
-          <w:rFonts w:ascii="Segoe UI Emoji" w:hAnsi="Segoe UI Emoji" w:cs="Segoe UI Emoji"/>
-          <w:b/>
-          <w:bCs/>
-          <w:lang w:val="en-GB"/>
-        </w:rPr>
-        <w:t xml:space="preserve">fun </w:t>
-      </w:r>
-      <w:proofErr w:type="spellStart"/>
-      <w:r>
-        <w:rPr>
-          <w:rFonts w:ascii="Segoe UI Emoji" w:hAnsi="Segoe UI Emoji" w:cs="Segoe UI Emoji"/>
-          <w:b/>
-          <w:bCs/>
-          <w:lang w:val="en-GB"/>
-        </w:rPr>
-        <w:t>stackMedian</w:t>
-      </w:r>
-      <w:proofErr w:type="spellEnd"/>
-      <w:r>
-        <w:rPr>
-          <w:rFonts w:ascii="Segoe UI Emoji" w:hAnsi="Segoe UI Emoji" w:cs="Segoe UI Emoji"/>
-          <w:b/>
-          <w:bCs/>
-          <w:lang w:val="en-GB"/>
-        </w:rPr>
-        <w:t>(images: List&lt;Array&lt;</w:t>
-      </w:r>
-      <w:proofErr w:type="spellStart"/>
-      <w:r>
-        <w:rPr>
-          <w:rFonts w:ascii="Segoe UI Emoji" w:hAnsi="Segoe UI Emoji" w:cs="Segoe UI Emoji"/>
-          <w:b/>
-          <w:bCs/>
-          <w:lang w:val="en-GB"/>
-        </w:rPr>
-        <w:t>FloatArray</w:t>
-      </w:r>
-      <w:proofErr w:type="spellEnd"/>
-      <w:r>
-        <w:rPr>
-          <w:rFonts w:ascii="Segoe UI Emoji" w:hAnsi="Segoe UI Emoji" w:cs="Segoe UI Emoji"/>
-          <w:b/>
-          <w:bCs/>
-          <w:lang w:val="en-GB"/>
-        </w:rPr>
-        <w:t>&gt;&gt;): Array&lt;</w:t>
-      </w:r>
-      <w:proofErr w:type="spellStart"/>
-      <w:r>
-        <w:rPr>
-          <w:rFonts w:ascii="Segoe UI Emoji" w:hAnsi="Segoe UI Emoji" w:cs="Segoe UI Emoji"/>
-          <w:b/>
-          <w:bCs/>
-          <w:lang w:val="en-GB"/>
-        </w:rPr>
-        <w:t>FloatArray</w:t>
-      </w:r>
-      <w:proofErr w:type="spellEnd"/>
-      <w:r>
-        <w:rPr>
-          <w:rFonts w:ascii="Segoe UI Emoji" w:hAnsi="Segoe UI Emoji" w:cs="Segoe UI Emoji"/>
-          <w:b/>
-          <w:bCs/>
-          <w:lang w:val="en-GB"/>
-        </w:rPr>
-        <w:t>&gt; {</w:t>
-      </w:r>
-    </w:p>
-    <w:p>
-      <w:pPr>
-        <w:rPr>
-          <w:rFonts w:ascii="Segoe UI Emoji" w:hAnsi="Segoe UI Emoji" w:cs="Segoe UI Emoji"/>
-          <w:b/>
-          <w:bCs/>
-          <w:lang w:val="en-GB"/>
-        </w:rPr>
-      </w:pPr>
-      <w:r>
-        <w:rPr>
-          <w:rFonts w:ascii="Segoe UI Emoji" w:hAnsi="Segoe UI Emoji" w:cs="Segoe UI Emoji"/>
-          <w:b/>
-          <w:bCs/>
-          <w:lang w:val="en-GB"/>
-        </w:rPr>
-        <w:t xml:space="preserve">    </w:t>
-      </w:r>
-      <w:proofErr w:type="spellStart"/>
-      <w:r>
-        <w:rPr>
-          <w:rFonts w:ascii="Segoe UI Emoji" w:hAnsi="Segoe UI Emoji" w:cs="Segoe UI Emoji"/>
-          <w:b/>
-          <w:bCs/>
-          <w:lang w:val="en-GB"/>
-        </w:rPr>
-        <w:t>val</w:t>
-      </w:r>
-      <w:proofErr w:type="spellEnd"/>
-      <w:r>
-        <w:rPr>
-          <w:rFonts w:ascii="Segoe UI Emoji" w:hAnsi="Segoe UI Emoji" w:cs="Segoe UI Emoji"/>
-          <w:b/>
-          <w:bCs/>
-          <w:lang w:val="en-GB"/>
-        </w:rPr>
-        <w:t xml:space="preserve"> h = images[0].size</w:t>
-      </w:r>
-    </w:p>
-    <w:p>
-      <w:pPr>
-        <w:rPr>
-          <w:rFonts w:ascii="Segoe UI Emoji" w:hAnsi="Segoe UI Emoji" w:cs="Segoe UI Emoji"/>
-          <w:b/>
-          <w:bCs/>
-          <w:lang w:val="en-GB"/>
-        </w:rPr>
-      </w:pPr>
-      <w:r>
-        <w:rPr>
-          <w:rFonts w:ascii="Segoe UI Emoji" w:hAnsi="Segoe UI Emoji" w:cs="Segoe UI Emoji"/>
-          <w:b/>
-          <w:bCs/>
-          <w:lang w:val="en-GB"/>
-        </w:rPr>
-        <w:t xml:space="preserve">    </w:t>
-      </w:r>
-      <w:proofErr w:type="spellStart"/>
-      <w:r>
-        <w:rPr>
-          <w:rFonts w:ascii="Segoe UI Emoji" w:hAnsi="Segoe UI Emoji" w:cs="Segoe UI Emoji"/>
-          <w:b/>
-          <w:bCs/>
-          <w:lang w:val="en-GB"/>
-        </w:rPr>
-        <w:t>val</w:t>
-      </w:r>
-      <w:proofErr w:type="spellEnd"/>
-      <w:r>
-        <w:rPr>
-          <w:rFonts w:ascii="Segoe UI Emoji" w:hAnsi="Segoe UI Emoji" w:cs="Segoe UI Emoji"/>
-          <w:b/>
-          <w:bCs/>
-          <w:lang w:val="en-GB"/>
-        </w:rPr>
-        <w:t xml:space="preserve"> w = images[0][0].size</w:t>
-      </w:r>
-    </w:p>
-    <w:p>
-      <w:pPr>
-        <w:rPr>
-          <w:rFonts w:ascii="Segoe UI Emoji" w:hAnsi="Segoe UI Emoji" w:cs="Segoe UI Emoji"/>
-          <w:b/>
-          <w:bCs/>
-          <w:lang w:val="en-GB"/>
-        </w:rPr>
-      </w:pPr>
-      <w:r>
-        <w:rPr>
-          <w:rFonts w:ascii="Segoe UI Emoji" w:hAnsi="Segoe UI Emoji" w:cs="Segoe UI Emoji"/>
-          <w:b/>
-          <w:bCs/>
-          <w:lang w:val="en-GB"/>
-        </w:rPr>
-        <w:t xml:space="preserve">    </w:t>
-      </w:r>
-      <w:proofErr w:type="spellStart"/>
-      <w:r>
-        <w:rPr>
-          <w:rFonts w:ascii="Segoe UI Emoji" w:hAnsi="Segoe UI Emoji" w:cs="Segoe UI Emoji"/>
-          <w:b/>
-          <w:bCs/>
-          <w:lang w:val="en-GB"/>
-        </w:rPr>
-        <w:t>val</w:t>
-      </w:r>
-      <w:proofErr w:type="spellEnd"/>
-      <w:r>
-        <w:rPr>
-          <w:rFonts w:ascii="Segoe UI Emoji" w:hAnsi="Segoe UI Emoji" w:cs="Segoe UI Emoji"/>
-          <w:b/>
-          <w:bCs/>
-          <w:lang w:val="en-GB"/>
-        </w:rPr>
-        <w:t xml:space="preserve"> result = Array(h) { </w:t>
-      </w:r>
-      <w:proofErr w:type="spellStart"/>
-      <w:r>
-        <w:rPr>
-          <w:rFonts w:ascii="Segoe UI Emoji" w:hAnsi="Segoe UI Emoji" w:cs="Segoe UI Emoji"/>
-          <w:b/>
-          <w:bCs/>
-          <w:lang w:val="en-GB"/>
-        </w:rPr>
-        <w:t>FloatArray</w:t>
-      </w:r>
-      <w:proofErr w:type="spellEnd"/>
-      <w:r>
-        <w:rPr>
-          <w:rFonts w:ascii="Segoe UI Emoji" w:hAnsi="Segoe UI Emoji" w:cs="Segoe UI Emoji"/>
-          <w:b/>
-          <w:bCs/>
-          <w:lang w:val="en-GB"/>
-        </w:rPr>
-        <w:t>(w) }</w:t>
+        <w:t>⭐⭐ 4) Stacking per MEDIANA (molto meglio per astrofoto)</w:t>
+      </w:r>
+    </w:p>
+    <w:p>
+      <w:pPr>
+        <w:rPr>
+          <w:rFonts w:ascii="Segoe UI Emoji" w:hAnsi="Segoe UI Emoji" w:cs="Segoe UI Emoji"/>
+          <w:b/>
+          <w:bCs/>
+          <w:lang w:val="en-GB"/>
+        </w:rPr>
+      </w:pPr>
+      <w:r>
+        <w:rPr>
+          <w:rFonts w:ascii="Segoe UI Emoji" w:hAnsi="Segoe UI Emoji" w:cs="Segoe UI Emoji"/>
+          <w:b/>
+          <w:bCs/>
+          <w:lang w:val="en-GB"/>
+        </w:rPr>
+        <w:t>fun stackMedian(images: List&lt;Array&lt;FloatArray&gt;&gt;): Array&lt;FloatArray&gt; {</w:t>
+      </w:r>
+    </w:p>
+    <w:p>
+      <w:pPr>
+        <w:rPr>
+          <w:rFonts w:ascii="Segoe UI Emoji" w:hAnsi="Segoe UI Emoji" w:cs="Segoe UI Emoji"/>
+          <w:b/>
+          <w:bCs/>
+          <w:lang w:val="en-GB"/>
+        </w:rPr>
+      </w:pPr>
+      <w:r>
+        <w:rPr>
+          <w:rFonts w:ascii="Segoe UI Emoji" w:hAnsi="Segoe UI Emoji" w:cs="Segoe UI Emoji"/>
+          <w:b/>
+          <w:bCs/>
+          <w:lang w:val="en-GB"/>
+        </w:rPr>
+        <w:t xml:space="preserve">    val h = images[0].size</w:t>
+      </w:r>
+    </w:p>
+    <w:p>
+      <w:pPr>
+        <w:rPr>
+          <w:rFonts w:ascii="Segoe UI Emoji" w:hAnsi="Segoe UI Emoji" w:cs="Segoe UI Emoji"/>
+          <w:b/>
+          <w:bCs/>
+          <w:lang w:val="en-GB"/>
+        </w:rPr>
+      </w:pPr>
+      <w:r>
+        <w:rPr>
+          <w:rFonts w:ascii="Segoe UI Emoji" w:hAnsi="Segoe UI Emoji" w:cs="Segoe UI Emoji"/>
+          <w:b/>
+          <w:bCs/>
+          <w:lang w:val="en-GB"/>
+        </w:rPr>
+        <w:t xml:space="preserve">    val w = images[0][0].size</w:t>
+      </w:r>
+    </w:p>
+    <w:p>
+      <w:pPr>
+        <w:rPr>
+          <w:rFonts w:ascii="Segoe UI Emoji" w:hAnsi="Segoe UI Emoji" w:cs="Segoe UI Emoji"/>
+          <w:b/>
+          <w:bCs/>
+          <w:lang w:val="en-GB"/>
+        </w:rPr>
+      </w:pPr>
+      <w:r>
+        <w:rPr>
+          <w:rFonts w:ascii="Segoe UI Emoji" w:hAnsi="Segoe UI Emoji" w:cs="Segoe UI Emoji"/>
+          <w:b/>
+          <w:bCs/>
+          <w:lang w:val="en-GB"/>
+        </w:rPr>
+        <w:t xml:space="preserve">    val result = Array(h) { FloatArray(w) }</w:t>
       </w:r>
     </w:p>
     <w:p>
@@ -5759,65 +3897,14 @@
         </w:rPr>
         <w:t xml:space="preserve">            </w:t>
       </w:r>
-      <w:proofErr w:type="spellStart"/>
-      <w:r>
-        <w:rPr>
-          <w:rFonts w:ascii="Segoe UI Emoji" w:hAnsi="Segoe UI Emoji" w:cs="Segoe UI Emoji"/>
-          <w:b/>
-          <w:bCs/>
-          <w:lang w:val="en-GB"/>
-        </w:rPr>
-        <w:t>val</w:t>
-      </w:r>
-      <w:proofErr w:type="spellEnd"/>
-      <w:r>
-        <w:rPr>
-          <w:rFonts w:ascii="Segoe UI Emoji" w:hAnsi="Segoe UI Emoji" w:cs="Segoe UI Emoji"/>
-          <w:b/>
-          <w:bCs/>
-          <w:lang w:val="en-GB"/>
-        </w:rPr>
-        <w:t xml:space="preserve"> values = </w:t>
-      </w:r>
-      <w:proofErr w:type="spellStart"/>
-      <w:r>
-        <w:rPr>
-          <w:rFonts w:ascii="Segoe UI Emoji" w:hAnsi="Segoe UI Emoji" w:cs="Segoe UI Emoji"/>
-          <w:b/>
-          <w:bCs/>
-          <w:lang w:val="en-GB"/>
-        </w:rPr>
-        <w:t>FloatArray</w:t>
-      </w:r>
-      <w:proofErr w:type="spellEnd"/>
-      <w:r>
-        <w:rPr>
-          <w:rFonts w:ascii="Segoe UI Emoji" w:hAnsi="Segoe UI Emoji" w:cs="Segoe UI Emoji"/>
-          <w:b/>
-          <w:bCs/>
-          <w:lang w:val="en-GB"/>
-        </w:rPr>
-        <w:t>(</w:t>
-      </w:r>
-      <w:proofErr w:type="spellStart"/>
-      <w:r>
-        <w:rPr>
-          <w:rFonts w:ascii="Segoe UI Emoji" w:hAnsi="Segoe UI Emoji" w:cs="Segoe UI Emoji"/>
-          <w:b/>
-          <w:bCs/>
-          <w:lang w:val="en-GB"/>
-        </w:rPr>
-        <w:t>images.size</w:t>
-      </w:r>
-      <w:proofErr w:type="spellEnd"/>
-      <w:r>
-        <w:rPr>
-          <w:rFonts w:ascii="Segoe UI Emoji" w:hAnsi="Segoe UI Emoji" w:cs="Segoe UI Emoji"/>
-          <w:b/>
-          <w:bCs/>
-          <w:lang w:val="en-GB"/>
-        </w:rPr>
-        <w:t>)</w:t>
+      <w:r>
+        <w:rPr>
+          <w:rFonts w:ascii="Segoe UI Emoji" w:hAnsi="Segoe UI Emoji" w:cs="Segoe UI Emoji"/>
+          <w:b/>
+          <w:bCs/>
+          <w:lang w:val="en-GB"/>
+        </w:rPr>
+        <w:t>val values = FloatArray(images.size)</w:t>
       </w:r>
     </w:p>
     <w:p>
@@ -5845,106 +3932,26 @@
           <w:bCs/>
           <w:lang w:val="en-GB"/>
         </w:rPr>
-        <w:t>for (</w:t>
-      </w:r>
-      <w:proofErr w:type="spellStart"/>
-      <w:r>
-        <w:rPr>
-          <w:rFonts w:ascii="Segoe UI Emoji" w:hAnsi="Segoe UI Emoji" w:cs="Segoe UI Emoji"/>
-          <w:b/>
-          <w:bCs/>
-          <w:lang w:val="en-GB"/>
-        </w:rPr>
-        <w:t>i</w:t>
-      </w:r>
-      <w:proofErr w:type="spellEnd"/>
-      <w:r>
-        <w:rPr>
-          <w:rFonts w:ascii="Segoe UI Emoji" w:hAnsi="Segoe UI Emoji" w:cs="Segoe UI Emoji"/>
-          <w:b/>
-          <w:bCs/>
-          <w:lang w:val="en-GB"/>
-        </w:rPr>
-        <w:t xml:space="preserve"> in </w:t>
-      </w:r>
-      <w:proofErr w:type="spellStart"/>
-      <w:r>
-        <w:rPr>
-          <w:rFonts w:ascii="Segoe UI Emoji" w:hAnsi="Segoe UI Emoji" w:cs="Segoe UI Emoji"/>
-          <w:b/>
-          <w:bCs/>
-          <w:lang w:val="en-GB"/>
-        </w:rPr>
-        <w:t>images.indices</w:t>
-      </w:r>
-      <w:proofErr w:type="spellEnd"/>
-      <w:r>
-        <w:rPr>
-          <w:rFonts w:ascii="Segoe UI Emoji" w:hAnsi="Segoe UI Emoji" w:cs="Segoe UI Emoji"/>
-          <w:b/>
-          <w:bCs/>
-          <w:lang w:val="en-GB"/>
-        </w:rPr>
-        <w:t>) {</w:t>
-      </w:r>
-    </w:p>
-    <w:p>
-      <w:pPr>
-        <w:rPr>
-          <w:rFonts w:ascii="Segoe UI Emoji" w:hAnsi="Segoe UI Emoji" w:cs="Segoe UI Emoji"/>
-          <w:b/>
-          <w:bCs/>
-          <w:lang w:val="en-GB"/>
-        </w:rPr>
-      </w:pPr>
-      <w:r>
-        <w:rPr>
-          <w:rFonts w:ascii="Segoe UI Emoji" w:hAnsi="Segoe UI Emoji" w:cs="Segoe UI Emoji"/>
-          <w:b/>
-          <w:bCs/>
-          <w:lang w:val="en-GB"/>
-        </w:rPr>
-        <w:t xml:space="preserve">                values[</w:t>
-      </w:r>
-      <w:proofErr w:type="spellStart"/>
-      <w:r>
-        <w:rPr>
-          <w:rFonts w:ascii="Segoe UI Emoji" w:hAnsi="Segoe UI Emoji" w:cs="Segoe UI Emoji"/>
-          <w:b/>
-          <w:bCs/>
-          <w:lang w:val="en-GB"/>
-        </w:rPr>
-        <w:t>i</w:t>
-      </w:r>
-      <w:proofErr w:type="spellEnd"/>
-      <w:r>
-        <w:rPr>
-          <w:rFonts w:ascii="Segoe UI Emoji" w:hAnsi="Segoe UI Emoji" w:cs="Segoe UI Emoji"/>
-          <w:b/>
-          <w:bCs/>
-          <w:lang w:val="en-GB"/>
-        </w:rPr>
-        <w:t>] = images[</w:t>
-      </w:r>
-      <w:proofErr w:type="spellStart"/>
-      <w:r>
-        <w:rPr>
-          <w:rFonts w:ascii="Segoe UI Emoji" w:hAnsi="Segoe UI Emoji" w:cs="Segoe UI Emoji"/>
-          <w:b/>
-          <w:bCs/>
-          <w:lang w:val="en-GB"/>
-        </w:rPr>
-        <w:t>i</w:t>
-      </w:r>
-      <w:proofErr w:type="spellEnd"/>
-      <w:r>
-        <w:rPr>
-          <w:rFonts w:ascii="Segoe UI Emoji" w:hAnsi="Segoe UI Emoji" w:cs="Segoe UI Emoji"/>
-          <w:b/>
-          <w:bCs/>
-          <w:lang w:val="en-GB"/>
-        </w:rPr>
-        <w:t>][x][y]</w:t>
+        <w:t>for (i in images.indices) {</w:t>
+      </w:r>
+    </w:p>
+    <w:p>
+      <w:pPr>
+        <w:rPr>
+          <w:rFonts w:ascii="Segoe UI Emoji" w:hAnsi="Segoe UI Emoji" w:cs="Segoe UI Emoji"/>
+          <w:b/>
+          <w:bCs/>
+          <w:lang w:val="en-GB"/>
+        </w:rPr>
+      </w:pPr>
+      <w:r>
+        <w:rPr>
+          <w:rFonts w:ascii="Segoe UI Emoji" w:hAnsi="Segoe UI Emoji" w:cs="Segoe UI Emoji"/>
+          <w:b/>
+          <w:bCs/>
+          <w:lang w:val="en-GB"/>
+        </w:rPr>
+        <w:t xml:space="preserve">                values[i] = images[i][x][y]</w:t>
       </w:r>
     </w:p>
     <w:p>
@@ -5982,84 +3989,45 @@
           <w:bCs/>
           <w:lang w:val="en-GB"/>
         </w:rPr>
-        <w:t xml:space="preserve">            </w:t>
-      </w:r>
-      <w:proofErr w:type="spellStart"/>
-      <w:r>
-        <w:rPr>
-          <w:rFonts w:ascii="Segoe UI Emoji" w:hAnsi="Segoe UI Emoji" w:cs="Segoe UI Emoji"/>
-          <w:b/>
-          <w:bCs/>
-          <w:lang w:val="en-GB"/>
-        </w:rPr>
-        <w:t>values.sort</w:t>
-      </w:r>
-      <w:proofErr w:type="spellEnd"/>
-      <w:r>
-        <w:rPr>
-          <w:rFonts w:ascii="Segoe UI Emoji" w:hAnsi="Segoe UI Emoji" w:cs="Segoe UI Emoji"/>
-          <w:b/>
-          <w:bCs/>
-          <w:lang w:val="en-GB"/>
-        </w:rPr>
-        <w:t>()</w:t>
-      </w:r>
-    </w:p>
-    <w:p>
-      <w:pPr>
-        <w:rPr>
-          <w:rFonts w:ascii="Segoe UI Emoji" w:hAnsi="Segoe UI Emoji" w:cs="Segoe UI Emoji"/>
-          <w:b/>
-          <w:bCs/>
-          <w:lang w:val="en-GB"/>
-        </w:rPr>
-      </w:pPr>
-      <w:r>
-        <w:rPr>
-          <w:rFonts w:ascii="Segoe UI Emoji" w:hAnsi="Segoe UI Emoji" w:cs="Segoe UI Emoji"/>
-          <w:b/>
-          <w:bCs/>
-          <w:lang w:val="en-GB"/>
-        </w:rPr>
-        <w:t xml:space="preserve">            result[y][x] = values[</w:t>
-      </w:r>
-      <w:proofErr w:type="spellStart"/>
-      <w:r>
-        <w:rPr>
-          <w:rFonts w:ascii="Segoe UI Emoji" w:hAnsi="Segoe UI Emoji" w:cs="Segoe UI Emoji"/>
-          <w:b/>
-          <w:bCs/>
-          <w:lang w:val="en-GB"/>
-        </w:rPr>
-        <w:t>values.size</w:t>
-      </w:r>
-      <w:proofErr w:type="spellEnd"/>
-      <w:r>
-        <w:rPr>
-          <w:rFonts w:ascii="Segoe UI Emoji" w:hAnsi="Segoe UI Emoji" w:cs="Segoe UI Emoji"/>
-          <w:b/>
-          <w:bCs/>
-          <w:lang w:val="en-GB"/>
-        </w:rPr>
-        <w:t xml:space="preserve"> / 2]</w:t>
-      </w:r>
-    </w:p>
-    <w:p>
-      <w:pPr>
-        <w:rPr>
-          <w:rFonts w:ascii="Segoe UI Emoji" w:hAnsi="Segoe UI Emoji" w:cs="Segoe UI Emoji"/>
-          <w:b/>
-          <w:bCs/>
-          <w:lang w:val="en-GB"/>
-        </w:rPr>
-      </w:pPr>
-      <w:r>
-        <w:rPr>
-          <w:rFonts w:ascii="Segoe UI Emoji" w:hAnsi="Segoe UI Emoji" w:cs="Segoe UI Emoji"/>
-          <w:b/>
-          <w:bCs/>
-          <w:lang w:val="en-GB"/>
-        </w:rPr>
+        <w:t xml:space="preserve">            values.sort()</w:t>
+      </w:r>
+    </w:p>
+    <w:p>
+      <w:pPr>
+        <w:rPr>
+          <w:rFonts w:ascii="Segoe UI Emoji" w:hAnsi="Segoe UI Emoji" w:cs="Segoe UI Emoji"/>
+          <w:b/>
+          <w:bCs/>
+          <w:lang w:val="en-GB"/>
+        </w:rPr>
+      </w:pPr>
+      <w:r>
+        <w:rPr>
+          <w:rFonts w:ascii="Segoe UI Emoji" w:hAnsi="Segoe UI Emoji" w:cs="Segoe UI Emoji"/>
+          <w:b/>
+          <w:bCs/>
+          <w:lang w:val="en-GB"/>
+        </w:rPr>
+        <w:t xml:space="preserve">            result[y][x] = values[values.size / 2]</w:t>
+      </w:r>
+    </w:p>
+    <w:p>
+      <w:pPr>
+        <w:rPr>
+          <w:rFonts w:ascii="Segoe UI Emoji" w:hAnsi="Segoe UI Emoji" w:cs="Segoe UI Emoji"/>
+          <w:b/>
+          <w:bCs/>
+          <w:lang w:val="en-GB"/>
+        </w:rPr>
+      </w:pPr>
+      <w:r>
+        <w:rPr>
+          <w:rFonts w:ascii="Segoe UI Emoji" w:hAnsi="Segoe UI Emoji" w:cs="Segoe UI Emoji"/>
+          <w:b/>
+          <w:bCs/>
+          <w:lang w:val="en-GB"/>
+        </w:rPr>
+        <w:lastRenderedPageBreak/>
         <w:t xml:space="preserve">        }</w:t>
       </w:r>
     </w:p>
@@ -6160,246 +4128,80 @@
           <w:rFonts w:ascii="Segoe UI Emoji" w:hAnsi="Segoe UI Emoji" w:cs="Segoe UI Emoji"/>
           <w:b/>
           <w:bCs/>
-          <w:lang w:val="en-GB"/>
-        </w:rPr>
-      </w:pPr>
-      <w:r>
-        <w:rPr>
-          <w:rFonts w:ascii="Segoe UI Emoji" w:hAnsi="Segoe UI Emoji" w:cs="Segoe UI Emoji"/>
-          <w:b/>
-          <w:bCs/>
-          <w:lang w:val="en-GB"/>
-        </w:rPr>
-        <w:t xml:space="preserve">fun </w:t>
-      </w:r>
-      <w:proofErr w:type="spellStart"/>
-      <w:r>
-        <w:rPr>
-          <w:rFonts w:ascii="Segoe UI Emoji" w:hAnsi="Segoe UI Emoji" w:cs="Segoe UI Emoji"/>
-          <w:b/>
-          <w:bCs/>
-          <w:lang w:val="en-GB"/>
-        </w:rPr>
-        <w:t>floatArrayToBitmap</w:t>
-      </w:r>
-      <w:proofErr w:type="spellEnd"/>
-      <w:r>
-        <w:rPr>
-          <w:rFonts w:ascii="Segoe UI Emoji" w:hAnsi="Segoe UI Emoji" w:cs="Segoe UI Emoji"/>
-          <w:b/>
-          <w:bCs/>
-          <w:lang w:val="en-GB"/>
-        </w:rPr>
-        <w:t>(</w:t>
-      </w:r>
-      <w:proofErr w:type="spellStart"/>
-      <w:r>
-        <w:rPr>
-          <w:rFonts w:ascii="Segoe UI Emoji" w:hAnsi="Segoe UI Emoji" w:cs="Segoe UI Emoji"/>
-          <w:b/>
-          <w:bCs/>
-          <w:lang w:val="en-GB"/>
-        </w:rPr>
-        <w:t>arr</w:t>
-      </w:r>
-      <w:proofErr w:type="spellEnd"/>
-      <w:r>
-        <w:rPr>
-          <w:rFonts w:ascii="Segoe UI Emoji" w:hAnsi="Segoe UI Emoji" w:cs="Segoe UI Emoji"/>
-          <w:b/>
-          <w:bCs/>
-          <w:lang w:val="en-GB"/>
-        </w:rPr>
-        <w:t>: Array&lt;</w:t>
-      </w:r>
-      <w:proofErr w:type="spellStart"/>
-      <w:r>
-        <w:rPr>
-          <w:rFonts w:ascii="Segoe UI Emoji" w:hAnsi="Segoe UI Emoji" w:cs="Segoe UI Emoji"/>
-          <w:b/>
-          <w:bCs/>
-          <w:lang w:val="en-GB"/>
-        </w:rPr>
-        <w:t>FloatArray</w:t>
-      </w:r>
-      <w:proofErr w:type="spellEnd"/>
-      <w:r>
-        <w:rPr>
-          <w:rFonts w:ascii="Segoe UI Emoji" w:hAnsi="Segoe UI Emoji" w:cs="Segoe UI Emoji"/>
-          <w:b/>
-          <w:bCs/>
-          <w:lang w:val="en-GB"/>
-        </w:rPr>
-        <w:t>&gt;): Bitmap {</w:t>
-      </w:r>
-    </w:p>
-    <w:p>
-      <w:pPr>
-        <w:rPr>
-          <w:rFonts w:ascii="Segoe UI Emoji" w:hAnsi="Segoe UI Emoji" w:cs="Segoe UI Emoji"/>
-          <w:b/>
-          <w:bCs/>
-          <w:lang w:val="en-GB"/>
-        </w:rPr>
-      </w:pPr>
-      <w:r>
-        <w:rPr>
-          <w:rFonts w:ascii="Segoe UI Emoji" w:hAnsi="Segoe UI Emoji" w:cs="Segoe UI Emoji"/>
-          <w:b/>
-          <w:bCs/>
-          <w:lang w:val="en-GB"/>
+        </w:rPr>
+      </w:pPr>
+      <w:r>
+        <w:rPr>
+          <w:rFonts w:ascii="Segoe UI Emoji" w:hAnsi="Segoe UI Emoji" w:cs="Segoe UI Emoji"/>
+          <w:b/>
+          <w:bCs/>
+        </w:rPr>
+        <w:t>fun floatArrayToBitmap(arr: Array&lt;FloatArray&gt;): Bitmap {</w:t>
+      </w:r>
+    </w:p>
+    <w:p>
+      <w:pPr>
+        <w:rPr>
+          <w:rFonts w:ascii="Segoe UI Emoji" w:hAnsi="Segoe UI Emoji" w:cs="Segoe UI Emoji"/>
+          <w:b/>
+          <w:bCs/>
+          <w:lang w:val="en-GB"/>
+        </w:rPr>
+      </w:pPr>
+      <w:r>
+        <w:rPr>
+          <w:rFonts w:ascii="Segoe UI Emoji" w:hAnsi="Segoe UI Emoji" w:cs="Segoe UI Emoji"/>
+          <w:b/>
+          <w:bCs/>
         </w:rPr>
         <w:t xml:space="preserve">    </w:t>
       </w:r>
-      <w:proofErr w:type="spellStart"/>
-      <w:r>
-        <w:rPr>
-          <w:rFonts w:ascii="Segoe UI Emoji" w:hAnsi="Segoe UI Emoji" w:cs="Segoe UI Emoji"/>
-          <w:b/>
-          <w:bCs/>
-          <w:lang w:val="en-GB"/>
-        </w:rPr>
-        <w:t>val</w:t>
-      </w:r>
-      <w:proofErr w:type="spellEnd"/>
-      <w:r>
-        <w:rPr>
-          <w:rFonts w:ascii="Segoe UI Emoji" w:hAnsi="Segoe UI Emoji" w:cs="Segoe UI Emoji"/>
-          <w:b/>
-          <w:bCs/>
-          <w:lang w:val="en-GB"/>
-        </w:rPr>
-        <w:t xml:space="preserve"> h = </w:t>
-      </w:r>
-      <w:proofErr w:type="spellStart"/>
-      <w:r>
-        <w:rPr>
-          <w:rFonts w:ascii="Segoe UI Emoji" w:hAnsi="Segoe UI Emoji" w:cs="Segoe UI Emoji"/>
-          <w:b/>
-          <w:bCs/>
-          <w:lang w:val="en-GB"/>
-        </w:rPr>
-        <w:t>arr.size</w:t>
-      </w:r>
-      <w:proofErr w:type="spellEnd"/>
-    </w:p>
-    <w:p>
-      <w:pPr>
-        <w:rPr>
-          <w:rFonts w:ascii="Segoe UI Emoji" w:hAnsi="Segoe UI Emoji" w:cs="Segoe UI Emoji"/>
-          <w:b/>
-          <w:bCs/>
-          <w:lang w:val="en-GB"/>
-        </w:rPr>
-      </w:pPr>
-      <w:r>
-        <w:rPr>
-          <w:rFonts w:ascii="Segoe UI Emoji" w:hAnsi="Segoe UI Emoji" w:cs="Segoe UI Emoji"/>
-          <w:b/>
-          <w:bCs/>
-          <w:lang w:val="en-GB"/>
-        </w:rPr>
-        <w:lastRenderedPageBreak/>
-        <w:t xml:space="preserve">    </w:t>
-      </w:r>
-      <w:proofErr w:type="spellStart"/>
-      <w:r>
-        <w:rPr>
-          <w:rFonts w:ascii="Segoe UI Emoji" w:hAnsi="Segoe UI Emoji" w:cs="Segoe UI Emoji"/>
-          <w:b/>
-          <w:bCs/>
-          <w:lang w:val="en-GB"/>
-        </w:rPr>
-        <w:t>val</w:t>
-      </w:r>
-      <w:proofErr w:type="spellEnd"/>
-      <w:r>
-        <w:rPr>
-          <w:rFonts w:ascii="Segoe UI Emoji" w:hAnsi="Segoe UI Emoji" w:cs="Segoe UI Emoji"/>
-          <w:b/>
-          <w:bCs/>
-          <w:lang w:val="en-GB"/>
-        </w:rPr>
-        <w:t xml:space="preserve"> w = </w:t>
-      </w:r>
-      <w:proofErr w:type="spellStart"/>
-      <w:r>
-        <w:rPr>
-          <w:rFonts w:ascii="Segoe UI Emoji" w:hAnsi="Segoe UI Emoji" w:cs="Segoe UI Emoji"/>
-          <w:b/>
-          <w:bCs/>
-          <w:lang w:val="en-GB"/>
-        </w:rPr>
-        <w:t>arr</w:t>
-      </w:r>
-      <w:proofErr w:type="spellEnd"/>
-      <w:r>
-        <w:rPr>
-          <w:rFonts w:ascii="Segoe UI Emoji" w:hAnsi="Segoe UI Emoji" w:cs="Segoe UI Emoji"/>
-          <w:b/>
-          <w:bCs/>
-          <w:lang w:val="en-GB"/>
-        </w:rPr>
-        <w:t>[0].size</w:t>
-      </w:r>
-    </w:p>
-    <w:p>
-      <w:pPr>
-        <w:rPr>
-          <w:rFonts w:ascii="Segoe UI Emoji" w:hAnsi="Segoe UI Emoji" w:cs="Segoe UI Emoji"/>
-          <w:b/>
-          <w:bCs/>
-          <w:lang w:val="en-GB"/>
-        </w:rPr>
-      </w:pPr>
-      <w:r>
-        <w:rPr>
-          <w:rFonts w:ascii="Segoe UI Emoji" w:hAnsi="Segoe UI Emoji" w:cs="Segoe UI Emoji"/>
-          <w:b/>
-          <w:bCs/>
-          <w:lang w:val="en-GB"/>
-        </w:rPr>
-        <w:t xml:space="preserve">    </w:t>
-      </w:r>
-      <w:proofErr w:type="spellStart"/>
-      <w:r>
-        <w:rPr>
-          <w:rFonts w:ascii="Segoe UI Emoji" w:hAnsi="Segoe UI Emoji" w:cs="Segoe UI Emoji"/>
-          <w:b/>
-          <w:bCs/>
-          <w:lang w:val="en-GB"/>
-        </w:rPr>
-        <w:t>val</w:t>
-      </w:r>
-      <w:proofErr w:type="spellEnd"/>
-      <w:r>
-        <w:rPr>
-          <w:rFonts w:ascii="Segoe UI Emoji" w:hAnsi="Segoe UI Emoji" w:cs="Segoe UI Emoji"/>
-          <w:b/>
-          <w:bCs/>
-          <w:lang w:val="en-GB"/>
-        </w:rPr>
-        <w:t xml:space="preserve"> bmp = </w:t>
-      </w:r>
-      <w:proofErr w:type="spellStart"/>
-      <w:r>
-        <w:rPr>
-          <w:rFonts w:ascii="Segoe UI Emoji" w:hAnsi="Segoe UI Emoji" w:cs="Segoe UI Emoji"/>
-          <w:b/>
-          <w:bCs/>
-          <w:lang w:val="en-GB"/>
-        </w:rPr>
-        <w:t>Bitmap.createBitmap</w:t>
-      </w:r>
-      <w:proofErr w:type="spellEnd"/>
-      <w:r>
-        <w:rPr>
-          <w:rFonts w:ascii="Segoe UI Emoji" w:hAnsi="Segoe UI Emoji" w:cs="Segoe UI Emoji"/>
-          <w:b/>
-          <w:bCs/>
-          <w:lang w:val="en-GB"/>
-        </w:rPr>
-        <w:t>(w, h, Bitmap.Config.ARGB_8888)</w:t>
+      <w:r>
+        <w:rPr>
+          <w:rFonts w:ascii="Segoe UI Emoji" w:hAnsi="Segoe UI Emoji" w:cs="Segoe UI Emoji"/>
+          <w:b/>
+          <w:bCs/>
+          <w:lang w:val="en-GB"/>
+        </w:rPr>
+        <w:t>val h = arr.size</w:t>
+      </w:r>
+    </w:p>
+    <w:p>
+      <w:pPr>
+        <w:rPr>
+          <w:rFonts w:ascii="Segoe UI Emoji" w:hAnsi="Segoe UI Emoji" w:cs="Segoe UI Emoji"/>
+          <w:b/>
+          <w:bCs/>
+          <w:lang w:val="en-GB"/>
+        </w:rPr>
+      </w:pPr>
+      <w:r>
+        <w:rPr>
+          <w:rFonts w:ascii="Segoe UI Emoji" w:hAnsi="Segoe UI Emoji" w:cs="Segoe UI Emoji"/>
+          <w:b/>
+          <w:bCs/>
+          <w:lang w:val="en-GB"/>
+        </w:rPr>
+        <w:t xml:space="preserve">    val w = arr[0].size</w:t>
+      </w:r>
+    </w:p>
+    <w:p>
+      <w:pPr>
+        <w:rPr>
+          <w:rFonts w:ascii="Segoe UI Emoji" w:hAnsi="Segoe UI Emoji" w:cs="Segoe UI Emoji"/>
+          <w:b/>
+          <w:bCs/>
+          <w:lang w:val="en-GB"/>
+        </w:rPr>
+      </w:pPr>
+      <w:r>
+        <w:rPr>
+          <w:rFonts w:ascii="Segoe UI Emoji" w:hAnsi="Segoe UI Emoji" w:cs="Segoe UI Emoji"/>
+          <w:b/>
+          <w:bCs/>
+          <w:lang w:val="en-GB"/>
+        </w:rPr>
+        <w:t xml:space="preserve">    val bmp = Bitmap.createBitmap(w, h, Bitmap.Config.ARGB_8888)</w:t>
       </w:r>
     </w:p>
     <w:p>
@@ -6475,9 +4277,18 @@
           <w:bCs/>
           <w:lang w:val="fr-FR"/>
         </w:rPr>
-        <w:t xml:space="preserve">val v = </w:t>
-      </w:r>
-      <w:proofErr w:type="spellStart"/>
+        <w:t>val v = arr[y][x].coerceIn(0f, 255f).toInt()</w:t>
+      </w:r>
+    </w:p>
+    <w:p>
+      <w:pPr>
+        <w:rPr>
+          <w:rFonts w:ascii="Segoe UI Emoji" w:hAnsi="Segoe UI Emoji" w:cs="Segoe UI Emoji"/>
+          <w:b/>
+          <w:bCs/>
+          <w:lang w:val="es-ES"/>
+        </w:rPr>
+      </w:pPr>
       <w:r>
         <w:rPr>
           <w:rFonts w:ascii="Segoe UI Emoji" w:hAnsi="Segoe UI Emoji" w:cs="Segoe UI Emoji"/>
@@ -6485,78 +4296,26 @@
           <w:bCs/>
           <w:lang w:val="fr-FR"/>
         </w:rPr>
-        <w:t>arr</w:t>
-      </w:r>
-      <w:proofErr w:type="spellEnd"/>
-      <w:r>
-        <w:rPr>
-          <w:rFonts w:ascii="Segoe UI Emoji" w:hAnsi="Segoe UI Emoji" w:cs="Segoe UI Emoji"/>
-          <w:b/>
-          <w:bCs/>
-          <w:lang w:val="fr-FR"/>
-        </w:rPr>
-        <w:t>[y][x].</w:t>
-      </w:r>
-      <w:proofErr w:type="spellStart"/>
-      <w:r>
-        <w:rPr>
-          <w:rFonts w:ascii="Segoe UI Emoji" w:hAnsi="Segoe UI Emoji" w:cs="Segoe UI Emoji"/>
-          <w:b/>
-          <w:bCs/>
-          <w:lang w:val="fr-FR"/>
-        </w:rPr>
-        <w:t>coerceIn</w:t>
-      </w:r>
-      <w:proofErr w:type="spellEnd"/>
-      <w:r>
-        <w:rPr>
-          <w:rFonts w:ascii="Segoe UI Emoji" w:hAnsi="Segoe UI Emoji" w:cs="Segoe UI Emoji"/>
-          <w:b/>
-          <w:bCs/>
-          <w:lang w:val="fr-FR"/>
-        </w:rPr>
-        <w:t>(0f, 255f).</w:t>
-      </w:r>
-      <w:proofErr w:type="spellStart"/>
-      <w:r>
-        <w:rPr>
-          <w:rFonts w:ascii="Segoe UI Emoji" w:hAnsi="Segoe UI Emoji" w:cs="Segoe UI Emoji"/>
-          <w:b/>
-          <w:bCs/>
-          <w:lang w:val="fr-FR"/>
-        </w:rPr>
-        <w:t>toInt</w:t>
-      </w:r>
-      <w:proofErr w:type="spellEnd"/>
-      <w:r>
-        <w:rPr>
-          <w:rFonts w:ascii="Segoe UI Emoji" w:hAnsi="Segoe UI Emoji" w:cs="Segoe UI Emoji"/>
-          <w:b/>
-          <w:bCs/>
-          <w:lang w:val="fr-FR"/>
-        </w:rPr>
-        <w:t>()</w:t>
-      </w:r>
-    </w:p>
-    <w:p>
-      <w:pPr>
+        <w:t xml:space="preserve">            </w:t>
+      </w:r>
+      <w:r>
         <w:rPr>
           <w:rFonts w:ascii="Segoe UI Emoji" w:hAnsi="Segoe UI Emoji" w:cs="Segoe UI Emoji"/>
           <w:b/>
           <w:bCs/>
           <w:lang w:val="es-ES"/>
         </w:rPr>
-      </w:pPr>
-      <w:r>
-        <w:rPr>
-          <w:rFonts w:ascii="Segoe UI Emoji" w:hAnsi="Segoe UI Emoji" w:cs="Segoe UI Emoji"/>
-          <w:b/>
-          <w:bCs/>
-          <w:lang w:val="fr-FR"/>
-        </w:rPr>
-        <w:t xml:space="preserve">            </w:t>
-      </w:r>
-      <w:proofErr w:type="spellStart"/>
+        <w:t>bmp.setPixel(x, y, Color.rgb(v, v, v))</w:t>
+      </w:r>
+    </w:p>
+    <w:p>
+      <w:pPr>
+        <w:rPr>
+          <w:rFonts w:ascii="Segoe UI Emoji" w:hAnsi="Segoe UI Emoji" w:cs="Segoe UI Emoji"/>
+          <w:b/>
+          <w:bCs/>
+        </w:rPr>
+      </w:pPr>
       <w:r>
         <w:rPr>
           <w:rFonts w:ascii="Segoe UI Emoji" w:hAnsi="Segoe UI Emoji" w:cs="Segoe UI Emoji"/>
@@ -6564,54 +4323,6 @@
           <w:bCs/>
           <w:lang w:val="es-ES"/>
         </w:rPr>
-        <w:t>bmp.setPixel</w:t>
-      </w:r>
-      <w:proofErr w:type="spellEnd"/>
-      <w:r>
-        <w:rPr>
-          <w:rFonts w:ascii="Segoe UI Emoji" w:hAnsi="Segoe UI Emoji" w:cs="Segoe UI Emoji"/>
-          <w:b/>
-          <w:bCs/>
-          <w:lang w:val="es-ES"/>
-        </w:rPr>
-        <w:t xml:space="preserve">(x, y, </w:t>
-      </w:r>
-      <w:proofErr w:type="spellStart"/>
-      <w:r>
-        <w:rPr>
-          <w:rFonts w:ascii="Segoe UI Emoji" w:hAnsi="Segoe UI Emoji" w:cs="Segoe UI Emoji"/>
-          <w:b/>
-          <w:bCs/>
-          <w:lang w:val="es-ES"/>
-        </w:rPr>
-        <w:t>Color.rgb</w:t>
-      </w:r>
-      <w:proofErr w:type="spellEnd"/>
-      <w:r>
-        <w:rPr>
-          <w:rFonts w:ascii="Segoe UI Emoji" w:hAnsi="Segoe UI Emoji" w:cs="Segoe UI Emoji"/>
-          <w:b/>
-          <w:bCs/>
-          <w:lang w:val="es-ES"/>
-        </w:rPr>
-        <w:t>(v, v, v))</w:t>
-      </w:r>
-    </w:p>
-    <w:p>
-      <w:pPr>
-        <w:rPr>
-          <w:rFonts w:ascii="Segoe UI Emoji" w:hAnsi="Segoe UI Emoji" w:cs="Segoe UI Emoji"/>
-          <w:b/>
-          <w:bCs/>
-        </w:rPr>
-      </w:pPr>
-      <w:r>
-        <w:rPr>
-          <w:rFonts w:ascii="Segoe UI Emoji" w:hAnsi="Segoe UI Emoji" w:cs="Segoe UI Emoji"/>
-          <w:b/>
-          <w:bCs/>
-          <w:lang w:val="es-ES"/>
-        </w:rPr>
         <w:t xml:space="preserve">        </w:t>
       </w:r>
       <w:r>
@@ -6654,36 +4365,8 @@
           <w:b/>
           <w:bCs/>
         </w:rPr>
-        <w:t xml:space="preserve">    </w:t>
-      </w:r>
-      <w:proofErr w:type="spellStart"/>
-      <w:r>
-        <w:rPr>
-          <w:rFonts w:ascii="Segoe UI Emoji" w:hAnsi="Segoe UI Emoji" w:cs="Segoe UI Emoji"/>
-          <w:b/>
-          <w:bCs/>
-        </w:rPr>
-        <w:t>return</w:t>
-      </w:r>
-      <w:proofErr w:type="spellEnd"/>
-      <w:r>
-        <w:rPr>
-          <w:rFonts w:ascii="Segoe UI Emoji" w:hAnsi="Segoe UI Emoji" w:cs="Segoe UI Emoji"/>
-          <w:b/>
-          <w:bCs/>
-        </w:rPr>
-        <w:t xml:space="preserve"> </w:t>
-      </w:r>
-      <w:proofErr w:type="spellStart"/>
-      <w:r>
-        <w:rPr>
-          <w:rFonts w:ascii="Segoe UI Emoji" w:hAnsi="Segoe UI Emoji" w:cs="Segoe UI Emoji"/>
-          <w:b/>
-          <w:bCs/>
-        </w:rPr>
-        <w:t>bmp</w:t>
-      </w:r>
-      <w:proofErr w:type="spellEnd"/>
+        <w:t xml:space="preserve">    return bmp</w:t>
+      </w:r>
     </w:p>
     <w:p>
       <w:pPr>
@@ -6745,325 +4428,98 @@
           <w:bCs/>
           <w:lang w:val="en-GB"/>
         </w:rPr>
-        <w:t xml:space="preserve"> 6) Workflow </w:t>
-      </w:r>
-      <w:proofErr w:type="spellStart"/>
-      <w:r>
-        <w:rPr>
-          <w:rFonts w:ascii="Segoe UI Emoji" w:hAnsi="Segoe UI Emoji" w:cs="Segoe UI Emoji"/>
-          <w:b/>
-          <w:bCs/>
-          <w:lang w:val="en-GB"/>
-        </w:rPr>
-        <w:t>completo</w:t>
-      </w:r>
-      <w:proofErr w:type="spellEnd"/>
-    </w:p>
-    <w:p>
-      <w:pPr>
-        <w:rPr>
-          <w:rFonts w:ascii="Segoe UI Emoji" w:hAnsi="Segoe UI Emoji" w:cs="Segoe UI Emoji"/>
-          <w:b/>
-          <w:bCs/>
-          <w:lang w:val="en-GB"/>
-        </w:rPr>
-      </w:pPr>
-      <w:proofErr w:type="spellStart"/>
-      <w:r>
-        <w:rPr>
-          <w:rFonts w:ascii="Segoe UI Emoji" w:hAnsi="Segoe UI Emoji" w:cs="Segoe UI Emoji"/>
-          <w:b/>
-          <w:bCs/>
-          <w:lang w:val="en-GB"/>
-        </w:rPr>
-        <w:t>val</w:t>
-      </w:r>
-      <w:proofErr w:type="spellEnd"/>
-      <w:r>
-        <w:rPr>
-          <w:rFonts w:ascii="Segoe UI Emoji" w:hAnsi="Segoe UI Emoji" w:cs="Segoe UI Emoji"/>
-          <w:b/>
-          <w:bCs/>
-          <w:lang w:val="en-GB"/>
-        </w:rPr>
-        <w:t xml:space="preserve"> bitmaps = </w:t>
-      </w:r>
-      <w:proofErr w:type="spellStart"/>
-      <w:r>
-        <w:rPr>
-          <w:rFonts w:ascii="Segoe UI Emoji" w:hAnsi="Segoe UI Emoji" w:cs="Segoe UI Emoji"/>
-          <w:b/>
-          <w:bCs/>
-          <w:lang w:val="en-GB"/>
-        </w:rPr>
-        <w:t>loadBitmapsFromFolder</w:t>
-      </w:r>
-      <w:proofErr w:type="spellEnd"/>
-      <w:r>
-        <w:rPr>
-          <w:rFonts w:ascii="Segoe UI Emoji" w:hAnsi="Segoe UI Emoji" w:cs="Segoe UI Emoji"/>
-          <w:b/>
-          <w:bCs/>
-          <w:lang w:val="en-GB"/>
-        </w:rPr>
-        <w:t>(context, "DCIM/CameraX")</w:t>
-      </w:r>
-    </w:p>
-    <w:p>
-      <w:pPr>
-        <w:rPr>
-          <w:rFonts w:ascii="Segoe UI Emoji" w:hAnsi="Segoe UI Emoji" w:cs="Segoe UI Emoji"/>
-          <w:b/>
-          <w:bCs/>
-          <w:lang w:val="en-GB"/>
-        </w:rPr>
-      </w:pPr>
-      <w:proofErr w:type="spellStart"/>
-      <w:r>
-        <w:rPr>
-          <w:rFonts w:ascii="Segoe UI Emoji" w:hAnsi="Segoe UI Emoji" w:cs="Segoe UI Emoji"/>
-          <w:b/>
-          <w:bCs/>
-          <w:lang w:val="en-GB"/>
-        </w:rPr>
-        <w:t>val</w:t>
-      </w:r>
-      <w:proofErr w:type="spellEnd"/>
-      <w:r>
-        <w:rPr>
-          <w:rFonts w:ascii="Segoe UI Emoji" w:hAnsi="Segoe UI Emoji" w:cs="Segoe UI Emoji"/>
-          <w:b/>
-          <w:bCs/>
-          <w:lang w:val="en-GB"/>
-        </w:rPr>
-        <w:t xml:space="preserve"> arrays = </w:t>
-      </w:r>
-      <w:proofErr w:type="spellStart"/>
-      <w:r>
-        <w:rPr>
-          <w:rFonts w:ascii="Segoe UI Emoji" w:hAnsi="Segoe UI Emoji" w:cs="Segoe UI Emoji"/>
-          <w:b/>
-          <w:bCs/>
-          <w:lang w:val="en-GB"/>
-        </w:rPr>
-        <w:t>bitmaps.map</w:t>
-      </w:r>
-      <w:proofErr w:type="spellEnd"/>
-      <w:r>
-        <w:rPr>
-          <w:rFonts w:ascii="Segoe UI Emoji" w:hAnsi="Segoe UI Emoji" w:cs="Segoe UI Emoji"/>
-          <w:b/>
-          <w:bCs/>
-          <w:lang w:val="en-GB"/>
-        </w:rPr>
-        <w:t xml:space="preserve"> { </w:t>
-      </w:r>
-      <w:proofErr w:type="spellStart"/>
-      <w:r>
-        <w:rPr>
-          <w:rFonts w:ascii="Segoe UI Emoji" w:hAnsi="Segoe UI Emoji" w:cs="Segoe UI Emoji"/>
-          <w:b/>
-          <w:bCs/>
-          <w:lang w:val="en-GB"/>
-        </w:rPr>
-        <w:t>bitmapToFloatArray</w:t>
-      </w:r>
-      <w:proofErr w:type="spellEnd"/>
-      <w:r>
-        <w:rPr>
-          <w:rFonts w:ascii="Segoe UI Emoji" w:hAnsi="Segoe UI Emoji" w:cs="Segoe UI Emoji"/>
-          <w:b/>
-          <w:bCs/>
-          <w:lang w:val="en-GB"/>
-        </w:rPr>
-        <w:t>(it) }</w:t>
-      </w:r>
-    </w:p>
-    <w:p>
-      <w:pPr>
-        <w:rPr>
-          <w:rFonts w:ascii="Segoe UI Emoji" w:hAnsi="Segoe UI Emoji" w:cs="Segoe UI Emoji"/>
-          <w:b/>
-          <w:bCs/>
-          <w:lang w:val="en-GB"/>
-        </w:rPr>
-      </w:pPr>
-      <w:proofErr w:type="spellStart"/>
-      <w:r>
-        <w:rPr>
-          <w:rFonts w:ascii="Segoe UI Emoji" w:hAnsi="Segoe UI Emoji" w:cs="Segoe UI Emoji"/>
-          <w:b/>
-          <w:bCs/>
-          <w:lang w:val="en-GB"/>
-        </w:rPr>
-        <w:t>val</w:t>
-      </w:r>
-      <w:proofErr w:type="spellEnd"/>
-      <w:r>
-        <w:rPr>
-          <w:rFonts w:ascii="Segoe UI Emoji" w:hAnsi="Segoe UI Emoji" w:cs="Segoe UI Emoji"/>
-          <w:b/>
-          <w:bCs/>
-          <w:lang w:val="en-GB"/>
-        </w:rPr>
-        <w:t xml:space="preserve"> stacked = </w:t>
-      </w:r>
-      <w:proofErr w:type="spellStart"/>
-      <w:r>
-        <w:rPr>
-          <w:rFonts w:ascii="Segoe UI Emoji" w:hAnsi="Segoe UI Emoji" w:cs="Segoe UI Emoji"/>
-          <w:b/>
-          <w:bCs/>
-          <w:lang w:val="en-GB"/>
-        </w:rPr>
-        <w:t>stackMedian</w:t>
-      </w:r>
-      <w:proofErr w:type="spellEnd"/>
-      <w:r>
-        <w:rPr>
-          <w:rFonts w:ascii="Segoe UI Emoji" w:hAnsi="Segoe UI Emoji" w:cs="Segoe UI Emoji"/>
-          <w:b/>
-          <w:bCs/>
-          <w:lang w:val="en-GB"/>
-        </w:rPr>
-        <w:t xml:space="preserve">(arrays)   // </w:t>
-      </w:r>
-      <w:proofErr w:type="spellStart"/>
-      <w:r>
-        <w:rPr>
-          <w:rFonts w:ascii="Segoe UI Emoji" w:hAnsi="Segoe UI Emoji" w:cs="Segoe UI Emoji"/>
-          <w:b/>
-          <w:bCs/>
-          <w:lang w:val="en-GB"/>
-        </w:rPr>
-        <w:t>oppure</w:t>
-      </w:r>
-      <w:proofErr w:type="spellEnd"/>
-      <w:r>
-        <w:rPr>
-          <w:rFonts w:ascii="Segoe UI Emoji" w:hAnsi="Segoe UI Emoji" w:cs="Segoe UI Emoji"/>
-          <w:b/>
-          <w:bCs/>
-          <w:lang w:val="en-GB"/>
-        </w:rPr>
-        <w:t xml:space="preserve"> </w:t>
-      </w:r>
-      <w:proofErr w:type="spellStart"/>
-      <w:r>
-        <w:rPr>
-          <w:rFonts w:ascii="Segoe UI Emoji" w:hAnsi="Segoe UI Emoji" w:cs="Segoe UI Emoji"/>
-          <w:b/>
-          <w:bCs/>
-          <w:lang w:val="en-GB"/>
-        </w:rPr>
-        <w:t>stackAverage</w:t>
-      </w:r>
-      <w:proofErr w:type="spellEnd"/>
-    </w:p>
-    <w:p>
-      <w:pPr>
-        <w:rPr>
-          <w:rFonts w:ascii="Segoe UI Emoji" w:hAnsi="Segoe UI Emoji" w:cs="Segoe UI Emoji"/>
-          <w:b/>
-          <w:bCs/>
-        </w:rPr>
-      </w:pPr>
-      <w:r>
-        <w:rPr>
-          <w:rFonts w:ascii="Segoe UI Emoji" w:hAnsi="Segoe UI Emoji" w:cs="Segoe UI Emoji"/>
-          <w:b/>
-          <w:bCs/>
-        </w:rPr>
-        <w:t xml:space="preserve">val </w:t>
-      </w:r>
-      <w:proofErr w:type="spellStart"/>
-      <w:r>
-        <w:rPr>
-          <w:rFonts w:ascii="Segoe UI Emoji" w:hAnsi="Segoe UI Emoji" w:cs="Segoe UI Emoji"/>
-          <w:b/>
-          <w:bCs/>
-        </w:rPr>
-        <w:t>finalBitmap</w:t>
-      </w:r>
-      <w:proofErr w:type="spellEnd"/>
-      <w:r>
-        <w:rPr>
-          <w:rFonts w:ascii="Segoe UI Emoji" w:hAnsi="Segoe UI Emoji" w:cs="Segoe UI Emoji"/>
-          <w:b/>
-          <w:bCs/>
-        </w:rPr>
-        <w:t xml:space="preserve"> = </w:t>
-      </w:r>
-      <w:proofErr w:type="spellStart"/>
-      <w:r>
-        <w:rPr>
-          <w:rFonts w:ascii="Segoe UI Emoji" w:hAnsi="Segoe UI Emoji" w:cs="Segoe UI Emoji"/>
-          <w:b/>
-          <w:bCs/>
-        </w:rPr>
-        <w:t>floatArrayToBitmap</w:t>
-      </w:r>
-      <w:proofErr w:type="spellEnd"/>
-      <w:r>
-        <w:rPr>
-          <w:rFonts w:ascii="Segoe UI Emoji" w:hAnsi="Segoe UI Emoji" w:cs="Segoe UI Emoji"/>
-          <w:b/>
-          <w:bCs/>
-        </w:rPr>
-        <w:t>(</w:t>
-      </w:r>
-      <w:proofErr w:type="spellStart"/>
-      <w:r>
-        <w:rPr>
-          <w:rFonts w:ascii="Segoe UI Emoji" w:hAnsi="Segoe UI Emoji" w:cs="Segoe UI Emoji"/>
-          <w:b/>
-          <w:bCs/>
-        </w:rPr>
-        <w:t>stacked</w:t>
-      </w:r>
-      <w:proofErr w:type="spellEnd"/>
-      <w:r>
-        <w:rPr>
-          <w:rFonts w:ascii="Segoe UI Emoji" w:hAnsi="Segoe UI Emoji" w:cs="Segoe UI Emoji"/>
-          <w:b/>
-          <w:bCs/>
-        </w:rPr>
-        <w:t>)</w:t>
-      </w:r>
-    </w:p>
-    <w:p>
-      <w:pPr>
-        <w:rPr>
-          <w:rFonts w:ascii="Segoe UI Emoji" w:hAnsi="Segoe UI Emoji" w:cs="Segoe UI Emoji"/>
-          <w:b/>
-          <w:bCs/>
-        </w:rPr>
-      </w:pPr>
-      <w:r>
-        <w:rPr>
-          <w:rFonts w:ascii="Segoe UI Emoji" w:hAnsi="Segoe UI Emoji" w:cs="Segoe UI Emoji"/>
-          <w:b/>
-          <w:bCs/>
-        </w:rPr>
-        <w:t xml:space="preserve">Poi lo salvi con </w:t>
-      </w:r>
-      <w:proofErr w:type="spellStart"/>
-      <w:r>
-        <w:rPr>
-          <w:rFonts w:ascii="Segoe UI Emoji" w:hAnsi="Segoe UI Emoji" w:cs="Segoe UI Emoji"/>
-          <w:b/>
-          <w:bCs/>
-        </w:rPr>
-        <w:t>MediaStore</w:t>
-      </w:r>
-      <w:proofErr w:type="spellEnd"/>
-      <w:r>
-        <w:rPr>
-          <w:rFonts w:ascii="Segoe UI Emoji" w:hAnsi="Segoe UI Emoji" w:cs="Segoe UI Emoji"/>
-          <w:b/>
-          <w:bCs/>
-        </w:rPr>
-        <w:t xml:space="preserve"> come fai già per le foto.</w:t>
+        <w:t xml:space="preserve"> 6) Workflow completo</w:t>
+      </w:r>
+    </w:p>
+    <w:p>
+      <w:pPr>
+        <w:rPr>
+          <w:rFonts w:ascii="Segoe UI Emoji" w:hAnsi="Segoe UI Emoji" w:cs="Segoe UI Emoji"/>
+          <w:b/>
+          <w:bCs/>
+          <w:lang w:val="en-GB"/>
+        </w:rPr>
+      </w:pPr>
+      <w:r>
+        <w:rPr>
+          <w:rFonts w:ascii="Segoe UI Emoji" w:hAnsi="Segoe UI Emoji" w:cs="Segoe UI Emoji"/>
+          <w:b/>
+          <w:bCs/>
+          <w:lang w:val="en-GB"/>
+        </w:rPr>
+        <w:t>val bitmaps = loadBitmapsFromFolder(context, "DCIM/CameraX")</w:t>
+      </w:r>
+    </w:p>
+    <w:p>
+      <w:pPr>
+        <w:rPr>
+          <w:rFonts w:ascii="Segoe UI Emoji" w:hAnsi="Segoe UI Emoji" w:cs="Segoe UI Emoji"/>
+          <w:b/>
+          <w:bCs/>
+          <w:lang w:val="en-GB"/>
+        </w:rPr>
+      </w:pPr>
+      <w:r>
+        <w:rPr>
+          <w:rFonts w:ascii="Segoe UI Emoji" w:hAnsi="Segoe UI Emoji" w:cs="Segoe UI Emoji"/>
+          <w:b/>
+          <w:bCs/>
+          <w:lang w:val="en-GB"/>
+        </w:rPr>
+        <w:t>val arrays = bitmaps.map { bitmapToFloatArray(it) }</w:t>
+      </w:r>
+    </w:p>
+    <w:p>
+      <w:pPr>
+        <w:rPr>
+          <w:rFonts w:ascii="Segoe UI Emoji" w:hAnsi="Segoe UI Emoji" w:cs="Segoe UI Emoji"/>
+          <w:b/>
+          <w:bCs/>
+          <w:lang w:val="en-GB"/>
+        </w:rPr>
+      </w:pPr>
+      <w:r>
+        <w:rPr>
+          <w:rFonts w:ascii="Segoe UI Emoji" w:hAnsi="Segoe UI Emoji" w:cs="Segoe UI Emoji"/>
+          <w:b/>
+          <w:bCs/>
+          <w:lang w:val="en-GB"/>
+        </w:rPr>
+        <w:t>val stacked = stackMedian(arrays)   // oppure stackAverage</w:t>
+      </w:r>
+    </w:p>
+    <w:p>
+      <w:pPr>
+        <w:rPr>
+          <w:rFonts w:ascii="Segoe UI Emoji" w:hAnsi="Segoe UI Emoji" w:cs="Segoe UI Emoji"/>
+          <w:b/>
+          <w:bCs/>
+        </w:rPr>
+      </w:pPr>
+      <w:r>
+        <w:rPr>
+          <w:rFonts w:ascii="Segoe UI Emoji" w:hAnsi="Segoe UI Emoji" w:cs="Segoe UI Emoji"/>
+          <w:b/>
+          <w:bCs/>
+        </w:rPr>
+        <w:t>val finalBitmap = floatArrayToBitmap(stacked)</w:t>
+      </w:r>
+    </w:p>
+    <w:p>
+      <w:pPr>
+        <w:rPr>
+          <w:rFonts w:ascii="Segoe UI Emoji" w:hAnsi="Segoe UI Emoji" w:cs="Segoe UI Emoji"/>
+          <w:b/>
+          <w:bCs/>
+        </w:rPr>
+      </w:pPr>
+      <w:r>
+        <w:rPr>
+          <w:rFonts w:ascii="Segoe UI Emoji" w:hAnsi="Segoe UI Emoji" w:cs="Segoe UI Emoji"/>
+          <w:b/>
+          <w:bCs/>
+        </w:rPr>
+        <w:t>Poi lo salvi con MediaStore come fai già per le foto.</w:t>
       </w:r>
     </w:p>
     <w:p>
@@ -7128,6 +4584,7 @@
         </w:numPr>
       </w:pPr>
       <w:r>
+        <w:lastRenderedPageBreak/>
         <w:t>rumore drasticamente ridotto</w:t>
       </w:r>
     </w:p>
@@ -7179,21 +4636,12 @@
       <w:r>
         <w:t xml:space="preserve">È già un </w:t>
       </w:r>
-      <w:proofErr w:type="spellStart"/>
-      <w:r>
-        <w:rPr>
-          <w:b/>
-          <w:bCs/>
-        </w:rPr>
-        <w:t>boost</w:t>
-      </w:r>
-      <w:proofErr w:type="spellEnd"/>
-      <w:r>
-        <w:rPr>
-          <w:b/>
-          <w:bCs/>
-        </w:rPr>
-        <w:t xml:space="preserve"> enorme</w:t>
+      <w:r>
+        <w:rPr>
+          <w:b/>
+          <w:bCs/>
+        </w:rPr>
+        <w:t>boost enorme</w:t>
       </w:r>
       <w:r>
         <w:t xml:space="preserve"> rispetto a un singolo scatto.</w:t>
@@ -7231,7 +4679,6 @@
     </w:p>
     <w:p>
       <w:r>
-        <w:lastRenderedPageBreak/>
         <w:t>Quando questa base funziona, possiamo aggiungere:</w:t>
       </w:r>
     </w:p>
@@ -7270,12 +4717,8 @@
       </w:r>
       <w:r>
         <w:noBreakHyphen/>
-      </w:r>
-      <w:proofErr w:type="spellStart"/>
-      <w:r>
         <w:t>correlation</w:t>
       </w:r>
-      <w:proofErr w:type="spellEnd"/>
     </w:p>
     <w:p>
       <w:pPr>
@@ -7323,23 +4766,7 @@
           <w:b/>
           <w:bCs/>
         </w:rPr>
-        <w:t xml:space="preserve"> 2) </w:t>
-      </w:r>
-      <w:proofErr w:type="spellStart"/>
-      <w:r>
-        <w:rPr>
-          <w:b/>
-          <w:bCs/>
-        </w:rPr>
-        <w:t>Stacking</w:t>
-      </w:r>
-      <w:proofErr w:type="spellEnd"/>
-      <w:r>
-        <w:rPr>
-          <w:b/>
-          <w:bCs/>
-        </w:rPr>
-        <w:t xml:space="preserve"> mediano (ancora meno rumore)</w:t>
+        <w:t xml:space="preserve"> 2) Stacking mediano (ancora meno rumore)</w:t>
       </w:r>
     </w:p>
     <w:p>
@@ -7364,25 +4791,7 @@
           <w:bCs/>
           <w:lang w:val="en-GB"/>
         </w:rPr>
-        <w:t xml:space="preserve"> 3) Sharpening </w:t>
-      </w:r>
-      <w:proofErr w:type="spellStart"/>
-      <w:r>
-        <w:rPr>
-          <w:b/>
-          <w:bCs/>
-          <w:lang w:val="en-GB"/>
-        </w:rPr>
-        <w:t>controllato</w:t>
-      </w:r>
-      <w:proofErr w:type="spellEnd"/>
-      <w:r>
-        <w:rPr>
-          <w:b/>
-          <w:bCs/>
-          <w:lang w:val="en-GB"/>
-        </w:rPr>
-        <w:t xml:space="preserve"> (Unsharp Mask)</w:t>
+        <w:t xml:space="preserve"> 3) Sharpening controllato (Unsharp Mask)</w:t>
       </w:r>
     </w:p>
     <w:p>
@@ -7523,23 +4932,7 @@
           <w:b/>
           <w:bCs/>
         </w:rPr>
-        <w:t xml:space="preserve">passiamo allo </w:t>
-      </w:r>
-      <w:proofErr w:type="spellStart"/>
-      <w:r>
-        <w:rPr>
-          <w:b/>
-          <w:bCs/>
-        </w:rPr>
-        <w:t>stacking</w:t>
-      </w:r>
-      <w:proofErr w:type="spellEnd"/>
-      <w:r>
-        <w:rPr>
-          <w:b/>
-          <w:bCs/>
-        </w:rPr>
-        <w:t xml:space="preserve"> mediano</w:t>
+        <w:t>passiamo allo stacking mediano</w:t>
       </w:r>
     </w:p>
     <w:p>
@@ -7560,15 +4953,7 @@
         <w:t>integriamo tutto nel tuo flusso Compose</w:t>
       </w:r>
       <w:r>
-        <w:t xml:space="preserve"> con un pulsante “</w:t>
-      </w:r>
-      <w:proofErr w:type="spellStart"/>
-      <w:r>
-        <w:t>Stacking</w:t>
-      </w:r>
-      <w:proofErr w:type="spellEnd"/>
-      <w:r>
-        <w:t xml:space="preserve"> Mode”?</w:t>
+        <w:t xml:space="preserve"> con un pulsante “Stacking Mode”?</w:t>
       </w:r>
     </w:p>
     <w:p>
@@ -7587,15 +4972,7 @@
     </w:p>
     <w:p>
       <w:r>
-        <w:t xml:space="preserve">E ora che abbiamo rotto il ghiaccio con lo </w:t>
-      </w:r>
-      <w:proofErr w:type="spellStart"/>
-      <w:r>
-        <w:t>stacking</w:t>
-      </w:r>
-      <w:proofErr w:type="spellEnd"/>
-      <w:r>
-        <w:t xml:space="preserve">, possiamo iniziare a costruire </w:t>
+        <w:t xml:space="preserve">E ora che abbiamo rotto il ghiaccio con lo stacking, possiamo iniziare a costruire </w:t>
       </w:r>
       <w:r>
         <w:rPr>
@@ -7632,6 +5009,7 @@
           <w:b/>
           <w:bCs/>
         </w:rPr>
+        <w:lastRenderedPageBreak/>
         <w:t>🌌</w:t>
       </w:r>
       <w:r>
@@ -7713,15 +5091,7 @@
     </w:p>
     <w:p>
       <w:r>
-        <w:t xml:space="preserve">Lo </w:t>
-      </w:r>
-      <w:proofErr w:type="spellStart"/>
-      <w:r>
-        <w:t>stacking</w:t>
-      </w:r>
-      <w:proofErr w:type="spellEnd"/>
-      <w:r>
-        <w:t xml:space="preserve"> senza allineamento è come mettere 10 foto sfocate una sopra l’altra.</w:t>
+        <w:t>Lo stacking senza allineamento è come mettere 10 foto sfocate una sopra l’altra.</w:t>
       </w:r>
     </w:p>
     <w:p>
@@ -7737,7 +5107,6 @@
         </w:numPr>
       </w:pPr>
       <w:r>
-        <w:lastRenderedPageBreak/>
         <w:t>stelle puntiformi</w:t>
       </w:r>
     </w:p>
@@ -7791,37 +5160,14 @@
           <w:b/>
           <w:bCs/>
         </w:rPr>
-        <w:t xml:space="preserve">possiamo implementarlo in </w:t>
-      </w:r>
-      <w:proofErr w:type="spellStart"/>
-      <w:r>
-        <w:rPr>
-          <w:b/>
-          <w:bCs/>
-        </w:rPr>
-        <w:t>Kotlin</w:t>
-      </w:r>
-      <w:proofErr w:type="spellEnd"/>
-      <w:r>
-        <w:rPr>
-          <w:b/>
-          <w:bCs/>
-        </w:rPr>
-        <w:t xml:space="preserve"> senza librerie esterne</w:t>
+        <w:t>possiamo implementarlo in Kotlin senza librerie esterne</w:t>
       </w:r>
       <w:r>
         <w:t>, con una cross</w:t>
       </w:r>
       <w:r>
         <w:noBreakHyphen/>
-      </w:r>
-      <w:proofErr w:type="spellStart"/>
-      <w:r>
-        <w:t>correlation</w:t>
-      </w:r>
-      <w:proofErr w:type="spellEnd"/>
-      <w:r>
-        <w:t xml:space="preserve"> 2D semplificata.</w:t>
+        <w:t>correlation 2D semplificata.</w:t>
       </w:r>
     </w:p>
     <w:p>
@@ -7851,23 +5197,7 @@
           <w:b/>
           <w:bCs/>
         </w:rPr>
-        <w:t xml:space="preserve"> 2) </w:t>
-      </w:r>
-      <w:proofErr w:type="spellStart"/>
-      <w:r>
-        <w:rPr>
-          <w:b/>
-          <w:bCs/>
-        </w:rPr>
-        <w:t>Stacking</w:t>
-      </w:r>
-      <w:proofErr w:type="spellEnd"/>
-      <w:r>
-        <w:rPr>
-          <w:b/>
-          <w:bCs/>
-        </w:rPr>
-        <w:t xml:space="preserve"> mediano (rumore bassissimo)</w:t>
+        <w:t xml:space="preserve"> 2) Stacking mediano (rumore bassissimo)</w:t>
       </w:r>
     </w:p>
     <w:p>
@@ -7991,23 +5321,7 @@
         </w:numPr>
       </w:pPr>
       <w:r>
-        <w:t>calcoli la nitidezza (</w:t>
-      </w:r>
-      <w:proofErr w:type="spellStart"/>
-      <w:r>
-        <w:t>Laplacian</w:t>
-      </w:r>
-      <w:proofErr w:type="spellEnd"/>
-      <w:r>
-        <w:t xml:space="preserve"> </w:t>
-      </w:r>
-      <w:proofErr w:type="spellStart"/>
-      <w:r>
-        <w:t>variance</w:t>
-      </w:r>
-      <w:proofErr w:type="spellEnd"/>
-      <w:r>
-        <w:t>)</w:t>
+        <w:t>calcoli la nitidezza (Laplacian variance)</w:t>
       </w:r>
     </w:p>
     <w:p>
@@ -8028,13 +5342,9 @@
           <w:numId w:val="24"/>
         </w:numPr>
       </w:pPr>
-      <w:proofErr w:type="spellStart"/>
-      <w:r>
-        <w:t>li</w:t>
-      </w:r>
-      <w:proofErr w:type="spellEnd"/>
-      <w:r>
-        <w:t xml:space="preserve"> allinei</w:t>
+      <w:r>
+        <w:lastRenderedPageBreak/>
+        <w:t>li allinei</w:t>
       </w:r>
     </w:p>
     <w:p>
@@ -8044,34 +5354,13 @@
           <w:numId w:val="24"/>
         </w:numPr>
       </w:pPr>
-      <w:proofErr w:type="spellStart"/>
-      <w:r>
-        <w:t>li</w:t>
-      </w:r>
-      <w:proofErr w:type="spellEnd"/>
-      <w:r>
-        <w:t xml:space="preserve"> stacchi</w:t>
-      </w:r>
-    </w:p>
-    <w:p>
-      <w:r>
-        <w:t xml:space="preserve">È esattamente quello che fanno </w:t>
-      </w:r>
-      <w:proofErr w:type="spellStart"/>
-      <w:r>
-        <w:t>Registax</w:t>
-      </w:r>
-      <w:proofErr w:type="spellEnd"/>
-      <w:r>
-        <w:t xml:space="preserve"> e </w:t>
-      </w:r>
-      <w:proofErr w:type="spellStart"/>
-      <w:r>
-        <w:t>AstroSurface</w:t>
-      </w:r>
-      <w:proofErr w:type="spellEnd"/>
-      <w:r>
-        <w:t>.</w:t>
+      <w:r>
+        <w:t>li stacchi</w:t>
+      </w:r>
+    </w:p>
+    <w:p>
+      <w:r>
+        <w:t>È esattamente quello che fanno Registax e AstroSurface.</w:t>
       </w:r>
     </w:p>
     <w:p>
@@ -8101,60 +5390,12 @@
           <w:b/>
           <w:bCs/>
         </w:rPr>
-        <w:t xml:space="preserve"> 4) </w:t>
-      </w:r>
-      <w:proofErr w:type="spellStart"/>
-      <w:r>
-        <w:rPr>
-          <w:b/>
-          <w:bCs/>
-        </w:rPr>
-        <w:t>Sharpening</w:t>
-      </w:r>
-      <w:proofErr w:type="spellEnd"/>
-      <w:r>
-        <w:rPr>
-          <w:b/>
-          <w:bCs/>
-        </w:rPr>
-        <w:t xml:space="preserve"> controllato (</w:t>
-      </w:r>
-      <w:proofErr w:type="spellStart"/>
-      <w:r>
-        <w:rPr>
-          <w:b/>
-          <w:bCs/>
-        </w:rPr>
-        <w:t>Unsharp</w:t>
-      </w:r>
-      <w:proofErr w:type="spellEnd"/>
-      <w:r>
-        <w:rPr>
-          <w:b/>
-          <w:bCs/>
-        </w:rPr>
-        <w:t xml:space="preserve"> Mask)</w:t>
-      </w:r>
-    </w:p>
-    <w:p>
-      <w:r>
-        <w:t xml:space="preserve">Dopo lo </w:t>
-      </w:r>
-      <w:proofErr w:type="spellStart"/>
-      <w:r>
-        <w:t>stacking</w:t>
-      </w:r>
-      <w:proofErr w:type="spellEnd"/>
-      <w:r>
-        <w:t xml:space="preserve">, un leggero </w:t>
-      </w:r>
-      <w:proofErr w:type="spellStart"/>
-      <w:r>
-        <w:t>sharpening</w:t>
-      </w:r>
-      <w:proofErr w:type="spellEnd"/>
-      <w:r>
-        <w:t>:</w:t>
+        <w:t xml:space="preserve"> 4) Sharpening controllato (Unsharp Mask)</w:t>
+      </w:r>
+    </w:p>
+    <w:p>
+      <w:r>
+        <w:t>Dopo lo stacking, un leggero sharpening:</w:t>
       </w:r>
     </w:p>
     <w:p>
@@ -8192,7 +5433,6 @@
     </w:p>
     <w:p>
       <w:r>
-        <w:lastRenderedPageBreak/>
         <w:t>È la ciliegina finale.</w:t>
       </w:r>
     </w:p>
@@ -8228,15 +5468,7 @@
     </w:p>
     <w:p>
       <w:r>
-        <w:t xml:space="preserve">Per oggetti deep </w:t>
-      </w:r>
-      <w:proofErr w:type="spellStart"/>
-      <w:r>
-        <w:t>sky</w:t>
-      </w:r>
-      <w:proofErr w:type="spellEnd"/>
-      <w:r>
-        <w:t xml:space="preserve"> (ammassi, nebulose, galassie):</w:t>
+        <w:t>Per oggetti deep sky (ammassi, nebulose, galassie):</w:t>
       </w:r>
     </w:p>
     <w:p>
@@ -8268,13 +5500,8 @@
           <w:numId w:val="26"/>
         </w:numPr>
       </w:pPr>
-      <w:proofErr w:type="spellStart"/>
-      <w:r>
-        <w:t>stacking</w:t>
-      </w:r>
-      <w:proofErr w:type="spellEnd"/>
-      <w:r>
-        <w:t xml:space="preserve"> di esposizioni lunghe</w:t>
+      <w:r>
+        <w:t>stacking di esposizioni lunghe</w:t>
       </w:r>
     </w:p>
     <w:p>
@@ -8313,23 +5540,7 @@
           <w:b/>
           <w:bCs/>
         </w:rPr>
-        <w:t xml:space="preserve"> 6) Focus </w:t>
-      </w:r>
-      <w:proofErr w:type="spellStart"/>
-      <w:r>
-        <w:rPr>
-          <w:b/>
-          <w:bCs/>
-        </w:rPr>
-        <w:t>peaking</w:t>
-      </w:r>
-      <w:proofErr w:type="spellEnd"/>
-      <w:r>
-        <w:rPr>
-          <w:b/>
-          <w:bCs/>
-        </w:rPr>
-        <w:t xml:space="preserve"> (per mettere a fuoco il telescopio)</w:t>
+        <w:t xml:space="preserve"> 6) Focus peaking (per mettere a fuoco il telescopio)</w:t>
       </w:r>
     </w:p>
     <w:p>
@@ -8338,15 +5549,7 @@
       </w:r>
       <w:r>
         <w:br/>
-        <w:t xml:space="preserve">Il focus </w:t>
-      </w:r>
-      <w:proofErr w:type="spellStart"/>
-      <w:r>
-        <w:t>peaking</w:t>
-      </w:r>
-      <w:proofErr w:type="spellEnd"/>
-      <w:r>
-        <w:t xml:space="preserve"> ti dice quando sei a fuoco perfetto.</w:t>
+        <w:t>Il focus peaking ti dice quando sei a fuoco perfetto.</w:t>
       </w:r>
     </w:p>
     <w:p>
@@ -8381,17 +5584,8 @@
           <w:b/>
           <w:bCs/>
         </w:rPr>
-        <w:t xml:space="preserve"> 7) Livella digitale + drift </w:t>
-      </w:r>
-      <w:proofErr w:type="spellStart"/>
-      <w:r>
-        <w:rPr>
-          <w:b/>
-          <w:bCs/>
-        </w:rPr>
-        <w:t>indicator</w:t>
-      </w:r>
-      <w:proofErr w:type="spellEnd"/>
+        <w:t xml:space="preserve"> 7) Livella digitale + drift indicator</w:t>
+      </w:r>
     </w:p>
     <w:p>
       <w:r>
@@ -8480,6 +5674,7 @@
     </w:p>
     <w:p>
       <w:r>
+        <w:lastRenderedPageBreak/>
         <w:t>È come avere un “anti</w:t>
       </w:r>
       <w:r>
@@ -8519,15 +5714,7 @@
     </w:p>
     <w:p>
       <w:r>
-        <w:t xml:space="preserve">Visto che lo </w:t>
-      </w:r>
-      <w:proofErr w:type="spellStart"/>
-      <w:r>
-        <w:t>stacking</w:t>
-      </w:r>
-      <w:proofErr w:type="spellEnd"/>
-      <w:r>
-        <w:t xml:space="preserve"> base ora funziona, il prossimo passo logico è:</w:t>
+        <w:t>Visto che lo stacking base ora funziona, il prossimo passo logico è:</w:t>
       </w:r>
     </w:p>
     <w:p>
@@ -8570,12 +5757,8 @@
       </w:r>
       <w:r>
         <w:noBreakHyphen/>
-      </w:r>
-      <w:proofErr w:type="spellStart"/>
-      <w:r>
         <w:t>correlation</w:t>
       </w:r>
-      <w:proofErr w:type="spellEnd"/>
     </w:p>
     <w:p>
       <w:pPr>
@@ -8585,15 +5768,7 @@
         </w:numPr>
       </w:pPr>
       <w:r>
-        <w:t xml:space="preserve">calcolo dello shift (dx, </w:t>
-      </w:r>
-      <w:proofErr w:type="spellStart"/>
-      <w:r>
-        <w:t>dy</w:t>
-      </w:r>
-      <w:proofErr w:type="spellEnd"/>
-      <w:r>
-        <w:t>)</w:t>
+        <w:t>calcolo dello shift (dx, dy)</w:t>
       </w:r>
     </w:p>
     <w:p>
@@ -8604,7 +5779,6 @@
         </w:numPr>
       </w:pPr>
       <w:r>
-        <w:lastRenderedPageBreak/>
         <w:t>applicazione dello shift al bitmap</w:t>
       </w:r>
     </w:p>
@@ -8616,28 +5790,12 @@
         </w:numPr>
       </w:pPr>
       <w:r>
-        <w:t xml:space="preserve">integrazione nello </w:t>
-      </w:r>
-      <w:proofErr w:type="spellStart"/>
-      <w:r>
-        <w:t>stacking</w:t>
-      </w:r>
-      <w:proofErr w:type="spellEnd"/>
-      <w:r>
-        <w:t xml:space="preserve"> che hai già</w:t>
-      </w:r>
-    </w:p>
-    <w:p>
-      <w:r>
-        <w:t xml:space="preserve">Tutto in </w:t>
-      </w:r>
-      <w:proofErr w:type="spellStart"/>
-      <w:r>
-        <w:t>Kotlin</w:t>
-      </w:r>
-      <w:proofErr w:type="spellEnd"/>
-      <w:r>
-        <w:t>, tutto pronto da incollare.</w:t>
+        <w:t>integrazione nello stacking che hai già</w:t>
+      </w:r>
+    </w:p>
+    <w:p>
+      <w:r>
+        <w:t>Tutto in Kotlin, tutto pronto da incollare.</w:t>
       </w:r>
     </w:p>
     <w:p/>
@@ -8657,25 +5815,7 @@
           <w:b/>
           <w:bCs/>
         </w:rPr>
-        <w:t xml:space="preserve">🔭 Vuoi fare </w:t>
-      </w:r>
-      <w:proofErr w:type="spellStart"/>
-      <w:r>
-        <w:rPr>
-          <w:rFonts w:ascii="Segoe UI Emoji" w:hAnsi="Segoe UI Emoji" w:cs="Segoe UI Emoji"/>
-          <w:b/>
-          <w:bCs/>
-        </w:rPr>
-        <w:t>stacking</w:t>
-      </w:r>
-      <w:proofErr w:type="spellEnd"/>
-      <w:r>
-        <w:rPr>
-          <w:rFonts w:ascii="Segoe UI Emoji" w:hAnsi="Segoe UI Emoji" w:cs="Segoe UI Emoji"/>
-          <w:b/>
-          <w:bCs/>
-        </w:rPr>
-        <w:t xml:space="preserve"> SERIO da astrofotografia?</w:t>
+        <w:t>🔭 Vuoi fare stacking SERIO da astrofotografia?</w:t>
       </w:r>
     </w:p>
     <w:p>
@@ -8764,18 +5904,8 @@
           <w:b/>
           <w:bCs/>
         </w:rPr>
-        <w:t xml:space="preserve">Dark frame </w:t>
-      </w:r>
-      <w:proofErr w:type="spellStart"/>
-      <w:r>
-        <w:rPr>
-          <w:rFonts w:ascii="Segoe UI Emoji" w:hAnsi="Segoe UI Emoji" w:cs="Segoe UI Emoji"/>
-          <w:b/>
-          <w:bCs/>
-        </w:rPr>
-        <w:t>subtraction</w:t>
-      </w:r>
-      <w:proofErr w:type="spellEnd"/>
+        <w:t>Dark frame subtraction</w:t>
+      </w:r>
     </w:p>
     <w:p>
       <w:pPr>
@@ -8789,34 +5919,14 @@
           <w:bCs/>
         </w:rPr>
       </w:pPr>
-      <w:proofErr w:type="spellStart"/>
-      <w:r>
-        <w:rPr>
-          <w:rFonts w:ascii="Segoe UI Emoji" w:hAnsi="Segoe UI Emoji" w:cs="Segoe UI Emoji"/>
-          <w:b/>
-          <w:bCs/>
-        </w:rPr>
-        <w:t>Flat</w:t>
-      </w:r>
-      <w:proofErr w:type="spellEnd"/>
-      <w:r>
-        <w:rPr>
-          <w:rFonts w:ascii="Segoe UI Emoji" w:hAnsi="Segoe UI Emoji" w:cs="Segoe UI Emoji"/>
-          <w:b/>
-          <w:bCs/>
-        </w:rPr>
-        <w:t xml:space="preserve"> field </w:t>
-      </w:r>
-      <w:proofErr w:type="spellStart"/>
-      <w:r>
-        <w:rPr>
-          <w:rFonts w:ascii="Segoe UI Emoji" w:hAnsi="Segoe UI Emoji" w:cs="Segoe UI Emoji"/>
-          <w:b/>
-          <w:bCs/>
-        </w:rPr>
-        <w:t>correction</w:t>
-      </w:r>
-      <w:proofErr w:type="spellEnd"/>
+      <w:r>
+        <w:rPr>
+          <w:rFonts w:ascii="Segoe UI Emoji" w:hAnsi="Segoe UI Emoji" w:cs="Segoe UI Emoji"/>
+          <w:b/>
+          <w:bCs/>
+        </w:rPr>
+        <w:t>Flat field correction</w:t>
+      </w:r>
     </w:p>
     <w:p>
       <w:pPr>
@@ -8830,23 +5940,13 @@
           <w:bCs/>
         </w:rPr>
       </w:pPr>
-      <w:proofErr w:type="spellStart"/>
-      <w:r>
-        <w:rPr>
-          <w:rFonts w:ascii="Segoe UI Emoji" w:hAnsi="Segoe UI Emoji" w:cs="Segoe UI Emoji"/>
-          <w:b/>
-          <w:bCs/>
-        </w:rPr>
-        <w:t>Debayering</w:t>
-      </w:r>
-      <w:proofErr w:type="spellEnd"/>
-      <w:r>
-        <w:rPr>
-          <w:rFonts w:ascii="Segoe UI Emoji" w:hAnsi="Segoe UI Emoji" w:cs="Segoe UI Emoji"/>
-          <w:b/>
-          <w:bCs/>
-        </w:rPr>
-        <w:t xml:space="preserve"> RAW se vuoi lavorare in DNG</w:t>
+      <w:r>
+        <w:rPr>
+          <w:rFonts w:ascii="Segoe UI Emoji" w:hAnsi="Segoe UI Emoji" w:cs="Segoe UI Emoji"/>
+          <w:b/>
+          <w:bCs/>
+        </w:rPr>
+        <w:t>Debayering RAW se vuoi lavorare in DNG</w:t>
       </w:r>
     </w:p>
     <w:p>
@@ -8870,6 +5970,1279 @@
     <w:p>
       <w:r>
         <w:t>Ho avviato la pagina, Icona Android 48×48 PNG. Puoi modificarla ora o tornare più tardi.</w:t>
+      </w:r>
+    </w:p>
+    <w:p/>
+    <w:p/>
+    <w:p/>
+    <w:p>
+      <w:r>
+        <w:t>---------------  QUALITY --------------</w:t>
+      </w:r>
+    </w:p>
+    <w:p>
+      <w:r>
+        <w:t xml:space="preserve">Antonio, qui entriamo </w:t>
+      </w:r>
+      <w:r>
+        <w:rPr>
+          <w:b/>
+          <w:bCs/>
+        </w:rPr>
+        <w:t>nel cuore del lucky imaging</w:t>
+      </w:r>
+      <w:r>
+        <w:t xml:space="preserve">: capire </w:t>
+      </w:r>
+      <w:r>
+        <w:rPr>
+          <w:i/>
+          <w:iCs/>
+        </w:rPr>
+        <w:t>quali</w:t>
+      </w:r>
+      <w:r>
+        <w:t xml:space="preserve"> frame scartare perché rovinati dal seeing.</w:t>
+      </w:r>
+    </w:p>
+    <w:p>
+      <w:r>
+        <w:lastRenderedPageBreak/>
+        <w:t xml:space="preserve">La buona notizia è che possiamo farlo </w:t>
+      </w:r>
+      <w:r>
+        <w:rPr>
+          <w:b/>
+          <w:bCs/>
+        </w:rPr>
+        <w:t>in modo completamente automatico</w:t>
+      </w:r>
+      <w:r>
+        <w:t>, e in Kotlin, con algoritmi semplici ma molto efficaci.</w:t>
+      </w:r>
+    </w:p>
+    <w:p>
+      <w:r>
+        <w:pict w14:anchorId="66EBCFC3">
+          <v:rect id="_x0000_i1057" style="width:0;height:1.5pt" o:hralign="center" o:hrstd="t" o:hr="t" fillcolor="#a0a0a0" stroked="f"/>
+        </w:pict>
+      </w:r>
+    </w:p>
+    <w:p>
+      <w:pPr>
+        <w:rPr>
+          <w:b/>
+          <w:bCs/>
+        </w:rPr>
+      </w:pPr>
+      <w:r>
+        <w:rPr>
+          <w:rFonts w:ascii="Segoe UI Emoji" w:hAnsi="Segoe UI Emoji" w:cs="Segoe UI Emoji"/>
+          <w:b/>
+          <w:bCs/>
+        </w:rPr>
+        <w:t>⭐</w:t>
+      </w:r>
+      <w:r>
+        <w:rPr>
+          <w:b/>
+          <w:bCs/>
+        </w:rPr>
+        <w:t xml:space="preserve"> Come riconoscere i frame “cattivi” (seeing scarso)</w:t>
+      </w:r>
+    </w:p>
+    <w:p>
+      <w:r>
+        <w:t>Il seeing cattivo si manifesta così:</w:t>
+      </w:r>
+    </w:p>
+    <w:p>
+      <w:pPr>
+        <w:numPr>
+          <w:ilvl w:val="0"/>
+          <w:numId w:val="34"/>
+        </w:numPr>
+      </w:pPr>
+      <w:r>
+        <w:t xml:space="preserve">stelle più </w:t>
+      </w:r>
+      <w:r>
+        <w:rPr>
+          <w:b/>
+          <w:bCs/>
+        </w:rPr>
+        <w:t>gonfie</w:t>
+      </w:r>
+    </w:p>
+    <w:p>
+      <w:pPr>
+        <w:numPr>
+          <w:ilvl w:val="0"/>
+          <w:numId w:val="34"/>
+        </w:numPr>
+      </w:pPr>
+      <w:r>
+        <w:t xml:space="preserve">bordi meno </w:t>
+      </w:r>
+      <w:r>
+        <w:rPr>
+          <w:b/>
+          <w:bCs/>
+        </w:rPr>
+        <w:t>netti</w:t>
+      </w:r>
+    </w:p>
+    <w:p>
+      <w:pPr>
+        <w:numPr>
+          <w:ilvl w:val="0"/>
+          <w:numId w:val="34"/>
+        </w:numPr>
+      </w:pPr>
+      <w:r>
+        <w:t>dettagli che “tremano”</w:t>
+      </w:r>
+    </w:p>
+    <w:p>
+      <w:pPr>
+        <w:numPr>
+          <w:ilvl w:val="0"/>
+          <w:numId w:val="34"/>
+        </w:numPr>
+      </w:pPr>
+      <w:r>
+        <w:t>contrasto più basso</w:t>
+      </w:r>
+    </w:p>
+    <w:p>
+      <w:r>
+        <w:t xml:space="preserve">Quindi dobbiamo misurare </w:t>
+      </w:r>
+      <w:r>
+        <w:rPr>
+          <w:b/>
+          <w:bCs/>
+        </w:rPr>
+        <w:t>quanto è nitida</w:t>
+      </w:r>
+      <w:r>
+        <w:t xml:space="preserve"> ogni immagine.</w:t>
+      </w:r>
+    </w:p>
+    <w:p>
+      <w:r>
+        <w:t>La metrica più usata in astrofotografia è:</w:t>
+      </w:r>
+    </w:p>
+    <w:p>
+      <w:pPr>
+        <w:rPr>
+          <w:b/>
+          <w:bCs/>
+        </w:rPr>
+      </w:pPr>
+      <w:r>
+        <w:rPr>
+          <w:rFonts w:ascii="Segoe UI Emoji" w:hAnsi="Segoe UI Emoji" w:cs="Segoe UI Emoji"/>
+          <w:b/>
+          <w:bCs/>
+        </w:rPr>
+        <w:t>⭐</w:t>
+      </w:r>
+      <w:r>
+        <w:rPr>
+          <w:b/>
+          <w:bCs/>
+        </w:rPr>
+        <w:t xml:space="preserve"> 1) Laplacian Variance (Varianza del Laplaciano)</w:t>
+      </w:r>
+    </w:p>
+    <w:p>
+      <w:r>
+        <w:t>È lo standard per valutare la nitidezza.</w:t>
+      </w:r>
+    </w:p>
+    <w:p>
+      <w:r>
+        <w:t>Funziona così:</w:t>
+      </w:r>
+    </w:p>
+    <w:p>
+      <w:pPr>
+        <w:numPr>
+          <w:ilvl w:val="0"/>
+          <w:numId w:val="35"/>
+        </w:numPr>
+      </w:pPr>
+      <w:r>
+        <w:t>applichi un filtro Laplaciano all’immagine</w:t>
+      </w:r>
+    </w:p>
+    <w:p>
+      <w:pPr>
+        <w:numPr>
+          <w:ilvl w:val="0"/>
+          <w:numId w:val="35"/>
+        </w:numPr>
+      </w:pPr>
+      <w:r>
+        <w:t>calcoli la varianza del risultato</w:t>
+      </w:r>
+    </w:p>
+    <w:p>
+      <w:pPr>
+        <w:numPr>
+          <w:ilvl w:val="0"/>
+          <w:numId w:val="35"/>
+        </w:numPr>
+      </w:pPr>
+      <w:r>
+        <w:t>più è alta → immagine nitida</w:t>
+      </w:r>
+    </w:p>
+    <w:p>
+      <w:pPr>
+        <w:numPr>
+          <w:ilvl w:val="0"/>
+          <w:numId w:val="35"/>
+        </w:numPr>
+      </w:pPr>
+      <w:r>
+        <w:t>più è bassa → seeing pessimo</w:t>
+      </w:r>
+    </w:p>
+    <w:p>
+      <w:r>
+        <w:t>È veloce, robusto e perfetto per sequenze Luna/pianeti.</w:t>
+      </w:r>
+    </w:p>
+    <w:p>
+      <w:r>
+        <w:pict w14:anchorId="7F8E5D81">
+          <v:rect id="_x0000_i1058" style="width:0;height:1.5pt" o:hralign="center" o:hrstd="t" o:hr="t" fillcolor="#a0a0a0" stroked="f"/>
+        </w:pict>
+      </w:r>
+    </w:p>
+    <w:p>
+      <w:pPr>
+        <w:rPr>
+          <w:b/>
+          <w:bCs/>
+        </w:rPr>
+      </w:pPr>
+      <w:r>
+        <w:rPr>
+          <w:rFonts w:ascii="Segoe UI Emoji" w:hAnsi="Segoe UI Emoji" w:cs="Segoe UI Emoji"/>
+          <w:b/>
+          <w:bCs/>
+        </w:rPr>
+        <w:t>⭐</w:t>
+      </w:r>
+      <w:r>
+        <w:rPr>
+          <w:b/>
+          <w:bCs/>
+        </w:rPr>
+        <w:t xml:space="preserve"> 2) Tenere solo i migliori N% frame</w:t>
+      </w:r>
+    </w:p>
+    <w:p>
+      <w:r>
+        <w:t>Dopo aver calcolato la nitidezza di ogni frame:</w:t>
+      </w:r>
+    </w:p>
+    <w:p>
+      <w:pPr>
+        <w:numPr>
+          <w:ilvl w:val="0"/>
+          <w:numId w:val="36"/>
+        </w:numPr>
+      </w:pPr>
+      <w:r>
+        <w:t>ordini i valori</w:t>
+      </w:r>
+    </w:p>
+    <w:p>
+      <w:pPr>
+        <w:numPr>
+          <w:ilvl w:val="0"/>
+          <w:numId w:val="36"/>
+        </w:numPr>
+      </w:pPr>
+      <w:r>
+        <w:t xml:space="preserve">tieni solo il </w:t>
+      </w:r>
+      <w:r>
+        <w:rPr>
+          <w:b/>
+          <w:bCs/>
+        </w:rPr>
+        <w:t>20–40%</w:t>
+      </w:r>
+      <w:r>
+        <w:t xml:space="preserve"> migliore</w:t>
+      </w:r>
+    </w:p>
+    <w:p>
+      <w:pPr>
+        <w:numPr>
+          <w:ilvl w:val="0"/>
+          <w:numId w:val="36"/>
+        </w:numPr>
+      </w:pPr>
+      <w:r>
+        <w:t>scarti il resto</w:t>
+      </w:r>
+    </w:p>
+    <w:p>
+      <w:r>
+        <w:t>Questo è esattamente ciò che fanno Registax, AutoStakkert e AstroSurface.</w:t>
+      </w:r>
+    </w:p>
+    <w:p>
+      <w:r>
+        <w:pict w14:anchorId="13A60CC3">
+          <v:rect id="_x0000_i1059" style="width:0;height:1.5pt" o:hralign="center" o:hrstd="t" o:hr="t" fillcolor="#a0a0a0" stroked="f"/>
+        </w:pict>
+      </w:r>
+    </w:p>
+    <w:p>
+      <w:pPr>
+        <w:rPr>
+          <w:b/>
+          <w:bCs/>
+        </w:rPr>
+      </w:pPr>
+      <w:r>
+        <w:rPr>
+          <w:rFonts w:ascii="Segoe UI Emoji" w:hAnsi="Segoe UI Emoji" w:cs="Segoe UI Emoji"/>
+          <w:b/>
+          <w:bCs/>
+        </w:rPr>
+        <w:t>⭐</w:t>
+      </w:r>
+      <w:r>
+        <w:rPr>
+          <w:b/>
+          <w:bCs/>
+        </w:rPr>
+        <w:t xml:space="preserve"> 3) (Opzionale) Misura della “stellosità” (solo se ci sono stelle)</w:t>
+      </w:r>
+    </w:p>
+    <w:p>
+      <w:r>
+        <w:t>Se nel frame ci sono stelle, puoi misurare:</w:t>
+      </w:r>
+    </w:p>
+    <w:p>
+      <w:pPr>
+        <w:numPr>
+          <w:ilvl w:val="0"/>
+          <w:numId w:val="37"/>
+        </w:numPr>
+        <w:rPr>
+          <w:lang w:val="en-GB"/>
+        </w:rPr>
+      </w:pPr>
+      <w:r>
+        <w:rPr>
+          <w:b/>
+          <w:bCs/>
+          <w:lang w:val="en-GB"/>
+        </w:rPr>
+        <w:t>FWHM</w:t>
+      </w:r>
+      <w:r>
+        <w:rPr>
+          <w:lang w:val="en-GB"/>
+        </w:rPr>
+        <w:t xml:space="preserve"> (Full Width Half Maximum)</w:t>
+      </w:r>
+    </w:p>
+    <w:p>
+      <w:pPr>
+        <w:numPr>
+          <w:ilvl w:val="0"/>
+          <w:numId w:val="37"/>
+        </w:numPr>
+      </w:pPr>
+      <w:r>
+        <w:rPr>
+          <w:b/>
+          <w:bCs/>
+        </w:rPr>
+        <w:t>eccentricità</w:t>
+      </w:r>
+    </w:p>
+    <w:p>
+      <w:pPr>
+        <w:numPr>
+          <w:ilvl w:val="0"/>
+          <w:numId w:val="37"/>
+        </w:numPr>
+      </w:pPr>
+      <w:r>
+        <w:rPr>
+          <w:b/>
+          <w:bCs/>
+        </w:rPr>
+        <w:t>numero di stelle rilevate</w:t>
+      </w:r>
+    </w:p>
+    <w:p>
+      <w:r>
+        <w:lastRenderedPageBreak/>
+        <w:t>Ma per Luna e pianeti il Laplacian è più affidabile.</w:t>
+      </w:r>
+    </w:p>
+    <w:p>
+      <w:r>
+        <w:pict w14:anchorId="644441B8">
+          <v:rect id="_x0000_i1060" style="width:0;height:1.5pt" o:hralign="center" o:hrstd="t" o:hr="t" fillcolor="#a0a0a0" stroked="f"/>
+        </w:pict>
+      </w:r>
+    </w:p>
+    <w:p>
+      <w:pPr>
+        <w:rPr>
+          <w:b/>
+          <w:bCs/>
+        </w:rPr>
+      </w:pPr>
+      <w:r>
+        <w:rPr>
+          <w:rFonts w:ascii="Segoe UI Emoji" w:hAnsi="Segoe UI Emoji" w:cs="Segoe UI Emoji"/>
+          <w:b/>
+          <w:bCs/>
+        </w:rPr>
+        <w:t>🔧</w:t>
+      </w:r>
+      <w:r>
+        <w:rPr>
+          <w:b/>
+          <w:bCs/>
+        </w:rPr>
+        <w:t xml:space="preserve"> Codice Kotlin pronto da usare: Laplacian Variance</w:t>
+      </w:r>
+    </w:p>
+    <w:p>
+      <w:r>
+        <w:t xml:space="preserve">Ti preparo una funzione </w:t>
+      </w:r>
+      <w:r>
+        <w:rPr>
+          <w:b/>
+          <w:bCs/>
+        </w:rPr>
+        <w:t>direttamente integrabile</w:t>
+      </w:r>
+      <w:r>
+        <w:t xml:space="preserve"> nella tua pipeline:</w:t>
+      </w:r>
+    </w:p>
+    <w:p>
+      <w:pPr>
+        <w:rPr>
+          <w:lang w:val="en-GB"/>
+        </w:rPr>
+      </w:pPr>
+      <w:r>
+        <w:rPr>
+          <w:lang w:val="en-GB"/>
+        </w:rPr>
+        <w:t>fun laplacianVariance(bitmap: Bitmap): Double {</w:t>
+      </w:r>
+    </w:p>
+    <w:p>
+      <w:pPr>
+        <w:rPr>
+          <w:lang w:val="en-GB"/>
+        </w:rPr>
+      </w:pPr>
+      <w:r>
+        <w:rPr>
+          <w:lang w:val="en-GB"/>
+        </w:rPr>
+        <w:t xml:space="preserve">    val width = bitmap.width</w:t>
+      </w:r>
+    </w:p>
+    <w:p>
+      <w:pPr>
+        <w:rPr>
+          <w:lang w:val="en-GB"/>
+        </w:rPr>
+      </w:pPr>
+      <w:r>
+        <w:rPr>
+          <w:lang w:val="en-GB"/>
+        </w:rPr>
+        <w:t xml:space="preserve">    val height = bitmap.height</w:t>
+      </w:r>
+    </w:p>
+    <w:p>
+      <w:pPr>
+        <w:rPr>
+          <w:lang w:val="en-GB"/>
+        </w:rPr>
+      </w:pPr>
+      <w:r>
+        <w:rPr>
+          <w:lang w:val="en-GB"/>
+        </w:rPr>
+        <w:t xml:space="preserve">    val pixels = IntArray(width * height)</w:t>
+      </w:r>
+    </w:p>
+    <w:p>
+      <w:pPr>
+        <w:rPr>
+          <w:lang w:val="en-GB"/>
+        </w:rPr>
+      </w:pPr>
+      <w:r>
+        <w:rPr>
+          <w:lang w:val="en-GB"/>
+        </w:rPr>
+        <w:t xml:space="preserve">    bitmap.getPixels(pixels, 0, width, 0, 0, width, height)</w:t>
+      </w:r>
+    </w:p>
+    <w:p>
+      <w:pPr>
+        <w:rPr>
+          <w:lang w:val="en-GB"/>
+        </w:rPr>
+      </w:pPr>
+    </w:p>
+    <w:p>
+      <w:pPr>
+        <w:rPr>
+          <w:lang w:val="en-GB"/>
+        </w:rPr>
+      </w:pPr>
+      <w:r>
+        <w:rPr>
+          <w:lang w:val="en-GB"/>
+        </w:rPr>
+        <w:t xml:space="preserve">    // Converti in luminanza (Y)</w:t>
+      </w:r>
+    </w:p>
+    <w:p>
+      <w:pPr>
+        <w:rPr>
+          <w:lang w:val="en-GB"/>
+        </w:rPr>
+      </w:pPr>
+      <w:r>
+        <w:rPr>
+          <w:lang w:val="en-GB"/>
+        </w:rPr>
+        <w:t xml:space="preserve">    val gray = DoubleArray(width * height)</w:t>
+      </w:r>
+    </w:p>
+    <w:p>
+      <w:pPr>
+        <w:rPr>
+          <w:lang w:val="en-GB"/>
+        </w:rPr>
+      </w:pPr>
+      <w:r>
+        <w:rPr>
+          <w:lang w:val="en-GB"/>
+        </w:rPr>
+        <w:t xml:space="preserve">    for (i in pixels.indices) {</w:t>
+      </w:r>
+    </w:p>
+    <w:p>
+      <w:pPr>
+        <w:rPr>
+          <w:lang w:val="en-GB"/>
+        </w:rPr>
+      </w:pPr>
+      <w:r>
+        <w:rPr>
+          <w:lang w:val="en-GB"/>
+        </w:rPr>
+        <w:t xml:space="preserve">        val p = pixels[i]</w:t>
+      </w:r>
+    </w:p>
+    <w:p>
+      <w:pPr>
+        <w:rPr>
+          <w:lang w:val="en-GB"/>
+        </w:rPr>
+      </w:pPr>
+      <w:r>
+        <w:rPr>
+          <w:lang w:val="en-GB"/>
+        </w:rPr>
+        <w:t xml:space="preserve">        val r = (p shr 16) and 0xFF</w:t>
+      </w:r>
+    </w:p>
+    <w:p>
+      <w:pPr>
+        <w:rPr>
+          <w:lang w:val="en-GB"/>
+        </w:rPr>
+      </w:pPr>
+      <w:r>
+        <w:rPr>
+          <w:lang w:val="en-GB"/>
+        </w:rPr>
+        <w:t xml:space="preserve">        val g = (p shr 8) and 0xFF</w:t>
+      </w:r>
+    </w:p>
+    <w:p>
+      <w:pPr>
+        <w:rPr>
+          <w:lang w:val="en-GB"/>
+        </w:rPr>
+      </w:pPr>
+      <w:r>
+        <w:rPr>
+          <w:lang w:val="en-GB"/>
+        </w:rPr>
+        <w:t xml:space="preserve">        val b = p and 0xFF</w:t>
+      </w:r>
+    </w:p>
+    <w:p>
+      <w:pPr>
+        <w:rPr>
+          <w:lang w:val="en-GB"/>
+        </w:rPr>
+      </w:pPr>
+      <w:r>
+        <w:rPr>
+          <w:lang w:val="en-GB"/>
+        </w:rPr>
+        <w:t xml:space="preserve">        gray[i] = 0.299*r + 0.587*g + 0.114*b</w:t>
+      </w:r>
+    </w:p>
+    <w:p>
+      <w:pPr>
+        <w:rPr>
+          <w:lang w:val="en-GB"/>
+        </w:rPr>
+      </w:pPr>
+      <w:r>
+        <w:rPr>
+          <w:lang w:val="en-GB"/>
+        </w:rPr>
+        <w:t xml:space="preserve">    }</w:t>
+      </w:r>
+    </w:p>
+    <w:p>
+      <w:pPr>
+        <w:rPr>
+          <w:lang w:val="en-GB"/>
+        </w:rPr>
+      </w:pPr>
+    </w:p>
+    <w:p>
+      <w:pPr>
+        <w:rPr>
+          <w:lang w:val="en-GB"/>
+        </w:rPr>
+      </w:pPr>
+      <w:r>
+        <w:rPr>
+          <w:lang w:val="en-GB"/>
+        </w:rPr>
+        <w:t xml:space="preserve">    // Kernel Laplaciano 3x3</w:t>
+      </w:r>
+    </w:p>
+    <w:p>
+      <w:pPr>
+        <w:rPr>
+          <w:lang w:val="en-GB"/>
+        </w:rPr>
+      </w:pPr>
+      <w:r>
+        <w:rPr>
+          <w:lang w:val="en-GB"/>
+        </w:rPr>
+        <w:t xml:space="preserve">    val kernel = arrayOf(</w:t>
+      </w:r>
+    </w:p>
+    <w:p>
+      <w:pPr>
+        <w:rPr>
+          <w:lang w:val="en-GB"/>
+        </w:rPr>
+      </w:pPr>
+      <w:r>
+        <w:rPr>
+          <w:lang w:val="en-GB"/>
+        </w:rPr>
+        <w:t xml:space="preserve">        intArrayOf(0,  1, 0),</w:t>
+      </w:r>
+    </w:p>
+    <w:p>
+      <w:pPr>
+        <w:rPr>
+          <w:lang w:val="en-GB"/>
+        </w:rPr>
+      </w:pPr>
+      <w:r>
+        <w:rPr>
+          <w:lang w:val="en-GB"/>
+        </w:rPr>
+        <w:t xml:space="preserve">        intArrayOf(1, -4, 1),</w:t>
+      </w:r>
+    </w:p>
+    <w:p>
+      <w:pPr>
+        <w:rPr>
+          <w:lang w:val="en-GB"/>
+        </w:rPr>
+      </w:pPr>
+      <w:r>
+        <w:rPr>
+          <w:lang w:val="en-GB"/>
+        </w:rPr>
+        <w:t xml:space="preserve">        intArrayOf(0,  1, 0)</w:t>
+      </w:r>
+    </w:p>
+    <w:p>
+      <w:pPr>
+        <w:rPr>
+          <w:lang w:val="en-GB"/>
+        </w:rPr>
+      </w:pPr>
+      <w:r>
+        <w:rPr>
+          <w:lang w:val="en-GB"/>
+        </w:rPr>
+        <w:t xml:space="preserve">    )</w:t>
+      </w:r>
+    </w:p>
+    <w:p>
+      <w:pPr>
+        <w:rPr>
+          <w:lang w:val="en-GB"/>
+        </w:rPr>
+      </w:pPr>
+    </w:p>
+    <w:p>
+      <w:pPr>
+        <w:rPr>
+          <w:lang w:val="en-GB"/>
+        </w:rPr>
+      </w:pPr>
+      <w:r>
+        <w:rPr>
+          <w:lang w:val="en-GB"/>
+        </w:rPr>
+        <w:t xml:space="preserve">    val lap = DoubleArray(width * height)</w:t>
+      </w:r>
+    </w:p>
+    <w:p>
+      <w:pPr>
+        <w:rPr>
+          <w:lang w:val="en-GB"/>
+        </w:rPr>
+      </w:pPr>
+    </w:p>
+    <w:p>
+      <w:pPr>
+        <w:rPr>
+          <w:lang w:val="en-GB"/>
+        </w:rPr>
+      </w:pPr>
+      <w:r>
+        <w:rPr>
+          <w:lang w:val="en-GB"/>
+        </w:rPr>
+        <w:t xml:space="preserve">    for (y in 1 until height-1) {</w:t>
+      </w:r>
+    </w:p>
+    <w:p>
+      <w:pPr>
+        <w:rPr>
+          <w:lang w:val="en-GB"/>
+        </w:rPr>
+      </w:pPr>
+      <w:r>
+        <w:rPr>
+          <w:lang w:val="en-GB"/>
+        </w:rPr>
+        <w:t xml:space="preserve">        for (x in 1 until width-1) {</w:t>
+      </w:r>
+    </w:p>
+    <w:p>
+      <w:pPr>
+        <w:rPr>
+          <w:lang w:val="en-GB"/>
+        </w:rPr>
+      </w:pPr>
+      <w:r>
+        <w:rPr>
+          <w:lang w:val="en-GB"/>
+        </w:rPr>
+        <w:t xml:space="preserve">            var sum = 0.0</w:t>
+      </w:r>
+    </w:p>
+    <w:p>
+      <w:pPr>
+        <w:rPr>
+          <w:lang w:val="en-GB"/>
+        </w:rPr>
+      </w:pPr>
+      <w:r>
+        <w:rPr>
+          <w:lang w:val="en-GB"/>
+        </w:rPr>
+        <w:lastRenderedPageBreak/>
+        <w:t xml:space="preserve">            for (ky in -1..1) {</w:t>
+      </w:r>
+    </w:p>
+    <w:p>
+      <w:pPr>
+        <w:rPr>
+          <w:lang w:val="en-GB"/>
+        </w:rPr>
+      </w:pPr>
+      <w:r>
+        <w:rPr>
+          <w:lang w:val="en-GB"/>
+        </w:rPr>
+        <w:t xml:space="preserve">                for (kx in -1..1) {</w:t>
+      </w:r>
+    </w:p>
+    <w:p>
+      <w:pPr>
+        <w:rPr>
+          <w:lang w:val="en-GB"/>
+        </w:rPr>
+      </w:pPr>
+      <w:r>
+        <w:rPr>
+          <w:lang w:val="en-GB"/>
+        </w:rPr>
+        <w:t xml:space="preserve">                    val px = x + kx</w:t>
+      </w:r>
+    </w:p>
+    <w:p>
+      <w:pPr>
+        <w:rPr>
+          <w:lang w:val="en-GB"/>
+        </w:rPr>
+      </w:pPr>
+      <w:r>
+        <w:rPr>
+          <w:lang w:val="en-GB"/>
+        </w:rPr>
+        <w:t xml:space="preserve">                    val py = y + ky</w:t>
+      </w:r>
+    </w:p>
+    <w:p>
+      <w:pPr>
+        <w:rPr>
+          <w:lang w:val="en-GB"/>
+        </w:rPr>
+      </w:pPr>
+      <w:r>
+        <w:rPr>
+          <w:lang w:val="en-GB"/>
+        </w:rPr>
+        <w:t xml:space="preserve">                    val weight = kernel[ky+1][kx+1]</w:t>
+      </w:r>
+    </w:p>
+    <w:p>
+      <w:pPr>
+        <w:rPr>
+          <w:lang w:val="en-GB"/>
+        </w:rPr>
+      </w:pPr>
+      <w:r>
+        <w:rPr>
+          <w:lang w:val="en-GB"/>
+        </w:rPr>
+        <w:t xml:space="preserve">                    sum += gray[py * width + px] * weight</w:t>
+      </w:r>
+    </w:p>
+    <w:p>
+      <w:pPr>
+        <w:rPr>
+          <w:lang w:val="en-GB"/>
+        </w:rPr>
+      </w:pPr>
+      <w:r>
+        <w:rPr>
+          <w:lang w:val="en-GB"/>
+        </w:rPr>
+        <w:t xml:space="preserve">                </w:t>
+      </w:r>
+      <w:r>
+        <w:rPr>
+          <w:lang w:val="en-GB"/>
+        </w:rPr>
+        <w:t>}</w:t>
+      </w:r>
+    </w:p>
+    <w:p>
+      <w:pPr>
+        <w:rPr>
+          <w:lang w:val="en-GB"/>
+        </w:rPr>
+      </w:pPr>
+      <w:r>
+        <w:rPr>
+          <w:lang w:val="en-GB"/>
+        </w:rPr>
+        <w:t xml:space="preserve">            }</w:t>
+      </w:r>
+    </w:p>
+    <w:p>
+      <w:pPr>
+        <w:rPr>
+          <w:lang w:val="en-GB"/>
+        </w:rPr>
+      </w:pPr>
+      <w:r>
+        <w:rPr>
+          <w:lang w:val="en-GB"/>
+        </w:rPr>
+        <w:t xml:space="preserve">            lap[y * width + x] = sum</w:t>
+      </w:r>
+    </w:p>
+    <w:p>
+      <w:pPr>
+        <w:rPr>
+          <w:lang w:val="en-GB"/>
+        </w:rPr>
+      </w:pPr>
+      <w:r>
+        <w:rPr>
+          <w:lang w:val="en-GB"/>
+        </w:rPr>
+        <w:t xml:space="preserve">        }</w:t>
+      </w:r>
+    </w:p>
+    <w:p>
+      <w:r>
+        <w:rPr>
+          <w:lang w:val="en-GB"/>
+        </w:rPr>
+        <w:t xml:space="preserve">    </w:t>
+      </w:r>
+      <w:r>
+        <w:t>}</w:t>
+      </w:r>
+    </w:p>
+    <w:p/>
+    <w:p>
+      <w:r>
+        <w:t xml:space="preserve">    // Calcola la varianza</w:t>
+      </w:r>
+    </w:p>
+    <w:p>
+      <w:r>
+        <w:t xml:space="preserve">    val mean = lap.average()</w:t>
+      </w:r>
+    </w:p>
+    <w:p>
+      <w:pPr>
+        <w:rPr>
+          <w:lang w:val="en-GB"/>
+        </w:rPr>
+      </w:pPr>
+      <w:r>
+        <w:t xml:space="preserve">    </w:t>
+      </w:r>
+      <w:r>
+        <w:rPr>
+          <w:lang w:val="en-GB"/>
+        </w:rPr>
+        <w:t>var variance = 0.0</w:t>
+      </w:r>
+    </w:p>
+    <w:p>
+      <w:pPr>
+        <w:rPr>
+          <w:lang w:val="en-GB"/>
+        </w:rPr>
+      </w:pPr>
+      <w:r>
+        <w:rPr>
+          <w:lang w:val="en-GB"/>
+        </w:rPr>
+        <w:t xml:space="preserve">    for (v in lap) variance += (v - mean) * (v - mean)</w:t>
+      </w:r>
+    </w:p>
+    <w:p>
+      <w:r>
+        <w:rPr>
+          <w:lang w:val="en-GB"/>
+        </w:rPr>
+        <w:t xml:space="preserve">    </w:t>
+      </w:r>
+      <w:r>
+        <w:t>return variance / lap.size</w:t>
+      </w:r>
+    </w:p>
+    <w:p>
+      <w:r>
+        <w:t>}</w:t>
+      </w:r>
+    </w:p>
+    <w:p>
+      <w:r>
+        <w:pict w14:anchorId="299A287B">
+          <v:rect id="_x0000_i1061" style="width:0;height:1.5pt" o:hralign="center" o:hrstd="t" o:hr="t" fillcolor="#a0a0a0" stroked="f"/>
+        </w:pict>
+      </w:r>
+    </w:p>
+    <w:p>
+      <w:pPr>
+        <w:rPr>
+          <w:b/>
+          <w:bCs/>
+        </w:rPr>
+      </w:pPr>
+      <w:r>
+        <w:rPr>
+          <w:rFonts w:ascii="Segoe UI Emoji" w:hAnsi="Segoe UI Emoji" w:cs="Segoe UI Emoji"/>
+          <w:b/>
+          <w:bCs/>
+        </w:rPr>
+        <w:t>⭐</w:t>
+      </w:r>
+      <w:r>
+        <w:rPr>
+          <w:b/>
+          <w:bCs/>
+        </w:rPr>
+        <w:t xml:space="preserve"> Come usarla nella tua pipeline</w:t>
+      </w:r>
+    </w:p>
+    <w:p>
+      <w:r>
+        <w:t>val scores = frames.map { frame -&gt;</w:t>
+      </w:r>
+    </w:p>
+    <w:p>
+      <w:r>
+        <w:t xml:space="preserve">    laplacianVariance(frame)</w:t>
+      </w:r>
+    </w:p>
+    <w:p>
+      <w:r>
+        <w:t>}</w:t>
+      </w:r>
+    </w:p>
+    <w:p/>
+    <w:p>
+      <w:r>
+        <w:t>// Ordina per nitidezza</w:t>
+      </w:r>
+    </w:p>
+    <w:p>
+      <w:r>
+        <w:t>val sorted = scores.zip(frames).sortedByDescending { it.first }</w:t>
+      </w:r>
+    </w:p>
+    <w:p/>
+    <w:p>
+      <w:pPr>
+        <w:rPr>
+          <w:lang w:val="en-GB"/>
+        </w:rPr>
+      </w:pPr>
+      <w:r>
+        <w:rPr>
+          <w:lang w:val="en-GB"/>
+        </w:rPr>
+        <w:t>// Tieni il top 30%</w:t>
+      </w:r>
+    </w:p>
+    <w:p>
+      <w:pPr>
+        <w:rPr>
+          <w:lang w:val="en-GB"/>
+        </w:rPr>
+      </w:pPr>
+      <w:r>
+        <w:rPr>
+          <w:lang w:val="en-GB"/>
+        </w:rPr>
+        <w:t>val keepCount = (sorted.size * 0.30).toInt()</w:t>
+      </w:r>
+    </w:p>
+    <w:p>
+      <w:pPr>
+        <w:rPr>
+          <w:lang w:val="en-GB"/>
+        </w:rPr>
+      </w:pPr>
+      <w:r>
+        <w:rPr>
+          <w:lang w:val="en-GB"/>
+        </w:rPr>
+        <w:t>val bestFrames = sorted.take(keepCount).map { it.second }</w:t>
+      </w:r>
+    </w:p>
+    <w:p>
+      <w:r>
+        <w:pict w14:anchorId="1A0FBB19">
+          <v:rect id="_x0000_i1062" style="width:0;height:1.5pt" o:hralign="center" o:hrstd="t" o:hr="t" fillcolor="#a0a0a0" stroked="f"/>
+        </w:pict>
+      </w:r>
+    </w:p>
+    <w:p>
+      <w:pPr>
+        <w:rPr>
+          <w:b/>
+          <w:bCs/>
+        </w:rPr>
+      </w:pPr>
+      <w:r>
+        <w:rPr>
+          <w:rFonts w:ascii="Segoe UI Emoji" w:hAnsi="Segoe UI Emoji" w:cs="Segoe UI Emoji"/>
+          <w:b/>
+          <w:bCs/>
+        </w:rPr>
+        <w:t>🎯</w:t>
+      </w:r>
+      <w:r>
+        <w:rPr>
+          <w:b/>
+          <w:bCs/>
+        </w:rPr>
+        <w:t xml:space="preserve"> Risultato</w:t>
+      </w:r>
+    </w:p>
+    <w:p>
+      <w:pPr>
+        <w:numPr>
+          <w:ilvl w:val="0"/>
+          <w:numId w:val="38"/>
+        </w:numPr>
+      </w:pPr>
+      <w:r>
+        <w:lastRenderedPageBreak/>
+        <w:t>scarti automaticamente i frame con seeing peggiore</w:t>
+      </w:r>
+    </w:p>
+    <w:p>
+      <w:pPr>
+        <w:numPr>
+          <w:ilvl w:val="0"/>
+          <w:numId w:val="38"/>
+        </w:numPr>
+      </w:pPr>
+      <w:r>
+        <w:t>tieni solo quelli nitidi</w:t>
+      </w:r>
+    </w:p>
+    <w:p>
+      <w:pPr>
+        <w:numPr>
+          <w:ilvl w:val="0"/>
+          <w:numId w:val="38"/>
+        </w:numPr>
+      </w:pPr>
+      <w:r>
+        <w:t xml:space="preserve">lo stacking migliora </w:t>
+      </w:r>
+      <w:r>
+        <w:rPr>
+          <w:b/>
+          <w:bCs/>
+        </w:rPr>
+        <w:t>tantissimo</w:t>
+      </w:r>
+    </w:p>
+    <w:p>
+      <w:pPr>
+        <w:numPr>
+          <w:ilvl w:val="0"/>
+          <w:numId w:val="38"/>
+        </w:numPr>
+      </w:pPr>
+      <w:r>
+        <w:t>l’allineamento diventa più stabile</w:t>
+      </w:r>
+    </w:p>
+    <w:p>
+      <w:pPr>
+        <w:numPr>
+          <w:ilvl w:val="0"/>
+          <w:numId w:val="38"/>
+        </w:numPr>
+      </w:pPr>
+      <w:r>
+        <w:t>il rumore cala perché non stai mediando frame “mosci”</w:t>
+      </w:r>
+    </w:p>
+    <w:p>
+      <w:r>
+        <w:pict w14:anchorId="68895B56">
+          <v:rect id="_x0000_i1063" style="width:0;height:1.5pt" o:hralign="center" o:hrstd="t" o:hr="t" fillcolor="#a0a0a0" stroked="f"/>
+        </w:pict>
+      </w:r>
+    </w:p>
+    <w:p>
+      <w:pPr>
+        <w:rPr>
+          <w:b/>
+          <w:bCs/>
+        </w:rPr>
+      </w:pPr>
+      <w:r>
+        <w:rPr>
+          <w:b/>
+          <w:bCs/>
+        </w:rPr>
+        <w:t>Vuoi che integriamo questa selezione dentro il tuo codice di stacking?</w:t>
+      </w:r>
+    </w:p>
+    <w:p>
+      <w:r>
+        <w:t>Posso prepararti:</w:t>
+      </w:r>
+    </w:p>
+    <w:p>
+      <w:pPr>
+        <w:numPr>
+          <w:ilvl w:val="0"/>
+          <w:numId w:val="39"/>
+        </w:numPr>
+      </w:pPr>
+      <w:r>
+        <w:t xml:space="preserve">la pipeline completa: </w:t>
+      </w:r>
+      <w:r>
+        <w:rPr>
+          <w:b/>
+          <w:bCs/>
+        </w:rPr>
+        <w:t>load → quality → align → stack</w:t>
+      </w:r>
+    </w:p>
+    <w:p>
+      <w:pPr>
+        <w:numPr>
+          <w:ilvl w:val="0"/>
+          <w:numId w:val="39"/>
+        </w:numPr>
+      </w:pPr>
+      <w:r>
+        <w:t>una versione ottimizzata (senza creare array inutili)</w:t>
+      </w:r>
+    </w:p>
+    <w:p>
+      <w:pPr>
+        <w:numPr>
+          <w:ilvl w:val="0"/>
+          <w:numId w:val="39"/>
+        </w:numPr>
+      </w:pPr>
+      <w:r>
+        <w:t>una versione multithread per velocizzare tutto</w:t>
+      </w:r>
+    </w:p>
+    <w:p>
+      <w:r>
+        <w:t>Dimmi tu come vuoi procedere.</w:t>
       </w:r>
     </w:p>
     <w:p/>
@@ -10393,6 +8766,304 @@
     </w:lvl>
   </w:abstractNum>
   <w:abstractNum w:abstractNumId="11" w15:restartNumberingAfterBreak="0">
+    <w:nsid w:val="24C37FCC"/>
+    <w:multiLevelType w:val="multilevel"/>
+    <w:tmpl w:val="1F2AF79A"/>
+    <w:lvl w:ilvl="0">
+      <w:start w:val="1"/>
+      <w:numFmt w:val="bullet"/>
+      <w:lvlText w:val=""/>
+      <w:lvlJc w:val="left"/>
+      <w:pPr>
+        <w:tabs>
+          <w:tab w:val="num" w:pos="720"/>
+        </w:tabs>
+        <w:ind w:left="720" w:hanging="360"/>
+      </w:pPr>
+      <w:rPr>
+        <w:rFonts w:ascii="Symbol" w:hAnsi="Symbol" w:hint="default"/>
+        <w:sz w:val="20"/>
+      </w:rPr>
+    </w:lvl>
+    <w:lvl w:ilvl="1" w:tentative="1">
+      <w:start w:val="1"/>
+      <w:numFmt w:val="bullet"/>
+      <w:lvlText w:val="o"/>
+      <w:lvlJc w:val="left"/>
+      <w:pPr>
+        <w:tabs>
+          <w:tab w:val="num" w:pos="1440"/>
+        </w:tabs>
+        <w:ind w:left="1440" w:hanging="360"/>
+      </w:pPr>
+      <w:rPr>
+        <w:rFonts w:ascii="Courier New" w:hAnsi="Courier New" w:hint="default"/>
+        <w:sz w:val="20"/>
+      </w:rPr>
+    </w:lvl>
+    <w:lvl w:ilvl="2" w:tentative="1">
+      <w:start w:val="1"/>
+      <w:numFmt w:val="bullet"/>
+      <w:lvlText w:val=""/>
+      <w:lvlJc w:val="left"/>
+      <w:pPr>
+        <w:tabs>
+          <w:tab w:val="num" w:pos="2160"/>
+        </w:tabs>
+        <w:ind w:left="2160" w:hanging="360"/>
+      </w:pPr>
+      <w:rPr>
+        <w:rFonts w:ascii="Wingdings" w:hAnsi="Wingdings" w:hint="default"/>
+        <w:sz w:val="20"/>
+      </w:rPr>
+    </w:lvl>
+    <w:lvl w:ilvl="3" w:tentative="1">
+      <w:start w:val="1"/>
+      <w:numFmt w:val="bullet"/>
+      <w:lvlText w:val=""/>
+      <w:lvlJc w:val="left"/>
+      <w:pPr>
+        <w:tabs>
+          <w:tab w:val="num" w:pos="2880"/>
+        </w:tabs>
+        <w:ind w:left="2880" w:hanging="360"/>
+      </w:pPr>
+      <w:rPr>
+        <w:rFonts w:ascii="Wingdings" w:hAnsi="Wingdings" w:hint="default"/>
+        <w:sz w:val="20"/>
+      </w:rPr>
+    </w:lvl>
+    <w:lvl w:ilvl="4" w:tentative="1">
+      <w:start w:val="1"/>
+      <w:numFmt w:val="bullet"/>
+      <w:lvlText w:val=""/>
+      <w:lvlJc w:val="left"/>
+      <w:pPr>
+        <w:tabs>
+          <w:tab w:val="num" w:pos="3600"/>
+        </w:tabs>
+        <w:ind w:left="3600" w:hanging="360"/>
+      </w:pPr>
+      <w:rPr>
+        <w:rFonts w:ascii="Wingdings" w:hAnsi="Wingdings" w:hint="default"/>
+        <w:sz w:val="20"/>
+      </w:rPr>
+    </w:lvl>
+    <w:lvl w:ilvl="5" w:tentative="1">
+      <w:start w:val="1"/>
+      <w:numFmt w:val="bullet"/>
+      <w:lvlText w:val=""/>
+      <w:lvlJc w:val="left"/>
+      <w:pPr>
+        <w:tabs>
+          <w:tab w:val="num" w:pos="4320"/>
+        </w:tabs>
+        <w:ind w:left="4320" w:hanging="360"/>
+      </w:pPr>
+      <w:rPr>
+        <w:rFonts w:ascii="Wingdings" w:hAnsi="Wingdings" w:hint="default"/>
+        <w:sz w:val="20"/>
+      </w:rPr>
+    </w:lvl>
+    <w:lvl w:ilvl="6" w:tentative="1">
+      <w:start w:val="1"/>
+      <w:numFmt w:val="bullet"/>
+      <w:lvlText w:val=""/>
+      <w:lvlJc w:val="left"/>
+      <w:pPr>
+        <w:tabs>
+          <w:tab w:val="num" w:pos="5040"/>
+        </w:tabs>
+        <w:ind w:left="5040" w:hanging="360"/>
+      </w:pPr>
+      <w:rPr>
+        <w:rFonts w:ascii="Wingdings" w:hAnsi="Wingdings" w:hint="default"/>
+        <w:sz w:val="20"/>
+      </w:rPr>
+    </w:lvl>
+    <w:lvl w:ilvl="7" w:tentative="1">
+      <w:start w:val="1"/>
+      <w:numFmt w:val="bullet"/>
+      <w:lvlText w:val=""/>
+      <w:lvlJc w:val="left"/>
+      <w:pPr>
+        <w:tabs>
+          <w:tab w:val="num" w:pos="5760"/>
+        </w:tabs>
+        <w:ind w:left="5760" w:hanging="360"/>
+      </w:pPr>
+      <w:rPr>
+        <w:rFonts w:ascii="Wingdings" w:hAnsi="Wingdings" w:hint="default"/>
+        <w:sz w:val="20"/>
+      </w:rPr>
+    </w:lvl>
+    <w:lvl w:ilvl="8" w:tentative="1">
+      <w:start w:val="1"/>
+      <w:numFmt w:val="bullet"/>
+      <w:lvlText w:val=""/>
+      <w:lvlJc w:val="left"/>
+      <w:pPr>
+        <w:tabs>
+          <w:tab w:val="num" w:pos="6480"/>
+        </w:tabs>
+        <w:ind w:left="6480" w:hanging="360"/>
+      </w:pPr>
+      <w:rPr>
+        <w:rFonts w:ascii="Wingdings" w:hAnsi="Wingdings" w:hint="default"/>
+        <w:sz w:val="20"/>
+      </w:rPr>
+    </w:lvl>
+  </w:abstractNum>
+  <w:abstractNum w:abstractNumId="12" w15:restartNumberingAfterBreak="0">
+    <w:nsid w:val="28B14D98"/>
+    <w:multiLevelType w:val="multilevel"/>
+    <w:tmpl w:val="FEE08660"/>
+    <w:lvl w:ilvl="0">
+      <w:start w:val="1"/>
+      <w:numFmt w:val="bullet"/>
+      <w:lvlText w:val=""/>
+      <w:lvlJc w:val="left"/>
+      <w:pPr>
+        <w:tabs>
+          <w:tab w:val="num" w:pos="720"/>
+        </w:tabs>
+        <w:ind w:left="720" w:hanging="360"/>
+      </w:pPr>
+      <w:rPr>
+        <w:rFonts w:ascii="Symbol" w:hAnsi="Symbol" w:hint="default"/>
+        <w:sz w:val="20"/>
+      </w:rPr>
+    </w:lvl>
+    <w:lvl w:ilvl="1" w:tentative="1">
+      <w:start w:val="1"/>
+      <w:numFmt w:val="bullet"/>
+      <w:lvlText w:val="o"/>
+      <w:lvlJc w:val="left"/>
+      <w:pPr>
+        <w:tabs>
+          <w:tab w:val="num" w:pos="1440"/>
+        </w:tabs>
+        <w:ind w:left="1440" w:hanging="360"/>
+      </w:pPr>
+      <w:rPr>
+        <w:rFonts w:ascii="Courier New" w:hAnsi="Courier New" w:hint="default"/>
+        <w:sz w:val="20"/>
+      </w:rPr>
+    </w:lvl>
+    <w:lvl w:ilvl="2" w:tentative="1">
+      <w:start w:val="1"/>
+      <w:numFmt w:val="bullet"/>
+      <w:lvlText w:val=""/>
+      <w:lvlJc w:val="left"/>
+      <w:pPr>
+        <w:tabs>
+          <w:tab w:val="num" w:pos="2160"/>
+        </w:tabs>
+        <w:ind w:left="2160" w:hanging="360"/>
+      </w:pPr>
+      <w:rPr>
+        <w:rFonts w:ascii="Wingdings" w:hAnsi="Wingdings" w:hint="default"/>
+        <w:sz w:val="20"/>
+      </w:rPr>
+    </w:lvl>
+    <w:lvl w:ilvl="3" w:tentative="1">
+      <w:start w:val="1"/>
+      <w:numFmt w:val="bullet"/>
+      <w:lvlText w:val=""/>
+      <w:lvlJc w:val="left"/>
+      <w:pPr>
+        <w:tabs>
+          <w:tab w:val="num" w:pos="2880"/>
+        </w:tabs>
+        <w:ind w:left="2880" w:hanging="360"/>
+      </w:pPr>
+      <w:rPr>
+        <w:rFonts w:ascii="Wingdings" w:hAnsi="Wingdings" w:hint="default"/>
+        <w:sz w:val="20"/>
+      </w:rPr>
+    </w:lvl>
+    <w:lvl w:ilvl="4" w:tentative="1">
+      <w:start w:val="1"/>
+      <w:numFmt w:val="bullet"/>
+      <w:lvlText w:val=""/>
+      <w:lvlJc w:val="left"/>
+      <w:pPr>
+        <w:tabs>
+          <w:tab w:val="num" w:pos="3600"/>
+        </w:tabs>
+        <w:ind w:left="3600" w:hanging="360"/>
+      </w:pPr>
+      <w:rPr>
+        <w:rFonts w:ascii="Wingdings" w:hAnsi="Wingdings" w:hint="default"/>
+        <w:sz w:val="20"/>
+      </w:rPr>
+    </w:lvl>
+    <w:lvl w:ilvl="5" w:tentative="1">
+      <w:start w:val="1"/>
+      <w:numFmt w:val="bullet"/>
+      <w:lvlText w:val=""/>
+      <w:lvlJc w:val="left"/>
+      <w:pPr>
+        <w:tabs>
+          <w:tab w:val="num" w:pos="4320"/>
+        </w:tabs>
+        <w:ind w:left="4320" w:hanging="360"/>
+      </w:pPr>
+      <w:rPr>
+        <w:rFonts w:ascii="Wingdings" w:hAnsi="Wingdings" w:hint="default"/>
+        <w:sz w:val="20"/>
+      </w:rPr>
+    </w:lvl>
+    <w:lvl w:ilvl="6" w:tentative="1">
+      <w:start w:val="1"/>
+      <w:numFmt w:val="bullet"/>
+      <w:lvlText w:val=""/>
+      <w:lvlJc w:val="left"/>
+      <w:pPr>
+        <w:tabs>
+          <w:tab w:val="num" w:pos="5040"/>
+        </w:tabs>
+        <w:ind w:left="5040" w:hanging="360"/>
+      </w:pPr>
+      <w:rPr>
+        <w:rFonts w:ascii="Wingdings" w:hAnsi="Wingdings" w:hint="default"/>
+        <w:sz w:val="20"/>
+      </w:rPr>
+    </w:lvl>
+    <w:lvl w:ilvl="7" w:tentative="1">
+      <w:start w:val="1"/>
+      <w:numFmt w:val="bullet"/>
+      <w:lvlText w:val=""/>
+      <w:lvlJc w:val="left"/>
+      <w:pPr>
+        <w:tabs>
+          <w:tab w:val="num" w:pos="5760"/>
+        </w:tabs>
+        <w:ind w:left="5760" w:hanging="360"/>
+      </w:pPr>
+      <w:rPr>
+        <w:rFonts w:ascii="Wingdings" w:hAnsi="Wingdings" w:hint="default"/>
+        <w:sz w:val="20"/>
+      </w:rPr>
+    </w:lvl>
+    <w:lvl w:ilvl="8" w:tentative="1">
+      <w:start w:val="1"/>
+      <w:numFmt w:val="bullet"/>
+      <w:lvlText w:val=""/>
+      <w:lvlJc w:val="left"/>
+      <w:pPr>
+        <w:tabs>
+          <w:tab w:val="num" w:pos="6480"/>
+        </w:tabs>
+        <w:ind w:left="6480" w:hanging="360"/>
+      </w:pPr>
+      <w:rPr>
+        <w:rFonts w:ascii="Wingdings" w:hAnsi="Wingdings" w:hint="default"/>
+        <w:sz w:val="20"/>
+      </w:rPr>
+    </w:lvl>
+  </w:abstractNum>
+  <w:abstractNum w:abstractNumId="13" w15:restartNumberingAfterBreak="0">
     <w:nsid w:val="2F89544C"/>
     <w:multiLevelType w:val="multilevel"/>
     <w:tmpl w:val="75583D8E"/>
@@ -10541,7 +9212,156 @@
       </w:rPr>
     </w:lvl>
   </w:abstractNum>
-  <w:abstractNum w:abstractNumId="12" w15:restartNumberingAfterBreak="0">
+  <w:abstractNum w:abstractNumId="14" w15:restartNumberingAfterBreak="0">
+    <w:nsid w:val="355C54A8"/>
+    <w:multiLevelType w:val="multilevel"/>
+    <w:tmpl w:val="EF38E8BA"/>
+    <w:lvl w:ilvl="0">
+      <w:start w:val="1"/>
+      <w:numFmt w:val="bullet"/>
+      <w:lvlText w:val=""/>
+      <w:lvlJc w:val="left"/>
+      <w:pPr>
+        <w:tabs>
+          <w:tab w:val="num" w:pos="720"/>
+        </w:tabs>
+        <w:ind w:left="720" w:hanging="360"/>
+      </w:pPr>
+      <w:rPr>
+        <w:rFonts w:ascii="Symbol" w:hAnsi="Symbol" w:hint="default"/>
+        <w:sz w:val="20"/>
+      </w:rPr>
+    </w:lvl>
+    <w:lvl w:ilvl="1" w:tentative="1">
+      <w:start w:val="1"/>
+      <w:numFmt w:val="bullet"/>
+      <w:lvlText w:val="o"/>
+      <w:lvlJc w:val="left"/>
+      <w:pPr>
+        <w:tabs>
+          <w:tab w:val="num" w:pos="1440"/>
+        </w:tabs>
+        <w:ind w:left="1440" w:hanging="360"/>
+      </w:pPr>
+      <w:rPr>
+        <w:rFonts w:ascii="Courier New" w:hAnsi="Courier New" w:hint="default"/>
+        <w:sz w:val="20"/>
+      </w:rPr>
+    </w:lvl>
+    <w:lvl w:ilvl="2" w:tentative="1">
+      <w:start w:val="1"/>
+      <w:numFmt w:val="bullet"/>
+      <w:lvlText w:val=""/>
+      <w:lvlJc w:val="left"/>
+      <w:pPr>
+        <w:tabs>
+          <w:tab w:val="num" w:pos="2160"/>
+        </w:tabs>
+        <w:ind w:left="2160" w:hanging="360"/>
+      </w:pPr>
+      <w:rPr>
+        <w:rFonts w:ascii="Wingdings" w:hAnsi="Wingdings" w:hint="default"/>
+        <w:sz w:val="20"/>
+      </w:rPr>
+    </w:lvl>
+    <w:lvl w:ilvl="3" w:tentative="1">
+      <w:start w:val="1"/>
+      <w:numFmt w:val="bullet"/>
+      <w:lvlText w:val=""/>
+      <w:lvlJc w:val="left"/>
+      <w:pPr>
+        <w:tabs>
+          <w:tab w:val="num" w:pos="2880"/>
+        </w:tabs>
+        <w:ind w:left="2880" w:hanging="360"/>
+      </w:pPr>
+      <w:rPr>
+        <w:rFonts w:ascii="Wingdings" w:hAnsi="Wingdings" w:hint="default"/>
+        <w:sz w:val="20"/>
+      </w:rPr>
+    </w:lvl>
+    <w:lvl w:ilvl="4" w:tentative="1">
+      <w:start w:val="1"/>
+      <w:numFmt w:val="bullet"/>
+      <w:lvlText w:val=""/>
+      <w:lvlJc w:val="left"/>
+      <w:pPr>
+        <w:tabs>
+          <w:tab w:val="num" w:pos="3600"/>
+        </w:tabs>
+        <w:ind w:left="3600" w:hanging="360"/>
+      </w:pPr>
+      <w:rPr>
+        <w:rFonts w:ascii="Wingdings" w:hAnsi="Wingdings" w:hint="default"/>
+        <w:sz w:val="20"/>
+      </w:rPr>
+    </w:lvl>
+    <w:lvl w:ilvl="5" w:tentative="1">
+      <w:start w:val="1"/>
+      <w:numFmt w:val="bullet"/>
+      <w:lvlText w:val=""/>
+      <w:lvlJc w:val="left"/>
+      <w:pPr>
+        <w:tabs>
+          <w:tab w:val="num" w:pos="4320"/>
+        </w:tabs>
+        <w:ind w:left="4320" w:hanging="360"/>
+      </w:pPr>
+      <w:rPr>
+        <w:rFonts w:ascii="Wingdings" w:hAnsi="Wingdings" w:hint="default"/>
+        <w:sz w:val="20"/>
+      </w:rPr>
+    </w:lvl>
+    <w:lvl w:ilvl="6" w:tentative="1">
+      <w:start w:val="1"/>
+      <w:numFmt w:val="bullet"/>
+      <w:lvlText w:val=""/>
+      <w:lvlJc w:val="left"/>
+      <w:pPr>
+        <w:tabs>
+          <w:tab w:val="num" w:pos="5040"/>
+        </w:tabs>
+        <w:ind w:left="5040" w:hanging="360"/>
+      </w:pPr>
+      <w:rPr>
+        <w:rFonts w:ascii="Wingdings" w:hAnsi="Wingdings" w:hint="default"/>
+        <w:sz w:val="20"/>
+      </w:rPr>
+    </w:lvl>
+    <w:lvl w:ilvl="7" w:tentative="1">
+      <w:start w:val="1"/>
+      <w:numFmt w:val="bullet"/>
+      <w:lvlText w:val=""/>
+      <w:lvlJc w:val="left"/>
+      <w:pPr>
+        <w:tabs>
+          <w:tab w:val="num" w:pos="5760"/>
+        </w:tabs>
+        <w:ind w:left="5760" w:hanging="360"/>
+      </w:pPr>
+      <w:rPr>
+        <w:rFonts w:ascii="Wingdings" w:hAnsi="Wingdings" w:hint="default"/>
+        <w:sz w:val="20"/>
+      </w:rPr>
+    </w:lvl>
+    <w:lvl w:ilvl="8" w:tentative="1">
+      <w:start w:val="1"/>
+      <w:numFmt w:val="bullet"/>
+      <w:lvlText w:val=""/>
+      <w:lvlJc w:val="left"/>
+      <w:pPr>
+        <w:tabs>
+          <w:tab w:val="num" w:pos="6480"/>
+        </w:tabs>
+        <w:ind w:left="6480" w:hanging="360"/>
+      </w:pPr>
+      <w:rPr>
+        <w:rFonts w:ascii="Wingdings" w:hAnsi="Wingdings" w:hint="default"/>
+        <w:sz w:val="20"/>
+      </w:rPr>
+    </w:lvl>
+  </w:abstractNum>
+  <w:abstractNum w:abstractNumId="15" w15:restartNumberingAfterBreak="0">
     <w:nsid w:val="36CD0838"/>
     <w:multiLevelType w:val="multilevel"/>
     <w:tmpl w:val="DBE22296"/>
@@ -10690,7 +9510,7 @@
       </w:rPr>
     </w:lvl>
   </w:abstractNum>
-  <w:abstractNum w:abstractNumId="13" w15:restartNumberingAfterBreak="0">
+  <w:abstractNum w:abstractNumId="16" w15:restartNumberingAfterBreak="0">
     <w:nsid w:val="37492F95"/>
     <w:multiLevelType w:val="multilevel"/>
     <w:tmpl w:val="6288595E"/>
@@ -10839,7 +9659,7 @@
       </w:rPr>
     </w:lvl>
   </w:abstractNum>
-  <w:abstractNum w:abstractNumId="14" w15:restartNumberingAfterBreak="0">
+  <w:abstractNum w:abstractNumId="17" w15:restartNumberingAfterBreak="0">
     <w:nsid w:val="3CEB56C6"/>
     <w:multiLevelType w:val="multilevel"/>
     <w:tmpl w:val="548A8336"/>
@@ -10988,7 +9808,7 @@
       </w:rPr>
     </w:lvl>
   </w:abstractNum>
-  <w:abstractNum w:abstractNumId="15" w15:restartNumberingAfterBreak="0">
+  <w:abstractNum w:abstractNumId="18" w15:restartNumberingAfterBreak="0">
     <w:nsid w:val="3D570509"/>
     <w:multiLevelType w:val="multilevel"/>
     <w:tmpl w:val="A2D43F38"/>
@@ -11137,7 +9957,7 @@
       </w:rPr>
     </w:lvl>
   </w:abstractNum>
-  <w:abstractNum w:abstractNumId="16" w15:restartNumberingAfterBreak="0">
+  <w:abstractNum w:abstractNumId="19" w15:restartNumberingAfterBreak="0">
     <w:nsid w:val="41784ECB"/>
     <w:multiLevelType w:val="multilevel"/>
     <w:tmpl w:val="FE8E250A"/>
@@ -11286,7 +10106,7 @@
       </w:rPr>
     </w:lvl>
   </w:abstractNum>
-  <w:abstractNum w:abstractNumId="17" w15:restartNumberingAfterBreak="0">
+  <w:abstractNum w:abstractNumId="20" w15:restartNumberingAfterBreak="0">
     <w:nsid w:val="43FC6135"/>
     <w:multiLevelType w:val="multilevel"/>
     <w:tmpl w:val="EA7C1D40"/>
@@ -11403,7 +10223,7 @@
       </w:pPr>
     </w:lvl>
   </w:abstractNum>
-  <w:abstractNum w:abstractNumId="18" w15:restartNumberingAfterBreak="0">
+  <w:abstractNum w:abstractNumId="21" w15:restartNumberingAfterBreak="0">
     <w:nsid w:val="47AA0E26"/>
     <w:multiLevelType w:val="multilevel"/>
     <w:tmpl w:val="D924E87C"/>
@@ -11552,7 +10372,7 @@
       </w:rPr>
     </w:lvl>
   </w:abstractNum>
-  <w:abstractNum w:abstractNumId="19" w15:restartNumberingAfterBreak="0">
+  <w:abstractNum w:abstractNumId="22" w15:restartNumberingAfterBreak="0">
     <w:nsid w:val="4D9355A4"/>
     <w:multiLevelType w:val="multilevel"/>
     <w:tmpl w:val="6B32F17E"/>
@@ -11701,7 +10521,7 @@
       </w:rPr>
     </w:lvl>
   </w:abstractNum>
-  <w:abstractNum w:abstractNumId="20" w15:restartNumberingAfterBreak="0">
+  <w:abstractNum w:abstractNumId="23" w15:restartNumberingAfterBreak="0">
     <w:nsid w:val="4F7455DE"/>
     <w:multiLevelType w:val="multilevel"/>
     <w:tmpl w:val="FFC84846"/>
@@ -11850,7 +10670,156 @@
       </w:rPr>
     </w:lvl>
   </w:abstractNum>
-  <w:abstractNum w:abstractNumId="21" w15:restartNumberingAfterBreak="0">
+  <w:abstractNum w:abstractNumId="24" w15:restartNumberingAfterBreak="0">
+    <w:nsid w:val="504076BB"/>
+    <w:multiLevelType w:val="multilevel"/>
+    <w:tmpl w:val="82EC328C"/>
+    <w:lvl w:ilvl="0">
+      <w:start w:val="1"/>
+      <w:numFmt w:val="bullet"/>
+      <w:lvlText w:val=""/>
+      <w:lvlJc w:val="left"/>
+      <w:pPr>
+        <w:tabs>
+          <w:tab w:val="num" w:pos="720"/>
+        </w:tabs>
+        <w:ind w:left="720" w:hanging="360"/>
+      </w:pPr>
+      <w:rPr>
+        <w:rFonts w:ascii="Symbol" w:hAnsi="Symbol" w:hint="default"/>
+        <w:sz w:val="20"/>
+      </w:rPr>
+    </w:lvl>
+    <w:lvl w:ilvl="1" w:tentative="1">
+      <w:start w:val="1"/>
+      <w:numFmt w:val="bullet"/>
+      <w:lvlText w:val="o"/>
+      <w:lvlJc w:val="left"/>
+      <w:pPr>
+        <w:tabs>
+          <w:tab w:val="num" w:pos="1440"/>
+        </w:tabs>
+        <w:ind w:left="1440" w:hanging="360"/>
+      </w:pPr>
+      <w:rPr>
+        <w:rFonts w:ascii="Courier New" w:hAnsi="Courier New" w:hint="default"/>
+        <w:sz w:val="20"/>
+      </w:rPr>
+    </w:lvl>
+    <w:lvl w:ilvl="2" w:tentative="1">
+      <w:start w:val="1"/>
+      <w:numFmt w:val="bullet"/>
+      <w:lvlText w:val=""/>
+      <w:lvlJc w:val="left"/>
+      <w:pPr>
+        <w:tabs>
+          <w:tab w:val="num" w:pos="2160"/>
+        </w:tabs>
+        <w:ind w:left="2160" w:hanging="360"/>
+      </w:pPr>
+      <w:rPr>
+        <w:rFonts w:ascii="Wingdings" w:hAnsi="Wingdings" w:hint="default"/>
+        <w:sz w:val="20"/>
+      </w:rPr>
+    </w:lvl>
+    <w:lvl w:ilvl="3" w:tentative="1">
+      <w:start w:val="1"/>
+      <w:numFmt w:val="bullet"/>
+      <w:lvlText w:val=""/>
+      <w:lvlJc w:val="left"/>
+      <w:pPr>
+        <w:tabs>
+          <w:tab w:val="num" w:pos="2880"/>
+        </w:tabs>
+        <w:ind w:left="2880" w:hanging="360"/>
+      </w:pPr>
+      <w:rPr>
+        <w:rFonts w:ascii="Wingdings" w:hAnsi="Wingdings" w:hint="default"/>
+        <w:sz w:val="20"/>
+      </w:rPr>
+    </w:lvl>
+    <w:lvl w:ilvl="4" w:tentative="1">
+      <w:start w:val="1"/>
+      <w:numFmt w:val="bullet"/>
+      <w:lvlText w:val=""/>
+      <w:lvlJc w:val="left"/>
+      <w:pPr>
+        <w:tabs>
+          <w:tab w:val="num" w:pos="3600"/>
+        </w:tabs>
+        <w:ind w:left="3600" w:hanging="360"/>
+      </w:pPr>
+      <w:rPr>
+        <w:rFonts w:ascii="Wingdings" w:hAnsi="Wingdings" w:hint="default"/>
+        <w:sz w:val="20"/>
+      </w:rPr>
+    </w:lvl>
+    <w:lvl w:ilvl="5" w:tentative="1">
+      <w:start w:val="1"/>
+      <w:numFmt w:val="bullet"/>
+      <w:lvlText w:val=""/>
+      <w:lvlJc w:val="left"/>
+      <w:pPr>
+        <w:tabs>
+          <w:tab w:val="num" w:pos="4320"/>
+        </w:tabs>
+        <w:ind w:left="4320" w:hanging="360"/>
+      </w:pPr>
+      <w:rPr>
+        <w:rFonts w:ascii="Wingdings" w:hAnsi="Wingdings" w:hint="default"/>
+        <w:sz w:val="20"/>
+      </w:rPr>
+    </w:lvl>
+    <w:lvl w:ilvl="6" w:tentative="1">
+      <w:start w:val="1"/>
+      <w:numFmt w:val="bullet"/>
+      <w:lvlText w:val=""/>
+      <w:lvlJc w:val="left"/>
+      <w:pPr>
+        <w:tabs>
+          <w:tab w:val="num" w:pos="5040"/>
+        </w:tabs>
+        <w:ind w:left="5040" w:hanging="360"/>
+      </w:pPr>
+      <w:rPr>
+        <w:rFonts w:ascii="Wingdings" w:hAnsi="Wingdings" w:hint="default"/>
+        <w:sz w:val="20"/>
+      </w:rPr>
+    </w:lvl>
+    <w:lvl w:ilvl="7" w:tentative="1">
+      <w:start w:val="1"/>
+      <w:numFmt w:val="bullet"/>
+      <w:lvlText w:val=""/>
+      <w:lvlJc w:val="left"/>
+      <w:pPr>
+        <w:tabs>
+          <w:tab w:val="num" w:pos="5760"/>
+        </w:tabs>
+        <w:ind w:left="5760" w:hanging="360"/>
+      </w:pPr>
+      <w:rPr>
+        <w:rFonts w:ascii="Wingdings" w:hAnsi="Wingdings" w:hint="default"/>
+        <w:sz w:val="20"/>
+      </w:rPr>
+    </w:lvl>
+    <w:lvl w:ilvl="8" w:tentative="1">
+      <w:start w:val="1"/>
+      <w:numFmt w:val="bullet"/>
+      <w:lvlText w:val=""/>
+      <w:lvlJc w:val="left"/>
+      <w:pPr>
+        <w:tabs>
+          <w:tab w:val="num" w:pos="6480"/>
+        </w:tabs>
+        <w:ind w:left="6480" w:hanging="360"/>
+      </w:pPr>
+      <w:rPr>
+        <w:rFonts w:ascii="Wingdings" w:hAnsi="Wingdings" w:hint="default"/>
+        <w:sz w:val="20"/>
+      </w:rPr>
+    </w:lvl>
+  </w:abstractNum>
+  <w:abstractNum w:abstractNumId="25" w15:restartNumberingAfterBreak="0">
     <w:nsid w:val="519A48D9"/>
     <w:multiLevelType w:val="multilevel"/>
     <w:tmpl w:val="D0A4E1DC"/>
@@ -11999,7 +10968,7 @@
       </w:rPr>
     </w:lvl>
   </w:abstractNum>
-  <w:abstractNum w:abstractNumId="22" w15:restartNumberingAfterBreak="0">
+  <w:abstractNum w:abstractNumId="26" w15:restartNumberingAfterBreak="0">
     <w:nsid w:val="55795374"/>
     <w:multiLevelType w:val="hybridMultilevel"/>
     <w:tmpl w:val="8F7869C2"/>
@@ -12088,7 +11057,7 @@
       </w:pPr>
     </w:lvl>
   </w:abstractNum>
-  <w:abstractNum w:abstractNumId="23" w15:restartNumberingAfterBreak="0">
+  <w:abstractNum w:abstractNumId="27" w15:restartNumberingAfterBreak="0">
     <w:nsid w:val="58335290"/>
     <w:multiLevelType w:val="multilevel"/>
     <w:tmpl w:val="5C0EF054"/>
@@ -12237,7 +11206,7 @@
       </w:rPr>
     </w:lvl>
   </w:abstractNum>
-  <w:abstractNum w:abstractNumId="24" w15:restartNumberingAfterBreak="0">
+  <w:abstractNum w:abstractNumId="28" w15:restartNumberingAfterBreak="0">
     <w:nsid w:val="593054F7"/>
     <w:multiLevelType w:val="multilevel"/>
     <w:tmpl w:val="AB2E7FAA"/>
@@ -12386,7 +11355,156 @@
       </w:rPr>
     </w:lvl>
   </w:abstractNum>
-  <w:abstractNum w:abstractNumId="25" w15:restartNumberingAfterBreak="0">
+  <w:abstractNum w:abstractNumId="29" w15:restartNumberingAfterBreak="0">
+    <w:nsid w:val="5B2B45F8"/>
+    <w:multiLevelType w:val="multilevel"/>
+    <w:tmpl w:val="1FCE8CA2"/>
+    <w:lvl w:ilvl="0">
+      <w:start w:val="1"/>
+      <w:numFmt w:val="bullet"/>
+      <w:lvlText w:val=""/>
+      <w:lvlJc w:val="left"/>
+      <w:pPr>
+        <w:tabs>
+          <w:tab w:val="num" w:pos="720"/>
+        </w:tabs>
+        <w:ind w:left="720" w:hanging="360"/>
+      </w:pPr>
+      <w:rPr>
+        <w:rFonts w:ascii="Symbol" w:hAnsi="Symbol" w:hint="default"/>
+        <w:sz w:val="20"/>
+      </w:rPr>
+    </w:lvl>
+    <w:lvl w:ilvl="1" w:tentative="1">
+      <w:start w:val="1"/>
+      <w:numFmt w:val="bullet"/>
+      <w:lvlText w:val="o"/>
+      <w:lvlJc w:val="left"/>
+      <w:pPr>
+        <w:tabs>
+          <w:tab w:val="num" w:pos="1440"/>
+        </w:tabs>
+        <w:ind w:left="1440" w:hanging="360"/>
+      </w:pPr>
+      <w:rPr>
+        <w:rFonts w:ascii="Courier New" w:hAnsi="Courier New" w:hint="default"/>
+        <w:sz w:val="20"/>
+      </w:rPr>
+    </w:lvl>
+    <w:lvl w:ilvl="2" w:tentative="1">
+      <w:start w:val="1"/>
+      <w:numFmt w:val="bullet"/>
+      <w:lvlText w:val=""/>
+      <w:lvlJc w:val="left"/>
+      <w:pPr>
+        <w:tabs>
+          <w:tab w:val="num" w:pos="2160"/>
+        </w:tabs>
+        <w:ind w:left="2160" w:hanging="360"/>
+      </w:pPr>
+      <w:rPr>
+        <w:rFonts w:ascii="Wingdings" w:hAnsi="Wingdings" w:hint="default"/>
+        <w:sz w:val="20"/>
+      </w:rPr>
+    </w:lvl>
+    <w:lvl w:ilvl="3" w:tentative="1">
+      <w:start w:val="1"/>
+      <w:numFmt w:val="bullet"/>
+      <w:lvlText w:val=""/>
+      <w:lvlJc w:val="left"/>
+      <w:pPr>
+        <w:tabs>
+          <w:tab w:val="num" w:pos="2880"/>
+        </w:tabs>
+        <w:ind w:left="2880" w:hanging="360"/>
+      </w:pPr>
+      <w:rPr>
+        <w:rFonts w:ascii="Wingdings" w:hAnsi="Wingdings" w:hint="default"/>
+        <w:sz w:val="20"/>
+      </w:rPr>
+    </w:lvl>
+    <w:lvl w:ilvl="4" w:tentative="1">
+      <w:start w:val="1"/>
+      <w:numFmt w:val="bullet"/>
+      <w:lvlText w:val=""/>
+      <w:lvlJc w:val="left"/>
+      <w:pPr>
+        <w:tabs>
+          <w:tab w:val="num" w:pos="3600"/>
+        </w:tabs>
+        <w:ind w:left="3600" w:hanging="360"/>
+      </w:pPr>
+      <w:rPr>
+        <w:rFonts w:ascii="Wingdings" w:hAnsi="Wingdings" w:hint="default"/>
+        <w:sz w:val="20"/>
+      </w:rPr>
+    </w:lvl>
+    <w:lvl w:ilvl="5" w:tentative="1">
+      <w:start w:val="1"/>
+      <w:numFmt w:val="bullet"/>
+      <w:lvlText w:val=""/>
+      <w:lvlJc w:val="left"/>
+      <w:pPr>
+        <w:tabs>
+          <w:tab w:val="num" w:pos="4320"/>
+        </w:tabs>
+        <w:ind w:left="4320" w:hanging="360"/>
+      </w:pPr>
+      <w:rPr>
+        <w:rFonts w:ascii="Wingdings" w:hAnsi="Wingdings" w:hint="default"/>
+        <w:sz w:val="20"/>
+      </w:rPr>
+    </w:lvl>
+    <w:lvl w:ilvl="6" w:tentative="1">
+      <w:start w:val="1"/>
+      <w:numFmt w:val="bullet"/>
+      <w:lvlText w:val=""/>
+      <w:lvlJc w:val="left"/>
+      <w:pPr>
+        <w:tabs>
+          <w:tab w:val="num" w:pos="5040"/>
+        </w:tabs>
+        <w:ind w:left="5040" w:hanging="360"/>
+      </w:pPr>
+      <w:rPr>
+        <w:rFonts w:ascii="Wingdings" w:hAnsi="Wingdings" w:hint="default"/>
+        <w:sz w:val="20"/>
+      </w:rPr>
+    </w:lvl>
+    <w:lvl w:ilvl="7" w:tentative="1">
+      <w:start w:val="1"/>
+      <w:numFmt w:val="bullet"/>
+      <w:lvlText w:val=""/>
+      <w:lvlJc w:val="left"/>
+      <w:pPr>
+        <w:tabs>
+          <w:tab w:val="num" w:pos="5760"/>
+        </w:tabs>
+        <w:ind w:left="5760" w:hanging="360"/>
+      </w:pPr>
+      <w:rPr>
+        <w:rFonts w:ascii="Wingdings" w:hAnsi="Wingdings" w:hint="default"/>
+        <w:sz w:val="20"/>
+      </w:rPr>
+    </w:lvl>
+    <w:lvl w:ilvl="8" w:tentative="1">
+      <w:start w:val="1"/>
+      <w:numFmt w:val="bullet"/>
+      <w:lvlText w:val=""/>
+      <w:lvlJc w:val="left"/>
+      <w:pPr>
+        <w:tabs>
+          <w:tab w:val="num" w:pos="6480"/>
+        </w:tabs>
+        <w:ind w:left="6480" w:hanging="360"/>
+      </w:pPr>
+      <w:rPr>
+        <w:rFonts w:ascii="Wingdings" w:hAnsi="Wingdings" w:hint="default"/>
+        <w:sz w:val="20"/>
+      </w:rPr>
+    </w:lvl>
+  </w:abstractNum>
+  <w:abstractNum w:abstractNumId="30" w15:restartNumberingAfterBreak="0">
     <w:nsid w:val="62104C26"/>
     <w:multiLevelType w:val="multilevel"/>
     <w:tmpl w:val="3782C47C"/>
@@ -12535,7 +11653,7 @@
       </w:rPr>
     </w:lvl>
   </w:abstractNum>
-  <w:abstractNum w:abstractNumId="26" w15:restartNumberingAfterBreak="0">
+  <w:abstractNum w:abstractNumId="31" w15:restartNumberingAfterBreak="0">
     <w:nsid w:val="62D30BDB"/>
     <w:multiLevelType w:val="multilevel"/>
     <w:tmpl w:val="0E6EE9AC"/>
@@ -12684,7 +11802,7 @@
       </w:rPr>
     </w:lvl>
   </w:abstractNum>
-  <w:abstractNum w:abstractNumId="27" w15:restartNumberingAfterBreak="0">
+  <w:abstractNum w:abstractNumId="32" w15:restartNumberingAfterBreak="0">
     <w:nsid w:val="68320838"/>
     <w:multiLevelType w:val="multilevel"/>
     <w:tmpl w:val="FEC0B2AC"/>
@@ -12833,7 +11951,156 @@
       </w:rPr>
     </w:lvl>
   </w:abstractNum>
-  <w:abstractNum w:abstractNumId="28" w15:restartNumberingAfterBreak="0">
+  <w:abstractNum w:abstractNumId="33" w15:restartNumberingAfterBreak="0">
+    <w:nsid w:val="6A161D9C"/>
+    <w:multiLevelType w:val="multilevel"/>
+    <w:tmpl w:val="54AA7CDE"/>
+    <w:lvl w:ilvl="0">
+      <w:start w:val="1"/>
+      <w:numFmt w:val="bullet"/>
+      <w:lvlText w:val=""/>
+      <w:lvlJc w:val="left"/>
+      <w:pPr>
+        <w:tabs>
+          <w:tab w:val="num" w:pos="720"/>
+        </w:tabs>
+        <w:ind w:left="720" w:hanging="360"/>
+      </w:pPr>
+      <w:rPr>
+        <w:rFonts w:ascii="Symbol" w:hAnsi="Symbol" w:hint="default"/>
+        <w:sz w:val="20"/>
+      </w:rPr>
+    </w:lvl>
+    <w:lvl w:ilvl="1" w:tentative="1">
+      <w:start w:val="1"/>
+      <w:numFmt w:val="bullet"/>
+      <w:lvlText w:val="o"/>
+      <w:lvlJc w:val="left"/>
+      <w:pPr>
+        <w:tabs>
+          <w:tab w:val="num" w:pos="1440"/>
+        </w:tabs>
+        <w:ind w:left="1440" w:hanging="360"/>
+      </w:pPr>
+      <w:rPr>
+        <w:rFonts w:ascii="Courier New" w:hAnsi="Courier New" w:hint="default"/>
+        <w:sz w:val="20"/>
+      </w:rPr>
+    </w:lvl>
+    <w:lvl w:ilvl="2" w:tentative="1">
+      <w:start w:val="1"/>
+      <w:numFmt w:val="bullet"/>
+      <w:lvlText w:val=""/>
+      <w:lvlJc w:val="left"/>
+      <w:pPr>
+        <w:tabs>
+          <w:tab w:val="num" w:pos="2160"/>
+        </w:tabs>
+        <w:ind w:left="2160" w:hanging="360"/>
+      </w:pPr>
+      <w:rPr>
+        <w:rFonts w:ascii="Wingdings" w:hAnsi="Wingdings" w:hint="default"/>
+        <w:sz w:val="20"/>
+      </w:rPr>
+    </w:lvl>
+    <w:lvl w:ilvl="3" w:tentative="1">
+      <w:start w:val="1"/>
+      <w:numFmt w:val="bullet"/>
+      <w:lvlText w:val=""/>
+      <w:lvlJc w:val="left"/>
+      <w:pPr>
+        <w:tabs>
+          <w:tab w:val="num" w:pos="2880"/>
+        </w:tabs>
+        <w:ind w:left="2880" w:hanging="360"/>
+      </w:pPr>
+      <w:rPr>
+        <w:rFonts w:ascii="Wingdings" w:hAnsi="Wingdings" w:hint="default"/>
+        <w:sz w:val="20"/>
+      </w:rPr>
+    </w:lvl>
+    <w:lvl w:ilvl="4" w:tentative="1">
+      <w:start w:val="1"/>
+      <w:numFmt w:val="bullet"/>
+      <w:lvlText w:val=""/>
+      <w:lvlJc w:val="left"/>
+      <w:pPr>
+        <w:tabs>
+          <w:tab w:val="num" w:pos="3600"/>
+        </w:tabs>
+        <w:ind w:left="3600" w:hanging="360"/>
+      </w:pPr>
+      <w:rPr>
+        <w:rFonts w:ascii="Wingdings" w:hAnsi="Wingdings" w:hint="default"/>
+        <w:sz w:val="20"/>
+      </w:rPr>
+    </w:lvl>
+    <w:lvl w:ilvl="5" w:tentative="1">
+      <w:start w:val="1"/>
+      <w:numFmt w:val="bullet"/>
+      <w:lvlText w:val=""/>
+      <w:lvlJc w:val="left"/>
+      <w:pPr>
+        <w:tabs>
+          <w:tab w:val="num" w:pos="4320"/>
+        </w:tabs>
+        <w:ind w:left="4320" w:hanging="360"/>
+      </w:pPr>
+      <w:rPr>
+        <w:rFonts w:ascii="Wingdings" w:hAnsi="Wingdings" w:hint="default"/>
+        <w:sz w:val="20"/>
+      </w:rPr>
+    </w:lvl>
+    <w:lvl w:ilvl="6" w:tentative="1">
+      <w:start w:val="1"/>
+      <w:numFmt w:val="bullet"/>
+      <w:lvlText w:val=""/>
+      <w:lvlJc w:val="left"/>
+      <w:pPr>
+        <w:tabs>
+          <w:tab w:val="num" w:pos="5040"/>
+        </w:tabs>
+        <w:ind w:left="5040" w:hanging="360"/>
+      </w:pPr>
+      <w:rPr>
+        <w:rFonts w:ascii="Wingdings" w:hAnsi="Wingdings" w:hint="default"/>
+        <w:sz w:val="20"/>
+      </w:rPr>
+    </w:lvl>
+    <w:lvl w:ilvl="7" w:tentative="1">
+      <w:start w:val="1"/>
+      <w:numFmt w:val="bullet"/>
+      <w:lvlText w:val=""/>
+      <w:lvlJc w:val="left"/>
+      <w:pPr>
+        <w:tabs>
+          <w:tab w:val="num" w:pos="5760"/>
+        </w:tabs>
+        <w:ind w:left="5760" w:hanging="360"/>
+      </w:pPr>
+      <w:rPr>
+        <w:rFonts w:ascii="Wingdings" w:hAnsi="Wingdings" w:hint="default"/>
+        <w:sz w:val="20"/>
+      </w:rPr>
+    </w:lvl>
+    <w:lvl w:ilvl="8" w:tentative="1">
+      <w:start w:val="1"/>
+      <w:numFmt w:val="bullet"/>
+      <w:lvlText w:val=""/>
+      <w:lvlJc w:val="left"/>
+      <w:pPr>
+        <w:tabs>
+          <w:tab w:val="num" w:pos="6480"/>
+        </w:tabs>
+        <w:ind w:left="6480" w:hanging="360"/>
+      </w:pPr>
+      <w:rPr>
+        <w:rFonts w:ascii="Wingdings" w:hAnsi="Wingdings" w:hint="default"/>
+        <w:sz w:val="20"/>
+      </w:rPr>
+    </w:lvl>
+  </w:abstractNum>
+  <w:abstractNum w:abstractNumId="34" w15:restartNumberingAfterBreak="0">
     <w:nsid w:val="73FF56CE"/>
     <w:multiLevelType w:val="multilevel"/>
     <w:tmpl w:val="E8A6BDAA"/>
@@ -12982,7 +12249,7 @@
       </w:rPr>
     </w:lvl>
   </w:abstractNum>
-  <w:abstractNum w:abstractNumId="29" w15:restartNumberingAfterBreak="0">
+  <w:abstractNum w:abstractNumId="35" w15:restartNumberingAfterBreak="0">
     <w:nsid w:val="78F40489"/>
     <w:multiLevelType w:val="multilevel"/>
     <w:tmpl w:val="7C7ADC4E"/>
@@ -13131,7 +12398,7 @@
       </w:rPr>
     </w:lvl>
   </w:abstractNum>
-  <w:abstractNum w:abstractNumId="30" w15:restartNumberingAfterBreak="0">
+  <w:abstractNum w:abstractNumId="36" w15:restartNumberingAfterBreak="0">
     <w:nsid w:val="792F40F2"/>
     <w:multiLevelType w:val="multilevel"/>
     <w:tmpl w:val="70005182"/>
@@ -13280,7 +12547,7 @@
       </w:rPr>
     </w:lvl>
   </w:abstractNum>
-  <w:abstractNum w:abstractNumId="31" w15:restartNumberingAfterBreak="0">
+  <w:abstractNum w:abstractNumId="37" w15:restartNumberingAfterBreak="0">
     <w:nsid w:val="7D474F20"/>
     <w:multiLevelType w:val="multilevel"/>
     <w:tmpl w:val="96D843BA"/>
@@ -13429,7 +12696,7 @@
       </w:rPr>
     </w:lvl>
   </w:abstractNum>
-  <w:abstractNum w:abstractNumId="32" w15:restartNumberingAfterBreak="0">
+  <w:abstractNum w:abstractNumId="38" w15:restartNumberingAfterBreak="0">
     <w:nsid w:val="7DF153CE"/>
     <w:multiLevelType w:val="hybridMultilevel"/>
     <w:tmpl w:val="3D5E9840"/>
@@ -13519,7 +12786,7 @@
     </w:lvl>
   </w:abstractNum>
   <w:num w:numId="1" w16cid:durableId="1638140685">
-    <w:abstractNumId w:val="13"/>
+    <w:abstractNumId w:val="16"/>
   </w:num>
   <w:num w:numId="2" w16cid:durableId="920286516">
     <w:abstractNumId w:val="10"/>
@@ -13528,19 +12795,19 @@
     <w:abstractNumId w:val="9"/>
   </w:num>
   <w:num w:numId="4" w16cid:durableId="1921602593">
-    <w:abstractNumId w:val="27"/>
+    <w:abstractNumId w:val="32"/>
   </w:num>
   <w:num w:numId="5" w16cid:durableId="675111458">
-    <w:abstractNumId w:val="14"/>
+    <w:abstractNumId w:val="17"/>
   </w:num>
   <w:num w:numId="6" w16cid:durableId="1527215335">
-    <w:abstractNumId w:val="31"/>
+    <w:abstractNumId w:val="37"/>
   </w:num>
   <w:num w:numId="7" w16cid:durableId="1162355609">
     <w:abstractNumId w:val="5"/>
   </w:num>
   <w:num w:numId="8" w16cid:durableId="2078046549">
-    <w:abstractNumId w:val="26"/>
+    <w:abstractNumId w:val="31"/>
   </w:num>
   <w:num w:numId="9" w16cid:durableId="1078556369">
     <w:abstractNumId w:val="4"/>
@@ -13549,73 +12816,91 @@
     <w:abstractNumId w:val="6"/>
   </w:num>
   <w:num w:numId="11" w16cid:durableId="764568551">
-    <w:abstractNumId w:val="30"/>
+    <w:abstractNumId w:val="36"/>
   </w:num>
   <w:num w:numId="12" w16cid:durableId="807280167">
-    <w:abstractNumId w:val="23"/>
+    <w:abstractNumId w:val="27"/>
   </w:num>
   <w:num w:numId="13" w16cid:durableId="1371102566">
     <w:abstractNumId w:val="2"/>
   </w:num>
   <w:num w:numId="14" w16cid:durableId="861866471">
-    <w:abstractNumId w:val="25"/>
+    <w:abstractNumId w:val="30"/>
   </w:num>
   <w:num w:numId="15" w16cid:durableId="2099667502">
     <w:abstractNumId w:val="8"/>
   </w:num>
   <w:num w:numId="16" w16cid:durableId="1008482062">
-    <w:abstractNumId w:val="16"/>
+    <w:abstractNumId w:val="19"/>
   </w:num>
   <w:num w:numId="17" w16cid:durableId="1033311905">
-    <w:abstractNumId w:val="18"/>
+    <w:abstractNumId w:val="21"/>
   </w:num>
   <w:num w:numId="18" w16cid:durableId="3753303">
-    <w:abstractNumId w:val="19"/>
+    <w:abstractNumId w:val="22"/>
   </w:num>
   <w:num w:numId="19" w16cid:durableId="519317494">
-    <w:abstractNumId w:val="24"/>
+    <w:abstractNumId w:val="28"/>
   </w:num>
   <w:num w:numId="20" w16cid:durableId="431247675">
-    <w:abstractNumId w:val="20"/>
+    <w:abstractNumId w:val="23"/>
   </w:num>
   <w:num w:numId="21" w16cid:durableId="1207530025">
     <w:abstractNumId w:val="3"/>
   </w:num>
   <w:num w:numId="22" w16cid:durableId="1305575393">
-    <w:abstractNumId w:val="28"/>
+    <w:abstractNumId w:val="34"/>
   </w:num>
   <w:num w:numId="23" w16cid:durableId="1644037730">
-    <w:abstractNumId w:val="15"/>
+    <w:abstractNumId w:val="18"/>
   </w:num>
   <w:num w:numId="24" w16cid:durableId="1406419469">
     <w:abstractNumId w:val="1"/>
   </w:num>
   <w:num w:numId="25" w16cid:durableId="1717118296">
-    <w:abstractNumId w:val="11"/>
+    <w:abstractNumId w:val="13"/>
   </w:num>
   <w:num w:numId="26" w16cid:durableId="473564032">
-    <w:abstractNumId w:val="21"/>
+    <w:abstractNumId w:val="25"/>
   </w:num>
   <w:num w:numId="27" w16cid:durableId="262689320">
-    <w:abstractNumId w:val="29"/>
+    <w:abstractNumId w:val="35"/>
   </w:num>
   <w:num w:numId="28" w16cid:durableId="1390836221">
     <w:abstractNumId w:val="0"/>
   </w:num>
   <w:num w:numId="29" w16cid:durableId="846988896">
-    <w:abstractNumId w:val="17"/>
+    <w:abstractNumId w:val="20"/>
   </w:num>
   <w:num w:numId="30" w16cid:durableId="397244491">
-    <w:abstractNumId w:val="12"/>
+    <w:abstractNumId w:val="15"/>
   </w:num>
   <w:num w:numId="31" w16cid:durableId="377245601">
-    <w:abstractNumId w:val="22"/>
+    <w:abstractNumId w:val="26"/>
   </w:num>
   <w:num w:numId="32" w16cid:durableId="1359698293">
-    <w:abstractNumId w:val="32"/>
+    <w:abstractNumId w:val="38"/>
   </w:num>
   <w:num w:numId="33" w16cid:durableId="2130203282">
     <w:abstractNumId w:val="7"/>
+  </w:num>
+  <w:num w:numId="34" w16cid:durableId="1396314278">
+    <w:abstractNumId w:val="14"/>
+  </w:num>
+  <w:num w:numId="35" w16cid:durableId="1541357790">
+    <w:abstractNumId w:val="29"/>
+  </w:num>
+  <w:num w:numId="36" w16cid:durableId="1396591171">
+    <w:abstractNumId w:val="24"/>
+  </w:num>
+  <w:num w:numId="37" w16cid:durableId="1217204410">
+    <w:abstractNumId w:val="11"/>
+  </w:num>
+  <w:num w:numId="38" w16cid:durableId="2071533723">
+    <w:abstractNumId w:val="33"/>
+  </w:num>
+  <w:num w:numId="39" w16cid:durableId="1497920845">
+    <w:abstractNumId w:val="12"/>
   </w:num>
 </w:numbering>
 </file>

--- a/Doc/RoadMap.docx
+++ b/Doc/RoadMap.docx
@@ -4,107 +4,145 @@
   <w:body>
     <w:p>
       <w:r>
-        <w:t>Version 0.6.2</w:t>
+        <w:t>Version 0.6.</w:t>
+      </w:r>
+      <w:r>
+        <w:t>4</w:t>
+      </w:r>
+    </w:p>
+    <w:p>
+      <w:r>
+        <w:tab/>
+        <w:t>Photo</w:t>
+      </w:r>
+    </w:p>
+    <w:p>
+      <w:r>
+        <w:tab/>
+      </w:r>
+      <w:r>
+        <w:tab/>
+      </w:r>
+      <w:r>
+        <w:t>T</w:t>
+      </w:r>
+      <w:r>
+        <w:t xml:space="preserve">itolo </w:t>
+      </w:r>
+      <w:proofErr w:type="spellStart"/>
+      <w:r>
+        <w:t>PhotoActivity</w:t>
+      </w:r>
+      <w:proofErr w:type="spellEnd"/>
+    </w:p>
+    <w:p>
+      <w:r>
+        <w:tab/>
+      </w:r>
+      <w:r>
+        <w:tab/>
+      </w:r>
+    </w:p>
+    <w:p>
+      <w:r>
+        <w:tab/>
+      </w:r>
+      <w:proofErr w:type="spellStart"/>
+      <w:r>
+        <w:t>Stacking</w:t>
+      </w:r>
+      <w:proofErr w:type="spellEnd"/>
+    </w:p>
+    <w:p>
+      <w:r>
+        <w:tab/>
+      </w:r>
+      <w:r>
+        <w:tab/>
+        <w:t xml:space="preserve">Sistemare </w:t>
+      </w:r>
+      <w:proofErr w:type="spellStart"/>
+      <w:r>
+        <w:t>MainScreen</w:t>
+      </w:r>
+      <w:proofErr w:type="spellEnd"/>
+    </w:p>
+    <w:p>
+      <w:r>
+        <w:tab/>
+      </w:r>
+      <w:r>
+        <w:tab/>
+      </w:r>
+      <w:r>
+        <w:t>Analisi Immagini</w:t>
+      </w:r>
+      <w:r>
+        <w:t xml:space="preserve"> UI</w:t>
+      </w:r>
+    </w:p>
+    <w:p>
+      <w:r>
+        <w:tab/>
+      </w:r>
+      <w:r>
+        <w:tab/>
+      </w:r>
+      <w:proofErr w:type="spellStart"/>
+      <w:r>
+        <w:t>Stacking</w:t>
+      </w:r>
+      <w:proofErr w:type="spellEnd"/>
+      <w:r>
+        <w:t xml:space="preserve"> e </w:t>
+      </w:r>
+      <w:proofErr w:type="spellStart"/>
+      <w:r>
+        <w:t>analysis</w:t>
+      </w:r>
+      <w:proofErr w:type="spellEnd"/>
+      <w:r>
+        <w:t xml:space="preserve"> non funzionan</w:t>
+      </w:r>
+      <w:r>
+        <w:t>o con RAW (troppo grandi?)</w:t>
+      </w:r>
+    </w:p>
+    <w:p>
+      <w:pPr>
+        <w:ind w:left="708" w:firstLine="708"/>
+      </w:pPr>
+      <w:r>
+        <w:t>Messaggi</w:t>
+      </w:r>
+      <w:r>
+        <w:t xml:space="preserve"> in progress</w:t>
       </w:r>
     </w:p>
     <w:p/>
-    <w:p>
-      <w:r>
-        <w:tab/>
-        <w:t>Stacking</w:t>
-      </w:r>
-    </w:p>
-    <w:p>
-      <w:r>
-        <w:tab/>
-      </w:r>
-      <w:r>
-        <w:tab/>
-        <w:t>Sistemare MainScreen</w:t>
-      </w:r>
-    </w:p>
-    <w:p>
-      <w:pPr>
-        <w:rPr>
-          <w:lang w:val="en-GB"/>
-        </w:rPr>
-      </w:pPr>
-      <w:r>
-        <w:tab/>
-      </w:r>
-      <w:r>
-        <w:tab/>
-      </w:r>
-      <w:r>
-        <w:rPr>
-          <w:lang w:val="en-GB"/>
-        </w:rPr>
-        <w:t>Analyze Icon too s</w:t>
-      </w:r>
-      <w:r>
-        <w:rPr>
-          <w:lang w:val="en-GB"/>
-        </w:rPr>
-        <w:t>mall</w:t>
-      </w:r>
-    </w:p>
-    <w:p>
-      <w:pPr>
-        <w:rPr>
-          <w:lang w:val="en-GB"/>
-        </w:rPr>
-      </w:pPr>
-      <w:r>
-        <w:rPr>
-          <w:lang w:val="en-GB"/>
-        </w:rPr>
-        <w:tab/>
-      </w:r>
-      <w:r>
-        <w:rPr>
-          <w:lang w:val="en-GB"/>
-        </w:rPr>
-        <w:tab/>
-        <w:t>Analyze si pianta</w:t>
-      </w:r>
-    </w:p>
-    <w:p>
-      <w:r>
-        <w:rPr>
-          <w:lang w:val="en-GB"/>
-        </w:rPr>
-        <w:tab/>
-      </w:r>
-      <w:r>
-        <w:rPr>
-          <w:lang w:val="en-GB"/>
-        </w:rPr>
-        <w:tab/>
-      </w:r>
-      <w:r>
-        <w:t>Raw phot non funzi</w:t>
-      </w:r>
-      <w:r>
-        <w:t>ona</w:t>
-      </w:r>
-    </w:p>
-    <w:p>
-      <w:r>
-        <w:tab/>
-      </w:r>
-      <w:r>
-        <w:tab/>
-        <w:t>Implementare Analisi Immagini</w:t>
-      </w:r>
-    </w:p>
-    <w:p>
-      <w:r>
+    <w:p/>
+    <w:p>
+      <w:pPr>
+        <w:rPr>
+          <w:lang w:val="en-GB"/>
+        </w:rPr>
+      </w:pPr>
+      <w:r>
+        <w:rPr>
+          <w:lang w:val="en-GB"/>
+        </w:rPr>
         <w:t>Version 0.</w:t>
       </w:r>
       <w:r>
+        <w:rPr>
+          <w:lang w:val="en-GB"/>
+        </w:rPr>
         <w:t>6</w:t>
       </w:r>
       <w:r>
+        <w:rPr>
+          <w:lang w:val="en-GB"/>
+        </w:rPr>
         <w:t>.x</w:t>
       </w:r>
     </w:p>
@@ -116,9 +154,11 @@
           <w:numId w:val="31"/>
         </w:numPr>
       </w:pPr>
+      <w:proofErr w:type="spellStart"/>
       <w:r>
         <w:t>Stacking</w:t>
       </w:r>
+      <w:proofErr w:type="spellEnd"/>
     </w:p>
     <w:p>
       <w:pPr>
@@ -129,7 +169,15 @@
         </w:numPr>
       </w:pPr>
       <w:r>
-        <w:t>Aggiungere fun per stimare shifts</w:t>
+        <w:t xml:space="preserve">Aggiungere </w:t>
+      </w:r>
+      <w:proofErr w:type="spellStart"/>
+      <w:r>
+        <w:t>fun</w:t>
+      </w:r>
+      <w:proofErr w:type="spellEnd"/>
+      <w:r>
+        <w:t xml:space="preserve"> per stimare shifts</w:t>
       </w:r>
       <w:r>
         <w:t xml:space="preserve"> </w:t>
@@ -192,8 +240,13 @@
         </w:numPr>
       </w:pPr>
       <w:r>
-        <w:t>Non usare se &gt; maxshift</w:t>
-      </w:r>
+        <w:t xml:space="preserve">Non usare se &gt; </w:t>
+      </w:r>
+      <w:proofErr w:type="spellStart"/>
+      <w:r>
+        <w:t>maxshift</w:t>
+      </w:r>
+      <w:proofErr w:type="spellEnd"/>
     </w:p>
     <w:p>
       <w:pPr>
@@ -227,9 +280,11 @@
           <w:numId w:val="31"/>
         </w:numPr>
       </w:pPr>
+      <w:proofErr w:type="spellStart"/>
       <w:r>
         <w:t>CountDown</w:t>
       </w:r>
+      <w:proofErr w:type="spellEnd"/>
     </w:p>
     <w:p>
       <w:pPr>
@@ -270,9 +325,11 @@
           <w:numId w:val="31"/>
         </w:numPr>
       </w:pPr>
+      <w:proofErr w:type="spellStart"/>
       <w:r>
         <w:t>CameraLib</w:t>
       </w:r>
+      <w:proofErr w:type="spellEnd"/>
     </w:p>
     <w:p>
       <w:pPr>
@@ -301,8 +358,13 @@
         </w:numPr>
       </w:pPr>
       <w:r>
-        <w:t>Laplace variance</w:t>
-      </w:r>
+        <w:t xml:space="preserve">Laplace </w:t>
+      </w:r>
+      <w:proofErr w:type="spellStart"/>
+      <w:r>
+        <w:t>variance</w:t>
+      </w:r>
+      <w:proofErr w:type="spellEnd"/>
     </w:p>
     <w:p>
       <w:pPr>
@@ -323,8 +385,12 @@
     <w:p>
       <w:r>
         <w:tab/>
+      </w:r>
+      <w:proofErr w:type="spellStart"/>
+      <w:r>
         <w:t>Stacking</w:t>
       </w:r>
+      <w:proofErr w:type="spellEnd"/>
     </w:p>
     <w:p>
       <w:pPr>
@@ -366,9 +432,11 @@
       <w:pPr>
         <w:ind w:left="708"/>
       </w:pPr>
+      <w:proofErr w:type="spellStart"/>
       <w:r>
         <w:t>CameraLib</w:t>
       </w:r>
+      <w:proofErr w:type="spellEnd"/>
     </w:p>
     <w:p>
       <w:pPr>
@@ -379,8 +447,13 @@
         </w:numPr>
       </w:pPr>
       <w:r>
-        <w:t>Gallery per visualizzare foto e stacked</w:t>
-      </w:r>
+        <w:t xml:space="preserve">Gallery per visualizzare foto e </w:t>
+      </w:r>
+      <w:proofErr w:type="spellStart"/>
+      <w:r>
+        <w:t>stacked</w:t>
+      </w:r>
+      <w:proofErr w:type="spellEnd"/>
     </w:p>
     <w:p>
       <w:pPr>
@@ -403,8 +476,13 @@
         </w:numPr>
       </w:pPr>
       <w:r>
-        <w:t>Scegliere dove fare stacking</w:t>
-      </w:r>
+        <w:t xml:space="preserve">Scegliere dove fare </w:t>
+      </w:r>
+      <w:proofErr w:type="spellStart"/>
+      <w:r>
+        <w:t>stacking</w:t>
+      </w:r>
+      <w:proofErr w:type="spellEnd"/>
     </w:p>
     <w:p>
       <w:pPr>
@@ -415,6 +493,7 @@
         </w:numPr>
       </w:pPr>
       <w:r>
+        <w:lastRenderedPageBreak/>
         <w:t>Regolare tempo di esposizione</w:t>
       </w:r>
     </w:p>
@@ -424,11 +503,19 @@
           <w:lang w:val="en-GB"/>
         </w:rPr>
       </w:pPr>
-      <w:r>
-        <w:rPr>
-          <w:lang w:val="en-GB"/>
-        </w:rPr>
-        <w:t>Verion 0.</w:t>
+      <w:proofErr w:type="spellStart"/>
+      <w:r>
+        <w:rPr>
+          <w:lang w:val="en-GB"/>
+        </w:rPr>
+        <w:t>Verion</w:t>
+      </w:r>
+      <w:proofErr w:type="spellEnd"/>
+      <w:r>
+        <w:rPr>
+          <w:lang w:val="en-GB"/>
+        </w:rPr>
+        <w:t xml:space="preserve"> 0.</w:t>
       </w:r>
       <w:r>
         <w:rPr>
@@ -459,7 +546,28 @@
         <w:rPr>
           <w:lang w:val="en-GB"/>
         </w:rPr>
-        <w:t>Stacking con color anzich</w:t>
+        <w:t xml:space="preserve">Stacking con </w:t>
+      </w:r>
+      <w:proofErr w:type="spellStart"/>
+      <w:r>
+        <w:rPr>
+          <w:lang w:val="en-GB"/>
+        </w:rPr>
+        <w:t>color</w:t>
+      </w:r>
+      <w:proofErr w:type="spellEnd"/>
+      <w:r>
+        <w:rPr>
+          <w:lang w:val="en-GB"/>
+        </w:rPr>
+        <w:t xml:space="preserve"> </w:t>
+      </w:r>
+      <w:proofErr w:type="spellStart"/>
+      <w:r>
+        <w:rPr>
+          <w:lang w:val="en-GB"/>
+        </w:rPr>
+        <w:t>anzich</w:t>
       </w:r>
       <w:r>
         <w:rPr>
@@ -467,6 +575,7 @@
         </w:rPr>
         <w:t>e</w:t>
       </w:r>
+      <w:proofErr w:type="spellEnd"/>
       <w:r>
         <w:rPr>
           <w:lang w:val="en-GB"/>
@@ -490,24 +599,33 @@
         <w:rPr>
           <w:lang w:val="en-GB"/>
         </w:rPr>
-        <w:lastRenderedPageBreak/>
         <w:tab/>
         <w:t xml:space="preserve">Stacking </w:t>
       </w:r>
+      <w:proofErr w:type="spellStart"/>
       <w:r>
         <w:rPr>
           <w:i/>
           <w:iCs/>
           <w:lang w:val="en-GB"/>
         </w:rPr>
-        <w:t>più “astro” (sigma</w:t>
-      </w:r>
+        <w:t>più</w:t>
+      </w:r>
+      <w:proofErr w:type="spellEnd"/>
       <w:r>
         <w:rPr>
           <w:i/>
           <w:iCs/>
           <w:lang w:val="en-GB"/>
         </w:rPr>
+        <w:t xml:space="preserve"> “astro” (sigma</w:t>
+      </w:r>
+      <w:r>
+        <w:rPr>
+          <w:i/>
+          <w:iCs/>
+          <w:lang w:val="en-GB"/>
+        </w:rPr>
         <w:noBreakHyphen/>
         <w:t>clipping, dark frame, flat field)</w:t>
       </w:r>
@@ -517,10 +635,26 @@
         <w:ind w:firstLine="708"/>
       </w:pPr>
       <w:r>
-        <w:t>Soluzione per path dove sa</w:t>
-      </w:r>
-      <w:r>
-        <w:t>lvare photo/stacked e successivi</w:t>
+        <w:t xml:space="preserve">Soluzione per </w:t>
+      </w:r>
+      <w:proofErr w:type="spellStart"/>
+      <w:r>
+        <w:t>path</w:t>
+      </w:r>
+      <w:proofErr w:type="spellEnd"/>
+      <w:r>
+        <w:t xml:space="preserve"> dove sa</w:t>
+      </w:r>
+      <w:r>
+        <w:t>lvare photo/</w:t>
+      </w:r>
+      <w:proofErr w:type="spellStart"/>
+      <w:r>
+        <w:t>stacked</w:t>
+      </w:r>
+      <w:proofErr w:type="spellEnd"/>
+      <w:r>
+        <w:t xml:space="preserve"> e successivi</w:t>
       </w:r>
     </w:p>
     <w:p/>
@@ -551,24 +685,47 @@
         <w:ind w:firstLine="708"/>
       </w:pPr>
       <w:r>
-        <w:t>Voice Recognition interface</w:t>
-      </w:r>
+        <w:t xml:space="preserve">Voice </w:t>
+      </w:r>
+      <w:proofErr w:type="spellStart"/>
+      <w:r>
+        <w:t>Recognition</w:t>
+      </w:r>
+      <w:proofErr w:type="spellEnd"/>
+      <w:r>
+        <w:t xml:space="preserve"> </w:t>
+      </w:r>
+      <w:proofErr w:type="spellStart"/>
+      <w:r>
+        <w:t>interface</w:t>
+      </w:r>
+      <w:proofErr w:type="spellEnd"/>
     </w:p>
     <w:p>
       <w:pPr>
         <w:ind w:firstLine="708"/>
       </w:pPr>
       <w:r>
-        <w:t>Camera voice commands</w:t>
-      </w:r>
+        <w:t xml:space="preserve">Camera voice </w:t>
+      </w:r>
+      <w:proofErr w:type="spellStart"/>
+      <w:r>
+        <w:t>commands</w:t>
+      </w:r>
+      <w:proofErr w:type="spellEnd"/>
     </w:p>
     <w:p>
       <w:pPr>
         <w:ind w:firstLine="708"/>
       </w:pPr>
       <w:r>
-        <w:t>Video voice commands</w:t>
-      </w:r>
+        <w:t xml:space="preserve">Video voice </w:t>
+      </w:r>
+      <w:proofErr w:type="spellStart"/>
+      <w:r>
+        <w:t>commands</w:t>
+      </w:r>
+      <w:proofErr w:type="spellEnd"/>
     </w:p>
     <w:p/>
     <w:p/>
@@ -583,7 +740,15 @@
     <w:p/>
     <w:p>
       <w:r>
-        <w:t>Foto &lt;nPhoto&gt;</w:t>
+        <w:t>Foto &lt;</w:t>
+      </w:r>
+      <w:proofErr w:type="spellStart"/>
+      <w:r>
+        <w:t>nPhoto</w:t>
+      </w:r>
+      <w:proofErr w:type="spellEnd"/>
+      <w:r>
+        <w:t>&gt;</w:t>
       </w:r>
     </w:p>
     <w:p>
@@ -606,7 +771,21 @@
         <w:rPr>
           <w:lang w:val="en-GB"/>
         </w:rPr>
-        <w:t>Video &lt;nsecs&gt;</w:t>
+        <w:t>Video &lt;</w:t>
+      </w:r>
+      <w:proofErr w:type="spellStart"/>
+      <w:r>
+        <w:rPr>
+          <w:lang w:val="en-GB"/>
+        </w:rPr>
+        <w:t>nsecs</w:t>
+      </w:r>
+      <w:proofErr w:type="spellEnd"/>
+      <w:r>
+        <w:rPr>
+          <w:lang w:val="en-GB"/>
+        </w:rPr>
+        <w:t>&gt;</w:t>
       </w:r>
     </w:p>
     <w:p>
@@ -670,50 +849,155 @@
           <w:lang w:val="en-GB"/>
         </w:rPr>
       </w:pPr>
-      <w:r>
-        <w:rPr>
-          <w:lang w:val="en-GB"/>
-        </w:rPr>
-        <w:t>val activity = LocalContext.current as? Activity</w:t>
-      </w:r>
-    </w:p>
-    <w:p>
-      <w:pPr>
-        <w:rPr>
-          <w:lang w:val="en-GB"/>
-        </w:rPr>
-      </w:pPr>
-      <w:r>
-        <w:rPr>
-          <w:lang w:val="en-GB"/>
-        </w:rPr>
-        <w:t>activity?.let {</w:t>
-      </w:r>
-    </w:p>
-    <w:p>
-      <w:pPr>
-        <w:rPr>
-          <w:lang w:val="en-GB"/>
-        </w:rPr>
-      </w:pPr>
-      <w:r>
-        <w:rPr>
-          <w:lang w:val="en-GB"/>
-        </w:rPr>
-        <w:t xml:space="preserve">    val intent = Intent(it, SecondActivity::class.java)</w:t>
-      </w:r>
-    </w:p>
-    <w:p>
-      <w:pPr>
-        <w:rPr>
-          <w:lang w:val="en-GB"/>
-        </w:rPr>
-      </w:pPr>
-      <w:r>
-        <w:rPr>
-          <w:lang w:val="en-GB"/>
-        </w:rPr>
-        <w:t xml:space="preserve">    it.startActivity(intent)</w:t>
+      <w:proofErr w:type="spellStart"/>
+      <w:r>
+        <w:rPr>
+          <w:lang w:val="en-GB"/>
+        </w:rPr>
+        <w:t>val</w:t>
+      </w:r>
+      <w:proofErr w:type="spellEnd"/>
+      <w:r>
+        <w:rPr>
+          <w:lang w:val="en-GB"/>
+        </w:rPr>
+        <w:t xml:space="preserve"> activity = </w:t>
+      </w:r>
+      <w:proofErr w:type="spellStart"/>
+      <w:r>
+        <w:rPr>
+          <w:lang w:val="en-GB"/>
+        </w:rPr>
+        <w:t>LocalContext.current</w:t>
+      </w:r>
+      <w:proofErr w:type="spellEnd"/>
+      <w:r>
+        <w:rPr>
+          <w:lang w:val="en-GB"/>
+        </w:rPr>
+        <w:t xml:space="preserve"> as? Activity</w:t>
+      </w:r>
+    </w:p>
+    <w:p>
+      <w:pPr>
+        <w:rPr>
+          <w:lang w:val="en-GB"/>
+        </w:rPr>
+      </w:pPr>
+      <w:proofErr w:type="spellStart"/>
+      <w:proofErr w:type="gramStart"/>
+      <w:r>
+        <w:rPr>
+          <w:lang w:val="en-GB"/>
+        </w:rPr>
+        <w:t>activity?.</w:t>
+      </w:r>
+      <w:proofErr w:type="gramEnd"/>
+      <w:r>
+        <w:rPr>
+          <w:lang w:val="en-GB"/>
+        </w:rPr>
+        <w:t>let</w:t>
+      </w:r>
+      <w:proofErr w:type="spellEnd"/>
+      <w:r>
+        <w:rPr>
+          <w:lang w:val="en-GB"/>
+        </w:rPr>
+        <w:t xml:space="preserve"> {</w:t>
+      </w:r>
+    </w:p>
+    <w:p>
+      <w:pPr>
+        <w:rPr>
+          <w:lang w:val="en-GB"/>
+        </w:rPr>
+      </w:pPr>
+      <w:r>
+        <w:rPr>
+          <w:lang w:val="en-GB"/>
+        </w:rPr>
+        <w:t xml:space="preserve">    </w:t>
+      </w:r>
+      <w:proofErr w:type="spellStart"/>
+      <w:r>
+        <w:rPr>
+          <w:lang w:val="en-GB"/>
+        </w:rPr>
+        <w:t>val</w:t>
+      </w:r>
+      <w:proofErr w:type="spellEnd"/>
+      <w:r>
+        <w:rPr>
+          <w:lang w:val="en-GB"/>
+        </w:rPr>
+        <w:t xml:space="preserve"> intent = </w:t>
+      </w:r>
+      <w:proofErr w:type="gramStart"/>
+      <w:r>
+        <w:rPr>
+          <w:lang w:val="en-GB"/>
+        </w:rPr>
+        <w:t>Intent(</w:t>
+      </w:r>
+      <w:proofErr w:type="gramEnd"/>
+      <w:r>
+        <w:rPr>
+          <w:lang w:val="en-GB"/>
+        </w:rPr>
+        <w:t xml:space="preserve">it, </w:t>
+      </w:r>
+      <w:proofErr w:type="spellStart"/>
+      <w:proofErr w:type="gramStart"/>
+      <w:r>
+        <w:rPr>
+          <w:lang w:val="en-GB"/>
+        </w:rPr>
+        <w:t>SecondActivity</w:t>
+      </w:r>
+      <w:proofErr w:type="spellEnd"/>
+      <w:r>
+        <w:rPr>
+          <w:lang w:val="en-GB"/>
+        </w:rPr>
+        <w:t>::</w:t>
+      </w:r>
+      <w:proofErr w:type="gramEnd"/>
+      <w:r>
+        <w:rPr>
+          <w:lang w:val="en-GB"/>
+        </w:rPr>
+        <w:t>class.java)</w:t>
+      </w:r>
+    </w:p>
+    <w:p>
+      <w:pPr>
+        <w:rPr>
+          <w:lang w:val="en-GB"/>
+        </w:rPr>
+      </w:pPr>
+      <w:r>
+        <w:rPr>
+          <w:lang w:val="en-GB"/>
+        </w:rPr>
+        <w:lastRenderedPageBreak/>
+        <w:t xml:space="preserve">    </w:t>
+      </w:r>
+      <w:proofErr w:type="spellStart"/>
+      <w:proofErr w:type="gramStart"/>
+      <w:r>
+        <w:rPr>
+          <w:lang w:val="en-GB"/>
+        </w:rPr>
+        <w:t>it.startActivity</w:t>
+      </w:r>
+      <w:proofErr w:type="spellEnd"/>
+      <w:proofErr w:type="gramEnd"/>
+      <w:r>
+        <w:rPr>
+          <w:lang w:val="en-GB"/>
+        </w:rPr>
+        <w:t>(intent)</w:t>
       </w:r>
     </w:p>
     <w:p>
@@ -755,76 +1039,272 @@
           <w:lang w:val="en-GB"/>
         </w:rPr>
       </w:pPr>
-      <w:r>
-        <w:rPr>
-          <w:lang w:val="en-GB"/>
-        </w:rPr>
-        <w:t>val audioPermission = Manifest.permission.RECORD_AUDIO</w:t>
-      </w:r>
-    </w:p>
-    <w:p>
-      <w:pPr>
-        <w:rPr>
-          <w:lang w:val="en-GB"/>
-        </w:rPr>
-      </w:pPr>
-      <w:r>
-        <w:rPr>
-          <w:lang w:val="en-GB"/>
-        </w:rPr>
-        <w:t>val permissionLauncher = rememberLauncherForActivityResult(</w:t>
-      </w:r>
-    </w:p>
-    <w:p>
-      <w:pPr>
-        <w:rPr>
-          <w:lang w:val="en-GB"/>
-        </w:rPr>
-      </w:pPr>
-      <w:r>
-        <w:rPr>
-          <w:lang w:val="en-GB"/>
-        </w:rPr>
-        <w:t xml:space="preserve">    ActivityResultContracts.RequestPermission()</w:t>
-      </w:r>
-    </w:p>
-    <w:p>
-      <w:pPr>
-        <w:rPr>
-          <w:lang w:val="en-GB"/>
-        </w:rPr>
-      </w:pPr>
-      <w:r>
-        <w:rPr>
-          <w:lang w:val="en-GB"/>
-        </w:rPr>
-        <w:t>) { granted -&gt;</w:t>
-      </w:r>
-    </w:p>
-    <w:p>
-      <w:pPr>
-        <w:rPr>
-          <w:lang w:val="en-GB"/>
-        </w:rPr>
-      </w:pPr>
-      <w:r>
-        <w:rPr>
-          <w:lang w:val="en-GB"/>
-        </w:rPr>
-        <w:t xml:space="preserve">    if (!granted) {</w:t>
-      </w:r>
-    </w:p>
-    <w:p>
-      <w:pPr>
-        <w:rPr>
-          <w:lang w:val="en-GB"/>
-        </w:rPr>
-      </w:pPr>
-      <w:r>
-        <w:rPr>
-          <w:lang w:val="en-GB"/>
-        </w:rPr>
-        <w:t xml:space="preserve">        Toast.makeText(context, "Permesso microfono negato", Toast.LENGTH_SHORT).show()</w:t>
+      <w:proofErr w:type="spellStart"/>
+      <w:r>
+        <w:rPr>
+          <w:lang w:val="en-GB"/>
+        </w:rPr>
+        <w:t>val</w:t>
+      </w:r>
+      <w:proofErr w:type="spellEnd"/>
+      <w:r>
+        <w:rPr>
+          <w:lang w:val="en-GB"/>
+        </w:rPr>
+        <w:t xml:space="preserve"> </w:t>
+      </w:r>
+      <w:proofErr w:type="spellStart"/>
+      <w:r>
+        <w:rPr>
+          <w:lang w:val="en-GB"/>
+        </w:rPr>
+        <w:t>audioPermission</w:t>
+      </w:r>
+      <w:proofErr w:type="spellEnd"/>
+      <w:r>
+        <w:rPr>
+          <w:lang w:val="en-GB"/>
+        </w:rPr>
+        <w:t xml:space="preserve"> = </w:t>
+      </w:r>
+      <w:proofErr w:type="spellStart"/>
+      <w:proofErr w:type="gramStart"/>
+      <w:r>
+        <w:rPr>
+          <w:lang w:val="en-GB"/>
+        </w:rPr>
+        <w:t>Manifest.permission.RECORD</w:t>
+      </w:r>
+      <w:proofErr w:type="gramEnd"/>
+      <w:r>
+        <w:rPr>
+          <w:lang w:val="en-GB"/>
+        </w:rPr>
+        <w:t>_AUDIO</w:t>
+      </w:r>
+      <w:proofErr w:type="spellEnd"/>
+    </w:p>
+    <w:p>
+      <w:pPr>
+        <w:rPr>
+          <w:lang w:val="en-GB"/>
+        </w:rPr>
+      </w:pPr>
+      <w:proofErr w:type="spellStart"/>
+      <w:r>
+        <w:rPr>
+          <w:lang w:val="en-GB"/>
+        </w:rPr>
+        <w:t>val</w:t>
+      </w:r>
+      <w:proofErr w:type="spellEnd"/>
+      <w:r>
+        <w:rPr>
+          <w:lang w:val="en-GB"/>
+        </w:rPr>
+        <w:t xml:space="preserve"> </w:t>
+      </w:r>
+      <w:proofErr w:type="spellStart"/>
+      <w:r>
+        <w:rPr>
+          <w:lang w:val="en-GB"/>
+        </w:rPr>
+        <w:t>permissionLauncher</w:t>
+      </w:r>
+      <w:proofErr w:type="spellEnd"/>
+      <w:r>
+        <w:rPr>
+          <w:lang w:val="en-GB"/>
+        </w:rPr>
+        <w:t xml:space="preserve"> = </w:t>
+      </w:r>
+      <w:proofErr w:type="spellStart"/>
+      <w:proofErr w:type="gramStart"/>
+      <w:r>
+        <w:rPr>
+          <w:lang w:val="en-GB"/>
+        </w:rPr>
+        <w:t>rememberLauncherForActivityResult</w:t>
+      </w:r>
+      <w:proofErr w:type="spellEnd"/>
+      <w:r>
+        <w:rPr>
+          <w:lang w:val="en-GB"/>
+        </w:rPr>
+        <w:t>(</w:t>
+      </w:r>
+      <w:proofErr w:type="gramEnd"/>
+    </w:p>
+    <w:p>
+      <w:pPr>
+        <w:rPr>
+          <w:lang w:val="en-GB"/>
+        </w:rPr>
+      </w:pPr>
+      <w:r>
+        <w:rPr>
+          <w:lang w:val="en-GB"/>
+        </w:rPr>
+        <w:t xml:space="preserve">    </w:t>
+      </w:r>
+      <w:proofErr w:type="spellStart"/>
+      <w:r>
+        <w:rPr>
+          <w:lang w:val="en-GB"/>
+        </w:rPr>
+        <w:t>ActivityResultContracts.RequestPermission</w:t>
+      </w:r>
+      <w:proofErr w:type="spellEnd"/>
+      <w:r>
+        <w:rPr>
+          <w:lang w:val="en-GB"/>
+        </w:rPr>
+        <w:t>()</w:t>
+      </w:r>
+    </w:p>
+    <w:p>
+      <w:pPr>
+        <w:rPr>
+          <w:lang w:val="en-GB"/>
+        </w:rPr>
+      </w:pPr>
+      <w:r>
+        <w:rPr>
+          <w:lang w:val="en-GB"/>
+        </w:rPr>
+        <w:t xml:space="preserve">) </w:t>
+      </w:r>
+      <w:proofErr w:type="gramStart"/>
+      <w:r>
+        <w:rPr>
+          <w:lang w:val="en-GB"/>
+        </w:rPr>
+        <w:t>{ granted</w:t>
+      </w:r>
+      <w:proofErr w:type="gramEnd"/>
+      <w:r>
+        <w:rPr>
+          <w:lang w:val="en-GB"/>
+        </w:rPr>
+        <w:t xml:space="preserve"> -&gt;</w:t>
+      </w:r>
+    </w:p>
+    <w:p>
+      <w:pPr>
+        <w:rPr>
+          <w:lang w:val="en-GB"/>
+        </w:rPr>
+      </w:pPr>
+      <w:r>
+        <w:rPr>
+          <w:lang w:val="en-GB"/>
+        </w:rPr>
+        <w:t xml:space="preserve">    if </w:t>
+      </w:r>
+      <w:proofErr w:type="gramStart"/>
+      <w:r>
+        <w:rPr>
+          <w:lang w:val="en-GB"/>
+        </w:rPr>
+        <w:t>(!granted</w:t>
+      </w:r>
+      <w:proofErr w:type="gramEnd"/>
+      <w:r>
+        <w:rPr>
+          <w:lang w:val="en-GB"/>
+        </w:rPr>
+        <w:t>) {</w:t>
+      </w:r>
+    </w:p>
+    <w:p>
+      <w:pPr>
+        <w:rPr>
+          <w:lang w:val="en-GB"/>
+        </w:rPr>
+      </w:pPr>
+      <w:r>
+        <w:rPr>
+          <w:lang w:val="en-GB"/>
+        </w:rPr>
+        <w:t xml:space="preserve">        </w:t>
+      </w:r>
+      <w:proofErr w:type="spellStart"/>
+      <w:r>
+        <w:rPr>
+          <w:lang w:val="en-GB"/>
+        </w:rPr>
+        <w:t>Toast.makeText</w:t>
+      </w:r>
+      <w:proofErr w:type="spellEnd"/>
+      <w:r>
+        <w:rPr>
+          <w:lang w:val="en-GB"/>
+        </w:rPr>
+        <w:t>(context, "</w:t>
+      </w:r>
+      <w:proofErr w:type="spellStart"/>
+      <w:r>
+        <w:rPr>
+          <w:lang w:val="en-GB"/>
+        </w:rPr>
+        <w:t>Permesso</w:t>
+      </w:r>
+      <w:proofErr w:type="spellEnd"/>
+      <w:r>
+        <w:rPr>
+          <w:lang w:val="en-GB"/>
+        </w:rPr>
+        <w:t xml:space="preserve"> </w:t>
+      </w:r>
+      <w:proofErr w:type="spellStart"/>
+      <w:r>
+        <w:rPr>
+          <w:lang w:val="en-GB"/>
+        </w:rPr>
+        <w:t>microfono</w:t>
+      </w:r>
+      <w:proofErr w:type="spellEnd"/>
+      <w:r>
+        <w:rPr>
+          <w:lang w:val="en-GB"/>
+        </w:rPr>
+        <w:t xml:space="preserve"> </w:t>
+      </w:r>
+      <w:proofErr w:type="spellStart"/>
+      <w:r>
+        <w:rPr>
+          <w:lang w:val="en-GB"/>
+        </w:rPr>
+        <w:t>negato</w:t>
+      </w:r>
+      <w:proofErr w:type="spellEnd"/>
+      <w:r>
+        <w:rPr>
+          <w:lang w:val="en-GB"/>
+        </w:rPr>
+        <w:t xml:space="preserve">", </w:t>
+      </w:r>
+      <w:proofErr w:type="spellStart"/>
+      <w:r>
+        <w:rPr>
+          <w:lang w:val="en-GB"/>
+        </w:rPr>
+        <w:t>Toast.LENGTH_SHORT</w:t>
+      </w:r>
+      <w:proofErr w:type="spellEnd"/>
+      <w:proofErr w:type="gramStart"/>
+      <w:r>
+        <w:rPr>
+          <w:lang w:val="en-GB"/>
+        </w:rPr>
+        <w:t>).show</w:t>
+      </w:r>
+      <w:proofErr w:type="gramEnd"/>
+      <w:r>
+        <w:rPr>
+          <w:lang w:val="en-GB"/>
+        </w:rPr>
+        <w:t>()</w:t>
       </w:r>
     </w:p>
     <w:p>
@@ -908,8 +1388,13 @@
         </w:numPr>
       </w:pPr>
       <w:r>
-        <w:t>applichi un leggero sharpening</w:t>
-      </w:r>
+        <w:t xml:space="preserve">applichi un leggero </w:t>
+      </w:r>
+      <w:proofErr w:type="spellStart"/>
+      <w:r>
+        <w:t>sharpening</w:t>
+      </w:r>
+      <w:proofErr w:type="spellEnd"/>
     </w:p>
     <w:p/>
     <w:p>
@@ -978,7 +1463,23 @@
         </w:numPr>
       </w:pPr>
       <w:r>
-        <w:t>calcoli la “nitidezza” di ogni frame (es. Laplacian variance)</w:t>
+        <w:t xml:space="preserve">calcoli la “nitidezza” di ogni frame (es. </w:t>
+      </w:r>
+      <w:proofErr w:type="spellStart"/>
+      <w:r>
+        <w:t>Laplacian</w:t>
+      </w:r>
+      <w:proofErr w:type="spellEnd"/>
+      <w:r>
+        <w:t xml:space="preserve"> </w:t>
+      </w:r>
+      <w:proofErr w:type="spellStart"/>
+      <w:r>
+        <w:t>variance</w:t>
+      </w:r>
+      <w:proofErr w:type="spellEnd"/>
+      <w:r>
+        <w:t>)</w:t>
       </w:r>
     </w:p>
     <w:p>
@@ -1040,6 +1541,7 @@
     </w:p>
     <w:p>
       <w:r>
+        <w:lastRenderedPageBreak/>
         <w:t>CameraX permette esposizioni lunghe solo se:</w:t>
       </w:r>
     </w:p>
@@ -1062,8 +1564,13 @@
         </w:numPr>
       </w:pPr>
       <w:r>
-        <w:t>imposti CaptureRequest.SENSOR_EXPOSURE_TIME</w:t>
-      </w:r>
+        <w:t xml:space="preserve">imposti </w:t>
+      </w:r>
+      <w:proofErr w:type="spellStart"/>
+      <w:r>
+        <w:t>CaptureRequest.SENSOR_EXPOSURE_TIME</w:t>
+      </w:r>
+      <w:proofErr w:type="spellEnd"/>
     </w:p>
     <w:p>
       <w:pPr>
@@ -1073,7 +1580,6 @@
         </w:numPr>
       </w:pPr>
       <w:r>
-        <w:lastRenderedPageBreak/>
         <w:t>imposti SENSOR_SENSITIVITY (ISO)</w:t>
       </w:r>
     </w:p>
@@ -1370,11 +1876,28 @@
           <w:b/>
           <w:bCs/>
         </w:rPr>
-        <w:t xml:space="preserve"> 6) Focus peaking (utilissimo con telescopi)</w:t>
-      </w:r>
-    </w:p>
-    <w:p>
-      <w:r>
+        <w:t xml:space="preserve"> 6) Focus </w:t>
+      </w:r>
+      <w:proofErr w:type="spellStart"/>
+      <w:r>
+        <w:rPr>
+          <w:b/>
+          <w:bCs/>
+        </w:rPr>
+        <w:t>peaking</w:t>
+      </w:r>
+      <w:proofErr w:type="spellEnd"/>
+      <w:r>
+        <w:rPr>
+          <w:b/>
+          <w:bCs/>
+        </w:rPr>
+        <w:t xml:space="preserve"> (utilissimo con telescopi)</w:t>
+      </w:r>
+    </w:p>
+    <w:p>
+      <w:r>
+        <w:lastRenderedPageBreak/>
         <w:t>Il telescopio non ha autofocus.</w:t>
       </w:r>
       <w:r>
@@ -1384,7 +1907,15 @@
     </w:p>
     <w:p>
       <w:r>
-        <w:t>Il focus peaking:</w:t>
+        <w:t xml:space="preserve">Il focus </w:t>
+      </w:r>
+      <w:proofErr w:type="spellStart"/>
+      <w:r>
+        <w:t>peaking</w:t>
+      </w:r>
+      <w:proofErr w:type="spellEnd"/>
+      <w:r>
+        <w:t>:</w:t>
       </w:r>
     </w:p>
     <w:p>
@@ -1406,7 +1937,6 @@
         </w:numPr>
       </w:pPr>
       <w:r>
-        <w:lastRenderedPageBreak/>
         <w:t>ti dice quando sei a fuoco perfetto</w:t>
       </w:r>
     </w:p>
@@ -1491,8 +2021,13 @@
         </w:numPr>
       </w:pPr>
       <w:r>
-        <w:t>aggiornato ogni 200 ms</w:t>
-      </w:r>
+        <w:t xml:space="preserve">aggiornato ogni 200 </w:t>
+      </w:r>
+      <w:proofErr w:type="spellStart"/>
+      <w:r>
+        <w:t>ms</w:t>
+      </w:r>
+      <w:proofErr w:type="spellEnd"/>
     </w:p>
     <w:p>
       <w:r>
@@ -1549,8 +2084,17 @@
           <w:b/>
           <w:bCs/>
         </w:rPr>
-        <w:t xml:space="preserve"> La priorità assoluta è: scatto multiplo + stacking</w:t>
-      </w:r>
+        <w:t xml:space="preserve"> La priorità assoluta è: scatto multiplo + </w:t>
+      </w:r>
+      <w:proofErr w:type="spellStart"/>
+      <w:r>
+        <w:rPr>
+          <w:b/>
+          <w:bCs/>
+        </w:rPr>
+        <w:t>stacking</w:t>
+      </w:r>
+      <w:proofErr w:type="spellEnd"/>
     </w:p>
     <w:p>
       <w:r>
@@ -1582,8 +2126,17 @@
           <w:b/>
           <w:bCs/>
         </w:rPr>
-        <w:t xml:space="preserve"> Focus peaking</w:t>
-      </w:r>
+        <w:t xml:space="preserve"> Focus </w:t>
+      </w:r>
+      <w:proofErr w:type="spellStart"/>
+      <w:r>
+        <w:rPr>
+          <w:b/>
+          <w:bCs/>
+        </w:rPr>
+        <w:t>peaking</w:t>
+      </w:r>
+      <w:proofErr w:type="spellEnd"/>
     </w:p>
     <w:p>
       <w:pPr>
@@ -1670,8 +2223,17 @@
           <w:b/>
           <w:bCs/>
         </w:rPr>
-        <w:t>un modulo completo di stacking</w:t>
-      </w:r>
+        <w:t xml:space="preserve">un modulo completo di </w:t>
+      </w:r>
+      <w:proofErr w:type="spellStart"/>
+      <w:r>
+        <w:rPr>
+          <w:b/>
+          <w:bCs/>
+        </w:rPr>
+        <w:t>stacking</w:t>
+      </w:r>
+      <w:proofErr w:type="spellEnd"/>
       <w:r>
         <w:t xml:space="preserve"> (10–30 scatti, allineamento, merge)</w:t>
       </w:r>
@@ -1688,7 +2250,23 @@
           <w:b/>
           <w:bCs/>
         </w:rPr>
-        <w:t>focus peaking in overlay</w:t>
+        <w:t xml:space="preserve">focus </w:t>
+      </w:r>
+      <w:proofErr w:type="spellStart"/>
+      <w:r>
+        <w:rPr>
+          <w:b/>
+          <w:bCs/>
+        </w:rPr>
+        <w:t>peaking</w:t>
+      </w:r>
+      <w:proofErr w:type="spellEnd"/>
+      <w:r>
+        <w:rPr>
+          <w:b/>
+          <w:bCs/>
+        </w:rPr>
+        <w:t xml:space="preserve"> in overlay</w:t>
       </w:r>
     </w:p>
     <w:p>
@@ -1723,11 +2301,20 @@
     </w:p>
     <w:p>
       <w:r>
-        <w:t>Dimmi quale vuoi implementare per primo e te lo scrivo in Kotlin, già pronto per Compose + CameraX.</w:t>
-      </w:r>
-    </w:p>
-    <w:p>
-      <w:r>
+        <w:t xml:space="preserve">Dimmi quale vuoi implementare per primo e te lo scrivo in </w:t>
+      </w:r>
+      <w:proofErr w:type="spellStart"/>
+      <w:r>
+        <w:t>Kotlin</w:t>
+      </w:r>
+      <w:proofErr w:type="spellEnd"/>
+      <w:r>
+        <w:t>, già pronto per Compose + CameraX.</w:t>
+      </w:r>
+    </w:p>
+    <w:p>
+      <w:r>
+        <w:lastRenderedPageBreak/>
         <w:t xml:space="preserve">Perfetto Antonio — </w:t>
       </w:r>
       <w:r>
@@ -1735,7 +2322,23 @@
           <w:b/>
           <w:bCs/>
         </w:rPr>
-        <w:t>lo stacking è la cosa migliore che puoi fare per astrofotografia al telescopio</w:t>
+        <w:t xml:space="preserve">lo </w:t>
+      </w:r>
+      <w:proofErr w:type="spellStart"/>
+      <w:r>
+        <w:rPr>
+          <w:b/>
+          <w:bCs/>
+        </w:rPr>
+        <w:t>stacking</w:t>
+      </w:r>
+      <w:proofErr w:type="spellEnd"/>
+      <w:r>
+        <w:rPr>
+          <w:b/>
+          <w:bCs/>
+        </w:rPr>
+        <w:t xml:space="preserve"> è la cosa migliore che puoi fare per astrofotografia al telescopio</w:t>
       </w:r>
       <w:r>
         <w:t xml:space="preserve">, e possiamo implementarlo in modo </w:t>
@@ -1808,7 +2411,6 @@
     </w:p>
     <w:p>
       <w:r>
-        <w:lastRenderedPageBreak/>
         <w:t xml:space="preserve">Scattare </w:t>
       </w:r>
       <w:r>
@@ -1937,7 +2539,15 @@
         </w:numPr>
       </w:pPr>
       <w:r>
-        <w:t>fai 10–20 scatti con ImageCapture.takePicture()</w:t>
+        <w:t xml:space="preserve">fai 10–20 scatti con </w:t>
+      </w:r>
+      <w:proofErr w:type="spellStart"/>
+      <w:r>
+        <w:t>ImageCapture.takePicture</w:t>
+      </w:r>
+      <w:proofErr w:type="spellEnd"/>
+      <w:r>
+        <w:t>()</w:t>
       </w:r>
     </w:p>
     <w:p>
@@ -1947,8 +2557,13 @@
           <w:numId w:val="14"/>
         </w:numPr>
       </w:pPr>
-      <w:r>
-        <w:t>li salvi in memoria come Bitmap</w:t>
+      <w:proofErr w:type="spellStart"/>
+      <w:r>
+        <w:t>li</w:t>
+      </w:r>
+      <w:proofErr w:type="spellEnd"/>
+      <w:r>
+        <w:t xml:space="preserve"> salvi in memoria come Bitmap</w:t>
       </w:r>
     </w:p>
     <w:p>
@@ -1989,7 +2604,14 @@
       </w:r>
       <w:r>
         <w:noBreakHyphen/>
-        <w:t>correlation semplificata)</w:t>
+      </w:r>
+      <w:proofErr w:type="spellStart"/>
+      <w:r>
+        <w:t>correlation</w:t>
+      </w:r>
+      <w:proofErr w:type="spellEnd"/>
+      <w:r>
+        <w:t xml:space="preserve"> semplificata)</w:t>
       </w:r>
     </w:p>
     <w:p>
@@ -2015,8 +2637,17 @@
           <w:b/>
           <w:bCs/>
         </w:rPr>
-        <w:t>3) Stacking</w:t>
-      </w:r>
+        <w:t xml:space="preserve">3) </w:t>
+      </w:r>
+      <w:proofErr w:type="spellStart"/>
+      <w:r>
+        <w:rPr>
+          <w:b/>
+          <w:bCs/>
+        </w:rPr>
+        <w:t>Stacking</w:t>
+      </w:r>
+      <w:proofErr w:type="spellEnd"/>
     </w:p>
     <w:p>
       <w:pPr>
@@ -2085,7 +2716,23 @@
           <w:b/>
           <w:bCs/>
         </w:rPr>
-        <w:t>4) Sharpen leggero</w:t>
+        <w:t xml:space="preserve">4) </w:t>
+      </w:r>
+      <w:proofErr w:type="spellStart"/>
+      <w:r>
+        <w:rPr>
+          <w:b/>
+          <w:bCs/>
+        </w:rPr>
+        <w:t>Sharpen</w:t>
+      </w:r>
+      <w:proofErr w:type="spellEnd"/>
+      <w:r>
+        <w:rPr>
+          <w:b/>
+          <w:bCs/>
+        </w:rPr>
+        <w:t xml:space="preserve"> leggero</w:t>
       </w:r>
     </w:p>
     <w:p>
@@ -2096,7 +2743,15 @@
         </w:numPr>
       </w:pPr>
       <w:r>
-        <w:t>filtro Laplaciano o Unsharp Mask</w:t>
+        <w:t xml:space="preserve">filtro Laplaciano o </w:t>
+      </w:r>
+      <w:proofErr w:type="spellStart"/>
+      <w:r>
+        <w:t>Unsharp</w:t>
+      </w:r>
+      <w:proofErr w:type="spellEnd"/>
+      <w:r>
+        <w:t xml:space="preserve"> Mask</w:t>
       </w:r>
     </w:p>
     <w:p>
@@ -2120,7 +2775,25 @@
           <w:b/>
           <w:bCs/>
         </w:rPr>
-        <w:t>Perfetto Antonio, ora entriamo nel cuore dello stacking.</w:t>
+        <w:t xml:space="preserve">Perfetto Antonio, ora entriamo nel cuore dello </w:t>
+      </w:r>
+      <w:proofErr w:type="spellStart"/>
+      <w:r>
+        <w:rPr>
+          <w:rFonts w:ascii="Segoe UI Emoji" w:hAnsi="Segoe UI Emoji" w:cs="Segoe UI Emoji"/>
+          <w:b/>
+          <w:bCs/>
+        </w:rPr>
+        <w:t>stacking</w:t>
+      </w:r>
+      <w:proofErr w:type="spellEnd"/>
+      <w:r>
+        <w:rPr>
+          <w:rFonts w:ascii="Segoe UI Emoji" w:hAnsi="Segoe UI Emoji" w:cs="Segoe UI Emoji"/>
+          <w:b/>
+          <w:bCs/>
+        </w:rPr>
+        <w:t>.</w:t>
       </w:r>
       <w:r>
         <w:rPr>
@@ -2138,7 +2811,25 @@
           <w:bCs/>
         </w:rPr>
         <w:br/>
-        <w:t>Adesso ci serve una routine di stacking vera e propria.</w:t>
+        <w:t xml:space="preserve">Adesso ci serve una routine di </w:t>
+      </w:r>
+      <w:proofErr w:type="spellStart"/>
+      <w:r>
+        <w:rPr>
+          <w:rFonts w:ascii="Segoe UI Emoji" w:hAnsi="Segoe UI Emoji" w:cs="Segoe UI Emoji"/>
+          <w:b/>
+          <w:bCs/>
+        </w:rPr>
+        <w:t>stacking</w:t>
+      </w:r>
+      <w:proofErr w:type="spellEnd"/>
+      <w:r>
+        <w:rPr>
+          <w:rFonts w:ascii="Segoe UI Emoji" w:hAnsi="Segoe UI Emoji" w:cs="Segoe UI Emoji"/>
+          <w:b/>
+          <w:bCs/>
+        </w:rPr>
+        <w:t xml:space="preserve"> vera e propria.</w:t>
       </w:r>
     </w:p>
     <w:p>
@@ -2208,7 +2899,25 @@
           <w:b/>
           <w:bCs/>
         </w:rPr>
-        <w:t>Lo stacking si fa così:</w:t>
+        <w:t xml:space="preserve">Lo </w:t>
+      </w:r>
+      <w:proofErr w:type="spellStart"/>
+      <w:r>
+        <w:rPr>
+          <w:rFonts w:ascii="Segoe UI Emoji" w:hAnsi="Segoe UI Emoji" w:cs="Segoe UI Emoji"/>
+          <w:b/>
+          <w:bCs/>
+        </w:rPr>
+        <w:t>stacking</w:t>
+      </w:r>
+      <w:proofErr w:type="spellEnd"/>
+      <w:r>
+        <w:rPr>
+          <w:rFonts w:ascii="Segoe UI Emoji" w:hAnsi="Segoe UI Emoji" w:cs="Segoe UI Emoji"/>
+          <w:b/>
+          <w:bCs/>
+        </w:rPr>
+        <w:t xml:space="preserve"> si fa così:</w:t>
       </w:r>
     </w:p>
     <w:p>
@@ -2229,7 +2938,26 @@
           <w:b/>
           <w:bCs/>
         </w:rPr>
-        <w:t>Carichi tutte le immagini in memoria come Bitmap o ImageProxy convertiti.</w:t>
+        <w:lastRenderedPageBreak/>
+        <w:t xml:space="preserve">Carichi tutte le immagini in memoria come Bitmap o </w:t>
+      </w:r>
+      <w:proofErr w:type="spellStart"/>
+      <w:r>
+        <w:rPr>
+          <w:rFonts w:ascii="Segoe UI Emoji" w:hAnsi="Segoe UI Emoji" w:cs="Segoe UI Emoji"/>
+          <w:b/>
+          <w:bCs/>
+        </w:rPr>
+        <w:t>ImageProxy</w:t>
+      </w:r>
+      <w:proofErr w:type="spellEnd"/>
+      <w:r>
+        <w:rPr>
+          <w:rFonts w:ascii="Segoe UI Emoji" w:hAnsi="Segoe UI Emoji" w:cs="Segoe UI Emoji"/>
+          <w:b/>
+          <w:bCs/>
+        </w:rPr>
+        <w:t xml:space="preserve"> convertiti.</w:t>
       </w:r>
     </w:p>
     <w:p>
@@ -2250,7 +2978,25 @@
           <w:b/>
           <w:bCs/>
         </w:rPr>
-        <w:t>Le converti in un array di pixel (idealmente in grayscale o float).</w:t>
+        <w:t xml:space="preserve">Le converti in un array di pixel (idealmente in </w:t>
+      </w:r>
+      <w:proofErr w:type="spellStart"/>
+      <w:r>
+        <w:rPr>
+          <w:rFonts w:ascii="Segoe UI Emoji" w:hAnsi="Segoe UI Emoji" w:cs="Segoe UI Emoji"/>
+          <w:b/>
+          <w:bCs/>
+        </w:rPr>
+        <w:t>grayscale</w:t>
+      </w:r>
+      <w:proofErr w:type="spellEnd"/>
+      <w:r>
+        <w:rPr>
+          <w:rFonts w:ascii="Segoe UI Emoji" w:hAnsi="Segoe UI Emoji" w:cs="Segoe UI Emoji"/>
+          <w:b/>
+          <w:bCs/>
+        </w:rPr>
+        <w:t xml:space="preserve"> o float).</w:t>
       </w:r>
     </w:p>
     <w:p>
@@ -2292,7 +3038,25 @@
           <w:b/>
           <w:bCs/>
         </w:rPr>
-        <w:t>Media (stacking classico)</w:t>
+        <w:t>Media (</w:t>
+      </w:r>
+      <w:proofErr w:type="spellStart"/>
+      <w:r>
+        <w:rPr>
+          <w:rFonts w:ascii="Segoe UI Emoji" w:hAnsi="Segoe UI Emoji" w:cs="Segoe UI Emoji"/>
+          <w:b/>
+          <w:bCs/>
+        </w:rPr>
+        <w:t>stacking</w:t>
+      </w:r>
+      <w:proofErr w:type="spellEnd"/>
+      <w:r>
+        <w:rPr>
+          <w:rFonts w:ascii="Segoe UI Emoji" w:hAnsi="Segoe UI Emoji" w:cs="Segoe UI Emoji"/>
+          <w:b/>
+          <w:bCs/>
+        </w:rPr>
+        <w:t xml:space="preserve"> classico)</w:t>
       </w:r>
     </w:p>
     <w:p>
@@ -2334,7 +3098,6 @@
           <w:b/>
           <w:bCs/>
         </w:rPr>
-        <w:lastRenderedPageBreak/>
         <w:t>Sigma</w:t>
       </w:r>
       <w:r>
@@ -2382,7 +3145,25 @@
           <w:b/>
           <w:bCs/>
         </w:rPr>
-        <w:t>Adesso ti preparo la versione completa, con codice Kotlin pronto da incollare.</w:t>
+        <w:t xml:space="preserve">Adesso ti preparo la versione completa, con codice </w:t>
+      </w:r>
+      <w:proofErr w:type="spellStart"/>
+      <w:r>
+        <w:rPr>
+          <w:rFonts w:ascii="Segoe UI Emoji" w:hAnsi="Segoe UI Emoji" w:cs="Segoe UI Emoji"/>
+          <w:b/>
+          <w:bCs/>
+        </w:rPr>
+        <w:t>Kotlin</w:t>
+      </w:r>
+      <w:proofErr w:type="spellEnd"/>
+      <w:r>
+        <w:rPr>
+          <w:rFonts w:ascii="Segoe UI Emoji" w:hAnsi="Segoe UI Emoji" w:cs="Segoe UI Emoji"/>
+          <w:b/>
+          <w:bCs/>
+        </w:rPr>
+        <w:t xml:space="preserve"> pronto da incollare.</w:t>
       </w:r>
     </w:p>
     <w:p>
@@ -2454,132 +3235,391 @@
           <w:bCs/>
           <w:lang w:val="en-GB"/>
         </w:rPr>
-        <w:t>fun loadBitmapsFromFolder(context: Context, folder: String): List&lt;Bitmap&gt; {</w:t>
-      </w:r>
-    </w:p>
-    <w:p>
-      <w:pPr>
-        <w:rPr>
-          <w:rFonts w:ascii="Segoe UI Emoji" w:hAnsi="Segoe UI Emoji" w:cs="Segoe UI Emoji"/>
-          <w:b/>
-          <w:bCs/>
-          <w:lang w:val="en-GB"/>
-        </w:rPr>
-      </w:pPr>
-      <w:r>
-        <w:rPr>
-          <w:rFonts w:ascii="Segoe UI Emoji" w:hAnsi="Segoe UI Emoji" w:cs="Segoe UI Emoji"/>
-          <w:b/>
-          <w:bCs/>
-          <w:lang w:val="en-GB"/>
-        </w:rPr>
-        <w:t xml:space="preserve">    val bitmaps = mutableListOf&lt;Bitmap&gt;()</w:t>
-      </w:r>
-    </w:p>
-    <w:p>
-      <w:pPr>
-        <w:rPr>
-          <w:rFonts w:ascii="Segoe UI Emoji" w:hAnsi="Segoe UI Emoji" w:cs="Segoe UI Emoji"/>
-          <w:b/>
-          <w:bCs/>
-          <w:lang w:val="en-GB"/>
-        </w:rPr>
-      </w:pPr>
-      <w:r>
-        <w:rPr>
-          <w:rFonts w:ascii="Segoe UI Emoji" w:hAnsi="Segoe UI Emoji" w:cs="Segoe UI Emoji"/>
-          <w:b/>
-          <w:bCs/>
-          <w:lang w:val="en-GB"/>
-        </w:rPr>
-        <w:t xml:space="preserve">    val collection = MediaStore.Images.Media.EXTERNAL_CONTENT_URI</w:t>
-      </w:r>
-    </w:p>
-    <w:p>
-      <w:pPr>
-        <w:rPr>
-          <w:rFonts w:ascii="Segoe UI Emoji" w:hAnsi="Segoe UI Emoji" w:cs="Segoe UI Emoji"/>
-          <w:b/>
-          <w:bCs/>
-          <w:lang w:val="en-GB"/>
-        </w:rPr>
-      </w:pPr>
-    </w:p>
-    <w:p>
-      <w:pPr>
-        <w:rPr>
-          <w:rFonts w:ascii="Segoe UI Emoji" w:hAnsi="Segoe UI Emoji" w:cs="Segoe UI Emoji"/>
-          <w:b/>
-          <w:bCs/>
-          <w:lang w:val="en-GB"/>
-        </w:rPr>
-      </w:pPr>
-      <w:r>
-        <w:rPr>
-          <w:rFonts w:ascii="Segoe UI Emoji" w:hAnsi="Segoe UI Emoji" w:cs="Segoe UI Emoji"/>
-          <w:b/>
-          <w:bCs/>
-          <w:lang w:val="en-GB"/>
-        </w:rPr>
-        <w:t xml:space="preserve">    val projection = arrayOf(</w:t>
-      </w:r>
-    </w:p>
-    <w:p>
-      <w:pPr>
-        <w:rPr>
-          <w:rFonts w:ascii="Segoe UI Emoji" w:hAnsi="Segoe UI Emoji" w:cs="Segoe UI Emoji"/>
-          <w:b/>
-          <w:bCs/>
-          <w:lang w:val="en-GB"/>
-        </w:rPr>
-      </w:pPr>
-      <w:r>
-        <w:rPr>
-          <w:rFonts w:ascii="Segoe UI Emoji" w:hAnsi="Segoe UI Emoji" w:cs="Segoe UI Emoji"/>
-          <w:b/>
-          <w:bCs/>
-          <w:lang w:val="en-GB"/>
-        </w:rPr>
-        <w:t xml:space="preserve">        MediaStore.Images.Media._ID,</w:t>
-      </w:r>
-    </w:p>
-    <w:p>
-      <w:pPr>
-        <w:rPr>
-          <w:rFonts w:ascii="Segoe UI Emoji" w:hAnsi="Segoe UI Emoji" w:cs="Segoe UI Emoji"/>
-          <w:b/>
-          <w:bCs/>
-          <w:lang w:val="en-GB"/>
-        </w:rPr>
-      </w:pPr>
-      <w:r>
-        <w:rPr>
-          <w:rFonts w:ascii="Segoe UI Emoji" w:hAnsi="Segoe UI Emoji" w:cs="Segoe UI Emoji"/>
-          <w:b/>
-          <w:bCs/>
-          <w:lang w:val="en-GB"/>
-        </w:rPr>
-        <w:t xml:space="preserve">        MediaStore.Images.Media.DISPLAY_NAME,</w:t>
-      </w:r>
-    </w:p>
-    <w:p>
-      <w:pPr>
-        <w:rPr>
-          <w:rFonts w:ascii="Segoe UI Emoji" w:hAnsi="Segoe UI Emoji" w:cs="Segoe UI Emoji"/>
-          <w:b/>
-          <w:bCs/>
-          <w:lang w:val="en-GB"/>
-        </w:rPr>
-      </w:pPr>
-      <w:r>
-        <w:rPr>
-          <w:rFonts w:ascii="Segoe UI Emoji" w:hAnsi="Segoe UI Emoji" w:cs="Segoe UI Emoji"/>
-          <w:b/>
-          <w:bCs/>
-          <w:lang w:val="en-GB"/>
-        </w:rPr>
-        <w:t xml:space="preserve">        MediaStore.Images.Media.RELATIVE_PATH</w:t>
-      </w:r>
+        <w:t xml:space="preserve">fun </w:t>
+      </w:r>
+      <w:proofErr w:type="spellStart"/>
+      <w:proofErr w:type="gramStart"/>
+      <w:r>
+        <w:rPr>
+          <w:rFonts w:ascii="Segoe UI Emoji" w:hAnsi="Segoe UI Emoji" w:cs="Segoe UI Emoji"/>
+          <w:b/>
+          <w:bCs/>
+          <w:lang w:val="en-GB"/>
+        </w:rPr>
+        <w:t>loadBitmapsFromFolder</w:t>
+      </w:r>
+      <w:proofErr w:type="spellEnd"/>
+      <w:r>
+        <w:rPr>
+          <w:rFonts w:ascii="Segoe UI Emoji" w:hAnsi="Segoe UI Emoji" w:cs="Segoe UI Emoji"/>
+          <w:b/>
+          <w:bCs/>
+          <w:lang w:val="en-GB"/>
+        </w:rPr>
+        <w:t>(</w:t>
+      </w:r>
+      <w:proofErr w:type="gramEnd"/>
+      <w:r>
+        <w:rPr>
+          <w:rFonts w:ascii="Segoe UI Emoji" w:hAnsi="Segoe UI Emoji" w:cs="Segoe UI Emoji"/>
+          <w:b/>
+          <w:bCs/>
+          <w:lang w:val="en-GB"/>
+        </w:rPr>
+        <w:t>context: Context, folder: String): List&lt;Bitmap&gt; {</w:t>
+      </w:r>
+    </w:p>
+    <w:p>
+      <w:pPr>
+        <w:rPr>
+          <w:rFonts w:ascii="Segoe UI Emoji" w:hAnsi="Segoe UI Emoji" w:cs="Segoe UI Emoji"/>
+          <w:b/>
+          <w:bCs/>
+          <w:lang w:val="en-GB"/>
+        </w:rPr>
+      </w:pPr>
+      <w:r>
+        <w:rPr>
+          <w:rFonts w:ascii="Segoe UI Emoji" w:hAnsi="Segoe UI Emoji" w:cs="Segoe UI Emoji"/>
+          <w:b/>
+          <w:bCs/>
+          <w:lang w:val="en-GB"/>
+        </w:rPr>
+        <w:t xml:space="preserve">    </w:t>
+      </w:r>
+      <w:proofErr w:type="spellStart"/>
+      <w:r>
+        <w:rPr>
+          <w:rFonts w:ascii="Segoe UI Emoji" w:hAnsi="Segoe UI Emoji" w:cs="Segoe UI Emoji"/>
+          <w:b/>
+          <w:bCs/>
+          <w:lang w:val="en-GB"/>
+        </w:rPr>
+        <w:t>val</w:t>
+      </w:r>
+      <w:proofErr w:type="spellEnd"/>
+      <w:r>
+        <w:rPr>
+          <w:rFonts w:ascii="Segoe UI Emoji" w:hAnsi="Segoe UI Emoji" w:cs="Segoe UI Emoji"/>
+          <w:b/>
+          <w:bCs/>
+          <w:lang w:val="en-GB"/>
+        </w:rPr>
+        <w:t xml:space="preserve"> bitmaps = </w:t>
+      </w:r>
+      <w:proofErr w:type="spellStart"/>
+      <w:r>
+        <w:rPr>
+          <w:rFonts w:ascii="Segoe UI Emoji" w:hAnsi="Segoe UI Emoji" w:cs="Segoe UI Emoji"/>
+          <w:b/>
+          <w:bCs/>
+          <w:lang w:val="en-GB"/>
+        </w:rPr>
+        <w:t>mutableListOf</w:t>
+      </w:r>
+      <w:proofErr w:type="spellEnd"/>
+      <w:r>
+        <w:rPr>
+          <w:rFonts w:ascii="Segoe UI Emoji" w:hAnsi="Segoe UI Emoji" w:cs="Segoe UI Emoji"/>
+          <w:b/>
+          <w:bCs/>
+          <w:lang w:val="en-GB"/>
+        </w:rPr>
+        <w:t>&lt;Bitmap</w:t>
+      </w:r>
+      <w:proofErr w:type="gramStart"/>
+      <w:r>
+        <w:rPr>
+          <w:rFonts w:ascii="Segoe UI Emoji" w:hAnsi="Segoe UI Emoji" w:cs="Segoe UI Emoji"/>
+          <w:b/>
+          <w:bCs/>
+          <w:lang w:val="en-GB"/>
+        </w:rPr>
+        <w:t>&gt;(</w:t>
+      </w:r>
+      <w:proofErr w:type="gramEnd"/>
+      <w:r>
+        <w:rPr>
+          <w:rFonts w:ascii="Segoe UI Emoji" w:hAnsi="Segoe UI Emoji" w:cs="Segoe UI Emoji"/>
+          <w:b/>
+          <w:bCs/>
+          <w:lang w:val="en-GB"/>
+        </w:rPr>
+        <w:t>)</w:t>
+      </w:r>
+    </w:p>
+    <w:p>
+      <w:pPr>
+        <w:rPr>
+          <w:rFonts w:ascii="Segoe UI Emoji" w:hAnsi="Segoe UI Emoji" w:cs="Segoe UI Emoji"/>
+          <w:b/>
+          <w:bCs/>
+          <w:lang w:val="en-GB"/>
+        </w:rPr>
+      </w:pPr>
+      <w:r>
+        <w:rPr>
+          <w:rFonts w:ascii="Segoe UI Emoji" w:hAnsi="Segoe UI Emoji" w:cs="Segoe UI Emoji"/>
+          <w:b/>
+          <w:bCs/>
+          <w:lang w:val="en-GB"/>
+        </w:rPr>
+        <w:t xml:space="preserve">    </w:t>
+      </w:r>
+      <w:proofErr w:type="spellStart"/>
+      <w:r>
+        <w:rPr>
+          <w:rFonts w:ascii="Segoe UI Emoji" w:hAnsi="Segoe UI Emoji" w:cs="Segoe UI Emoji"/>
+          <w:b/>
+          <w:bCs/>
+          <w:lang w:val="en-GB"/>
+        </w:rPr>
+        <w:t>val</w:t>
+      </w:r>
+      <w:proofErr w:type="spellEnd"/>
+      <w:r>
+        <w:rPr>
+          <w:rFonts w:ascii="Segoe UI Emoji" w:hAnsi="Segoe UI Emoji" w:cs="Segoe UI Emoji"/>
+          <w:b/>
+          <w:bCs/>
+          <w:lang w:val="en-GB"/>
+        </w:rPr>
+        <w:t xml:space="preserve"> collection = </w:t>
+      </w:r>
+      <w:proofErr w:type="spellStart"/>
+      <w:proofErr w:type="gramStart"/>
+      <w:r>
+        <w:rPr>
+          <w:rFonts w:ascii="Segoe UI Emoji" w:hAnsi="Segoe UI Emoji" w:cs="Segoe UI Emoji"/>
+          <w:b/>
+          <w:bCs/>
+          <w:lang w:val="en-GB"/>
+        </w:rPr>
+        <w:t>MediaStore.Images.Media.EXTERNAL</w:t>
+      </w:r>
+      <w:proofErr w:type="gramEnd"/>
+      <w:r>
+        <w:rPr>
+          <w:rFonts w:ascii="Segoe UI Emoji" w:hAnsi="Segoe UI Emoji" w:cs="Segoe UI Emoji"/>
+          <w:b/>
+          <w:bCs/>
+          <w:lang w:val="en-GB"/>
+        </w:rPr>
+        <w:t>_CONTENT_URI</w:t>
+      </w:r>
+      <w:proofErr w:type="spellEnd"/>
+    </w:p>
+    <w:p>
+      <w:pPr>
+        <w:rPr>
+          <w:rFonts w:ascii="Segoe UI Emoji" w:hAnsi="Segoe UI Emoji" w:cs="Segoe UI Emoji"/>
+          <w:b/>
+          <w:bCs/>
+          <w:lang w:val="en-GB"/>
+        </w:rPr>
+      </w:pPr>
+    </w:p>
+    <w:p>
+      <w:pPr>
+        <w:rPr>
+          <w:rFonts w:ascii="Segoe UI Emoji" w:hAnsi="Segoe UI Emoji" w:cs="Segoe UI Emoji"/>
+          <w:b/>
+          <w:bCs/>
+          <w:lang w:val="en-GB"/>
+        </w:rPr>
+      </w:pPr>
+      <w:r>
+        <w:rPr>
+          <w:rFonts w:ascii="Segoe UI Emoji" w:hAnsi="Segoe UI Emoji" w:cs="Segoe UI Emoji"/>
+          <w:b/>
+          <w:bCs/>
+          <w:lang w:val="en-GB"/>
+        </w:rPr>
+        <w:t xml:space="preserve">    </w:t>
+      </w:r>
+      <w:proofErr w:type="spellStart"/>
+      <w:r>
+        <w:rPr>
+          <w:rFonts w:ascii="Segoe UI Emoji" w:hAnsi="Segoe UI Emoji" w:cs="Segoe UI Emoji"/>
+          <w:b/>
+          <w:bCs/>
+          <w:lang w:val="en-GB"/>
+        </w:rPr>
+        <w:t>val</w:t>
+      </w:r>
+      <w:proofErr w:type="spellEnd"/>
+      <w:r>
+        <w:rPr>
+          <w:rFonts w:ascii="Segoe UI Emoji" w:hAnsi="Segoe UI Emoji" w:cs="Segoe UI Emoji"/>
+          <w:b/>
+          <w:bCs/>
+          <w:lang w:val="en-GB"/>
+        </w:rPr>
+        <w:t xml:space="preserve"> projection = </w:t>
+      </w:r>
+      <w:proofErr w:type="spellStart"/>
+      <w:proofErr w:type="gramStart"/>
+      <w:r>
+        <w:rPr>
+          <w:rFonts w:ascii="Segoe UI Emoji" w:hAnsi="Segoe UI Emoji" w:cs="Segoe UI Emoji"/>
+          <w:b/>
+          <w:bCs/>
+          <w:lang w:val="en-GB"/>
+        </w:rPr>
+        <w:t>arrayOf</w:t>
+      </w:r>
+      <w:proofErr w:type="spellEnd"/>
+      <w:r>
+        <w:rPr>
+          <w:rFonts w:ascii="Segoe UI Emoji" w:hAnsi="Segoe UI Emoji" w:cs="Segoe UI Emoji"/>
+          <w:b/>
+          <w:bCs/>
+          <w:lang w:val="en-GB"/>
+        </w:rPr>
+        <w:t>(</w:t>
+      </w:r>
+      <w:proofErr w:type="gramEnd"/>
+    </w:p>
+    <w:p>
+      <w:pPr>
+        <w:rPr>
+          <w:rFonts w:ascii="Segoe UI Emoji" w:hAnsi="Segoe UI Emoji" w:cs="Segoe UI Emoji"/>
+          <w:b/>
+          <w:bCs/>
+          <w:lang w:val="en-GB"/>
+        </w:rPr>
+      </w:pPr>
+      <w:r>
+        <w:rPr>
+          <w:rFonts w:ascii="Segoe UI Emoji" w:hAnsi="Segoe UI Emoji" w:cs="Segoe UI Emoji"/>
+          <w:b/>
+          <w:bCs/>
+          <w:lang w:val="en-GB"/>
+        </w:rPr>
+        <w:t xml:space="preserve">        </w:t>
+      </w:r>
+      <w:proofErr w:type="spellStart"/>
+      <w:proofErr w:type="gramStart"/>
+      <w:r>
+        <w:rPr>
+          <w:rFonts w:ascii="Segoe UI Emoji" w:hAnsi="Segoe UI Emoji" w:cs="Segoe UI Emoji"/>
+          <w:b/>
+          <w:bCs/>
+          <w:lang w:val="en-GB"/>
+        </w:rPr>
+        <w:t>MediaStore.Images.Media</w:t>
+      </w:r>
+      <w:proofErr w:type="gramEnd"/>
+      <w:r>
+        <w:rPr>
+          <w:rFonts w:ascii="Segoe UI Emoji" w:hAnsi="Segoe UI Emoji" w:cs="Segoe UI Emoji"/>
+          <w:b/>
+          <w:bCs/>
+          <w:lang w:val="en-GB"/>
+        </w:rPr>
+        <w:t>._ID</w:t>
+      </w:r>
+      <w:proofErr w:type="spellEnd"/>
+      <w:r>
+        <w:rPr>
+          <w:rFonts w:ascii="Segoe UI Emoji" w:hAnsi="Segoe UI Emoji" w:cs="Segoe UI Emoji"/>
+          <w:b/>
+          <w:bCs/>
+          <w:lang w:val="en-GB"/>
+        </w:rPr>
+        <w:t>,</w:t>
+      </w:r>
+    </w:p>
+    <w:p>
+      <w:pPr>
+        <w:rPr>
+          <w:rFonts w:ascii="Segoe UI Emoji" w:hAnsi="Segoe UI Emoji" w:cs="Segoe UI Emoji"/>
+          <w:b/>
+          <w:bCs/>
+          <w:lang w:val="en-GB"/>
+        </w:rPr>
+      </w:pPr>
+      <w:r>
+        <w:rPr>
+          <w:rFonts w:ascii="Segoe UI Emoji" w:hAnsi="Segoe UI Emoji" w:cs="Segoe UI Emoji"/>
+          <w:b/>
+          <w:bCs/>
+          <w:lang w:val="en-GB"/>
+        </w:rPr>
+        <w:t xml:space="preserve">        </w:t>
+      </w:r>
+      <w:proofErr w:type="spellStart"/>
+      <w:proofErr w:type="gramStart"/>
+      <w:r>
+        <w:rPr>
+          <w:rFonts w:ascii="Segoe UI Emoji" w:hAnsi="Segoe UI Emoji" w:cs="Segoe UI Emoji"/>
+          <w:b/>
+          <w:bCs/>
+          <w:lang w:val="en-GB"/>
+        </w:rPr>
+        <w:t>MediaStore.Images.Media.DISPLAY</w:t>
+      </w:r>
+      <w:proofErr w:type="gramEnd"/>
+      <w:r>
+        <w:rPr>
+          <w:rFonts w:ascii="Segoe UI Emoji" w:hAnsi="Segoe UI Emoji" w:cs="Segoe UI Emoji"/>
+          <w:b/>
+          <w:bCs/>
+          <w:lang w:val="en-GB"/>
+        </w:rPr>
+        <w:t>_NAME</w:t>
+      </w:r>
+      <w:proofErr w:type="spellEnd"/>
+      <w:r>
+        <w:rPr>
+          <w:rFonts w:ascii="Segoe UI Emoji" w:hAnsi="Segoe UI Emoji" w:cs="Segoe UI Emoji"/>
+          <w:b/>
+          <w:bCs/>
+          <w:lang w:val="en-GB"/>
+        </w:rPr>
+        <w:t>,</w:t>
+      </w:r>
+    </w:p>
+    <w:p>
+      <w:pPr>
+        <w:rPr>
+          <w:rFonts w:ascii="Segoe UI Emoji" w:hAnsi="Segoe UI Emoji" w:cs="Segoe UI Emoji"/>
+          <w:b/>
+          <w:bCs/>
+          <w:lang w:val="en-GB"/>
+        </w:rPr>
+      </w:pPr>
+      <w:r>
+        <w:rPr>
+          <w:rFonts w:ascii="Segoe UI Emoji" w:hAnsi="Segoe UI Emoji" w:cs="Segoe UI Emoji"/>
+          <w:b/>
+          <w:bCs/>
+          <w:lang w:val="en-GB"/>
+        </w:rPr>
+        <w:t xml:space="preserve">        </w:t>
+      </w:r>
+      <w:proofErr w:type="spellStart"/>
+      <w:proofErr w:type="gramStart"/>
+      <w:r>
+        <w:rPr>
+          <w:rFonts w:ascii="Segoe UI Emoji" w:hAnsi="Segoe UI Emoji" w:cs="Segoe UI Emoji"/>
+          <w:b/>
+          <w:bCs/>
+          <w:lang w:val="en-GB"/>
+        </w:rPr>
+        <w:t>MediaStore.Images.Media.RELATIVE</w:t>
+      </w:r>
+      <w:proofErr w:type="gramEnd"/>
+      <w:r>
+        <w:rPr>
+          <w:rFonts w:ascii="Segoe UI Emoji" w:hAnsi="Segoe UI Emoji" w:cs="Segoe UI Emoji"/>
+          <w:b/>
+          <w:bCs/>
+          <w:lang w:val="en-GB"/>
+        </w:rPr>
+        <w:t>_PATH</w:t>
+      </w:r>
+      <w:proofErr w:type="spellEnd"/>
     </w:p>
     <w:p>
       <w:pPr>
@@ -2626,55 +3666,208 @@
           <w:bCs/>
           <w:lang w:val="en-GB"/>
         </w:rPr>
-        <w:t xml:space="preserve">    val selection = "${MediaStore.Images.Media.RELATIVE_PATH} LIKE ?"</w:t>
-      </w:r>
-    </w:p>
-    <w:p>
-      <w:pPr>
-        <w:rPr>
-          <w:rFonts w:ascii="Segoe UI Emoji" w:hAnsi="Segoe UI Emoji" w:cs="Segoe UI Emoji"/>
-          <w:b/>
-          <w:bCs/>
-          <w:lang w:val="en-GB"/>
-        </w:rPr>
-      </w:pPr>
-      <w:r>
-        <w:rPr>
-          <w:rFonts w:ascii="Segoe UI Emoji" w:hAnsi="Segoe UI Emoji" w:cs="Segoe UI Emoji"/>
-          <w:b/>
-          <w:bCs/>
-          <w:lang w:val="en-GB"/>
-        </w:rPr>
-        <w:t xml:space="preserve">    val selectionArgs = arrayOf("%$folder%")</w:t>
-      </w:r>
-    </w:p>
-    <w:p>
-      <w:pPr>
-        <w:rPr>
-          <w:rFonts w:ascii="Segoe UI Emoji" w:hAnsi="Segoe UI Emoji" w:cs="Segoe UI Emoji"/>
-          <w:b/>
-          <w:bCs/>
-          <w:lang w:val="en-GB"/>
-        </w:rPr>
-      </w:pPr>
-    </w:p>
-    <w:p>
-      <w:pPr>
-        <w:rPr>
-          <w:rFonts w:ascii="Segoe UI Emoji" w:hAnsi="Segoe UI Emoji" w:cs="Segoe UI Emoji"/>
-          <w:b/>
-          <w:bCs/>
-          <w:lang w:val="en-GB"/>
-        </w:rPr>
-      </w:pPr>
-      <w:r>
-        <w:rPr>
-          <w:rFonts w:ascii="Segoe UI Emoji" w:hAnsi="Segoe UI Emoji" w:cs="Segoe UI Emoji"/>
-          <w:b/>
-          <w:bCs/>
-          <w:lang w:val="en-GB"/>
-        </w:rPr>
-        <w:t xml:space="preserve">    context.contentResolver.query(</w:t>
+        <w:t xml:space="preserve">    </w:t>
+      </w:r>
+      <w:proofErr w:type="spellStart"/>
+      <w:r>
+        <w:rPr>
+          <w:rFonts w:ascii="Segoe UI Emoji" w:hAnsi="Segoe UI Emoji" w:cs="Segoe UI Emoji"/>
+          <w:b/>
+          <w:bCs/>
+          <w:lang w:val="en-GB"/>
+        </w:rPr>
+        <w:t>val</w:t>
+      </w:r>
+      <w:proofErr w:type="spellEnd"/>
+      <w:r>
+        <w:rPr>
+          <w:rFonts w:ascii="Segoe UI Emoji" w:hAnsi="Segoe UI Emoji" w:cs="Segoe UI Emoji"/>
+          <w:b/>
+          <w:bCs/>
+          <w:lang w:val="en-GB"/>
+        </w:rPr>
+        <w:t xml:space="preserve"> selection = "${</w:t>
+      </w:r>
+      <w:proofErr w:type="spellStart"/>
+      <w:proofErr w:type="gramStart"/>
+      <w:r>
+        <w:rPr>
+          <w:rFonts w:ascii="Segoe UI Emoji" w:hAnsi="Segoe UI Emoji" w:cs="Segoe UI Emoji"/>
+          <w:b/>
+          <w:bCs/>
+          <w:lang w:val="en-GB"/>
+        </w:rPr>
+        <w:t>MediaStore.Images.Media.RELATIVE</w:t>
+      </w:r>
+      <w:proofErr w:type="gramEnd"/>
+      <w:r>
+        <w:rPr>
+          <w:rFonts w:ascii="Segoe UI Emoji" w:hAnsi="Segoe UI Emoji" w:cs="Segoe UI Emoji"/>
+          <w:b/>
+          <w:bCs/>
+          <w:lang w:val="en-GB"/>
+        </w:rPr>
+        <w:t>_PATH</w:t>
+      </w:r>
+      <w:proofErr w:type="spellEnd"/>
+      <w:r>
+        <w:rPr>
+          <w:rFonts w:ascii="Segoe UI Emoji" w:hAnsi="Segoe UI Emoji" w:cs="Segoe UI Emoji"/>
+          <w:b/>
+          <w:bCs/>
+          <w:lang w:val="en-GB"/>
+        </w:rPr>
+        <w:t xml:space="preserve">} </w:t>
+      </w:r>
+      <w:proofErr w:type="gramStart"/>
+      <w:r>
+        <w:rPr>
+          <w:rFonts w:ascii="Segoe UI Emoji" w:hAnsi="Segoe UI Emoji" w:cs="Segoe UI Emoji"/>
+          <w:b/>
+          <w:bCs/>
+          <w:lang w:val="en-GB"/>
+        </w:rPr>
+        <w:t>LIKE ?</w:t>
+      </w:r>
+      <w:proofErr w:type="gramEnd"/>
+      <w:r>
+        <w:rPr>
+          <w:rFonts w:ascii="Segoe UI Emoji" w:hAnsi="Segoe UI Emoji" w:cs="Segoe UI Emoji"/>
+          <w:b/>
+          <w:bCs/>
+          <w:lang w:val="en-GB"/>
+        </w:rPr>
+        <w:t>"</w:t>
+      </w:r>
+    </w:p>
+    <w:p>
+      <w:pPr>
+        <w:rPr>
+          <w:rFonts w:ascii="Segoe UI Emoji" w:hAnsi="Segoe UI Emoji" w:cs="Segoe UI Emoji"/>
+          <w:b/>
+          <w:bCs/>
+          <w:lang w:val="en-GB"/>
+        </w:rPr>
+      </w:pPr>
+      <w:r>
+        <w:rPr>
+          <w:rFonts w:ascii="Segoe UI Emoji" w:hAnsi="Segoe UI Emoji" w:cs="Segoe UI Emoji"/>
+          <w:b/>
+          <w:bCs/>
+          <w:lang w:val="en-GB"/>
+        </w:rPr>
+        <w:t xml:space="preserve">    </w:t>
+      </w:r>
+      <w:proofErr w:type="spellStart"/>
+      <w:r>
+        <w:rPr>
+          <w:rFonts w:ascii="Segoe UI Emoji" w:hAnsi="Segoe UI Emoji" w:cs="Segoe UI Emoji"/>
+          <w:b/>
+          <w:bCs/>
+          <w:lang w:val="en-GB"/>
+        </w:rPr>
+        <w:t>val</w:t>
+      </w:r>
+      <w:proofErr w:type="spellEnd"/>
+      <w:r>
+        <w:rPr>
+          <w:rFonts w:ascii="Segoe UI Emoji" w:hAnsi="Segoe UI Emoji" w:cs="Segoe UI Emoji"/>
+          <w:b/>
+          <w:bCs/>
+          <w:lang w:val="en-GB"/>
+        </w:rPr>
+        <w:t xml:space="preserve"> </w:t>
+      </w:r>
+      <w:proofErr w:type="spellStart"/>
+      <w:r>
+        <w:rPr>
+          <w:rFonts w:ascii="Segoe UI Emoji" w:hAnsi="Segoe UI Emoji" w:cs="Segoe UI Emoji"/>
+          <w:b/>
+          <w:bCs/>
+          <w:lang w:val="en-GB"/>
+        </w:rPr>
+        <w:t>selectionArgs</w:t>
+      </w:r>
+      <w:proofErr w:type="spellEnd"/>
+      <w:r>
+        <w:rPr>
+          <w:rFonts w:ascii="Segoe UI Emoji" w:hAnsi="Segoe UI Emoji" w:cs="Segoe UI Emoji"/>
+          <w:b/>
+          <w:bCs/>
+          <w:lang w:val="en-GB"/>
+        </w:rPr>
+        <w:t xml:space="preserve"> = </w:t>
+      </w:r>
+      <w:proofErr w:type="spellStart"/>
+      <w:r>
+        <w:rPr>
+          <w:rFonts w:ascii="Segoe UI Emoji" w:hAnsi="Segoe UI Emoji" w:cs="Segoe UI Emoji"/>
+          <w:b/>
+          <w:bCs/>
+          <w:lang w:val="en-GB"/>
+        </w:rPr>
+        <w:t>arrayOf</w:t>
+      </w:r>
+      <w:proofErr w:type="spellEnd"/>
+      <w:r>
+        <w:rPr>
+          <w:rFonts w:ascii="Segoe UI Emoji" w:hAnsi="Segoe UI Emoji" w:cs="Segoe UI Emoji"/>
+          <w:b/>
+          <w:bCs/>
+          <w:lang w:val="en-GB"/>
+        </w:rPr>
+        <w:t>("%$folder%")</w:t>
+      </w:r>
+    </w:p>
+    <w:p>
+      <w:pPr>
+        <w:rPr>
+          <w:rFonts w:ascii="Segoe UI Emoji" w:hAnsi="Segoe UI Emoji" w:cs="Segoe UI Emoji"/>
+          <w:b/>
+          <w:bCs/>
+          <w:lang w:val="en-GB"/>
+        </w:rPr>
+      </w:pPr>
+    </w:p>
+    <w:p>
+      <w:pPr>
+        <w:rPr>
+          <w:rFonts w:ascii="Segoe UI Emoji" w:hAnsi="Segoe UI Emoji" w:cs="Segoe UI Emoji"/>
+          <w:b/>
+          <w:bCs/>
+          <w:lang w:val="en-GB"/>
+        </w:rPr>
+      </w:pPr>
+      <w:r>
+        <w:rPr>
+          <w:rFonts w:ascii="Segoe UI Emoji" w:hAnsi="Segoe UI Emoji" w:cs="Segoe UI Emoji"/>
+          <w:b/>
+          <w:bCs/>
+          <w:lang w:val="en-GB"/>
+        </w:rPr>
+        <w:t xml:space="preserve">    </w:t>
+      </w:r>
+      <w:proofErr w:type="spellStart"/>
+      <w:proofErr w:type="gramStart"/>
+      <w:r>
+        <w:rPr>
+          <w:rFonts w:ascii="Segoe UI Emoji" w:hAnsi="Segoe UI Emoji" w:cs="Segoe UI Emoji"/>
+          <w:b/>
+          <w:bCs/>
+          <w:lang w:val="en-GB"/>
+        </w:rPr>
+        <w:t>context.contentResolver.query</w:t>
+      </w:r>
+      <w:proofErr w:type="spellEnd"/>
+      <w:proofErr w:type="gramEnd"/>
+      <w:r>
+        <w:rPr>
+          <w:rFonts w:ascii="Segoe UI Emoji" w:hAnsi="Segoe UI Emoji" w:cs="Segoe UI Emoji"/>
+          <w:b/>
+          <w:bCs/>
+          <w:lang w:val="en-GB"/>
+        </w:rPr>
+        <w:t>(</w:t>
       </w:r>
     </w:p>
     <w:p>
@@ -2750,7 +3943,27 @@
           <w:bCs/>
           <w:lang w:val="en-GB"/>
         </w:rPr>
-        <w:t xml:space="preserve">        selectionArgs,</w:t>
+        <w:t xml:space="preserve">        </w:t>
+      </w:r>
+      <w:proofErr w:type="spellStart"/>
+      <w:r>
+        <w:rPr>
+          <w:rFonts w:ascii="Segoe UI Emoji" w:hAnsi="Segoe UI Emoji" w:cs="Segoe UI Emoji"/>
+          <w:b/>
+          <w:bCs/>
+          <w:lang w:val="en-GB"/>
+        </w:rPr>
+        <w:t>selectionArgs</w:t>
+      </w:r>
+      <w:proofErr w:type="spellEnd"/>
+      <w:r>
+        <w:rPr>
+          <w:rFonts w:ascii="Segoe UI Emoji" w:hAnsi="Segoe UI Emoji" w:cs="Segoe UI Emoji"/>
+          <w:b/>
+          <w:bCs/>
+          <w:lang w:val="en-GB"/>
+        </w:rPr>
+        <w:t>,</w:t>
       </w:r>
     </w:p>
     <w:p>
@@ -2788,132 +4001,491 @@
           <w:bCs/>
           <w:lang w:val="en-GB"/>
         </w:rPr>
-        <w:t xml:space="preserve">    )?.use { cursor -&gt;</w:t>
-      </w:r>
-    </w:p>
-    <w:p>
-      <w:pPr>
-        <w:rPr>
-          <w:rFonts w:ascii="Segoe UI Emoji" w:hAnsi="Segoe UI Emoji" w:cs="Segoe UI Emoji"/>
-          <w:b/>
-          <w:bCs/>
-          <w:lang w:val="en-GB"/>
-        </w:rPr>
-      </w:pPr>
-      <w:r>
-        <w:rPr>
-          <w:rFonts w:ascii="Segoe UI Emoji" w:hAnsi="Segoe UI Emoji" w:cs="Segoe UI Emoji"/>
-          <w:b/>
-          <w:bCs/>
-          <w:lang w:val="en-GB"/>
-        </w:rPr>
-        <w:t xml:space="preserve">        val idColumn = cursor.getColumnIndexOrThrow(MediaStore.Images.Media._ID)</w:t>
-      </w:r>
-    </w:p>
-    <w:p>
-      <w:pPr>
-        <w:rPr>
-          <w:rFonts w:ascii="Segoe UI Emoji" w:hAnsi="Segoe UI Emoji" w:cs="Segoe UI Emoji"/>
-          <w:b/>
-          <w:bCs/>
-          <w:lang w:val="en-GB"/>
-        </w:rPr>
-      </w:pPr>
-    </w:p>
-    <w:p>
-      <w:pPr>
-        <w:rPr>
-          <w:rFonts w:ascii="Segoe UI Emoji" w:hAnsi="Segoe UI Emoji" w:cs="Segoe UI Emoji"/>
-          <w:b/>
-          <w:bCs/>
-          <w:lang w:val="en-GB"/>
-        </w:rPr>
-      </w:pPr>
-      <w:r>
-        <w:rPr>
-          <w:rFonts w:ascii="Segoe UI Emoji" w:hAnsi="Segoe UI Emoji" w:cs="Segoe UI Emoji"/>
-          <w:b/>
-          <w:bCs/>
-          <w:lang w:val="en-GB"/>
-        </w:rPr>
-        <w:t xml:space="preserve">        while (cursor.moveToNext()) {</w:t>
-      </w:r>
-    </w:p>
-    <w:p>
-      <w:pPr>
-        <w:rPr>
-          <w:rFonts w:ascii="Segoe UI Emoji" w:hAnsi="Segoe UI Emoji" w:cs="Segoe UI Emoji"/>
-          <w:b/>
-          <w:bCs/>
-          <w:lang w:val="en-GB"/>
-        </w:rPr>
-      </w:pPr>
-      <w:r>
-        <w:rPr>
-          <w:rFonts w:ascii="Segoe UI Emoji" w:hAnsi="Segoe UI Emoji" w:cs="Segoe UI Emoji"/>
-          <w:b/>
-          <w:bCs/>
-          <w:lang w:val="en-GB"/>
-        </w:rPr>
-        <w:t xml:space="preserve">            val id = cursor.getLong(idColumn)</w:t>
-      </w:r>
-    </w:p>
-    <w:p>
-      <w:pPr>
-        <w:rPr>
-          <w:rFonts w:ascii="Segoe UI Emoji" w:hAnsi="Segoe UI Emoji" w:cs="Segoe UI Emoji"/>
-          <w:b/>
-          <w:bCs/>
-          <w:lang w:val="en-GB"/>
-        </w:rPr>
-      </w:pPr>
-      <w:r>
-        <w:rPr>
-          <w:rFonts w:ascii="Segoe UI Emoji" w:hAnsi="Segoe UI Emoji" w:cs="Segoe UI Emoji"/>
-          <w:b/>
-          <w:bCs/>
-          <w:lang w:val="en-GB"/>
-        </w:rPr>
         <w:lastRenderedPageBreak/>
-        <w:t xml:space="preserve">            val uri = ContentUris.withAppendedId(collection, id)</w:t>
-      </w:r>
-    </w:p>
-    <w:p>
-      <w:pPr>
-        <w:rPr>
-          <w:rFonts w:ascii="Segoe UI Emoji" w:hAnsi="Segoe UI Emoji" w:cs="Segoe UI Emoji"/>
-          <w:b/>
-          <w:bCs/>
-          <w:lang w:val="en-GB"/>
-        </w:rPr>
-      </w:pPr>
-      <w:r>
-        <w:rPr>
-          <w:rFonts w:ascii="Segoe UI Emoji" w:hAnsi="Segoe UI Emoji" w:cs="Segoe UI Emoji"/>
-          <w:b/>
-          <w:bCs/>
-          <w:lang w:val="en-GB"/>
-        </w:rPr>
-        <w:t xml:space="preserve">            val bmp = BitmapFactory.decodeStream(</w:t>
-      </w:r>
-    </w:p>
-    <w:p>
-      <w:pPr>
-        <w:rPr>
-          <w:rFonts w:ascii="Segoe UI Emoji" w:hAnsi="Segoe UI Emoji" w:cs="Segoe UI Emoji"/>
-          <w:b/>
-          <w:bCs/>
-          <w:lang w:val="en-GB"/>
-        </w:rPr>
-      </w:pPr>
-      <w:r>
-        <w:rPr>
-          <w:rFonts w:ascii="Segoe UI Emoji" w:hAnsi="Segoe UI Emoji" w:cs="Segoe UI Emoji"/>
-          <w:b/>
-          <w:bCs/>
-          <w:lang w:val="en-GB"/>
-        </w:rPr>
-        <w:t xml:space="preserve">                context.contentResolver.openInputStream(uri)</w:t>
+        <w:t xml:space="preserve">    </w:t>
+      </w:r>
+      <w:proofErr w:type="gramStart"/>
+      <w:r>
+        <w:rPr>
+          <w:rFonts w:ascii="Segoe UI Emoji" w:hAnsi="Segoe UI Emoji" w:cs="Segoe UI Emoji"/>
+          <w:b/>
+          <w:bCs/>
+          <w:lang w:val="en-GB"/>
+        </w:rPr>
+        <w:t>)?.</w:t>
+      </w:r>
+      <w:proofErr w:type="gramEnd"/>
+      <w:r>
+        <w:rPr>
+          <w:rFonts w:ascii="Segoe UI Emoji" w:hAnsi="Segoe UI Emoji" w:cs="Segoe UI Emoji"/>
+          <w:b/>
+          <w:bCs/>
+          <w:lang w:val="en-GB"/>
+        </w:rPr>
+        <w:t xml:space="preserve">use </w:t>
+      </w:r>
+      <w:proofErr w:type="gramStart"/>
+      <w:r>
+        <w:rPr>
+          <w:rFonts w:ascii="Segoe UI Emoji" w:hAnsi="Segoe UI Emoji" w:cs="Segoe UI Emoji"/>
+          <w:b/>
+          <w:bCs/>
+          <w:lang w:val="en-GB"/>
+        </w:rPr>
+        <w:t>{ cursor</w:t>
+      </w:r>
+      <w:proofErr w:type="gramEnd"/>
+      <w:r>
+        <w:rPr>
+          <w:rFonts w:ascii="Segoe UI Emoji" w:hAnsi="Segoe UI Emoji" w:cs="Segoe UI Emoji"/>
+          <w:b/>
+          <w:bCs/>
+          <w:lang w:val="en-GB"/>
+        </w:rPr>
+        <w:t xml:space="preserve"> -&gt;</w:t>
+      </w:r>
+    </w:p>
+    <w:p>
+      <w:pPr>
+        <w:rPr>
+          <w:rFonts w:ascii="Segoe UI Emoji" w:hAnsi="Segoe UI Emoji" w:cs="Segoe UI Emoji"/>
+          <w:b/>
+          <w:bCs/>
+          <w:lang w:val="en-GB"/>
+        </w:rPr>
+      </w:pPr>
+      <w:r>
+        <w:rPr>
+          <w:rFonts w:ascii="Segoe UI Emoji" w:hAnsi="Segoe UI Emoji" w:cs="Segoe UI Emoji"/>
+          <w:b/>
+          <w:bCs/>
+          <w:lang w:val="en-GB"/>
+        </w:rPr>
+        <w:t xml:space="preserve">        </w:t>
+      </w:r>
+      <w:proofErr w:type="spellStart"/>
+      <w:r>
+        <w:rPr>
+          <w:rFonts w:ascii="Segoe UI Emoji" w:hAnsi="Segoe UI Emoji" w:cs="Segoe UI Emoji"/>
+          <w:b/>
+          <w:bCs/>
+          <w:lang w:val="en-GB"/>
+        </w:rPr>
+        <w:t>val</w:t>
+      </w:r>
+      <w:proofErr w:type="spellEnd"/>
+      <w:r>
+        <w:rPr>
+          <w:rFonts w:ascii="Segoe UI Emoji" w:hAnsi="Segoe UI Emoji" w:cs="Segoe UI Emoji"/>
+          <w:b/>
+          <w:bCs/>
+          <w:lang w:val="en-GB"/>
+        </w:rPr>
+        <w:t xml:space="preserve"> </w:t>
+      </w:r>
+      <w:proofErr w:type="spellStart"/>
+      <w:r>
+        <w:rPr>
+          <w:rFonts w:ascii="Segoe UI Emoji" w:hAnsi="Segoe UI Emoji" w:cs="Segoe UI Emoji"/>
+          <w:b/>
+          <w:bCs/>
+          <w:lang w:val="en-GB"/>
+        </w:rPr>
+        <w:t>idColumn</w:t>
+      </w:r>
+      <w:proofErr w:type="spellEnd"/>
+      <w:r>
+        <w:rPr>
+          <w:rFonts w:ascii="Segoe UI Emoji" w:hAnsi="Segoe UI Emoji" w:cs="Segoe UI Emoji"/>
+          <w:b/>
+          <w:bCs/>
+          <w:lang w:val="en-GB"/>
+        </w:rPr>
+        <w:t xml:space="preserve"> = </w:t>
+      </w:r>
+      <w:proofErr w:type="spellStart"/>
+      <w:proofErr w:type="gramStart"/>
+      <w:r>
+        <w:rPr>
+          <w:rFonts w:ascii="Segoe UI Emoji" w:hAnsi="Segoe UI Emoji" w:cs="Segoe UI Emoji"/>
+          <w:b/>
+          <w:bCs/>
+          <w:lang w:val="en-GB"/>
+        </w:rPr>
+        <w:t>cursor.getColumnIndexOrThrow</w:t>
+      </w:r>
+      <w:proofErr w:type="spellEnd"/>
+      <w:proofErr w:type="gramEnd"/>
+      <w:r>
+        <w:rPr>
+          <w:rFonts w:ascii="Segoe UI Emoji" w:hAnsi="Segoe UI Emoji" w:cs="Segoe UI Emoji"/>
+          <w:b/>
+          <w:bCs/>
+          <w:lang w:val="en-GB"/>
+        </w:rPr>
+        <w:t>(</w:t>
+      </w:r>
+      <w:proofErr w:type="spellStart"/>
+      <w:proofErr w:type="gramStart"/>
+      <w:r>
+        <w:rPr>
+          <w:rFonts w:ascii="Segoe UI Emoji" w:hAnsi="Segoe UI Emoji" w:cs="Segoe UI Emoji"/>
+          <w:b/>
+          <w:bCs/>
+          <w:lang w:val="en-GB"/>
+        </w:rPr>
+        <w:t>MediaStore.Images.Media</w:t>
+      </w:r>
+      <w:proofErr w:type="gramEnd"/>
+      <w:r>
+        <w:rPr>
+          <w:rFonts w:ascii="Segoe UI Emoji" w:hAnsi="Segoe UI Emoji" w:cs="Segoe UI Emoji"/>
+          <w:b/>
+          <w:bCs/>
+          <w:lang w:val="en-GB"/>
+        </w:rPr>
+        <w:t>._ID</w:t>
+      </w:r>
+      <w:proofErr w:type="spellEnd"/>
+      <w:r>
+        <w:rPr>
+          <w:rFonts w:ascii="Segoe UI Emoji" w:hAnsi="Segoe UI Emoji" w:cs="Segoe UI Emoji"/>
+          <w:b/>
+          <w:bCs/>
+          <w:lang w:val="en-GB"/>
+        </w:rPr>
+        <w:t>)</w:t>
+      </w:r>
+    </w:p>
+    <w:p>
+      <w:pPr>
+        <w:rPr>
+          <w:rFonts w:ascii="Segoe UI Emoji" w:hAnsi="Segoe UI Emoji" w:cs="Segoe UI Emoji"/>
+          <w:b/>
+          <w:bCs/>
+          <w:lang w:val="en-GB"/>
+        </w:rPr>
+      </w:pPr>
+    </w:p>
+    <w:p>
+      <w:pPr>
+        <w:rPr>
+          <w:rFonts w:ascii="Segoe UI Emoji" w:hAnsi="Segoe UI Emoji" w:cs="Segoe UI Emoji"/>
+          <w:b/>
+          <w:bCs/>
+          <w:lang w:val="en-GB"/>
+        </w:rPr>
+      </w:pPr>
+      <w:r>
+        <w:rPr>
+          <w:rFonts w:ascii="Segoe UI Emoji" w:hAnsi="Segoe UI Emoji" w:cs="Segoe UI Emoji"/>
+          <w:b/>
+          <w:bCs/>
+          <w:lang w:val="en-GB"/>
+        </w:rPr>
+        <w:t xml:space="preserve">        while (</w:t>
+      </w:r>
+      <w:proofErr w:type="spellStart"/>
+      <w:proofErr w:type="gramStart"/>
+      <w:r>
+        <w:rPr>
+          <w:rFonts w:ascii="Segoe UI Emoji" w:hAnsi="Segoe UI Emoji" w:cs="Segoe UI Emoji"/>
+          <w:b/>
+          <w:bCs/>
+          <w:lang w:val="en-GB"/>
+        </w:rPr>
+        <w:t>cursor.moveToNext</w:t>
+      </w:r>
+      <w:proofErr w:type="spellEnd"/>
+      <w:proofErr w:type="gramEnd"/>
+      <w:r>
+        <w:rPr>
+          <w:rFonts w:ascii="Segoe UI Emoji" w:hAnsi="Segoe UI Emoji" w:cs="Segoe UI Emoji"/>
+          <w:b/>
+          <w:bCs/>
+          <w:lang w:val="en-GB"/>
+        </w:rPr>
+        <w:t>()) {</w:t>
+      </w:r>
+    </w:p>
+    <w:p>
+      <w:pPr>
+        <w:rPr>
+          <w:rFonts w:ascii="Segoe UI Emoji" w:hAnsi="Segoe UI Emoji" w:cs="Segoe UI Emoji"/>
+          <w:b/>
+          <w:bCs/>
+          <w:lang w:val="en-GB"/>
+        </w:rPr>
+      </w:pPr>
+      <w:r>
+        <w:rPr>
+          <w:rFonts w:ascii="Segoe UI Emoji" w:hAnsi="Segoe UI Emoji" w:cs="Segoe UI Emoji"/>
+          <w:b/>
+          <w:bCs/>
+          <w:lang w:val="en-GB"/>
+        </w:rPr>
+        <w:t xml:space="preserve">            </w:t>
+      </w:r>
+      <w:proofErr w:type="spellStart"/>
+      <w:r>
+        <w:rPr>
+          <w:rFonts w:ascii="Segoe UI Emoji" w:hAnsi="Segoe UI Emoji" w:cs="Segoe UI Emoji"/>
+          <w:b/>
+          <w:bCs/>
+          <w:lang w:val="en-GB"/>
+        </w:rPr>
+        <w:t>val</w:t>
+      </w:r>
+      <w:proofErr w:type="spellEnd"/>
+      <w:r>
+        <w:rPr>
+          <w:rFonts w:ascii="Segoe UI Emoji" w:hAnsi="Segoe UI Emoji" w:cs="Segoe UI Emoji"/>
+          <w:b/>
+          <w:bCs/>
+          <w:lang w:val="en-GB"/>
+        </w:rPr>
+        <w:t xml:space="preserve"> id = </w:t>
+      </w:r>
+      <w:proofErr w:type="spellStart"/>
+      <w:proofErr w:type="gramStart"/>
+      <w:r>
+        <w:rPr>
+          <w:rFonts w:ascii="Segoe UI Emoji" w:hAnsi="Segoe UI Emoji" w:cs="Segoe UI Emoji"/>
+          <w:b/>
+          <w:bCs/>
+          <w:lang w:val="en-GB"/>
+        </w:rPr>
+        <w:t>cursor.getLong</w:t>
+      </w:r>
+      <w:proofErr w:type="spellEnd"/>
+      <w:proofErr w:type="gramEnd"/>
+      <w:r>
+        <w:rPr>
+          <w:rFonts w:ascii="Segoe UI Emoji" w:hAnsi="Segoe UI Emoji" w:cs="Segoe UI Emoji"/>
+          <w:b/>
+          <w:bCs/>
+          <w:lang w:val="en-GB"/>
+        </w:rPr>
+        <w:t>(</w:t>
+      </w:r>
+      <w:proofErr w:type="spellStart"/>
+      <w:r>
+        <w:rPr>
+          <w:rFonts w:ascii="Segoe UI Emoji" w:hAnsi="Segoe UI Emoji" w:cs="Segoe UI Emoji"/>
+          <w:b/>
+          <w:bCs/>
+          <w:lang w:val="en-GB"/>
+        </w:rPr>
+        <w:t>idColumn</w:t>
+      </w:r>
+      <w:proofErr w:type="spellEnd"/>
+      <w:r>
+        <w:rPr>
+          <w:rFonts w:ascii="Segoe UI Emoji" w:hAnsi="Segoe UI Emoji" w:cs="Segoe UI Emoji"/>
+          <w:b/>
+          <w:bCs/>
+          <w:lang w:val="en-GB"/>
+        </w:rPr>
+        <w:t>)</w:t>
+      </w:r>
+    </w:p>
+    <w:p>
+      <w:pPr>
+        <w:rPr>
+          <w:rFonts w:ascii="Segoe UI Emoji" w:hAnsi="Segoe UI Emoji" w:cs="Segoe UI Emoji"/>
+          <w:b/>
+          <w:bCs/>
+          <w:lang w:val="en-GB"/>
+        </w:rPr>
+      </w:pPr>
+      <w:r>
+        <w:rPr>
+          <w:rFonts w:ascii="Segoe UI Emoji" w:hAnsi="Segoe UI Emoji" w:cs="Segoe UI Emoji"/>
+          <w:b/>
+          <w:bCs/>
+          <w:lang w:val="en-GB"/>
+        </w:rPr>
+        <w:t xml:space="preserve">            </w:t>
+      </w:r>
+      <w:proofErr w:type="spellStart"/>
+      <w:r>
+        <w:rPr>
+          <w:rFonts w:ascii="Segoe UI Emoji" w:hAnsi="Segoe UI Emoji" w:cs="Segoe UI Emoji"/>
+          <w:b/>
+          <w:bCs/>
+          <w:lang w:val="en-GB"/>
+        </w:rPr>
+        <w:t>val</w:t>
+      </w:r>
+      <w:proofErr w:type="spellEnd"/>
+      <w:r>
+        <w:rPr>
+          <w:rFonts w:ascii="Segoe UI Emoji" w:hAnsi="Segoe UI Emoji" w:cs="Segoe UI Emoji"/>
+          <w:b/>
+          <w:bCs/>
+          <w:lang w:val="en-GB"/>
+        </w:rPr>
+        <w:t xml:space="preserve"> </w:t>
+      </w:r>
+      <w:proofErr w:type="spellStart"/>
+      <w:r>
+        <w:rPr>
+          <w:rFonts w:ascii="Segoe UI Emoji" w:hAnsi="Segoe UI Emoji" w:cs="Segoe UI Emoji"/>
+          <w:b/>
+          <w:bCs/>
+          <w:lang w:val="en-GB"/>
+        </w:rPr>
+        <w:t>uri</w:t>
+      </w:r>
+      <w:proofErr w:type="spellEnd"/>
+      <w:r>
+        <w:rPr>
+          <w:rFonts w:ascii="Segoe UI Emoji" w:hAnsi="Segoe UI Emoji" w:cs="Segoe UI Emoji"/>
+          <w:b/>
+          <w:bCs/>
+          <w:lang w:val="en-GB"/>
+        </w:rPr>
+        <w:t xml:space="preserve"> = </w:t>
+      </w:r>
+      <w:proofErr w:type="spellStart"/>
+      <w:r>
+        <w:rPr>
+          <w:rFonts w:ascii="Segoe UI Emoji" w:hAnsi="Segoe UI Emoji" w:cs="Segoe UI Emoji"/>
+          <w:b/>
+          <w:bCs/>
+          <w:lang w:val="en-GB"/>
+        </w:rPr>
+        <w:t>ContentUris.withAppendedId</w:t>
+      </w:r>
+      <w:proofErr w:type="spellEnd"/>
+      <w:r>
+        <w:rPr>
+          <w:rFonts w:ascii="Segoe UI Emoji" w:hAnsi="Segoe UI Emoji" w:cs="Segoe UI Emoji"/>
+          <w:b/>
+          <w:bCs/>
+          <w:lang w:val="en-GB"/>
+        </w:rPr>
+        <w:t>(collection, id)</w:t>
+      </w:r>
+    </w:p>
+    <w:p>
+      <w:pPr>
+        <w:rPr>
+          <w:rFonts w:ascii="Segoe UI Emoji" w:hAnsi="Segoe UI Emoji" w:cs="Segoe UI Emoji"/>
+          <w:b/>
+          <w:bCs/>
+          <w:lang w:val="en-GB"/>
+        </w:rPr>
+      </w:pPr>
+      <w:r>
+        <w:rPr>
+          <w:rFonts w:ascii="Segoe UI Emoji" w:hAnsi="Segoe UI Emoji" w:cs="Segoe UI Emoji"/>
+          <w:b/>
+          <w:bCs/>
+          <w:lang w:val="en-GB"/>
+        </w:rPr>
+        <w:t xml:space="preserve">            </w:t>
+      </w:r>
+      <w:proofErr w:type="spellStart"/>
+      <w:r>
+        <w:rPr>
+          <w:rFonts w:ascii="Segoe UI Emoji" w:hAnsi="Segoe UI Emoji" w:cs="Segoe UI Emoji"/>
+          <w:b/>
+          <w:bCs/>
+          <w:lang w:val="en-GB"/>
+        </w:rPr>
+        <w:t>val</w:t>
+      </w:r>
+      <w:proofErr w:type="spellEnd"/>
+      <w:r>
+        <w:rPr>
+          <w:rFonts w:ascii="Segoe UI Emoji" w:hAnsi="Segoe UI Emoji" w:cs="Segoe UI Emoji"/>
+          <w:b/>
+          <w:bCs/>
+          <w:lang w:val="en-GB"/>
+        </w:rPr>
+        <w:t xml:space="preserve"> bmp = </w:t>
+      </w:r>
+      <w:proofErr w:type="spellStart"/>
+      <w:r>
+        <w:rPr>
+          <w:rFonts w:ascii="Segoe UI Emoji" w:hAnsi="Segoe UI Emoji" w:cs="Segoe UI Emoji"/>
+          <w:b/>
+          <w:bCs/>
+          <w:lang w:val="en-GB"/>
+        </w:rPr>
+        <w:t>BitmapFactory.decodeStream</w:t>
+      </w:r>
+      <w:proofErr w:type="spellEnd"/>
+      <w:r>
+        <w:rPr>
+          <w:rFonts w:ascii="Segoe UI Emoji" w:hAnsi="Segoe UI Emoji" w:cs="Segoe UI Emoji"/>
+          <w:b/>
+          <w:bCs/>
+          <w:lang w:val="en-GB"/>
+        </w:rPr>
+        <w:t>(</w:t>
+      </w:r>
+    </w:p>
+    <w:p>
+      <w:pPr>
+        <w:rPr>
+          <w:rFonts w:ascii="Segoe UI Emoji" w:hAnsi="Segoe UI Emoji" w:cs="Segoe UI Emoji"/>
+          <w:b/>
+          <w:bCs/>
+          <w:lang w:val="en-GB"/>
+        </w:rPr>
+      </w:pPr>
+      <w:r>
+        <w:rPr>
+          <w:rFonts w:ascii="Segoe UI Emoji" w:hAnsi="Segoe UI Emoji" w:cs="Segoe UI Emoji"/>
+          <w:b/>
+          <w:bCs/>
+          <w:lang w:val="en-GB"/>
+        </w:rPr>
+        <w:t xml:space="preserve">                </w:t>
+      </w:r>
+      <w:proofErr w:type="spellStart"/>
+      <w:proofErr w:type="gramStart"/>
+      <w:r>
+        <w:rPr>
+          <w:rFonts w:ascii="Segoe UI Emoji" w:hAnsi="Segoe UI Emoji" w:cs="Segoe UI Emoji"/>
+          <w:b/>
+          <w:bCs/>
+          <w:lang w:val="en-GB"/>
+        </w:rPr>
+        <w:t>context.contentResolver.openInputStream</w:t>
+      </w:r>
+      <w:proofErr w:type="spellEnd"/>
+      <w:proofErr w:type="gramEnd"/>
+      <w:r>
+        <w:rPr>
+          <w:rFonts w:ascii="Segoe UI Emoji" w:hAnsi="Segoe UI Emoji" w:cs="Segoe UI Emoji"/>
+          <w:b/>
+          <w:bCs/>
+          <w:lang w:val="en-GB"/>
+        </w:rPr>
+        <w:t>(</w:t>
+      </w:r>
+      <w:proofErr w:type="spellStart"/>
+      <w:r>
+        <w:rPr>
+          <w:rFonts w:ascii="Segoe UI Emoji" w:hAnsi="Segoe UI Emoji" w:cs="Segoe UI Emoji"/>
+          <w:b/>
+          <w:bCs/>
+          <w:lang w:val="en-GB"/>
+        </w:rPr>
+        <w:t>uri</w:t>
+      </w:r>
+      <w:proofErr w:type="spellEnd"/>
+      <w:r>
+        <w:rPr>
+          <w:rFonts w:ascii="Segoe UI Emoji" w:hAnsi="Segoe UI Emoji" w:cs="Segoe UI Emoji"/>
+          <w:b/>
+          <w:bCs/>
+          <w:lang w:val="en-GB"/>
+        </w:rPr>
+        <w:t>)</w:t>
       </w:r>
     </w:p>
     <w:p>
@@ -2951,7 +4523,27 @@
           <w:bCs/>
           <w:lang w:val="en-GB"/>
         </w:rPr>
-        <w:t xml:space="preserve">            bitmaps.add(bmp)</w:t>
+        <w:t xml:space="preserve">            </w:t>
+      </w:r>
+      <w:proofErr w:type="spellStart"/>
+      <w:r>
+        <w:rPr>
+          <w:rFonts w:ascii="Segoe UI Emoji" w:hAnsi="Segoe UI Emoji" w:cs="Segoe UI Emoji"/>
+          <w:b/>
+          <w:bCs/>
+          <w:lang w:val="en-GB"/>
+        </w:rPr>
+        <w:t>bitmaps.add</w:t>
+      </w:r>
+      <w:proofErr w:type="spellEnd"/>
+      <w:r>
+        <w:rPr>
+          <w:rFonts w:ascii="Segoe UI Emoji" w:hAnsi="Segoe UI Emoji" w:cs="Segoe UI Emoji"/>
+          <w:b/>
+          <w:bCs/>
+          <w:lang w:val="en-GB"/>
+        </w:rPr>
+        <w:t>(bmp)</w:t>
       </w:r>
     </w:p>
     <w:p>
@@ -3090,84 +4682,301 @@
           <w:b/>
           <w:bCs/>
         </w:rPr>
-        <w:t>Per stacking serio conviene lavorare in float.</w:t>
-      </w:r>
-    </w:p>
-    <w:p>
-      <w:pPr>
-        <w:rPr>
-          <w:rFonts w:ascii="Segoe UI Emoji" w:hAnsi="Segoe UI Emoji" w:cs="Segoe UI Emoji"/>
-          <w:b/>
-          <w:bCs/>
-          <w:lang w:val="en-GB"/>
-        </w:rPr>
-      </w:pPr>
-      <w:r>
-        <w:rPr>
-          <w:rFonts w:ascii="Segoe UI Emoji" w:hAnsi="Segoe UI Emoji" w:cs="Segoe UI Emoji"/>
-          <w:b/>
-          <w:bCs/>
-          <w:lang w:val="en-GB"/>
-        </w:rPr>
-        <w:t>fun bitmapToFloatArray(bmp: Bitmap): Array&lt;FloatArray&gt; {</w:t>
-      </w:r>
-    </w:p>
-    <w:p>
-      <w:pPr>
-        <w:rPr>
-          <w:rFonts w:ascii="Segoe UI Emoji" w:hAnsi="Segoe UI Emoji" w:cs="Segoe UI Emoji"/>
-          <w:b/>
-          <w:bCs/>
-          <w:lang w:val="en-GB"/>
-        </w:rPr>
-      </w:pPr>
-      <w:r>
-        <w:rPr>
-          <w:rFonts w:ascii="Segoe UI Emoji" w:hAnsi="Segoe UI Emoji" w:cs="Segoe UI Emoji"/>
-          <w:b/>
-          <w:bCs/>
-          <w:lang w:val="en-GB"/>
-        </w:rPr>
-        <w:t xml:space="preserve">    val w = bmp.width</w:t>
-      </w:r>
-    </w:p>
-    <w:p>
-      <w:pPr>
-        <w:rPr>
-          <w:rFonts w:ascii="Segoe UI Emoji" w:hAnsi="Segoe UI Emoji" w:cs="Segoe UI Emoji"/>
-          <w:b/>
-          <w:bCs/>
-          <w:lang w:val="en-GB"/>
-        </w:rPr>
-      </w:pPr>
-      <w:r>
-        <w:rPr>
-          <w:rFonts w:ascii="Segoe UI Emoji" w:hAnsi="Segoe UI Emoji" w:cs="Segoe UI Emoji"/>
-          <w:b/>
-          <w:bCs/>
-          <w:lang w:val="en-GB"/>
-        </w:rPr>
-        <w:t xml:space="preserve">    val h = bmp.height</w:t>
-      </w:r>
-    </w:p>
-    <w:p>
-      <w:pPr>
-        <w:rPr>
-          <w:rFonts w:ascii="Segoe UI Emoji" w:hAnsi="Segoe UI Emoji" w:cs="Segoe UI Emoji"/>
-          <w:b/>
-          <w:bCs/>
-          <w:lang w:val="en-GB"/>
-        </w:rPr>
-      </w:pPr>
-      <w:r>
-        <w:rPr>
-          <w:rFonts w:ascii="Segoe UI Emoji" w:hAnsi="Segoe UI Emoji" w:cs="Segoe UI Emoji"/>
-          <w:b/>
-          <w:bCs/>
-          <w:lang w:val="en-GB"/>
-        </w:rPr>
-        <w:t xml:space="preserve">    val arr = Array(h) { FloatArray(w) }</w:t>
-      </w:r>
+        <w:t xml:space="preserve">Per </w:t>
+      </w:r>
+      <w:proofErr w:type="spellStart"/>
+      <w:r>
+        <w:rPr>
+          <w:rFonts w:ascii="Segoe UI Emoji" w:hAnsi="Segoe UI Emoji" w:cs="Segoe UI Emoji"/>
+          <w:b/>
+          <w:bCs/>
+        </w:rPr>
+        <w:t>stacking</w:t>
+      </w:r>
+      <w:proofErr w:type="spellEnd"/>
+      <w:r>
+        <w:rPr>
+          <w:rFonts w:ascii="Segoe UI Emoji" w:hAnsi="Segoe UI Emoji" w:cs="Segoe UI Emoji"/>
+          <w:b/>
+          <w:bCs/>
+        </w:rPr>
+        <w:t xml:space="preserve"> serio conviene lavorare in float.</w:t>
+      </w:r>
+    </w:p>
+    <w:p>
+      <w:pPr>
+        <w:rPr>
+          <w:rFonts w:ascii="Segoe UI Emoji" w:hAnsi="Segoe UI Emoji" w:cs="Segoe UI Emoji"/>
+          <w:b/>
+          <w:bCs/>
+          <w:lang w:val="en-GB"/>
+        </w:rPr>
+      </w:pPr>
+      <w:r>
+        <w:rPr>
+          <w:rFonts w:ascii="Segoe UI Emoji" w:hAnsi="Segoe UI Emoji" w:cs="Segoe UI Emoji"/>
+          <w:b/>
+          <w:bCs/>
+          <w:lang w:val="en-GB"/>
+        </w:rPr>
+        <w:t xml:space="preserve">fun </w:t>
+      </w:r>
+      <w:proofErr w:type="spellStart"/>
+      <w:proofErr w:type="gramStart"/>
+      <w:r>
+        <w:rPr>
+          <w:rFonts w:ascii="Segoe UI Emoji" w:hAnsi="Segoe UI Emoji" w:cs="Segoe UI Emoji"/>
+          <w:b/>
+          <w:bCs/>
+          <w:lang w:val="en-GB"/>
+        </w:rPr>
+        <w:t>bitmapToFloatArray</w:t>
+      </w:r>
+      <w:proofErr w:type="spellEnd"/>
+      <w:r>
+        <w:rPr>
+          <w:rFonts w:ascii="Segoe UI Emoji" w:hAnsi="Segoe UI Emoji" w:cs="Segoe UI Emoji"/>
+          <w:b/>
+          <w:bCs/>
+          <w:lang w:val="en-GB"/>
+        </w:rPr>
+        <w:t>(</w:t>
+      </w:r>
+      <w:proofErr w:type="gramEnd"/>
+      <w:r>
+        <w:rPr>
+          <w:rFonts w:ascii="Segoe UI Emoji" w:hAnsi="Segoe UI Emoji" w:cs="Segoe UI Emoji"/>
+          <w:b/>
+          <w:bCs/>
+          <w:lang w:val="en-GB"/>
+        </w:rPr>
+        <w:t>bmp: Bitmap): Array&lt;</w:t>
+      </w:r>
+      <w:proofErr w:type="spellStart"/>
+      <w:r>
+        <w:rPr>
+          <w:rFonts w:ascii="Segoe UI Emoji" w:hAnsi="Segoe UI Emoji" w:cs="Segoe UI Emoji"/>
+          <w:b/>
+          <w:bCs/>
+          <w:lang w:val="en-GB"/>
+        </w:rPr>
+        <w:t>FloatArray</w:t>
+      </w:r>
+      <w:proofErr w:type="spellEnd"/>
+      <w:r>
+        <w:rPr>
+          <w:rFonts w:ascii="Segoe UI Emoji" w:hAnsi="Segoe UI Emoji" w:cs="Segoe UI Emoji"/>
+          <w:b/>
+          <w:bCs/>
+          <w:lang w:val="en-GB"/>
+        </w:rPr>
+        <w:t>&gt; {</w:t>
+      </w:r>
+    </w:p>
+    <w:p>
+      <w:pPr>
+        <w:rPr>
+          <w:rFonts w:ascii="Segoe UI Emoji" w:hAnsi="Segoe UI Emoji" w:cs="Segoe UI Emoji"/>
+          <w:b/>
+          <w:bCs/>
+          <w:lang w:val="en-GB"/>
+        </w:rPr>
+      </w:pPr>
+      <w:r>
+        <w:rPr>
+          <w:rFonts w:ascii="Segoe UI Emoji" w:hAnsi="Segoe UI Emoji" w:cs="Segoe UI Emoji"/>
+          <w:b/>
+          <w:bCs/>
+          <w:lang w:val="en-GB"/>
+        </w:rPr>
+        <w:t xml:space="preserve">    </w:t>
+      </w:r>
+      <w:proofErr w:type="spellStart"/>
+      <w:r>
+        <w:rPr>
+          <w:rFonts w:ascii="Segoe UI Emoji" w:hAnsi="Segoe UI Emoji" w:cs="Segoe UI Emoji"/>
+          <w:b/>
+          <w:bCs/>
+          <w:lang w:val="en-GB"/>
+        </w:rPr>
+        <w:t>val</w:t>
+      </w:r>
+      <w:proofErr w:type="spellEnd"/>
+      <w:r>
+        <w:rPr>
+          <w:rFonts w:ascii="Segoe UI Emoji" w:hAnsi="Segoe UI Emoji" w:cs="Segoe UI Emoji"/>
+          <w:b/>
+          <w:bCs/>
+          <w:lang w:val="en-GB"/>
+        </w:rPr>
+        <w:t xml:space="preserve"> w = </w:t>
+      </w:r>
+      <w:proofErr w:type="spellStart"/>
+      <w:proofErr w:type="gramStart"/>
+      <w:r>
+        <w:rPr>
+          <w:rFonts w:ascii="Segoe UI Emoji" w:hAnsi="Segoe UI Emoji" w:cs="Segoe UI Emoji"/>
+          <w:b/>
+          <w:bCs/>
+          <w:lang w:val="en-GB"/>
+        </w:rPr>
+        <w:t>bmp.width</w:t>
+      </w:r>
+      <w:proofErr w:type="spellEnd"/>
+      <w:proofErr w:type="gramEnd"/>
+    </w:p>
+    <w:p>
+      <w:pPr>
+        <w:rPr>
+          <w:rFonts w:ascii="Segoe UI Emoji" w:hAnsi="Segoe UI Emoji" w:cs="Segoe UI Emoji"/>
+          <w:b/>
+          <w:bCs/>
+          <w:lang w:val="en-GB"/>
+        </w:rPr>
+      </w:pPr>
+      <w:r>
+        <w:rPr>
+          <w:rFonts w:ascii="Segoe UI Emoji" w:hAnsi="Segoe UI Emoji" w:cs="Segoe UI Emoji"/>
+          <w:b/>
+          <w:bCs/>
+          <w:lang w:val="en-GB"/>
+        </w:rPr>
+        <w:t xml:space="preserve">    </w:t>
+      </w:r>
+      <w:proofErr w:type="spellStart"/>
+      <w:r>
+        <w:rPr>
+          <w:rFonts w:ascii="Segoe UI Emoji" w:hAnsi="Segoe UI Emoji" w:cs="Segoe UI Emoji"/>
+          <w:b/>
+          <w:bCs/>
+          <w:lang w:val="en-GB"/>
+        </w:rPr>
+        <w:t>val</w:t>
+      </w:r>
+      <w:proofErr w:type="spellEnd"/>
+      <w:r>
+        <w:rPr>
+          <w:rFonts w:ascii="Segoe UI Emoji" w:hAnsi="Segoe UI Emoji" w:cs="Segoe UI Emoji"/>
+          <w:b/>
+          <w:bCs/>
+          <w:lang w:val="en-GB"/>
+        </w:rPr>
+        <w:t xml:space="preserve"> h = </w:t>
+      </w:r>
+      <w:proofErr w:type="spellStart"/>
+      <w:proofErr w:type="gramStart"/>
+      <w:r>
+        <w:rPr>
+          <w:rFonts w:ascii="Segoe UI Emoji" w:hAnsi="Segoe UI Emoji" w:cs="Segoe UI Emoji"/>
+          <w:b/>
+          <w:bCs/>
+          <w:lang w:val="en-GB"/>
+        </w:rPr>
+        <w:t>bmp.height</w:t>
+      </w:r>
+      <w:proofErr w:type="spellEnd"/>
+      <w:proofErr w:type="gramEnd"/>
+    </w:p>
+    <w:p>
+      <w:pPr>
+        <w:rPr>
+          <w:rFonts w:ascii="Segoe UI Emoji" w:hAnsi="Segoe UI Emoji" w:cs="Segoe UI Emoji"/>
+          <w:b/>
+          <w:bCs/>
+          <w:lang w:val="en-GB"/>
+        </w:rPr>
+      </w:pPr>
+      <w:r>
+        <w:rPr>
+          <w:rFonts w:ascii="Segoe UI Emoji" w:hAnsi="Segoe UI Emoji" w:cs="Segoe UI Emoji"/>
+          <w:b/>
+          <w:bCs/>
+          <w:lang w:val="en-GB"/>
+        </w:rPr>
+        <w:t xml:space="preserve">    </w:t>
+      </w:r>
+      <w:proofErr w:type="spellStart"/>
+      <w:r>
+        <w:rPr>
+          <w:rFonts w:ascii="Segoe UI Emoji" w:hAnsi="Segoe UI Emoji" w:cs="Segoe UI Emoji"/>
+          <w:b/>
+          <w:bCs/>
+          <w:lang w:val="en-GB"/>
+        </w:rPr>
+        <w:t>val</w:t>
+      </w:r>
+      <w:proofErr w:type="spellEnd"/>
+      <w:r>
+        <w:rPr>
+          <w:rFonts w:ascii="Segoe UI Emoji" w:hAnsi="Segoe UI Emoji" w:cs="Segoe UI Emoji"/>
+          <w:b/>
+          <w:bCs/>
+          <w:lang w:val="en-GB"/>
+        </w:rPr>
+        <w:t xml:space="preserve"> </w:t>
+      </w:r>
+      <w:proofErr w:type="spellStart"/>
+      <w:r>
+        <w:rPr>
+          <w:rFonts w:ascii="Segoe UI Emoji" w:hAnsi="Segoe UI Emoji" w:cs="Segoe UI Emoji"/>
+          <w:b/>
+          <w:bCs/>
+          <w:lang w:val="en-GB"/>
+        </w:rPr>
+        <w:t>arr</w:t>
+      </w:r>
+      <w:proofErr w:type="spellEnd"/>
+      <w:r>
+        <w:rPr>
+          <w:rFonts w:ascii="Segoe UI Emoji" w:hAnsi="Segoe UI Emoji" w:cs="Segoe UI Emoji"/>
+          <w:b/>
+          <w:bCs/>
+          <w:lang w:val="en-GB"/>
+        </w:rPr>
+        <w:t xml:space="preserve"> = Array(h) </w:t>
+      </w:r>
+      <w:proofErr w:type="gramStart"/>
+      <w:r>
+        <w:rPr>
+          <w:rFonts w:ascii="Segoe UI Emoji" w:hAnsi="Segoe UI Emoji" w:cs="Segoe UI Emoji"/>
+          <w:b/>
+          <w:bCs/>
+          <w:lang w:val="en-GB"/>
+        </w:rPr>
+        <w:t xml:space="preserve">{ </w:t>
+      </w:r>
+      <w:proofErr w:type="spellStart"/>
+      <w:r>
+        <w:rPr>
+          <w:rFonts w:ascii="Segoe UI Emoji" w:hAnsi="Segoe UI Emoji" w:cs="Segoe UI Emoji"/>
+          <w:b/>
+          <w:bCs/>
+          <w:lang w:val="en-GB"/>
+        </w:rPr>
+        <w:t>FloatArray</w:t>
+      </w:r>
+      <w:proofErr w:type="spellEnd"/>
+      <w:proofErr w:type="gramEnd"/>
+      <w:r>
+        <w:rPr>
+          <w:rFonts w:ascii="Segoe UI Emoji" w:hAnsi="Segoe UI Emoji" w:cs="Segoe UI Emoji"/>
+          <w:b/>
+          <w:bCs/>
+          <w:lang w:val="en-GB"/>
+        </w:rPr>
+        <w:t>(w</w:t>
+      </w:r>
+      <w:proofErr w:type="gramStart"/>
+      <w:r>
+        <w:rPr>
+          <w:rFonts w:ascii="Segoe UI Emoji" w:hAnsi="Segoe UI Emoji" w:cs="Segoe UI Emoji"/>
+          <w:b/>
+          <w:bCs/>
+          <w:lang w:val="en-GB"/>
+        </w:rPr>
+        <w:t>) }</w:t>
+      </w:r>
+      <w:proofErr w:type="gramEnd"/>
     </w:p>
     <w:p>
       <w:pPr>
@@ -3242,18 +5051,10 @@
           <w:bCs/>
           <w:lang w:val="es-ES"/>
         </w:rPr>
-        <w:t>val pixel = bmp.getPixel(x, y)</w:t>
-      </w:r>
-    </w:p>
-    <w:p>
-      <w:pPr>
-        <w:rPr>
-          <w:rFonts w:ascii="Segoe UI Emoji" w:hAnsi="Segoe UI Emoji" w:cs="Segoe UI Emoji"/>
-          <w:b/>
-          <w:bCs/>
-          <w:lang w:val="en-GB"/>
-        </w:rPr>
-      </w:pPr>
+        <w:t xml:space="preserve">val pixel = </w:t>
+      </w:r>
+      <w:proofErr w:type="spellStart"/>
+      <w:proofErr w:type="gramStart"/>
       <w:r>
         <w:rPr>
           <w:rFonts w:ascii="Segoe UI Emoji" w:hAnsi="Segoe UI Emoji" w:cs="Segoe UI Emoji"/>
@@ -3261,36 +5062,188 @@
           <w:bCs/>
           <w:lang w:val="es-ES"/>
         </w:rPr>
+        <w:t>bmp.getPixel</w:t>
+      </w:r>
+      <w:proofErr w:type="spellEnd"/>
+      <w:proofErr w:type="gramEnd"/>
+      <w:r>
+        <w:rPr>
+          <w:rFonts w:ascii="Segoe UI Emoji" w:hAnsi="Segoe UI Emoji" w:cs="Segoe UI Emoji"/>
+          <w:b/>
+          <w:bCs/>
+          <w:lang w:val="es-ES"/>
+        </w:rPr>
+        <w:t>(x, y)</w:t>
+      </w:r>
+    </w:p>
+    <w:p>
+      <w:pPr>
+        <w:rPr>
+          <w:rFonts w:ascii="Segoe UI Emoji" w:hAnsi="Segoe UI Emoji" w:cs="Segoe UI Emoji"/>
+          <w:b/>
+          <w:bCs/>
+          <w:lang w:val="en-GB"/>
+        </w:rPr>
+      </w:pPr>
+      <w:r>
+        <w:rPr>
+          <w:rFonts w:ascii="Segoe UI Emoji" w:hAnsi="Segoe UI Emoji" w:cs="Segoe UI Emoji"/>
+          <w:b/>
+          <w:bCs/>
+          <w:lang w:val="es-ES"/>
+        </w:rPr>
         <w:t xml:space="preserve">            </w:t>
       </w:r>
-      <w:r>
-        <w:rPr>
-          <w:rFonts w:ascii="Segoe UI Emoji" w:hAnsi="Segoe UI Emoji" w:cs="Segoe UI Emoji"/>
-          <w:b/>
-          <w:bCs/>
-          <w:lang w:val="en-GB"/>
-        </w:rPr>
-        <w:t>val gray = (Color.red(pixel) + Color.green(pixel) + Color.blue(pixel)) / 3f</w:t>
-      </w:r>
-    </w:p>
-    <w:p>
-      <w:pPr>
-        <w:rPr>
-          <w:rFonts w:ascii="Segoe UI Emoji" w:hAnsi="Segoe UI Emoji" w:cs="Segoe UI Emoji"/>
-          <w:b/>
-          <w:bCs/>
-          <w:lang w:val="en-GB"/>
-        </w:rPr>
-      </w:pPr>
-      <w:r>
-        <w:rPr>
-          <w:rFonts w:ascii="Segoe UI Emoji" w:hAnsi="Segoe UI Emoji" w:cs="Segoe UI Emoji"/>
-          <w:b/>
-          <w:bCs/>
-          <w:lang w:val="en-GB"/>
-        </w:rPr>
-        <w:t xml:space="preserve">            arr[y][x] = gray</w:t>
-      </w:r>
+      <w:proofErr w:type="spellStart"/>
+      <w:r>
+        <w:rPr>
+          <w:rFonts w:ascii="Segoe UI Emoji" w:hAnsi="Segoe UI Emoji" w:cs="Segoe UI Emoji"/>
+          <w:b/>
+          <w:bCs/>
+          <w:lang w:val="en-GB"/>
+        </w:rPr>
+        <w:t>val</w:t>
+      </w:r>
+      <w:proofErr w:type="spellEnd"/>
+      <w:r>
+        <w:rPr>
+          <w:rFonts w:ascii="Segoe UI Emoji" w:hAnsi="Segoe UI Emoji" w:cs="Segoe UI Emoji"/>
+          <w:b/>
+          <w:bCs/>
+          <w:lang w:val="en-GB"/>
+        </w:rPr>
+        <w:t xml:space="preserve"> </w:t>
+      </w:r>
+      <w:proofErr w:type="spellStart"/>
+      <w:r>
+        <w:rPr>
+          <w:rFonts w:ascii="Segoe UI Emoji" w:hAnsi="Segoe UI Emoji" w:cs="Segoe UI Emoji"/>
+          <w:b/>
+          <w:bCs/>
+          <w:lang w:val="en-GB"/>
+        </w:rPr>
+        <w:t>gray</w:t>
+      </w:r>
+      <w:proofErr w:type="spellEnd"/>
+      <w:r>
+        <w:rPr>
+          <w:rFonts w:ascii="Segoe UI Emoji" w:hAnsi="Segoe UI Emoji" w:cs="Segoe UI Emoji"/>
+          <w:b/>
+          <w:bCs/>
+          <w:lang w:val="en-GB"/>
+        </w:rPr>
+        <w:t xml:space="preserve"> = (</w:t>
+      </w:r>
+      <w:proofErr w:type="spellStart"/>
+      <w:r>
+        <w:rPr>
+          <w:rFonts w:ascii="Segoe UI Emoji" w:hAnsi="Segoe UI Emoji" w:cs="Segoe UI Emoji"/>
+          <w:b/>
+          <w:bCs/>
+          <w:lang w:val="en-GB"/>
+        </w:rPr>
+        <w:t>Color.red</w:t>
+      </w:r>
+      <w:proofErr w:type="spellEnd"/>
+      <w:r>
+        <w:rPr>
+          <w:rFonts w:ascii="Segoe UI Emoji" w:hAnsi="Segoe UI Emoji" w:cs="Segoe UI Emoji"/>
+          <w:b/>
+          <w:bCs/>
+          <w:lang w:val="en-GB"/>
+        </w:rPr>
+        <w:t xml:space="preserve">(pixel) + </w:t>
+      </w:r>
+      <w:proofErr w:type="spellStart"/>
+      <w:r>
+        <w:rPr>
+          <w:rFonts w:ascii="Segoe UI Emoji" w:hAnsi="Segoe UI Emoji" w:cs="Segoe UI Emoji"/>
+          <w:b/>
+          <w:bCs/>
+          <w:lang w:val="en-GB"/>
+        </w:rPr>
+        <w:t>Color.green</w:t>
+      </w:r>
+      <w:proofErr w:type="spellEnd"/>
+      <w:r>
+        <w:rPr>
+          <w:rFonts w:ascii="Segoe UI Emoji" w:hAnsi="Segoe UI Emoji" w:cs="Segoe UI Emoji"/>
+          <w:b/>
+          <w:bCs/>
+          <w:lang w:val="en-GB"/>
+        </w:rPr>
+        <w:t xml:space="preserve">(pixel) + </w:t>
+      </w:r>
+      <w:proofErr w:type="spellStart"/>
+      <w:r>
+        <w:rPr>
+          <w:rFonts w:ascii="Segoe UI Emoji" w:hAnsi="Segoe UI Emoji" w:cs="Segoe UI Emoji"/>
+          <w:b/>
+          <w:bCs/>
+          <w:lang w:val="en-GB"/>
+        </w:rPr>
+        <w:t>Color.blue</w:t>
+      </w:r>
+      <w:proofErr w:type="spellEnd"/>
+      <w:r>
+        <w:rPr>
+          <w:rFonts w:ascii="Segoe UI Emoji" w:hAnsi="Segoe UI Emoji" w:cs="Segoe UI Emoji"/>
+          <w:b/>
+          <w:bCs/>
+          <w:lang w:val="en-GB"/>
+        </w:rPr>
+        <w:t>(pixel)) / 3f</w:t>
+      </w:r>
+    </w:p>
+    <w:p>
+      <w:pPr>
+        <w:rPr>
+          <w:rFonts w:ascii="Segoe UI Emoji" w:hAnsi="Segoe UI Emoji" w:cs="Segoe UI Emoji"/>
+          <w:b/>
+          <w:bCs/>
+          <w:lang w:val="en-GB"/>
+        </w:rPr>
+      </w:pPr>
+      <w:r>
+        <w:rPr>
+          <w:rFonts w:ascii="Segoe UI Emoji" w:hAnsi="Segoe UI Emoji" w:cs="Segoe UI Emoji"/>
+          <w:b/>
+          <w:bCs/>
+          <w:lang w:val="en-GB"/>
+        </w:rPr>
+        <w:t xml:space="preserve">            </w:t>
+      </w:r>
+      <w:proofErr w:type="spellStart"/>
+      <w:r>
+        <w:rPr>
+          <w:rFonts w:ascii="Segoe UI Emoji" w:hAnsi="Segoe UI Emoji" w:cs="Segoe UI Emoji"/>
+          <w:b/>
+          <w:bCs/>
+          <w:lang w:val="en-GB"/>
+        </w:rPr>
+        <w:t>arr</w:t>
+      </w:r>
+      <w:proofErr w:type="spellEnd"/>
+      <w:r>
+        <w:rPr>
+          <w:rFonts w:ascii="Segoe UI Emoji" w:hAnsi="Segoe UI Emoji" w:cs="Segoe UI Emoji"/>
+          <w:b/>
+          <w:bCs/>
+          <w:lang w:val="en-GB"/>
+        </w:rPr>
+        <w:t xml:space="preserve">[y][x] = </w:t>
+      </w:r>
+      <w:proofErr w:type="spellStart"/>
+      <w:r>
+        <w:rPr>
+          <w:rFonts w:ascii="Segoe UI Emoji" w:hAnsi="Segoe UI Emoji" w:cs="Segoe UI Emoji"/>
+          <w:b/>
+          <w:bCs/>
+          <w:lang w:val="en-GB"/>
+        </w:rPr>
+        <w:t>gray</w:t>
+      </w:r>
+      <w:proofErr w:type="spellEnd"/>
     </w:p>
     <w:p>
       <w:pPr>
@@ -3346,8 +5299,20 @@
           <w:bCs/>
           <w:lang w:val="en-GB"/>
         </w:rPr>
-        <w:t xml:space="preserve">    return arr</w:t>
-      </w:r>
+        <w:lastRenderedPageBreak/>
+        <w:t xml:space="preserve">    return </w:t>
+      </w:r>
+      <w:proofErr w:type="spellStart"/>
+      <w:r>
+        <w:rPr>
+          <w:rFonts w:ascii="Segoe UI Emoji" w:hAnsi="Segoe UI Emoji" w:cs="Segoe UI Emoji"/>
+          <w:b/>
+          <w:bCs/>
+          <w:lang w:val="en-GB"/>
+        </w:rPr>
+        <w:t>arr</w:t>
+      </w:r>
+      <w:proofErr w:type="spellEnd"/>
     </w:p>
     <w:p>
       <w:pPr>
@@ -3399,85 +5364,337 @@
           <w:b/>
           <w:bCs/>
         </w:rPr>
-        <w:t>⭐ 3) Stacking per MEDIA (il più semplice)</w:t>
-      </w:r>
-    </w:p>
-    <w:p>
-      <w:pPr>
-        <w:rPr>
-          <w:rFonts w:ascii="Segoe UI Emoji" w:hAnsi="Segoe UI Emoji" w:cs="Segoe UI Emoji"/>
-          <w:b/>
-          <w:bCs/>
-          <w:lang w:val="en-GB"/>
-        </w:rPr>
-      </w:pPr>
-      <w:r>
-        <w:rPr>
-          <w:rFonts w:ascii="Segoe UI Emoji" w:hAnsi="Segoe UI Emoji" w:cs="Segoe UI Emoji"/>
-          <w:b/>
-          <w:bCs/>
-          <w:lang w:val="en-GB"/>
-        </w:rPr>
-        <w:t>fun stackAverage(images: List&lt;Array&lt;FloatArray&gt;&gt;): Array&lt;FloatArray&gt; {</w:t>
-      </w:r>
-    </w:p>
-    <w:p>
-      <w:pPr>
-        <w:rPr>
-          <w:rFonts w:ascii="Segoe UI Emoji" w:hAnsi="Segoe UI Emoji" w:cs="Segoe UI Emoji"/>
-          <w:b/>
-          <w:bCs/>
-          <w:lang w:val="en-GB"/>
-        </w:rPr>
-      </w:pPr>
-      <w:r>
-        <w:rPr>
-          <w:rFonts w:ascii="Segoe UI Emoji" w:hAnsi="Segoe UI Emoji" w:cs="Segoe UI Emoji"/>
-          <w:b/>
-          <w:bCs/>
-          <w:lang w:val="en-GB"/>
-        </w:rPr>
-        <w:lastRenderedPageBreak/>
-        <w:t xml:space="preserve">    val h = images[0].size</w:t>
-      </w:r>
-    </w:p>
-    <w:p>
-      <w:pPr>
-        <w:rPr>
-          <w:rFonts w:ascii="Segoe UI Emoji" w:hAnsi="Segoe UI Emoji" w:cs="Segoe UI Emoji"/>
-          <w:b/>
-          <w:bCs/>
-          <w:lang w:val="en-GB"/>
-        </w:rPr>
-      </w:pPr>
-      <w:r>
-        <w:rPr>
-          <w:rFonts w:ascii="Segoe UI Emoji" w:hAnsi="Segoe UI Emoji" w:cs="Segoe UI Emoji"/>
-          <w:b/>
-          <w:bCs/>
-          <w:lang w:val="en-GB"/>
-        </w:rPr>
-        <w:t xml:space="preserve">    val w = images[0][0].size</w:t>
-      </w:r>
-    </w:p>
-    <w:p>
-      <w:pPr>
-        <w:rPr>
-          <w:rFonts w:ascii="Segoe UI Emoji" w:hAnsi="Segoe UI Emoji" w:cs="Segoe UI Emoji"/>
-          <w:b/>
-          <w:bCs/>
-          <w:lang w:val="en-GB"/>
-        </w:rPr>
-      </w:pPr>
-      <w:r>
-        <w:rPr>
-          <w:rFonts w:ascii="Segoe UI Emoji" w:hAnsi="Segoe UI Emoji" w:cs="Segoe UI Emoji"/>
-          <w:b/>
-          <w:bCs/>
-          <w:lang w:val="en-GB"/>
-        </w:rPr>
-        <w:t xml:space="preserve">    val result = Array(h) { FloatArray(w) }</w:t>
-      </w:r>
+        <w:t xml:space="preserve">⭐ 3) </w:t>
+      </w:r>
+      <w:proofErr w:type="spellStart"/>
+      <w:r>
+        <w:rPr>
+          <w:rFonts w:ascii="Segoe UI Emoji" w:hAnsi="Segoe UI Emoji" w:cs="Segoe UI Emoji"/>
+          <w:b/>
+          <w:bCs/>
+        </w:rPr>
+        <w:t>Stacking</w:t>
+      </w:r>
+      <w:proofErr w:type="spellEnd"/>
+      <w:r>
+        <w:rPr>
+          <w:rFonts w:ascii="Segoe UI Emoji" w:hAnsi="Segoe UI Emoji" w:cs="Segoe UI Emoji"/>
+          <w:b/>
+          <w:bCs/>
+        </w:rPr>
+        <w:t xml:space="preserve"> per MEDIA (il più semplice)</w:t>
+      </w:r>
+    </w:p>
+    <w:p>
+      <w:pPr>
+        <w:rPr>
+          <w:rFonts w:ascii="Segoe UI Emoji" w:hAnsi="Segoe UI Emoji" w:cs="Segoe UI Emoji"/>
+          <w:b/>
+          <w:bCs/>
+          <w:lang w:val="en-GB"/>
+        </w:rPr>
+      </w:pPr>
+      <w:r>
+        <w:rPr>
+          <w:rFonts w:ascii="Segoe UI Emoji" w:hAnsi="Segoe UI Emoji" w:cs="Segoe UI Emoji"/>
+          <w:b/>
+          <w:bCs/>
+          <w:lang w:val="en-GB"/>
+        </w:rPr>
+        <w:t xml:space="preserve">fun </w:t>
+      </w:r>
+      <w:proofErr w:type="spellStart"/>
+      <w:proofErr w:type="gramStart"/>
+      <w:r>
+        <w:rPr>
+          <w:rFonts w:ascii="Segoe UI Emoji" w:hAnsi="Segoe UI Emoji" w:cs="Segoe UI Emoji"/>
+          <w:b/>
+          <w:bCs/>
+          <w:lang w:val="en-GB"/>
+        </w:rPr>
+        <w:t>stackAverage</w:t>
+      </w:r>
+      <w:proofErr w:type="spellEnd"/>
+      <w:r>
+        <w:rPr>
+          <w:rFonts w:ascii="Segoe UI Emoji" w:hAnsi="Segoe UI Emoji" w:cs="Segoe UI Emoji"/>
+          <w:b/>
+          <w:bCs/>
+          <w:lang w:val="en-GB"/>
+        </w:rPr>
+        <w:t>(</w:t>
+      </w:r>
+      <w:proofErr w:type="gramEnd"/>
+      <w:r>
+        <w:rPr>
+          <w:rFonts w:ascii="Segoe UI Emoji" w:hAnsi="Segoe UI Emoji" w:cs="Segoe UI Emoji"/>
+          <w:b/>
+          <w:bCs/>
+          <w:lang w:val="en-GB"/>
+        </w:rPr>
+        <w:t>images: List&lt;Array&lt;</w:t>
+      </w:r>
+      <w:proofErr w:type="spellStart"/>
+      <w:r>
+        <w:rPr>
+          <w:rFonts w:ascii="Segoe UI Emoji" w:hAnsi="Segoe UI Emoji" w:cs="Segoe UI Emoji"/>
+          <w:b/>
+          <w:bCs/>
+          <w:lang w:val="en-GB"/>
+        </w:rPr>
+        <w:t>FloatArray</w:t>
+      </w:r>
+      <w:proofErr w:type="spellEnd"/>
+      <w:r>
+        <w:rPr>
+          <w:rFonts w:ascii="Segoe UI Emoji" w:hAnsi="Segoe UI Emoji" w:cs="Segoe UI Emoji"/>
+          <w:b/>
+          <w:bCs/>
+          <w:lang w:val="en-GB"/>
+        </w:rPr>
+        <w:t>&gt;&gt;): Array&lt;</w:t>
+      </w:r>
+      <w:proofErr w:type="spellStart"/>
+      <w:r>
+        <w:rPr>
+          <w:rFonts w:ascii="Segoe UI Emoji" w:hAnsi="Segoe UI Emoji" w:cs="Segoe UI Emoji"/>
+          <w:b/>
+          <w:bCs/>
+          <w:lang w:val="en-GB"/>
+        </w:rPr>
+        <w:t>FloatArray</w:t>
+      </w:r>
+      <w:proofErr w:type="spellEnd"/>
+      <w:r>
+        <w:rPr>
+          <w:rFonts w:ascii="Segoe UI Emoji" w:hAnsi="Segoe UI Emoji" w:cs="Segoe UI Emoji"/>
+          <w:b/>
+          <w:bCs/>
+          <w:lang w:val="en-GB"/>
+        </w:rPr>
+        <w:t>&gt; {</w:t>
+      </w:r>
+    </w:p>
+    <w:p>
+      <w:pPr>
+        <w:rPr>
+          <w:rFonts w:ascii="Segoe UI Emoji" w:hAnsi="Segoe UI Emoji" w:cs="Segoe UI Emoji"/>
+          <w:b/>
+          <w:bCs/>
+          <w:lang w:val="en-GB"/>
+        </w:rPr>
+      </w:pPr>
+      <w:r>
+        <w:rPr>
+          <w:rFonts w:ascii="Segoe UI Emoji" w:hAnsi="Segoe UI Emoji" w:cs="Segoe UI Emoji"/>
+          <w:b/>
+          <w:bCs/>
+          <w:lang w:val="en-GB"/>
+        </w:rPr>
+        <w:t xml:space="preserve">    </w:t>
+      </w:r>
+      <w:proofErr w:type="spellStart"/>
+      <w:r>
+        <w:rPr>
+          <w:rFonts w:ascii="Segoe UI Emoji" w:hAnsi="Segoe UI Emoji" w:cs="Segoe UI Emoji"/>
+          <w:b/>
+          <w:bCs/>
+          <w:lang w:val="en-GB"/>
+        </w:rPr>
+        <w:t>val</w:t>
+      </w:r>
+      <w:proofErr w:type="spellEnd"/>
+      <w:r>
+        <w:rPr>
+          <w:rFonts w:ascii="Segoe UI Emoji" w:hAnsi="Segoe UI Emoji" w:cs="Segoe UI Emoji"/>
+          <w:b/>
+          <w:bCs/>
+          <w:lang w:val="en-GB"/>
+        </w:rPr>
+        <w:t xml:space="preserve"> h = </w:t>
+      </w:r>
+      <w:proofErr w:type="gramStart"/>
+      <w:r>
+        <w:rPr>
+          <w:rFonts w:ascii="Segoe UI Emoji" w:hAnsi="Segoe UI Emoji" w:cs="Segoe UI Emoji"/>
+          <w:b/>
+          <w:bCs/>
+          <w:lang w:val="en-GB"/>
+        </w:rPr>
+        <w:t>images[</w:t>
+      </w:r>
+      <w:proofErr w:type="gramEnd"/>
+      <w:r>
+        <w:rPr>
+          <w:rFonts w:ascii="Segoe UI Emoji" w:hAnsi="Segoe UI Emoji" w:cs="Segoe UI Emoji"/>
+          <w:b/>
+          <w:bCs/>
+          <w:lang w:val="en-GB"/>
+        </w:rPr>
+        <w:t>0</w:t>
+      </w:r>
+      <w:proofErr w:type="gramStart"/>
+      <w:r>
+        <w:rPr>
+          <w:rFonts w:ascii="Segoe UI Emoji" w:hAnsi="Segoe UI Emoji" w:cs="Segoe UI Emoji"/>
+          <w:b/>
+          <w:bCs/>
+          <w:lang w:val="en-GB"/>
+        </w:rPr>
+        <w:t>].size</w:t>
+      </w:r>
+      <w:proofErr w:type="gramEnd"/>
+    </w:p>
+    <w:p>
+      <w:pPr>
+        <w:rPr>
+          <w:rFonts w:ascii="Segoe UI Emoji" w:hAnsi="Segoe UI Emoji" w:cs="Segoe UI Emoji"/>
+          <w:b/>
+          <w:bCs/>
+          <w:lang w:val="en-GB"/>
+        </w:rPr>
+      </w:pPr>
+      <w:r>
+        <w:rPr>
+          <w:rFonts w:ascii="Segoe UI Emoji" w:hAnsi="Segoe UI Emoji" w:cs="Segoe UI Emoji"/>
+          <w:b/>
+          <w:bCs/>
+          <w:lang w:val="en-GB"/>
+        </w:rPr>
+        <w:t xml:space="preserve">    </w:t>
+      </w:r>
+      <w:proofErr w:type="spellStart"/>
+      <w:r>
+        <w:rPr>
+          <w:rFonts w:ascii="Segoe UI Emoji" w:hAnsi="Segoe UI Emoji" w:cs="Segoe UI Emoji"/>
+          <w:b/>
+          <w:bCs/>
+          <w:lang w:val="en-GB"/>
+        </w:rPr>
+        <w:t>val</w:t>
+      </w:r>
+      <w:proofErr w:type="spellEnd"/>
+      <w:r>
+        <w:rPr>
+          <w:rFonts w:ascii="Segoe UI Emoji" w:hAnsi="Segoe UI Emoji" w:cs="Segoe UI Emoji"/>
+          <w:b/>
+          <w:bCs/>
+          <w:lang w:val="en-GB"/>
+        </w:rPr>
+        <w:t xml:space="preserve"> w = </w:t>
+      </w:r>
+      <w:proofErr w:type="gramStart"/>
+      <w:r>
+        <w:rPr>
+          <w:rFonts w:ascii="Segoe UI Emoji" w:hAnsi="Segoe UI Emoji" w:cs="Segoe UI Emoji"/>
+          <w:b/>
+          <w:bCs/>
+          <w:lang w:val="en-GB"/>
+        </w:rPr>
+        <w:t>images[</w:t>
+      </w:r>
+      <w:proofErr w:type="gramEnd"/>
+      <w:r>
+        <w:rPr>
+          <w:rFonts w:ascii="Segoe UI Emoji" w:hAnsi="Segoe UI Emoji" w:cs="Segoe UI Emoji"/>
+          <w:b/>
+          <w:bCs/>
+          <w:lang w:val="en-GB"/>
+        </w:rPr>
+        <w:t>0][0</w:t>
+      </w:r>
+      <w:proofErr w:type="gramStart"/>
+      <w:r>
+        <w:rPr>
+          <w:rFonts w:ascii="Segoe UI Emoji" w:hAnsi="Segoe UI Emoji" w:cs="Segoe UI Emoji"/>
+          <w:b/>
+          <w:bCs/>
+          <w:lang w:val="en-GB"/>
+        </w:rPr>
+        <w:t>].size</w:t>
+      </w:r>
+      <w:proofErr w:type="gramEnd"/>
+    </w:p>
+    <w:p>
+      <w:pPr>
+        <w:rPr>
+          <w:rFonts w:ascii="Segoe UI Emoji" w:hAnsi="Segoe UI Emoji" w:cs="Segoe UI Emoji"/>
+          <w:b/>
+          <w:bCs/>
+          <w:lang w:val="en-GB"/>
+        </w:rPr>
+      </w:pPr>
+      <w:r>
+        <w:rPr>
+          <w:rFonts w:ascii="Segoe UI Emoji" w:hAnsi="Segoe UI Emoji" w:cs="Segoe UI Emoji"/>
+          <w:b/>
+          <w:bCs/>
+          <w:lang w:val="en-GB"/>
+        </w:rPr>
+        <w:t xml:space="preserve">    </w:t>
+      </w:r>
+      <w:proofErr w:type="spellStart"/>
+      <w:r>
+        <w:rPr>
+          <w:rFonts w:ascii="Segoe UI Emoji" w:hAnsi="Segoe UI Emoji" w:cs="Segoe UI Emoji"/>
+          <w:b/>
+          <w:bCs/>
+          <w:lang w:val="en-GB"/>
+        </w:rPr>
+        <w:t>val</w:t>
+      </w:r>
+      <w:proofErr w:type="spellEnd"/>
+      <w:r>
+        <w:rPr>
+          <w:rFonts w:ascii="Segoe UI Emoji" w:hAnsi="Segoe UI Emoji" w:cs="Segoe UI Emoji"/>
+          <w:b/>
+          <w:bCs/>
+          <w:lang w:val="en-GB"/>
+        </w:rPr>
+        <w:t xml:space="preserve"> result = Array(h) </w:t>
+      </w:r>
+      <w:proofErr w:type="gramStart"/>
+      <w:r>
+        <w:rPr>
+          <w:rFonts w:ascii="Segoe UI Emoji" w:hAnsi="Segoe UI Emoji" w:cs="Segoe UI Emoji"/>
+          <w:b/>
+          <w:bCs/>
+          <w:lang w:val="en-GB"/>
+        </w:rPr>
+        <w:t xml:space="preserve">{ </w:t>
+      </w:r>
+      <w:proofErr w:type="spellStart"/>
+      <w:r>
+        <w:rPr>
+          <w:rFonts w:ascii="Segoe UI Emoji" w:hAnsi="Segoe UI Emoji" w:cs="Segoe UI Emoji"/>
+          <w:b/>
+          <w:bCs/>
+          <w:lang w:val="en-GB"/>
+        </w:rPr>
+        <w:t>FloatArray</w:t>
+      </w:r>
+      <w:proofErr w:type="spellEnd"/>
+      <w:proofErr w:type="gramEnd"/>
+      <w:r>
+        <w:rPr>
+          <w:rFonts w:ascii="Segoe UI Emoji" w:hAnsi="Segoe UI Emoji" w:cs="Segoe UI Emoji"/>
+          <w:b/>
+          <w:bCs/>
+          <w:lang w:val="en-GB"/>
+        </w:rPr>
+        <w:t>(w</w:t>
+      </w:r>
+      <w:proofErr w:type="gramStart"/>
+      <w:r>
+        <w:rPr>
+          <w:rFonts w:ascii="Segoe UI Emoji" w:hAnsi="Segoe UI Emoji" w:cs="Segoe UI Emoji"/>
+          <w:b/>
+          <w:bCs/>
+          <w:lang w:val="en-GB"/>
+        </w:rPr>
+        <w:t>) }</w:t>
+      </w:r>
+      <w:proofErr w:type="gramEnd"/>
     </w:p>
     <w:p>
       <w:pPr>
@@ -3562,7 +5779,27 @@
           <w:bCs/>
           <w:lang w:val="en-GB"/>
         </w:rPr>
-        <w:t xml:space="preserve">            for (img in images) {</w:t>
+        <w:t xml:space="preserve">            for (</w:t>
+      </w:r>
+      <w:proofErr w:type="spellStart"/>
+      <w:r>
+        <w:rPr>
+          <w:rFonts w:ascii="Segoe UI Emoji" w:hAnsi="Segoe UI Emoji" w:cs="Segoe UI Emoji"/>
+          <w:b/>
+          <w:bCs/>
+          <w:lang w:val="en-GB"/>
+        </w:rPr>
+        <w:t>img</w:t>
+      </w:r>
+      <w:proofErr w:type="spellEnd"/>
+      <w:r>
+        <w:rPr>
+          <w:rFonts w:ascii="Segoe UI Emoji" w:hAnsi="Segoe UI Emoji" w:cs="Segoe UI Emoji"/>
+          <w:b/>
+          <w:bCs/>
+          <w:lang w:val="en-GB"/>
+        </w:rPr>
+        <w:t xml:space="preserve"> in images) {</w:t>
       </w:r>
     </w:p>
     <w:p>
@@ -3590,18 +5827,19 @@
           <w:bCs/>
           <w:lang w:val="es-ES"/>
         </w:rPr>
-        <w:t>sum += img[y][x]</w:t>
-      </w:r>
-    </w:p>
-    <w:p>
-      <w:pPr>
+        <w:t xml:space="preserve">sum += </w:t>
+      </w:r>
+      <w:proofErr w:type="spellStart"/>
+      <w:r>
         <w:rPr>
           <w:rFonts w:ascii="Segoe UI Emoji" w:hAnsi="Segoe UI Emoji" w:cs="Segoe UI Emoji"/>
           <w:b/>
           <w:bCs/>
           <w:lang w:val="es-ES"/>
         </w:rPr>
-      </w:pPr>
+        <w:t>img</w:t>
+      </w:r>
+      <w:proofErr w:type="spellEnd"/>
       <w:r>
         <w:rPr>
           <w:rFonts w:ascii="Segoe UI Emoji" w:hAnsi="Segoe UI Emoji" w:cs="Segoe UI Emoji"/>
@@ -3609,6 +5847,25 @@
           <w:bCs/>
           <w:lang w:val="es-ES"/>
         </w:rPr>
+        <w:t>[y][x]</w:t>
+      </w:r>
+    </w:p>
+    <w:p>
+      <w:pPr>
+        <w:rPr>
+          <w:rFonts w:ascii="Segoe UI Emoji" w:hAnsi="Segoe UI Emoji" w:cs="Segoe UI Emoji"/>
+          <w:b/>
+          <w:bCs/>
+          <w:lang w:val="es-ES"/>
+        </w:rPr>
+      </w:pPr>
+      <w:r>
+        <w:rPr>
+          <w:rFonts w:ascii="Segoe UI Emoji" w:hAnsi="Segoe UI Emoji" w:cs="Segoe UI Emoji"/>
+          <w:b/>
+          <w:bCs/>
+          <w:lang w:val="es-ES"/>
+        </w:rPr>
         <w:t xml:space="preserve">            }</w:t>
       </w:r>
     </w:p>
@@ -3628,18 +5885,19 @@
           <w:bCs/>
           <w:lang w:val="es-ES"/>
         </w:rPr>
-        <w:t xml:space="preserve">            result[y][x] = sum / images.size</w:t>
-      </w:r>
-    </w:p>
-    <w:p>
-      <w:pPr>
+        <w:t xml:space="preserve">            </w:t>
+      </w:r>
+      <w:proofErr w:type="spellStart"/>
+      <w:r>
         <w:rPr>
           <w:rFonts w:ascii="Segoe UI Emoji" w:hAnsi="Segoe UI Emoji" w:cs="Segoe UI Emoji"/>
           <w:b/>
           <w:bCs/>
           <w:lang w:val="es-ES"/>
         </w:rPr>
-      </w:pPr>
+        <w:t>result</w:t>
+      </w:r>
+      <w:proofErr w:type="spellEnd"/>
       <w:r>
         <w:rPr>
           <w:rFonts w:ascii="Segoe UI Emoji" w:hAnsi="Segoe UI Emoji" w:cs="Segoe UI Emoji"/>
@@ -3647,6 +5905,38 @@
           <w:bCs/>
           <w:lang w:val="es-ES"/>
         </w:rPr>
+        <w:t xml:space="preserve">[y][x] = sum / </w:t>
+      </w:r>
+      <w:proofErr w:type="spellStart"/>
+      <w:proofErr w:type="gramStart"/>
+      <w:r>
+        <w:rPr>
+          <w:rFonts w:ascii="Segoe UI Emoji" w:hAnsi="Segoe UI Emoji" w:cs="Segoe UI Emoji"/>
+          <w:b/>
+          <w:bCs/>
+          <w:lang w:val="es-ES"/>
+        </w:rPr>
+        <w:t>images.size</w:t>
+      </w:r>
+      <w:proofErr w:type="spellEnd"/>
+      <w:proofErr w:type="gramEnd"/>
+    </w:p>
+    <w:p>
+      <w:pPr>
+        <w:rPr>
+          <w:rFonts w:ascii="Segoe UI Emoji" w:hAnsi="Segoe UI Emoji" w:cs="Segoe UI Emoji"/>
+          <w:b/>
+          <w:bCs/>
+          <w:lang w:val="es-ES"/>
+        </w:rPr>
+      </w:pPr>
+      <w:r>
+        <w:rPr>
+          <w:rFonts w:ascii="Segoe UI Emoji" w:hAnsi="Segoe UI Emoji" w:cs="Segoe UI Emoji"/>
+          <w:b/>
+          <w:bCs/>
+          <w:lang w:val="es-ES"/>
+        </w:rPr>
         <w:t xml:space="preserve">        </w:t>
       </w:r>
       <w:r>
@@ -3699,8 +5989,36 @@
           <w:b/>
           <w:bCs/>
         </w:rPr>
-        <w:t xml:space="preserve">    return result</w:t>
-      </w:r>
+        <w:t xml:space="preserve">    </w:t>
+      </w:r>
+      <w:proofErr w:type="spellStart"/>
+      <w:r>
+        <w:rPr>
+          <w:rFonts w:ascii="Segoe UI Emoji" w:hAnsi="Segoe UI Emoji" w:cs="Segoe UI Emoji"/>
+          <w:b/>
+          <w:bCs/>
+        </w:rPr>
+        <w:t>return</w:t>
+      </w:r>
+      <w:proofErr w:type="spellEnd"/>
+      <w:r>
+        <w:rPr>
+          <w:rFonts w:ascii="Segoe UI Emoji" w:hAnsi="Segoe UI Emoji" w:cs="Segoe UI Emoji"/>
+          <w:b/>
+          <w:bCs/>
+        </w:rPr>
+        <w:t xml:space="preserve"> </w:t>
+      </w:r>
+      <w:proofErr w:type="spellStart"/>
+      <w:r>
+        <w:rPr>
+          <w:rFonts w:ascii="Segoe UI Emoji" w:hAnsi="Segoe UI Emoji" w:cs="Segoe UI Emoji"/>
+          <w:b/>
+          <w:bCs/>
+        </w:rPr>
+        <w:t>result</w:t>
+      </w:r>
+      <w:proofErr w:type="spellEnd"/>
     </w:p>
     <w:p>
       <w:pPr>
@@ -3752,84 +6070,355 @@
           <w:b/>
           <w:bCs/>
         </w:rPr>
-        <w:t>⭐⭐ 4) Stacking per MEDIANA (molto meglio per astrofoto)</w:t>
-      </w:r>
-    </w:p>
-    <w:p>
-      <w:pPr>
-        <w:rPr>
-          <w:rFonts w:ascii="Segoe UI Emoji" w:hAnsi="Segoe UI Emoji" w:cs="Segoe UI Emoji"/>
-          <w:b/>
-          <w:bCs/>
-          <w:lang w:val="en-GB"/>
-        </w:rPr>
-      </w:pPr>
-      <w:r>
-        <w:rPr>
-          <w:rFonts w:ascii="Segoe UI Emoji" w:hAnsi="Segoe UI Emoji" w:cs="Segoe UI Emoji"/>
-          <w:b/>
-          <w:bCs/>
-          <w:lang w:val="en-GB"/>
-        </w:rPr>
-        <w:t>fun stackMedian(images: List&lt;Array&lt;FloatArray&gt;&gt;): Array&lt;FloatArray&gt; {</w:t>
-      </w:r>
-    </w:p>
-    <w:p>
-      <w:pPr>
-        <w:rPr>
-          <w:rFonts w:ascii="Segoe UI Emoji" w:hAnsi="Segoe UI Emoji" w:cs="Segoe UI Emoji"/>
-          <w:b/>
-          <w:bCs/>
-          <w:lang w:val="en-GB"/>
-        </w:rPr>
-      </w:pPr>
-      <w:r>
-        <w:rPr>
-          <w:rFonts w:ascii="Segoe UI Emoji" w:hAnsi="Segoe UI Emoji" w:cs="Segoe UI Emoji"/>
-          <w:b/>
-          <w:bCs/>
-          <w:lang w:val="en-GB"/>
-        </w:rPr>
-        <w:t xml:space="preserve">    val h = images[0].size</w:t>
-      </w:r>
-    </w:p>
-    <w:p>
-      <w:pPr>
-        <w:rPr>
-          <w:rFonts w:ascii="Segoe UI Emoji" w:hAnsi="Segoe UI Emoji" w:cs="Segoe UI Emoji"/>
-          <w:b/>
-          <w:bCs/>
-          <w:lang w:val="en-GB"/>
-        </w:rPr>
-      </w:pPr>
-      <w:r>
-        <w:rPr>
-          <w:rFonts w:ascii="Segoe UI Emoji" w:hAnsi="Segoe UI Emoji" w:cs="Segoe UI Emoji"/>
-          <w:b/>
-          <w:bCs/>
-          <w:lang w:val="en-GB"/>
-        </w:rPr>
-        <w:t xml:space="preserve">    val w = images[0][0].size</w:t>
-      </w:r>
-    </w:p>
-    <w:p>
-      <w:pPr>
-        <w:rPr>
-          <w:rFonts w:ascii="Segoe UI Emoji" w:hAnsi="Segoe UI Emoji" w:cs="Segoe UI Emoji"/>
-          <w:b/>
-          <w:bCs/>
-          <w:lang w:val="en-GB"/>
-        </w:rPr>
-      </w:pPr>
-      <w:r>
-        <w:rPr>
-          <w:rFonts w:ascii="Segoe UI Emoji" w:hAnsi="Segoe UI Emoji" w:cs="Segoe UI Emoji"/>
-          <w:b/>
-          <w:bCs/>
-          <w:lang w:val="en-GB"/>
-        </w:rPr>
-        <w:t xml:space="preserve">    val result = Array(h) { FloatArray(w) }</w:t>
-      </w:r>
+        <w:t xml:space="preserve">⭐⭐ 4) </w:t>
+      </w:r>
+      <w:proofErr w:type="spellStart"/>
+      <w:r>
+        <w:rPr>
+          <w:rFonts w:ascii="Segoe UI Emoji" w:hAnsi="Segoe UI Emoji" w:cs="Segoe UI Emoji"/>
+          <w:b/>
+          <w:bCs/>
+        </w:rPr>
+        <w:t>Stacking</w:t>
+      </w:r>
+      <w:proofErr w:type="spellEnd"/>
+      <w:r>
+        <w:rPr>
+          <w:rFonts w:ascii="Segoe UI Emoji" w:hAnsi="Segoe UI Emoji" w:cs="Segoe UI Emoji"/>
+          <w:b/>
+          <w:bCs/>
+        </w:rPr>
+        <w:t xml:space="preserve"> per MEDIANA (molto meglio per </w:t>
+      </w:r>
+      <w:proofErr w:type="spellStart"/>
+      <w:r>
+        <w:rPr>
+          <w:rFonts w:ascii="Segoe UI Emoji" w:hAnsi="Segoe UI Emoji" w:cs="Segoe UI Emoji"/>
+          <w:b/>
+          <w:bCs/>
+        </w:rPr>
+        <w:t>astrofoto</w:t>
+      </w:r>
+      <w:proofErr w:type="spellEnd"/>
+      <w:r>
+        <w:rPr>
+          <w:rFonts w:ascii="Segoe UI Emoji" w:hAnsi="Segoe UI Emoji" w:cs="Segoe UI Emoji"/>
+          <w:b/>
+          <w:bCs/>
+        </w:rPr>
+        <w:t>)</w:t>
+      </w:r>
+    </w:p>
+    <w:p>
+      <w:pPr>
+        <w:rPr>
+          <w:rFonts w:ascii="Segoe UI Emoji" w:hAnsi="Segoe UI Emoji" w:cs="Segoe UI Emoji"/>
+          <w:b/>
+          <w:bCs/>
+          <w:lang w:val="en-GB"/>
+        </w:rPr>
+      </w:pPr>
+      <w:r>
+        <w:rPr>
+          <w:rFonts w:ascii="Segoe UI Emoji" w:hAnsi="Segoe UI Emoji" w:cs="Segoe UI Emoji"/>
+          <w:b/>
+          <w:bCs/>
+          <w:lang w:val="en-GB"/>
+        </w:rPr>
+        <w:t xml:space="preserve">fun </w:t>
+      </w:r>
+      <w:proofErr w:type="spellStart"/>
+      <w:proofErr w:type="gramStart"/>
+      <w:r>
+        <w:rPr>
+          <w:rFonts w:ascii="Segoe UI Emoji" w:hAnsi="Segoe UI Emoji" w:cs="Segoe UI Emoji"/>
+          <w:b/>
+          <w:bCs/>
+          <w:lang w:val="en-GB"/>
+        </w:rPr>
+        <w:t>stackMedian</w:t>
+      </w:r>
+      <w:proofErr w:type="spellEnd"/>
+      <w:r>
+        <w:rPr>
+          <w:rFonts w:ascii="Segoe UI Emoji" w:hAnsi="Segoe UI Emoji" w:cs="Segoe UI Emoji"/>
+          <w:b/>
+          <w:bCs/>
+          <w:lang w:val="en-GB"/>
+        </w:rPr>
+        <w:t>(</w:t>
+      </w:r>
+      <w:proofErr w:type="gramEnd"/>
+      <w:r>
+        <w:rPr>
+          <w:rFonts w:ascii="Segoe UI Emoji" w:hAnsi="Segoe UI Emoji" w:cs="Segoe UI Emoji"/>
+          <w:b/>
+          <w:bCs/>
+          <w:lang w:val="en-GB"/>
+        </w:rPr>
+        <w:t>images: List&lt;Array&lt;</w:t>
+      </w:r>
+      <w:proofErr w:type="spellStart"/>
+      <w:r>
+        <w:rPr>
+          <w:rFonts w:ascii="Segoe UI Emoji" w:hAnsi="Segoe UI Emoji" w:cs="Segoe UI Emoji"/>
+          <w:b/>
+          <w:bCs/>
+          <w:lang w:val="en-GB"/>
+        </w:rPr>
+        <w:t>FloatArray</w:t>
+      </w:r>
+      <w:proofErr w:type="spellEnd"/>
+      <w:r>
+        <w:rPr>
+          <w:rFonts w:ascii="Segoe UI Emoji" w:hAnsi="Segoe UI Emoji" w:cs="Segoe UI Emoji"/>
+          <w:b/>
+          <w:bCs/>
+          <w:lang w:val="en-GB"/>
+        </w:rPr>
+        <w:t>&gt;&gt;): Array&lt;</w:t>
+      </w:r>
+      <w:proofErr w:type="spellStart"/>
+      <w:r>
+        <w:rPr>
+          <w:rFonts w:ascii="Segoe UI Emoji" w:hAnsi="Segoe UI Emoji" w:cs="Segoe UI Emoji"/>
+          <w:b/>
+          <w:bCs/>
+          <w:lang w:val="en-GB"/>
+        </w:rPr>
+        <w:t>FloatArray</w:t>
+      </w:r>
+      <w:proofErr w:type="spellEnd"/>
+      <w:r>
+        <w:rPr>
+          <w:rFonts w:ascii="Segoe UI Emoji" w:hAnsi="Segoe UI Emoji" w:cs="Segoe UI Emoji"/>
+          <w:b/>
+          <w:bCs/>
+          <w:lang w:val="en-GB"/>
+        </w:rPr>
+        <w:t>&gt; {</w:t>
+      </w:r>
+    </w:p>
+    <w:p>
+      <w:pPr>
+        <w:rPr>
+          <w:rFonts w:ascii="Segoe UI Emoji" w:hAnsi="Segoe UI Emoji" w:cs="Segoe UI Emoji"/>
+          <w:b/>
+          <w:bCs/>
+          <w:lang w:val="en-GB"/>
+        </w:rPr>
+      </w:pPr>
+      <w:r>
+        <w:rPr>
+          <w:rFonts w:ascii="Segoe UI Emoji" w:hAnsi="Segoe UI Emoji" w:cs="Segoe UI Emoji"/>
+          <w:b/>
+          <w:bCs/>
+          <w:lang w:val="en-GB"/>
+        </w:rPr>
+        <w:t xml:space="preserve">    </w:t>
+      </w:r>
+      <w:proofErr w:type="spellStart"/>
+      <w:r>
+        <w:rPr>
+          <w:rFonts w:ascii="Segoe UI Emoji" w:hAnsi="Segoe UI Emoji" w:cs="Segoe UI Emoji"/>
+          <w:b/>
+          <w:bCs/>
+          <w:lang w:val="en-GB"/>
+        </w:rPr>
+        <w:t>val</w:t>
+      </w:r>
+      <w:proofErr w:type="spellEnd"/>
+      <w:r>
+        <w:rPr>
+          <w:rFonts w:ascii="Segoe UI Emoji" w:hAnsi="Segoe UI Emoji" w:cs="Segoe UI Emoji"/>
+          <w:b/>
+          <w:bCs/>
+          <w:lang w:val="en-GB"/>
+        </w:rPr>
+        <w:t xml:space="preserve"> h = </w:t>
+      </w:r>
+      <w:proofErr w:type="gramStart"/>
+      <w:r>
+        <w:rPr>
+          <w:rFonts w:ascii="Segoe UI Emoji" w:hAnsi="Segoe UI Emoji" w:cs="Segoe UI Emoji"/>
+          <w:b/>
+          <w:bCs/>
+          <w:lang w:val="en-GB"/>
+        </w:rPr>
+        <w:t>images[</w:t>
+      </w:r>
+      <w:proofErr w:type="gramEnd"/>
+      <w:r>
+        <w:rPr>
+          <w:rFonts w:ascii="Segoe UI Emoji" w:hAnsi="Segoe UI Emoji" w:cs="Segoe UI Emoji"/>
+          <w:b/>
+          <w:bCs/>
+          <w:lang w:val="en-GB"/>
+        </w:rPr>
+        <w:t>0</w:t>
+      </w:r>
+      <w:proofErr w:type="gramStart"/>
+      <w:r>
+        <w:rPr>
+          <w:rFonts w:ascii="Segoe UI Emoji" w:hAnsi="Segoe UI Emoji" w:cs="Segoe UI Emoji"/>
+          <w:b/>
+          <w:bCs/>
+          <w:lang w:val="en-GB"/>
+        </w:rPr>
+        <w:t>].size</w:t>
+      </w:r>
+      <w:proofErr w:type="gramEnd"/>
+    </w:p>
+    <w:p>
+      <w:pPr>
+        <w:rPr>
+          <w:rFonts w:ascii="Segoe UI Emoji" w:hAnsi="Segoe UI Emoji" w:cs="Segoe UI Emoji"/>
+          <w:b/>
+          <w:bCs/>
+          <w:lang w:val="en-GB"/>
+        </w:rPr>
+      </w:pPr>
+      <w:r>
+        <w:rPr>
+          <w:rFonts w:ascii="Segoe UI Emoji" w:hAnsi="Segoe UI Emoji" w:cs="Segoe UI Emoji"/>
+          <w:b/>
+          <w:bCs/>
+          <w:lang w:val="en-GB"/>
+        </w:rPr>
+        <w:t xml:space="preserve">    </w:t>
+      </w:r>
+      <w:proofErr w:type="spellStart"/>
+      <w:r>
+        <w:rPr>
+          <w:rFonts w:ascii="Segoe UI Emoji" w:hAnsi="Segoe UI Emoji" w:cs="Segoe UI Emoji"/>
+          <w:b/>
+          <w:bCs/>
+          <w:lang w:val="en-GB"/>
+        </w:rPr>
+        <w:t>val</w:t>
+      </w:r>
+      <w:proofErr w:type="spellEnd"/>
+      <w:r>
+        <w:rPr>
+          <w:rFonts w:ascii="Segoe UI Emoji" w:hAnsi="Segoe UI Emoji" w:cs="Segoe UI Emoji"/>
+          <w:b/>
+          <w:bCs/>
+          <w:lang w:val="en-GB"/>
+        </w:rPr>
+        <w:t xml:space="preserve"> w = </w:t>
+      </w:r>
+      <w:proofErr w:type="gramStart"/>
+      <w:r>
+        <w:rPr>
+          <w:rFonts w:ascii="Segoe UI Emoji" w:hAnsi="Segoe UI Emoji" w:cs="Segoe UI Emoji"/>
+          <w:b/>
+          <w:bCs/>
+          <w:lang w:val="en-GB"/>
+        </w:rPr>
+        <w:t>images[</w:t>
+      </w:r>
+      <w:proofErr w:type="gramEnd"/>
+      <w:r>
+        <w:rPr>
+          <w:rFonts w:ascii="Segoe UI Emoji" w:hAnsi="Segoe UI Emoji" w:cs="Segoe UI Emoji"/>
+          <w:b/>
+          <w:bCs/>
+          <w:lang w:val="en-GB"/>
+        </w:rPr>
+        <w:t>0][0</w:t>
+      </w:r>
+      <w:proofErr w:type="gramStart"/>
+      <w:r>
+        <w:rPr>
+          <w:rFonts w:ascii="Segoe UI Emoji" w:hAnsi="Segoe UI Emoji" w:cs="Segoe UI Emoji"/>
+          <w:b/>
+          <w:bCs/>
+          <w:lang w:val="en-GB"/>
+        </w:rPr>
+        <w:t>].size</w:t>
+      </w:r>
+      <w:proofErr w:type="gramEnd"/>
+    </w:p>
+    <w:p>
+      <w:pPr>
+        <w:rPr>
+          <w:rFonts w:ascii="Segoe UI Emoji" w:hAnsi="Segoe UI Emoji" w:cs="Segoe UI Emoji"/>
+          <w:b/>
+          <w:bCs/>
+          <w:lang w:val="en-GB"/>
+        </w:rPr>
+      </w:pPr>
+      <w:r>
+        <w:rPr>
+          <w:rFonts w:ascii="Segoe UI Emoji" w:hAnsi="Segoe UI Emoji" w:cs="Segoe UI Emoji"/>
+          <w:b/>
+          <w:bCs/>
+          <w:lang w:val="en-GB"/>
+        </w:rPr>
+        <w:t xml:space="preserve">    </w:t>
+      </w:r>
+      <w:proofErr w:type="spellStart"/>
+      <w:r>
+        <w:rPr>
+          <w:rFonts w:ascii="Segoe UI Emoji" w:hAnsi="Segoe UI Emoji" w:cs="Segoe UI Emoji"/>
+          <w:b/>
+          <w:bCs/>
+          <w:lang w:val="en-GB"/>
+        </w:rPr>
+        <w:t>val</w:t>
+      </w:r>
+      <w:proofErr w:type="spellEnd"/>
+      <w:r>
+        <w:rPr>
+          <w:rFonts w:ascii="Segoe UI Emoji" w:hAnsi="Segoe UI Emoji" w:cs="Segoe UI Emoji"/>
+          <w:b/>
+          <w:bCs/>
+          <w:lang w:val="en-GB"/>
+        </w:rPr>
+        <w:t xml:space="preserve"> result = Array(h) </w:t>
+      </w:r>
+      <w:proofErr w:type="gramStart"/>
+      <w:r>
+        <w:rPr>
+          <w:rFonts w:ascii="Segoe UI Emoji" w:hAnsi="Segoe UI Emoji" w:cs="Segoe UI Emoji"/>
+          <w:b/>
+          <w:bCs/>
+          <w:lang w:val="en-GB"/>
+        </w:rPr>
+        <w:t xml:space="preserve">{ </w:t>
+      </w:r>
+      <w:proofErr w:type="spellStart"/>
+      <w:r>
+        <w:rPr>
+          <w:rFonts w:ascii="Segoe UI Emoji" w:hAnsi="Segoe UI Emoji" w:cs="Segoe UI Emoji"/>
+          <w:b/>
+          <w:bCs/>
+          <w:lang w:val="en-GB"/>
+        </w:rPr>
+        <w:t>FloatArray</w:t>
+      </w:r>
+      <w:proofErr w:type="spellEnd"/>
+      <w:proofErr w:type="gramEnd"/>
+      <w:r>
+        <w:rPr>
+          <w:rFonts w:ascii="Segoe UI Emoji" w:hAnsi="Segoe UI Emoji" w:cs="Segoe UI Emoji"/>
+          <w:b/>
+          <w:bCs/>
+          <w:lang w:val="en-GB"/>
+        </w:rPr>
+        <w:t>(w</w:t>
+      </w:r>
+      <w:proofErr w:type="gramStart"/>
+      <w:r>
+        <w:rPr>
+          <w:rFonts w:ascii="Segoe UI Emoji" w:hAnsi="Segoe UI Emoji" w:cs="Segoe UI Emoji"/>
+          <w:b/>
+          <w:bCs/>
+          <w:lang w:val="en-GB"/>
+        </w:rPr>
+        <w:t>) }</w:t>
+      </w:r>
+      <w:proofErr w:type="gramEnd"/>
     </w:p>
     <w:p>
       <w:pPr>
@@ -3897,32 +6486,86 @@
         </w:rPr>
         <w:t xml:space="preserve">            </w:t>
       </w:r>
-      <w:r>
-        <w:rPr>
-          <w:rFonts w:ascii="Segoe UI Emoji" w:hAnsi="Segoe UI Emoji" w:cs="Segoe UI Emoji"/>
-          <w:b/>
-          <w:bCs/>
-          <w:lang w:val="en-GB"/>
-        </w:rPr>
-        <w:t>val values = FloatArray(images.size)</w:t>
-      </w:r>
-    </w:p>
-    <w:p>
-      <w:pPr>
-        <w:rPr>
-          <w:rFonts w:ascii="Segoe UI Emoji" w:hAnsi="Segoe UI Emoji" w:cs="Segoe UI Emoji"/>
-          <w:b/>
-          <w:bCs/>
-          <w:lang w:val="en-GB"/>
-        </w:rPr>
-      </w:pPr>
-      <w:r>
-        <w:rPr>
-          <w:rFonts w:ascii="Segoe UI Emoji" w:hAnsi="Segoe UI Emoji" w:cs="Segoe UI Emoji"/>
-          <w:b/>
-          <w:bCs/>
-          <w:lang w:val="en-GB"/>
-        </w:rPr>
+      <w:proofErr w:type="spellStart"/>
+      <w:r>
+        <w:rPr>
+          <w:rFonts w:ascii="Segoe UI Emoji" w:hAnsi="Segoe UI Emoji" w:cs="Segoe UI Emoji"/>
+          <w:b/>
+          <w:bCs/>
+          <w:lang w:val="en-GB"/>
+        </w:rPr>
+        <w:t>val</w:t>
+      </w:r>
+      <w:proofErr w:type="spellEnd"/>
+      <w:r>
+        <w:rPr>
+          <w:rFonts w:ascii="Segoe UI Emoji" w:hAnsi="Segoe UI Emoji" w:cs="Segoe UI Emoji"/>
+          <w:b/>
+          <w:bCs/>
+          <w:lang w:val="en-GB"/>
+        </w:rPr>
+        <w:t xml:space="preserve"> values = </w:t>
+      </w:r>
+      <w:proofErr w:type="spellStart"/>
+      <w:r>
+        <w:rPr>
+          <w:rFonts w:ascii="Segoe UI Emoji" w:hAnsi="Segoe UI Emoji" w:cs="Segoe UI Emoji"/>
+          <w:b/>
+          <w:bCs/>
+          <w:lang w:val="en-GB"/>
+        </w:rPr>
+        <w:t>FloatArray</w:t>
+      </w:r>
+      <w:proofErr w:type="spellEnd"/>
+      <w:r>
+        <w:rPr>
+          <w:rFonts w:ascii="Segoe UI Emoji" w:hAnsi="Segoe UI Emoji" w:cs="Segoe UI Emoji"/>
+          <w:b/>
+          <w:bCs/>
+          <w:lang w:val="en-GB"/>
+        </w:rPr>
+        <w:t>(</w:t>
+      </w:r>
+      <w:proofErr w:type="spellStart"/>
+      <w:proofErr w:type="gramStart"/>
+      <w:r>
+        <w:rPr>
+          <w:rFonts w:ascii="Segoe UI Emoji" w:hAnsi="Segoe UI Emoji" w:cs="Segoe UI Emoji"/>
+          <w:b/>
+          <w:bCs/>
+          <w:lang w:val="en-GB"/>
+        </w:rPr>
+        <w:t>images.size</w:t>
+      </w:r>
+      <w:proofErr w:type="spellEnd"/>
+      <w:proofErr w:type="gramEnd"/>
+      <w:r>
+        <w:rPr>
+          <w:rFonts w:ascii="Segoe UI Emoji" w:hAnsi="Segoe UI Emoji" w:cs="Segoe UI Emoji"/>
+          <w:b/>
+          <w:bCs/>
+          <w:lang w:val="en-GB"/>
+        </w:rPr>
+        <w:t>)</w:t>
+      </w:r>
+    </w:p>
+    <w:p>
+      <w:pPr>
+        <w:rPr>
+          <w:rFonts w:ascii="Segoe UI Emoji" w:hAnsi="Segoe UI Emoji" w:cs="Segoe UI Emoji"/>
+          <w:b/>
+          <w:bCs/>
+          <w:lang w:val="en-GB"/>
+        </w:rPr>
+      </w:pPr>
+      <w:r>
+        <w:rPr>
+          <w:rFonts w:ascii="Segoe UI Emoji" w:hAnsi="Segoe UI Emoji" w:cs="Segoe UI Emoji"/>
+          <w:b/>
+          <w:bCs/>
+          <w:lang w:val="en-GB"/>
+        </w:rPr>
+        <w:lastRenderedPageBreak/>
         <w:t xml:space="preserve">            </w:t>
       </w:r>
       <w:r>
@@ -3932,26 +6575,108 @@
           <w:bCs/>
           <w:lang w:val="en-GB"/>
         </w:rPr>
-        <w:t>for (i in images.indices) {</w:t>
-      </w:r>
-    </w:p>
-    <w:p>
-      <w:pPr>
-        <w:rPr>
-          <w:rFonts w:ascii="Segoe UI Emoji" w:hAnsi="Segoe UI Emoji" w:cs="Segoe UI Emoji"/>
-          <w:b/>
-          <w:bCs/>
-          <w:lang w:val="en-GB"/>
-        </w:rPr>
-      </w:pPr>
-      <w:r>
-        <w:rPr>
-          <w:rFonts w:ascii="Segoe UI Emoji" w:hAnsi="Segoe UI Emoji" w:cs="Segoe UI Emoji"/>
-          <w:b/>
-          <w:bCs/>
-          <w:lang w:val="en-GB"/>
-        </w:rPr>
-        <w:t xml:space="preserve">                values[i] = images[i][x][y]</w:t>
+        <w:t>for (</w:t>
+      </w:r>
+      <w:proofErr w:type="spellStart"/>
+      <w:r>
+        <w:rPr>
+          <w:rFonts w:ascii="Segoe UI Emoji" w:hAnsi="Segoe UI Emoji" w:cs="Segoe UI Emoji"/>
+          <w:b/>
+          <w:bCs/>
+          <w:lang w:val="en-GB"/>
+        </w:rPr>
+        <w:t>i</w:t>
+      </w:r>
+      <w:proofErr w:type="spellEnd"/>
+      <w:r>
+        <w:rPr>
+          <w:rFonts w:ascii="Segoe UI Emoji" w:hAnsi="Segoe UI Emoji" w:cs="Segoe UI Emoji"/>
+          <w:b/>
+          <w:bCs/>
+          <w:lang w:val="en-GB"/>
+        </w:rPr>
+        <w:t xml:space="preserve"> in </w:t>
+      </w:r>
+      <w:proofErr w:type="spellStart"/>
+      <w:proofErr w:type="gramStart"/>
+      <w:r>
+        <w:rPr>
+          <w:rFonts w:ascii="Segoe UI Emoji" w:hAnsi="Segoe UI Emoji" w:cs="Segoe UI Emoji"/>
+          <w:b/>
+          <w:bCs/>
+          <w:lang w:val="en-GB"/>
+        </w:rPr>
+        <w:t>images.indices</w:t>
+      </w:r>
+      <w:proofErr w:type="spellEnd"/>
+      <w:proofErr w:type="gramEnd"/>
+      <w:r>
+        <w:rPr>
+          <w:rFonts w:ascii="Segoe UI Emoji" w:hAnsi="Segoe UI Emoji" w:cs="Segoe UI Emoji"/>
+          <w:b/>
+          <w:bCs/>
+          <w:lang w:val="en-GB"/>
+        </w:rPr>
+        <w:t>) {</w:t>
+      </w:r>
+    </w:p>
+    <w:p>
+      <w:pPr>
+        <w:rPr>
+          <w:rFonts w:ascii="Segoe UI Emoji" w:hAnsi="Segoe UI Emoji" w:cs="Segoe UI Emoji"/>
+          <w:b/>
+          <w:bCs/>
+          <w:lang w:val="en-GB"/>
+        </w:rPr>
+      </w:pPr>
+      <w:r>
+        <w:rPr>
+          <w:rFonts w:ascii="Segoe UI Emoji" w:hAnsi="Segoe UI Emoji" w:cs="Segoe UI Emoji"/>
+          <w:b/>
+          <w:bCs/>
+          <w:lang w:val="en-GB"/>
+        </w:rPr>
+        <w:t xml:space="preserve">                values[</w:t>
+      </w:r>
+      <w:proofErr w:type="spellStart"/>
+      <w:r>
+        <w:rPr>
+          <w:rFonts w:ascii="Segoe UI Emoji" w:hAnsi="Segoe UI Emoji" w:cs="Segoe UI Emoji"/>
+          <w:b/>
+          <w:bCs/>
+          <w:lang w:val="en-GB"/>
+        </w:rPr>
+        <w:t>i</w:t>
+      </w:r>
+      <w:proofErr w:type="spellEnd"/>
+      <w:r>
+        <w:rPr>
+          <w:rFonts w:ascii="Segoe UI Emoji" w:hAnsi="Segoe UI Emoji" w:cs="Segoe UI Emoji"/>
+          <w:b/>
+          <w:bCs/>
+          <w:lang w:val="en-GB"/>
+        </w:rPr>
+        <w:t>] = images[</w:t>
+      </w:r>
+      <w:proofErr w:type="spellStart"/>
+      <w:r>
+        <w:rPr>
+          <w:rFonts w:ascii="Segoe UI Emoji" w:hAnsi="Segoe UI Emoji" w:cs="Segoe UI Emoji"/>
+          <w:b/>
+          <w:bCs/>
+          <w:lang w:val="en-GB"/>
+        </w:rPr>
+        <w:t>i</w:t>
+      </w:r>
+      <w:proofErr w:type="spellEnd"/>
+      <w:r>
+        <w:rPr>
+          <w:rFonts w:ascii="Segoe UI Emoji" w:hAnsi="Segoe UI Emoji" w:cs="Segoe UI Emoji"/>
+          <w:b/>
+          <w:bCs/>
+          <w:lang w:val="en-GB"/>
+        </w:rPr>
+        <w:t>][x][y]</w:t>
       </w:r>
     </w:p>
     <w:p>
@@ -3989,45 +6714,97 @@
           <w:bCs/>
           <w:lang w:val="en-GB"/>
         </w:rPr>
-        <w:t xml:space="preserve">            values.sort()</w:t>
-      </w:r>
-    </w:p>
-    <w:p>
-      <w:pPr>
-        <w:rPr>
-          <w:rFonts w:ascii="Segoe UI Emoji" w:hAnsi="Segoe UI Emoji" w:cs="Segoe UI Emoji"/>
-          <w:b/>
-          <w:bCs/>
-          <w:lang w:val="en-GB"/>
-        </w:rPr>
-      </w:pPr>
-      <w:r>
-        <w:rPr>
-          <w:rFonts w:ascii="Segoe UI Emoji" w:hAnsi="Segoe UI Emoji" w:cs="Segoe UI Emoji"/>
-          <w:b/>
-          <w:bCs/>
-          <w:lang w:val="en-GB"/>
-        </w:rPr>
-        <w:t xml:space="preserve">            result[y][x] = values[values.size / 2]</w:t>
-      </w:r>
-    </w:p>
-    <w:p>
-      <w:pPr>
-        <w:rPr>
-          <w:rFonts w:ascii="Segoe UI Emoji" w:hAnsi="Segoe UI Emoji" w:cs="Segoe UI Emoji"/>
-          <w:b/>
-          <w:bCs/>
-          <w:lang w:val="en-GB"/>
-        </w:rPr>
-      </w:pPr>
-      <w:r>
-        <w:rPr>
-          <w:rFonts w:ascii="Segoe UI Emoji" w:hAnsi="Segoe UI Emoji" w:cs="Segoe UI Emoji"/>
-          <w:b/>
-          <w:bCs/>
-          <w:lang w:val="en-GB"/>
-        </w:rPr>
-        <w:lastRenderedPageBreak/>
+        <w:t xml:space="preserve">            </w:t>
+      </w:r>
+      <w:proofErr w:type="spellStart"/>
+      <w:proofErr w:type="gramStart"/>
+      <w:r>
+        <w:rPr>
+          <w:rFonts w:ascii="Segoe UI Emoji" w:hAnsi="Segoe UI Emoji" w:cs="Segoe UI Emoji"/>
+          <w:b/>
+          <w:bCs/>
+          <w:lang w:val="en-GB"/>
+        </w:rPr>
+        <w:t>values.sort</w:t>
+      </w:r>
+      <w:proofErr w:type="spellEnd"/>
+      <w:proofErr w:type="gramEnd"/>
+      <w:r>
+        <w:rPr>
+          <w:rFonts w:ascii="Segoe UI Emoji" w:hAnsi="Segoe UI Emoji" w:cs="Segoe UI Emoji"/>
+          <w:b/>
+          <w:bCs/>
+          <w:lang w:val="en-GB"/>
+        </w:rPr>
+        <w:t>()</w:t>
+      </w:r>
+    </w:p>
+    <w:p>
+      <w:pPr>
+        <w:rPr>
+          <w:rFonts w:ascii="Segoe UI Emoji" w:hAnsi="Segoe UI Emoji" w:cs="Segoe UI Emoji"/>
+          <w:b/>
+          <w:bCs/>
+          <w:lang w:val="en-GB"/>
+        </w:rPr>
+      </w:pPr>
+      <w:r>
+        <w:rPr>
+          <w:rFonts w:ascii="Segoe UI Emoji" w:hAnsi="Segoe UI Emoji" w:cs="Segoe UI Emoji"/>
+          <w:b/>
+          <w:bCs/>
+          <w:lang w:val="en-GB"/>
+        </w:rPr>
+        <w:t xml:space="preserve">            result[y][x] = </w:t>
+      </w:r>
+      <w:proofErr w:type="gramStart"/>
+      <w:r>
+        <w:rPr>
+          <w:rFonts w:ascii="Segoe UI Emoji" w:hAnsi="Segoe UI Emoji" w:cs="Segoe UI Emoji"/>
+          <w:b/>
+          <w:bCs/>
+          <w:lang w:val="en-GB"/>
+        </w:rPr>
+        <w:t>values[</w:t>
+      </w:r>
+      <w:proofErr w:type="spellStart"/>
+      <w:r>
+        <w:rPr>
+          <w:rFonts w:ascii="Segoe UI Emoji" w:hAnsi="Segoe UI Emoji" w:cs="Segoe UI Emoji"/>
+          <w:b/>
+          <w:bCs/>
+          <w:lang w:val="en-GB"/>
+        </w:rPr>
+        <w:t>values.size</w:t>
+      </w:r>
+      <w:proofErr w:type="spellEnd"/>
+      <w:proofErr w:type="gramEnd"/>
+      <w:r>
+        <w:rPr>
+          <w:rFonts w:ascii="Segoe UI Emoji" w:hAnsi="Segoe UI Emoji" w:cs="Segoe UI Emoji"/>
+          <w:b/>
+          <w:bCs/>
+          <w:lang w:val="en-GB"/>
+        </w:rPr>
+        <w:t xml:space="preserve"> / 2]</w:t>
+      </w:r>
+    </w:p>
+    <w:p>
+      <w:pPr>
+        <w:rPr>
+          <w:rFonts w:ascii="Segoe UI Emoji" w:hAnsi="Segoe UI Emoji" w:cs="Segoe UI Emoji"/>
+          <w:b/>
+          <w:bCs/>
+          <w:lang w:val="en-GB"/>
+        </w:rPr>
+      </w:pPr>
+      <w:r>
+        <w:rPr>
+          <w:rFonts w:ascii="Segoe UI Emoji" w:hAnsi="Segoe UI Emoji" w:cs="Segoe UI Emoji"/>
+          <w:b/>
+          <w:bCs/>
+          <w:lang w:val="en-GB"/>
+        </w:rPr>
         <w:t xml:space="preserve">        }</w:t>
       </w:r>
     </w:p>
@@ -4130,13 +6907,79 @@
           <w:bCs/>
         </w:rPr>
       </w:pPr>
-      <w:r>
-        <w:rPr>
-          <w:rFonts w:ascii="Segoe UI Emoji" w:hAnsi="Segoe UI Emoji" w:cs="Segoe UI Emoji"/>
-          <w:b/>
-          <w:bCs/>
-        </w:rPr>
-        <w:t>fun floatArrayToBitmap(arr: Array&lt;FloatArray&gt;): Bitmap {</w:t>
+      <w:proofErr w:type="spellStart"/>
+      <w:r>
+        <w:rPr>
+          <w:rFonts w:ascii="Segoe UI Emoji" w:hAnsi="Segoe UI Emoji" w:cs="Segoe UI Emoji"/>
+          <w:b/>
+          <w:bCs/>
+        </w:rPr>
+        <w:t>fun</w:t>
+      </w:r>
+      <w:proofErr w:type="spellEnd"/>
+      <w:r>
+        <w:rPr>
+          <w:rFonts w:ascii="Segoe UI Emoji" w:hAnsi="Segoe UI Emoji" w:cs="Segoe UI Emoji"/>
+          <w:b/>
+          <w:bCs/>
+        </w:rPr>
+        <w:t xml:space="preserve"> </w:t>
+      </w:r>
+      <w:proofErr w:type="spellStart"/>
+      <w:proofErr w:type="gramStart"/>
+      <w:r>
+        <w:rPr>
+          <w:rFonts w:ascii="Segoe UI Emoji" w:hAnsi="Segoe UI Emoji" w:cs="Segoe UI Emoji"/>
+          <w:b/>
+          <w:bCs/>
+        </w:rPr>
+        <w:t>floatArrayToBitmap</w:t>
+      </w:r>
+      <w:proofErr w:type="spellEnd"/>
+      <w:r>
+        <w:rPr>
+          <w:rFonts w:ascii="Segoe UI Emoji" w:hAnsi="Segoe UI Emoji" w:cs="Segoe UI Emoji"/>
+          <w:b/>
+          <w:bCs/>
+        </w:rPr>
+        <w:t>(</w:t>
+      </w:r>
+      <w:proofErr w:type="spellStart"/>
+      <w:proofErr w:type="gramEnd"/>
+      <w:r>
+        <w:rPr>
+          <w:rFonts w:ascii="Segoe UI Emoji" w:hAnsi="Segoe UI Emoji" w:cs="Segoe UI Emoji"/>
+          <w:b/>
+          <w:bCs/>
+        </w:rPr>
+        <w:t>arr</w:t>
+      </w:r>
+      <w:proofErr w:type="spellEnd"/>
+      <w:r>
+        <w:rPr>
+          <w:rFonts w:ascii="Segoe UI Emoji" w:hAnsi="Segoe UI Emoji" w:cs="Segoe UI Emoji"/>
+          <w:b/>
+          <w:bCs/>
+        </w:rPr>
+        <w:t>: Array&lt;</w:t>
+      </w:r>
+      <w:proofErr w:type="spellStart"/>
+      <w:r>
+        <w:rPr>
+          <w:rFonts w:ascii="Segoe UI Emoji" w:hAnsi="Segoe UI Emoji" w:cs="Segoe UI Emoji"/>
+          <w:b/>
+          <w:bCs/>
+        </w:rPr>
+        <w:t>FloatArray</w:t>
+      </w:r>
+      <w:proofErr w:type="spellEnd"/>
+      <w:r>
+        <w:rPr>
+          <w:rFonts w:ascii="Segoe UI Emoji" w:hAnsi="Segoe UI Emoji" w:cs="Segoe UI Emoji"/>
+          <w:b/>
+          <w:bCs/>
+        </w:rPr>
+        <w:t>&gt;): Bitmap {</w:t>
       </w:r>
     </w:p>
     <w:p>
@@ -4156,52 +6999,198 @@
         </w:rPr>
         <w:t xml:space="preserve">    </w:t>
       </w:r>
-      <w:r>
-        <w:rPr>
-          <w:rFonts w:ascii="Segoe UI Emoji" w:hAnsi="Segoe UI Emoji" w:cs="Segoe UI Emoji"/>
-          <w:b/>
-          <w:bCs/>
-          <w:lang w:val="en-GB"/>
-        </w:rPr>
-        <w:t>val h = arr.size</w:t>
-      </w:r>
-    </w:p>
-    <w:p>
-      <w:pPr>
-        <w:rPr>
-          <w:rFonts w:ascii="Segoe UI Emoji" w:hAnsi="Segoe UI Emoji" w:cs="Segoe UI Emoji"/>
-          <w:b/>
-          <w:bCs/>
-          <w:lang w:val="en-GB"/>
-        </w:rPr>
-      </w:pPr>
-      <w:r>
-        <w:rPr>
-          <w:rFonts w:ascii="Segoe UI Emoji" w:hAnsi="Segoe UI Emoji" w:cs="Segoe UI Emoji"/>
-          <w:b/>
-          <w:bCs/>
-          <w:lang w:val="en-GB"/>
-        </w:rPr>
-        <w:t xml:space="preserve">    val w = arr[0].size</w:t>
-      </w:r>
-    </w:p>
-    <w:p>
-      <w:pPr>
-        <w:rPr>
-          <w:rFonts w:ascii="Segoe UI Emoji" w:hAnsi="Segoe UI Emoji" w:cs="Segoe UI Emoji"/>
-          <w:b/>
-          <w:bCs/>
-          <w:lang w:val="en-GB"/>
-        </w:rPr>
-      </w:pPr>
-      <w:r>
-        <w:rPr>
-          <w:rFonts w:ascii="Segoe UI Emoji" w:hAnsi="Segoe UI Emoji" w:cs="Segoe UI Emoji"/>
-          <w:b/>
-          <w:bCs/>
-          <w:lang w:val="en-GB"/>
-        </w:rPr>
-        <w:t xml:space="preserve">    val bmp = Bitmap.createBitmap(w, h, Bitmap.Config.ARGB_8888)</w:t>
+      <w:proofErr w:type="spellStart"/>
+      <w:r>
+        <w:rPr>
+          <w:rFonts w:ascii="Segoe UI Emoji" w:hAnsi="Segoe UI Emoji" w:cs="Segoe UI Emoji"/>
+          <w:b/>
+          <w:bCs/>
+          <w:lang w:val="en-GB"/>
+        </w:rPr>
+        <w:t>val</w:t>
+      </w:r>
+      <w:proofErr w:type="spellEnd"/>
+      <w:r>
+        <w:rPr>
+          <w:rFonts w:ascii="Segoe UI Emoji" w:hAnsi="Segoe UI Emoji" w:cs="Segoe UI Emoji"/>
+          <w:b/>
+          <w:bCs/>
+          <w:lang w:val="en-GB"/>
+        </w:rPr>
+        <w:t xml:space="preserve"> h = </w:t>
+      </w:r>
+      <w:proofErr w:type="spellStart"/>
+      <w:proofErr w:type="gramStart"/>
+      <w:r>
+        <w:rPr>
+          <w:rFonts w:ascii="Segoe UI Emoji" w:hAnsi="Segoe UI Emoji" w:cs="Segoe UI Emoji"/>
+          <w:b/>
+          <w:bCs/>
+          <w:lang w:val="en-GB"/>
+        </w:rPr>
+        <w:t>arr.size</w:t>
+      </w:r>
+      <w:proofErr w:type="spellEnd"/>
+      <w:proofErr w:type="gramEnd"/>
+    </w:p>
+    <w:p>
+      <w:pPr>
+        <w:rPr>
+          <w:rFonts w:ascii="Segoe UI Emoji" w:hAnsi="Segoe UI Emoji" w:cs="Segoe UI Emoji"/>
+          <w:b/>
+          <w:bCs/>
+          <w:lang w:val="en-GB"/>
+        </w:rPr>
+      </w:pPr>
+      <w:r>
+        <w:rPr>
+          <w:rFonts w:ascii="Segoe UI Emoji" w:hAnsi="Segoe UI Emoji" w:cs="Segoe UI Emoji"/>
+          <w:b/>
+          <w:bCs/>
+          <w:lang w:val="en-GB"/>
+        </w:rPr>
+        <w:t xml:space="preserve">    </w:t>
+      </w:r>
+      <w:proofErr w:type="spellStart"/>
+      <w:r>
+        <w:rPr>
+          <w:rFonts w:ascii="Segoe UI Emoji" w:hAnsi="Segoe UI Emoji" w:cs="Segoe UI Emoji"/>
+          <w:b/>
+          <w:bCs/>
+          <w:lang w:val="en-GB"/>
+        </w:rPr>
+        <w:t>val</w:t>
+      </w:r>
+      <w:proofErr w:type="spellEnd"/>
+      <w:r>
+        <w:rPr>
+          <w:rFonts w:ascii="Segoe UI Emoji" w:hAnsi="Segoe UI Emoji" w:cs="Segoe UI Emoji"/>
+          <w:b/>
+          <w:bCs/>
+          <w:lang w:val="en-GB"/>
+        </w:rPr>
+        <w:t xml:space="preserve"> w = </w:t>
+      </w:r>
+      <w:proofErr w:type="spellStart"/>
+      <w:proofErr w:type="gramStart"/>
+      <w:r>
+        <w:rPr>
+          <w:rFonts w:ascii="Segoe UI Emoji" w:hAnsi="Segoe UI Emoji" w:cs="Segoe UI Emoji"/>
+          <w:b/>
+          <w:bCs/>
+          <w:lang w:val="en-GB"/>
+        </w:rPr>
+        <w:t>arr</w:t>
+      </w:r>
+      <w:proofErr w:type="spellEnd"/>
+      <w:r>
+        <w:rPr>
+          <w:rFonts w:ascii="Segoe UI Emoji" w:hAnsi="Segoe UI Emoji" w:cs="Segoe UI Emoji"/>
+          <w:b/>
+          <w:bCs/>
+          <w:lang w:val="en-GB"/>
+        </w:rPr>
+        <w:t>[</w:t>
+      </w:r>
+      <w:proofErr w:type="gramEnd"/>
+      <w:r>
+        <w:rPr>
+          <w:rFonts w:ascii="Segoe UI Emoji" w:hAnsi="Segoe UI Emoji" w:cs="Segoe UI Emoji"/>
+          <w:b/>
+          <w:bCs/>
+          <w:lang w:val="en-GB"/>
+        </w:rPr>
+        <w:t>0</w:t>
+      </w:r>
+      <w:proofErr w:type="gramStart"/>
+      <w:r>
+        <w:rPr>
+          <w:rFonts w:ascii="Segoe UI Emoji" w:hAnsi="Segoe UI Emoji" w:cs="Segoe UI Emoji"/>
+          <w:b/>
+          <w:bCs/>
+          <w:lang w:val="en-GB"/>
+        </w:rPr>
+        <w:t>].size</w:t>
+      </w:r>
+      <w:proofErr w:type="gramEnd"/>
+    </w:p>
+    <w:p>
+      <w:pPr>
+        <w:rPr>
+          <w:rFonts w:ascii="Segoe UI Emoji" w:hAnsi="Segoe UI Emoji" w:cs="Segoe UI Emoji"/>
+          <w:b/>
+          <w:bCs/>
+          <w:lang w:val="en-GB"/>
+        </w:rPr>
+      </w:pPr>
+      <w:r>
+        <w:rPr>
+          <w:rFonts w:ascii="Segoe UI Emoji" w:hAnsi="Segoe UI Emoji" w:cs="Segoe UI Emoji"/>
+          <w:b/>
+          <w:bCs/>
+          <w:lang w:val="en-GB"/>
+        </w:rPr>
+        <w:t xml:space="preserve">    </w:t>
+      </w:r>
+      <w:proofErr w:type="spellStart"/>
+      <w:r>
+        <w:rPr>
+          <w:rFonts w:ascii="Segoe UI Emoji" w:hAnsi="Segoe UI Emoji" w:cs="Segoe UI Emoji"/>
+          <w:b/>
+          <w:bCs/>
+          <w:lang w:val="en-GB"/>
+        </w:rPr>
+        <w:t>val</w:t>
+      </w:r>
+      <w:proofErr w:type="spellEnd"/>
+      <w:r>
+        <w:rPr>
+          <w:rFonts w:ascii="Segoe UI Emoji" w:hAnsi="Segoe UI Emoji" w:cs="Segoe UI Emoji"/>
+          <w:b/>
+          <w:bCs/>
+          <w:lang w:val="en-GB"/>
+        </w:rPr>
+        <w:t xml:space="preserve"> bmp = </w:t>
+      </w:r>
+      <w:proofErr w:type="spellStart"/>
+      <w:r>
+        <w:rPr>
+          <w:rFonts w:ascii="Segoe UI Emoji" w:hAnsi="Segoe UI Emoji" w:cs="Segoe UI Emoji"/>
+          <w:b/>
+          <w:bCs/>
+          <w:lang w:val="en-GB"/>
+        </w:rPr>
+        <w:t>Bitmap.createBitmap</w:t>
+      </w:r>
+      <w:proofErr w:type="spellEnd"/>
+      <w:r>
+        <w:rPr>
+          <w:rFonts w:ascii="Segoe UI Emoji" w:hAnsi="Segoe UI Emoji" w:cs="Segoe UI Emoji"/>
+          <w:b/>
+          <w:bCs/>
+          <w:lang w:val="en-GB"/>
+        </w:rPr>
+        <w:t xml:space="preserve">(w, h, </w:t>
+      </w:r>
+      <w:proofErr w:type="gramStart"/>
+      <w:r>
+        <w:rPr>
+          <w:rFonts w:ascii="Segoe UI Emoji" w:hAnsi="Segoe UI Emoji" w:cs="Segoe UI Emoji"/>
+          <w:b/>
+          <w:bCs/>
+          <w:lang w:val="en-GB"/>
+        </w:rPr>
+        <w:t>Bitmap.Config.ARGB</w:t>
+      </w:r>
+      <w:proofErr w:type="gramEnd"/>
+      <w:r>
+        <w:rPr>
+          <w:rFonts w:ascii="Segoe UI Emoji" w:hAnsi="Segoe UI Emoji" w:cs="Segoe UI Emoji"/>
+          <w:b/>
+          <w:bCs/>
+          <w:lang w:val="en-GB"/>
+        </w:rPr>
+        <w:t>_8888)</w:t>
       </w:r>
     </w:p>
     <w:p>
@@ -4270,6 +7259,7 @@
         </w:rPr>
         <w:t xml:space="preserve">            </w:t>
       </w:r>
+      <w:proofErr w:type="gramStart"/>
       <w:r>
         <w:rPr>
           <w:rFonts w:ascii="Segoe UI Emoji" w:hAnsi="Segoe UI Emoji" w:cs="Segoe UI Emoji"/>
@@ -4277,7 +7267,99 @@
           <w:bCs/>
           <w:lang w:val="fr-FR"/>
         </w:rPr>
-        <w:t>val v = arr[y][x].coerceIn(0f, 255f).toInt()</w:t>
+        <w:t>val</w:t>
+      </w:r>
+      <w:proofErr w:type="gramEnd"/>
+      <w:r>
+        <w:rPr>
+          <w:rFonts w:ascii="Segoe UI Emoji" w:hAnsi="Segoe UI Emoji" w:cs="Segoe UI Emoji"/>
+          <w:b/>
+          <w:bCs/>
+          <w:lang w:val="fr-FR"/>
+        </w:rPr>
+        <w:t xml:space="preserve"> v = </w:t>
+      </w:r>
+      <w:proofErr w:type="spellStart"/>
+      <w:r>
+        <w:rPr>
+          <w:rFonts w:ascii="Segoe UI Emoji" w:hAnsi="Segoe UI Emoji" w:cs="Segoe UI Emoji"/>
+          <w:b/>
+          <w:bCs/>
+          <w:lang w:val="fr-FR"/>
+        </w:rPr>
+        <w:t>arr</w:t>
+      </w:r>
+      <w:proofErr w:type="spellEnd"/>
+      <w:r>
+        <w:rPr>
+          <w:rFonts w:ascii="Segoe UI Emoji" w:hAnsi="Segoe UI Emoji" w:cs="Segoe UI Emoji"/>
+          <w:b/>
+          <w:bCs/>
+          <w:lang w:val="fr-FR"/>
+        </w:rPr>
+        <w:t>[y][x</w:t>
+      </w:r>
+      <w:proofErr w:type="gramStart"/>
+      <w:r>
+        <w:rPr>
+          <w:rFonts w:ascii="Segoe UI Emoji" w:hAnsi="Segoe UI Emoji" w:cs="Segoe UI Emoji"/>
+          <w:b/>
+          <w:bCs/>
+          <w:lang w:val="fr-FR"/>
+        </w:rPr>
+        <w:t>].</w:t>
+      </w:r>
+      <w:proofErr w:type="spellStart"/>
+      <w:r>
+        <w:rPr>
+          <w:rFonts w:ascii="Segoe UI Emoji" w:hAnsi="Segoe UI Emoji" w:cs="Segoe UI Emoji"/>
+          <w:b/>
+          <w:bCs/>
+          <w:lang w:val="fr-FR"/>
+        </w:rPr>
+        <w:t>coerceIn</w:t>
+      </w:r>
+      <w:proofErr w:type="spellEnd"/>
+      <w:proofErr w:type="gramEnd"/>
+      <w:r>
+        <w:rPr>
+          <w:rFonts w:ascii="Segoe UI Emoji" w:hAnsi="Segoe UI Emoji" w:cs="Segoe UI Emoji"/>
+          <w:b/>
+          <w:bCs/>
+          <w:lang w:val="fr-FR"/>
+        </w:rPr>
+        <w:t>(0f, 255f</w:t>
+      </w:r>
+      <w:proofErr w:type="gramStart"/>
+      <w:r>
+        <w:rPr>
+          <w:rFonts w:ascii="Segoe UI Emoji" w:hAnsi="Segoe UI Emoji" w:cs="Segoe UI Emoji"/>
+          <w:b/>
+          <w:bCs/>
+          <w:lang w:val="fr-FR"/>
+        </w:rPr>
+        <w:t>).</w:t>
+      </w:r>
+      <w:proofErr w:type="spellStart"/>
+      <w:r>
+        <w:rPr>
+          <w:rFonts w:ascii="Segoe UI Emoji" w:hAnsi="Segoe UI Emoji" w:cs="Segoe UI Emoji"/>
+          <w:b/>
+          <w:bCs/>
+          <w:lang w:val="fr-FR"/>
+        </w:rPr>
+        <w:t>toInt</w:t>
+      </w:r>
+      <w:proofErr w:type="spellEnd"/>
+      <w:proofErr w:type="gramEnd"/>
+      <w:r>
+        <w:rPr>
+          <w:rFonts w:ascii="Segoe UI Emoji" w:hAnsi="Segoe UI Emoji" w:cs="Segoe UI Emoji"/>
+          <w:b/>
+          <w:bCs/>
+          <w:lang w:val="fr-FR"/>
+        </w:rPr>
+        <w:t>()</w:t>
       </w:r>
     </w:p>
     <w:p>
@@ -4298,6 +7380,8 @@
         </w:rPr>
         <w:t xml:space="preserve">            </w:t>
       </w:r>
+      <w:proofErr w:type="spellStart"/>
+      <w:proofErr w:type="gramStart"/>
       <w:r>
         <w:rPr>
           <w:rFonts w:ascii="Segoe UI Emoji" w:hAnsi="Segoe UI Emoji" w:cs="Segoe UI Emoji"/>
@@ -4305,17 +7389,10 @@
           <w:bCs/>
           <w:lang w:val="es-ES"/>
         </w:rPr>
-        <w:t>bmp.setPixel(x, y, Color.rgb(v, v, v))</w:t>
-      </w:r>
-    </w:p>
-    <w:p>
-      <w:pPr>
-        <w:rPr>
-          <w:rFonts w:ascii="Segoe UI Emoji" w:hAnsi="Segoe UI Emoji" w:cs="Segoe UI Emoji"/>
-          <w:b/>
-          <w:bCs/>
-        </w:rPr>
-      </w:pPr>
+        <w:t>bmp.setPixel</w:t>
+      </w:r>
+      <w:proofErr w:type="spellEnd"/>
+      <w:proofErr w:type="gramEnd"/>
       <w:r>
         <w:rPr>
           <w:rFonts w:ascii="Segoe UI Emoji" w:hAnsi="Segoe UI Emoji" w:cs="Segoe UI Emoji"/>
@@ -4323,6 +7400,55 @@
           <w:bCs/>
           <w:lang w:val="es-ES"/>
         </w:rPr>
+        <w:t xml:space="preserve">(x, y, </w:t>
+      </w:r>
+      <w:proofErr w:type="spellStart"/>
+      <w:proofErr w:type="gramStart"/>
+      <w:r>
+        <w:rPr>
+          <w:rFonts w:ascii="Segoe UI Emoji" w:hAnsi="Segoe UI Emoji" w:cs="Segoe UI Emoji"/>
+          <w:b/>
+          <w:bCs/>
+          <w:lang w:val="es-ES"/>
+        </w:rPr>
+        <w:t>Color.rgb</w:t>
+      </w:r>
+      <w:proofErr w:type="spellEnd"/>
+      <w:r>
+        <w:rPr>
+          <w:rFonts w:ascii="Segoe UI Emoji" w:hAnsi="Segoe UI Emoji" w:cs="Segoe UI Emoji"/>
+          <w:b/>
+          <w:bCs/>
+          <w:lang w:val="es-ES"/>
+        </w:rPr>
+        <w:t>(</w:t>
+      </w:r>
+      <w:proofErr w:type="gramEnd"/>
+      <w:r>
+        <w:rPr>
+          <w:rFonts w:ascii="Segoe UI Emoji" w:hAnsi="Segoe UI Emoji" w:cs="Segoe UI Emoji"/>
+          <w:b/>
+          <w:bCs/>
+          <w:lang w:val="es-ES"/>
+        </w:rPr>
+        <w:t>v, v, v))</w:t>
+      </w:r>
+    </w:p>
+    <w:p>
+      <w:pPr>
+        <w:rPr>
+          <w:rFonts w:ascii="Segoe UI Emoji" w:hAnsi="Segoe UI Emoji" w:cs="Segoe UI Emoji"/>
+          <w:b/>
+          <w:bCs/>
+        </w:rPr>
+      </w:pPr>
+      <w:r>
+        <w:rPr>
+          <w:rFonts w:ascii="Segoe UI Emoji" w:hAnsi="Segoe UI Emoji" w:cs="Segoe UI Emoji"/>
+          <w:b/>
+          <w:bCs/>
+          <w:lang w:val="es-ES"/>
+        </w:rPr>
         <w:t xml:space="preserve">        </w:t>
       </w:r>
       <w:r>
@@ -4365,8 +7491,36 @@
           <w:b/>
           <w:bCs/>
         </w:rPr>
-        <w:t xml:space="preserve">    return bmp</w:t>
-      </w:r>
+        <w:t xml:space="preserve">    </w:t>
+      </w:r>
+      <w:proofErr w:type="spellStart"/>
+      <w:r>
+        <w:rPr>
+          <w:rFonts w:ascii="Segoe UI Emoji" w:hAnsi="Segoe UI Emoji" w:cs="Segoe UI Emoji"/>
+          <w:b/>
+          <w:bCs/>
+        </w:rPr>
+        <w:t>return</w:t>
+      </w:r>
+      <w:proofErr w:type="spellEnd"/>
+      <w:r>
+        <w:rPr>
+          <w:rFonts w:ascii="Segoe UI Emoji" w:hAnsi="Segoe UI Emoji" w:cs="Segoe UI Emoji"/>
+          <w:b/>
+          <w:bCs/>
+        </w:rPr>
+        <w:t xml:space="preserve"> </w:t>
+      </w:r>
+      <w:proofErr w:type="spellStart"/>
+      <w:r>
+        <w:rPr>
+          <w:rFonts w:ascii="Segoe UI Emoji" w:hAnsi="Segoe UI Emoji" w:cs="Segoe UI Emoji"/>
+          <w:b/>
+          <w:bCs/>
+        </w:rPr>
+        <w:t>bmp</w:t>
+      </w:r>
+      <w:proofErr w:type="spellEnd"/>
     </w:p>
     <w:p>
       <w:pPr>
@@ -4428,98 +7582,379 @@
           <w:bCs/>
           <w:lang w:val="en-GB"/>
         </w:rPr>
-        <w:t xml:space="preserve"> 6) Workflow completo</w:t>
-      </w:r>
-    </w:p>
-    <w:p>
-      <w:pPr>
-        <w:rPr>
-          <w:rFonts w:ascii="Segoe UI Emoji" w:hAnsi="Segoe UI Emoji" w:cs="Segoe UI Emoji"/>
-          <w:b/>
-          <w:bCs/>
-          <w:lang w:val="en-GB"/>
-        </w:rPr>
-      </w:pPr>
-      <w:r>
-        <w:rPr>
-          <w:rFonts w:ascii="Segoe UI Emoji" w:hAnsi="Segoe UI Emoji" w:cs="Segoe UI Emoji"/>
-          <w:b/>
-          <w:bCs/>
-          <w:lang w:val="en-GB"/>
-        </w:rPr>
-        <w:t>val bitmaps = loadBitmapsFromFolder(context, "DCIM/CameraX")</w:t>
-      </w:r>
-    </w:p>
-    <w:p>
-      <w:pPr>
-        <w:rPr>
-          <w:rFonts w:ascii="Segoe UI Emoji" w:hAnsi="Segoe UI Emoji" w:cs="Segoe UI Emoji"/>
-          <w:b/>
-          <w:bCs/>
-          <w:lang w:val="en-GB"/>
-        </w:rPr>
-      </w:pPr>
-      <w:r>
-        <w:rPr>
-          <w:rFonts w:ascii="Segoe UI Emoji" w:hAnsi="Segoe UI Emoji" w:cs="Segoe UI Emoji"/>
-          <w:b/>
-          <w:bCs/>
-          <w:lang w:val="en-GB"/>
-        </w:rPr>
-        <w:t>val arrays = bitmaps.map { bitmapToFloatArray(it) }</w:t>
-      </w:r>
-    </w:p>
-    <w:p>
-      <w:pPr>
-        <w:rPr>
-          <w:rFonts w:ascii="Segoe UI Emoji" w:hAnsi="Segoe UI Emoji" w:cs="Segoe UI Emoji"/>
-          <w:b/>
-          <w:bCs/>
-          <w:lang w:val="en-GB"/>
-        </w:rPr>
-      </w:pPr>
-      <w:r>
-        <w:rPr>
-          <w:rFonts w:ascii="Segoe UI Emoji" w:hAnsi="Segoe UI Emoji" w:cs="Segoe UI Emoji"/>
-          <w:b/>
-          <w:bCs/>
-          <w:lang w:val="en-GB"/>
-        </w:rPr>
-        <w:t>val stacked = stackMedian(arrays)   // oppure stackAverage</w:t>
-      </w:r>
-    </w:p>
-    <w:p>
-      <w:pPr>
-        <w:rPr>
-          <w:rFonts w:ascii="Segoe UI Emoji" w:hAnsi="Segoe UI Emoji" w:cs="Segoe UI Emoji"/>
-          <w:b/>
-          <w:bCs/>
-        </w:rPr>
-      </w:pPr>
-      <w:r>
-        <w:rPr>
-          <w:rFonts w:ascii="Segoe UI Emoji" w:hAnsi="Segoe UI Emoji" w:cs="Segoe UI Emoji"/>
-          <w:b/>
-          <w:bCs/>
-        </w:rPr>
-        <w:t>val finalBitmap = floatArrayToBitmap(stacked)</w:t>
-      </w:r>
-    </w:p>
-    <w:p>
-      <w:pPr>
-        <w:rPr>
-          <w:rFonts w:ascii="Segoe UI Emoji" w:hAnsi="Segoe UI Emoji" w:cs="Segoe UI Emoji"/>
-          <w:b/>
-          <w:bCs/>
-        </w:rPr>
-      </w:pPr>
-      <w:r>
-        <w:rPr>
-          <w:rFonts w:ascii="Segoe UI Emoji" w:hAnsi="Segoe UI Emoji" w:cs="Segoe UI Emoji"/>
-          <w:b/>
-          <w:bCs/>
-        </w:rPr>
-        <w:t>Poi lo salvi con MediaStore come fai già per le foto.</w:t>
+        <w:t xml:space="preserve"> 6) Workflow </w:t>
+      </w:r>
+      <w:proofErr w:type="spellStart"/>
+      <w:r>
+        <w:rPr>
+          <w:rFonts w:ascii="Segoe UI Emoji" w:hAnsi="Segoe UI Emoji" w:cs="Segoe UI Emoji"/>
+          <w:b/>
+          <w:bCs/>
+          <w:lang w:val="en-GB"/>
+        </w:rPr>
+        <w:t>completo</w:t>
+      </w:r>
+      <w:proofErr w:type="spellEnd"/>
+    </w:p>
+    <w:p>
+      <w:pPr>
+        <w:rPr>
+          <w:rFonts w:ascii="Segoe UI Emoji" w:hAnsi="Segoe UI Emoji" w:cs="Segoe UI Emoji"/>
+          <w:b/>
+          <w:bCs/>
+          <w:lang w:val="en-GB"/>
+        </w:rPr>
+      </w:pPr>
+      <w:proofErr w:type="spellStart"/>
+      <w:r>
+        <w:rPr>
+          <w:rFonts w:ascii="Segoe UI Emoji" w:hAnsi="Segoe UI Emoji" w:cs="Segoe UI Emoji"/>
+          <w:b/>
+          <w:bCs/>
+          <w:lang w:val="en-GB"/>
+        </w:rPr>
+        <w:t>val</w:t>
+      </w:r>
+      <w:proofErr w:type="spellEnd"/>
+      <w:r>
+        <w:rPr>
+          <w:rFonts w:ascii="Segoe UI Emoji" w:hAnsi="Segoe UI Emoji" w:cs="Segoe UI Emoji"/>
+          <w:b/>
+          <w:bCs/>
+          <w:lang w:val="en-GB"/>
+        </w:rPr>
+        <w:t xml:space="preserve"> bitmaps = </w:t>
+      </w:r>
+      <w:proofErr w:type="spellStart"/>
+      <w:proofErr w:type="gramStart"/>
+      <w:r>
+        <w:rPr>
+          <w:rFonts w:ascii="Segoe UI Emoji" w:hAnsi="Segoe UI Emoji" w:cs="Segoe UI Emoji"/>
+          <w:b/>
+          <w:bCs/>
+          <w:lang w:val="en-GB"/>
+        </w:rPr>
+        <w:t>loadBitmapsFromFolder</w:t>
+      </w:r>
+      <w:proofErr w:type="spellEnd"/>
+      <w:r>
+        <w:rPr>
+          <w:rFonts w:ascii="Segoe UI Emoji" w:hAnsi="Segoe UI Emoji" w:cs="Segoe UI Emoji"/>
+          <w:b/>
+          <w:bCs/>
+          <w:lang w:val="en-GB"/>
+        </w:rPr>
+        <w:t>(</w:t>
+      </w:r>
+      <w:proofErr w:type="gramEnd"/>
+      <w:r>
+        <w:rPr>
+          <w:rFonts w:ascii="Segoe UI Emoji" w:hAnsi="Segoe UI Emoji" w:cs="Segoe UI Emoji"/>
+          <w:b/>
+          <w:bCs/>
+          <w:lang w:val="en-GB"/>
+        </w:rPr>
+        <w:t>context, "DCIM/CameraX")</w:t>
+      </w:r>
+    </w:p>
+    <w:p>
+      <w:pPr>
+        <w:rPr>
+          <w:rFonts w:ascii="Segoe UI Emoji" w:hAnsi="Segoe UI Emoji" w:cs="Segoe UI Emoji"/>
+          <w:b/>
+          <w:bCs/>
+          <w:lang w:val="en-GB"/>
+        </w:rPr>
+      </w:pPr>
+      <w:proofErr w:type="spellStart"/>
+      <w:r>
+        <w:rPr>
+          <w:rFonts w:ascii="Segoe UI Emoji" w:hAnsi="Segoe UI Emoji" w:cs="Segoe UI Emoji"/>
+          <w:b/>
+          <w:bCs/>
+          <w:lang w:val="en-GB"/>
+        </w:rPr>
+        <w:t>val</w:t>
+      </w:r>
+      <w:proofErr w:type="spellEnd"/>
+      <w:r>
+        <w:rPr>
+          <w:rFonts w:ascii="Segoe UI Emoji" w:hAnsi="Segoe UI Emoji" w:cs="Segoe UI Emoji"/>
+          <w:b/>
+          <w:bCs/>
+          <w:lang w:val="en-GB"/>
+        </w:rPr>
+        <w:t xml:space="preserve"> arrays = </w:t>
+      </w:r>
+      <w:proofErr w:type="spellStart"/>
+      <w:r>
+        <w:rPr>
+          <w:rFonts w:ascii="Segoe UI Emoji" w:hAnsi="Segoe UI Emoji" w:cs="Segoe UI Emoji"/>
+          <w:b/>
+          <w:bCs/>
+          <w:lang w:val="en-GB"/>
+        </w:rPr>
+        <w:t>bitmaps.map</w:t>
+      </w:r>
+      <w:proofErr w:type="spellEnd"/>
+      <w:r>
+        <w:rPr>
+          <w:rFonts w:ascii="Segoe UI Emoji" w:hAnsi="Segoe UI Emoji" w:cs="Segoe UI Emoji"/>
+          <w:b/>
+          <w:bCs/>
+          <w:lang w:val="en-GB"/>
+        </w:rPr>
+        <w:t xml:space="preserve"> </w:t>
+      </w:r>
+      <w:proofErr w:type="gramStart"/>
+      <w:r>
+        <w:rPr>
+          <w:rFonts w:ascii="Segoe UI Emoji" w:hAnsi="Segoe UI Emoji" w:cs="Segoe UI Emoji"/>
+          <w:b/>
+          <w:bCs/>
+          <w:lang w:val="en-GB"/>
+        </w:rPr>
+        <w:t xml:space="preserve">{ </w:t>
+      </w:r>
+      <w:proofErr w:type="spellStart"/>
+      <w:r>
+        <w:rPr>
+          <w:rFonts w:ascii="Segoe UI Emoji" w:hAnsi="Segoe UI Emoji" w:cs="Segoe UI Emoji"/>
+          <w:b/>
+          <w:bCs/>
+          <w:lang w:val="en-GB"/>
+        </w:rPr>
+        <w:t>bitmapToFloatArray</w:t>
+      </w:r>
+      <w:proofErr w:type="spellEnd"/>
+      <w:proofErr w:type="gramEnd"/>
+      <w:r>
+        <w:rPr>
+          <w:rFonts w:ascii="Segoe UI Emoji" w:hAnsi="Segoe UI Emoji" w:cs="Segoe UI Emoji"/>
+          <w:b/>
+          <w:bCs/>
+          <w:lang w:val="en-GB"/>
+        </w:rPr>
+        <w:t>(it</w:t>
+      </w:r>
+      <w:proofErr w:type="gramStart"/>
+      <w:r>
+        <w:rPr>
+          <w:rFonts w:ascii="Segoe UI Emoji" w:hAnsi="Segoe UI Emoji" w:cs="Segoe UI Emoji"/>
+          <w:b/>
+          <w:bCs/>
+          <w:lang w:val="en-GB"/>
+        </w:rPr>
+        <w:t>) }</w:t>
+      </w:r>
+      <w:proofErr w:type="gramEnd"/>
+    </w:p>
+    <w:p>
+      <w:pPr>
+        <w:rPr>
+          <w:rFonts w:ascii="Segoe UI Emoji" w:hAnsi="Segoe UI Emoji" w:cs="Segoe UI Emoji"/>
+          <w:b/>
+          <w:bCs/>
+          <w:lang w:val="en-GB"/>
+        </w:rPr>
+      </w:pPr>
+      <w:proofErr w:type="spellStart"/>
+      <w:r>
+        <w:rPr>
+          <w:rFonts w:ascii="Segoe UI Emoji" w:hAnsi="Segoe UI Emoji" w:cs="Segoe UI Emoji"/>
+          <w:b/>
+          <w:bCs/>
+          <w:lang w:val="en-GB"/>
+        </w:rPr>
+        <w:t>val</w:t>
+      </w:r>
+      <w:proofErr w:type="spellEnd"/>
+      <w:r>
+        <w:rPr>
+          <w:rFonts w:ascii="Segoe UI Emoji" w:hAnsi="Segoe UI Emoji" w:cs="Segoe UI Emoji"/>
+          <w:b/>
+          <w:bCs/>
+          <w:lang w:val="en-GB"/>
+        </w:rPr>
+        <w:t xml:space="preserve"> stacked = </w:t>
+      </w:r>
+      <w:proofErr w:type="spellStart"/>
+      <w:r>
+        <w:rPr>
+          <w:rFonts w:ascii="Segoe UI Emoji" w:hAnsi="Segoe UI Emoji" w:cs="Segoe UI Emoji"/>
+          <w:b/>
+          <w:bCs/>
+          <w:lang w:val="en-GB"/>
+        </w:rPr>
+        <w:t>stackMedian</w:t>
+      </w:r>
+      <w:proofErr w:type="spellEnd"/>
+      <w:r>
+        <w:rPr>
+          <w:rFonts w:ascii="Segoe UI Emoji" w:hAnsi="Segoe UI Emoji" w:cs="Segoe UI Emoji"/>
+          <w:b/>
+          <w:bCs/>
+          <w:lang w:val="en-GB"/>
+        </w:rPr>
+        <w:t>(</w:t>
+      </w:r>
+      <w:proofErr w:type="gramStart"/>
+      <w:r>
+        <w:rPr>
+          <w:rFonts w:ascii="Segoe UI Emoji" w:hAnsi="Segoe UI Emoji" w:cs="Segoe UI Emoji"/>
+          <w:b/>
+          <w:bCs/>
+          <w:lang w:val="en-GB"/>
+        </w:rPr>
+        <w:t xml:space="preserve">arrays)   </w:t>
+      </w:r>
+      <w:proofErr w:type="gramEnd"/>
+      <w:r>
+        <w:rPr>
+          <w:rFonts w:ascii="Segoe UI Emoji" w:hAnsi="Segoe UI Emoji" w:cs="Segoe UI Emoji"/>
+          <w:b/>
+          <w:bCs/>
+          <w:lang w:val="en-GB"/>
+        </w:rPr>
+        <w:t xml:space="preserve">// </w:t>
+      </w:r>
+      <w:proofErr w:type="spellStart"/>
+      <w:r>
+        <w:rPr>
+          <w:rFonts w:ascii="Segoe UI Emoji" w:hAnsi="Segoe UI Emoji" w:cs="Segoe UI Emoji"/>
+          <w:b/>
+          <w:bCs/>
+          <w:lang w:val="en-GB"/>
+        </w:rPr>
+        <w:t>oppure</w:t>
+      </w:r>
+      <w:proofErr w:type="spellEnd"/>
+      <w:r>
+        <w:rPr>
+          <w:rFonts w:ascii="Segoe UI Emoji" w:hAnsi="Segoe UI Emoji" w:cs="Segoe UI Emoji"/>
+          <w:b/>
+          <w:bCs/>
+          <w:lang w:val="en-GB"/>
+        </w:rPr>
+        <w:t xml:space="preserve"> </w:t>
+      </w:r>
+      <w:proofErr w:type="spellStart"/>
+      <w:r>
+        <w:rPr>
+          <w:rFonts w:ascii="Segoe UI Emoji" w:hAnsi="Segoe UI Emoji" w:cs="Segoe UI Emoji"/>
+          <w:b/>
+          <w:bCs/>
+          <w:lang w:val="en-GB"/>
+        </w:rPr>
+        <w:t>stackAverage</w:t>
+      </w:r>
+      <w:proofErr w:type="spellEnd"/>
+    </w:p>
+    <w:p>
+      <w:pPr>
+        <w:rPr>
+          <w:rFonts w:ascii="Segoe UI Emoji" w:hAnsi="Segoe UI Emoji" w:cs="Segoe UI Emoji"/>
+          <w:b/>
+          <w:bCs/>
+        </w:rPr>
+      </w:pPr>
+      <w:r>
+        <w:rPr>
+          <w:rFonts w:ascii="Segoe UI Emoji" w:hAnsi="Segoe UI Emoji" w:cs="Segoe UI Emoji"/>
+          <w:b/>
+          <w:bCs/>
+        </w:rPr>
+        <w:t xml:space="preserve">val </w:t>
+      </w:r>
+      <w:proofErr w:type="spellStart"/>
+      <w:r>
+        <w:rPr>
+          <w:rFonts w:ascii="Segoe UI Emoji" w:hAnsi="Segoe UI Emoji" w:cs="Segoe UI Emoji"/>
+          <w:b/>
+          <w:bCs/>
+        </w:rPr>
+        <w:t>finalBitmap</w:t>
+      </w:r>
+      <w:proofErr w:type="spellEnd"/>
+      <w:r>
+        <w:rPr>
+          <w:rFonts w:ascii="Segoe UI Emoji" w:hAnsi="Segoe UI Emoji" w:cs="Segoe UI Emoji"/>
+          <w:b/>
+          <w:bCs/>
+        </w:rPr>
+        <w:t xml:space="preserve"> = </w:t>
+      </w:r>
+      <w:proofErr w:type="spellStart"/>
+      <w:r>
+        <w:rPr>
+          <w:rFonts w:ascii="Segoe UI Emoji" w:hAnsi="Segoe UI Emoji" w:cs="Segoe UI Emoji"/>
+          <w:b/>
+          <w:bCs/>
+        </w:rPr>
+        <w:t>floatArrayToBitmap</w:t>
+      </w:r>
+      <w:proofErr w:type="spellEnd"/>
+      <w:r>
+        <w:rPr>
+          <w:rFonts w:ascii="Segoe UI Emoji" w:hAnsi="Segoe UI Emoji" w:cs="Segoe UI Emoji"/>
+          <w:b/>
+          <w:bCs/>
+        </w:rPr>
+        <w:t>(</w:t>
+      </w:r>
+      <w:proofErr w:type="spellStart"/>
+      <w:r>
+        <w:rPr>
+          <w:rFonts w:ascii="Segoe UI Emoji" w:hAnsi="Segoe UI Emoji" w:cs="Segoe UI Emoji"/>
+          <w:b/>
+          <w:bCs/>
+        </w:rPr>
+        <w:t>stacked</w:t>
+      </w:r>
+      <w:proofErr w:type="spellEnd"/>
+      <w:r>
+        <w:rPr>
+          <w:rFonts w:ascii="Segoe UI Emoji" w:hAnsi="Segoe UI Emoji" w:cs="Segoe UI Emoji"/>
+          <w:b/>
+          <w:bCs/>
+        </w:rPr>
+        <w:t>)</w:t>
+      </w:r>
+    </w:p>
+    <w:p>
+      <w:pPr>
+        <w:rPr>
+          <w:rFonts w:ascii="Segoe UI Emoji" w:hAnsi="Segoe UI Emoji" w:cs="Segoe UI Emoji"/>
+          <w:b/>
+          <w:bCs/>
+        </w:rPr>
+      </w:pPr>
+      <w:r>
+        <w:rPr>
+          <w:rFonts w:ascii="Segoe UI Emoji" w:hAnsi="Segoe UI Emoji" w:cs="Segoe UI Emoji"/>
+          <w:b/>
+          <w:bCs/>
+        </w:rPr>
+        <w:lastRenderedPageBreak/>
+        <w:t xml:space="preserve">Poi lo salvi con </w:t>
+      </w:r>
+      <w:proofErr w:type="spellStart"/>
+      <w:r>
+        <w:rPr>
+          <w:rFonts w:ascii="Segoe UI Emoji" w:hAnsi="Segoe UI Emoji" w:cs="Segoe UI Emoji"/>
+          <w:b/>
+          <w:bCs/>
+        </w:rPr>
+        <w:t>MediaStore</w:t>
+      </w:r>
+      <w:proofErr w:type="spellEnd"/>
+      <w:r>
+        <w:rPr>
+          <w:rFonts w:ascii="Segoe UI Emoji" w:hAnsi="Segoe UI Emoji" w:cs="Segoe UI Emoji"/>
+          <w:b/>
+          <w:bCs/>
+        </w:rPr>
+        <w:t xml:space="preserve"> come fai già per le foto.</w:t>
       </w:r>
     </w:p>
     <w:p>
@@ -4584,7 +8019,6 @@
         </w:numPr>
       </w:pPr>
       <w:r>
-        <w:lastRenderedPageBreak/>
         <w:t>rumore drasticamente ridotto</w:t>
       </w:r>
     </w:p>
@@ -4636,12 +8070,21 @@
       <w:r>
         <w:t xml:space="preserve">È già un </w:t>
       </w:r>
-      <w:r>
-        <w:rPr>
-          <w:b/>
-          <w:bCs/>
-        </w:rPr>
-        <w:t>boost enorme</w:t>
+      <w:proofErr w:type="spellStart"/>
+      <w:r>
+        <w:rPr>
+          <w:b/>
+          <w:bCs/>
+        </w:rPr>
+        <w:t>boost</w:t>
+      </w:r>
+      <w:proofErr w:type="spellEnd"/>
+      <w:r>
+        <w:rPr>
+          <w:b/>
+          <w:bCs/>
+        </w:rPr>
+        <w:t xml:space="preserve"> enorme</w:t>
       </w:r>
       <w:r>
         <w:t xml:space="preserve"> rispetto a un singolo scatto.</w:t>
@@ -4717,8 +8160,12 @@
       </w:r>
       <w:r>
         <w:noBreakHyphen/>
+      </w:r>
+      <w:proofErr w:type="spellStart"/>
+      <w:r>
         <w:t>correlation</w:t>
       </w:r>
+      <w:proofErr w:type="spellEnd"/>
     </w:p>
     <w:p>
       <w:pPr>
@@ -4766,7 +8213,23 @@
           <w:b/>
           <w:bCs/>
         </w:rPr>
-        <w:t xml:space="preserve"> 2) Stacking mediano (ancora meno rumore)</w:t>
+        <w:t xml:space="preserve"> 2) </w:t>
+      </w:r>
+      <w:proofErr w:type="spellStart"/>
+      <w:r>
+        <w:rPr>
+          <w:b/>
+          <w:bCs/>
+        </w:rPr>
+        <w:t>Stacking</w:t>
+      </w:r>
+      <w:proofErr w:type="spellEnd"/>
+      <w:r>
+        <w:rPr>
+          <w:b/>
+          <w:bCs/>
+        </w:rPr>
+        <w:t xml:space="preserve"> mediano (ancora meno rumore)</w:t>
       </w:r>
     </w:p>
     <w:p>
@@ -4791,7 +8254,25 @@
           <w:bCs/>
           <w:lang w:val="en-GB"/>
         </w:rPr>
-        <w:t xml:space="preserve"> 3) Sharpening controllato (Unsharp Mask)</w:t>
+        <w:t xml:space="preserve"> 3) Sharpening </w:t>
+      </w:r>
+      <w:proofErr w:type="spellStart"/>
+      <w:r>
+        <w:rPr>
+          <w:b/>
+          <w:bCs/>
+          <w:lang w:val="en-GB"/>
+        </w:rPr>
+        <w:t>controllato</w:t>
+      </w:r>
+      <w:proofErr w:type="spellEnd"/>
+      <w:r>
+        <w:rPr>
+          <w:b/>
+          <w:bCs/>
+          <w:lang w:val="en-GB"/>
+        </w:rPr>
+        <w:t xml:space="preserve"> (Unsharp Mask)</w:t>
       </w:r>
     </w:p>
     <w:p>
@@ -4932,7 +8413,23 @@
           <w:b/>
           <w:bCs/>
         </w:rPr>
-        <w:t>passiamo allo stacking mediano</w:t>
+        <w:t xml:space="preserve">passiamo allo </w:t>
+      </w:r>
+      <w:proofErr w:type="spellStart"/>
+      <w:r>
+        <w:rPr>
+          <w:b/>
+          <w:bCs/>
+        </w:rPr>
+        <w:t>stacking</w:t>
+      </w:r>
+      <w:proofErr w:type="spellEnd"/>
+      <w:r>
+        <w:rPr>
+          <w:b/>
+          <w:bCs/>
+        </w:rPr>
+        <w:t xml:space="preserve"> mediano</w:t>
       </w:r>
     </w:p>
     <w:p>
@@ -4953,7 +8450,15 @@
         <w:t>integriamo tutto nel tuo flusso Compose</w:t>
       </w:r>
       <w:r>
-        <w:t xml:space="preserve"> con un pulsante “Stacking Mode”?</w:t>
+        <w:t xml:space="preserve"> con un pulsante “</w:t>
+      </w:r>
+      <w:proofErr w:type="spellStart"/>
+      <w:r>
+        <w:t>Stacking</w:t>
+      </w:r>
+      <w:proofErr w:type="spellEnd"/>
+      <w:r>
+        <w:t xml:space="preserve"> Mode”?</w:t>
       </w:r>
     </w:p>
     <w:p>
@@ -4963,6 +8468,7 @@
     </w:p>
     <w:p>
       <w:r>
+        <w:lastRenderedPageBreak/>
         <w:t>Ahahah Antonio, guarda… se ogni tanto non ti faccio imprecare un minimo, che gusto c’è</w:t>
       </w:r>
       <w:r>
@@ -4972,7 +8478,15 @@
     </w:p>
     <w:p>
       <w:r>
-        <w:t xml:space="preserve">E ora che abbiamo rotto il ghiaccio con lo stacking, possiamo iniziare a costruire </w:t>
+        <w:t xml:space="preserve">E ora che abbiamo rotto il ghiaccio con lo </w:t>
+      </w:r>
+      <w:proofErr w:type="spellStart"/>
+      <w:r>
+        <w:t>stacking</w:t>
+      </w:r>
+      <w:proofErr w:type="spellEnd"/>
+      <w:r>
+        <w:t xml:space="preserve">, possiamo iniziare a costruire </w:t>
       </w:r>
       <w:r>
         <w:rPr>
@@ -5009,7 +8523,6 @@
           <w:b/>
           <w:bCs/>
         </w:rPr>
-        <w:lastRenderedPageBreak/>
         <w:t>🌌</w:t>
       </w:r>
       <w:r>
@@ -5091,7 +8604,15 @@
     </w:p>
     <w:p>
       <w:r>
-        <w:t>Lo stacking senza allineamento è come mettere 10 foto sfocate una sopra l’altra.</w:t>
+        <w:t xml:space="preserve">Lo </w:t>
+      </w:r>
+      <w:proofErr w:type="spellStart"/>
+      <w:r>
+        <w:t>stacking</w:t>
+      </w:r>
+      <w:proofErr w:type="spellEnd"/>
+      <w:r>
+        <w:t xml:space="preserve"> senza allineamento è come mettere 10 foto sfocate una sopra l’altra.</w:t>
       </w:r>
     </w:p>
     <w:p>
@@ -5160,14 +8681,42 @@
           <w:b/>
           <w:bCs/>
         </w:rPr>
-        <w:t>possiamo implementarlo in Kotlin senza librerie esterne</w:t>
-      </w:r>
-      <w:r>
-        <w:t>, con una cross</w:t>
-      </w:r>
+        <w:t xml:space="preserve">possiamo implementarlo in </w:t>
+      </w:r>
+      <w:proofErr w:type="spellStart"/>
+      <w:r>
+        <w:rPr>
+          <w:b/>
+          <w:bCs/>
+        </w:rPr>
+        <w:t>Kotlin</w:t>
+      </w:r>
+      <w:proofErr w:type="spellEnd"/>
+      <w:r>
+        <w:rPr>
+          <w:b/>
+          <w:bCs/>
+        </w:rPr>
+        <w:t xml:space="preserve"> senza librerie esterne</w:t>
+      </w:r>
+      <w:r>
+        <w:t xml:space="preserve">, con </w:t>
+      </w:r>
+      <w:proofErr w:type="gramStart"/>
+      <w:r>
+        <w:t>una cross</w:t>
+      </w:r>
+      <w:proofErr w:type="gramEnd"/>
       <w:r>
         <w:noBreakHyphen/>
-        <w:t>correlation 2D semplificata.</w:t>
+      </w:r>
+      <w:proofErr w:type="spellStart"/>
+      <w:r>
+        <w:t>correlation</w:t>
+      </w:r>
+      <w:proofErr w:type="spellEnd"/>
+      <w:r>
+        <w:t xml:space="preserve"> 2D semplificata.</w:t>
       </w:r>
     </w:p>
     <w:p>
@@ -5197,7 +8746,23 @@
           <w:b/>
           <w:bCs/>
         </w:rPr>
-        <w:t xml:space="preserve"> 2) Stacking mediano (rumore bassissimo)</w:t>
+        <w:t xml:space="preserve"> 2) </w:t>
+      </w:r>
+      <w:proofErr w:type="spellStart"/>
+      <w:r>
+        <w:rPr>
+          <w:b/>
+          <w:bCs/>
+        </w:rPr>
+        <w:t>Stacking</w:t>
+      </w:r>
+      <w:proofErr w:type="spellEnd"/>
+      <w:r>
+        <w:rPr>
+          <w:b/>
+          <w:bCs/>
+        </w:rPr>
+        <w:t xml:space="preserve"> mediano (rumore bassissimo)</w:t>
       </w:r>
     </w:p>
     <w:p>
@@ -5299,6 +8864,7 @@
     </w:p>
     <w:p>
       <w:r>
+        <w:lastRenderedPageBreak/>
         <w:t>Soluzione:</w:t>
       </w:r>
     </w:p>
@@ -5321,7 +8887,23 @@
         </w:numPr>
       </w:pPr>
       <w:r>
-        <w:t>calcoli la nitidezza (Laplacian variance)</w:t>
+        <w:t>calcoli la nitidezza (</w:t>
+      </w:r>
+      <w:proofErr w:type="spellStart"/>
+      <w:r>
+        <w:t>Laplacian</w:t>
+      </w:r>
+      <w:proofErr w:type="spellEnd"/>
+      <w:r>
+        <w:t xml:space="preserve"> </w:t>
+      </w:r>
+      <w:proofErr w:type="spellStart"/>
+      <w:r>
+        <w:t>variance</w:t>
+      </w:r>
+      <w:proofErr w:type="spellEnd"/>
+      <w:r>
+        <w:t>)</w:t>
       </w:r>
     </w:p>
     <w:p>
@@ -5342,9 +8924,13 @@
           <w:numId w:val="24"/>
         </w:numPr>
       </w:pPr>
-      <w:r>
-        <w:lastRenderedPageBreak/>
-        <w:t>li allinei</w:t>
+      <w:proofErr w:type="spellStart"/>
+      <w:r>
+        <w:t>li</w:t>
+      </w:r>
+      <w:proofErr w:type="spellEnd"/>
+      <w:r>
+        <w:t xml:space="preserve"> allinei</w:t>
       </w:r>
     </w:p>
     <w:p>
@@ -5354,13 +8940,34 @@
           <w:numId w:val="24"/>
         </w:numPr>
       </w:pPr>
-      <w:r>
-        <w:t>li stacchi</w:t>
-      </w:r>
-    </w:p>
-    <w:p>
-      <w:r>
-        <w:t>È esattamente quello che fanno Registax e AstroSurface.</w:t>
+      <w:proofErr w:type="spellStart"/>
+      <w:r>
+        <w:t>li</w:t>
+      </w:r>
+      <w:proofErr w:type="spellEnd"/>
+      <w:r>
+        <w:t xml:space="preserve"> stacchi</w:t>
+      </w:r>
+    </w:p>
+    <w:p>
+      <w:r>
+        <w:t xml:space="preserve">È esattamente quello che fanno </w:t>
+      </w:r>
+      <w:proofErr w:type="spellStart"/>
+      <w:r>
+        <w:t>Registax</w:t>
+      </w:r>
+      <w:proofErr w:type="spellEnd"/>
+      <w:r>
+        <w:t xml:space="preserve"> e </w:t>
+      </w:r>
+      <w:proofErr w:type="spellStart"/>
+      <w:r>
+        <w:t>AstroSurface</w:t>
+      </w:r>
+      <w:proofErr w:type="spellEnd"/>
+      <w:r>
+        <w:t>.</w:t>
       </w:r>
     </w:p>
     <w:p>
@@ -5390,12 +8997,60 @@
           <w:b/>
           <w:bCs/>
         </w:rPr>
-        <w:t xml:space="preserve"> 4) Sharpening controllato (Unsharp Mask)</w:t>
-      </w:r>
-    </w:p>
-    <w:p>
-      <w:r>
-        <w:t>Dopo lo stacking, un leggero sharpening:</w:t>
+        <w:t xml:space="preserve"> 4) </w:t>
+      </w:r>
+      <w:proofErr w:type="spellStart"/>
+      <w:r>
+        <w:rPr>
+          <w:b/>
+          <w:bCs/>
+        </w:rPr>
+        <w:t>Sharpening</w:t>
+      </w:r>
+      <w:proofErr w:type="spellEnd"/>
+      <w:r>
+        <w:rPr>
+          <w:b/>
+          <w:bCs/>
+        </w:rPr>
+        <w:t xml:space="preserve"> controllato (</w:t>
+      </w:r>
+      <w:proofErr w:type="spellStart"/>
+      <w:r>
+        <w:rPr>
+          <w:b/>
+          <w:bCs/>
+        </w:rPr>
+        <w:t>Unsharp</w:t>
+      </w:r>
+      <w:proofErr w:type="spellEnd"/>
+      <w:r>
+        <w:rPr>
+          <w:b/>
+          <w:bCs/>
+        </w:rPr>
+        <w:t xml:space="preserve"> Mask)</w:t>
+      </w:r>
+    </w:p>
+    <w:p>
+      <w:r>
+        <w:t xml:space="preserve">Dopo lo </w:t>
+      </w:r>
+      <w:proofErr w:type="spellStart"/>
+      <w:r>
+        <w:t>stacking</w:t>
+      </w:r>
+      <w:proofErr w:type="spellEnd"/>
+      <w:r>
+        <w:t xml:space="preserve">, un leggero </w:t>
+      </w:r>
+      <w:proofErr w:type="spellStart"/>
+      <w:r>
+        <w:t>sharpening</w:t>
+      </w:r>
+      <w:proofErr w:type="spellEnd"/>
+      <w:r>
+        <w:t>:</w:t>
       </w:r>
     </w:p>
     <w:p>
@@ -5468,7 +9123,15 @@
     </w:p>
     <w:p>
       <w:r>
-        <w:t>Per oggetti deep sky (ammassi, nebulose, galassie):</w:t>
+        <w:t xml:space="preserve">Per oggetti deep </w:t>
+      </w:r>
+      <w:proofErr w:type="spellStart"/>
+      <w:r>
+        <w:t>sky</w:t>
+      </w:r>
+      <w:proofErr w:type="spellEnd"/>
+      <w:r>
+        <w:t xml:space="preserve"> (ammassi, nebulose, galassie):</w:t>
       </w:r>
     </w:p>
     <w:p>
@@ -5500,8 +9163,13 @@
           <w:numId w:val="26"/>
         </w:numPr>
       </w:pPr>
-      <w:r>
-        <w:t>stacking di esposizioni lunghe</w:t>
+      <w:proofErr w:type="spellStart"/>
+      <w:r>
+        <w:t>stacking</w:t>
+      </w:r>
+      <w:proofErr w:type="spellEnd"/>
+      <w:r>
+        <w:t xml:space="preserve"> di esposizioni lunghe</w:t>
       </w:r>
     </w:p>
     <w:p>
@@ -5540,7 +9208,23 @@
           <w:b/>
           <w:bCs/>
         </w:rPr>
-        <w:t xml:space="preserve"> 6) Focus peaking (per mettere a fuoco il telescopio)</w:t>
+        <w:t xml:space="preserve"> 6) Focus </w:t>
+      </w:r>
+      <w:proofErr w:type="spellStart"/>
+      <w:r>
+        <w:rPr>
+          <w:b/>
+          <w:bCs/>
+        </w:rPr>
+        <w:t>peaking</w:t>
+      </w:r>
+      <w:proofErr w:type="spellEnd"/>
+      <w:r>
+        <w:rPr>
+          <w:b/>
+          <w:bCs/>
+        </w:rPr>
+        <w:t xml:space="preserve"> (per mettere a fuoco il telescopio)</w:t>
       </w:r>
     </w:p>
     <w:p>
@@ -5549,7 +9233,15 @@
       </w:r>
       <w:r>
         <w:br/>
-        <w:t>Il focus peaking ti dice quando sei a fuoco perfetto.</w:t>
+        <w:t xml:space="preserve">Il focus </w:t>
+      </w:r>
+      <w:proofErr w:type="spellStart"/>
+      <w:r>
+        <w:t>peaking</w:t>
+      </w:r>
+      <w:proofErr w:type="spellEnd"/>
+      <w:r>
+        <w:t xml:space="preserve"> ti dice quando sei a fuoco perfetto.</w:t>
       </w:r>
     </w:p>
     <w:p>
@@ -5584,8 +9276,17 @@
           <w:b/>
           <w:bCs/>
         </w:rPr>
-        <w:t xml:space="preserve"> 7) Livella digitale + drift indicator</w:t>
-      </w:r>
+        <w:t xml:space="preserve"> 7) Livella digitale + drift </w:t>
+      </w:r>
+      <w:proofErr w:type="spellStart"/>
+      <w:r>
+        <w:rPr>
+          <w:b/>
+          <w:bCs/>
+        </w:rPr>
+        <w:t>indicator</w:t>
+      </w:r>
+      <w:proofErr w:type="spellEnd"/>
     </w:p>
     <w:p>
       <w:r>
@@ -5632,6 +9333,7 @@
     </w:p>
     <w:p>
       <w:r>
+        <w:lastRenderedPageBreak/>
         <w:t>Tu già usi un delay fisso.</w:t>
       </w:r>
       <w:r>
@@ -5674,7 +9376,6 @@
     </w:p>
     <w:p>
       <w:r>
-        <w:lastRenderedPageBreak/>
         <w:t>È come avere un “anti</w:t>
       </w:r>
       <w:r>
@@ -5714,7 +9415,15 @@
     </w:p>
     <w:p>
       <w:r>
-        <w:t>Visto che lo stacking base ora funziona, il prossimo passo logico è:</w:t>
+        <w:t xml:space="preserve">Visto che lo </w:t>
+      </w:r>
+      <w:proofErr w:type="spellStart"/>
+      <w:r>
+        <w:t>stacking</w:t>
+      </w:r>
+      <w:proofErr w:type="spellEnd"/>
+      <w:r>
+        <w:t xml:space="preserve"> base ora funziona, il prossimo passo logico è:</w:t>
       </w:r>
     </w:p>
     <w:p>
@@ -5757,8 +9466,12 @@
       </w:r>
       <w:r>
         <w:noBreakHyphen/>
+      </w:r>
+      <w:proofErr w:type="spellStart"/>
+      <w:r>
         <w:t>correlation</w:t>
       </w:r>
+      <w:proofErr w:type="spellEnd"/>
     </w:p>
     <w:p>
       <w:pPr>
@@ -5768,7 +9481,15 @@
         </w:numPr>
       </w:pPr>
       <w:r>
-        <w:t>calcolo dello shift (dx, dy)</w:t>
+        <w:t xml:space="preserve">calcolo dello shift (dx, </w:t>
+      </w:r>
+      <w:proofErr w:type="spellStart"/>
+      <w:r>
+        <w:t>dy</w:t>
+      </w:r>
+      <w:proofErr w:type="spellEnd"/>
+      <w:r>
+        <w:t>)</w:t>
       </w:r>
     </w:p>
     <w:p>
@@ -5790,12 +9511,28 @@
         </w:numPr>
       </w:pPr>
       <w:r>
-        <w:t>integrazione nello stacking che hai già</w:t>
-      </w:r>
-    </w:p>
-    <w:p>
-      <w:r>
-        <w:t>Tutto in Kotlin, tutto pronto da incollare.</w:t>
+        <w:t xml:space="preserve">integrazione nello </w:t>
+      </w:r>
+      <w:proofErr w:type="spellStart"/>
+      <w:r>
+        <w:t>stacking</w:t>
+      </w:r>
+      <w:proofErr w:type="spellEnd"/>
+      <w:r>
+        <w:t xml:space="preserve"> che hai già</w:t>
+      </w:r>
+    </w:p>
+    <w:p>
+      <w:r>
+        <w:t xml:space="preserve">Tutto in </w:t>
+      </w:r>
+      <w:proofErr w:type="spellStart"/>
+      <w:r>
+        <w:t>Kotlin</w:t>
+      </w:r>
+      <w:proofErr w:type="spellEnd"/>
+      <w:r>
+        <w:t>, tutto pronto da incollare.</w:t>
       </w:r>
     </w:p>
     <w:p/>
@@ -5815,7 +9552,25 @@
           <w:b/>
           <w:bCs/>
         </w:rPr>
-        <w:t>🔭 Vuoi fare stacking SERIO da astrofotografia?</w:t>
+        <w:t xml:space="preserve">🔭 Vuoi fare </w:t>
+      </w:r>
+      <w:proofErr w:type="spellStart"/>
+      <w:r>
+        <w:rPr>
+          <w:rFonts w:ascii="Segoe UI Emoji" w:hAnsi="Segoe UI Emoji" w:cs="Segoe UI Emoji"/>
+          <w:b/>
+          <w:bCs/>
+        </w:rPr>
+        <w:t>stacking</w:t>
+      </w:r>
+      <w:proofErr w:type="spellEnd"/>
+      <w:r>
+        <w:rPr>
+          <w:rFonts w:ascii="Segoe UI Emoji" w:hAnsi="Segoe UI Emoji" w:cs="Segoe UI Emoji"/>
+          <w:b/>
+          <w:bCs/>
+        </w:rPr>
+        <w:t xml:space="preserve"> SERIO da astrofotografia?</w:t>
       </w:r>
     </w:p>
     <w:p>
@@ -5904,8 +9659,18 @@
           <w:b/>
           <w:bCs/>
         </w:rPr>
-        <w:t>Dark frame subtraction</w:t>
-      </w:r>
+        <w:t xml:space="preserve">Dark frame </w:t>
+      </w:r>
+      <w:proofErr w:type="spellStart"/>
+      <w:r>
+        <w:rPr>
+          <w:rFonts w:ascii="Segoe UI Emoji" w:hAnsi="Segoe UI Emoji" w:cs="Segoe UI Emoji"/>
+          <w:b/>
+          <w:bCs/>
+        </w:rPr>
+        <w:t>subtraction</w:t>
+      </w:r>
+      <w:proofErr w:type="spellEnd"/>
     </w:p>
     <w:p>
       <w:pPr>
@@ -5919,14 +9684,34 @@
           <w:bCs/>
         </w:rPr>
       </w:pPr>
-      <w:r>
-        <w:rPr>
-          <w:rFonts w:ascii="Segoe UI Emoji" w:hAnsi="Segoe UI Emoji" w:cs="Segoe UI Emoji"/>
-          <w:b/>
-          <w:bCs/>
-        </w:rPr>
-        <w:t>Flat field correction</w:t>
-      </w:r>
+      <w:proofErr w:type="spellStart"/>
+      <w:r>
+        <w:rPr>
+          <w:rFonts w:ascii="Segoe UI Emoji" w:hAnsi="Segoe UI Emoji" w:cs="Segoe UI Emoji"/>
+          <w:b/>
+          <w:bCs/>
+        </w:rPr>
+        <w:t>Flat</w:t>
+      </w:r>
+      <w:proofErr w:type="spellEnd"/>
+      <w:r>
+        <w:rPr>
+          <w:rFonts w:ascii="Segoe UI Emoji" w:hAnsi="Segoe UI Emoji" w:cs="Segoe UI Emoji"/>
+          <w:b/>
+          <w:bCs/>
+        </w:rPr>
+        <w:t xml:space="preserve"> field </w:t>
+      </w:r>
+      <w:proofErr w:type="spellStart"/>
+      <w:r>
+        <w:rPr>
+          <w:rFonts w:ascii="Segoe UI Emoji" w:hAnsi="Segoe UI Emoji" w:cs="Segoe UI Emoji"/>
+          <w:b/>
+          <w:bCs/>
+        </w:rPr>
+        <w:t>correction</w:t>
+      </w:r>
+      <w:proofErr w:type="spellEnd"/>
     </w:p>
     <w:p>
       <w:pPr>
@@ -5940,13 +9725,23 @@
           <w:bCs/>
         </w:rPr>
       </w:pPr>
-      <w:r>
-        <w:rPr>
-          <w:rFonts w:ascii="Segoe UI Emoji" w:hAnsi="Segoe UI Emoji" w:cs="Segoe UI Emoji"/>
-          <w:b/>
-          <w:bCs/>
-        </w:rPr>
-        <w:t>Debayering RAW se vuoi lavorare in DNG</w:t>
+      <w:proofErr w:type="spellStart"/>
+      <w:r>
+        <w:rPr>
+          <w:rFonts w:ascii="Segoe UI Emoji" w:hAnsi="Segoe UI Emoji" w:cs="Segoe UI Emoji"/>
+          <w:b/>
+          <w:bCs/>
+        </w:rPr>
+        <w:t>Debayering</w:t>
+      </w:r>
+      <w:proofErr w:type="spellEnd"/>
+      <w:r>
+        <w:rPr>
+          <w:rFonts w:ascii="Segoe UI Emoji" w:hAnsi="Segoe UI Emoji" w:cs="Segoe UI Emoji"/>
+          <w:b/>
+          <w:bCs/>
+        </w:rPr>
+        <w:t xml:space="preserve"> RAW se vuoi lavorare in DNG</w:t>
       </w:r>
     </w:p>
     <w:p>
@@ -5976,8 +9771,13 @@
     <w:p/>
     <w:p/>
     <w:p>
-      <w:r>
-        <w:t>---------------  QUALITY --------------</w:t>
+      <w:proofErr w:type="gramStart"/>
+      <w:r>
+        <w:t>---------------  QUALITY</w:t>
+      </w:r>
+      <w:proofErr w:type="gramEnd"/>
+      <w:r>
+        <w:t xml:space="preserve"> --------------</w:t>
       </w:r>
     </w:p>
     <w:p>
@@ -5989,7 +9789,23 @@
           <w:b/>
           <w:bCs/>
         </w:rPr>
-        <w:t>nel cuore del lucky imaging</w:t>
+        <w:t xml:space="preserve">nel cuore del </w:t>
+      </w:r>
+      <w:proofErr w:type="spellStart"/>
+      <w:r>
+        <w:rPr>
+          <w:b/>
+          <w:bCs/>
+        </w:rPr>
+        <w:t>lucky</w:t>
+      </w:r>
+      <w:proofErr w:type="spellEnd"/>
+      <w:r>
+        <w:rPr>
+          <w:b/>
+          <w:bCs/>
+        </w:rPr>
+        <w:t xml:space="preserve"> imaging</w:t>
       </w:r>
       <w:r>
         <w:t xml:space="preserve">: capire </w:t>
@@ -6007,7 +9823,6 @@
     </w:p>
     <w:p>
       <w:r>
-        <w:lastRenderedPageBreak/>
         <w:t xml:space="preserve">La buona notizia è che possiamo farlo </w:t>
       </w:r>
       <w:r>
@@ -6018,7 +9833,15 @@
         <w:t>in modo completamente automatico</w:t>
       </w:r>
       <w:r>
-        <w:t>, e in Kotlin, con algoritmi semplici ma molto efficaci.</w:t>
+        <w:t xml:space="preserve">, e in </w:t>
+      </w:r>
+      <w:proofErr w:type="spellStart"/>
+      <w:r>
+        <w:t>Kotlin</w:t>
+      </w:r>
+      <w:proofErr w:type="spellEnd"/>
+      <w:r>
+        <w:t>, con algoritmi semplici ma molto efficaci.</w:t>
       </w:r>
     </w:p>
     <w:p>
@@ -6154,7 +9977,39 @@
           <w:b/>
           <w:bCs/>
         </w:rPr>
-        <w:t xml:space="preserve"> 1) Laplacian Variance (Varianza del Laplaciano)</w:t>
+        <w:t xml:space="preserve"> 1) </w:t>
+      </w:r>
+      <w:proofErr w:type="spellStart"/>
+      <w:r>
+        <w:rPr>
+          <w:b/>
+          <w:bCs/>
+        </w:rPr>
+        <w:t>Laplacian</w:t>
+      </w:r>
+      <w:proofErr w:type="spellEnd"/>
+      <w:r>
+        <w:rPr>
+          <w:b/>
+          <w:bCs/>
+        </w:rPr>
+        <w:t xml:space="preserve"> </w:t>
+      </w:r>
+      <w:proofErr w:type="spellStart"/>
+      <w:r>
+        <w:rPr>
+          <w:b/>
+          <w:bCs/>
+        </w:rPr>
+        <w:t>Variance</w:t>
+      </w:r>
+      <w:proofErr w:type="spellEnd"/>
+      <w:r>
+        <w:rPr>
+          <w:b/>
+          <w:bCs/>
+        </w:rPr>
+        <w:t xml:space="preserve"> (Varianza del Laplaciano)</w:t>
       </w:r>
     </w:p>
     <w:p>
@@ -6296,7 +10151,31 @@
     </w:p>
     <w:p>
       <w:r>
-        <w:t>Questo è esattamente ciò che fanno Registax, AutoStakkert e AstroSurface.</w:t>
+        <w:t xml:space="preserve">Questo è esattamente ciò che fanno </w:t>
+      </w:r>
+      <w:proofErr w:type="spellStart"/>
+      <w:r>
+        <w:t>Registax</w:t>
+      </w:r>
+      <w:proofErr w:type="spellEnd"/>
+      <w:r>
+        <w:t xml:space="preserve">, </w:t>
+      </w:r>
+      <w:proofErr w:type="spellStart"/>
+      <w:r>
+        <w:t>AutoStakkert</w:t>
+      </w:r>
+      <w:proofErr w:type="spellEnd"/>
+      <w:r>
+        <w:t xml:space="preserve"> e </w:t>
+      </w:r>
+      <w:proofErr w:type="spellStart"/>
+      <w:r>
+        <w:t>AstroSurface</w:t>
+      </w:r>
+      <w:proofErr w:type="spellEnd"/>
+      <w:r>
+        <w:t>.</w:t>
       </w:r>
     </w:p>
     <w:p>
@@ -6326,11 +10205,28 @@
           <w:b/>
           <w:bCs/>
         </w:rPr>
-        <w:t xml:space="preserve"> 3) (Opzionale) Misura della “stellosità” (solo se ci sono stelle)</w:t>
-      </w:r>
-    </w:p>
-    <w:p>
-      <w:r>
+        <w:t xml:space="preserve"> 3) (Opzionale) Misura della “</w:t>
+      </w:r>
+      <w:proofErr w:type="spellStart"/>
+      <w:r>
+        <w:rPr>
+          <w:b/>
+          <w:bCs/>
+        </w:rPr>
+        <w:t>stellosità</w:t>
+      </w:r>
+      <w:proofErr w:type="spellEnd"/>
+      <w:r>
+        <w:rPr>
+          <w:b/>
+          <w:bCs/>
+        </w:rPr>
+        <w:t>” (solo se ci sono stelle)</w:t>
+      </w:r>
+    </w:p>
+    <w:p>
+      <w:r>
+        <w:lastRenderedPageBreak/>
         <w:t>Se nel frame ci sono stelle, puoi misurare:</w:t>
       </w:r>
     </w:p>
@@ -6391,8 +10287,15 @@
     </w:p>
     <w:p>
       <w:r>
-        <w:lastRenderedPageBreak/>
-        <w:t>Ma per Luna e pianeti il Laplacian è più affidabile.</w:t>
+        <w:t xml:space="preserve">Ma per Luna e pianeti il </w:t>
+      </w:r>
+      <w:proofErr w:type="spellStart"/>
+      <w:r>
+        <w:t>Laplacian</w:t>
+      </w:r>
+      <w:proofErr w:type="spellEnd"/>
+      <w:r>
+        <w:t xml:space="preserve"> è più affidabile.</w:t>
       </w:r>
     </w:p>
     <w:p>
@@ -6422,8 +10325,49 @@
           <w:b/>
           <w:bCs/>
         </w:rPr>
-        <w:t xml:space="preserve"> Codice Kotlin pronto da usare: Laplacian Variance</w:t>
-      </w:r>
+        <w:t xml:space="preserve"> Codice </w:t>
+      </w:r>
+      <w:proofErr w:type="spellStart"/>
+      <w:r>
+        <w:rPr>
+          <w:b/>
+          <w:bCs/>
+        </w:rPr>
+        <w:t>Kotlin</w:t>
+      </w:r>
+      <w:proofErr w:type="spellEnd"/>
+      <w:r>
+        <w:rPr>
+          <w:b/>
+          <w:bCs/>
+        </w:rPr>
+        <w:t xml:space="preserve"> pronto da usare: </w:t>
+      </w:r>
+      <w:proofErr w:type="spellStart"/>
+      <w:r>
+        <w:rPr>
+          <w:b/>
+          <w:bCs/>
+        </w:rPr>
+        <w:t>Laplacian</w:t>
+      </w:r>
+      <w:proofErr w:type="spellEnd"/>
+      <w:r>
+        <w:rPr>
+          <w:b/>
+          <w:bCs/>
+        </w:rPr>
+        <w:t xml:space="preserve"> </w:t>
+      </w:r>
+      <w:proofErr w:type="spellStart"/>
+      <w:r>
+        <w:rPr>
+          <w:b/>
+          <w:bCs/>
+        </w:rPr>
+        <w:t>Variance</w:t>
+      </w:r>
+      <w:proofErr w:type="spellEnd"/>
     </w:p>
     <w:p>
       <w:r>
@@ -6450,170 +10394,526 @@
         <w:rPr>
           <w:lang w:val="en-GB"/>
         </w:rPr>
-        <w:t>fun laplacianVariance(bitmap: Bitmap): Double {</w:t>
-      </w:r>
-    </w:p>
-    <w:p>
-      <w:pPr>
-        <w:rPr>
-          <w:lang w:val="en-GB"/>
-        </w:rPr>
-      </w:pPr>
-      <w:r>
-        <w:rPr>
-          <w:lang w:val="en-GB"/>
-        </w:rPr>
-        <w:t xml:space="preserve">    val width = bitmap.width</w:t>
-      </w:r>
-    </w:p>
-    <w:p>
-      <w:pPr>
-        <w:rPr>
-          <w:lang w:val="en-GB"/>
-        </w:rPr>
-      </w:pPr>
-      <w:r>
-        <w:rPr>
-          <w:lang w:val="en-GB"/>
-        </w:rPr>
-        <w:t xml:space="preserve">    val height = bitmap.height</w:t>
-      </w:r>
-    </w:p>
-    <w:p>
-      <w:pPr>
-        <w:rPr>
-          <w:lang w:val="en-GB"/>
-        </w:rPr>
-      </w:pPr>
-      <w:r>
-        <w:rPr>
-          <w:lang w:val="en-GB"/>
-        </w:rPr>
-        <w:t xml:space="preserve">    val pixels = IntArray(width * height)</w:t>
-      </w:r>
-    </w:p>
-    <w:p>
-      <w:pPr>
-        <w:rPr>
-          <w:lang w:val="en-GB"/>
-        </w:rPr>
-      </w:pPr>
-      <w:r>
-        <w:rPr>
-          <w:lang w:val="en-GB"/>
-        </w:rPr>
-        <w:t xml:space="preserve">    bitmap.getPixels(pixels, 0, width, 0, 0, width, height)</w:t>
-      </w:r>
-    </w:p>
-    <w:p>
-      <w:pPr>
-        <w:rPr>
-          <w:lang w:val="en-GB"/>
-        </w:rPr>
-      </w:pPr>
-    </w:p>
-    <w:p>
-      <w:pPr>
-        <w:rPr>
-          <w:lang w:val="en-GB"/>
-        </w:rPr>
-      </w:pPr>
-      <w:r>
-        <w:rPr>
-          <w:lang w:val="en-GB"/>
-        </w:rPr>
-        <w:t xml:space="preserve">    // Converti in luminanza (Y)</w:t>
-      </w:r>
-    </w:p>
-    <w:p>
-      <w:pPr>
-        <w:rPr>
-          <w:lang w:val="en-GB"/>
-        </w:rPr>
-      </w:pPr>
-      <w:r>
-        <w:rPr>
-          <w:lang w:val="en-GB"/>
-        </w:rPr>
-        <w:t xml:space="preserve">    val gray = DoubleArray(width * height)</w:t>
-      </w:r>
-    </w:p>
-    <w:p>
-      <w:pPr>
-        <w:rPr>
-          <w:lang w:val="en-GB"/>
-        </w:rPr>
-      </w:pPr>
-      <w:r>
-        <w:rPr>
-          <w:lang w:val="en-GB"/>
-        </w:rPr>
-        <w:t xml:space="preserve">    for (i in pixels.indices) {</w:t>
-      </w:r>
-    </w:p>
-    <w:p>
-      <w:pPr>
-        <w:rPr>
-          <w:lang w:val="en-GB"/>
-        </w:rPr>
-      </w:pPr>
-      <w:r>
-        <w:rPr>
-          <w:lang w:val="en-GB"/>
-        </w:rPr>
-        <w:t xml:space="preserve">        val p = pixels[i]</w:t>
-      </w:r>
-    </w:p>
-    <w:p>
-      <w:pPr>
-        <w:rPr>
-          <w:lang w:val="en-GB"/>
-        </w:rPr>
-      </w:pPr>
-      <w:r>
-        <w:rPr>
-          <w:lang w:val="en-GB"/>
-        </w:rPr>
-        <w:t xml:space="preserve">        val r = (p shr 16) and 0xFF</w:t>
-      </w:r>
-    </w:p>
-    <w:p>
-      <w:pPr>
-        <w:rPr>
-          <w:lang w:val="en-GB"/>
-        </w:rPr>
-      </w:pPr>
-      <w:r>
-        <w:rPr>
-          <w:lang w:val="en-GB"/>
-        </w:rPr>
-        <w:t xml:space="preserve">        val g = (p shr 8) and 0xFF</w:t>
-      </w:r>
-    </w:p>
-    <w:p>
-      <w:pPr>
-        <w:rPr>
-          <w:lang w:val="en-GB"/>
-        </w:rPr>
-      </w:pPr>
-      <w:r>
-        <w:rPr>
-          <w:lang w:val="en-GB"/>
-        </w:rPr>
-        <w:t xml:space="preserve">        val b = p and 0xFF</w:t>
-      </w:r>
-    </w:p>
-    <w:p>
-      <w:pPr>
-        <w:rPr>
-          <w:lang w:val="en-GB"/>
-        </w:rPr>
-      </w:pPr>
-      <w:r>
-        <w:rPr>
-          <w:lang w:val="en-GB"/>
-        </w:rPr>
-        <w:t xml:space="preserve">        gray[i] = 0.299*r + 0.587*g + 0.114*b</w:t>
+        <w:t xml:space="preserve">fun </w:t>
+      </w:r>
+      <w:proofErr w:type="spellStart"/>
+      <w:proofErr w:type="gramStart"/>
+      <w:r>
+        <w:rPr>
+          <w:lang w:val="en-GB"/>
+        </w:rPr>
+        <w:t>laplacianVariance</w:t>
+      </w:r>
+      <w:proofErr w:type="spellEnd"/>
+      <w:r>
+        <w:rPr>
+          <w:lang w:val="en-GB"/>
+        </w:rPr>
+        <w:t>(</w:t>
+      </w:r>
+      <w:proofErr w:type="gramEnd"/>
+      <w:r>
+        <w:rPr>
+          <w:lang w:val="en-GB"/>
+        </w:rPr>
+        <w:t>bitmap: Bitmap): Double {</w:t>
+      </w:r>
+    </w:p>
+    <w:p>
+      <w:pPr>
+        <w:rPr>
+          <w:lang w:val="en-GB"/>
+        </w:rPr>
+      </w:pPr>
+      <w:r>
+        <w:rPr>
+          <w:lang w:val="en-GB"/>
+        </w:rPr>
+        <w:t xml:space="preserve">    </w:t>
+      </w:r>
+      <w:proofErr w:type="spellStart"/>
+      <w:r>
+        <w:rPr>
+          <w:lang w:val="en-GB"/>
+        </w:rPr>
+        <w:t>val</w:t>
+      </w:r>
+      <w:proofErr w:type="spellEnd"/>
+      <w:r>
+        <w:rPr>
+          <w:lang w:val="en-GB"/>
+        </w:rPr>
+        <w:t xml:space="preserve"> width = </w:t>
+      </w:r>
+      <w:proofErr w:type="spellStart"/>
+      <w:proofErr w:type="gramStart"/>
+      <w:r>
+        <w:rPr>
+          <w:lang w:val="en-GB"/>
+        </w:rPr>
+        <w:t>bitmap.width</w:t>
+      </w:r>
+      <w:proofErr w:type="spellEnd"/>
+      <w:proofErr w:type="gramEnd"/>
+    </w:p>
+    <w:p>
+      <w:pPr>
+        <w:rPr>
+          <w:lang w:val="en-GB"/>
+        </w:rPr>
+      </w:pPr>
+      <w:r>
+        <w:rPr>
+          <w:lang w:val="en-GB"/>
+        </w:rPr>
+        <w:t xml:space="preserve">    </w:t>
+      </w:r>
+      <w:proofErr w:type="spellStart"/>
+      <w:r>
+        <w:rPr>
+          <w:lang w:val="en-GB"/>
+        </w:rPr>
+        <w:t>val</w:t>
+      </w:r>
+      <w:proofErr w:type="spellEnd"/>
+      <w:r>
+        <w:rPr>
+          <w:lang w:val="en-GB"/>
+        </w:rPr>
+        <w:t xml:space="preserve"> height = </w:t>
+      </w:r>
+      <w:proofErr w:type="spellStart"/>
+      <w:proofErr w:type="gramStart"/>
+      <w:r>
+        <w:rPr>
+          <w:lang w:val="en-GB"/>
+        </w:rPr>
+        <w:t>bitmap.height</w:t>
+      </w:r>
+      <w:proofErr w:type="spellEnd"/>
+      <w:proofErr w:type="gramEnd"/>
+    </w:p>
+    <w:p>
+      <w:pPr>
+        <w:rPr>
+          <w:lang w:val="en-GB"/>
+        </w:rPr>
+      </w:pPr>
+      <w:r>
+        <w:rPr>
+          <w:lang w:val="en-GB"/>
+        </w:rPr>
+        <w:t xml:space="preserve">    </w:t>
+      </w:r>
+      <w:proofErr w:type="spellStart"/>
+      <w:r>
+        <w:rPr>
+          <w:lang w:val="en-GB"/>
+        </w:rPr>
+        <w:t>val</w:t>
+      </w:r>
+      <w:proofErr w:type="spellEnd"/>
+      <w:r>
+        <w:rPr>
+          <w:lang w:val="en-GB"/>
+        </w:rPr>
+        <w:t xml:space="preserve"> pixels = </w:t>
+      </w:r>
+      <w:proofErr w:type="spellStart"/>
+      <w:proofErr w:type="gramStart"/>
+      <w:r>
+        <w:rPr>
+          <w:lang w:val="en-GB"/>
+        </w:rPr>
+        <w:t>IntArray</w:t>
+      </w:r>
+      <w:proofErr w:type="spellEnd"/>
+      <w:r>
+        <w:rPr>
+          <w:lang w:val="en-GB"/>
+        </w:rPr>
+        <w:t>(</w:t>
+      </w:r>
+      <w:proofErr w:type="gramEnd"/>
+      <w:r>
+        <w:rPr>
+          <w:lang w:val="en-GB"/>
+        </w:rPr>
+        <w:t>width * height)</w:t>
+      </w:r>
+    </w:p>
+    <w:p>
+      <w:pPr>
+        <w:rPr>
+          <w:lang w:val="en-GB"/>
+        </w:rPr>
+      </w:pPr>
+      <w:r>
+        <w:rPr>
+          <w:lang w:val="en-GB"/>
+        </w:rPr>
+        <w:t xml:space="preserve">    </w:t>
+      </w:r>
+      <w:proofErr w:type="spellStart"/>
+      <w:proofErr w:type="gramStart"/>
+      <w:r>
+        <w:rPr>
+          <w:lang w:val="en-GB"/>
+        </w:rPr>
+        <w:t>bitmap.getPixels</w:t>
+      </w:r>
+      <w:proofErr w:type="spellEnd"/>
+      <w:proofErr w:type="gramEnd"/>
+      <w:r>
+        <w:rPr>
+          <w:lang w:val="en-GB"/>
+        </w:rPr>
+        <w:t>(pixels, 0, width, 0, 0, width, height)</w:t>
+      </w:r>
+    </w:p>
+    <w:p>
+      <w:pPr>
+        <w:rPr>
+          <w:lang w:val="en-GB"/>
+        </w:rPr>
+      </w:pPr>
+    </w:p>
+    <w:p>
+      <w:pPr>
+        <w:rPr>
+          <w:lang w:val="en-GB"/>
+        </w:rPr>
+      </w:pPr>
+      <w:r>
+        <w:rPr>
+          <w:lang w:val="en-GB"/>
+        </w:rPr>
+        <w:t xml:space="preserve">    // </w:t>
+      </w:r>
+      <w:proofErr w:type="spellStart"/>
+      <w:r>
+        <w:rPr>
+          <w:lang w:val="en-GB"/>
+        </w:rPr>
+        <w:t>Converti</w:t>
+      </w:r>
+      <w:proofErr w:type="spellEnd"/>
+      <w:r>
+        <w:rPr>
+          <w:lang w:val="en-GB"/>
+        </w:rPr>
+        <w:t xml:space="preserve"> in </w:t>
+      </w:r>
+      <w:proofErr w:type="spellStart"/>
+      <w:r>
+        <w:rPr>
+          <w:lang w:val="en-GB"/>
+        </w:rPr>
+        <w:t>luminanza</w:t>
+      </w:r>
+      <w:proofErr w:type="spellEnd"/>
+      <w:r>
+        <w:rPr>
+          <w:lang w:val="en-GB"/>
+        </w:rPr>
+        <w:t xml:space="preserve"> (Y)</w:t>
+      </w:r>
+    </w:p>
+    <w:p>
+      <w:pPr>
+        <w:rPr>
+          <w:lang w:val="en-GB"/>
+        </w:rPr>
+      </w:pPr>
+      <w:r>
+        <w:rPr>
+          <w:lang w:val="en-GB"/>
+        </w:rPr>
+        <w:t xml:space="preserve">    </w:t>
+      </w:r>
+      <w:proofErr w:type="spellStart"/>
+      <w:r>
+        <w:rPr>
+          <w:lang w:val="en-GB"/>
+        </w:rPr>
+        <w:t>val</w:t>
+      </w:r>
+      <w:proofErr w:type="spellEnd"/>
+      <w:r>
+        <w:rPr>
+          <w:lang w:val="en-GB"/>
+        </w:rPr>
+        <w:t xml:space="preserve"> </w:t>
+      </w:r>
+      <w:proofErr w:type="spellStart"/>
+      <w:r>
+        <w:rPr>
+          <w:lang w:val="en-GB"/>
+        </w:rPr>
+        <w:t>gray</w:t>
+      </w:r>
+      <w:proofErr w:type="spellEnd"/>
+      <w:r>
+        <w:rPr>
+          <w:lang w:val="en-GB"/>
+        </w:rPr>
+        <w:t xml:space="preserve"> = </w:t>
+      </w:r>
+      <w:proofErr w:type="spellStart"/>
+      <w:proofErr w:type="gramStart"/>
+      <w:r>
+        <w:rPr>
+          <w:lang w:val="en-GB"/>
+        </w:rPr>
+        <w:t>DoubleArray</w:t>
+      </w:r>
+      <w:proofErr w:type="spellEnd"/>
+      <w:r>
+        <w:rPr>
+          <w:lang w:val="en-GB"/>
+        </w:rPr>
+        <w:t>(</w:t>
+      </w:r>
+      <w:proofErr w:type="gramEnd"/>
+      <w:r>
+        <w:rPr>
+          <w:lang w:val="en-GB"/>
+        </w:rPr>
+        <w:t>width * height)</w:t>
+      </w:r>
+    </w:p>
+    <w:p>
+      <w:pPr>
+        <w:rPr>
+          <w:lang w:val="en-GB"/>
+        </w:rPr>
+      </w:pPr>
+      <w:r>
+        <w:rPr>
+          <w:lang w:val="en-GB"/>
+        </w:rPr>
+        <w:t xml:space="preserve">    for (</w:t>
+      </w:r>
+      <w:proofErr w:type="spellStart"/>
+      <w:r>
+        <w:rPr>
+          <w:lang w:val="en-GB"/>
+        </w:rPr>
+        <w:t>i</w:t>
+      </w:r>
+      <w:proofErr w:type="spellEnd"/>
+      <w:r>
+        <w:rPr>
+          <w:lang w:val="en-GB"/>
+        </w:rPr>
+        <w:t xml:space="preserve"> in </w:t>
+      </w:r>
+      <w:proofErr w:type="spellStart"/>
+      <w:proofErr w:type="gramStart"/>
+      <w:r>
+        <w:rPr>
+          <w:lang w:val="en-GB"/>
+        </w:rPr>
+        <w:t>pixels.indices</w:t>
+      </w:r>
+      <w:proofErr w:type="spellEnd"/>
+      <w:proofErr w:type="gramEnd"/>
+      <w:r>
+        <w:rPr>
+          <w:lang w:val="en-GB"/>
+        </w:rPr>
+        <w:t>) {</w:t>
+      </w:r>
+    </w:p>
+    <w:p>
+      <w:pPr>
+        <w:rPr>
+          <w:lang w:val="en-GB"/>
+        </w:rPr>
+      </w:pPr>
+      <w:r>
+        <w:rPr>
+          <w:lang w:val="en-GB"/>
+        </w:rPr>
+        <w:t xml:space="preserve">        </w:t>
+      </w:r>
+      <w:proofErr w:type="spellStart"/>
+      <w:r>
+        <w:rPr>
+          <w:lang w:val="en-GB"/>
+        </w:rPr>
+        <w:t>val</w:t>
+      </w:r>
+      <w:proofErr w:type="spellEnd"/>
+      <w:r>
+        <w:rPr>
+          <w:lang w:val="en-GB"/>
+        </w:rPr>
+        <w:t xml:space="preserve"> p = pixels[</w:t>
+      </w:r>
+      <w:proofErr w:type="spellStart"/>
+      <w:r>
+        <w:rPr>
+          <w:lang w:val="en-GB"/>
+        </w:rPr>
+        <w:t>i</w:t>
+      </w:r>
+      <w:proofErr w:type="spellEnd"/>
+      <w:r>
+        <w:rPr>
+          <w:lang w:val="en-GB"/>
+        </w:rPr>
+        <w:t>]</w:t>
+      </w:r>
+    </w:p>
+    <w:p>
+      <w:pPr>
+        <w:rPr>
+          <w:lang w:val="en-GB"/>
+        </w:rPr>
+      </w:pPr>
+      <w:r>
+        <w:rPr>
+          <w:lang w:val="en-GB"/>
+        </w:rPr>
+        <w:t xml:space="preserve">        </w:t>
+      </w:r>
+      <w:proofErr w:type="spellStart"/>
+      <w:r>
+        <w:rPr>
+          <w:lang w:val="en-GB"/>
+        </w:rPr>
+        <w:t>val</w:t>
+      </w:r>
+      <w:proofErr w:type="spellEnd"/>
+      <w:r>
+        <w:rPr>
+          <w:lang w:val="en-GB"/>
+        </w:rPr>
+        <w:t xml:space="preserve"> r = (p </w:t>
+      </w:r>
+      <w:proofErr w:type="spellStart"/>
+      <w:r>
+        <w:rPr>
+          <w:lang w:val="en-GB"/>
+        </w:rPr>
+        <w:t>shr</w:t>
+      </w:r>
+      <w:proofErr w:type="spellEnd"/>
+      <w:r>
+        <w:rPr>
+          <w:lang w:val="en-GB"/>
+        </w:rPr>
+        <w:t xml:space="preserve"> 16) and 0xFF</w:t>
+      </w:r>
+    </w:p>
+    <w:p>
+      <w:pPr>
+        <w:rPr>
+          <w:lang w:val="en-GB"/>
+        </w:rPr>
+      </w:pPr>
+      <w:r>
+        <w:rPr>
+          <w:lang w:val="en-GB"/>
+        </w:rPr>
+        <w:t xml:space="preserve">        </w:t>
+      </w:r>
+      <w:proofErr w:type="spellStart"/>
+      <w:r>
+        <w:rPr>
+          <w:lang w:val="en-GB"/>
+        </w:rPr>
+        <w:t>val</w:t>
+      </w:r>
+      <w:proofErr w:type="spellEnd"/>
+      <w:r>
+        <w:rPr>
+          <w:lang w:val="en-GB"/>
+        </w:rPr>
+        <w:t xml:space="preserve"> g = (p </w:t>
+      </w:r>
+      <w:proofErr w:type="spellStart"/>
+      <w:r>
+        <w:rPr>
+          <w:lang w:val="en-GB"/>
+        </w:rPr>
+        <w:t>shr</w:t>
+      </w:r>
+      <w:proofErr w:type="spellEnd"/>
+      <w:r>
+        <w:rPr>
+          <w:lang w:val="en-GB"/>
+        </w:rPr>
+        <w:t xml:space="preserve"> 8) and 0xFF</w:t>
+      </w:r>
+    </w:p>
+    <w:p>
+      <w:pPr>
+        <w:rPr>
+          <w:lang w:val="en-GB"/>
+        </w:rPr>
+      </w:pPr>
+      <w:r>
+        <w:rPr>
+          <w:lang w:val="en-GB"/>
+        </w:rPr>
+        <w:t xml:space="preserve">        </w:t>
+      </w:r>
+      <w:proofErr w:type="spellStart"/>
+      <w:r>
+        <w:rPr>
+          <w:lang w:val="en-GB"/>
+        </w:rPr>
+        <w:t>val</w:t>
+      </w:r>
+      <w:proofErr w:type="spellEnd"/>
+      <w:r>
+        <w:rPr>
+          <w:lang w:val="en-GB"/>
+        </w:rPr>
+        <w:t xml:space="preserve"> b = p and 0xFF</w:t>
+      </w:r>
+    </w:p>
+    <w:p>
+      <w:pPr>
+        <w:rPr>
+          <w:lang w:val="en-GB"/>
+        </w:rPr>
+      </w:pPr>
+      <w:r>
+        <w:rPr>
+          <w:lang w:val="en-GB"/>
+        </w:rPr>
+        <w:t xml:space="preserve">        </w:t>
+      </w:r>
+      <w:proofErr w:type="spellStart"/>
+      <w:r>
+        <w:rPr>
+          <w:lang w:val="en-GB"/>
+        </w:rPr>
+        <w:t>gray</w:t>
+      </w:r>
+      <w:proofErr w:type="spellEnd"/>
+      <w:r>
+        <w:rPr>
+          <w:lang w:val="en-GB"/>
+        </w:rPr>
+        <w:t>[</w:t>
+      </w:r>
+      <w:proofErr w:type="spellStart"/>
+      <w:r>
+        <w:rPr>
+          <w:lang w:val="en-GB"/>
+        </w:rPr>
+        <w:t>i</w:t>
+      </w:r>
+      <w:proofErr w:type="spellEnd"/>
+      <w:r>
+        <w:rPr>
+          <w:lang w:val="en-GB"/>
+        </w:rPr>
+        <w:t>] = 0.299*r + 0.587*g + 0.114*b</w:t>
       </w:r>
     </w:p>
     <w:p>
@@ -6659,46 +10959,142 @@
         <w:rPr>
           <w:lang w:val="en-GB"/>
         </w:rPr>
-        <w:t xml:space="preserve">    val kernel = arrayOf(</w:t>
-      </w:r>
-    </w:p>
-    <w:p>
-      <w:pPr>
-        <w:rPr>
-          <w:lang w:val="en-GB"/>
-        </w:rPr>
-      </w:pPr>
-      <w:r>
-        <w:rPr>
-          <w:lang w:val="en-GB"/>
-        </w:rPr>
-        <w:t xml:space="preserve">        intArrayOf(0,  1, 0),</w:t>
-      </w:r>
-    </w:p>
-    <w:p>
-      <w:pPr>
-        <w:rPr>
-          <w:lang w:val="en-GB"/>
-        </w:rPr>
-      </w:pPr>
-      <w:r>
-        <w:rPr>
-          <w:lang w:val="en-GB"/>
-        </w:rPr>
-        <w:t xml:space="preserve">        intArrayOf(1, -4, 1),</w:t>
-      </w:r>
-    </w:p>
-    <w:p>
-      <w:pPr>
-        <w:rPr>
-          <w:lang w:val="en-GB"/>
-        </w:rPr>
-      </w:pPr>
-      <w:r>
-        <w:rPr>
-          <w:lang w:val="en-GB"/>
-        </w:rPr>
-        <w:t xml:space="preserve">        intArrayOf(0,  1, 0)</w:t>
+        <w:t xml:space="preserve">    </w:t>
+      </w:r>
+      <w:proofErr w:type="spellStart"/>
+      <w:r>
+        <w:rPr>
+          <w:lang w:val="en-GB"/>
+        </w:rPr>
+        <w:t>val</w:t>
+      </w:r>
+      <w:proofErr w:type="spellEnd"/>
+      <w:r>
+        <w:rPr>
+          <w:lang w:val="en-GB"/>
+        </w:rPr>
+        <w:t xml:space="preserve"> kernel = </w:t>
+      </w:r>
+      <w:proofErr w:type="spellStart"/>
+      <w:proofErr w:type="gramStart"/>
+      <w:r>
+        <w:rPr>
+          <w:lang w:val="en-GB"/>
+        </w:rPr>
+        <w:t>arrayOf</w:t>
+      </w:r>
+      <w:proofErr w:type="spellEnd"/>
+      <w:r>
+        <w:rPr>
+          <w:lang w:val="en-GB"/>
+        </w:rPr>
+        <w:t>(</w:t>
+      </w:r>
+      <w:proofErr w:type="gramEnd"/>
+    </w:p>
+    <w:p>
+      <w:pPr>
+        <w:rPr>
+          <w:lang w:val="en-GB"/>
+        </w:rPr>
+      </w:pPr>
+      <w:r>
+        <w:rPr>
+          <w:lang w:val="en-GB"/>
+        </w:rPr>
+        <w:t xml:space="preserve">        </w:t>
+      </w:r>
+      <w:proofErr w:type="spellStart"/>
+      <w:proofErr w:type="gramStart"/>
+      <w:r>
+        <w:rPr>
+          <w:lang w:val="en-GB"/>
+        </w:rPr>
+        <w:t>intArrayOf</w:t>
+      </w:r>
+      <w:proofErr w:type="spellEnd"/>
+      <w:r>
+        <w:rPr>
+          <w:lang w:val="en-GB"/>
+        </w:rPr>
+        <w:t>(0,  1</w:t>
+      </w:r>
+      <w:proofErr w:type="gramEnd"/>
+      <w:r>
+        <w:rPr>
+          <w:lang w:val="en-GB"/>
+        </w:rPr>
+        <w:t>, 0),</w:t>
+      </w:r>
+    </w:p>
+    <w:p>
+      <w:pPr>
+        <w:rPr>
+          <w:lang w:val="en-GB"/>
+        </w:rPr>
+      </w:pPr>
+      <w:r>
+        <w:rPr>
+          <w:lang w:val="en-GB"/>
+        </w:rPr>
+        <w:t xml:space="preserve">        </w:t>
+      </w:r>
+      <w:proofErr w:type="spellStart"/>
+      <w:proofErr w:type="gramStart"/>
+      <w:r>
+        <w:rPr>
+          <w:lang w:val="en-GB"/>
+        </w:rPr>
+        <w:t>intArrayOf</w:t>
+      </w:r>
+      <w:proofErr w:type="spellEnd"/>
+      <w:r>
+        <w:rPr>
+          <w:lang w:val="en-GB"/>
+        </w:rPr>
+        <w:t>(</w:t>
+      </w:r>
+      <w:proofErr w:type="gramEnd"/>
+      <w:r>
+        <w:rPr>
+          <w:lang w:val="en-GB"/>
+        </w:rPr>
+        <w:t>1, -4, 1),</w:t>
+      </w:r>
+    </w:p>
+    <w:p>
+      <w:pPr>
+        <w:rPr>
+          <w:lang w:val="en-GB"/>
+        </w:rPr>
+      </w:pPr>
+      <w:r>
+        <w:rPr>
+          <w:lang w:val="en-GB"/>
+        </w:rPr>
+        <w:t xml:space="preserve">        </w:t>
+      </w:r>
+      <w:proofErr w:type="spellStart"/>
+      <w:proofErr w:type="gramStart"/>
+      <w:r>
+        <w:rPr>
+          <w:lang w:val="en-GB"/>
+        </w:rPr>
+        <w:t>intArrayOf</w:t>
+      </w:r>
+      <w:proofErr w:type="spellEnd"/>
+      <w:r>
+        <w:rPr>
+          <w:lang w:val="en-GB"/>
+        </w:rPr>
+        <w:t>(0,  1</w:t>
+      </w:r>
+      <w:proofErr w:type="gramEnd"/>
+      <w:r>
+        <w:rPr>
+          <w:lang w:val="en-GB"/>
+        </w:rPr>
+        <w:t>, 0)</w:t>
       </w:r>
     </w:p>
     <w:p>
@@ -6731,7 +11127,43 @@
         <w:rPr>
           <w:lang w:val="en-GB"/>
         </w:rPr>
-        <w:t xml:space="preserve">    val lap = DoubleArray(width * height)</w:t>
+        <w:t xml:space="preserve">    </w:t>
+      </w:r>
+      <w:proofErr w:type="spellStart"/>
+      <w:r>
+        <w:rPr>
+          <w:lang w:val="en-GB"/>
+        </w:rPr>
+        <w:t>val</w:t>
+      </w:r>
+      <w:proofErr w:type="spellEnd"/>
+      <w:r>
+        <w:rPr>
+          <w:lang w:val="en-GB"/>
+        </w:rPr>
+        <w:t xml:space="preserve"> lap = </w:t>
+      </w:r>
+      <w:proofErr w:type="spellStart"/>
+      <w:proofErr w:type="gramStart"/>
+      <w:r>
+        <w:rPr>
+          <w:lang w:val="en-GB"/>
+        </w:rPr>
+        <w:t>DoubleArray</w:t>
+      </w:r>
+      <w:proofErr w:type="spellEnd"/>
+      <w:r>
+        <w:rPr>
+          <w:lang w:val="en-GB"/>
+        </w:rPr>
+        <w:t>(</w:t>
+      </w:r>
+      <w:proofErr w:type="gramEnd"/>
+      <w:r>
+        <w:rPr>
+          <w:lang w:val="en-GB"/>
+        </w:rPr>
+        <w:t>width * height)</w:t>
       </w:r>
     </w:p>
     <w:p>
@@ -6790,73 +11222,272 @@
         <w:rPr>
           <w:lang w:val="en-GB"/>
         </w:rPr>
-        <w:lastRenderedPageBreak/>
-        <w:t xml:space="preserve">            for (ky in -1..1) {</w:t>
-      </w:r>
-    </w:p>
-    <w:p>
-      <w:pPr>
-        <w:rPr>
-          <w:lang w:val="en-GB"/>
-        </w:rPr>
-      </w:pPr>
-      <w:r>
-        <w:rPr>
-          <w:lang w:val="en-GB"/>
-        </w:rPr>
-        <w:t xml:space="preserve">                for (kx in -1..1) {</w:t>
-      </w:r>
-    </w:p>
-    <w:p>
-      <w:pPr>
-        <w:rPr>
-          <w:lang w:val="en-GB"/>
-        </w:rPr>
-      </w:pPr>
-      <w:r>
-        <w:rPr>
-          <w:lang w:val="en-GB"/>
-        </w:rPr>
-        <w:t xml:space="preserve">                    val px = x + kx</w:t>
-      </w:r>
-    </w:p>
-    <w:p>
-      <w:pPr>
-        <w:rPr>
-          <w:lang w:val="en-GB"/>
-        </w:rPr>
-      </w:pPr>
-      <w:r>
-        <w:rPr>
-          <w:lang w:val="en-GB"/>
-        </w:rPr>
-        <w:t xml:space="preserve">                    val py = y + ky</w:t>
-      </w:r>
-    </w:p>
-    <w:p>
-      <w:pPr>
-        <w:rPr>
-          <w:lang w:val="en-GB"/>
-        </w:rPr>
-      </w:pPr>
-      <w:r>
-        <w:rPr>
-          <w:lang w:val="en-GB"/>
-        </w:rPr>
-        <w:t xml:space="preserve">                    val weight = kernel[ky+1][kx+1]</w:t>
-      </w:r>
-    </w:p>
-    <w:p>
-      <w:pPr>
-        <w:rPr>
-          <w:lang w:val="en-GB"/>
-        </w:rPr>
-      </w:pPr>
-      <w:r>
-        <w:rPr>
-          <w:lang w:val="en-GB"/>
-        </w:rPr>
-        <w:t xml:space="preserve">                    sum += gray[py * width + px] * weight</w:t>
+        <w:t xml:space="preserve">            for (</w:t>
+      </w:r>
+      <w:proofErr w:type="spellStart"/>
+      <w:r>
+        <w:rPr>
+          <w:lang w:val="en-GB"/>
+        </w:rPr>
+        <w:t>ky</w:t>
+      </w:r>
+      <w:proofErr w:type="spellEnd"/>
+      <w:r>
+        <w:rPr>
+          <w:lang w:val="en-GB"/>
+        </w:rPr>
+        <w:t xml:space="preserve"> in -</w:t>
+      </w:r>
+      <w:proofErr w:type="gramStart"/>
+      <w:r>
+        <w:rPr>
+          <w:lang w:val="en-GB"/>
+        </w:rPr>
+        <w:t>1..</w:t>
+      </w:r>
+      <w:proofErr w:type="gramEnd"/>
+      <w:r>
+        <w:rPr>
+          <w:lang w:val="en-GB"/>
+        </w:rPr>
+        <w:t>1) {</w:t>
+      </w:r>
+    </w:p>
+    <w:p>
+      <w:pPr>
+        <w:rPr>
+          <w:lang w:val="en-GB"/>
+        </w:rPr>
+      </w:pPr>
+      <w:r>
+        <w:rPr>
+          <w:lang w:val="en-GB"/>
+        </w:rPr>
+        <w:t xml:space="preserve">                for (</w:t>
+      </w:r>
+      <w:proofErr w:type="spellStart"/>
+      <w:r>
+        <w:rPr>
+          <w:lang w:val="en-GB"/>
+        </w:rPr>
+        <w:t>kx</w:t>
+      </w:r>
+      <w:proofErr w:type="spellEnd"/>
+      <w:r>
+        <w:rPr>
+          <w:lang w:val="en-GB"/>
+        </w:rPr>
+        <w:t xml:space="preserve"> in -</w:t>
+      </w:r>
+      <w:proofErr w:type="gramStart"/>
+      <w:r>
+        <w:rPr>
+          <w:lang w:val="en-GB"/>
+        </w:rPr>
+        <w:t>1..</w:t>
+      </w:r>
+      <w:proofErr w:type="gramEnd"/>
+      <w:r>
+        <w:rPr>
+          <w:lang w:val="en-GB"/>
+        </w:rPr>
+        <w:t>1) {</w:t>
+      </w:r>
+    </w:p>
+    <w:p>
+      <w:pPr>
+        <w:rPr>
+          <w:lang w:val="en-GB"/>
+        </w:rPr>
+      </w:pPr>
+      <w:r>
+        <w:rPr>
+          <w:lang w:val="en-GB"/>
+        </w:rPr>
+        <w:t xml:space="preserve">                    </w:t>
+      </w:r>
+      <w:proofErr w:type="spellStart"/>
+      <w:r>
+        <w:rPr>
+          <w:lang w:val="en-GB"/>
+        </w:rPr>
+        <w:t>val</w:t>
+      </w:r>
+      <w:proofErr w:type="spellEnd"/>
+      <w:r>
+        <w:rPr>
+          <w:lang w:val="en-GB"/>
+        </w:rPr>
+        <w:t xml:space="preserve"> </w:t>
+      </w:r>
+      <w:proofErr w:type="spellStart"/>
+      <w:r>
+        <w:rPr>
+          <w:lang w:val="en-GB"/>
+        </w:rPr>
+        <w:t>px</w:t>
+      </w:r>
+      <w:proofErr w:type="spellEnd"/>
+      <w:r>
+        <w:rPr>
+          <w:lang w:val="en-GB"/>
+        </w:rPr>
+        <w:t xml:space="preserve"> = x + </w:t>
+      </w:r>
+      <w:proofErr w:type="spellStart"/>
+      <w:r>
+        <w:rPr>
+          <w:lang w:val="en-GB"/>
+        </w:rPr>
+        <w:t>kx</w:t>
+      </w:r>
+      <w:proofErr w:type="spellEnd"/>
+    </w:p>
+    <w:p>
+      <w:pPr>
+        <w:rPr>
+          <w:lang w:val="en-GB"/>
+        </w:rPr>
+      </w:pPr>
+      <w:r>
+        <w:rPr>
+          <w:lang w:val="en-GB"/>
+        </w:rPr>
+        <w:t xml:space="preserve">                    </w:t>
+      </w:r>
+      <w:proofErr w:type="spellStart"/>
+      <w:r>
+        <w:rPr>
+          <w:lang w:val="en-GB"/>
+        </w:rPr>
+        <w:t>val</w:t>
+      </w:r>
+      <w:proofErr w:type="spellEnd"/>
+      <w:r>
+        <w:rPr>
+          <w:lang w:val="en-GB"/>
+        </w:rPr>
+        <w:t xml:space="preserve"> </w:t>
+      </w:r>
+      <w:proofErr w:type="spellStart"/>
+      <w:r>
+        <w:rPr>
+          <w:lang w:val="en-GB"/>
+        </w:rPr>
+        <w:t>py</w:t>
+      </w:r>
+ 